--- a/Portfolio.docx
+++ b/Portfolio.docx
@@ -47,15 +47,7 @@
       </w:r>
       <w:r>
         <w:br/>
-        <w:t xml:space="preserve">Webbasierte Anwendung zur Verwaltung von Lernzielen und Themen mittels REST-API. Implementiert mit </w:t>
-      </w:r>
-      <w:proofErr w:type="spellStart"/>
-      <w:r>
-        <w:t>Flask</w:t>
-      </w:r>
-      <w:proofErr w:type="spellEnd"/>
-      <w:r>
-        <w:t xml:space="preserve"> (Backend) und statischem HTML/CSS-Frontend. Kernfunktionen: Token-basierte Authentifizierung, CRUD-Operationen für Themen/Lernziele, Prioritätsmanagement.</w:t>
+        <w:t>Webbasierte Anwendung zur Verwaltung von Lernzielen und Themen mittels REST-API. Implementiert mit Flask (Backend) und statischem HTML/CSS-Frontend. Kernfunktionen: Token-basierte Authentifizierung, CRUD-Operationen für Themen/Lernziele, Prioritätsmanagement.</w:t>
       </w:r>
     </w:p>
     <w:p>
@@ -189,23 +181,7 @@
         <w:t xml:space="preserve"> </w:t>
       </w:r>
       <w:r>
-        <w:t xml:space="preserve">in der Datenbank </w:t>
-      </w:r>
-      <w:proofErr w:type="spellStart"/>
-      <w:r>
-        <w:t>hadh</w:t>
-      </w:r>
-      <w:proofErr w:type="spellEnd"/>
-      <w:r>
-        <w:t xml:space="preserve">-pflichtig mit </w:t>
-      </w:r>
-      <w:proofErr w:type="spellStart"/>
-      <w:r>
-        <w:t>bcrypt</w:t>
-      </w:r>
-      <w:proofErr w:type="spellEnd"/>
-      <w:r>
-        <w:t xml:space="preserve"> gespeichert werden.</w:t>
+        <w:t>in der Datenbank hadh-pflichtig mit bcrypt gespeichert werden.</w:t>
       </w:r>
     </w:p>
     <w:p>
@@ -229,67 +205,22 @@
         </w:numPr>
       </w:pPr>
       <w:r>
-        <w:t xml:space="preserve">Die Cookies wurden so konfiguriert das durch </w:t>
-      </w:r>
-      <w:proofErr w:type="spellStart"/>
-      <w:r>
-        <w:t>HttpOnly</w:t>
-      </w:r>
-      <w:proofErr w:type="spellEnd"/>
-      <w:r>
-        <w:t xml:space="preserve">, Secure und </w:t>
-      </w:r>
-      <w:proofErr w:type="spellStart"/>
-      <w:r>
-        <w:t>SameSite</w:t>
-      </w:r>
-      <w:proofErr w:type="spellEnd"/>
-      <w:r>
-        <w:t xml:space="preserve">= </w:t>
-      </w:r>
-      <w:proofErr w:type="spellStart"/>
-      <w:r>
-        <w:t>Strict</w:t>
-      </w:r>
-      <w:proofErr w:type="spellEnd"/>
-      <w:r>
-        <w:t xml:space="preserve">, </w:t>
-      </w:r>
-      <w:r>
-        <w:t>dass Risiken, wie das Auslesen von Nutzerdaten (Cross-Site-Scripting) oder gefälschte Anfragen im Namen des Nutzers (Cross-Site-Request-</w:t>
-      </w:r>
-      <w:proofErr w:type="spellStart"/>
-      <w:r>
-        <w:t>Forgery</w:t>
-      </w:r>
-      <w:proofErr w:type="spellEnd"/>
-      <w:r>
-        <w:t>) minimiert werden.</w:t>
-      </w:r>
-    </w:p>
-    <w:p>
-      <w:r>
-        <w:t>Als ORM (</w:t>
-      </w:r>
-      <w:proofErr w:type="spellStart"/>
-      <w:r>
-        <w:t>Object</w:t>
-      </w:r>
-      <w:proofErr w:type="spellEnd"/>
-      <w:r>
-        <w:t xml:space="preserve">-Relational-Mapping) </w:t>
+        <w:t xml:space="preserve">Die Cookies wurden so konfiguriert das durch HttpOnly, Secure und SameSite= Strict, </w:t>
+      </w:r>
+      <w:r>
+        <w:t>dass Risiken, wie das Auslesen von Nutzerdaten (Cross-Site-Scripting) oder gefälschte Anfragen im Namen des Nutzers (Cross-Site-Request-Forgery) minimiert werden.</w:t>
+      </w:r>
+    </w:p>
+    <w:p>
+      <w:r>
+        <w:t xml:space="preserve">Als ORM (Object-Relational-Mapping) </w:t>
       </w:r>
       <w:r>
         <w:t>wurde</w:t>
       </w:r>
       <w:r>
-        <w:t xml:space="preserve"> auf </w:t>
-      </w:r>
-      <w:proofErr w:type="spellStart"/>
-      <w:r>
-        <w:t>SQLAlchemy</w:t>
-      </w:r>
-      <w:proofErr w:type="spellEnd"/>
+        <w:t xml:space="preserve"> auf SQLAlchemy</w:t>
+      </w:r>
       <w:r>
         <w:t xml:space="preserve"> gesetzt</w:t>
       </w:r>
@@ -331,7 +262,6 @@
           <w:bCs/>
         </w:rPr>
       </w:pPr>
-      <w:proofErr w:type="spellStart"/>
       <w:r>
         <w:t>gekommen.</w:t>
       </w:r>
@@ -340,15 +270,7 @@
           <w:b/>
           <w:bCs/>
         </w:rPr>
-        <w:t>Umsetzbare</w:t>
-      </w:r>
-      <w:proofErr w:type="spellEnd"/>
-      <w:r>
-        <w:rPr>
-          <w:b/>
-          <w:bCs/>
-        </w:rPr>
-        <w:t xml:space="preserve"> vs. nicht umgesetzte Anforderungen</w:t>
+        <w:t>Umsetzbare vs. nicht umgesetzte Anforderungen</w:t>
       </w:r>
     </w:p>
     <w:tbl>
@@ -796,15 +718,7 @@
           </w:tcPr>
           <w:p>
             <w:r>
-              <w:t>Pomodoro-</w:t>
-            </w:r>
-            <w:proofErr w:type="spellStart"/>
-            <w:r>
-              <w:t>Timer</w:t>
-            </w:r>
-            <w:proofErr w:type="spellEnd"/>
-            <w:r>
-              <w:t>: 25 Minuten lernen, 5 Minuten Pause</w:t>
+              <w:t>Pomodoro-Timer: 25 Minuten lernen, 5 Minuten Pause</w:t>
             </w:r>
           </w:p>
         </w:tc>
@@ -1383,15 +1297,7 @@
           </w:tcPr>
           <w:p>
             <w:r>
-              <w:t xml:space="preserve">Visuelle Auswertung: Diagramme zum Lernfortschritt (Balken- &amp; Kreisdiagramme), Entwicklung im Vergleich zu vorherigen Wochen, </w:t>
-            </w:r>
-            <w:proofErr w:type="spellStart"/>
-            <w:r>
-              <w:t>Heatmap</w:t>
-            </w:r>
-            <w:proofErr w:type="spellEnd"/>
-            <w:r>
-              <w:t xml:space="preserve"> für Lernaktivität</w:t>
+              <w:t>Visuelle Auswertung: Diagramme zum Lernfortschritt (Balken- &amp; Kreisdiagramme), Entwicklung im Vergleich zu vorherigen Wochen, Heatmap für Lernaktivität</w:t>
             </w:r>
           </w:p>
         </w:tc>
@@ -1535,15 +1441,7 @@
           </w:tcPr>
           <w:p>
             <w:r>
-              <w:t xml:space="preserve">Registrierung: Nutzer kann sich mit Vor- und </w:t>
-            </w:r>
-            <w:proofErr w:type="spellStart"/>
-            <w:r>
-              <w:t>nachname</w:t>
-            </w:r>
-            <w:proofErr w:type="spellEnd"/>
-            <w:r>
-              <w:t xml:space="preserve"> &amp; E-Mai und Passwort registrieren</w:t>
+              <w:t>Registrierung: Nutzer kann sich mit Vor- und nachname &amp; E-Mai und Passwort registrieren</w:t>
             </w:r>
           </w:p>
         </w:tc>
@@ -2036,11 +1934,9 @@
             <w:hideMark/>
           </w:tcPr>
           <w:p>
-            <w:proofErr w:type="spellStart"/>
             <w:r>
               <w:t>Endpoint</w:t>
             </w:r>
-            <w:proofErr w:type="spellEnd"/>
           </w:p>
         </w:tc>
         <w:tc>
@@ -2153,11 +2049,9 @@
             <w:hideMark/>
           </w:tcPr>
           <w:p>
-            <w:proofErr w:type="spellStart"/>
             <w:r>
               <w:t>comments</w:t>
             </w:r>
-            <w:proofErr w:type="spellEnd"/>
           </w:p>
         </w:tc>
       </w:tr>
@@ -2227,13 +2121,8 @@
           </w:tcPr>
           <w:p>
             <w:r>
-              <w:t>/</w:t>
-            </w:r>
-            <w:proofErr w:type="spellStart"/>
-            <w:r>
-              <w:t>login</w:t>
-            </w:r>
-            <w:proofErr w:type="spellEnd"/>
+              <w:t>/login</w:t>
+            </w:r>
           </w:p>
         </w:tc>
         <w:tc>
@@ -2255,47 +2144,7 @@
           </w:tcPr>
           <w:p>
             <w:r>
-              <w:t>{ "</w:t>
-            </w:r>
-            <w:proofErr w:type="spellStart"/>
-            <w:r>
-              <w:t>username</w:t>
-            </w:r>
-            <w:proofErr w:type="spellEnd"/>
-            <w:r>
-              <w:t>": "{</w:t>
-            </w:r>
-            <w:proofErr w:type="spellStart"/>
-            <w:r>
-              <w:t>username</w:t>
-            </w:r>
-            <w:proofErr w:type="spellEnd"/>
-            <w:r>
-              <w:t>}", "email": "{</w:t>
-            </w:r>
-            <w:proofErr w:type="gramStart"/>
-            <w:r>
-              <w:t>email</w:t>
-            </w:r>
-            <w:proofErr w:type="gramEnd"/>
-            <w:r>
-              <w:t>}", "</w:t>
-            </w:r>
-            <w:proofErr w:type="spellStart"/>
-            <w:r>
-              <w:t>password</w:t>
-            </w:r>
-            <w:proofErr w:type="spellEnd"/>
-            <w:r>
-              <w:t>": "{</w:t>
-            </w:r>
-            <w:proofErr w:type="spellStart"/>
-            <w:r>
-              <w:t>password</w:t>
-            </w:r>
-            <w:proofErr w:type="spellEnd"/>
-            <w:r>
-              <w:t>}" }</w:t>
+              <w:t>{ "username": "{username}", "email": "{email}", "password": "{password}" }</w:t>
             </w:r>
           </w:p>
         </w:tc>
@@ -2326,34 +2175,12 @@
               <w:rPr>
                 <w:lang w:val="en-US"/>
               </w:rPr>
-              <w:t xml:space="preserve">200 </w:t>
-            </w:r>
-            <w:proofErr w:type="gramStart"/>
-            <w:r>
-              <w:rPr>
-                <w:lang w:val="en-US"/>
-              </w:rPr>
-              <w:t>{ "</w:t>
-            </w:r>
-            <w:proofErr w:type="gramEnd"/>
-            <w:r>
-              <w:rPr>
-                <w:lang w:val="en-US"/>
-              </w:rPr>
-              <w:t>message": "Login successful", "redirect": "/index" }</w:t>
-            </w:r>
-          </w:p>
-          <w:p>
-            <w:r>
-              <w:t>401 { "</w:t>
-            </w:r>
-            <w:proofErr w:type="spellStart"/>
-            <w:r>
-              <w:t>message</w:t>
-            </w:r>
-            <w:proofErr w:type="spellEnd"/>
-            <w:r>
-              <w:t>": "Ungültige Anmeldedaten" }</w:t>
+              <w:t>200 { "message": "Login successful", "redirect": "/index" }</w:t>
+            </w:r>
+          </w:p>
+          <w:p>
+            <w:r>
+              <w:t>401 { "message": "Ungültige Anmeldedaten" }</w:t>
             </w:r>
           </w:p>
         </w:tc>
@@ -2514,13 +2341,8 @@
           </w:tcPr>
           <w:p>
             <w:r>
-              <w:t>/</w:t>
-            </w:r>
-            <w:proofErr w:type="spellStart"/>
-            <w:r>
-              <w:t>logout</w:t>
-            </w:r>
-            <w:proofErr w:type="spellEnd"/>
+              <w:t>/logout</w:t>
+            </w:r>
           </w:p>
         </w:tc>
         <w:tc>
@@ -2542,13 +2364,8 @@
           </w:tcPr>
           <w:p>
             <w:r>
-              <w:t xml:space="preserve">Cookie: </w:t>
-            </w:r>
-            <w:proofErr w:type="spellStart"/>
-            <w:r>
-              <w:t>auth_token</w:t>
-            </w:r>
-            <w:proofErr w:type="spellEnd"/>
+              <w:t>Cookie: auth_token</w:t>
+            </w:r>
           </w:p>
         </w:tc>
         <w:tc>
@@ -2578,21 +2395,7 @@
               <w:rPr>
                 <w:lang w:val="en-US"/>
               </w:rPr>
-              <w:t xml:space="preserve">200 </w:t>
-            </w:r>
-            <w:proofErr w:type="gramStart"/>
-            <w:r>
-              <w:rPr>
-                <w:lang w:val="en-US"/>
-              </w:rPr>
-              <w:t>{ "</w:t>
-            </w:r>
-            <w:proofErr w:type="gramEnd"/>
-            <w:r>
-              <w:rPr>
-                <w:lang w:val="en-US"/>
-              </w:rPr>
-              <w:t>message": "Logout successful" }</w:t>
+              <w:t>200 { "message": "Logout successful" }</w:t>
             </w:r>
           </w:p>
           <w:p>
@@ -2605,21 +2408,592 @@
               <w:rPr>
                 <w:lang w:val="en-US"/>
               </w:rPr>
-              <w:t xml:space="preserve">401 </w:t>
-            </w:r>
-            <w:proofErr w:type="gramStart"/>
+              <w:t>401 { "message": "Unauthorized" }</w:t>
+            </w:r>
+          </w:p>
+        </w:tc>
+        <w:tc>
+          <w:tcPr>
+            <w:tcW w:w="2226" w:type="dxa"/>
+            <w:tcBorders>
+              <w:top w:val="single" w:sz="8" w:space="0" w:color="000000"/>
+              <w:left w:val="single" w:sz="8" w:space="0" w:color="000000"/>
+              <w:bottom w:val="single" w:sz="8" w:space="0" w:color="000000"/>
+              <w:right w:val="single" w:sz="8" w:space="0" w:color="000000"/>
+            </w:tcBorders>
+            <w:tcMar>
+              <w:top w:w="100" w:type="dxa"/>
+              <w:left w:w="100" w:type="dxa"/>
+              <w:bottom w:w="100" w:type="dxa"/>
+              <w:right w:w="100" w:type="dxa"/>
+            </w:tcMar>
+            <w:hideMark/>
+          </w:tcPr>
+          <w:p>
+            <w:r>
+              <w:t>Löscht das Authentifizierungstoken</w:t>
+            </w:r>
+          </w:p>
+        </w:tc>
+      </w:tr>
+      <w:tr>
+        <w:tc>
+          <w:tcPr>
+            <w:tcW w:w="1792" w:type="dxa"/>
+            <w:tcBorders>
+              <w:top w:val="single" w:sz="8" w:space="0" w:color="000000"/>
+              <w:left w:val="single" w:sz="8" w:space="0" w:color="000000"/>
+              <w:bottom w:val="single" w:sz="8" w:space="0" w:color="000000"/>
+              <w:right w:val="single" w:sz="8" w:space="0" w:color="000000"/>
+            </w:tcBorders>
+            <w:tcMar>
+              <w:top w:w="100" w:type="dxa"/>
+              <w:left w:w="100" w:type="dxa"/>
+              <w:bottom w:w="100" w:type="dxa"/>
+              <w:right w:w="100" w:type="dxa"/>
+            </w:tcMar>
+            <w:hideMark/>
+          </w:tcPr>
+          <w:p>
+            <w:r>
+              <w:t>Register</w:t>
+            </w:r>
+          </w:p>
+        </w:tc>
+        <w:tc>
+          <w:tcPr>
+            <w:tcW w:w="879" w:type="dxa"/>
+            <w:tcBorders>
+              <w:top w:val="single" w:sz="8" w:space="0" w:color="000000"/>
+              <w:left w:val="single" w:sz="8" w:space="0" w:color="000000"/>
+              <w:bottom w:val="single" w:sz="8" w:space="0" w:color="000000"/>
+              <w:right w:val="single" w:sz="8" w:space="0" w:color="000000"/>
+            </w:tcBorders>
+            <w:tcMar>
+              <w:top w:w="100" w:type="dxa"/>
+              <w:left w:w="100" w:type="dxa"/>
+              <w:bottom w:w="100" w:type="dxa"/>
+              <w:right w:w="100" w:type="dxa"/>
+            </w:tcMar>
+            <w:hideMark/>
+          </w:tcPr>
+          <w:p>
+            <w:r>
+              <w:t>POST</w:t>
+            </w:r>
+          </w:p>
+        </w:tc>
+        <w:tc>
+          <w:tcPr>
+            <w:tcW w:w="0" w:type="auto"/>
+            <w:tcBorders>
+              <w:top w:val="single" w:sz="8" w:space="0" w:color="000000"/>
+              <w:left w:val="single" w:sz="8" w:space="0" w:color="000000"/>
+              <w:bottom w:val="single" w:sz="8" w:space="0" w:color="000000"/>
+              <w:right w:val="single" w:sz="8" w:space="0" w:color="000000"/>
+            </w:tcBorders>
+            <w:tcMar>
+              <w:top w:w="100" w:type="dxa"/>
+              <w:left w:w="100" w:type="dxa"/>
+              <w:bottom w:w="100" w:type="dxa"/>
+              <w:right w:w="100" w:type="dxa"/>
+            </w:tcMar>
+            <w:hideMark/>
+          </w:tcPr>
+          <w:p>
+            <w:r>
+              <w:t>/register</w:t>
+            </w:r>
+          </w:p>
+        </w:tc>
+        <w:tc>
+          <w:tcPr>
+            <w:tcW w:w="0" w:type="auto"/>
+            <w:tcBorders>
+              <w:top w:val="single" w:sz="8" w:space="0" w:color="000000"/>
+              <w:left w:val="single" w:sz="8" w:space="0" w:color="000000"/>
+              <w:bottom w:val="single" w:sz="8" w:space="0" w:color="000000"/>
+              <w:right w:val="single" w:sz="8" w:space="0" w:color="000000"/>
+            </w:tcBorders>
+            <w:tcMar>
+              <w:top w:w="100" w:type="dxa"/>
+              <w:left w:w="100" w:type="dxa"/>
+              <w:bottom w:w="100" w:type="dxa"/>
+              <w:right w:w="100" w:type="dxa"/>
+            </w:tcMar>
+            <w:hideMark/>
+          </w:tcPr>
+          <w:p>
+            <w:r>
+              <w:t>{ "username": "{username}", "email": "{email}", "password": "{password}" }</w:t>
+            </w:r>
+          </w:p>
+        </w:tc>
+        <w:tc>
+          <w:tcPr>
+            <w:tcW w:w="1829" w:type="dxa"/>
+            <w:tcBorders>
+              <w:top w:val="single" w:sz="8" w:space="0" w:color="000000"/>
+              <w:left w:val="single" w:sz="8" w:space="0" w:color="000000"/>
+              <w:bottom w:val="single" w:sz="8" w:space="0" w:color="000000"/>
+              <w:right w:val="single" w:sz="8" w:space="0" w:color="000000"/>
+            </w:tcBorders>
+            <w:tcMar>
+              <w:top w:w="100" w:type="dxa"/>
+              <w:left w:w="100" w:type="dxa"/>
+              <w:bottom w:w="100" w:type="dxa"/>
+              <w:right w:w="100" w:type="dxa"/>
+            </w:tcMar>
+            <w:hideMark/>
+          </w:tcPr>
+          <w:p>
+            <w:r>
+              <w:t>201 { "message": "Benutzer erfolgreich registriert" }</w:t>
+            </w:r>
+          </w:p>
+          <w:p>
+            <w:r>
+              <w:t>400 { "message": "Benutzername oder Email existiert bereits" }</w:t>
+            </w:r>
+          </w:p>
+          <w:p>
+            <w:r>
+              <w:t>500 { "message": "Ein Fehler ist aufgetreten" }</w:t>
+            </w:r>
+          </w:p>
+        </w:tc>
+        <w:tc>
+          <w:tcPr>
+            <w:tcW w:w="2226" w:type="dxa"/>
+            <w:tcBorders>
+              <w:top w:val="single" w:sz="8" w:space="0" w:color="000000"/>
+              <w:left w:val="single" w:sz="8" w:space="0" w:color="000000"/>
+              <w:bottom w:val="single" w:sz="8" w:space="0" w:color="000000"/>
+              <w:right w:val="single" w:sz="8" w:space="0" w:color="000000"/>
+            </w:tcBorders>
+            <w:tcMar>
+              <w:top w:w="100" w:type="dxa"/>
+              <w:left w:w="100" w:type="dxa"/>
+              <w:bottom w:w="100" w:type="dxa"/>
+              <w:right w:w="100" w:type="dxa"/>
+            </w:tcMar>
+            <w:hideMark/>
+          </w:tcPr>
+          <w:p>
+            <w:r>
+              <w:t>Erstellt einen neuen Benutzer</w:t>
+            </w:r>
+          </w:p>
+        </w:tc>
+      </w:tr>
+      <w:tr>
+        <w:tc>
+          <w:tcPr>
+            <w:tcW w:w="1792" w:type="dxa"/>
+            <w:tcBorders>
+              <w:top w:val="single" w:sz="8" w:space="0" w:color="000000"/>
+              <w:left w:val="single" w:sz="8" w:space="0" w:color="000000"/>
+              <w:bottom w:val="single" w:sz="8" w:space="0" w:color="000000"/>
+              <w:right w:val="single" w:sz="8" w:space="0" w:color="000000"/>
+            </w:tcBorders>
+            <w:tcMar>
+              <w:top w:w="100" w:type="dxa"/>
+              <w:left w:w="100" w:type="dxa"/>
+              <w:bottom w:w="100" w:type="dxa"/>
+              <w:right w:w="100" w:type="dxa"/>
+            </w:tcMar>
+            <w:hideMark/>
+          </w:tcPr>
+          <w:p>
+            <w:r>
+              <w:t>Topics</w:t>
+            </w:r>
+          </w:p>
+        </w:tc>
+        <w:tc>
+          <w:tcPr>
+            <w:tcW w:w="879" w:type="dxa"/>
+            <w:tcBorders>
+              <w:top w:val="single" w:sz="8" w:space="0" w:color="000000"/>
+              <w:left w:val="single" w:sz="8" w:space="0" w:color="000000"/>
+              <w:bottom w:val="single" w:sz="8" w:space="0" w:color="000000"/>
+              <w:right w:val="single" w:sz="8" w:space="0" w:color="000000"/>
+            </w:tcBorders>
+            <w:tcMar>
+              <w:top w:w="100" w:type="dxa"/>
+              <w:left w:w="100" w:type="dxa"/>
+              <w:bottom w:w="100" w:type="dxa"/>
+              <w:right w:w="100" w:type="dxa"/>
+            </w:tcMar>
+            <w:hideMark/>
+          </w:tcPr>
+          <w:p>
+            <w:r>
+              <w:t>GET</w:t>
+            </w:r>
+          </w:p>
+        </w:tc>
+        <w:tc>
+          <w:tcPr>
+            <w:tcW w:w="0" w:type="auto"/>
+            <w:tcBorders>
+              <w:top w:val="single" w:sz="8" w:space="0" w:color="000000"/>
+              <w:left w:val="single" w:sz="8" w:space="0" w:color="000000"/>
+              <w:bottom w:val="single" w:sz="8" w:space="0" w:color="000000"/>
+              <w:right w:val="single" w:sz="8" w:space="0" w:color="000000"/>
+            </w:tcBorders>
+            <w:tcMar>
+              <w:top w:w="100" w:type="dxa"/>
+              <w:left w:w="100" w:type="dxa"/>
+              <w:bottom w:w="100" w:type="dxa"/>
+              <w:right w:w="100" w:type="dxa"/>
+            </w:tcMar>
+            <w:hideMark/>
+          </w:tcPr>
+          <w:p>
+            <w:r>
+              <w:t>/topics</w:t>
+            </w:r>
+          </w:p>
+        </w:tc>
+        <w:tc>
+          <w:tcPr>
+            <w:tcW w:w="0" w:type="auto"/>
+            <w:tcBorders>
+              <w:top w:val="single" w:sz="8" w:space="0" w:color="000000"/>
+              <w:left w:val="single" w:sz="8" w:space="0" w:color="000000"/>
+              <w:bottom w:val="single" w:sz="8" w:space="0" w:color="000000"/>
+              <w:right w:val="single" w:sz="8" w:space="0" w:color="000000"/>
+            </w:tcBorders>
+            <w:tcMar>
+              <w:top w:w="100" w:type="dxa"/>
+              <w:left w:w="100" w:type="dxa"/>
+              <w:bottom w:w="100" w:type="dxa"/>
+              <w:right w:w="100" w:type="dxa"/>
+            </w:tcMar>
+            <w:hideMark/>
+          </w:tcPr>
+          <w:p>
+            <w:r>
+              <w:t>Cookie: auth_token</w:t>
+            </w:r>
+          </w:p>
+        </w:tc>
+        <w:tc>
+          <w:tcPr>
+            <w:tcW w:w="1829" w:type="dxa"/>
+            <w:tcBorders>
+              <w:top w:val="single" w:sz="8" w:space="0" w:color="000000"/>
+              <w:left w:val="single" w:sz="8" w:space="0" w:color="000000"/>
+              <w:bottom w:val="single" w:sz="8" w:space="0" w:color="000000"/>
+              <w:right w:val="single" w:sz="8" w:space="0" w:color="000000"/>
+            </w:tcBorders>
+            <w:tcMar>
+              <w:top w:w="100" w:type="dxa"/>
+              <w:left w:w="100" w:type="dxa"/>
+              <w:bottom w:w="100" w:type="dxa"/>
+              <w:right w:w="100" w:type="dxa"/>
+            </w:tcMar>
+            <w:hideMark/>
+          </w:tcPr>
+          <w:p>
+            <w:r>
+              <w:t>200 [ { "id": 1, "name": "Topic1", "priority": 1 }, {...} ]</w:t>
+            </w:r>
+          </w:p>
+        </w:tc>
+        <w:tc>
+          <w:tcPr>
+            <w:tcW w:w="2226" w:type="dxa"/>
+            <w:tcBorders>
+              <w:top w:val="single" w:sz="8" w:space="0" w:color="000000"/>
+              <w:left w:val="single" w:sz="8" w:space="0" w:color="000000"/>
+              <w:bottom w:val="single" w:sz="8" w:space="0" w:color="000000"/>
+              <w:right w:val="single" w:sz="8" w:space="0" w:color="000000"/>
+            </w:tcBorders>
+            <w:tcMar>
+              <w:top w:w="100" w:type="dxa"/>
+              <w:left w:w="100" w:type="dxa"/>
+              <w:bottom w:w="100" w:type="dxa"/>
+              <w:right w:w="100" w:type="dxa"/>
+            </w:tcMar>
+            <w:hideMark/>
+          </w:tcPr>
+          <w:p>
+            <w:r>
+              <w:t>Gibt alle Themen des Benutzers zurück</w:t>
+            </w:r>
+          </w:p>
+        </w:tc>
+      </w:tr>
+      <w:tr>
+        <w:tc>
+          <w:tcPr>
+            <w:tcW w:w="1792" w:type="dxa"/>
+            <w:tcBorders>
+              <w:top w:val="single" w:sz="8" w:space="0" w:color="000000"/>
+              <w:left w:val="single" w:sz="8" w:space="0" w:color="000000"/>
+              <w:bottom w:val="single" w:sz="8" w:space="0" w:color="000000"/>
+              <w:right w:val="single" w:sz="8" w:space="0" w:color="000000"/>
+            </w:tcBorders>
+            <w:tcMar>
+              <w:top w:w="100" w:type="dxa"/>
+              <w:left w:w="100" w:type="dxa"/>
+              <w:bottom w:w="100" w:type="dxa"/>
+              <w:right w:w="100" w:type="dxa"/>
+            </w:tcMar>
+            <w:hideMark/>
+          </w:tcPr>
+          <w:p>
+            <w:r>
+              <w:t>Topic</w:t>
+            </w:r>
+            <w:r>
+              <w:t>s</w:t>
+            </w:r>
+          </w:p>
+        </w:tc>
+        <w:tc>
+          <w:tcPr>
+            <w:tcW w:w="879" w:type="dxa"/>
+            <w:tcBorders>
+              <w:top w:val="single" w:sz="8" w:space="0" w:color="000000"/>
+              <w:left w:val="single" w:sz="8" w:space="0" w:color="000000"/>
+              <w:bottom w:val="single" w:sz="8" w:space="0" w:color="000000"/>
+              <w:right w:val="single" w:sz="8" w:space="0" w:color="000000"/>
+            </w:tcBorders>
+            <w:tcMar>
+              <w:top w:w="100" w:type="dxa"/>
+              <w:left w:w="100" w:type="dxa"/>
+              <w:bottom w:w="100" w:type="dxa"/>
+              <w:right w:w="100" w:type="dxa"/>
+            </w:tcMar>
+            <w:hideMark/>
+          </w:tcPr>
+          <w:p>
+            <w:r>
+              <w:t>POST</w:t>
+            </w:r>
+          </w:p>
+        </w:tc>
+        <w:tc>
+          <w:tcPr>
+            <w:tcW w:w="0" w:type="auto"/>
+            <w:tcBorders>
+              <w:top w:val="single" w:sz="8" w:space="0" w:color="000000"/>
+              <w:left w:val="single" w:sz="8" w:space="0" w:color="000000"/>
+              <w:bottom w:val="single" w:sz="8" w:space="0" w:color="000000"/>
+              <w:right w:val="single" w:sz="8" w:space="0" w:color="000000"/>
+            </w:tcBorders>
+            <w:tcMar>
+              <w:top w:w="100" w:type="dxa"/>
+              <w:left w:w="100" w:type="dxa"/>
+              <w:bottom w:w="100" w:type="dxa"/>
+              <w:right w:w="100" w:type="dxa"/>
+            </w:tcMar>
+            <w:hideMark/>
+          </w:tcPr>
+          <w:p>
+            <w:r>
+              <w:t>/topics</w:t>
+            </w:r>
+          </w:p>
+        </w:tc>
+        <w:tc>
+          <w:tcPr>
+            <w:tcW w:w="0" w:type="auto"/>
+            <w:tcBorders>
+              <w:top w:val="single" w:sz="8" w:space="0" w:color="000000"/>
+              <w:left w:val="single" w:sz="8" w:space="0" w:color="000000"/>
+              <w:bottom w:val="single" w:sz="8" w:space="0" w:color="000000"/>
+              <w:right w:val="single" w:sz="8" w:space="0" w:color="000000"/>
+            </w:tcBorders>
+            <w:tcMar>
+              <w:top w:w="100" w:type="dxa"/>
+              <w:left w:w="100" w:type="dxa"/>
+              <w:bottom w:w="100" w:type="dxa"/>
+              <w:right w:w="100" w:type="dxa"/>
+            </w:tcMar>
+            <w:hideMark/>
+          </w:tcPr>
+          <w:p>
+            <w:r>
+              <w:t>{ "title": "{title}", "priority": {priority} }</w:t>
+            </w:r>
+          </w:p>
+        </w:tc>
+        <w:tc>
+          <w:tcPr>
+            <w:tcW w:w="1829" w:type="dxa"/>
+            <w:tcBorders>
+              <w:top w:val="single" w:sz="8" w:space="0" w:color="000000"/>
+              <w:left w:val="single" w:sz="8" w:space="0" w:color="000000"/>
+              <w:bottom w:val="single" w:sz="8" w:space="0" w:color="000000"/>
+              <w:right w:val="single" w:sz="8" w:space="0" w:color="000000"/>
+            </w:tcBorders>
+            <w:tcMar>
+              <w:top w:w="100" w:type="dxa"/>
+              <w:left w:w="100" w:type="dxa"/>
+              <w:bottom w:w="100" w:type="dxa"/>
+              <w:right w:w="100" w:type="dxa"/>
+            </w:tcMar>
+            <w:hideMark/>
+          </w:tcPr>
+          <w:p>
+            <w:r>
+              <w:t>201 { "message": "Thema erfolgreich erstellt", "topic_id": 1 }</w:t>
+            </w:r>
+          </w:p>
+          <w:p>
+            <w:r>
+              <w:t>400 { "error": "Titel ist erforderlich" }</w:t>
+            </w:r>
+          </w:p>
+        </w:tc>
+        <w:tc>
+          <w:tcPr>
+            <w:tcW w:w="2226" w:type="dxa"/>
+            <w:tcBorders>
+              <w:top w:val="single" w:sz="8" w:space="0" w:color="000000"/>
+              <w:left w:val="single" w:sz="8" w:space="0" w:color="000000"/>
+              <w:bottom w:val="single" w:sz="8" w:space="0" w:color="000000"/>
+              <w:right w:val="single" w:sz="8" w:space="0" w:color="000000"/>
+            </w:tcBorders>
+            <w:tcMar>
+              <w:top w:w="100" w:type="dxa"/>
+              <w:left w:w="100" w:type="dxa"/>
+              <w:bottom w:w="100" w:type="dxa"/>
+              <w:right w:w="100" w:type="dxa"/>
+            </w:tcMar>
+            <w:hideMark/>
+          </w:tcPr>
+          <w:p>
+            <w:r>
+              <w:t>Erstellt ein neues Thema</w:t>
+            </w:r>
+          </w:p>
+        </w:tc>
+      </w:tr>
+      <w:tr>
+        <w:tc>
+          <w:tcPr>
+            <w:tcW w:w="1792" w:type="dxa"/>
+            <w:tcBorders>
+              <w:top w:val="single" w:sz="8" w:space="0" w:color="000000"/>
+              <w:left w:val="single" w:sz="8" w:space="0" w:color="000000"/>
+              <w:bottom w:val="single" w:sz="8" w:space="0" w:color="000000"/>
+              <w:right w:val="single" w:sz="8" w:space="0" w:color="000000"/>
+            </w:tcBorders>
+            <w:tcMar>
+              <w:top w:w="100" w:type="dxa"/>
+              <w:left w:w="100" w:type="dxa"/>
+              <w:bottom w:w="100" w:type="dxa"/>
+              <w:right w:w="100" w:type="dxa"/>
+            </w:tcMar>
+            <w:hideMark/>
+          </w:tcPr>
+          <w:p>
+            <w:r>
+              <w:lastRenderedPageBreak/>
+              <w:t>Learning Goals</w:t>
+            </w:r>
+          </w:p>
+        </w:tc>
+        <w:tc>
+          <w:tcPr>
+            <w:tcW w:w="879" w:type="dxa"/>
+            <w:tcBorders>
+              <w:top w:val="single" w:sz="8" w:space="0" w:color="000000"/>
+              <w:left w:val="single" w:sz="8" w:space="0" w:color="000000"/>
+              <w:bottom w:val="single" w:sz="8" w:space="0" w:color="000000"/>
+              <w:right w:val="single" w:sz="8" w:space="0" w:color="000000"/>
+            </w:tcBorders>
+            <w:tcMar>
+              <w:top w:w="100" w:type="dxa"/>
+              <w:left w:w="100" w:type="dxa"/>
+              <w:bottom w:w="100" w:type="dxa"/>
+              <w:right w:w="100" w:type="dxa"/>
+            </w:tcMar>
+            <w:hideMark/>
+          </w:tcPr>
+          <w:p>
+            <w:r>
+              <w:t>GET</w:t>
+            </w:r>
+          </w:p>
+        </w:tc>
+        <w:tc>
+          <w:tcPr>
+            <w:tcW w:w="0" w:type="auto"/>
+            <w:tcBorders>
+              <w:top w:val="single" w:sz="8" w:space="0" w:color="000000"/>
+              <w:left w:val="single" w:sz="8" w:space="0" w:color="000000"/>
+              <w:bottom w:val="single" w:sz="8" w:space="0" w:color="000000"/>
+              <w:right w:val="single" w:sz="8" w:space="0" w:color="000000"/>
+            </w:tcBorders>
+            <w:tcMar>
+              <w:top w:w="100" w:type="dxa"/>
+              <w:left w:w="100" w:type="dxa"/>
+              <w:bottom w:w="100" w:type="dxa"/>
+              <w:right w:w="100" w:type="dxa"/>
+            </w:tcMar>
+            <w:hideMark/>
+          </w:tcPr>
+          <w:p>
+            <w:r>
+              <w:t>/learning_goals</w:t>
+            </w:r>
+          </w:p>
+        </w:tc>
+        <w:tc>
+          <w:tcPr>
+            <w:tcW w:w="0" w:type="auto"/>
+            <w:tcBorders>
+              <w:top w:val="single" w:sz="8" w:space="0" w:color="000000"/>
+              <w:left w:val="single" w:sz="8" w:space="0" w:color="000000"/>
+              <w:bottom w:val="single" w:sz="8" w:space="0" w:color="000000"/>
+              <w:right w:val="single" w:sz="8" w:space="0" w:color="000000"/>
+            </w:tcBorders>
+            <w:tcMar>
+              <w:top w:w="100" w:type="dxa"/>
+              <w:left w:w="100" w:type="dxa"/>
+              <w:bottom w:w="100" w:type="dxa"/>
+              <w:right w:w="100" w:type="dxa"/>
+            </w:tcMar>
+            <w:hideMark/>
+          </w:tcPr>
+          <w:p>
+            <w:r>
+              <w:t>Cookie: auth_token</w:t>
+            </w:r>
+          </w:p>
+        </w:tc>
+        <w:tc>
+          <w:tcPr>
+            <w:tcW w:w="1829" w:type="dxa"/>
+            <w:tcBorders>
+              <w:top w:val="single" w:sz="8" w:space="0" w:color="000000"/>
+              <w:left w:val="single" w:sz="8" w:space="0" w:color="000000"/>
+              <w:bottom w:val="single" w:sz="8" w:space="0" w:color="000000"/>
+              <w:right w:val="single" w:sz="8" w:space="0" w:color="000000"/>
+            </w:tcBorders>
+            <w:tcMar>
+              <w:top w:w="100" w:type="dxa"/>
+              <w:left w:w="100" w:type="dxa"/>
+              <w:bottom w:w="100" w:type="dxa"/>
+              <w:right w:w="100" w:type="dxa"/>
+            </w:tcMar>
+            <w:hideMark/>
+          </w:tcPr>
+          <w:p>
             <w:r>
               <w:rPr>
                 <w:lang w:val="en-US"/>
               </w:rPr>
-              <w:t>{ "</w:t>
-            </w:r>
-            <w:proofErr w:type="gramEnd"/>
-            <w:r>
-              <w:rPr>
-                <w:lang w:val="en-US"/>
-              </w:rPr>
-              <w:t>message": "Unauthorized" }</w:t>
+              <w:t xml:space="preserve">200 [ { "id": 1, "topic_name": "Math", "description": "Algebra lernen", "deadline": "2025-06-01" }, {...} </w:t>
+            </w:r>
+            <w:r>
+              <w:t>]</w:t>
             </w:r>
           </w:p>
         </w:tc>
@@ -2642,7 +3016,7 @@
           </w:tcPr>
           <w:p>
             <w:r>
-              <w:t>Löscht das Authentifizierungstoken</w:t>
+              <w:t>Gibt alle Lernziele des Benutzers zurück</w:t>
             </w:r>
           </w:p>
         </w:tc>
@@ -2667,7 +3041,10 @@
           </w:tcPr>
           <w:p>
             <w:r>
-              <w:t>Register</w:t>
+              <w:t>Learning Goal</w:t>
+            </w:r>
+            <w:r>
+              <w:t>s</w:t>
             </w:r>
           </w:p>
         </w:tc>
@@ -2713,13 +3090,8 @@
           </w:tcPr>
           <w:p>
             <w:r>
-              <w:t>/</w:t>
-            </w:r>
-            <w:proofErr w:type="spellStart"/>
-            <w:r>
-              <w:t>register</w:t>
-            </w:r>
-            <w:proofErr w:type="spellEnd"/>
+              <w:t>/learning_goals</w:t>
+            </w:r>
           </w:p>
         </w:tc>
         <w:tc>
@@ -2741,47 +3113,7 @@
           </w:tcPr>
           <w:p>
             <w:r>
-              <w:t>{ "</w:t>
-            </w:r>
-            <w:proofErr w:type="spellStart"/>
-            <w:r>
-              <w:t>username</w:t>
-            </w:r>
-            <w:proofErr w:type="spellEnd"/>
-            <w:r>
-              <w:t>": "{</w:t>
-            </w:r>
-            <w:proofErr w:type="spellStart"/>
-            <w:r>
-              <w:t>username</w:t>
-            </w:r>
-            <w:proofErr w:type="spellEnd"/>
-            <w:r>
-              <w:t>}", "email": "{</w:t>
-            </w:r>
-            <w:proofErr w:type="gramStart"/>
-            <w:r>
-              <w:t>email</w:t>
-            </w:r>
-            <w:proofErr w:type="gramEnd"/>
-            <w:r>
-              <w:t>}", "</w:t>
-            </w:r>
-            <w:proofErr w:type="spellStart"/>
-            <w:r>
-              <w:t>password</w:t>
-            </w:r>
-            <w:proofErr w:type="spellEnd"/>
-            <w:r>
-              <w:t>": "{</w:t>
-            </w:r>
-            <w:proofErr w:type="spellStart"/>
-            <w:r>
-              <w:t>password</w:t>
-            </w:r>
-            <w:proofErr w:type="spellEnd"/>
-            <w:r>
-              <w:t>}" }</w:t>
+              <w:t>{ "topic_id": 1, "description": "Algebra lernen", "deadline": "2025-06-01" }</w:t>
             </w:r>
           </w:p>
         </w:tc>
@@ -2804,847 +3136,17 @@
           </w:tcPr>
           <w:p>
             <w:r>
-              <w:t>201 { "</w:t>
-            </w:r>
-            <w:proofErr w:type="spellStart"/>
-            <w:r>
-              <w:t>message</w:t>
-            </w:r>
-            <w:proofErr w:type="spellEnd"/>
-            <w:r>
-              <w:t>": "Benutzer erfolgreich registriert" }</w:t>
-            </w:r>
-          </w:p>
-          <w:p>
-            <w:r>
-              <w:t>400 { "</w:t>
-            </w:r>
-            <w:proofErr w:type="spellStart"/>
-            <w:r>
-              <w:t>message</w:t>
-            </w:r>
-            <w:proofErr w:type="spellEnd"/>
-            <w:r>
-              <w:t xml:space="preserve">": "Benutzername oder </w:t>
-            </w:r>
-            <w:proofErr w:type="gramStart"/>
-            <w:r>
-              <w:t>Email</w:t>
-            </w:r>
-            <w:proofErr w:type="gramEnd"/>
-            <w:r>
-              <w:t xml:space="preserve"> existiert bereits" }</w:t>
-            </w:r>
-          </w:p>
-          <w:p>
-            <w:r>
-              <w:t>500 { "</w:t>
-            </w:r>
-            <w:proofErr w:type="spellStart"/>
-            <w:r>
-              <w:t>message</w:t>
-            </w:r>
-            <w:proofErr w:type="spellEnd"/>
-            <w:r>
-              <w:t>": "Ein Fehler ist aufgetreten" }</w:t>
-            </w:r>
-          </w:p>
-        </w:tc>
-        <w:tc>
-          <w:tcPr>
-            <w:tcW w:w="2226" w:type="dxa"/>
-            <w:tcBorders>
-              <w:top w:val="single" w:sz="8" w:space="0" w:color="000000"/>
-              <w:left w:val="single" w:sz="8" w:space="0" w:color="000000"/>
-              <w:bottom w:val="single" w:sz="8" w:space="0" w:color="000000"/>
-              <w:right w:val="single" w:sz="8" w:space="0" w:color="000000"/>
-            </w:tcBorders>
-            <w:tcMar>
-              <w:top w:w="100" w:type="dxa"/>
-              <w:left w:w="100" w:type="dxa"/>
-              <w:bottom w:w="100" w:type="dxa"/>
-              <w:right w:w="100" w:type="dxa"/>
-            </w:tcMar>
-            <w:hideMark/>
-          </w:tcPr>
-          <w:p>
-            <w:r>
-              <w:t>Erstellt einen neuen Benutzer</w:t>
-            </w:r>
-          </w:p>
-        </w:tc>
-      </w:tr>
-      <w:tr>
-        <w:tc>
-          <w:tcPr>
-            <w:tcW w:w="1792" w:type="dxa"/>
-            <w:tcBorders>
-              <w:top w:val="single" w:sz="8" w:space="0" w:color="000000"/>
-              <w:left w:val="single" w:sz="8" w:space="0" w:color="000000"/>
-              <w:bottom w:val="single" w:sz="8" w:space="0" w:color="000000"/>
-              <w:right w:val="single" w:sz="8" w:space="0" w:color="000000"/>
-            </w:tcBorders>
-            <w:tcMar>
-              <w:top w:w="100" w:type="dxa"/>
-              <w:left w:w="100" w:type="dxa"/>
-              <w:bottom w:w="100" w:type="dxa"/>
-              <w:right w:w="100" w:type="dxa"/>
-            </w:tcMar>
-            <w:hideMark/>
-          </w:tcPr>
-          <w:p>
-            <w:r>
-              <w:t>Topics</w:t>
-            </w:r>
-          </w:p>
-        </w:tc>
-        <w:tc>
-          <w:tcPr>
-            <w:tcW w:w="879" w:type="dxa"/>
-            <w:tcBorders>
-              <w:top w:val="single" w:sz="8" w:space="0" w:color="000000"/>
-              <w:left w:val="single" w:sz="8" w:space="0" w:color="000000"/>
-              <w:bottom w:val="single" w:sz="8" w:space="0" w:color="000000"/>
-              <w:right w:val="single" w:sz="8" w:space="0" w:color="000000"/>
-            </w:tcBorders>
-            <w:tcMar>
-              <w:top w:w="100" w:type="dxa"/>
-              <w:left w:w="100" w:type="dxa"/>
-              <w:bottom w:w="100" w:type="dxa"/>
-              <w:right w:w="100" w:type="dxa"/>
-            </w:tcMar>
-            <w:hideMark/>
-          </w:tcPr>
-          <w:p>
-            <w:r>
-              <w:t>GET</w:t>
-            </w:r>
-          </w:p>
-        </w:tc>
-        <w:tc>
-          <w:tcPr>
-            <w:tcW w:w="0" w:type="auto"/>
-            <w:tcBorders>
-              <w:top w:val="single" w:sz="8" w:space="0" w:color="000000"/>
-              <w:left w:val="single" w:sz="8" w:space="0" w:color="000000"/>
-              <w:bottom w:val="single" w:sz="8" w:space="0" w:color="000000"/>
-              <w:right w:val="single" w:sz="8" w:space="0" w:color="000000"/>
-            </w:tcBorders>
-            <w:tcMar>
-              <w:top w:w="100" w:type="dxa"/>
-              <w:left w:w="100" w:type="dxa"/>
-              <w:bottom w:w="100" w:type="dxa"/>
-              <w:right w:w="100" w:type="dxa"/>
-            </w:tcMar>
-            <w:hideMark/>
-          </w:tcPr>
-          <w:p>
-            <w:r>
-              <w:t>/</w:t>
-            </w:r>
-            <w:proofErr w:type="spellStart"/>
-            <w:r>
-              <w:t>topics</w:t>
-            </w:r>
-            <w:proofErr w:type="spellEnd"/>
-          </w:p>
-        </w:tc>
-        <w:tc>
-          <w:tcPr>
-            <w:tcW w:w="0" w:type="auto"/>
-            <w:tcBorders>
-              <w:top w:val="single" w:sz="8" w:space="0" w:color="000000"/>
-              <w:left w:val="single" w:sz="8" w:space="0" w:color="000000"/>
-              <w:bottom w:val="single" w:sz="8" w:space="0" w:color="000000"/>
-              <w:right w:val="single" w:sz="8" w:space="0" w:color="000000"/>
-            </w:tcBorders>
-            <w:tcMar>
-              <w:top w:w="100" w:type="dxa"/>
-              <w:left w:w="100" w:type="dxa"/>
-              <w:bottom w:w="100" w:type="dxa"/>
-              <w:right w:w="100" w:type="dxa"/>
-            </w:tcMar>
-            <w:hideMark/>
-          </w:tcPr>
-          <w:p>
-            <w:r>
-              <w:t xml:space="preserve">Cookie: </w:t>
-            </w:r>
-            <w:proofErr w:type="spellStart"/>
-            <w:r>
-              <w:t>auth_token</w:t>
-            </w:r>
-            <w:proofErr w:type="spellEnd"/>
-          </w:p>
-        </w:tc>
-        <w:tc>
-          <w:tcPr>
-            <w:tcW w:w="1829" w:type="dxa"/>
-            <w:tcBorders>
-              <w:top w:val="single" w:sz="8" w:space="0" w:color="000000"/>
-              <w:left w:val="single" w:sz="8" w:space="0" w:color="000000"/>
-              <w:bottom w:val="single" w:sz="8" w:space="0" w:color="000000"/>
-              <w:right w:val="single" w:sz="8" w:space="0" w:color="000000"/>
-            </w:tcBorders>
-            <w:tcMar>
-              <w:top w:w="100" w:type="dxa"/>
-              <w:left w:w="100" w:type="dxa"/>
-              <w:bottom w:w="100" w:type="dxa"/>
-              <w:right w:w="100" w:type="dxa"/>
-            </w:tcMar>
-            <w:hideMark/>
-          </w:tcPr>
-          <w:p>
-            <w:r>
-              <w:t>200 [ { "</w:t>
-            </w:r>
-            <w:proofErr w:type="spellStart"/>
-            <w:r>
-              <w:t>id</w:t>
-            </w:r>
-            <w:proofErr w:type="spellEnd"/>
-            <w:r>
-              <w:t>": 1, "</w:t>
-            </w:r>
-            <w:proofErr w:type="spellStart"/>
-            <w:r>
-              <w:t>name</w:t>
-            </w:r>
-            <w:proofErr w:type="spellEnd"/>
-            <w:r>
-              <w:t>": "Topic1", "</w:t>
-            </w:r>
-            <w:proofErr w:type="spellStart"/>
-            <w:r>
-              <w:t>priority</w:t>
-            </w:r>
-            <w:proofErr w:type="spellEnd"/>
-            <w:r>
-              <w:t>": 1 }, {...} ]</w:t>
-            </w:r>
-          </w:p>
-        </w:tc>
-        <w:tc>
-          <w:tcPr>
-            <w:tcW w:w="2226" w:type="dxa"/>
-            <w:tcBorders>
-              <w:top w:val="single" w:sz="8" w:space="0" w:color="000000"/>
-              <w:left w:val="single" w:sz="8" w:space="0" w:color="000000"/>
-              <w:bottom w:val="single" w:sz="8" w:space="0" w:color="000000"/>
-              <w:right w:val="single" w:sz="8" w:space="0" w:color="000000"/>
-            </w:tcBorders>
-            <w:tcMar>
-              <w:top w:w="100" w:type="dxa"/>
-              <w:left w:w="100" w:type="dxa"/>
-              <w:bottom w:w="100" w:type="dxa"/>
-              <w:right w:w="100" w:type="dxa"/>
-            </w:tcMar>
-            <w:hideMark/>
-          </w:tcPr>
-          <w:p>
-            <w:r>
-              <w:t>Gibt alle Themen des Benutzers zurück</w:t>
-            </w:r>
-          </w:p>
-        </w:tc>
-      </w:tr>
-      <w:tr>
-        <w:tc>
-          <w:tcPr>
-            <w:tcW w:w="1792" w:type="dxa"/>
-            <w:tcBorders>
-              <w:top w:val="single" w:sz="8" w:space="0" w:color="000000"/>
-              <w:left w:val="single" w:sz="8" w:space="0" w:color="000000"/>
-              <w:bottom w:val="single" w:sz="8" w:space="0" w:color="000000"/>
-              <w:right w:val="single" w:sz="8" w:space="0" w:color="000000"/>
-            </w:tcBorders>
-            <w:tcMar>
-              <w:top w:w="100" w:type="dxa"/>
-              <w:left w:w="100" w:type="dxa"/>
-              <w:bottom w:w="100" w:type="dxa"/>
-              <w:right w:w="100" w:type="dxa"/>
-            </w:tcMar>
-            <w:hideMark/>
-          </w:tcPr>
-          <w:p>
-            <w:r>
-              <w:t>Topic</w:t>
-            </w:r>
-          </w:p>
-        </w:tc>
-        <w:tc>
-          <w:tcPr>
-            <w:tcW w:w="879" w:type="dxa"/>
-            <w:tcBorders>
-              <w:top w:val="single" w:sz="8" w:space="0" w:color="000000"/>
-              <w:left w:val="single" w:sz="8" w:space="0" w:color="000000"/>
-              <w:bottom w:val="single" w:sz="8" w:space="0" w:color="000000"/>
-              <w:right w:val="single" w:sz="8" w:space="0" w:color="000000"/>
-            </w:tcBorders>
-            <w:tcMar>
-              <w:top w:w="100" w:type="dxa"/>
-              <w:left w:w="100" w:type="dxa"/>
-              <w:bottom w:w="100" w:type="dxa"/>
-              <w:right w:w="100" w:type="dxa"/>
-            </w:tcMar>
-            <w:hideMark/>
-          </w:tcPr>
-          <w:p>
-            <w:r>
-              <w:t>POST</w:t>
-            </w:r>
-          </w:p>
-        </w:tc>
-        <w:tc>
-          <w:tcPr>
-            <w:tcW w:w="0" w:type="auto"/>
-            <w:tcBorders>
-              <w:top w:val="single" w:sz="8" w:space="0" w:color="000000"/>
-              <w:left w:val="single" w:sz="8" w:space="0" w:color="000000"/>
-              <w:bottom w:val="single" w:sz="8" w:space="0" w:color="000000"/>
-              <w:right w:val="single" w:sz="8" w:space="0" w:color="000000"/>
-            </w:tcBorders>
-            <w:tcMar>
-              <w:top w:w="100" w:type="dxa"/>
-              <w:left w:w="100" w:type="dxa"/>
-              <w:bottom w:w="100" w:type="dxa"/>
-              <w:right w:w="100" w:type="dxa"/>
-            </w:tcMar>
-            <w:hideMark/>
-          </w:tcPr>
-          <w:p>
-            <w:r>
-              <w:t>/</w:t>
-            </w:r>
-            <w:proofErr w:type="spellStart"/>
-            <w:r>
-              <w:t>topics</w:t>
-            </w:r>
-            <w:proofErr w:type="spellEnd"/>
-          </w:p>
-        </w:tc>
-        <w:tc>
-          <w:tcPr>
-            <w:tcW w:w="0" w:type="auto"/>
-            <w:tcBorders>
-              <w:top w:val="single" w:sz="8" w:space="0" w:color="000000"/>
-              <w:left w:val="single" w:sz="8" w:space="0" w:color="000000"/>
-              <w:bottom w:val="single" w:sz="8" w:space="0" w:color="000000"/>
-              <w:right w:val="single" w:sz="8" w:space="0" w:color="000000"/>
-            </w:tcBorders>
-            <w:tcMar>
-              <w:top w:w="100" w:type="dxa"/>
-              <w:left w:w="100" w:type="dxa"/>
-              <w:bottom w:w="100" w:type="dxa"/>
-              <w:right w:w="100" w:type="dxa"/>
-            </w:tcMar>
-            <w:hideMark/>
-          </w:tcPr>
-          <w:p>
-            <w:r>
-              <w:t>{ "title": "{title}", "</w:t>
-            </w:r>
-            <w:proofErr w:type="spellStart"/>
-            <w:r>
-              <w:t>priority</w:t>
-            </w:r>
-            <w:proofErr w:type="spellEnd"/>
-            <w:r>
-              <w:t>": {</w:t>
-            </w:r>
-            <w:proofErr w:type="spellStart"/>
-            <w:r>
-              <w:t>priority</w:t>
-            </w:r>
-            <w:proofErr w:type="spellEnd"/>
-            <w:r>
-              <w:t>} }</w:t>
-            </w:r>
-          </w:p>
-        </w:tc>
-        <w:tc>
-          <w:tcPr>
-            <w:tcW w:w="1829" w:type="dxa"/>
-            <w:tcBorders>
-              <w:top w:val="single" w:sz="8" w:space="0" w:color="000000"/>
-              <w:left w:val="single" w:sz="8" w:space="0" w:color="000000"/>
-              <w:bottom w:val="single" w:sz="8" w:space="0" w:color="000000"/>
-              <w:right w:val="single" w:sz="8" w:space="0" w:color="000000"/>
-            </w:tcBorders>
-            <w:tcMar>
-              <w:top w:w="100" w:type="dxa"/>
-              <w:left w:w="100" w:type="dxa"/>
-              <w:bottom w:w="100" w:type="dxa"/>
-              <w:right w:w="100" w:type="dxa"/>
-            </w:tcMar>
-            <w:hideMark/>
-          </w:tcPr>
-          <w:p>
-            <w:r>
-              <w:t>201 { "</w:t>
-            </w:r>
-            <w:proofErr w:type="spellStart"/>
-            <w:r>
-              <w:t>message</w:t>
-            </w:r>
-            <w:proofErr w:type="spellEnd"/>
-            <w:r>
-              <w:t>": "Thema erfolgreich erstellt", "</w:t>
-            </w:r>
-            <w:proofErr w:type="spellStart"/>
-            <w:r>
-              <w:t>topic_id</w:t>
-            </w:r>
-            <w:proofErr w:type="spellEnd"/>
-            <w:r>
-              <w:t>": 1 }</w:t>
-            </w:r>
-          </w:p>
-          <w:p>
-            <w:r>
-              <w:t>400 { "</w:t>
-            </w:r>
-            <w:proofErr w:type="spellStart"/>
-            <w:r>
-              <w:t>error</w:t>
-            </w:r>
-            <w:proofErr w:type="spellEnd"/>
-            <w:r>
-              <w:t>": "Titel ist erforderlich" }</w:t>
-            </w:r>
-          </w:p>
-        </w:tc>
-        <w:tc>
-          <w:tcPr>
-            <w:tcW w:w="2226" w:type="dxa"/>
-            <w:tcBorders>
-              <w:top w:val="single" w:sz="8" w:space="0" w:color="000000"/>
-              <w:left w:val="single" w:sz="8" w:space="0" w:color="000000"/>
-              <w:bottom w:val="single" w:sz="8" w:space="0" w:color="000000"/>
-              <w:right w:val="single" w:sz="8" w:space="0" w:color="000000"/>
-            </w:tcBorders>
-            <w:tcMar>
-              <w:top w:w="100" w:type="dxa"/>
-              <w:left w:w="100" w:type="dxa"/>
-              <w:bottom w:w="100" w:type="dxa"/>
-              <w:right w:w="100" w:type="dxa"/>
-            </w:tcMar>
-            <w:hideMark/>
-          </w:tcPr>
-          <w:p>
-            <w:r>
-              <w:t>Erstellt ein neues Thema</w:t>
-            </w:r>
-          </w:p>
-        </w:tc>
-      </w:tr>
-      <w:tr>
-        <w:tc>
-          <w:tcPr>
-            <w:tcW w:w="1792" w:type="dxa"/>
-            <w:tcBorders>
-              <w:top w:val="single" w:sz="8" w:space="0" w:color="000000"/>
-              <w:left w:val="single" w:sz="8" w:space="0" w:color="000000"/>
-              <w:bottom w:val="single" w:sz="8" w:space="0" w:color="000000"/>
-              <w:right w:val="single" w:sz="8" w:space="0" w:color="000000"/>
-            </w:tcBorders>
-            <w:tcMar>
-              <w:top w:w="100" w:type="dxa"/>
-              <w:left w:w="100" w:type="dxa"/>
-              <w:bottom w:w="100" w:type="dxa"/>
-              <w:right w:w="100" w:type="dxa"/>
-            </w:tcMar>
-            <w:hideMark/>
-          </w:tcPr>
-          <w:p>
-            <w:r>
-              <w:lastRenderedPageBreak/>
-              <w:t>Learning Goals</w:t>
-            </w:r>
-          </w:p>
-        </w:tc>
-        <w:tc>
-          <w:tcPr>
-            <w:tcW w:w="879" w:type="dxa"/>
-            <w:tcBorders>
-              <w:top w:val="single" w:sz="8" w:space="0" w:color="000000"/>
-              <w:left w:val="single" w:sz="8" w:space="0" w:color="000000"/>
-              <w:bottom w:val="single" w:sz="8" w:space="0" w:color="000000"/>
-              <w:right w:val="single" w:sz="8" w:space="0" w:color="000000"/>
-            </w:tcBorders>
-            <w:tcMar>
-              <w:top w:w="100" w:type="dxa"/>
-              <w:left w:w="100" w:type="dxa"/>
-              <w:bottom w:w="100" w:type="dxa"/>
-              <w:right w:w="100" w:type="dxa"/>
-            </w:tcMar>
-            <w:hideMark/>
-          </w:tcPr>
-          <w:p>
-            <w:r>
-              <w:t>GET</w:t>
-            </w:r>
-          </w:p>
-        </w:tc>
-        <w:tc>
-          <w:tcPr>
-            <w:tcW w:w="0" w:type="auto"/>
-            <w:tcBorders>
-              <w:top w:val="single" w:sz="8" w:space="0" w:color="000000"/>
-              <w:left w:val="single" w:sz="8" w:space="0" w:color="000000"/>
-              <w:bottom w:val="single" w:sz="8" w:space="0" w:color="000000"/>
-              <w:right w:val="single" w:sz="8" w:space="0" w:color="000000"/>
-            </w:tcBorders>
-            <w:tcMar>
-              <w:top w:w="100" w:type="dxa"/>
-              <w:left w:w="100" w:type="dxa"/>
-              <w:bottom w:w="100" w:type="dxa"/>
-              <w:right w:w="100" w:type="dxa"/>
-            </w:tcMar>
-            <w:hideMark/>
-          </w:tcPr>
-          <w:p>
-            <w:r>
-              <w:t>/</w:t>
-            </w:r>
-            <w:proofErr w:type="spellStart"/>
-            <w:r>
-              <w:t>learning_goals</w:t>
-            </w:r>
-            <w:proofErr w:type="spellEnd"/>
-          </w:p>
-        </w:tc>
-        <w:tc>
-          <w:tcPr>
-            <w:tcW w:w="0" w:type="auto"/>
-            <w:tcBorders>
-              <w:top w:val="single" w:sz="8" w:space="0" w:color="000000"/>
-              <w:left w:val="single" w:sz="8" w:space="0" w:color="000000"/>
-              <w:bottom w:val="single" w:sz="8" w:space="0" w:color="000000"/>
-              <w:right w:val="single" w:sz="8" w:space="0" w:color="000000"/>
-            </w:tcBorders>
-            <w:tcMar>
-              <w:top w:w="100" w:type="dxa"/>
-              <w:left w:w="100" w:type="dxa"/>
-              <w:bottom w:w="100" w:type="dxa"/>
-              <w:right w:w="100" w:type="dxa"/>
-            </w:tcMar>
-            <w:hideMark/>
-          </w:tcPr>
-          <w:p>
-            <w:r>
-              <w:t xml:space="preserve">Cookie: </w:t>
-            </w:r>
-            <w:proofErr w:type="spellStart"/>
-            <w:r>
-              <w:t>auth_token</w:t>
-            </w:r>
-            <w:proofErr w:type="spellEnd"/>
-          </w:p>
-        </w:tc>
-        <w:tc>
-          <w:tcPr>
-            <w:tcW w:w="1829" w:type="dxa"/>
-            <w:tcBorders>
-              <w:top w:val="single" w:sz="8" w:space="0" w:color="000000"/>
-              <w:left w:val="single" w:sz="8" w:space="0" w:color="000000"/>
-              <w:bottom w:val="single" w:sz="8" w:space="0" w:color="000000"/>
-              <w:right w:val="single" w:sz="8" w:space="0" w:color="000000"/>
-            </w:tcBorders>
-            <w:tcMar>
-              <w:top w:w="100" w:type="dxa"/>
-              <w:left w:w="100" w:type="dxa"/>
-              <w:bottom w:w="100" w:type="dxa"/>
-              <w:right w:w="100" w:type="dxa"/>
-            </w:tcMar>
-            <w:hideMark/>
-          </w:tcPr>
-          <w:p>
-            <w:r>
-              <w:rPr>
-                <w:lang w:val="en-US"/>
-              </w:rPr>
-              <w:t xml:space="preserve">200 [ </w:t>
-            </w:r>
-            <w:proofErr w:type="gramStart"/>
-            <w:r>
-              <w:rPr>
-                <w:lang w:val="en-US"/>
-              </w:rPr>
-              <w:t>{ "</w:t>
-            </w:r>
-            <w:proofErr w:type="gramEnd"/>
-            <w:r>
-              <w:rPr>
-                <w:lang w:val="en-US"/>
-              </w:rPr>
-              <w:t>id": 1, "</w:t>
-            </w:r>
-            <w:proofErr w:type="spellStart"/>
-            <w:r>
-              <w:rPr>
-                <w:lang w:val="en-US"/>
-              </w:rPr>
-              <w:t>topic_name</w:t>
-            </w:r>
-            <w:proofErr w:type="spellEnd"/>
-            <w:r>
-              <w:rPr>
-                <w:lang w:val="en-US"/>
-              </w:rPr>
-              <w:t xml:space="preserve">": "Math", "description": "Algebra </w:t>
-            </w:r>
-            <w:proofErr w:type="spellStart"/>
-            <w:r>
-              <w:rPr>
-                <w:lang w:val="en-US"/>
-              </w:rPr>
-              <w:t>lernen</w:t>
-            </w:r>
-            <w:proofErr w:type="spellEnd"/>
-            <w:r>
-              <w:rPr>
-                <w:lang w:val="en-US"/>
-              </w:rPr>
-              <w:t xml:space="preserve">", "deadline": "2025-06-01" }, {...} </w:t>
-            </w:r>
-            <w:r>
-              <w:t>]</w:t>
-            </w:r>
-          </w:p>
-        </w:tc>
-        <w:tc>
-          <w:tcPr>
-            <w:tcW w:w="2226" w:type="dxa"/>
-            <w:tcBorders>
-              <w:top w:val="single" w:sz="8" w:space="0" w:color="000000"/>
-              <w:left w:val="single" w:sz="8" w:space="0" w:color="000000"/>
-              <w:bottom w:val="single" w:sz="8" w:space="0" w:color="000000"/>
-              <w:right w:val="single" w:sz="8" w:space="0" w:color="000000"/>
-            </w:tcBorders>
-            <w:tcMar>
-              <w:top w:w="100" w:type="dxa"/>
-              <w:left w:w="100" w:type="dxa"/>
-              <w:bottom w:w="100" w:type="dxa"/>
-              <w:right w:w="100" w:type="dxa"/>
-            </w:tcMar>
-            <w:hideMark/>
-          </w:tcPr>
-          <w:p>
-            <w:r>
-              <w:t>Gibt alle Lernziele des Benutzers zurück</w:t>
-            </w:r>
-          </w:p>
-        </w:tc>
-      </w:tr>
-      <w:tr>
-        <w:tc>
-          <w:tcPr>
-            <w:tcW w:w="1792" w:type="dxa"/>
-            <w:tcBorders>
-              <w:top w:val="single" w:sz="8" w:space="0" w:color="000000"/>
-              <w:left w:val="single" w:sz="8" w:space="0" w:color="000000"/>
-              <w:bottom w:val="single" w:sz="8" w:space="0" w:color="000000"/>
-              <w:right w:val="single" w:sz="8" w:space="0" w:color="000000"/>
-            </w:tcBorders>
-            <w:tcMar>
-              <w:top w:w="100" w:type="dxa"/>
-              <w:left w:w="100" w:type="dxa"/>
-              <w:bottom w:w="100" w:type="dxa"/>
-              <w:right w:w="100" w:type="dxa"/>
-            </w:tcMar>
-            <w:hideMark/>
-          </w:tcPr>
-          <w:p>
-            <w:r>
-              <w:t>Learning Goal</w:t>
-            </w:r>
-          </w:p>
-        </w:tc>
-        <w:tc>
-          <w:tcPr>
-            <w:tcW w:w="879" w:type="dxa"/>
-            <w:tcBorders>
-              <w:top w:val="single" w:sz="8" w:space="0" w:color="000000"/>
-              <w:left w:val="single" w:sz="8" w:space="0" w:color="000000"/>
-              <w:bottom w:val="single" w:sz="8" w:space="0" w:color="000000"/>
-              <w:right w:val="single" w:sz="8" w:space="0" w:color="000000"/>
-            </w:tcBorders>
-            <w:tcMar>
-              <w:top w:w="100" w:type="dxa"/>
-              <w:left w:w="100" w:type="dxa"/>
-              <w:bottom w:w="100" w:type="dxa"/>
-              <w:right w:w="100" w:type="dxa"/>
-            </w:tcMar>
-            <w:hideMark/>
-          </w:tcPr>
-          <w:p>
-            <w:r>
-              <w:t>POST</w:t>
-            </w:r>
-          </w:p>
-        </w:tc>
-        <w:tc>
-          <w:tcPr>
-            <w:tcW w:w="0" w:type="auto"/>
-            <w:tcBorders>
-              <w:top w:val="single" w:sz="8" w:space="0" w:color="000000"/>
-              <w:left w:val="single" w:sz="8" w:space="0" w:color="000000"/>
-              <w:bottom w:val="single" w:sz="8" w:space="0" w:color="000000"/>
-              <w:right w:val="single" w:sz="8" w:space="0" w:color="000000"/>
-            </w:tcBorders>
-            <w:tcMar>
-              <w:top w:w="100" w:type="dxa"/>
-              <w:left w:w="100" w:type="dxa"/>
-              <w:bottom w:w="100" w:type="dxa"/>
-              <w:right w:w="100" w:type="dxa"/>
-            </w:tcMar>
-            <w:hideMark/>
-          </w:tcPr>
-          <w:p>
-            <w:r>
-              <w:t>/</w:t>
-            </w:r>
-            <w:proofErr w:type="spellStart"/>
-            <w:r>
-              <w:t>learning_goals</w:t>
-            </w:r>
-            <w:proofErr w:type="spellEnd"/>
-          </w:p>
-        </w:tc>
-        <w:tc>
-          <w:tcPr>
-            <w:tcW w:w="0" w:type="auto"/>
-            <w:tcBorders>
-              <w:top w:val="single" w:sz="8" w:space="0" w:color="000000"/>
-              <w:left w:val="single" w:sz="8" w:space="0" w:color="000000"/>
-              <w:bottom w:val="single" w:sz="8" w:space="0" w:color="000000"/>
-              <w:right w:val="single" w:sz="8" w:space="0" w:color="000000"/>
-            </w:tcBorders>
-            <w:tcMar>
-              <w:top w:w="100" w:type="dxa"/>
-              <w:left w:w="100" w:type="dxa"/>
-              <w:bottom w:w="100" w:type="dxa"/>
-              <w:right w:w="100" w:type="dxa"/>
-            </w:tcMar>
-            <w:hideMark/>
-          </w:tcPr>
-          <w:p>
-            <w:r>
-              <w:t>{ "</w:t>
-            </w:r>
-            <w:proofErr w:type="spellStart"/>
-            <w:r>
-              <w:t>topic_id</w:t>
-            </w:r>
-            <w:proofErr w:type="spellEnd"/>
-            <w:r>
-              <w:t>": 1, "</w:t>
-            </w:r>
-            <w:proofErr w:type="spellStart"/>
-            <w:r>
-              <w:t>description</w:t>
-            </w:r>
-            <w:proofErr w:type="spellEnd"/>
-            <w:r>
-              <w:t>": "Algebra lernen", "</w:t>
-            </w:r>
-            <w:proofErr w:type="spellStart"/>
-            <w:r>
-              <w:t>deadline</w:t>
-            </w:r>
-            <w:proofErr w:type="spellEnd"/>
-            <w:r>
-              <w:t>": "2025-06-01" }</w:t>
-            </w:r>
-          </w:p>
-        </w:tc>
-        <w:tc>
-          <w:tcPr>
-            <w:tcW w:w="1829" w:type="dxa"/>
-            <w:tcBorders>
-              <w:top w:val="single" w:sz="8" w:space="0" w:color="000000"/>
-              <w:left w:val="single" w:sz="8" w:space="0" w:color="000000"/>
-              <w:bottom w:val="single" w:sz="8" w:space="0" w:color="000000"/>
-              <w:right w:val="single" w:sz="8" w:space="0" w:color="000000"/>
-            </w:tcBorders>
-            <w:tcMar>
-              <w:top w:w="100" w:type="dxa"/>
-              <w:left w:w="100" w:type="dxa"/>
-              <w:bottom w:w="100" w:type="dxa"/>
-              <w:right w:w="100" w:type="dxa"/>
-            </w:tcMar>
-            <w:hideMark/>
-          </w:tcPr>
-          <w:p>
-            <w:r>
-              <w:t>201 { "</w:t>
-            </w:r>
-            <w:proofErr w:type="spellStart"/>
-            <w:r>
-              <w:t>message</w:t>
-            </w:r>
-            <w:proofErr w:type="spellEnd"/>
-            <w:r>
-              <w:t>": "Lernziel erfolgreich erstellt", "</w:t>
-            </w:r>
-            <w:proofErr w:type="spellStart"/>
-            <w:r>
-              <w:t>learning_goal_id</w:t>
-            </w:r>
-            <w:proofErr w:type="spellEnd"/>
-            <w:r>
-              <w:t>": 1 }</w:t>
-            </w:r>
-          </w:p>
-          <w:p>
-            <w:r>
-              <w:t>400 { "</w:t>
-            </w:r>
-            <w:proofErr w:type="spellStart"/>
-            <w:r>
-              <w:t>error</w:t>
-            </w:r>
-            <w:proofErr w:type="spellEnd"/>
-            <w:r>
-              <w:t>": "</w:t>
-            </w:r>
-            <w:proofErr w:type="spellStart"/>
-            <w:r>
-              <w:t>topic_id</w:t>
-            </w:r>
-            <w:proofErr w:type="spellEnd"/>
-            <w:r>
-              <w:t xml:space="preserve">, </w:t>
-            </w:r>
-            <w:proofErr w:type="spellStart"/>
-            <w:r>
-              <w:t>description</w:t>
-            </w:r>
-            <w:proofErr w:type="spellEnd"/>
-            <w:r>
-              <w:t xml:space="preserve"> und </w:t>
-            </w:r>
-            <w:proofErr w:type="spellStart"/>
-            <w:r>
-              <w:t>deadline</w:t>
-            </w:r>
-            <w:proofErr w:type="spellEnd"/>
-            <w:r>
-              <w:t xml:space="preserve"> sind erforderlich" }</w:t>
-            </w:r>
-          </w:p>
-          <w:p>
-            <w:r>
-              <w:t>404 { "</w:t>
-            </w:r>
-            <w:proofErr w:type="spellStart"/>
-            <w:r>
-              <w:t>error</w:t>
-            </w:r>
-            <w:proofErr w:type="spellEnd"/>
-            <w:r>
-              <w:t>": "Thema nicht gefunden" }</w:t>
+              <w:t>201 { "message": "Lernziel erfolgreich erstellt", "learning_goal_id": 1 }</w:t>
+            </w:r>
+          </w:p>
+          <w:p>
+            <w:r>
+              <w:t>400 { "error": "topic_id, description und deadline sind erforderlich" }</w:t>
+            </w:r>
+          </w:p>
+          <w:p>
+            <w:r>
+              <w:t>404 { "error": "Thema nicht gefunden" }</w:t>
             </w:r>
           </w:p>
         </w:tc>
@@ -3724,15 +3226,7 @@
         <w:t>Fehlende PATCH-Endpunkte</w:t>
       </w:r>
       <w:r>
-        <w:t xml:space="preserve">: Fokus auf MVP (Minimum Viable </w:t>
-      </w:r>
-      <w:proofErr w:type="spellStart"/>
-      <w:r>
-        <w:t>Product</w:t>
-      </w:r>
-      <w:proofErr w:type="spellEnd"/>
-      <w:r>
-        <w:t>), daher nur POST/GET implementiert.</w:t>
+        <w:t>: Fokus auf MVP (Minimum Viable Product), daher nur POST/GET implementiert.</w:t>
       </w:r>
     </w:p>
     <w:p>
@@ -3747,27 +3241,10 @@
           <w:b/>
           <w:bCs/>
         </w:rPr>
-        <w:t xml:space="preserve">Cookie statt </w:t>
-      </w:r>
-      <w:proofErr w:type="spellStart"/>
-      <w:r>
-        <w:rPr>
-          <w:b/>
-          <w:bCs/>
-        </w:rPr>
-        <w:t>LocalStorage</w:t>
-      </w:r>
-      <w:proofErr w:type="spellEnd"/>
-      <w:r>
-        <w:t>: Vermeidung von XSS-Risiken durch </w:t>
-      </w:r>
-      <w:proofErr w:type="spellStart"/>
-      <w:r>
-        <w:t>HttpOnly-Flag</w:t>
-      </w:r>
-      <w:proofErr w:type="spellEnd"/>
-      <w:r>
-        <w:t>.</w:t>
+        <w:t>Cookie statt LocalStorage</w:t>
+      </w:r>
+      <w:r>
+        <w:t>: Vermeidung von XSS-Risiken durch HttpOnly-Flag.</w:t>
       </w:r>
     </w:p>
     <w:p/>
@@ -3848,203 +3325,59 @@
         <w:t>Lösung</w:t>
       </w:r>
       <w:r>
-        <w:t>: </w:t>
-      </w:r>
-      <w:proofErr w:type="spellStart"/>
-      <w:r>
-        <w:t>TokenManager</w:t>
-      </w:r>
-      <w:proofErr w:type="spellEnd"/>
-      <w:r>
-        <w:t>-Klasse mit automatischer Löschung abgelaufener Tokens.</w:t>
-      </w:r>
-    </w:p>
-    <w:p>
-      <w:pPr>
-        <w:rPr>
-          <w:lang w:val="en-US"/>
-        </w:rPr>
-      </w:pPr>
-      <w:r>
-        <w:rPr>
-          <w:lang w:val="en-US"/>
-        </w:rPr>
-        <w:t># TokenManager.py – Token-</w:t>
-      </w:r>
-      <w:proofErr w:type="spellStart"/>
-      <w:r>
-        <w:rPr>
-          <w:lang w:val="en-US"/>
-        </w:rPr>
-        <w:t>Validierung</w:t>
-      </w:r>
-      <w:proofErr w:type="spellEnd"/>
-    </w:p>
-    <w:p>
-      <w:pPr>
-        <w:rPr>
-          <w:lang w:val="en-US"/>
-        </w:rPr>
-      </w:pPr>
-      <w:r>
-        <w:rPr>
-          <w:lang w:val="en-US"/>
-        </w:rPr>
-        <w:t xml:space="preserve">def </w:t>
-      </w:r>
-      <w:proofErr w:type="spellStart"/>
-      <w:r>
-        <w:rPr>
-          <w:lang w:val="en-US"/>
-        </w:rPr>
-        <w:t>is_token_</w:t>
-      </w:r>
-      <w:proofErr w:type="gramStart"/>
-      <w:r>
-        <w:rPr>
-          <w:lang w:val="en-US"/>
-        </w:rPr>
-        <w:t>valid</w:t>
-      </w:r>
-      <w:proofErr w:type="spellEnd"/>
-      <w:r>
-        <w:rPr>
-          <w:lang w:val="en-US"/>
-        </w:rPr>
-        <w:t>(</w:t>
-      </w:r>
-      <w:proofErr w:type="gramEnd"/>
-      <w:r>
-        <w:rPr>
-          <w:lang w:val="en-US"/>
-        </w:rPr>
-        <w:t>self, token):</w:t>
-      </w:r>
-    </w:p>
-    <w:p>
-      <w:pPr>
-        <w:rPr>
-          <w:lang w:val="en-US"/>
-        </w:rPr>
-      </w:pPr>
-      <w:r>
-        <w:rPr>
-          <w:lang w:val="en-US"/>
-        </w:rPr>
-        <w:t xml:space="preserve">    </w:t>
-      </w:r>
-      <w:proofErr w:type="spellStart"/>
-      <w:r>
-        <w:rPr>
-          <w:lang w:val="en-US"/>
-        </w:rPr>
-        <w:t>token_entry</w:t>
-      </w:r>
-      <w:proofErr w:type="spellEnd"/>
-      <w:r>
-        <w:rPr>
-          <w:lang w:val="en-US"/>
-        </w:rPr>
-        <w:t xml:space="preserve"> = </w:t>
-      </w:r>
-      <w:proofErr w:type="spellStart"/>
-      <w:proofErr w:type="gramStart"/>
-      <w:r>
-        <w:rPr>
-          <w:lang w:val="en-US"/>
-        </w:rPr>
-        <w:t>Token.query.filter</w:t>
-      </w:r>
-      <w:proofErr w:type="gramEnd"/>
-      <w:r>
-        <w:rPr>
-          <w:lang w:val="en-US"/>
-        </w:rPr>
-        <w:t>_by</w:t>
-      </w:r>
-      <w:proofErr w:type="spellEnd"/>
-      <w:r>
-        <w:rPr>
-          <w:lang w:val="en-US"/>
-        </w:rPr>
-        <w:t>(token=token).first()</w:t>
-      </w:r>
-    </w:p>
-    <w:p>
-      <w:pPr>
-        <w:rPr>
-          <w:lang w:val="en-US"/>
-        </w:rPr>
-      </w:pPr>
-      <w:r>
-        <w:rPr>
-          <w:lang w:val="en-US"/>
-        </w:rPr>
-        <w:t xml:space="preserve">    return (</w:t>
-      </w:r>
-      <w:proofErr w:type="spellStart"/>
-      <w:proofErr w:type="gramStart"/>
-      <w:r>
-        <w:rPr>
-          <w:lang w:val="en-US"/>
-        </w:rPr>
-        <w:t>datetime.now</w:t>
-      </w:r>
-      <w:proofErr w:type="spellEnd"/>
-      <w:r>
-        <w:rPr>
-          <w:lang w:val="en-US"/>
-        </w:rPr>
-        <w:t>(</w:t>
-      </w:r>
-      <w:proofErr w:type="gramEnd"/>
-      <w:r>
-        <w:rPr>
-          <w:lang w:val="en-US"/>
-        </w:rPr>
-        <w:t xml:space="preserve">) - </w:t>
-      </w:r>
-      <w:proofErr w:type="spellStart"/>
-      <w:r>
-        <w:rPr>
-          <w:lang w:val="en-US"/>
-        </w:rPr>
-        <w:t>token_entry.token_erstelldatum</w:t>
-      </w:r>
-      <w:proofErr w:type="spellEnd"/>
-      <w:r>
-        <w:rPr>
-          <w:lang w:val="en-US"/>
-        </w:rPr>
-        <w:t xml:space="preserve">) &lt; </w:t>
-      </w:r>
-      <w:proofErr w:type="spellStart"/>
-      <w:r>
-        <w:rPr>
-          <w:lang w:val="en-US"/>
-        </w:rPr>
-        <w:t>timedelta</w:t>
-      </w:r>
-      <w:proofErr w:type="spellEnd"/>
-      <w:r>
-        <w:rPr>
-          <w:lang w:val="en-US"/>
-        </w:rPr>
-        <w:t>(seconds=</w:t>
-      </w:r>
-      <w:proofErr w:type="spellStart"/>
-      <w:r>
-        <w:rPr>
-          <w:lang w:val="en-US"/>
-        </w:rPr>
-        <w:t>self.token_lifetime</w:t>
-      </w:r>
-      <w:proofErr w:type="spellEnd"/>
-      <w:r>
-        <w:rPr>
-          <w:lang w:val="en-US"/>
-        </w:rPr>
-        <w:t>)</w:t>
+        <w:t>: TokenManager-Klasse mit automatischer Löschung abgelaufener Tokens.</w:t>
+      </w:r>
+    </w:p>
+    <w:p>
+      <w:pPr>
+        <w:rPr>
+          <w:lang w:val="en-US"/>
+        </w:rPr>
+      </w:pPr>
+      <w:r>
+        <w:rPr>
+          <w:lang w:val="en-US"/>
+        </w:rPr>
+        <w:t># TokenManager.py – Token-Validierung</w:t>
+      </w:r>
+    </w:p>
+    <w:p>
+      <w:pPr>
+        <w:rPr>
+          <w:lang w:val="en-US"/>
+        </w:rPr>
+      </w:pPr>
+      <w:r>
+        <w:rPr>
+          <w:lang w:val="en-US"/>
+        </w:rPr>
+        <w:t>def is_token_valid(self, token):</w:t>
+      </w:r>
+    </w:p>
+    <w:p>
+      <w:pPr>
+        <w:rPr>
+          <w:lang w:val="en-US"/>
+        </w:rPr>
+      </w:pPr>
+      <w:r>
+        <w:rPr>
+          <w:lang w:val="en-US"/>
+        </w:rPr>
+        <w:t xml:space="preserve">    token_entry = Token.query.filter_by(token=token).first()</w:t>
+      </w:r>
+    </w:p>
+    <w:p>
+      <w:pPr>
+        <w:rPr>
+          <w:lang w:val="en-US"/>
+        </w:rPr>
+      </w:pPr>
+      <w:r>
+        <w:rPr>
+          <w:lang w:val="en-US"/>
+        </w:rPr>
+        <w:t xml:space="preserve">    return (datetime.now() - token_entry.token_erstelldatum) &lt; timedelta(seconds=self.token_lifetime)</w:t>
       </w:r>
     </w:p>
     <w:p>
@@ -4102,15 +3435,7 @@
         <w:t>Lösung</w:t>
       </w:r>
       <w:r>
-        <w:t>: Integration von </w:t>
-      </w:r>
-      <w:proofErr w:type="spellStart"/>
-      <w:r>
-        <w:t>Flask-Migrate</w:t>
-      </w:r>
-      <w:proofErr w:type="spellEnd"/>
-      <w:r>
-        <w:t> für zukünftige Updates.</w:t>
+        <w:t>: Integration von Flask-Migrate für zukünftige Updates.</w:t>
       </w:r>
     </w:p>
     <w:p>
@@ -4161,141 +3486,71 @@
         <w:t>Lösung</w:t>
       </w:r>
       <w:r>
-        <w:t>: Nutzung von </w:t>
-      </w:r>
-      <w:proofErr w:type="spellStart"/>
-      <w:r>
-        <w:t>Flask</w:t>
-      </w:r>
-      <w:proofErr w:type="spellEnd"/>
-      <w:r>
-        <w:t>-CORS und explizites Header-Setting:</w:t>
-      </w:r>
-    </w:p>
-    <w:p>
-      <w:pPr>
-        <w:rPr>
-          <w:lang w:val="en-US"/>
-        </w:rPr>
-      </w:pPr>
-      <w:r>
-        <w:rPr>
-          <w:lang w:val="en-US"/>
-        </w:rPr>
-        <w:t># views.py – CORS-</w:t>
-      </w:r>
-      <w:proofErr w:type="spellStart"/>
-      <w:r>
-        <w:rPr>
-          <w:lang w:val="en-US"/>
-        </w:rPr>
-        <w:t>Konfiguration</w:t>
-      </w:r>
-      <w:proofErr w:type="spellEnd"/>
-    </w:p>
-    <w:p>
-      <w:pPr>
-        <w:rPr>
-          <w:lang w:val="en-US"/>
-        </w:rPr>
-      </w:pPr>
-      <w:r>
-        <w:rPr>
-          <w:lang w:val="en-US"/>
-        </w:rPr>
-        <w:t>@</w:t>
-      </w:r>
-      <w:proofErr w:type="gramStart"/>
-      <w:r>
-        <w:rPr>
-          <w:lang w:val="en-US"/>
-        </w:rPr>
-        <w:t>app.after</w:t>
-      </w:r>
-      <w:proofErr w:type="gramEnd"/>
-      <w:r>
-        <w:rPr>
-          <w:lang w:val="en-US"/>
-        </w:rPr>
-        <w:t>_request</w:t>
-      </w:r>
-    </w:p>
-    <w:p>
-      <w:pPr>
-        <w:rPr>
-          <w:lang w:val="en-US"/>
-        </w:rPr>
-      </w:pPr>
-      <w:r>
-        <w:rPr>
-          <w:lang w:val="en-US"/>
-        </w:rPr>
-        <w:t xml:space="preserve">def </w:t>
-      </w:r>
-      <w:proofErr w:type="spellStart"/>
-      <w:r>
-        <w:rPr>
-          <w:lang w:val="en-US"/>
-        </w:rPr>
-        <w:t>add_cors_headers</w:t>
-      </w:r>
-      <w:proofErr w:type="spellEnd"/>
-      <w:r>
-        <w:rPr>
-          <w:lang w:val="en-US"/>
-        </w:rPr>
-        <w:t>(response):</w:t>
-      </w:r>
-    </w:p>
-    <w:p>
-      <w:pPr>
-        <w:rPr>
-          <w:lang w:val="en-US"/>
-        </w:rPr>
-      </w:pPr>
+        <w:t>: Nutzung von Flask-CORS und explizites Header-Setting:</w:t>
+      </w:r>
+    </w:p>
+    <w:p>
+      <w:pPr>
+        <w:rPr>
+          <w:lang w:val="en-US"/>
+        </w:rPr>
+      </w:pPr>
+      <w:r>
+        <w:rPr>
+          <w:lang w:val="en-US"/>
+        </w:rPr>
+        <w:t># views.py – CORS-Konfiguration</w:t>
+      </w:r>
+    </w:p>
+    <w:p>
+      <w:pPr>
+        <w:rPr>
+          <w:lang w:val="en-US"/>
+        </w:rPr>
+      </w:pPr>
+      <w:r>
+        <w:rPr>
+          <w:lang w:val="en-US"/>
+        </w:rPr>
+        <w:t>@app.after_request</w:t>
+      </w:r>
+    </w:p>
+    <w:p>
+      <w:pPr>
+        <w:rPr>
+          <w:lang w:val="en-US"/>
+        </w:rPr>
+      </w:pPr>
+      <w:r>
+        <w:rPr>
+          <w:lang w:val="en-US"/>
+        </w:rPr>
+        <w:t>def add_cors_headers(response):</w:t>
+      </w:r>
+    </w:p>
+    <w:p>
+      <w:pPr>
+        <w:rPr>
+          <w:lang w:val="en-US"/>
+        </w:rPr>
+      </w:pPr>
+      <w:r>
+        <w:rPr>
+          <w:lang w:val="en-US"/>
+        </w:rPr>
+        <w:t xml:space="preserve">    response.headers['Access-Control-Allow-Origin'] = 'http://localhost:5000'</w:t>
+      </w:r>
+    </w:p>
+    <w:p>
       <w:r>
         <w:rPr>
           <w:lang w:val="en-US"/>
         </w:rPr>
         <w:t xml:space="preserve">    </w:t>
       </w:r>
-      <w:proofErr w:type="spellStart"/>
-      <w:proofErr w:type="gramStart"/>
-      <w:r>
-        <w:rPr>
-          <w:lang w:val="en-US"/>
-        </w:rPr>
-        <w:t>response.headers</w:t>
-      </w:r>
-      <w:proofErr w:type="spellEnd"/>
-      <w:proofErr w:type="gramEnd"/>
-      <w:r>
-        <w:rPr>
-          <w:lang w:val="en-US"/>
-        </w:rPr>
-        <w:t>['Access-Control-Allow-Origin'] = 'http://localhost:5000'</w:t>
-      </w:r>
-    </w:p>
-    <w:p>
-      <w:r>
-        <w:rPr>
-          <w:lang w:val="en-US"/>
-        </w:rPr>
-        <w:t xml:space="preserve">    </w:t>
-      </w:r>
-      <w:proofErr w:type="spellStart"/>
-      <w:r>
-        <w:t>return</w:t>
-      </w:r>
-      <w:proofErr w:type="spellEnd"/>
-      <w:r>
-        <w:t xml:space="preserve"> </w:t>
-      </w:r>
-      <w:proofErr w:type="spellStart"/>
-      <w:r>
-        <w:t>response</w:t>
-      </w:r>
-      <w:proofErr w:type="spellEnd"/>
+      <w:r>
+        <w:t>return response</w:t>
+      </w:r>
     </w:p>
     <w:p/>
     <w:p>
@@ -4328,15 +3583,7 @@
         <w:t>Testabdeckung</w:t>
       </w:r>
       <w:r>
-        <w:t>: 70% (mittels </w:t>
-      </w:r>
-      <w:proofErr w:type="spellStart"/>
-      <w:r>
-        <w:t>pytest</w:t>
-      </w:r>
-      <w:proofErr w:type="spellEnd"/>
-      <w:r>
-        <w:t> für API-Endpunkte).</w:t>
+        <w:t>: 70% (mittels pytest für API-Endpunkte).</w:t>
       </w:r>
     </w:p>
     <w:p>
@@ -4354,15 +3601,7 @@
         <w:t>Code-Smells</w:t>
       </w:r>
       <w:r>
-        <w:t xml:space="preserve">: Verzicht auf globale Variablen zugunsten von </w:t>
-      </w:r>
-      <w:proofErr w:type="spellStart"/>
-      <w:r>
-        <w:t>Flask</w:t>
-      </w:r>
-      <w:proofErr w:type="spellEnd"/>
-      <w:r>
-        <w:t>-Kontexten.</w:t>
+        <w:t>: Verzicht auf globale Variablen zugunsten von Flask-Kontexten.</w:t>
       </w:r>
     </w:p>
     <w:p/>
@@ -4432,23 +3671,7 @@
         </w:numPr>
       </w:pPr>
       <w:r>
-        <w:t>Robustes Fehlerhandling bei Datenbankabfragen (z.B. </w:t>
-      </w:r>
-      <w:proofErr w:type="spellStart"/>
-      <w:r>
-        <w:t>try-except</w:t>
-      </w:r>
-      <w:proofErr w:type="spellEnd"/>
-      <w:r>
-        <w:t> in /</w:t>
-      </w:r>
-      <w:proofErr w:type="spellStart"/>
-      <w:r>
-        <w:t>learning_goals</w:t>
-      </w:r>
-      <w:proofErr w:type="spellEnd"/>
-      <w:r>
-        <w:t>).</w:t>
+        <w:t>Robustes Fehlerhandling bei Datenbankabfragen (z.B. try-except in /learning_goals).</w:t>
       </w:r>
     </w:p>
     <w:p>
@@ -4502,15 +3725,7 @@
         <w:t>Code-Duplikation</w:t>
       </w:r>
       <w:r>
-        <w:t>: Ähnliche Logik in Topic/</w:t>
-      </w:r>
-      <w:proofErr w:type="spellStart"/>
-      <w:r>
-        <w:t>LearningGoal</w:t>
-      </w:r>
-      <w:proofErr w:type="spellEnd"/>
-      <w:r>
-        <w:t>-Endpunkten.</w:t>
+        <w:t>: Ähnliche Logik in Topic/LearningGoal-Endpunkten.</w:t>
       </w:r>
     </w:p>
     <w:p>
@@ -4593,15 +3808,7 @@
         </w:numPr>
       </w:pPr>
       <w:r>
-        <w:t>Swagger/</w:t>
-      </w:r>
-      <w:proofErr w:type="spellStart"/>
-      <w:r>
-        <w:t>OpenAPI</w:t>
-      </w:r>
-      <w:proofErr w:type="spellEnd"/>
-      <w:r>
-        <w:t xml:space="preserve"> für automatische API-Dokumentation nutzen.</w:t>
+        <w:t>Swagger/OpenAPI für automatische API-Dokumentation nutzen.</w:t>
       </w:r>
     </w:p>
     <w:p>
@@ -4611,7 +3818,6 @@
           <w:numId w:val="8"/>
         </w:numPr>
       </w:pPr>
-      <w:proofErr w:type="spellStart"/>
       <w:r>
         <w:rPr>
           <w:b/>
@@ -4619,7 +3825,6 @@
         </w:rPr>
         <w:t>Deployment</w:t>
       </w:r>
-      <w:proofErr w:type="spellEnd"/>
       <w:r>
         <w:t>:</w:t>
       </w:r>
@@ -4632,15 +3837,7 @@
         </w:numPr>
       </w:pPr>
       <w:r>
-        <w:t>Docker-Containerisierung zur Vereinfachung von Entwicklung/</w:t>
-      </w:r>
-      <w:proofErr w:type="spellStart"/>
-      <w:r>
-        <w:t>Production</w:t>
-      </w:r>
-      <w:proofErr w:type="spellEnd"/>
-      <w:r>
-        <w:t>-Umgebungen.</w:t>
+        <w:t>Docker-Containerisierung zur Vereinfachung von Entwicklung/Production-Umgebungen.</w:t>
       </w:r>
     </w:p>
     <w:p>
@@ -4673,23 +3870,7 @@
         <w:t>Priorisieren Sie Sicherheit früh</w:t>
       </w:r>
       <w:r>
-        <w:t>: Nutzung von </w:t>
-      </w:r>
-      <w:proofErr w:type="spellStart"/>
-      <w:r>
-        <w:t>bcrypt</w:t>
-      </w:r>
-      <w:proofErr w:type="spellEnd"/>
-      <w:r>
-        <w:t> statt SHA-256 für Passwort-</w:t>
-      </w:r>
-      <w:proofErr w:type="spellStart"/>
-      <w:r>
-        <w:t>Hashing</w:t>
-      </w:r>
-      <w:proofErr w:type="spellEnd"/>
-      <w:r>
-        <w:t>.</w:t>
+        <w:t>: Nutzung von bcrypt statt SHA-256 für Passwort-Hashing.</w:t>
       </w:r>
     </w:p>
     <w:p>
@@ -4712,52 +3893,12 @@
     </w:p>
     <w:p>
       <w:r>
-        <w:t xml:space="preserve"># Nicht: </w:t>
-      </w:r>
-      <w:proofErr w:type="spellStart"/>
-      <w:r>
-        <w:t>static_folder</w:t>
-      </w:r>
-      <w:proofErr w:type="spellEnd"/>
-      <w:r>
-        <w:t>='C:\Users\...'</w:t>
-      </w:r>
-    </w:p>
-    <w:p>
-      <w:r>
-        <w:t xml:space="preserve"># Sondern: </w:t>
-      </w:r>
-      <w:proofErr w:type="spellStart"/>
-      <w:r>
-        <w:t>static_folder</w:t>
-      </w:r>
-      <w:proofErr w:type="spellEnd"/>
-      <w:r>
-        <w:t>=</w:t>
-      </w:r>
-      <w:proofErr w:type="gramStart"/>
-      <w:r>
-        <w:t>'..</w:t>
-      </w:r>
-      <w:proofErr w:type="gramEnd"/>
-      <w:r>
-        <w:t>/</w:t>
-      </w:r>
-      <w:proofErr w:type="spellStart"/>
-      <w:r>
-        <w:t>frontend</w:t>
-      </w:r>
-      <w:proofErr w:type="spellEnd"/>
-      <w:r>
-        <w:t>/</w:t>
-      </w:r>
-      <w:proofErr w:type="spellStart"/>
-      <w:r>
-        <w:t>static</w:t>
-      </w:r>
-      <w:proofErr w:type="spellEnd"/>
-      <w:r>
-        <w:t>' (relativer Pfad)</w:t>
+        <w:t># Nicht: static_folder='C:\Users\...'</w:t>
+      </w:r>
+    </w:p>
+    <w:p>
+      <w:r>
+        <w:t># Sondern: static_folder='../frontend/static' (relativer Pfad)</w:t>
       </w:r>
     </w:p>
     <w:p>
@@ -4827,21 +3968,8 @@
           <w:numId w:val="10"/>
         </w:numPr>
       </w:pPr>
-      <w:proofErr w:type="spellStart"/>
-      <w:r>
-        <w:t>Flask</w:t>
-      </w:r>
-      <w:proofErr w:type="spellEnd"/>
-      <w:r>
-        <w:t>-</w:t>
-      </w:r>
-      <w:proofErr w:type="spellStart"/>
-      <w:r>
-        <w:t>SQLAlchemy</w:t>
-      </w:r>
-      <w:proofErr w:type="spellEnd"/>
-      <w:r>
-        <w:t>-Dokumentation für Model-Definitionen.</w:t>
+      <w:r>
+        <w:t>Flask-SQLAlchemy-Dokumentation für Model-Definitionen.</w:t>
       </w:r>
     </w:p>
     <w:p>
@@ -4963,328 +4091,888 @@
           <w:bCs/>
           <w:lang w:val="en-US"/>
         </w:rPr>
-        <w:t xml:space="preserve"> </w:t>
-      </w:r>
-      <w:proofErr w:type="spellStart"/>
-      <w:r>
+        <w:t xml:space="preserve"> Diagramm 1</w:t>
+      </w:r>
+    </w:p>
+    <w:p>
+      <w:pPr>
+        <w:rPr>
+          <w:lang w:val="en-US"/>
+        </w:rPr>
+      </w:pPr>
+      <w:r>
+        <w:rPr>
+          <w:lang w:val="en-US"/>
+        </w:rPr>
+        <w:t>@startuml</w:t>
+      </w:r>
+    </w:p>
+    <w:p>
+      <w:pPr>
+        <w:rPr>
+          <w:lang w:val="en-US"/>
+        </w:rPr>
+      </w:pPr>
+      <w:r>
+        <w:rPr>
+          <w:lang w:val="en-US"/>
+        </w:rPr>
+        <w:t>!include &lt;C4/C4_Container&gt;</w:t>
+      </w:r>
+    </w:p>
+    <w:p>
+      <w:pPr>
+        <w:rPr>
+          <w:lang w:val="en-US"/>
+        </w:rPr>
+      </w:pPr>
+    </w:p>
+    <w:p>
+      <w:r>
+        <w:t>title Architekturübersicht: Storefront, BFF und SQLite-Datenbank</w:t>
+      </w:r>
+    </w:p>
+    <w:p/>
+    <w:p>
+      <w:r>
+        <w:t>Person(Benutzer, "Benutzer", "Interagiert mit der Storefront über einen Browser")</w:t>
+      </w:r>
+    </w:p>
+    <w:p>
+      <w:r>
+        <w:t>Container(Storefront, "Storefront", "HTML/CSS/JS", "Bietet die Benutzeroberfläche an")</w:t>
+      </w:r>
+    </w:p>
+    <w:p>
+      <w:r>
+        <w:t>Container(BFF, "Backend for Frontend (BFF)", "Flask-API", "Dient als API-Gateway zwischen Frontend und Datenbank")</w:t>
+      </w:r>
+    </w:p>
+    <w:p>
+      <w:r>
+        <w:t>ContainerDb(SQLite, "SQLite-Datenbank", "SQL", "Speichert Benutzerdaten und Lerninhalte")</w:t>
+      </w:r>
+    </w:p>
+    <w:p/>
+    <w:p>
+      <w:r>
+        <w:t>Rel(Benutzer, Storefront, "Verwendet", "HTTP (GET/POST) via JSON-API")</w:t>
+      </w:r>
+    </w:p>
+    <w:p>
+      <w:r>
+        <w:t>Rel(Storefront, BFF, "Sendet Anfragen an", "HTTP (JSON-API)")</w:t>
+      </w:r>
+    </w:p>
+    <w:p>
+      <w:r>
+        <w:t>Rel(BFF, SQLite, "Führt SQL-Abfragen aus", "SQL-Alchemy (ORM)")</w:t>
+      </w:r>
+    </w:p>
+    <w:p>
+      <w:r>
+        <w:t>Rel(Benutzer, BFF, "Token-Validierung via Cookie")</w:t>
+      </w:r>
+    </w:p>
+    <w:p/>
+    <w:p>
+      <w:r>
+        <w:t>@enduml</w:t>
+      </w:r>
+    </w:p>
+    <w:p/>
+    <w:p>
+      <w:pPr>
         <w:rPr>
           <w:b/>
           <w:bCs/>
           <w:lang w:val="en-US"/>
         </w:rPr>
-        <w:t>Diagramm</w:t>
-      </w:r>
-      <w:proofErr w:type="spellEnd"/>
+      </w:pPr>
       <w:r>
         <w:rPr>
           <w:b/>
           <w:bCs/>
           <w:lang w:val="en-US"/>
         </w:rPr>
-        <w:t xml:space="preserve"> 1</w:t>
-      </w:r>
-    </w:p>
-    <w:p>
-      <w:pPr>
-        <w:rPr>
-          <w:lang w:val="en-US"/>
-        </w:rPr>
-      </w:pPr>
-      <w:r>
-        <w:rPr>
-          <w:lang w:val="en-US"/>
-        </w:rPr>
-        <w:t>@startuml</w:t>
-      </w:r>
-    </w:p>
-    <w:p>
-      <w:pPr>
-        <w:rPr>
-          <w:lang w:val="en-US"/>
-        </w:rPr>
-      </w:pPr>
-      <w:proofErr w:type="gramStart"/>
-      <w:r>
-        <w:rPr>
-          <w:lang w:val="en-US"/>
-        </w:rPr>
-        <w:t>!include</w:t>
-      </w:r>
-      <w:proofErr w:type="gramEnd"/>
-      <w:r>
-        <w:rPr>
-          <w:lang w:val="en-US"/>
-        </w:rPr>
-        <w:t xml:space="preserve"> &lt;C4/C4_Container&gt;</w:t>
-      </w:r>
-    </w:p>
-    <w:p>
-      <w:pPr>
-        <w:rPr>
-          <w:lang w:val="en-US"/>
-        </w:rPr>
-      </w:pPr>
-    </w:p>
-    <w:p>
-      <w:r>
-        <w:t>title Architekturübersicht: Storefront, BFF und SQLite-Datenbank</w:t>
-      </w:r>
-    </w:p>
-    <w:p/>
-    <w:p>
-      <w:r>
-        <w:t>Person(Benutzer, "Benutzer", "Interagiert mit der Storefront über einen Browser")</w:t>
-      </w:r>
-    </w:p>
-    <w:p>
-      <w:r>
-        <w:t>Container(Storefront, "Storefront", "HTML/CSS/JS", "Bietet die Benutzeroberfläche an")</w:t>
-      </w:r>
-    </w:p>
-    <w:p>
-      <w:r>
-        <w:t xml:space="preserve">Container(BFF, "Backend </w:t>
-      </w:r>
-      <w:proofErr w:type="spellStart"/>
-      <w:r>
-        <w:t>for</w:t>
-      </w:r>
-      <w:proofErr w:type="spellEnd"/>
-      <w:r>
-        <w:t xml:space="preserve"> Frontend (BFF)", "</w:t>
-      </w:r>
-      <w:proofErr w:type="spellStart"/>
-      <w:r>
-        <w:t>Flask</w:t>
-      </w:r>
-      <w:proofErr w:type="spellEnd"/>
-      <w:r>
-        <w:t>-API", "Dient als API-Gateway zwischen Frontend und Datenbank")</w:t>
-      </w:r>
-    </w:p>
-    <w:p>
-      <w:proofErr w:type="spellStart"/>
-      <w:r>
-        <w:t>ContainerDb</w:t>
-      </w:r>
-      <w:proofErr w:type="spellEnd"/>
-      <w:r>
-        <w:t>(SQLite, "SQLite-Datenbank", "SQL", "Speichert Benutzerdaten und Lerninhalte")</w:t>
-      </w:r>
-    </w:p>
-    <w:p/>
-    <w:p>
-      <w:proofErr w:type="spellStart"/>
-      <w:r>
-        <w:t>Rel</w:t>
-      </w:r>
-      <w:proofErr w:type="spellEnd"/>
-      <w:r>
-        <w:t>(Benutzer, Storefront, "Verwendet", "HTTP (GET/POST) via JSON-API")</w:t>
-      </w:r>
-    </w:p>
-    <w:p>
-      <w:proofErr w:type="spellStart"/>
-      <w:r>
-        <w:t>Rel</w:t>
-      </w:r>
-      <w:proofErr w:type="spellEnd"/>
-      <w:r>
-        <w:t>(Storefront, BFF, "Sendet Anfragen an", "HTTP (JSON-API)")</w:t>
-      </w:r>
-    </w:p>
-    <w:p>
-      <w:proofErr w:type="spellStart"/>
-      <w:r>
-        <w:t>Rel</w:t>
-      </w:r>
-      <w:proofErr w:type="spellEnd"/>
-      <w:r>
-        <w:t>(BFF, SQLite, "Führt SQL-Abfragen aus", "SQL-</w:t>
-      </w:r>
-      <w:proofErr w:type="spellStart"/>
-      <w:r>
-        <w:t>Alchemy</w:t>
-      </w:r>
-      <w:proofErr w:type="spellEnd"/>
-      <w:r>
-        <w:t xml:space="preserve"> (ORM)")</w:t>
-      </w:r>
-    </w:p>
-    <w:p>
-      <w:proofErr w:type="spellStart"/>
-      <w:r>
-        <w:t>Rel</w:t>
-      </w:r>
-      <w:proofErr w:type="spellEnd"/>
-      <w:r>
-        <w:t>(Benutzer, BFF, "Token-Validierung via Cookie")</w:t>
-      </w:r>
-    </w:p>
-    <w:p/>
-    <w:p>
-      <w:r>
-        <w:t>@enduml</w:t>
-      </w:r>
-    </w:p>
-    <w:p/>
-    <w:p>
-      <w:pPr>
+        <w:t xml:space="preserve">UML-Code Diagramm </w:t>
+      </w:r>
+      <w:r>
         <w:rPr>
           <w:b/>
           <w:bCs/>
           <w:lang w:val="en-US"/>
         </w:rPr>
-      </w:pPr>
-      <w:r>
-        <w:rPr>
-          <w:b/>
-          <w:bCs/>
-          <w:lang w:val="en-US"/>
-        </w:rPr>
-        <w:t xml:space="preserve">UML-Code </w:t>
-      </w:r>
-      <w:proofErr w:type="spellStart"/>
-      <w:r>
-        <w:rPr>
-          <w:b/>
-          <w:bCs/>
-          <w:lang w:val="en-US"/>
-        </w:rPr>
-        <w:t>Diagramm</w:t>
-      </w:r>
-      <w:proofErr w:type="spellEnd"/>
-      <w:r>
-        <w:rPr>
-          <w:b/>
-          <w:bCs/>
+        <w:t>2</w:t>
+      </w:r>
+    </w:p>
+    <w:p>
+      <w:pPr>
+        <w:rPr>
+          <w:lang w:val="en-US"/>
+        </w:rPr>
+      </w:pPr>
+      <w:r>
+        <w:rPr>
+          <w:lang w:val="en-US"/>
+        </w:rPr>
+        <w:t>@startuml</w:t>
+      </w:r>
+    </w:p>
+    <w:p>
+      <w:pPr>
+        <w:rPr>
+          <w:lang w:val="en-US"/>
+        </w:rPr>
+      </w:pPr>
+      <w:r>
+        <w:rPr>
+          <w:lang w:val="en-US"/>
+        </w:rPr>
+        <w:t>class User {</w:t>
+      </w:r>
+    </w:p>
+    <w:p>
+      <w:pPr>
+        <w:rPr>
+          <w:lang w:val="en-US"/>
+        </w:rPr>
+      </w:pPr>
+      <w:r>
+        <w:rPr>
+          <w:lang w:val="en-US"/>
+        </w:rPr>
+        <w:t xml:space="preserve">  - Integer id</w:t>
+      </w:r>
+    </w:p>
+    <w:p>
+      <w:pPr>
+        <w:rPr>
+          <w:lang w:val="en-US"/>
+        </w:rPr>
+      </w:pPr>
+      <w:r>
+        <w:rPr>
+          <w:lang w:val="en-US"/>
+        </w:rPr>
+        <w:t xml:space="preserve">  - String username</w:t>
+      </w:r>
+    </w:p>
+    <w:p>
+      <w:pPr>
+        <w:rPr>
+          <w:lang w:val="en-US"/>
+        </w:rPr>
+      </w:pPr>
+      <w:r>
+        <w:rPr>
+          <w:lang w:val="en-US"/>
+        </w:rPr>
+        <w:t xml:space="preserve">  - String usermail</w:t>
+      </w:r>
+    </w:p>
+    <w:p>
+      <w:pPr>
+        <w:rPr>
+          <w:lang w:val="en-US"/>
+        </w:rPr>
+      </w:pPr>
+      <w:r>
+        <w:rPr>
+          <w:lang w:val="en-US"/>
+        </w:rPr>
+        <w:t xml:space="preserve">  - String password_hash</w:t>
+      </w:r>
+    </w:p>
+    <w:p>
+      <w:pPr>
+        <w:rPr>
+          <w:lang w:val="en-US"/>
+        </w:rPr>
+      </w:pPr>
+      <w:r>
+        <w:rPr>
+          <w:lang w:val="en-US"/>
+        </w:rPr>
+        <w:t xml:space="preserve">  - Boolean is_active_user</w:t>
+      </w:r>
+    </w:p>
+    <w:p>
+      <w:pPr>
+        <w:rPr>
+          <w:lang w:val="en-US"/>
+        </w:rPr>
+      </w:pPr>
+      <w:r>
+        <w:rPr>
+          <w:lang w:val="en-US"/>
+        </w:rPr>
+        <w:t xml:space="preserve">  --</w:t>
+      </w:r>
+    </w:p>
+    <w:p>
+      <w:pPr>
+        <w:rPr>
+          <w:lang w:val="en-US"/>
+        </w:rPr>
+      </w:pPr>
+      <w:r>
+        <w:rPr>
+          <w:lang w:val="en-US"/>
+        </w:rPr>
+        <w:t xml:space="preserve">  + set_password()</w:t>
+      </w:r>
+    </w:p>
+    <w:p>
+      <w:pPr>
+        <w:rPr>
+          <w:lang w:val="en-US"/>
+        </w:rPr>
+      </w:pPr>
+      <w:r>
+        <w:rPr>
+          <w:lang w:val="en-US"/>
+        </w:rPr>
+        <w:t xml:space="preserve">  + check_password()</w:t>
+      </w:r>
+    </w:p>
+    <w:p>
+      <w:pPr>
+        <w:rPr>
+          <w:lang w:val="en-US"/>
+        </w:rPr>
+      </w:pPr>
+      <w:r>
+        <w:rPr>
+          <w:lang w:val="en-US"/>
+        </w:rPr>
+        <w:t xml:space="preserve">  + is_active()</w:t>
+      </w:r>
+    </w:p>
+    <w:p>
+      <w:pPr>
+        <w:rPr>
+          <w:lang w:val="en-US"/>
+        </w:rPr>
+      </w:pPr>
+      <w:r>
+        <w:rPr>
+          <w:lang w:val="en-US"/>
+        </w:rPr>
+        <w:t xml:space="preserve">  + get_id()</w:t>
+      </w:r>
+    </w:p>
+    <w:p>
+      <w:pPr>
+        <w:rPr>
+          <w:lang w:val="en-US"/>
+        </w:rPr>
+      </w:pPr>
+      <w:r>
+        <w:rPr>
+          <w:lang w:val="en-US"/>
+        </w:rPr>
+        <w:lastRenderedPageBreak/>
+        <w:t xml:space="preserve">  + is_authenticated()</w:t>
+      </w:r>
+    </w:p>
+    <w:p>
+      <w:pPr>
+        <w:rPr>
+          <w:lang w:val="en-US"/>
+        </w:rPr>
+      </w:pPr>
+      <w:r>
+        <w:rPr>
+          <w:lang w:val="en-US"/>
+        </w:rPr>
+        <w:t xml:space="preserve">  + has_token()</w:t>
+      </w:r>
+    </w:p>
+    <w:p>
+      <w:pPr>
+        <w:rPr>
+          <w:lang w:val="en-US"/>
+        </w:rPr>
+      </w:pPr>
+      <w:r>
+        <w:rPr>
+          <w:lang w:val="en-US"/>
+        </w:rPr>
+        <w:t>}</w:t>
+      </w:r>
+    </w:p>
+    <w:p>
+      <w:pPr>
+        <w:rPr>
+          <w:lang w:val="en-US"/>
+        </w:rPr>
+      </w:pPr>
+      <w:r>
+        <w:rPr>
+          <w:lang w:val="en-US"/>
+        </w:rPr>
+        <w:t>class Topic {</w:t>
+      </w:r>
+    </w:p>
+    <w:p>
+      <w:pPr>
+        <w:rPr>
+          <w:lang w:val="en-US"/>
+        </w:rPr>
+      </w:pPr>
+      <w:r>
+        <w:rPr>
+          <w:lang w:val="en-US"/>
+        </w:rPr>
+        <w:t xml:space="preserve">  - Integer id</w:t>
+      </w:r>
+    </w:p>
+    <w:p>
+      <w:pPr>
+        <w:rPr>
+          <w:lang w:val="en-US"/>
+        </w:rPr>
+      </w:pPr>
+      <w:r>
+        <w:rPr>
+          <w:lang w:val="en-US"/>
+        </w:rPr>
+        <w:t xml:space="preserve">  - String name</w:t>
+      </w:r>
+    </w:p>
+    <w:p>
+      <w:pPr>
+        <w:rPr>
+          <w:lang w:val="en-US"/>
+        </w:rPr>
+      </w:pPr>
+      <w:r>
+        <w:rPr>
+          <w:lang w:val="en-US"/>
+        </w:rPr>
+        <w:t xml:space="preserve">  - String priority</w:t>
+      </w:r>
+    </w:p>
+    <w:p>
+      <w:pPr>
+        <w:rPr>
+          <w:lang w:val="en-US"/>
+        </w:rPr>
+      </w:pPr>
+      <w:r>
+        <w:rPr>
+          <w:lang w:val="en-US"/>
+        </w:rPr>
+        <w:t xml:space="preserve">  - Integer user_id</w:t>
+      </w:r>
+    </w:p>
+    <w:p>
+      <w:pPr>
+        <w:rPr>
+          <w:lang w:val="en-US"/>
+        </w:rPr>
+      </w:pPr>
+      <w:r>
+        <w:rPr>
+          <w:lang w:val="en-US"/>
+        </w:rPr>
+        <w:t xml:space="preserve">  --</w:t>
+      </w:r>
+    </w:p>
+    <w:p>
+      <w:pPr>
+        <w:rPr>
+          <w:lang w:val="en-US"/>
+        </w:rPr>
+      </w:pPr>
+      <w:r>
+        <w:rPr>
+          <w:lang w:val="en-US"/>
+        </w:rPr>
+        <w:t xml:space="preserve">  + to_dict()</w:t>
+      </w:r>
+    </w:p>
+    <w:p>
+      <w:pPr>
+        <w:rPr>
+          <w:lang w:val="en-US"/>
+        </w:rPr>
+      </w:pPr>
+      <w:r>
+        <w:rPr>
+          <w:lang w:val="en-US"/>
+        </w:rPr>
+        <w:t>}</w:t>
+      </w:r>
+    </w:p>
+    <w:p>
+      <w:pPr>
+        <w:rPr>
+          <w:lang w:val="en-US"/>
+        </w:rPr>
+      </w:pPr>
+      <w:r>
+        <w:rPr>
+          <w:lang w:val="en-US"/>
+        </w:rPr>
+        <w:t>class LearningGoal {</w:t>
+      </w:r>
+    </w:p>
+    <w:p>
+      <w:pPr>
+        <w:rPr>
+          <w:lang w:val="en-US"/>
+        </w:rPr>
+      </w:pPr>
+      <w:r>
+        <w:rPr>
+          <w:lang w:val="en-US"/>
+        </w:rPr>
+        <w:t xml:space="preserve">  - Integer id</w:t>
+      </w:r>
+    </w:p>
+    <w:p>
+      <w:pPr>
+        <w:rPr>
+          <w:lang w:val="en-US"/>
+        </w:rPr>
+      </w:pPr>
+      <w:r>
+        <w:rPr>
+          <w:lang w:val="en-US"/>
+        </w:rPr>
+        <w:t xml:space="preserve">  - Integer topic_id</w:t>
+      </w:r>
+    </w:p>
+    <w:p>
+      <w:pPr>
+        <w:rPr>
+          <w:lang w:val="en-US"/>
+        </w:rPr>
+      </w:pPr>
+      <w:r>
+        <w:rPr>
+          <w:lang w:val="en-US"/>
+        </w:rPr>
+        <w:t xml:space="preserve">  - String description</w:t>
+      </w:r>
+    </w:p>
+    <w:p>
+      <w:pPr>
+        <w:rPr>
+          <w:lang w:val="en-US"/>
+        </w:rPr>
+      </w:pPr>
+      <w:r>
+        <w:rPr>
+          <w:lang w:val="en-US"/>
+        </w:rPr>
+        <w:t xml:space="preserve">  - String deadline</w:t>
+      </w:r>
+    </w:p>
+    <w:p>
+      <w:pPr>
+        <w:rPr>
+          <w:lang w:val="en-US"/>
+        </w:rPr>
+      </w:pPr>
+      <w:r>
+        <w:rPr>
+          <w:lang w:val="en-US"/>
+        </w:rPr>
+        <w:t xml:space="preserve">  - Integer user_id</w:t>
+      </w:r>
+    </w:p>
+    <w:p>
+      <w:pPr>
+        <w:rPr>
+          <w:lang w:val="en-US"/>
+        </w:rPr>
+      </w:pPr>
+      <w:r>
+        <w:rPr>
+          <w:lang w:val="en-US"/>
+        </w:rPr>
+        <w:t xml:space="preserve">  --</w:t>
+      </w:r>
+    </w:p>
+    <w:p>
+      <w:pPr>
+        <w:rPr>
+          <w:lang w:val="en-US"/>
+        </w:rPr>
+      </w:pPr>
+      <w:r>
+        <w:rPr>
+          <w:lang w:val="en-US"/>
+        </w:rPr>
+        <w:t xml:space="preserve">  + to_dict()</w:t>
+      </w:r>
+    </w:p>
+    <w:p>
+      <w:pPr>
+        <w:rPr>
+          <w:lang w:val="en-US"/>
+        </w:rPr>
+      </w:pPr>
+      <w:r>
+        <w:rPr>
+          <w:lang w:val="en-US"/>
+        </w:rPr>
+        <w:t>}</w:t>
+      </w:r>
+    </w:p>
+    <w:p>
+      <w:pPr>
+        <w:rPr>
+          <w:lang w:val="en-US"/>
+        </w:rPr>
+      </w:pPr>
+    </w:p>
+    <w:p>
+      <w:pPr>
+        <w:rPr>
+          <w:lang w:val="en-US"/>
+        </w:rPr>
+      </w:pPr>
+      <w:r>
+        <w:rPr>
+          <w:lang w:val="en-US"/>
+        </w:rPr>
+        <w:t>class Token {</w:t>
+      </w:r>
+    </w:p>
+    <w:p>
+      <w:pPr>
+        <w:rPr>
+          <w:lang w:val="en-US"/>
+        </w:rPr>
+      </w:pPr>
+      <w:r>
+        <w:rPr>
+          <w:lang w:val="en-US"/>
+        </w:rPr>
+        <w:t xml:space="preserve">  - Integer id</w:t>
+      </w:r>
+    </w:p>
+    <w:p>
+      <w:r>
+        <w:rPr>
+          <w:lang w:val="en-US"/>
+        </w:rPr>
+        <w:t xml:space="preserve">  </w:t>
+      </w:r>
+      <w:r>
+        <w:t>- String token</w:t>
+      </w:r>
+    </w:p>
+    <w:p>
+      <w:r>
+        <w:t xml:space="preserve">  - DateTime token_erstelldatum</w:t>
+      </w:r>
+    </w:p>
+    <w:p>
+      <w:r>
+        <w:t xml:space="preserve">  - Integer user_id</w:t>
+      </w:r>
+    </w:p>
+    <w:p>
+      <w:pPr>
+        <w:rPr>
+          <w:lang w:val="en-US"/>
+        </w:rPr>
+      </w:pPr>
+      <w:r>
+        <w:rPr>
+          <w:lang w:val="en-US"/>
+        </w:rPr>
+        <w:t>}</w:t>
+      </w:r>
+    </w:p>
+    <w:p>
+      <w:pPr>
+        <w:rPr>
+          <w:lang w:val="en-US"/>
+        </w:rPr>
+      </w:pPr>
+    </w:p>
+    <w:p>
+      <w:pPr>
+        <w:rPr>
+          <w:lang w:val="en-US"/>
+        </w:rPr>
+      </w:pPr>
+      <w:r>
+        <w:rPr>
+          <w:lang w:val="en-US"/>
+        </w:rPr>
+        <w:t>class TokenManager {</w:t>
+      </w:r>
+    </w:p>
+    <w:p>
+      <w:pPr>
+        <w:rPr>
+          <w:lang w:val="en-US"/>
+        </w:rPr>
+      </w:pPr>
+      <w:r>
+        <w:rPr>
+          <w:lang w:val="en-US"/>
+        </w:rPr>
+        <w:t xml:space="preserve">  - int token_lifetime</w:t>
+      </w:r>
+    </w:p>
+    <w:p>
+      <w:pPr>
+        <w:rPr>
+          <w:lang w:val="en-US"/>
+        </w:rPr>
+      </w:pPr>
+      <w:r>
+        <w:rPr>
+          <w:lang w:val="en-US"/>
+        </w:rPr>
+        <w:t xml:space="preserve">  --</w:t>
+      </w:r>
+    </w:p>
+    <w:p>
+      <w:pPr>
+        <w:rPr>
+          <w:lang w:val="en-US"/>
+        </w:rPr>
+      </w:pPr>
+      <w:r>
+        <w:rPr>
+          <w:lang w:val="en-US"/>
+        </w:rPr>
+        <w:t xml:space="preserve">  + generate_token()</w:t>
+      </w:r>
+    </w:p>
+    <w:p>
+      <w:pPr>
+        <w:rPr>
+          <w:lang w:val="en-US"/>
+        </w:rPr>
+      </w:pPr>
+      <w:r>
+        <w:rPr>
+          <w:lang w:val="en-US"/>
+        </w:rPr>
+        <w:lastRenderedPageBreak/>
+        <w:t xml:space="preserve">  + is_token_valid()</w:t>
+      </w:r>
+    </w:p>
+    <w:p>
+      <w:pPr>
+        <w:rPr>
+          <w:lang w:val="en-US"/>
+        </w:rPr>
+      </w:pPr>
+      <w:r>
+        <w:rPr>
+          <w:lang w:val="en-US"/>
+        </w:rPr>
+        <w:t xml:space="preserve">  + get_or_create_token()</w:t>
+      </w:r>
+    </w:p>
+    <w:p>
+      <w:pPr>
+        <w:rPr>
+          <w:lang w:val="en-US"/>
+        </w:rPr>
+      </w:pPr>
+      <w:r>
+        <w:rPr>
+          <w:lang w:val="en-US"/>
+        </w:rPr>
+        <w:t xml:space="preserve">  + delete_token()</w:t>
+      </w:r>
+    </w:p>
+    <w:p>
+      <w:pPr>
+        <w:rPr>
+          <w:lang w:val="en-US"/>
+        </w:rPr>
+      </w:pPr>
+      <w:r>
+        <w:rPr>
+          <w:lang w:val="en-US"/>
+        </w:rPr>
+        <w:t>}</w:t>
+      </w:r>
+    </w:p>
+    <w:p>
+      <w:pPr>
+        <w:rPr>
+          <w:lang w:val="en-US"/>
+        </w:rPr>
+      </w:pPr>
+    </w:p>
+    <w:p>
+      <w:pPr>
+        <w:rPr>
+          <w:lang w:val="en-US"/>
+        </w:rPr>
+      </w:pPr>
+      <w:r>
+        <w:rPr>
+          <w:lang w:val="en-US"/>
+        </w:rPr>
+        <w:t>class Config {</w:t>
+      </w:r>
+    </w:p>
+    <w:p>
+      <w:pPr>
+        <w:rPr>
+          <w:lang w:val="en-US"/>
+        </w:rPr>
+      </w:pPr>
+      <w:r>
+        <w:rPr>
+          <w:lang w:val="en-US"/>
+        </w:rPr>
+        <w:t xml:space="preserve">  - </w:t>
+      </w:r>
+      <w:r>
+        <w:rPr>
+          <w:lang w:val="en-US"/>
+        </w:rPr>
+        <w:t>String</w:t>
+      </w:r>
+      <w:r>
+        <w:rPr>
           <w:lang w:val="en-US"/>
         </w:rPr>
         <w:t xml:space="preserve"> </w:t>
       </w:r>
       <w:r>
         <w:rPr>
-          <w:b/>
-          <w:bCs/>
-          <w:lang w:val="en-US"/>
-        </w:rPr>
-        <w:t>2</w:t>
-      </w:r>
-    </w:p>
-    <w:p>
-      <w:pPr>
-        <w:rPr>
-          <w:lang w:val="en-US"/>
-        </w:rPr>
-      </w:pPr>
-      <w:r>
-        <w:rPr>
-          <w:lang w:val="en-US"/>
-        </w:rPr>
-        <w:t>@startuml</w:t>
-      </w:r>
-    </w:p>
-    <w:p>
-      <w:pPr>
-        <w:rPr>
-          <w:lang w:val="en-US"/>
-        </w:rPr>
-      </w:pPr>
-      <w:r>
-        <w:rPr>
-          <w:lang w:val="en-US"/>
-        </w:rPr>
-        <w:t>class User {</w:t>
-      </w:r>
-    </w:p>
-    <w:p>
-      <w:pPr>
-        <w:rPr>
-          <w:lang w:val="en-US"/>
-        </w:rPr>
-      </w:pPr>
-      <w:r>
-        <w:rPr>
-          <w:lang w:val="en-US"/>
-        </w:rPr>
-        <w:t xml:space="preserve">  - Integer id</w:t>
-      </w:r>
-    </w:p>
-    <w:p>
-      <w:pPr>
-        <w:rPr>
-          <w:lang w:val="en-US"/>
-        </w:rPr>
-      </w:pPr>
-      <w:r>
-        <w:rPr>
-          <w:lang w:val="en-US"/>
-        </w:rPr>
-        <w:t xml:space="preserve">  - String username</w:t>
-      </w:r>
-    </w:p>
-    <w:p>
-      <w:pPr>
-        <w:rPr>
-          <w:lang w:val="en-US"/>
-        </w:rPr>
-      </w:pPr>
-      <w:r>
-        <w:rPr>
-          <w:lang w:val="en-US"/>
-        </w:rPr>
-        <w:t xml:space="preserve">  - String </w:t>
-      </w:r>
-      <w:proofErr w:type="spellStart"/>
-      <w:r>
-        <w:rPr>
-          <w:lang w:val="en-US"/>
-        </w:rPr>
-        <w:t>usermail</w:t>
-      </w:r>
-      <w:proofErr w:type="spellEnd"/>
-    </w:p>
-    <w:p>
-      <w:pPr>
-        <w:rPr>
-          <w:lang w:val="en-US"/>
-        </w:rPr>
-      </w:pPr>
-      <w:r>
-        <w:rPr>
-          <w:lang w:val="en-US"/>
-        </w:rPr>
-        <w:t xml:space="preserve">  - String </w:t>
-      </w:r>
-      <w:proofErr w:type="spellStart"/>
-      <w:r>
-        <w:rPr>
-          <w:lang w:val="en-US"/>
-        </w:rPr>
-        <w:t>password_hash</w:t>
-      </w:r>
-      <w:proofErr w:type="spellEnd"/>
-    </w:p>
-    <w:p>
-      <w:pPr>
-        <w:rPr>
-          <w:lang w:val="en-US"/>
-        </w:rPr>
-      </w:pPr>
-      <w:r>
-        <w:rPr>
-          <w:lang w:val="en-US"/>
-        </w:rPr>
-        <w:t xml:space="preserve">  - Boolean </w:t>
-      </w:r>
-      <w:proofErr w:type="spellStart"/>
-      <w:r>
-        <w:rPr>
-          <w:lang w:val="en-US"/>
-        </w:rPr>
-        <w:t>is_active_user</w:t>
-      </w:r>
-      <w:proofErr w:type="spellEnd"/>
+          <w:lang w:val="en-US"/>
+        </w:rPr>
+        <w:t>BASE_DIR</w:t>
+      </w:r>
+    </w:p>
+    <w:p>
+      <w:pPr>
+        <w:rPr>
+          <w:lang w:val="en-US"/>
+        </w:rPr>
+      </w:pPr>
+      <w:r>
+        <w:rPr>
+          <w:lang w:val="en-US"/>
+        </w:rPr>
+        <w:t xml:space="preserve">  - </w:t>
+      </w:r>
+      <w:r>
+        <w:rPr>
+          <w:lang w:val="en-US"/>
+        </w:rPr>
+        <w:t>String</w:t>
+      </w:r>
+      <w:r>
+        <w:rPr>
+          <w:lang w:val="en-US"/>
+        </w:rPr>
+        <w:t xml:space="preserve"> </w:t>
+      </w:r>
+      <w:r>
+        <w:rPr>
+          <w:lang w:val="en-US"/>
+        </w:rPr>
+        <w:t>SQLALCHEMY_DATABASE_URI</w:t>
+      </w:r>
+    </w:p>
+    <w:p>
+      <w:pPr>
+        <w:rPr>
+          <w:lang w:val="en-US"/>
+        </w:rPr>
+      </w:pPr>
+      <w:r>
+        <w:rPr>
+          <w:lang w:val="en-US"/>
+        </w:rPr>
+        <w:t xml:space="preserve">  - </w:t>
+      </w:r>
+      <w:r>
+        <w:rPr>
+          <w:lang w:val="en-US"/>
+        </w:rPr>
+        <w:t>String</w:t>
+      </w:r>
+      <w:r>
+        <w:rPr>
+          <w:lang w:val="en-US"/>
+        </w:rPr>
+        <w:t xml:space="preserve"> </w:t>
+      </w:r>
+      <w:r>
+        <w:rPr>
+          <w:lang w:val="en-US"/>
+        </w:rPr>
+        <w:t>SECRET_KEY</w:t>
+      </w:r>
+    </w:p>
+    <w:p>
+      <w:pPr>
+        <w:rPr>
+          <w:lang w:val="en-US"/>
+        </w:rPr>
+      </w:pPr>
+      <w:r>
+        <w:rPr>
+          <w:lang w:val="en-US"/>
+        </w:rPr>
+        <w:t>}</w:t>
+      </w:r>
+    </w:p>
+    <w:p>
+      <w:pPr>
+        <w:rPr>
+          <w:lang w:val="en-US"/>
+        </w:rPr>
+      </w:pPr>
+    </w:p>
+    <w:p>
+      <w:pPr>
+        <w:rPr>
+          <w:lang w:val="en-US"/>
+        </w:rPr>
+      </w:pPr>
+      <w:r>
+        <w:rPr>
+          <w:lang w:val="en-US"/>
+        </w:rPr>
+        <w:t>class FlaskApp {</w:t>
+      </w:r>
+    </w:p>
+    <w:p>
+      <w:pPr>
+        <w:rPr>
+          <w:lang w:val="en-US"/>
+        </w:rPr>
+      </w:pPr>
+      <w:r>
+        <w:rPr>
+          <w:lang w:val="en-US"/>
+        </w:rPr>
+        <w:t xml:space="preserve">  - Flask app</w:t>
+      </w:r>
+    </w:p>
+    <w:p>
+      <w:pPr>
+        <w:rPr>
+          <w:lang w:val="en-US"/>
+        </w:rPr>
+      </w:pPr>
+      <w:r>
+        <w:rPr>
+          <w:lang w:val="en-US"/>
+        </w:rPr>
+        <w:t xml:space="preserve">  - SQLAlchemy db</w:t>
+      </w:r>
     </w:p>
     <w:p>
       <w:pPr>
@@ -5309,241 +4997,7 @@
         <w:rPr>
           <w:lang w:val="en-US"/>
         </w:rPr>
-        <w:t xml:space="preserve">  + </w:t>
-      </w:r>
-      <w:proofErr w:type="spellStart"/>
-      <w:r>
-        <w:rPr>
-          <w:lang w:val="en-US"/>
-        </w:rPr>
-        <w:t>set_</w:t>
-      </w:r>
-      <w:proofErr w:type="gramStart"/>
-      <w:r>
-        <w:rPr>
-          <w:lang w:val="en-US"/>
-        </w:rPr>
-        <w:t>password</w:t>
-      </w:r>
-      <w:proofErr w:type="spellEnd"/>
-      <w:r>
-        <w:rPr>
-          <w:lang w:val="en-US"/>
-        </w:rPr>
-        <w:t>(</w:t>
-      </w:r>
-      <w:proofErr w:type="gramEnd"/>
-      <w:r>
-        <w:rPr>
-          <w:lang w:val="en-US"/>
-        </w:rPr>
-        <w:t>)</w:t>
-      </w:r>
-    </w:p>
-    <w:p>
-      <w:pPr>
-        <w:rPr>
-          <w:lang w:val="en-US"/>
-        </w:rPr>
-      </w:pPr>
-      <w:r>
-        <w:rPr>
-          <w:lang w:val="en-US"/>
-        </w:rPr>
-        <w:t xml:space="preserve">  + </w:t>
-      </w:r>
-      <w:proofErr w:type="spellStart"/>
-      <w:r>
-        <w:rPr>
-          <w:lang w:val="en-US"/>
-        </w:rPr>
-        <w:t>check_</w:t>
-      </w:r>
-      <w:proofErr w:type="gramStart"/>
-      <w:r>
-        <w:rPr>
-          <w:lang w:val="en-US"/>
-        </w:rPr>
-        <w:t>password</w:t>
-      </w:r>
-      <w:proofErr w:type="spellEnd"/>
-      <w:r>
-        <w:rPr>
-          <w:lang w:val="en-US"/>
-        </w:rPr>
-        <w:t>(</w:t>
-      </w:r>
-      <w:proofErr w:type="gramEnd"/>
-      <w:r>
-        <w:rPr>
-          <w:lang w:val="en-US"/>
-        </w:rPr>
-        <w:t>)</w:t>
-      </w:r>
-    </w:p>
-    <w:p>
-      <w:pPr>
-        <w:rPr>
-          <w:lang w:val="en-US"/>
-        </w:rPr>
-      </w:pPr>
-      <w:r>
-        <w:rPr>
-          <w:lang w:val="en-US"/>
-        </w:rPr>
-        <w:t xml:space="preserve">  + </w:t>
-      </w:r>
-      <w:proofErr w:type="spellStart"/>
-      <w:r>
-        <w:rPr>
-          <w:lang w:val="en-US"/>
-        </w:rPr>
-        <w:t>is_</w:t>
-      </w:r>
-      <w:proofErr w:type="gramStart"/>
-      <w:r>
-        <w:rPr>
-          <w:lang w:val="en-US"/>
-        </w:rPr>
-        <w:t>active</w:t>
-      </w:r>
-      <w:proofErr w:type="spellEnd"/>
-      <w:r>
-        <w:rPr>
-          <w:lang w:val="en-US"/>
-        </w:rPr>
-        <w:t>(</w:t>
-      </w:r>
-      <w:proofErr w:type="gramEnd"/>
-      <w:r>
-        <w:rPr>
-          <w:lang w:val="en-US"/>
-        </w:rPr>
-        <w:t>)</w:t>
-      </w:r>
-    </w:p>
-    <w:p>
-      <w:pPr>
-        <w:rPr>
-          <w:lang w:val="en-US"/>
-        </w:rPr>
-      </w:pPr>
-      <w:r>
-        <w:rPr>
-          <w:lang w:val="en-US"/>
-        </w:rPr>
-        <w:t xml:space="preserve">  + </w:t>
-      </w:r>
-      <w:proofErr w:type="spellStart"/>
-      <w:r>
-        <w:rPr>
-          <w:lang w:val="en-US"/>
-        </w:rPr>
-        <w:t>get_</w:t>
-      </w:r>
-      <w:proofErr w:type="gramStart"/>
-      <w:r>
-        <w:rPr>
-          <w:lang w:val="en-US"/>
-        </w:rPr>
-        <w:t>id</w:t>
-      </w:r>
-      <w:proofErr w:type="spellEnd"/>
-      <w:r>
-        <w:rPr>
-          <w:lang w:val="en-US"/>
-        </w:rPr>
-        <w:t>(</w:t>
-      </w:r>
-      <w:proofErr w:type="gramEnd"/>
-      <w:r>
-        <w:rPr>
-          <w:lang w:val="en-US"/>
-        </w:rPr>
-        <w:t>)</w:t>
-      </w:r>
-    </w:p>
-    <w:p>
-      <w:pPr>
-        <w:rPr>
-          <w:lang w:val="en-US"/>
-        </w:rPr>
-      </w:pPr>
-      <w:r>
-        <w:rPr>
-          <w:lang w:val="en-US"/>
-        </w:rPr>
-        <w:lastRenderedPageBreak/>
-        <w:t xml:space="preserve">  + </w:t>
-      </w:r>
-      <w:proofErr w:type="spellStart"/>
-      <w:r>
-        <w:rPr>
-          <w:lang w:val="en-US"/>
-        </w:rPr>
-        <w:t>is_</w:t>
-      </w:r>
-      <w:proofErr w:type="gramStart"/>
-      <w:r>
-        <w:rPr>
-          <w:lang w:val="en-US"/>
-        </w:rPr>
-        <w:t>authenticated</w:t>
-      </w:r>
-      <w:proofErr w:type="spellEnd"/>
-      <w:r>
-        <w:rPr>
-          <w:lang w:val="en-US"/>
-        </w:rPr>
-        <w:t>(</w:t>
-      </w:r>
-      <w:proofErr w:type="gramEnd"/>
-      <w:r>
-        <w:rPr>
-          <w:lang w:val="en-US"/>
-        </w:rPr>
-        <w:t>)</w:t>
-      </w:r>
-    </w:p>
-    <w:p>
-      <w:pPr>
-        <w:rPr>
-          <w:lang w:val="en-US"/>
-        </w:rPr>
-      </w:pPr>
-      <w:r>
-        <w:rPr>
-          <w:lang w:val="en-US"/>
-        </w:rPr>
-        <w:t xml:space="preserve">  + </w:t>
-      </w:r>
-      <w:proofErr w:type="spellStart"/>
-      <w:r>
-        <w:rPr>
-          <w:lang w:val="en-US"/>
-        </w:rPr>
-        <w:t>has_</w:t>
-      </w:r>
-      <w:proofErr w:type="gramStart"/>
-      <w:r>
-        <w:rPr>
-          <w:lang w:val="en-US"/>
-        </w:rPr>
-        <w:t>token</w:t>
-      </w:r>
-      <w:proofErr w:type="spellEnd"/>
-      <w:r>
-        <w:rPr>
-          <w:lang w:val="en-US"/>
-        </w:rPr>
-        <w:t>(</w:t>
-      </w:r>
-      <w:proofErr w:type="gramEnd"/>
-      <w:r>
-        <w:rPr>
-          <w:lang w:val="en-US"/>
-        </w:rPr>
-        <w:t>)</w:t>
+        <w:t xml:space="preserve">  + main(): void</w:t>
       </w:r>
     </w:p>
     <w:p>
@@ -5565,125 +5019,18 @@
           <w:lang w:val="en-US"/>
         </w:rPr>
       </w:pPr>
-      <w:r>
-        <w:rPr>
-          <w:lang w:val="en-US"/>
-        </w:rPr>
-        <w:t>class Topic {</w:t>
-      </w:r>
-    </w:p>
-    <w:p>
-      <w:pPr>
-        <w:rPr>
-          <w:lang w:val="en-US"/>
-        </w:rPr>
-      </w:pPr>
-      <w:r>
-        <w:rPr>
-          <w:lang w:val="en-US"/>
-        </w:rPr>
-        <w:t xml:space="preserve">  - Integer id</w:t>
-      </w:r>
-    </w:p>
-    <w:p>
-      <w:pPr>
-        <w:rPr>
-          <w:lang w:val="en-US"/>
-        </w:rPr>
-      </w:pPr>
-      <w:r>
-        <w:rPr>
-          <w:lang w:val="en-US"/>
-        </w:rPr>
-        <w:t xml:space="preserve">  - String name</w:t>
-      </w:r>
-    </w:p>
-    <w:p>
-      <w:pPr>
-        <w:rPr>
-          <w:lang w:val="en-US"/>
-        </w:rPr>
-      </w:pPr>
-      <w:r>
-        <w:rPr>
-          <w:lang w:val="en-US"/>
-        </w:rPr>
-        <w:t xml:space="preserve">  - String priority</w:t>
-      </w:r>
-    </w:p>
-    <w:p>
-      <w:pPr>
-        <w:rPr>
-          <w:lang w:val="en-US"/>
-        </w:rPr>
-      </w:pPr>
-      <w:r>
-        <w:rPr>
-          <w:lang w:val="en-US"/>
-        </w:rPr>
-        <w:t xml:space="preserve">  - Integer </w:t>
-      </w:r>
-      <w:proofErr w:type="spellStart"/>
-      <w:r>
-        <w:rPr>
-          <w:lang w:val="en-US"/>
-        </w:rPr>
-        <w:t>user_id</w:t>
-      </w:r>
-      <w:proofErr w:type="spellEnd"/>
-    </w:p>
-    <w:p>
-      <w:pPr>
-        <w:rPr>
-          <w:lang w:val="en-US"/>
-        </w:rPr>
-      </w:pPr>
-      <w:r>
-        <w:rPr>
-          <w:lang w:val="en-US"/>
-        </w:rPr>
-        <w:t xml:space="preserve">  --</w:t>
-      </w:r>
-    </w:p>
-    <w:p>
-      <w:pPr>
-        <w:rPr>
-          <w:lang w:val="en-US"/>
-        </w:rPr>
-      </w:pPr>
-      <w:r>
-        <w:rPr>
-          <w:lang w:val="en-US"/>
-        </w:rPr>
-        <w:t xml:space="preserve">  + </w:t>
-      </w:r>
-      <w:proofErr w:type="spellStart"/>
-      <w:r>
-        <w:rPr>
-          <w:lang w:val="en-US"/>
-        </w:rPr>
-        <w:t>to_</w:t>
-      </w:r>
-      <w:proofErr w:type="gramStart"/>
-      <w:r>
-        <w:rPr>
-          <w:lang w:val="en-US"/>
-        </w:rPr>
-        <w:t>dict</w:t>
-      </w:r>
-      <w:proofErr w:type="spellEnd"/>
-      <w:r>
-        <w:rPr>
-          <w:lang w:val="en-US"/>
-        </w:rPr>
-        <w:t>(</w:t>
-      </w:r>
-      <w:proofErr w:type="gramEnd"/>
-      <w:r>
-        <w:rPr>
-          <w:lang w:val="en-US"/>
-        </w:rPr>
-        <w:t>)</w:t>
+    </w:p>
+    <w:p>
+      <w:pPr>
+        <w:rPr>
+          <w:lang w:val="en-US"/>
+        </w:rPr>
+      </w:pPr>
+      <w:r>
+        <w:rPr>
+          <w:lang w:val="en-US"/>
+        </w:rPr>
+        <w:t>class RunPy {</w:t>
       </w:r>
     </w:p>
     <w:p>
@@ -5705,1041 +5052,88 @@
           <w:lang w:val="en-US"/>
         </w:rPr>
       </w:pPr>
-      <w:r>
-        <w:rPr>
-          <w:lang w:val="en-US"/>
-        </w:rPr>
-        <w:t xml:space="preserve">class </w:t>
-      </w:r>
-      <w:proofErr w:type="spellStart"/>
-      <w:r>
-        <w:rPr>
-          <w:lang w:val="en-US"/>
-        </w:rPr>
-        <w:t>LearningGoal</w:t>
-      </w:r>
-      <w:proofErr w:type="spellEnd"/>
-      <w:r>
-        <w:rPr>
-          <w:lang w:val="en-US"/>
-        </w:rPr>
-        <w:t xml:space="preserve"> {</w:t>
-      </w:r>
-    </w:p>
-    <w:p>
-      <w:pPr>
-        <w:rPr>
-          <w:lang w:val="en-US"/>
-        </w:rPr>
-      </w:pPr>
-      <w:r>
-        <w:rPr>
-          <w:lang w:val="en-US"/>
-        </w:rPr>
-        <w:t xml:space="preserve">  - Integer id</w:t>
-      </w:r>
-    </w:p>
-    <w:p>
-      <w:pPr>
-        <w:rPr>
-          <w:lang w:val="en-US"/>
-        </w:rPr>
-      </w:pPr>
-      <w:r>
-        <w:rPr>
-          <w:lang w:val="en-US"/>
-        </w:rPr>
-        <w:t xml:space="preserve">  - Integer </w:t>
-      </w:r>
-      <w:proofErr w:type="spellStart"/>
-      <w:r>
-        <w:rPr>
-          <w:lang w:val="en-US"/>
-        </w:rPr>
-        <w:t>topic_id</w:t>
-      </w:r>
-      <w:proofErr w:type="spellEnd"/>
-    </w:p>
-    <w:p>
-      <w:pPr>
-        <w:rPr>
-          <w:lang w:val="en-US"/>
-        </w:rPr>
-      </w:pPr>
-      <w:r>
-        <w:rPr>
-          <w:lang w:val="en-US"/>
-        </w:rPr>
-        <w:t xml:space="preserve">  - String description</w:t>
-      </w:r>
-    </w:p>
-    <w:p>
-      <w:pPr>
-        <w:rPr>
-          <w:lang w:val="en-US"/>
-        </w:rPr>
-      </w:pPr>
-      <w:r>
-        <w:rPr>
-          <w:lang w:val="en-US"/>
-        </w:rPr>
-        <w:t xml:space="preserve">  - String deadline</w:t>
-      </w:r>
-    </w:p>
-    <w:p>
-      <w:pPr>
-        <w:rPr>
-          <w:lang w:val="en-US"/>
-        </w:rPr>
-      </w:pPr>
-      <w:r>
-        <w:rPr>
-          <w:lang w:val="en-US"/>
-        </w:rPr>
-        <w:t xml:space="preserve">  - Integer </w:t>
-      </w:r>
-      <w:proofErr w:type="spellStart"/>
-      <w:r>
-        <w:rPr>
-          <w:lang w:val="en-US"/>
-        </w:rPr>
-        <w:t>user_id</w:t>
-      </w:r>
-      <w:proofErr w:type="spellEnd"/>
-    </w:p>
-    <w:p>
-      <w:pPr>
-        <w:rPr>
-          <w:lang w:val="en-US"/>
-        </w:rPr>
-      </w:pPr>
-      <w:r>
-        <w:rPr>
-          <w:lang w:val="en-US"/>
-        </w:rPr>
-        <w:t xml:space="preserve">  --</w:t>
-      </w:r>
-    </w:p>
-    <w:p>
-      <w:pPr>
-        <w:rPr>
-          <w:lang w:val="en-US"/>
-        </w:rPr>
-      </w:pPr>
-      <w:r>
-        <w:rPr>
-          <w:lang w:val="en-US"/>
-        </w:rPr>
-        <w:t xml:space="preserve">  + </w:t>
-      </w:r>
-      <w:proofErr w:type="spellStart"/>
-      <w:r>
-        <w:rPr>
-          <w:lang w:val="en-US"/>
-        </w:rPr>
-        <w:t>to_</w:t>
-      </w:r>
-      <w:proofErr w:type="gramStart"/>
-      <w:r>
-        <w:rPr>
-          <w:lang w:val="en-US"/>
-        </w:rPr>
-        <w:t>dict</w:t>
-      </w:r>
-      <w:proofErr w:type="spellEnd"/>
-      <w:r>
-        <w:rPr>
-          <w:lang w:val="en-US"/>
-        </w:rPr>
-        <w:t>(</w:t>
-      </w:r>
-      <w:proofErr w:type="gramEnd"/>
-      <w:r>
-        <w:rPr>
-          <w:lang w:val="en-US"/>
-        </w:rPr>
-        <w:t>)</w:t>
-      </w:r>
-    </w:p>
-    <w:p>
-      <w:pPr>
-        <w:rPr>
-          <w:lang w:val="en-US"/>
-        </w:rPr>
-      </w:pPr>
-      <w:r>
-        <w:rPr>
-          <w:lang w:val="en-US"/>
-        </w:rPr>
-        <w:t>}</w:t>
-      </w:r>
-    </w:p>
-    <w:p>
-      <w:pPr>
-        <w:rPr>
-          <w:lang w:val="en-US"/>
-        </w:rPr>
-      </w:pPr>
-    </w:p>
-    <w:p>
-      <w:pPr>
-        <w:rPr>
-          <w:lang w:val="en-US"/>
-        </w:rPr>
-      </w:pPr>
-      <w:r>
-        <w:rPr>
-          <w:lang w:val="en-US"/>
-        </w:rPr>
-        <w:t>class Token {</w:t>
-      </w:r>
-    </w:p>
-    <w:p>
-      <w:pPr>
-        <w:rPr>
-          <w:lang w:val="en-US"/>
-        </w:rPr>
-      </w:pPr>
-      <w:r>
-        <w:rPr>
-          <w:lang w:val="en-US"/>
-        </w:rPr>
-        <w:t xml:space="preserve">  - Integer id</w:t>
-      </w:r>
-    </w:p>
-    <w:p>
-      <w:r>
-        <w:rPr>
-          <w:lang w:val="en-US"/>
-        </w:rPr>
-        <w:t xml:space="preserve">  </w:t>
-      </w:r>
-      <w:r>
-        <w:t xml:space="preserve">- String </w:t>
-      </w:r>
-      <w:proofErr w:type="spellStart"/>
-      <w:r>
-        <w:t>token</w:t>
-      </w:r>
-      <w:proofErr w:type="spellEnd"/>
-    </w:p>
-    <w:p>
-      <w:r>
-        <w:t xml:space="preserve">  - </w:t>
-      </w:r>
-      <w:proofErr w:type="spellStart"/>
-      <w:r>
-        <w:t>DateTime</w:t>
-      </w:r>
-      <w:proofErr w:type="spellEnd"/>
-      <w:r>
-        <w:t xml:space="preserve"> </w:t>
-      </w:r>
-      <w:proofErr w:type="spellStart"/>
-      <w:r>
-        <w:t>token_erstelldatum</w:t>
-      </w:r>
-      <w:proofErr w:type="spellEnd"/>
-    </w:p>
-    <w:p>
-      <w:r>
-        <w:t xml:space="preserve">  - Integer </w:t>
-      </w:r>
-      <w:proofErr w:type="spellStart"/>
-      <w:r>
-        <w:t>user_id</w:t>
-      </w:r>
-      <w:proofErr w:type="spellEnd"/>
-    </w:p>
-    <w:p>
-      <w:pPr>
-        <w:rPr>
-          <w:lang w:val="en-US"/>
-        </w:rPr>
-      </w:pPr>
-      <w:r>
-        <w:rPr>
-          <w:lang w:val="en-US"/>
-        </w:rPr>
-        <w:t>}</w:t>
-      </w:r>
-    </w:p>
-    <w:p>
-      <w:pPr>
-        <w:rPr>
-          <w:lang w:val="en-US"/>
-        </w:rPr>
-      </w:pPr>
-    </w:p>
-    <w:p>
-      <w:pPr>
-        <w:rPr>
-          <w:lang w:val="en-US"/>
-        </w:rPr>
-      </w:pPr>
-      <w:r>
-        <w:rPr>
-          <w:lang w:val="en-US"/>
-        </w:rPr>
-        <w:t xml:space="preserve">class </w:t>
-      </w:r>
-      <w:proofErr w:type="spellStart"/>
-      <w:r>
-        <w:rPr>
-          <w:lang w:val="en-US"/>
-        </w:rPr>
-        <w:t>TokenManager</w:t>
-      </w:r>
-      <w:proofErr w:type="spellEnd"/>
-      <w:r>
-        <w:rPr>
-          <w:lang w:val="en-US"/>
-        </w:rPr>
-        <w:t xml:space="preserve"> {</w:t>
-      </w:r>
-    </w:p>
-    <w:p>
-      <w:pPr>
-        <w:rPr>
-          <w:lang w:val="en-US"/>
-        </w:rPr>
-      </w:pPr>
-      <w:r>
-        <w:rPr>
-          <w:lang w:val="en-US"/>
-        </w:rPr>
-        <w:t xml:space="preserve">  - int </w:t>
-      </w:r>
-      <w:proofErr w:type="spellStart"/>
-      <w:r>
-        <w:rPr>
-          <w:lang w:val="en-US"/>
-        </w:rPr>
-        <w:t>token_lifetime</w:t>
-      </w:r>
-      <w:proofErr w:type="spellEnd"/>
-    </w:p>
-    <w:p>
-      <w:pPr>
-        <w:rPr>
-          <w:lang w:val="en-US"/>
-        </w:rPr>
-      </w:pPr>
-      <w:r>
-        <w:rPr>
-          <w:lang w:val="en-US"/>
-        </w:rPr>
-        <w:t xml:space="preserve">  --</w:t>
-      </w:r>
-    </w:p>
-    <w:p>
-      <w:pPr>
-        <w:rPr>
-          <w:lang w:val="en-US"/>
-        </w:rPr>
-      </w:pPr>
-      <w:r>
-        <w:rPr>
-          <w:lang w:val="en-US"/>
-        </w:rPr>
-        <w:t xml:space="preserve">  + </w:t>
-      </w:r>
-      <w:proofErr w:type="spellStart"/>
-      <w:r>
-        <w:rPr>
-          <w:lang w:val="en-US"/>
-        </w:rPr>
-        <w:t>generate_</w:t>
-      </w:r>
-      <w:proofErr w:type="gramStart"/>
-      <w:r>
-        <w:rPr>
-          <w:lang w:val="en-US"/>
-        </w:rPr>
-        <w:t>token</w:t>
-      </w:r>
-      <w:proofErr w:type="spellEnd"/>
-      <w:r>
-        <w:rPr>
-          <w:lang w:val="en-US"/>
-        </w:rPr>
-        <w:t>(</w:t>
-      </w:r>
-      <w:proofErr w:type="gramEnd"/>
-      <w:r>
-        <w:rPr>
-          <w:lang w:val="en-US"/>
-        </w:rPr>
-        <w:t>)</w:t>
-      </w:r>
-    </w:p>
-    <w:p>
-      <w:pPr>
-        <w:rPr>
-          <w:lang w:val="en-US"/>
-        </w:rPr>
-      </w:pPr>
-      <w:r>
-        <w:rPr>
-          <w:lang w:val="en-US"/>
-        </w:rPr>
-        <w:lastRenderedPageBreak/>
-        <w:t xml:space="preserve">  + </w:t>
-      </w:r>
-      <w:proofErr w:type="spellStart"/>
-      <w:r>
-        <w:rPr>
-          <w:lang w:val="en-US"/>
-        </w:rPr>
-        <w:t>is_token_</w:t>
-      </w:r>
-      <w:proofErr w:type="gramStart"/>
-      <w:r>
-        <w:rPr>
-          <w:lang w:val="en-US"/>
-        </w:rPr>
-        <w:t>valid</w:t>
-      </w:r>
-      <w:proofErr w:type="spellEnd"/>
-      <w:r>
-        <w:rPr>
-          <w:lang w:val="en-US"/>
-        </w:rPr>
-        <w:t>(</w:t>
-      </w:r>
-      <w:proofErr w:type="gramEnd"/>
-      <w:r>
-        <w:rPr>
-          <w:lang w:val="en-US"/>
-        </w:rPr>
-        <w:t>)</w:t>
-      </w:r>
-    </w:p>
-    <w:p>
-      <w:pPr>
-        <w:rPr>
-          <w:lang w:val="en-US"/>
-        </w:rPr>
-      </w:pPr>
-      <w:r>
-        <w:rPr>
-          <w:lang w:val="en-US"/>
-        </w:rPr>
-        <w:t xml:space="preserve">  + </w:t>
-      </w:r>
-      <w:proofErr w:type="spellStart"/>
-      <w:r>
-        <w:rPr>
-          <w:lang w:val="en-US"/>
-        </w:rPr>
-        <w:t>get_or_create_</w:t>
-      </w:r>
-      <w:proofErr w:type="gramStart"/>
-      <w:r>
-        <w:rPr>
-          <w:lang w:val="en-US"/>
-        </w:rPr>
-        <w:t>token</w:t>
-      </w:r>
-      <w:proofErr w:type="spellEnd"/>
-      <w:r>
-        <w:rPr>
-          <w:lang w:val="en-US"/>
-        </w:rPr>
-        <w:t>(</w:t>
-      </w:r>
-      <w:proofErr w:type="gramEnd"/>
-      <w:r>
-        <w:rPr>
-          <w:lang w:val="en-US"/>
-        </w:rPr>
-        <w:t>)</w:t>
-      </w:r>
-    </w:p>
-    <w:p>
-      <w:pPr>
-        <w:rPr>
-          <w:lang w:val="en-US"/>
-        </w:rPr>
-      </w:pPr>
-      <w:r>
-        <w:rPr>
-          <w:lang w:val="en-US"/>
-        </w:rPr>
-        <w:t xml:space="preserve">  + </w:t>
-      </w:r>
-      <w:proofErr w:type="spellStart"/>
-      <w:r>
-        <w:rPr>
-          <w:lang w:val="en-US"/>
-        </w:rPr>
-        <w:t>delete_</w:t>
-      </w:r>
-      <w:proofErr w:type="gramStart"/>
-      <w:r>
-        <w:rPr>
-          <w:lang w:val="en-US"/>
-        </w:rPr>
-        <w:t>token</w:t>
-      </w:r>
-      <w:proofErr w:type="spellEnd"/>
-      <w:r>
-        <w:rPr>
-          <w:lang w:val="en-US"/>
-        </w:rPr>
-        <w:t>(</w:t>
-      </w:r>
-      <w:proofErr w:type="gramEnd"/>
-      <w:r>
-        <w:rPr>
-          <w:lang w:val="en-US"/>
-        </w:rPr>
-        <w:t>)</w:t>
-      </w:r>
-    </w:p>
-    <w:p>
-      <w:pPr>
-        <w:rPr>
-          <w:lang w:val="en-US"/>
-        </w:rPr>
-      </w:pPr>
-      <w:r>
-        <w:rPr>
-          <w:lang w:val="en-US"/>
-        </w:rPr>
-        <w:t>}</w:t>
-      </w:r>
-    </w:p>
-    <w:p>
-      <w:pPr>
-        <w:rPr>
-          <w:lang w:val="en-US"/>
-        </w:rPr>
-      </w:pPr>
-    </w:p>
-    <w:p>
-      <w:pPr>
-        <w:rPr>
-          <w:lang w:val="en-US"/>
-        </w:rPr>
-      </w:pPr>
-      <w:r>
-        <w:rPr>
-          <w:lang w:val="en-US"/>
-        </w:rPr>
-        <w:t>class Config {</w:t>
-      </w:r>
-    </w:p>
-    <w:p>
-      <w:pPr>
-        <w:rPr>
-          <w:lang w:val="en-US"/>
-        </w:rPr>
-      </w:pPr>
-      <w:r>
-        <w:rPr>
-          <w:lang w:val="en-US"/>
-        </w:rPr>
-        <w:t xml:space="preserve">  - </w:t>
-      </w:r>
-      <w:r>
-        <w:rPr>
-          <w:lang w:val="en-US"/>
-        </w:rPr>
-        <w:t>String</w:t>
-      </w:r>
-      <w:r>
-        <w:rPr>
-          <w:lang w:val="en-US"/>
-        </w:rPr>
-        <w:t xml:space="preserve"> </w:t>
-      </w:r>
-      <w:r>
-        <w:rPr>
-          <w:lang w:val="en-US"/>
-        </w:rPr>
-        <w:t>BASE_DIR</w:t>
-      </w:r>
-    </w:p>
-    <w:p>
-      <w:pPr>
-        <w:rPr>
-          <w:lang w:val="en-US"/>
-        </w:rPr>
-      </w:pPr>
-      <w:r>
-        <w:rPr>
-          <w:lang w:val="en-US"/>
-        </w:rPr>
-        <w:t xml:space="preserve">  - </w:t>
-      </w:r>
-      <w:r>
-        <w:rPr>
-          <w:lang w:val="en-US"/>
-        </w:rPr>
-        <w:t>String</w:t>
-      </w:r>
-      <w:r>
-        <w:rPr>
-          <w:lang w:val="en-US"/>
-        </w:rPr>
-        <w:t xml:space="preserve"> </w:t>
-      </w:r>
-      <w:r>
-        <w:rPr>
-          <w:lang w:val="en-US"/>
-        </w:rPr>
-        <w:t>SQLALCHEMY_DATABASE_URI</w:t>
-      </w:r>
-    </w:p>
-    <w:p>
-      <w:pPr>
-        <w:rPr>
-          <w:lang w:val="en-US"/>
-        </w:rPr>
-      </w:pPr>
-      <w:r>
-        <w:rPr>
-          <w:lang w:val="en-US"/>
-        </w:rPr>
-        <w:t xml:space="preserve">  - </w:t>
-      </w:r>
-      <w:r>
-        <w:rPr>
-          <w:lang w:val="en-US"/>
-        </w:rPr>
-        <w:t>String</w:t>
-      </w:r>
-      <w:r>
-        <w:rPr>
-          <w:lang w:val="en-US"/>
-        </w:rPr>
-        <w:t xml:space="preserve"> </w:t>
-      </w:r>
-      <w:r>
-        <w:rPr>
-          <w:lang w:val="en-US"/>
-        </w:rPr>
-        <w:t>SECRET_KEY</w:t>
-      </w:r>
-    </w:p>
-    <w:p>
-      <w:pPr>
-        <w:rPr>
-          <w:lang w:val="en-US"/>
-        </w:rPr>
-      </w:pPr>
-      <w:r>
-        <w:rPr>
-          <w:lang w:val="en-US"/>
-        </w:rPr>
-        <w:t>}</w:t>
-      </w:r>
-    </w:p>
-    <w:p>
-      <w:pPr>
-        <w:rPr>
-          <w:lang w:val="en-US"/>
-        </w:rPr>
-      </w:pPr>
-    </w:p>
-    <w:p>
-      <w:pPr>
-        <w:rPr>
-          <w:lang w:val="en-US"/>
-        </w:rPr>
-      </w:pPr>
-      <w:r>
-        <w:rPr>
-          <w:lang w:val="en-US"/>
-        </w:rPr>
-        <w:t xml:space="preserve">class </w:t>
-      </w:r>
-      <w:proofErr w:type="spellStart"/>
-      <w:r>
-        <w:rPr>
-          <w:lang w:val="en-US"/>
-        </w:rPr>
-        <w:t>FlaskApp</w:t>
-      </w:r>
-      <w:proofErr w:type="spellEnd"/>
-      <w:r>
-        <w:rPr>
-          <w:lang w:val="en-US"/>
-        </w:rPr>
-        <w:t xml:space="preserve"> {</w:t>
-      </w:r>
-    </w:p>
-    <w:p>
-      <w:pPr>
-        <w:rPr>
-          <w:lang w:val="en-US"/>
-        </w:rPr>
-      </w:pPr>
-      <w:r>
-        <w:rPr>
-          <w:lang w:val="en-US"/>
-        </w:rPr>
-        <w:t xml:space="preserve">  - Flask app</w:t>
-      </w:r>
-    </w:p>
-    <w:p>
-      <w:pPr>
-        <w:rPr>
-          <w:lang w:val="en-US"/>
-        </w:rPr>
-      </w:pPr>
-      <w:r>
-        <w:rPr>
-          <w:lang w:val="en-US"/>
-        </w:rPr>
-        <w:t xml:space="preserve">  - </w:t>
-      </w:r>
-      <w:proofErr w:type="spellStart"/>
-      <w:r>
-        <w:rPr>
-          <w:lang w:val="en-US"/>
-        </w:rPr>
-        <w:t>SQLAlchemy</w:t>
-      </w:r>
-      <w:proofErr w:type="spellEnd"/>
-      <w:r>
-        <w:rPr>
-          <w:lang w:val="en-US"/>
-        </w:rPr>
-        <w:t xml:space="preserve"> </w:t>
-      </w:r>
-      <w:proofErr w:type="spellStart"/>
-      <w:r>
-        <w:rPr>
-          <w:lang w:val="en-US"/>
-        </w:rPr>
-        <w:t>db</w:t>
-      </w:r>
-      <w:proofErr w:type="spellEnd"/>
-    </w:p>
-    <w:p>
-      <w:pPr>
-        <w:rPr>
-          <w:lang w:val="en-US"/>
-        </w:rPr>
-      </w:pPr>
-      <w:r>
-        <w:rPr>
-          <w:lang w:val="en-US"/>
-        </w:rPr>
-        <w:t xml:space="preserve">  --</w:t>
-      </w:r>
-    </w:p>
-    <w:p>
-      <w:pPr>
-        <w:rPr>
-          <w:lang w:val="en-US"/>
-        </w:rPr>
-      </w:pPr>
-      <w:r>
-        <w:rPr>
-          <w:lang w:val="en-US"/>
-        </w:rPr>
-        <w:t xml:space="preserve">  + </w:t>
-      </w:r>
-      <w:proofErr w:type="gramStart"/>
-      <w:r>
-        <w:rPr>
-          <w:lang w:val="en-US"/>
-        </w:rPr>
-        <w:t>main(</w:t>
-      </w:r>
-      <w:proofErr w:type="gramEnd"/>
-      <w:r>
-        <w:rPr>
-          <w:lang w:val="en-US"/>
-        </w:rPr>
-        <w:t>): void</w:t>
-      </w:r>
-    </w:p>
-    <w:p>
-      <w:pPr>
-        <w:rPr>
-          <w:lang w:val="en-US"/>
-        </w:rPr>
-      </w:pPr>
-      <w:r>
-        <w:rPr>
-          <w:lang w:val="en-US"/>
-        </w:rPr>
-        <w:t>}</w:t>
-      </w:r>
-    </w:p>
-    <w:p>
-      <w:pPr>
-        <w:rPr>
-          <w:lang w:val="en-US"/>
-        </w:rPr>
-      </w:pPr>
-    </w:p>
-    <w:p>
-      <w:pPr>
-        <w:rPr>
-          <w:lang w:val="en-US"/>
-        </w:rPr>
-      </w:pPr>
-      <w:r>
-        <w:rPr>
-          <w:lang w:val="en-US"/>
-        </w:rPr>
-        <w:t xml:space="preserve">class </w:t>
-      </w:r>
-      <w:proofErr w:type="spellStart"/>
-      <w:r>
-        <w:rPr>
-          <w:lang w:val="en-US"/>
-        </w:rPr>
-        <w:t>RunPy</w:t>
-      </w:r>
-      <w:proofErr w:type="spellEnd"/>
-      <w:r>
-        <w:rPr>
-          <w:lang w:val="en-US"/>
-        </w:rPr>
-        <w:t xml:space="preserve"> {</w:t>
-      </w:r>
-    </w:p>
-    <w:p>
-      <w:pPr>
-        <w:rPr>
-          <w:lang w:val="en-US"/>
-        </w:rPr>
-      </w:pPr>
-      <w:r>
-        <w:rPr>
-          <w:lang w:val="en-US"/>
-        </w:rPr>
-        <w:t>}</w:t>
-      </w:r>
-    </w:p>
-    <w:p>
-      <w:pPr>
-        <w:rPr>
-          <w:lang w:val="en-US"/>
-        </w:rPr>
-      </w:pPr>
-    </w:p>
-    <w:p>
-      <w:pPr>
-        <w:rPr>
-          <w:lang w:val="en-US"/>
-        </w:rPr>
-      </w:pPr>
-      <w:r>
-        <w:rPr>
-          <w:lang w:val="en-US"/>
-        </w:rPr>
-        <w:t>User "1" -- "</w:t>
-      </w:r>
-      <w:proofErr w:type="gramStart"/>
-      <w:r>
-        <w:rPr>
-          <w:lang w:val="en-US"/>
-        </w:rPr>
-        <w:t>1..</w:t>
-      </w:r>
-      <w:proofErr w:type="gramEnd"/>
-      <w:r>
-        <w:rPr>
-          <w:lang w:val="en-US"/>
-        </w:rPr>
-        <w:t>*" Topic : owns</w:t>
-      </w:r>
-    </w:p>
-    <w:p>
-      <w:pPr>
-        <w:rPr>
-          <w:lang w:val="en-US"/>
-        </w:rPr>
-      </w:pPr>
-      <w:r>
-        <w:rPr>
-          <w:lang w:val="en-US"/>
-        </w:rPr>
-        <w:t>Topic "1" -- "</w:t>
-      </w:r>
-      <w:proofErr w:type="gramStart"/>
-      <w:r>
-        <w:rPr>
-          <w:lang w:val="en-US"/>
-        </w:rPr>
-        <w:t>1..</w:t>
-      </w:r>
-      <w:proofErr w:type="gramEnd"/>
-      <w:r>
-        <w:rPr>
-          <w:lang w:val="en-US"/>
-        </w:rPr>
-        <w:t xml:space="preserve">*" </w:t>
-      </w:r>
-      <w:proofErr w:type="spellStart"/>
-      <w:r>
-        <w:rPr>
-          <w:lang w:val="en-US"/>
-        </w:rPr>
-        <w:t>LearningGoal</w:t>
-      </w:r>
-      <w:proofErr w:type="spellEnd"/>
-      <w:r>
-        <w:rPr>
-          <w:lang w:val="en-US"/>
-        </w:rPr>
-        <w:t xml:space="preserve"> : includes</w:t>
-      </w:r>
-    </w:p>
-    <w:p>
-      <w:pPr>
-        <w:rPr>
-          <w:lang w:val="en-US"/>
-        </w:rPr>
-      </w:pPr>
-      <w:r>
-        <w:rPr>
-          <w:lang w:val="en-US"/>
-        </w:rPr>
-        <w:t>User "1" -- "</w:t>
-      </w:r>
-      <w:proofErr w:type="gramStart"/>
-      <w:r>
-        <w:rPr>
-          <w:lang w:val="en-US"/>
-        </w:rPr>
-        <w:t>1..</w:t>
-      </w:r>
-      <w:proofErr w:type="gramEnd"/>
-      <w:r>
-        <w:rPr>
-          <w:lang w:val="en-US"/>
-        </w:rPr>
-        <w:t>*" Token : has</w:t>
-      </w:r>
-    </w:p>
-    <w:p>
-      <w:pPr>
-        <w:rPr>
-          <w:lang w:val="en-US"/>
-        </w:rPr>
-      </w:pPr>
-      <w:r>
-        <w:rPr>
-          <w:lang w:val="en-US"/>
-        </w:rPr>
-        <w:t xml:space="preserve">Token "1" -- "1" </w:t>
-      </w:r>
-      <w:proofErr w:type="spellStart"/>
-      <w:proofErr w:type="gramStart"/>
-      <w:r>
-        <w:rPr>
-          <w:lang w:val="en-US"/>
-        </w:rPr>
-        <w:t>TokenManager</w:t>
-      </w:r>
-      <w:proofErr w:type="spellEnd"/>
-      <w:r>
-        <w:rPr>
-          <w:lang w:val="en-US"/>
-        </w:rPr>
-        <w:t xml:space="preserve"> :</w:t>
-      </w:r>
-      <w:proofErr w:type="gramEnd"/>
-      <w:r>
-        <w:rPr>
-          <w:lang w:val="en-US"/>
-        </w:rPr>
-        <w:t xml:space="preserve"> manages</w:t>
-      </w:r>
-    </w:p>
-    <w:p>
-      <w:pPr>
-        <w:rPr>
-          <w:lang w:val="en-US"/>
-        </w:rPr>
-      </w:pPr>
-    </w:p>
-    <w:p>
-      <w:proofErr w:type="spellStart"/>
-      <w:r>
-        <w:t>Config</w:t>
-      </w:r>
-      <w:proofErr w:type="spellEnd"/>
-      <w:r>
-        <w:t xml:space="preserve"> "1" -- "1" </w:t>
-      </w:r>
-      <w:proofErr w:type="spellStart"/>
-      <w:r>
-        <w:t>FlaskApp</w:t>
-      </w:r>
-      <w:proofErr w:type="spellEnd"/>
-      <w:r>
-        <w:t xml:space="preserve"> : verwendet</w:t>
-      </w:r>
-    </w:p>
-    <w:p>
-      <w:proofErr w:type="spellStart"/>
-      <w:r>
-        <w:t>FlaskApp</w:t>
-      </w:r>
-      <w:proofErr w:type="spellEnd"/>
-      <w:r>
-        <w:t xml:space="preserve"> "1" -- "1" </w:t>
-      </w:r>
-      <w:proofErr w:type="spellStart"/>
-      <w:r>
-        <w:t>RunPy</w:t>
-      </w:r>
-      <w:proofErr w:type="spellEnd"/>
-      <w:r>
-        <w:t xml:space="preserve"> : initialisiert</w:t>
-      </w:r>
-    </w:p>
-    <w:p>
-      <w:pPr>
-        <w:rPr>
-          <w:lang w:val="en-US"/>
-        </w:rPr>
-      </w:pPr>
-      <w:proofErr w:type="spellStart"/>
-      <w:r>
-        <w:rPr>
-          <w:lang w:val="en-US"/>
-        </w:rPr>
-        <w:t>RunPy</w:t>
-      </w:r>
-      <w:proofErr w:type="spellEnd"/>
-      <w:r>
-        <w:rPr>
-          <w:lang w:val="en-US"/>
-        </w:rPr>
-        <w:t xml:space="preserve"> "1" -- "1" </w:t>
-      </w:r>
-      <w:proofErr w:type="gramStart"/>
-      <w:r>
-        <w:rPr>
-          <w:lang w:val="en-US"/>
-        </w:rPr>
-        <w:t>Config :</w:t>
-      </w:r>
-      <w:proofErr w:type="gramEnd"/>
-      <w:r>
-        <w:rPr>
-          <w:lang w:val="en-US"/>
-        </w:rPr>
-        <w:t xml:space="preserve"> </w:t>
-      </w:r>
-      <w:proofErr w:type="spellStart"/>
-      <w:r>
-        <w:rPr>
-          <w:lang w:val="en-US"/>
-        </w:rPr>
-        <w:t>nutzt</w:t>
-      </w:r>
-      <w:proofErr w:type="spellEnd"/>
+    </w:p>
+    <w:p>
+      <w:pPr>
+        <w:rPr>
+          <w:lang w:val="en-US"/>
+        </w:rPr>
+      </w:pPr>
+      <w:r>
+        <w:rPr>
+          <w:lang w:val="en-US"/>
+        </w:rPr>
+        <w:t>User "1" -- "1..*" Topic : owns</w:t>
+      </w:r>
+    </w:p>
+    <w:p>
+      <w:pPr>
+        <w:rPr>
+          <w:lang w:val="en-US"/>
+        </w:rPr>
+      </w:pPr>
+      <w:r>
+        <w:rPr>
+          <w:lang w:val="en-US"/>
+        </w:rPr>
+        <w:t>Topic "1" -- "1..*" LearningGoal : includes</w:t>
+      </w:r>
+    </w:p>
+    <w:p>
+      <w:pPr>
+        <w:rPr>
+          <w:lang w:val="en-US"/>
+        </w:rPr>
+      </w:pPr>
+      <w:r>
+        <w:rPr>
+          <w:lang w:val="en-US"/>
+        </w:rPr>
+        <w:t>User "1" -- "1..*" Token : has</w:t>
+      </w:r>
+    </w:p>
+    <w:p>
+      <w:pPr>
+        <w:rPr>
+          <w:lang w:val="en-US"/>
+        </w:rPr>
+      </w:pPr>
+      <w:r>
+        <w:rPr>
+          <w:lang w:val="en-US"/>
+        </w:rPr>
+        <w:t>Token "1" -- "1" TokenManager : manages</w:t>
+      </w:r>
+    </w:p>
+    <w:p>
+      <w:pPr>
+        <w:rPr>
+          <w:lang w:val="en-US"/>
+        </w:rPr>
+      </w:pPr>
+    </w:p>
+    <w:p>
+      <w:r>
+        <w:t>Config "1" -- "1" FlaskApp : verwendet</w:t>
+      </w:r>
+    </w:p>
+    <w:p>
+      <w:r>
+        <w:t>FlaskApp "1" -- "1" RunPy : initialisiert</w:t>
+      </w:r>
+    </w:p>
+    <w:p>
+      <w:pPr>
+        <w:rPr>
+          <w:lang w:val="en-US"/>
+        </w:rPr>
+      </w:pPr>
+      <w:r>
+        <w:rPr>
+          <w:lang w:val="en-US"/>
+        </w:rPr>
+        <w:t>RunPy "1" -- "1" Config : nutzt</w:t>
+      </w:r>
     </w:p>
     <w:p>
       <w:pPr>

--- a/Portfolio.docx
+++ b/Portfolio.docx
@@ -47,7 +47,15 @@
       </w:r>
       <w:r>
         <w:br/>
-        <w:t>Webbasierte Anwendung zur Verwaltung von Lernzielen und Themen mittels REST-API. Implementiert mit Flask (Backend) und statischem HTML/CSS-Frontend. Kernfunktionen: Token-basierte Authentifizierung, CRUD-Operationen für Themen/Lernziele, Prioritätsmanagement.</w:t>
+        <w:t xml:space="preserve">Webbasierte Anwendung zur Verwaltung von Lernzielen und Themen mittels REST-API. Implementiert mit </w:t>
+      </w:r>
+      <w:proofErr w:type="spellStart"/>
+      <w:r>
+        <w:t>Flask</w:t>
+      </w:r>
+      <w:proofErr w:type="spellEnd"/>
+      <w:r>
+        <w:t xml:space="preserve"> (Backend) und statischem HTML/CSS-Frontend. Kernfunktionen: Token-basierte Authentifizierung, CRUD-Operationen für Themen/Lernziele, Prioritätsmanagement.</w:t>
       </w:r>
     </w:p>
     <w:p>
@@ -181,7 +189,23 @@
         <w:t xml:space="preserve"> </w:t>
       </w:r>
       <w:r>
-        <w:t>in der Datenbank hadh-pflichtig mit bcrypt gespeichert werden.</w:t>
+        <w:t xml:space="preserve">in der Datenbank </w:t>
+      </w:r>
+      <w:proofErr w:type="spellStart"/>
+      <w:r>
+        <w:t>hadh</w:t>
+      </w:r>
+      <w:proofErr w:type="spellEnd"/>
+      <w:r>
+        <w:t xml:space="preserve">-pflichtig mit </w:t>
+      </w:r>
+      <w:proofErr w:type="spellStart"/>
+      <w:r>
+        <w:t>bcrypt</w:t>
+      </w:r>
+      <w:proofErr w:type="spellEnd"/>
+      <w:r>
+        <w:t xml:space="preserve"> gespeichert werden.</w:t>
       </w:r>
     </w:p>
     <w:p>
@@ -205,22 +229,67 @@
         </w:numPr>
       </w:pPr>
       <w:r>
-        <w:t xml:space="preserve">Die Cookies wurden so konfiguriert das durch HttpOnly, Secure und SameSite= Strict, </w:t>
-      </w:r>
-      <w:r>
-        <w:t>dass Risiken, wie das Auslesen von Nutzerdaten (Cross-Site-Scripting) oder gefälschte Anfragen im Namen des Nutzers (Cross-Site-Request-Forgery) minimiert werden.</w:t>
-      </w:r>
-    </w:p>
-    <w:p>
-      <w:r>
-        <w:t xml:space="preserve">Als ORM (Object-Relational-Mapping) </w:t>
+        <w:t xml:space="preserve">Die Cookies wurden so konfiguriert das durch </w:t>
+      </w:r>
+      <w:proofErr w:type="spellStart"/>
+      <w:r>
+        <w:t>HttpOnly</w:t>
+      </w:r>
+      <w:proofErr w:type="spellEnd"/>
+      <w:r>
+        <w:t xml:space="preserve">, Secure und </w:t>
+      </w:r>
+      <w:proofErr w:type="spellStart"/>
+      <w:r>
+        <w:t>SameSite</w:t>
+      </w:r>
+      <w:proofErr w:type="spellEnd"/>
+      <w:r>
+        <w:t xml:space="preserve">= </w:t>
+      </w:r>
+      <w:proofErr w:type="spellStart"/>
+      <w:r>
+        <w:t>Strict</w:t>
+      </w:r>
+      <w:proofErr w:type="spellEnd"/>
+      <w:r>
+        <w:t xml:space="preserve">, </w:t>
+      </w:r>
+      <w:r>
+        <w:t>dass Risiken, wie das Auslesen von Nutzerdaten (Cross-Site-Scripting) oder gefälschte Anfragen im Namen des Nutzers (Cross-Site-Request-</w:t>
+      </w:r>
+      <w:proofErr w:type="spellStart"/>
+      <w:r>
+        <w:t>Forgery</w:t>
+      </w:r>
+      <w:proofErr w:type="spellEnd"/>
+      <w:r>
+        <w:t>) minimiert werden.</w:t>
+      </w:r>
+    </w:p>
+    <w:p>
+      <w:r>
+        <w:t>Als ORM (</w:t>
+      </w:r>
+      <w:proofErr w:type="spellStart"/>
+      <w:r>
+        <w:t>Object</w:t>
+      </w:r>
+      <w:proofErr w:type="spellEnd"/>
+      <w:r>
+        <w:t xml:space="preserve">-Relational-Mapping) </w:t>
       </w:r>
       <w:r>
         <w:t>wurde</w:t>
       </w:r>
       <w:r>
-        <w:t xml:space="preserve"> auf SQLAlchemy</w:t>
-      </w:r>
+        <w:t xml:space="preserve"> auf </w:t>
+      </w:r>
+      <w:proofErr w:type="spellStart"/>
+      <w:r>
+        <w:t>SQLAlchemy</w:t>
+      </w:r>
+      <w:proofErr w:type="spellEnd"/>
       <w:r>
         <w:t xml:space="preserve"> gesetzt</w:t>
       </w:r>
@@ -262,6 +331,7 @@
           <w:bCs/>
         </w:rPr>
       </w:pPr>
+      <w:proofErr w:type="spellStart"/>
       <w:r>
         <w:t>gekommen.</w:t>
       </w:r>
@@ -270,7 +340,15 @@
           <w:b/>
           <w:bCs/>
         </w:rPr>
-        <w:t>Umsetzbare vs. nicht umgesetzte Anforderungen</w:t>
+        <w:t>Umsetzbare</w:t>
+      </w:r>
+      <w:proofErr w:type="spellEnd"/>
+      <w:r>
+        <w:rPr>
+          <w:b/>
+          <w:bCs/>
+        </w:rPr>
+        <w:t xml:space="preserve"> vs. nicht umgesetzte Anforderungen</w:t>
       </w:r>
     </w:p>
     <w:tbl>
@@ -718,7 +796,15 @@
           </w:tcPr>
           <w:p>
             <w:r>
-              <w:t>Pomodoro-Timer: 25 Minuten lernen, 5 Minuten Pause</w:t>
+              <w:t>Pomodoro-</w:t>
+            </w:r>
+            <w:proofErr w:type="spellStart"/>
+            <w:r>
+              <w:t>Timer</w:t>
+            </w:r>
+            <w:proofErr w:type="spellEnd"/>
+            <w:r>
+              <w:t>: 25 Minuten lernen, 5 Minuten Pause</w:t>
             </w:r>
           </w:p>
         </w:tc>
@@ -1297,7 +1383,15 @@
           </w:tcPr>
           <w:p>
             <w:r>
-              <w:t>Visuelle Auswertung: Diagramme zum Lernfortschritt (Balken- &amp; Kreisdiagramme), Entwicklung im Vergleich zu vorherigen Wochen, Heatmap für Lernaktivität</w:t>
+              <w:t xml:space="preserve">Visuelle Auswertung: Diagramme zum Lernfortschritt (Balken- &amp; Kreisdiagramme), Entwicklung im Vergleich zu vorherigen Wochen, </w:t>
+            </w:r>
+            <w:proofErr w:type="spellStart"/>
+            <w:r>
+              <w:t>Heatmap</w:t>
+            </w:r>
+            <w:proofErr w:type="spellEnd"/>
+            <w:r>
+              <w:t xml:space="preserve"> für Lernaktivität</w:t>
             </w:r>
           </w:p>
         </w:tc>
@@ -1441,7 +1535,15 @@
           </w:tcPr>
           <w:p>
             <w:r>
-              <w:t>Registrierung: Nutzer kann sich mit Vor- und nachname &amp; E-Mai und Passwort registrieren</w:t>
+              <w:t xml:space="preserve">Registrierung: Nutzer kann sich mit Vor- und </w:t>
+            </w:r>
+            <w:proofErr w:type="spellStart"/>
+            <w:r>
+              <w:t>nachname</w:t>
+            </w:r>
+            <w:proofErr w:type="spellEnd"/>
+            <w:r>
+              <w:t xml:space="preserve"> &amp; E-Mai und Passwort registrieren</w:t>
             </w:r>
           </w:p>
         </w:tc>
@@ -1894,7 +1996,6 @@
       </w:r>
     </w:p>
     <w:p/>
-    <w:p/>
     <w:tbl>
       <w:tblPr>
         <w:tblW w:w="0" w:type="auto"/>
@@ -1934,9 +2035,11 @@
             <w:hideMark/>
           </w:tcPr>
           <w:p>
+            <w:proofErr w:type="spellStart"/>
             <w:r>
               <w:t>Endpoint</w:t>
             </w:r>
+            <w:proofErr w:type="spellEnd"/>
           </w:p>
         </w:tc>
         <w:tc>
@@ -2049,9 +2152,11 @@
             <w:hideMark/>
           </w:tcPr>
           <w:p>
+            <w:proofErr w:type="spellStart"/>
             <w:r>
               <w:t>comments</w:t>
             </w:r>
+            <w:proofErr w:type="spellEnd"/>
           </w:p>
         </w:tc>
       </w:tr>
@@ -2121,8 +2226,13 @@
           </w:tcPr>
           <w:p>
             <w:r>
-              <w:t>/login</w:t>
-            </w:r>
+              <w:t>/</w:t>
+            </w:r>
+            <w:proofErr w:type="spellStart"/>
+            <w:r>
+              <w:t>login</w:t>
+            </w:r>
+            <w:proofErr w:type="spellEnd"/>
           </w:p>
         </w:tc>
         <w:tc>
@@ -2144,7 +2254,39 @@
           </w:tcPr>
           <w:p>
             <w:r>
-              <w:t>{ "username": "{username}", "email": "{email}", "password": "{password}" }</w:t>
+              <w:t>{ "</w:t>
+            </w:r>
+            <w:proofErr w:type="spellStart"/>
+            <w:r>
+              <w:t>username</w:t>
+            </w:r>
+            <w:proofErr w:type="spellEnd"/>
+            <w:r>
+              <w:t>": "{</w:t>
+            </w:r>
+            <w:proofErr w:type="spellStart"/>
+            <w:r>
+              <w:t>username</w:t>
+            </w:r>
+            <w:proofErr w:type="spellEnd"/>
+            <w:r>
+              <w:t>}", "email": "{email}", "</w:t>
+            </w:r>
+            <w:proofErr w:type="spellStart"/>
+            <w:r>
+              <w:t>password</w:t>
+            </w:r>
+            <w:proofErr w:type="spellEnd"/>
+            <w:r>
+              <w:t>": "{</w:t>
+            </w:r>
+            <w:proofErr w:type="spellStart"/>
+            <w:r>
+              <w:t>password</w:t>
+            </w:r>
+            <w:proofErr w:type="spellEnd"/>
+            <w:r>
+              <w:t>}" }</w:t>
             </w:r>
           </w:p>
         </w:tc>
@@ -2180,7 +2322,15 @@
           </w:p>
           <w:p>
             <w:r>
-              <w:t>401 { "message": "Ungültige Anmeldedaten" }</w:t>
+              <w:t>401 { "</w:t>
+            </w:r>
+            <w:proofErr w:type="spellStart"/>
+            <w:r>
+              <w:t>message</w:t>
+            </w:r>
+            <w:proofErr w:type="spellEnd"/>
+            <w:r>
+              <w:t>": "Ungültige Anmeldedaten" }</w:t>
             </w:r>
           </w:p>
         </w:tc>
@@ -2341,8 +2491,13 @@
           </w:tcPr>
           <w:p>
             <w:r>
-              <w:t>/logout</w:t>
-            </w:r>
+              <w:t>/</w:t>
+            </w:r>
+            <w:proofErr w:type="spellStart"/>
+            <w:r>
+              <w:t>logout</w:t>
+            </w:r>
+            <w:proofErr w:type="spellEnd"/>
           </w:p>
         </w:tc>
         <w:tc>
@@ -2364,8 +2519,13 @@
           </w:tcPr>
           <w:p>
             <w:r>
-              <w:t>Cookie: auth_token</w:t>
-            </w:r>
+              <w:t xml:space="preserve">Cookie: </w:t>
+            </w:r>
+            <w:proofErr w:type="spellStart"/>
+            <w:r>
+              <w:t>auth_token</w:t>
+            </w:r>
+            <w:proofErr w:type="spellEnd"/>
           </w:p>
         </w:tc>
         <w:tc>
@@ -2502,8 +2662,13 @@
           </w:tcPr>
           <w:p>
             <w:r>
-              <w:t>/register</w:t>
-            </w:r>
+              <w:t>/</w:t>
+            </w:r>
+            <w:proofErr w:type="spellStart"/>
+            <w:r>
+              <w:t>register</w:t>
+            </w:r>
+            <w:proofErr w:type="spellEnd"/>
           </w:p>
         </w:tc>
         <w:tc>
@@ -2525,7 +2690,39 @@
           </w:tcPr>
           <w:p>
             <w:r>
-              <w:t>{ "username": "{username}", "email": "{email}", "password": "{password}" }</w:t>
+              <w:t>{ "</w:t>
+            </w:r>
+            <w:proofErr w:type="spellStart"/>
+            <w:r>
+              <w:t>username</w:t>
+            </w:r>
+            <w:proofErr w:type="spellEnd"/>
+            <w:r>
+              <w:t>": "{</w:t>
+            </w:r>
+            <w:proofErr w:type="spellStart"/>
+            <w:r>
+              <w:t>username</w:t>
+            </w:r>
+            <w:proofErr w:type="spellEnd"/>
+            <w:r>
+              <w:t>}", "email": "{email}", "</w:t>
+            </w:r>
+            <w:proofErr w:type="spellStart"/>
+            <w:r>
+              <w:t>password</w:t>
+            </w:r>
+            <w:proofErr w:type="spellEnd"/>
+            <w:r>
+              <w:t>": "{</w:t>
+            </w:r>
+            <w:proofErr w:type="spellStart"/>
+            <w:r>
+              <w:t>password</w:t>
+            </w:r>
+            <w:proofErr w:type="spellEnd"/>
+            <w:r>
+              <w:t>}" }</w:t>
             </w:r>
           </w:p>
         </w:tc>
@@ -2548,17 +2745,41 @@
           </w:tcPr>
           <w:p>
             <w:r>
-              <w:t>201 { "message": "Benutzer erfolgreich registriert" }</w:t>
+              <w:t>201 { "</w:t>
+            </w:r>
+            <w:proofErr w:type="spellStart"/>
+            <w:r>
+              <w:t>message</w:t>
+            </w:r>
+            <w:proofErr w:type="spellEnd"/>
+            <w:r>
+              <w:t>": "Benutzer erfolgreich registriert" }</w:t>
             </w:r>
           </w:p>
           <w:p>
             <w:r>
-              <w:t>400 { "message": "Benutzername oder Email existiert bereits" }</w:t>
+              <w:t>400 { "</w:t>
+            </w:r>
+            <w:proofErr w:type="spellStart"/>
+            <w:r>
+              <w:t>message</w:t>
+            </w:r>
+            <w:proofErr w:type="spellEnd"/>
+            <w:r>
+              <w:t>": "Benutzername oder Email existiert bereits" }</w:t>
             </w:r>
           </w:p>
           <w:p>
             <w:r>
-              <w:t>500 { "message": "Ein Fehler ist aufgetreten" }</w:t>
+              <w:t>500 { "</w:t>
+            </w:r>
+            <w:proofErr w:type="spellStart"/>
+            <w:r>
+              <w:t>message</w:t>
+            </w:r>
+            <w:proofErr w:type="spellEnd"/>
+            <w:r>
+              <w:t>": "Ein Fehler ist aufgetreten" }</w:t>
             </w:r>
           </w:p>
         </w:tc>
@@ -2652,8 +2873,13 @@
           </w:tcPr>
           <w:p>
             <w:r>
-              <w:t>/topics</w:t>
-            </w:r>
+              <w:t>/</w:t>
+            </w:r>
+            <w:proofErr w:type="spellStart"/>
+            <w:r>
+              <w:t>topics</w:t>
+            </w:r>
+            <w:proofErr w:type="spellEnd"/>
           </w:p>
         </w:tc>
         <w:tc>
@@ -2675,8 +2901,13 @@
           </w:tcPr>
           <w:p>
             <w:r>
-              <w:t>Cookie: auth_token</w:t>
-            </w:r>
+              <w:t xml:space="preserve">Cookie: </w:t>
+            </w:r>
+            <w:proofErr w:type="spellStart"/>
+            <w:r>
+              <w:t>auth_token</w:t>
+            </w:r>
+            <w:proofErr w:type="spellEnd"/>
           </w:p>
         </w:tc>
         <w:tc>
@@ -2698,7 +2929,31 @@
           </w:tcPr>
           <w:p>
             <w:r>
-              <w:t>200 [ { "id": 1, "name": "Topic1", "priority": 1 }, {...} ]</w:t>
+              <w:t>200 [ { "</w:t>
+            </w:r>
+            <w:proofErr w:type="spellStart"/>
+            <w:r>
+              <w:t>id</w:t>
+            </w:r>
+            <w:proofErr w:type="spellEnd"/>
+            <w:r>
+              <w:t>": 1, "</w:t>
+            </w:r>
+            <w:proofErr w:type="spellStart"/>
+            <w:r>
+              <w:t>name</w:t>
+            </w:r>
+            <w:proofErr w:type="spellEnd"/>
+            <w:r>
+              <w:t>": "Topic1", "</w:t>
+            </w:r>
+            <w:proofErr w:type="spellStart"/>
+            <w:r>
+              <w:t>priority</w:t>
+            </w:r>
+            <w:proofErr w:type="spellEnd"/>
+            <w:r>
+              <w:t>": 1 }, {...} ]</w:t>
             </w:r>
           </w:p>
         </w:tc>
@@ -2795,8 +3050,13 @@
           </w:tcPr>
           <w:p>
             <w:r>
-              <w:t>/topics</w:t>
-            </w:r>
+              <w:t>/</w:t>
+            </w:r>
+            <w:proofErr w:type="spellStart"/>
+            <w:r>
+              <w:t>topics</w:t>
+            </w:r>
+            <w:proofErr w:type="spellEnd"/>
           </w:p>
         </w:tc>
         <w:tc>
@@ -2818,7 +3078,23 @@
           </w:tcPr>
           <w:p>
             <w:r>
-              <w:t>{ "title": "{title}", "priority": {priority} }</w:t>
+              <w:t>{ "title": "{title}", "</w:t>
+            </w:r>
+            <w:proofErr w:type="spellStart"/>
+            <w:r>
+              <w:t>priority</w:t>
+            </w:r>
+            <w:proofErr w:type="spellEnd"/>
+            <w:r>
+              <w:t>": {</w:t>
+            </w:r>
+            <w:proofErr w:type="spellStart"/>
+            <w:r>
+              <w:t>priority</w:t>
+            </w:r>
+            <w:proofErr w:type="spellEnd"/>
+            <w:r>
+              <w:t>} }</w:t>
             </w:r>
           </w:p>
         </w:tc>
@@ -2841,12 +3117,36 @@
           </w:tcPr>
           <w:p>
             <w:r>
-              <w:t>201 { "message": "Thema erfolgreich erstellt", "topic_id": 1 }</w:t>
+              <w:t>201 { "</w:t>
+            </w:r>
+            <w:proofErr w:type="spellStart"/>
+            <w:r>
+              <w:t>message</w:t>
+            </w:r>
+            <w:proofErr w:type="spellEnd"/>
+            <w:r>
+              <w:t>": "Thema erfolgreich erstellt", "</w:t>
+            </w:r>
+            <w:proofErr w:type="spellStart"/>
+            <w:r>
+              <w:t>topic_id</w:t>
+            </w:r>
+            <w:proofErr w:type="spellEnd"/>
+            <w:r>
+              <w:t>": 1 }</w:t>
             </w:r>
           </w:p>
           <w:p>
             <w:r>
-              <w:t>400 { "error": "Titel ist erforderlich" }</w:t>
+              <w:t>400 { "</w:t>
+            </w:r>
+            <w:proofErr w:type="spellStart"/>
+            <w:r>
+              <w:t>error</w:t>
+            </w:r>
+            <w:proofErr w:type="spellEnd"/>
+            <w:r>
+              <w:t>": "Titel ist erforderlich" }</w:t>
             </w:r>
           </w:p>
         </w:tc>
@@ -2941,8 +3241,13 @@
           </w:tcPr>
           <w:p>
             <w:r>
-              <w:t>/learning_goals</w:t>
-            </w:r>
+              <w:t>/</w:t>
+            </w:r>
+            <w:proofErr w:type="spellStart"/>
+            <w:r>
+              <w:t>learning_goals</w:t>
+            </w:r>
+            <w:proofErr w:type="spellEnd"/>
           </w:p>
         </w:tc>
         <w:tc>
@@ -2964,8 +3269,13 @@
           </w:tcPr>
           <w:p>
             <w:r>
-              <w:t>Cookie: auth_token</w:t>
-            </w:r>
+              <w:t xml:space="preserve">Cookie: </w:t>
+            </w:r>
+            <w:proofErr w:type="spellStart"/>
+            <w:r>
+              <w:t>auth_token</w:t>
+            </w:r>
+            <w:proofErr w:type="spellEnd"/>
           </w:p>
         </w:tc>
         <w:tc>
@@ -2990,7 +3300,35 @@
               <w:rPr>
                 <w:lang w:val="en-US"/>
               </w:rPr>
-              <w:t xml:space="preserve">200 [ { "id": 1, "topic_name": "Math", "description": "Algebra lernen", "deadline": "2025-06-01" }, {...} </w:t>
+              <w:t>200 [ { "id": 1, "</w:t>
+            </w:r>
+            <w:proofErr w:type="spellStart"/>
+            <w:r>
+              <w:rPr>
+                <w:lang w:val="en-US"/>
+              </w:rPr>
+              <w:t>topic_name</w:t>
+            </w:r>
+            <w:proofErr w:type="spellEnd"/>
+            <w:r>
+              <w:rPr>
+                <w:lang w:val="en-US"/>
+              </w:rPr>
+              <w:t xml:space="preserve">": "Math", "description": "Algebra </w:t>
+            </w:r>
+            <w:proofErr w:type="spellStart"/>
+            <w:r>
+              <w:rPr>
+                <w:lang w:val="en-US"/>
+              </w:rPr>
+              <w:t>lernen</w:t>
+            </w:r>
+            <w:proofErr w:type="spellEnd"/>
+            <w:r>
+              <w:rPr>
+                <w:lang w:val="en-US"/>
+              </w:rPr>
+              <w:t xml:space="preserve">", "deadline": "2025-06-01" }, {...} </w:t>
             </w:r>
             <w:r>
               <w:t>]</w:t>
@@ -3090,8 +3428,13 @@
           </w:tcPr>
           <w:p>
             <w:r>
-              <w:t>/learning_goals</w:t>
-            </w:r>
+              <w:t>/</w:t>
+            </w:r>
+            <w:proofErr w:type="spellStart"/>
+            <w:r>
+              <w:t>learning_goals</w:t>
+            </w:r>
+            <w:proofErr w:type="spellEnd"/>
           </w:p>
         </w:tc>
         <w:tc>
@@ -3113,7 +3456,31 @@
           </w:tcPr>
           <w:p>
             <w:r>
-              <w:t>{ "topic_id": 1, "description": "Algebra lernen", "deadline": "2025-06-01" }</w:t>
+              <w:t>{ "</w:t>
+            </w:r>
+            <w:proofErr w:type="spellStart"/>
+            <w:r>
+              <w:t>topic_id</w:t>
+            </w:r>
+            <w:proofErr w:type="spellEnd"/>
+            <w:r>
+              <w:t>": 1, "</w:t>
+            </w:r>
+            <w:proofErr w:type="spellStart"/>
+            <w:r>
+              <w:t>description</w:t>
+            </w:r>
+            <w:proofErr w:type="spellEnd"/>
+            <w:r>
+              <w:t>": "Algebra lernen", "</w:t>
+            </w:r>
+            <w:proofErr w:type="spellStart"/>
+            <w:r>
+              <w:t>deadline</w:t>
+            </w:r>
+            <w:proofErr w:type="spellEnd"/>
+            <w:r>
+              <w:t>": "2025-06-01" }</w:t>
             </w:r>
           </w:p>
         </w:tc>
@@ -3136,17 +3503,73 @@
           </w:tcPr>
           <w:p>
             <w:r>
-              <w:t>201 { "message": "Lernziel erfolgreich erstellt", "learning_goal_id": 1 }</w:t>
+              <w:t>201 { "</w:t>
+            </w:r>
+            <w:proofErr w:type="spellStart"/>
+            <w:r>
+              <w:t>message</w:t>
+            </w:r>
+            <w:proofErr w:type="spellEnd"/>
+            <w:r>
+              <w:t>": "Lernziel erfolgreich erstellt", "</w:t>
+            </w:r>
+            <w:proofErr w:type="spellStart"/>
+            <w:r>
+              <w:t>learning_goal_id</w:t>
+            </w:r>
+            <w:proofErr w:type="spellEnd"/>
+            <w:r>
+              <w:t>": 1 }</w:t>
             </w:r>
           </w:p>
           <w:p>
             <w:r>
-              <w:t>400 { "error": "topic_id, description und deadline sind erforderlich" }</w:t>
+              <w:t>400 { "</w:t>
+            </w:r>
+            <w:proofErr w:type="spellStart"/>
+            <w:r>
+              <w:t>error</w:t>
+            </w:r>
+            <w:proofErr w:type="spellEnd"/>
+            <w:r>
+              <w:t>": "</w:t>
+            </w:r>
+            <w:proofErr w:type="spellStart"/>
+            <w:r>
+              <w:t>topic_id</w:t>
+            </w:r>
+            <w:proofErr w:type="spellEnd"/>
+            <w:r>
+              <w:t xml:space="preserve">, </w:t>
+            </w:r>
+            <w:proofErr w:type="spellStart"/>
+            <w:r>
+              <w:t>description</w:t>
+            </w:r>
+            <w:proofErr w:type="spellEnd"/>
+            <w:r>
+              <w:t xml:space="preserve"> und </w:t>
+            </w:r>
+            <w:proofErr w:type="spellStart"/>
+            <w:r>
+              <w:t>deadline</w:t>
+            </w:r>
+            <w:proofErr w:type="spellEnd"/>
+            <w:r>
+              <w:t xml:space="preserve"> sind erforderlich" }</w:t>
             </w:r>
           </w:p>
           <w:p>
             <w:r>
-              <w:t>404 { "error": "Thema nicht gefunden" }</w:t>
+              <w:t>404 { "</w:t>
+            </w:r>
+            <w:proofErr w:type="spellStart"/>
+            <w:r>
+              <w:t>error</w:t>
+            </w:r>
+            <w:proofErr w:type="spellEnd"/>
+            <w:r>
+              <w:t>": "Thema nicht gefunden" }</w:t>
             </w:r>
           </w:p>
         </w:tc>
@@ -3226,7 +3649,15 @@
         <w:t>Fehlende PATCH-Endpunkte</w:t>
       </w:r>
       <w:r>
-        <w:t>: Fokus auf MVP (Minimum Viable Product), daher nur POST/GET implementiert.</w:t>
+        <w:t xml:space="preserve">: Fokus auf MVP (Minimum Viable </w:t>
+      </w:r>
+      <w:proofErr w:type="spellStart"/>
+      <w:r>
+        <w:t>Product</w:t>
+      </w:r>
+      <w:proofErr w:type="spellEnd"/>
+      <w:r>
+        <w:t>), daher nur POST/GET implementiert.</w:t>
       </w:r>
     </w:p>
     <w:p>
@@ -3241,10 +3672,27 @@
           <w:b/>
           <w:bCs/>
         </w:rPr>
-        <w:t>Cookie statt LocalStorage</w:t>
-      </w:r>
-      <w:r>
-        <w:t>: Vermeidung von XSS-Risiken durch HttpOnly-Flag.</w:t>
+        <w:t xml:space="preserve">Cookie statt </w:t>
+      </w:r>
+      <w:proofErr w:type="spellStart"/>
+      <w:r>
+        <w:rPr>
+          <w:b/>
+          <w:bCs/>
+        </w:rPr>
+        <w:t>LocalStorage</w:t>
+      </w:r>
+      <w:proofErr w:type="spellEnd"/>
+      <w:r>
+        <w:t>: Vermeidung von XSS-Risiken durch </w:t>
+      </w:r>
+      <w:proofErr w:type="spellStart"/>
+      <w:r>
+        <w:t>HttpOnly-Flag</w:t>
+      </w:r>
+      <w:proofErr w:type="spellEnd"/>
+      <w:r>
+        <w:t>.</w:t>
       </w:r>
     </w:p>
     <w:p/>
@@ -3325,59 +3773,173 @@
         <w:t>Lösung</w:t>
       </w:r>
       <w:r>
-        <w:t>: TokenManager-Klasse mit automatischer Löschung abgelaufener Tokens.</w:t>
-      </w:r>
-    </w:p>
-    <w:p>
-      <w:pPr>
-        <w:rPr>
-          <w:lang w:val="en-US"/>
-        </w:rPr>
-      </w:pPr>
-      <w:r>
-        <w:rPr>
-          <w:lang w:val="en-US"/>
-        </w:rPr>
-        <w:t># TokenManager.py – Token-Validierung</w:t>
-      </w:r>
-    </w:p>
-    <w:p>
-      <w:pPr>
-        <w:rPr>
-          <w:lang w:val="en-US"/>
-        </w:rPr>
-      </w:pPr>
-      <w:r>
-        <w:rPr>
-          <w:lang w:val="en-US"/>
-        </w:rPr>
-        <w:t>def is_token_valid(self, token):</w:t>
-      </w:r>
-    </w:p>
-    <w:p>
-      <w:pPr>
-        <w:rPr>
-          <w:lang w:val="en-US"/>
-        </w:rPr>
-      </w:pPr>
-      <w:r>
-        <w:rPr>
-          <w:lang w:val="en-US"/>
-        </w:rPr>
-        <w:t xml:space="preserve">    token_entry = Token.query.filter_by(token=token).first()</w:t>
-      </w:r>
-    </w:p>
-    <w:p>
-      <w:pPr>
-        <w:rPr>
-          <w:lang w:val="en-US"/>
-        </w:rPr>
-      </w:pPr>
-      <w:r>
-        <w:rPr>
-          <w:lang w:val="en-US"/>
-        </w:rPr>
-        <w:t xml:space="preserve">    return (datetime.now() - token_entry.token_erstelldatum) &lt; timedelta(seconds=self.token_lifetime)</w:t>
+        <w:t>: </w:t>
+      </w:r>
+      <w:proofErr w:type="spellStart"/>
+      <w:r>
+        <w:t>TokenManager</w:t>
+      </w:r>
+      <w:proofErr w:type="spellEnd"/>
+      <w:r>
+        <w:t>-Klasse mit automatischer Löschung abgelaufener Tokens.</w:t>
+      </w:r>
+    </w:p>
+    <w:p>
+      <w:pPr>
+        <w:rPr>
+          <w:lang w:val="en-US"/>
+        </w:rPr>
+      </w:pPr>
+      <w:r>
+        <w:rPr>
+          <w:lang w:val="en-US"/>
+        </w:rPr>
+        <w:t># TokenManager.py – Token-</w:t>
+      </w:r>
+      <w:proofErr w:type="spellStart"/>
+      <w:r>
+        <w:rPr>
+          <w:lang w:val="en-US"/>
+        </w:rPr>
+        <w:t>Validierung</w:t>
+      </w:r>
+      <w:proofErr w:type="spellEnd"/>
+    </w:p>
+    <w:p>
+      <w:pPr>
+        <w:rPr>
+          <w:lang w:val="en-US"/>
+        </w:rPr>
+      </w:pPr>
+      <w:r>
+        <w:rPr>
+          <w:lang w:val="en-US"/>
+        </w:rPr>
+        <w:t xml:space="preserve">def </w:t>
+      </w:r>
+      <w:proofErr w:type="spellStart"/>
+      <w:r>
+        <w:rPr>
+          <w:lang w:val="en-US"/>
+        </w:rPr>
+        <w:t>is_token_valid</w:t>
+      </w:r>
+      <w:proofErr w:type="spellEnd"/>
+      <w:r>
+        <w:rPr>
+          <w:lang w:val="en-US"/>
+        </w:rPr>
+        <w:t>(self, token):</w:t>
+      </w:r>
+    </w:p>
+    <w:p>
+      <w:pPr>
+        <w:rPr>
+          <w:lang w:val="en-US"/>
+        </w:rPr>
+      </w:pPr>
+      <w:r>
+        <w:rPr>
+          <w:lang w:val="en-US"/>
+        </w:rPr>
+        <w:t xml:space="preserve">    </w:t>
+      </w:r>
+      <w:proofErr w:type="spellStart"/>
+      <w:r>
+        <w:rPr>
+          <w:lang w:val="en-US"/>
+        </w:rPr>
+        <w:t>token_entry</w:t>
+      </w:r>
+      <w:proofErr w:type="spellEnd"/>
+      <w:r>
+        <w:rPr>
+          <w:lang w:val="en-US"/>
+        </w:rPr>
+        <w:t xml:space="preserve"> = </w:t>
+      </w:r>
+      <w:proofErr w:type="spellStart"/>
+      <w:r>
+        <w:rPr>
+          <w:lang w:val="en-US"/>
+        </w:rPr>
+        <w:t>Token.query.filter_by</w:t>
+      </w:r>
+      <w:proofErr w:type="spellEnd"/>
+      <w:r>
+        <w:rPr>
+          <w:lang w:val="en-US"/>
+        </w:rPr>
+        <w:t>(token=token).first()</w:t>
+      </w:r>
+    </w:p>
+    <w:p>
+      <w:pPr>
+        <w:rPr>
+          <w:lang w:val="en-US"/>
+        </w:rPr>
+      </w:pPr>
+      <w:r>
+        <w:rPr>
+          <w:lang w:val="en-US"/>
+        </w:rPr>
+        <w:t xml:space="preserve">    return (</w:t>
+      </w:r>
+      <w:proofErr w:type="spellStart"/>
+      <w:r>
+        <w:rPr>
+          <w:lang w:val="en-US"/>
+        </w:rPr>
+        <w:t>datetime.now</w:t>
+      </w:r>
+      <w:proofErr w:type="spellEnd"/>
+      <w:r>
+        <w:rPr>
+          <w:lang w:val="en-US"/>
+        </w:rPr>
+        <w:t xml:space="preserve">() - </w:t>
+      </w:r>
+      <w:proofErr w:type="spellStart"/>
+      <w:r>
+        <w:rPr>
+          <w:lang w:val="en-US"/>
+        </w:rPr>
+        <w:t>token_entry.token_erstelldatum</w:t>
+      </w:r>
+      <w:proofErr w:type="spellEnd"/>
+      <w:r>
+        <w:rPr>
+          <w:lang w:val="en-US"/>
+        </w:rPr>
+        <w:t xml:space="preserve">) &lt; </w:t>
+      </w:r>
+      <w:proofErr w:type="spellStart"/>
+      <w:r>
+        <w:rPr>
+          <w:lang w:val="en-US"/>
+        </w:rPr>
+        <w:t>timedelta</w:t>
+      </w:r>
+      <w:proofErr w:type="spellEnd"/>
+      <w:r>
+        <w:rPr>
+          <w:lang w:val="en-US"/>
+        </w:rPr>
+        <w:t>(seconds=</w:t>
+      </w:r>
+      <w:proofErr w:type="spellStart"/>
+      <w:r>
+        <w:rPr>
+          <w:lang w:val="en-US"/>
+        </w:rPr>
+        <w:t>self.token_lifetime</w:t>
+      </w:r>
+      <w:proofErr w:type="spellEnd"/>
+      <w:r>
+        <w:rPr>
+          <w:lang w:val="en-US"/>
+        </w:rPr>
+        <w:t>)</w:t>
       </w:r>
     </w:p>
     <w:p>
@@ -3435,7 +3997,15 @@
         <w:t>Lösung</w:t>
       </w:r>
       <w:r>
-        <w:t>: Integration von Flask-Migrate für zukünftige Updates.</w:t>
+        <w:t>: Integration von </w:t>
+      </w:r>
+      <w:proofErr w:type="spellStart"/>
+      <w:r>
+        <w:t>Flask-Migrate</w:t>
+      </w:r>
+      <w:proofErr w:type="spellEnd"/>
+      <w:r>
+        <w:t> für zukünftige Updates.</w:t>
       </w:r>
     </w:p>
     <w:p>
@@ -3486,21 +4056,37 @@
         <w:t>Lösung</w:t>
       </w:r>
       <w:r>
-        <w:t>: Nutzung von Flask-CORS und explizites Header-Setting:</w:t>
-      </w:r>
-    </w:p>
-    <w:p>
-      <w:pPr>
-        <w:rPr>
-          <w:lang w:val="en-US"/>
-        </w:rPr>
-      </w:pPr>
-      <w:r>
-        <w:rPr>
-          <w:lang w:val="en-US"/>
-        </w:rPr>
-        <w:t># views.py – CORS-Konfiguration</w:t>
-      </w:r>
+        <w:t>: Nutzung von </w:t>
+      </w:r>
+      <w:proofErr w:type="spellStart"/>
+      <w:r>
+        <w:t>Flask</w:t>
+      </w:r>
+      <w:proofErr w:type="spellEnd"/>
+      <w:r>
+        <w:t>-CORS und explizites Header-Setting:</w:t>
+      </w:r>
+    </w:p>
+    <w:p>
+      <w:pPr>
+        <w:rPr>
+          <w:lang w:val="en-US"/>
+        </w:rPr>
+      </w:pPr>
+      <w:r>
+        <w:rPr>
+          <w:lang w:val="en-US"/>
+        </w:rPr>
+        <w:t># views.py – CORS-</w:t>
+      </w:r>
+      <w:proofErr w:type="spellStart"/>
+      <w:r>
+        <w:rPr>
+          <w:lang w:val="en-US"/>
+        </w:rPr>
+        <w:t>Konfiguration</w:t>
+      </w:r>
+      <w:proofErr w:type="spellEnd"/>
     </w:p>
     <w:p>
       <w:pPr>
@@ -3525,32 +4111,70 @@
         <w:rPr>
           <w:lang w:val="en-US"/>
         </w:rPr>
-        <w:t>def add_cors_headers(response):</w:t>
-      </w:r>
-    </w:p>
-    <w:p>
-      <w:pPr>
-        <w:rPr>
-          <w:lang w:val="en-US"/>
-        </w:rPr>
-      </w:pPr>
-      <w:r>
-        <w:rPr>
-          <w:lang w:val="en-US"/>
-        </w:rPr>
-        <w:t xml:space="preserve">    response.headers['Access-Control-Allow-Origin'] = 'http://localhost:5000'</w:t>
-      </w:r>
-    </w:p>
-    <w:p>
+        <w:t xml:space="preserve">def </w:t>
+      </w:r>
+      <w:proofErr w:type="spellStart"/>
+      <w:r>
+        <w:rPr>
+          <w:lang w:val="en-US"/>
+        </w:rPr>
+        <w:t>add_cors_headers</w:t>
+      </w:r>
+      <w:proofErr w:type="spellEnd"/>
+      <w:r>
+        <w:rPr>
+          <w:lang w:val="en-US"/>
+        </w:rPr>
+        <w:t>(response):</w:t>
+      </w:r>
+    </w:p>
+    <w:p>
+      <w:pPr>
+        <w:rPr>
+          <w:lang w:val="en-US"/>
+        </w:rPr>
+      </w:pPr>
       <w:r>
         <w:rPr>
           <w:lang w:val="en-US"/>
         </w:rPr>
         <w:t xml:space="preserve">    </w:t>
       </w:r>
-      <w:r>
-        <w:t>return response</w:t>
-      </w:r>
+      <w:proofErr w:type="spellStart"/>
+      <w:r>
+        <w:rPr>
+          <w:lang w:val="en-US"/>
+        </w:rPr>
+        <w:t>response.headers</w:t>
+      </w:r>
+      <w:proofErr w:type="spellEnd"/>
+      <w:r>
+        <w:rPr>
+          <w:lang w:val="en-US"/>
+        </w:rPr>
+        <w:t>['Access-Control-Allow-Origin'] = 'http://localhost:5000'</w:t>
+      </w:r>
+    </w:p>
+    <w:p>
+      <w:r>
+        <w:rPr>
+          <w:lang w:val="en-US"/>
+        </w:rPr>
+        <w:t xml:space="preserve">    </w:t>
+      </w:r>
+      <w:proofErr w:type="spellStart"/>
+      <w:r>
+        <w:t>return</w:t>
+      </w:r>
+      <w:proofErr w:type="spellEnd"/>
+      <w:r>
+        <w:t xml:space="preserve"> </w:t>
+      </w:r>
+      <w:proofErr w:type="spellStart"/>
+      <w:r>
+        <w:t>response</w:t>
+      </w:r>
+      <w:proofErr w:type="spellEnd"/>
     </w:p>
     <w:p/>
     <w:p>
@@ -3583,7 +4207,15 @@
         <w:t>Testabdeckung</w:t>
       </w:r>
       <w:r>
-        <w:t>: 70% (mittels pytest für API-Endpunkte).</w:t>
+        <w:t>: 70% (mittels </w:t>
+      </w:r>
+      <w:proofErr w:type="spellStart"/>
+      <w:r>
+        <w:t>pytest</w:t>
+      </w:r>
+      <w:proofErr w:type="spellEnd"/>
+      <w:r>
+        <w:t> für API-Endpunkte).</w:t>
       </w:r>
     </w:p>
     <w:p>
@@ -3601,7 +4233,15 @@
         <w:t>Code-Smells</w:t>
       </w:r>
       <w:r>
-        <w:t>: Verzicht auf globale Variablen zugunsten von Flask-Kontexten.</w:t>
+        <w:t xml:space="preserve">: Verzicht auf globale Variablen zugunsten von </w:t>
+      </w:r>
+      <w:proofErr w:type="spellStart"/>
+      <w:r>
+        <w:t>Flask</w:t>
+      </w:r>
+      <w:proofErr w:type="spellEnd"/>
+      <w:r>
+        <w:t>-Kontexten.</w:t>
       </w:r>
     </w:p>
     <w:p/>
@@ -3671,7 +4311,23 @@
         </w:numPr>
       </w:pPr>
       <w:r>
-        <w:t>Robustes Fehlerhandling bei Datenbankabfragen (z.B. try-except in /learning_goals).</w:t>
+        <w:t>Robustes Fehlerhandling bei Datenbankabfragen (z.B. </w:t>
+      </w:r>
+      <w:proofErr w:type="spellStart"/>
+      <w:r>
+        <w:t>try-except</w:t>
+      </w:r>
+      <w:proofErr w:type="spellEnd"/>
+      <w:r>
+        <w:t> in /</w:t>
+      </w:r>
+      <w:proofErr w:type="spellStart"/>
+      <w:r>
+        <w:t>learning_goals</w:t>
+      </w:r>
+      <w:proofErr w:type="spellEnd"/>
+      <w:r>
+        <w:t>).</w:t>
       </w:r>
     </w:p>
     <w:p>
@@ -3725,7 +4381,15 @@
         <w:t>Code-Duplikation</w:t>
       </w:r>
       <w:r>
-        <w:t>: Ähnliche Logik in Topic/LearningGoal-Endpunkten.</w:t>
+        <w:t>: Ähnliche Logik in Topic/</w:t>
+      </w:r>
+      <w:proofErr w:type="spellStart"/>
+      <w:r>
+        <w:t>LearningGoal</w:t>
+      </w:r>
+      <w:proofErr w:type="spellEnd"/>
+      <w:r>
+        <w:t>-Endpunkten.</w:t>
       </w:r>
     </w:p>
     <w:p>
@@ -3808,7 +4472,15 @@
         </w:numPr>
       </w:pPr>
       <w:r>
-        <w:t>Swagger/OpenAPI für automatische API-Dokumentation nutzen.</w:t>
+        <w:t>Swagger/</w:t>
+      </w:r>
+      <w:proofErr w:type="spellStart"/>
+      <w:r>
+        <w:t>OpenAPI</w:t>
+      </w:r>
+      <w:proofErr w:type="spellEnd"/>
+      <w:r>
+        <w:t xml:space="preserve"> für automatische API-Dokumentation nutzen.</w:t>
       </w:r>
     </w:p>
     <w:p>
@@ -3818,6 +4490,7 @@
           <w:numId w:val="8"/>
         </w:numPr>
       </w:pPr>
+      <w:proofErr w:type="spellStart"/>
       <w:r>
         <w:rPr>
           <w:b/>
@@ -3825,6 +4498,7 @@
         </w:rPr>
         <w:t>Deployment</w:t>
       </w:r>
+      <w:proofErr w:type="spellEnd"/>
       <w:r>
         <w:t>:</w:t>
       </w:r>
@@ -3837,7 +4511,15 @@
         </w:numPr>
       </w:pPr>
       <w:r>
-        <w:t>Docker-Containerisierung zur Vereinfachung von Entwicklung/Production-Umgebungen.</w:t>
+        <w:t>Docker-Containerisierung zur Vereinfachung von Entwicklung/</w:t>
+      </w:r>
+      <w:proofErr w:type="spellStart"/>
+      <w:r>
+        <w:t>Production</w:t>
+      </w:r>
+      <w:proofErr w:type="spellEnd"/>
+      <w:r>
+        <w:t>-Umgebungen.</w:t>
       </w:r>
     </w:p>
     <w:p>
@@ -3870,7 +4552,23 @@
         <w:t>Priorisieren Sie Sicherheit früh</w:t>
       </w:r>
       <w:r>
-        <w:t>: Nutzung von bcrypt statt SHA-256 für Passwort-Hashing.</w:t>
+        <w:t>: Nutzung von </w:t>
+      </w:r>
+      <w:proofErr w:type="spellStart"/>
+      <w:r>
+        <w:t>bcrypt</w:t>
+      </w:r>
+      <w:proofErr w:type="spellEnd"/>
+      <w:r>
+        <w:t> statt SHA-256 für Passwort-</w:t>
+      </w:r>
+      <w:proofErr w:type="spellStart"/>
+      <w:r>
+        <w:t>Hashing</w:t>
+      </w:r>
+      <w:proofErr w:type="spellEnd"/>
+      <w:r>
+        <w:t>.</w:t>
       </w:r>
     </w:p>
     <w:p>
@@ -3893,12 +4591,44 @@
     </w:p>
     <w:p>
       <w:r>
-        <w:t># Nicht: static_folder='C:\Users\...'</w:t>
-      </w:r>
-    </w:p>
-    <w:p>
-      <w:r>
-        <w:t># Sondern: static_folder='../frontend/static' (relativer Pfad)</w:t>
+        <w:t xml:space="preserve"># Nicht: </w:t>
+      </w:r>
+      <w:proofErr w:type="spellStart"/>
+      <w:r>
+        <w:t>static_folder</w:t>
+      </w:r>
+      <w:proofErr w:type="spellEnd"/>
+      <w:r>
+        <w:t>='C:\Users\...'</w:t>
+      </w:r>
+    </w:p>
+    <w:p>
+      <w:r>
+        <w:t xml:space="preserve"># Sondern: </w:t>
+      </w:r>
+      <w:proofErr w:type="spellStart"/>
+      <w:r>
+        <w:t>static_folder</w:t>
+      </w:r>
+      <w:proofErr w:type="spellEnd"/>
+      <w:r>
+        <w:t>='../</w:t>
+      </w:r>
+      <w:proofErr w:type="spellStart"/>
+      <w:r>
+        <w:t>frontend</w:t>
+      </w:r>
+      <w:proofErr w:type="spellEnd"/>
+      <w:r>
+        <w:t>/</w:t>
+      </w:r>
+      <w:proofErr w:type="spellStart"/>
+      <w:r>
+        <w:t>static</w:t>
+      </w:r>
+      <w:proofErr w:type="spellEnd"/>
+      <w:r>
+        <w:t>' (relativer Pfad)</w:t>
       </w:r>
     </w:p>
     <w:p>
@@ -3968,8 +4698,21 @@
           <w:numId w:val="10"/>
         </w:numPr>
       </w:pPr>
-      <w:r>
-        <w:t>Flask-SQLAlchemy-Dokumentation für Model-Definitionen.</w:t>
+      <w:proofErr w:type="spellStart"/>
+      <w:r>
+        <w:t>Flask</w:t>
+      </w:r>
+      <w:proofErr w:type="spellEnd"/>
+      <w:r>
+        <w:t>-</w:t>
+      </w:r>
+      <w:proofErr w:type="spellStart"/>
+      <w:r>
+        <w:t>SQLAlchemy</w:t>
+      </w:r>
+      <w:proofErr w:type="spellEnd"/>
+      <w:r>
+        <w:t>-Dokumentation für Model-Definitionen.</w:t>
       </w:r>
     </w:p>
     <w:p>
@@ -4091,118 +4834,203 @@
           <w:bCs/>
           <w:lang w:val="en-US"/>
         </w:rPr>
-        <w:t xml:space="preserve"> Diagramm 1</w:t>
-      </w:r>
-    </w:p>
-    <w:p>
-      <w:pPr>
-        <w:rPr>
-          <w:lang w:val="en-US"/>
-        </w:rPr>
-      </w:pPr>
-      <w:r>
-        <w:rPr>
-          <w:lang w:val="en-US"/>
-        </w:rPr>
-        <w:t>@startuml</w:t>
-      </w:r>
-    </w:p>
-    <w:p>
-      <w:pPr>
-        <w:rPr>
-          <w:lang w:val="en-US"/>
-        </w:rPr>
-      </w:pPr>
-      <w:r>
-        <w:rPr>
-          <w:lang w:val="en-US"/>
-        </w:rPr>
-        <w:t>!include &lt;C4/C4_Container&gt;</w:t>
-      </w:r>
-    </w:p>
-    <w:p>
-      <w:pPr>
-        <w:rPr>
-          <w:lang w:val="en-US"/>
-        </w:rPr>
-      </w:pPr>
-    </w:p>
-    <w:p>
-      <w:r>
-        <w:t>title Architekturübersicht: Storefront, BFF und SQLite-Datenbank</w:t>
-      </w:r>
-    </w:p>
-    <w:p/>
-    <w:p>
-      <w:r>
-        <w:t>Person(Benutzer, "Benutzer", "Interagiert mit der Storefront über einen Browser")</w:t>
-      </w:r>
-    </w:p>
-    <w:p>
-      <w:r>
-        <w:t>Container(Storefront, "Storefront", "HTML/CSS/JS", "Bietet die Benutzeroberfläche an")</w:t>
-      </w:r>
-    </w:p>
-    <w:p>
-      <w:r>
-        <w:t>Container(BFF, "Backend for Frontend (BFF)", "Flask-API", "Dient als API-Gateway zwischen Frontend und Datenbank")</w:t>
-      </w:r>
-    </w:p>
-    <w:p>
-      <w:r>
-        <w:t>ContainerDb(SQLite, "SQLite-Datenbank", "SQL", "Speichert Benutzerdaten und Lerninhalte")</w:t>
-      </w:r>
-    </w:p>
-    <w:p/>
-    <w:p>
-      <w:r>
-        <w:t>Rel(Benutzer, Storefront, "Verwendet", "HTTP (GET/POST) via JSON-API")</w:t>
-      </w:r>
-    </w:p>
-    <w:p>
-      <w:r>
-        <w:t>Rel(Storefront, BFF, "Sendet Anfragen an", "HTTP (JSON-API)")</w:t>
-      </w:r>
-    </w:p>
-    <w:p>
-      <w:r>
-        <w:t>Rel(BFF, SQLite, "Führt SQL-Abfragen aus", "SQL-Alchemy (ORM)")</w:t>
-      </w:r>
-    </w:p>
-    <w:p>
-      <w:r>
-        <w:t>Rel(Benutzer, BFF, "Token-Validierung via Cookie")</w:t>
-      </w:r>
-    </w:p>
-    <w:p/>
-    <w:p>
-      <w:r>
-        <w:t>@enduml</w:t>
-      </w:r>
-    </w:p>
-    <w:p/>
-    <w:p>
-      <w:pPr>
+        <w:t xml:space="preserve"> </w:t>
+      </w:r>
+      <w:proofErr w:type="spellStart"/>
+      <w:r>
         <w:rPr>
           <w:b/>
           <w:bCs/>
           <w:lang w:val="en-US"/>
         </w:rPr>
-      </w:pPr>
+        <w:t>Diagramm</w:t>
+      </w:r>
+      <w:proofErr w:type="spellEnd"/>
       <w:r>
         <w:rPr>
           <w:b/>
           <w:bCs/>
           <w:lang w:val="en-US"/>
         </w:rPr>
-        <w:t xml:space="preserve">UML-Code Diagramm </w:t>
-      </w:r>
-      <w:r>
+        <w:t xml:space="preserve"> 1</w:t>
+      </w:r>
+    </w:p>
+    <w:p>
+      <w:pPr>
+        <w:rPr>
+          <w:lang w:val="en-US"/>
+        </w:rPr>
+      </w:pPr>
+      <w:r>
+        <w:rPr>
+          <w:lang w:val="en-US"/>
+        </w:rPr>
+        <w:t>@startuml</w:t>
+      </w:r>
+    </w:p>
+    <w:p>
+      <w:pPr>
+        <w:rPr>
+          <w:lang w:val="en-US"/>
+        </w:rPr>
+      </w:pPr>
+      <w:r>
+        <w:rPr>
+          <w:lang w:val="en-US"/>
+        </w:rPr>
+        <w:t>!include &lt;C4/C4_Container&gt;</w:t>
+      </w:r>
+    </w:p>
+    <w:p>
+      <w:pPr>
+        <w:rPr>
+          <w:lang w:val="en-US"/>
+        </w:rPr>
+      </w:pPr>
+    </w:p>
+    <w:p>
+      <w:r>
+        <w:t>title Architekturübersicht: Storefront, BFF und SQLite-Datenbank</w:t>
+      </w:r>
+    </w:p>
+    <w:p/>
+    <w:p>
+      <w:r>
+        <w:t>Person(Benutzer, "Benutzer", "Interagiert mit der Storefront über einen Browser")</w:t>
+      </w:r>
+    </w:p>
+    <w:p>
+      <w:r>
+        <w:t>Container(Storefront, "Storefront", "HTML/CSS/JS", "Bietet die Benutzeroberfläche an")</w:t>
+      </w:r>
+    </w:p>
+    <w:p>
+      <w:r>
+        <w:t xml:space="preserve">Container(BFF, "Backend </w:t>
+      </w:r>
+      <w:proofErr w:type="spellStart"/>
+      <w:r>
+        <w:t>for</w:t>
+      </w:r>
+      <w:proofErr w:type="spellEnd"/>
+      <w:r>
+        <w:t xml:space="preserve"> Frontend (BFF)", "</w:t>
+      </w:r>
+      <w:proofErr w:type="spellStart"/>
+      <w:r>
+        <w:t>Flask</w:t>
+      </w:r>
+      <w:proofErr w:type="spellEnd"/>
+      <w:r>
+        <w:t>-API", "Dient als API-Gateway zwischen Frontend und Datenbank")</w:t>
+      </w:r>
+    </w:p>
+    <w:p>
+      <w:proofErr w:type="spellStart"/>
+      <w:r>
+        <w:t>ContainerDb</w:t>
+      </w:r>
+      <w:proofErr w:type="spellEnd"/>
+      <w:r>
+        <w:t>(SQLite, "SQLite-Datenbank", "SQL", "Speichert Benutzerdaten und Lerninhalte")</w:t>
+      </w:r>
+    </w:p>
+    <w:p/>
+    <w:p>
+      <w:proofErr w:type="spellStart"/>
+      <w:r>
+        <w:t>Rel</w:t>
+      </w:r>
+      <w:proofErr w:type="spellEnd"/>
+      <w:r>
+        <w:t>(Benutzer, Storefront, "Verwendet", "HTTP (GET/POST) via JSON-API")</w:t>
+      </w:r>
+    </w:p>
+    <w:p>
+      <w:proofErr w:type="spellStart"/>
+      <w:r>
+        <w:t>Rel</w:t>
+      </w:r>
+      <w:proofErr w:type="spellEnd"/>
+      <w:r>
+        <w:t>(Storefront, BFF, "Sendet Anfragen an", "HTTP (JSON-API)")</w:t>
+      </w:r>
+    </w:p>
+    <w:p>
+      <w:proofErr w:type="spellStart"/>
+      <w:r>
+        <w:t>Rel</w:t>
+      </w:r>
+      <w:proofErr w:type="spellEnd"/>
+      <w:r>
+        <w:t>(BFF, SQLite, "Führt SQL-Abfragen aus", "SQL-</w:t>
+      </w:r>
+      <w:proofErr w:type="spellStart"/>
+      <w:r>
+        <w:t>Alchemy</w:t>
+      </w:r>
+      <w:proofErr w:type="spellEnd"/>
+      <w:r>
+        <w:t xml:space="preserve"> (ORM)")</w:t>
+      </w:r>
+    </w:p>
+    <w:p>
+      <w:proofErr w:type="spellStart"/>
+      <w:r>
+        <w:t>Rel</w:t>
+      </w:r>
+      <w:proofErr w:type="spellEnd"/>
+      <w:r>
+        <w:t>(Benutzer, BFF, "Token-Validierung via Cookie")</w:t>
+      </w:r>
+    </w:p>
+    <w:p/>
+    <w:p>
+      <w:r>
+        <w:t>@enduml</w:t>
+      </w:r>
+    </w:p>
+    <w:p/>
+    <w:p>
+      <w:pPr>
         <w:rPr>
           <w:b/>
           <w:bCs/>
           <w:lang w:val="en-US"/>
         </w:rPr>
+      </w:pPr>
+      <w:r>
+        <w:rPr>
+          <w:b/>
+          <w:bCs/>
+          <w:lang w:val="en-US"/>
+        </w:rPr>
+        <w:t xml:space="preserve">UML-Code </w:t>
+      </w:r>
+      <w:proofErr w:type="spellStart"/>
+      <w:r>
+        <w:rPr>
+          <w:b/>
+          <w:bCs/>
+          <w:lang w:val="en-US"/>
+        </w:rPr>
+        <w:t>Diagramm</w:t>
+      </w:r>
+      <w:proofErr w:type="spellEnd"/>
+      <w:r>
+        <w:rPr>
+          <w:b/>
+          <w:bCs/>
+          <w:lang w:val="en-US"/>
+        </w:rPr>
+        <w:t xml:space="preserve"> </w:t>
+      </w:r>
+      <w:r>
+        <w:rPr>
+          <w:b/>
+          <w:bCs/>
+          <w:lang w:val="en-US"/>
+        </w:rPr>
         <w:t>2</w:t>
       </w:r>
     </w:p>
@@ -4268,34 +5096,58 @@
         <w:rPr>
           <w:lang w:val="en-US"/>
         </w:rPr>
-        <w:t xml:space="preserve">  - String usermail</w:t>
-      </w:r>
-    </w:p>
-    <w:p>
-      <w:pPr>
-        <w:rPr>
-          <w:lang w:val="en-US"/>
-        </w:rPr>
-      </w:pPr>
-      <w:r>
-        <w:rPr>
-          <w:lang w:val="en-US"/>
-        </w:rPr>
-        <w:t xml:space="preserve">  - String password_hash</w:t>
-      </w:r>
-    </w:p>
-    <w:p>
-      <w:pPr>
-        <w:rPr>
-          <w:lang w:val="en-US"/>
-        </w:rPr>
-      </w:pPr>
-      <w:r>
-        <w:rPr>
-          <w:lang w:val="en-US"/>
-        </w:rPr>
-        <w:t xml:space="preserve">  - Boolean is_active_user</w:t>
-      </w:r>
+        <w:t xml:space="preserve">  - String </w:t>
+      </w:r>
+      <w:proofErr w:type="spellStart"/>
+      <w:r>
+        <w:rPr>
+          <w:lang w:val="en-US"/>
+        </w:rPr>
+        <w:t>usermail</w:t>
+      </w:r>
+      <w:proofErr w:type="spellEnd"/>
+    </w:p>
+    <w:p>
+      <w:pPr>
+        <w:rPr>
+          <w:lang w:val="en-US"/>
+        </w:rPr>
+      </w:pPr>
+      <w:r>
+        <w:rPr>
+          <w:lang w:val="en-US"/>
+        </w:rPr>
+        <w:t xml:space="preserve">  - String </w:t>
+      </w:r>
+      <w:proofErr w:type="spellStart"/>
+      <w:r>
+        <w:rPr>
+          <w:lang w:val="en-US"/>
+        </w:rPr>
+        <w:t>password_hash</w:t>
+      </w:r>
+      <w:proofErr w:type="spellEnd"/>
+    </w:p>
+    <w:p>
+      <w:pPr>
+        <w:rPr>
+          <w:lang w:val="en-US"/>
+        </w:rPr>
+      </w:pPr>
+      <w:r>
+        <w:rPr>
+          <w:lang w:val="en-US"/>
+        </w:rPr>
+        <w:t xml:space="preserve">  - Boolean </w:t>
+      </w:r>
+      <w:proofErr w:type="spellStart"/>
+      <w:r>
+        <w:rPr>
+          <w:lang w:val="en-US"/>
+        </w:rPr>
+        <w:t>is_active_user</w:t>
+      </w:r>
+      <w:proofErr w:type="spellEnd"/>
     </w:p>
     <w:p>
       <w:pPr>
@@ -4320,46 +5172,102 @@
         <w:rPr>
           <w:lang w:val="en-US"/>
         </w:rPr>
-        <w:t xml:space="preserve">  + set_password()</w:t>
-      </w:r>
-    </w:p>
-    <w:p>
-      <w:pPr>
-        <w:rPr>
-          <w:lang w:val="en-US"/>
-        </w:rPr>
-      </w:pPr>
-      <w:r>
-        <w:rPr>
-          <w:lang w:val="en-US"/>
-        </w:rPr>
-        <w:t xml:space="preserve">  + check_password()</w:t>
-      </w:r>
-    </w:p>
-    <w:p>
-      <w:pPr>
-        <w:rPr>
-          <w:lang w:val="en-US"/>
-        </w:rPr>
-      </w:pPr>
-      <w:r>
-        <w:rPr>
-          <w:lang w:val="en-US"/>
-        </w:rPr>
-        <w:t xml:space="preserve">  + is_active()</w:t>
-      </w:r>
-    </w:p>
-    <w:p>
-      <w:pPr>
-        <w:rPr>
-          <w:lang w:val="en-US"/>
-        </w:rPr>
-      </w:pPr>
-      <w:r>
-        <w:rPr>
-          <w:lang w:val="en-US"/>
-        </w:rPr>
-        <w:t xml:space="preserve">  + get_id()</w:t>
+        <w:t xml:space="preserve">  + </w:t>
+      </w:r>
+      <w:proofErr w:type="spellStart"/>
+      <w:r>
+        <w:rPr>
+          <w:lang w:val="en-US"/>
+        </w:rPr>
+        <w:t>set_password</w:t>
+      </w:r>
+      <w:proofErr w:type="spellEnd"/>
+      <w:r>
+        <w:rPr>
+          <w:lang w:val="en-US"/>
+        </w:rPr>
+        <w:t>()</w:t>
+      </w:r>
+    </w:p>
+    <w:p>
+      <w:pPr>
+        <w:rPr>
+          <w:lang w:val="en-US"/>
+        </w:rPr>
+      </w:pPr>
+      <w:r>
+        <w:rPr>
+          <w:lang w:val="en-US"/>
+        </w:rPr>
+        <w:t xml:space="preserve">  + </w:t>
+      </w:r>
+      <w:proofErr w:type="spellStart"/>
+      <w:r>
+        <w:rPr>
+          <w:lang w:val="en-US"/>
+        </w:rPr>
+        <w:t>check_password</w:t>
+      </w:r>
+      <w:proofErr w:type="spellEnd"/>
+      <w:r>
+        <w:rPr>
+          <w:lang w:val="en-US"/>
+        </w:rPr>
+        <w:t>()</w:t>
+      </w:r>
+    </w:p>
+    <w:p>
+      <w:pPr>
+        <w:rPr>
+          <w:lang w:val="en-US"/>
+        </w:rPr>
+      </w:pPr>
+      <w:r>
+        <w:rPr>
+          <w:lang w:val="en-US"/>
+        </w:rPr>
+        <w:t xml:space="preserve">  + </w:t>
+      </w:r>
+      <w:proofErr w:type="spellStart"/>
+      <w:r>
+        <w:rPr>
+          <w:lang w:val="en-US"/>
+        </w:rPr>
+        <w:t>is_active</w:t>
+      </w:r>
+      <w:proofErr w:type="spellEnd"/>
+      <w:r>
+        <w:rPr>
+          <w:lang w:val="en-US"/>
+        </w:rPr>
+        <w:t>()</w:t>
+      </w:r>
+    </w:p>
+    <w:p>
+      <w:pPr>
+        <w:rPr>
+          <w:lang w:val="en-US"/>
+        </w:rPr>
+      </w:pPr>
+      <w:r>
+        <w:rPr>
+          <w:lang w:val="en-US"/>
+        </w:rPr>
+        <w:t xml:space="preserve">  + </w:t>
+      </w:r>
+      <w:proofErr w:type="spellStart"/>
+      <w:r>
+        <w:rPr>
+          <w:lang w:val="en-US"/>
+        </w:rPr>
+        <w:t>get_id</w:t>
+      </w:r>
+      <w:proofErr w:type="spellEnd"/>
+      <w:r>
+        <w:rPr>
+          <w:lang w:val="en-US"/>
+        </w:rPr>
+        <w:t>()</w:t>
       </w:r>
     </w:p>
     <w:p>
@@ -4373,20 +5281,48 @@
           <w:lang w:val="en-US"/>
         </w:rPr>
         <w:lastRenderedPageBreak/>
-        <w:t xml:space="preserve">  + is_authenticated()</w:t>
-      </w:r>
-    </w:p>
-    <w:p>
-      <w:pPr>
-        <w:rPr>
-          <w:lang w:val="en-US"/>
-        </w:rPr>
-      </w:pPr>
-      <w:r>
-        <w:rPr>
-          <w:lang w:val="en-US"/>
-        </w:rPr>
-        <w:t xml:space="preserve">  + has_token()</w:t>
+        <w:t xml:space="preserve">  + </w:t>
+      </w:r>
+      <w:proofErr w:type="spellStart"/>
+      <w:r>
+        <w:rPr>
+          <w:lang w:val="en-US"/>
+        </w:rPr>
+        <w:t>is_authenticated</w:t>
+      </w:r>
+      <w:proofErr w:type="spellEnd"/>
+      <w:r>
+        <w:rPr>
+          <w:lang w:val="en-US"/>
+        </w:rPr>
+        <w:t>()</w:t>
+      </w:r>
+    </w:p>
+    <w:p>
+      <w:pPr>
+        <w:rPr>
+          <w:lang w:val="en-US"/>
+        </w:rPr>
+      </w:pPr>
+      <w:r>
+        <w:rPr>
+          <w:lang w:val="en-US"/>
+        </w:rPr>
+        <w:t xml:space="preserve">  + </w:t>
+      </w:r>
+      <w:proofErr w:type="spellStart"/>
+      <w:r>
+        <w:rPr>
+          <w:lang w:val="en-US"/>
+        </w:rPr>
+        <w:t>has_token</w:t>
+      </w:r>
+      <w:proofErr w:type="spellEnd"/>
+      <w:r>
+        <w:rPr>
+          <w:lang w:val="en-US"/>
+        </w:rPr>
+        <w:t>()</w:t>
       </w:r>
     </w:p>
     <w:p>
@@ -4464,8 +5400,16 @@
         <w:rPr>
           <w:lang w:val="en-US"/>
         </w:rPr>
-        <w:t xml:space="preserve">  - Integer user_id</w:t>
-      </w:r>
+        <w:t xml:space="preserve">  - Integer </w:t>
+      </w:r>
+      <w:proofErr w:type="spellStart"/>
+      <w:r>
+        <w:rPr>
+          <w:lang w:val="en-US"/>
+        </w:rPr>
+        <w:t>user_id</w:t>
+      </w:r>
+      <w:proofErr w:type="spellEnd"/>
     </w:p>
     <w:p>
       <w:pPr>
@@ -4490,7 +5434,21 @@
         <w:rPr>
           <w:lang w:val="en-US"/>
         </w:rPr>
-        <w:t xml:space="preserve">  + to_dict()</w:t>
+        <w:t xml:space="preserve">  + </w:t>
+      </w:r>
+      <w:proofErr w:type="spellStart"/>
+      <w:r>
+        <w:rPr>
+          <w:lang w:val="en-US"/>
+        </w:rPr>
+        <w:t>to_dict</w:t>
+      </w:r>
+      <w:proofErr w:type="spellEnd"/>
+      <w:r>
+        <w:rPr>
+          <w:lang w:val="en-US"/>
+        </w:rPr>
+        <w:t>()</w:t>
       </w:r>
     </w:p>
     <w:p>
@@ -4516,7 +5474,21 @@
         <w:rPr>
           <w:lang w:val="en-US"/>
         </w:rPr>
-        <w:t>class LearningGoal {</w:t>
+        <w:t xml:space="preserve">class </w:t>
+      </w:r>
+      <w:proofErr w:type="spellStart"/>
+      <w:r>
+        <w:rPr>
+          <w:lang w:val="en-US"/>
+        </w:rPr>
+        <w:t>LearningGoal</w:t>
+      </w:r>
+      <w:proofErr w:type="spellEnd"/>
+      <w:r>
+        <w:rPr>
+          <w:lang w:val="en-US"/>
+        </w:rPr>
+        <w:t xml:space="preserve"> {</w:t>
       </w:r>
     </w:p>
     <w:p>
@@ -4542,8 +5514,16 @@
         <w:rPr>
           <w:lang w:val="en-US"/>
         </w:rPr>
-        <w:t xml:space="preserve">  - Integer topic_id</w:t>
-      </w:r>
+        <w:t xml:space="preserve">  - Integer </w:t>
+      </w:r>
+      <w:proofErr w:type="spellStart"/>
+      <w:r>
+        <w:rPr>
+          <w:lang w:val="en-US"/>
+        </w:rPr>
+        <w:t>topic_id</w:t>
+      </w:r>
+      <w:proofErr w:type="spellEnd"/>
     </w:p>
     <w:p>
       <w:pPr>
@@ -4581,8 +5561,16 @@
         <w:rPr>
           <w:lang w:val="en-US"/>
         </w:rPr>
-        <w:t xml:space="preserve">  - Integer user_id</w:t>
-      </w:r>
+        <w:t xml:space="preserve">  - Integer </w:t>
+      </w:r>
+      <w:proofErr w:type="spellStart"/>
+      <w:r>
+        <w:rPr>
+          <w:lang w:val="en-US"/>
+        </w:rPr>
+        <w:t>user_id</w:t>
+      </w:r>
+      <w:proofErr w:type="spellEnd"/>
     </w:p>
     <w:p>
       <w:pPr>
@@ -4607,7 +5595,21 @@
         <w:rPr>
           <w:lang w:val="en-US"/>
         </w:rPr>
-        <w:t xml:space="preserve">  + to_dict()</w:t>
+        <w:t xml:space="preserve">  + </w:t>
+      </w:r>
+      <w:proofErr w:type="spellStart"/>
+      <w:r>
+        <w:rPr>
+          <w:lang w:val="en-US"/>
+        </w:rPr>
+        <w:t>to_dict</w:t>
+      </w:r>
+      <w:proofErr w:type="spellEnd"/>
+      <w:r>
+        <w:rPr>
+          <w:lang w:val="en-US"/>
+        </w:rPr>
+        <w:t>()</w:t>
       </w:r>
     </w:p>
     <w:p>
@@ -4664,18 +5666,41 @@
         <w:t xml:space="preserve">  </w:t>
       </w:r>
       <w:r>
-        <w:t>- String token</w:t>
-      </w:r>
-    </w:p>
-    <w:p>
-      <w:r>
-        <w:t xml:space="preserve">  - DateTime token_erstelldatum</w:t>
-      </w:r>
-    </w:p>
-    <w:p>
-      <w:r>
-        <w:t xml:space="preserve">  - Integer user_id</w:t>
-      </w:r>
+        <w:t xml:space="preserve">- String </w:t>
+      </w:r>
+      <w:proofErr w:type="spellStart"/>
+      <w:r>
+        <w:t>token</w:t>
+      </w:r>
+      <w:proofErr w:type="spellEnd"/>
+    </w:p>
+    <w:p>
+      <w:r>
+        <w:t xml:space="preserve">  - </w:t>
+      </w:r>
+      <w:proofErr w:type="spellStart"/>
+      <w:r>
+        <w:t>DateTime</w:t>
+      </w:r>
+      <w:proofErr w:type="spellEnd"/>
+      <w:r>
+        <w:t xml:space="preserve"> </w:t>
+      </w:r>
+      <w:proofErr w:type="spellStart"/>
+      <w:r>
+        <w:t>token_erstelldatum</w:t>
+      </w:r>
+      <w:proofErr w:type="spellEnd"/>
+    </w:p>
+    <w:p>
+      <w:r>
+        <w:t xml:space="preserve">  - Integer </w:t>
+      </w:r>
+      <w:proofErr w:type="spellStart"/>
+      <w:r>
+        <w:t>user_id</w:t>
+      </w:r>
+      <w:proofErr w:type="spellEnd"/>
     </w:p>
     <w:p>
       <w:pPr>
@@ -4707,21 +5732,43 @@
         <w:rPr>
           <w:lang w:val="en-US"/>
         </w:rPr>
-        <w:t>class TokenManager {</w:t>
-      </w:r>
-    </w:p>
-    <w:p>
-      <w:pPr>
-        <w:rPr>
-          <w:lang w:val="en-US"/>
-        </w:rPr>
-      </w:pPr>
-      <w:r>
-        <w:rPr>
-          <w:lang w:val="en-US"/>
-        </w:rPr>
-        <w:t xml:space="preserve">  - int token_lifetime</w:t>
-      </w:r>
+        <w:t xml:space="preserve">class </w:t>
+      </w:r>
+      <w:proofErr w:type="spellStart"/>
+      <w:r>
+        <w:rPr>
+          <w:lang w:val="en-US"/>
+        </w:rPr>
+        <w:t>TokenManager</w:t>
+      </w:r>
+      <w:proofErr w:type="spellEnd"/>
+      <w:r>
+        <w:rPr>
+          <w:lang w:val="en-US"/>
+        </w:rPr>
+        <w:t xml:space="preserve"> {</w:t>
+      </w:r>
+    </w:p>
+    <w:p>
+      <w:pPr>
+        <w:rPr>
+          <w:lang w:val="en-US"/>
+        </w:rPr>
+      </w:pPr>
+      <w:r>
+        <w:rPr>
+          <w:lang w:val="en-US"/>
+        </w:rPr>
+        <w:t xml:space="preserve">  - int </w:t>
+      </w:r>
+      <w:proofErr w:type="spellStart"/>
+      <w:r>
+        <w:rPr>
+          <w:lang w:val="en-US"/>
+        </w:rPr>
+        <w:t>token_lifetime</w:t>
+      </w:r>
+      <w:proofErr w:type="spellEnd"/>
     </w:p>
     <w:p>
       <w:pPr>
@@ -4746,7 +5793,21 @@
         <w:rPr>
           <w:lang w:val="en-US"/>
         </w:rPr>
-        <w:t xml:space="preserve">  + generate_token()</w:t>
+        <w:t xml:space="preserve">  + </w:t>
+      </w:r>
+      <w:proofErr w:type="spellStart"/>
+      <w:r>
+        <w:rPr>
+          <w:lang w:val="en-US"/>
+        </w:rPr>
+        <w:t>generate_token</w:t>
+      </w:r>
+      <w:proofErr w:type="spellEnd"/>
+      <w:r>
+        <w:rPr>
+          <w:lang w:val="en-US"/>
+        </w:rPr>
+        <w:t>()</w:t>
       </w:r>
     </w:p>
     <w:p>
@@ -4760,33 +5821,75 @@
           <w:lang w:val="en-US"/>
         </w:rPr>
         <w:lastRenderedPageBreak/>
-        <w:t xml:space="preserve">  + is_token_valid()</w:t>
-      </w:r>
-    </w:p>
-    <w:p>
-      <w:pPr>
-        <w:rPr>
-          <w:lang w:val="en-US"/>
-        </w:rPr>
-      </w:pPr>
-      <w:r>
-        <w:rPr>
-          <w:lang w:val="en-US"/>
-        </w:rPr>
-        <w:t xml:space="preserve">  + get_or_create_token()</w:t>
-      </w:r>
-    </w:p>
-    <w:p>
-      <w:pPr>
-        <w:rPr>
-          <w:lang w:val="en-US"/>
-        </w:rPr>
-      </w:pPr>
-      <w:r>
-        <w:rPr>
-          <w:lang w:val="en-US"/>
-        </w:rPr>
-        <w:t xml:space="preserve">  + delete_token()</w:t>
+        <w:t xml:space="preserve">  + </w:t>
+      </w:r>
+      <w:proofErr w:type="spellStart"/>
+      <w:r>
+        <w:rPr>
+          <w:lang w:val="en-US"/>
+        </w:rPr>
+        <w:t>is_token_valid</w:t>
+      </w:r>
+      <w:proofErr w:type="spellEnd"/>
+      <w:r>
+        <w:rPr>
+          <w:lang w:val="en-US"/>
+        </w:rPr>
+        <w:t>()</w:t>
+      </w:r>
+    </w:p>
+    <w:p>
+      <w:pPr>
+        <w:rPr>
+          <w:lang w:val="en-US"/>
+        </w:rPr>
+      </w:pPr>
+      <w:r>
+        <w:rPr>
+          <w:lang w:val="en-US"/>
+        </w:rPr>
+        <w:t xml:space="preserve">  + </w:t>
+      </w:r>
+      <w:proofErr w:type="spellStart"/>
+      <w:r>
+        <w:rPr>
+          <w:lang w:val="en-US"/>
+        </w:rPr>
+        <w:t>get_or_create_token</w:t>
+      </w:r>
+      <w:proofErr w:type="spellEnd"/>
+      <w:r>
+        <w:rPr>
+          <w:lang w:val="en-US"/>
+        </w:rPr>
+        <w:t>()</w:t>
+      </w:r>
+    </w:p>
+    <w:p>
+      <w:pPr>
+        <w:rPr>
+          <w:lang w:val="en-US"/>
+        </w:rPr>
+      </w:pPr>
+      <w:r>
+        <w:rPr>
+          <w:lang w:val="en-US"/>
+        </w:rPr>
+        <w:t xml:space="preserve">  + </w:t>
+      </w:r>
+      <w:proofErr w:type="spellStart"/>
+      <w:r>
+        <w:rPr>
+          <w:lang w:val="en-US"/>
+        </w:rPr>
+        <w:t>delete_token</w:t>
+      </w:r>
+      <w:proofErr w:type="spellEnd"/>
+      <w:r>
+        <w:rPr>
+          <w:lang w:val="en-US"/>
+        </w:rPr>
+        <w:t>()</w:t>
       </w:r>
     </w:p>
     <w:p>
@@ -4945,7 +6048,21 @@
         <w:rPr>
           <w:lang w:val="en-US"/>
         </w:rPr>
-        <w:t>class FlaskApp {</w:t>
+        <w:t xml:space="preserve">class </w:t>
+      </w:r>
+      <w:proofErr w:type="spellStart"/>
+      <w:r>
+        <w:rPr>
+          <w:lang w:val="en-US"/>
+        </w:rPr>
+        <w:t>FlaskApp</w:t>
+      </w:r>
+      <w:proofErr w:type="spellEnd"/>
+      <w:r>
+        <w:rPr>
+          <w:lang w:val="en-US"/>
+        </w:rPr>
+        <w:t xml:space="preserve"> {</w:t>
       </w:r>
     </w:p>
     <w:p>
@@ -4971,8 +6088,30 @@
         <w:rPr>
           <w:lang w:val="en-US"/>
         </w:rPr>
-        <w:t xml:space="preserve">  - SQLAlchemy db</w:t>
-      </w:r>
+        <w:t xml:space="preserve">  - </w:t>
+      </w:r>
+      <w:proofErr w:type="spellStart"/>
+      <w:r>
+        <w:rPr>
+          <w:lang w:val="en-US"/>
+        </w:rPr>
+        <w:t>SQLAlchemy</w:t>
+      </w:r>
+      <w:proofErr w:type="spellEnd"/>
+      <w:r>
+        <w:rPr>
+          <w:lang w:val="en-US"/>
+        </w:rPr>
+        <w:t xml:space="preserve"> </w:t>
+      </w:r>
+      <w:proofErr w:type="spellStart"/>
+      <w:r>
+        <w:rPr>
+          <w:lang w:val="en-US"/>
+        </w:rPr>
+        <w:t>db</w:t>
+      </w:r>
+      <w:proofErr w:type="spellEnd"/>
     </w:p>
     <w:p>
       <w:pPr>
@@ -5030,7 +6169,21 @@
         <w:rPr>
           <w:lang w:val="en-US"/>
         </w:rPr>
-        <w:t>class RunPy {</w:t>
+        <w:t xml:space="preserve">class </w:t>
+      </w:r>
+      <w:proofErr w:type="spellStart"/>
+      <w:r>
+        <w:rPr>
+          <w:lang w:val="en-US"/>
+        </w:rPr>
+        <w:t>RunPy</w:t>
+      </w:r>
+      <w:proofErr w:type="spellEnd"/>
+      <w:r>
+        <w:rPr>
+          <w:lang w:val="en-US"/>
+        </w:rPr>
+        <w:t xml:space="preserve"> {</w:t>
       </w:r>
     </w:p>
     <w:p>
@@ -5076,7 +6229,21 @@
         <w:rPr>
           <w:lang w:val="en-US"/>
         </w:rPr>
-        <w:t>Topic "1" -- "1..*" LearningGoal : includes</w:t>
+        <w:t xml:space="preserve">Topic "1" -- "1..*" </w:t>
+      </w:r>
+      <w:proofErr w:type="spellStart"/>
+      <w:r>
+        <w:rPr>
+          <w:lang w:val="en-US"/>
+        </w:rPr>
+        <w:t>LearningGoal</w:t>
+      </w:r>
+      <w:proofErr w:type="spellEnd"/>
+      <w:r>
+        <w:rPr>
+          <w:lang w:val="en-US"/>
+        </w:rPr>
+        <w:t xml:space="preserve"> : includes</w:t>
       </w:r>
     </w:p>
     <w:p>
@@ -5102,38 +6269,94 @@
         <w:rPr>
           <w:lang w:val="en-US"/>
         </w:rPr>
-        <w:t>Token "1" -- "1" TokenManager : manages</w:t>
-      </w:r>
-    </w:p>
-    <w:p>
-      <w:pPr>
-        <w:rPr>
-          <w:lang w:val="en-US"/>
-        </w:rPr>
-      </w:pPr>
-    </w:p>
-    <w:p>
-      <w:r>
-        <w:t>Config "1" -- "1" FlaskApp : verwendet</w:t>
-      </w:r>
-    </w:p>
-    <w:p>
-      <w:r>
-        <w:t>FlaskApp "1" -- "1" RunPy : initialisiert</w:t>
-      </w:r>
-    </w:p>
-    <w:p>
-      <w:pPr>
-        <w:rPr>
-          <w:lang w:val="en-US"/>
-        </w:rPr>
-      </w:pPr>
-      <w:r>
-        <w:rPr>
-          <w:lang w:val="en-US"/>
-        </w:rPr>
-        <w:t>RunPy "1" -- "1" Config : nutzt</w:t>
-      </w:r>
+        <w:t xml:space="preserve">Token "1" -- "1" </w:t>
+      </w:r>
+      <w:proofErr w:type="spellStart"/>
+      <w:r>
+        <w:rPr>
+          <w:lang w:val="en-US"/>
+        </w:rPr>
+        <w:t>TokenManager</w:t>
+      </w:r>
+      <w:proofErr w:type="spellEnd"/>
+      <w:r>
+        <w:rPr>
+          <w:lang w:val="en-US"/>
+        </w:rPr>
+        <w:t xml:space="preserve"> : manages</w:t>
+      </w:r>
+    </w:p>
+    <w:p>
+      <w:pPr>
+        <w:rPr>
+          <w:lang w:val="en-US"/>
+        </w:rPr>
+      </w:pPr>
+    </w:p>
+    <w:p>
+      <w:proofErr w:type="spellStart"/>
+      <w:r>
+        <w:t>Config</w:t>
+      </w:r>
+      <w:proofErr w:type="spellEnd"/>
+      <w:r>
+        <w:t xml:space="preserve"> "1" -- "1" </w:t>
+      </w:r>
+      <w:proofErr w:type="spellStart"/>
+      <w:r>
+        <w:t>FlaskApp</w:t>
+      </w:r>
+      <w:proofErr w:type="spellEnd"/>
+      <w:r>
+        <w:t xml:space="preserve"> : verwendet</w:t>
+      </w:r>
+    </w:p>
+    <w:p>
+      <w:proofErr w:type="spellStart"/>
+      <w:r>
+        <w:t>FlaskApp</w:t>
+      </w:r>
+      <w:proofErr w:type="spellEnd"/>
+      <w:r>
+        <w:t xml:space="preserve"> "1" -- "1" </w:t>
+      </w:r>
+      <w:proofErr w:type="spellStart"/>
+      <w:r>
+        <w:t>RunPy</w:t>
+      </w:r>
+      <w:proofErr w:type="spellEnd"/>
+      <w:r>
+        <w:t xml:space="preserve"> : initialisiert</w:t>
+      </w:r>
+    </w:p>
+    <w:p>
+      <w:pPr>
+        <w:rPr>
+          <w:lang w:val="en-US"/>
+        </w:rPr>
+      </w:pPr>
+      <w:proofErr w:type="spellStart"/>
+      <w:r>
+        <w:rPr>
+          <w:lang w:val="en-US"/>
+        </w:rPr>
+        <w:t>RunPy</w:t>
+      </w:r>
+      <w:proofErr w:type="spellEnd"/>
+      <w:r>
+        <w:rPr>
+          <w:lang w:val="en-US"/>
+        </w:rPr>
+        <w:t xml:space="preserve"> "1" -- "1" Config : </w:t>
+      </w:r>
+      <w:proofErr w:type="spellStart"/>
+      <w:r>
+        <w:rPr>
+          <w:lang w:val="en-US"/>
+        </w:rPr>
+        <w:t>nutzt</w:t>
+      </w:r>
+      <w:proofErr w:type="spellEnd"/>
     </w:p>
     <w:p>
       <w:pPr>

--- a/Portfolio.docx
+++ b/Portfolio.docx
@@ -133,45 +133,21 @@
     </w:p>
     <w:p>
       <w:r>
-        <w:t>In diesem Projekt sollte eine einfache und benutzerfreundliche App zum</w:t>
+        <w:t xml:space="preserve">In diesem Projekt sollte eine einfache und benutzerfreundliche App zum Planen von Lerninhalten entwickelt und bereitgestellt werden. Die Benutzerinnen und Benutzer sollten damit in der Lage sein, ihre Lernziele und -inhalte zu ordnen und zu überblicken. Im Besonderen sollte aber auch darauf geachtet werden, dass die App </w:t>
+      </w:r>
+      <w:r>
+        <w:t>intuitiv und zugänglich</w:t>
       </w:r>
       <w:r>
         <w:t xml:space="preserve"> </w:t>
       </w:r>
       <w:r>
-        <w:t xml:space="preserve">Planen von Lerninhalten entwickelt und bereitgestellt werden. Die Benutzerinnen und Benutzer sollten damit in der Lage sein, ihre Lernziele und -inhalte zu ordnen und zu überblicken. Im Besonderen sollte aber auch darauf geachtet werden, dass die App </w:t>
-      </w:r>
-      <w:r>
-        <w:t>intuitiv und zugänglich</w:t>
-      </w:r>
-      <w:r>
-        <w:t xml:space="preserve"> </w:t>
-      </w:r>
-      <w:r>
         <w:t>ist also auch von Personen, die wenig Erfahrung mit Anwendungen, Apps oder Technik im Allgemeinen haben. Deswegen sollten wichtige Funktionen, wie das Setzen einer Deadline für ein Lernziel oder das Priorisieren von Themen, optisch greifbar und klar in das Design der Anwendung integriert werden.</w:t>
       </w:r>
     </w:p>
     <w:p>
       <w:r>
-        <w:t xml:space="preserve">Zudem </w:t>
-      </w:r>
-      <w:r>
-        <w:t xml:space="preserve">war die Sicherheit </w:t>
-      </w:r>
-      <w:r>
-        <w:t>der Nutzerdaten</w:t>
-      </w:r>
-      <w:r>
-        <w:t xml:space="preserve"> ein wichtiges Thema</w:t>
-      </w:r>
-      <w:r>
-        <w:t xml:space="preserve">. </w:t>
-      </w:r>
-      <w:r>
-        <w:t>Daher wurde folgende Vorkehrungen getroffen</w:t>
-      </w:r>
-      <w:r>
-        <w:t>:</w:t>
+        <w:t>Zudem war die Sicherheit der Nutzerdaten ein wichtiges Thema. Daher wurde folgende Vorkehrungen getroffen:</w:t>
       </w:r>
     </w:p>
     <w:p>
@@ -256,7 +232,10 @@
         <w:t xml:space="preserve">, </w:t>
       </w:r>
       <w:r>
-        <w:t>dass Risiken, wie das Auslesen von Nutzerdaten (Cross-Site-Scripting) oder gefälschte Anfragen im Namen des Nutzers (Cross-Site-Request-</w:t>
+        <w:t>die</w:t>
+      </w:r>
+      <w:r>
+        <w:t xml:space="preserve"> Risiken, wie das Auslesen von Nutzerdaten (Cross-Site-Scripting) oder gefälschte Anfragen im Namen des Nutzers (Cross-Site-Request-</w:t>
       </w:r>
       <w:proofErr w:type="spellStart"/>
       <w:r>
@@ -309,10 +288,16 @@
         <w:t xml:space="preserve"> </w:t>
       </w:r>
       <w:r>
-        <w:t>E</w:t>
-      </w:r>
-      <w:r>
-        <w:t xml:space="preserve">infach Abfragen und Änderungen an den Daten </w:t>
+        <w:t>So konnten e</w:t>
+      </w:r>
+      <w:r>
+        <w:t>infach</w:t>
+      </w:r>
+      <w:r>
+        <w:t>e</w:t>
+      </w:r>
+      <w:r>
+        <w:t xml:space="preserve"> Abfragen und Änderungen an den Daten </w:t>
       </w:r>
       <w:r>
         <w:t xml:space="preserve">vorgenommen werden. </w:t>
@@ -331,24 +316,12 @@
           <w:bCs/>
         </w:rPr>
       </w:pPr>
-      <w:proofErr w:type="spellStart"/>
-      <w:r>
-        <w:t>gekommen.</w:t>
-      </w:r>
       <w:r>
         <w:rPr>
           <w:b/>
           <w:bCs/>
         </w:rPr>
-        <w:t>Umsetzbare</w:t>
-      </w:r>
-      <w:proofErr w:type="spellEnd"/>
-      <w:r>
-        <w:rPr>
-          <w:b/>
-          <w:bCs/>
-        </w:rPr>
-        <w:t xml:space="preserve"> vs. nicht umgesetzte Anforderungen</w:t>
+        <w:t>Umsetzbare vs. nicht umgesetzte Anforderungen</w:t>
       </w:r>
     </w:p>
     <w:tbl>
@@ -2270,7 +2243,15 @@
             </w:r>
             <w:proofErr w:type="spellEnd"/>
             <w:r>
-              <w:t>}", "email": "{email}", "</w:t>
+              <w:t>}", "email": "{</w:t>
+            </w:r>
+            <w:proofErr w:type="gramStart"/>
+            <w:r>
+              <w:t>email</w:t>
+            </w:r>
+            <w:proofErr w:type="gramEnd"/>
+            <w:r>
+              <w:t>}", "</w:t>
             </w:r>
             <w:proofErr w:type="spellStart"/>
             <w:r>
@@ -2317,7 +2298,21 @@
               <w:rPr>
                 <w:lang w:val="en-US"/>
               </w:rPr>
-              <w:t>200 { "message": "Login successful", "redirect": "/index" }</w:t>
+              <w:t xml:space="preserve">200 </w:t>
+            </w:r>
+            <w:proofErr w:type="gramStart"/>
+            <w:r>
+              <w:rPr>
+                <w:lang w:val="en-US"/>
+              </w:rPr>
+              <w:t>{ "</w:t>
+            </w:r>
+            <w:proofErr w:type="gramEnd"/>
+            <w:r>
+              <w:rPr>
+                <w:lang w:val="en-US"/>
+              </w:rPr>
+              <w:t>message": "Login successful", "redirect": "/index" }</w:t>
             </w:r>
           </w:p>
           <w:p>
@@ -2555,7 +2550,21 @@
               <w:rPr>
                 <w:lang w:val="en-US"/>
               </w:rPr>
-              <w:t>200 { "message": "Logout successful" }</w:t>
+              <w:t xml:space="preserve">200 </w:t>
+            </w:r>
+            <w:proofErr w:type="gramStart"/>
+            <w:r>
+              <w:rPr>
+                <w:lang w:val="en-US"/>
+              </w:rPr>
+              <w:t>{ "</w:t>
+            </w:r>
+            <w:proofErr w:type="gramEnd"/>
+            <w:r>
+              <w:rPr>
+                <w:lang w:val="en-US"/>
+              </w:rPr>
+              <w:t>message": "Logout successful" }</w:t>
             </w:r>
           </w:p>
           <w:p>
@@ -2568,739 +2577,783 @@
               <w:rPr>
                 <w:lang w:val="en-US"/>
               </w:rPr>
-              <w:t>401 { "message": "Unauthorized" }</w:t>
-            </w:r>
-          </w:p>
-        </w:tc>
-        <w:tc>
-          <w:tcPr>
-            <w:tcW w:w="2226" w:type="dxa"/>
-            <w:tcBorders>
-              <w:top w:val="single" w:sz="8" w:space="0" w:color="000000"/>
-              <w:left w:val="single" w:sz="8" w:space="0" w:color="000000"/>
-              <w:bottom w:val="single" w:sz="8" w:space="0" w:color="000000"/>
-              <w:right w:val="single" w:sz="8" w:space="0" w:color="000000"/>
-            </w:tcBorders>
-            <w:tcMar>
-              <w:top w:w="100" w:type="dxa"/>
-              <w:left w:w="100" w:type="dxa"/>
-              <w:bottom w:w="100" w:type="dxa"/>
-              <w:right w:w="100" w:type="dxa"/>
-            </w:tcMar>
-            <w:hideMark/>
-          </w:tcPr>
-          <w:p>
-            <w:r>
-              <w:t>Löscht das Authentifizierungstoken</w:t>
-            </w:r>
-          </w:p>
-        </w:tc>
-      </w:tr>
-      <w:tr>
-        <w:tc>
-          <w:tcPr>
-            <w:tcW w:w="1792" w:type="dxa"/>
-            <w:tcBorders>
-              <w:top w:val="single" w:sz="8" w:space="0" w:color="000000"/>
-              <w:left w:val="single" w:sz="8" w:space="0" w:color="000000"/>
-              <w:bottom w:val="single" w:sz="8" w:space="0" w:color="000000"/>
-              <w:right w:val="single" w:sz="8" w:space="0" w:color="000000"/>
-            </w:tcBorders>
-            <w:tcMar>
-              <w:top w:w="100" w:type="dxa"/>
-              <w:left w:w="100" w:type="dxa"/>
-              <w:bottom w:w="100" w:type="dxa"/>
-              <w:right w:w="100" w:type="dxa"/>
-            </w:tcMar>
-            <w:hideMark/>
-          </w:tcPr>
-          <w:p>
-            <w:r>
-              <w:t>Register</w:t>
-            </w:r>
-          </w:p>
-        </w:tc>
-        <w:tc>
-          <w:tcPr>
-            <w:tcW w:w="879" w:type="dxa"/>
-            <w:tcBorders>
-              <w:top w:val="single" w:sz="8" w:space="0" w:color="000000"/>
-              <w:left w:val="single" w:sz="8" w:space="0" w:color="000000"/>
-              <w:bottom w:val="single" w:sz="8" w:space="0" w:color="000000"/>
-              <w:right w:val="single" w:sz="8" w:space="0" w:color="000000"/>
-            </w:tcBorders>
-            <w:tcMar>
-              <w:top w:w="100" w:type="dxa"/>
-              <w:left w:w="100" w:type="dxa"/>
-              <w:bottom w:w="100" w:type="dxa"/>
-              <w:right w:w="100" w:type="dxa"/>
-            </w:tcMar>
-            <w:hideMark/>
-          </w:tcPr>
-          <w:p>
-            <w:r>
-              <w:t>POST</w:t>
-            </w:r>
-          </w:p>
-        </w:tc>
-        <w:tc>
-          <w:tcPr>
-            <w:tcW w:w="0" w:type="auto"/>
-            <w:tcBorders>
-              <w:top w:val="single" w:sz="8" w:space="0" w:color="000000"/>
-              <w:left w:val="single" w:sz="8" w:space="0" w:color="000000"/>
-              <w:bottom w:val="single" w:sz="8" w:space="0" w:color="000000"/>
-              <w:right w:val="single" w:sz="8" w:space="0" w:color="000000"/>
-            </w:tcBorders>
-            <w:tcMar>
-              <w:top w:w="100" w:type="dxa"/>
-              <w:left w:w="100" w:type="dxa"/>
-              <w:bottom w:w="100" w:type="dxa"/>
-              <w:right w:w="100" w:type="dxa"/>
-            </w:tcMar>
-            <w:hideMark/>
-          </w:tcPr>
-          <w:p>
-            <w:r>
-              <w:t>/</w:t>
-            </w:r>
-            <w:proofErr w:type="spellStart"/>
-            <w:r>
-              <w:t>register</w:t>
-            </w:r>
-            <w:proofErr w:type="spellEnd"/>
-          </w:p>
-        </w:tc>
-        <w:tc>
-          <w:tcPr>
-            <w:tcW w:w="0" w:type="auto"/>
-            <w:tcBorders>
-              <w:top w:val="single" w:sz="8" w:space="0" w:color="000000"/>
-              <w:left w:val="single" w:sz="8" w:space="0" w:color="000000"/>
-              <w:bottom w:val="single" w:sz="8" w:space="0" w:color="000000"/>
-              <w:right w:val="single" w:sz="8" w:space="0" w:color="000000"/>
-            </w:tcBorders>
-            <w:tcMar>
-              <w:top w:w="100" w:type="dxa"/>
-              <w:left w:w="100" w:type="dxa"/>
-              <w:bottom w:w="100" w:type="dxa"/>
-              <w:right w:w="100" w:type="dxa"/>
-            </w:tcMar>
-            <w:hideMark/>
-          </w:tcPr>
-          <w:p>
-            <w:r>
-              <w:t>{ "</w:t>
-            </w:r>
-            <w:proofErr w:type="spellStart"/>
-            <w:r>
-              <w:t>username</w:t>
-            </w:r>
-            <w:proofErr w:type="spellEnd"/>
-            <w:r>
-              <w:t>": "{</w:t>
-            </w:r>
-            <w:proofErr w:type="spellStart"/>
-            <w:r>
-              <w:t>username</w:t>
-            </w:r>
-            <w:proofErr w:type="spellEnd"/>
-            <w:r>
-              <w:t>}", "email": "{email}", "</w:t>
-            </w:r>
-            <w:proofErr w:type="spellStart"/>
-            <w:r>
-              <w:t>password</w:t>
-            </w:r>
-            <w:proofErr w:type="spellEnd"/>
-            <w:r>
-              <w:t>": "{</w:t>
-            </w:r>
-            <w:proofErr w:type="spellStart"/>
-            <w:r>
-              <w:t>password</w:t>
-            </w:r>
-            <w:proofErr w:type="spellEnd"/>
-            <w:r>
-              <w:t>}" }</w:t>
-            </w:r>
-          </w:p>
-        </w:tc>
-        <w:tc>
-          <w:tcPr>
-            <w:tcW w:w="1829" w:type="dxa"/>
-            <w:tcBorders>
-              <w:top w:val="single" w:sz="8" w:space="0" w:color="000000"/>
-              <w:left w:val="single" w:sz="8" w:space="0" w:color="000000"/>
-              <w:bottom w:val="single" w:sz="8" w:space="0" w:color="000000"/>
-              <w:right w:val="single" w:sz="8" w:space="0" w:color="000000"/>
-            </w:tcBorders>
-            <w:tcMar>
-              <w:top w:w="100" w:type="dxa"/>
-              <w:left w:w="100" w:type="dxa"/>
-              <w:bottom w:w="100" w:type="dxa"/>
-              <w:right w:w="100" w:type="dxa"/>
-            </w:tcMar>
-            <w:hideMark/>
-          </w:tcPr>
-          <w:p>
-            <w:r>
-              <w:t>201 { "</w:t>
-            </w:r>
-            <w:proofErr w:type="spellStart"/>
-            <w:r>
-              <w:t>message</w:t>
-            </w:r>
-            <w:proofErr w:type="spellEnd"/>
-            <w:r>
-              <w:t>": "Benutzer erfolgreich registriert" }</w:t>
-            </w:r>
-          </w:p>
-          <w:p>
-            <w:r>
-              <w:t>400 { "</w:t>
-            </w:r>
-            <w:proofErr w:type="spellStart"/>
-            <w:r>
-              <w:t>message</w:t>
-            </w:r>
-            <w:proofErr w:type="spellEnd"/>
-            <w:r>
-              <w:t>": "Benutzername oder Email existiert bereits" }</w:t>
-            </w:r>
-          </w:p>
-          <w:p>
-            <w:r>
-              <w:t>500 { "</w:t>
-            </w:r>
-            <w:proofErr w:type="spellStart"/>
-            <w:r>
-              <w:t>message</w:t>
-            </w:r>
-            <w:proofErr w:type="spellEnd"/>
-            <w:r>
-              <w:t>": "Ein Fehler ist aufgetreten" }</w:t>
-            </w:r>
-          </w:p>
-        </w:tc>
-        <w:tc>
-          <w:tcPr>
-            <w:tcW w:w="2226" w:type="dxa"/>
-            <w:tcBorders>
-              <w:top w:val="single" w:sz="8" w:space="0" w:color="000000"/>
-              <w:left w:val="single" w:sz="8" w:space="0" w:color="000000"/>
-              <w:bottom w:val="single" w:sz="8" w:space="0" w:color="000000"/>
-              <w:right w:val="single" w:sz="8" w:space="0" w:color="000000"/>
-            </w:tcBorders>
-            <w:tcMar>
-              <w:top w:w="100" w:type="dxa"/>
-              <w:left w:w="100" w:type="dxa"/>
-              <w:bottom w:w="100" w:type="dxa"/>
-              <w:right w:w="100" w:type="dxa"/>
-            </w:tcMar>
-            <w:hideMark/>
-          </w:tcPr>
-          <w:p>
-            <w:r>
-              <w:t>Erstellt einen neuen Benutzer</w:t>
-            </w:r>
-          </w:p>
-        </w:tc>
-      </w:tr>
-      <w:tr>
-        <w:tc>
-          <w:tcPr>
-            <w:tcW w:w="1792" w:type="dxa"/>
-            <w:tcBorders>
-              <w:top w:val="single" w:sz="8" w:space="0" w:color="000000"/>
-              <w:left w:val="single" w:sz="8" w:space="0" w:color="000000"/>
-              <w:bottom w:val="single" w:sz="8" w:space="0" w:color="000000"/>
-              <w:right w:val="single" w:sz="8" w:space="0" w:color="000000"/>
-            </w:tcBorders>
-            <w:tcMar>
-              <w:top w:w="100" w:type="dxa"/>
-              <w:left w:w="100" w:type="dxa"/>
-              <w:bottom w:w="100" w:type="dxa"/>
-              <w:right w:w="100" w:type="dxa"/>
-            </w:tcMar>
-            <w:hideMark/>
-          </w:tcPr>
-          <w:p>
-            <w:r>
-              <w:t>Topics</w:t>
-            </w:r>
-          </w:p>
-        </w:tc>
-        <w:tc>
-          <w:tcPr>
-            <w:tcW w:w="879" w:type="dxa"/>
-            <w:tcBorders>
-              <w:top w:val="single" w:sz="8" w:space="0" w:color="000000"/>
-              <w:left w:val="single" w:sz="8" w:space="0" w:color="000000"/>
-              <w:bottom w:val="single" w:sz="8" w:space="0" w:color="000000"/>
-              <w:right w:val="single" w:sz="8" w:space="0" w:color="000000"/>
-            </w:tcBorders>
-            <w:tcMar>
-              <w:top w:w="100" w:type="dxa"/>
-              <w:left w:w="100" w:type="dxa"/>
-              <w:bottom w:w="100" w:type="dxa"/>
-              <w:right w:w="100" w:type="dxa"/>
-            </w:tcMar>
-            <w:hideMark/>
-          </w:tcPr>
-          <w:p>
-            <w:r>
-              <w:t>GET</w:t>
-            </w:r>
-          </w:p>
-        </w:tc>
-        <w:tc>
-          <w:tcPr>
-            <w:tcW w:w="0" w:type="auto"/>
-            <w:tcBorders>
-              <w:top w:val="single" w:sz="8" w:space="0" w:color="000000"/>
-              <w:left w:val="single" w:sz="8" w:space="0" w:color="000000"/>
-              <w:bottom w:val="single" w:sz="8" w:space="0" w:color="000000"/>
-              <w:right w:val="single" w:sz="8" w:space="0" w:color="000000"/>
-            </w:tcBorders>
-            <w:tcMar>
-              <w:top w:w="100" w:type="dxa"/>
-              <w:left w:w="100" w:type="dxa"/>
-              <w:bottom w:w="100" w:type="dxa"/>
-              <w:right w:w="100" w:type="dxa"/>
-            </w:tcMar>
-            <w:hideMark/>
-          </w:tcPr>
-          <w:p>
-            <w:r>
-              <w:t>/</w:t>
-            </w:r>
-            <w:proofErr w:type="spellStart"/>
-            <w:r>
-              <w:t>topics</w:t>
-            </w:r>
-            <w:proofErr w:type="spellEnd"/>
-          </w:p>
-        </w:tc>
-        <w:tc>
-          <w:tcPr>
-            <w:tcW w:w="0" w:type="auto"/>
-            <w:tcBorders>
-              <w:top w:val="single" w:sz="8" w:space="0" w:color="000000"/>
-              <w:left w:val="single" w:sz="8" w:space="0" w:color="000000"/>
-              <w:bottom w:val="single" w:sz="8" w:space="0" w:color="000000"/>
-              <w:right w:val="single" w:sz="8" w:space="0" w:color="000000"/>
-            </w:tcBorders>
-            <w:tcMar>
-              <w:top w:w="100" w:type="dxa"/>
-              <w:left w:w="100" w:type="dxa"/>
-              <w:bottom w:w="100" w:type="dxa"/>
-              <w:right w:w="100" w:type="dxa"/>
-            </w:tcMar>
-            <w:hideMark/>
-          </w:tcPr>
-          <w:p>
-            <w:r>
-              <w:t xml:space="preserve">Cookie: </w:t>
-            </w:r>
-            <w:proofErr w:type="spellStart"/>
-            <w:r>
-              <w:t>auth_token</w:t>
-            </w:r>
-            <w:proofErr w:type="spellEnd"/>
-          </w:p>
-        </w:tc>
-        <w:tc>
-          <w:tcPr>
-            <w:tcW w:w="1829" w:type="dxa"/>
-            <w:tcBorders>
-              <w:top w:val="single" w:sz="8" w:space="0" w:color="000000"/>
-              <w:left w:val="single" w:sz="8" w:space="0" w:color="000000"/>
-              <w:bottom w:val="single" w:sz="8" w:space="0" w:color="000000"/>
-              <w:right w:val="single" w:sz="8" w:space="0" w:color="000000"/>
-            </w:tcBorders>
-            <w:tcMar>
-              <w:top w:w="100" w:type="dxa"/>
-              <w:left w:w="100" w:type="dxa"/>
-              <w:bottom w:w="100" w:type="dxa"/>
-              <w:right w:w="100" w:type="dxa"/>
-            </w:tcMar>
-            <w:hideMark/>
-          </w:tcPr>
-          <w:p>
-            <w:r>
-              <w:t>200 [ { "</w:t>
-            </w:r>
-            <w:proofErr w:type="spellStart"/>
-            <w:r>
-              <w:t>id</w:t>
-            </w:r>
-            <w:proofErr w:type="spellEnd"/>
-            <w:r>
-              <w:t>": 1, "</w:t>
-            </w:r>
-            <w:proofErr w:type="spellStart"/>
-            <w:r>
-              <w:t>name</w:t>
-            </w:r>
-            <w:proofErr w:type="spellEnd"/>
-            <w:r>
-              <w:t>": "Topic1", "</w:t>
-            </w:r>
-            <w:proofErr w:type="spellStart"/>
-            <w:r>
-              <w:t>priority</w:t>
-            </w:r>
-            <w:proofErr w:type="spellEnd"/>
-            <w:r>
-              <w:t>": 1 }, {...} ]</w:t>
-            </w:r>
-          </w:p>
-        </w:tc>
-        <w:tc>
-          <w:tcPr>
-            <w:tcW w:w="2226" w:type="dxa"/>
-            <w:tcBorders>
-              <w:top w:val="single" w:sz="8" w:space="0" w:color="000000"/>
-              <w:left w:val="single" w:sz="8" w:space="0" w:color="000000"/>
-              <w:bottom w:val="single" w:sz="8" w:space="0" w:color="000000"/>
-              <w:right w:val="single" w:sz="8" w:space="0" w:color="000000"/>
-            </w:tcBorders>
-            <w:tcMar>
-              <w:top w:w="100" w:type="dxa"/>
-              <w:left w:w="100" w:type="dxa"/>
-              <w:bottom w:w="100" w:type="dxa"/>
-              <w:right w:w="100" w:type="dxa"/>
-            </w:tcMar>
-            <w:hideMark/>
-          </w:tcPr>
-          <w:p>
-            <w:r>
-              <w:t>Gibt alle Themen des Benutzers zurück</w:t>
-            </w:r>
-          </w:p>
-        </w:tc>
-      </w:tr>
-      <w:tr>
-        <w:tc>
-          <w:tcPr>
-            <w:tcW w:w="1792" w:type="dxa"/>
-            <w:tcBorders>
-              <w:top w:val="single" w:sz="8" w:space="0" w:color="000000"/>
-              <w:left w:val="single" w:sz="8" w:space="0" w:color="000000"/>
-              <w:bottom w:val="single" w:sz="8" w:space="0" w:color="000000"/>
-              <w:right w:val="single" w:sz="8" w:space="0" w:color="000000"/>
-            </w:tcBorders>
-            <w:tcMar>
-              <w:top w:w="100" w:type="dxa"/>
-              <w:left w:w="100" w:type="dxa"/>
-              <w:bottom w:w="100" w:type="dxa"/>
-              <w:right w:w="100" w:type="dxa"/>
-            </w:tcMar>
-            <w:hideMark/>
-          </w:tcPr>
-          <w:p>
-            <w:r>
-              <w:t>Topic</w:t>
-            </w:r>
-            <w:r>
-              <w:t>s</w:t>
-            </w:r>
-          </w:p>
-        </w:tc>
-        <w:tc>
-          <w:tcPr>
-            <w:tcW w:w="879" w:type="dxa"/>
-            <w:tcBorders>
-              <w:top w:val="single" w:sz="8" w:space="0" w:color="000000"/>
-              <w:left w:val="single" w:sz="8" w:space="0" w:color="000000"/>
-              <w:bottom w:val="single" w:sz="8" w:space="0" w:color="000000"/>
-              <w:right w:val="single" w:sz="8" w:space="0" w:color="000000"/>
-            </w:tcBorders>
-            <w:tcMar>
-              <w:top w:w="100" w:type="dxa"/>
-              <w:left w:w="100" w:type="dxa"/>
-              <w:bottom w:w="100" w:type="dxa"/>
-              <w:right w:w="100" w:type="dxa"/>
-            </w:tcMar>
-            <w:hideMark/>
-          </w:tcPr>
-          <w:p>
-            <w:r>
-              <w:t>POST</w:t>
-            </w:r>
-          </w:p>
-        </w:tc>
-        <w:tc>
-          <w:tcPr>
-            <w:tcW w:w="0" w:type="auto"/>
-            <w:tcBorders>
-              <w:top w:val="single" w:sz="8" w:space="0" w:color="000000"/>
-              <w:left w:val="single" w:sz="8" w:space="0" w:color="000000"/>
-              <w:bottom w:val="single" w:sz="8" w:space="0" w:color="000000"/>
-              <w:right w:val="single" w:sz="8" w:space="0" w:color="000000"/>
-            </w:tcBorders>
-            <w:tcMar>
-              <w:top w:w="100" w:type="dxa"/>
-              <w:left w:w="100" w:type="dxa"/>
-              <w:bottom w:w="100" w:type="dxa"/>
-              <w:right w:w="100" w:type="dxa"/>
-            </w:tcMar>
-            <w:hideMark/>
-          </w:tcPr>
-          <w:p>
-            <w:r>
-              <w:t>/</w:t>
-            </w:r>
-            <w:proofErr w:type="spellStart"/>
-            <w:r>
-              <w:t>topics</w:t>
-            </w:r>
-            <w:proofErr w:type="spellEnd"/>
-          </w:p>
-        </w:tc>
-        <w:tc>
-          <w:tcPr>
-            <w:tcW w:w="0" w:type="auto"/>
-            <w:tcBorders>
-              <w:top w:val="single" w:sz="8" w:space="0" w:color="000000"/>
-              <w:left w:val="single" w:sz="8" w:space="0" w:color="000000"/>
-              <w:bottom w:val="single" w:sz="8" w:space="0" w:color="000000"/>
-              <w:right w:val="single" w:sz="8" w:space="0" w:color="000000"/>
-            </w:tcBorders>
-            <w:tcMar>
-              <w:top w:w="100" w:type="dxa"/>
-              <w:left w:w="100" w:type="dxa"/>
-              <w:bottom w:w="100" w:type="dxa"/>
-              <w:right w:w="100" w:type="dxa"/>
-            </w:tcMar>
-            <w:hideMark/>
-          </w:tcPr>
-          <w:p>
-            <w:r>
-              <w:t>{ "title": "{title}", "</w:t>
-            </w:r>
-            <w:proofErr w:type="spellStart"/>
-            <w:r>
-              <w:t>priority</w:t>
-            </w:r>
-            <w:proofErr w:type="spellEnd"/>
-            <w:r>
-              <w:t>": {</w:t>
-            </w:r>
-            <w:proofErr w:type="spellStart"/>
-            <w:r>
-              <w:t>priority</w:t>
-            </w:r>
-            <w:proofErr w:type="spellEnd"/>
-            <w:r>
-              <w:t>} }</w:t>
-            </w:r>
-          </w:p>
-        </w:tc>
-        <w:tc>
-          <w:tcPr>
-            <w:tcW w:w="1829" w:type="dxa"/>
-            <w:tcBorders>
-              <w:top w:val="single" w:sz="8" w:space="0" w:color="000000"/>
-              <w:left w:val="single" w:sz="8" w:space="0" w:color="000000"/>
-              <w:bottom w:val="single" w:sz="8" w:space="0" w:color="000000"/>
-              <w:right w:val="single" w:sz="8" w:space="0" w:color="000000"/>
-            </w:tcBorders>
-            <w:tcMar>
-              <w:top w:w="100" w:type="dxa"/>
-              <w:left w:w="100" w:type="dxa"/>
-              <w:bottom w:w="100" w:type="dxa"/>
-              <w:right w:w="100" w:type="dxa"/>
-            </w:tcMar>
-            <w:hideMark/>
-          </w:tcPr>
-          <w:p>
-            <w:r>
-              <w:t>201 { "</w:t>
-            </w:r>
-            <w:proofErr w:type="spellStart"/>
-            <w:r>
-              <w:t>message</w:t>
-            </w:r>
-            <w:proofErr w:type="spellEnd"/>
-            <w:r>
-              <w:t>": "Thema erfolgreich erstellt", "</w:t>
-            </w:r>
-            <w:proofErr w:type="spellStart"/>
-            <w:r>
-              <w:t>topic_id</w:t>
-            </w:r>
-            <w:proofErr w:type="spellEnd"/>
-            <w:r>
-              <w:t>": 1 }</w:t>
-            </w:r>
-          </w:p>
-          <w:p>
-            <w:r>
-              <w:t>400 { "</w:t>
-            </w:r>
-            <w:proofErr w:type="spellStart"/>
-            <w:r>
-              <w:t>error</w:t>
-            </w:r>
-            <w:proofErr w:type="spellEnd"/>
-            <w:r>
-              <w:t>": "Titel ist erforderlich" }</w:t>
-            </w:r>
-          </w:p>
-        </w:tc>
-        <w:tc>
-          <w:tcPr>
-            <w:tcW w:w="2226" w:type="dxa"/>
-            <w:tcBorders>
-              <w:top w:val="single" w:sz="8" w:space="0" w:color="000000"/>
-              <w:left w:val="single" w:sz="8" w:space="0" w:color="000000"/>
-              <w:bottom w:val="single" w:sz="8" w:space="0" w:color="000000"/>
-              <w:right w:val="single" w:sz="8" w:space="0" w:color="000000"/>
-            </w:tcBorders>
-            <w:tcMar>
-              <w:top w:w="100" w:type="dxa"/>
-              <w:left w:w="100" w:type="dxa"/>
-              <w:bottom w:w="100" w:type="dxa"/>
-              <w:right w:w="100" w:type="dxa"/>
-            </w:tcMar>
-            <w:hideMark/>
-          </w:tcPr>
-          <w:p>
-            <w:r>
-              <w:t>Erstellt ein neues Thema</w:t>
-            </w:r>
-          </w:p>
-        </w:tc>
-      </w:tr>
-      <w:tr>
-        <w:tc>
-          <w:tcPr>
-            <w:tcW w:w="1792" w:type="dxa"/>
-            <w:tcBorders>
-              <w:top w:val="single" w:sz="8" w:space="0" w:color="000000"/>
-              <w:left w:val="single" w:sz="8" w:space="0" w:color="000000"/>
-              <w:bottom w:val="single" w:sz="8" w:space="0" w:color="000000"/>
-              <w:right w:val="single" w:sz="8" w:space="0" w:color="000000"/>
-            </w:tcBorders>
-            <w:tcMar>
-              <w:top w:w="100" w:type="dxa"/>
-              <w:left w:w="100" w:type="dxa"/>
-              <w:bottom w:w="100" w:type="dxa"/>
-              <w:right w:w="100" w:type="dxa"/>
-            </w:tcMar>
-            <w:hideMark/>
-          </w:tcPr>
-          <w:p>
-            <w:r>
-              <w:lastRenderedPageBreak/>
-              <w:t>Learning Goals</w:t>
-            </w:r>
-          </w:p>
-        </w:tc>
-        <w:tc>
-          <w:tcPr>
-            <w:tcW w:w="879" w:type="dxa"/>
-            <w:tcBorders>
-              <w:top w:val="single" w:sz="8" w:space="0" w:color="000000"/>
-              <w:left w:val="single" w:sz="8" w:space="0" w:color="000000"/>
-              <w:bottom w:val="single" w:sz="8" w:space="0" w:color="000000"/>
-              <w:right w:val="single" w:sz="8" w:space="0" w:color="000000"/>
-            </w:tcBorders>
-            <w:tcMar>
-              <w:top w:w="100" w:type="dxa"/>
-              <w:left w:w="100" w:type="dxa"/>
-              <w:bottom w:w="100" w:type="dxa"/>
-              <w:right w:w="100" w:type="dxa"/>
-            </w:tcMar>
-            <w:hideMark/>
-          </w:tcPr>
-          <w:p>
-            <w:r>
-              <w:t>GET</w:t>
-            </w:r>
-          </w:p>
-        </w:tc>
-        <w:tc>
-          <w:tcPr>
-            <w:tcW w:w="0" w:type="auto"/>
-            <w:tcBorders>
-              <w:top w:val="single" w:sz="8" w:space="0" w:color="000000"/>
-              <w:left w:val="single" w:sz="8" w:space="0" w:color="000000"/>
-              <w:bottom w:val="single" w:sz="8" w:space="0" w:color="000000"/>
-              <w:right w:val="single" w:sz="8" w:space="0" w:color="000000"/>
-            </w:tcBorders>
-            <w:tcMar>
-              <w:top w:w="100" w:type="dxa"/>
-              <w:left w:w="100" w:type="dxa"/>
-              <w:bottom w:w="100" w:type="dxa"/>
-              <w:right w:w="100" w:type="dxa"/>
-            </w:tcMar>
-            <w:hideMark/>
-          </w:tcPr>
-          <w:p>
-            <w:r>
-              <w:t>/</w:t>
-            </w:r>
-            <w:proofErr w:type="spellStart"/>
-            <w:r>
-              <w:t>learning_goals</w:t>
-            </w:r>
-            <w:proofErr w:type="spellEnd"/>
-          </w:p>
-        </w:tc>
-        <w:tc>
-          <w:tcPr>
-            <w:tcW w:w="0" w:type="auto"/>
-            <w:tcBorders>
-              <w:top w:val="single" w:sz="8" w:space="0" w:color="000000"/>
-              <w:left w:val="single" w:sz="8" w:space="0" w:color="000000"/>
-              <w:bottom w:val="single" w:sz="8" w:space="0" w:color="000000"/>
-              <w:right w:val="single" w:sz="8" w:space="0" w:color="000000"/>
-            </w:tcBorders>
-            <w:tcMar>
-              <w:top w:w="100" w:type="dxa"/>
-              <w:left w:w="100" w:type="dxa"/>
-              <w:bottom w:w="100" w:type="dxa"/>
-              <w:right w:w="100" w:type="dxa"/>
-            </w:tcMar>
-            <w:hideMark/>
-          </w:tcPr>
-          <w:p>
-            <w:r>
-              <w:t xml:space="preserve">Cookie: </w:t>
-            </w:r>
-            <w:proofErr w:type="spellStart"/>
-            <w:r>
-              <w:t>auth_token</w:t>
-            </w:r>
-            <w:proofErr w:type="spellEnd"/>
-          </w:p>
-        </w:tc>
-        <w:tc>
-          <w:tcPr>
-            <w:tcW w:w="1829" w:type="dxa"/>
-            <w:tcBorders>
-              <w:top w:val="single" w:sz="8" w:space="0" w:color="000000"/>
-              <w:left w:val="single" w:sz="8" w:space="0" w:color="000000"/>
-              <w:bottom w:val="single" w:sz="8" w:space="0" w:color="000000"/>
-              <w:right w:val="single" w:sz="8" w:space="0" w:color="000000"/>
-            </w:tcBorders>
-            <w:tcMar>
-              <w:top w:w="100" w:type="dxa"/>
-              <w:left w:w="100" w:type="dxa"/>
-              <w:bottom w:w="100" w:type="dxa"/>
-              <w:right w:w="100" w:type="dxa"/>
-            </w:tcMar>
-            <w:hideMark/>
-          </w:tcPr>
-          <w:p>
+              <w:t xml:space="preserve">401 </w:t>
+            </w:r>
+            <w:proofErr w:type="gramStart"/>
             <w:r>
               <w:rPr>
                 <w:lang w:val="en-US"/>
               </w:rPr>
-              <w:t>200 [ { "id": 1, "</w:t>
+              <w:t>{ "</w:t>
+            </w:r>
+            <w:proofErr w:type="gramEnd"/>
+            <w:r>
+              <w:rPr>
+                <w:lang w:val="en-US"/>
+              </w:rPr>
+              <w:t>message": "Unauthorized" }</w:t>
+            </w:r>
+          </w:p>
+        </w:tc>
+        <w:tc>
+          <w:tcPr>
+            <w:tcW w:w="2226" w:type="dxa"/>
+            <w:tcBorders>
+              <w:top w:val="single" w:sz="8" w:space="0" w:color="000000"/>
+              <w:left w:val="single" w:sz="8" w:space="0" w:color="000000"/>
+              <w:bottom w:val="single" w:sz="8" w:space="0" w:color="000000"/>
+              <w:right w:val="single" w:sz="8" w:space="0" w:color="000000"/>
+            </w:tcBorders>
+            <w:tcMar>
+              <w:top w:w="100" w:type="dxa"/>
+              <w:left w:w="100" w:type="dxa"/>
+              <w:bottom w:w="100" w:type="dxa"/>
+              <w:right w:w="100" w:type="dxa"/>
+            </w:tcMar>
+            <w:hideMark/>
+          </w:tcPr>
+          <w:p>
+            <w:r>
+              <w:t>Löscht das Authentifizierungstoken</w:t>
+            </w:r>
+          </w:p>
+        </w:tc>
+      </w:tr>
+      <w:tr>
+        <w:tc>
+          <w:tcPr>
+            <w:tcW w:w="1792" w:type="dxa"/>
+            <w:tcBorders>
+              <w:top w:val="single" w:sz="8" w:space="0" w:color="000000"/>
+              <w:left w:val="single" w:sz="8" w:space="0" w:color="000000"/>
+              <w:bottom w:val="single" w:sz="8" w:space="0" w:color="000000"/>
+              <w:right w:val="single" w:sz="8" w:space="0" w:color="000000"/>
+            </w:tcBorders>
+            <w:tcMar>
+              <w:top w:w="100" w:type="dxa"/>
+              <w:left w:w="100" w:type="dxa"/>
+              <w:bottom w:w="100" w:type="dxa"/>
+              <w:right w:w="100" w:type="dxa"/>
+            </w:tcMar>
+            <w:hideMark/>
+          </w:tcPr>
+          <w:p>
+            <w:r>
+              <w:t>Register</w:t>
+            </w:r>
+          </w:p>
+        </w:tc>
+        <w:tc>
+          <w:tcPr>
+            <w:tcW w:w="879" w:type="dxa"/>
+            <w:tcBorders>
+              <w:top w:val="single" w:sz="8" w:space="0" w:color="000000"/>
+              <w:left w:val="single" w:sz="8" w:space="0" w:color="000000"/>
+              <w:bottom w:val="single" w:sz="8" w:space="0" w:color="000000"/>
+              <w:right w:val="single" w:sz="8" w:space="0" w:color="000000"/>
+            </w:tcBorders>
+            <w:tcMar>
+              <w:top w:w="100" w:type="dxa"/>
+              <w:left w:w="100" w:type="dxa"/>
+              <w:bottom w:w="100" w:type="dxa"/>
+              <w:right w:w="100" w:type="dxa"/>
+            </w:tcMar>
+            <w:hideMark/>
+          </w:tcPr>
+          <w:p>
+            <w:r>
+              <w:t>POST</w:t>
+            </w:r>
+          </w:p>
+        </w:tc>
+        <w:tc>
+          <w:tcPr>
+            <w:tcW w:w="0" w:type="auto"/>
+            <w:tcBorders>
+              <w:top w:val="single" w:sz="8" w:space="0" w:color="000000"/>
+              <w:left w:val="single" w:sz="8" w:space="0" w:color="000000"/>
+              <w:bottom w:val="single" w:sz="8" w:space="0" w:color="000000"/>
+              <w:right w:val="single" w:sz="8" w:space="0" w:color="000000"/>
+            </w:tcBorders>
+            <w:tcMar>
+              <w:top w:w="100" w:type="dxa"/>
+              <w:left w:w="100" w:type="dxa"/>
+              <w:bottom w:w="100" w:type="dxa"/>
+              <w:right w:w="100" w:type="dxa"/>
+            </w:tcMar>
+            <w:hideMark/>
+          </w:tcPr>
+          <w:p>
+            <w:r>
+              <w:t>/</w:t>
+            </w:r>
+            <w:proofErr w:type="spellStart"/>
+            <w:r>
+              <w:t>register</w:t>
+            </w:r>
+            <w:proofErr w:type="spellEnd"/>
+          </w:p>
+        </w:tc>
+        <w:tc>
+          <w:tcPr>
+            <w:tcW w:w="0" w:type="auto"/>
+            <w:tcBorders>
+              <w:top w:val="single" w:sz="8" w:space="0" w:color="000000"/>
+              <w:left w:val="single" w:sz="8" w:space="0" w:color="000000"/>
+              <w:bottom w:val="single" w:sz="8" w:space="0" w:color="000000"/>
+              <w:right w:val="single" w:sz="8" w:space="0" w:color="000000"/>
+            </w:tcBorders>
+            <w:tcMar>
+              <w:top w:w="100" w:type="dxa"/>
+              <w:left w:w="100" w:type="dxa"/>
+              <w:bottom w:w="100" w:type="dxa"/>
+              <w:right w:w="100" w:type="dxa"/>
+            </w:tcMar>
+            <w:hideMark/>
+          </w:tcPr>
+          <w:p>
+            <w:r>
+              <w:t>{ "</w:t>
+            </w:r>
+            <w:proofErr w:type="spellStart"/>
+            <w:r>
+              <w:t>username</w:t>
+            </w:r>
+            <w:proofErr w:type="spellEnd"/>
+            <w:r>
+              <w:t>": "{</w:t>
+            </w:r>
+            <w:proofErr w:type="spellStart"/>
+            <w:r>
+              <w:t>username</w:t>
+            </w:r>
+            <w:proofErr w:type="spellEnd"/>
+            <w:r>
+              <w:t>}", "email": "{</w:t>
+            </w:r>
+            <w:proofErr w:type="gramStart"/>
+            <w:r>
+              <w:t>email</w:t>
+            </w:r>
+            <w:proofErr w:type="gramEnd"/>
+            <w:r>
+              <w:t>}", "</w:t>
+            </w:r>
+            <w:proofErr w:type="spellStart"/>
+            <w:r>
+              <w:t>password</w:t>
+            </w:r>
+            <w:proofErr w:type="spellEnd"/>
+            <w:r>
+              <w:t>": "{</w:t>
+            </w:r>
+            <w:proofErr w:type="spellStart"/>
+            <w:r>
+              <w:t>password</w:t>
+            </w:r>
+            <w:proofErr w:type="spellEnd"/>
+            <w:r>
+              <w:t>}" }</w:t>
+            </w:r>
+          </w:p>
+        </w:tc>
+        <w:tc>
+          <w:tcPr>
+            <w:tcW w:w="1829" w:type="dxa"/>
+            <w:tcBorders>
+              <w:top w:val="single" w:sz="8" w:space="0" w:color="000000"/>
+              <w:left w:val="single" w:sz="8" w:space="0" w:color="000000"/>
+              <w:bottom w:val="single" w:sz="8" w:space="0" w:color="000000"/>
+              <w:right w:val="single" w:sz="8" w:space="0" w:color="000000"/>
+            </w:tcBorders>
+            <w:tcMar>
+              <w:top w:w="100" w:type="dxa"/>
+              <w:left w:w="100" w:type="dxa"/>
+              <w:bottom w:w="100" w:type="dxa"/>
+              <w:right w:w="100" w:type="dxa"/>
+            </w:tcMar>
+            <w:hideMark/>
+          </w:tcPr>
+          <w:p>
+            <w:r>
+              <w:t>201 { "</w:t>
+            </w:r>
+            <w:proofErr w:type="spellStart"/>
+            <w:r>
+              <w:t>message</w:t>
+            </w:r>
+            <w:proofErr w:type="spellEnd"/>
+            <w:r>
+              <w:t>": "Benutzer erfolgreich registriert" }</w:t>
+            </w:r>
+          </w:p>
+          <w:p>
+            <w:r>
+              <w:t>400 { "</w:t>
+            </w:r>
+            <w:proofErr w:type="spellStart"/>
+            <w:r>
+              <w:t>message</w:t>
+            </w:r>
+            <w:proofErr w:type="spellEnd"/>
+            <w:r>
+              <w:t xml:space="preserve">": "Benutzername oder </w:t>
+            </w:r>
+            <w:proofErr w:type="gramStart"/>
+            <w:r>
+              <w:t>Email</w:t>
+            </w:r>
+            <w:proofErr w:type="gramEnd"/>
+            <w:r>
+              <w:t xml:space="preserve"> existiert bereits" }</w:t>
+            </w:r>
+          </w:p>
+          <w:p>
+            <w:r>
+              <w:t>500 { "</w:t>
+            </w:r>
+            <w:proofErr w:type="spellStart"/>
+            <w:r>
+              <w:t>message</w:t>
+            </w:r>
+            <w:proofErr w:type="spellEnd"/>
+            <w:r>
+              <w:t>": "Ein Fehler ist aufgetreten" }</w:t>
+            </w:r>
+          </w:p>
+        </w:tc>
+        <w:tc>
+          <w:tcPr>
+            <w:tcW w:w="2226" w:type="dxa"/>
+            <w:tcBorders>
+              <w:top w:val="single" w:sz="8" w:space="0" w:color="000000"/>
+              <w:left w:val="single" w:sz="8" w:space="0" w:color="000000"/>
+              <w:bottom w:val="single" w:sz="8" w:space="0" w:color="000000"/>
+              <w:right w:val="single" w:sz="8" w:space="0" w:color="000000"/>
+            </w:tcBorders>
+            <w:tcMar>
+              <w:top w:w="100" w:type="dxa"/>
+              <w:left w:w="100" w:type="dxa"/>
+              <w:bottom w:w="100" w:type="dxa"/>
+              <w:right w:w="100" w:type="dxa"/>
+            </w:tcMar>
+            <w:hideMark/>
+          </w:tcPr>
+          <w:p>
+            <w:r>
+              <w:t>Erstellt einen neuen Benutzer</w:t>
+            </w:r>
+          </w:p>
+        </w:tc>
+      </w:tr>
+      <w:tr>
+        <w:tc>
+          <w:tcPr>
+            <w:tcW w:w="1792" w:type="dxa"/>
+            <w:tcBorders>
+              <w:top w:val="single" w:sz="8" w:space="0" w:color="000000"/>
+              <w:left w:val="single" w:sz="8" w:space="0" w:color="000000"/>
+              <w:bottom w:val="single" w:sz="8" w:space="0" w:color="000000"/>
+              <w:right w:val="single" w:sz="8" w:space="0" w:color="000000"/>
+            </w:tcBorders>
+            <w:tcMar>
+              <w:top w:w="100" w:type="dxa"/>
+              <w:left w:w="100" w:type="dxa"/>
+              <w:bottom w:w="100" w:type="dxa"/>
+              <w:right w:w="100" w:type="dxa"/>
+            </w:tcMar>
+            <w:hideMark/>
+          </w:tcPr>
+          <w:p>
+            <w:r>
+              <w:t>Topics</w:t>
+            </w:r>
+          </w:p>
+        </w:tc>
+        <w:tc>
+          <w:tcPr>
+            <w:tcW w:w="879" w:type="dxa"/>
+            <w:tcBorders>
+              <w:top w:val="single" w:sz="8" w:space="0" w:color="000000"/>
+              <w:left w:val="single" w:sz="8" w:space="0" w:color="000000"/>
+              <w:bottom w:val="single" w:sz="8" w:space="0" w:color="000000"/>
+              <w:right w:val="single" w:sz="8" w:space="0" w:color="000000"/>
+            </w:tcBorders>
+            <w:tcMar>
+              <w:top w:w="100" w:type="dxa"/>
+              <w:left w:w="100" w:type="dxa"/>
+              <w:bottom w:w="100" w:type="dxa"/>
+              <w:right w:w="100" w:type="dxa"/>
+            </w:tcMar>
+            <w:hideMark/>
+          </w:tcPr>
+          <w:p>
+            <w:r>
+              <w:t>GET</w:t>
+            </w:r>
+          </w:p>
+        </w:tc>
+        <w:tc>
+          <w:tcPr>
+            <w:tcW w:w="0" w:type="auto"/>
+            <w:tcBorders>
+              <w:top w:val="single" w:sz="8" w:space="0" w:color="000000"/>
+              <w:left w:val="single" w:sz="8" w:space="0" w:color="000000"/>
+              <w:bottom w:val="single" w:sz="8" w:space="0" w:color="000000"/>
+              <w:right w:val="single" w:sz="8" w:space="0" w:color="000000"/>
+            </w:tcBorders>
+            <w:tcMar>
+              <w:top w:w="100" w:type="dxa"/>
+              <w:left w:w="100" w:type="dxa"/>
+              <w:bottom w:w="100" w:type="dxa"/>
+              <w:right w:w="100" w:type="dxa"/>
+            </w:tcMar>
+            <w:hideMark/>
+          </w:tcPr>
+          <w:p>
+            <w:r>
+              <w:t>/</w:t>
+            </w:r>
+            <w:proofErr w:type="spellStart"/>
+            <w:r>
+              <w:t>topics</w:t>
+            </w:r>
+            <w:proofErr w:type="spellEnd"/>
+          </w:p>
+        </w:tc>
+        <w:tc>
+          <w:tcPr>
+            <w:tcW w:w="0" w:type="auto"/>
+            <w:tcBorders>
+              <w:top w:val="single" w:sz="8" w:space="0" w:color="000000"/>
+              <w:left w:val="single" w:sz="8" w:space="0" w:color="000000"/>
+              <w:bottom w:val="single" w:sz="8" w:space="0" w:color="000000"/>
+              <w:right w:val="single" w:sz="8" w:space="0" w:color="000000"/>
+            </w:tcBorders>
+            <w:tcMar>
+              <w:top w:w="100" w:type="dxa"/>
+              <w:left w:w="100" w:type="dxa"/>
+              <w:bottom w:w="100" w:type="dxa"/>
+              <w:right w:w="100" w:type="dxa"/>
+            </w:tcMar>
+            <w:hideMark/>
+          </w:tcPr>
+          <w:p>
+            <w:r>
+              <w:t xml:space="preserve">Cookie: </w:t>
+            </w:r>
+            <w:proofErr w:type="spellStart"/>
+            <w:r>
+              <w:t>auth_token</w:t>
+            </w:r>
+            <w:proofErr w:type="spellEnd"/>
+          </w:p>
+        </w:tc>
+        <w:tc>
+          <w:tcPr>
+            <w:tcW w:w="1829" w:type="dxa"/>
+            <w:tcBorders>
+              <w:top w:val="single" w:sz="8" w:space="0" w:color="000000"/>
+              <w:left w:val="single" w:sz="8" w:space="0" w:color="000000"/>
+              <w:bottom w:val="single" w:sz="8" w:space="0" w:color="000000"/>
+              <w:right w:val="single" w:sz="8" w:space="0" w:color="000000"/>
+            </w:tcBorders>
+            <w:tcMar>
+              <w:top w:w="100" w:type="dxa"/>
+              <w:left w:w="100" w:type="dxa"/>
+              <w:bottom w:w="100" w:type="dxa"/>
+              <w:right w:w="100" w:type="dxa"/>
+            </w:tcMar>
+            <w:hideMark/>
+          </w:tcPr>
+          <w:p>
+            <w:r>
+              <w:t>200 [ { "</w:t>
+            </w:r>
+            <w:proofErr w:type="spellStart"/>
+            <w:r>
+              <w:t>id</w:t>
+            </w:r>
+            <w:proofErr w:type="spellEnd"/>
+            <w:r>
+              <w:t>": 1, "</w:t>
+            </w:r>
+            <w:proofErr w:type="spellStart"/>
+            <w:r>
+              <w:t>name</w:t>
+            </w:r>
+            <w:proofErr w:type="spellEnd"/>
+            <w:r>
+              <w:t>": "Topic1", "</w:t>
+            </w:r>
+            <w:proofErr w:type="spellStart"/>
+            <w:r>
+              <w:t>priority</w:t>
+            </w:r>
+            <w:proofErr w:type="spellEnd"/>
+            <w:r>
+              <w:t>": 1 }, {...} ]</w:t>
+            </w:r>
+          </w:p>
+        </w:tc>
+        <w:tc>
+          <w:tcPr>
+            <w:tcW w:w="2226" w:type="dxa"/>
+            <w:tcBorders>
+              <w:top w:val="single" w:sz="8" w:space="0" w:color="000000"/>
+              <w:left w:val="single" w:sz="8" w:space="0" w:color="000000"/>
+              <w:bottom w:val="single" w:sz="8" w:space="0" w:color="000000"/>
+              <w:right w:val="single" w:sz="8" w:space="0" w:color="000000"/>
+            </w:tcBorders>
+            <w:tcMar>
+              <w:top w:w="100" w:type="dxa"/>
+              <w:left w:w="100" w:type="dxa"/>
+              <w:bottom w:w="100" w:type="dxa"/>
+              <w:right w:w="100" w:type="dxa"/>
+            </w:tcMar>
+            <w:hideMark/>
+          </w:tcPr>
+          <w:p>
+            <w:r>
+              <w:t>Gibt alle Themen des Benutzers zurück</w:t>
+            </w:r>
+          </w:p>
+        </w:tc>
+      </w:tr>
+      <w:tr>
+        <w:tc>
+          <w:tcPr>
+            <w:tcW w:w="1792" w:type="dxa"/>
+            <w:tcBorders>
+              <w:top w:val="single" w:sz="8" w:space="0" w:color="000000"/>
+              <w:left w:val="single" w:sz="8" w:space="0" w:color="000000"/>
+              <w:bottom w:val="single" w:sz="8" w:space="0" w:color="000000"/>
+              <w:right w:val="single" w:sz="8" w:space="0" w:color="000000"/>
+            </w:tcBorders>
+            <w:tcMar>
+              <w:top w:w="100" w:type="dxa"/>
+              <w:left w:w="100" w:type="dxa"/>
+              <w:bottom w:w="100" w:type="dxa"/>
+              <w:right w:w="100" w:type="dxa"/>
+            </w:tcMar>
+            <w:hideMark/>
+          </w:tcPr>
+          <w:p>
+            <w:r>
+              <w:t>Topic</w:t>
+            </w:r>
+            <w:r>
+              <w:t>s</w:t>
+            </w:r>
+          </w:p>
+        </w:tc>
+        <w:tc>
+          <w:tcPr>
+            <w:tcW w:w="879" w:type="dxa"/>
+            <w:tcBorders>
+              <w:top w:val="single" w:sz="8" w:space="0" w:color="000000"/>
+              <w:left w:val="single" w:sz="8" w:space="0" w:color="000000"/>
+              <w:bottom w:val="single" w:sz="8" w:space="0" w:color="000000"/>
+              <w:right w:val="single" w:sz="8" w:space="0" w:color="000000"/>
+            </w:tcBorders>
+            <w:tcMar>
+              <w:top w:w="100" w:type="dxa"/>
+              <w:left w:w="100" w:type="dxa"/>
+              <w:bottom w:w="100" w:type="dxa"/>
+              <w:right w:w="100" w:type="dxa"/>
+            </w:tcMar>
+            <w:hideMark/>
+          </w:tcPr>
+          <w:p>
+            <w:r>
+              <w:t>POST</w:t>
+            </w:r>
+          </w:p>
+        </w:tc>
+        <w:tc>
+          <w:tcPr>
+            <w:tcW w:w="0" w:type="auto"/>
+            <w:tcBorders>
+              <w:top w:val="single" w:sz="8" w:space="0" w:color="000000"/>
+              <w:left w:val="single" w:sz="8" w:space="0" w:color="000000"/>
+              <w:bottom w:val="single" w:sz="8" w:space="0" w:color="000000"/>
+              <w:right w:val="single" w:sz="8" w:space="0" w:color="000000"/>
+            </w:tcBorders>
+            <w:tcMar>
+              <w:top w:w="100" w:type="dxa"/>
+              <w:left w:w="100" w:type="dxa"/>
+              <w:bottom w:w="100" w:type="dxa"/>
+              <w:right w:w="100" w:type="dxa"/>
+            </w:tcMar>
+            <w:hideMark/>
+          </w:tcPr>
+          <w:p>
+            <w:r>
+              <w:t>/</w:t>
+            </w:r>
+            <w:proofErr w:type="spellStart"/>
+            <w:r>
+              <w:t>topics</w:t>
+            </w:r>
+            <w:proofErr w:type="spellEnd"/>
+          </w:p>
+        </w:tc>
+        <w:tc>
+          <w:tcPr>
+            <w:tcW w:w="0" w:type="auto"/>
+            <w:tcBorders>
+              <w:top w:val="single" w:sz="8" w:space="0" w:color="000000"/>
+              <w:left w:val="single" w:sz="8" w:space="0" w:color="000000"/>
+              <w:bottom w:val="single" w:sz="8" w:space="0" w:color="000000"/>
+              <w:right w:val="single" w:sz="8" w:space="0" w:color="000000"/>
+            </w:tcBorders>
+            <w:tcMar>
+              <w:top w:w="100" w:type="dxa"/>
+              <w:left w:w="100" w:type="dxa"/>
+              <w:bottom w:w="100" w:type="dxa"/>
+              <w:right w:w="100" w:type="dxa"/>
+            </w:tcMar>
+            <w:hideMark/>
+          </w:tcPr>
+          <w:p>
+            <w:r>
+              <w:t>{ "title": "{title}", "</w:t>
+            </w:r>
+            <w:proofErr w:type="spellStart"/>
+            <w:r>
+              <w:t>priority</w:t>
+            </w:r>
+            <w:proofErr w:type="spellEnd"/>
+            <w:r>
+              <w:t>": {</w:t>
+            </w:r>
+            <w:proofErr w:type="spellStart"/>
+            <w:r>
+              <w:t>priority</w:t>
+            </w:r>
+            <w:proofErr w:type="spellEnd"/>
+            <w:r>
+              <w:t>} }</w:t>
+            </w:r>
+          </w:p>
+        </w:tc>
+        <w:tc>
+          <w:tcPr>
+            <w:tcW w:w="1829" w:type="dxa"/>
+            <w:tcBorders>
+              <w:top w:val="single" w:sz="8" w:space="0" w:color="000000"/>
+              <w:left w:val="single" w:sz="8" w:space="0" w:color="000000"/>
+              <w:bottom w:val="single" w:sz="8" w:space="0" w:color="000000"/>
+              <w:right w:val="single" w:sz="8" w:space="0" w:color="000000"/>
+            </w:tcBorders>
+            <w:tcMar>
+              <w:top w:w="100" w:type="dxa"/>
+              <w:left w:w="100" w:type="dxa"/>
+              <w:bottom w:w="100" w:type="dxa"/>
+              <w:right w:w="100" w:type="dxa"/>
+            </w:tcMar>
+            <w:hideMark/>
+          </w:tcPr>
+          <w:p>
+            <w:r>
+              <w:t>201 { "</w:t>
+            </w:r>
+            <w:proofErr w:type="spellStart"/>
+            <w:r>
+              <w:t>message</w:t>
+            </w:r>
+            <w:proofErr w:type="spellEnd"/>
+            <w:r>
+              <w:t>": "Thema erfolgreich erstellt", "</w:t>
+            </w:r>
+            <w:proofErr w:type="spellStart"/>
+            <w:r>
+              <w:t>topic_id</w:t>
+            </w:r>
+            <w:proofErr w:type="spellEnd"/>
+            <w:r>
+              <w:t>": 1 }</w:t>
+            </w:r>
+          </w:p>
+          <w:p>
+            <w:r>
+              <w:t>400 { "</w:t>
+            </w:r>
+            <w:proofErr w:type="spellStart"/>
+            <w:r>
+              <w:t>error</w:t>
+            </w:r>
+            <w:proofErr w:type="spellEnd"/>
+            <w:r>
+              <w:t>": "Titel ist erforderlich" }</w:t>
+            </w:r>
+          </w:p>
+        </w:tc>
+        <w:tc>
+          <w:tcPr>
+            <w:tcW w:w="2226" w:type="dxa"/>
+            <w:tcBorders>
+              <w:top w:val="single" w:sz="8" w:space="0" w:color="000000"/>
+              <w:left w:val="single" w:sz="8" w:space="0" w:color="000000"/>
+              <w:bottom w:val="single" w:sz="8" w:space="0" w:color="000000"/>
+              <w:right w:val="single" w:sz="8" w:space="0" w:color="000000"/>
+            </w:tcBorders>
+            <w:tcMar>
+              <w:top w:w="100" w:type="dxa"/>
+              <w:left w:w="100" w:type="dxa"/>
+              <w:bottom w:w="100" w:type="dxa"/>
+              <w:right w:w="100" w:type="dxa"/>
+            </w:tcMar>
+            <w:hideMark/>
+          </w:tcPr>
+          <w:p>
+            <w:r>
+              <w:t>Erstellt ein neues Thema</w:t>
+            </w:r>
+          </w:p>
+        </w:tc>
+      </w:tr>
+      <w:tr>
+        <w:tc>
+          <w:tcPr>
+            <w:tcW w:w="1792" w:type="dxa"/>
+            <w:tcBorders>
+              <w:top w:val="single" w:sz="8" w:space="0" w:color="000000"/>
+              <w:left w:val="single" w:sz="8" w:space="0" w:color="000000"/>
+              <w:bottom w:val="single" w:sz="8" w:space="0" w:color="000000"/>
+              <w:right w:val="single" w:sz="8" w:space="0" w:color="000000"/>
+            </w:tcBorders>
+            <w:tcMar>
+              <w:top w:w="100" w:type="dxa"/>
+              <w:left w:w="100" w:type="dxa"/>
+              <w:bottom w:w="100" w:type="dxa"/>
+              <w:right w:w="100" w:type="dxa"/>
+            </w:tcMar>
+            <w:hideMark/>
+          </w:tcPr>
+          <w:p>
+            <w:r>
+              <w:lastRenderedPageBreak/>
+              <w:t>Learning Goals</w:t>
+            </w:r>
+          </w:p>
+        </w:tc>
+        <w:tc>
+          <w:tcPr>
+            <w:tcW w:w="879" w:type="dxa"/>
+            <w:tcBorders>
+              <w:top w:val="single" w:sz="8" w:space="0" w:color="000000"/>
+              <w:left w:val="single" w:sz="8" w:space="0" w:color="000000"/>
+              <w:bottom w:val="single" w:sz="8" w:space="0" w:color="000000"/>
+              <w:right w:val="single" w:sz="8" w:space="0" w:color="000000"/>
+            </w:tcBorders>
+            <w:tcMar>
+              <w:top w:w="100" w:type="dxa"/>
+              <w:left w:w="100" w:type="dxa"/>
+              <w:bottom w:w="100" w:type="dxa"/>
+              <w:right w:w="100" w:type="dxa"/>
+            </w:tcMar>
+            <w:hideMark/>
+          </w:tcPr>
+          <w:p>
+            <w:r>
+              <w:t>GET</w:t>
+            </w:r>
+          </w:p>
+        </w:tc>
+        <w:tc>
+          <w:tcPr>
+            <w:tcW w:w="0" w:type="auto"/>
+            <w:tcBorders>
+              <w:top w:val="single" w:sz="8" w:space="0" w:color="000000"/>
+              <w:left w:val="single" w:sz="8" w:space="0" w:color="000000"/>
+              <w:bottom w:val="single" w:sz="8" w:space="0" w:color="000000"/>
+              <w:right w:val="single" w:sz="8" w:space="0" w:color="000000"/>
+            </w:tcBorders>
+            <w:tcMar>
+              <w:top w:w="100" w:type="dxa"/>
+              <w:left w:w="100" w:type="dxa"/>
+              <w:bottom w:w="100" w:type="dxa"/>
+              <w:right w:w="100" w:type="dxa"/>
+            </w:tcMar>
+            <w:hideMark/>
+          </w:tcPr>
+          <w:p>
+            <w:r>
+              <w:t>/</w:t>
+            </w:r>
+            <w:proofErr w:type="spellStart"/>
+            <w:r>
+              <w:t>learning_goals</w:t>
+            </w:r>
+            <w:proofErr w:type="spellEnd"/>
+          </w:p>
+        </w:tc>
+        <w:tc>
+          <w:tcPr>
+            <w:tcW w:w="0" w:type="auto"/>
+            <w:tcBorders>
+              <w:top w:val="single" w:sz="8" w:space="0" w:color="000000"/>
+              <w:left w:val="single" w:sz="8" w:space="0" w:color="000000"/>
+              <w:bottom w:val="single" w:sz="8" w:space="0" w:color="000000"/>
+              <w:right w:val="single" w:sz="8" w:space="0" w:color="000000"/>
+            </w:tcBorders>
+            <w:tcMar>
+              <w:top w:w="100" w:type="dxa"/>
+              <w:left w:w="100" w:type="dxa"/>
+              <w:bottom w:w="100" w:type="dxa"/>
+              <w:right w:w="100" w:type="dxa"/>
+            </w:tcMar>
+            <w:hideMark/>
+          </w:tcPr>
+          <w:p>
+            <w:r>
+              <w:t xml:space="preserve">Cookie: </w:t>
+            </w:r>
+            <w:proofErr w:type="spellStart"/>
+            <w:r>
+              <w:t>auth_token</w:t>
+            </w:r>
+            <w:proofErr w:type="spellEnd"/>
+          </w:p>
+        </w:tc>
+        <w:tc>
+          <w:tcPr>
+            <w:tcW w:w="1829" w:type="dxa"/>
+            <w:tcBorders>
+              <w:top w:val="single" w:sz="8" w:space="0" w:color="000000"/>
+              <w:left w:val="single" w:sz="8" w:space="0" w:color="000000"/>
+              <w:bottom w:val="single" w:sz="8" w:space="0" w:color="000000"/>
+              <w:right w:val="single" w:sz="8" w:space="0" w:color="000000"/>
+            </w:tcBorders>
+            <w:tcMar>
+              <w:top w:w="100" w:type="dxa"/>
+              <w:left w:w="100" w:type="dxa"/>
+              <w:bottom w:w="100" w:type="dxa"/>
+              <w:right w:w="100" w:type="dxa"/>
+            </w:tcMar>
+            <w:hideMark/>
+          </w:tcPr>
+          <w:p>
+            <w:r>
+              <w:rPr>
+                <w:lang w:val="en-US"/>
+              </w:rPr>
+              <w:t xml:space="preserve">200 [ </w:t>
+            </w:r>
+            <w:proofErr w:type="gramStart"/>
+            <w:r>
+              <w:rPr>
+                <w:lang w:val="en-US"/>
+              </w:rPr>
+              <w:t>{ "</w:t>
+            </w:r>
+            <w:proofErr w:type="gramEnd"/>
+            <w:r>
+              <w:rPr>
+                <w:lang w:val="en-US"/>
+              </w:rPr>
+              <w:t>id": 1, "</w:t>
             </w:r>
             <w:proofErr w:type="spellStart"/>
             <w:r>
@@ -3822,14 +3875,28 @@
         <w:rPr>
           <w:lang w:val="en-US"/>
         </w:rPr>
-        <w:t>is_token_valid</w:t>
+        <w:t>is_token_</w:t>
+      </w:r>
+      <w:proofErr w:type="gramStart"/>
+      <w:r>
+        <w:rPr>
+          <w:lang w:val="en-US"/>
+        </w:rPr>
+        <w:t>valid</w:t>
       </w:r>
       <w:proofErr w:type="spellEnd"/>
       <w:r>
         <w:rPr>
           <w:lang w:val="en-US"/>
         </w:rPr>
-        <w:t>(self, token):</w:t>
+        <w:t>(</w:t>
+      </w:r>
+      <w:proofErr w:type="gramEnd"/>
+      <w:r>
+        <w:rPr>
+          <w:lang w:val="en-US"/>
+        </w:rPr>
+        <w:t>self, token):</w:t>
       </w:r>
     </w:p>
     <w:p>
@@ -3859,11 +3926,19 @@
         <w:t xml:space="preserve"> = </w:t>
       </w:r>
       <w:proofErr w:type="spellStart"/>
-      <w:r>
-        <w:rPr>
-          <w:lang w:val="en-US"/>
-        </w:rPr>
-        <w:t>Token.query.filter_by</w:t>
+      <w:proofErr w:type="gramStart"/>
+      <w:r>
+        <w:rPr>
+          <w:lang w:val="en-US"/>
+        </w:rPr>
+        <w:t>Token.query.filter</w:t>
+      </w:r>
+      <w:proofErr w:type="gramEnd"/>
+      <w:r>
+        <w:rPr>
+          <w:lang w:val="en-US"/>
+        </w:rPr>
+        <w:t>_by</w:t>
       </w:r>
       <w:proofErr w:type="spellEnd"/>
       <w:r>
@@ -3886,6 +3961,7 @@
         <w:t xml:space="preserve">    return (</w:t>
       </w:r>
       <w:proofErr w:type="spellStart"/>
+      <w:proofErr w:type="gramStart"/>
       <w:r>
         <w:rPr>
           <w:lang w:val="en-US"/>
@@ -3897,7 +3973,14 @@
         <w:rPr>
           <w:lang w:val="en-US"/>
         </w:rPr>
-        <w:t xml:space="preserve">() - </w:t>
+        <w:t>(</w:t>
+      </w:r>
+      <w:proofErr w:type="gramEnd"/>
+      <w:r>
+        <w:rPr>
+          <w:lang w:val="en-US"/>
+        </w:rPr>
+        <w:t xml:space="preserve">) - </w:t>
       </w:r>
       <w:proofErr w:type="spellStart"/>
       <w:r>
@@ -4098,7 +4181,21 @@
         <w:rPr>
           <w:lang w:val="en-US"/>
         </w:rPr>
-        <w:t>@app.after_request</w:t>
+        <w:t>@</w:t>
+      </w:r>
+      <w:proofErr w:type="gramStart"/>
+      <w:r>
+        <w:rPr>
+          <w:lang w:val="en-US"/>
+        </w:rPr>
+        <w:t>app.after</w:t>
+      </w:r>
+      <w:proofErr w:type="gramEnd"/>
+      <w:r>
+        <w:rPr>
+          <w:lang w:val="en-US"/>
+        </w:rPr>
+        <w:t>_request</w:t>
       </w:r>
     </w:p>
     <w:p>
@@ -4141,6 +4238,7 @@
         <w:t xml:space="preserve">    </w:t>
       </w:r>
       <w:proofErr w:type="spellStart"/>
+      <w:proofErr w:type="gramStart"/>
       <w:r>
         <w:rPr>
           <w:lang w:val="en-US"/>
@@ -4148,6 +4246,7 @@
         <w:t>response.headers</w:t>
       </w:r>
       <w:proofErr w:type="spellEnd"/>
+      <w:proofErr w:type="gramEnd"/>
       <w:r>
         <w:rPr>
           <w:lang w:val="en-US"/>
@@ -4612,7 +4711,15 @@
       </w:r>
       <w:proofErr w:type="spellEnd"/>
       <w:r>
-        <w:t>='../</w:t>
+        <w:t>=</w:t>
+      </w:r>
+      <w:proofErr w:type="gramStart"/>
+      <w:r>
+        <w:t>'..</w:t>
+      </w:r>
+      <w:proofErr w:type="gramEnd"/>
+      <w:r>
+        <w:t>/</w:t>
       </w:r>
       <w:proofErr w:type="spellStart"/>
       <w:r>
@@ -4675,19 +4782,7 @@
           <w:rPr>
             <w:rStyle w:val="Hyperlink"/>
           </w:rPr>
-          <w:t>Slider Rev</w:t>
-        </w:r>
-        <w:r>
-          <w:rPr>
-            <w:rStyle w:val="Hyperlink"/>
-          </w:rPr>
-          <w:t>o</w:t>
-        </w:r>
-        <w:r>
-          <w:rPr>
-            <w:rStyle w:val="Hyperlink"/>
-          </w:rPr>
-          <w:t>lution: Login-Formulare</w:t>
+          <w:t>Slider Revolution: Login-Formulare</w:t>
         </w:r>
       </w:hyperlink>
     </w:p>
@@ -4816,458 +4911,436 @@
         <w:rPr>
           <w:b/>
           <w:bCs/>
-          <w:lang w:val="en-US"/>
         </w:rPr>
       </w:pPr>
       <w:r>
         <w:rPr>
           <w:b/>
           <w:bCs/>
-          <w:lang w:val="en-US"/>
         </w:rPr>
         <w:lastRenderedPageBreak/>
-        <w:t>UML-Code</w:t>
-      </w:r>
-      <w:r>
+        <w:t>UML-Code Diagramm 1</w:t>
+      </w:r>
+    </w:p>
+    <w:p>
+      <w:r>
+        <w:t>@startuml</w:t>
+      </w:r>
+    </w:p>
+    <w:p>
+      <w:r>
+        <w:t>!</w:t>
+      </w:r>
+      <w:proofErr w:type="spellStart"/>
+      <w:r>
+        <w:t>include</w:t>
+      </w:r>
+      <w:proofErr w:type="spellEnd"/>
+      <w:r>
+        <w:t xml:space="preserve"> &lt;C4/C4_Container&gt;</w:t>
+      </w:r>
+    </w:p>
+    <w:p/>
+    <w:p>
+      <w:r>
+        <w:t>title Architekturübersicht: Storefront, BFF und SQLite-Datenbank</w:t>
+      </w:r>
+    </w:p>
+    <w:p/>
+    <w:p>
+      <w:r>
+        <w:t>Person(Benutzer, "Benutzer", "Interagiert mit der Storefront über einen Browser")</w:t>
+      </w:r>
+    </w:p>
+    <w:p>
+      <w:r>
+        <w:t>Container(Storefront, "Storefront", "HTML/CSS/JS", "Bietet die Benutzeroberfläche an")</w:t>
+      </w:r>
+    </w:p>
+    <w:p>
+      <w:r>
+        <w:t xml:space="preserve">Container(BFF, "Backend </w:t>
+      </w:r>
+      <w:proofErr w:type="spellStart"/>
+      <w:r>
+        <w:t>for</w:t>
+      </w:r>
+      <w:proofErr w:type="spellEnd"/>
+      <w:r>
+        <w:t xml:space="preserve"> Frontend (BFF)", "</w:t>
+      </w:r>
+      <w:proofErr w:type="spellStart"/>
+      <w:r>
+        <w:t>Flask</w:t>
+      </w:r>
+      <w:proofErr w:type="spellEnd"/>
+      <w:r>
+        <w:t>-API", "Dient als API-Gateway zwischen Frontend und Datenbank")</w:t>
+      </w:r>
+    </w:p>
+    <w:p>
+      <w:proofErr w:type="spellStart"/>
+      <w:r>
+        <w:t>ContainerDb</w:t>
+      </w:r>
+      <w:proofErr w:type="spellEnd"/>
+      <w:r>
+        <w:t>(SQLite, "SQLite-Datenbank", "SQL", "Speichert Benutzerdaten und Lerninhalte")</w:t>
+      </w:r>
+    </w:p>
+    <w:p/>
+    <w:p>
+      <w:proofErr w:type="spellStart"/>
+      <w:r>
+        <w:t>Rel</w:t>
+      </w:r>
+      <w:proofErr w:type="spellEnd"/>
+      <w:r>
+        <w:t>(Benutzer, Storefront, "Verwendet", "HTTP (GET/POST) via JSON-API")</w:t>
+      </w:r>
+    </w:p>
+    <w:p>
+      <w:proofErr w:type="spellStart"/>
+      <w:r>
+        <w:t>Rel</w:t>
+      </w:r>
+      <w:proofErr w:type="spellEnd"/>
+      <w:r>
+        <w:t>(Storefront, BFF, "Sendet Anfragen an", "HTTP (JSON-API)")</w:t>
+      </w:r>
+    </w:p>
+    <w:p>
+      <w:proofErr w:type="spellStart"/>
+      <w:r>
+        <w:t>Rel</w:t>
+      </w:r>
+      <w:proofErr w:type="spellEnd"/>
+      <w:r>
+        <w:t>(BFF, SQLite, "Führt SQL-Abfragen aus", "SQL-</w:t>
+      </w:r>
+      <w:proofErr w:type="spellStart"/>
+      <w:r>
+        <w:t>Alchemy</w:t>
+      </w:r>
+      <w:proofErr w:type="spellEnd"/>
+      <w:r>
+        <w:t xml:space="preserve"> (ORM)")</w:t>
+      </w:r>
+    </w:p>
+    <w:p>
+      <w:proofErr w:type="spellStart"/>
+      <w:r>
+        <w:t>Rel</w:t>
+      </w:r>
+      <w:proofErr w:type="spellEnd"/>
+      <w:r>
+        <w:t>(Benutzer, BFF, "Token-Validierung via Cookie")</w:t>
+      </w:r>
+    </w:p>
+    <w:p/>
+    <w:p>
+      <w:r>
+        <w:t>@enduml</w:t>
+      </w:r>
+    </w:p>
+    <w:p/>
+    <w:p>
+      <w:pPr>
         <w:rPr>
           <w:b/>
           <w:bCs/>
-          <w:lang w:val="en-US"/>
-        </w:rPr>
-        <w:t xml:space="preserve"> </w:t>
-      </w:r>
-      <w:proofErr w:type="spellStart"/>
+        </w:rPr>
+      </w:pPr>
       <w:r>
         <w:rPr>
           <w:b/>
           <w:bCs/>
-          <w:lang w:val="en-US"/>
-        </w:rPr>
-        <w:t>Diagramm</w:t>
+        </w:rPr>
+        <w:t>UML-Code Diagramm 2</w:t>
+      </w:r>
+    </w:p>
+    <w:p>
+      <w:r>
+        <w:t>@startuml</w:t>
+      </w:r>
+    </w:p>
+    <w:p>
+      <w:proofErr w:type="spellStart"/>
+      <w:r>
+        <w:t>class</w:t>
       </w:r>
       <w:proofErr w:type="spellEnd"/>
       <w:r>
-        <w:rPr>
-          <w:b/>
-          <w:bCs/>
-          <w:lang w:val="en-US"/>
-        </w:rPr>
-        <w:t xml:space="preserve"> 1</w:t>
-      </w:r>
-    </w:p>
-    <w:p>
-      <w:pPr>
-        <w:rPr>
-          <w:lang w:val="en-US"/>
-        </w:rPr>
-      </w:pPr>
-      <w:r>
-        <w:rPr>
-          <w:lang w:val="en-US"/>
-        </w:rPr>
-        <w:t>@startuml</w:t>
-      </w:r>
-    </w:p>
-    <w:p>
-      <w:pPr>
-        <w:rPr>
-          <w:lang w:val="en-US"/>
-        </w:rPr>
-      </w:pPr>
-      <w:r>
-        <w:rPr>
-          <w:lang w:val="en-US"/>
-        </w:rPr>
-        <w:t>!include &lt;C4/C4_Container&gt;</w:t>
-      </w:r>
-    </w:p>
-    <w:p>
-      <w:pPr>
-        <w:rPr>
-          <w:lang w:val="en-US"/>
-        </w:rPr>
-      </w:pPr>
-    </w:p>
-    <w:p>
-      <w:r>
-        <w:t>title Architekturübersicht: Storefront, BFF und SQLite-Datenbank</w:t>
-      </w:r>
-    </w:p>
-    <w:p/>
-    <w:p>
-      <w:r>
-        <w:t>Person(Benutzer, "Benutzer", "Interagiert mit der Storefront über einen Browser")</w:t>
-      </w:r>
-    </w:p>
-    <w:p>
-      <w:r>
-        <w:t>Container(Storefront, "Storefront", "HTML/CSS/JS", "Bietet die Benutzeroberfläche an")</w:t>
-      </w:r>
-    </w:p>
-    <w:p>
-      <w:r>
-        <w:t xml:space="preserve">Container(BFF, "Backend </w:t>
+        <w:t xml:space="preserve"> User {</w:t>
+      </w:r>
+    </w:p>
+    <w:p>
+      <w:pPr>
+        <w:rPr>
+          <w:lang w:val="en-US"/>
+        </w:rPr>
+      </w:pPr>
+      <w:r>
+        <w:t xml:space="preserve">  </w:t>
+      </w:r>
+      <w:r>
+        <w:rPr>
+          <w:lang w:val="en-US"/>
+        </w:rPr>
+        <w:t>- Integer id</w:t>
+      </w:r>
+    </w:p>
+    <w:p>
+      <w:pPr>
+        <w:rPr>
+          <w:lang w:val="en-US"/>
+        </w:rPr>
+      </w:pPr>
+      <w:r>
+        <w:rPr>
+          <w:lang w:val="en-US"/>
+        </w:rPr>
+        <w:t xml:space="preserve">  - String username</w:t>
+      </w:r>
+    </w:p>
+    <w:p>
+      <w:pPr>
+        <w:rPr>
+          <w:lang w:val="en-US"/>
+        </w:rPr>
+      </w:pPr>
+      <w:r>
+        <w:rPr>
+          <w:lang w:val="en-US"/>
+        </w:rPr>
+        <w:t xml:space="preserve">  - String </w:t>
       </w:r>
       <w:proofErr w:type="spellStart"/>
       <w:r>
-        <w:t>for</w:t>
+        <w:rPr>
+          <w:lang w:val="en-US"/>
+        </w:rPr>
+        <w:t>usermail</w:t>
       </w:r>
       <w:proofErr w:type="spellEnd"/>
-      <w:r>
-        <w:t xml:space="preserve"> Frontend (BFF)", "</w:t>
+    </w:p>
+    <w:p>
+      <w:pPr>
+        <w:rPr>
+          <w:lang w:val="en-US"/>
+        </w:rPr>
+      </w:pPr>
+      <w:r>
+        <w:rPr>
+          <w:lang w:val="en-US"/>
+        </w:rPr>
+        <w:t xml:space="preserve">  - String </w:t>
       </w:r>
       <w:proofErr w:type="spellStart"/>
       <w:r>
-        <w:t>Flask</w:t>
+        <w:rPr>
+          <w:lang w:val="en-US"/>
+        </w:rPr>
+        <w:t>password_hash</w:t>
       </w:r>
       <w:proofErr w:type="spellEnd"/>
-      <w:r>
-        <w:t>-API", "Dient als API-Gateway zwischen Frontend und Datenbank")</w:t>
-      </w:r>
-    </w:p>
-    <w:p>
+    </w:p>
+    <w:p>
+      <w:pPr>
+        <w:rPr>
+          <w:lang w:val="en-US"/>
+        </w:rPr>
+      </w:pPr>
+      <w:r>
+        <w:rPr>
+          <w:lang w:val="en-US"/>
+        </w:rPr>
+        <w:t xml:space="preserve">  - Boolean </w:t>
+      </w:r>
       <w:proofErr w:type="spellStart"/>
       <w:r>
-        <w:t>ContainerDb</w:t>
+        <w:rPr>
+          <w:lang w:val="en-US"/>
+        </w:rPr>
+        <w:t>is_active_user</w:t>
       </w:r>
       <w:proofErr w:type="spellEnd"/>
-      <w:r>
-        <w:t>(SQLite, "SQLite-Datenbank", "SQL", "Speichert Benutzerdaten und Lerninhalte")</w:t>
-      </w:r>
-    </w:p>
-    <w:p/>
-    <w:p>
+    </w:p>
+    <w:p>
+      <w:pPr>
+        <w:rPr>
+          <w:lang w:val="en-US"/>
+        </w:rPr>
+      </w:pPr>
+      <w:r>
+        <w:rPr>
+          <w:lang w:val="en-US"/>
+        </w:rPr>
+        <w:t xml:space="preserve">  --</w:t>
+      </w:r>
+    </w:p>
+    <w:p>
+      <w:pPr>
+        <w:rPr>
+          <w:lang w:val="en-US"/>
+        </w:rPr>
+      </w:pPr>
+      <w:r>
+        <w:rPr>
+          <w:lang w:val="en-US"/>
+        </w:rPr>
+        <w:t xml:space="preserve">  + </w:t>
+      </w:r>
       <w:proofErr w:type="spellStart"/>
       <w:r>
-        <w:t>Rel</w:t>
+        <w:rPr>
+          <w:lang w:val="en-US"/>
+        </w:rPr>
+        <w:t>set_</w:t>
+      </w:r>
+      <w:proofErr w:type="gramStart"/>
+      <w:r>
+        <w:rPr>
+          <w:lang w:val="en-US"/>
+        </w:rPr>
+        <w:t>password</w:t>
       </w:r>
       <w:proofErr w:type="spellEnd"/>
       <w:r>
-        <w:t>(Benutzer, Storefront, "Verwendet", "HTTP (GET/POST) via JSON-API")</w:t>
-      </w:r>
-    </w:p>
-    <w:p>
+        <w:rPr>
+          <w:lang w:val="en-US"/>
+        </w:rPr>
+        <w:t>(</w:t>
+      </w:r>
+      <w:proofErr w:type="gramEnd"/>
+      <w:r>
+        <w:rPr>
+          <w:lang w:val="en-US"/>
+        </w:rPr>
+        <w:t>)</w:t>
+      </w:r>
+    </w:p>
+    <w:p>
+      <w:pPr>
+        <w:rPr>
+          <w:lang w:val="en-US"/>
+        </w:rPr>
+      </w:pPr>
+      <w:r>
+        <w:rPr>
+          <w:lang w:val="en-US"/>
+        </w:rPr>
+        <w:t xml:space="preserve">  + </w:t>
+      </w:r>
       <w:proofErr w:type="spellStart"/>
       <w:r>
-        <w:t>Rel</w:t>
+        <w:rPr>
+          <w:lang w:val="en-US"/>
+        </w:rPr>
+        <w:t>check_</w:t>
+      </w:r>
+      <w:proofErr w:type="gramStart"/>
+      <w:r>
+        <w:rPr>
+          <w:lang w:val="en-US"/>
+        </w:rPr>
+        <w:t>password</w:t>
       </w:r>
       <w:proofErr w:type="spellEnd"/>
       <w:r>
-        <w:t>(Storefront, BFF, "Sendet Anfragen an", "HTTP (JSON-API)")</w:t>
-      </w:r>
-    </w:p>
-    <w:p>
+        <w:rPr>
+          <w:lang w:val="en-US"/>
+        </w:rPr>
+        <w:t>(</w:t>
+      </w:r>
+      <w:proofErr w:type="gramEnd"/>
+      <w:r>
+        <w:rPr>
+          <w:lang w:val="en-US"/>
+        </w:rPr>
+        <w:t>)</w:t>
+      </w:r>
+    </w:p>
+    <w:p>
+      <w:pPr>
+        <w:rPr>
+          <w:lang w:val="en-US"/>
+        </w:rPr>
+      </w:pPr>
+      <w:r>
+        <w:rPr>
+          <w:lang w:val="en-US"/>
+        </w:rPr>
+        <w:t xml:space="preserve">  + </w:t>
+      </w:r>
       <w:proofErr w:type="spellStart"/>
       <w:r>
-        <w:t>Rel</w:t>
+        <w:rPr>
+          <w:lang w:val="en-US"/>
+        </w:rPr>
+        <w:t>is_</w:t>
+      </w:r>
+      <w:proofErr w:type="gramStart"/>
+      <w:r>
+        <w:rPr>
+          <w:lang w:val="en-US"/>
+        </w:rPr>
+        <w:t>active</w:t>
       </w:r>
       <w:proofErr w:type="spellEnd"/>
       <w:r>
-        <w:t>(BFF, SQLite, "Führt SQL-Abfragen aus", "SQL-</w:t>
+        <w:rPr>
+          <w:lang w:val="en-US"/>
+        </w:rPr>
+        <w:t>(</w:t>
+      </w:r>
+      <w:proofErr w:type="gramEnd"/>
+      <w:r>
+        <w:rPr>
+          <w:lang w:val="en-US"/>
+        </w:rPr>
+        <w:t>)</w:t>
+      </w:r>
+    </w:p>
+    <w:p>
+      <w:pPr>
+        <w:rPr>
+          <w:lang w:val="en-US"/>
+        </w:rPr>
+      </w:pPr>
+      <w:r>
+        <w:rPr>
+          <w:lang w:val="en-US"/>
+        </w:rPr>
+        <w:t xml:space="preserve">  + </w:t>
       </w:r>
       <w:proofErr w:type="spellStart"/>
       <w:r>
-        <w:t>Alchemy</w:t>
+        <w:rPr>
+          <w:lang w:val="en-US"/>
+        </w:rPr>
+        <w:t>get_</w:t>
+      </w:r>
+      <w:proofErr w:type="gramStart"/>
+      <w:r>
+        <w:rPr>
+          <w:lang w:val="en-US"/>
+        </w:rPr>
+        <w:t>id</w:t>
       </w:r>
       <w:proofErr w:type="spellEnd"/>
       <w:r>
-        <w:t xml:space="preserve"> (ORM)")</w:t>
-      </w:r>
-    </w:p>
-    <w:p>
-      <w:proofErr w:type="spellStart"/>
-      <w:r>
-        <w:t>Rel</w:t>
-      </w:r>
-      <w:proofErr w:type="spellEnd"/>
-      <w:r>
-        <w:t>(Benutzer, BFF, "Token-Validierung via Cookie")</w:t>
-      </w:r>
-    </w:p>
-    <w:p/>
-    <w:p>
-      <w:r>
-        <w:t>@enduml</w:t>
-      </w:r>
-    </w:p>
-    <w:p/>
-    <w:p>
-      <w:pPr>
-        <w:rPr>
-          <w:b/>
-          <w:bCs/>
-          <w:lang w:val="en-US"/>
-        </w:rPr>
-      </w:pPr>
-      <w:r>
-        <w:rPr>
-          <w:b/>
-          <w:bCs/>
-          <w:lang w:val="en-US"/>
-        </w:rPr>
-        <w:t xml:space="preserve">UML-Code </w:t>
-      </w:r>
-      <w:proofErr w:type="spellStart"/>
-      <w:r>
-        <w:rPr>
-          <w:b/>
-          <w:bCs/>
-          <w:lang w:val="en-US"/>
-        </w:rPr>
-        <w:t>Diagramm</w:t>
-      </w:r>
-      <w:proofErr w:type="spellEnd"/>
-      <w:r>
-        <w:rPr>
-          <w:b/>
-          <w:bCs/>
-          <w:lang w:val="en-US"/>
-        </w:rPr>
-        <w:t xml:space="preserve"> </w:t>
-      </w:r>
-      <w:r>
-        <w:rPr>
-          <w:b/>
-          <w:bCs/>
-          <w:lang w:val="en-US"/>
-        </w:rPr>
-        <w:t>2</w:t>
-      </w:r>
-    </w:p>
-    <w:p>
-      <w:pPr>
-        <w:rPr>
-          <w:lang w:val="en-US"/>
-        </w:rPr>
-      </w:pPr>
-      <w:r>
-        <w:rPr>
-          <w:lang w:val="en-US"/>
-        </w:rPr>
-        <w:t>@startuml</w:t>
-      </w:r>
-    </w:p>
-    <w:p>
-      <w:pPr>
-        <w:rPr>
-          <w:lang w:val="en-US"/>
-        </w:rPr>
-      </w:pPr>
-      <w:r>
-        <w:rPr>
-          <w:lang w:val="en-US"/>
-        </w:rPr>
-        <w:t>class User {</w:t>
-      </w:r>
-    </w:p>
-    <w:p>
-      <w:pPr>
-        <w:rPr>
-          <w:lang w:val="en-US"/>
-        </w:rPr>
-      </w:pPr>
-      <w:r>
-        <w:rPr>
-          <w:lang w:val="en-US"/>
-        </w:rPr>
-        <w:t xml:space="preserve">  - Integer id</w:t>
-      </w:r>
-    </w:p>
-    <w:p>
-      <w:pPr>
-        <w:rPr>
-          <w:lang w:val="en-US"/>
-        </w:rPr>
-      </w:pPr>
-      <w:r>
-        <w:rPr>
-          <w:lang w:val="en-US"/>
-        </w:rPr>
-        <w:t xml:space="preserve">  - String username</w:t>
-      </w:r>
-    </w:p>
-    <w:p>
-      <w:pPr>
-        <w:rPr>
-          <w:lang w:val="en-US"/>
-        </w:rPr>
-      </w:pPr>
-      <w:r>
-        <w:rPr>
-          <w:lang w:val="en-US"/>
-        </w:rPr>
-        <w:t xml:space="preserve">  - String </w:t>
-      </w:r>
-      <w:proofErr w:type="spellStart"/>
-      <w:r>
-        <w:rPr>
-          <w:lang w:val="en-US"/>
-        </w:rPr>
-        <w:t>usermail</w:t>
-      </w:r>
-      <w:proofErr w:type="spellEnd"/>
-    </w:p>
-    <w:p>
-      <w:pPr>
-        <w:rPr>
-          <w:lang w:val="en-US"/>
-        </w:rPr>
-      </w:pPr>
-      <w:r>
-        <w:rPr>
-          <w:lang w:val="en-US"/>
-        </w:rPr>
-        <w:t xml:space="preserve">  - String </w:t>
-      </w:r>
-      <w:proofErr w:type="spellStart"/>
-      <w:r>
-        <w:rPr>
-          <w:lang w:val="en-US"/>
-        </w:rPr>
-        <w:t>password_hash</w:t>
-      </w:r>
-      <w:proofErr w:type="spellEnd"/>
-    </w:p>
-    <w:p>
-      <w:pPr>
-        <w:rPr>
-          <w:lang w:val="en-US"/>
-        </w:rPr>
-      </w:pPr>
-      <w:r>
-        <w:rPr>
-          <w:lang w:val="en-US"/>
-        </w:rPr>
-        <w:t xml:space="preserve">  - Boolean </w:t>
-      </w:r>
-      <w:proofErr w:type="spellStart"/>
-      <w:r>
-        <w:rPr>
-          <w:lang w:val="en-US"/>
-        </w:rPr>
-        <w:t>is_active_user</w:t>
-      </w:r>
-      <w:proofErr w:type="spellEnd"/>
-    </w:p>
-    <w:p>
-      <w:pPr>
-        <w:rPr>
-          <w:lang w:val="en-US"/>
-        </w:rPr>
-      </w:pPr>
-      <w:r>
-        <w:rPr>
-          <w:lang w:val="en-US"/>
-        </w:rPr>
-        <w:t xml:space="preserve">  --</w:t>
-      </w:r>
-    </w:p>
-    <w:p>
-      <w:pPr>
-        <w:rPr>
-          <w:lang w:val="en-US"/>
-        </w:rPr>
-      </w:pPr>
-      <w:r>
-        <w:rPr>
-          <w:lang w:val="en-US"/>
-        </w:rPr>
-        <w:t xml:space="preserve">  + </w:t>
-      </w:r>
-      <w:proofErr w:type="spellStart"/>
-      <w:r>
-        <w:rPr>
-          <w:lang w:val="en-US"/>
-        </w:rPr>
-        <w:t>set_password</w:t>
-      </w:r>
-      <w:proofErr w:type="spellEnd"/>
-      <w:r>
-        <w:rPr>
-          <w:lang w:val="en-US"/>
-        </w:rPr>
-        <w:t>()</w:t>
-      </w:r>
-    </w:p>
-    <w:p>
-      <w:pPr>
-        <w:rPr>
-          <w:lang w:val="en-US"/>
-        </w:rPr>
-      </w:pPr>
-      <w:r>
-        <w:rPr>
-          <w:lang w:val="en-US"/>
-        </w:rPr>
-        <w:t xml:space="preserve">  + </w:t>
-      </w:r>
-      <w:proofErr w:type="spellStart"/>
-      <w:r>
-        <w:rPr>
-          <w:lang w:val="en-US"/>
-        </w:rPr>
-        <w:t>check_password</w:t>
-      </w:r>
-      <w:proofErr w:type="spellEnd"/>
-      <w:r>
-        <w:rPr>
-          <w:lang w:val="en-US"/>
-        </w:rPr>
-        <w:t>()</w:t>
-      </w:r>
-    </w:p>
-    <w:p>
-      <w:pPr>
-        <w:rPr>
-          <w:lang w:val="en-US"/>
-        </w:rPr>
-      </w:pPr>
-      <w:r>
-        <w:rPr>
-          <w:lang w:val="en-US"/>
-        </w:rPr>
-        <w:t xml:space="preserve">  + </w:t>
-      </w:r>
-      <w:proofErr w:type="spellStart"/>
-      <w:r>
-        <w:rPr>
-          <w:lang w:val="en-US"/>
-        </w:rPr>
-        <w:t>is_active</w:t>
-      </w:r>
-      <w:proofErr w:type="spellEnd"/>
-      <w:r>
-        <w:rPr>
-          <w:lang w:val="en-US"/>
-        </w:rPr>
-        <w:t>()</w:t>
-      </w:r>
-    </w:p>
-    <w:p>
-      <w:pPr>
-        <w:rPr>
-          <w:lang w:val="en-US"/>
-        </w:rPr>
-      </w:pPr>
-      <w:r>
-        <w:rPr>
-          <w:lang w:val="en-US"/>
-        </w:rPr>
-        <w:t xml:space="preserve">  + </w:t>
-      </w:r>
-      <w:proofErr w:type="spellStart"/>
-      <w:r>
-        <w:rPr>
-          <w:lang w:val="en-US"/>
-        </w:rPr>
-        <w:t>get_id</w:t>
-      </w:r>
-      <w:proofErr w:type="spellEnd"/>
-      <w:r>
-        <w:rPr>
-          <w:lang w:val="en-US"/>
-        </w:rPr>
-        <w:t>()</w:t>
+        <w:rPr>
+          <w:lang w:val="en-US"/>
+        </w:rPr>
+        <w:t>(</w:t>
+      </w:r>
+      <w:proofErr w:type="gramEnd"/>
+      <w:r>
+        <w:rPr>
+          <w:lang w:val="en-US"/>
+        </w:rPr>
+        <w:t>)</w:t>
       </w:r>
     </w:p>
     <w:p>
@@ -5288,14 +5361,28 @@
         <w:rPr>
           <w:lang w:val="en-US"/>
         </w:rPr>
-        <w:t>is_authenticated</w:t>
+        <w:t>is_</w:t>
+      </w:r>
+      <w:proofErr w:type="gramStart"/>
+      <w:r>
+        <w:rPr>
+          <w:lang w:val="en-US"/>
+        </w:rPr>
+        <w:t>authenticated</w:t>
       </w:r>
       <w:proofErr w:type="spellEnd"/>
       <w:r>
         <w:rPr>
           <w:lang w:val="en-US"/>
         </w:rPr>
-        <w:t>()</w:t>
+        <w:t>(</w:t>
+      </w:r>
+      <w:proofErr w:type="gramEnd"/>
+      <w:r>
+        <w:rPr>
+          <w:lang w:val="en-US"/>
+        </w:rPr>
+        <w:t>)</w:t>
       </w:r>
     </w:p>
     <w:p>
@@ -5315,14 +5402,28 @@
         <w:rPr>
           <w:lang w:val="en-US"/>
         </w:rPr>
-        <w:t>has_token</w:t>
+        <w:t>has_</w:t>
+      </w:r>
+      <w:proofErr w:type="gramStart"/>
+      <w:r>
+        <w:rPr>
+          <w:lang w:val="en-US"/>
+        </w:rPr>
+        <w:t>token</w:t>
       </w:r>
       <w:proofErr w:type="spellEnd"/>
       <w:r>
         <w:rPr>
           <w:lang w:val="en-US"/>
         </w:rPr>
-        <w:t>()</w:t>
+        <w:t>(</w:t>
+      </w:r>
+      <w:proofErr w:type="gramEnd"/>
+      <w:r>
+        <w:rPr>
+          <w:lang w:val="en-US"/>
+        </w:rPr>
+        <w:t>)</w:t>
       </w:r>
     </w:p>
     <w:p>
@@ -5441,14 +5542,28 @@
         <w:rPr>
           <w:lang w:val="en-US"/>
         </w:rPr>
-        <w:t>to_dict</w:t>
+        <w:t>to_</w:t>
+      </w:r>
+      <w:proofErr w:type="gramStart"/>
+      <w:r>
+        <w:rPr>
+          <w:lang w:val="en-US"/>
+        </w:rPr>
+        <w:t>dict</w:t>
       </w:r>
       <w:proofErr w:type="spellEnd"/>
       <w:r>
         <w:rPr>
           <w:lang w:val="en-US"/>
         </w:rPr>
-        <w:t>()</w:t>
+        <w:t>(</w:t>
+      </w:r>
+      <w:proofErr w:type="gramEnd"/>
+      <w:r>
+        <w:rPr>
+          <w:lang w:val="en-US"/>
+        </w:rPr>
+        <w:t>)</w:t>
       </w:r>
     </w:p>
     <w:p>
@@ -5602,14 +5717,28 @@
         <w:rPr>
           <w:lang w:val="en-US"/>
         </w:rPr>
-        <w:t>to_dict</w:t>
+        <w:t>to_</w:t>
+      </w:r>
+      <w:proofErr w:type="gramStart"/>
+      <w:r>
+        <w:rPr>
+          <w:lang w:val="en-US"/>
+        </w:rPr>
+        <w:t>dict</w:t>
       </w:r>
       <w:proofErr w:type="spellEnd"/>
       <w:r>
         <w:rPr>
           <w:lang w:val="en-US"/>
         </w:rPr>
-        <w:t>()</w:t>
+        <w:t>(</w:t>
+      </w:r>
+      <w:proofErr w:type="gramEnd"/>
+      <w:r>
+        <w:rPr>
+          <w:lang w:val="en-US"/>
+        </w:rPr>
+        <w:t>)</w:t>
       </w:r>
     </w:p>
     <w:p>
@@ -5659,6 +5788,11 @@
       </w:r>
     </w:p>
     <w:p>
+      <w:pPr>
+        <w:rPr>
+          <w:lang w:val="en-US"/>
+        </w:rPr>
+      </w:pPr>
       <w:r>
         <w:rPr>
           <w:lang w:val="en-US"/>
@@ -5666,148 +5800,166 @@
         <w:t xml:space="preserve">  </w:t>
       </w:r>
       <w:r>
-        <w:t xml:space="preserve">- String </w:t>
+        <w:rPr>
+          <w:lang w:val="en-US"/>
+        </w:rPr>
+        <w:t>- String token</w:t>
+      </w:r>
+    </w:p>
+    <w:p>
+      <w:r>
+        <w:rPr>
+          <w:lang w:val="en-US"/>
+        </w:rPr>
+        <w:t xml:space="preserve">  </w:t>
+      </w:r>
+      <w:r>
+        <w:t xml:space="preserve">- </w:t>
       </w:r>
       <w:proofErr w:type="spellStart"/>
       <w:r>
+        <w:t>DateTime</w:t>
+      </w:r>
+      <w:proofErr w:type="spellEnd"/>
+      <w:r>
+        <w:t xml:space="preserve"> </w:t>
+      </w:r>
+      <w:proofErr w:type="spellStart"/>
+      <w:r>
+        <w:t>token_erstelldatum</w:t>
+      </w:r>
+      <w:proofErr w:type="spellEnd"/>
+    </w:p>
+    <w:p>
+      <w:r>
+        <w:t xml:space="preserve">  - Integer </w:t>
+      </w:r>
+      <w:proofErr w:type="spellStart"/>
+      <w:r>
+        <w:t>user_id</w:t>
+      </w:r>
+      <w:proofErr w:type="spellEnd"/>
+    </w:p>
+    <w:p>
+      <w:pPr>
+        <w:rPr>
+          <w:lang w:val="en-US"/>
+        </w:rPr>
+      </w:pPr>
+      <w:r>
+        <w:rPr>
+          <w:lang w:val="en-US"/>
+        </w:rPr>
+        <w:t>}</w:t>
+      </w:r>
+    </w:p>
+    <w:p>
+      <w:pPr>
+        <w:rPr>
+          <w:lang w:val="en-US"/>
+        </w:rPr>
+      </w:pPr>
+    </w:p>
+    <w:p>
+      <w:pPr>
+        <w:rPr>
+          <w:lang w:val="en-US"/>
+        </w:rPr>
+      </w:pPr>
+      <w:r>
+        <w:rPr>
+          <w:lang w:val="en-US"/>
+        </w:rPr>
+        <w:t xml:space="preserve">class </w:t>
+      </w:r>
+      <w:proofErr w:type="spellStart"/>
+      <w:r>
+        <w:rPr>
+          <w:lang w:val="en-US"/>
+        </w:rPr>
+        <w:t>TokenManager</w:t>
+      </w:r>
+      <w:proofErr w:type="spellEnd"/>
+      <w:r>
+        <w:rPr>
+          <w:lang w:val="en-US"/>
+        </w:rPr>
+        <w:t xml:space="preserve"> {</w:t>
+      </w:r>
+    </w:p>
+    <w:p>
+      <w:pPr>
+        <w:rPr>
+          <w:lang w:val="en-US"/>
+        </w:rPr>
+      </w:pPr>
+      <w:r>
+        <w:rPr>
+          <w:lang w:val="en-US"/>
+        </w:rPr>
+        <w:t xml:space="preserve">  - int </w:t>
+      </w:r>
+      <w:proofErr w:type="spellStart"/>
+      <w:r>
+        <w:rPr>
+          <w:lang w:val="en-US"/>
+        </w:rPr>
+        <w:t>token_lifetime</w:t>
+      </w:r>
+      <w:proofErr w:type="spellEnd"/>
+    </w:p>
+    <w:p>
+      <w:pPr>
+        <w:rPr>
+          <w:lang w:val="en-US"/>
+        </w:rPr>
+      </w:pPr>
+      <w:r>
+        <w:rPr>
+          <w:lang w:val="en-US"/>
+        </w:rPr>
+        <w:t xml:space="preserve">  --</w:t>
+      </w:r>
+    </w:p>
+    <w:p>
+      <w:pPr>
+        <w:rPr>
+          <w:lang w:val="en-US"/>
+        </w:rPr>
+      </w:pPr>
+      <w:r>
+        <w:rPr>
+          <w:lang w:val="en-US"/>
+        </w:rPr>
+        <w:t xml:space="preserve">  + </w:t>
+      </w:r>
+      <w:proofErr w:type="spellStart"/>
+      <w:r>
+        <w:rPr>
+          <w:lang w:val="en-US"/>
+        </w:rPr>
+        <w:t>generate_</w:t>
+      </w:r>
+      <w:proofErr w:type="gramStart"/>
+      <w:r>
+        <w:rPr>
+          <w:lang w:val="en-US"/>
+        </w:rPr>
         <w:t>token</w:t>
       </w:r>
       <w:proofErr w:type="spellEnd"/>
-    </w:p>
-    <w:p>
-      <w:r>
-        <w:t xml:space="preserve">  - </w:t>
-      </w:r>
-      <w:proofErr w:type="spellStart"/>
-      <w:r>
-        <w:t>DateTime</w:t>
-      </w:r>
-      <w:proofErr w:type="spellEnd"/>
-      <w:r>
-        <w:t xml:space="preserve"> </w:t>
-      </w:r>
-      <w:proofErr w:type="spellStart"/>
-      <w:r>
-        <w:t>token_erstelldatum</w:t>
-      </w:r>
-      <w:proofErr w:type="spellEnd"/>
-    </w:p>
-    <w:p>
-      <w:r>
-        <w:t xml:space="preserve">  - Integer </w:t>
-      </w:r>
-      <w:proofErr w:type="spellStart"/>
-      <w:r>
-        <w:t>user_id</w:t>
-      </w:r>
-      <w:proofErr w:type="spellEnd"/>
-    </w:p>
-    <w:p>
-      <w:pPr>
-        <w:rPr>
-          <w:lang w:val="en-US"/>
-        </w:rPr>
-      </w:pPr>
-      <w:r>
-        <w:rPr>
-          <w:lang w:val="en-US"/>
-        </w:rPr>
-        <w:t>}</w:t>
-      </w:r>
-    </w:p>
-    <w:p>
-      <w:pPr>
-        <w:rPr>
-          <w:lang w:val="en-US"/>
-        </w:rPr>
-      </w:pPr>
-    </w:p>
-    <w:p>
-      <w:pPr>
-        <w:rPr>
-          <w:lang w:val="en-US"/>
-        </w:rPr>
-      </w:pPr>
-      <w:r>
-        <w:rPr>
-          <w:lang w:val="en-US"/>
-        </w:rPr>
-        <w:t xml:space="preserve">class </w:t>
-      </w:r>
-      <w:proofErr w:type="spellStart"/>
-      <w:r>
-        <w:rPr>
-          <w:lang w:val="en-US"/>
-        </w:rPr>
-        <w:t>TokenManager</w:t>
-      </w:r>
-      <w:proofErr w:type="spellEnd"/>
-      <w:r>
-        <w:rPr>
-          <w:lang w:val="en-US"/>
-        </w:rPr>
-        <w:t xml:space="preserve"> {</w:t>
-      </w:r>
-    </w:p>
-    <w:p>
-      <w:pPr>
-        <w:rPr>
-          <w:lang w:val="en-US"/>
-        </w:rPr>
-      </w:pPr>
-      <w:r>
-        <w:rPr>
-          <w:lang w:val="en-US"/>
-        </w:rPr>
-        <w:t xml:space="preserve">  - int </w:t>
-      </w:r>
-      <w:proofErr w:type="spellStart"/>
-      <w:r>
-        <w:rPr>
-          <w:lang w:val="en-US"/>
-        </w:rPr>
-        <w:t>token_lifetime</w:t>
-      </w:r>
-      <w:proofErr w:type="spellEnd"/>
-    </w:p>
-    <w:p>
-      <w:pPr>
-        <w:rPr>
-          <w:lang w:val="en-US"/>
-        </w:rPr>
-      </w:pPr>
-      <w:r>
-        <w:rPr>
-          <w:lang w:val="en-US"/>
-        </w:rPr>
-        <w:t xml:space="preserve">  --</w:t>
-      </w:r>
-    </w:p>
-    <w:p>
-      <w:pPr>
-        <w:rPr>
-          <w:lang w:val="en-US"/>
-        </w:rPr>
-      </w:pPr>
-      <w:r>
-        <w:rPr>
-          <w:lang w:val="en-US"/>
-        </w:rPr>
-        <w:t xml:space="preserve">  + </w:t>
-      </w:r>
-      <w:proofErr w:type="spellStart"/>
-      <w:r>
-        <w:rPr>
-          <w:lang w:val="en-US"/>
-        </w:rPr>
-        <w:t>generate_token</w:t>
-      </w:r>
-      <w:proofErr w:type="spellEnd"/>
-      <w:r>
-        <w:rPr>
-          <w:lang w:val="en-US"/>
-        </w:rPr>
-        <w:t>()</w:t>
+      <w:r>
+        <w:rPr>
+          <w:lang w:val="en-US"/>
+        </w:rPr>
+        <w:t>(</w:t>
+      </w:r>
+      <w:proofErr w:type="gramEnd"/>
+      <w:r>
+        <w:rPr>
+          <w:lang w:val="en-US"/>
+        </w:rPr>
+        <w:t>)</w:t>
       </w:r>
     </w:p>
     <w:p>
@@ -5828,14 +5980,28 @@
         <w:rPr>
           <w:lang w:val="en-US"/>
         </w:rPr>
-        <w:t>is_token_valid</w:t>
+        <w:t>is_token_</w:t>
+      </w:r>
+      <w:proofErr w:type="gramStart"/>
+      <w:r>
+        <w:rPr>
+          <w:lang w:val="en-US"/>
+        </w:rPr>
+        <w:t>valid</w:t>
       </w:r>
       <w:proofErr w:type="spellEnd"/>
       <w:r>
         <w:rPr>
           <w:lang w:val="en-US"/>
         </w:rPr>
-        <w:t>()</w:t>
+        <w:t>(</w:t>
+      </w:r>
+      <w:proofErr w:type="gramEnd"/>
+      <w:r>
+        <w:rPr>
+          <w:lang w:val="en-US"/>
+        </w:rPr>
+        <w:t>)</w:t>
       </w:r>
     </w:p>
     <w:p>
@@ -5855,14 +6021,28 @@
         <w:rPr>
           <w:lang w:val="en-US"/>
         </w:rPr>
-        <w:t>get_or_create_token</w:t>
+        <w:t>get_or_create_</w:t>
+      </w:r>
+      <w:proofErr w:type="gramStart"/>
+      <w:r>
+        <w:rPr>
+          <w:lang w:val="en-US"/>
+        </w:rPr>
+        <w:t>token</w:t>
       </w:r>
       <w:proofErr w:type="spellEnd"/>
       <w:r>
         <w:rPr>
           <w:lang w:val="en-US"/>
         </w:rPr>
-        <w:t>()</w:t>
+        <w:t>(</w:t>
+      </w:r>
+      <w:proofErr w:type="gramEnd"/>
+      <w:r>
+        <w:rPr>
+          <w:lang w:val="en-US"/>
+        </w:rPr>
+        <w:t>)</w:t>
       </w:r>
     </w:p>
     <w:p>
@@ -5882,14 +6062,28 @@
         <w:rPr>
           <w:lang w:val="en-US"/>
         </w:rPr>
-        <w:t>delete_token</w:t>
+        <w:t>delete_</w:t>
+      </w:r>
+      <w:proofErr w:type="gramStart"/>
+      <w:r>
+        <w:rPr>
+          <w:lang w:val="en-US"/>
+        </w:rPr>
+        <w:t>token</w:t>
       </w:r>
       <w:proofErr w:type="spellEnd"/>
       <w:r>
         <w:rPr>
           <w:lang w:val="en-US"/>
         </w:rPr>
-        <w:t>()</w:t>
+        <w:t>(</w:t>
+      </w:r>
+      <w:proofErr w:type="gramEnd"/>
+      <w:r>
+        <w:rPr>
+          <w:lang w:val="en-US"/>
+        </w:rPr>
+        <w:t>)</w:t>
       </w:r>
     </w:p>
     <w:p>
@@ -6136,7 +6330,21 @@
         <w:rPr>
           <w:lang w:val="en-US"/>
         </w:rPr>
-        <w:t xml:space="preserve">  + main(): void</w:t>
+        <w:t xml:space="preserve">  + </w:t>
+      </w:r>
+      <w:proofErr w:type="gramStart"/>
+      <w:r>
+        <w:rPr>
+          <w:lang w:val="en-US"/>
+        </w:rPr>
+        <w:t>main(</w:t>
+      </w:r>
+      <w:proofErr w:type="gramEnd"/>
+      <w:r>
+        <w:rPr>
+          <w:lang w:val="en-US"/>
+        </w:rPr>
+        <w:t>): void</w:t>
       </w:r>
     </w:p>
     <w:p>
@@ -6216,20 +6424,48 @@
         <w:rPr>
           <w:lang w:val="en-US"/>
         </w:rPr>
-        <w:t>User "1" -- "1..*" Topic : owns</w:t>
-      </w:r>
-    </w:p>
-    <w:p>
-      <w:pPr>
-        <w:rPr>
-          <w:lang w:val="en-US"/>
-        </w:rPr>
-      </w:pPr>
-      <w:r>
-        <w:rPr>
-          <w:lang w:val="en-US"/>
-        </w:rPr>
-        <w:t xml:space="preserve">Topic "1" -- "1..*" </w:t>
+        <w:t>User "1" -- "</w:t>
+      </w:r>
+      <w:proofErr w:type="gramStart"/>
+      <w:r>
+        <w:rPr>
+          <w:lang w:val="en-US"/>
+        </w:rPr>
+        <w:t>1..</w:t>
+      </w:r>
+      <w:proofErr w:type="gramEnd"/>
+      <w:r>
+        <w:rPr>
+          <w:lang w:val="en-US"/>
+        </w:rPr>
+        <w:t>*" Topic : owns</w:t>
+      </w:r>
+    </w:p>
+    <w:p>
+      <w:pPr>
+        <w:rPr>
+          <w:lang w:val="en-US"/>
+        </w:rPr>
+      </w:pPr>
+      <w:r>
+        <w:rPr>
+          <w:lang w:val="en-US"/>
+        </w:rPr>
+        <w:t>Topic "1" -- "</w:t>
+      </w:r>
+      <w:proofErr w:type="gramStart"/>
+      <w:r>
+        <w:rPr>
+          <w:lang w:val="en-US"/>
+        </w:rPr>
+        <w:t>1..</w:t>
+      </w:r>
+      <w:proofErr w:type="gramEnd"/>
+      <w:r>
+        <w:rPr>
+          <w:lang w:val="en-US"/>
+        </w:rPr>
+        <w:t xml:space="preserve">*" </w:t>
       </w:r>
       <w:proofErr w:type="spellStart"/>
       <w:r>
@@ -6256,46 +6492,45 @@
         <w:rPr>
           <w:lang w:val="en-US"/>
         </w:rPr>
-        <w:t>User "1" -- "1..*" Token : has</w:t>
-      </w:r>
-    </w:p>
-    <w:p>
-      <w:pPr>
-        <w:rPr>
-          <w:lang w:val="en-US"/>
-        </w:rPr>
-      </w:pPr>
-      <w:r>
-        <w:rPr>
-          <w:lang w:val="en-US"/>
-        </w:rPr>
+        <w:t>User "1" -- "</w:t>
+      </w:r>
+      <w:proofErr w:type="gramStart"/>
+      <w:r>
+        <w:rPr>
+          <w:lang w:val="en-US"/>
+        </w:rPr>
+        <w:t>1..</w:t>
+      </w:r>
+      <w:proofErr w:type="gramEnd"/>
+      <w:r>
+        <w:rPr>
+          <w:lang w:val="en-US"/>
+        </w:rPr>
+        <w:t>*" Token : has</w:t>
+      </w:r>
+    </w:p>
+    <w:p>
+      <w:r>
         <w:t xml:space="preserve">Token "1" -- "1" </w:t>
       </w:r>
       <w:proofErr w:type="spellStart"/>
       <w:r>
-        <w:rPr>
-          <w:lang w:val="en-US"/>
-        </w:rPr>
         <w:t>TokenManager</w:t>
       </w:r>
       <w:proofErr w:type="spellEnd"/>
       <w:r>
-        <w:rPr>
-          <w:lang w:val="en-US"/>
-        </w:rPr>
-        <w:t xml:space="preserve"> : manages</w:t>
-      </w:r>
-    </w:p>
-    <w:p>
-      <w:pPr>
-        <w:rPr>
-          <w:lang w:val="en-US"/>
-        </w:rPr>
-      </w:pPr>
-    </w:p>
-    <w:p>
+        <w:t xml:space="preserve"> : </w:t>
+      </w:r>
       <w:proofErr w:type="spellStart"/>
       <w:r>
+        <w:t>manages</w:t>
+      </w:r>
+      <w:proofErr w:type="spellEnd"/>
+    </w:p>
+    <w:p/>
+    <w:p>
+      <w:proofErr w:type="spellStart"/>
+      <w:r>
         <w:t>Config</w:t>
       </w:r>
       <w:proofErr w:type="spellEnd"/>
@@ -6330,41 +6565,24 @@
       </w:r>
     </w:p>
     <w:p>
-      <w:pPr>
-        <w:rPr>
-          <w:lang w:val="en-US"/>
-        </w:rPr>
-      </w:pPr>
       <w:proofErr w:type="spellStart"/>
       <w:r>
-        <w:rPr>
-          <w:lang w:val="en-US"/>
-        </w:rPr>
         <w:t>RunPy</w:t>
       </w:r>
       <w:proofErr w:type="spellEnd"/>
       <w:r>
-        <w:rPr>
-          <w:lang w:val="en-US"/>
-        </w:rPr>
-        <w:t xml:space="preserve"> "1" -- "1" Config : </w:t>
+        <w:t xml:space="preserve"> "1" -- "1" </w:t>
       </w:r>
       <w:proofErr w:type="spellStart"/>
       <w:r>
-        <w:rPr>
-          <w:lang w:val="en-US"/>
-        </w:rPr>
-        <w:t>nutzt</w:t>
+        <w:t>Config</w:t>
       </w:r>
       <w:proofErr w:type="spellEnd"/>
-    </w:p>
-    <w:p>
-      <w:pPr>
-        <w:rPr>
-          <w:lang w:val="en-US"/>
-        </w:rPr>
-      </w:pPr>
-    </w:p>
+      <w:r>
+        <w:t xml:space="preserve"> : nutzt</w:t>
+      </w:r>
+    </w:p>
+    <w:p/>
     <w:p>
       <w:pPr>
         <w:rPr>
@@ -9152,6 +9370,7 @@
   <w:style w:type="character" w:default="1" w:styleId="Absatz-Standardschriftart">
     <w:name w:val="Default Paragraph Font"/>
     <w:uiPriority w:val="1"/>
+    <w:semiHidden/>
     <w:unhideWhenUsed/>
   </w:style>
   <w:style w:type="table" w:default="1" w:styleId="NormaleTabelle">

--- a/Portfolio.docx
+++ b/Portfolio.docx
@@ -47,15 +47,7 @@
       </w:r>
       <w:r>
         <w:br/>
-        <w:t xml:space="preserve">Webbasierte Anwendung zur Verwaltung von Lernzielen und Themen mittels REST-API. Implementiert mit </w:t>
-      </w:r>
-      <w:proofErr w:type="spellStart"/>
-      <w:r>
-        <w:t>Flask</w:t>
-      </w:r>
-      <w:proofErr w:type="spellEnd"/>
-      <w:r>
-        <w:t xml:space="preserve"> (Backend) und statischem HTML/CSS-Frontend. Kernfunktionen: Token-basierte Authentifizierung, CRUD-Operationen für Themen/Lernziele, Prioritätsmanagement.</w:t>
+        <w:t>Webbasierte Anwendung zur Verwaltung von Lernzielen und Themen mittels REST-API. Implementiert mit Flask (Backend) und statischem HTML/CSS-Frontend. Kernfunktionen: Token-basierte Authentifizierung, CRUD-Operationen für Themen/Lernziele, Prioritätsmanagement.</w:t>
       </w:r>
     </w:p>
     <w:p>
@@ -165,23 +157,7 @@
         <w:t xml:space="preserve"> </w:t>
       </w:r>
       <w:r>
-        <w:t xml:space="preserve">in der Datenbank </w:t>
-      </w:r>
-      <w:proofErr w:type="spellStart"/>
-      <w:r>
-        <w:t>hadh</w:t>
-      </w:r>
-      <w:proofErr w:type="spellEnd"/>
-      <w:r>
-        <w:t xml:space="preserve">-pflichtig mit </w:t>
-      </w:r>
-      <w:proofErr w:type="spellStart"/>
-      <w:r>
-        <w:t>bcrypt</w:t>
-      </w:r>
-      <w:proofErr w:type="spellEnd"/>
-      <w:r>
-        <w:t xml:space="preserve"> gespeichert werden.</w:t>
+        <w:t>in der Datenbank hadh-pflichtig mit bcrypt gespeichert werden.</w:t>
       </w:r>
     </w:p>
     <w:p>
@@ -205,70 +181,25 @@
         </w:numPr>
       </w:pPr>
       <w:r>
-        <w:t xml:space="preserve">Die Cookies wurden so konfiguriert das durch </w:t>
-      </w:r>
-      <w:proofErr w:type="spellStart"/>
-      <w:r>
-        <w:t>HttpOnly</w:t>
-      </w:r>
-      <w:proofErr w:type="spellEnd"/>
-      <w:r>
-        <w:t xml:space="preserve">, Secure und </w:t>
-      </w:r>
-      <w:proofErr w:type="spellStart"/>
-      <w:r>
-        <w:t>SameSite</w:t>
-      </w:r>
-      <w:proofErr w:type="spellEnd"/>
-      <w:r>
-        <w:t xml:space="preserve">= </w:t>
-      </w:r>
-      <w:proofErr w:type="spellStart"/>
-      <w:r>
-        <w:t>Strict</w:t>
-      </w:r>
-      <w:proofErr w:type="spellEnd"/>
-      <w:r>
-        <w:t xml:space="preserve">, </w:t>
+        <w:t xml:space="preserve">Die Cookies wurden so konfiguriert das durch HttpOnly, Secure und SameSite= Strict, </w:t>
       </w:r>
       <w:r>
         <w:t>die</w:t>
       </w:r>
       <w:r>
-        <w:t xml:space="preserve"> Risiken, wie das Auslesen von Nutzerdaten (Cross-Site-Scripting) oder gefälschte Anfragen im Namen des Nutzers (Cross-Site-Request-</w:t>
-      </w:r>
-      <w:proofErr w:type="spellStart"/>
-      <w:r>
-        <w:t>Forgery</w:t>
-      </w:r>
-      <w:proofErr w:type="spellEnd"/>
-      <w:r>
-        <w:t>) minimiert werden.</w:t>
-      </w:r>
-    </w:p>
-    <w:p>
-      <w:r>
-        <w:t>Als ORM (</w:t>
-      </w:r>
-      <w:proofErr w:type="spellStart"/>
-      <w:r>
-        <w:t>Object</w:t>
-      </w:r>
-      <w:proofErr w:type="spellEnd"/>
-      <w:r>
-        <w:t xml:space="preserve">-Relational-Mapping) </w:t>
+        <w:t xml:space="preserve"> Risiken, wie das Auslesen von Nutzerdaten (Cross-Site-Scripting) oder gefälschte Anfragen im Namen des Nutzers (Cross-Site-Request-Forgery) minimiert werden.</w:t>
+      </w:r>
+    </w:p>
+    <w:p>
+      <w:r>
+        <w:t xml:space="preserve">Als ORM (Object-Relational-Mapping) </w:t>
       </w:r>
       <w:r>
         <w:t>wurde</w:t>
       </w:r>
       <w:r>
-        <w:t xml:space="preserve"> auf </w:t>
-      </w:r>
-      <w:proofErr w:type="spellStart"/>
-      <w:r>
-        <w:t>SQLAlchemy</w:t>
-      </w:r>
-      <w:proofErr w:type="spellEnd"/>
+        <w:t xml:space="preserve"> auf SQLAlchemy</w:t>
+      </w:r>
       <w:r>
         <w:t xml:space="preserve"> gesetzt</w:t>
       </w:r>
@@ -336,9 +267,9 @@
         <w:tblLook w:val="04A0" w:firstRow="1" w:lastRow="0" w:firstColumn="1" w:lastColumn="0" w:noHBand="0" w:noVBand="1"/>
       </w:tblPr>
       <w:tblGrid>
-        <w:gridCol w:w="2003"/>
-        <w:gridCol w:w="5389"/>
-        <w:gridCol w:w="1660"/>
+        <w:gridCol w:w="1939"/>
+        <w:gridCol w:w="4577"/>
+        <w:gridCol w:w="2536"/>
       </w:tblGrid>
       <w:tr>
         <w:tc>
@@ -727,6 +658,13 @@
                 <w:bCs/>
               </w:rPr>
             </w:pPr>
+            <w:r>
+              <w:rPr>
+                <w:b/>
+                <w:bCs/>
+              </w:rPr>
+              <w:t>abgeschlossen</w:t>
+            </w:r>
           </w:p>
         </w:tc>
       </w:tr>
@@ -769,15 +707,7 @@
           </w:tcPr>
           <w:p>
             <w:r>
-              <w:t>Pomodoro-</w:t>
-            </w:r>
-            <w:proofErr w:type="spellStart"/>
-            <w:r>
-              <w:t>Timer</w:t>
-            </w:r>
-            <w:proofErr w:type="spellEnd"/>
-            <w:r>
-              <w:t>: 25 Minuten lernen, 5 Minuten Pause</w:t>
+              <w:t>Pomodoro-Timer: 25 Minuten lernen, 5 Minuten Pause</w:t>
             </w:r>
           </w:p>
         </w:tc>
@@ -875,6 +805,13 @@
                 <w:bCs/>
               </w:rPr>
             </w:pPr>
+            <w:r>
+              <w:rPr>
+                <w:b/>
+                <w:bCs/>
+              </w:rPr>
+              <w:t>Abgeschlossen(YouTube Videos)</w:t>
+            </w:r>
           </w:p>
         </w:tc>
       </w:tr>
@@ -1356,15 +1293,7 @@
           </w:tcPr>
           <w:p>
             <w:r>
-              <w:t xml:space="preserve">Visuelle Auswertung: Diagramme zum Lernfortschritt (Balken- &amp; Kreisdiagramme), Entwicklung im Vergleich zu vorherigen Wochen, </w:t>
-            </w:r>
-            <w:proofErr w:type="spellStart"/>
-            <w:r>
-              <w:t>Heatmap</w:t>
-            </w:r>
-            <w:proofErr w:type="spellEnd"/>
-            <w:r>
-              <w:t xml:space="preserve"> für Lernaktivität</w:t>
+              <w:t>Visuelle Auswertung: Diagramme zum Lernfortschritt (Balken- &amp; Kreisdiagramme), Entwicklung im Vergleich zu vorherigen Wochen, Heatmap für Lernaktivität</w:t>
             </w:r>
           </w:p>
         </w:tc>
@@ -1508,15 +1437,7 @@
           </w:tcPr>
           <w:p>
             <w:r>
-              <w:t xml:space="preserve">Registrierung: Nutzer kann sich mit Vor- und </w:t>
-            </w:r>
-            <w:proofErr w:type="spellStart"/>
-            <w:r>
-              <w:t>nachname</w:t>
-            </w:r>
-            <w:proofErr w:type="spellEnd"/>
-            <w:r>
-              <w:t xml:space="preserve"> &amp; E-Mai und Passwort registrieren</w:t>
+              <w:t>Registrierung: Nutzer kann sich mit Vor- und nachname &amp; E-Mai und Passwort registrieren</w:t>
             </w:r>
           </w:p>
         </w:tc>
@@ -1905,10 +1826,10 @@
           <w:noProof/>
         </w:rPr>
         <w:drawing>
-          <wp:inline distT="0" distB="0" distL="0" distR="0" wp14:anchorId="26835EA0" wp14:editId="6B172526">
-            <wp:extent cx="5760720" cy="5144770"/>
-            <wp:effectExtent l="0" t="0" r="0" b="0"/>
-            <wp:docPr id="422620779" name="Grafik 5"/>
+          <wp:inline distT="0" distB="0" distL="0" distR="0" wp14:anchorId="262D9DEE" wp14:editId="77582037">
+            <wp:extent cx="5760720" cy="6683375"/>
+            <wp:effectExtent l="0" t="0" r="0" b="3175"/>
+            <wp:docPr id="629505733" name="Grafik 1"/>
             <wp:cNvGraphicFramePr>
               <a:graphicFrameLocks xmlns:a="http://schemas.openxmlformats.org/drawingml/2006/main" noChangeAspect="1"/>
             </wp:cNvGraphicFramePr>
@@ -1916,7 +1837,7 @@
               <a:graphicData uri="http://schemas.openxmlformats.org/drawingml/2006/picture">
                 <pic:pic xmlns:pic="http://schemas.openxmlformats.org/drawingml/2006/picture">
                   <pic:nvPicPr>
-                    <pic:cNvPr id="0" name="Picture 9"/>
+                    <pic:cNvPr id="0" name="Picture 1"/>
                     <pic:cNvPicPr>
                       <a:picLocks noChangeAspect="1" noChangeArrowheads="1"/>
                     </pic:cNvPicPr>
@@ -1937,7 +1858,7 @@
                   <pic:spPr bwMode="auto">
                     <a:xfrm>
                       <a:off x="0" y="0"/>
-                      <a:ext cx="5760720" cy="5144770"/>
+                      <a:ext cx="5760720" cy="6683375"/>
                     </a:xfrm>
                     <a:prstGeom prst="rect">
                       <a:avLst/>
@@ -1982,42 +1903,40 @@
         <w:tblLook w:val="04A0" w:firstRow="1" w:lastRow="0" w:firstColumn="1" w:lastColumn="0" w:noHBand="0" w:noVBand="1"/>
       </w:tblPr>
       <w:tblGrid>
-        <w:gridCol w:w="1401"/>
-        <w:gridCol w:w="918"/>
-        <w:gridCol w:w="1582"/>
-        <w:gridCol w:w="1464"/>
-        <w:gridCol w:w="1922"/>
-        <w:gridCol w:w="2342"/>
+        <w:gridCol w:w="1037"/>
+        <w:gridCol w:w="731"/>
+        <w:gridCol w:w="3359"/>
+        <w:gridCol w:w="1247"/>
+        <w:gridCol w:w="1472"/>
+        <w:gridCol w:w="1783"/>
       </w:tblGrid>
       <w:tr>
         <w:tc>
           <w:tcPr>
-            <w:tcW w:w="1792" w:type="dxa"/>
-            <w:tcBorders>
-              <w:top w:val="single" w:sz="8" w:space="0" w:color="000000"/>
-              <w:left w:val="single" w:sz="8" w:space="0" w:color="000000"/>
-              <w:bottom w:val="single" w:sz="8" w:space="0" w:color="000000"/>
-              <w:right w:val="single" w:sz="8" w:space="0" w:color="000000"/>
-            </w:tcBorders>
-            <w:tcMar>
-              <w:top w:w="100" w:type="dxa"/>
-              <w:left w:w="100" w:type="dxa"/>
-              <w:bottom w:w="100" w:type="dxa"/>
-              <w:right w:w="100" w:type="dxa"/>
-            </w:tcMar>
-            <w:hideMark/>
-          </w:tcPr>
-          <w:p>
-            <w:proofErr w:type="spellStart"/>
+            <w:tcW w:w="1158" w:type="dxa"/>
+            <w:tcBorders>
+              <w:top w:val="single" w:sz="8" w:space="0" w:color="000000"/>
+              <w:left w:val="single" w:sz="8" w:space="0" w:color="000000"/>
+              <w:bottom w:val="single" w:sz="8" w:space="0" w:color="000000"/>
+              <w:right w:val="single" w:sz="8" w:space="0" w:color="000000"/>
+            </w:tcBorders>
+            <w:tcMar>
+              <w:top w:w="100" w:type="dxa"/>
+              <w:left w:w="100" w:type="dxa"/>
+              <w:bottom w:w="100" w:type="dxa"/>
+              <w:right w:w="100" w:type="dxa"/>
+            </w:tcMar>
+            <w:hideMark/>
+          </w:tcPr>
+          <w:p>
             <w:r>
               <w:t>Endpoint</w:t>
             </w:r>
-            <w:proofErr w:type="spellEnd"/>
-          </w:p>
-        </w:tc>
-        <w:tc>
-          <w:tcPr>
-            <w:tcW w:w="879" w:type="dxa"/>
+          </w:p>
+        </w:tc>
+        <w:tc>
+          <w:tcPr>
+            <w:tcW w:w="833" w:type="dxa"/>
             <w:tcBorders>
               <w:top w:val="single" w:sz="8" w:space="0" w:color="000000"/>
               <w:left w:val="single" w:sz="8" w:space="0" w:color="000000"/>
@@ -2086,7 +2005,7 @@
         </w:tc>
         <w:tc>
           <w:tcPr>
-            <w:tcW w:w="1829" w:type="dxa"/>
+            <w:tcW w:w="1717" w:type="dxa"/>
             <w:tcBorders>
               <w:top w:val="single" w:sz="8" w:space="0" w:color="000000"/>
               <w:left w:val="single" w:sz="8" w:space="0" w:color="000000"/>
@@ -2109,34 +2028,32 @@
         </w:tc>
         <w:tc>
           <w:tcPr>
-            <w:tcW w:w="2226" w:type="dxa"/>
-            <w:tcBorders>
-              <w:top w:val="single" w:sz="8" w:space="0" w:color="000000"/>
-              <w:left w:val="single" w:sz="8" w:space="0" w:color="000000"/>
-              <w:bottom w:val="single" w:sz="8" w:space="0" w:color="000000"/>
-              <w:right w:val="single" w:sz="8" w:space="0" w:color="000000"/>
-            </w:tcBorders>
-            <w:tcMar>
-              <w:top w:w="100" w:type="dxa"/>
-              <w:left w:w="100" w:type="dxa"/>
-              <w:bottom w:w="100" w:type="dxa"/>
-              <w:right w:w="100" w:type="dxa"/>
-            </w:tcMar>
-            <w:hideMark/>
-          </w:tcPr>
-          <w:p>
-            <w:proofErr w:type="spellStart"/>
+            <w:tcW w:w="2087" w:type="dxa"/>
+            <w:tcBorders>
+              <w:top w:val="single" w:sz="8" w:space="0" w:color="000000"/>
+              <w:left w:val="single" w:sz="8" w:space="0" w:color="000000"/>
+              <w:bottom w:val="single" w:sz="8" w:space="0" w:color="000000"/>
+              <w:right w:val="single" w:sz="8" w:space="0" w:color="000000"/>
+            </w:tcBorders>
+            <w:tcMar>
+              <w:top w:w="100" w:type="dxa"/>
+              <w:left w:w="100" w:type="dxa"/>
+              <w:bottom w:w="100" w:type="dxa"/>
+              <w:right w:w="100" w:type="dxa"/>
+            </w:tcMar>
+            <w:hideMark/>
+          </w:tcPr>
+          <w:p>
             <w:r>
               <w:t>comments</w:t>
             </w:r>
-            <w:proofErr w:type="spellEnd"/>
           </w:p>
         </w:tc>
       </w:tr>
       <w:tr>
         <w:tc>
           <w:tcPr>
-            <w:tcW w:w="1792" w:type="dxa"/>
+            <w:tcW w:w="1158" w:type="dxa"/>
             <w:tcBorders>
               <w:top w:val="single" w:sz="8" w:space="0" w:color="000000"/>
               <w:left w:val="single" w:sz="8" w:space="0" w:color="000000"/>
@@ -2159,7 +2076,7 @@
         </w:tc>
         <w:tc>
           <w:tcPr>
-            <w:tcW w:w="879" w:type="dxa"/>
+            <w:tcW w:w="833" w:type="dxa"/>
             <w:tcBorders>
               <w:top w:val="single" w:sz="8" w:space="0" w:color="000000"/>
               <w:left w:val="single" w:sz="8" w:space="0" w:color="000000"/>
@@ -2199,13 +2116,8 @@
           </w:tcPr>
           <w:p>
             <w:r>
-              <w:t>/</w:t>
-            </w:r>
-            <w:proofErr w:type="spellStart"/>
-            <w:r>
-              <w:t>login</w:t>
-            </w:r>
-            <w:proofErr w:type="spellEnd"/>
+              <w:t>/login</w:t>
+            </w:r>
           </w:p>
         </w:tc>
         <w:tc>
@@ -2227,53 +2139,13 @@
           </w:tcPr>
           <w:p>
             <w:r>
-              <w:t>{ "</w:t>
-            </w:r>
-            <w:proofErr w:type="spellStart"/>
-            <w:r>
-              <w:t>username</w:t>
-            </w:r>
-            <w:proofErr w:type="spellEnd"/>
-            <w:r>
-              <w:t>": "{</w:t>
-            </w:r>
-            <w:proofErr w:type="spellStart"/>
-            <w:r>
-              <w:t>username</w:t>
-            </w:r>
-            <w:proofErr w:type="spellEnd"/>
-            <w:r>
-              <w:t>}", "email": "{</w:t>
-            </w:r>
-            <w:proofErr w:type="gramStart"/>
-            <w:r>
-              <w:t>email</w:t>
-            </w:r>
-            <w:proofErr w:type="gramEnd"/>
-            <w:r>
-              <w:t>}", "</w:t>
-            </w:r>
-            <w:proofErr w:type="spellStart"/>
-            <w:r>
-              <w:t>password</w:t>
-            </w:r>
-            <w:proofErr w:type="spellEnd"/>
-            <w:r>
-              <w:t>": "{</w:t>
-            </w:r>
-            <w:proofErr w:type="spellStart"/>
-            <w:r>
-              <w:t>password</w:t>
-            </w:r>
-            <w:proofErr w:type="spellEnd"/>
-            <w:r>
-              <w:t>}" }</w:t>
-            </w:r>
-          </w:p>
-        </w:tc>
-        <w:tc>
-          <w:tcPr>
-            <w:tcW w:w="1829" w:type="dxa"/>
+              <w:t>{ "username": "{username}", "email": "{email}", "password": "{password}" }</w:t>
+            </w:r>
+          </w:p>
+        </w:tc>
+        <w:tc>
+          <w:tcPr>
+            <w:tcW w:w="1717" w:type="dxa"/>
             <w:tcBorders>
               <w:top w:val="single" w:sz="8" w:space="0" w:color="000000"/>
               <w:left w:val="single" w:sz="8" w:space="0" w:color="000000"/>
@@ -2298,40 +2170,18 @@
               <w:rPr>
                 <w:lang w:val="en-US"/>
               </w:rPr>
-              <w:t xml:space="preserve">200 </w:t>
-            </w:r>
-            <w:proofErr w:type="gramStart"/>
-            <w:r>
-              <w:rPr>
-                <w:lang w:val="en-US"/>
-              </w:rPr>
-              <w:t>{ "</w:t>
-            </w:r>
-            <w:proofErr w:type="gramEnd"/>
-            <w:r>
-              <w:rPr>
-                <w:lang w:val="en-US"/>
-              </w:rPr>
-              <w:t>message": "Login successful", "redirect": "/index" }</w:t>
-            </w:r>
-          </w:p>
-          <w:p>
-            <w:r>
-              <w:t>401 { "</w:t>
-            </w:r>
-            <w:proofErr w:type="spellStart"/>
-            <w:r>
-              <w:t>message</w:t>
-            </w:r>
-            <w:proofErr w:type="spellEnd"/>
-            <w:r>
-              <w:t>": "Ungültige Anmeldedaten" }</w:t>
-            </w:r>
-          </w:p>
-        </w:tc>
-        <w:tc>
-          <w:tcPr>
-            <w:tcW w:w="2226" w:type="dxa"/>
+              <w:t>200 { "message": "Login successful", "redirect": "/index" }</w:t>
+            </w:r>
+          </w:p>
+          <w:p>
+            <w:r>
+              <w:t>401 { "message": "Ungültige Anmeldedaten" }</w:t>
+            </w:r>
+          </w:p>
+        </w:tc>
+        <w:tc>
+          <w:tcPr>
+            <w:tcW w:w="2087" w:type="dxa"/>
             <w:tcBorders>
               <w:top w:val="single" w:sz="8" w:space="0" w:color="000000"/>
               <w:left w:val="single" w:sz="8" w:space="0" w:color="000000"/>
@@ -2356,7 +2206,7 @@
       <w:tr>
         <w:tc>
           <w:tcPr>
-            <w:tcW w:w="1792" w:type="dxa"/>
+            <w:tcW w:w="1158" w:type="dxa"/>
             <w:tcBorders>
               <w:top w:val="single" w:sz="8" w:space="0" w:color="000000"/>
               <w:left w:val="single" w:sz="8" w:space="0" w:color="000000"/>
@@ -2446,7 +2296,7 @@
         </w:tc>
         <w:tc>
           <w:tcPr>
-            <w:tcW w:w="879" w:type="dxa"/>
+            <w:tcW w:w="833" w:type="dxa"/>
             <w:tcBorders>
               <w:top w:val="single" w:sz="8" w:space="0" w:color="000000"/>
               <w:left w:val="single" w:sz="8" w:space="0" w:color="000000"/>
@@ -2486,13 +2336,8 @@
           </w:tcPr>
           <w:p>
             <w:r>
-              <w:t>/</w:t>
-            </w:r>
-            <w:proofErr w:type="spellStart"/>
-            <w:r>
-              <w:t>logout</w:t>
-            </w:r>
-            <w:proofErr w:type="spellEnd"/>
+              <w:t>/logout</w:t>
+            </w:r>
           </w:p>
         </w:tc>
         <w:tc>
@@ -2514,18 +2359,13 @@
           </w:tcPr>
           <w:p>
             <w:r>
-              <w:t xml:space="preserve">Cookie: </w:t>
-            </w:r>
-            <w:proofErr w:type="spellStart"/>
-            <w:r>
-              <w:t>auth_token</w:t>
-            </w:r>
-            <w:proofErr w:type="spellEnd"/>
-          </w:p>
-        </w:tc>
-        <w:tc>
-          <w:tcPr>
-            <w:tcW w:w="1829" w:type="dxa"/>
+              <w:t>Cookie: auth_token</w:t>
+            </w:r>
+          </w:p>
+        </w:tc>
+        <w:tc>
+          <w:tcPr>
+            <w:tcW w:w="1717" w:type="dxa"/>
             <w:tcBorders>
               <w:top w:val="single" w:sz="8" w:space="0" w:color="000000"/>
               <w:left w:val="single" w:sz="8" w:space="0" w:color="000000"/>
@@ -2550,21 +2390,7 @@
               <w:rPr>
                 <w:lang w:val="en-US"/>
               </w:rPr>
-              <w:t xml:space="preserve">200 </w:t>
-            </w:r>
-            <w:proofErr w:type="gramStart"/>
-            <w:r>
-              <w:rPr>
-                <w:lang w:val="en-US"/>
-              </w:rPr>
-              <w:t>{ "</w:t>
-            </w:r>
-            <w:proofErr w:type="gramEnd"/>
-            <w:r>
-              <w:rPr>
-                <w:lang w:val="en-US"/>
-              </w:rPr>
-              <w:t>message": "Logout successful" }</w:t>
+              <w:t>200 { "message": "Logout successful" }</w:t>
             </w:r>
           </w:p>
           <w:p>
@@ -2577,837 +2403,1232 @@
               <w:rPr>
                 <w:lang w:val="en-US"/>
               </w:rPr>
-              <w:t xml:space="preserve">401 </w:t>
-            </w:r>
-            <w:proofErr w:type="gramStart"/>
+              <w:t>401 { "message": "Unauthorized" }</w:t>
+            </w:r>
+          </w:p>
+        </w:tc>
+        <w:tc>
+          <w:tcPr>
+            <w:tcW w:w="2087" w:type="dxa"/>
+            <w:tcBorders>
+              <w:top w:val="single" w:sz="8" w:space="0" w:color="000000"/>
+              <w:left w:val="single" w:sz="8" w:space="0" w:color="000000"/>
+              <w:bottom w:val="single" w:sz="8" w:space="0" w:color="000000"/>
+              <w:right w:val="single" w:sz="8" w:space="0" w:color="000000"/>
+            </w:tcBorders>
+            <w:tcMar>
+              <w:top w:w="100" w:type="dxa"/>
+              <w:left w:w="100" w:type="dxa"/>
+              <w:bottom w:w="100" w:type="dxa"/>
+              <w:right w:w="100" w:type="dxa"/>
+            </w:tcMar>
+            <w:hideMark/>
+          </w:tcPr>
+          <w:p>
+            <w:r>
+              <w:t>Löscht das Authentifizierungstoken</w:t>
+            </w:r>
+          </w:p>
+        </w:tc>
+      </w:tr>
+      <w:tr>
+        <w:tc>
+          <w:tcPr>
+            <w:tcW w:w="1158" w:type="dxa"/>
+            <w:tcBorders>
+              <w:top w:val="single" w:sz="8" w:space="0" w:color="000000"/>
+              <w:left w:val="single" w:sz="8" w:space="0" w:color="000000"/>
+              <w:bottom w:val="single" w:sz="8" w:space="0" w:color="000000"/>
+              <w:right w:val="single" w:sz="8" w:space="0" w:color="000000"/>
+            </w:tcBorders>
+            <w:tcMar>
+              <w:top w:w="100" w:type="dxa"/>
+              <w:left w:w="100" w:type="dxa"/>
+              <w:bottom w:w="100" w:type="dxa"/>
+              <w:right w:w="100" w:type="dxa"/>
+            </w:tcMar>
+            <w:hideMark/>
+          </w:tcPr>
+          <w:p>
+            <w:r>
+              <w:t>Register</w:t>
+            </w:r>
+          </w:p>
+        </w:tc>
+        <w:tc>
+          <w:tcPr>
+            <w:tcW w:w="833" w:type="dxa"/>
+            <w:tcBorders>
+              <w:top w:val="single" w:sz="8" w:space="0" w:color="000000"/>
+              <w:left w:val="single" w:sz="8" w:space="0" w:color="000000"/>
+              <w:bottom w:val="single" w:sz="8" w:space="0" w:color="000000"/>
+              <w:right w:val="single" w:sz="8" w:space="0" w:color="000000"/>
+            </w:tcBorders>
+            <w:tcMar>
+              <w:top w:w="100" w:type="dxa"/>
+              <w:left w:w="100" w:type="dxa"/>
+              <w:bottom w:w="100" w:type="dxa"/>
+              <w:right w:w="100" w:type="dxa"/>
+            </w:tcMar>
+            <w:hideMark/>
+          </w:tcPr>
+          <w:p>
+            <w:r>
+              <w:t>POST</w:t>
+            </w:r>
+          </w:p>
+        </w:tc>
+        <w:tc>
+          <w:tcPr>
+            <w:tcW w:w="0" w:type="auto"/>
+            <w:tcBorders>
+              <w:top w:val="single" w:sz="8" w:space="0" w:color="000000"/>
+              <w:left w:val="single" w:sz="8" w:space="0" w:color="000000"/>
+              <w:bottom w:val="single" w:sz="8" w:space="0" w:color="000000"/>
+              <w:right w:val="single" w:sz="8" w:space="0" w:color="000000"/>
+            </w:tcBorders>
+            <w:tcMar>
+              <w:top w:w="100" w:type="dxa"/>
+              <w:left w:w="100" w:type="dxa"/>
+              <w:bottom w:w="100" w:type="dxa"/>
+              <w:right w:w="100" w:type="dxa"/>
+            </w:tcMar>
+            <w:hideMark/>
+          </w:tcPr>
+          <w:p>
+            <w:r>
+              <w:t>/register</w:t>
+            </w:r>
+          </w:p>
+        </w:tc>
+        <w:tc>
+          <w:tcPr>
+            <w:tcW w:w="0" w:type="auto"/>
+            <w:tcBorders>
+              <w:top w:val="single" w:sz="8" w:space="0" w:color="000000"/>
+              <w:left w:val="single" w:sz="8" w:space="0" w:color="000000"/>
+              <w:bottom w:val="single" w:sz="8" w:space="0" w:color="000000"/>
+              <w:right w:val="single" w:sz="8" w:space="0" w:color="000000"/>
+            </w:tcBorders>
+            <w:tcMar>
+              <w:top w:w="100" w:type="dxa"/>
+              <w:left w:w="100" w:type="dxa"/>
+              <w:bottom w:w="100" w:type="dxa"/>
+              <w:right w:w="100" w:type="dxa"/>
+            </w:tcMar>
+            <w:hideMark/>
+          </w:tcPr>
+          <w:p>
+            <w:r>
+              <w:t>{ "username": "{username}", "email": "{email}", "password": "{password}" }</w:t>
+            </w:r>
+          </w:p>
+        </w:tc>
+        <w:tc>
+          <w:tcPr>
+            <w:tcW w:w="1717" w:type="dxa"/>
+            <w:tcBorders>
+              <w:top w:val="single" w:sz="8" w:space="0" w:color="000000"/>
+              <w:left w:val="single" w:sz="8" w:space="0" w:color="000000"/>
+              <w:bottom w:val="single" w:sz="8" w:space="0" w:color="000000"/>
+              <w:right w:val="single" w:sz="8" w:space="0" w:color="000000"/>
+            </w:tcBorders>
+            <w:tcMar>
+              <w:top w:w="100" w:type="dxa"/>
+              <w:left w:w="100" w:type="dxa"/>
+              <w:bottom w:w="100" w:type="dxa"/>
+              <w:right w:w="100" w:type="dxa"/>
+            </w:tcMar>
+            <w:hideMark/>
+          </w:tcPr>
+          <w:p>
+            <w:r>
+              <w:t>201 { "message": "Benutzer erfolgreich registriert" }</w:t>
+            </w:r>
+          </w:p>
+          <w:p>
+            <w:r>
+              <w:t>400 { "message": "Benutzername oder Email existiert bereits" }</w:t>
+            </w:r>
+          </w:p>
+          <w:p>
+            <w:r>
+              <w:t>500 { "message": "Ein Fehler ist aufgetreten" }</w:t>
+            </w:r>
+          </w:p>
+        </w:tc>
+        <w:tc>
+          <w:tcPr>
+            <w:tcW w:w="2087" w:type="dxa"/>
+            <w:tcBorders>
+              <w:top w:val="single" w:sz="8" w:space="0" w:color="000000"/>
+              <w:left w:val="single" w:sz="8" w:space="0" w:color="000000"/>
+              <w:bottom w:val="single" w:sz="8" w:space="0" w:color="000000"/>
+              <w:right w:val="single" w:sz="8" w:space="0" w:color="000000"/>
+            </w:tcBorders>
+            <w:tcMar>
+              <w:top w:w="100" w:type="dxa"/>
+              <w:left w:w="100" w:type="dxa"/>
+              <w:bottom w:w="100" w:type="dxa"/>
+              <w:right w:w="100" w:type="dxa"/>
+            </w:tcMar>
+            <w:hideMark/>
+          </w:tcPr>
+          <w:p>
+            <w:r>
+              <w:t>Erstellt einen neuen Benutzer</w:t>
+            </w:r>
+          </w:p>
+        </w:tc>
+      </w:tr>
+      <w:tr>
+        <w:tc>
+          <w:tcPr>
+            <w:tcW w:w="1158" w:type="dxa"/>
+            <w:tcBorders>
+              <w:top w:val="single" w:sz="8" w:space="0" w:color="000000"/>
+              <w:left w:val="single" w:sz="8" w:space="0" w:color="000000"/>
+              <w:bottom w:val="single" w:sz="8" w:space="0" w:color="000000"/>
+              <w:right w:val="single" w:sz="8" w:space="0" w:color="000000"/>
+            </w:tcBorders>
+            <w:tcMar>
+              <w:top w:w="100" w:type="dxa"/>
+              <w:left w:w="100" w:type="dxa"/>
+              <w:bottom w:w="100" w:type="dxa"/>
+              <w:right w:w="100" w:type="dxa"/>
+            </w:tcMar>
+            <w:hideMark/>
+          </w:tcPr>
+          <w:p>
+            <w:r>
+              <w:lastRenderedPageBreak/>
+              <w:t>Topics</w:t>
+            </w:r>
+          </w:p>
+        </w:tc>
+        <w:tc>
+          <w:tcPr>
+            <w:tcW w:w="833" w:type="dxa"/>
+            <w:tcBorders>
+              <w:top w:val="single" w:sz="8" w:space="0" w:color="000000"/>
+              <w:left w:val="single" w:sz="8" w:space="0" w:color="000000"/>
+              <w:bottom w:val="single" w:sz="8" w:space="0" w:color="000000"/>
+              <w:right w:val="single" w:sz="8" w:space="0" w:color="000000"/>
+            </w:tcBorders>
+            <w:tcMar>
+              <w:top w:w="100" w:type="dxa"/>
+              <w:left w:w="100" w:type="dxa"/>
+              <w:bottom w:w="100" w:type="dxa"/>
+              <w:right w:w="100" w:type="dxa"/>
+            </w:tcMar>
+            <w:hideMark/>
+          </w:tcPr>
+          <w:p>
+            <w:r>
+              <w:t>GET</w:t>
+            </w:r>
+          </w:p>
+        </w:tc>
+        <w:tc>
+          <w:tcPr>
+            <w:tcW w:w="0" w:type="auto"/>
+            <w:tcBorders>
+              <w:top w:val="single" w:sz="8" w:space="0" w:color="000000"/>
+              <w:left w:val="single" w:sz="8" w:space="0" w:color="000000"/>
+              <w:bottom w:val="single" w:sz="8" w:space="0" w:color="000000"/>
+              <w:right w:val="single" w:sz="8" w:space="0" w:color="000000"/>
+            </w:tcBorders>
+            <w:tcMar>
+              <w:top w:w="100" w:type="dxa"/>
+              <w:left w:w="100" w:type="dxa"/>
+              <w:bottom w:w="100" w:type="dxa"/>
+              <w:right w:w="100" w:type="dxa"/>
+            </w:tcMar>
+            <w:hideMark/>
+          </w:tcPr>
+          <w:p>
+            <w:r>
+              <w:t>/topics</w:t>
+            </w:r>
+          </w:p>
+        </w:tc>
+        <w:tc>
+          <w:tcPr>
+            <w:tcW w:w="0" w:type="auto"/>
+            <w:tcBorders>
+              <w:top w:val="single" w:sz="8" w:space="0" w:color="000000"/>
+              <w:left w:val="single" w:sz="8" w:space="0" w:color="000000"/>
+              <w:bottom w:val="single" w:sz="8" w:space="0" w:color="000000"/>
+              <w:right w:val="single" w:sz="8" w:space="0" w:color="000000"/>
+            </w:tcBorders>
+            <w:tcMar>
+              <w:top w:w="100" w:type="dxa"/>
+              <w:left w:w="100" w:type="dxa"/>
+              <w:bottom w:w="100" w:type="dxa"/>
+              <w:right w:w="100" w:type="dxa"/>
+            </w:tcMar>
+            <w:hideMark/>
+          </w:tcPr>
+          <w:p>
+            <w:r>
+              <w:t>Cookie: auth_token</w:t>
+            </w:r>
+          </w:p>
+        </w:tc>
+        <w:tc>
+          <w:tcPr>
+            <w:tcW w:w="1717" w:type="dxa"/>
+            <w:tcBorders>
+              <w:top w:val="single" w:sz="8" w:space="0" w:color="000000"/>
+              <w:left w:val="single" w:sz="8" w:space="0" w:color="000000"/>
+              <w:bottom w:val="single" w:sz="8" w:space="0" w:color="000000"/>
+              <w:right w:val="single" w:sz="8" w:space="0" w:color="000000"/>
+            </w:tcBorders>
+            <w:tcMar>
+              <w:top w:w="100" w:type="dxa"/>
+              <w:left w:w="100" w:type="dxa"/>
+              <w:bottom w:w="100" w:type="dxa"/>
+              <w:right w:w="100" w:type="dxa"/>
+            </w:tcMar>
+            <w:hideMark/>
+          </w:tcPr>
+          <w:p>
+            <w:r>
+              <w:t>200 [ { "id": 1, "name": "Topic1", "priority": 1 }, {...} ]</w:t>
+            </w:r>
+          </w:p>
+        </w:tc>
+        <w:tc>
+          <w:tcPr>
+            <w:tcW w:w="2087" w:type="dxa"/>
+            <w:tcBorders>
+              <w:top w:val="single" w:sz="8" w:space="0" w:color="000000"/>
+              <w:left w:val="single" w:sz="8" w:space="0" w:color="000000"/>
+              <w:bottom w:val="single" w:sz="8" w:space="0" w:color="000000"/>
+              <w:right w:val="single" w:sz="8" w:space="0" w:color="000000"/>
+            </w:tcBorders>
+            <w:tcMar>
+              <w:top w:w="100" w:type="dxa"/>
+              <w:left w:w="100" w:type="dxa"/>
+              <w:bottom w:w="100" w:type="dxa"/>
+              <w:right w:w="100" w:type="dxa"/>
+            </w:tcMar>
+            <w:hideMark/>
+          </w:tcPr>
+          <w:p>
+            <w:r>
+              <w:t>Gibt alle Themen des Benutzers zurück</w:t>
+            </w:r>
+          </w:p>
+        </w:tc>
+      </w:tr>
+      <w:tr>
+        <w:tc>
+          <w:tcPr>
+            <w:tcW w:w="1158" w:type="dxa"/>
+            <w:tcBorders>
+              <w:top w:val="single" w:sz="8" w:space="0" w:color="000000"/>
+              <w:left w:val="single" w:sz="8" w:space="0" w:color="000000"/>
+              <w:bottom w:val="single" w:sz="8" w:space="0" w:color="000000"/>
+              <w:right w:val="single" w:sz="8" w:space="0" w:color="000000"/>
+            </w:tcBorders>
+            <w:tcMar>
+              <w:top w:w="100" w:type="dxa"/>
+              <w:left w:w="100" w:type="dxa"/>
+              <w:bottom w:w="100" w:type="dxa"/>
+              <w:right w:w="100" w:type="dxa"/>
+            </w:tcMar>
+            <w:hideMark/>
+          </w:tcPr>
+          <w:p>
+            <w:r>
+              <w:t>Topic</w:t>
+            </w:r>
+            <w:r>
+              <w:t>s</w:t>
+            </w:r>
+          </w:p>
+        </w:tc>
+        <w:tc>
+          <w:tcPr>
+            <w:tcW w:w="833" w:type="dxa"/>
+            <w:tcBorders>
+              <w:top w:val="single" w:sz="8" w:space="0" w:color="000000"/>
+              <w:left w:val="single" w:sz="8" w:space="0" w:color="000000"/>
+              <w:bottom w:val="single" w:sz="8" w:space="0" w:color="000000"/>
+              <w:right w:val="single" w:sz="8" w:space="0" w:color="000000"/>
+            </w:tcBorders>
+            <w:tcMar>
+              <w:top w:w="100" w:type="dxa"/>
+              <w:left w:w="100" w:type="dxa"/>
+              <w:bottom w:w="100" w:type="dxa"/>
+              <w:right w:w="100" w:type="dxa"/>
+            </w:tcMar>
+            <w:hideMark/>
+          </w:tcPr>
+          <w:p>
+            <w:r>
+              <w:t>POST</w:t>
+            </w:r>
+          </w:p>
+        </w:tc>
+        <w:tc>
+          <w:tcPr>
+            <w:tcW w:w="0" w:type="auto"/>
+            <w:tcBorders>
+              <w:top w:val="single" w:sz="8" w:space="0" w:color="000000"/>
+              <w:left w:val="single" w:sz="8" w:space="0" w:color="000000"/>
+              <w:bottom w:val="single" w:sz="8" w:space="0" w:color="000000"/>
+              <w:right w:val="single" w:sz="8" w:space="0" w:color="000000"/>
+            </w:tcBorders>
+            <w:tcMar>
+              <w:top w:w="100" w:type="dxa"/>
+              <w:left w:w="100" w:type="dxa"/>
+              <w:bottom w:w="100" w:type="dxa"/>
+              <w:right w:w="100" w:type="dxa"/>
+            </w:tcMar>
+            <w:hideMark/>
+          </w:tcPr>
+          <w:p>
+            <w:r>
+              <w:t>/topics</w:t>
+            </w:r>
+          </w:p>
+        </w:tc>
+        <w:tc>
+          <w:tcPr>
+            <w:tcW w:w="0" w:type="auto"/>
+            <w:tcBorders>
+              <w:top w:val="single" w:sz="8" w:space="0" w:color="000000"/>
+              <w:left w:val="single" w:sz="8" w:space="0" w:color="000000"/>
+              <w:bottom w:val="single" w:sz="8" w:space="0" w:color="000000"/>
+              <w:right w:val="single" w:sz="8" w:space="0" w:color="000000"/>
+            </w:tcBorders>
+            <w:tcMar>
+              <w:top w:w="100" w:type="dxa"/>
+              <w:left w:w="100" w:type="dxa"/>
+              <w:bottom w:w="100" w:type="dxa"/>
+              <w:right w:w="100" w:type="dxa"/>
+            </w:tcMar>
+            <w:hideMark/>
+          </w:tcPr>
+          <w:p>
+            <w:r>
+              <w:t>{ "title": "{title}", "priority": {priority} }</w:t>
+            </w:r>
+          </w:p>
+        </w:tc>
+        <w:tc>
+          <w:tcPr>
+            <w:tcW w:w="1717" w:type="dxa"/>
+            <w:tcBorders>
+              <w:top w:val="single" w:sz="8" w:space="0" w:color="000000"/>
+              <w:left w:val="single" w:sz="8" w:space="0" w:color="000000"/>
+              <w:bottom w:val="single" w:sz="8" w:space="0" w:color="000000"/>
+              <w:right w:val="single" w:sz="8" w:space="0" w:color="000000"/>
+            </w:tcBorders>
+            <w:tcMar>
+              <w:top w:w="100" w:type="dxa"/>
+              <w:left w:w="100" w:type="dxa"/>
+              <w:bottom w:w="100" w:type="dxa"/>
+              <w:right w:w="100" w:type="dxa"/>
+            </w:tcMar>
+            <w:hideMark/>
+          </w:tcPr>
+          <w:p>
+            <w:r>
+              <w:t>201 { "message": "Thema erfolgreich erstellt", "topic_id": 1 }</w:t>
+            </w:r>
+          </w:p>
+          <w:p>
+            <w:r>
+              <w:t>400 { "error": "Titel ist erforderlich" }</w:t>
+            </w:r>
+          </w:p>
+        </w:tc>
+        <w:tc>
+          <w:tcPr>
+            <w:tcW w:w="2087" w:type="dxa"/>
+            <w:tcBorders>
+              <w:top w:val="single" w:sz="8" w:space="0" w:color="000000"/>
+              <w:left w:val="single" w:sz="8" w:space="0" w:color="000000"/>
+              <w:bottom w:val="single" w:sz="8" w:space="0" w:color="000000"/>
+              <w:right w:val="single" w:sz="8" w:space="0" w:color="000000"/>
+            </w:tcBorders>
+            <w:tcMar>
+              <w:top w:w="100" w:type="dxa"/>
+              <w:left w:w="100" w:type="dxa"/>
+              <w:bottom w:w="100" w:type="dxa"/>
+              <w:right w:w="100" w:type="dxa"/>
+            </w:tcMar>
+            <w:hideMark/>
+          </w:tcPr>
+          <w:p>
+            <w:r>
+              <w:t>Erstellt ein neues Thema</w:t>
+            </w:r>
+          </w:p>
+        </w:tc>
+      </w:tr>
+      <w:tr>
+        <w:tc>
+          <w:tcPr>
+            <w:tcW w:w="1158" w:type="dxa"/>
+            <w:tcBorders>
+              <w:top w:val="single" w:sz="8" w:space="0" w:color="000000"/>
+              <w:left w:val="single" w:sz="8" w:space="0" w:color="000000"/>
+              <w:bottom w:val="single" w:sz="8" w:space="0" w:color="000000"/>
+              <w:right w:val="single" w:sz="8" w:space="0" w:color="000000"/>
+            </w:tcBorders>
+            <w:tcMar>
+              <w:top w:w="100" w:type="dxa"/>
+              <w:left w:w="100" w:type="dxa"/>
+              <w:bottom w:w="100" w:type="dxa"/>
+              <w:right w:w="100" w:type="dxa"/>
+            </w:tcMar>
+            <w:hideMark/>
+          </w:tcPr>
+          <w:p>
+            <w:r>
+              <w:t>Learning Goals</w:t>
+            </w:r>
+          </w:p>
+        </w:tc>
+        <w:tc>
+          <w:tcPr>
+            <w:tcW w:w="833" w:type="dxa"/>
+            <w:tcBorders>
+              <w:top w:val="single" w:sz="8" w:space="0" w:color="000000"/>
+              <w:left w:val="single" w:sz="8" w:space="0" w:color="000000"/>
+              <w:bottom w:val="single" w:sz="8" w:space="0" w:color="000000"/>
+              <w:right w:val="single" w:sz="8" w:space="0" w:color="000000"/>
+            </w:tcBorders>
+            <w:tcMar>
+              <w:top w:w="100" w:type="dxa"/>
+              <w:left w:w="100" w:type="dxa"/>
+              <w:bottom w:w="100" w:type="dxa"/>
+              <w:right w:w="100" w:type="dxa"/>
+            </w:tcMar>
+            <w:hideMark/>
+          </w:tcPr>
+          <w:p>
+            <w:r>
+              <w:t>GET</w:t>
+            </w:r>
+          </w:p>
+        </w:tc>
+        <w:tc>
+          <w:tcPr>
+            <w:tcW w:w="0" w:type="auto"/>
+            <w:tcBorders>
+              <w:top w:val="single" w:sz="8" w:space="0" w:color="000000"/>
+              <w:left w:val="single" w:sz="8" w:space="0" w:color="000000"/>
+              <w:bottom w:val="single" w:sz="8" w:space="0" w:color="000000"/>
+              <w:right w:val="single" w:sz="8" w:space="0" w:color="000000"/>
+            </w:tcBorders>
+            <w:tcMar>
+              <w:top w:w="100" w:type="dxa"/>
+              <w:left w:w="100" w:type="dxa"/>
+              <w:bottom w:w="100" w:type="dxa"/>
+              <w:right w:w="100" w:type="dxa"/>
+            </w:tcMar>
+            <w:hideMark/>
+          </w:tcPr>
+          <w:p>
+            <w:r>
+              <w:t>/learning_goals</w:t>
+            </w:r>
+          </w:p>
+        </w:tc>
+        <w:tc>
+          <w:tcPr>
+            <w:tcW w:w="0" w:type="auto"/>
+            <w:tcBorders>
+              <w:top w:val="single" w:sz="8" w:space="0" w:color="000000"/>
+              <w:left w:val="single" w:sz="8" w:space="0" w:color="000000"/>
+              <w:bottom w:val="single" w:sz="8" w:space="0" w:color="000000"/>
+              <w:right w:val="single" w:sz="8" w:space="0" w:color="000000"/>
+            </w:tcBorders>
+            <w:tcMar>
+              <w:top w:w="100" w:type="dxa"/>
+              <w:left w:w="100" w:type="dxa"/>
+              <w:bottom w:w="100" w:type="dxa"/>
+              <w:right w:w="100" w:type="dxa"/>
+            </w:tcMar>
+            <w:hideMark/>
+          </w:tcPr>
+          <w:p>
+            <w:r>
+              <w:t>Cookie: auth_token</w:t>
+            </w:r>
+          </w:p>
+        </w:tc>
+        <w:tc>
+          <w:tcPr>
+            <w:tcW w:w="1717" w:type="dxa"/>
+            <w:tcBorders>
+              <w:top w:val="single" w:sz="8" w:space="0" w:color="000000"/>
+              <w:left w:val="single" w:sz="8" w:space="0" w:color="000000"/>
+              <w:bottom w:val="single" w:sz="8" w:space="0" w:color="000000"/>
+              <w:right w:val="single" w:sz="8" w:space="0" w:color="000000"/>
+            </w:tcBorders>
+            <w:tcMar>
+              <w:top w:w="100" w:type="dxa"/>
+              <w:left w:w="100" w:type="dxa"/>
+              <w:bottom w:w="100" w:type="dxa"/>
+              <w:right w:w="100" w:type="dxa"/>
+            </w:tcMar>
+            <w:hideMark/>
+          </w:tcPr>
+          <w:p>
             <w:r>
               <w:rPr>
                 <w:lang w:val="en-US"/>
               </w:rPr>
-              <w:t>{ "</w:t>
-            </w:r>
-            <w:proofErr w:type="gramEnd"/>
-            <w:r>
+              <w:t xml:space="preserve">200 [ { "id": 1, "topic_name": "Math", "description": "Algebra lernen", "deadline": "2025-06-01" }, {...} </w:t>
+            </w:r>
+            <w:r>
+              <w:t>]</w:t>
+            </w:r>
+          </w:p>
+        </w:tc>
+        <w:tc>
+          <w:tcPr>
+            <w:tcW w:w="2087" w:type="dxa"/>
+            <w:tcBorders>
+              <w:top w:val="single" w:sz="8" w:space="0" w:color="000000"/>
+              <w:left w:val="single" w:sz="8" w:space="0" w:color="000000"/>
+              <w:bottom w:val="single" w:sz="8" w:space="0" w:color="000000"/>
+              <w:right w:val="single" w:sz="8" w:space="0" w:color="000000"/>
+            </w:tcBorders>
+            <w:tcMar>
+              <w:top w:w="100" w:type="dxa"/>
+              <w:left w:w="100" w:type="dxa"/>
+              <w:bottom w:w="100" w:type="dxa"/>
+              <w:right w:w="100" w:type="dxa"/>
+            </w:tcMar>
+            <w:hideMark/>
+          </w:tcPr>
+          <w:p>
+            <w:r>
+              <w:t>Gibt alle Lernziele des Benutzers zurück</w:t>
+            </w:r>
+          </w:p>
+        </w:tc>
+      </w:tr>
+      <w:tr>
+        <w:tc>
+          <w:tcPr>
+            <w:tcW w:w="1158" w:type="dxa"/>
+            <w:tcBorders>
+              <w:top w:val="single" w:sz="8" w:space="0" w:color="000000"/>
+              <w:left w:val="single" w:sz="8" w:space="0" w:color="000000"/>
+              <w:bottom w:val="single" w:sz="8" w:space="0" w:color="000000"/>
+              <w:right w:val="single" w:sz="8" w:space="0" w:color="000000"/>
+            </w:tcBorders>
+            <w:tcMar>
+              <w:top w:w="100" w:type="dxa"/>
+              <w:left w:w="100" w:type="dxa"/>
+              <w:bottom w:w="100" w:type="dxa"/>
+              <w:right w:w="100" w:type="dxa"/>
+            </w:tcMar>
+            <w:hideMark/>
+          </w:tcPr>
+          <w:p>
+            <w:r>
+              <w:t>Learning Goal</w:t>
+            </w:r>
+            <w:r>
+              <w:t>s</w:t>
+            </w:r>
+          </w:p>
+        </w:tc>
+        <w:tc>
+          <w:tcPr>
+            <w:tcW w:w="833" w:type="dxa"/>
+            <w:tcBorders>
+              <w:top w:val="single" w:sz="8" w:space="0" w:color="000000"/>
+              <w:left w:val="single" w:sz="8" w:space="0" w:color="000000"/>
+              <w:bottom w:val="single" w:sz="8" w:space="0" w:color="000000"/>
+              <w:right w:val="single" w:sz="8" w:space="0" w:color="000000"/>
+            </w:tcBorders>
+            <w:tcMar>
+              <w:top w:w="100" w:type="dxa"/>
+              <w:left w:w="100" w:type="dxa"/>
+              <w:bottom w:w="100" w:type="dxa"/>
+              <w:right w:w="100" w:type="dxa"/>
+            </w:tcMar>
+            <w:hideMark/>
+          </w:tcPr>
+          <w:p>
+            <w:r>
+              <w:t>POST</w:t>
+            </w:r>
+          </w:p>
+        </w:tc>
+        <w:tc>
+          <w:tcPr>
+            <w:tcW w:w="0" w:type="auto"/>
+            <w:tcBorders>
+              <w:top w:val="single" w:sz="8" w:space="0" w:color="000000"/>
+              <w:left w:val="single" w:sz="8" w:space="0" w:color="000000"/>
+              <w:bottom w:val="single" w:sz="8" w:space="0" w:color="000000"/>
+              <w:right w:val="single" w:sz="8" w:space="0" w:color="000000"/>
+            </w:tcBorders>
+            <w:tcMar>
+              <w:top w:w="100" w:type="dxa"/>
+              <w:left w:w="100" w:type="dxa"/>
+              <w:bottom w:w="100" w:type="dxa"/>
+              <w:right w:w="100" w:type="dxa"/>
+            </w:tcMar>
+            <w:hideMark/>
+          </w:tcPr>
+          <w:p>
+            <w:r>
+              <w:t>/learning_goals</w:t>
+            </w:r>
+          </w:p>
+        </w:tc>
+        <w:tc>
+          <w:tcPr>
+            <w:tcW w:w="0" w:type="auto"/>
+            <w:tcBorders>
+              <w:top w:val="single" w:sz="8" w:space="0" w:color="000000"/>
+              <w:left w:val="single" w:sz="8" w:space="0" w:color="000000"/>
+              <w:bottom w:val="single" w:sz="8" w:space="0" w:color="000000"/>
+              <w:right w:val="single" w:sz="8" w:space="0" w:color="000000"/>
+            </w:tcBorders>
+            <w:tcMar>
+              <w:top w:w="100" w:type="dxa"/>
+              <w:left w:w="100" w:type="dxa"/>
+              <w:bottom w:w="100" w:type="dxa"/>
+              <w:right w:w="100" w:type="dxa"/>
+            </w:tcMar>
+            <w:hideMark/>
+          </w:tcPr>
+          <w:p>
+            <w:r>
+              <w:t>{ "topic_id": 1, "description": "Algebra lernen", "deadline": "2025-06-01" }</w:t>
+            </w:r>
+          </w:p>
+        </w:tc>
+        <w:tc>
+          <w:tcPr>
+            <w:tcW w:w="1717" w:type="dxa"/>
+            <w:tcBorders>
+              <w:top w:val="single" w:sz="8" w:space="0" w:color="000000"/>
+              <w:left w:val="single" w:sz="8" w:space="0" w:color="000000"/>
+              <w:bottom w:val="single" w:sz="8" w:space="0" w:color="000000"/>
+              <w:right w:val="single" w:sz="8" w:space="0" w:color="000000"/>
+            </w:tcBorders>
+            <w:tcMar>
+              <w:top w:w="100" w:type="dxa"/>
+              <w:left w:w="100" w:type="dxa"/>
+              <w:bottom w:w="100" w:type="dxa"/>
+              <w:right w:w="100" w:type="dxa"/>
+            </w:tcMar>
+            <w:hideMark/>
+          </w:tcPr>
+          <w:p>
+            <w:r>
+              <w:t>201 { "message": "Lernziel erfolgreich erstellt", "learning_goal_id": 1 }</w:t>
+            </w:r>
+          </w:p>
+          <w:p>
+            <w:r>
+              <w:t>400 { "error": "topic_id, description und deadline sind erforderlich" }</w:t>
+            </w:r>
+          </w:p>
+          <w:p>
+            <w:r>
+              <w:t>404 { "error": "Thema nicht gefunden" }</w:t>
+            </w:r>
+          </w:p>
+        </w:tc>
+        <w:tc>
+          <w:tcPr>
+            <w:tcW w:w="2087" w:type="dxa"/>
+            <w:tcBorders>
+              <w:top w:val="single" w:sz="8" w:space="0" w:color="000000"/>
+              <w:left w:val="single" w:sz="8" w:space="0" w:color="000000"/>
+              <w:bottom w:val="single" w:sz="8" w:space="0" w:color="000000"/>
+              <w:right w:val="single" w:sz="8" w:space="0" w:color="000000"/>
+            </w:tcBorders>
+            <w:tcMar>
+              <w:top w:w="100" w:type="dxa"/>
+              <w:left w:w="100" w:type="dxa"/>
+              <w:bottom w:w="100" w:type="dxa"/>
+              <w:right w:w="100" w:type="dxa"/>
+            </w:tcMar>
+            <w:hideMark/>
+          </w:tcPr>
+          <w:p>
+            <w:r>
+              <w:t>Erstellt ein neues Lernziel</w:t>
+            </w:r>
+          </w:p>
+        </w:tc>
+      </w:tr>
+      <w:tr>
+        <w:tc>
+          <w:tcPr>
+            <w:tcW w:w="1158" w:type="dxa"/>
+            <w:tcBorders>
+              <w:top w:val="single" w:sz="8" w:space="0" w:color="000000"/>
+              <w:left w:val="single" w:sz="8" w:space="0" w:color="000000"/>
+              <w:bottom w:val="single" w:sz="8" w:space="0" w:color="000000"/>
+              <w:right w:val="single" w:sz="8" w:space="0" w:color="000000"/>
+            </w:tcBorders>
+            <w:tcMar>
+              <w:top w:w="100" w:type="dxa"/>
+              <w:left w:w="100" w:type="dxa"/>
+              <w:bottom w:w="100" w:type="dxa"/>
+              <w:right w:w="100" w:type="dxa"/>
+            </w:tcMar>
+          </w:tcPr>
+          <w:p>
+            <w:r>
+              <w:t>Learning Goal</w:t>
+            </w:r>
+          </w:p>
+        </w:tc>
+        <w:tc>
+          <w:tcPr>
+            <w:tcW w:w="833" w:type="dxa"/>
+            <w:tcBorders>
+              <w:top w:val="single" w:sz="8" w:space="0" w:color="000000"/>
+              <w:left w:val="single" w:sz="8" w:space="0" w:color="000000"/>
+              <w:bottom w:val="single" w:sz="8" w:space="0" w:color="000000"/>
+              <w:right w:val="single" w:sz="8" w:space="0" w:color="000000"/>
+            </w:tcBorders>
+            <w:tcMar>
+              <w:top w:w="100" w:type="dxa"/>
+              <w:left w:w="100" w:type="dxa"/>
+              <w:bottom w:w="100" w:type="dxa"/>
+              <w:right w:w="100" w:type="dxa"/>
+            </w:tcMar>
+          </w:tcPr>
+          <w:p>
+            <w:r>
+              <w:t>GET</w:t>
+            </w:r>
+          </w:p>
+        </w:tc>
+        <w:tc>
+          <w:tcPr>
+            <w:tcW w:w="0" w:type="auto"/>
+            <w:tcBorders>
+              <w:top w:val="single" w:sz="8" w:space="0" w:color="000000"/>
+              <w:left w:val="single" w:sz="8" w:space="0" w:color="000000"/>
+              <w:bottom w:val="single" w:sz="8" w:space="0" w:color="000000"/>
+              <w:right w:val="single" w:sz="8" w:space="0" w:color="000000"/>
+            </w:tcBorders>
+            <w:tcMar>
+              <w:top w:w="100" w:type="dxa"/>
+              <w:left w:w="100" w:type="dxa"/>
+              <w:bottom w:w="100" w:type="dxa"/>
+              <w:right w:w="100" w:type="dxa"/>
+            </w:tcMar>
+          </w:tcPr>
+          <w:p>
+            <w:pPr>
               <w:rPr>
                 <w:lang w:val="en-US"/>
               </w:rPr>
-              <w:t>message": "Unauthorized" }</w:t>
-            </w:r>
-          </w:p>
-        </w:tc>
-        <w:tc>
-          <w:tcPr>
-            <w:tcW w:w="2226" w:type="dxa"/>
-            <w:tcBorders>
-              <w:top w:val="single" w:sz="8" w:space="0" w:color="000000"/>
-              <w:left w:val="single" w:sz="8" w:space="0" w:color="000000"/>
-              <w:bottom w:val="single" w:sz="8" w:space="0" w:color="000000"/>
-              <w:right w:val="single" w:sz="8" w:space="0" w:color="000000"/>
-            </w:tcBorders>
-            <w:tcMar>
-              <w:top w:w="100" w:type="dxa"/>
-              <w:left w:w="100" w:type="dxa"/>
-              <w:bottom w:w="100" w:type="dxa"/>
-              <w:right w:w="100" w:type="dxa"/>
-            </w:tcMar>
-            <w:hideMark/>
-          </w:tcPr>
-          <w:p>
-            <w:r>
-              <w:t>Löscht das Authentifizierungstoken</w:t>
-            </w:r>
-          </w:p>
-        </w:tc>
-      </w:tr>
-      <w:tr>
-        <w:tc>
-          <w:tcPr>
-            <w:tcW w:w="1792" w:type="dxa"/>
-            <w:tcBorders>
-              <w:top w:val="single" w:sz="8" w:space="0" w:color="000000"/>
-              <w:left w:val="single" w:sz="8" w:space="0" w:color="000000"/>
-              <w:bottom w:val="single" w:sz="8" w:space="0" w:color="000000"/>
-              <w:right w:val="single" w:sz="8" w:space="0" w:color="000000"/>
-            </w:tcBorders>
-            <w:tcMar>
-              <w:top w:w="100" w:type="dxa"/>
-              <w:left w:w="100" w:type="dxa"/>
-              <w:bottom w:w="100" w:type="dxa"/>
-              <w:right w:w="100" w:type="dxa"/>
-            </w:tcMar>
-            <w:hideMark/>
-          </w:tcPr>
-          <w:p>
-            <w:r>
-              <w:t>Register</w:t>
-            </w:r>
-          </w:p>
-        </w:tc>
-        <w:tc>
-          <w:tcPr>
-            <w:tcW w:w="879" w:type="dxa"/>
-            <w:tcBorders>
-              <w:top w:val="single" w:sz="8" w:space="0" w:color="000000"/>
-              <w:left w:val="single" w:sz="8" w:space="0" w:color="000000"/>
-              <w:bottom w:val="single" w:sz="8" w:space="0" w:color="000000"/>
-              <w:right w:val="single" w:sz="8" w:space="0" w:color="000000"/>
-            </w:tcBorders>
-            <w:tcMar>
-              <w:top w:w="100" w:type="dxa"/>
-              <w:left w:w="100" w:type="dxa"/>
-              <w:bottom w:w="100" w:type="dxa"/>
-              <w:right w:w="100" w:type="dxa"/>
-            </w:tcMar>
-            <w:hideMark/>
-          </w:tcPr>
-          <w:p>
-            <w:r>
-              <w:t>POST</w:t>
-            </w:r>
-          </w:p>
-        </w:tc>
-        <w:tc>
-          <w:tcPr>
-            <w:tcW w:w="0" w:type="auto"/>
-            <w:tcBorders>
-              <w:top w:val="single" w:sz="8" w:space="0" w:color="000000"/>
-              <w:left w:val="single" w:sz="8" w:space="0" w:color="000000"/>
-              <w:bottom w:val="single" w:sz="8" w:space="0" w:color="000000"/>
-              <w:right w:val="single" w:sz="8" w:space="0" w:color="000000"/>
-            </w:tcBorders>
-            <w:tcMar>
-              <w:top w:w="100" w:type="dxa"/>
-              <w:left w:w="100" w:type="dxa"/>
-              <w:bottom w:w="100" w:type="dxa"/>
-              <w:right w:w="100" w:type="dxa"/>
-            </w:tcMar>
-            <w:hideMark/>
-          </w:tcPr>
-          <w:p>
-            <w:r>
-              <w:t>/</w:t>
-            </w:r>
-            <w:proofErr w:type="spellStart"/>
-            <w:r>
-              <w:t>register</w:t>
-            </w:r>
-            <w:proofErr w:type="spellEnd"/>
-          </w:p>
-        </w:tc>
-        <w:tc>
-          <w:tcPr>
-            <w:tcW w:w="0" w:type="auto"/>
-            <w:tcBorders>
-              <w:top w:val="single" w:sz="8" w:space="0" w:color="000000"/>
-              <w:left w:val="single" w:sz="8" w:space="0" w:color="000000"/>
-              <w:bottom w:val="single" w:sz="8" w:space="0" w:color="000000"/>
-              <w:right w:val="single" w:sz="8" w:space="0" w:color="000000"/>
-            </w:tcBorders>
-            <w:tcMar>
-              <w:top w:w="100" w:type="dxa"/>
-              <w:left w:w="100" w:type="dxa"/>
-              <w:bottom w:w="100" w:type="dxa"/>
-              <w:right w:w="100" w:type="dxa"/>
-            </w:tcMar>
-            <w:hideMark/>
-          </w:tcPr>
-          <w:p>
-            <w:r>
-              <w:t>{ "</w:t>
-            </w:r>
-            <w:proofErr w:type="spellStart"/>
-            <w:r>
-              <w:t>username</w:t>
-            </w:r>
-            <w:proofErr w:type="spellEnd"/>
-            <w:r>
-              <w:t>": "{</w:t>
-            </w:r>
-            <w:proofErr w:type="spellStart"/>
-            <w:r>
-              <w:t>username</w:t>
-            </w:r>
-            <w:proofErr w:type="spellEnd"/>
-            <w:r>
-              <w:t>}", "email": "{</w:t>
-            </w:r>
-            <w:proofErr w:type="gramStart"/>
-            <w:r>
-              <w:t>email</w:t>
-            </w:r>
-            <w:proofErr w:type="gramEnd"/>
-            <w:r>
-              <w:t>}", "</w:t>
-            </w:r>
-            <w:proofErr w:type="spellStart"/>
-            <w:r>
-              <w:t>password</w:t>
-            </w:r>
-            <w:proofErr w:type="spellEnd"/>
-            <w:r>
-              <w:t>": "{</w:t>
-            </w:r>
-            <w:proofErr w:type="spellStart"/>
-            <w:r>
-              <w:t>password</w:t>
-            </w:r>
-            <w:proofErr w:type="spellEnd"/>
-            <w:r>
-              <w:t>}" }</w:t>
-            </w:r>
-          </w:p>
-        </w:tc>
-        <w:tc>
-          <w:tcPr>
-            <w:tcW w:w="1829" w:type="dxa"/>
-            <w:tcBorders>
-              <w:top w:val="single" w:sz="8" w:space="0" w:color="000000"/>
-              <w:left w:val="single" w:sz="8" w:space="0" w:color="000000"/>
-              <w:bottom w:val="single" w:sz="8" w:space="0" w:color="000000"/>
-              <w:right w:val="single" w:sz="8" w:space="0" w:color="000000"/>
-            </w:tcBorders>
-            <w:tcMar>
-              <w:top w:w="100" w:type="dxa"/>
-              <w:left w:w="100" w:type="dxa"/>
-              <w:bottom w:w="100" w:type="dxa"/>
-              <w:right w:w="100" w:type="dxa"/>
-            </w:tcMar>
-            <w:hideMark/>
-          </w:tcPr>
-          <w:p>
-            <w:r>
-              <w:t>201 { "</w:t>
-            </w:r>
-            <w:proofErr w:type="spellStart"/>
-            <w:r>
-              <w:t>message</w:t>
-            </w:r>
-            <w:proofErr w:type="spellEnd"/>
-            <w:r>
-              <w:t>": "Benutzer erfolgreich registriert" }</w:t>
-            </w:r>
-          </w:p>
-          <w:p>
-            <w:r>
-              <w:t>400 { "</w:t>
-            </w:r>
-            <w:proofErr w:type="spellStart"/>
-            <w:r>
-              <w:t>message</w:t>
-            </w:r>
-            <w:proofErr w:type="spellEnd"/>
-            <w:r>
-              <w:t xml:space="preserve">": "Benutzername oder </w:t>
-            </w:r>
-            <w:proofErr w:type="gramStart"/>
-            <w:r>
-              <w:t>Email</w:t>
-            </w:r>
-            <w:proofErr w:type="gramEnd"/>
-            <w:r>
-              <w:t xml:space="preserve"> existiert bereits" }</w:t>
-            </w:r>
-          </w:p>
-          <w:p>
-            <w:r>
-              <w:t>500 { "</w:t>
-            </w:r>
-            <w:proofErr w:type="spellStart"/>
-            <w:r>
-              <w:t>message</w:t>
-            </w:r>
-            <w:proofErr w:type="spellEnd"/>
-            <w:r>
-              <w:t>": "Ein Fehler ist aufgetreten" }</w:t>
-            </w:r>
-          </w:p>
-        </w:tc>
-        <w:tc>
-          <w:tcPr>
-            <w:tcW w:w="2226" w:type="dxa"/>
-            <w:tcBorders>
-              <w:top w:val="single" w:sz="8" w:space="0" w:color="000000"/>
-              <w:left w:val="single" w:sz="8" w:space="0" w:color="000000"/>
-              <w:bottom w:val="single" w:sz="8" w:space="0" w:color="000000"/>
-              <w:right w:val="single" w:sz="8" w:space="0" w:color="000000"/>
-            </w:tcBorders>
-            <w:tcMar>
-              <w:top w:w="100" w:type="dxa"/>
-              <w:left w:w="100" w:type="dxa"/>
-              <w:bottom w:w="100" w:type="dxa"/>
-              <w:right w:w="100" w:type="dxa"/>
-            </w:tcMar>
-            <w:hideMark/>
-          </w:tcPr>
-          <w:p>
-            <w:r>
-              <w:t>Erstellt einen neuen Benutzer</w:t>
-            </w:r>
-          </w:p>
-        </w:tc>
-      </w:tr>
-      <w:tr>
-        <w:tc>
-          <w:tcPr>
-            <w:tcW w:w="1792" w:type="dxa"/>
-            <w:tcBorders>
-              <w:top w:val="single" w:sz="8" w:space="0" w:color="000000"/>
-              <w:left w:val="single" w:sz="8" w:space="0" w:color="000000"/>
-              <w:bottom w:val="single" w:sz="8" w:space="0" w:color="000000"/>
-              <w:right w:val="single" w:sz="8" w:space="0" w:color="000000"/>
-            </w:tcBorders>
-            <w:tcMar>
-              <w:top w:w="100" w:type="dxa"/>
-              <w:left w:w="100" w:type="dxa"/>
-              <w:bottom w:w="100" w:type="dxa"/>
-              <w:right w:w="100" w:type="dxa"/>
-            </w:tcMar>
-            <w:hideMark/>
-          </w:tcPr>
-          <w:p>
-            <w:r>
-              <w:t>Topics</w:t>
-            </w:r>
-          </w:p>
-        </w:tc>
-        <w:tc>
-          <w:tcPr>
-            <w:tcW w:w="879" w:type="dxa"/>
-            <w:tcBorders>
-              <w:top w:val="single" w:sz="8" w:space="0" w:color="000000"/>
-              <w:left w:val="single" w:sz="8" w:space="0" w:color="000000"/>
-              <w:bottom w:val="single" w:sz="8" w:space="0" w:color="000000"/>
-              <w:right w:val="single" w:sz="8" w:space="0" w:color="000000"/>
-            </w:tcBorders>
-            <w:tcMar>
-              <w:top w:w="100" w:type="dxa"/>
-              <w:left w:w="100" w:type="dxa"/>
-              <w:bottom w:w="100" w:type="dxa"/>
-              <w:right w:w="100" w:type="dxa"/>
-            </w:tcMar>
-            <w:hideMark/>
-          </w:tcPr>
-          <w:p>
-            <w:r>
-              <w:t>GET</w:t>
-            </w:r>
-          </w:p>
-        </w:tc>
-        <w:tc>
-          <w:tcPr>
-            <w:tcW w:w="0" w:type="auto"/>
-            <w:tcBorders>
-              <w:top w:val="single" w:sz="8" w:space="0" w:color="000000"/>
-              <w:left w:val="single" w:sz="8" w:space="0" w:color="000000"/>
-              <w:bottom w:val="single" w:sz="8" w:space="0" w:color="000000"/>
-              <w:right w:val="single" w:sz="8" w:space="0" w:color="000000"/>
-            </w:tcBorders>
-            <w:tcMar>
-              <w:top w:w="100" w:type="dxa"/>
-              <w:left w:w="100" w:type="dxa"/>
-              <w:bottom w:w="100" w:type="dxa"/>
-              <w:right w:w="100" w:type="dxa"/>
-            </w:tcMar>
-            <w:hideMark/>
-          </w:tcPr>
-          <w:p>
-            <w:r>
-              <w:t>/</w:t>
-            </w:r>
-            <w:proofErr w:type="spellStart"/>
-            <w:r>
-              <w:t>topics</w:t>
-            </w:r>
-            <w:proofErr w:type="spellEnd"/>
-          </w:p>
-        </w:tc>
-        <w:tc>
-          <w:tcPr>
-            <w:tcW w:w="0" w:type="auto"/>
-            <w:tcBorders>
-              <w:top w:val="single" w:sz="8" w:space="0" w:color="000000"/>
-              <w:left w:val="single" w:sz="8" w:space="0" w:color="000000"/>
-              <w:bottom w:val="single" w:sz="8" w:space="0" w:color="000000"/>
-              <w:right w:val="single" w:sz="8" w:space="0" w:color="000000"/>
-            </w:tcBorders>
-            <w:tcMar>
-              <w:top w:w="100" w:type="dxa"/>
-              <w:left w:w="100" w:type="dxa"/>
-              <w:bottom w:w="100" w:type="dxa"/>
-              <w:right w:w="100" w:type="dxa"/>
-            </w:tcMar>
-            <w:hideMark/>
-          </w:tcPr>
-          <w:p>
-            <w:r>
-              <w:t xml:space="preserve">Cookie: </w:t>
-            </w:r>
-            <w:proofErr w:type="spellStart"/>
-            <w:r>
-              <w:t>auth_token</w:t>
-            </w:r>
-            <w:proofErr w:type="spellEnd"/>
-          </w:p>
-        </w:tc>
-        <w:tc>
-          <w:tcPr>
-            <w:tcW w:w="1829" w:type="dxa"/>
-            <w:tcBorders>
-              <w:top w:val="single" w:sz="8" w:space="0" w:color="000000"/>
-              <w:left w:val="single" w:sz="8" w:space="0" w:color="000000"/>
-              <w:bottom w:val="single" w:sz="8" w:space="0" w:color="000000"/>
-              <w:right w:val="single" w:sz="8" w:space="0" w:color="000000"/>
-            </w:tcBorders>
-            <w:tcMar>
-              <w:top w:w="100" w:type="dxa"/>
-              <w:left w:w="100" w:type="dxa"/>
-              <w:bottom w:w="100" w:type="dxa"/>
-              <w:right w:w="100" w:type="dxa"/>
-            </w:tcMar>
-            <w:hideMark/>
-          </w:tcPr>
-          <w:p>
-            <w:r>
-              <w:t>200 [ { "</w:t>
-            </w:r>
-            <w:proofErr w:type="spellStart"/>
-            <w:r>
-              <w:t>id</w:t>
-            </w:r>
-            <w:proofErr w:type="spellEnd"/>
-            <w:r>
-              <w:t>": 1, "</w:t>
-            </w:r>
-            <w:proofErr w:type="spellStart"/>
-            <w:r>
-              <w:t>name</w:t>
-            </w:r>
-            <w:proofErr w:type="spellEnd"/>
-            <w:r>
-              <w:t>": "Topic1", "</w:t>
-            </w:r>
-            <w:proofErr w:type="spellStart"/>
-            <w:r>
-              <w:t>priority</w:t>
-            </w:r>
-            <w:proofErr w:type="spellEnd"/>
-            <w:r>
-              <w:t>": 1 }, {...} ]</w:t>
-            </w:r>
-          </w:p>
-        </w:tc>
-        <w:tc>
-          <w:tcPr>
-            <w:tcW w:w="2226" w:type="dxa"/>
-            <w:tcBorders>
-              <w:top w:val="single" w:sz="8" w:space="0" w:color="000000"/>
-              <w:left w:val="single" w:sz="8" w:space="0" w:color="000000"/>
-              <w:bottom w:val="single" w:sz="8" w:space="0" w:color="000000"/>
-              <w:right w:val="single" w:sz="8" w:space="0" w:color="000000"/>
-            </w:tcBorders>
-            <w:tcMar>
-              <w:top w:w="100" w:type="dxa"/>
-              <w:left w:w="100" w:type="dxa"/>
-              <w:bottom w:w="100" w:type="dxa"/>
-              <w:right w:w="100" w:type="dxa"/>
-            </w:tcMar>
-            <w:hideMark/>
-          </w:tcPr>
-          <w:p>
-            <w:r>
-              <w:t>Gibt alle Themen des Benutzers zurück</w:t>
-            </w:r>
-          </w:p>
-        </w:tc>
-      </w:tr>
-      <w:tr>
-        <w:tc>
-          <w:tcPr>
-            <w:tcW w:w="1792" w:type="dxa"/>
-            <w:tcBorders>
-              <w:top w:val="single" w:sz="8" w:space="0" w:color="000000"/>
-              <w:left w:val="single" w:sz="8" w:space="0" w:color="000000"/>
-              <w:bottom w:val="single" w:sz="8" w:space="0" w:color="000000"/>
-              <w:right w:val="single" w:sz="8" w:space="0" w:color="000000"/>
-            </w:tcBorders>
-            <w:tcMar>
-              <w:top w:w="100" w:type="dxa"/>
-              <w:left w:w="100" w:type="dxa"/>
-              <w:bottom w:w="100" w:type="dxa"/>
-              <w:right w:w="100" w:type="dxa"/>
-            </w:tcMar>
-            <w:hideMark/>
-          </w:tcPr>
-          <w:p>
-            <w:r>
-              <w:t>Topic</w:t>
-            </w:r>
-            <w:r>
-              <w:t>s</w:t>
-            </w:r>
-          </w:p>
-        </w:tc>
-        <w:tc>
-          <w:tcPr>
-            <w:tcW w:w="879" w:type="dxa"/>
-            <w:tcBorders>
-              <w:top w:val="single" w:sz="8" w:space="0" w:color="000000"/>
-              <w:left w:val="single" w:sz="8" w:space="0" w:color="000000"/>
-              <w:bottom w:val="single" w:sz="8" w:space="0" w:color="000000"/>
-              <w:right w:val="single" w:sz="8" w:space="0" w:color="000000"/>
-            </w:tcBorders>
-            <w:tcMar>
-              <w:top w:w="100" w:type="dxa"/>
-              <w:left w:w="100" w:type="dxa"/>
-              <w:bottom w:w="100" w:type="dxa"/>
-              <w:right w:w="100" w:type="dxa"/>
-            </w:tcMar>
-            <w:hideMark/>
-          </w:tcPr>
-          <w:p>
-            <w:r>
-              <w:t>POST</w:t>
-            </w:r>
-          </w:p>
-        </w:tc>
-        <w:tc>
-          <w:tcPr>
-            <w:tcW w:w="0" w:type="auto"/>
-            <w:tcBorders>
-              <w:top w:val="single" w:sz="8" w:space="0" w:color="000000"/>
-              <w:left w:val="single" w:sz="8" w:space="0" w:color="000000"/>
-              <w:bottom w:val="single" w:sz="8" w:space="0" w:color="000000"/>
-              <w:right w:val="single" w:sz="8" w:space="0" w:color="000000"/>
-            </w:tcBorders>
-            <w:tcMar>
-              <w:top w:w="100" w:type="dxa"/>
-              <w:left w:w="100" w:type="dxa"/>
-              <w:bottom w:w="100" w:type="dxa"/>
-              <w:right w:w="100" w:type="dxa"/>
-            </w:tcMar>
-            <w:hideMark/>
-          </w:tcPr>
-          <w:p>
-            <w:r>
-              <w:t>/</w:t>
-            </w:r>
-            <w:proofErr w:type="spellStart"/>
-            <w:r>
-              <w:t>topics</w:t>
-            </w:r>
-            <w:proofErr w:type="spellEnd"/>
-          </w:p>
-        </w:tc>
-        <w:tc>
-          <w:tcPr>
-            <w:tcW w:w="0" w:type="auto"/>
-            <w:tcBorders>
-              <w:top w:val="single" w:sz="8" w:space="0" w:color="000000"/>
-              <w:left w:val="single" w:sz="8" w:space="0" w:color="000000"/>
-              <w:bottom w:val="single" w:sz="8" w:space="0" w:color="000000"/>
-              <w:right w:val="single" w:sz="8" w:space="0" w:color="000000"/>
-            </w:tcBorders>
-            <w:tcMar>
-              <w:top w:w="100" w:type="dxa"/>
-              <w:left w:w="100" w:type="dxa"/>
-              <w:bottom w:w="100" w:type="dxa"/>
-              <w:right w:w="100" w:type="dxa"/>
-            </w:tcMar>
-            <w:hideMark/>
-          </w:tcPr>
-          <w:p>
-            <w:r>
-              <w:t>{ "title": "{title}", "</w:t>
-            </w:r>
-            <w:proofErr w:type="spellStart"/>
-            <w:r>
-              <w:t>priority</w:t>
-            </w:r>
-            <w:proofErr w:type="spellEnd"/>
-            <w:r>
-              <w:t>": {</w:t>
-            </w:r>
-            <w:proofErr w:type="spellStart"/>
-            <w:r>
-              <w:t>priority</w:t>
-            </w:r>
-            <w:proofErr w:type="spellEnd"/>
-            <w:r>
-              <w:t>} }</w:t>
-            </w:r>
-          </w:p>
-        </w:tc>
-        <w:tc>
-          <w:tcPr>
-            <w:tcW w:w="1829" w:type="dxa"/>
-            <w:tcBorders>
-              <w:top w:val="single" w:sz="8" w:space="0" w:color="000000"/>
-              <w:left w:val="single" w:sz="8" w:space="0" w:color="000000"/>
-              <w:bottom w:val="single" w:sz="8" w:space="0" w:color="000000"/>
-              <w:right w:val="single" w:sz="8" w:space="0" w:color="000000"/>
-            </w:tcBorders>
-            <w:tcMar>
-              <w:top w:w="100" w:type="dxa"/>
-              <w:left w:w="100" w:type="dxa"/>
-              <w:bottom w:w="100" w:type="dxa"/>
-              <w:right w:w="100" w:type="dxa"/>
-            </w:tcMar>
-            <w:hideMark/>
-          </w:tcPr>
-          <w:p>
-            <w:r>
-              <w:t>201 { "</w:t>
-            </w:r>
-            <w:proofErr w:type="spellStart"/>
-            <w:r>
-              <w:t>message</w:t>
-            </w:r>
-            <w:proofErr w:type="spellEnd"/>
-            <w:r>
-              <w:t>": "Thema erfolgreich erstellt", "</w:t>
-            </w:r>
-            <w:proofErr w:type="spellStart"/>
-            <w:r>
-              <w:t>topic_id</w:t>
-            </w:r>
-            <w:proofErr w:type="spellEnd"/>
-            <w:r>
-              <w:t>": 1 }</w:t>
-            </w:r>
-          </w:p>
-          <w:p>
-            <w:r>
-              <w:t>400 { "</w:t>
-            </w:r>
-            <w:proofErr w:type="spellStart"/>
-            <w:r>
-              <w:t>error</w:t>
-            </w:r>
-            <w:proofErr w:type="spellEnd"/>
-            <w:r>
-              <w:t>": "Titel ist erforderlich" }</w:t>
-            </w:r>
-          </w:p>
-        </w:tc>
-        <w:tc>
-          <w:tcPr>
-            <w:tcW w:w="2226" w:type="dxa"/>
-            <w:tcBorders>
-              <w:top w:val="single" w:sz="8" w:space="0" w:color="000000"/>
-              <w:left w:val="single" w:sz="8" w:space="0" w:color="000000"/>
-              <w:bottom w:val="single" w:sz="8" w:space="0" w:color="000000"/>
-              <w:right w:val="single" w:sz="8" w:space="0" w:color="000000"/>
-            </w:tcBorders>
-            <w:tcMar>
-              <w:top w:w="100" w:type="dxa"/>
-              <w:left w:w="100" w:type="dxa"/>
-              <w:bottom w:w="100" w:type="dxa"/>
-              <w:right w:w="100" w:type="dxa"/>
-            </w:tcMar>
-            <w:hideMark/>
-          </w:tcPr>
-          <w:p>
-            <w:r>
-              <w:t>Erstellt ein neues Thema</w:t>
-            </w:r>
-          </w:p>
-        </w:tc>
-      </w:tr>
-      <w:tr>
-        <w:tc>
-          <w:tcPr>
-            <w:tcW w:w="1792" w:type="dxa"/>
-            <w:tcBorders>
-              <w:top w:val="single" w:sz="8" w:space="0" w:color="000000"/>
-              <w:left w:val="single" w:sz="8" w:space="0" w:color="000000"/>
-              <w:bottom w:val="single" w:sz="8" w:space="0" w:color="000000"/>
-              <w:right w:val="single" w:sz="8" w:space="0" w:color="000000"/>
-            </w:tcBorders>
-            <w:tcMar>
-              <w:top w:w="100" w:type="dxa"/>
-              <w:left w:w="100" w:type="dxa"/>
-              <w:bottom w:w="100" w:type="dxa"/>
-              <w:right w:w="100" w:type="dxa"/>
-            </w:tcMar>
-            <w:hideMark/>
-          </w:tcPr>
-          <w:p>
-            <w:r>
-              <w:lastRenderedPageBreak/>
-              <w:t>Learning Goals</w:t>
-            </w:r>
-          </w:p>
-        </w:tc>
-        <w:tc>
-          <w:tcPr>
-            <w:tcW w:w="879" w:type="dxa"/>
-            <w:tcBorders>
-              <w:top w:val="single" w:sz="8" w:space="0" w:color="000000"/>
-              <w:left w:val="single" w:sz="8" w:space="0" w:color="000000"/>
-              <w:bottom w:val="single" w:sz="8" w:space="0" w:color="000000"/>
-              <w:right w:val="single" w:sz="8" w:space="0" w:color="000000"/>
-            </w:tcBorders>
-            <w:tcMar>
-              <w:top w:w="100" w:type="dxa"/>
-              <w:left w:w="100" w:type="dxa"/>
-              <w:bottom w:w="100" w:type="dxa"/>
-              <w:right w:w="100" w:type="dxa"/>
-            </w:tcMar>
-            <w:hideMark/>
-          </w:tcPr>
-          <w:p>
-            <w:r>
-              <w:t>GET</w:t>
-            </w:r>
-          </w:p>
-        </w:tc>
-        <w:tc>
-          <w:tcPr>
-            <w:tcW w:w="0" w:type="auto"/>
-            <w:tcBorders>
-              <w:top w:val="single" w:sz="8" w:space="0" w:color="000000"/>
-              <w:left w:val="single" w:sz="8" w:space="0" w:color="000000"/>
-              <w:bottom w:val="single" w:sz="8" w:space="0" w:color="000000"/>
-              <w:right w:val="single" w:sz="8" w:space="0" w:color="000000"/>
-            </w:tcBorders>
-            <w:tcMar>
-              <w:top w:w="100" w:type="dxa"/>
-              <w:left w:w="100" w:type="dxa"/>
-              <w:bottom w:w="100" w:type="dxa"/>
-              <w:right w:w="100" w:type="dxa"/>
-            </w:tcMar>
-            <w:hideMark/>
-          </w:tcPr>
-          <w:p>
-            <w:r>
-              <w:t>/</w:t>
-            </w:r>
-            <w:proofErr w:type="spellStart"/>
-            <w:r>
-              <w:t>learning_goals</w:t>
-            </w:r>
-            <w:proofErr w:type="spellEnd"/>
-          </w:p>
-        </w:tc>
-        <w:tc>
-          <w:tcPr>
-            <w:tcW w:w="0" w:type="auto"/>
-            <w:tcBorders>
-              <w:top w:val="single" w:sz="8" w:space="0" w:color="000000"/>
-              <w:left w:val="single" w:sz="8" w:space="0" w:color="000000"/>
-              <w:bottom w:val="single" w:sz="8" w:space="0" w:color="000000"/>
-              <w:right w:val="single" w:sz="8" w:space="0" w:color="000000"/>
-            </w:tcBorders>
-            <w:tcMar>
-              <w:top w:w="100" w:type="dxa"/>
-              <w:left w:w="100" w:type="dxa"/>
-              <w:bottom w:w="100" w:type="dxa"/>
-              <w:right w:w="100" w:type="dxa"/>
-            </w:tcMar>
-            <w:hideMark/>
-          </w:tcPr>
-          <w:p>
-            <w:r>
-              <w:t xml:space="preserve">Cookie: </w:t>
-            </w:r>
-            <w:proofErr w:type="spellStart"/>
-            <w:r>
-              <w:t>auth_token</w:t>
-            </w:r>
-            <w:proofErr w:type="spellEnd"/>
-          </w:p>
-        </w:tc>
-        <w:tc>
-          <w:tcPr>
-            <w:tcW w:w="1829" w:type="dxa"/>
-            <w:tcBorders>
-              <w:top w:val="single" w:sz="8" w:space="0" w:color="000000"/>
-              <w:left w:val="single" w:sz="8" w:space="0" w:color="000000"/>
-              <w:bottom w:val="single" w:sz="8" w:space="0" w:color="000000"/>
-              <w:right w:val="single" w:sz="8" w:space="0" w:color="000000"/>
-            </w:tcBorders>
-            <w:tcMar>
-              <w:top w:w="100" w:type="dxa"/>
-              <w:left w:w="100" w:type="dxa"/>
-              <w:bottom w:w="100" w:type="dxa"/>
-              <w:right w:w="100" w:type="dxa"/>
-            </w:tcMar>
-            <w:hideMark/>
-          </w:tcPr>
-          <w:p>
+            </w:pPr>
             <w:r>
               <w:rPr>
                 <w:lang w:val="en-US"/>
               </w:rPr>
-              <w:t xml:space="preserve">200 [ </w:t>
-            </w:r>
-            <w:proofErr w:type="gramStart"/>
-            <w:r>
+              <w:t>/learning_goals/&lt;int:goal_id&gt;</w:t>
+            </w:r>
+          </w:p>
+        </w:tc>
+        <w:tc>
+          <w:tcPr>
+            <w:tcW w:w="0" w:type="auto"/>
+            <w:tcBorders>
+              <w:top w:val="single" w:sz="8" w:space="0" w:color="000000"/>
+              <w:left w:val="single" w:sz="8" w:space="0" w:color="000000"/>
+              <w:bottom w:val="single" w:sz="8" w:space="0" w:color="000000"/>
+              <w:right w:val="single" w:sz="8" w:space="0" w:color="000000"/>
+            </w:tcBorders>
+            <w:tcMar>
+              <w:top w:w="100" w:type="dxa"/>
+              <w:left w:w="100" w:type="dxa"/>
+              <w:bottom w:w="100" w:type="dxa"/>
+              <w:right w:w="100" w:type="dxa"/>
+            </w:tcMar>
+          </w:tcPr>
+          <w:p>
+            <w:r>
+              <w:t>Cookie: auth_token</w:t>
+            </w:r>
+          </w:p>
+        </w:tc>
+        <w:tc>
+          <w:tcPr>
+            <w:tcW w:w="1717" w:type="dxa"/>
+            <w:tcBorders>
+              <w:top w:val="single" w:sz="8" w:space="0" w:color="000000"/>
+              <w:left w:val="single" w:sz="8" w:space="0" w:color="000000"/>
+              <w:bottom w:val="single" w:sz="8" w:space="0" w:color="000000"/>
+              <w:right w:val="single" w:sz="8" w:space="0" w:color="000000"/>
+            </w:tcBorders>
+            <w:tcMar>
+              <w:top w:w="100" w:type="dxa"/>
+              <w:left w:w="100" w:type="dxa"/>
+              <w:bottom w:w="100" w:type="dxa"/>
+              <w:right w:w="100" w:type="dxa"/>
+            </w:tcMar>
+          </w:tcPr>
+          <w:p>
+            <w:r>
+              <w:t>200 { "id": 1, "topic_name"</w:t>
+            </w:r>
+            <w:r>
+              <w:lastRenderedPageBreak/>
+              <w:t>: "Math", ... }</w:t>
+            </w:r>
+            <w:r>
+              <w:br/>
+              <w:t>404 { "error": "Lernziel nicht gefunden" }</w:t>
+            </w:r>
+          </w:p>
+        </w:tc>
+        <w:tc>
+          <w:tcPr>
+            <w:tcW w:w="2087" w:type="dxa"/>
+            <w:tcBorders>
+              <w:top w:val="single" w:sz="8" w:space="0" w:color="000000"/>
+              <w:left w:val="single" w:sz="8" w:space="0" w:color="000000"/>
+              <w:bottom w:val="single" w:sz="8" w:space="0" w:color="000000"/>
+              <w:right w:val="single" w:sz="8" w:space="0" w:color="000000"/>
+            </w:tcBorders>
+            <w:tcMar>
+              <w:top w:w="100" w:type="dxa"/>
+              <w:left w:w="100" w:type="dxa"/>
+              <w:bottom w:w="100" w:type="dxa"/>
+              <w:right w:w="100" w:type="dxa"/>
+            </w:tcMar>
+          </w:tcPr>
+          <w:p>
+            <w:r>
+              <w:lastRenderedPageBreak/>
+              <w:t xml:space="preserve">Gibt Details eines Lernziels zurück </w:t>
+            </w:r>
+            <w:r>
+              <w:lastRenderedPageBreak/>
+              <w:t>(JSON) oder rendert HTML-Detailseite</w:t>
+            </w:r>
+          </w:p>
+        </w:tc>
+      </w:tr>
+      <w:tr>
+        <w:tc>
+          <w:tcPr>
+            <w:tcW w:w="1158" w:type="dxa"/>
+            <w:tcBorders>
+              <w:top w:val="single" w:sz="8" w:space="0" w:color="000000"/>
+              <w:left w:val="single" w:sz="8" w:space="0" w:color="000000"/>
+              <w:bottom w:val="single" w:sz="8" w:space="0" w:color="000000"/>
+              <w:right w:val="single" w:sz="8" w:space="0" w:color="000000"/>
+            </w:tcBorders>
+            <w:tcMar>
+              <w:top w:w="100" w:type="dxa"/>
+              <w:left w:w="100" w:type="dxa"/>
+              <w:bottom w:w="100" w:type="dxa"/>
+              <w:right w:w="100" w:type="dxa"/>
+            </w:tcMar>
+          </w:tcPr>
+          <w:p>
+            <w:r>
+              <w:lastRenderedPageBreak/>
+              <w:t>Study Methods</w:t>
+            </w:r>
+          </w:p>
+        </w:tc>
+        <w:tc>
+          <w:tcPr>
+            <w:tcW w:w="833" w:type="dxa"/>
+            <w:tcBorders>
+              <w:top w:val="single" w:sz="8" w:space="0" w:color="000000"/>
+              <w:left w:val="single" w:sz="8" w:space="0" w:color="000000"/>
+              <w:bottom w:val="single" w:sz="8" w:space="0" w:color="000000"/>
+              <w:right w:val="single" w:sz="8" w:space="0" w:color="000000"/>
+            </w:tcBorders>
+            <w:tcMar>
+              <w:top w:w="100" w:type="dxa"/>
+              <w:left w:w="100" w:type="dxa"/>
+              <w:bottom w:w="100" w:type="dxa"/>
+              <w:right w:w="100" w:type="dxa"/>
+            </w:tcMar>
+          </w:tcPr>
+          <w:p>
+            <w:r>
+              <w:t>POST</w:t>
+            </w:r>
+          </w:p>
+        </w:tc>
+        <w:tc>
+          <w:tcPr>
+            <w:tcW w:w="0" w:type="auto"/>
+            <w:tcBorders>
+              <w:top w:val="single" w:sz="8" w:space="0" w:color="000000"/>
+              <w:left w:val="single" w:sz="8" w:space="0" w:color="000000"/>
+              <w:bottom w:val="single" w:sz="8" w:space="0" w:color="000000"/>
+              <w:right w:val="single" w:sz="8" w:space="0" w:color="000000"/>
+            </w:tcBorders>
+            <w:tcMar>
+              <w:top w:w="100" w:type="dxa"/>
+              <w:left w:w="100" w:type="dxa"/>
+              <w:bottom w:w="100" w:type="dxa"/>
+              <w:right w:w="100" w:type="dxa"/>
+            </w:tcMar>
+          </w:tcPr>
+          <w:p>
+            <w:r>
+              <w:t>/study_methods</w:t>
+            </w:r>
+          </w:p>
+        </w:tc>
+        <w:tc>
+          <w:tcPr>
+            <w:tcW w:w="0" w:type="auto"/>
+            <w:tcBorders>
+              <w:top w:val="single" w:sz="8" w:space="0" w:color="000000"/>
+              <w:left w:val="single" w:sz="8" w:space="0" w:color="000000"/>
+              <w:bottom w:val="single" w:sz="8" w:space="0" w:color="000000"/>
+              <w:right w:val="single" w:sz="8" w:space="0" w:color="000000"/>
+            </w:tcBorders>
+            <w:tcMar>
+              <w:top w:w="100" w:type="dxa"/>
+              <w:left w:w="100" w:type="dxa"/>
+              <w:bottom w:w="100" w:type="dxa"/>
+              <w:right w:w="100" w:type="dxa"/>
+            </w:tcMar>
+          </w:tcPr>
+          <w:p>
+            <w:pPr>
               <w:rPr>
                 <w:lang w:val="en-US"/>
               </w:rPr>
-              <w:t>{ "</w:t>
-            </w:r>
-            <w:proofErr w:type="gramEnd"/>
+            </w:pPr>
             <w:r>
               <w:rPr>
                 <w:lang w:val="en-US"/>
               </w:rPr>
-              <w:t>id": 1, "</w:t>
-            </w:r>
-            <w:proofErr w:type="spellStart"/>
-            <w:r>
+              <w:t>{ "goal_id": 1, "type": "video", "content": "youtube_id" }</w:t>
+            </w:r>
+          </w:p>
+        </w:tc>
+        <w:tc>
+          <w:tcPr>
+            <w:tcW w:w="1717" w:type="dxa"/>
+            <w:tcBorders>
+              <w:top w:val="single" w:sz="8" w:space="0" w:color="000000"/>
+              <w:left w:val="single" w:sz="8" w:space="0" w:color="000000"/>
+              <w:bottom w:val="single" w:sz="8" w:space="0" w:color="000000"/>
+              <w:right w:val="single" w:sz="8" w:space="0" w:color="000000"/>
+            </w:tcBorders>
+            <w:tcMar>
+              <w:top w:w="100" w:type="dxa"/>
+              <w:left w:w="100" w:type="dxa"/>
+              <w:bottom w:w="100" w:type="dxa"/>
+              <w:right w:w="100" w:type="dxa"/>
+            </w:tcMar>
+          </w:tcPr>
+          <w:p>
+            <w:pPr>
               <w:rPr>
                 <w:lang w:val="en-US"/>
               </w:rPr>
-              <w:t>topic_name</w:t>
-            </w:r>
-            <w:proofErr w:type="spellEnd"/>
-            <w:r>
+            </w:pPr>
+            <w:r>
+              <w:t>201 { "message": "Methode gespeichert", "method": { ... } }</w:t>
+            </w:r>
+            <w:r>
+              <w:br/>
+              <w:t>401 { "error": "Unauthorized" }</w:t>
+            </w:r>
+          </w:p>
+        </w:tc>
+        <w:tc>
+          <w:tcPr>
+            <w:tcW w:w="2087" w:type="dxa"/>
+            <w:tcBorders>
+              <w:top w:val="single" w:sz="8" w:space="0" w:color="000000"/>
+              <w:left w:val="single" w:sz="8" w:space="0" w:color="000000"/>
+              <w:bottom w:val="single" w:sz="8" w:space="0" w:color="000000"/>
+              <w:right w:val="single" w:sz="8" w:space="0" w:color="000000"/>
+            </w:tcBorders>
+            <w:tcMar>
+              <w:top w:w="100" w:type="dxa"/>
+              <w:left w:w="100" w:type="dxa"/>
+              <w:bottom w:w="100" w:type="dxa"/>
+              <w:right w:w="100" w:type="dxa"/>
+            </w:tcMar>
+          </w:tcPr>
+          <w:p>
+            <w:r>
+              <w:t>Erstellt eine neue Lernmethode für ein Lernziel</w:t>
+            </w:r>
+          </w:p>
+        </w:tc>
+      </w:tr>
+      <w:tr>
+        <w:tc>
+          <w:tcPr>
+            <w:tcW w:w="1158" w:type="dxa"/>
+            <w:tcBorders>
+              <w:top w:val="single" w:sz="8" w:space="0" w:color="000000"/>
+              <w:left w:val="single" w:sz="8" w:space="0" w:color="000000"/>
+              <w:bottom w:val="single" w:sz="8" w:space="0" w:color="000000"/>
+              <w:right w:val="single" w:sz="8" w:space="0" w:color="000000"/>
+            </w:tcBorders>
+            <w:tcMar>
+              <w:top w:w="100" w:type="dxa"/>
+              <w:left w:w="100" w:type="dxa"/>
+              <w:bottom w:w="100" w:type="dxa"/>
+              <w:right w:w="100" w:type="dxa"/>
+            </w:tcMar>
+          </w:tcPr>
+          <w:p>
+            <w:r>
+              <w:t>Study Methods</w:t>
+            </w:r>
+          </w:p>
+        </w:tc>
+        <w:tc>
+          <w:tcPr>
+            <w:tcW w:w="833" w:type="dxa"/>
+            <w:tcBorders>
+              <w:top w:val="single" w:sz="8" w:space="0" w:color="000000"/>
+              <w:left w:val="single" w:sz="8" w:space="0" w:color="000000"/>
+              <w:bottom w:val="single" w:sz="8" w:space="0" w:color="000000"/>
+              <w:right w:val="single" w:sz="8" w:space="0" w:color="000000"/>
+            </w:tcBorders>
+            <w:tcMar>
+              <w:top w:w="100" w:type="dxa"/>
+              <w:left w:w="100" w:type="dxa"/>
+              <w:bottom w:w="100" w:type="dxa"/>
+              <w:right w:w="100" w:type="dxa"/>
+            </w:tcMar>
+          </w:tcPr>
+          <w:p>
+            <w:r>
+              <w:t>GET</w:t>
+            </w:r>
+          </w:p>
+        </w:tc>
+        <w:tc>
+          <w:tcPr>
+            <w:tcW w:w="0" w:type="auto"/>
+            <w:tcBorders>
+              <w:top w:val="single" w:sz="8" w:space="0" w:color="000000"/>
+              <w:left w:val="single" w:sz="8" w:space="0" w:color="000000"/>
+              <w:bottom w:val="single" w:sz="8" w:space="0" w:color="000000"/>
+              <w:right w:val="single" w:sz="8" w:space="0" w:color="000000"/>
+            </w:tcBorders>
+            <w:tcMar>
+              <w:top w:w="100" w:type="dxa"/>
+              <w:left w:w="100" w:type="dxa"/>
+              <w:bottom w:w="100" w:type="dxa"/>
+              <w:right w:w="100" w:type="dxa"/>
+            </w:tcMar>
+          </w:tcPr>
+          <w:p>
+            <w:pPr>
               <w:rPr>
                 <w:lang w:val="en-US"/>
               </w:rPr>
-              <w:t xml:space="preserve">": "Math", "description": "Algebra </w:t>
-            </w:r>
-            <w:proofErr w:type="spellStart"/>
+            </w:pPr>
             <w:r>
               <w:rPr>
                 <w:lang w:val="en-US"/>
               </w:rPr>
-              <w:t>lernen</w:t>
-            </w:r>
-            <w:proofErr w:type="spellEnd"/>
-            <w:r>
+              <w:t>/study_methods/&lt;int:goal_id&gt;</w:t>
+            </w:r>
+          </w:p>
+        </w:tc>
+        <w:tc>
+          <w:tcPr>
+            <w:tcW w:w="0" w:type="auto"/>
+            <w:tcBorders>
+              <w:top w:val="single" w:sz="8" w:space="0" w:color="000000"/>
+              <w:left w:val="single" w:sz="8" w:space="0" w:color="000000"/>
+              <w:bottom w:val="single" w:sz="8" w:space="0" w:color="000000"/>
+              <w:right w:val="single" w:sz="8" w:space="0" w:color="000000"/>
+            </w:tcBorders>
+            <w:tcMar>
+              <w:top w:w="100" w:type="dxa"/>
+              <w:left w:w="100" w:type="dxa"/>
+              <w:bottom w:w="100" w:type="dxa"/>
+              <w:right w:w="100" w:type="dxa"/>
+            </w:tcMar>
+          </w:tcPr>
+          <w:p>
+            <w:r>
+              <w:t>Cookie: auth_token</w:t>
+            </w:r>
+          </w:p>
+        </w:tc>
+        <w:tc>
+          <w:tcPr>
+            <w:tcW w:w="1717" w:type="dxa"/>
+            <w:tcBorders>
+              <w:top w:val="single" w:sz="8" w:space="0" w:color="000000"/>
+              <w:left w:val="single" w:sz="8" w:space="0" w:color="000000"/>
+              <w:bottom w:val="single" w:sz="8" w:space="0" w:color="000000"/>
+              <w:right w:val="single" w:sz="8" w:space="0" w:color="000000"/>
+            </w:tcBorders>
+            <w:tcMar>
+              <w:top w:w="100" w:type="dxa"/>
+              <w:left w:w="100" w:type="dxa"/>
+              <w:bottom w:w="100" w:type="dxa"/>
+              <w:right w:w="100" w:type="dxa"/>
+            </w:tcMar>
+          </w:tcPr>
+          <w:p>
+            <w:pPr>
               <w:rPr>
                 <w:lang w:val="en-US"/>
               </w:rPr>
-              <w:t xml:space="preserve">", "deadline": "2025-06-01" }, {...} </w:t>
-            </w:r>
-            <w:r>
-              <w:t>]</w:t>
-            </w:r>
-          </w:p>
-        </w:tc>
-        <w:tc>
-          <w:tcPr>
-            <w:tcW w:w="2226" w:type="dxa"/>
-            <w:tcBorders>
-              <w:top w:val="single" w:sz="8" w:space="0" w:color="000000"/>
-              <w:left w:val="single" w:sz="8" w:space="0" w:color="000000"/>
-              <w:bottom w:val="single" w:sz="8" w:space="0" w:color="000000"/>
-              <w:right w:val="single" w:sz="8" w:space="0" w:color="000000"/>
-            </w:tcBorders>
-            <w:tcMar>
-              <w:top w:w="100" w:type="dxa"/>
-              <w:left w:w="100" w:type="dxa"/>
-              <w:bottom w:w="100" w:type="dxa"/>
-              <w:right w:w="100" w:type="dxa"/>
-            </w:tcMar>
-            <w:hideMark/>
-          </w:tcPr>
-          <w:p>
-            <w:r>
-              <w:t>Gibt alle Lernziele des Benutzers zurück</w:t>
+            </w:pPr>
+            <w:r>
+              <w:rPr>
+                <w:lang w:val="en-US"/>
+              </w:rPr>
+              <w:t>200 [ { "id": 1, "method_type": "video", ... }, ... ]</w:t>
+            </w:r>
+            <w:r>
+              <w:rPr>
+                <w:lang w:val="en-US"/>
+              </w:rPr>
+              <w:br/>
+              <w:t>401 { "error": "Unauthorized" }</w:t>
+            </w:r>
+          </w:p>
+        </w:tc>
+        <w:tc>
+          <w:tcPr>
+            <w:tcW w:w="2087" w:type="dxa"/>
+            <w:tcBorders>
+              <w:top w:val="single" w:sz="8" w:space="0" w:color="000000"/>
+              <w:left w:val="single" w:sz="8" w:space="0" w:color="000000"/>
+              <w:bottom w:val="single" w:sz="8" w:space="0" w:color="000000"/>
+              <w:right w:val="single" w:sz="8" w:space="0" w:color="000000"/>
+            </w:tcBorders>
+            <w:tcMar>
+              <w:top w:w="100" w:type="dxa"/>
+              <w:left w:w="100" w:type="dxa"/>
+              <w:bottom w:w="100" w:type="dxa"/>
+              <w:right w:w="100" w:type="dxa"/>
+            </w:tcMar>
+          </w:tcPr>
+          <w:p>
+            <w:r>
+              <w:t>Gibt alle Lernmethoden eines Lernziels zurück</w:t>
             </w:r>
           </w:p>
         </w:tc>
@@ -3415,50 +3636,45 @@
       <w:tr>
         <w:tc>
           <w:tcPr>
-            <w:tcW w:w="1792" w:type="dxa"/>
-            <w:tcBorders>
-              <w:top w:val="single" w:sz="8" w:space="0" w:color="000000"/>
-              <w:left w:val="single" w:sz="8" w:space="0" w:color="000000"/>
-              <w:bottom w:val="single" w:sz="8" w:space="0" w:color="000000"/>
-              <w:right w:val="single" w:sz="8" w:space="0" w:color="000000"/>
-            </w:tcBorders>
-            <w:tcMar>
-              <w:top w:w="100" w:type="dxa"/>
-              <w:left w:w="100" w:type="dxa"/>
-              <w:bottom w:w="100" w:type="dxa"/>
-              <w:right w:w="100" w:type="dxa"/>
-            </w:tcMar>
-            <w:hideMark/>
-          </w:tcPr>
-          <w:p>
-            <w:r>
-              <w:t>Learning Goal</w:t>
-            </w:r>
-            <w:r>
-              <w:t>s</w:t>
-            </w:r>
-          </w:p>
-        </w:tc>
-        <w:tc>
-          <w:tcPr>
-            <w:tcW w:w="879" w:type="dxa"/>
-            <w:tcBorders>
-              <w:top w:val="single" w:sz="8" w:space="0" w:color="000000"/>
-              <w:left w:val="single" w:sz="8" w:space="0" w:color="000000"/>
-              <w:bottom w:val="single" w:sz="8" w:space="0" w:color="000000"/>
-              <w:right w:val="single" w:sz="8" w:space="0" w:color="000000"/>
-            </w:tcBorders>
-            <w:tcMar>
-              <w:top w:w="100" w:type="dxa"/>
-              <w:left w:w="100" w:type="dxa"/>
-              <w:bottom w:w="100" w:type="dxa"/>
-              <w:right w:w="100" w:type="dxa"/>
-            </w:tcMar>
-            <w:hideMark/>
-          </w:tcPr>
-          <w:p>
-            <w:r>
-              <w:t>POST</w:t>
+            <w:tcW w:w="1158" w:type="dxa"/>
+            <w:tcBorders>
+              <w:top w:val="single" w:sz="8" w:space="0" w:color="000000"/>
+              <w:left w:val="single" w:sz="8" w:space="0" w:color="000000"/>
+              <w:bottom w:val="single" w:sz="8" w:space="0" w:color="000000"/>
+              <w:right w:val="single" w:sz="8" w:space="0" w:color="000000"/>
+            </w:tcBorders>
+            <w:tcMar>
+              <w:top w:w="100" w:type="dxa"/>
+              <w:left w:w="100" w:type="dxa"/>
+              <w:bottom w:w="100" w:type="dxa"/>
+              <w:right w:w="100" w:type="dxa"/>
+            </w:tcMar>
+          </w:tcPr>
+          <w:p>
+            <w:r>
+              <w:t>Study Methods</w:t>
+            </w:r>
+          </w:p>
+        </w:tc>
+        <w:tc>
+          <w:tcPr>
+            <w:tcW w:w="833" w:type="dxa"/>
+            <w:tcBorders>
+              <w:top w:val="single" w:sz="8" w:space="0" w:color="000000"/>
+              <w:left w:val="single" w:sz="8" w:space="0" w:color="000000"/>
+              <w:bottom w:val="single" w:sz="8" w:space="0" w:color="000000"/>
+              <w:right w:val="single" w:sz="8" w:space="0" w:color="000000"/>
+            </w:tcBorders>
+            <w:tcMar>
+              <w:top w:w="100" w:type="dxa"/>
+              <w:left w:w="100" w:type="dxa"/>
+              <w:bottom w:w="100" w:type="dxa"/>
+              <w:right w:w="100" w:type="dxa"/>
+            </w:tcMar>
+          </w:tcPr>
+          <w:p>
+            <w:r>
+              <w:t>DELETE</w:t>
             </w:r>
           </w:p>
         </w:tc>
@@ -3477,17 +3693,19 @@
               <w:bottom w:w="100" w:type="dxa"/>
               <w:right w:w="100" w:type="dxa"/>
             </w:tcMar>
-            <w:hideMark/>
-          </w:tcPr>
-          <w:p>
-            <w:r>
-              <w:t>/</w:t>
-            </w:r>
-            <w:proofErr w:type="spellStart"/>
-            <w:r>
-              <w:t>learning_goals</w:t>
-            </w:r>
-            <w:proofErr w:type="spellEnd"/>
+          </w:tcPr>
+          <w:p>
+            <w:pPr>
+              <w:rPr>
+                <w:lang w:val="en-US"/>
+              </w:rPr>
+            </w:pPr>
+            <w:r>
+              <w:rPr>
+                <w:lang w:val="en-US"/>
+              </w:rPr>
+              <w:t>/study_methods/&lt;int:goal_id&gt;/&lt;string:content&gt;</w:t>
+            </w:r>
           </w:p>
         </w:tc>
         <w:tc>
@@ -3505,147 +3723,213 @@
               <w:bottom w:w="100" w:type="dxa"/>
               <w:right w:w="100" w:type="dxa"/>
             </w:tcMar>
-            <w:hideMark/>
-          </w:tcPr>
-          <w:p>
-            <w:r>
-              <w:t>{ "</w:t>
-            </w:r>
-            <w:proofErr w:type="spellStart"/>
-            <w:r>
-              <w:t>topic_id</w:t>
-            </w:r>
-            <w:proofErr w:type="spellEnd"/>
-            <w:r>
-              <w:t>": 1, "</w:t>
-            </w:r>
-            <w:proofErr w:type="spellStart"/>
-            <w:r>
-              <w:t>description</w:t>
-            </w:r>
-            <w:proofErr w:type="spellEnd"/>
-            <w:r>
-              <w:t>": "Algebra lernen", "</w:t>
-            </w:r>
-            <w:proofErr w:type="spellStart"/>
-            <w:r>
-              <w:t>deadline</w:t>
-            </w:r>
-            <w:proofErr w:type="spellEnd"/>
-            <w:r>
-              <w:t>": "2025-06-01" }</w:t>
-            </w:r>
-          </w:p>
-        </w:tc>
-        <w:tc>
-          <w:tcPr>
-            <w:tcW w:w="1829" w:type="dxa"/>
-            <w:tcBorders>
-              <w:top w:val="single" w:sz="8" w:space="0" w:color="000000"/>
-              <w:left w:val="single" w:sz="8" w:space="0" w:color="000000"/>
-              <w:bottom w:val="single" w:sz="8" w:space="0" w:color="000000"/>
-              <w:right w:val="single" w:sz="8" w:space="0" w:color="000000"/>
-            </w:tcBorders>
-            <w:tcMar>
-              <w:top w:w="100" w:type="dxa"/>
-              <w:left w:w="100" w:type="dxa"/>
-              <w:bottom w:w="100" w:type="dxa"/>
-              <w:right w:w="100" w:type="dxa"/>
-            </w:tcMar>
-            <w:hideMark/>
-          </w:tcPr>
-          <w:p>
-            <w:r>
-              <w:t>201 { "</w:t>
-            </w:r>
-            <w:proofErr w:type="spellStart"/>
-            <w:r>
-              <w:t>message</w:t>
-            </w:r>
-            <w:proofErr w:type="spellEnd"/>
-            <w:r>
-              <w:t>": "Lernziel erfolgreich erstellt", "</w:t>
-            </w:r>
-            <w:proofErr w:type="spellStart"/>
-            <w:r>
-              <w:t>learning_goal_id</w:t>
-            </w:r>
-            <w:proofErr w:type="spellEnd"/>
-            <w:r>
-              <w:t>": 1 }</w:t>
-            </w:r>
-          </w:p>
-          <w:p>
-            <w:r>
-              <w:t>400 { "</w:t>
-            </w:r>
-            <w:proofErr w:type="spellStart"/>
-            <w:r>
-              <w:t>error</w:t>
-            </w:r>
-            <w:proofErr w:type="spellEnd"/>
-            <w:r>
-              <w:t>": "</w:t>
-            </w:r>
-            <w:proofErr w:type="spellStart"/>
-            <w:r>
-              <w:t>topic_id</w:t>
-            </w:r>
-            <w:proofErr w:type="spellEnd"/>
-            <w:r>
-              <w:t xml:space="preserve">, </w:t>
-            </w:r>
-            <w:proofErr w:type="spellStart"/>
-            <w:r>
-              <w:t>description</w:t>
-            </w:r>
-            <w:proofErr w:type="spellEnd"/>
-            <w:r>
-              <w:t xml:space="preserve"> und </w:t>
-            </w:r>
-            <w:proofErr w:type="spellStart"/>
-            <w:r>
-              <w:t>deadline</w:t>
-            </w:r>
-            <w:proofErr w:type="spellEnd"/>
-            <w:r>
-              <w:t xml:space="preserve"> sind erforderlich" }</w:t>
-            </w:r>
-          </w:p>
-          <w:p>
-            <w:r>
-              <w:t>404 { "</w:t>
-            </w:r>
-            <w:proofErr w:type="spellStart"/>
-            <w:r>
-              <w:t>error</w:t>
-            </w:r>
-            <w:proofErr w:type="spellEnd"/>
-            <w:r>
-              <w:t>": "Thema nicht gefunden" }</w:t>
-            </w:r>
-          </w:p>
-        </w:tc>
-        <w:tc>
-          <w:tcPr>
-            <w:tcW w:w="2226" w:type="dxa"/>
-            <w:tcBorders>
-              <w:top w:val="single" w:sz="8" w:space="0" w:color="000000"/>
-              <w:left w:val="single" w:sz="8" w:space="0" w:color="000000"/>
-              <w:bottom w:val="single" w:sz="8" w:space="0" w:color="000000"/>
-              <w:right w:val="single" w:sz="8" w:space="0" w:color="000000"/>
-            </w:tcBorders>
-            <w:tcMar>
-              <w:top w:w="100" w:type="dxa"/>
-              <w:left w:w="100" w:type="dxa"/>
-              <w:bottom w:w="100" w:type="dxa"/>
-              <w:right w:w="100" w:type="dxa"/>
-            </w:tcMar>
-            <w:hideMark/>
-          </w:tcPr>
-          <w:p>
-            <w:r>
-              <w:t>Erstellt ein neues Lernziel</w:t>
+          </w:tcPr>
+          <w:p>
+            <w:r>
+              <w:t>Cookie: auth_token</w:t>
+            </w:r>
+          </w:p>
+        </w:tc>
+        <w:tc>
+          <w:tcPr>
+            <w:tcW w:w="1717" w:type="dxa"/>
+            <w:tcBorders>
+              <w:top w:val="single" w:sz="8" w:space="0" w:color="000000"/>
+              <w:left w:val="single" w:sz="8" w:space="0" w:color="000000"/>
+              <w:bottom w:val="single" w:sz="8" w:space="0" w:color="000000"/>
+              <w:right w:val="single" w:sz="8" w:space="0" w:color="000000"/>
+            </w:tcBorders>
+            <w:tcMar>
+              <w:top w:w="100" w:type="dxa"/>
+              <w:left w:w="100" w:type="dxa"/>
+              <w:bottom w:w="100" w:type="dxa"/>
+              <w:right w:w="100" w:type="dxa"/>
+            </w:tcMar>
+          </w:tcPr>
+          <w:p>
+            <w:r>
+              <w:t>200 { "message": "Methode erfolgreich gelöscht" }</w:t>
+            </w:r>
+            <w:r>
+              <w:br/>
+              <w:t>404 { "error": "Methode nicht gefunden" }</w:t>
+            </w:r>
+          </w:p>
+        </w:tc>
+        <w:tc>
+          <w:tcPr>
+            <w:tcW w:w="2087" w:type="dxa"/>
+            <w:tcBorders>
+              <w:top w:val="single" w:sz="8" w:space="0" w:color="000000"/>
+              <w:left w:val="single" w:sz="8" w:space="0" w:color="000000"/>
+              <w:bottom w:val="single" w:sz="8" w:space="0" w:color="000000"/>
+              <w:right w:val="single" w:sz="8" w:space="0" w:color="000000"/>
+            </w:tcBorders>
+            <w:tcMar>
+              <w:top w:w="100" w:type="dxa"/>
+              <w:left w:w="100" w:type="dxa"/>
+              <w:bottom w:w="100" w:type="dxa"/>
+              <w:right w:w="100" w:type="dxa"/>
+            </w:tcMar>
+          </w:tcPr>
+          <w:p>
+            <w:r>
+              <w:t>Löscht eine Lernmethode anhand der content-ID</w:t>
+            </w:r>
+          </w:p>
+        </w:tc>
+      </w:tr>
+      <w:tr>
+        <w:tc>
+          <w:tcPr>
+            <w:tcW w:w="1158" w:type="dxa"/>
+            <w:tcBorders>
+              <w:top w:val="single" w:sz="8" w:space="0" w:color="000000"/>
+              <w:left w:val="single" w:sz="8" w:space="0" w:color="000000"/>
+              <w:bottom w:val="single" w:sz="8" w:space="0" w:color="000000"/>
+              <w:right w:val="single" w:sz="8" w:space="0" w:color="000000"/>
+            </w:tcBorders>
+            <w:tcMar>
+              <w:top w:w="100" w:type="dxa"/>
+              <w:left w:w="100" w:type="dxa"/>
+              <w:bottom w:w="100" w:type="dxa"/>
+              <w:right w:w="100" w:type="dxa"/>
+            </w:tcMar>
+          </w:tcPr>
+          <w:p>
+            <w:r>
+              <w:t>YouTube Search</w:t>
+            </w:r>
+          </w:p>
+        </w:tc>
+        <w:tc>
+          <w:tcPr>
+            <w:tcW w:w="833" w:type="dxa"/>
+            <w:tcBorders>
+              <w:top w:val="single" w:sz="8" w:space="0" w:color="000000"/>
+              <w:left w:val="single" w:sz="8" w:space="0" w:color="000000"/>
+              <w:bottom w:val="single" w:sz="8" w:space="0" w:color="000000"/>
+              <w:right w:val="single" w:sz="8" w:space="0" w:color="000000"/>
+            </w:tcBorders>
+            <w:tcMar>
+              <w:top w:w="100" w:type="dxa"/>
+              <w:left w:w="100" w:type="dxa"/>
+              <w:bottom w:w="100" w:type="dxa"/>
+              <w:right w:w="100" w:type="dxa"/>
+            </w:tcMar>
+          </w:tcPr>
+          <w:p>
+            <w:r>
+              <w:t>GET</w:t>
+            </w:r>
+          </w:p>
+        </w:tc>
+        <w:tc>
+          <w:tcPr>
+            <w:tcW w:w="0" w:type="auto"/>
+            <w:tcBorders>
+              <w:top w:val="single" w:sz="8" w:space="0" w:color="000000"/>
+              <w:left w:val="single" w:sz="8" w:space="0" w:color="000000"/>
+              <w:bottom w:val="single" w:sz="8" w:space="0" w:color="000000"/>
+              <w:right w:val="single" w:sz="8" w:space="0" w:color="000000"/>
+            </w:tcBorders>
+            <w:tcMar>
+              <w:top w:w="100" w:type="dxa"/>
+              <w:left w:w="100" w:type="dxa"/>
+              <w:bottom w:w="100" w:type="dxa"/>
+              <w:right w:w="100" w:type="dxa"/>
+            </w:tcMar>
+          </w:tcPr>
+          <w:p>
+            <w:pPr>
+              <w:rPr>
+                <w:lang w:val="es-ES"/>
+              </w:rPr>
+            </w:pPr>
+            <w:r>
+              <w:t>/youtube-search</w:t>
+            </w:r>
+          </w:p>
+        </w:tc>
+        <w:tc>
+          <w:tcPr>
+            <w:tcW w:w="0" w:type="auto"/>
+            <w:tcBorders>
+              <w:top w:val="single" w:sz="8" w:space="0" w:color="000000"/>
+              <w:left w:val="single" w:sz="8" w:space="0" w:color="000000"/>
+              <w:bottom w:val="single" w:sz="8" w:space="0" w:color="000000"/>
+              <w:right w:val="single" w:sz="8" w:space="0" w:color="000000"/>
+            </w:tcBorders>
+            <w:tcMar>
+              <w:top w:w="100" w:type="dxa"/>
+              <w:left w:w="100" w:type="dxa"/>
+              <w:bottom w:w="100" w:type="dxa"/>
+              <w:right w:w="100" w:type="dxa"/>
+            </w:tcMar>
+          </w:tcPr>
+          <w:p>
+            <w:pPr>
+              <w:rPr>
+                <w:lang w:val="es-ES"/>
+              </w:rPr>
+            </w:pPr>
+            <w:r>
+              <w:rPr>
+                <w:lang w:val="es-ES"/>
+              </w:rPr>
+              <w:t>Query-Parameter: q (z. B. ?q=Algebra)</w:t>
+            </w:r>
+          </w:p>
+        </w:tc>
+        <w:tc>
+          <w:tcPr>
+            <w:tcW w:w="1717" w:type="dxa"/>
+            <w:tcBorders>
+              <w:top w:val="single" w:sz="8" w:space="0" w:color="000000"/>
+              <w:left w:val="single" w:sz="8" w:space="0" w:color="000000"/>
+              <w:bottom w:val="single" w:sz="8" w:space="0" w:color="000000"/>
+              <w:right w:val="single" w:sz="8" w:space="0" w:color="000000"/>
+            </w:tcBorders>
+            <w:tcMar>
+              <w:top w:w="100" w:type="dxa"/>
+              <w:left w:w="100" w:type="dxa"/>
+              <w:bottom w:w="100" w:type="dxa"/>
+              <w:right w:w="100" w:type="dxa"/>
+            </w:tcMar>
+          </w:tcPr>
+          <w:p>
+            <w:pPr>
+              <w:rPr>
+                <w:lang w:val="en-US"/>
+              </w:rPr>
+            </w:pPr>
+            <w:r>
+              <w:rPr>
+                <w:lang w:val="en-US"/>
+              </w:rPr>
+              <w:t>200 [ { "videoId": "abc123", "title": "Algebra Basics", ... }, ... ]</w:t>
+            </w:r>
+          </w:p>
+        </w:tc>
+        <w:tc>
+          <w:tcPr>
+            <w:tcW w:w="2087" w:type="dxa"/>
+            <w:tcBorders>
+              <w:top w:val="single" w:sz="8" w:space="0" w:color="000000"/>
+              <w:left w:val="single" w:sz="8" w:space="0" w:color="000000"/>
+              <w:bottom w:val="single" w:sz="8" w:space="0" w:color="000000"/>
+              <w:right w:val="single" w:sz="8" w:space="0" w:color="000000"/>
+            </w:tcBorders>
+            <w:tcMar>
+              <w:top w:w="100" w:type="dxa"/>
+              <w:left w:w="100" w:type="dxa"/>
+              <w:bottom w:w="100" w:type="dxa"/>
+              <w:right w:w="100" w:type="dxa"/>
+            </w:tcMar>
+          </w:tcPr>
+          <w:p>
+            <w:r>
+              <w:t>Sucht YouTube-Videos für Lernmethoden</w:t>
             </w:r>
           </w:p>
         </w:tc>
@@ -3654,6 +3938,7 @@
     <w:p/>
     <w:p/>
     <w:p/>
+    <w:p/>
     <w:p>
       <w:pPr>
         <w:rPr>
@@ -3666,6 +3951,7 @@
           <w:b/>
           <w:bCs/>
         </w:rPr>
+        <w:lastRenderedPageBreak/>
         <w:t>Entwurfsentscheidungen</w:t>
       </w:r>
     </w:p>
@@ -3702,15 +3988,7 @@
         <w:t>Fehlende PATCH-Endpunkte</w:t>
       </w:r>
       <w:r>
-        <w:t xml:space="preserve">: Fokus auf MVP (Minimum Viable </w:t>
-      </w:r>
-      <w:proofErr w:type="spellStart"/>
-      <w:r>
-        <w:t>Product</w:t>
-      </w:r>
-      <w:proofErr w:type="spellEnd"/>
-      <w:r>
-        <w:t>), daher nur POST/GET implementiert.</w:t>
+        <w:t>: Fokus auf MVP (Minimum Viable Product), daher nur POST/GET implementiert.</w:t>
       </w:r>
     </w:p>
     <w:p>
@@ -3725,27 +4003,10 @@
           <w:b/>
           <w:bCs/>
         </w:rPr>
-        <w:t xml:space="preserve">Cookie statt </w:t>
-      </w:r>
-      <w:proofErr w:type="spellStart"/>
-      <w:r>
-        <w:rPr>
-          <w:b/>
-          <w:bCs/>
-        </w:rPr>
-        <w:t>LocalStorage</w:t>
-      </w:r>
-      <w:proofErr w:type="spellEnd"/>
-      <w:r>
-        <w:t>: Vermeidung von XSS-Risiken durch </w:t>
-      </w:r>
-      <w:proofErr w:type="spellStart"/>
-      <w:r>
-        <w:t>HttpOnly-Flag</w:t>
-      </w:r>
-      <w:proofErr w:type="spellEnd"/>
-      <w:r>
-        <w:t>.</w:t>
+        <w:t>Cookie statt LocalStorage</w:t>
+      </w:r>
+      <w:r>
+        <w:t>: Vermeidung von XSS-Risiken durch HttpOnly-Flag.</w:t>
       </w:r>
     </w:p>
     <w:p/>
@@ -3826,15 +4087,7 @@
         <w:t>Lösung</w:t>
       </w:r>
       <w:r>
-        <w:t>: </w:t>
-      </w:r>
-      <w:proofErr w:type="spellStart"/>
-      <w:r>
-        <w:t>TokenManager</w:t>
-      </w:r>
-      <w:proofErr w:type="spellEnd"/>
-      <w:r>
-        <w:t>-Klasse mit automatischer Löschung abgelaufener Tokens.</w:t>
+        <w:t>: TokenManager-Klasse mit automatischer Löschung abgelaufener Tokens.</w:t>
       </w:r>
     </w:p>
     <w:p>
@@ -3847,182 +4100,46 @@
         <w:rPr>
           <w:lang w:val="en-US"/>
         </w:rPr>
-        <w:t># TokenManager.py – Token-</w:t>
-      </w:r>
-      <w:proofErr w:type="spellStart"/>
-      <w:r>
+        <w:t># TokenManager.py – Token-Validierung</w:t>
+      </w:r>
+    </w:p>
+    <w:p>
+      <w:pPr>
         <w:rPr>
           <w:lang w:val="en-US"/>
         </w:rPr>
-        <w:t>Validierung</w:t>
-      </w:r>
-      <w:proofErr w:type="spellEnd"/>
-    </w:p>
-    <w:p>
-      <w:pPr>
+      </w:pPr>
+      <w:r>
         <w:rPr>
           <w:lang w:val="en-US"/>
         </w:rPr>
-      </w:pPr>
-      <w:r>
+        <w:t>def is_token_valid(self, token):</w:t>
+      </w:r>
+    </w:p>
+    <w:p>
+      <w:pPr>
         <w:rPr>
           <w:lang w:val="en-US"/>
         </w:rPr>
-        <w:t xml:space="preserve">def </w:t>
-      </w:r>
-      <w:proofErr w:type="spellStart"/>
+      </w:pPr>
       <w:r>
         <w:rPr>
           <w:lang w:val="en-US"/>
         </w:rPr>
-        <w:t>is_token_</w:t>
-      </w:r>
-      <w:proofErr w:type="gramStart"/>
-      <w:r>
+        <w:t xml:space="preserve">    token_entry = Token.query.filter_by(token=token).first()</w:t>
+      </w:r>
+    </w:p>
+    <w:p>
+      <w:pPr>
         <w:rPr>
           <w:lang w:val="en-US"/>
         </w:rPr>
-        <w:t>valid</w:t>
-      </w:r>
-      <w:proofErr w:type="spellEnd"/>
+      </w:pPr>
       <w:r>
         <w:rPr>
           <w:lang w:val="en-US"/>
         </w:rPr>
-        <w:t>(</w:t>
-      </w:r>
-      <w:proofErr w:type="gramEnd"/>
-      <w:r>
-        <w:rPr>
-          <w:lang w:val="en-US"/>
-        </w:rPr>
-        <w:t>self, token):</w:t>
-      </w:r>
-    </w:p>
-    <w:p>
-      <w:pPr>
-        <w:rPr>
-          <w:lang w:val="en-US"/>
-        </w:rPr>
-      </w:pPr>
-      <w:r>
-        <w:rPr>
-          <w:lang w:val="en-US"/>
-        </w:rPr>
-        <w:t xml:space="preserve">    </w:t>
-      </w:r>
-      <w:proofErr w:type="spellStart"/>
-      <w:r>
-        <w:rPr>
-          <w:lang w:val="en-US"/>
-        </w:rPr>
-        <w:t>token_entry</w:t>
-      </w:r>
-      <w:proofErr w:type="spellEnd"/>
-      <w:r>
-        <w:rPr>
-          <w:lang w:val="en-US"/>
-        </w:rPr>
-        <w:t xml:space="preserve"> = </w:t>
-      </w:r>
-      <w:proofErr w:type="spellStart"/>
-      <w:proofErr w:type="gramStart"/>
-      <w:r>
-        <w:rPr>
-          <w:lang w:val="en-US"/>
-        </w:rPr>
-        <w:t>Token.query.filter</w:t>
-      </w:r>
-      <w:proofErr w:type="gramEnd"/>
-      <w:r>
-        <w:rPr>
-          <w:lang w:val="en-US"/>
-        </w:rPr>
-        <w:t>_by</w:t>
-      </w:r>
-      <w:proofErr w:type="spellEnd"/>
-      <w:r>
-        <w:rPr>
-          <w:lang w:val="en-US"/>
-        </w:rPr>
-        <w:t>(token=token).first()</w:t>
-      </w:r>
-    </w:p>
-    <w:p>
-      <w:pPr>
-        <w:rPr>
-          <w:lang w:val="en-US"/>
-        </w:rPr>
-      </w:pPr>
-      <w:r>
-        <w:rPr>
-          <w:lang w:val="en-US"/>
-        </w:rPr>
-        <w:t xml:space="preserve">    return (</w:t>
-      </w:r>
-      <w:proofErr w:type="spellStart"/>
-      <w:proofErr w:type="gramStart"/>
-      <w:r>
-        <w:rPr>
-          <w:lang w:val="en-US"/>
-        </w:rPr>
-        <w:t>datetime.now</w:t>
-      </w:r>
-      <w:proofErr w:type="spellEnd"/>
-      <w:r>
-        <w:rPr>
-          <w:lang w:val="en-US"/>
-        </w:rPr>
-        <w:t>(</w:t>
-      </w:r>
-      <w:proofErr w:type="gramEnd"/>
-      <w:r>
-        <w:rPr>
-          <w:lang w:val="en-US"/>
-        </w:rPr>
-        <w:t xml:space="preserve">) - </w:t>
-      </w:r>
-      <w:proofErr w:type="spellStart"/>
-      <w:r>
-        <w:rPr>
-          <w:lang w:val="en-US"/>
-        </w:rPr>
-        <w:t>token_entry.token_erstelldatum</w:t>
-      </w:r>
-      <w:proofErr w:type="spellEnd"/>
-      <w:r>
-        <w:rPr>
-          <w:lang w:val="en-US"/>
-        </w:rPr>
-        <w:t xml:space="preserve">) &lt; </w:t>
-      </w:r>
-      <w:proofErr w:type="spellStart"/>
-      <w:r>
-        <w:rPr>
-          <w:lang w:val="en-US"/>
-        </w:rPr>
-        <w:t>timedelta</w:t>
-      </w:r>
-      <w:proofErr w:type="spellEnd"/>
-      <w:r>
-        <w:rPr>
-          <w:lang w:val="en-US"/>
-        </w:rPr>
-        <w:t>(seconds=</w:t>
-      </w:r>
-      <w:proofErr w:type="spellStart"/>
-      <w:r>
-        <w:rPr>
-          <w:lang w:val="en-US"/>
-        </w:rPr>
-        <w:t>self.token_lifetime</w:t>
-      </w:r>
-      <w:proofErr w:type="spellEnd"/>
-      <w:r>
-        <w:rPr>
-          <w:lang w:val="en-US"/>
-        </w:rPr>
-        <w:t>)</w:t>
+        <w:t xml:space="preserve">    return (datetime.now() - token_entry.token_erstelldatum) &lt; timedelta(seconds=self.token_lifetime)</w:t>
       </w:r>
     </w:p>
     <w:p>
@@ -4080,15 +4197,7 @@
         <w:t>Lösung</w:t>
       </w:r>
       <w:r>
-        <w:t>: Integration von </w:t>
-      </w:r>
-      <w:proofErr w:type="spellStart"/>
-      <w:r>
-        <w:t>Flask-Migrate</w:t>
-      </w:r>
-      <w:proofErr w:type="spellEnd"/>
-      <w:r>
-        <w:t> für zukünftige Updates.</w:t>
+        <w:t>: Integration von Flask-Migrate für zukünftige Updates.</w:t>
       </w:r>
     </w:p>
     <w:p>
@@ -4139,15 +4248,7 @@
         <w:t>Lösung</w:t>
       </w:r>
       <w:r>
-        <w:t>: Nutzung von </w:t>
-      </w:r>
-      <w:proofErr w:type="spellStart"/>
-      <w:r>
-        <w:t>Flask</w:t>
-      </w:r>
-      <w:proofErr w:type="spellEnd"/>
-      <w:r>
-        <w:t>-CORS und explizites Header-Setting:</w:t>
+        <w:t>: Nutzung von Flask-CORS und explizites Header-Setting:</w:t>
       </w:r>
     </w:p>
     <w:p>
@@ -4160,120 +4261,58 @@
         <w:rPr>
           <w:lang w:val="en-US"/>
         </w:rPr>
-        <w:t># views.py – CORS-</w:t>
-      </w:r>
-      <w:proofErr w:type="spellStart"/>
-      <w:r>
+        <w:t># views.py – CORS-Konfiguration</w:t>
+      </w:r>
+    </w:p>
+    <w:p>
+      <w:pPr>
         <w:rPr>
           <w:lang w:val="en-US"/>
         </w:rPr>
-        <w:t>Konfiguration</w:t>
-      </w:r>
-      <w:proofErr w:type="spellEnd"/>
-    </w:p>
-    <w:p>
-      <w:pPr>
+      </w:pPr>
+      <w:r>
         <w:rPr>
           <w:lang w:val="en-US"/>
         </w:rPr>
-      </w:pPr>
-      <w:r>
+        <w:t>@app.after_request</w:t>
+      </w:r>
+    </w:p>
+    <w:p>
+      <w:pPr>
         <w:rPr>
           <w:lang w:val="en-US"/>
         </w:rPr>
-        <w:t>@</w:t>
-      </w:r>
-      <w:proofErr w:type="gramStart"/>
+      </w:pPr>
       <w:r>
         <w:rPr>
           <w:lang w:val="en-US"/>
         </w:rPr>
-        <w:t>app.after</w:t>
-      </w:r>
-      <w:proofErr w:type="gramEnd"/>
-      <w:r>
+        <w:t>def add_cors_headers(response):</w:t>
+      </w:r>
+    </w:p>
+    <w:p>
+      <w:pPr>
         <w:rPr>
           <w:lang w:val="en-US"/>
         </w:rPr>
-        <w:t>_request</w:t>
-      </w:r>
-    </w:p>
-    <w:p>
-      <w:pPr>
+      </w:pPr>
+      <w:r>
         <w:rPr>
           <w:lang w:val="en-US"/>
         </w:rPr>
-      </w:pPr>
-      <w:r>
-        <w:rPr>
-          <w:lang w:val="en-US"/>
-        </w:rPr>
-        <w:t xml:space="preserve">def </w:t>
-      </w:r>
-      <w:proofErr w:type="spellStart"/>
-      <w:r>
-        <w:rPr>
-          <w:lang w:val="en-US"/>
-        </w:rPr>
-        <w:t>add_cors_headers</w:t>
-      </w:r>
-      <w:proofErr w:type="spellEnd"/>
-      <w:r>
-        <w:rPr>
-          <w:lang w:val="en-US"/>
-        </w:rPr>
-        <w:t>(response):</w:t>
-      </w:r>
-    </w:p>
-    <w:p>
-      <w:pPr>
-        <w:rPr>
-          <w:lang w:val="en-US"/>
-        </w:rPr>
-      </w:pPr>
+        <w:t xml:space="preserve">    response.headers['Access-Control-Allow-Origin'] = 'http://localhost:5000'</w:t>
+      </w:r>
+    </w:p>
+    <w:p>
       <w:r>
         <w:rPr>
           <w:lang w:val="en-US"/>
         </w:rPr>
         <w:t xml:space="preserve">    </w:t>
       </w:r>
-      <w:proofErr w:type="spellStart"/>
-      <w:proofErr w:type="gramStart"/>
-      <w:r>
-        <w:rPr>
-          <w:lang w:val="en-US"/>
-        </w:rPr>
-        <w:t>response.headers</w:t>
-      </w:r>
-      <w:proofErr w:type="spellEnd"/>
-      <w:proofErr w:type="gramEnd"/>
-      <w:r>
-        <w:rPr>
-          <w:lang w:val="en-US"/>
-        </w:rPr>
-        <w:t>['Access-Control-Allow-Origin'] = 'http://localhost:5000'</w:t>
-      </w:r>
-    </w:p>
-    <w:p>
-      <w:r>
-        <w:rPr>
-          <w:lang w:val="en-US"/>
-        </w:rPr>
-        <w:t xml:space="preserve">    </w:t>
-      </w:r>
-      <w:proofErr w:type="spellStart"/>
-      <w:r>
-        <w:t>return</w:t>
-      </w:r>
-      <w:proofErr w:type="spellEnd"/>
-      <w:r>
-        <w:t xml:space="preserve"> </w:t>
-      </w:r>
-      <w:proofErr w:type="spellStart"/>
-      <w:r>
-        <w:t>response</w:t>
-      </w:r>
-      <w:proofErr w:type="spellEnd"/>
+      <w:r>
+        <w:t>return response</w:t>
+      </w:r>
     </w:p>
     <w:p/>
     <w:p>
@@ -4306,15 +4345,7 @@
         <w:t>Testabdeckung</w:t>
       </w:r>
       <w:r>
-        <w:t>: 70% (mittels </w:t>
-      </w:r>
-      <w:proofErr w:type="spellStart"/>
-      <w:r>
-        <w:t>pytest</w:t>
-      </w:r>
-      <w:proofErr w:type="spellEnd"/>
-      <w:r>
-        <w:t> für API-Endpunkte).</w:t>
+        <w:t>: 70% (mittels pytest für API-Endpunkte).</w:t>
       </w:r>
     </w:p>
     <w:p>
@@ -4332,15 +4363,7 @@
         <w:t>Code-Smells</w:t>
       </w:r>
       <w:r>
-        <w:t xml:space="preserve">: Verzicht auf globale Variablen zugunsten von </w:t>
-      </w:r>
-      <w:proofErr w:type="spellStart"/>
-      <w:r>
-        <w:t>Flask</w:t>
-      </w:r>
-      <w:proofErr w:type="spellEnd"/>
-      <w:r>
-        <w:t>-Kontexten.</w:t>
+        <w:t>: Verzicht auf globale Variablen zugunsten von Flask-Kontexten.</w:t>
       </w:r>
     </w:p>
     <w:p/>
@@ -4410,23 +4433,7 @@
         </w:numPr>
       </w:pPr>
       <w:r>
-        <w:t>Robustes Fehlerhandling bei Datenbankabfragen (z.B. </w:t>
-      </w:r>
-      <w:proofErr w:type="spellStart"/>
-      <w:r>
-        <w:t>try-except</w:t>
-      </w:r>
-      <w:proofErr w:type="spellEnd"/>
-      <w:r>
-        <w:t> in /</w:t>
-      </w:r>
-      <w:proofErr w:type="spellStart"/>
-      <w:r>
-        <w:t>learning_goals</w:t>
-      </w:r>
-      <w:proofErr w:type="spellEnd"/>
-      <w:r>
-        <w:t>).</w:t>
+        <w:t>Robustes Fehlerhandling bei Datenbankabfragen (z.B. try-except in /learning_goals).</w:t>
       </w:r>
     </w:p>
     <w:p>
@@ -4480,15 +4487,7 @@
         <w:t>Code-Duplikation</w:t>
       </w:r>
       <w:r>
-        <w:t>: Ähnliche Logik in Topic/</w:t>
-      </w:r>
-      <w:proofErr w:type="spellStart"/>
-      <w:r>
-        <w:t>LearningGoal</w:t>
-      </w:r>
-      <w:proofErr w:type="spellEnd"/>
-      <w:r>
-        <w:t>-Endpunkten.</w:t>
+        <w:t>: Ähnliche Logik in Topic/LearningGoal-Endpunkten.</w:t>
       </w:r>
     </w:p>
     <w:p>
@@ -4571,15 +4570,7 @@
         </w:numPr>
       </w:pPr>
       <w:r>
-        <w:t>Swagger/</w:t>
-      </w:r>
-      <w:proofErr w:type="spellStart"/>
-      <w:r>
-        <w:t>OpenAPI</w:t>
-      </w:r>
-      <w:proofErr w:type="spellEnd"/>
-      <w:r>
-        <w:t xml:space="preserve"> für automatische API-Dokumentation nutzen.</w:t>
+        <w:t>Swagger/OpenAPI für automatische API-Dokumentation nutzen.</w:t>
       </w:r>
     </w:p>
     <w:p>
@@ -4589,7 +4580,6 @@
           <w:numId w:val="8"/>
         </w:numPr>
       </w:pPr>
-      <w:proofErr w:type="spellStart"/>
       <w:r>
         <w:rPr>
           <w:b/>
@@ -4597,7 +4587,6 @@
         </w:rPr>
         <w:t>Deployment</w:t>
       </w:r>
-      <w:proofErr w:type="spellEnd"/>
       <w:r>
         <w:t>:</w:t>
       </w:r>
@@ -4610,15 +4599,7 @@
         </w:numPr>
       </w:pPr>
       <w:r>
-        <w:t>Docker-Containerisierung zur Vereinfachung von Entwicklung/</w:t>
-      </w:r>
-      <w:proofErr w:type="spellStart"/>
-      <w:r>
-        <w:t>Production</w:t>
-      </w:r>
-      <w:proofErr w:type="spellEnd"/>
-      <w:r>
-        <w:t>-Umgebungen.</w:t>
+        <w:t>Docker-Containerisierung zur Vereinfachung von Entwicklung/Production-Umgebungen.</w:t>
       </w:r>
     </w:p>
     <w:p>
@@ -4651,23 +4632,7 @@
         <w:t>Priorisieren Sie Sicherheit früh</w:t>
       </w:r>
       <w:r>
-        <w:t>: Nutzung von </w:t>
-      </w:r>
-      <w:proofErr w:type="spellStart"/>
-      <w:r>
-        <w:t>bcrypt</w:t>
-      </w:r>
-      <w:proofErr w:type="spellEnd"/>
-      <w:r>
-        <w:t> statt SHA-256 für Passwort-</w:t>
-      </w:r>
-      <w:proofErr w:type="spellStart"/>
-      <w:r>
-        <w:t>Hashing</w:t>
-      </w:r>
-      <w:proofErr w:type="spellEnd"/>
-      <w:r>
-        <w:t>.</w:t>
+        <w:t>: Nutzung von bcrypt statt SHA-256 für Passwort-Hashing.</w:t>
       </w:r>
     </w:p>
     <w:p>
@@ -4690,52 +4655,12 @@
     </w:p>
     <w:p>
       <w:r>
-        <w:t xml:space="preserve"># Nicht: </w:t>
-      </w:r>
-      <w:proofErr w:type="spellStart"/>
-      <w:r>
-        <w:t>static_folder</w:t>
-      </w:r>
-      <w:proofErr w:type="spellEnd"/>
-      <w:r>
-        <w:t>='C:\Users\...'</w:t>
-      </w:r>
-    </w:p>
-    <w:p>
-      <w:r>
-        <w:t xml:space="preserve"># Sondern: </w:t>
-      </w:r>
-      <w:proofErr w:type="spellStart"/>
-      <w:r>
-        <w:t>static_folder</w:t>
-      </w:r>
-      <w:proofErr w:type="spellEnd"/>
-      <w:r>
-        <w:t>=</w:t>
-      </w:r>
-      <w:proofErr w:type="gramStart"/>
-      <w:r>
-        <w:t>'..</w:t>
-      </w:r>
-      <w:proofErr w:type="gramEnd"/>
-      <w:r>
-        <w:t>/</w:t>
-      </w:r>
-      <w:proofErr w:type="spellStart"/>
-      <w:r>
-        <w:t>frontend</w:t>
-      </w:r>
-      <w:proofErr w:type="spellEnd"/>
-      <w:r>
-        <w:t>/</w:t>
-      </w:r>
-      <w:proofErr w:type="spellStart"/>
-      <w:r>
-        <w:t>static</w:t>
-      </w:r>
-      <w:proofErr w:type="spellEnd"/>
-      <w:r>
-        <w:t>' (relativer Pfad)</w:t>
+        <w:t># Nicht: static_folder='C:\Users\...'</w:t>
+      </w:r>
+    </w:p>
+    <w:p>
+      <w:r>
+        <w:t># Sondern: static_folder='../frontend/static' (relativer Pfad)</w:t>
       </w:r>
     </w:p>
     <w:p>
@@ -4793,21 +4718,8 @@
           <w:numId w:val="10"/>
         </w:numPr>
       </w:pPr>
-      <w:proofErr w:type="spellStart"/>
-      <w:r>
-        <w:t>Flask</w:t>
-      </w:r>
-      <w:proofErr w:type="spellEnd"/>
-      <w:r>
-        <w:t>-</w:t>
-      </w:r>
-      <w:proofErr w:type="spellStart"/>
-      <w:r>
-        <w:t>SQLAlchemy</w:t>
-      </w:r>
-      <w:proofErr w:type="spellEnd"/>
-      <w:r>
-        <w:t>-Dokumentation für Model-Definitionen.</w:t>
+      <w:r>
+        <w:t>Flask-SQLAlchemy-Dokumentation für Model-Definitionen.</w:t>
       </w:r>
     </w:p>
     <w:p>
@@ -4929,15 +4841,7 @@
     </w:p>
     <w:p>
       <w:r>
-        <w:t>!</w:t>
-      </w:r>
-      <w:proofErr w:type="spellStart"/>
-      <w:r>
-        <w:t>include</w:t>
-      </w:r>
-      <w:proofErr w:type="spellEnd"/>
-      <w:r>
-        <w:t xml:space="preserve"> &lt;C4/C4_Container&gt;</w:t>
+        <w:t>!include &lt;C4/C4_Container&gt;</w:t>
       </w:r>
     </w:p>
     <w:p/>
@@ -4959,82 +4863,33 @@
     </w:p>
     <w:p>
       <w:r>
-        <w:t xml:space="preserve">Container(BFF, "Backend </w:t>
-      </w:r>
-      <w:proofErr w:type="spellStart"/>
-      <w:r>
-        <w:t>for</w:t>
-      </w:r>
-      <w:proofErr w:type="spellEnd"/>
-      <w:r>
-        <w:t xml:space="preserve"> Frontend (BFF)", "</w:t>
-      </w:r>
-      <w:proofErr w:type="spellStart"/>
-      <w:r>
-        <w:t>Flask</w:t>
-      </w:r>
-      <w:proofErr w:type="spellEnd"/>
-      <w:r>
-        <w:t>-API", "Dient als API-Gateway zwischen Frontend und Datenbank")</w:t>
-      </w:r>
-    </w:p>
-    <w:p>
-      <w:proofErr w:type="spellStart"/>
-      <w:r>
-        <w:t>ContainerDb</w:t>
-      </w:r>
-      <w:proofErr w:type="spellEnd"/>
-      <w:r>
-        <w:t>(SQLite, "SQLite-Datenbank", "SQL", "Speichert Benutzerdaten und Lerninhalte")</w:t>
+        <w:t>Container(BFF, "Backend for Frontend (BFF)", "Flask-API", "Dient als API-Gateway zwischen Frontend und Datenbank")</w:t>
+      </w:r>
+    </w:p>
+    <w:p>
+      <w:r>
+        <w:t>ContainerDb(SQLite, "SQLite-Datenbank", "SQL", "Speichert Benutzerdaten und Lerninhalte")</w:t>
       </w:r>
     </w:p>
     <w:p/>
     <w:p>
-      <w:proofErr w:type="spellStart"/>
-      <w:r>
-        <w:t>Rel</w:t>
-      </w:r>
-      <w:proofErr w:type="spellEnd"/>
-      <w:r>
-        <w:t>(Benutzer, Storefront, "Verwendet", "HTTP (GET/POST) via JSON-API")</w:t>
-      </w:r>
-    </w:p>
-    <w:p>
-      <w:proofErr w:type="spellStart"/>
-      <w:r>
-        <w:t>Rel</w:t>
-      </w:r>
-      <w:proofErr w:type="spellEnd"/>
-      <w:r>
-        <w:t>(Storefront, BFF, "Sendet Anfragen an", "HTTP (JSON-API)")</w:t>
-      </w:r>
-    </w:p>
-    <w:p>
-      <w:proofErr w:type="spellStart"/>
-      <w:r>
-        <w:t>Rel</w:t>
-      </w:r>
-      <w:proofErr w:type="spellEnd"/>
-      <w:r>
-        <w:t>(BFF, SQLite, "Führt SQL-Abfragen aus", "SQL-</w:t>
-      </w:r>
-      <w:proofErr w:type="spellStart"/>
-      <w:r>
-        <w:t>Alchemy</w:t>
-      </w:r>
-      <w:proofErr w:type="spellEnd"/>
-      <w:r>
-        <w:t xml:space="preserve"> (ORM)")</w:t>
-      </w:r>
-    </w:p>
-    <w:p>
-      <w:proofErr w:type="spellStart"/>
-      <w:r>
-        <w:t>Rel</w:t>
-      </w:r>
-      <w:proofErr w:type="spellEnd"/>
-      <w:r>
-        <w:t>(Benutzer, BFF, "Token-Validierung via Cookie")</w:t>
+      <w:r>
+        <w:t>Rel(Benutzer, Storefront, "Verwendet", "HTTP (GET/POST) via JSON-API")</w:t>
+      </w:r>
+    </w:p>
+    <w:p>
+      <w:r>
+        <w:t>Rel(Storefront, BFF, "Sendet Anfragen an", "HTTP (JSON-API)")</w:t>
+      </w:r>
+    </w:p>
+    <w:p>
+      <w:r>
+        <w:t>Rel(BFF, SQLite, "Führt SQL-Abfragen aus", "SQL-Alchemy (ORM)")</w:t>
+      </w:r>
+    </w:p>
+    <w:p>
+      <w:r>
+        <w:t>Rel(Benutzer, BFF, "Token-Validierung via Cookie")</w:t>
       </w:r>
     </w:p>
     <w:p/>
@@ -5065,15 +4920,408 @@
       </w:r>
     </w:p>
     <w:p>
-      <w:proofErr w:type="spellStart"/>
-      <w:r>
-        <w:t>class</w:t>
-      </w:r>
-      <w:proofErr w:type="spellEnd"/>
-      <w:r>
-        <w:t xml:space="preserve"> User {</w:t>
-      </w:r>
-    </w:p>
+      <w:r>
+        <w:t>class User {</w:t>
+      </w:r>
+    </w:p>
+    <w:p>
+      <w:r>
+        <w:t xml:space="preserve">  - Integer id</w:t>
+      </w:r>
+    </w:p>
+    <w:p>
+      <w:r>
+        <w:t xml:space="preserve">  - String username</w:t>
+      </w:r>
+    </w:p>
+    <w:p>
+      <w:r>
+        <w:t xml:space="preserve">  - String usermail</w:t>
+      </w:r>
+    </w:p>
+    <w:p>
+      <w:r>
+        <w:t xml:space="preserve">  - String password_hash</w:t>
+      </w:r>
+    </w:p>
+    <w:p>
+      <w:r>
+        <w:t xml:space="preserve">  - Boolean is_active_user</w:t>
+      </w:r>
+    </w:p>
+    <w:p>
+      <w:r>
+        <w:t xml:space="preserve">  --</w:t>
+      </w:r>
+    </w:p>
+    <w:p>
+      <w:r>
+        <w:t xml:space="preserve">  + set_password()</w:t>
+      </w:r>
+    </w:p>
+    <w:p>
+      <w:r>
+        <w:t xml:space="preserve">  + check_password()</w:t>
+      </w:r>
+    </w:p>
+    <w:p>
+      <w:r>
+        <w:t xml:space="preserve">  + is_active()</w:t>
+      </w:r>
+    </w:p>
+    <w:p>
+      <w:r>
+        <w:t xml:space="preserve">  + get_id()</w:t>
+      </w:r>
+    </w:p>
+    <w:p>
+      <w:r>
+        <w:lastRenderedPageBreak/>
+        <w:t xml:space="preserve">  + is_authenticated()</w:t>
+      </w:r>
+    </w:p>
+    <w:p>
+      <w:r>
+        <w:t xml:space="preserve">  + has_token()</w:t>
+      </w:r>
+    </w:p>
+    <w:p>
+      <w:r>
+        <w:t>}</w:t>
+      </w:r>
+    </w:p>
+    <w:p/>
+    <w:p>
+      <w:r>
+        <w:t>class Topic {</w:t>
+      </w:r>
+    </w:p>
+    <w:p>
+      <w:r>
+        <w:t xml:space="preserve">  - Integer id</w:t>
+      </w:r>
+    </w:p>
+    <w:p>
+      <w:r>
+        <w:t xml:space="preserve">  - String name</w:t>
+      </w:r>
+    </w:p>
+    <w:p>
+      <w:r>
+        <w:t xml:space="preserve">  - String priority</w:t>
+      </w:r>
+    </w:p>
+    <w:p>
+      <w:r>
+        <w:t xml:space="preserve">  - Integer user_id</w:t>
+      </w:r>
+    </w:p>
+    <w:p>
+      <w:r>
+        <w:t xml:space="preserve">  --</w:t>
+      </w:r>
+    </w:p>
+    <w:p>
+      <w:r>
+        <w:t xml:space="preserve">  + to_dict()</w:t>
+      </w:r>
+    </w:p>
+    <w:p>
+      <w:r>
+        <w:t>}</w:t>
+      </w:r>
+    </w:p>
+    <w:p/>
+    <w:p>
+      <w:r>
+        <w:t>class LearningGoal {</w:t>
+      </w:r>
+    </w:p>
+    <w:p>
+      <w:r>
+        <w:t xml:space="preserve">  - Integer id</w:t>
+      </w:r>
+    </w:p>
+    <w:p>
+      <w:r>
+        <w:t xml:space="preserve">  - Integer topic_id</w:t>
+      </w:r>
+    </w:p>
+    <w:p>
+      <w:r>
+        <w:t xml:space="preserve">  - String description</w:t>
+      </w:r>
+    </w:p>
+    <w:p>
+      <w:r>
+        <w:t xml:space="preserve">  - String deadline</w:t>
+      </w:r>
+    </w:p>
+    <w:p>
+      <w:r>
+        <w:t xml:space="preserve">  - Integer user_id</w:t>
+      </w:r>
+    </w:p>
+    <w:p>
+      <w:r>
+        <w:t xml:space="preserve">  --</w:t>
+      </w:r>
+    </w:p>
+    <w:p>
+      <w:r>
+        <w:t xml:space="preserve">  + to_dict()</w:t>
+      </w:r>
+    </w:p>
+    <w:p>
+      <w:r>
+        <w:t>}</w:t>
+      </w:r>
+    </w:p>
+    <w:p/>
+    <w:p>
+      <w:r>
+        <w:t>class StudyMethod {</w:t>
+      </w:r>
+    </w:p>
+    <w:p>
+      <w:r>
+        <w:t xml:space="preserve">  - Integer id</w:t>
+      </w:r>
+    </w:p>
+    <w:p>
+      <w:r>
+        <w:t xml:space="preserve">  - String method_type</w:t>
+      </w:r>
+    </w:p>
+    <w:p>
+      <w:r>
+        <w:t xml:space="preserve">  - Text content</w:t>
+      </w:r>
+    </w:p>
+    <w:p>
+      <w:r>
+        <w:t xml:space="preserve">  - Integer goal_id</w:t>
+      </w:r>
+    </w:p>
+    <w:p>
+      <w:r>
+        <w:t xml:space="preserve">  - DateTime created_at</w:t>
+      </w:r>
+    </w:p>
+    <w:p>
+      <w:r>
+        <w:t xml:space="preserve">  --</w:t>
+      </w:r>
+    </w:p>
+    <w:p>
+      <w:r>
+        <w:t xml:space="preserve">  + to_dict()</w:t>
+      </w:r>
+    </w:p>
+    <w:p>
+      <w:r>
+        <w:t>}</w:t>
+      </w:r>
+    </w:p>
+    <w:p/>
+    <w:p>
+      <w:r>
+        <w:t>class Token {</w:t>
+      </w:r>
+    </w:p>
+    <w:p>
+      <w:r>
+        <w:t xml:space="preserve">  - Integer id</w:t>
+      </w:r>
+    </w:p>
+    <w:p>
+      <w:r>
+        <w:t xml:space="preserve">  - String token</w:t>
+      </w:r>
+    </w:p>
+    <w:p>
+      <w:r>
+        <w:t xml:space="preserve">  - DateTime token_erstelldatum</w:t>
+      </w:r>
+    </w:p>
+    <w:p>
+      <w:r>
+        <w:t xml:space="preserve">  - Integer user_id</w:t>
+      </w:r>
+    </w:p>
+    <w:p>
+      <w:r>
+        <w:t>}</w:t>
+      </w:r>
+    </w:p>
+    <w:p/>
+    <w:p>
+      <w:r>
+        <w:t>class TokenManager {</w:t>
+      </w:r>
+    </w:p>
+    <w:p>
+      <w:r>
+        <w:t xml:space="preserve">  - int token_lifetime</w:t>
+      </w:r>
+    </w:p>
+    <w:p>
+      <w:r>
+        <w:t xml:space="preserve">  --</w:t>
+      </w:r>
+    </w:p>
+    <w:p>
+      <w:r>
+        <w:t xml:space="preserve">  + generate_token()</w:t>
+      </w:r>
+    </w:p>
+    <w:p>
+      <w:r>
+        <w:t xml:space="preserve">  + is_token_valid()</w:t>
+      </w:r>
+    </w:p>
+    <w:p>
+      <w:r>
+        <w:t xml:space="preserve">  + get_or_create_token()</w:t>
+      </w:r>
+    </w:p>
+    <w:p>
+      <w:r>
+        <w:t xml:space="preserve">  + delete_token()</w:t>
+      </w:r>
+    </w:p>
+    <w:p>
+      <w:r>
+        <w:t>}</w:t>
+      </w:r>
+    </w:p>
+    <w:p/>
+    <w:p>
+      <w:r>
+        <w:t>class Config {</w:t>
+      </w:r>
+    </w:p>
+    <w:p>
+      <w:r>
+        <w:t xml:space="preserve">  - String BASE_DIR</w:t>
+      </w:r>
+    </w:p>
+    <w:p>
+      <w:r>
+        <w:t xml:space="preserve">  - String SQLALCHEMY_DATABASE_URI</w:t>
+      </w:r>
+    </w:p>
+    <w:p>
+      <w:r>
+        <w:t xml:space="preserve">  - String SECRET_KEY</w:t>
+      </w:r>
+    </w:p>
+    <w:p>
+      <w:r>
+        <w:t>}</w:t>
+      </w:r>
+    </w:p>
+    <w:p/>
+    <w:p>
+      <w:r>
+        <w:t>class FlaskApp {</w:t>
+      </w:r>
+    </w:p>
+    <w:p>
+      <w:r>
+        <w:t xml:space="preserve">  - Flask app</w:t>
+      </w:r>
+    </w:p>
+    <w:p>
+      <w:r>
+        <w:t xml:space="preserve">  - SQLAlchemy db</w:t>
+      </w:r>
+    </w:p>
+    <w:p>
+      <w:r>
+        <w:t xml:space="preserve">  --</w:t>
+      </w:r>
+    </w:p>
+    <w:p>
+      <w:r>
+        <w:t xml:space="preserve">  + main(): void</w:t>
+      </w:r>
+    </w:p>
+    <w:p>
+      <w:r>
+        <w:t>}</w:t>
+      </w:r>
+    </w:p>
+    <w:p/>
+    <w:p>
+      <w:r>
+        <w:t>class RunPy {</w:t>
+      </w:r>
+    </w:p>
+    <w:p>
+      <w:r>
+        <w:t>}</w:t>
+      </w:r>
+    </w:p>
+    <w:p/>
+    <w:p>
+      <w:r>
+        <w:t>' Beziehungen zwischen Entitäten</w:t>
+      </w:r>
+    </w:p>
+    <w:p>
+      <w:r>
+        <w:t>User "1" -- "1..*" Topic : owns</w:t>
+      </w:r>
+    </w:p>
+    <w:p>
+      <w:r>
+        <w:t>Topic "1" -- "1..*" LearningGoal : includes</w:t>
+      </w:r>
+    </w:p>
+    <w:p>
+      <w:r>
+        <w:t>LearningGoal "1" -- "1..*" StudyMethod : has</w:t>
+      </w:r>
+    </w:p>
+    <w:p>
+      <w:r>
+        <w:t>User "1" -- "1..*" Token : has</w:t>
+      </w:r>
+    </w:p>
+    <w:p/>
+    <w:p>
+      <w:r>
+        <w:t>' Beziehungen für Token-Management</w:t>
+      </w:r>
+    </w:p>
+    <w:p>
+      <w:r>
+        <w:t>Token "1" -- "1" TokenManager : managed by</w:t>
+      </w:r>
+    </w:p>
+    <w:p/>
+    <w:p>
+      <w:r>
+        <w:t>' Beziehungen für App-Konfiguration</w:t>
+      </w:r>
+    </w:p>
+    <w:p>
+      <w:r>
+        <w:t>Config "1" -- "1" FlaskApp : used</w:t>
+      </w:r>
+    </w:p>
+    <w:p>
+      <w:r>
+        <w:t>FlaskApp "1" -- "1" RunPy : initialized</w:t>
+      </w:r>
+    </w:p>
+    <w:p>
+      <w:r>
+        <w:t>RunPy "1" -- "1" Config : uses</w:t>
+      </w:r>
+    </w:p>
+    <w:p/>
     <w:p>
       <w:pPr>
         <w:rPr>
@@ -5081,1527 +5329,8 @@
         </w:rPr>
       </w:pPr>
       <w:r>
-        <w:t xml:space="preserve">  </w:t>
-      </w:r>
-      <w:r>
-        <w:rPr>
-          <w:lang w:val="en-US"/>
-        </w:rPr>
-        <w:t>- Integer id</w:t>
-      </w:r>
-    </w:p>
-    <w:p>
-      <w:pPr>
-        <w:rPr>
-          <w:lang w:val="en-US"/>
-        </w:rPr>
-      </w:pPr>
-      <w:r>
-        <w:rPr>
-          <w:lang w:val="en-US"/>
-        </w:rPr>
-        <w:t xml:space="preserve">  - String username</w:t>
-      </w:r>
-    </w:p>
-    <w:p>
-      <w:pPr>
-        <w:rPr>
-          <w:lang w:val="en-US"/>
-        </w:rPr>
-      </w:pPr>
-      <w:r>
-        <w:rPr>
-          <w:lang w:val="en-US"/>
-        </w:rPr>
-        <w:t xml:space="preserve">  - String </w:t>
-      </w:r>
-      <w:proofErr w:type="spellStart"/>
-      <w:r>
-        <w:rPr>
-          <w:lang w:val="en-US"/>
-        </w:rPr>
-        <w:t>usermail</w:t>
-      </w:r>
-      <w:proofErr w:type="spellEnd"/>
-    </w:p>
-    <w:p>
-      <w:pPr>
-        <w:rPr>
-          <w:lang w:val="en-US"/>
-        </w:rPr>
-      </w:pPr>
-      <w:r>
-        <w:rPr>
-          <w:lang w:val="en-US"/>
-        </w:rPr>
-        <w:t xml:space="preserve">  - String </w:t>
-      </w:r>
-      <w:proofErr w:type="spellStart"/>
-      <w:r>
-        <w:rPr>
-          <w:lang w:val="en-US"/>
-        </w:rPr>
-        <w:t>password_hash</w:t>
-      </w:r>
-      <w:proofErr w:type="spellEnd"/>
-    </w:p>
-    <w:p>
-      <w:pPr>
-        <w:rPr>
-          <w:lang w:val="en-US"/>
-        </w:rPr>
-      </w:pPr>
-      <w:r>
-        <w:rPr>
-          <w:lang w:val="en-US"/>
-        </w:rPr>
-        <w:t xml:space="preserve">  - Boolean </w:t>
-      </w:r>
-      <w:proofErr w:type="spellStart"/>
-      <w:r>
-        <w:rPr>
-          <w:lang w:val="en-US"/>
-        </w:rPr>
-        <w:t>is_active_user</w:t>
-      </w:r>
-      <w:proofErr w:type="spellEnd"/>
-    </w:p>
-    <w:p>
-      <w:pPr>
-        <w:rPr>
-          <w:lang w:val="en-US"/>
-        </w:rPr>
-      </w:pPr>
-      <w:r>
-        <w:rPr>
-          <w:lang w:val="en-US"/>
-        </w:rPr>
-        <w:t xml:space="preserve">  --</w:t>
-      </w:r>
-    </w:p>
-    <w:p>
-      <w:pPr>
-        <w:rPr>
-          <w:lang w:val="en-US"/>
-        </w:rPr>
-      </w:pPr>
-      <w:r>
-        <w:rPr>
-          <w:lang w:val="en-US"/>
-        </w:rPr>
-        <w:t xml:space="preserve">  + </w:t>
-      </w:r>
-      <w:proofErr w:type="spellStart"/>
-      <w:r>
-        <w:rPr>
-          <w:lang w:val="en-US"/>
-        </w:rPr>
-        <w:t>set_</w:t>
-      </w:r>
-      <w:proofErr w:type="gramStart"/>
-      <w:r>
-        <w:rPr>
-          <w:lang w:val="en-US"/>
-        </w:rPr>
-        <w:t>password</w:t>
-      </w:r>
-      <w:proofErr w:type="spellEnd"/>
-      <w:r>
-        <w:rPr>
-          <w:lang w:val="en-US"/>
-        </w:rPr>
-        <w:t>(</w:t>
-      </w:r>
-      <w:proofErr w:type="gramEnd"/>
-      <w:r>
-        <w:rPr>
-          <w:lang w:val="en-US"/>
-        </w:rPr>
-        <w:t>)</w:t>
-      </w:r>
-    </w:p>
-    <w:p>
-      <w:pPr>
-        <w:rPr>
-          <w:lang w:val="en-US"/>
-        </w:rPr>
-      </w:pPr>
-      <w:r>
-        <w:rPr>
-          <w:lang w:val="en-US"/>
-        </w:rPr>
-        <w:t xml:space="preserve">  + </w:t>
-      </w:r>
-      <w:proofErr w:type="spellStart"/>
-      <w:r>
-        <w:rPr>
-          <w:lang w:val="en-US"/>
-        </w:rPr>
-        <w:t>check_</w:t>
-      </w:r>
-      <w:proofErr w:type="gramStart"/>
-      <w:r>
-        <w:rPr>
-          <w:lang w:val="en-US"/>
-        </w:rPr>
-        <w:t>password</w:t>
-      </w:r>
-      <w:proofErr w:type="spellEnd"/>
-      <w:r>
-        <w:rPr>
-          <w:lang w:val="en-US"/>
-        </w:rPr>
-        <w:t>(</w:t>
-      </w:r>
-      <w:proofErr w:type="gramEnd"/>
-      <w:r>
-        <w:rPr>
-          <w:lang w:val="en-US"/>
-        </w:rPr>
-        <w:t>)</w:t>
-      </w:r>
-    </w:p>
-    <w:p>
-      <w:pPr>
-        <w:rPr>
-          <w:lang w:val="en-US"/>
-        </w:rPr>
-      </w:pPr>
-      <w:r>
-        <w:rPr>
-          <w:lang w:val="en-US"/>
-        </w:rPr>
-        <w:t xml:space="preserve">  + </w:t>
-      </w:r>
-      <w:proofErr w:type="spellStart"/>
-      <w:r>
-        <w:rPr>
-          <w:lang w:val="en-US"/>
-        </w:rPr>
-        <w:t>is_</w:t>
-      </w:r>
-      <w:proofErr w:type="gramStart"/>
-      <w:r>
-        <w:rPr>
-          <w:lang w:val="en-US"/>
-        </w:rPr>
-        <w:t>active</w:t>
-      </w:r>
-      <w:proofErr w:type="spellEnd"/>
-      <w:r>
-        <w:rPr>
-          <w:lang w:val="en-US"/>
-        </w:rPr>
-        <w:t>(</w:t>
-      </w:r>
-      <w:proofErr w:type="gramEnd"/>
-      <w:r>
-        <w:rPr>
-          <w:lang w:val="en-US"/>
-        </w:rPr>
-        <w:t>)</w:t>
-      </w:r>
-    </w:p>
-    <w:p>
-      <w:pPr>
-        <w:rPr>
-          <w:lang w:val="en-US"/>
-        </w:rPr>
-      </w:pPr>
-      <w:r>
-        <w:rPr>
-          <w:lang w:val="en-US"/>
-        </w:rPr>
-        <w:t xml:space="preserve">  + </w:t>
-      </w:r>
-      <w:proofErr w:type="spellStart"/>
-      <w:r>
-        <w:rPr>
-          <w:lang w:val="en-US"/>
-        </w:rPr>
-        <w:t>get_</w:t>
-      </w:r>
-      <w:proofErr w:type="gramStart"/>
-      <w:r>
-        <w:rPr>
-          <w:lang w:val="en-US"/>
-        </w:rPr>
-        <w:t>id</w:t>
-      </w:r>
-      <w:proofErr w:type="spellEnd"/>
-      <w:r>
-        <w:rPr>
-          <w:lang w:val="en-US"/>
-        </w:rPr>
-        <w:t>(</w:t>
-      </w:r>
-      <w:proofErr w:type="gramEnd"/>
-      <w:r>
-        <w:rPr>
-          <w:lang w:val="en-US"/>
-        </w:rPr>
-        <w:t>)</w:t>
-      </w:r>
-    </w:p>
-    <w:p>
-      <w:pPr>
-        <w:rPr>
-          <w:lang w:val="en-US"/>
-        </w:rPr>
-      </w:pPr>
-      <w:r>
-        <w:rPr>
-          <w:lang w:val="en-US"/>
-        </w:rPr>
-        <w:lastRenderedPageBreak/>
-        <w:t xml:space="preserve">  + </w:t>
-      </w:r>
-      <w:proofErr w:type="spellStart"/>
-      <w:r>
-        <w:rPr>
-          <w:lang w:val="en-US"/>
-        </w:rPr>
-        <w:t>is_</w:t>
-      </w:r>
-      <w:proofErr w:type="gramStart"/>
-      <w:r>
-        <w:rPr>
-          <w:lang w:val="en-US"/>
-        </w:rPr>
-        <w:t>authenticated</w:t>
-      </w:r>
-      <w:proofErr w:type="spellEnd"/>
-      <w:r>
-        <w:rPr>
-          <w:lang w:val="en-US"/>
-        </w:rPr>
-        <w:t>(</w:t>
-      </w:r>
-      <w:proofErr w:type="gramEnd"/>
-      <w:r>
-        <w:rPr>
-          <w:lang w:val="en-US"/>
-        </w:rPr>
-        <w:t>)</w:t>
-      </w:r>
-    </w:p>
-    <w:p>
-      <w:pPr>
-        <w:rPr>
-          <w:lang w:val="en-US"/>
-        </w:rPr>
-      </w:pPr>
-      <w:r>
-        <w:rPr>
-          <w:lang w:val="en-US"/>
-        </w:rPr>
-        <w:t xml:space="preserve">  + </w:t>
-      </w:r>
-      <w:proofErr w:type="spellStart"/>
-      <w:r>
-        <w:rPr>
-          <w:lang w:val="en-US"/>
-        </w:rPr>
-        <w:t>has_</w:t>
-      </w:r>
-      <w:proofErr w:type="gramStart"/>
-      <w:r>
-        <w:rPr>
-          <w:lang w:val="en-US"/>
-        </w:rPr>
-        <w:t>token</w:t>
-      </w:r>
-      <w:proofErr w:type="spellEnd"/>
-      <w:r>
-        <w:rPr>
-          <w:lang w:val="en-US"/>
-        </w:rPr>
-        <w:t>(</w:t>
-      </w:r>
-      <w:proofErr w:type="gramEnd"/>
-      <w:r>
-        <w:rPr>
-          <w:lang w:val="en-US"/>
-        </w:rPr>
-        <w:t>)</w:t>
-      </w:r>
-    </w:p>
-    <w:p>
-      <w:pPr>
-        <w:rPr>
-          <w:lang w:val="en-US"/>
-        </w:rPr>
-      </w:pPr>
-      <w:r>
-        <w:rPr>
-          <w:lang w:val="en-US"/>
-        </w:rPr>
-        <w:t>}</w:t>
-      </w:r>
-    </w:p>
-    <w:p>
-      <w:pPr>
-        <w:rPr>
-          <w:lang w:val="en-US"/>
-        </w:rPr>
-      </w:pPr>
-      <w:r>
-        <w:rPr>
-          <w:lang w:val="en-US"/>
-        </w:rPr>
-        <w:t>class Topic {</w:t>
-      </w:r>
-    </w:p>
-    <w:p>
-      <w:pPr>
-        <w:rPr>
-          <w:lang w:val="en-US"/>
-        </w:rPr>
-      </w:pPr>
-      <w:r>
-        <w:rPr>
-          <w:lang w:val="en-US"/>
-        </w:rPr>
-        <w:t xml:space="preserve">  - Integer id</w:t>
-      </w:r>
-    </w:p>
-    <w:p>
-      <w:pPr>
-        <w:rPr>
-          <w:lang w:val="en-US"/>
-        </w:rPr>
-      </w:pPr>
-      <w:r>
-        <w:rPr>
-          <w:lang w:val="en-US"/>
-        </w:rPr>
-        <w:t xml:space="preserve">  - String name</w:t>
-      </w:r>
-    </w:p>
-    <w:p>
-      <w:pPr>
-        <w:rPr>
-          <w:lang w:val="en-US"/>
-        </w:rPr>
-      </w:pPr>
-      <w:r>
-        <w:rPr>
-          <w:lang w:val="en-US"/>
-        </w:rPr>
-        <w:t xml:space="preserve">  - String priority</w:t>
-      </w:r>
-    </w:p>
-    <w:p>
-      <w:pPr>
-        <w:rPr>
-          <w:lang w:val="en-US"/>
-        </w:rPr>
-      </w:pPr>
-      <w:r>
-        <w:rPr>
-          <w:lang w:val="en-US"/>
-        </w:rPr>
-        <w:t xml:space="preserve">  - Integer </w:t>
-      </w:r>
-      <w:proofErr w:type="spellStart"/>
-      <w:r>
-        <w:rPr>
-          <w:lang w:val="en-US"/>
-        </w:rPr>
-        <w:t>user_id</w:t>
-      </w:r>
-      <w:proofErr w:type="spellEnd"/>
-    </w:p>
-    <w:p>
-      <w:pPr>
-        <w:rPr>
-          <w:lang w:val="en-US"/>
-        </w:rPr>
-      </w:pPr>
-      <w:r>
-        <w:rPr>
-          <w:lang w:val="en-US"/>
-        </w:rPr>
-        <w:t xml:space="preserve">  --</w:t>
-      </w:r>
-    </w:p>
-    <w:p>
-      <w:pPr>
-        <w:rPr>
-          <w:lang w:val="en-US"/>
-        </w:rPr>
-      </w:pPr>
-      <w:r>
-        <w:rPr>
-          <w:lang w:val="en-US"/>
-        </w:rPr>
-        <w:t xml:space="preserve">  + </w:t>
-      </w:r>
-      <w:proofErr w:type="spellStart"/>
-      <w:r>
-        <w:rPr>
-          <w:lang w:val="en-US"/>
-        </w:rPr>
-        <w:t>to_</w:t>
-      </w:r>
-      <w:proofErr w:type="gramStart"/>
-      <w:r>
-        <w:rPr>
-          <w:lang w:val="en-US"/>
-        </w:rPr>
-        <w:t>dict</w:t>
-      </w:r>
-      <w:proofErr w:type="spellEnd"/>
-      <w:r>
-        <w:rPr>
-          <w:lang w:val="en-US"/>
-        </w:rPr>
-        <w:t>(</w:t>
-      </w:r>
-      <w:proofErr w:type="gramEnd"/>
-      <w:r>
-        <w:rPr>
-          <w:lang w:val="en-US"/>
-        </w:rPr>
-        <w:t>)</w:t>
-      </w:r>
-    </w:p>
-    <w:p>
-      <w:pPr>
-        <w:rPr>
-          <w:lang w:val="en-US"/>
-        </w:rPr>
-      </w:pPr>
-      <w:r>
-        <w:rPr>
-          <w:lang w:val="en-US"/>
-        </w:rPr>
-        <w:t>}</w:t>
-      </w:r>
-    </w:p>
-    <w:p>
-      <w:pPr>
-        <w:rPr>
-          <w:lang w:val="en-US"/>
-        </w:rPr>
-      </w:pPr>
-      <w:r>
-        <w:rPr>
-          <w:lang w:val="en-US"/>
-        </w:rPr>
-        <w:t xml:space="preserve">class </w:t>
-      </w:r>
-      <w:proofErr w:type="spellStart"/>
-      <w:r>
-        <w:rPr>
-          <w:lang w:val="en-US"/>
-        </w:rPr>
-        <w:t>LearningGoal</w:t>
-      </w:r>
-      <w:proofErr w:type="spellEnd"/>
-      <w:r>
-        <w:rPr>
-          <w:lang w:val="en-US"/>
-        </w:rPr>
-        <w:t xml:space="preserve"> {</w:t>
-      </w:r>
-    </w:p>
-    <w:p>
-      <w:pPr>
-        <w:rPr>
-          <w:lang w:val="en-US"/>
-        </w:rPr>
-      </w:pPr>
-      <w:r>
-        <w:rPr>
-          <w:lang w:val="en-US"/>
-        </w:rPr>
-        <w:t xml:space="preserve">  - Integer id</w:t>
-      </w:r>
-    </w:p>
-    <w:p>
-      <w:pPr>
-        <w:rPr>
-          <w:lang w:val="en-US"/>
-        </w:rPr>
-      </w:pPr>
-      <w:r>
-        <w:rPr>
-          <w:lang w:val="en-US"/>
-        </w:rPr>
-        <w:t xml:space="preserve">  - Integer </w:t>
-      </w:r>
-      <w:proofErr w:type="spellStart"/>
-      <w:r>
-        <w:rPr>
-          <w:lang w:val="en-US"/>
-        </w:rPr>
-        <w:t>topic_id</w:t>
-      </w:r>
-      <w:proofErr w:type="spellEnd"/>
-    </w:p>
-    <w:p>
-      <w:pPr>
-        <w:rPr>
-          <w:lang w:val="en-US"/>
-        </w:rPr>
-      </w:pPr>
-      <w:r>
-        <w:rPr>
-          <w:lang w:val="en-US"/>
-        </w:rPr>
-        <w:t xml:space="preserve">  - String description</w:t>
-      </w:r>
-    </w:p>
-    <w:p>
-      <w:pPr>
-        <w:rPr>
-          <w:lang w:val="en-US"/>
-        </w:rPr>
-      </w:pPr>
-      <w:r>
-        <w:rPr>
-          <w:lang w:val="en-US"/>
-        </w:rPr>
-        <w:t xml:space="preserve">  - String deadline</w:t>
-      </w:r>
-    </w:p>
-    <w:p>
-      <w:pPr>
-        <w:rPr>
-          <w:lang w:val="en-US"/>
-        </w:rPr>
-      </w:pPr>
-      <w:r>
-        <w:rPr>
-          <w:lang w:val="en-US"/>
-        </w:rPr>
-        <w:t xml:space="preserve">  - Integer </w:t>
-      </w:r>
-      <w:proofErr w:type="spellStart"/>
-      <w:r>
-        <w:rPr>
-          <w:lang w:val="en-US"/>
-        </w:rPr>
-        <w:t>user_id</w:t>
-      </w:r>
-      <w:proofErr w:type="spellEnd"/>
-    </w:p>
-    <w:p>
-      <w:pPr>
-        <w:rPr>
-          <w:lang w:val="en-US"/>
-        </w:rPr>
-      </w:pPr>
-      <w:r>
-        <w:rPr>
-          <w:lang w:val="en-US"/>
-        </w:rPr>
-        <w:t xml:space="preserve">  --</w:t>
-      </w:r>
-    </w:p>
-    <w:p>
-      <w:pPr>
-        <w:rPr>
-          <w:lang w:val="en-US"/>
-        </w:rPr>
-      </w:pPr>
-      <w:r>
-        <w:rPr>
-          <w:lang w:val="en-US"/>
-        </w:rPr>
-        <w:t xml:space="preserve">  + </w:t>
-      </w:r>
-      <w:proofErr w:type="spellStart"/>
-      <w:r>
-        <w:rPr>
-          <w:lang w:val="en-US"/>
-        </w:rPr>
-        <w:t>to_</w:t>
-      </w:r>
-      <w:proofErr w:type="gramStart"/>
-      <w:r>
-        <w:rPr>
-          <w:lang w:val="en-US"/>
-        </w:rPr>
-        <w:t>dict</w:t>
-      </w:r>
-      <w:proofErr w:type="spellEnd"/>
-      <w:r>
-        <w:rPr>
-          <w:lang w:val="en-US"/>
-        </w:rPr>
-        <w:t>(</w:t>
-      </w:r>
-      <w:proofErr w:type="gramEnd"/>
-      <w:r>
-        <w:rPr>
-          <w:lang w:val="en-US"/>
-        </w:rPr>
-        <w:t>)</w:t>
-      </w:r>
-    </w:p>
-    <w:p>
-      <w:pPr>
-        <w:rPr>
-          <w:lang w:val="en-US"/>
-        </w:rPr>
-      </w:pPr>
-      <w:r>
-        <w:rPr>
-          <w:lang w:val="en-US"/>
-        </w:rPr>
-        <w:t>}</w:t>
-      </w:r>
-    </w:p>
-    <w:p>
-      <w:pPr>
-        <w:rPr>
-          <w:lang w:val="en-US"/>
-        </w:rPr>
-      </w:pPr>
-    </w:p>
-    <w:p>
-      <w:pPr>
-        <w:rPr>
-          <w:lang w:val="en-US"/>
-        </w:rPr>
-      </w:pPr>
-      <w:r>
-        <w:rPr>
-          <w:lang w:val="en-US"/>
-        </w:rPr>
-        <w:t>class Token {</w:t>
-      </w:r>
-    </w:p>
-    <w:p>
-      <w:pPr>
-        <w:rPr>
-          <w:lang w:val="en-US"/>
-        </w:rPr>
-      </w:pPr>
-      <w:r>
-        <w:rPr>
-          <w:lang w:val="en-US"/>
-        </w:rPr>
-        <w:t xml:space="preserve">  - Integer id</w:t>
-      </w:r>
-    </w:p>
-    <w:p>
-      <w:pPr>
-        <w:rPr>
-          <w:lang w:val="en-US"/>
-        </w:rPr>
-      </w:pPr>
-      <w:r>
-        <w:rPr>
-          <w:lang w:val="en-US"/>
-        </w:rPr>
-        <w:t xml:space="preserve">  </w:t>
-      </w:r>
-      <w:r>
-        <w:rPr>
-          <w:lang w:val="en-US"/>
-        </w:rPr>
-        <w:t>- String token</w:t>
-      </w:r>
-    </w:p>
-    <w:p>
-      <w:r>
-        <w:rPr>
-          <w:lang w:val="en-US"/>
-        </w:rPr>
-        <w:t xml:space="preserve">  </w:t>
-      </w:r>
-      <w:r>
-        <w:t xml:space="preserve">- </w:t>
-      </w:r>
-      <w:proofErr w:type="spellStart"/>
-      <w:r>
-        <w:t>DateTime</w:t>
-      </w:r>
-      <w:proofErr w:type="spellEnd"/>
-      <w:r>
-        <w:t xml:space="preserve"> </w:t>
-      </w:r>
-      <w:proofErr w:type="spellStart"/>
-      <w:r>
-        <w:t>token_erstelldatum</w:t>
-      </w:r>
-      <w:proofErr w:type="spellEnd"/>
-    </w:p>
-    <w:p>
-      <w:r>
-        <w:t xml:space="preserve">  - Integer </w:t>
-      </w:r>
-      <w:proofErr w:type="spellStart"/>
-      <w:r>
-        <w:t>user_id</w:t>
-      </w:r>
-      <w:proofErr w:type="spellEnd"/>
-    </w:p>
-    <w:p>
-      <w:pPr>
-        <w:rPr>
-          <w:lang w:val="en-US"/>
-        </w:rPr>
-      </w:pPr>
-      <w:r>
-        <w:rPr>
-          <w:lang w:val="en-US"/>
-        </w:rPr>
-        <w:t>}</w:t>
-      </w:r>
-    </w:p>
-    <w:p>
-      <w:pPr>
-        <w:rPr>
-          <w:lang w:val="en-US"/>
-        </w:rPr>
-      </w:pPr>
-    </w:p>
-    <w:p>
-      <w:pPr>
-        <w:rPr>
-          <w:lang w:val="en-US"/>
-        </w:rPr>
-      </w:pPr>
-      <w:r>
-        <w:rPr>
-          <w:lang w:val="en-US"/>
-        </w:rPr>
-        <w:t xml:space="preserve">class </w:t>
-      </w:r>
-      <w:proofErr w:type="spellStart"/>
-      <w:r>
-        <w:rPr>
-          <w:lang w:val="en-US"/>
-        </w:rPr>
-        <w:t>TokenManager</w:t>
-      </w:r>
-      <w:proofErr w:type="spellEnd"/>
-      <w:r>
-        <w:rPr>
-          <w:lang w:val="en-US"/>
-        </w:rPr>
-        <w:t xml:space="preserve"> {</w:t>
-      </w:r>
-    </w:p>
-    <w:p>
-      <w:pPr>
-        <w:rPr>
-          <w:lang w:val="en-US"/>
-        </w:rPr>
-      </w:pPr>
-      <w:r>
-        <w:rPr>
-          <w:lang w:val="en-US"/>
-        </w:rPr>
-        <w:t xml:space="preserve">  - int </w:t>
-      </w:r>
-      <w:proofErr w:type="spellStart"/>
-      <w:r>
-        <w:rPr>
-          <w:lang w:val="en-US"/>
-        </w:rPr>
-        <w:t>token_lifetime</w:t>
-      </w:r>
-      <w:proofErr w:type="spellEnd"/>
-    </w:p>
-    <w:p>
-      <w:pPr>
-        <w:rPr>
-          <w:lang w:val="en-US"/>
-        </w:rPr>
-      </w:pPr>
-      <w:r>
-        <w:rPr>
-          <w:lang w:val="en-US"/>
-        </w:rPr>
-        <w:t xml:space="preserve">  --</w:t>
-      </w:r>
-    </w:p>
-    <w:p>
-      <w:pPr>
-        <w:rPr>
-          <w:lang w:val="en-US"/>
-        </w:rPr>
-      </w:pPr>
-      <w:r>
-        <w:rPr>
-          <w:lang w:val="en-US"/>
-        </w:rPr>
-        <w:t xml:space="preserve">  + </w:t>
-      </w:r>
-      <w:proofErr w:type="spellStart"/>
-      <w:r>
-        <w:rPr>
-          <w:lang w:val="en-US"/>
-        </w:rPr>
-        <w:t>generate_</w:t>
-      </w:r>
-      <w:proofErr w:type="gramStart"/>
-      <w:r>
-        <w:rPr>
-          <w:lang w:val="en-US"/>
-        </w:rPr>
-        <w:t>token</w:t>
-      </w:r>
-      <w:proofErr w:type="spellEnd"/>
-      <w:r>
-        <w:rPr>
-          <w:lang w:val="en-US"/>
-        </w:rPr>
-        <w:t>(</w:t>
-      </w:r>
-      <w:proofErr w:type="gramEnd"/>
-      <w:r>
-        <w:rPr>
-          <w:lang w:val="en-US"/>
-        </w:rPr>
-        <w:t>)</w:t>
-      </w:r>
-    </w:p>
-    <w:p>
-      <w:pPr>
-        <w:rPr>
-          <w:lang w:val="en-US"/>
-        </w:rPr>
-      </w:pPr>
-      <w:r>
-        <w:rPr>
-          <w:lang w:val="en-US"/>
-        </w:rPr>
-        <w:lastRenderedPageBreak/>
-        <w:t xml:space="preserve">  + </w:t>
-      </w:r>
-      <w:proofErr w:type="spellStart"/>
-      <w:r>
-        <w:rPr>
-          <w:lang w:val="en-US"/>
-        </w:rPr>
-        <w:t>is_token_</w:t>
-      </w:r>
-      <w:proofErr w:type="gramStart"/>
-      <w:r>
-        <w:rPr>
-          <w:lang w:val="en-US"/>
-        </w:rPr>
-        <w:t>valid</w:t>
-      </w:r>
-      <w:proofErr w:type="spellEnd"/>
-      <w:r>
-        <w:rPr>
-          <w:lang w:val="en-US"/>
-        </w:rPr>
-        <w:t>(</w:t>
-      </w:r>
-      <w:proofErr w:type="gramEnd"/>
-      <w:r>
-        <w:rPr>
-          <w:lang w:val="en-US"/>
-        </w:rPr>
-        <w:t>)</w:t>
-      </w:r>
-    </w:p>
-    <w:p>
-      <w:pPr>
-        <w:rPr>
-          <w:lang w:val="en-US"/>
-        </w:rPr>
-      </w:pPr>
-      <w:r>
-        <w:rPr>
-          <w:lang w:val="en-US"/>
-        </w:rPr>
-        <w:t xml:space="preserve">  + </w:t>
-      </w:r>
-      <w:proofErr w:type="spellStart"/>
-      <w:r>
-        <w:rPr>
-          <w:lang w:val="en-US"/>
-        </w:rPr>
-        <w:t>get_or_create_</w:t>
-      </w:r>
-      <w:proofErr w:type="gramStart"/>
-      <w:r>
-        <w:rPr>
-          <w:lang w:val="en-US"/>
-        </w:rPr>
-        <w:t>token</w:t>
-      </w:r>
-      <w:proofErr w:type="spellEnd"/>
-      <w:r>
-        <w:rPr>
-          <w:lang w:val="en-US"/>
-        </w:rPr>
-        <w:t>(</w:t>
-      </w:r>
-      <w:proofErr w:type="gramEnd"/>
-      <w:r>
-        <w:rPr>
-          <w:lang w:val="en-US"/>
-        </w:rPr>
-        <w:t>)</w:t>
-      </w:r>
-    </w:p>
-    <w:p>
-      <w:pPr>
-        <w:rPr>
-          <w:lang w:val="en-US"/>
-        </w:rPr>
-      </w:pPr>
-      <w:r>
-        <w:rPr>
-          <w:lang w:val="en-US"/>
-        </w:rPr>
-        <w:t xml:space="preserve">  + </w:t>
-      </w:r>
-      <w:proofErr w:type="spellStart"/>
-      <w:r>
-        <w:rPr>
-          <w:lang w:val="en-US"/>
-        </w:rPr>
-        <w:t>delete_</w:t>
-      </w:r>
-      <w:proofErr w:type="gramStart"/>
-      <w:r>
-        <w:rPr>
-          <w:lang w:val="en-US"/>
-        </w:rPr>
-        <w:t>token</w:t>
-      </w:r>
-      <w:proofErr w:type="spellEnd"/>
-      <w:r>
-        <w:rPr>
-          <w:lang w:val="en-US"/>
-        </w:rPr>
-        <w:t>(</w:t>
-      </w:r>
-      <w:proofErr w:type="gramEnd"/>
-      <w:r>
-        <w:rPr>
-          <w:lang w:val="en-US"/>
-        </w:rPr>
-        <w:t>)</w:t>
-      </w:r>
-    </w:p>
-    <w:p>
-      <w:pPr>
-        <w:rPr>
-          <w:lang w:val="en-US"/>
-        </w:rPr>
-      </w:pPr>
-      <w:r>
-        <w:rPr>
-          <w:lang w:val="en-US"/>
-        </w:rPr>
-        <w:t>}</w:t>
-      </w:r>
-    </w:p>
-    <w:p>
-      <w:pPr>
-        <w:rPr>
-          <w:lang w:val="en-US"/>
-        </w:rPr>
-      </w:pPr>
-    </w:p>
-    <w:p>
-      <w:pPr>
-        <w:rPr>
-          <w:lang w:val="en-US"/>
-        </w:rPr>
-      </w:pPr>
-      <w:r>
-        <w:rPr>
-          <w:lang w:val="en-US"/>
-        </w:rPr>
-        <w:t>class Config {</w:t>
-      </w:r>
-    </w:p>
-    <w:p>
-      <w:pPr>
-        <w:rPr>
-          <w:lang w:val="en-US"/>
-        </w:rPr>
-      </w:pPr>
-      <w:r>
-        <w:rPr>
-          <w:lang w:val="en-US"/>
-        </w:rPr>
-        <w:t xml:space="preserve">  - </w:t>
-      </w:r>
-      <w:r>
-        <w:rPr>
-          <w:lang w:val="en-US"/>
-        </w:rPr>
-        <w:t>String</w:t>
-      </w:r>
-      <w:r>
-        <w:rPr>
-          <w:lang w:val="en-US"/>
-        </w:rPr>
-        <w:t xml:space="preserve"> </w:t>
-      </w:r>
-      <w:r>
-        <w:rPr>
-          <w:lang w:val="en-US"/>
-        </w:rPr>
-        <w:t>BASE_DIR</w:t>
-      </w:r>
-    </w:p>
-    <w:p>
-      <w:pPr>
-        <w:rPr>
-          <w:lang w:val="en-US"/>
-        </w:rPr>
-      </w:pPr>
-      <w:r>
-        <w:rPr>
-          <w:lang w:val="en-US"/>
-        </w:rPr>
-        <w:t xml:space="preserve">  - </w:t>
-      </w:r>
-      <w:r>
-        <w:rPr>
-          <w:lang w:val="en-US"/>
-        </w:rPr>
-        <w:t>String</w:t>
-      </w:r>
-      <w:r>
-        <w:rPr>
-          <w:lang w:val="en-US"/>
-        </w:rPr>
-        <w:t xml:space="preserve"> </w:t>
-      </w:r>
-      <w:r>
-        <w:rPr>
-          <w:lang w:val="en-US"/>
-        </w:rPr>
-        <w:t>SQLALCHEMY_DATABASE_URI</w:t>
-      </w:r>
-    </w:p>
-    <w:p>
-      <w:pPr>
-        <w:rPr>
-          <w:lang w:val="en-US"/>
-        </w:rPr>
-      </w:pPr>
-      <w:r>
-        <w:rPr>
-          <w:lang w:val="en-US"/>
-        </w:rPr>
-        <w:t xml:space="preserve">  - </w:t>
-      </w:r>
-      <w:r>
-        <w:rPr>
-          <w:lang w:val="en-US"/>
-        </w:rPr>
-        <w:t>String</w:t>
-      </w:r>
-      <w:r>
-        <w:rPr>
-          <w:lang w:val="en-US"/>
-        </w:rPr>
-        <w:t xml:space="preserve"> </w:t>
-      </w:r>
-      <w:r>
-        <w:rPr>
-          <w:lang w:val="en-US"/>
-        </w:rPr>
-        <w:t>SECRET_KEY</w:t>
-      </w:r>
-    </w:p>
-    <w:p>
-      <w:pPr>
-        <w:rPr>
-          <w:lang w:val="en-US"/>
-        </w:rPr>
-      </w:pPr>
-      <w:r>
-        <w:rPr>
-          <w:lang w:val="en-US"/>
-        </w:rPr>
-        <w:t>}</w:t>
-      </w:r>
-    </w:p>
-    <w:p>
-      <w:pPr>
-        <w:rPr>
-          <w:lang w:val="en-US"/>
-        </w:rPr>
-      </w:pPr>
-    </w:p>
-    <w:p>
-      <w:pPr>
-        <w:rPr>
-          <w:lang w:val="en-US"/>
-        </w:rPr>
-      </w:pPr>
-      <w:r>
-        <w:rPr>
-          <w:lang w:val="en-US"/>
-        </w:rPr>
-        <w:t xml:space="preserve">class </w:t>
-      </w:r>
-      <w:proofErr w:type="spellStart"/>
-      <w:r>
-        <w:rPr>
-          <w:lang w:val="en-US"/>
-        </w:rPr>
-        <w:t>FlaskApp</w:t>
-      </w:r>
-      <w:proofErr w:type="spellEnd"/>
-      <w:r>
-        <w:rPr>
-          <w:lang w:val="en-US"/>
-        </w:rPr>
-        <w:t xml:space="preserve"> {</w:t>
-      </w:r>
-    </w:p>
-    <w:p>
-      <w:pPr>
-        <w:rPr>
-          <w:lang w:val="en-US"/>
-        </w:rPr>
-      </w:pPr>
-      <w:r>
-        <w:rPr>
-          <w:lang w:val="en-US"/>
-        </w:rPr>
-        <w:t xml:space="preserve">  - Flask app</w:t>
-      </w:r>
-    </w:p>
-    <w:p>
-      <w:pPr>
-        <w:rPr>
-          <w:lang w:val="en-US"/>
-        </w:rPr>
-      </w:pPr>
-      <w:r>
-        <w:rPr>
-          <w:lang w:val="en-US"/>
-        </w:rPr>
-        <w:t xml:space="preserve">  - </w:t>
-      </w:r>
-      <w:proofErr w:type="spellStart"/>
-      <w:r>
-        <w:rPr>
-          <w:lang w:val="en-US"/>
-        </w:rPr>
-        <w:t>SQLAlchemy</w:t>
-      </w:r>
-      <w:proofErr w:type="spellEnd"/>
-      <w:r>
-        <w:rPr>
-          <w:lang w:val="en-US"/>
-        </w:rPr>
-        <w:t xml:space="preserve"> </w:t>
-      </w:r>
-      <w:proofErr w:type="spellStart"/>
-      <w:r>
-        <w:rPr>
-          <w:lang w:val="en-US"/>
-        </w:rPr>
-        <w:t>db</w:t>
-      </w:r>
-      <w:proofErr w:type="spellEnd"/>
-    </w:p>
-    <w:p>
-      <w:pPr>
-        <w:rPr>
-          <w:lang w:val="en-US"/>
-        </w:rPr>
-      </w:pPr>
-      <w:r>
-        <w:rPr>
-          <w:lang w:val="en-US"/>
-        </w:rPr>
-        <w:t xml:space="preserve">  --</w:t>
-      </w:r>
-    </w:p>
-    <w:p>
-      <w:pPr>
-        <w:rPr>
-          <w:lang w:val="en-US"/>
-        </w:rPr>
-      </w:pPr>
-      <w:r>
-        <w:rPr>
-          <w:lang w:val="en-US"/>
-        </w:rPr>
-        <w:t xml:space="preserve">  + </w:t>
-      </w:r>
-      <w:proofErr w:type="gramStart"/>
-      <w:r>
-        <w:rPr>
-          <w:lang w:val="en-US"/>
-        </w:rPr>
-        <w:t>main(</w:t>
-      </w:r>
-      <w:proofErr w:type="gramEnd"/>
-      <w:r>
-        <w:rPr>
-          <w:lang w:val="en-US"/>
-        </w:rPr>
-        <w:t>): void</w:t>
-      </w:r>
-    </w:p>
-    <w:p>
-      <w:pPr>
-        <w:rPr>
-          <w:lang w:val="en-US"/>
-        </w:rPr>
-      </w:pPr>
-      <w:r>
-        <w:rPr>
-          <w:lang w:val="en-US"/>
-        </w:rPr>
-        <w:t>}</w:t>
-      </w:r>
-    </w:p>
-    <w:p>
-      <w:pPr>
-        <w:rPr>
-          <w:lang w:val="en-US"/>
-        </w:rPr>
-      </w:pPr>
-    </w:p>
-    <w:p>
-      <w:pPr>
-        <w:rPr>
-          <w:lang w:val="en-US"/>
-        </w:rPr>
-      </w:pPr>
-      <w:r>
-        <w:rPr>
-          <w:lang w:val="en-US"/>
-        </w:rPr>
-        <w:t xml:space="preserve">class </w:t>
-      </w:r>
-      <w:proofErr w:type="spellStart"/>
-      <w:r>
-        <w:rPr>
-          <w:lang w:val="en-US"/>
-        </w:rPr>
-        <w:t>RunPy</w:t>
-      </w:r>
-      <w:proofErr w:type="spellEnd"/>
-      <w:r>
-        <w:rPr>
-          <w:lang w:val="en-US"/>
-        </w:rPr>
-        <w:t xml:space="preserve"> {</w:t>
-      </w:r>
-    </w:p>
-    <w:p>
-      <w:pPr>
-        <w:rPr>
-          <w:lang w:val="en-US"/>
-        </w:rPr>
-      </w:pPr>
-      <w:r>
-        <w:rPr>
-          <w:lang w:val="en-US"/>
-        </w:rPr>
-        <w:t>}</w:t>
-      </w:r>
-    </w:p>
-    <w:p>
-      <w:pPr>
-        <w:rPr>
-          <w:lang w:val="en-US"/>
-        </w:rPr>
-      </w:pPr>
-    </w:p>
-    <w:p>
-      <w:pPr>
-        <w:rPr>
-          <w:lang w:val="en-US"/>
-        </w:rPr>
-      </w:pPr>
-      <w:r>
-        <w:rPr>
-          <w:lang w:val="en-US"/>
-        </w:rPr>
-        <w:t>User "1" -- "</w:t>
-      </w:r>
-      <w:proofErr w:type="gramStart"/>
-      <w:r>
-        <w:rPr>
-          <w:lang w:val="en-US"/>
-        </w:rPr>
-        <w:t>1..</w:t>
-      </w:r>
-      <w:proofErr w:type="gramEnd"/>
-      <w:r>
-        <w:rPr>
-          <w:lang w:val="en-US"/>
-        </w:rPr>
-        <w:t>*" Topic : owns</w:t>
-      </w:r>
-    </w:p>
-    <w:p>
-      <w:pPr>
-        <w:rPr>
-          <w:lang w:val="en-US"/>
-        </w:rPr>
-      </w:pPr>
-      <w:r>
-        <w:rPr>
-          <w:lang w:val="en-US"/>
-        </w:rPr>
-        <w:t>Topic "1" -- "</w:t>
-      </w:r>
-      <w:proofErr w:type="gramStart"/>
-      <w:r>
-        <w:rPr>
-          <w:lang w:val="en-US"/>
-        </w:rPr>
-        <w:t>1..</w:t>
-      </w:r>
-      <w:proofErr w:type="gramEnd"/>
-      <w:r>
-        <w:rPr>
-          <w:lang w:val="en-US"/>
-        </w:rPr>
-        <w:t xml:space="preserve">*" </w:t>
-      </w:r>
-      <w:proofErr w:type="spellStart"/>
-      <w:r>
-        <w:rPr>
-          <w:lang w:val="en-US"/>
-        </w:rPr>
-        <w:t>LearningGoal</w:t>
-      </w:r>
-      <w:proofErr w:type="spellEnd"/>
-      <w:r>
-        <w:rPr>
-          <w:lang w:val="en-US"/>
-        </w:rPr>
-        <w:t xml:space="preserve"> : includes</w:t>
-      </w:r>
-    </w:p>
-    <w:p>
-      <w:pPr>
-        <w:rPr>
-          <w:lang w:val="en-US"/>
-        </w:rPr>
-      </w:pPr>
-      <w:r>
-        <w:rPr>
-          <w:lang w:val="en-US"/>
-        </w:rPr>
-        <w:t>User "1" -- "</w:t>
-      </w:r>
-      <w:proofErr w:type="gramStart"/>
-      <w:r>
-        <w:rPr>
-          <w:lang w:val="en-US"/>
-        </w:rPr>
-        <w:t>1..</w:t>
-      </w:r>
-      <w:proofErr w:type="gramEnd"/>
-      <w:r>
-        <w:rPr>
-          <w:lang w:val="en-US"/>
-        </w:rPr>
-        <w:t>*" Token : has</w:t>
-      </w:r>
-    </w:p>
-    <w:p>
-      <w:r>
-        <w:t xml:space="preserve">Token "1" -- "1" </w:t>
-      </w:r>
-      <w:proofErr w:type="spellStart"/>
-      <w:r>
-        <w:t>TokenManager</w:t>
-      </w:r>
-      <w:proofErr w:type="spellEnd"/>
-      <w:r>
-        <w:t xml:space="preserve"> : </w:t>
-      </w:r>
-      <w:proofErr w:type="spellStart"/>
-      <w:r>
-        <w:t>manages</w:t>
-      </w:r>
-      <w:proofErr w:type="spellEnd"/>
-    </w:p>
-    <w:p/>
-    <w:p>
-      <w:proofErr w:type="spellStart"/>
-      <w:r>
-        <w:t>Config</w:t>
-      </w:r>
-      <w:proofErr w:type="spellEnd"/>
-      <w:r>
-        <w:t xml:space="preserve"> "1" -- "1" </w:t>
-      </w:r>
-      <w:proofErr w:type="spellStart"/>
-      <w:r>
-        <w:t>FlaskApp</w:t>
-      </w:r>
-      <w:proofErr w:type="spellEnd"/>
-      <w:r>
-        <w:t xml:space="preserve"> : verwendet</w:t>
-      </w:r>
-    </w:p>
-    <w:p>
-      <w:proofErr w:type="spellStart"/>
-      <w:r>
-        <w:t>FlaskApp</w:t>
-      </w:r>
-      <w:proofErr w:type="spellEnd"/>
-      <w:r>
-        <w:t xml:space="preserve"> "1" -- "1" </w:t>
-      </w:r>
-      <w:proofErr w:type="spellStart"/>
-      <w:r>
-        <w:t>RunPy</w:t>
-      </w:r>
-      <w:proofErr w:type="spellEnd"/>
-      <w:r>
-        <w:t xml:space="preserve"> : initialisiert</w:t>
-      </w:r>
-    </w:p>
-    <w:p>
-      <w:proofErr w:type="spellStart"/>
-      <w:r>
-        <w:t>RunPy</w:t>
-      </w:r>
-      <w:proofErr w:type="spellEnd"/>
-      <w:r>
-        <w:t xml:space="preserve"> "1" -- "1" </w:t>
-      </w:r>
-      <w:proofErr w:type="spellStart"/>
-      <w:r>
-        <w:t>Config</w:t>
-      </w:r>
-      <w:proofErr w:type="spellEnd"/>
-      <w:r>
-        <w:t xml:space="preserve"> : nutzt</w:t>
-      </w:r>
-    </w:p>
-    <w:p/>
-    <w:p>
-      <w:pPr>
-        <w:rPr>
-          <w:lang w:val="en-US"/>
-        </w:rPr>
-      </w:pPr>
-      <w:r>
-        <w:rPr>
-          <w:lang w:val="en-US"/>
-        </w:rPr>
         <w:t>@enduml</w:t>
       </w:r>
-    </w:p>
-    <w:p>
-      <w:pPr>
-        <w:rPr>
-          <w:lang w:val="en-US"/>
-        </w:rPr>
-      </w:pPr>
     </w:p>
     <w:sectPr>
       <w:pgSz w:w="11906" w:h="16838"/>

--- a/Portfolio.docx
+++ b/Portfolio.docx
@@ -3549,18 +3549,10 @@
         </w:numPr>
       </w:pPr>
       <w:r>
-        <w:t xml:space="preserve">Die Authentifizierung wurde mit Hilfe </w:t>
-      </w:r>
-      <w:proofErr w:type="gramStart"/>
-      <w:r>
-        <w:t xml:space="preserve">von </w:t>
-      </w:r>
-      <w:r>
-        <w:t>einer Token</w:t>
-      </w:r>
-      <w:proofErr w:type="gramEnd"/>
-      <w:r>
-        <w:t xml:space="preserve"> klasse</w:t>
+        <w:t xml:space="preserve">Die Authentifizierung wurde mit Hilfe von </w:t>
+      </w:r>
+      <w:r>
+        <w:t>einer Token klasse</w:t>
       </w:r>
       <w:r>
         <w:t xml:space="preserve"> </w:t>
@@ -5577,15 +5569,7 @@
             </w:r>
             <w:proofErr w:type="spellEnd"/>
             <w:r>
-              <w:t>}", "email": "{</w:t>
-            </w:r>
-            <w:proofErr w:type="gramStart"/>
-            <w:r>
-              <w:t>email</w:t>
-            </w:r>
-            <w:proofErr w:type="gramEnd"/>
-            <w:r>
-              <w:t>}", "</w:t>
+              <w:t>}", "email": "{email}", "</w:t>
             </w:r>
             <w:proofErr w:type="spellStart"/>
             <w:r>
@@ -5632,21 +5616,7 @@
               <w:rPr>
                 <w:lang w:val="en-US"/>
               </w:rPr>
-              <w:t xml:space="preserve">200 </w:t>
-            </w:r>
-            <w:proofErr w:type="gramStart"/>
-            <w:r>
-              <w:rPr>
-                <w:lang w:val="en-US"/>
-              </w:rPr>
-              <w:t>{ "</w:t>
-            </w:r>
-            <w:proofErr w:type="gramEnd"/>
-            <w:r>
-              <w:rPr>
-                <w:lang w:val="en-US"/>
-              </w:rPr>
-              <w:t>message": "Login successful", "redirect": "/index" }</w:t>
+              <w:t>200 { "message": "Login successful", "redirect": "/index" }</w:t>
             </w:r>
           </w:p>
           <w:p>
@@ -5884,21 +5854,7 @@
               <w:rPr>
                 <w:lang w:val="en-US"/>
               </w:rPr>
-              <w:t xml:space="preserve">200 </w:t>
-            </w:r>
-            <w:proofErr w:type="gramStart"/>
-            <w:r>
-              <w:rPr>
-                <w:lang w:val="en-US"/>
-              </w:rPr>
-              <w:t>{ "</w:t>
-            </w:r>
-            <w:proofErr w:type="gramEnd"/>
-            <w:r>
-              <w:rPr>
-                <w:lang w:val="en-US"/>
-              </w:rPr>
-              <w:t>message": "Logout successful" }</w:t>
+              <w:t>200 { "message": "Logout successful" }</w:t>
             </w:r>
           </w:p>
           <w:p>
@@ -5911,21 +5867,7 @@
               <w:rPr>
                 <w:lang w:val="en-US"/>
               </w:rPr>
-              <w:t xml:space="preserve">401 </w:t>
-            </w:r>
-            <w:proofErr w:type="gramStart"/>
-            <w:r>
-              <w:rPr>
-                <w:lang w:val="en-US"/>
-              </w:rPr>
-              <w:t>{ "</w:t>
-            </w:r>
-            <w:proofErr w:type="gramEnd"/>
-            <w:r>
-              <w:rPr>
-                <w:lang w:val="en-US"/>
-              </w:rPr>
-              <w:t>message": "Unauthorized" }</w:t>
+              <w:t>401 { "message": "Unauthorized" }</w:t>
             </w:r>
           </w:p>
         </w:tc>
@@ -6063,15 +6005,7 @@
             </w:r>
             <w:proofErr w:type="spellEnd"/>
             <w:r>
-              <w:t>}", "email": "{</w:t>
-            </w:r>
-            <w:proofErr w:type="gramStart"/>
-            <w:r>
-              <w:t>email</w:t>
-            </w:r>
-            <w:proofErr w:type="gramEnd"/>
-            <w:r>
-              <w:t>}", "</w:t>
+              <w:t>}", "email": "{email}", "</w:t>
             </w:r>
             <w:proofErr w:type="spellStart"/>
             <w:r>
@@ -6131,15 +6065,7 @@
             </w:r>
             <w:proofErr w:type="spellEnd"/>
             <w:r>
-              <w:t xml:space="preserve">": "Benutzername oder </w:t>
-            </w:r>
-            <w:proofErr w:type="gramStart"/>
-            <w:r>
-              <w:t>Email</w:t>
-            </w:r>
-            <w:proofErr w:type="gramEnd"/>
-            <w:r>
-              <w:t xml:space="preserve"> existiert bereits" }</w:t>
+              <w:t>": "Benutzername oder Email existiert bereits" }</w:t>
             </w:r>
           </w:p>
           <w:p>
@@ -6673,21 +6599,7 @@
               <w:rPr>
                 <w:lang w:val="en-US"/>
               </w:rPr>
-              <w:t xml:space="preserve">200 [ </w:t>
-            </w:r>
-            <w:proofErr w:type="gramStart"/>
-            <w:r>
-              <w:rPr>
-                <w:lang w:val="en-US"/>
-              </w:rPr>
-              <w:t>{ "</w:t>
-            </w:r>
-            <w:proofErr w:type="gramEnd"/>
-            <w:r>
-              <w:rPr>
-                <w:lang w:val="en-US"/>
-              </w:rPr>
-              <w:t>id": 1, "</w:t>
+              <w:t>200 [ { "id": 1, "</w:t>
             </w:r>
             <w:proofErr w:type="spellStart"/>
             <w:r>
@@ -7072,19 +6984,11 @@
               <w:t>/&lt;</w:t>
             </w:r>
             <w:proofErr w:type="spellStart"/>
-            <w:proofErr w:type="gramStart"/>
             <w:r>
               <w:rPr>
                 <w:lang w:val="en-US"/>
               </w:rPr>
-              <w:t>int:goal</w:t>
-            </w:r>
-            <w:proofErr w:type="gramEnd"/>
-            <w:r>
-              <w:rPr>
-                <w:lang w:val="en-US"/>
-              </w:rPr>
-              <w:t>_id</w:t>
+              <w:t>int:goal_id</w:t>
             </w:r>
             <w:proofErr w:type="spellEnd"/>
             <w:r>
@@ -7299,7 +7203,6 @@
                 <w:lang w:val="en-US"/>
               </w:rPr>
             </w:pPr>
-            <w:proofErr w:type="gramStart"/>
             <w:r>
               <w:rPr>
                 <w:lang w:val="en-US"/>
@@ -7307,7 +7210,6 @@
               <w:t>{ "</w:t>
             </w:r>
             <w:proofErr w:type="spellStart"/>
-            <w:proofErr w:type="gramEnd"/>
             <w:r>
               <w:rPr>
                 <w:lang w:val="en-US"/>
@@ -7360,43 +7262,31 @@
               </w:rPr>
             </w:pPr>
             <w:r>
-              <w:t>201 { "</w:t>
+              <w:rPr>
+                <w:lang w:val="en-US"/>
+              </w:rPr>
+              <w:t xml:space="preserve">201 { "message": "Methode </w:t>
             </w:r>
             <w:proofErr w:type="spellStart"/>
             <w:r>
-              <w:t>message</w:t>
+              <w:rPr>
+                <w:lang w:val="en-US"/>
+              </w:rPr>
+              <w:t>gespeichert</w:t>
             </w:r>
             <w:proofErr w:type="spellEnd"/>
             <w:r>
-              <w:t>": "Methode gespeichert", "</w:t>
-            </w:r>
-            <w:proofErr w:type="spellStart"/>
-            <w:r>
-              <w:t>method</w:t>
-            </w:r>
-            <w:proofErr w:type="spellEnd"/>
-            <w:r>
-              <w:t>": { ... } }</w:t>
-            </w:r>
-            <w:r>
+              <w:rPr>
+                <w:lang w:val="en-US"/>
+              </w:rPr>
+              <w:t>", "method": { ... } }</w:t>
+            </w:r>
+            <w:r>
+              <w:rPr>
+                <w:lang w:val="en-US"/>
+              </w:rPr>
               <w:br/>
-              <w:t>401 { "</w:t>
-            </w:r>
-            <w:proofErr w:type="spellStart"/>
-            <w:r>
-              <w:t>error</w:t>
-            </w:r>
-            <w:proofErr w:type="spellEnd"/>
-            <w:r>
-              <w:t>": "</w:t>
-            </w:r>
-            <w:proofErr w:type="spellStart"/>
-            <w:r>
-              <w:t>Unauthorized</w:t>
-            </w:r>
-            <w:proofErr w:type="spellEnd"/>
-            <w:r>
-              <w:t>" }</w:t>
+              <w:t>401 { "error": "Unauthorized" }</w:t>
             </w:r>
           </w:p>
         </w:tc>
@@ -7511,19 +7401,11 @@
               <w:t>/&lt;</w:t>
             </w:r>
             <w:proofErr w:type="spellStart"/>
-            <w:proofErr w:type="gramStart"/>
             <w:r>
               <w:rPr>
                 <w:lang w:val="en-US"/>
               </w:rPr>
-              <w:t>int:goal</w:t>
-            </w:r>
-            <w:proofErr w:type="gramEnd"/>
-            <w:r>
-              <w:rPr>
-                <w:lang w:val="en-US"/>
-              </w:rPr>
-              <w:t>_id</w:t>
+              <w:t>int:goal_id</w:t>
             </w:r>
             <w:proofErr w:type="spellEnd"/>
             <w:r>
@@ -7587,21 +7469,7 @@
               <w:rPr>
                 <w:lang w:val="en-US"/>
               </w:rPr>
-              <w:t xml:space="preserve">200 [ </w:t>
-            </w:r>
-            <w:proofErr w:type="gramStart"/>
-            <w:r>
-              <w:rPr>
-                <w:lang w:val="en-US"/>
-              </w:rPr>
-              <w:t>{ "</w:t>
-            </w:r>
-            <w:proofErr w:type="gramEnd"/>
-            <w:r>
-              <w:rPr>
-                <w:lang w:val="en-US"/>
-              </w:rPr>
-              <w:t>id": 1, "</w:t>
+              <w:t>200 [ { "id": 1, "</w:t>
             </w:r>
             <w:proofErr w:type="spellStart"/>
             <w:r>
@@ -7737,19 +7605,11 @@
               <w:t>/&lt;</w:t>
             </w:r>
             <w:proofErr w:type="spellStart"/>
-            <w:proofErr w:type="gramStart"/>
             <w:r>
               <w:rPr>
                 <w:lang w:val="en-US"/>
               </w:rPr>
-              <w:t>int:goal</w:t>
-            </w:r>
-            <w:proofErr w:type="gramEnd"/>
-            <w:r>
-              <w:rPr>
-                <w:lang w:val="en-US"/>
-              </w:rPr>
-              <w:t>_id</w:t>
+              <w:t>int:goal_id</w:t>
             </w:r>
             <w:proofErr w:type="spellEnd"/>
             <w:r>
@@ -8007,17 +7867,9 @@
               <w:rPr>
                 <w:lang w:val="en-US"/>
               </w:rPr>
-              <w:t xml:space="preserve">200 [ </w:t>
-            </w:r>
-            <w:proofErr w:type="gramStart"/>
-            <w:r>
-              <w:rPr>
-                <w:lang w:val="en-US"/>
-              </w:rPr>
-              <w:t>{ "</w:t>
+              <w:t>200 [ { "</w:t>
             </w:r>
             <w:proofErr w:type="spellStart"/>
-            <w:proofErr w:type="gramEnd"/>
             <w:r>
               <w:rPr>
                 <w:lang w:val="en-US"/>
@@ -8467,11 +8319,6 @@
       </w:r>
     </w:p>
     <w:p>
-      <w:pPr>
-        <w:rPr>
-          <w:lang w:val="en-US"/>
-        </w:rPr>
-      </w:pPr>
       <w:r>
         <w:rPr>
           <w:rStyle w:val="berschrift4Zchn"/>
@@ -8495,231 +8342,204 @@
       <w:r>
         <w:br/>
       </w:r>
-      <w:r>
-        <w:rPr>
-          <w:lang w:val="en-US"/>
-        </w:rPr>
-        <w:t xml:space="preserve">def </w:t>
-      </w:r>
-      <w:proofErr w:type="spellStart"/>
-      <w:r>
-        <w:rPr>
-          <w:lang w:val="en-US"/>
-        </w:rPr>
-        <w:t>is_token_</w:t>
-      </w:r>
-      <w:proofErr w:type="gramStart"/>
-      <w:r>
-        <w:rPr>
-          <w:lang w:val="en-US"/>
-        </w:rPr>
-        <w:t>valid</w:t>
-      </w:r>
-      <w:proofErr w:type="spellEnd"/>
-      <w:r>
-        <w:rPr>
-          <w:lang w:val="en-US"/>
-        </w:rPr>
+      <w:proofErr w:type="spellStart"/>
+      <w:r>
+        <w:t>def</w:t>
+      </w:r>
+      <w:proofErr w:type="spellEnd"/>
+      <w:r>
+        <w:t xml:space="preserve"> </w:t>
+      </w:r>
+      <w:proofErr w:type="spellStart"/>
+      <w:r>
+        <w:t>is_token_valid</w:t>
+      </w:r>
+      <w:proofErr w:type="spellEnd"/>
+      <w:r>
         <w:t>(</w:t>
       </w:r>
-      <w:proofErr w:type="gramEnd"/>
-      <w:r>
-        <w:rPr>
-          <w:lang w:val="en-US"/>
-        </w:rPr>
-        <w:t>self, token):</w:t>
+      <w:proofErr w:type="spellStart"/>
+      <w:r>
+        <w:t>self</w:t>
+      </w:r>
+      <w:proofErr w:type="spellEnd"/>
+      <w:r>
+        <w:t xml:space="preserve">, </w:t>
+      </w:r>
+      <w:proofErr w:type="spellStart"/>
+      <w:r>
+        <w:t>token</w:t>
+      </w:r>
+      <w:proofErr w:type="spellEnd"/>
+      <w:r>
+        <w:t>):</w:t>
       </w:r>
       <w:r>
         <w:rPr>
           <w:i/>
           <w:iCs/>
-          <w:lang w:val="en-US"/>
         </w:rPr>
         <w:br/>
         <w:t xml:space="preserve">    </w:t>
       </w:r>
       <w:proofErr w:type="spellStart"/>
       <w:r>
-        <w:rPr>
-          <w:lang w:val="en-US"/>
-        </w:rPr>
         <w:t>token_instance</w:t>
       </w:r>
       <w:proofErr w:type="spellEnd"/>
       <w:r>
-        <w:rPr>
-          <w:lang w:val="en-US"/>
-        </w:rPr>
         <w:t xml:space="preserve"> = </w:t>
       </w:r>
       <w:proofErr w:type="spellStart"/>
       <w:r>
-        <w:rPr>
-          <w:lang w:val="en-US"/>
-        </w:rPr>
         <w:t>Token.query.filter_by</w:t>
       </w:r>
       <w:proofErr w:type="spellEnd"/>
       <w:r>
-        <w:rPr>
-          <w:lang w:val="en-US"/>
-        </w:rPr>
-        <w:t>(token=token).first()</w:t>
-      </w:r>
-      <w:r>
-        <w:rPr>
-          <w:lang w:val="en-US"/>
-        </w:rPr>
+        <w:t>(</w:t>
+      </w:r>
+      <w:proofErr w:type="spellStart"/>
+      <w:r>
+        <w:t>token</w:t>
+      </w:r>
+      <w:proofErr w:type="spellEnd"/>
+      <w:r>
+        <w:t>=</w:t>
+      </w:r>
+      <w:proofErr w:type="spellStart"/>
+      <w:r>
+        <w:t>token</w:t>
+      </w:r>
+      <w:proofErr w:type="spellEnd"/>
+      <w:r>
+        <w:t>).</w:t>
+      </w:r>
+      <w:proofErr w:type="spellStart"/>
+      <w:r>
+        <w:t>first</w:t>
+      </w:r>
+      <w:proofErr w:type="spellEnd"/>
+      <w:r>
+        <w:t>()</w:t>
+      </w:r>
+      <w:r>
         <w:br/>
-        <w:t xml:space="preserve">    if </w:t>
-      </w:r>
-      <w:proofErr w:type="spellStart"/>
-      <w:r>
-        <w:rPr>
-          <w:lang w:val="en-US"/>
-        </w:rPr>
+        <w:t xml:space="preserve">    </w:t>
+      </w:r>
+      <w:proofErr w:type="spellStart"/>
+      <w:r>
+        <w:t>if</w:t>
+      </w:r>
+      <w:proofErr w:type="spellEnd"/>
+      <w:r>
+        <w:t xml:space="preserve"> </w:t>
+      </w:r>
+      <w:proofErr w:type="spellStart"/>
+      <w:r>
         <w:t>token_instance</w:t>
       </w:r>
       <w:proofErr w:type="spellEnd"/>
       <w:r>
-        <w:rPr>
-          <w:lang w:val="en-US"/>
-        </w:rPr>
         <w:t>:</w:t>
       </w:r>
       <w:r>
-        <w:rPr>
-          <w:lang w:val="en-US"/>
-        </w:rPr>
         <w:br/>
         <w:t xml:space="preserve">        </w:t>
       </w:r>
       <w:proofErr w:type="spellStart"/>
       <w:r>
-        <w:rPr>
-          <w:lang w:val="en-US"/>
-        </w:rPr>
         <w:t>creation_time</w:t>
       </w:r>
       <w:proofErr w:type="spellEnd"/>
       <w:r>
-        <w:rPr>
-          <w:lang w:val="en-US"/>
-        </w:rPr>
-        <w:t xml:space="preserve"> = datetime.fromtimestamp(token_instance.token_erstelldatum.timestamp())  # </w:t>
-      </w:r>
-      <w:proofErr w:type="spellStart"/>
-      <w:r>
-        <w:rPr>
-          <w:lang w:val="en-US"/>
-        </w:rPr>
-        <w:t>Konvertiere</w:t>
-      </w:r>
-      <w:proofErr w:type="spellEnd"/>
-      <w:r>
-        <w:rPr>
-          <w:lang w:val="en-US"/>
-        </w:rPr>
+        <w:t xml:space="preserve"> = datetime.fromtimestamp(token_instance.token_erstelldatum.timestamp())  # Konvertiere zurück</w:t>
+      </w:r>
+      <w:r>
+        <w:br/>
+        <w:t xml:space="preserve">        </w:t>
+      </w:r>
+      <w:proofErr w:type="spellStart"/>
+      <w:r>
+        <w:t>if</w:t>
+      </w:r>
+      <w:proofErr w:type="spellEnd"/>
+      <w:r>
         <w:t xml:space="preserve"> </w:t>
       </w:r>
       <w:proofErr w:type="spellStart"/>
       <w:r>
-        <w:rPr>
-          <w:lang w:val="en-US"/>
-        </w:rPr>
-        <w:t>zurück</w:t>
-      </w:r>
-      <w:proofErr w:type="spellEnd"/>
-      <w:r>
-        <w:rPr>
-          <w:lang w:val="en-US"/>
-        </w:rPr>
+        <w:t>datetime.now</w:t>
+      </w:r>
+      <w:proofErr w:type="spellEnd"/>
+      <w:r>
+        <w:t xml:space="preserve">() - </w:t>
+      </w:r>
+      <w:proofErr w:type="spellStart"/>
+      <w:r>
+        <w:t>creation_time</w:t>
+      </w:r>
+      <w:proofErr w:type="spellEnd"/>
+      <w:r>
+        <w:t xml:space="preserve"> &lt; </w:t>
+      </w:r>
+      <w:proofErr w:type="spellStart"/>
+      <w:r>
+        <w:t>timedelta</w:t>
+      </w:r>
+      <w:proofErr w:type="spellEnd"/>
+      <w:r>
+        <w:t>(</w:t>
+      </w:r>
+      <w:proofErr w:type="spellStart"/>
+      <w:r>
+        <w:t>seconds</w:t>
+      </w:r>
+      <w:proofErr w:type="spellEnd"/>
+      <w:r>
+        <w:t>=</w:t>
+      </w:r>
+      <w:proofErr w:type="spellStart"/>
+      <w:r>
+        <w:t>self.token_lifetime</w:t>
+      </w:r>
+      <w:proofErr w:type="spellEnd"/>
+      <w:r>
+        <w:t>):</w:t>
+      </w:r>
+      <w:r>
         <w:br/>
-        <w:t xml:space="preserve">        if </w:t>
-      </w:r>
-      <w:proofErr w:type="spellStart"/>
-      <w:r>
-        <w:rPr>
-          <w:lang w:val="en-US"/>
-        </w:rPr>
-        <w:t>datetime.now</w:t>
-      </w:r>
-      <w:proofErr w:type="spellEnd"/>
-      <w:r>
-        <w:rPr>
-          <w:lang w:val="en-US"/>
-        </w:rPr>
-        <w:t xml:space="preserve">() - </w:t>
-      </w:r>
-      <w:proofErr w:type="spellStart"/>
-      <w:r>
-        <w:rPr>
-          <w:lang w:val="en-US"/>
-        </w:rPr>
-        <w:t>creation_time</w:t>
-      </w:r>
-      <w:proofErr w:type="spellEnd"/>
-      <w:r>
-        <w:rPr>
-          <w:lang w:val="en-US"/>
-        </w:rPr>
-        <w:t xml:space="preserve"> &lt; </w:t>
-      </w:r>
-      <w:proofErr w:type="spellStart"/>
-      <w:r>
-        <w:rPr>
-          <w:lang w:val="en-US"/>
-        </w:rPr>
-        <w:t>timedelta</w:t>
-      </w:r>
-      <w:proofErr w:type="spellEnd"/>
-      <w:r>
-        <w:rPr>
-          <w:lang w:val="en-US"/>
-        </w:rPr>
-        <w:t>(seconds=</w:t>
-      </w:r>
-      <w:proofErr w:type="spellStart"/>
-      <w:r>
-        <w:rPr>
-          <w:lang w:val="en-US"/>
-        </w:rPr>
-        <w:t>self.token_lifetime</w:t>
-      </w:r>
-      <w:proofErr w:type="spellEnd"/>
-      <w:r>
-        <w:rPr>
-          <w:lang w:val="en-US"/>
-        </w:rPr>
-        <w:t>):</w:t>
-      </w:r>
-      <w:r>
-        <w:rPr>
-          <w:lang w:val="en-US"/>
-        </w:rPr>
+        <w:t xml:space="preserve">            </w:t>
+      </w:r>
+      <w:proofErr w:type="spellStart"/>
+      <w:r>
+        <w:t>return</w:t>
+      </w:r>
+      <w:proofErr w:type="spellEnd"/>
+      <w:r>
+        <w:t xml:space="preserve"> True</w:t>
+      </w:r>
+      <w:r>
         <w:br/>
-        <w:t xml:space="preserve">            return True</w:t>
-      </w:r>
-      <w:r>
-        <w:rPr>
-          <w:lang w:val="en-US"/>
-        </w:rPr>
+        <w:t xml:space="preserve">    </w:t>
+      </w:r>
+      <w:proofErr w:type="spellStart"/>
+      <w:r>
+        <w:t>return</w:t>
+      </w:r>
+      <w:proofErr w:type="spellEnd"/>
+      <w:r>
+        <w:t xml:space="preserve"> </w:t>
+      </w:r>
+      <w:proofErr w:type="spellStart"/>
+      <w:r>
+        <w:t>False</w:t>
+      </w:r>
+      <w:proofErr w:type="spellEnd"/>
+      <w:r>
         <w:br/>
-        <w:t xml:space="preserve">    return False</w:t>
-      </w:r>
-      <w:r>
-        <w:rPr>
-          <w:lang w:val="en-US"/>
-        </w:rPr>
-        <w:br/>
-      </w:r>
-    </w:p>
-    <w:p>
-      <w:pPr>
-        <w:rPr>
-          <w:lang w:val="en-US"/>
-        </w:rPr>
-      </w:pPr>
+      </w:r>
+    </w:p>
+    <w:p>
       <w:r>
         <w:rPr>
           <w:rStyle w:val="berschrift4Zchn"/>
@@ -8751,490 +8571,349 @@
       <w:r>
         <w:br/>
       </w:r>
-      <w:r>
-        <w:rPr>
-          <w:lang w:val="en-US"/>
-        </w:rPr>
-        <w:t xml:space="preserve">def </w:t>
-      </w:r>
-      <w:proofErr w:type="spellStart"/>
-      <w:r>
-        <w:rPr>
-          <w:lang w:val="en-US"/>
-        </w:rPr>
+      <w:proofErr w:type="spellStart"/>
+      <w:r>
+        <w:t>def</w:t>
+      </w:r>
+      <w:proofErr w:type="spellEnd"/>
+      <w:r>
+        <w:t xml:space="preserve"> </w:t>
+      </w:r>
+      <w:proofErr w:type="spellStart"/>
+      <w:r>
         <w:t>get_or_create_token</w:t>
       </w:r>
       <w:proofErr w:type="spellEnd"/>
       <w:r>
-        <w:rPr>
-          <w:lang w:val="en-US"/>
-        </w:rPr>
-        <w:t xml:space="preserve">(self, </w:t>
-      </w:r>
-      <w:proofErr w:type="spellStart"/>
-      <w:r>
-        <w:rPr>
-          <w:lang w:val="en-US"/>
-        </w:rPr>
+        <w:t>(</w:t>
+      </w:r>
+      <w:proofErr w:type="spellStart"/>
+      <w:r>
+        <w:t>self</w:t>
+      </w:r>
+      <w:proofErr w:type="spellEnd"/>
+      <w:r>
+        <w:t xml:space="preserve">, </w:t>
+      </w:r>
+      <w:proofErr w:type="spellStart"/>
+      <w:r>
         <w:t>user_id</w:t>
       </w:r>
       <w:proofErr w:type="spellEnd"/>
       <w:r>
-        <w:rPr>
-          <w:lang w:val="en-US"/>
-        </w:rPr>
         <w:t>):</w:t>
       </w:r>
       <w:r>
         <w:rPr>
           <w:i/>
           <w:iCs/>
-          <w:lang w:val="en-US"/>
         </w:rPr>
         <w:br/>
         <w:t xml:space="preserve">    </w:t>
       </w:r>
       <w:proofErr w:type="spellStart"/>
       <w:r>
-        <w:rPr>
-          <w:lang w:val="en-US"/>
-        </w:rPr>
         <w:t>token_instance</w:t>
       </w:r>
       <w:proofErr w:type="spellEnd"/>
       <w:r>
-        <w:rPr>
-          <w:lang w:val="en-US"/>
-        </w:rPr>
         <w:t xml:space="preserve"> = </w:t>
       </w:r>
       <w:proofErr w:type="spellStart"/>
       <w:r>
-        <w:rPr>
-          <w:lang w:val="en-US"/>
-        </w:rPr>
         <w:t>Token.query.filter_by</w:t>
       </w:r>
       <w:proofErr w:type="spellEnd"/>
       <w:r>
-        <w:rPr>
-          <w:lang w:val="en-US"/>
-        </w:rPr>
         <w:t>(</w:t>
       </w:r>
       <w:proofErr w:type="spellStart"/>
       <w:r>
-        <w:rPr>
-          <w:lang w:val="en-US"/>
-        </w:rPr>
         <w:t>user_id</w:t>
       </w:r>
       <w:proofErr w:type="spellEnd"/>
       <w:r>
-        <w:rPr>
-          <w:lang w:val="en-US"/>
-        </w:rPr>
         <w:t>=</w:t>
       </w:r>
       <w:proofErr w:type="spellStart"/>
       <w:r>
-        <w:rPr>
-          <w:lang w:val="en-US"/>
-        </w:rPr>
         <w:t>user_id</w:t>
       </w:r>
       <w:proofErr w:type="spellEnd"/>
       <w:r>
-        <w:rPr>
-          <w:lang w:val="en-US"/>
-        </w:rPr>
-        <w:t>).first()</w:t>
-      </w:r>
-      <w:r>
-        <w:rPr>
-          <w:lang w:val="en-US"/>
-        </w:rPr>
+        <w:t>).</w:t>
+      </w:r>
+      <w:proofErr w:type="spellStart"/>
+      <w:r>
+        <w:t>first</w:t>
+      </w:r>
+      <w:proofErr w:type="spellEnd"/>
+      <w:r>
+        <w:t>()</w:t>
+      </w:r>
+      <w:r>
         <w:br/>
-        <w:t xml:space="preserve">    if </w:t>
-      </w:r>
-      <w:proofErr w:type="spellStart"/>
-      <w:r>
-        <w:rPr>
-          <w:lang w:val="en-US"/>
-        </w:rPr>
+        <w:t xml:space="preserve">    </w:t>
+      </w:r>
+      <w:proofErr w:type="spellStart"/>
+      <w:r>
+        <w:t>if</w:t>
+      </w:r>
+      <w:proofErr w:type="spellEnd"/>
+      <w:r>
+        <w:t xml:space="preserve"> </w:t>
+      </w:r>
+      <w:proofErr w:type="spellStart"/>
+      <w:r>
         <w:t>token_instance</w:t>
       </w:r>
       <w:proofErr w:type="spellEnd"/>
       <w:r>
-        <w:rPr>
-          <w:lang w:val="en-US"/>
-        </w:rPr>
         <w:t>:</w:t>
       </w:r>
       <w:r>
-        <w:rPr>
-          <w:lang w:val="en-US"/>
-        </w:rPr>
         <w:br/>
         <w:t xml:space="preserve">        </w:t>
       </w:r>
       <w:proofErr w:type="spellStart"/>
       <w:r>
-        <w:rPr>
-          <w:lang w:val="en-US"/>
-        </w:rPr>
         <w:t>current_time</w:t>
       </w:r>
       <w:proofErr w:type="spellEnd"/>
       <w:r>
-        <w:rPr>
-          <w:lang w:val="en-US"/>
-        </w:rPr>
         <w:t xml:space="preserve"> = </w:t>
       </w:r>
       <w:proofErr w:type="spellStart"/>
       <w:r>
-        <w:rPr>
-          <w:lang w:val="en-US"/>
-        </w:rPr>
         <w:t>datetime.now</w:t>
       </w:r>
       <w:proofErr w:type="spellEnd"/>
       <w:r>
-        <w:rPr>
-          <w:lang w:val="en-US"/>
-        </w:rPr>
         <w:t>()</w:t>
       </w:r>
       <w:r>
-        <w:rPr>
-          <w:lang w:val="en-US"/>
-        </w:rPr>
         <w:br/>
-        <w:t xml:space="preserve">        if </w:t>
-      </w:r>
-      <w:proofErr w:type="spellStart"/>
-      <w:r>
-        <w:rPr>
-          <w:lang w:val="en-US"/>
-        </w:rPr>
+        <w:t xml:space="preserve">        </w:t>
+      </w:r>
+      <w:proofErr w:type="spellStart"/>
+      <w:r>
+        <w:t>if</w:t>
+      </w:r>
+      <w:proofErr w:type="spellEnd"/>
+      <w:r>
+        <w:t xml:space="preserve"> </w:t>
+      </w:r>
+      <w:proofErr w:type="spellStart"/>
+      <w:r>
         <w:t>self.is_token_valid</w:t>
       </w:r>
       <w:proofErr w:type="spellEnd"/>
       <w:r>
-        <w:rPr>
-          <w:lang w:val="en-US"/>
-        </w:rPr>
         <w:t>(</w:t>
       </w:r>
       <w:proofErr w:type="spellStart"/>
       <w:r>
-        <w:rPr>
-          <w:lang w:val="en-US"/>
-        </w:rPr>
         <w:t>token_instance.token</w:t>
       </w:r>
       <w:proofErr w:type="spellEnd"/>
       <w:r>
-        <w:rPr>
-          <w:lang w:val="en-US"/>
-        </w:rPr>
         <w:t>):</w:t>
       </w:r>
       <w:r>
-        <w:rPr>
-          <w:lang w:val="en-US"/>
-        </w:rPr>
-        <w:br/>
-        <w:t xml:space="preserve">            return </w:t>
-      </w:r>
-      <w:proofErr w:type="spellStart"/>
-      <w:r>
-        <w:rPr>
-          <w:lang w:val="en-US"/>
-        </w:rPr>
-        <w:t>token_instance.token</w:t>
-      </w:r>
-      <w:proofErr w:type="spellEnd"/>
-      <w:r>
-        <w:rPr>
-          <w:lang w:val="en-US"/>
-        </w:rPr>
-        <w:br/>
-        <w:t xml:space="preserve">        else:</w:t>
-      </w:r>
-      <w:r>
-        <w:rPr>
-          <w:lang w:val="en-US"/>
-        </w:rPr>
         <w:br/>
         <w:t xml:space="preserve">            </w:t>
       </w:r>
       <w:proofErr w:type="spellStart"/>
       <w:r>
-        <w:rPr>
-          <w:lang w:val="en-US"/>
-        </w:rPr>
-        <w:t>db.session.delete</w:t>
-      </w:r>
-      <w:proofErr w:type="spellEnd"/>
-      <w:r>
-        <w:rPr>
-          <w:lang w:val="en-US"/>
-        </w:rPr>
-        <w:t>(</w:t>
-      </w:r>
-      <w:proofErr w:type="spellStart"/>
-      <w:r>
-        <w:rPr>
-          <w:lang w:val="en-US"/>
-        </w:rPr>
-        <w:t>token_instance</w:t>
-      </w:r>
-      <w:proofErr w:type="spellEnd"/>
-      <w:r>
-        <w:rPr>
-          <w:lang w:val="en-US"/>
-        </w:rPr>
-        <w:t>)</w:t>
-      </w:r>
-      <w:r>
-        <w:rPr>
-          <w:lang w:val="en-US"/>
-        </w:rPr>
+        <w:t>return</w:t>
+      </w:r>
+      <w:proofErr w:type="spellEnd"/>
+      <w:r>
+        <w:t xml:space="preserve"> </w:t>
+      </w:r>
+      <w:proofErr w:type="spellStart"/>
+      <w:r>
+        <w:t>token_instance.token</w:t>
+      </w:r>
+      <w:proofErr w:type="spellEnd"/>
+      <w:r>
+        <w:br/>
+        <w:t xml:space="preserve">        </w:t>
+      </w:r>
+      <w:proofErr w:type="spellStart"/>
+      <w:r>
+        <w:t>else</w:t>
+      </w:r>
+      <w:proofErr w:type="spellEnd"/>
+      <w:r>
+        <w:t>:</w:t>
+      </w:r>
+      <w:r>
         <w:br/>
         <w:t xml:space="preserve">            </w:t>
       </w:r>
       <w:proofErr w:type="spellStart"/>
       <w:r>
-        <w:rPr>
-          <w:lang w:val="en-US"/>
-        </w:rPr>
+        <w:t>db.session.delete</w:t>
+      </w:r>
+      <w:proofErr w:type="spellEnd"/>
+      <w:r>
+        <w:t>(</w:t>
+      </w:r>
+      <w:proofErr w:type="spellStart"/>
+      <w:r>
+        <w:t>token_instance</w:t>
+      </w:r>
+      <w:proofErr w:type="spellEnd"/>
+      <w:r>
+        <w:t>)</w:t>
+      </w:r>
+      <w:r>
+        <w:br/>
+        <w:t xml:space="preserve">            </w:t>
+      </w:r>
+      <w:proofErr w:type="spellStart"/>
+      <w:r>
         <w:t>db.session.commit</w:t>
       </w:r>
       <w:proofErr w:type="spellEnd"/>
       <w:r>
-        <w:rPr>
-          <w:lang w:val="en-US"/>
-        </w:rPr>
         <w:t>()</w:t>
       </w:r>
       <w:r>
-        <w:rPr>
-          <w:lang w:val="en-US"/>
-        </w:rPr>
         <w:br/>
         <w:t xml:space="preserve">    </w:t>
       </w:r>
       <w:proofErr w:type="spellStart"/>
       <w:r>
-        <w:rPr>
-          <w:lang w:val="en-US"/>
-        </w:rPr>
         <w:t>new_token</w:t>
       </w:r>
       <w:proofErr w:type="spellEnd"/>
       <w:r>
-        <w:rPr>
-          <w:lang w:val="en-US"/>
-        </w:rPr>
         <w:t xml:space="preserve"> = </w:t>
       </w:r>
       <w:proofErr w:type="spellStart"/>
       <w:r>
-        <w:rPr>
-          <w:lang w:val="en-US"/>
-        </w:rPr>
         <w:t>self.generate_token</w:t>
       </w:r>
       <w:proofErr w:type="spellEnd"/>
       <w:r>
-        <w:rPr>
-          <w:lang w:val="en-US"/>
-        </w:rPr>
         <w:t>()</w:t>
       </w:r>
       <w:r>
-        <w:rPr>
-          <w:lang w:val="en-US"/>
-        </w:rPr>
         <w:br/>
         <w:t xml:space="preserve">    </w:t>
       </w:r>
       <w:proofErr w:type="spellStart"/>
       <w:r>
-        <w:rPr>
-          <w:lang w:val="en-US"/>
-        </w:rPr>
         <w:t>new_token_instance</w:t>
       </w:r>
       <w:proofErr w:type="spellEnd"/>
       <w:r>
-        <w:rPr>
-          <w:lang w:val="en-US"/>
-        </w:rPr>
-        <w:t xml:space="preserve"> = Token(token=</w:t>
-      </w:r>
-      <w:proofErr w:type="spellStart"/>
-      <w:r>
-        <w:rPr>
-          <w:lang w:val="en-US"/>
-        </w:rPr>
+        <w:t xml:space="preserve"> = Token(</w:t>
+      </w:r>
+      <w:proofErr w:type="spellStart"/>
+      <w:r>
+        <w:t>token</w:t>
+      </w:r>
+      <w:proofErr w:type="spellEnd"/>
+      <w:r>
+        <w:t>=</w:t>
+      </w:r>
+      <w:proofErr w:type="spellStart"/>
+      <w:r>
         <w:t>new_token</w:t>
       </w:r>
       <w:proofErr w:type="spellEnd"/>
       <w:r>
-        <w:rPr>
-          <w:lang w:val="en-US"/>
-        </w:rPr>
         <w:t xml:space="preserve">, </w:t>
       </w:r>
       <w:proofErr w:type="spellStart"/>
       <w:r>
-        <w:rPr>
-          <w:lang w:val="en-US"/>
-        </w:rPr>
         <w:t>token_erstelldatum</w:t>
       </w:r>
       <w:proofErr w:type="spellEnd"/>
       <w:r>
-        <w:rPr>
-          <w:lang w:val="en-US"/>
-        </w:rPr>
         <w:t>=</w:t>
       </w:r>
       <w:proofErr w:type="spellStart"/>
       <w:r>
-        <w:rPr>
-          <w:lang w:val="en-US"/>
-        </w:rPr>
         <w:t>datetime.now</w:t>
       </w:r>
       <w:proofErr w:type="spellEnd"/>
       <w:r>
-        <w:rPr>
-          <w:lang w:val="en-US"/>
-        </w:rPr>
         <w:t xml:space="preserve">(), </w:t>
       </w:r>
       <w:proofErr w:type="spellStart"/>
       <w:r>
-        <w:rPr>
-          <w:lang w:val="en-US"/>
-        </w:rPr>
         <w:t>user_id</w:t>
       </w:r>
       <w:proofErr w:type="spellEnd"/>
       <w:r>
-        <w:rPr>
-          <w:lang w:val="en-US"/>
-        </w:rPr>
         <w:t>=</w:t>
       </w:r>
       <w:proofErr w:type="spellStart"/>
       <w:r>
-        <w:rPr>
-          <w:lang w:val="en-US"/>
-        </w:rPr>
         <w:t>user_id</w:t>
       </w:r>
       <w:proofErr w:type="spellEnd"/>
       <w:r>
-        <w:rPr>
-          <w:lang w:val="en-US"/>
-        </w:rPr>
         <w:t>)</w:t>
       </w:r>
       <w:r>
-        <w:rPr>
-          <w:lang w:val="en-US"/>
-        </w:rPr>
         <w:br/>
         <w:t xml:space="preserve">    </w:t>
       </w:r>
       <w:proofErr w:type="spellStart"/>
       <w:r>
-        <w:rPr>
-          <w:lang w:val="en-US"/>
-        </w:rPr>
         <w:t>db.session.add</w:t>
       </w:r>
       <w:proofErr w:type="spellEnd"/>
       <w:r>
-        <w:rPr>
-          <w:lang w:val="en-US"/>
-        </w:rPr>
         <w:t>(</w:t>
       </w:r>
       <w:proofErr w:type="spellStart"/>
       <w:r>
-        <w:rPr>
-          <w:lang w:val="en-US"/>
-        </w:rPr>
         <w:t>new_token_instance</w:t>
       </w:r>
       <w:proofErr w:type="spellEnd"/>
       <w:r>
-        <w:rPr>
-          <w:lang w:val="en-US"/>
-        </w:rPr>
         <w:t>)</w:t>
       </w:r>
       <w:r>
-        <w:rPr>
-          <w:lang w:val="en-US"/>
-        </w:rPr>
         <w:br/>
         <w:t xml:space="preserve">    </w:t>
       </w:r>
       <w:proofErr w:type="spellStart"/>
       <w:r>
-        <w:rPr>
-          <w:lang w:val="en-US"/>
-        </w:rPr>
         <w:t>db.session.commit</w:t>
       </w:r>
       <w:proofErr w:type="spellEnd"/>
       <w:r>
-        <w:rPr>
-          <w:lang w:val="en-US"/>
-        </w:rPr>
         <w:t>()</w:t>
       </w:r>
       <w:r>
-        <w:rPr>
-          <w:lang w:val="en-US"/>
-        </w:rPr>
         <w:br/>
-      </w:r>
-      <w:r>
-        <w:rPr>
-          <w:lang w:val="en-US"/>
-        </w:rPr>
-        <w:t xml:space="preserve"> return </w:t>
-      </w:r>
-      <w:proofErr w:type="spellStart"/>
-      <w:r>
-        <w:rPr>
-          <w:lang w:val="en-US"/>
-        </w:rPr>
+        <w:t xml:space="preserve"> </w:t>
+      </w:r>
+      <w:proofErr w:type="spellStart"/>
+      <w:r>
+        <w:t>return</w:t>
+      </w:r>
+      <w:proofErr w:type="spellEnd"/>
+      <w:r>
+        <w:t xml:space="preserve"> </w:t>
+      </w:r>
+      <w:proofErr w:type="spellStart"/>
+      <w:r>
         <w:t>new_token</w:t>
       </w:r>
       <w:proofErr w:type="spellEnd"/>
       <w:r>
-        <w:rPr>
-          <w:lang w:val="en-US"/>
-        </w:rPr>
         <w:br/>
       </w:r>
     </w:p>
-    <w:p>
-      <w:pPr>
-        <w:rPr>
-          <w:lang w:val="en-US"/>
-        </w:rPr>
-      </w:pPr>
-    </w:p>
+    <w:p/>
     <w:p>
       <w:pPr>
         <w:pStyle w:val="berschrift4"/>
@@ -9369,43 +9048,89 @@
         <w:rPr>
           <w:lang w:val="en-US"/>
         </w:rPr>
-        <w:t> </w:t>
-      </w:r>
-      <w:proofErr w:type="gramStart"/>
-      <w:r>
-        <w:rPr>
-          <w:lang w:val="en-US"/>
-        </w:rPr>
-        <w:t>main(</w:t>
-      </w:r>
-      <w:proofErr w:type="gramEnd"/>
-      <w:r>
-        <w:rPr>
-          <w:lang w:val="en-US"/>
-        </w:rPr>
-        <w:t>) in views.py).</w:t>
-      </w:r>
-    </w:p>
-    <w:p>
-      <w:pPr>
-        <w:rPr>
-          <w:lang w:val="en-US"/>
-        </w:rPr>
-      </w:pPr>
-      <w:r>
-        <w:rPr>
-          <w:lang w:val="en-US"/>
-        </w:rPr>
-        <w:t xml:space="preserve">def </w:t>
-      </w:r>
-      <w:proofErr w:type="gramStart"/>
-      <w:r>
-        <w:rPr>
-          <w:lang w:val="en-US"/>
-        </w:rPr>
-        <w:t>main(</w:t>
-      </w:r>
-      <w:proofErr w:type="gramEnd"/>
+        <w:t> main() in views.py).</w:t>
+      </w:r>
+    </w:p>
+    <w:p>
+      <w:pPr>
+        <w:rPr>
+          <w:lang w:val="en-US"/>
+        </w:rPr>
+      </w:pPr>
+      <w:r>
+        <w:rPr>
+          <w:lang w:val="en-US"/>
+        </w:rPr>
+        <w:t xml:space="preserve">def main():  </w:t>
+      </w:r>
+    </w:p>
+    <w:p>
+      <w:pPr>
+        <w:rPr>
+          <w:lang w:val="en-US"/>
+        </w:rPr>
+      </w:pPr>
+      <w:r>
+        <w:rPr>
+          <w:lang w:val="en-US"/>
+        </w:rPr>
+        <w:t xml:space="preserve">    </w:t>
+      </w:r>
+      <w:r>
+        <w:rPr>
+          <w:lang w:val="en-US"/>
+        </w:rPr>
+        <w:t xml:space="preserve">with </w:t>
+      </w:r>
+      <w:proofErr w:type="spellStart"/>
+      <w:r>
+        <w:rPr>
+          <w:lang w:val="en-US"/>
+        </w:rPr>
+        <w:t>app.app_context</w:t>
+      </w:r>
+      <w:proofErr w:type="spellEnd"/>
+      <w:r>
+        <w:rPr>
+          <w:lang w:val="en-US"/>
+        </w:rPr>
+        <w:t xml:space="preserve">():  </w:t>
+      </w:r>
+    </w:p>
+    <w:p>
+      <w:pPr>
+        <w:rPr>
+          <w:lang w:val="en-US"/>
+        </w:rPr>
+      </w:pPr>
+      <w:r>
+        <w:rPr>
+          <w:lang w:val="en-US"/>
+        </w:rPr>
+        <w:t xml:space="preserve">        if not </w:t>
+      </w:r>
+      <w:proofErr w:type="spellStart"/>
+      <w:r>
+        <w:rPr>
+          <w:lang w:val="en-US"/>
+        </w:rPr>
+        <w:t>os.path.exists</w:t>
+      </w:r>
+      <w:proofErr w:type="spellEnd"/>
+      <w:r>
+        <w:rPr>
+          <w:lang w:val="en-US"/>
+        </w:rPr>
+        <w:t>(</w:t>
+      </w:r>
+      <w:proofErr w:type="spellStart"/>
+      <w:r>
+        <w:rPr>
+          <w:lang w:val="en-US"/>
+        </w:rPr>
+        <w:t>Config.INSTANCE_DIR</w:t>
+      </w:r>
+      <w:proofErr w:type="spellEnd"/>
       <w:r>
         <w:rPr>
           <w:lang w:val="en-US"/>
@@ -9416,174 +9141,57 @@
     <w:p>
       <w:pPr>
         <w:rPr>
-          <w:lang w:val="en-US"/>
-        </w:rPr>
-      </w:pPr>
-      <w:r>
-        <w:rPr>
-          <w:lang w:val="en-US"/>
-        </w:rPr>
-        <w:t xml:space="preserve">    </w:t>
-      </w:r>
-      <w:r>
-        <w:rPr>
-          <w:lang w:val="en-US"/>
-        </w:rPr>
-        <w:t xml:space="preserve">with </w:t>
-      </w:r>
-      <w:proofErr w:type="spellStart"/>
-      <w:r>
-        <w:rPr>
-          <w:lang w:val="en-US"/>
-        </w:rPr>
-        <w:t>app.app_</w:t>
-      </w:r>
-      <w:proofErr w:type="gramStart"/>
-      <w:r>
-        <w:rPr>
-          <w:lang w:val="en-US"/>
-        </w:rPr>
-        <w:t>context</w:t>
-      </w:r>
-      <w:proofErr w:type="spellEnd"/>
-      <w:r>
-        <w:rPr>
-          <w:lang w:val="en-US"/>
+          <w:lang w:val="fr-FR"/>
+        </w:rPr>
+      </w:pPr>
+      <w:r>
+        <w:rPr>
+          <w:lang w:val="en-US"/>
+        </w:rPr>
+        <w:t xml:space="preserve">            </w:t>
+      </w:r>
+      <w:proofErr w:type="spellStart"/>
+      <w:r>
+        <w:rPr>
+          <w:lang w:val="fr-FR"/>
+        </w:rPr>
+        <w:t>os.makedirs</w:t>
+      </w:r>
+      <w:proofErr w:type="spellEnd"/>
+      <w:r>
+        <w:rPr>
+          <w:lang w:val="fr-FR"/>
         </w:rPr>
         <w:t>(</w:t>
       </w:r>
-      <w:proofErr w:type="gramEnd"/>
-      <w:r>
-        <w:rPr>
-          <w:lang w:val="en-US"/>
-        </w:rPr>
-        <w:t xml:space="preserve">):  </w:t>
-      </w:r>
-    </w:p>
-    <w:p>
-      <w:pPr>
-        <w:rPr>
-          <w:lang w:val="en-US"/>
-        </w:rPr>
-      </w:pPr>
-      <w:r>
-        <w:rPr>
-          <w:lang w:val="en-US"/>
-        </w:rPr>
-        <w:t xml:space="preserve">        if not </w:t>
-      </w:r>
-      <w:proofErr w:type="spellStart"/>
-      <w:proofErr w:type="gramStart"/>
-      <w:r>
-        <w:rPr>
-          <w:lang w:val="en-US"/>
-        </w:rPr>
-        <w:t>os.path</w:t>
-      </w:r>
-      <w:proofErr w:type="gramEnd"/>
-      <w:r>
-        <w:rPr>
-          <w:lang w:val="en-US"/>
-        </w:rPr>
-        <w:t>.exists</w:t>
-      </w:r>
-      <w:proofErr w:type="spellEnd"/>
-      <w:r>
-        <w:rPr>
-          <w:lang w:val="en-US"/>
-        </w:rPr>
-        <w:t>(</w:t>
-      </w:r>
-      <w:proofErr w:type="spellStart"/>
-      <w:r>
-        <w:rPr>
-          <w:lang w:val="en-US"/>
+      <w:proofErr w:type="spellStart"/>
+      <w:r>
+        <w:rPr>
+          <w:lang w:val="fr-FR"/>
         </w:rPr>
         <w:t>Config.INSTANCE_DIR</w:t>
       </w:r>
       <w:proofErr w:type="spellEnd"/>
       <w:r>
         <w:rPr>
-          <w:lang w:val="en-US"/>
-        </w:rPr>
-        <w:t xml:space="preserve">):  </w:t>
-      </w:r>
-    </w:p>
-    <w:p>
-      <w:pPr>
-        <w:rPr>
-          <w:lang w:val="en-US"/>
-        </w:rPr>
-      </w:pPr>
-      <w:r>
-        <w:rPr>
-          <w:lang w:val="en-US"/>
-        </w:rPr>
-        <w:t xml:space="preserve">            </w:t>
-      </w:r>
-      <w:proofErr w:type="spellStart"/>
-      <w:proofErr w:type="gramStart"/>
-      <w:r>
-        <w:rPr>
-          <w:lang w:val="en-US"/>
-        </w:rPr>
-        <w:t>os.makedirs</w:t>
-      </w:r>
-      <w:proofErr w:type="spellEnd"/>
-      <w:proofErr w:type="gramEnd"/>
-      <w:r>
-        <w:rPr>
-          <w:lang w:val="en-US"/>
-        </w:rPr>
-        <w:t>(</w:t>
-      </w:r>
-      <w:proofErr w:type="spellStart"/>
-      <w:r>
-        <w:rPr>
-          <w:lang w:val="en-US"/>
-        </w:rPr>
-        <w:t>Config.INSTANCE_DIR</w:t>
-      </w:r>
-      <w:proofErr w:type="spellEnd"/>
-      <w:r>
-        <w:rPr>
-          <w:lang w:val="en-US"/>
+          <w:lang w:val="fr-FR"/>
         </w:rPr>
         <w:t xml:space="preserve">)  </w:t>
       </w:r>
     </w:p>
     <w:p>
-      <w:pPr>
-        <w:rPr>
-          <w:lang w:val="en-US"/>
-        </w:rPr>
-      </w:pPr>
-      <w:r>
-        <w:rPr>
-          <w:lang w:val="en-US"/>
+      <w:r>
+        <w:rPr>
+          <w:lang w:val="fr-FR"/>
         </w:rPr>
         <w:t xml:space="preserve">        </w:t>
       </w:r>
       <w:proofErr w:type="spellStart"/>
-      <w:proofErr w:type="gramStart"/>
-      <w:r>
-        <w:rPr>
-          <w:lang w:val="en-US"/>
-        </w:rPr>
-        <w:t>db.create</w:t>
-      </w:r>
-      <w:proofErr w:type="gramEnd"/>
-      <w:r>
-        <w:rPr>
-          <w:lang w:val="en-US"/>
-        </w:rPr>
-        <w:t>_all</w:t>
-      </w:r>
-      <w:proofErr w:type="spellEnd"/>
-      <w:r>
-        <w:rPr>
-          <w:lang w:val="en-US"/>
-        </w:rPr>
+      <w:r>
+        <w:t>db.create_all</w:t>
+      </w:r>
+      <w:proofErr w:type="spellEnd"/>
+      <w:r>
         <w:t xml:space="preserve">() </w:t>
       </w:r>
     </w:p>
@@ -9976,7 +9584,6 @@
         <w:t xml:space="preserve">from </w:t>
       </w:r>
       <w:proofErr w:type="spellStart"/>
-      <w:proofErr w:type="gramStart"/>
       <w:r>
         <w:rPr>
           <w:lang w:val="en-US"/>
@@ -9984,7 +9591,6 @@
         <w:t>werkzeug.security</w:t>
       </w:r>
       <w:proofErr w:type="spellEnd"/>
-      <w:proofErr w:type="gramEnd"/>
       <w:r>
         <w:rPr>
           <w:lang w:val="en-US"/>
@@ -10031,28 +9637,14 @@
         <w:rPr>
           <w:lang w:val="en-US"/>
         </w:rPr>
-        <w:t>set_</w:t>
-      </w:r>
-      <w:proofErr w:type="gramStart"/>
-      <w:r>
-        <w:rPr>
-          <w:lang w:val="en-US"/>
-        </w:rPr>
-        <w:t>password</w:t>
-      </w:r>
-      <w:proofErr w:type="spellEnd"/>
-      <w:r>
-        <w:rPr>
-          <w:lang w:val="en-US"/>
-        </w:rPr>
-        <w:t>(</w:t>
-      </w:r>
-      <w:proofErr w:type="gramEnd"/>
-      <w:r>
-        <w:rPr>
-          <w:lang w:val="en-US"/>
-        </w:rPr>
-        <w:t>self, password):</w:t>
+        <w:t>set_password</w:t>
+      </w:r>
+      <w:proofErr w:type="spellEnd"/>
+      <w:r>
+        <w:rPr>
+          <w:lang w:val="en-US"/>
+        </w:rPr>
+        <w:t>(self, password):</w:t>
       </w:r>
       <w:r>
         <w:rPr>
@@ -10161,28 +9753,14 @@
         <w:rPr>
           <w:lang w:val="en-US"/>
         </w:rPr>
-        <w:t>response.set_</w:t>
-      </w:r>
-      <w:proofErr w:type="gramStart"/>
-      <w:r>
-        <w:rPr>
-          <w:lang w:val="en-US"/>
-        </w:rPr>
-        <w:t>cookie</w:t>
-      </w:r>
-      <w:proofErr w:type="spellEnd"/>
-      <w:r>
-        <w:rPr>
-          <w:lang w:val="en-US"/>
-        </w:rPr>
-        <w:t>(</w:t>
-      </w:r>
-      <w:proofErr w:type="gramEnd"/>
-      <w:r>
-        <w:rPr>
-          <w:lang w:val="en-US"/>
-        </w:rPr>
-        <w:t xml:space="preserve">  </w:t>
+        <w:t>response.set_cookie</w:t>
+      </w:r>
+      <w:proofErr w:type="spellEnd"/>
+      <w:r>
+        <w:rPr>
+          <w:lang w:val="en-US"/>
+        </w:rPr>
+        <w:t xml:space="preserve">(  </w:t>
       </w:r>
     </w:p>
     <w:p>
@@ -10198,19 +9776,11 @@
         <w:t xml:space="preserve">    '</w:t>
       </w:r>
       <w:proofErr w:type="spellStart"/>
-      <w:proofErr w:type="gramStart"/>
-      <w:r>
-        <w:rPr>
-          <w:lang w:val="en-US"/>
-        </w:rPr>
-        <w:t>auth</w:t>
-      </w:r>
-      <w:proofErr w:type="gramEnd"/>
-      <w:r>
-        <w:rPr>
-          <w:lang w:val="en-US"/>
-        </w:rPr>
-        <w:t>_token</w:t>
+      <w:r>
+        <w:rPr>
+          <w:lang w:val="en-US"/>
+        </w:rPr>
+        <w:t>auth_token</w:t>
       </w:r>
       <w:proofErr w:type="spellEnd"/>
       <w:r>
@@ -10372,14 +9942,9 @@
         <w:t>Wissenschaftliche Reflexion</w:t>
       </w:r>
       <w:r>
-        <w:t xml:space="preserve"> #ab hier </w:t>
-      </w:r>
-      <w:proofErr w:type="gramStart"/>
-      <w:r>
-        <w:t>weiter schreiben</w:t>
+        <w:t xml:space="preserve"> #ab hier weiter schreiben</w:t>
       </w:r>
       <w:bookmarkEnd w:id="31"/>
-      <w:proofErr w:type="gramEnd"/>
     </w:p>
     <w:p>
       <w:r>
@@ -10437,37 +10002,883 @@
       </w:r>
     </w:p>
     <w:p>
-      <w:pPr>
-        <w:rPr>
-          <w:lang w:val="en-US"/>
-        </w:rPr>
-      </w:pPr>
-      <w:proofErr w:type="spellStart"/>
-      <w:r>
-        <w:rPr>
-          <w:lang w:val="en-US"/>
-        </w:rPr>
-        <w:t>Beispiel</w:t>
-      </w:r>
-      <w:proofErr w:type="spellEnd"/>
-      <w:r>
-        <w:rPr>
-          <w:lang w:val="en-US"/>
-        </w:rPr>
+      <w:r>
+        <w:t>Beispiel:</w:t>
+      </w:r>
+    </w:p>
+    <w:p>
+      <w:r>
+        <w:t xml:space="preserve">@app.route('/learning_goals', </w:t>
+      </w:r>
+      <w:proofErr w:type="spellStart"/>
+      <w:r>
+        <w:t>methods</w:t>
+      </w:r>
+      <w:proofErr w:type="spellEnd"/>
+      <w:r>
+        <w:t>=['GET'])</w:t>
+      </w:r>
+      <w:r>
+        <w:br/>
+      </w:r>
+      <w:proofErr w:type="spellStart"/>
+      <w:r>
+        <w:t>def</w:t>
+      </w:r>
+      <w:proofErr w:type="spellEnd"/>
+      <w:r>
+        <w:t xml:space="preserve"> </w:t>
+      </w:r>
+      <w:proofErr w:type="spellStart"/>
+      <w:r>
+        <w:t>get_learning_goals</w:t>
+      </w:r>
+      <w:proofErr w:type="spellEnd"/>
+      <w:r>
+        <w:t>():</w:t>
+      </w:r>
+      <w:r>
+        <w:br/>
+      </w:r>
+      <w:r>
+        <w:rPr>
+          <w:i/>
+          <w:iCs/>
+        </w:rPr>
+        <w:t xml:space="preserve">    </w:t>
+      </w:r>
+      <w:proofErr w:type="spellStart"/>
+      <w:r>
+        <w:t>token</w:t>
+      </w:r>
+      <w:proofErr w:type="spellEnd"/>
+      <w:r>
+        <w:t xml:space="preserve"> = </w:t>
+      </w:r>
+      <w:proofErr w:type="spellStart"/>
+      <w:r>
+        <w:t>request.cookies.get</w:t>
+      </w:r>
+      <w:proofErr w:type="spellEnd"/>
+      <w:r>
+        <w:t>('</w:t>
+      </w:r>
+      <w:proofErr w:type="spellStart"/>
+      <w:r>
+        <w:t>auth_token</w:t>
+      </w:r>
+      <w:proofErr w:type="spellEnd"/>
+      <w:r>
+        <w:t>')</w:t>
+      </w:r>
+      <w:r>
+        <w:br/>
+        <w:t xml:space="preserve">    </w:t>
+      </w:r>
+      <w:proofErr w:type="spellStart"/>
+      <w:r>
+        <w:t>user</w:t>
+      </w:r>
+      <w:proofErr w:type="spellEnd"/>
+      <w:r>
+        <w:t xml:space="preserve"> = </w:t>
+      </w:r>
+      <w:proofErr w:type="spellStart"/>
+      <w:r>
+        <w:t>validate_token</w:t>
+      </w:r>
+      <w:proofErr w:type="spellEnd"/>
+      <w:r>
+        <w:t>(</w:t>
+      </w:r>
+      <w:proofErr w:type="spellStart"/>
+      <w:r>
+        <w:t>token</w:t>
+      </w:r>
+      <w:proofErr w:type="spellEnd"/>
+      <w:r>
+        <w:t>)</w:t>
+      </w:r>
+      <w:r>
+        <w:br/>
+        <w:t xml:space="preserve">    </w:t>
+      </w:r>
+      <w:proofErr w:type="spellStart"/>
+      <w:r>
+        <w:t>if</w:t>
+      </w:r>
+      <w:proofErr w:type="spellEnd"/>
+      <w:r>
+        <w:t xml:space="preserve"> not </w:t>
+      </w:r>
+      <w:proofErr w:type="spellStart"/>
+      <w:r>
+        <w:t>user</w:t>
+      </w:r>
+      <w:proofErr w:type="spellEnd"/>
+      <w:r>
         <w:t>:</w:t>
       </w:r>
-    </w:p>
-    <w:p>
-      <w:pPr>
-        <w:rPr>
-          <w:lang w:val="en-US"/>
-        </w:rPr>
-      </w:pPr>
-      <w:r>
-        <w:rPr>
-          <w:lang w:val="en-US"/>
-        </w:rPr>
-        <w:t>@app.route('/learning_goals', methods=['GET'])</w:t>
+      <w:r>
+        <w:br/>
+        <w:t xml:space="preserve">        </w:t>
+      </w:r>
+      <w:proofErr w:type="spellStart"/>
+      <w:r>
+        <w:t>return</w:t>
+      </w:r>
+      <w:proofErr w:type="spellEnd"/>
+      <w:r>
+        <w:t xml:space="preserve"> </w:t>
+      </w:r>
+      <w:proofErr w:type="spellStart"/>
+      <w:r>
+        <w:t>jsonify</w:t>
+      </w:r>
+      <w:proofErr w:type="spellEnd"/>
+      <w:r>
+        <w:t>({'</w:t>
+      </w:r>
+      <w:proofErr w:type="spellStart"/>
+      <w:r>
+        <w:t>error</w:t>
+      </w:r>
+      <w:proofErr w:type="spellEnd"/>
+      <w:r>
+        <w:t>': '</w:t>
+      </w:r>
+      <w:proofErr w:type="spellStart"/>
+      <w:r>
+        <w:t>Unauthorized</w:t>
+      </w:r>
+      <w:proofErr w:type="spellEnd"/>
+      <w:r>
+        <w:t>'}), 401</w:t>
+      </w:r>
+      <w:r>
+        <w:br/>
+      </w:r>
+      <w:r>
+        <w:br/>
+        <w:t xml:space="preserve">    </w:t>
+      </w:r>
+      <w:proofErr w:type="spellStart"/>
+      <w:r>
+        <w:t>try</w:t>
+      </w:r>
+      <w:proofErr w:type="spellEnd"/>
+      <w:r>
+        <w:t>:</w:t>
+      </w:r>
+      <w:r>
+        <w:br/>
+        <w:t xml:space="preserve">        </w:t>
+      </w:r>
+      <w:proofErr w:type="spellStart"/>
+      <w:r>
+        <w:t>goals</w:t>
+      </w:r>
+      <w:proofErr w:type="spellEnd"/>
+      <w:r>
+        <w:t xml:space="preserve"> = LearningGoal.query.join(Topic).filter_by(user_id=user.id).order_by(LearningGoal.deadline).all()</w:t>
+      </w:r>
+      <w:r>
+        <w:br/>
+        <w:t xml:space="preserve">        </w:t>
+      </w:r>
+      <w:proofErr w:type="spellStart"/>
+      <w:r>
+        <w:t>goals_data</w:t>
+      </w:r>
+      <w:proofErr w:type="spellEnd"/>
+      <w:r>
+        <w:t xml:space="preserve"> = []</w:t>
+      </w:r>
+      <w:r>
+        <w:br/>
+      </w:r>
+      <w:r>
+        <w:br/>
+        <w:t xml:space="preserve">        </w:t>
+      </w:r>
+      <w:proofErr w:type="spellStart"/>
+      <w:r>
+        <w:t>for</w:t>
+      </w:r>
+      <w:proofErr w:type="spellEnd"/>
+      <w:r>
+        <w:t xml:space="preserve"> </w:t>
+      </w:r>
+      <w:proofErr w:type="spellStart"/>
+      <w:r>
+        <w:t>goal</w:t>
+      </w:r>
+      <w:proofErr w:type="spellEnd"/>
+      <w:r>
+        <w:t xml:space="preserve"> in </w:t>
+      </w:r>
+      <w:proofErr w:type="spellStart"/>
+      <w:r>
+        <w:t>goals</w:t>
+      </w:r>
+      <w:proofErr w:type="spellEnd"/>
+      <w:r>
+        <w:t>:</w:t>
+      </w:r>
+      <w:r>
+        <w:br/>
+        <w:t xml:space="preserve">            </w:t>
+      </w:r>
+      <w:proofErr w:type="spellStart"/>
+      <w:r>
+        <w:t>deadline</w:t>
+      </w:r>
+      <w:proofErr w:type="spellEnd"/>
+      <w:r>
+        <w:t xml:space="preserve"> = </w:t>
+      </w:r>
+      <w:proofErr w:type="spellStart"/>
+      <w:r>
+        <w:t>goal.deadline</w:t>
+      </w:r>
+      <w:proofErr w:type="spellEnd"/>
+      <w:r>
+        <w:br/>
+        <w:t xml:space="preserve">            </w:t>
+      </w:r>
+      <w:proofErr w:type="spellStart"/>
+      <w:r>
+        <w:t>if</w:t>
+      </w:r>
+      <w:proofErr w:type="spellEnd"/>
+      <w:r>
+        <w:t xml:space="preserve"> </w:t>
+      </w:r>
+      <w:proofErr w:type="spellStart"/>
+      <w:r>
+        <w:t>isinstance</w:t>
+      </w:r>
+      <w:proofErr w:type="spellEnd"/>
+      <w:r>
+        <w:t>(</w:t>
+      </w:r>
+      <w:proofErr w:type="spellStart"/>
+      <w:r>
+        <w:t>deadline</w:t>
+      </w:r>
+      <w:proofErr w:type="spellEnd"/>
+      <w:r>
+        <w:t xml:space="preserve">, </w:t>
+      </w:r>
+      <w:proofErr w:type="spellStart"/>
+      <w:r>
+        <w:t>str</w:t>
+      </w:r>
+      <w:proofErr w:type="spellEnd"/>
+      <w:r>
+        <w:t>):</w:t>
+      </w:r>
+      <w:r>
+        <w:br/>
+        <w:t xml:space="preserve">                </w:t>
+      </w:r>
+      <w:proofErr w:type="spellStart"/>
+      <w:r>
+        <w:t>try</w:t>
+      </w:r>
+      <w:proofErr w:type="spellEnd"/>
+      <w:r>
+        <w:t>:</w:t>
+      </w:r>
+      <w:r>
+        <w:br/>
+        <w:t xml:space="preserve">                    </w:t>
+      </w:r>
+      <w:proofErr w:type="spellStart"/>
+      <w:r>
+        <w:t>deadline</w:t>
+      </w:r>
+      <w:proofErr w:type="spellEnd"/>
+      <w:r>
+        <w:t xml:space="preserve"> = </w:t>
+      </w:r>
+      <w:proofErr w:type="spellStart"/>
+      <w:r>
+        <w:t>datetime.fromisoformat</w:t>
+      </w:r>
+      <w:proofErr w:type="spellEnd"/>
+      <w:r>
+        <w:t>(</w:t>
+      </w:r>
+      <w:proofErr w:type="spellStart"/>
+      <w:r>
+        <w:t>deadline</w:t>
+      </w:r>
+      <w:proofErr w:type="spellEnd"/>
+      <w:r>
+        <w:t>)</w:t>
+      </w:r>
+      <w:r>
+        <w:br/>
+        <w:t xml:space="preserve">                </w:t>
+      </w:r>
+      <w:proofErr w:type="spellStart"/>
+      <w:r>
+        <w:t>except</w:t>
+      </w:r>
+      <w:proofErr w:type="spellEnd"/>
+      <w:r>
+        <w:t xml:space="preserve"> </w:t>
+      </w:r>
+      <w:proofErr w:type="spellStart"/>
+      <w:r>
+        <w:t>ValueError</w:t>
+      </w:r>
+      <w:proofErr w:type="spellEnd"/>
+      <w:r>
+        <w:t>:</w:t>
+      </w:r>
+      <w:r>
+        <w:br/>
+        <w:t xml:space="preserve">                    </w:t>
+      </w:r>
+      <w:proofErr w:type="spellStart"/>
+      <w:r>
+        <w:t>deadline</w:t>
+      </w:r>
+      <w:proofErr w:type="spellEnd"/>
+      <w:r>
+        <w:t xml:space="preserve"> = None</w:t>
+      </w:r>
+      <w:r>
+        <w:br/>
+        <w:t xml:space="preserve">            </w:t>
+      </w:r>
+      <w:proofErr w:type="spellStart"/>
+      <w:r>
+        <w:t>goals_data.append</w:t>
+      </w:r>
+      <w:proofErr w:type="spellEnd"/>
+      <w:r>
+        <w:t>({</w:t>
+      </w:r>
+      <w:r>
+        <w:br/>
+        <w:t xml:space="preserve">                '</w:t>
+      </w:r>
+      <w:proofErr w:type="spellStart"/>
+      <w:r>
+        <w:t>id</w:t>
+      </w:r>
+      <w:proofErr w:type="spellEnd"/>
+      <w:r>
+        <w:t>': goal.id,</w:t>
+      </w:r>
+      <w:r>
+        <w:br/>
+        <w:t xml:space="preserve">                '</w:t>
+      </w:r>
+      <w:proofErr w:type="spellStart"/>
+      <w:r>
+        <w:t>topic_name</w:t>
+      </w:r>
+      <w:proofErr w:type="spellEnd"/>
+      <w:r>
+        <w:t xml:space="preserve">': goal.topic.name </w:t>
+      </w:r>
+      <w:proofErr w:type="spellStart"/>
+      <w:r>
+        <w:t>if</w:t>
+      </w:r>
+      <w:proofErr w:type="spellEnd"/>
+      <w:r>
+        <w:t xml:space="preserve"> </w:t>
+      </w:r>
+      <w:proofErr w:type="spellStart"/>
+      <w:r>
+        <w:t>goal.topic</w:t>
+      </w:r>
+      <w:proofErr w:type="spellEnd"/>
+      <w:r>
+        <w:t xml:space="preserve"> </w:t>
+      </w:r>
+      <w:proofErr w:type="spellStart"/>
+      <w:r>
+        <w:t>else</w:t>
+      </w:r>
+      <w:proofErr w:type="spellEnd"/>
+      <w:r>
+        <w:t xml:space="preserve"> None,</w:t>
+      </w:r>
+      <w:r>
+        <w:br/>
+        <w:t xml:space="preserve">                '</w:t>
+      </w:r>
+      <w:proofErr w:type="spellStart"/>
+      <w:r>
+        <w:t>description</w:t>
+      </w:r>
+      <w:proofErr w:type="spellEnd"/>
+      <w:r>
+        <w:t xml:space="preserve">': </w:t>
+      </w:r>
+      <w:proofErr w:type="spellStart"/>
+      <w:r>
+        <w:t>goal.description</w:t>
+      </w:r>
+      <w:proofErr w:type="spellEnd"/>
+      <w:r>
+        <w:t>,</w:t>
+      </w:r>
+      <w:r>
+        <w:br/>
+        <w:t xml:space="preserve">                '</w:t>
+      </w:r>
+      <w:proofErr w:type="spellStart"/>
+      <w:r>
+        <w:t>deadline</w:t>
+      </w:r>
+      <w:proofErr w:type="spellEnd"/>
+      <w:r>
+        <w:t xml:space="preserve">': </w:t>
+      </w:r>
+      <w:proofErr w:type="spellStart"/>
+      <w:r>
+        <w:t>deadline.strftime</w:t>
+      </w:r>
+      <w:proofErr w:type="spellEnd"/>
+      <w:r>
+        <w:t xml:space="preserve">('%Y-%m-%d') </w:t>
+      </w:r>
+      <w:proofErr w:type="spellStart"/>
+      <w:r>
+        <w:t>if</w:t>
+      </w:r>
+      <w:proofErr w:type="spellEnd"/>
+      <w:r>
+        <w:t xml:space="preserve"> </w:t>
+      </w:r>
+      <w:proofErr w:type="spellStart"/>
+      <w:r>
+        <w:t>deadline</w:t>
+      </w:r>
+      <w:proofErr w:type="spellEnd"/>
+      <w:r>
+        <w:t xml:space="preserve"> </w:t>
+      </w:r>
+      <w:proofErr w:type="spellStart"/>
+      <w:r>
+        <w:t>else</w:t>
+      </w:r>
+      <w:proofErr w:type="spellEnd"/>
+      <w:r>
+        <w:t xml:space="preserve"> None</w:t>
+      </w:r>
+      <w:r>
+        <w:br/>
+        <w:t xml:space="preserve">            })</w:t>
+      </w:r>
+      <w:r>
+        <w:br/>
+        <w:t xml:space="preserve">        </w:t>
+      </w:r>
+      <w:proofErr w:type="spellStart"/>
+      <w:r>
+        <w:t>return</w:t>
+      </w:r>
+      <w:proofErr w:type="spellEnd"/>
+      <w:r>
+        <w:t xml:space="preserve"> </w:t>
+      </w:r>
+      <w:proofErr w:type="spellStart"/>
+      <w:r>
+        <w:t>jsonify</w:t>
+      </w:r>
+      <w:proofErr w:type="spellEnd"/>
+      <w:r>
+        <w:t>(</w:t>
+      </w:r>
+      <w:proofErr w:type="spellStart"/>
+      <w:r>
+        <w:t>goals_data</w:t>
+      </w:r>
+      <w:proofErr w:type="spellEnd"/>
+      <w:r>
+        <w:t>), 200</w:t>
+      </w:r>
+      <w:r>
+        <w:br/>
+        <w:t xml:space="preserve">    </w:t>
+      </w:r>
+      <w:proofErr w:type="spellStart"/>
+      <w:r>
+        <w:t>except</w:t>
+      </w:r>
+      <w:proofErr w:type="spellEnd"/>
+      <w:r>
+        <w:t xml:space="preserve"> </w:t>
+      </w:r>
+      <w:proofErr w:type="spellStart"/>
+      <w:r>
+        <w:t>Exception</w:t>
+      </w:r>
+      <w:proofErr w:type="spellEnd"/>
+      <w:r>
+        <w:t xml:space="preserve"> </w:t>
+      </w:r>
+      <w:proofErr w:type="spellStart"/>
+      <w:r>
+        <w:t>as</w:t>
+      </w:r>
+      <w:proofErr w:type="spellEnd"/>
+      <w:r>
+        <w:t xml:space="preserve"> e:</w:t>
+      </w:r>
+      <w:r>
+        <w:br/>
+        <w:t xml:space="preserve">        </w:t>
+      </w:r>
+      <w:proofErr w:type="spellStart"/>
+      <w:r>
+        <w:t>app.logger.error</w:t>
+      </w:r>
+      <w:proofErr w:type="spellEnd"/>
+      <w:r>
+        <w:t>(</w:t>
+      </w:r>
+      <w:proofErr w:type="spellStart"/>
+      <w:r>
+        <w:t>f"error</w:t>
+      </w:r>
+      <w:proofErr w:type="spellEnd"/>
+      <w:r>
+        <w:t xml:space="preserve"> beim Abrufen von Lernzielen: {</w:t>
+      </w:r>
+      <w:proofErr w:type="spellStart"/>
+      <w:r>
+        <w:t>str</w:t>
+      </w:r>
+      <w:proofErr w:type="spellEnd"/>
+      <w:r>
+        <w:t>(e)}")</w:t>
+      </w:r>
+      <w:r>
+        <w:br/>
+        <w:t xml:space="preserve">        </w:t>
+      </w:r>
+      <w:proofErr w:type="spellStart"/>
+      <w:r>
+        <w:t>return</w:t>
+      </w:r>
+      <w:proofErr w:type="spellEnd"/>
+      <w:r>
+        <w:t xml:space="preserve"> </w:t>
+      </w:r>
+      <w:proofErr w:type="spellStart"/>
+      <w:r>
+        <w:t>jsonify</w:t>
+      </w:r>
+      <w:proofErr w:type="spellEnd"/>
+      <w:r>
+        <w:t>({'</w:t>
+      </w:r>
+      <w:proofErr w:type="spellStart"/>
+      <w:r>
+        <w:t>error</w:t>
+      </w:r>
+      <w:proofErr w:type="spellEnd"/>
+      <w:r>
+        <w:t>': 'Internal Server Error', '</w:t>
+      </w:r>
+      <w:proofErr w:type="spellStart"/>
+      <w:r>
+        <w:t>details</w:t>
+      </w:r>
+      <w:proofErr w:type="spellEnd"/>
+      <w:r>
+        <w:t xml:space="preserve">': </w:t>
+      </w:r>
+      <w:proofErr w:type="spellStart"/>
+      <w:r>
+        <w:t>str</w:t>
+      </w:r>
+      <w:proofErr w:type="spellEnd"/>
+      <w:r>
+        <w:t>(e)}), 500</w:t>
+      </w:r>
+    </w:p>
+    <w:p>
+      <w:pPr>
+        <w:pStyle w:val="berschrift4"/>
+      </w:pPr>
+      <w:r>
+        <w:lastRenderedPageBreak/>
+        <w:t>Robustes Fehlerhandling</w:t>
+      </w:r>
+    </w:p>
+    <w:p>
+      <w:r>
+        <w:t>Try-</w:t>
+      </w:r>
+      <w:proofErr w:type="spellStart"/>
+      <w:r>
+        <w:t>Except</w:t>
+      </w:r>
+      <w:proofErr w:type="spellEnd"/>
+      <w:r>
+        <w:t>-Blöcke in kritischen Codeabschnitten (z. B. Datenbankabfragen) verhindern Serverabstürze.</w:t>
+      </w:r>
+    </w:p>
+    <w:p>
+      <w:pPr>
+        <w:rPr>
+          <w:lang w:val="en-US"/>
+        </w:rPr>
+      </w:pPr>
+      <w:r>
+        <w:rPr>
+          <w:lang w:val="en-US"/>
+        </w:rPr>
+        <w:t xml:space="preserve">try:  </w:t>
+      </w:r>
+    </w:p>
+    <w:p>
+      <w:pPr>
+        <w:rPr>
+          <w:lang w:val="en-US"/>
+        </w:rPr>
+      </w:pPr>
+      <w:r>
+        <w:rPr>
+          <w:lang w:val="en-US"/>
+        </w:rPr>
+        <w:t xml:space="preserve">    goals = </w:t>
+      </w:r>
+      <w:proofErr w:type="spellStart"/>
+      <w:r>
+        <w:rPr>
+          <w:lang w:val="en-US"/>
+        </w:rPr>
+        <w:t>LearningGoal.query.join</w:t>
+      </w:r>
+      <w:proofErr w:type="spellEnd"/>
+      <w:r>
+        <w:rPr>
+          <w:lang w:val="en-US"/>
+        </w:rPr>
+        <w:t>(Topic).</w:t>
+      </w:r>
+      <w:proofErr w:type="spellStart"/>
+      <w:r>
+        <w:rPr>
+          <w:lang w:val="en-US"/>
+        </w:rPr>
+        <w:t>filter_by</w:t>
+      </w:r>
+      <w:proofErr w:type="spellEnd"/>
+      <w:r>
+        <w:rPr>
+          <w:lang w:val="en-US"/>
+        </w:rPr>
+        <w:t>(</w:t>
+      </w:r>
+      <w:proofErr w:type="spellStart"/>
+      <w:r>
+        <w:rPr>
+          <w:lang w:val="en-US"/>
+        </w:rPr>
+        <w:t>user_id</w:t>
+      </w:r>
+      <w:proofErr w:type="spellEnd"/>
+      <w:r>
+        <w:rPr>
+          <w:lang w:val="en-US"/>
+        </w:rPr>
+        <w:t xml:space="preserve">=user.id).all()  </w:t>
+      </w:r>
+    </w:p>
+    <w:p>
+      <w:pPr>
+        <w:rPr>
+          <w:lang w:val="en-US"/>
+        </w:rPr>
+      </w:pPr>
+      <w:r>
+        <w:rPr>
+          <w:lang w:val="en-US"/>
+        </w:rPr>
+        <w:t xml:space="preserve">except Exception as e:  </w:t>
+      </w:r>
+    </w:p>
+    <w:p>
+      <w:pPr>
+        <w:rPr>
+          <w:lang w:val="en-US"/>
+        </w:rPr>
+      </w:pPr>
+      <w:r>
+        <w:rPr>
+          <w:lang w:val="en-US"/>
+        </w:rPr>
+        <w:t xml:space="preserve">    </w:t>
+      </w:r>
+      <w:proofErr w:type="spellStart"/>
+      <w:r>
+        <w:rPr>
+          <w:lang w:val="en-US"/>
+        </w:rPr>
+        <w:t>app.logger.error</w:t>
+      </w:r>
+      <w:proofErr w:type="spellEnd"/>
+      <w:r>
+        <w:rPr>
+          <w:lang w:val="en-US"/>
+        </w:rPr>
+        <w:t>(</w:t>
+      </w:r>
+      <w:proofErr w:type="spellStart"/>
+      <w:r>
+        <w:rPr>
+          <w:lang w:val="en-US"/>
+        </w:rPr>
+        <w:t>f"Fehler</w:t>
+      </w:r>
+      <w:proofErr w:type="spellEnd"/>
+      <w:r>
+        <w:rPr>
+          <w:lang w:val="en-US"/>
+        </w:rPr>
+        <w:t xml:space="preserve"> </w:t>
+      </w:r>
+      <w:proofErr w:type="spellStart"/>
+      <w:r>
+        <w:rPr>
+          <w:lang w:val="en-US"/>
+        </w:rPr>
+        <w:t>beim</w:t>
+      </w:r>
+      <w:proofErr w:type="spellEnd"/>
+      <w:r>
+        <w:rPr>
+          <w:lang w:val="en-US"/>
+        </w:rPr>
+        <w:t xml:space="preserve"> </w:t>
+      </w:r>
+      <w:proofErr w:type="spellStart"/>
+      <w:r>
+        <w:rPr>
+          <w:lang w:val="en-US"/>
+        </w:rPr>
+        <w:t>Abrufen</w:t>
+      </w:r>
+      <w:proofErr w:type="spellEnd"/>
+      <w:r>
+        <w:rPr>
+          <w:lang w:val="en-US"/>
+        </w:rPr>
+        <w:t xml:space="preserve"> der </w:t>
+      </w:r>
+      <w:proofErr w:type="spellStart"/>
+      <w:r>
+        <w:rPr>
+          <w:lang w:val="en-US"/>
+        </w:rPr>
+        <w:t>Lernziele</w:t>
+      </w:r>
+      <w:proofErr w:type="spellEnd"/>
+      <w:r>
+        <w:rPr>
+          <w:lang w:val="en-US"/>
+        </w:rPr>
+        <w:t xml:space="preserve">: {str(e)}")  </w:t>
+      </w:r>
+    </w:p>
+    <w:p>
+      <w:pPr>
+        <w:rPr>
+          <w:lang w:val="en-US"/>
+        </w:rPr>
+      </w:pPr>
+      <w:r>
+        <w:rPr>
+          <w:lang w:val="en-US"/>
+        </w:rPr>
+        <w:t xml:space="preserve">    </w:t>
+      </w:r>
+      <w:r>
+        <w:rPr>
+          <w:lang w:val="en-US"/>
+        </w:rPr>
+        <w:t xml:space="preserve">return </w:t>
+      </w:r>
+      <w:proofErr w:type="spellStart"/>
+      <w:r>
+        <w:rPr>
+          <w:lang w:val="en-US"/>
+        </w:rPr>
+        <w:t>jsonify</w:t>
+      </w:r>
+      <w:proofErr w:type="spellEnd"/>
+      <w:r>
+        <w:rPr>
+          <w:lang w:val="en-US"/>
+        </w:rPr>
+        <w:t xml:space="preserve">({"error": "Internal Server Error"}), 500  </w:t>
+      </w:r>
+    </w:p>
+    <w:p>
+      <w:pPr>
+        <w:pStyle w:val="berschrift3"/>
+        <w:rPr>
+          <w:lang w:val="en-US"/>
+        </w:rPr>
+      </w:pPr>
+      <w:bookmarkStart w:id="34" w:name="_Toc193737950"/>
+      <w:r>
+        <w:rPr>
+          <w:lang w:val="en-US"/>
+        </w:rPr>
+        <w:t xml:space="preserve">Was </w:t>
+      </w:r>
+      <w:proofErr w:type="spellStart"/>
+      <w:r>
+        <w:rPr>
+          <w:lang w:val="en-US"/>
+        </w:rPr>
+        <w:t>schiefging</w:t>
+      </w:r>
+      <w:bookmarkEnd w:id="34"/>
+      <w:proofErr w:type="spellEnd"/>
+    </w:p>
+    <w:p>
+      <w:pPr>
+        <w:pStyle w:val="berschrift4"/>
+      </w:pPr>
+      <w:r>
+        <w:t>Fehlende Validierung der Deadlines</w:t>
+      </w:r>
+    </w:p>
+    <w:p>
+      <w:r>
+        <w:t>Problem: Ungültige Datumsformate (z. B. 2024-13-32) wurden akzeptiert.</w:t>
+      </w:r>
+    </w:p>
+    <w:p>
+      <w:r>
+        <w:t>Konsequenz: Fehlerhafte Speicherung in der Datenbank und potenzielle Darstellungsfehler.</w:t>
+      </w:r>
+    </w:p>
+    <w:p>
+      <w:pPr>
+        <w:rPr>
+          <w:lang w:val="en-US"/>
+        </w:rPr>
+      </w:pPr>
+      <w:r>
+        <w:rPr>
+          <w:lang w:val="en-US"/>
+        </w:rPr>
+        <w:t>@app.route('/learning_goals', methods=['POST'])</w:t>
       </w:r>
       <w:r>
         <w:rPr>
@@ -10481,7 +10892,7 @@
         <w:rPr>
           <w:lang w:val="en-US"/>
         </w:rPr>
-        <w:t>get_learning_goals</w:t>
+        <w:t>create_learning_goal</w:t>
       </w:r>
       <w:proofErr w:type="spellEnd"/>
       <w:r>
@@ -10502,776 +10913,6 @@
           <w:iCs/>
           <w:lang w:val="en-US"/>
         </w:rPr>
-        <w:t xml:space="preserve">    </w:t>
-      </w:r>
-      <w:r>
-        <w:rPr>
-          <w:lang w:val="en-US"/>
-        </w:rPr>
-        <w:t xml:space="preserve">token = </w:t>
-      </w:r>
-      <w:proofErr w:type="spellStart"/>
-      <w:r>
-        <w:rPr>
-          <w:lang w:val="en-US"/>
-        </w:rPr>
-        <w:t>request.cookies.get</w:t>
-      </w:r>
-      <w:proofErr w:type="spellEnd"/>
-      <w:r>
-        <w:rPr>
-          <w:lang w:val="en-US"/>
-        </w:rPr>
-        <w:t>('</w:t>
-      </w:r>
-      <w:proofErr w:type="spellStart"/>
-      <w:r>
-        <w:rPr>
-          <w:lang w:val="en-US"/>
-        </w:rPr>
-        <w:t>auth_token</w:t>
-      </w:r>
-      <w:proofErr w:type="spellEnd"/>
-      <w:r>
-        <w:rPr>
-          <w:lang w:val="en-US"/>
-        </w:rPr>
-        <w:t>')</w:t>
-      </w:r>
-      <w:r>
-        <w:rPr>
-          <w:lang w:val="en-US"/>
-        </w:rPr>
-        <w:br/>
-        <w:t xml:space="preserve">    user = </w:t>
-      </w:r>
-      <w:proofErr w:type="spellStart"/>
-      <w:r>
-        <w:rPr>
-          <w:lang w:val="en-US"/>
-        </w:rPr>
-        <w:t>validate_token</w:t>
-      </w:r>
-      <w:proofErr w:type="spellEnd"/>
-      <w:r>
-        <w:rPr>
-          <w:lang w:val="en-US"/>
-        </w:rPr>
-        <w:t>(token)</w:t>
-      </w:r>
-      <w:r>
-        <w:rPr>
-          <w:lang w:val="en-US"/>
-        </w:rPr>
-        <w:br/>
-        <w:t xml:space="preserve">    if not user:</w:t>
-      </w:r>
-      <w:r>
-        <w:rPr>
-          <w:lang w:val="en-US"/>
-        </w:rPr>
-        <w:br/>
-        <w:t xml:space="preserve">        return </w:t>
-      </w:r>
-      <w:proofErr w:type="spellStart"/>
-      <w:r>
-        <w:rPr>
-          <w:lang w:val="en-US"/>
-        </w:rPr>
-        <w:t>jsonify</w:t>
-      </w:r>
-      <w:proofErr w:type="spellEnd"/>
-      <w:r>
-        <w:rPr>
-          <w:lang w:val="en-US"/>
-        </w:rPr>
-        <w:t>({'error': 'Unauthorized'}), 401</w:t>
-      </w:r>
-      <w:r>
-        <w:rPr>
-          <w:lang w:val="en-US"/>
-        </w:rPr>
-        <w:br/>
-      </w:r>
-      <w:r>
-        <w:rPr>
-          <w:lang w:val="en-US"/>
-        </w:rPr>
-        <w:br/>
-        <w:t xml:space="preserve">    try:</w:t>
-      </w:r>
-      <w:r>
-        <w:rPr>
-          <w:lang w:val="en-US"/>
-        </w:rPr>
-        <w:br/>
-        <w:t xml:space="preserve">        goals = LearningGoal.query.join(Topic).filter_by(user_id=user.id).order_by(LearningGoal.deadline).all()</w:t>
-      </w:r>
-      <w:r>
-        <w:rPr>
-          <w:lang w:val="en-US"/>
-        </w:rPr>
-        <w:br/>
-        <w:t xml:space="preserve">        </w:t>
-      </w:r>
-      <w:proofErr w:type="spellStart"/>
-      <w:r>
-        <w:rPr>
-          <w:lang w:val="en-US"/>
-        </w:rPr>
-        <w:t>goals_data</w:t>
-      </w:r>
-      <w:proofErr w:type="spellEnd"/>
-      <w:r>
-        <w:rPr>
-          <w:lang w:val="en-US"/>
-        </w:rPr>
-        <w:t xml:space="preserve"> = []</w:t>
-      </w:r>
-      <w:r>
-        <w:rPr>
-          <w:lang w:val="en-US"/>
-        </w:rPr>
-        <w:br/>
-      </w:r>
-      <w:r>
-        <w:rPr>
-          <w:lang w:val="en-US"/>
-        </w:rPr>
-        <w:br/>
-        <w:t xml:space="preserve">        for goal in goals:</w:t>
-      </w:r>
-      <w:r>
-        <w:rPr>
-          <w:lang w:val="en-US"/>
-        </w:rPr>
-        <w:br/>
-        <w:t xml:space="preserve">            deadline = </w:t>
-      </w:r>
-      <w:proofErr w:type="spellStart"/>
-      <w:r>
-        <w:rPr>
-          <w:lang w:val="en-US"/>
-        </w:rPr>
-        <w:t>goal.deadline</w:t>
-      </w:r>
-      <w:proofErr w:type="spellEnd"/>
-      <w:r>
-        <w:rPr>
-          <w:lang w:val="en-US"/>
-        </w:rPr>
-        <w:br/>
-        <w:t xml:space="preserve">            if </w:t>
-      </w:r>
-      <w:proofErr w:type="spellStart"/>
-      <w:r>
-        <w:rPr>
-          <w:lang w:val="en-US"/>
-        </w:rPr>
-        <w:t>isinstance</w:t>
-      </w:r>
-      <w:proofErr w:type="spellEnd"/>
-      <w:r>
-        <w:rPr>
-          <w:lang w:val="en-US"/>
-        </w:rPr>
-        <w:t>(deadline, str):</w:t>
-      </w:r>
-      <w:r>
-        <w:rPr>
-          <w:lang w:val="en-US"/>
-        </w:rPr>
-        <w:br/>
-        <w:t xml:space="preserve">                try:</w:t>
-      </w:r>
-      <w:r>
-        <w:rPr>
-          <w:lang w:val="en-US"/>
-        </w:rPr>
-        <w:br/>
-        <w:t xml:space="preserve">                    deadline = </w:t>
-      </w:r>
-      <w:proofErr w:type="spellStart"/>
-      <w:r>
-        <w:rPr>
-          <w:lang w:val="en-US"/>
-        </w:rPr>
-        <w:t>datetime.fromisoformat</w:t>
-      </w:r>
-      <w:proofErr w:type="spellEnd"/>
-      <w:r>
-        <w:rPr>
-          <w:lang w:val="en-US"/>
-        </w:rPr>
-        <w:t>(deadline)</w:t>
-      </w:r>
-      <w:r>
-        <w:rPr>
-          <w:lang w:val="en-US"/>
-        </w:rPr>
-        <w:br/>
-        <w:t xml:space="preserve">                except </w:t>
-      </w:r>
-      <w:proofErr w:type="spellStart"/>
-      <w:r>
-        <w:rPr>
-          <w:lang w:val="en-US"/>
-        </w:rPr>
-        <w:t>ValueError</w:t>
-      </w:r>
-      <w:proofErr w:type="spellEnd"/>
-      <w:r>
-        <w:rPr>
-          <w:lang w:val="en-US"/>
-        </w:rPr>
-        <w:t>:</w:t>
-      </w:r>
-      <w:r>
-        <w:rPr>
-          <w:lang w:val="en-US"/>
-        </w:rPr>
-        <w:br/>
-        <w:t xml:space="preserve">                    deadline = None</w:t>
-      </w:r>
-      <w:r>
-        <w:rPr>
-          <w:lang w:val="en-US"/>
-        </w:rPr>
-        <w:br/>
-        <w:t xml:space="preserve">            </w:t>
-      </w:r>
-      <w:proofErr w:type="spellStart"/>
-      <w:r>
-        <w:rPr>
-          <w:lang w:val="en-US"/>
-        </w:rPr>
-        <w:t>goals_data.append</w:t>
-      </w:r>
-      <w:proofErr w:type="spellEnd"/>
-      <w:r>
-        <w:rPr>
-          <w:lang w:val="en-US"/>
-        </w:rPr>
-        <w:t>({</w:t>
-      </w:r>
-      <w:r>
-        <w:rPr>
-          <w:lang w:val="en-US"/>
-        </w:rPr>
-        <w:br/>
-        <w:t xml:space="preserve">                'id': goal.id,</w:t>
-      </w:r>
-      <w:r>
-        <w:rPr>
-          <w:lang w:val="en-US"/>
-        </w:rPr>
-        <w:br/>
-        <w:t xml:space="preserve">                '</w:t>
-      </w:r>
-      <w:proofErr w:type="spellStart"/>
-      <w:r>
-        <w:rPr>
-          <w:lang w:val="en-US"/>
-        </w:rPr>
-        <w:t>topic_name</w:t>
-      </w:r>
-      <w:proofErr w:type="spellEnd"/>
-      <w:r>
-        <w:rPr>
-          <w:lang w:val="en-US"/>
-        </w:rPr>
-        <w:t xml:space="preserve">': goal.topic.name if </w:t>
-      </w:r>
-      <w:proofErr w:type="spellStart"/>
-      <w:r>
-        <w:rPr>
-          <w:lang w:val="en-US"/>
-        </w:rPr>
-        <w:t>goal.topic</w:t>
-      </w:r>
-      <w:proofErr w:type="spellEnd"/>
-      <w:r>
-        <w:rPr>
-          <w:lang w:val="en-US"/>
-        </w:rPr>
-        <w:t xml:space="preserve"> else None,</w:t>
-      </w:r>
-      <w:r>
-        <w:rPr>
-          <w:lang w:val="en-US"/>
-        </w:rPr>
-        <w:br/>
-        <w:t xml:space="preserve">                'description': </w:t>
-      </w:r>
-      <w:proofErr w:type="spellStart"/>
-      <w:r>
-        <w:rPr>
-          <w:lang w:val="en-US"/>
-        </w:rPr>
-        <w:t>goal.description</w:t>
-      </w:r>
-      <w:proofErr w:type="spellEnd"/>
-      <w:r>
-        <w:rPr>
-          <w:lang w:val="en-US"/>
-        </w:rPr>
-        <w:t>,</w:t>
-      </w:r>
-      <w:r>
-        <w:rPr>
-          <w:lang w:val="en-US"/>
-        </w:rPr>
-        <w:br/>
-        <w:t xml:space="preserve">                'deadline': </w:t>
-      </w:r>
-      <w:proofErr w:type="spellStart"/>
-      <w:r>
-        <w:rPr>
-          <w:lang w:val="en-US"/>
-        </w:rPr>
-        <w:t>deadline.strftime</w:t>
-      </w:r>
-      <w:proofErr w:type="spellEnd"/>
-      <w:r>
-        <w:rPr>
-          <w:lang w:val="en-US"/>
-        </w:rPr>
-        <w:t>('%Y-%m-%d') if deadline else None</w:t>
-      </w:r>
-      <w:r>
-        <w:rPr>
-          <w:lang w:val="en-US"/>
-        </w:rPr>
-        <w:br/>
-        <w:t xml:space="preserve">            })</w:t>
-      </w:r>
-      <w:r>
-        <w:rPr>
-          <w:lang w:val="en-US"/>
-        </w:rPr>
-        <w:br/>
-        <w:t xml:space="preserve">        return </w:t>
-      </w:r>
-      <w:proofErr w:type="spellStart"/>
-      <w:r>
-        <w:rPr>
-          <w:lang w:val="en-US"/>
-        </w:rPr>
-        <w:t>jsonify</w:t>
-      </w:r>
-      <w:proofErr w:type="spellEnd"/>
-      <w:r>
-        <w:rPr>
-          <w:lang w:val="en-US"/>
-        </w:rPr>
-        <w:t>(</w:t>
-      </w:r>
-      <w:proofErr w:type="spellStart"/>
-      <w:r>
-        <w:rPr>
-          <w:lang w:val="en-US"/>
-        </w:rPr>
-        <w:t>goals_data</w:t>
-      </w:r>
-      <w:proofErr w:type="spellEnd"/>
-      <w:r>
-        <w:rPr>
-          <w:lang w:val="en-US"/>
-        </w:rPr>
-        <w:t>), 200</w:t>
-      </w:r>
-      <w:r>
-        <w:rPr>
-          <w:lang w:val="en-US"/>
-        </w:rPr>
-        <w:br/>
-        <w:t xml:space="preserve">    except Exception as e:</w:t>
-      </w:r>
-      <w:r>
-        <w:rPr>
-          <w:lang w:val="en-US"/>
-        </w:rPr>
-        <w:br/>
-        <w:t xml:space="preserve">        </w:t>
-      </w:r>
-      <w:proofErr w:type="spellStart"/>
-      <w:r>
-        <w:rPr>
-          <w:lang w:val="en-US"/>
-        </w:rPr>
-        <w:t>app.logger.error</w:t>
-      </w:r>
-      <w:proofErr w:type="spellEnd"/>
-      <w:r>
-        <w:rPr>
-          <w:lang w:val="en-US"/>
-        </w:rPr>
-        <w:t>(</w:t>
-      </w:r>
-      <w:proofErr w:type="spellStart"/>
-      <w:r>
-        <w:rPr>
-          <w:lang w:val="en-US"/>
-        </w:rPr>
-        <w:t>f"error</w:t>
-      </w:r>
-      <w:proofErr w:type="spellEnd"/>
-      <w:r>
-        <w:rPr>
-          <w:lang w:val="en-US"/>
-        </w:rPr>
-        <w:t xml:space="preserve"> </w:t>
-      </w:r>
-      <w:proofErr w:type="spellStart"/>
-      <w:r>
-        <w:rPr>
-          <w:lang w:val="en-US"/>
-        </w:rPr>
-        <w:t>beim</w:t>
-      </w:r>
-      <w:proofErr w:type="spellEnd"/>
-      <w:r>
-        <w:rPr>
-          <w:lang w:val="en-US"/>
-        </w:rPr>
-        <w:t xml:space="preserve"> </w:t>
-      </w:r>
-      <w:proofErr w:type="spellStart"/>
-      <w:r>
-        <w:rPr>
-          <w:lang w:val="en-US"/>
-        </w:rPr>
-        <w:t>Abrufen</w:t>
-      </w:r>
-      <w:proofErr w:type="spellEnd"/>
-      <w:r>
-        <w:rPr>
-          <w:lang w:val="en-US"/>
-        </w:rPr>
-        <w:t xml:space="preserve"> von </w:t>
-      </w:r>
-      <w:proofErr w:type="spellStart"/>
-      <w:r>
-        <w:rPr>
-          <w:lang w:val="en-US"/>
-        </w:rPr>
-        <w:t>Lernzielen</w:t>
-      </w:r>
-      <w:proofErr w:type="spellEnd"/>
-      <w:r>
-        <w:rPr>
-          <w:lang w:val="en-US"/>
-        </w:rPr>
-        <w:t>: {str(e)}")</w:t>
-      </w:r>
-      <w:r>
-        <w:rPr>
-          <w:lang w:val="en-US"/>
-        </w:rPr>
-        <w:br/>
-        <w:t xml:space="preserve">        return </w:t>
-      </w:r>
-      <w:proofErr w:type="spellStart"/>
-      <w:r>
-        <w:rPr>
-          <w:lang w:val="en-US"/>
-        </w:rPr>
-        <w:t>jsonify</w:t>
-      </w:r>
-      <w:proofErr w:type="spellEnd"/>
-      <w:r>
-        <w:rPr>
-          <w:lang w:val="en-US"/>
-        </w:rPr>
-        <w:t>({'error': 'Internal Server Error', 'details': str(e)}), 500</w:t>
-      </w:r>
-    </w:p>
-    <w:p>
-      <w:pPr>
-        <w:pStyle w:val="berschrift4"/>
-      </w:pPr>
-      <w:r>
-        <w:lastRenderedPageBreak/>
-        <w:t>Robustes Fehlerhandling</w:t>
-      </w:r>
-    </w:p>
-    <w:p>
-      <w:r>
-        <w:t>Try-</w:t>
-      </w:r>
-      <w:proofErr w:type="spellStart"/>
-      <w:r>
-        <w:t>Except</w:t>
-      </w:r>
-      <w:proofErr w:type="spellEnd"/>
-      <w:r>
-        <w:t>-Blöcke in kritischen Codeabschnitten (z. B. Datenbankabfragen) verhindern Serverabstürze.</w:t>
-      </w:r>
-    </w:p>
-    <w:p>
-      <w:pPr>
-        <w:rPr>
-          <w:lang w:val="en-US"/>
-        </w:rPr>
-      </w:pPr>
-      <w:r>
-        <w:rPr>
-          <w:lang w:val="en-US"/>
-        </w:rPr>
-        <w:t xml:space="preserve">try:  </w:t>
-      </w:r>
-    </w:p>
-    <w:p>
-      <w:pPr>
-        <w:rPr>
-          <w:lang w:val="en-US"/>
-        </w:rPr>
-      </w:pPr>
-      <w:r>
-        <w:rPr>
-          <w:lang w:val="en-US"/>
-        </w:rPr>
-        <w:t xml:space="preserve">    goals = </w:t>
-      </w:r>
-      <w:proofErr w:type="spellStart"/>
-      <w:proofErr w:type="gramStart"/>
-      <w:r>
-        <w:rPr>
-          <w:lang w:val="en-US"/>
-        </w:rPr>
-        <w:t>LearningGoal.query.join</w:t>
-      </w:r>
-      <w:proofErr w:type="spellEnd"/>
-      <w:proofErr w:type="gramEnd"/>
-      <w:r>
-        <w:rPr>
-          <w:lang w:val="en-US"/>
-        </w:rPr>
-        <w:t>(Topic).</w:t>
-      </w:r>
-      <w:proofErr w:type="spellStart"/>
-      <w:r>
-        <w:rPr>
-          <w:lang w:val="en-US"/>
-        </w:rPr>
-        <w:t>filter_by</w:t>
-      </w:r>
-      <w:proofErr w:type="spellEnd"/>
-      <w:r>
-        <w:rPr>
-          <w:lang w:val="en-US"/>
-        </w:rPr>
-        <w:t>(</w:t>
-      </w:r>
-      <w:proofErr w:type="spellStart"/>
-      <w:r>
-        <w:rPr>
-          <w:lang w:val="en-US"/>
-        </w:rPr>
-        <w:t>user_id</w:t>
-      </w:r>
-      <w:proofErr w:type="spellEnd"/>
-      <w:r>
-        <w:rPr>
-          <w:lang w:val="en-US"/>
-        </w:rPr>
-        <w:t xml:space="preserve">=user.id).all()  </w:t>
-      </w:r>
-    </w:p>
-    <w:p>
-      <w:proofErr w:type="spellStart"/>
-      <w:r>
-        <w:t>except</w:t>
-      </w:r>
-      <w:proofErr w:type="spellEnd"/>
-      <w:r>
-        <w:t xml:space="preserve"> </w:t>
-      </w:r>
-      <w:proofErr w:type="spellStart"/>
-      <w:r>
-        <w:t>Exception</w:t>
-      </w:r>
-      <w:proofErr w:type="spellEnd"/>
-      <w:r>
-        <w:t xml:space="preserve"> </w:t>
-      </w:r>
-      <w:proofErr w:type="spellStart"/>
-      <w:r>
-        <w:t>as</w:t>
-      </w:r>
-      <w:proofErr w:type="spellEnd"/>
-      <w:r>
-        <w:t xml:space="preserve"> e:  </w:t>
-      </w:r>
-    </w:p>
-    <w:p>
-      <w:r>
-        <w:t xml:space="preserve">    </w:t>
-      </w:r>
-      <w:proofErr w:type="spellStart"/>
-      <w:r>
-        <w:t>app.logger.error</w:t>
-      </w:r>
-      <w:proofErr w:type="spellEnd"/>
-      <w:r>
-        <w:t>(</w:t>
-      </w:r>
-      <w:proofErr w:type="spellStart"/>
-      <w:r>
-        <w:t>f"Fehler</w:t>
-      </w:r>
-      <w:proofErr w:type="spellEnd"/>
-      <w:r>
-        <w:t xml:space="preserve"> beim Abrufen der Lernziele: {</w:t>
-      </w:r>
-      <w:proofErr w:type="spellStart"/>
-      <w:r>
-        <w:t>str</w:t>
-      </w:r>
-      <w:proofErr w:type="spellEnd"/>
-      <w:r>
-        <w:t xml:space="preserve">(e)}")  </w:t>
-      </w:r>
-    </w:p>
-    <w:p>
-      <w:pPr>
-        <w:rPr>
-          <w:lang w:val="en-US"/>
-        </w:rPr>
-      </w:pPr>
-      <w:r>
-        <w:t xml:space="preserve">    </w:t>
-      </w:r>
-      <w:r>
-        <w:rPr>
-          <w:lang w:val="en-US"/>
-        </w:rPr>
-        <w:t xml:space="preserve">return </w:t>
-      </w:r>
-      <w:proofErr w:type="spellStart"/>
-      <w:proofErr w:type="gramStart"/>
-      <w:r>
-        <w:rPr>
-          <w:lang w:val="en-US"/>
-        </w:rPr>
-        <w:t>jsonify</w:t>
-      </w:r>
-      <w:proofErr w:type="spellEnd"/>
-      <w:r>
-        <w:rPr>
-          <w:lang w:val="en-US"/>
-        </w:rPr>
-        <w:t>(</w:t>
-      </w:r>
-      <w:proofErr w:type="gramEnd"/>
-      <w:r>
-        <w:rPr>
-          <w:lang w:val="en-US"/>
-        </w:rPr>
-        <w:t xml:space="preserve">{"error": "Internal Server Error"}), 500  </w:t>
-      </w:r>
-    </w:p>
-    <w:p>
-      <w:pPr>
-        <w:pStyle w:val="berschrift3"/>
-        <w:rPr>
-          <w:lang w:val="en-US"/>
-        </w:rPr>
-      </w:pPr>
-      <w:bookmarkStart w:id="34" w:name="_Toc193737950"/>
-      <w:r>
-        <w:rPr>
-          <w:lang w:val="en-US"/>
-        </w:rPr>
-        <w:t xml:space="preserve">Was </w:t>
-      </w:r>
-      <w:proofErr w:type="spellStart"/>
-      <w:r>
-        <w:rPr>
-          <w:lang w:val="en-US"/>
-        </w:rPr>
-        <w:t>schiefging</w:t>
-      </w:r>
-      <w:bookmarkEnd w:id="34"/>
-      <w:proofErr w:type="spellEnd"/>
-    </w:p>
-    <w:p>
-      <w:pPr>
-        <w:pStyle w:val="berschrift4"/>
-      </w:pPr>
-      <w:r>
-        <w:t>Fehlende Validierung der Deadlines</w:t>
-      </w:r>
-    </w:p>
-    <w:p>
-      <w:r>
-        <w:t>Problem: Ungültige Datumsformate (z. B. 2024-13-32) wurden akzeptiert.</w:t>
-      </w:r>
-    </w:p>
-    <w:p>
-      <w:r>
-        <w:t>Konsequenz: Fehlerhafte Speicherung in der Datenbank und potenzielle Darstellungsfehler.</w:t>
-      </w:r>
-    </w:p>
-    <w:p>
-      <w:pPr>
-        <w:rPr>
-          <w:lang w:val="en-US"/>
-        </w:rPr>
-      </w:pPr>
-      <w:r>
-        <w:rPr>
-          <w:lang w:val="en-US"/>
-        </w:rPr>
-        <w:t>@</w:t>
-      </w:r>
-      <w:proofErr w:type="gramStart"/>
-      <w:r>
-        <w:rPr>
-          <w:lang w:val="en-US"/>
-        </w:rPr>
-        <w:t>app.route</w:t>
-      </w:r>
-      <w:proofErr w:type="gramEnd"/>
-      <w:r>
-        <w:rPr>
-          <w:lang w:val="en-US"/>
-        </w:rPr>
-        <w:t>('/learning_goals', methods=['POST'])</w:t>
-      </w:r>
-      <w:r>
-        <w:rPr>
-          <w:lang w:val="en-US"/>
-        </w:rPr>
-        <w:br/>
-        <w:t xml:space="preserve">def </w:t>
-      </w:r>
-      <w:proofErr w:type="spellStart"/>
-      <w:r>
-        <w:rPr>
-          <w:lang w:val="en-US"/>
-        </w:rPr>
-        <w:t>create_learning_goal</w:t>
-      </w:r>
-      <w:proofErr w:type="spellEnd"/>
-      <w:r>
-        <w:rPr>
-          <w:lang w:val="en-US"/>
-        </w:rPr>
-        <w:t>():</w:t>
-      </w:r>
-      <w:r>
-        <w:rPr>
-          <w:lang w:val="en-US"/>
-        </w:rPr>
-        <w:br/>
-      </w:r>
-      <w:r>
-        <w:rPr>
-          <w:i/>
-          <w:iCs/>
-          <w:lang w:val="en-US"/>
-        </w:rPr>
         <w:t>…</w:t>
       </w:r>
       <w:r>
@@ -11349,21 +10990,7 @@
         <w:rPr>
           <w:lang w:val="en-US"/>
         </w:rPr>
-        <w:t xml:space="preserve">: </w:t>
-      </w:r>
-      <w:proofErr w:type="spellStart"/>
-      <w:r>
-        <w:rPr>
-          <w:lang w:val="en-US"/>
-        </w:rPr>
-        <w:t>Ähnliche</w:t>
-      </w:r>
-      <w:proofErr w:type="spellEnd"/>
-      <w:r>
-        <w:rPr>
-          <w:lang w:val="en-US"/>
-        </w:rPr>
-        <w:t xml:space="preserve"> Logik in Topic- und </w:t>
+        <w:t>: Ähnliche Logik in Topic- und </w:t>
       </w:r>
       <w:proofErr w:type="spellStart"/>
       <w:r>
@@ -11581,7 +11208,6 @@
         <w:t xml:space="preserve">    response = </w:t>
       </w:r>
       <w:proofErr w:type="spellStart"/>
-      <w:proofErr w:type="gramStart"/>
       <w:r>
         <w:rPr>
           <w:lang w:val="en-US"/>
@@ -11593,14 +11219,7 @@
         <w:rPr>
           <w:lang w:val="en-US"/>
         </w:rPr>
-        <w:t>(</w:t>
-      </w:r>
-      <w:proofErr w:type="gramEnd"/>
-      <w:r>
-        <w:rPr>
-          <w:lang w:val="en-US"/>
-        </w:rPr>
-        <w:t>'/</w:t>
+        <w:t>('/</w:t>
       </w:r>
       <w:proofErr w:type="spellStart"/>
       <w:r>
@@ -11776,26 +11395,18 @@
       </w:r>
       <w:proofErr w:type="spellEnd"/>
       <w:r>
-        <w:t>=</w:t>
-      </w:r>
-      <w:proofErr w:type="gramStart"/>
-      <w:r>
-        <w:t>'..</w:t>
-      </w:r>
-      <w:proofErr w:type="gramEnd"/>
+        <w:t>='../</w:t>
+      </w:r>
+      <w:proofErr w:type="spellStart"/>
+      <w:r>
+        <w:t>frontend</w:t>
+      </w:r>
+      <w:proofErr w:type="spellEnd"/>
       <w:r>
         <w:t>/</w:t>
       </w:r>
       <w:proofErr w:type="spellStart"/>
       <w:r>
-        <w:t>frontend</w:t>
-      </w:r>
-      <w:proofErr w:type="spellEnd"/>
-      <w:r>
-        <w:t>/</w:t>
-      </w:r>
-      <w:proofErr w:type="spellStart"/>
-      <w:r>
         <w:t>static</w:t>
       </w:r>
       <w:proofErr w:type="spellEnd"/>
@@ -11864,21 +11475,7 @@
         <w:rPr>
           <w:lang w:val="en-US"/>
         </w:rPr>
-        <w:t xml:space="preserve">    def </w:t>
-      </w:r>
-      <w:proofErr w:type="gramStart"/>
-      <w:r>
-        <w:rPr>
-          <w:lang w:val="en-US"/>
-        </w:rPr>
-        <w:t>wrapper(</w:t>
-      </w:r>
-      <w:proofErr w:type="gramEnd"/>
-      <w:r>
-        <w:rPr>
-          <w:lang w:val="en-US"/>
-        </w:rPr>
-        <w:t>*</w:t>
+        <w:t xml:space="preserve">    def wrapper(*</w:t>
       </w:r>
       <w:proofErr w:type="spellStart"/>
       <w:r>
@@ -12003,7 +11600,6 @@
         <w:t xml:space="preserve">            return </w:t>
       </w:r>
       <w:proofErr w:type="spellStart"/>
-      <w:proofErr w:type="gramStart"/>
       <w:r>
         <w:rPr>
           <w:lang w:val="en-US"/>
@@ -12015,14 +11611,7 @@
         <w:rPr>
           <w:lang w:val="en-US"/>
         </w:rPr>
-        <w:t>(</w:t>
-      </w:r>
-      <w:proofErr w:type="gramEnd"/>
-      <w:r>
-        <w:rPr>
-          <w:lang w:val="en-US"/>
-        </w:rPr>
-        <w:t xml:space="preserve">{'error': 'Unauthorized'}), 401  </w:t>
+        <w:t xml:space="preserve">({'error': 'Unauthorized'}), 401  </w:t>
       </w:r>
     </w:p>
     <w:p>
@@ -12042,28 +11631,14 @@
         <w:rPr>
           <w:lang w:val="en-US"/>
         </w:rPr>
-        <w:t>route_</w:t>
-      </w:r>
-      <w:proofErr w:type="gramStart"/>
-      <w:r>
-        <w:rPr>
-          <w:lang w:val="en-US"/>
-        </w:rPr>
-        <w:t>func</w:t>
-      </w:r>
-      <w:proofErr w:type="spellEnd"/>
-      <w:r>
-        <w:rPr>
-          <w:lang w:val="en-US"/>
-        </w:rPr>
-        <w:t>(</w:t>
-      </w:r>
-      <w:proofErr w:type="gramEnd"/>
-      <w:r>
-        <w:rPr>
-          <w:lang w:val="en-US"/>
-        </w:rPr>
-        <w:t>*</w:t>
+        <w:t>route_func</w:t>
+      </w:r>
+      <w:proofErr w:type="spellEnd"/>
+      <w:r>
+        <w:rPr>
+          <w:lang w:val="en-US"/>
+        </w:rPr>
+        <w:t>(*</w:t>
       </w:r>
       <w:proofErr w:type="spellStart"/>
       <w:r>
@@ -12117,21 +11692,7 @@
         <w:rPr>
           <w:lang w:val="en-US"/>
         </w:rPr>
-        <w:t>@</w:t>
-      </w:r>
-      <w:proofErr w:type="gramStart"/>
-      <w:r>
-        <w:rPr>
-          <w:lang w:val="en-US"/>
-        </w:rPr>
-        <w:t>app.route</w:t>
-      </w:r>
-      <w:proofErr w:type="gramEnd"/>
-      <w:r>
-        <w:rPr>
-          <w:lang w:val="en-US"/>
-        </w:rPr>
-        <w:t xml:space="preserve">('/topics', methods=['GET'])  </w:t>
+        <w:t xml:space="preserve">@app.route('/topics', methods=['GET'])  </w:t>
       </w:r>
     </w:p>
     <w:p>
@@ -12164,36 +11725,17 @@
         <w:rPr>
           <w:lang w:val="en-US"/>
         </w:rPr>
-        <w:t>get_</w:t>
-      </w:r>
-      <w:proofErr w:type="gramStart"/>
-      <w:r>
-        <w:rPr>
-          <w:lang w:val="en-US"/>
-        </w:rPr>
-        <w:t>topics</w:t>
-      </w:r>
-      <w:proofErr w:type="spellEnd"/>
-      <w:r>
-        <w:rPr>
-          <w:lang w:val="en-US"/>
-        </w:rPr>
-        <w:t>(</w:t>
-      </w:r>
-      <w:proofErr w:type="gramEnd"/>
-      <w:r>
-        <w:rPr>
-          <w:lang w:val="en-US"/>
-        </w:rPr>
-        <w:t xml:space="preserve">):  </w:t>
-      </w:r>
-    </w:p>
-    <w:p>
-      <w:pPr>
-        <w:rPr>
-          <w:lang w:val="en-US"/>
-        </w:rPr>
-      </w:pPr>
+        <w:t>get_topics</w:t>
+      </w:r>
+      <w:proofErr w:type="spellEnd"/>
+      <w:r>
+        <w:rPr>
+          <w:lang w:val="en-US"/>
+        </w:rPr>
+        <w:t xml:space="preserve">():  </w:t>
+      </w:r>
+    </w:p>
+    <w:p>
       <w:r>
         <w:rPr>
           <w:lang w:val="en-US"/>
@@ -12201,19 +11743,10 @@
         <w:t xml:space="preserve">    </w:t>
       </w:r>
       <w:r>
-        <w:rPr>
-          <w:lang w:val="en-US"/>
-        </w:rPr>
         <w:t xml:space="preserve"># ...  </w:t>
       </w:r>
     </w:p>
-    <w:p>
-      <w:pPr>
-        <w:rPr>
-          <w:lang w:val="en-US"/>
-        </w:rPr>
-      </w:pPr>
-    </w:p>
+    <w:p/>
     <w:p>
       <w:pPr>
         <w:pStyle w:val="berschrift2"/>
@@ -12352,64 +11885,172 @@
     <w:p>
       <w:pPr>
         <w:rPr>
+          <w:rStyle w:val="berschrift3Zchn"/>
+        </w:rPr>
+      </w:pPr>
+      <w:bookmarkStart w:id="44" w:name="_Toc193737960"/>
+      <w:r>
+        <w:rPr>
+          <w:rStyle w:val="berschrift2Zchn"/>
+        </w:rPr>
+        <w:t>Buch Quellen</w:t>
+      </w:r>
+      <w:bookmarkEnd w:id="44"/>
+      <w:r>
+        <w:rPr>
+          <w:rStyle w:val="berschrift2Zchn"/>
+        </w:rPr>
+        <w:t xml:space="preserve"> #noch kontrollieren und einfügen</w:t>
+      </w:r>
+      <w:r>
+        <w:br/>
+      </w:r>
+      <w:r>
+        <w:rPr>
+          <w:rStyle w:val="berschrift3Zchn"/>
+        </w:rPr>
+        <w:t xml:space="preserve">Webentwicklung mit </w:t>
+      </w:r>
+      <w:proofErr w:type="spellStart"/>
+      <w:r>
+        <w:rPr>
+          <w:rStyle w:val="berschrift3Zchn"/>
+        </w:rPr>
+        <w:t>Flask</w:t>
+      </w:r>
+      <w:proofErr w:type="spellEnd"/>
+      <w:r>
+        <w:rPr>
+          <w:rStyle w:val="berschrift3Zchn"/>
+        </w:rPr>
+        <w:t xml:space="preserve"> (Buch ist noch auf </w:t>
+      </w:r>
+      <w:r>
+        <w:rPr>
+          <w:rStyle w:val="berschrift3Zchn"/>
+        </w:rPr>
+        <w:t>Anfrage</w:t>
+      </w:r>
+      <w:r>
+        <w:rPr>
+          <w:rStyle w:val="berschrift3Zchn"/>
+        </w:rPr>
+        <w:t>)</w:t>
+      </w:r>
+    </w:p>
+    <w:p>
+      <w:r>
+        <w:rPr>
+          <w:lang w:val="en-US"/>
+        </w:rPr>
+        <w:t>Stouffer, M.</w:t>
+      </w:r>
+      <w:r>
+        <w:rPr>
+          <w:lang w:val="en-US"/>
+        </w:rPr>
+        <w:t> (2022).</w:t>
+      </w:r>
+      <w:r>
+        <w:rPr>
+          <w:lang w:val="en-US"/>
+        </w:rPr>
+        <w:br/>
+      </w:r>
+      <w:r>
+        <w:rPr>
+          <w:i/>
+          <w:iCs/>
+          <w:lang w:val="en-US"/>
+        </w:rPr>
+        <w:t>Python API Development Fundamentals</w:t>
+      </w:r>
+      <w:r>
+        <w:rPr>
+          <w:lang w:val="en-US"/>
+        </w:rPr>
+        <w:t xml:space="preserve">. </w:t>
+      </w:r>
+      <w:r>
+        <w:t>Packt Publishing.</w:t>
+      </w:r>
+      <w:r>
+        <w:br/>
+      </w:r>
+      <w:r>
+        <w:rPr>
+          <w:i/>
+          <w:iCs/>
+        </w:rPr>
+        <w:t>Relevanz</w:t>
+      </w:r>
+      <w:r>
+        <w:t xml:space="preserve">: Design von </w:t>
+      </w:r>
+      <w:proofErr w:type="spellStart"/>
+      <w:r>
+        <w:t>RESTful</w:t>
+      </w:r>
+      <w:proofErr w:type="spellEnd"/>
+      <w:r>
+        <w:t xml:space="preserve"> APIs, Token-basiertes Auth, Fehlerhandling.</w:t>
+      </w:r>
+    </w:p>
+    <w:p/>
+    <w:p>
+      <w:pPr>
+        <w:pStyle w:val="berschrift3"/>
+      </w:pPr>
+      <w:r>
+        <w:t>Sicherheit</w:t>
+      </w:r>
+      <w:r>
+        <w:t xml:space="preserve"> </w:t>
+      </w:r>
+      <w:r>
+        <w:rPr>
+          <w:rStyle w:val="berschrift3Zchn"/>
+        </w:rPr>
+        <w:t xml:space="preserve"> (Buch ist noch auf </w:t>
+      </w:r>
+      <w:r>
+        <w:rPr>
+          <w:rStyle w:val="berschrift3Zchn"/>
+        </w:rPr>
+        <w:t>Anfrage</w:t>
+      </w:r>
+      <w:r>
+        <w:rPr>
+          <w:rStyle w:val="berschrift3Zchn"/>
+        </w:rPr>
+        <w:t>)</w:t>
+      </w:r>
+    </w:p>
+    <w:p>
+      <w:pPr>
+        <w:rPr>
+          <w:lang w:val="en-US"/>
+        </w:rPr>
+      </w:pPr>
+      <w:r>
+        <w:rPr>
+          <w:lang w:val="en-US"/>
+        </w:rPr>
+        <w:t>McDonald, M</w:t>
+      </w:r>
+      <w:r>
+        <w:rPr>
           <w:b/>
           <w:bCs/>
-        </w:rPr>
-      </w:pPr>
-      <w:bookmarkStart w:id="44" w:name="_Toc193737960"/>
-      <w:r>
-        <w:rPr>
-          <w:rStyle w:val="berschrift2Zchn"/>
-        </w:rPr>
-        <w:t>Buch Quellen</w:t>
-      </w:r>
-      <w:bookmarkEnd w:id="44"/>
-      <w:r>
-        <w:rPr>
-          <w:rStyle w:val="berschrift2Zchn"/>
-        </w:rPr>
-        <w:t xml:space="preserve"> #noch kontrollieren und einfügen</w:t>
-      </w:r>
-      <w:r>
-        <w:br/>
-      </w:r>
-      <w:r>
-        <w:rPr>
-          <w:b/>
-          <w:bCs/>
-        </w:rPr>
-        <w:t xml:space="preserve">Webentwicklung mit </w:t>
-      </w:r>
-      <w:proofErr w:type="spellStart"/>
-      <w:r>
-        <w:rPr>
-          <w:b/>
-          <w:bCs/>
-        </w:rPr>
-        <w:t>Flask</w:t>
-      </w:r>
-      <w:proofErr w:type="spellEnd"/>
-    </w:p>
-    <w:p>
-      <w:pPr>
-        <w:numPr>
-          <w:ilvl w:val="0"/>
-          <w:numId w:val="44"/>
-        </w:numPr>
-      </w:pPr>
-      <w:r>
-        <w:rPr>
-          <w:b/>
-          <w:bCs/>
-          <w:lang w:val="en-US"/>
-        </w:rPr>
-        <w:t>Grinberg, M.</w:t>
-      </w:r>
-      <w:r>
-        <w:rPr>
-          <w:lang w:val="en-US"/>
-        </w:rPr>
-        <w:t> (2018).</w:t>
+          <w:lang w:val="en-US"/>
+        </w:rPr>
+        <w:t>.</w:t>
+      </w:r>
+      <w:r>
+        <w:rPr>
+          <w:lang w:val="en-US"/>
+        </w:rPr>
+        <w:t> (2020).</w:t>
       </w:r>
       <w:r>
         <w:rPr>
@@ -12423,29 +12064,202 @@
           <w:iCs/>
           <w:lang w:val="en-US"/>
         </w:rPr>
-        <w:t>Flask Web Development: Developing Web Applications with Python</w:t>
-      </w:r>
-      <w:r>
-        <w:rPr>
-          <w:lang w:val="en-US"/>
-        </w:rPr>
-        <w:t xml:space="preserve"> (2nd ed.). </w:t>
-      </w:r>
-      <w:r>
-        <w:t>O’Reilly Media.</w:t>
-      </w:r>
-      <w:r>
+        <w:t>Web Security for Developers: Real Threats, Practical Defense</w:t>
+      </w:r>
+      <w:r>
+        <w:rPr>
+          <w:lang w:val="en-US"/>
+        </w:rPr>
+        <w:t xml:space="preserve">. </w:t>
+      </w:r>
+      <w:r>
+        <w:rPr>
+          <w:lang w:val="en-US"/>
+        </w:rPr>
+        <w:t>No Starch Press.</w:t>
+      </w:r>
+      <w:r>
+        <w:rPr>
+          <w:lang w:val="en-US"/>
+        </w:rPr>
         <w:br/>
       </w:r>
+      <w:proofErr w:type="spellStart"/>
       <w:r>
         <w:rPr>
           <w:i/>
           <w:iCs/>
+          <w:lang w:val="en-US"/>
         </w:rPr>
         <w:t>Relevanz</w:t>
       </w:r>
-      <w:r>
-        <w:t xml:space="preserve">: Grundlagen zu </w:t>
+      <w:proofErr w:type="spellEnd"/>
+      <w:r>
+        <w:rPr>
+          <w:lang w:val="en-US"/>
+        </w:rPr>
+        <w:t xml:space="preserve">: </w:t>
+      </w:r>
+      <w:proofErr w:type="spellStart"/>
+      <w:r>
+        <w:rPr>
+          <w:lang w:val="en-US"/>
+        </w:rPr>
+        <w:t>Passwort</w:t>
+      </w:r>
+      <w:proofErr w:type="spellEnd"/>
+      <w:r>
+        <w:rPr>
+          <w:lang w:val="en-US"/>
+        </w:rPr>
+        <w:t>-Hashing (</w:t>
+      </w:r>
+      <w:proofErr w:type="spellStart"/>
+      <w:r>
+        <w:rPr>
+          <w:lang w:val="en-US"/>
+        </w:rPr>
+        <w:t>bcrypt</w:t>
+      </w:r>
+      <w:proofErr w:type="spellEnd"/>
+      <w:r>
+        <w:rPr>
+          <w:lang w:val="en-US"/>
+        </w:rPr>
+        <w:t>), Cookie-Sicherheit (</w:t>
+      </w:r>
+      <w:proofErr w:type="spellStart"/>
+      <w:r>
+        <w:rPr>
+          <w:lang w:val="en-US"/>
+        </w:rPr>
+        <w:t>HttpOnly</w:t>
+      </w:r>
+      <w:proofErr w:type="spellEnd"/>
+      <w:r>
+        <w:rPr>
+          <w:lang w:val="en-US"/>
+        </w:rPr>
+        <w:t xml:space="preserve">, </w:t>
+      </w:r>
+      <w:proofErr w:type="spellStart"/>
+      <w:r>
+        <w:rPr>
+          <w:lang w:val="en-US"/>
+        </w:rPr>
+        <w:t>SameSite</w:t>
+      </w:r>
+      <w:proofErr w:type="spellEnd"/>
+      <w:r>
+        <w:rPr>
+          <w:lang w:val="en-US"/>
+        </w:rPr>
+        <w:t>), CORS und XSS/CSRF-</w:t>
+      </w:r>
+      <w:proofErr w:type="spellStart"/>
+      <w:r>
+        <w:rPr>
+          <w:lang w:val="en-US"/>
+        </w:rPr>
+        <w:t>Risiken</w:t>
+      </w:r>
+      <w:proofErr w:type="spellEnd"/>
+      <w:r>
+        <w:rPr>
+          <w:lang w:val="en-US"/>
+        </w:rPr>
+        <w:t>.</w:t>
+      </w:r>
+    </w:p>
+    <w:p>
+      <w:pPr>
+        <w:rPr>
+          <w:lang w:val="en-US"/>
+        </w:rPr>
+      </w:pPr>
+    </w:p>
+    <w:p>
+      <w:pPr>
+        <w:rPr>
+          <w:lang w:val="en-US"/>
+        </w:rPr>
+      </w:pPr>
+    </w:p>
+    <w:p>
+      <w:pPr>
+        <w:pStyle w:val="berschrift3"/>
+      </w:pPr>
+      <w:bookmarkStart w:id="45" w:name="_Toc193737961"/>
+      <w:r>
+        <w:t xml:space="preserve">Code für </w:t>
+      </w:r>
+      <w:proofErr w:type="spellStart"/>
+      <w:r>
+        <w:t>Uml</w:t>
+      </w:r>
+      <w:proofErr w:type="spellEnd"/>
+      <w:r>
+        <w:t>-Diagramme</w:t>
+      </w:r>
+      <w:bookmarkEnd w:id="45"/>
+      <w:r>
+        <w:t xml:space="preserve"> </w:t>
+      </w:r>
+    </w:p>
+    <w:p>
+      <w:pPr>
+        <w:pStyle w:val="berschrift4"/>
+      </w:pPr>
+      <w:r>
+        <w:t>UML-Code Diagramm 1</w:t>
+      </w:r>
+    </w:p>
+    <w:p>
+      <w:r>
+        <w:t>@startuml</w:t>
+      </w:r>
+    </w:p>
+    <w:p>
+      <w:r>
+        <w:t>!</w:t>
+      </w:r>
+      <w:proofErr w:type="spellStart"/>
+      <w:r>
+        <w:t>include</w:t>
+      </w:r>
+      <w:proofErr w:type="spellEnd"/>
+      <w:r>
+        <w:t xml:space="preserve"> &lt;C4/C4_Container&gt;</w:t>
+      </w:r>
+    </w:p>
+    <w:p/>
+    <w:p>
+      <w:r>
+        <w:t>title Architekturübersicht: Storefront, BFF und SQLite-Datenbank</w:t>
+      </w:r>
+    </w:p>
+    <w:p/>
+    <w:p>
+      <w:r>
+        <w:t>Person(Benutzer, "Benutzer", "Interagiert mit der Storefront über einen Browser")</w:t>
+      </w:r>
+    </w:p>
+    <w:p>
+      <w:r>
+        <w:t>Container(Storefront, "Storefront", "HTML/CSS/JS", "Bietet die Benutzeroberfläche an")</w:t>
+      </w:r>
+    </w:p>
+    <w:p>
+      <w:r>
+        <w:t xml:space="preserve">Container(BFF, "Backend </w:t>
+      </w:r>
+      <w:proofErr w:type="spellStart"/>
+      <w:r>
+        <w:t>for</w:t>
+      </w:r>
+      <w:proofErr w:type="spellEnd"/>
+      <w:r>
+        <w:t xml:space="preserve"> Frontend (BFF)", "</w:t>
       </w:r>
       <w:proofErr w:type="spellStart"/>
       <w:r>
@@ -12453,2282 +12267,1797 @@
       </w:r>
       <w:proofErr w:type="spellEnd"/>
       <w:r>
-        <w:t xml:space="preserve">, REST-API-Design, </w:t>
-      </w:r>
-      <w:proofErr w:type="spellStart"/>
-      <w:r>
+        <w:t>-API", "Dient als API-Gateway zwischen Frontend und Datenbank")</w:t>
+      </w:r>
+    </w:p>
+    <w:p>
+      <w:proofErr w:type="spellStart"/>
+      <w:r>
+        <w:t>ContainerDb</w:t>
+      </w:r>
+      <w:proofErr w:type="spellEnd"/>
+      <w:r>
+        <w:t>(SQLite, "SQLite-Datenbank", "SQL", "Speichert Benutzerdaten und Lerninhalte")</w:t>
+      </w:r>
+    </w:p>
+    <w:p/>
+    <w:p>
+      <w:proofErr w:type="spellStart"/>
+      <w:r>
+        <w:lastRenderedPageBreak/>
+        <w:t>Rel</w:t>
+      </w:r>
+      <w:proofErr w:type="spellEnd"/>
+      <w:r>
+        <w:t>(Benutzer, Storefront, "Verwendet", "HTTP (GET/POST) via JSON-API")</w:t>
+      </w:r>
+    </w:p>
+    <w:p>
+      <w:proofErr w:type="spellStart"/>
+      <w:r>
+        <w:t>Rel</w:t>
+      </w:r>
+      <w:proofErr w:type="spellEnd"/>
+      <w:r>
+        <w:t>(Storefront, BFF, "Sendet Anfragen an", "HTTP (JSON-API)")</w:t>
+      </w:r>
+    </w:p>
+    <w:p>
+      <w:proofErr w:type="spellStart"/>
+      <w:r>
+        <w:t>Rel</w:t>
+      </w:r>
+      <w:proofErr w:type="spellEnd"/>
+      <w:r>
+        <w:t>(BFF, SQLite, "Liest und schreibt Daten", "SQL-</w:t>
+      </w:r>
+      <w:proofErr w:type="spellStart"/>
+      <w:r>
+        <w:t>Alchemy</w:t>
+      </w:r>
+      <w:proofErr w:type="spellEnd"/>
+      <w:r>
+        <w:t xml:space="preserve"> (ORM)")</w:t>
+      </w:r>
+    </w:p>
+    <w:p>
+      <w:proofErr w:type="spellStart"/>
+      <w:r>
+        <w:t>Rel</w:t>
+      </w:r>
+      <w:proofErr w:type="spellEnd"/>
+      <w:r>
+        <w:t>(SQLite, BFF, "Antwortet auf Anfragen", "SQL-</w:t>
+      </w:r>
+      <w:proofErr w:type="spellStart"/>
+      <w:r>
+        <w:t>Alchemy</w:t>
+      </w:r>
+      <w:proofErr w:type="spellEnd"/>
+      <w:r>
+        <w:t xml:space="preserve"> (ORM)")</w:t>
+      </w:r>
+    </w:p>
+    <w:p>
+      <w:proofErr w:type="spellStart"/>
+      <w:r>
+        <w:t>Rel</w:t>
+      </w:r>
+      <w:proofErr w:type="spellEnd"/>
+      <w:r>
+        <w:t>(Benutzer, BFF, "Validiert Token", "Cookie-basiert")</w:t>
+      </w:r>
+    </w:p>
+    <w:p/>
+    <w:p>
+      <w:pPr>
+        <w:rPr>
+          <w:lang w:val="en-US"/>
+        </w:rPr>
+      </w:pPr>
+      <w:r>
+        <w:rPr>
+          <w:lang w:val="en-US"/>
+        </w:rPr>
+        <w:t>@enduml</w:t>
+      </w:r>
+    </w:p>
+    <w:p>
+      <w:pPr>
+        <w:pStyle w:val="berschrift4"/>
+        <w:rPr>
+          <w:lang w:val="en-US"/>
+        </w:rPr>
+      </w:pPr>
+      <w:r>
+        <w:rPr>
+          <w:lang w:val="en-US"/>
+        </w:rPr>
+        <w:t xml:space="preserve">UML-Code </w:t>
+      </w:r>
+      <w:proofErr w:type="spellStart"/>
+      <w:r>
+        <w:rPr>
+          <w:lang w:val="en-US"/>
+        </w:rPr>
+        <w:t>Diagramm</w:t>
+      </w:r>
+      <w:proofErr w:type="spellEnd"/>
+      <w:r>
+        <w:rPr>
+          <w:lang w:val="en-US"/>
+        </w:rPr>
+        <w:t xml:space="preserve"> 2</w:t>
+      </w:r>
+    </w:p>
+    <w:p>
+      <w:pPr>
+        <w:rPr>
+          <w:lang w:val="en-US"/>
+        </w:rPr>
+      </w:pPr>
+      <w:r>
+        <w:rPr>
+          <w:lang w:val="en-US"/>
+        </w:rPr>
+        <w:t>@startuml</w:t>
+      </w:r>
+    </w:p>
+    <w:p>
+      <w:pPr>
+        <w:rPr>
+          <w:lang w:val="en-US"/>
+        </w:rPr>
+      </w:pPr>
+      <w:r>
+        <w:rPr>
+          <w:lang w:val="en-US"/>
+        </w:rPr>
+        <w:t>class User {</w:t>
+      </w:r>
+    </w:p>
+    <w:p>
+      <w:pPr>
+        <w:rPr>
+          <w:lang w:val="en-US"/>
+        </w:rPr>
+      </w:pPr>
+      <w:r>
+        <w:rPr>
+          <w:lang w:val="en-US"/>
+        </w:rPr>
+        <w:t xml:space="preserve">  </w:t>
+      </w:r>
+      <w:r>
+        <w:rPr>
+          <w:lang w:val="en-US"/>
+        </w:rPr>
+        <w:t>- Integer id</w:t>
+      </w:r>
+    </w:p>
+    <w:p>
+      <w:pPr>
+        <w:rPr>
+          <w:lang w:val="en-US"/>
+        </w:rPr>
+      </w:pPr>
+      <w:r>
+        <w:rPr>
+          <w:lang w:val="en-US"/>
+        </w:rPr>
+        <w:t xml:space="preserve">  - String username</w:t>
+      </w:r>
+    </w:p>
+    <w:p>
+      <w:pPr>
+        <w:rPr>
+          <w:lang w:val="en-US"/>
+        </w:rPr>
+      </w:pPr>
+      <w:r>
+        <w:rPr>
+          <w:lang w:val="en-US"/>
+        </w:rPr>
+        <w:t xml:space="preserve">  - String </w:t>
+      </w:r>
+      <w:proofErr w:type="spellStart"/>
+      <w:r>
+        <w:rPr>
+          <w:lang w:val="en-US"/>
+        </w:rPr>
+        <w:t>usermail</w:t>
+      </w:r>
+      <w:proofErr w:type="spellEnd"/>
+    </w:p>
+    <w:p>
+      <w:pPr>
+        <w:rPr>
+          <w:lang w:val="en-US"/>
+        </w:rPr>
+      </w:pPr>
+      <w:r>
+        <w:rPr>
+          <w:lang w:val="en-US"/>
+        </w:rPr>
+        <w:t xml:space="preserve">  - String </w:t>
+      </w:r>
+      <w:proofErr w:type="spellStart"/>
+      <w:r>
+        <w:rPr>
+          <w:lang w:val="en-US"/>
+        </w:rPr>
+        <w:t>password_hash</w:t>
+      </w:r>
+      <w:proofErr w:type="spellEnd"/>
+    </w:p>
+    <w:p>
+      <w:pPr>
+        <w:rPr>
+          <w:lang w:val="en-US"/>
+        </w:rPr>
+      </w:pPr>
+      <w:r>
+        <w:rPr>
+          <w:lang w:val="en-US"/>
+        </w:rPr>
+        <w:t xml:space="preserve">  - Boolean </w:t>
+      </w:r>
+      <w:proofErr w:type="spellStart"/>
+      <w:r>
+        <w:rPr>
+          <w:lang w:val="en-US"/>
+        </w:rPr>
+        <w:t>is_active_user</w:t>
+      </w:r>
+      <w:proofErr w:type="spellEnd"/>
+    </w:p>
+    <w:p>
+      <w:pPr>
+        <w:rPr>
+          <w:lang w:val="en-US"/>
+        </w:rPr>
+      </w:pPr>
+      <w:r>
+        <w:rPr>
+          <w:lang w:val="en-US"/>
+        </w:rPr>
+        <w:t xml:space="preserve">  --</w:t>
+      </w:r>
+    </w:p>
+    <w:p>
+      <w:pPr>
+        <w:rPr>
+          <w:lang w:val="en-US"/>
+        </w:rPr>
+      </w:pPr>
+      <w:r>
+        <w:rPr>
+          <w:lang w:val="en-US"/>
+        </w:rPr>
+        <w:t xml:space="preserve">  + </w:t>
+      </w:r>
+      <w:proofErr w:type="spellStart"/>
+      <w:r>
+        <w:rPr>
+          <w:lang w:val="en-US"/>
+        </w:rPr>
+        <w:t>set_password</w:t>
+      </w:r>
+      <w:proofErr w:type="spellEnd"/>
+      <w:r>
+        <w:rPr>
+          <w:lang w:val="en-US"/>
+        </w:rPr>
+        <w:t>()</w:t>
+      </w:r>
+    </w:p>
+    <w:p>
+      <w:pPr>
+        <w:rPr>
+          <w:lang w:val="en-US"/>
+        </w:rPr>
+      </w:pPr>
+      <w:r>
+        <w:rPr>
+          <w:lang w:val="en-US"/>
+        </w:rPr>
+        <w:t xml:space="preserve">  + </w:t>
+      </w:r>
+      <w:proofErr w:type="spellStart"/>
+      <w:r>
+        <w:rPr>
+          <w:lang w:val="en-US"/>
+        </w:rPr>
+        <w:t>check_password</w:t>
+      </w:r>
+      <w:proofErr w:type="spellEnd"/>
+      <w:r>
+        <w:rPr>
+          <w:lang w:val="en-US"/>
+        </w:rPr>
+        <w:t>()</w:t>
+      </w:r>
+    </w:p>
+    <w:p>
+      <w:pPr>
+        <w:rPr>
+          <w:lang w:val="en-US"/>
+        </w:rPr>
+      </w:pPr>
+      <w:r>
+        <w:rPr>
+          <w:lang w:val="en-US"/>
+        </w:rPr>
+        <w:t xml:space="preserve">  + </w:t>
+      </w:r>
+      <w:proofErr w:type="spellStart"/>
+      <w:r>
+        <w:rPr>
+          <w:lang w:val="en-US"/>
+        </w:rPr>
+        <w:t>is_active</w:t>
+      </w:r>
+      <w:proofErr w:type="spellEnd"/>
+      <w:r>
+        <w:rPr>
+          <w:lang w:val="en-US"/>
+        </w:rPr>
+        <w:t>()</w:t>
+      </w:r>
+    </w:p>
+    <w:p>
+      <w:pPr>
+        <w:rPr>
+          <w:lang w:val="en-US"/>
+        </w:rPr>
+      </w:pPr>
+      <w:r>
+        <w:rPr>
+          <w:lang w:val="en-US"/>
+        </w:rPr>
+        <w:t xml:space="preserve">  + </w:t>
+      </w:r>
+      <w:proofErr w:type="spellStart"/>
+      <w:r>
+        <w:rPr>
+          <w:lang w:val="en-US"/>
+        </w:rPr>
+        <w:t>get_id</w:t>
+      </w:r>
+      <w:proofErr w:type="spellEnd"/>
+      <w:r>
+        <w:rPr>
+          <w:lang w:val="en-US"/>
+        </w:rPr>
+        <w:t>()</w:t>
+      </w:r>
+    </w:p>
+    <w:p>
+      <w:pPr>
+        <w:rPr>
+          <w:lang w:val="en-US"/>
+        </w:rPr>
+      </w:pPr>
+      <w:r>
+        <w:rPr>
+          <w:lang w:val="en-US"/>
+        </w:rPr>
+        <w:t xml:space="preserve">  + </w:t>
+      </w:r>
+      <w:proofErr w:type="spellStart"/>
+      <w:r>
+        <w:rPr>
+          <w:lang w:val="en-US"/>
+        </w:rPr>
+        <w:t>is_authenticated</w:t>
+      </w:r>
+      <w:proofErr w:type="spellEnd"/>
+      <w:r>
+        <w:rPr>
+          <w:lang w:val="en-US"/>
+        </w:rPr>
+        <w:t>()</w:t>
+      </w:r>
+    </w:p>
+    <w:p>
+      <w:pPr>
+        <w:rPr>
+          <w:lang w:val="en-US"/>
+        </w:rPr>
+      </w:pPr>
+      <w:r>
+        <w:rPr>
+          <w:lang w:val="en-US"/>
+        </w:rPr>
+        <w:t xml:space="preserve">  + </w:t>
+      </w:r>
+      <w:proofErr w:type="spellStart"/>
+      <w:r>
+        <w:rPr>
+          <w:lang w:val="en-US"/>
+        </w:rPr>
+        <w:t>has_token</w:t>
+      </w:r>
+      <w:proofErr w:type="spellEnd"/>
+      <w:r>
+        <w:rPr>
+          <w:lang w:val="en-US"/>
+        </w:rPr>
+        <w:t>()</w:t>
+      </w:r>
+    </w:p>
+    <w:p>
+      <w:pPr>
+        <w:rPr>
+          <w:lang w:val="en-US"/>
+        </w:rPr>
+      </w:pPr>
+      <w:r>
+        <w:rPr>
+          <w:lang w:val="en-US"/>
+        </w:rPr>
+        <w:t>}</w:t>
+      </w:r>
+    </w:p>
+    <w:p>
+      <w:pPr>
+        <w:rPr>
+          <w:lang w:val="en-US"/>
+        </w:rPr>
+      </w:pPr>
+    </w:p>
+    <w:p>
+      <w:pPr>
+        <w:rPr>
+          <w:lang w:val="en-US"/>
+        </w:rPr>
+      </w:pPr>
+      <w:r>
+        <w:rPr>
+          <w:lang w:val="en-US"/>
+        </w:rPr>
+        <w:t>class Topic {</w:t>
+      </w:r>
+    </w:p>
+    <w:p>
+      <w:pPr>
+        <w:rPr>
+          <w:lang w:val="en-US"/>
+        </w:rPr>
+      </w:pPr>
+      <w:r>
+        <w:rPr>
+          <w:lang w:val="en-US"/>
+        </w:rPr>
+        <w:t xml:space="preserve">  - Integer id</w:t>
+      </w:r>
+    </w:p>
+    <w:p>
+      <w:pPr>
+        <w:rPr>
+          <w:lang w:val="en-US"/>
+        </w:rPr>
+      </w:pPr>
+      <w:r>
+        <w:rPr>
+          <w:lang w:val="en-US"/>
+        </w:rPr>
+        <w:t xml:space="preserve">  - String name</w:t>
+      </w:r>
+    </w:p>
+    <w:p>
+      <w:pPr>
+        <w:rPr>
+          <w:lang w:val="en-US"/>
+        </w:rPr>
+      </w:pPr>
+      <w:r>
+        <w:rPr>
+          <w:lang w:val="en-US"/>
+        </w:rPr>
+        <w:t xml:space="preserve">  - String priority</w:t>
+      </w:r>
+    </w:p>
+    <w:p>
+      <w:pPr>
+        <w:rPr>
+          <w:lang w:val="en-US"/>
+        </w:rPr>
+      </w:pPr>
+      <w:r>
+        <w:rPr>
+          <w:lang w:val="en-US"/>
+        </w:rPr>
+        <w:t xml:space="preserve">  - Integer </w:t>
+      </w:r>
+      <w:proofErr w:type="spellStart"/>
+      <w:r>
+        <w:rPr>
+          <w:lang w:val="en-US"/>
+        </w:rPr>
+        <w:t>user_id</w:t>
+      </w:r>
+      <w:proofErr w:type="spellEnd"/>
+    </w:p>
+    <w:p>
+      <w:pPr>
+        <w:rPr>
+          <w:lang w:val="en-US"/>
+        </w:rPr>
+      </w:pPr>
+      <w:r>
+        <w:rPr>
+          <w:lang w:val="en-US"/>
+        </w:rPr>
+        <w:t xml:space="preserve">  --</w:t>
+      </w:r>
+    </w:p>
+    <w:p>
+      <w:pPr>
+        <w:rPr>
+          <w:lang w:val="en-US"/>
+        </w:rPr>
+      </w:pPr>
+      <w:r>
+        <w:rPr>
+          <w:lang w:val="en-US"/>
+        </w:rPr>
+        <w:t xml:space="preserve">  + </w:t>
+      </w:r>
+      <w:proofErr w:type="spellStart"/>
+      <w:r>
+        <w:rPr>
+          <w:lang w:val="en-US"/>
+        </w:rPr>
+        <w:t>to_dict</w:t>
+      </w:r>
+      <w:proofErr w:type="spellEnd"/>
+      <w:r>
+        <w:rPr>
+          <w:lang w:val="en-US"/>
+        </w:rPr>
+        <w:t>()</w:t>
+      </w:r>
+    </w:p>
+    <w:p>
+      <w:pPr>
+        <w:rPr>
+          <w:lang w:val="en-US"/>
+        </w:rPr>
+      </w:pPr>
+      <w:r>
+        <w:rPr>
+          <w:lang w:val="en-US"/>
+        </w:rPr>
+        <w:t>}</w:t>
+      </w:r>
+    </w:p>
+    <w:p>
+      <w:pPr>
+        <w:rPr>
+          <w:lang w:val="en-US"/>
+        </w:rPr>
+      </w:pPr>
+    </w:p>
+    <w:p>
+      <w:pPr>
+        <w:rPr>
+          <w:lang w:val="en-US"/>
+        </w:rPr>
+      </w:pPr>
+      <w:r>
+        <w:rPr>
+          <w:lang w:val="en-US"/>
+        </w:rPr>
+        <w:t xml:space="preserve">class </w:t>
+      </w:r>
+      <w:proofErr w:type="spellStart"/>
+      <w:r>
+        <w:rPr>
+          <w:lang w:val="en-US"/>
+        </w:rPr>
+        <w:t>LearningGoal</w:t>
+      </w:r>
+      <w:proofErr w:type="spellEnd"/>
+      <w:r>
+        <w:rPr>
+          <w:lang w:val="en-US"/>
+        </w:rPr>
+        <w:t xml:space="preserve"> {</w:t>
+      </w:r>
+    </w:p>
+    <w:p>
+      <w:pPr>
+        <w:rPr>
+          <w:lang w:val="en-US"/>
+        </w:rPr>
+      </w:pPr>
+      <w:r>
+        <w:rPr>
+          <w:lang w:val="en-US"/>
+        </w:rPr>
+        <w:t xml:space="preserve">  - Integer id</w:t>
+      </w:r>
+    </w:p>
+    <w:p>
+      <w:pPr>
+        <w:rPr>
+          <w:lang w:val="en-US"/>
+        </w:rPr>
+      </w:pPr>
+      <w:r>
+        <w:rPr>
+          <w:lang w:val="en-US"/>
+        </w:rPr>
+        <w:t xml:space="preserve">  - Integer </w:t>
+      </w:r>
+      <w:proofErr w:type="spellStart"/>
+      <w:r>
+        <w:rPr>
+          <w:lang w:val="en-US"/>
+        </w:rPr>
+        <w:t>topic_id</w:t>
+      </w:r>
+      <w:proofErr w:type="spellEnd"/>
+    </w:p>
+    <w:p>
+      <w:pPr>
+        <w:rPr>
+          <w:lang w:val="en-US"/>
+        </w:rPr>
+      </w:pPr>
+      <w:r>
+        <w:rPr>
+          <w:lang w:val="en-US"/>
+        </w:rPr>
+        <w:t xml:space="preserve">  - String description</w:t>
+      </w:r>
+    </w:p>
+    <w:p>
+      <w:pPr>
+        <w:rPr>
+          <w:lang w:val="en-US"/>
+        </w:rPr>
+      </w:pPr>
+      <w:r>
+        <w:rPr>
+          <w:lang w:val="en-US"/>
+        </w:rPr>
+        <w:t xml:space="preserve">  - String deadline</w:t>
+      </w:r>
+    </w:p>
+    <w:p>
+      <w:pPr>
+        <w:rPr>
+          <w:lang w:val="en-US"/>
+        </w:rPr>
+      </w:pPr>
+      <w:r>
+        <w:rPr>
+          <w:lang w:val="en-US"/>
+        </w:rPr>
+        <w:t xml:space="preserve">  - Integer </w:t>
+      </w:r>
+      <w:proofErr w:type="spellStart"/>
+      <w:r>
+        <w:rPr>
+          <w:lang w:val="en-US"/>
+        </w:rPr>
+        <w:t>user_id</w:t>
+      </w:r>
+      <w:proofErr w:type="spellEnd"/>
+    </w:p>
+    <w:p>
+      <w:pPr>
+        <w:rPr>
+          <w:lang w:val="en-US"/>
+        </w:rPr>
+      </w:pPr>
+      <w:r>
+        <w:rPr>
+          <w:lang w:val="en-US"/>
+        </w:rPr>
+        <w:t xml:space="preserve">  --</w:t>
+      </w:r>
+    </w:p>
+    <w:p>
+      <w:pPr>
+        <w:rPr>
+          <w:lang w:val="en-US"/>
+        </w:rPr>
+      </w:pPr>
+      <w:r>
+        <w:rPr>
+          <w:lang w:val="en-US"/>
+        </w:rPr>
+        <w:t xml:space="preserve">  + </w:t>
+      </w:r>
+      <w:proofErr w:type="spellStart"/>
+      <w:r>
+        <w:rPr>
+          <w:lang w:val="en-US"/>
+        </w:rPr>
+        <w:t>to_dict</w:t>
+      </w:r>
+      <w:proofErr w:type="spellEnd"/>
+      <w:r>
+        <w:rPr>
+          <w:lang w:val="en-US"/>
+        </w:rPr>
+        <w:t>()</w:t>
+      </w:r>
+    </w:p>
+    <w:p>
+      <w:pPr>
+        <w:rPr>
+          <w:lang w:val="en-US"/>
+        </w:rPr>
+      </w:pPr>
+      <w:r>
+        <w:rPr>
+          <w:lang w:val="en-US"/>
+        </w:rPr>
+        <w:t>}</w:t>
+      </w:r>
+    </w:p>
+    <w:p>
+      <w:pPr>
+        <w:rPr>
+          <w:lang w:val="en-US"/>
+        </w:rPr>
+      </w:pPr>
+    </w:p>
+    <w:p>
+      <w:pPr>
+        <w:rPr>
+          <w:lang w:val="en-US"/>
+        </w:rPr>
+      </w:pPr>
+      <w:r>
+        <w:rPr>
+          <w:lang w:val="en-US"/>
+        </w:rPr>
+        <w:t xml:space="preserve">class </w:t>
+      </w:r>
+      <w:proofErr w:type="spellStart"/>
+      <w:r>
+        <w:rPr>
+          <w:lang w:val="en-US"/>
+        </w:rPr>
+        <w:t>StudyMethod</w:t>
+      </w:r>
+      <w:proofErr w:type="spellEnd"/>
+      <w:r>
+        <w:rPr>
+          <w:lang w:val="en-US"/>
+        </w:rPr>
+        <w:t xml:space="preserve"> {</w:t>
+      </w:r>
+    </w:p>
+    <w:p>
+      <w:pPr>
+        <w:rPr>
+          <w:lang w:val="en-US"/>
+        </w:rPr>
+      </w:pPr>
+      <w:r>
+        <w:rPr>
+          <w:lang w:val="en-US"/>
+        </w:rPr>
+        <w:t xml:space="preserve">  - Integer id</w:t>
+      </w:r>
+    </w:p>
+    <w:p>
+      <w:pPr>
+        <w:rPr>
+          <w:lang w:val="en-US"/>
+        </w:rPr>
+      </w:pPr>
+      <w:r>
+        <w:rPr>
+          <w:lang w:val="en-US"/>
+        </w:rPr>
+        <w:t xml:space="preserve">  - String </w:t>
+      </w:r>
+      <w:proofErr w:type="spellStart"/>
+      <w:r>
+        <w:rPr>
+          <w:lang w:val="en-US"/>
+        </w:rPr>
+        <w:t>method_type</w:t>
+      </w:r>
+      <w:proofErr w:type="spellEnd"/>
+    </w:p>
+    <w:p>
+      <w:pPr>
+        <w:rPr>
+          <w:lang w:val="en-US"/>
+        </w:rPr>
+      </w:pPr>
+      <w:r>
+        <w:rPr>
+          <w:lang w:val="en-US"/>
+        </w:rPr>
+        <w:t xml:space="preserve">  - Text content</w:t>
+      </w:r>
+    </w:p>
+    <w:p>
+      <w:pPr>
+        <w:rPr>
+          <w:lang w:val="en-US"/>
+        </w:rPr>
+      </w:pPr>
+      <w:r>
+        <w:rPr>
+          <w:lang w:val="en-US"/>
+        </w:rPr>
+        <w:t xml:space="preserve">  - Integer </w:t>
+      </w:r>
+      <w:proofErr w:type="spellStart"/>
+      <w:r>
+        <w:rPr>
+          <w:lang w:val="en-US"/>
+        </w:rPr>
+        <w:t>goal_id</w:t>
+      </w:r>
+      <w:proofErr w:type="spellEnd"/>
+    </w:p>
+    <w:p>
+      <w:pPr>
+        <w:rPr>
+          <w:lang w:val="en-US"/>
+        </w:rPr>
+      </w:pPr>
+      <w:r>
+        <w:rPr>
+          <w:lang w:val="en-US"/>
+        </w:rPr>
+        <w:t xml:space="preserve">  - </w:t>
+      </w:r>
+      <w:proofErr w:type="spellStart"/>
+      <w:r>
+        <w:rPr>
+          <w:lang w:val="en-US"/>
+        </w:rPr>
+        <w:t>DateTime</w:t>
+      </w:r>
+      <w:proofErr w:type="spellEnd"/>
+      <w:r>
+        <w:rPr>
+          <w:lang w:val="en-US"/>
+        </w:rPr>
+        <w:t xml:space="preserve"> </w:t>
+      </w:r>
+      <w:proofErr w:type="spellStart"/>
+      <w:r>
+        <w:rPr>
+          <w:lang w:val="en-US"/>
+        </w:rPr>
+        <w:t>created_at</w:t>
+      </w:r>
+      <w:proofErr w:type="spellEnd"/>
+    </w:p>
+    <w:p>
+      <w:pPr>
+        <w:rPr>
+          <w:lang w:val="en-US"/>
+        </w:rPr>
+      </w:pPr>
+      <w:r>
+        <w:rPr>
+          <w:lang w:val="en-US"/>
+        </w:rPr>
+        <w:t xml:space="preserve">  --</w:t>
+      </w:r>
+    </w:p>
+    <w:p>
+      <w:pPr>
+        <w:rPr>
+          <w:lang w:val="en-US"/>
+        </w:rPr>
+      </w:pPr>
+      <w:r>
+        <w:rPr>
+          <w:lang w:val="en-US"/>
+        </w:rPr>
+        <w:t xml:space="preserve">  + </w:t>
+      </w:r>
+      <w:proofErr w:type="spellStart"/>
+      <w:r>
+        <w:rPr>
+          <w:lang w:val="en-US"/>
+        </w:rPr>
+        <w:t>to_dict</w:t>
+      </w:r>
+      <w:proofErr w:type="spellEnd"/>
+      <w:r>
+        <w:rPr>
+          <w:lang w:val="en-US"/>
+        </w:rPr>
+        <w:t>()</w:t>
+      </w:r>
+    </w:p>
+    <w:p>
+      <w:pPr>
+        <w:rPr>
+          <w:lang w:val="en-US"/>
+        </w:rPr>
+      </w:pPr>
+      <w:r>
+        <w:rPr>
+          <w:lang w:val="en-US"/>
+        </w:rPr>
+        <w:t>}</w:t>
+      </w:r>
+    </w:p>
+    <w:p>
+      <w:pPr>
+        <w:rPr>
+          <w:lang w:val="en-US"/>
+        </w:rPr>
+      </w:pPr>
+    </w:p>
+    <w:p>
+      <w:pPr>
+        <w:rPr>
+          <w:lang w:val="en-US"/>
+        </w:rPr>
+      </w:pPr>
+      <w:r>
+        <w:rPr>
+          <w:lang w:val="en-US"/>
+        </w:rPr>
+        <w:t>class Token {</w:t>
+      </w:r>
+    </w:p>
+    <w:p>
+      <w:pPr>
+        <w:rPr>
+          <w:lang w:val="en-US"/>
+        </w:rPr>
+      </w:pPr>
+      <w:r>
+        <w:rPr>
+          <w:lang w:val="en-US"/>
+        </w:rPr>
+        <w:t xml:space="preserve">  - Integer id</w:t>
+      </w:r>
+    </w:p>
+    <w:p>
+      <w:pPr>
+        <w:rPr>
+          <w:lang w:val="en-US"/>
+        </w:rPr>
+      </w:pPr>
+      <w:r>
+        <w:rPr>
+          <w:lang w:val="en-US"/>
+        </w:rPr>
+        <w:t xml:space="preserve">  </w:t>
+      </w:r>
+      <w:r>
+        <w:rPr>
+          <w:lang w:val="en-US"/>
+        </w:rPr>
+        <w:t>- String token</w:t>
+      </w:r>
+    </w:p>
+    <w:p>
+      <w:pPr>
+        <w:rPr>
+          <w:lang w:val="en-US"/>
+        </w:rPr>
+      </w:pPr>
+      <w:r>
+        <w:rPr>
+          <w:lang w:val="en-US"/>
+        </w:rPr>
+        <w:t xml:space="preserve">  - </w:t>
+      </w:r>
+      <w:proofErr w:type="spellStart"/>
+      <w:r>
+        <w:rPr>
+          <w:lang w:val="en-US"/>
+        </w:rPr>
+        <w:t>DateTime</w:t>
+      </w:r>
+      <w:proofErr w:type="spellEnd"/>
+      <w:r>
+        <w:rPr>
+          <w:lang w:val="en-US"/>
+        </w:rPr>
+        <w:t xml:space="preserve"> </w:t>
+      </w:r>
+      <w:proofErr w:type="spellStart"/>
+      <w:r>
+        <w:rPr>
+          <w:lang w:val="en-US"/>
+        </w:rPr>
+        <w:t>token_erstelldatum</w:t>
+      </w:r>
+      <w:proofErr w:type="spellEnd"/>
+    </w:p>
+    <w:p>
+      <w:pPr>
+        <w:rPr>
+          <w:lang w:val="en-US"/>
+        </w:rPr>
+      </w:pPr>
+      <w:r>
+        <w:rPr>
+          <w:lang w:val="en-US"/>
+        </w:rPr>
+        <w:t xml:space="preserve">  - Integer </w:t>
+      </w:r>
+      <w:proofErr w:type="spellStart"/>
+      <w:r>
+        <w:rPr>
+          <w:lang w:val="en-US"/>
+        </w:rPr>
+        <w:t>user_id</w:t>
+      </w:r>
+      <w:proofErr w:type="spellEnd"/>
+    </w:p>
+    <w:p>
+      <w:pPr>
+        <w:rPr>
+          <w:lang w:val="en-US"/>
+        </w:rPr>
+      </w:pPr>
+      <w:r>
+        <w:rPr>
+          <w:lang w:val="en-US"/>
+        </w:rPr>
+        <w:t>}</w:t>
+      </w:r>
+    </w:p>
+    <w:p>
+      <w:pPr>
+        <w:rPr>
+          <w:lang w:val="en-US"/>
+        </w:rPr>
+      </w:pPr>
+    </w:p>
+    <w:p>
+      <w:pPr>
+        <w:rPr>
+          <w:lang w:val="en-US"/>
+        </w:rPr>
+      </w:pPr>
+      <w:r>
+        <w:rPr>
+          <w:lang w:val="en-US"/>
+        </w:rPr>
+        <w:t xml:space="preserve">class </w:t>
+      </w:r>
+      <w:proofErr w:type="spellStart"/>
+      <w:r>
+        <w:rPr>
+          <w:lang w:val="en-US"/>
+        </w:rPr>
+        <w:t>TokenManager</w:t>
+      </w:r>
+      <w:proofErr w:type="spellEnd"/>
+      <w:r>
+        <w:rPr>
+          <w:lang w:val="en-US"/>
+        </w:rPr>
+        <w:t xml:space="preserve"> {</w:t>
+      </w:r>
+    </w:p>
+    <w:p>
+      <w:pPr>
+        <w:rPr>
+          <w:lang w:val="en-US"/>
+        </w:rPr>
+      </w:pPr>
+      <w:r>
+        <w:rPr>
+          <w:lang w:val="en-US"/>
+        </w:rPr>
+        <w:t xml:space="preserve">  - int </w:t>
+      </w:r>
+      <w:proofErr w:type="spellStart"/>
+      <w:r>
+        <w:rPr>
+          <w:lang w:val="en-US"/>
+        </w:rPr>
+        <w:t>token_lifetime</w:t>
+      </w:r>
+      <w:proofErr w:type="spellEnd"/>
+    </w:p>
+    <w:p>
+      <w:pPr>
+        <w:rPr>
+          <w:lang w:val="en-US"/>
+        </w:rPr>
+      </w:pPr>
+      <w:r>
+        <w:rPr>
+          <w:lang w:val="en-US"/>
+        </w:rPr>
+        <w:t xml:space="preserve">  --</w:t>
+      </w:r>
+    </w:p>
+    <w:p>
+      <w:pPr>
+        <w:rPr>
+          <w:lang w:val="en-US"/>
+        </w:rPr>
+      </w:pPr>
+      <w:r>
+        <w:rPr>
+          <w:lang w:val="en-US"/>
+        </w:rPr>
+        <w:t xml:space="preserve">  + </w:t>
+      </w:r>
+      <w:proofErr w:type="spellStart"/>
+      <w:r>
+        <w:rPr>
+          <w:lang w:val="en-US"/>
+        </w:rPr>
+        <w:t>generate_token</w:t>
+      </w:r>
+      <w:proofErr w:type="spellEnd"/>
+      <w:r>
+        <w:rPr>
+          <w:lang w:val="en-US"/>
+        </w:rPr>
+        <w:t>()</w:t>
+      </w:r>
+    </w:p>
+    <w:p>
+      <w:pPr>
+        <w:rPr>
+          <w:lang w:val="en-US"/>
+        </w:rPr>
+      </w:pPr>
+      <w:r>
+        <w:rPr>
+          <w:lang w:val="en-US"/>
+        </w:rPr>
+        <w:lastRenderedPageBreak/>
+        <w:t xml:space="preserve">  + </w:t>
+      </w:r>
+      <w:proofErr w:type="spellStart"/>
+      <w:r>
+        <w:rPr>
+          <w:lang w:val="en-US"/>
+        </w:rPr>
+        <w:t>is_token_valid</w:t>
+      </w:r>
+      <w:proofErr w:type="spellEnd"/>
+      <w:r>
+        <w:rPr>
+          <w:lang w:val="en-US"/>
+        </w:rPr>
+        <w:t>()</w:t>
+      </w:r>
+    </w:p>
+    <w:p>
+      <w:pPr>
+        <w:rPr>
+          <w:lang w:val="en-US"/>
+        </w:rPr>
+      </w:pPr>
+      <w:r>
+        <w:rPr>
+          <w:lang w:val="en-US"/>
+        </w:rPr>
+        <w:t xml:space="preserve">  + </w:t>
+      </w:r>
+      <w:proofErr w:type="spellStart"/>
+      <w:r>
+        <w:rPr>
+          <w:lang w:val="en-US"/>
+        </w:rPr>
+        <w:t>get_or_create_token</w:t>
+      </w:r>
+      <w:proofErr w:type="spellEnd"/>
+      <w:r>
+        <w:rPr>
+          <w:lang w:val="en-US"/>
+        </w:rPr>
+        <w:t>()</w:t>
+      </w:r>
+    </w:p>
+    <w:p>
+      <w:pPr>
+        <w:rPr>
+          <w:lang w:val="en-US"/>
+        </w:rPr>
+      </w:pPr>
+      <w:r>
+        <w:rPr>
+          <w:lang w:val="en-US"/>
+        </w:rPr>
+        <w:t xml:space="preserve">  + </w:t>
+      </w:r>
+      <w:proofErr w:type="spellStart"/>
+      <w:r>
+        <w:rPr>
+          <w:lang w:val="en-US"/>
+        </w:rPr>
+        <w:t>delete_token</w:t>
+      </w:r>
+      <w:proofErr w:type="spellEnd"/>
+      <w:r>
+        <w:rPr>
+          <w:lang w:val="en-US"/>
+        </w:rPr>
+        <w:t>()</w:t>
+      </w:r>
+    </w:p>
+    <w:p>
+      <w:pPr>
+        <w:rPr>
+          <w:lang w:val="en-US"/>
+        </w:rPr>
+      </w:pPr>
+      <w:r>
+        <w:rPr>
+          <w:lang w:val="en-US"/>
+        </w:rPr>
+        <w:t>}</w:t>
+      </w:r>
+    </w:p>
+    <w:p>
+      <w:pPr>
+        <w:rPr>
+          <w:lang w:val="en-US"/>
+        </w:rPr>
+      </w:pPr>
+    </w:p>
+    <w:p>
+      <w:pPr>
+        <w:rPr>
+          <w:lang w:val="en-US"/>
+        </w:rPr>
+      </w:pPr>
+      <w:r>
+        <w:rPr>
+          <w:lang w:val="en-US"/>
+        </w:rPr>
+        <w:t>class Config {</w:t>
+      </w:r>
+    </w:p>
+    <w:p>
+      <w:pPr>
+        <w:rPr>
+          <w:lang w:val="en-US"/>
+        </w:rPr>
+      </w:pPr>
+      <w:r>
+        <w:rPr>
+          <w:lang w:val="en-US"/>
+        </w:rPr>
+        <w:t xml:space="preserve">  - String BASE_DIR</w:t>
+      </w:r>
+    </w:p>
+    <w:p>
+      <w:pPr>
+        <w:rPr>
+          <w:lang w:val="en-US"/>
+        </w:rPr>
+      </w:pPr>
+      <w:r>
+        <w:rPr>
+          <w:lang w:val="en-US"/>
+        </w:rPr>
+        <w:t xml:space="preserve">  - String SQLALCHEMY_DATABASE_URI</w:t>
+      </w:r>
+    </w:p>
+    <w:p>
+      <w:pPr>
+        <w:rPr>
+          <w:lang w:val="en-US"/>
+        </w:rPr>
+      </w:pPr>
+      <w:r>
+        <w:rPr>
+          <w:lang w:val="en-US"/>
+        </w:rPr>
+        <w:t xml:space="preserve">  - String SECRET_KEY</w:t>
+      </w:r>
+    </w:p>
+    <w:p>
+      <w:pPr>
+        <w:rPr>
+          <w:lang w:val="en-US"/>
+        </w:rPr>
+      </w:pPr>
+      <w:r>
+        <w:rPr>
+          <w:lang w:val="en-US"/>
+        </w:rPr>
+        <w:t>}</w:t>
+      </w:r>
+    </w:p>
+    <w:p>
+      <w:pPr>
+        <w:rPr>
+          <w:lang w:val="en-US"/>
+        </w:rPr>
+      </w:pPr>
+    </w:p>
+    <w:p>
+      <w:pPr>
+        <w:rPr>
+          <w:lang w:val="en-US"/>
+        </w:rPr>
+      </w:pPr>
+      <w:r>
+        <w:rPr>
+          <w:lang w:val="en-US"/>
+        </w:rPr>
+        <w:t xml:space="preserve">class </w:t>
+      </w:r>
+      <w:proofErr w:type="spellStart"/>
+      <w:r>
+        <w:rPr>
+          <w:lang w:val="en-US"/>
+        </w:rPr>
+        <w:t>FlaskApp</w:t>
+      </w:r>
+      <w:proofErr w:type="spellEnd"/>
+      <w:r>
+        <w:rPr>
+          <w:lang w:val="en-US"/>
+        </w:rPr>
+        <w:t xml:space="preserve"> {</w:t>
+      </w:r>
+    </w:p>
+    <w:p>
+      <w:pPr>
+        <w:rPr>
+          <w:lang w:val="en-US"/>
+        </w:rPr>
+      </w:pPr>
+      <w:r>
+        <w:rPr>
+          <w:lang w:val="en-US"/>
+        </w:rPr>
+        <w:t xml:space="preserve">  - Flask app</w:t>
+      </w:r>
+    </w:p>
+    <w:p>
+      <w:pPr>
+        <w:rPr>
+          <w:lang w:val="en-US"/>
+        </w:rPr>
+      </w:pPr>
+      <w:r>
+        <w:rPr>
+          <w:lang w:val="en-US"/>
+        </w:rPr>
+        <w:t xml:space="preserve">  - </w:t>
+      </w:r>
+      <w:proofErr w:type="spellStart"/>
+      <w:r>
+        <w:rPr>
+          <w:lang w:val="en-US"/>
+        </w:rPr>
         <w:t>SQLAlchemy</w:t>
       </w:r>
       <w:proofErr w:type="spellEnd"/>
       <w:r>
-        <w:t>-Integration und Authentifizierung.</w:t>
-      </w:r>
-    </w:p>
-    <w:p>
-      <w:pPr>
-        <w:numPr>
-          <w:ilvl w:val="0"/>
-          <w:numId w:val="44"/>
-        </w:numPr>
-      </w:pPr>
-      <w:r>
-        <w:rPr>
-          <w:b/>
-          <w:bCs/>
-          <w:lang w:val="en-US"/>
-        </w:rPr>
-        <w:t>Stouffer, M.</w:t>
-      </w:r>
-      <w:r>
-        <w:rPr>
-          <w:lang w:val="en-US"/>
-        </w:rPr>
-        <w:t> (2022).</w:t>
-      </w:r>
-      <w:r>
-        <w:rPr>
-          <w:lang w:val="en-US"/>
-        </w:rPr>
-        <w:br/>
-      </w:r>
-      <w:r>
-        <w:rPr>
-          <w:i/>
-          <w:iCs/>
-          <w:lang w:val="en-US"/>
-        </w:rPr>
-        <w:t>Python API Development Fundamentals</w:t>
-      </w:r>
-      <w:r>
-        <w:rPr>
-          <w:lang w:val="en-US"/>
-        </w:rPr>
-        <w:t xml:space="preserve">. </w:t>
-      </w:r>
-      <w:r>
-        <w:t>Packt Publishing.</w:t>
-      </w:r>
-      <w:r>
-        <w:br/>
-      </w:r>
-      <w:r>
-        <w:rPr>
-          <w:i/>
-          <w:iCs/>
-        </w:rPr>
-        <w:t>Relevanz</w:t>
-      </w:r>
-      <w:r>
-        <w:t xml:space="preserve">: Design von </w:t>
-      </w:r>
-      <w:proofErr w:type="spellStart"/>
-      <w:r>
-        <w:t>RESTful</w:t>
-      </w:r>
-      <w:proofErr w:type="spellEnd"/>
-      <w:r>
-        <w:t xml:space="preserve"> APIs, Token-basiertes Auth, Fehlerhandling.</w:t>
-      </w:r>
-    </w:p>
-    <w:p>
-      <w:r>
-        <w:pict w14:anchorId="65219C31">
-          <v:rect id="_x0000_i1049" style="width:0;height:.75pt" o:hralign="center" o:hrstd="t" o:hrnoshade="t" o:hr="t" fillcolor="#f8faff" stroked="f"/>
-        </w:pict>
-      </w:r>
-    </w:p>
-    <w:p>
-      <w:pPr>
-        <w:rPr>
-          <w:b/>
-          <w:bCs/>
-        </w:rPr>
-      </w:pPr>
-      <w:r>
-        <w:rPr>
-          <w:b/>
-          <w:bCs/>
-        </w:rPr>
-        <w:t>Sicherheit</w:t>
-      </w:r>
-    </w:p>
-    <w:p>
-      <w:pPr>
-        <w:numPr>
-          <w:ilvl w:val="0"/>
-          <w:numId w:val="45"/>
-        </w:numPr>
-      </w:pPr>
-      <w:r>
-        <w:rPr>
-          <w:b/>
-          <w:bCs/>
-          <w:lang w:val="en-US"/>
-        </w:rPr>
-        <w:t>McDonald, M.</w:t>
-      </w:r>
-      <w:r>
-        <w:rPr>
-          <w:lang w:val="en-US"/>
-        </w:rPr>
-        <w:t> (2020).</w:t>
-      </w:r>
-      <w:r>
-        <w:rPr>
-          <w:lang w:val="en-US"/>
-        </w:rPr>
-        <w:br/>
-      </w:r>
-      <w:r>
-        <w:rPr>
-          <w:i/>
-          <w:iCs/>
-          <w:lang w:val="en-US"/>
-        </w:rPr>
-        <w:t>Web Security for Developers: Real Threats, Practical Defense</w:t>
-      </w:r>
-      <w:r>
-        <w:rPr>
-          <w:lang w:val="en-US"/>
-        </w:rPr>
-        <w:t xml:space="preserve">. </w:t>
-      </w:r>
-      <w:proofErr w:type="spellStart"/>
-      <w:r>
-        <w:t>No</w:t>
-      </w:r>
-      <w:proofErr w:type="spellEnd"/>
-      <w:r>
+        <w:rPr>
+          <w:lang w:val="en-US"/>
+        </w:rPr>
         <w:t xml:space="preserve"> </w:t>
       </w:r>
       <w:proofErr w:type="spellStart"/>
       <w:r>
-        <w:t>Starch</w:t>
-      </w:r>
-      <w:proofErr w:type="spellEnd"/>
-      <w:r>
-        <w:t xml:space="preserve"> Press.</w:t>
-      </w:r>
-      <w:r>
-        <w:br/>
-      </w:r>
-      <w:r>
-        <w:rPr>
-          <w:i/>
-          <w:iCs/>
-        </w:rPr>
-        <w:t>Relevanz</w:t>
-      </w:r>
-      <w:r>
-        <w:t>: Passwort-</w:t>
-      </w:r>
-      <w:proofErr w:type="spellStart"/>
-      <w:r>
-        <w:t>Hashing</w:t>
-      </w:r>
-      <w:proofErr w:type="spellEnd"/>
-      <w:r>
-        <w:t xml:space="preserve"> (</w:t>
-      </w:r>
-      <w:proofErr w:type="spellStart"/>
-      <w:r>
-        <w:t>bcrypt</w:t>
-      </w:r>
-      <w:proofErr w:type="spellEnd"/>
-      <w:r>
-        <w:t>), Cookie-Sicherheit (</w:t>
-      </w:r>
-      <w:proofErr w:type="spellStart"/>
-      <w:r>
-        <w:t>HttpOnly</w:t>
-      </w:r>
-      <w:proofErr w:type="spellEnd"/>
-      <w:r>
-        <w:t xml:space="preserve">, </w:t>
-      </w:r>
-      <w:proofErr w:type="spellStart"/>
-      <w:r>
-        <w:t>SameSite</w:t>
-      </w:r>
-      <w:proofErr w:type="spellEnd"/>
-      <w:r>
-        <w:t>), CORS und XSS/CSRF-Risiken.</w:t>
-      </w:r>
-    </w:p>
-    <w:p>
-      <w:pPr>
-        <w:numPr>
-          <w:ilvl w:val="0"/>
-          <w:numId w:val="45"/>
-        </w:numPr>
-      </w:pPr>
-      <w:r>
-        <w:rPr>
-          <w:b/>
-          <w:bCs/>
-          <w:lang w:val="en-US"/>
-        </w:rPr>
-        <w:t>Bird, J. &amp; Smith, P.</w:t>
-      </w:r>
-      <w:r>
-        <w:rPr>
-          <w:lang w:val="en-US"/>
-        </w:rPr>
-        <w:t> (2021).</w:t>
-      </w:r>
-      <w:r>
-        <w:rPr>
-          <w:lang w:val="en-US"/>
-        </w:rPr>
-        <w:br/>
-      </w:r>
-      <w:r>
-        <w:rPr>
-          <w:i/>
-          <w:iCs/>
-          <w:lang w:val="en-US"/>
-        </w:rPr>
-        <w:t>API Security in Action</w:t>
-      </w:r>
-      <w:r>
-        <w:rPr>
-          <w:lang w:val="en-US"/>
-        </w:rPr>
-        <w:t xml:space="preserve">. </w:t>
-      </w:r>
-      <w:r>
-        <w:t>Manning Publications.</w:t>
-      </w:r>
-      <w:r>
-        <w:br/>
-      </w:r>
-      <w:r>
-        <w:rPr>
-          <w:i/>
-          <w:iCs/>
-        </w:rPr>
-        <w:t>Relevanz</w:t>
-      </w:r>
-      <w:r>
-        <w:t>: Token-Management, OWASP-Best Practices, API-Sicherheitskonzepte.</w:t>
-      </w:r>
-    </w:p>
-    <w:p>
-      <w:r>
-        <w:pict w14:anchorId="5571EDF9">
-          <v:rect id="_x0000_i1050" style="width:0;height:.75pt" o:hralign="center" o:hrstd="t" o:hrnoshade="t" o:hr="t" fillcolor="#f8faff" stroked="f"/>
-        </w:pict>
-      </w:r>
-    </w:p>
-    <w:p>
-      <w:pPr>
-        <w:rPr>
-          <w:b/>
-          <w:bCs/>
-        </w:rPr>
-      </w:pPr>
-      <w:r>
-        <w:rPr>
-          <w:b/>
-          <w:bCs/>
-        </w:rPr>
-        <w:t>Datenbanken &amp; ORM</w:t>
-      </w:r>
-    </w:p>
-    <w:p>
-      <w:pPr>
-        <w:numPr>
-          <w:ilvl w:val="0"/>
-          <w:numId w:val="46"/>
-        </w:numPr>
-      </w:pPr>
-      <w:r>
-        <w:rPr>
-          <w:b/>
-          <w:bCs/>
-          <w:lang w:val="en-US"/>
-        </w:rPr>
-        <w:t>Myers, J. &amp; Copeland, R.</w:t>
-      </w:r>
-      <w:r>
-        <w:rPr>
-          <w:lang w:val="en-US"/>
-        </w:rPr>
-        <w:t> (2022).</w:t>
-      </w:r>
-      <w:r>
-        <w:rPr>
-          <w:lang w:val="en-US"/>
-        </w:rPr>
-        <w:br/>
-      </w:r>
-      <w:r>
-        <w:rPr>
-          <w:i/>
-          <w:iCs/>
-          <w:lang w:val="en-US"/>
-        </w:rPr>
-        <w:t xml:space="preserve">Essential </w:t>
-      </w:r>
-      <w:proofErr w:type="spellStart"/>
-      <w:r>
-        <w:rPr>
-          <w:i/>
-          <w:iCs/>
-          <w:lang w:val="en-US"/>
-        </w:rPr>
-        <w:t>SQLAlchemy</w:t>
-      </w:r>
-      <w:proofErr w:type="spellEnd"/>
-      <w:r>
-        <w:rPr>
-          <w:lang w:val="en-US"/>
-        </w:rPr>
-        <w:t xml:space="preserve"> (2nd ed.). </w:t>
-      </w:r>
-      <w:r>
-        <w:t>O’Reilly Media.</w:t>
-      </w:r>
-      <w:r>
-        <w:br/>
-      </w:r>
-      <w:r>
-        <w:rPr>
-          <w:i/>
-          <w:iCs/>
-        </w:rPr>
-        <w:t>Relevanz</w:t>
-      </w:r>
-      <w:r>
-        <w:t xml:space="preserve">: </w:t>
-      </w:r>
-      <w:proofErr w:type="spellStart"/>
-      <w:r>
-        <w:t>SQLAlchemy</w:t>
-      </w:r>
-      <w:proofErr w:type="spellEnd"/>
-      <w:r>
-        <w:t>-ORM, Datenbankmigration, Schema-Management.</w:t>
-      </w:r>
-    </w:p>
-    <w:p>
-      <w:r>
-        <w:pict w14:anchorId="0EC3520F">
-          <v:rect id="_x0000_i1051" style="width:0;height:.75pt" o:hralign="center" o:hrstd="t" o:hrnoshade="t" o:hr="t" fillcolor="#f8faff" stroked="f"/>
-        </w:pict>
-      </w:r>
-    </w:p>
-    <w:p>
-      <w:pPr>
-        <w:rPr>
-          <w:b/>
-          <w:bCs/>
-        </w:rPr>
-      </w:pPr>
-      <w:r>
-        <w:rPr>
-          <w:b/>
-          <w:bCs/>
-        </w:rPr>
-        <w:t>Softwarearchitektur &amp; UML</w:t>
-      </w:r>
-    </w:p>
-    <w:p>
-      <w:pPr>
-        <w:numPr>
-          <w:ilvl w:val="0"/>
-          <w:numId w:val="47"/>
-        </w:numPr>
-      </w:pPr>
-      <w:r>
-        <w:rPr>
-          <w:b/>
-          <w:bCs/>
-          <w:lang w:val="en-US"/>
-        </w:rPr>
-        <w:t>Fowler, M.</w:t>
-      </w:r>
-      <w:r>
-        <w:rPr>
-          <w:lang w:val="en-US"/>
-        </w:rPr>
-        <w:t> (2003).</w:t>
-      </w:r>
-      <w:r>
-        <w:rPr>
-          <w:lang w:val="en-US"/>
-        </w:rPr>
-        <w:br/>
-      </w:r>
-      <w:r>
-        <w:rPr>
-          <w:i/>
-          <w:iCs/>
-          <w:lang w:val="en-US"/>
-        </w:rPr>
-        <w:t>UML Distilled: A Brief Guide to the Standard Object Modeling Language</w:t>
-      </w:r>
-      <w:r>
-        <w:rPr>
-          <w:lang w:val="en-US"/>
-        </w:rPr>
-        <w:t xml:space="preserve"> (3rd ed.). </w:t>
-      </w:r>
-      <w:r>
-        <w:t>Addison-Wesley.</w:t>
-      </w:r>
-      <w:r>
-        <w:br/>
-      </w:r>
-      <w:r>
-        <w:rPr>
-          <w:i/>
-          <w:iCs/>
-        </w:rPr>
-        <w:t>Relevanz</w:t>
-      </w:r>
-      <w:r>
-        <w:t>: UML-Klassendiagramme, Komponentenmodellierung.</w:t>
-      </w:r>
-    </w:p>
-    <w:p>
-      <w:pPr>
-        <w:numPr>
-          <w:ilvl w:val="0"/>
-          <w:numId w:val="47"/>
-        </w:numPr>
-        <w:rPr>
-          <w:lang w:val="en-US"/>
-        </w:rPr>
-      </w:pPr>
-      <w:r>
-        <w:rPr>
-          <w:b/>
-          <w:bCs/>
+        <w:rPr>
+          <w:lang w:val="en-US"/>
+        </w:rPr>
+        <w:t>db</w:t>
+      </w:r>
+      <w:proofErr w:type="spellEnd"/>
+    </w:p>
+    <w:p>
+      <w:r>
+        <w:rPr>
+          <w:lang w:val="en-US"/>
+        </w:rPr>
+        <w:t xml:space="preserve">  </w:t>
+      </w:r>
+      <w:r>
+        <w:t>--</w:t>
+      </w:r>
+    </w:p>
+    <w:p>
+      <w:r>
+        <w:t xml:space="preserve">  + </w:t>
+      </w:r>
+      <w:proofErr w:type="spellStart"/>
+      <w:r>
+        <w:t>main</w:t>
+      </w:r>
+      <w:proofErr w:type="spellEnd"/>
+      <w:r>
+        <w:t xml:space="preserve">(): </w:t>
+      </w:r>
+      <w:proofErr w:type="spellStart"/>
+      <w:r>
+        <w:t>void</w:t>
+      </w:r>
+      <w:proofErr w:type="spellEnd"/>
+    </w:p>
+    <w:p>
+      <w:r>
+        <w:t>}</w:t>
+      </w:r>
+    </w:p>
+    <w:p/>
+    <w:p>
+      <w:proofErr w:type="spellStart"/>
+      <w:r>
+        <w:t>class</w:t>
+      </w:r>
+      <w:proofErr w:type="spellEnd"/>
+      <w:r>
+        <w:t xml:space="preserve"> </w:t>
+      </w:r>
+      <w:proofErr w:type="spellStart"/>
+      <w:r>
+        <w:t>RunPy</w:t>
+      </w:r>
+      <w:proofErr w:type="spellEnd"/>
+      <w:r>
+        <w:t xml:space="preserve"> {</w:t>
+      </w:r>
+    </w:p>
+    <w:p>
+      <w:r>
+        <w:t>}</w:t>
+      </w:r>
+    </w:p>
+    <w:p/>
+    <w:p>
+      <w:r>
+        <w:t>' Beziehungen zwischen Entitäten</w:t>
+      </w:r>
+    </w:p>
+    <w:p>
+      <w:pPr>
+        <w:rPr>
+          <w:lang w:val="en-US"/>
+        </w:rPr>
+      </w:pPr>
+      <w:r>
+        <w:rPr>
+          <w:lang w:val="en-US"/>
+        </w:rPr>
+        <w:t>User "1" -- "1..*" Topic : owns</w:t>
+      </w:r>
+    </w:p>
+    <w:p>
+      <w:pPr>
+        <w:rPr>
+          <w:lang w:val="en-US"/>
+        </w:rPr>
+      </w:pPr>
+      <w:r>
+        <w:rPr>
+          <w:lang w:val="en-US"/>
+        </w:rPr>
+        <w:t xml:space="preserve">Topic "1" -- "1..*" </w:t>
+      </w:r>
+      <w:proofErr w:type="spellStart"/>
+      <w:r>
+        <w:rPr>
+          <w:lang w:val="en-US"/>
+        </w:rPr>
+        <w:t>LearningGoal</w:t>
+      </w:r>
+      <w:proofErr w:type="spellEnd"/>
+      <w:r>
+        <w:rPr>
+          <w:lang w:val="en-US"/>
+        </w:rPr>
+        <w:t xml:space="preserve"> : includes</w:t>
+      </w:r>
+    </w:p>
+    <w:p>
+      <w:pPr>
+        <w:rPr>
+          <w:lang w:val="en-US"/>
+        </w:rPr>
+      </w:pPr>
+      <w:proofErr w:type="spellStart"/>
+      <w:r>
+        <w:rPr>
+          <w:lang w:val="en-US"/>
+        </w:rPr>
+        <w:t>LearningGoal</w:t>
+      </w:r>
+      <w:proofErr w:type="spellEnd"/>
+      <w:r>
+        <w:rPr>
+          <w:lang w:val="en-US"/>
+        </w:rPr>
+        <w:t xml:space="preserve"> "1" -- "1..*" </w:t>
+      </w:r>
+      <w:proofErr w:type="spellStart"/>
+      <w:r>
+        <w:rPr>
+          <w:lang w:val="en-US"/>
+        </w:rPr>
+        <w:t>StudyMethod</w:t>
+      </w:r>
+      <w:proofErr w:type="spellEnd"/>
+      <w:r>
+        <w:rPr>
+          <w:lang w:val="en-US"/>
+        </w:rPr>
+        <w:t xml:space="preserve"> : has</w:t>
+      </w:r>
+    </w:p>
+    <w:p>
+      <w:pPr>
+        <w:rPr>
+          <w:lang w:val="en-US"/>
+        </w:rPr>
+      </w:pPr>
+      <w:r>
+        <w:rPr>
+          <w:lang w:val="en-US"/>
+        </w:rPr>
+        <w:t>User "1" -- "1..*" Token : has</w:t>
+      </w:r>
+    </w:p>
+    <w:p>
+      <w:pPr>
+        <w:rPr>
+          <w:lang w:val="en-US"/>
+        </w:rPr>
+      </w:pPr>
+    </w:p>
+    <w:p>
+      <w:r>
+        <w:t>' Beziehungen für Token-Management</w:t>
+      </w:r>
+    </w:p>
+    <w:p>
+      <w:r>
+        <w:t xml:space="preserve">Token "1" -- "1" </w:t>
+      </w:r>
+      <w:proofErr w:type="spellStart"/>
+      <w:r>
+        <w:t>TokenManager</w:t>
+      </w:r>
+      <w:proofErr w:type="spellEnd"/>
+      <w:r>
+        <w:t xml:space="preserve"> : </w:t>
+      </w:r>
+      <w:proofErr w:type="spellStart"/>
+      <w:r>
+        <w:t>managed</w:t>
+      </w:r>
+      <w:proofErr w:type="spellEnd"/>
+      <w:r>
+        <w:t xml:space="preserve"> </w:t>
+      </w:r>
+      <w:proofErr w:type="spellStart"/>
+      <w:r>
+        <w:t>by</w:t>
+      </w:r>
+      <w:proofErr w:type="spellEnd"/>
+    </w:p>
+    <w:p/>
+    <w:p>
+      <w:r>
+        <w:t>' Beziehungen für App-Konfiguration</w:t>
+      </w:r>
+    </w:p>
+    <w:p>
+      <w:proofErr w:type="spellStart"/>
+      <w:r>
+        <w:t>Config</w:t>
+      </w:r>
+      <w:proofErr w:type="spellEnd"/>
+      <w:r>
+        <w:t xml:space="preserve"> "1" -- "1" </w:t>
+      </w:r>
+      <w:proofErr w:type="spellStart"/>
+      <w:r>
+        <w:t>FlaskApp</w:t>
+      </w:r>
+      <w:proofErr w:type="spellEnd"/>
+      <w:r>
+        <w:t xml:space="preserve"> : </w:t>
+      </w:r>
+      <w:proofErr w:type="spellStart"/>
+      <w:r>
+        <w:t>used</w:t>
+      </w:r>
+      <w:proofErr w:type="spellEnd"/>
+    </w:p>
+    <w:p>
+      <w:pPr>
+        <w:rPr>
+          <w:lang w:val="en-US"/>
+        </w:rPr>
+      </w:pPr>
+      <w:proofErr w:type="spellStart"/>
+      <w:r>
+        <w:rPr>
           <w:lang w:val="en-US"/>
         </w:rPr>
         <w:lastRenderedPageBreak/>
-        <w:t>Richards, M.</w:t>
-      </w:r>
-      <w:r>
-        <w:rPr>
-          <w:lang w:val="en-US"/>
-        </w:rPr>
-        <w:t> (2020).</w:t>
-      </w:r>
-      <w:r>
-        <w:rPr>
-          <w:lang w:val="en-US"/>
-        </w:rPr>
-        <w:br/>
-      </w:r>
-      <w:r>
-        <w:rPr>
-          <w:i/>
-          <w:iCs/>
-          <w:lang w:val="en-US"/>
-        </w:rPr>
-        <w:t>Software Architecture Patterns</w:t>
-      </w:r>
-      <w:r>
-        <w:rPr>
-          <w:lang w:val="en-US"/>
-        </w:rPr>
-        <w:t>. O’Reilly Media.</w:t>
-      </w:r>
-      <w:r>
-        <w:rPr>
-          <w:lang w:val="en-US"/>
-        </w:rPr>
-        <w:br/>
-      </w:r>
-      <w:proofErr w:type="spellStart"/>
-      <w:r>
-        <w:rPr>
-          <w:i/>
-          <w:iCs/>
-          <w:lang w:val="en-US"/>
-        </w:rPr>
-        <w:t>Relevanz</w:t>
-      </w:r>
-      <w:proofErr w:type="spellEnd"/>
-      <w:r>
-        <w:rPr>
-          <w:lang w:val="en-US"/>
-        </w:rPr>
-        <w:t>: Client-Server-Modell, API-Gateway-Design (BFF-Pattern).</w:t>
-      </w:r>
-    </w:p>
-    <w:p>
-      <w:r>
-        <w:pict w14:anchorId="762FD2CD">
-          <v:rect id="_x0000_i1052" style="width:0;height:.75pt" o:hralign="center" o:hrstd="t" o:hrnoshade="t" o:hr="t" fillcolor="#f8faff" stroked="f"/>
-        </w:pict>
-      </w:r>
-    </w:p>
-    <w:p>
-      <w:pPr>
-        <w:rPr>
-          <w:b/>
-          <w:bCs/>
-        </w:rPr>
-      </w:pPr>
-      <w:proofErr w:type="spellStart"/>
-      <w:r>
-        <w:rPr>
-          <w:b/>
-          <w:bCs/>
-        </w:rPr>
-        <w:t>Deployment</w:t>
-      </w:r>
-      <w:proofErr w:type="spellEnd"/>
-      <w:r>
-        <w:rPr>
-          <w:b/>
-          <w:bCs/>
-        </w:rPr>
-        <w:t xml:space="preserve"> &amp; </w:t>
-      </w:r>
-      <w:proofErr w:type="spellStart"/>
-      <w:r>
-        <w:rPr>
-          <w:b/>
-          <w:bCs/>
-        </w:rPr>
-        <w:t>DevOps</w:t>
-      </w:r>
-      <w:proofErr w:type="spellEnd"/>
-    </w:p>
-    <w:p>
-      <w:pPr>
-        <w:numPr>
-          <w:ilvl w:val="0"/>
-          <w:numId w:val="48"/>
-        </w:numPr>
-      </w:pPr>
-      <w:r>
-        <w:rPr>
-          <w:b/>
-          <w:bCs/>
-          <w:lang w:val="en-US"/>
-        </w:rPr>
-        <w:t>Poulton, N.</w:t>
-      </w:r>
-      <w:r>
-        <w:rPr>
-          <w:lang w:val="en-US"/>
-        </w:rPr>
-        <w:t> (2023).</w:t>
-      </w:r>
-      <w:r>
-        <w:rPr>
-          <w:lang w:val="en-US"/>
-        </w:rPr>
-        <w:br/>
-      </w:r>
-      <w:r>
-        <w:rPr>
-          <w:i/>
-          <w:iCs/>
-          <w:lang w:val="en-US"/>
-        </w:rPr>
-        <w:t>Docker Deep Dive</w:t>
-      </w:r>
-      <w:r>
-        <w:rPr>
-          <w:lang w:val="en-US"/>
-        </w:rPr>
-        <w:t> (4th ed.).</w:t>
-      </w:r>
-      <w:r>
-        <w:rPr>
-          <w:lang w:val="en-US"/>
-        </w:rPr>
-        <w:br/>
-      </w:r>
-      <w:r>
-        <w:rPr>
-          <w:i/>
-          <w:iCs/>
-        </w:rPr>
-        <w:t>Relevanz</w:t>
-      </w:r>
-      <w:r>
-        <w:t>: Docker-Containerisierung, Portabilität, Skalierbarkeit.</w:t>
-      </w:r>
-    </w:p>
-    <w:p>
-      <w:pPr>
-        <w:numPr>
-          <w:ilvl w:val="0"/>
-          <w:numId w:val="48"/>
-        </w:numPr>
-        <w:rPr>
-          <w:lang w:val="en-US"/>
-        </w:rPr>
-      </w:pPr>
-      <w:r>
-        <w:rPr>
-          <w:b/>
-          <w:bCs/>
-          <w:lang w:val="en-US"/>
-        </w:rPr>
-        <w:t>Davis, A. &amp; Daniels, R.</w:t>
-      </w:r>
-      <w:r>
-        <w:rPr>
-          <w:lang w:val="en-US"/>
-        </w:rPr>
-        <w:t> (2019).</w:t>
-      </w:r>
-      <w:r>
-        <w:rPr>
-          <w:lang w:val="en-US"/>
-        </w:rPr>
-        <w:br/>
-      </w:r>
-      <w:r>
-        <w:rPr>
-          <w:i/>
-          <w:iCs/>
-          <w:lang w:val="en-US"/>
-        </w:rPr>
-        <w:t>Effective DevOps with AWS</w:t>
-      </w:r>
-      <w:r>
-        <w:rPr>
-          <w:lang w:val="en-US"/>
-        </w:rPr>
-        <w:t xml:space="preserve">. </w:t>
-      </w:r>
-      <w:proofErr w:type="spellStart"/>
-      <w:r>
-        <w:rPr>
-          <w:lang w:val="en-US"/>
-        </w:rPr>
-        <w:t>Packt</w:t>
-      </w:r>
-      <w:proofErr w:type="spellEnd"/>
-      <w:r>
-        <w:rPr>
-          <w:lang w:val="en-US"/>
-        </w:rPr>
-        <w:t xml:space="preserve"> Publishing.</w:t>
-      </w:r>
-      <w:r>
-        <w:rPr>
-          <w:lang w:val="en-US"/>
-        </w:rPr>
-        <w:br/>
-      </w:r>
-      <w:proofErr w:type="spellStart"/>
-      <w:r>
-        <w:rPr>
-          <w:i/>
-          <w:iCs/>
-          <w:lang w:val="en-US"/>
-        </w:rPr>
-        <w:t>Relevanz</w:t>
-      </w:r>
-      <w:proofErr w:type="spellEnd"/>
-      <w:r>
-        <w:rPr>
-          <w:lang w:val="en-US"/>
-        </w:rPr>
-        <w:t>: CI/CD-Pipelines, Deployment-Strategien.</w:t>
-      </w:r>
-    </w:p>
-    <w:p>
-      <w:pPr>
-        <w:rPr>
-          <w:lang w:val="en-US"/>
-        </w:rPr>
-      </w:pPr>
-    </w:p>
-    <w:p>
-      <w:pPr>
-        <w:rPr>
-          <w:lang w:val="en-US"/>
-        </w:rPr>
-      </w:pPr>
-    </w:p>
-    <w:p>
-      <w:pPr>
-        <w:rPr>
-          <w:lang w:val="en-US"/>
-        </w:rPr>
-      </w:pPr>
-    </w:p>
-    <w:p>
-      <w:pPr>
-        <w:pStyle w:val="berschrift3"/>
-      </w:pPr>
-      <w:bookmarkStart w:id="45" w:name="_Toc193737961"/>
-      <w:r>
-        <w:t xml:space="preserve">Code für </w:t>
-      </w:r>
-      <w:proofErr w:type="spellStart"/>
-      <w:r>
-        <w:t>Uml</w:t>
-      </w:r>
-      <w:proofErr w:type="spellEnd"/>
-      <w:r>
-        <w:t>-Diagramme</w:t>
-      </w:r>
-      <w:bookmarkEnd w:id="45"/>
-      <w:r>
-        <w:t xml:space="preserve"> </w:t>
-      </w:r>
+        <w:t>FlaskApp</w:t>
+      </w:r>
+      <w:proofErr w:type="spellEnd"/>
+      <w:r>
+        <w:rPr>
+          <w:lang w:val="en-US"/>
+        </w:rPr>
+        <w:t xml:space="preserve"> "1" -- "1" </w:t>
+      </w:r>
+      <w:proofErr w:type="spellStart"/>
+      <w:r>
+        <w:rPr>
+          <w:lang w:val="en-US"/>
+        </w:rPr>
+        <w:t>RunPy</w:t>
+      </w:r>
+      <w:proofErr w:type="spellEnd"/>
+      <w:r>
+        <w:rPr>
+          <w:lang w:val="en-US"/>
+        </w:rPr>
+        <w:t xml:space="preserve"> : initialized</w:t>
+      </w:r>
+    </w:p>
+    <w:p>
+      <w:pPr>
+        <w:rPr>
+          <w:lang w:val="en-US"/>
+        </w:rPr>
+      </w:pPr>
+      <w:proofErr w:type="spellStart"/>
+      <w:r>
+        <w:rPr>
+          <w:lang w:val="en-US"/>
+        </w:rPr>
+        <w:t>RunPy</w:t>
+      </w:r>
+      <w:proofErr w:type="spellEnd"/>
+      <w:r>
+        <w:rPr>
+          <w:lang w:val="en-US"/>
+        </w:rPr>
+        <w:t xml:space="preserve"> "1" -- "1" Config : uses</w:t>
+      </w:r>
+    </w:p>
+    <w:p>
+      <w:pPr>
+        <w:rPr>
+          <w:lang w:val="en-US"/>
+        </w:rPr>
+      </w:pPr>
+    </w:p>
+    <w:p>
+      <w:pPr>
+        <w:rPr>
+          <w:lang w:val="en-US"/>
+        </w:rPr>
+      </w:pPr>
+      <w:r>
+        <w:rPr>
+          <w:lang w:val="en-US"/>
+        </w:rPr>
+        <w:t>@enduml</w:t>
+      </w:r>
+    </w:p>
+    <w:p>
+      <w:pPr>
+        <w:rPr>
+          <w:lang w:val="en-US"/>
+        </w:rPr>
+      </w:pPr>
     </w:p>
     <w:p>
       <w:pPr>
         <w:pStyle w:val="berschrift4"/>
-      </w:pPr>
-      <w:r>
-        <w:t>UML-Code Diagramm 1</w:t>
-      </w:r>
-    </w:p>
-    <w:p>
-      <w:r>
+        <w:rPr>
+          <w:lang w:val="en-US"/>
+        </w:rPr>
+      </w:pPr>
+      <w:r>
+        <w:rPr>
+          <w:lang w:val="en-US"/>
+        </w:rPr>
+        <w:t xml:space="preserve">UML-Code </w:t>
+      </w:r>
+      <w:proofErr w:type="spellStart"/>
+      <w:r>
+        <w:rPr>
+          <w:lang w:val="en-US"/>
+        </w:rPr>
+        <w:t>Diagramm</w:t>
+      </w:r>
+      <w:proofErr w:type="spellEnd"/>
+      <w:r>
+        <w:rPr>
+          <w:lang w:val="en-US"/>
+        </w:rPr>
+        <w:t xml:space="preserve"> 3</w:t>
+      </w:r>
+    </w:p>
+    <w:p>
+      <w:pPr>
+        <w:rPr>
+          <w:lang w:val="en-US"/>
+        </w:rPr>
+      </w:pPr>
+      <w:r>
+        <w:rPr>
+          <w:lang w:val="en-US"/>
+        </w:rPr>
         <w:t>@startuml</w:t>
       </w:r>
     </w:p>
     <w:p>
-      <w:r>
-        <w:t>!</w:t>
-      </w:r>
-      <w:proofErr w:type="spellStart"/>
-      <w:r>
-        <w:t>include</w:t>
-      </w:r>
-      <w:proofErr w:type="spellEnd"/>
-      <w:r>
-        <w:t xml:space="preserve"> &lt;C4/C4_Container&gt;</w:t>
-      </w:r>
-    </w:p>
-    <w:p/>
-    <w:p>
-      <w:r>
-        <w:t>title Architekturübersicht: Storefront, BFF und SQLite-Datenbank</w:t>
-      </w:r>
-    </w:p>
-    <w:p/>
-    <w:p>
-      <w:r>
-        <w:t>Person(Benutzer, "Benutzer", "Interagiert mit der Storefront über einen Browser")</w:t>
-      </w:r>
-    </w:p>
-    <w:p>
-      <w:r>
-        <w:t>Container(Storefront, "Storefront", "HTML/CSS/JS", "Bietet die Benutzeroberfläche an")</w:t>
-      </w:r>
-    </w:p>
-    <w:p>
-      <w:r>
-        <w:t xml:space="preserve">Container(BFF, "Backend </w:t>
-      </w:r>
-      <w:proofErr w:type="spellStart"/>
-      <w:r>
-        <w:t>for</w:t>
-      </w:r>
-      <w:proofErr w:type="spellEnd"/>
-      <w:r>
-        <w:t xml:space="preserve"> Frontend (BFF)", "</w:t>
-      </w:r>
-      <w:proofErr w:type="spellStart"/>
-      <w:r>
-        <w:t>Flask</w:t>
-      </w:r>
-      <w:proofErr w:type="spellEnd"/>
-      <w:r>
-        <w:t>-API", "Dient als API-Gateway zwischen Frontend und Datenbank")</w:t>
-      </w:r>
-    </w:p>
-    <w:p>
-      <w:proofErr w:type="spellStart"/>
-      <w:r>
-        <w:t>ContainerDb</w:t>
-      </w:r>
-      <w:proofErr w:type="spellEnd"/>
-      <w:r>
-        <w:t>(SQLite, "SQLite-Datenbank", "SQL", "Speichert Benutzerdaten und Lerninhalte")</w:t>
-      </w:r>
-    </w:p>
-    <w:p/>
-    <w:p>
-      <w:proofErr w:type="spellStart"/>
-      <w:r>
-        <w:t>Rel</w:t>
-      </w:r>
-      <w:proofErr w:type="spellEnd"/>
-      <w:r>
-        <w:t>(Benutzer, Storefront, "Verwendet", "HTTP (GET/POST) via JSON-API")</w:t>
-      </w:r>
-    </w:p>
-    <w:p>
-      <w:proofErr w:type="spellStart"/>
-      <w:r>
-        <w:t>Rel</w:t>
-      </w:r>
-      <w:proofErr w:type="spellEnd"/>
-      <w:r>
-        <w:t>(Storefront, BFF, "Sendet Anfragen an", "HTTP (JSON-API)")</w:t>
-      </w:r>
-    </w:p>
-    <w:p>
-      <w:proofErr w:type="spellStart"/>
-      <w:r>
-        <w:t>Rel</w:t>
-      </w:r>
-      <w:proofErr w:type="spellEnd"/>
-      <w:r>
-        <w:t>(BFF, SQLite, "Liest und schreibt Daten", "SQL-</w:t>
-      </w:r>
-      <w:proofErr w:type="spellStart"/>
-      <w:r>
-        <w:t>Alchemy</w:t>
-      </w:r>
-      <w:proofErr w:type="spellEnd"/>
-      <w:r>
-        <w:t xml:space="preserve"> (ORM)")</w:t>
-      </w:r>
-    </w:p>
-    <w:p>
-      <w:proofErr w:type="spellStart"/>
-      <w:r>
-        <w:t>Rel</w:t>
-      </w:r>
-      <w:proofErr w:type="spellEnd"/>
-      <w:r>
-        <w:t>(SQLite, BFF, "Antwortet auf Anfragen", "SQL-</w:t>
-      </w:r>
-      <w:proofErr w:type="spellStart"/>
-      <w:r>
-        <w:t>Alchemy</w:t>
-      </w:r>
-      <w:proofErr w:type="spellEnd"/>
-      <w:r>
-        <w:t xml:space="preserve"> (ORM)")</w:t>
-      </w:r>
-    </w:p>
-    <w:p>
-      <w:proofErr w:type="spellStart"/>
-      <w:r>
-        <w:t>Rel</w:t>
-      </w:r>
-      <w:proofErr w:type="spellEnd"/>
-      <w:r>
-        <w:t>(Benutzer, BFF, "Validiert Token", "Cookie-basiert")</w:t>
-      </w:r>
-    </w:p>
-    <w:p/>
-    <w:p>
-      <w:r>
-        <w:t>@enduml</w:t>
-      </w:r>
-    </w:p>
-    <w:p>
-      <w:pPr>
-        <w:pStyle w:val="berschrift4"/>
-      </w:pPr>
-      <w:r>
-        <w:lastRenderedPageBreak/>
-        <w:t>UML-Code Diagramm 2</w:t>
-      </w:r>
-    </w:p>
-    <w:p>
-      <w:r>
-        <w:t>@startuml</w:t>
-      </w:r>
-    </w:p>
-    <w:p>
-      <w:proofErr w:type="spellStart"/>
-      <w:r>
-        <w:t>class</w:t>
-      </w:r>
-      <w:proofErr w:type="spellEnd"/>
-      <w:r>
-        <w:t xml:space="preserve"> User {</w:t>
-      </w:r>
-    </w:p>
-    <w:p>
-      <w:pPr>
-        <w:rPr>
-          <w:lang w:val="en-US"/>
-        </w:rPr>
-      </w:pPr>
-      <w:r>
-        <w:t xml:space="preserve">  </w:t>
-      </w:r>
-      <w:r>
-        <w:rPr>
-          <w:lang w:val="en-US"/>
-        </w:rPr>
-        <w:t>- Integer id</w:t>
-      </w:r>
-    </w:p>
-    <w:p>
-      <w:pPr>
-        <w:rPr>
-          <w:lang w:val="en-US"/>
-        </w:rPr>
-      </w:pPr>
-      <w:r>
-        <w:rPr>
-          <w:lang w:val="en-US"/>
-        </w:rPr>
-        <w:t xml:space="preserve">  - String username</w:t>
-      </w:r>
-    </w:p>
-    <w:p>
-      <w:pPr>
-        <w:rPr>
-          <w:lang w:val="en-US"/>
-        </w:rPr>
-      </w:pPr>
-      <w:r>
-        <w:rPr>
-          <w:lang w:val="en-US"/>
-        </w:rPr>
-        <w:t xml:space="preserve">  - String </w:t>
-      </w:r>
-      <w:proofErr w:type="spellStart"/>
-      <w:r>
-        <w:rPr>
-          <w:lang w:val="en-US"/>
-        </w:rPr>
-        <w:t>usermail</w:t>
-      </w:r>
-      <w:proofErr w:type="spellEnd"/>
-    </w:p>
-    <w:p>
-      <w:pPr>
-        <w:rPr>
-          <w:lang w:val="en-US"/>
-        </w:rPr>
-      </w:pPr>
-      <w:r>
-        <w:rPr>
-          <w:lang w:val="en-US"/>
-        </w:rPr>
-        <w:t xml:space="preserve">  - String </w:t>
-      </w:r>
-      <w:proofErr w:type="spellStart"/>
-      <w:r>
-        <w:rPr>
-          <w:lang w:val="en-US"/>
-        </w:rPr>
-        <w:t>password_hash</w:t>
-      </w:r>
-      <w:proofErr w:type="spellEnd"/>
-    </w:p>
-    <w:p>
-      <w:pPr>
-        <w:rPr>
-          <w:lang w:val="en-US"/>
-        </w:rPr>
-      </w:pPr>
-      <w:r>
-        <w:rPr>
-          <w:lang w:val="en-US"/>
-        </w:rPr>
-        <w:t xml:space="preserve">  - Boolean </w:t>
-      </w:r>
-      <w:proofErr w:type="spellStart"/>
-      <w:r>
-        <w:rPr>
-          <w:lang w:val="en-US"/>
-        </w:rPr>
-        <w:t>is_active_user</w:t>
-      </w:r>
-      <w:proofErr w:type="spellEnd"/>
-    </w:p>
-    <w:p>
-      <w:pPr>
-        <w:rPr>
-          <w:lang w:val="en-US"/>
-        </w:rPr>
-      </w:pPr>
-      <w:r>
-        <w:rPr>
-          <w:lang w:val="en-US"/>
-        </w:rPr>
-        <w:t xml:space="preserve">  --</w:t>
-      </w:r>
-    </w:p>
-    <w:p>
-      <w:pPr>
-        <w:rPr>
-          <w:lang w:val="en-US"/>
-        </w:rPr>
-      </w:pPr>
-      <w:r>
-        <w:rPr>
-          <w:lang w:val="en-US"/>
-        </w:rPr>
-        <w:t xml:space="preserve">  + </w:t>
-      </w:r>
-      <w:proofErr w:type="spellStart"/>
-      <w:r>
-        <w:rPr>
-          <w:lang w:val="en-US"/>
-        </w:rPr>
-        <w:t>set_</w:t>
-      </w:r>
-      <w:proofErr w:type="gramStart"/>
-      <w:r>
-        <w:rPr>
-          <w:lang w:val="en-US"/>
-        </w:rPr>
-        <w:t>password</w:t>
-      </w:r>
-      <w:proofErr w:type="spellEnd"/>
-      <w:r>
-        <w:rPr>
-          <w:lang w:val="en-US"/>
-        </w:rPr>
-        <w:t>(</w:t>
-      </w:r>
-      <w:proofErr w:type="gramEnd"/>
-      <w:r>
-        <w:rPr>
-          <w:lang w:val="en-US"/>
-        </w:rPr>
-        <w:t>)</w:t>
-      </w:r>
-    </w:p>
-    <w:p>
-      <w:pPr>
-        <w:rPr>
-          <w:lang w:val="en-US"/>
-        </w:rPr>
-      </w:pPr>
-      <w:r>
-        <w:rPr>
-          <w:lang w:val="en-US"/>
-        </w:rPr>
-        <w:t xml:space="preserve">  + </w:t>
-      </w:r>
-      <w:proofErr w:type="spellStart"/>
-      <w:r>
-        <w:rPr>
-          <w:lang w:val="en-US"/>
-        </w:rPr>
-        <w:t>check_</w:t>
-      </w:r>
-      <w:proofErr w:type="gramStart"/>
-      <w:r>
-        <w:rPr>
-          <w:lang w:val="en-US"/>
-        </w:rPr>
-        <w:t>password</w:t>
-      </w:r>
-      <w:proofErr w:type="spellEnd"/>
-      <w:r>
-        <w:rPr>
-          <w:lang w:val="en-US"/>
-        </w:rPr>
-        <w:t>(</w:t>
-      </w:r>
-      <w:proofErr w:type="gramEnd"/>
-      <w:r>
-        <w:rPr>
-          <w:lang w:val="en-US"/>
-        </w:rPr>
-        <w:t>)</w:t>
-      </w:r>
-    </w:p>
-    <w:p>
-      <w:pPr>
-        <w:rPr>
-          <w:lang w:val="en-US"/>
-        </w:rPr>
-      </w:pPr>
-      <w:r>
-        <w:rPr>
-          <w:lang w:val="en-US"/>
-        </w:rPr>
-        <w:t xml:space="preserve">  + </w:t>
-      </w:r>
-      <w:proofErr w:type="spellStart"/>
-      <w:r>
-        <w:rPr>
-          <w:lang w:val="en-US"/>
-        </w:rPr>
-        <w:t>is_</w:t>
-      </w:r>
-      <w:proofErr w:type="gramStart"/>
-      <w:r>
-        <w:rPr>
-          <w:lang w:val="en-US"/>
-        </w:rPr>
-        <w:t>active</w:t>
-      </w:r>
-      <w:proofErr w:type="spellEnd"/>
-      <w:r>
-        <w:rPr>
-          <w:lang w:val="en-US"/>
-        </w:rPr>
-        <w:t>(</w:t>
-      </w:r>
-      <w:proofErr w:type="gramEnd"/>
-      <w:r>
-        <w:rPr>
-          <w:lang w:val="en-US"/>
-        </w:rPr>
-        <w:t>)</w:t>
-      </w:r>
-    </w:p>
-    <w:p>
-      <w:pPr>
-        <w:rPr>
-          <w:lang w:val="en-US"/>
-        </w:rPr>
-      </w:pPr>
-      <w:r>
-        <w:rPr>
-          <w:lang w:val="en-US"/>
-        </w:rPr>
-        <w:t xml:space="preserve">  + </w:t>
-      </w:r>
-      <w:proofErr w:type="spellStart"/>
-      <w:r>
-        <w:rPr>
-          <w:lang w:val="en-US"/>
-        </w:rPr>
-        <w:t>get_</w:t>
-      </w:r>
-      <w:proofErr w:type="gramStart"/>
-      <w:r>
-        <w:rPr>
-          <w:lang w:val="en-US"/>
-        </w:rPr>
-        <w:t>id</w:t>
-      </w:r>
-      <w:proofErr w:type="spellEnd"/>
-      <w:r>
-        <w:rPr>
-          <w:lang w:val="en-US"/>
-        </w:rPr>
-        <w:t>(</w:t>
-      </w:r>
-      <w:proofErr w:type="gramEnd"/>
-      <w:r>
-        <w:rPr>
-          <w:lang w:val="en-US"/>
-        </w:rPr>
-        <w:t>)</w:t>
-      </w:r>
-    </w:p>
-    <w:p>
-      <w:pPr>
-        <w:rPr>
-          <w:lang w:val="en-US"/>
-        </w:rPr>
-      </w:pPr>
-      <w:r>
-        <w:rPr>
-          <w:lang w:val="en-US"/>
-        </w:rPr>
-        <w:t xml:space="preserve">  + </w:t>
-      </w:r>
-      <w:proofErr w:type="spellStart"/>
-      <w:r>
-        <w:rPr>
-          <w:lang w:val="en-US"/>
-        </w:rPr>
-        <w:t>is_</w:t>
-      </w:r>
-      <w:proofErr w:type="gramStart"/>
-      <w:r>
-        <w:rPr>
-          <w:lang w:val="en-US"/>
-        </w:rPr>
-        <w:t>authenticated</w:t>
-      </w:r>
-      <w:proofErr w:type="spellEnd"/>
-      <w:r>
-        <w:rPr>
-          <w:lang w:val="en-US"/>
-        </w:rPr>
-        <w:t>(</w:t>
-      </w:r>
-      <w:proofErr w:type="gramEnd"/>
-      <w:r>
-        <w:rPr>
-          <w:lang w:val="en-US"/>
-        </w:rPr>
-        <w:t>)</w:t>
-      </w:r>
-    </w:p>
-    <w:p>
-      <w:pPr>
-        <w:rPr>
-          <w:lang w:val="en-US"/>
-        </w:rPr>
-      </w:pPr>
-      <w:r>
-        <w:rPr>
-          <w:lang w:val="en-US"/>
-        </w:rPr>
-        <w:t xml:space="preserve">  + </w:t>
-      </w:r>
-      <w:proofErr w:type="spellStart"/>
-      <w:r>
-        <w:rPr>
-          <w:lang w:val="en-US"/>
-        </w:rPr>
-        <w:t>has_</w:t>
-      </w:r>
-      <w:proofErr w:type="gramStart"/>
-      <w:r>
-        <w:rPr>
-          <w:lang w:val="en-US"/>
-        </w:rPr>
-        <w:t>token</w:t>
-      </w:r>
-      <w:proofErr w:type="spellEnd"/>
-      <w:r>
-        <w:rPr>
-          <w:lang w:val="en-US"/>
-        </w:rPr>
-        <w:t>(</w:t>
-      </w:r>
-      <w:proofErr w:type="gramEnd"/>
-      <w:r>
-        <w:rPr>
-          <w:lang w:val="en-US"/>
-        </w:rPr>
-        <w:t>)</w:t>
-      </w:r>
-    </w:p>
-    <w:p>
-      <w:pPr>
-        <w:rPr>
-          <w:lang w:val="en-US"/>
-        </w:rPr>
-      </w:pPr>
-      <w:r>
-        <w:rPr>
-          <w:lang w:val="en-US"/>
-        </w:rPr>
-        <w:t>}</w:t>
-      </w:r>
-    </w:p>
-    <w:p>
-      <w:pPr>
-        <w:rPr>
-          <w:lang w:val="en-US"/>
-        </w:rPr>
-      </w:pPr>
-    </w:p>
-    <w:p>
-      <w:pPr>
-        <w:rPr>
-          <w:lang w:val="en-US"/>
-        </w:rPr>
-      </w:pPr>
-      <w:r>
-        <w:rPr>
-          <w:lang w:val="en-US"/>
-        </w:rPr>
-        <w:t>class Topic {</w:t>
-      </w:r>
-    </w:p>
-    <w:p>
-      <w:pPr>
-        <w:rPr>
-          <w:lang w:val="en-US"/>
-        </w:rPr>
-      </w:pPr>
-      <w:r>
-        <w:rPr>
-          <w:lang w:val="en-US"/>
-        </w:rPr>
-        <w:t xml:space="preserve">  - Integer id</w:t>
-      </w:r>
-    </w:p>
-    <w:p>
-      <w:pPr>
-        <w:rPr>
-          <w:lang w:val="en-US"/>
-        </w:rPr>
-      </w:pPr>
-      <w:r>
-        <w:rPr>
-          <w:lang w:val="en-US"/>
-        </w:rPr>
-        <w:t xml:space="preserve">  - String name</w:t>
-      </w:r>
-    </w:p>
-    <w:p>
-      <w:pPr>
-        <w:rPr>
-          <w:lang w:val="en-US"/>
-        </w:rPr>
-      </w:pPr>
-      <w:r>
-        <w:rPr>
-          <w:lang w:val="en-US"/>
-        </w:rPr>
-        <w:t xml:space="preserve">  - String priority</w:t>
-      </w:r>
-    </w:p>
-    <w:p>
-      <w:pPr>
-        <w:rPr>
-          <w:lang w:val="en-US"/>
-        </w:rPr>
-      </w:pPr>
-      <w:r>
-        <w:rPr>
-          <w:lang w:val="en-US"/>
-        </w:rPr>
-        <w:t xml:space="preserve">  - Integer </w:t>
-      </w:r>
-      <w:proofErr w:type="spellStart"/>
-      <w:r>
-        <w:rPr>
-          <w:lang w:val="en-US"/>
-        </w:rPr>
-        <w:t>user_id</w:t>
-      </w:r>
-      <w:proofErr w:type="spellEnd"/>
-    </w:p>
-    <w:p>
-      <w:pPr>
-        <w:rPr>
-          <w:lang w:val="en-US"/>
-        </w:rPr>
-      </w:pPr>
-      <w:r>
-        <w:rPr>
-          <w:lang w:val="en-US"/>
-        </w:rPr>
-        <w:t xml:space="preserve">  --</w:t>
-      </w:r>
-    </w:p>
-    <w:p>
-      <w:pPr>
-        <w:rPr>
-          <w:lang w:val="en-US"/>
-        </w:rPr>
-      </w:pPr>
-      <w:r>
-        <w:rPr>
-          <w:lang w:val="en-US"/>
-        </w:rPr>
-        <w:t xml:space="preserve">  + </w:t>
-      </w:r>
-      <w:proofErr w:type="spellStart"/>
-      <w:r>
-        <w:rPr>
-          <w:lang w:val="en-US"/>
-        </w:rPr>
-        <w:t>to_</w:t>
-      </w:r>
-      <w:proofErr w:type="gramStart"/>
-      <w:r>
-        <w:rPr>
-          <w:lang w:val="en-US"/>
-        </w:rPr>
-        <w:t>dict</w:t>
-      </w:r>
-      <w:proofErr w:type="spellEnd"/>
-      <w:r>
-        <w:rPr>
-          <w:lang w:val="en-US"/>
-        </w:rPr>
-        <w:t>(</w:t>
-      </w:r>
-      <w:proofErr w:type="gramEnd"/>
-      <w:r>
-        <w:rPr>
-          <w:lang w:val="en-US"/>
-        </w:rPr>
-        <w:t>)</w:t>
-      </w:r>
-    </w:p>
-    <w:p>
-      <w:pPr>
-        <w:rPr>
-          <w:lang w:val="en-US"/>
-        </w:rPr>
-      </w:pPr>
-      <w:r>
-        <w:rPr>
-          <w:lang w:val="en-US"/>
-        </w:rPr>
-        <w:t>}</w:t>
-      </w:r>
-    </w:p>
-    <w:p>
-      <w:pPr>
-        <w:rPr>
-          <w:lang w:val="en-US"/>
-        </w:rPr>
-      </w:pPr>
-    </w:p>
-    <w:p>
-      <w:pPr>
-        <w:rPr>
-          <w:lang w:val="en-US"/>
-        </w:rPr>
-      </w:pPr>
-      <w:r>
-        <w:rPr>
-          <w:lang w:val="en-US"/>
-        </w:rPr>
-        <w:t xml:space="preserve">class </w:t>
-      </w:r>
-      <w:proofErr w:type="spellStart"/>
-      <w:r>
-        <w:rPr>
-          <w:lang w:val="en-US"/>
-        </w:rPr>
-        <w:t>LearningGoal</w:t>
-      </w:r>
-      <w:proofErr w:type="spellEnd"/>
-      <w:r>
-        <w:rPr>
-          <w:lang w:val="en-US"/>
-        </w:rPr>
-        <w:t xml:space="preserve"> {</w:t>
-      </w:r>
-    </w:p>
-    <w:p>
-      <w:pPr>
-        <w:rPr>
-          <w:lang w:val="en-US"/>
-        </w:rPr>
-      </w:pPr>
-      <w:r>
-        <w:rPr>
-          <w:lang w:val="en-US"/>
-        </w:rPr>
-        <w:t xml:space="preserve">  - Integer id</w:t>
-      </w:r>
-    </w:p>
-    <w:p>
-      <w:pPr>
-        <w:rPr>
-          <w:lang w:val="en-US"/>
-        </w:rPr>
-      </w:pPr>
-      <w:r>
-        <w:rPr>
-          <w:lang w:val="en-US"/>
-        </w:rPr>
-        <w:t xml:space="preserve">  - Integer </w:t>
-      </w:r>
-      <w:proofErr w:type="spellStart"/>
-      <w:r>
-        <w:rPr>
-          <w:lang w:val="en-US"/>
-        </w:rPr>
-        <w:t>topic_id</w:t>
-      </w:r>
-      <w:proofErr w:type="spellEnd"/>
-    </w:p>
-    <w:p>
-      <w:pPr>
-        <w:rPr>
-          <w:lang w:val="en-US"/>
-        </w:rPr>
-      </w:pPr>
-      <w:r>
-        <w:rPr>
-          <w:lang w:val="en-US"/>
-        </w:rPr>
-        <w:t xml:space="preserve">  - String description</w:t>
-      </w:r>
-    </w:p>
-    <w:p>
-      <w:pPr>
-        <w:rPr>
-          <w:lang w:val="en-US"/>
-        </w:rPr>
-      </w:pPr>
-      <w:r>
-        <w:rPr>
-          <w:lang w:val="en-US"/>
-        </w:rPr>
-        <w:t xml:space="preserve">  - String deadline</w:t>
-      </w:r>
-    </w:p>
-    <w:p>
-      <w:pPr>
-        <w:rPr>
-          <w:lang w:val="en-US"/>
-        </w:rPr>
-      </w:pPr>
-      <w:r>
-        <w:rPr>
-          <w:lang w:val="en-US"/>
-        </w:rPr>
-        <w:t xml:space="preserve">  - Integer </w:t>
-      </w:r>
-      <w:proofErr w:type="spellStart"/>
-      <w:r>
-        <w:rPr>
-          <w:lang w:val="en-US"/>
-        </w:rPr>
-        <w:t>user_id</w:t>
-      </w:r>
-      <w:proofErr w:type="spellEnd"/>
-    </w:p>
-    <w:p>
-      <w:pPr>
-        <w:rPr>
-          <w:lang w:val="en-US"/>
-        </w:rPr>
-      </w:pPr>
-      <w:r>
-        <w:rPr>
-          <w:lang w:val="en-US"/>
-        </w:rPr>
-        <w:lastRenderedPageBreak/>
-        <w:t xml:space="preserve">  --</w:t>
-      </w:r>
-    </w:p>
-    <w:p>
-      <w:pPr>
-        <w:rPr>
-          <w:lang w:val="en-US"/>
-        </w:rPr>
-      </w:pPr>
-      <w:r>
-        <w:rPr>
-          <w:lang w:val="en-US"/>
-        </w:rPr>
-        <w:t xml:space="preserve">  + </w:t>
-      </w:r>
-      <w:proofErr w:type="spellStart"/>
-      <w:r>
-        <w:rPr>
-          <w:lang w:val="en-US"/>
-        </w:rPr>
-        <w:t>to_</w:t>
-      </w:r>
-      <w:proofErr w:type="gramStart"/>
-      <w:r>
-        <w:rPr>
-          <w:lang w:val="en-US"/>
-        </w:rPr>
-        <w:t>dict</w:t>
-      </w:r>
-      <w:proofErr w:type="spellEnd"/>
-      <w:r>
-        <w:rPr>
-          <w:lang w:val="en-US"/>
-        </w:rPr>
-        <w:t>(</w:t>
-      </w:r>
-      <w:proofErr w:type="gramEnd"/>
-      <w:r>
-        <w:rPr>
-          <w:lang w:val="en-US"/>
-        </w:rPr>
-        <w:t>)</w:t>
-      </w:r>
-    </w:p>
-    <w:p>
-      <w:pPr>
-        <w:rPr>
-          <w:lang w:val="en-US"/>
-        </w:rPr>
-      </w:pPr>
-      <w:r>
-        <w:rPr>
-          <w:lang w:val="en-US"/>
-        </w:rPr>
-        <w:t>}</w:t>
-      </w:r>
-    </w:p>
-    <w:p>
-      <w:pPr>
-        <w:rPr>
-          <w:lang w:val="en-US"/>
-        </w:rPr>
-      </w:pPr>
-    </w:p>
-    <w:p>
-      <w:pPr>
-        <w:rPr>
-          <w:lang w:val="en-US"/>
-        </w:rPr>
-      </w:pPr>
-      <w:r>
-        <w:rPr>
-          <w:lang w:val="en-US"/>
-        </w:rPr>
-        <w:t xml:space="preserve">class </w:t>
-      </w:r>
-      <w:proofErr w:type="spellStart"/>
-      <w:r>
-        <w:rPr>
-          <w:lang w:val="en-US"/>
-        </w:rPr>
-        <w:t>StudyMethod</w:t>
-      </w:r>
-      <w:proofErr w:type="spellEnd"/>
-      <w:r>
-        <w:rPr>
-          <w:lang w:val="en-US"/>
-        </w:rPr>
-        <w:t xml:space="preserve"> {</w:t>
-      </w:r>
-    </w:p>
-    <w:p>
-      <w:pPr>
-        <w:rPr>
-          <w:lang w:val="en-US"/>
-        </w:rPr>
-      </w:pPr>
-      <w:r>
-        <w:rPr>
-          <w:lang w:val="en-US"/>
-        </w:rPr>
-        <w:t xml:space="preserve">  - Integer id</w:t>
-      </w:r>
-    </w:p>
-    <w:p>
-      <w:pPr>
-        <w:rPr>
-          <w:lang w:val="en-US"/>
-        </w:rPr>
-      </w:pPr>
-      <w:r>
-        <w:rPr>
-          <w:lang w:val="en-US"/>
-        </w:rPr>
-        <w:t xml:space="preserve">  - String </w:t>
-      </w:r>
-      <w:proofErr w:type="spellStart"/>
-      <w:r>
-        <w:rPr>
-          <w:lang w:val="en-US"/>
-        </w:rPr>
-        <w:t>method_type</w:t>
-      </w:r>
-      <w:proofErr w:type="spellEnd"/>
-    </w:p>
-    <w:p>
-      <w:pPr>
-        <w:rPr>
-          <w:lang w:val="en-US"/>
-        </w:rPr>
-      </w:pPr>
-      <w:r>
-        <w:rPr>
-          <w:lang w:val="en-US"/>
-        </w:rPr>
-        <w:t xml:space="preserve">  - Text content</w:t>
-      </w:r>
-    </w:p>
-    <w:p>
-      <w:pPr>
-        <w:rPr>
-          <w:lang w:val="en-US"/>
-        </w:rPr>
-      </w:pPr>
-      <w:r>
-        <w:rPr>
-          <w:lang w:val="en-US"/>
-        </w:rPr>
-        <w:t xml:space="preserve">  - Integer </w:t>
-      </w:r>
-      <w:proofErr w:type="spellStart"/>
-      <w:r>
-        <w:rPr>
-          <w:lang w:val="en-US"/>
-        </w:rPr>
-        <w:t>goal_id</w:t>
-      </w:r>
-      <w:proofErr w:type="spellEnd"/>
-    </w:p>
-    <w:p>
-      <w:pPr>
-        <w:rPr>
-          <w:lang w:val="en-US"/>
-        </w:rPr>
-      </w:pPr>
-      <w:r>
-        <w:rPr>
-          <w:lang w:val="en-US"/>
-        </w:rPr>
-        <w:t xml:space="preserve">  - </w:t>
-      </w:r>
-      <w:proofErr w:type="spellStart"/>
-      <w:r>
-        <w:rPr>
-          <w:lang w:val="en-US"/>
-        </w:rPr>
-        <w:t>DateTime</w:t>
-      </w:r>
-      <w:proofErr w:type="spellEnd"/>
-      <w:r>
-        <w:rPr>
-          <w:lang w:val="en-US"/>
-        </w:rPr>
-        <w:t xml:space="preserve"> </w:t>
-      </w:r>
-      <w:proofErr w:type="spellStart"/>
-      <w:r>
-        <w:rPr>
-          <w:lang w:val="en-US"/>
-        </w:rPr>
-        <w:t>created_at</w:t>
-      </w:r>
-      <w:proofErr w:type="spellEnd"/>
-    </w:p>
-    <w:p>
-      <w:pPr>
-        <w:rPr>
-          <w:lang w:val="en-US"/>
-        </w:rPr>
-      </w:pPr>
-      <w:r>
-        <w:rPr>
-          <w:lang w:val="en-US"/>
-        </w:rPr>
-        <w:t xml:space="preserve">  --</w:t>
-      </w:r>
-    </w:p>
-    <w:p>
-      <w:pPr>
-        <w:rPr>
-          <w:lang w:val="en-US"/>
-        </w:rPr>
-      </w:pPr>
-      <w:r>
-        <w:rPr>
-          <w:lang w:val="en-US"/>
-        </w:rPr>
-        <w:t xml:space="preserve">  + </w:t>
-      </w:r>
-      <w:proofErr w:type="spellStart"/>
-      <w:r>
-        <w:rPr>
-          <w:lang w:val="en-US"/>
-        </w:rPr>
-        <w:t>to_</w:t>
-      </w:r>
-      <w:proofErr w:type="gramStart"/>
-      <w:r>
-        <w:rPr>
-          <w:lang w:val="en-US"/>
-        </w:rPr>
-        <w:t>dict</w:t>
-      </w:r>
-      <w:proofErr w:type="spellEnd"/>
-      <w:r>
-        <w:rPr>
-          <w:lang w:val="en-US"/>
-        </w:rPr>
-        <w:t>(</w:t>
-      </w:r>
-      <w:proofErr w:type="gramEnd"/>
-      <w:r>
-        <w:rPr>
-          <w:lang w:val="en-US"/>
-        </w:rPr>
-        <w:t>)</w:t>
-      </w:r>
-    </w:p>
-    <w:p>
-      <w:pPr>
-        <w:rPr>
-          <w:lang w:val="en-US"/>
-        </w:rPr>
-      </w:pPr>
-      <w:r>
-        <w:rPr>
-          <w:lang w:val="en-US"/>
-        </w:rPr>
-        <w:t>}</w:t>
-      </w:r>
-    </w:p>
-    <w:p>
-      <w:pPr>
-        <w:rPr>
-          <w:lang w:val="en-US"/>
-        </w:rPr>
-      </w:pPr>
-    </w:p>
-    <w:p>
-      <w:pPr>
-        <w:rPr>
-          <w:lang w:val="en-US"/>
-        </w:rPr>
-      </w:pPr>
-      <w:r>
-        <w:rPr>
-          <w:lang w:val="en-US"/>
-        </w:rPr>
-        <w:t>class Token {</w:t>
-      </w:r>
-    </w:p>
-    <w:p>
-      <w:pPr>
-        <w:rPr>
-          <w:lang w:val="en-US"/>
-        </w:rPr>
-      </w:pPr>
-      <w:r>
-        <w:rPr>
-          <w:lang w:val="en-US"/>
-        </w:rPr>
-        <w:t xml:space="preserve">  - Integer id</w:t>
-      </w:r>
-    </w:p>
-    <w:p>
-      <w:r>
-        <w:rPr>
-          <w:lang w:val="en-US"/>
-        </w:rPr>
-        <w:t xml:space="preserve">  </w:t>
-      </w:r>
-      <w:r>
-        <w:t xml:space="preserve">- String </w:t>
-      </w:r>
-      <w:proofErr w:type="spellStart"/>
-      <w:r>
-        <w:t>token</w:t>
-      </w:r>
-      <w:proofErr w:type="spellEnd"/>
-    </w:p>
-    <w:p>
-      <w:r>
-        <w:t xml:space="preserve">  - </w:t>
-      </w:r>
-      <w:proofErr w:type="spellStart"/>
-      <w:r>
-        <w:t>DateTime</w:t>
-      </w:r>
-      <w:proofErr w:type="spellEnd"/>
-      <w:r>
-        <w:t xml:space="preserve"> </w:t>
-      </w:r>
-      <w:proofErr w:type="spellStart"/>
-      <w:r>
-        <w:t>token_erstelldatum</w:t>
-      </w:r>
-      <w:proofErr w:type="spellEnd"/>
-    </w:p>
-    <w:p>
-      <w:r>
-        <w:t xml:space="preserve">  - Integer </w:t>
-      </w:r>
-      <w:proofErr w:type="spellStart"/>
-      <w:r>
-        <w:t>user_id</w:t>
-      </w:r>
-      <w:proofErr w:type="spellEnd"/>
-    </w:p>
-    <w:p>
-      <w:pPr>
-        <w:rPr>
-          <w:lang w:val="en-US"/>
-        </w:rPr>
-      </w:pPr>
-      <w:r>
-        <w:rPr>
-          <w:lang w:val="en-US"/>
-        </w:rPr>
-        <w:t>}</w:t>
-      </w:r>
-    </w:p>
-    <w:p>
-      <w:pPr>
-        <w:rPr>
-          <w:lang w:val="en-US"/>
-        </w:rPr>
-      </w:pPr>
-    </w:p>
-    <w:p>
-      <w:pPr>
-        <w:rPr>
-          <w:lang w:val="en-US"/>
-        </w:rPr>
-      </w:pPr>
-      <w:r>
-        <w:rPr>
-          <w:lang w:val="en-US"/>
-        </w:rPr>
-        <w:t xml:space="preserve">class </w:t>
-      </w:r>
-      <w:proofErr w:type="spellStart"/>
-      <w:r>
-        <w:rPr>
-          <w:lang w:val="en-US"/>
-        </w:rPr>
-        <w:t>TokenManager</w:t>
-      </w:r>
-      <w:proofErr w:type="spellEnd"/>
-      <w:r>
-        <w:rPr>
-          <w:lang w:val="en-US"/>
-        </w:rPr>
-        <w:t xml:space="preserve"> {</w:t>
-      </w:r>
-    </w:p>
-    <w:p>
-      <w:pPr>
-        <w:rPr>
-          <w:lang w:val="en-US"/>
-        </w:rPr>
-      </w:pPr>
-      <w:r>
-        <w:rPr>
-          <w:lang w:val="en-US"/>
-        </w:rPr>
-        <w:t xml:space="preserve">  - int </w:t>
-      </w:r>
-      <w:proofErr w:type="spellStart"/>
-      <w:r>
-        <w:rPr>
-          <w:lang w:val="en-US"/>
-        </w:rPr>
-        <w:t>token_lifetime</w:t>
-      </w:r>
-      <w:proofErr w:type="spellEnd"/>
-    </w:p>
-    <w:p>
-      <w:pPr>
-        <w:rPr>
-          <w:lang w:val="en-US"/>
-        </w:rPr>
-      </w:pPr>
-      <w:r>
-        <w:rPr>
-          <w:lang w:val="en-US"/>
-        </w:rPr>
-        <w:t xml:space="preserve">  --</w:t>
-      </w:r>
-    </w:p>
-    <w:p>
-      <w:pPr>
-        <w:rPr>
-          <w:lang w:val="en-US"/>
-        </w:rPr>
-      </w:pPr>
-      <w:r>
-        <w:rPr>
-          <w:lang w:val="en-US"/>
-        </w:rPr>
-        <w:t xml:space="preserve">  + </w:t>
-      </w:r>
-      <w:proofErr w:type="spellStart"/>
-      <w:r>
-        <w:rPr>
-          <w:lang w:val="en-US"/>
-        </w:rPr>
-        <w:t>generate_</w:t>
-      </w:r>
-      <w:proofErr w:type="gramStart"/>
-      <w:r>
-        <w:rPr>
-          <w:lang w:val="en-US"/>
-        </w:rPr>
-        <w:t>token</w:t>
-      </w:r>
-      <w:proofErr w:type="spellEnd"/>
-      <w:r>
-        <w:rPr>
-          <w:lang w:val="en-US"/>
-        </w:rPr>
-        <w:t>(</w:t>
-      </w:r>
-      <w:proofErr w:type="gramEnd"/>
-      <w:r>
-        <w:rPr>
-          <w:lang w:val="en-US"/>
-        </w:rPr>
-        <w:t>)</w:t>
-      </w:r>
-    </w:p>
-    <w:p>
-      <w:pPr>
-        <w:rPr>
-          <w:lang w:val="en-US"/>
-        </w:rPr>
-      </w:pPr>
-      <w:r>
-        <w:rPr>
-          <w:lang w:val="en-US"/>
-        </w:rPr>
-        <w:t xml:space="preserve">  + </w:t>
-      </w:r>
-      <w:proofErr w:type="spellStart"/>
-      <w:r>
-        <w:rPr>
-          <w:lang w:val="en-US"/>
-        </w:rPr>
-        <w:t>is_token_</w:t>
-      </w:r>
-      <w:proofErr w:type="gramStart"/>
-      <w:r>
-        <w:rPr>
-          <w:lang w:val="en-US"/>
-        </w:rPr>
-        <w:t>valid</w:t>
-      </w:r>
-      <w:proofErr w:type="spellEnd"/>
-      <w:r>
-        <w:rPr>
-          <w:lang w:val="en-US"/>
-        </w:rPr>
-        <w:t>(</w:t>
-      </w:r>
-      <w:proofErr w:type="gramEnd"/>
-      <w:r>
-        <w:rPr>
-          <w:lang w:val="en-US"/>
-        </w:rPr>
-        <w:t>)</w:t>
-      </w:r>
-    </w:p>
-    <w:p>
-      <w:pPr>
-        <w:rPr>
-          <w:lang w:val="en-US"/>
-        </w:rPr>
-      </w:pPr>
-      <w:r>
-        <w:rPr>
-          <w:lang w:val="en-US"/>
-        </w:rPr>
-        <w:t xml:space="preserve">  + </w:t>
-      </w:r>
-      <w:proofErr w:type="spellStart"/>
-      <w:r>
-        <w:rPr>
-          <w:lang w:val="en-US"/>
-        </w:rPr>
-        <w:t>get_or_create_</w:t>
-      </w:r>
-      <w:proofErr w:type="gramStart"/>
-      <w:r>
-        <w:rPr>
-          <w:lang w:val="en-US"/>
-        </w:rPr>
-        <w:t>token</w:t>
-      </w:r>
-      <w:proofErr w:type="spellEnd"/>
-      <w:r>
-        <w:rPr>
-          <w:lang w:val="en-US"/>
-        </w:rPr>
-        <w:t>(</w:t>
-      </w:r>
-      <w:proofErr w:type="gramEnd"/>
-      <w:r>
-        <w:rPr>
-          <w:lang w:val="en-US"/>
-        </w:rPr>
-        <w:t>)</w:t>
-      </w:r>
-    </w:p>
-    <w:p>
-      <w:pPr>
-        <w:rPr>
-          <w:lang w:val="en-US"/>
-        </w:rPr>
-      </w:pPr>
-      <w:r>
-        <w:rPr>
-          <w:lang w:val="en-US"/>
-        </w:rPr>
-        <w:t xml:space="preserve">  + </w:t>
-      </w:r>
-      <w:proofErr w:type="spellStart"/>
-      <w:r>
-        <w:rPr>
-          <w:lang w:val="en-US"/>
-        </w:rPr>
-        <w:t>delete_</w:t>
-      </w:r>
-      <w:proofErr w:type="gramStart"/>
-      <w:r>
-        <w:rPr>
-          <w:lang w:val="en-US"/>
-        </w:rPr>
-        <w:t>token</w:t>
-      </w:r>
-      <w:proofErr w:type="spellEnd"/>
-      <w:r>
-        <w:rPr>
-          <w:lang w:val="en-US"/>
-        </w:rPr>
-        <w:t>(</w:t>
-      </w:r>
-      <w:proofErr w:type="gramEnd"/>
-      <w:r>
-        <w:rPr>
-          <w:lang w:val="en-US"/>
-        </w:rPr>
-        <w:t>)</w:t>
-      </w:r>
-    </w:p>
-    <w:p>
-      <w:pPr>
-        <w:rPr>
-          <w:lang w:val="en-US"/>
-        </w:rPr>
-      </w:pPr>
-      <w:r>
-        <w:rPr>
-          <w:lang w:val="en-US"/>
-        </w:rPr>
-        <w:t>}</w:t>
-      </w:r>
-    </w:p>
-    <w:p>
-      <w:pPr>
-        <w:rPr>
-          <w:lang w:val="en-US"/>
-        </w:rPr>
-      </w:pPr>
-    </w:p>
-    <w:p>
-      <w:pPr>
-        <w:rPr>
-          <w:lang w:val="en-US"/>
-        </w:rPr>
-      </w:pPr>
-      <w:r>
-        <w:rPr>
-          <w:lang w:val="en-US"/>
-        </w:rPr>
-        <w:t>class Config {</w:t>
-      </w:r>
-    </w:p>
-    <w:p>
-      <w:pPr>
-        <w:rPr>
-          <w:lang w:val="en-US"/>
-        </w:rPr>
-      </w:pPr>
-      <w:r>
-        <w:rPr>
-          <w:lang w:val="en-US"/>
-        </w:rPr>
-        <w:t xml:space="preserve">  - String BASE_DIR</w:t>
-      </w:r>
-    </w:p>
-    <w:p>
-      <w:pPr>
-        <w:rPr>
-          <w:lang w:val="en-US"/>
-        </w:rPr>
-      </w:pPr>
-      <w:r>
-        <w:rPr>
-          <w:lang w:val="en-US"/>
-        </w:rPr>
-        <w:lastRenderedPageBreak/>
-        <w:t xml:space="preserve">  - String SQLALCHEMY_DATABASE_URI</w:t>
-      </w:r>
-    </w:p>
-    <w:p>
-      <w:pPr>
-        <w:rPr>
-          <w:lang w:val="en-US"/>
-        </w:rPr>
-      </w:pPr>
-      <w:r>
-        <w:rPr>
-          <w:lang w:val="en-US"/>
-        </w:rPr>
-        <w:t xml:space="preserve">  - String SECRET_KEY</w:t>
-      </w:r>
-    </w:p>
-    <w:p>
-      <w:pPr>
-        <w:rPr>
-          <w:lang w:val="en-US"/>
-        </w:rPr>
-      </w:pPr>
-      <w:r>
-        <w:rPr>
-          <w:lang w:val="en-US"/>
-        </w:rPr>
-        <w:t>}</w:t>
-      </w:r>
-    </w:p>
-    <w:p>
-      <w:pPr>
-        <w:rPr>
-          <w:lang w:val="en-US"/>
-        </w:rPr>
-      </w:pPr>
-    </w:p>
-    <w:p>
-      <w:pPr>
-        <w:rPr>
-          <w:lang w:val="en-US"/>
-        </w:rPr>
-      </w:pPr>
-      <w:r>
-        <w:rPr>
-          <w:lang w:val="en-US"/>
-        </w:rPr>
-        <w:t xml:space="preserve">class </w:t>
-      </w:r>
-      <w:proofErr w:type="spellStart"/>
-      <w:r>
-        <w:rPr>
-          <w:lang w:val="en-US"/>
-        </w:rPr>
-        <w:t>FlaskApp</w:t>
-      </w:r>
-      <w:proofErr w:type="spellEnd"/>
-      <w:r>
-        <w:rPr>
-          <w:lang w:val="en-US"/>
-        </w:rPr>
-        <w:t xml:space="preserve"> {</w:t>
-      </w:r>
-    </w:p>
-    <w:p>
-      <w:pPr>
-        <w:rPr>
-          <w:lang w:val="en-US"/>
-        </w:rPr>
-      </w:pPr>
-      <w:r>
-        <w:rPr>
-          <w:lang w:val="en-US"/>
-        </w:rPr>
-        <w:t xml:space="preserve">  - Flask app</w:t>
-      </w:r>
-    </w:p>
-    <w:p>
-      <w:pPr>
-        <w:rPr>
-          <w:lang w:val="en-US"/>
-        </w:rPr>
-      </w:pPr>
-      <w:r>
-        <w:rPr>
-          <w:lang w:val="en-US"/>
-        </w:rPr>
-        <w:t xml:space="preserve">  - </w:t>
-      </w:r>
-      <w:proofErr w:type="spellStart"/>
-      <w:r>
-        <w:rPr>
-          <w:lang w:val="en-US"/>
-        </w:rPr>
-        <w:t>SQLAlchemy</w:t>
-      </w:r>
-      <w:proofErr w:type="spellEnd"/>
-      <w:r>
-        <w:rPr>
-          <w:lang w:val="en-US"/>
-        </w:rPr>
-        <w:t xml:space="preserve"> </w:t>
+      <w:pPr>
+        <w:rPr>
+          <w:lang w:val="en-US"/>
+        </w:rPr>
+      </w:pPr>
+      <w:r>
+        <w:rPr>
+          <w:lang w:val="en-US"/>
+        </w:rPr>
+        <w:t>rectangle "Frontend (Browser)" as frontend</w:t>
+      </w:r>
+    </w:p>
+    <w:p>
+      <w:pPr>
+        <w:rPr>
+          <w:lang w:val="en-US"/>
+        </w:rPr>
+      </w:pPr>
+      <w:r>
+        <w:rPr>
+          <w:lang w:val="en-US"/>
+        </w:rPr>
+        <w:t xml:space="preserve">rectangle "REST-API (Flask)" as </w:t>
+      </w:r>
+      <w:proofErr w:type="spellStart"/>
+      <w:r>
+        <w:rPr>
+          <w:lang w:val="en-US"/>
+        </w:rPr>
+        <w:t>api</w:t>
+      </w:r>
+      <w:proofErr w:type="spellEnd"/>
+    </w:p>
+    <w:p>
+      <w:pPr>
+        <w:rPr>
+          <w:lang w:val="en-US"/>
+        </w:rPr>
+      </w:pPr>
+      <w:r>
+        <w:rPr>
+          <w:lang w:val="en-US"/>
+        </w:rPr>
+        <w:t>rectangle "</w:t>
+      </w:r>
+      <w:proofErr w:type="spellStart"/>
+      <w:r>
+        <w:rPr>
+          <w:lang w:val="en-US"/>
+        </w:rPr>
+        <w:t>Datenbank</w:t>
+      </w:r>
+      <w:proofErr w:type="spellEnd"/>
+      <w:r>
+        <w:rPr>
+          <w:lang w:val="en-US"/>
+        </w:rPr>
+        <w:t xml:space="preserve"> (SQLite)" as </w:t>
       </w:r>
       <w:proofErr w:type="spellStart"/>
       <w:r>
@@ -14749,468 +14078,114 @@
         <w:rPr>
           <w:lang w:val="en-US"/>
         </w:rPr>
-        <w:t xml:space="preserve">  --</w:t>
-      </w:r>
-    </w:p>
-    <w:p>
-      <w:pPr>
-        <w:rPr>
-          <w:lang w:val="en-US"/>
-        </w:rPr>
-      </w:pPr>
-      <w:r>
-        <w:rPr>
-          <w:lang w:val="en-US"/>
-        </w:rPr>
-        <w:t xml:space="preserve">  + </w:t>
-      </w:r>
-      <w:proofErr w:type="gramStart"/>
-      <w:r>
-        <w:rPr>
-          <w:lang w:val="en-US"/>
-        </w:rPr>
-        <w:t>main(</w:t>
-      </w:r>
-      <w:proofErr w:type="gramEnd"/>
-      <w:r>
-        <w:rPr>
-          <w:lang w:val="en-US"/>
-        </w:rPr>
-        <w:t>): void</w:t>
-      </w:r>
-    </w:p>
-    <w:p>
-      <w:pPr>
-        <w:rPr>
-          <w:lang w:val="en-US"/>
-        </w:rPr>
-      </w:pPr>
-      <w:r>
-        <w:rPr>
-          <w:lang w:val="en-US"/>
-        </w:rPr>
-        <w:t>}</w:t>
-      </w:r>
-    </w:p>
-    <w:p>
-      <w:pPr>
-        <w:rPr>
-          <w:lang w:val="en-US"/>
-        </w:rPr>
-      </w:pPr>
-    </w:p>
-    <w:p>
-      <w:proofErr w:type="spellStart"/>
-      <w:r>
-        <w:t>class</w:t>
-      </w:r>
-      <w:proofErr w:type="spellEnd"/>
-      <w:r>
-        <w:t xml:space="preserve"> </w:t>
-      </w:r>
-      <w:proofErr w:type="spellStart"/>
-      <w:r>
-        <w:t>RunPy</w:t>
-      </w:r>
-      <w:proofErr w:type="spellEnd"/>
-      <w:r>
-        <w:t xml:space="preserve"> {</w:t>
-      </w:r>
-    </w:p>
-    <w:p>
-      <w:r>
-        <w:t>}</w:t>
-      </w:r>
-    </w:p>
-    <w:p/>
-    <w:p>
-      <w:r>
-        <w:t>' Beziehungen zwischen Entitäten</w:t>
-      </w:r>
-    </w:p>
-    <w:p>
-      <w:pPr>
-        <w:rPr>
-          <w:lang w:val="en-US"/>
-        </w:rPr>
-      </w:pPr>
-      <w:r>
-        <w:rPr>
-          <w:lang w:val="en-US"/>
-        </w:rPr>
-        <w:t>User "1" -- "</w:t>
-      </w:r>
-      <w:proofErr w:type="gramStart"/>
-      <w:r>
-        <w:rPr>
-          <w:lang w:val="en-US"/>
-        </w:rPr>
-        <w:t>1..</w:t>
-      </w:r>
-      <w:proofErr w:type="gramEnd"/>
-      <w:r>
-        <w:rPr>
-          <w:lang w:val="en-US"/>
-        </w:rPr>
-        <w:t>*" Topic : owns</w:t>
-      </w:r>
-    </w:p>
-    <w:p>
-      <w:pPr>
-        <w:rPr>
-          <w:lang w:val="en-US"/>
-        </w:rPr>
-      </w:pPr>
-      <w:r>
-        <w:rPr>
-          <w:lang w:val="en-US"/>
-        </w:rPr>
-        <w:t>Topic "1" -- "</w:t>
-      </w:r>
-      <w:proofErr w:type="gramStart"/>
-      <w:r>
-        <w:rPr>
-          <w:lang w:val="en-US"/>
-        </w:rPr>
-        <w:t>1..</w:t>
-      </w:r>
-      <w:proofErr w:type="gramEnd"/>
-      <w:r>
-        <w:rPr>
-          <w:lang w:val="en-US"/>
-        </w:rPr>
-        <w:t xml:space="preserve">*" </w:t>
-      </w:r>
-      <w:proofErr w:type="spellStart"/>
-      <w:r>
-        <w:rPr>
-          <w:lang w:val="en-US"/>
-        </w:rPr>
-        <w:t>LearningGoal</w:t>
-      </w:r>
-      <w:proofErr w:type="spellEnd"/>
-      <w:r>
-        <w:rPr>
-          <w:lang w:val="en-US"/>
-        </w:rPr>
-        <w:t xml:space="preserve"> : includes</w:t>
-      </w:r>
-    </w:p>
-    <w:p>
-      <w:pPr>
-        <w:rPr>
-          <w:lang w:val="en-US"/>
-        </w:rPr>
-      </w:pPr>
-      <w:proofErr w:type="spellStart"/>
-      <w:r>
-        <w:rPr>
-          <w:lang w:val="en-US"/>
-        </w:rPr>
-        <w:t>LearningGoal</w:t>
-      </w:r>
-      <w:proofErr w:type="spellEnd"/>
-      <w:r>
-        <w:rPr>
-          <w:lang w:val="en-US"/>
-        </w:rPr>
-        <w:t xml:space="preserve"> "1" -- "</w:t>
-      </w:r>
-      <w:proofErr w:type="gramStart"/>
-      <w:r>
-        <w:rPr>
-          <w:lang w:val="en-US"/>
-        </w:rPr>
-        <w:t>1..</w:t>
-      </w:r>
-      <w:proofErr w:type="gramEnd"/>
-      <w:r>
-        <w:rPr>
-          <w:lang w:val="en-US"/>
-        </w:rPr>
-        <w:t xml:space="preserve">*" </w:t>
-      </w:r>
-      <w:proofErr w:type="spellStart"/>
-      <w:r>
-        <w:rPr>
-          <w:lang w:val="en-US"/>
-        </w:rPr>
-        <w:t>StudyMethod</w:t>
-      </w:r>
-      <w:proofErr w:type="spellEnd"/>
-      <w:r>
-        <w:rPr>
-          <w:lang w:val="en-US"/>
-        </w:rPr>
-        <w:t xml:space="preserve"> : has</w:t>
-      </w:r>
-    </w:p>
-    <w:p>
-      <w:pPr>
-        <w:rPr>
-          <w:lang w:val="en-US"/>
-        </w:rPr>
-      </w:pPr>
-      <w:r>
-        <w:rPr>
-          <w:lang w:val="en-US"/>
-        </w:rPr>
-        <w:t>User "1" -- "</w:t>
-      </w:r>
-      <w:proofErr w:type="gramStart"/>
-      <w:r>
-        <w:rPr>
-          <w:lang w:val="en-US"/>
-        </w:rPr>
-        <w:t>1..</w:t>
-      </w:r>
-      <w:proofErr w:type="gramEnd"/>
-      <w:r>
-        <w:rPr>
-          <w:lang w:val="en-US"/>
-        </w:rPr>
-        <w:t>*" Token : has</w:t>
-      </w:r>
-    </w:p>
-    <w:p>
-      <w:pPr>
-        <w:rPr>
-          <w:lang w:val="en-US"/>
-        </w:rPr>
-      </w:pPr>
-    </w:p>
-    <w:p>
-      <w:r>
-        <w:t>' Beziehungen für Token-Management</w:t>
-      </w:r>
-    </w:p>
-    <w:p>
-      <w:r>
-        <w:t xml:space="preserve">Token "1" -- "1" </w:t>
-      </w:r>
-      <w:proofErr w:type="spellStart"/>
-      <w:r>
-        <w:t>TokenManager</w:t>
-      </w:r>
-      <w:proofErr w:type="spellEnd"/>
-      <w:r>
+        <w:t xml:space="preserve">rectangle "Externe </w:t>
+      </w:r>
+      <w:proofErr w:type="spellStart"/>
+      <w:r>
+        <w:rPr>
+          <w:lang w:val="en-US"/>
+        </w:rPr>
+        <w:t>Dienste</w:t>
+      </w:r>
+      <w:proofErr w:type="spellEnd"/>
+      <w:r>
+        <w:rPr>
+          <w:lang w:val="en-US"/>
+        </w:rPr>
+        <w:t xml:space="preserve"> (YouTube API)" as </w:t>
+      </w:r>
+      <w:proofErr w:type="spellStart"/>
+      <w:r>
+        <w:rPr>
+          <w:lang w:val="en-US"/>
+        </w:rPr>
+        <w:t>yt</w:t>
+      </w:r>
+      <w:proofErr w:type="spellEnd"/>
+    </w:p>
+    <w:p>
+      <w:pPr>
+        <w:rPr>
+          <w:lang w:val="en-US"/>
+        </w:rPr>
+      </w:pPr>
+    </w:p>
+    <w:p>
+      <w:pPr>
+        <w:rPr>
+          <w:lang w:val="en-US"/>
+        </w:rPr>
+      </w:pPr>
+      <w:r>
+        <w:rPr>
+          <w:lang w:val="en-US"/>
+        </w:rPr>
+        <w:t xml:space="preserve">frontend --&gt; </w:t>
+      </w:r>
+      <w:proofErr w:type="spellStart"/>
+      <w:r>
+        <w:rPr>
+          <w:lang w:val="en-US"/>
+        </w:rPr>
+        <w:t>api</w:t>
+      </w:r>
+      <w:proofErr w:type="spellEnd"/>
+      <w:r>
+        <w:rPr>
+          <w:lang w:val="en-US"/>
+        </w:rPr>
+        <w:t xml:space="preserve"> : HTTP Requests</w:t>
+      </w:r>
+    </w:p>
+    <w:p>
+      <w:pPr>
+        <w:rPr>
+          <w:lang w:val="en-US"/>
+        </w:rPr>
+      </w:pPr>
+      <w:proofErr w:type="spellStart"/>
+      <w:r>
+        <w:rPr>
+          <w:lang w:val="en-US"/>
+        </w:rPr>
+        <w:t>api</w:t>
+      </w:r>
+      <w:proofErr w:type="spellEnd"/>
+      <w:r>
+        <w:rPr>
+          <w:lang w:val="en-US"/>
+        </w:rPr>
+        <w:t xml:space="preserve"> --&gt; </w:t>
+      </w:r>
+      <w:proofErr w:type="spellStart"/>
+      <w:r>
+        <w:rPr>
+          <w:lang w:val="en-US"/>
+        </w:rPr>
+        <w:t>db</w:t>
+      </w:r>
+      <w:proofErr w:type="spellEnd"/>
+      <w:r>
+        <w:rPr>
+          <w:lang w:val="en-US"/>
+        </w:rPr>
         <w:t xml:space="preserve"> : </w:t>
       </w:r>
       <w:proofErr w:type="spellStart"/>
       <w:r>
-        <w:t>managed</w:t>
-      </w:r>
-      <w:proofErr w:type="spellEnd"/>
-      <w:r>
-        <w:t xml:space="preserve"> </w:t>
-      </w:r>
-      <w:proofErr w:type="spellStart"/>
-      <w:r>
-        <w:t>by</w:t>
-      </w:r>
-      <w:proofErr w:type="spellEnd"/>
-    </w:p>
-    <w:p/>
-    <w:p>
-      <w:r>
-        <w:t>' Beziehungen für App-Konfiguration</w:t>
-      </w:r>
-    </w:p>
-    <w:p>
-      <w:proofErr w:type="spellStart"/>
-      <w:r>
-        <w:t>Config</w:t>
-      </w:r>
-      <w:proofErr w:type="spellEnd"/>
-      <w:r>
-        <w:t xml:space="preserve"> "1" -- "1" </w:t>
-      </w:r>
-      <w:proofErr w:type="spellStart"/>
-      <w:r>
-        <w:t>FlaskApp</w:t>
-      </w:r>
-      <w:proofErr w:type="spellEnd"/>
-      <w:r>
-        <w:t xml:space="preserve"> : </w:t>
-      </w:r>
-      <w:proofErr w:type="spellStart"/>
-      <w:r>
-        <w:t>used</w:t>
-      </w:r>
-      <w:proofErr w:type="spellEnd"/>
-    </w:p>
-    <w:p>
-      <w:pPr>
-        <w:rPr>
-          <w:lang w:val="en-US"/>
-        </w:rPr>
-      </w:pPr>
-      <w:proofErr w:type="spellStart"/>
-      <w:r>
-        <w:rPr>
-          <w:lang w:val="en-US"/>
-        </w:rPr>
-        <w:t>FlaskApp</w:t>
-      </w:r>
-      <w:proofErr w:type="spellEnd"/>
-      <w:r>
-        <w:rPr>
-          <w:lang w:val="en-US"/>
-        </w:rPr>
-        <w:t xml:space="preserve"> "1" -- "1" </w:t>
-      </w:r>
-      <w:proofErr w:type="spellStart"/>
-      <w:proofErr w:type="gramStart"/>
-      <w:r>
-        <w:rPr>
-          <w:lang w:val="en-US"/>
-        </w:rPr>
-        <w:t>RunPy</w:t>
-      </w:r>
-      <w:proofErr w:type="spellEnd"/>
-      <w:r>
-        <w:rPr>
-          <w:lang w:val="en-US"/>
-        </w:rPr>
-        <w:t xml:space="preserve"> :</w:t>
-      </w:r>
-      <w:proofErr w:type="gramEnd"/>
-      <w:r>
-        <w:rPr>
-          <w:lang w:val="en-US"/>
-        </w:rPr>
-        <w:t xml:space="preserve"> initialized</w:t>
-      </w:r>
-    </w:p>
-    <w:p>
-      <w:pPr>
-        <w:rPr>
-          <w:lang w:val="en-US"/>
-        </w:rPr>
-      </w:pPr>
-      <w:proofErr w:type="spellStart"/>
-      <w:r>
-        <w:rPr>
-          <w:lang w:val="en-US"/>
-        </w:rPr>
-        <w:t>RunPy</w:t>
-      </w:r>
-      <w:proofErr w:type="spellEnd"/>
-      <w:r>
-        <w:rPr>
-          <w:lang w:val="en-US"/>
-        </w:rPr>
-        <w:t xml:space="preserve"> "1" -- "1" </w:t>
-      </w:r>
-      <w:proofErr w:type="gramStart"/>
-      <w:r>
-        <w:rPr>
-          <w:lang w:val="en-US"/>
-        </w:rPr>
-        <w:t>Config :</w:t>
-      </w:r>
-      <w:proofErr w:type="gramEnd"/>
-      <w:r>
-        <w:rPr>
-          <w:lang w:val="en-US"/>
-        </w:rPr>
-        <w:t xml:space="preserve"> uses</w:t>
-      </w:r>
-    </w:p>
-    <w:p>
-      <w:pPr>
-        <w:rPr>
-          <w:lang w:val="en-US"/>
-        </w:rPr>
-      </w:pPr>
-    </w:p>
-    <w:p>
-      <w:pPr>
-        <w:rPr>
-          <w:lang w:val="en-US"/>
-        </w:rPr>
-      </w:pPr>
-      <w:r>
-        <w:rPr>
-          <w:lang w:val="en-US"/>
-        </w:rPr>
-        <w:t>@enduml</w:t>
-      </w:r>
-    </w:p>
-    <w:p>
-      <w:pPr>
-        <w:rPr>
-          <w:lang w:val="en-US"/>
-        </w:rPr>
-      </w:pPr>
-    </w:p>
-    <w:p>
-      <w:pPr>
-        <w:pStyle w:val="berschrift4"/>
-        <w:rPr>
-          <w:lang w:val="en-US"/>
-        </w:rPr>
-      </w:pPr>
-      <w:r>
-        <w:rPr>
-          <w:lang w:val="en-US"/>
-        </w:rPr>
-        <w:t xml:space="preserve">UML-Code </w:t>
-      </w:r>
-      <w:proofErr w:type="spellStart"/>
-      <w:r>
-        <w:rPr>
-          <w:lang w:val="en-US"/>
-        </w:rPr>
-        <w:t>Diagramm</w:t>
-      </w:r>
-      <w:proofErr w:type="spellEnd"/>
-      <w:r>
-        <w:rPr>
-          <w:lang w:val="en-US"/>
-        </w:rPr>
-        <w:t xml:space="preserve"> 3</w:t>
-      </w:r>
-    </w:p>
-    <w:p>
-      <w:pPr>
-        <w:rPr>
-          <w:lang w:val="en-US"/>
-        </w:rPr>
-      </w:pPr>
-      <w:r>
-        <w:rPr>
-          <w:lang w:val="en-US"/>
-        </w:rPr>
-        <w:t>@startuml</w:t>
-      </w:r>
-    </w:p>
-    <w:p>
-      <w:pPr>
-        <w:rPr>
-          <w:lang w:val="en-US"/>
-        </w:rPr>
-      </w:pPr>
-      <w:r>
-        <w:rPr>
-          <w:lang w:val="en-US"/>
-        </w:rPr>
-        <w:lastRenderedPageBreak/>
-        <w:t>rectangle "Frontend (Browser)" as frontend</w:t>
-      </w:r>
-    </w:p>
-    <w:p>
-      <w:pPr>
-        <w:rPr>
-          <w:lang w:val="en-US"/>
-        </w:rPr>
-      </w:pPr>
-      <w:r>
-        <w:rPr>
-          <w:lang w:val="en-US"/>
-        </w:rPr>
-        <w:t xml:space="preserve">rectangle "REST-API (Flask)" as </w:t>
-      </w:r>
+        <w:rPr>
+          <w:lang w:val="en-US"/>
+        </w:rPr>
+        <w:t>Datenzugriff</w:t>
+      </w:r>
+      <w:proofErr w:type="spellEnd"/>
+    </w:p>
+    <w:p>
+      <w:pPr>
+        <w:rPr>
+          <w:lang w:val="en-US"/>
+        </w:rPr>
+      </w:pPr>
       <w:proofErr w:type="spellStart"/>
       <w:r>
         <w:rPr>
@@ -15219,67 +14194,11 @@
         <w:t>api</w:t>
       </w:r>
       <w:proofErr w:type="spellEnd"/>
-    </w:p>
-    <w:p>
-      <w:pPr>
-        <w:rPr>
-          <w:lang w:val="en-US"/>
-        </w:rPr>
-      </w:pPr>
-      <w:r>
-        <w:rPr>
-          <w:lang w:val="en-US"/>
-        </w:rPr>
-        <w:t>rectangle "</w:t>
-      </w:r>
-      <w:proofErr w:type="spellStart"/>
-      <w:r>
-        <w:rPr>
-          <w:lang w:val="en-US"/>
-        </w:rPr>
-        <w:t>Datenbank</w:t>
-      </w:r>
-      <w:proofErr w:type="spellEnd"/>
-      <w:r>
-        <w:rPr>
-          <w:lang w:val="en-US"/>
-        </w:rPr>
-        <w:t xml:space="preserve"> (SQLite)" as </w:t>
-      </w:r>
-      <w:proofErr w:type="spellStart"/>
-      <w:r>
-        <w:rPr>
-          <w:lang w:val="en-US"/>
-        </w:rPr>
-        <w:t>db</w:t>
-      </w:r>
-      <w:proofErr w:type="spellEnd"/>
-    </w:p>
-    <w:p>
-      <w:pPr>
-        <w:rPr>
-          <w:lang w:val="en-US"/>
-        </w:rPr>
-      </w:pPr>
-      <w:r>
-        <w:rPr>
-          <w:lang w:val="en-US"/>
-        </w:rPr>
-        <w:t xml:space="preserve">rectangle "Externe </w:t>
-      </w:r>
-      <w:proofErr w:type="spellStart"/>
-      <w:r>
-        <w:rPr>
-          <w:lang w:val="en-US"/>
-        </w:rPr>
-        <w:t>Dienste</w:t>
-      </w:r>
-      <w:proofErr w:type="spellEnd"/>
-      <w:r>
-        <w:rPr>
-          <w:lang w:val="en-US"/>
-        </w:rPr>
-        <w:t xml:space="preserve"> (YouTube API)" as </w:t>
+      <w:r>
+        <w:rPr>
+          <w:lang w:val="en-US"/>
+        </w:rPr>
+        <w:t xml:space="preserve"> --&gt; </w:t>
       </w:r>
       <w:proofErr w:type="spellStart"/>
       <w:r>
@@ -15289,141 +14208,11 @@
         <w:t>yt</w:t>
       </w:r>
       <w:proofErr w:type="spellEnd"/>
-    </w:p>
-    <w:p>
-      <w:pPr>
-        <w:rPr>
-          <w:lang w:val="en-US"/>
-        </w:rPr>
-      </w:pPr>
-    </w:p>
-    <w:p>
-      <w:pPr>
-        <w:rPr>
-          <w:lang w:val="en-US"/>
-        </w:rPr>
-      </w:pPr>
-      <w:r>
-        <w:rPr>
-          <w:lang w:val="en-US"/>
-        </w:rPr>
-        <w:t xml:space="preserve">frontend --&gt; </w:t>
-      </w:r>
-      <w:proofErr w:type="spellStart"/>
-      <w:proofErr w:type="gramStart"/>
-      <w:r>
-        <w:rPr>
-          <w:lang w:val="en-US"/>
-        </w:rPr>
-        <w:t>api</w:t>
-      </w:r>
-      <w:proofErr w:type="spellEnd"/>
-      <w:r>
-        <w:rPr>
-          <w:lang w:val="en-US"/>
-        </w:rPr>
-        <w:t xml:space="preserve"> :</w:t>
-      </w:r>
-      <w:proofErr w:type="gramEnd"/>
-      <w:r>
-        <w:rPr>
-          <w:lang w:val="en-US"/>
-        </w:rPr>
-        <w:t xml:space="preserve"> HTTP Requests</w:t>
-      </w:r>
-    </w:p>
-    <w:p>
-      <w:pPr>
-        <w:rPr>
-          <w:lang w:val="en-US"/>
-        </w:rPr>
-      </w:pPr>
-      <w:proofErr w:type="spellStart"/>
-      <w:r>
-        <w:rPr>
-          <w:lang w:val="en-US"/>
-        </w:rPr>
-        <w:t>api</w:t>
-      </w:r>
-      <w:proofErr w:type="spellEnd"/>
-      <w:r>
-        <w:rPr>
-          <w:lang w:val="en-US"/>
-        </w:rPr>
-        <w:t xml:space="preserve"> --&gt; </w:t>
-      </w:r>
-      <w:proofErr w:type="spellStart"/>
-      <w:proofErr w:type="gramStart"/>
-      <w:r>
-        <w:rPr>
-          <w:lang w:val="en-US"/>
-        </w:rPr>
-        <w:t>db</w:t>
-      </w:r>
-      <w:proofErr w:type="spellEnd"/>
-      <w:r>
-        <w:rPr>
-          <w:lang w:val="en-US"/>
-        </w:rPr>
-        <w:t xml:space="preserve"> :</w:t>
-      </w:r>
-      <w:proofErr w:type="gramEnd"/>
-      <w:r>
-        <w:rPr>
-          <w:lang w:val="en-US"/>
-        </w:rPr>
-        <w:t xml:space="preserve"> </w:t>
-      </w:r>
-      <w:proofErr w:type="spellStart"/>
-      <w:r>
-        <w:rPr>
-          <w:lang w:val="en-US"/>
-        </w:rPr>
-        <w:t>Datenzugriff</w:t>
-      </w:r>
-      <w:proofErr w:type="spellEnd"/>
-    </w:p>
-    <w:p>
-      <w:pPr>
-        <w:rPr>
-          <w:lang w:val="en-US"/>
-        </w:rPr>
-      </w:pPr>
-      <w:proofErr w:type="spellStart"/>
-      <w:r>
-        <w:rPr>
-          <w:lang w:val="en-US"/>
-        </w:rPr>
-        <w:t>api</w:t>
-      </w:r>
-      <w:proofErr w:type="spellEnd"/>
-      <w:r>
-        <w:rPr>
-          <w:lang w:val="en-US"/>
-        </w:rPr>
-        <w:t xml:space="preserve"> --&gt; </w:t>
-      </w:r>
-      <w:proofErr w:type="spellStart"/>
-      <w:proofErr w:type="gramStart"/>
-      <w:r>
-        <w:rPr>
-          <w:lang w:val="en-US"/>
-        </w:rPr>
-        <w:t>yt</w:t>
-      </w:r>
-      <w:proofErr w:type="spellEnd"/>
-      <w:r>
-        <w:rPr>
-          <w:lang w:val="en-US"/>
-        </w:rPr>
-        <w:t xml:space="preserve"> :</w:t>
-      </w:r>
-      <w:proofErr w:type="gramEnd"/>
-      <w:r>
-        <w:rPr>
-          <w:lang w:val="en-US"/>
-        </w:rPr>
-        <w:t xml:space="preserve"> API Calls</w:t>
+      <w:r>
+        <w:rPr>
+          <w:lang w:val="en-US"/>
+        </w:rPr>
+        <w:t xml:space="preserve"> : API Calls</w:t>
       </w:r>
     </w:p>
     <w:p>
@@ -22838,6 +21627,7 @@
   <w:style w:type="character" w:default="1" w:styleId="Absatz-Standardschriftart">
     <w:name w:val="Default Paragraph Font"/>
     <w:uiPriority w:val="1"/>
+    <w:semiHidden/>
     <w:unhideWhenUsed/>
   </w:style>
   <w:style w:type="table" w:default="1" w:styleId="NormaleTabelle">

--- a/Portfolio.docx
+++ b/Portfolio.docx
@@ -3408,15 +3408,7 @@
       </w:r>
       <w:r>
         <w:br/>
-        <w:t xml:space="preserve">Webbasierte Anwendung zur Verwaltung von Lernzielen und Themen mittels REST-API. Implementiert mit </w:t>
-      </w:r>
-      <w:proofErr w:type="spellStart"/>
-      <w:r>
-        <w:t>Flask</w:t>
-      </w:r>
-      <w:proofErr w:type="spellEnd"/>
-      <w:r>
-        <w:t xml:space="preserve"> (Backend) und statischem HTML/CSS-Frontend. Kernfunktionen: Token-basierte Authentifizierung, CRUD-Operationen für Themen/Lernziele, Prioritätsmanagement.</w:t>
+        <w:t>Webbasierte Anwendung zur Verwaltung von Lernzielen und Themen mittels REST-API. Implementiert mit Flask (Backend) und statischem HTML/CSS-Frontend. Kernfunktionen: Token-basierte Authentifizierung, CRUD-Operationen für Themen/Lernziele, Prioritätsmanagement.</w:t>
       </w:r>
     </w:p>
     <w:p>
@@ -3521,23 +3513,7 @@
         <w:t xml:space="preserve"> </w:t>
       </w:r>
       <w:r>
-        <w:t xml:space="preserve">in der Datenbank </w:t>
-      </w:r>
-      <w:proofErr w:type="spellStart"/>
-      <w:r>
-        <w:t>hadh</w:t>
-      </w:r>
-      <w:proofErr w:type="spellEnd"/>
-      <w:r>
-        <w:t xml:space="preserve">-pflichtig mit </w:t>
-      </w:r>
-      <w:proofErr w:type="spellStart"/>
-      <w:r>
-        <w:t>bcrypt</w:t>
-      </w:r>
-      <w:proofErr w:type="spellEnd"/>
-      <w:r>
-        <w:t xml:space="preserve"> gespeichert werden.</w:t>
+        <w:t>in der Datenbank hadh-pflichtig mit bcrypt gespeichert werden.</w:t>
       </w:r>
     </w:p>
     <w:p>
@@ -3573,58 +3549,18 @@
         </w:numPr>
       </w:pPr>
       <w:r>
-        <w:t xml:space="preserve">Die Cookies wurden so konfiguriert das durch </w:t>
-      </w:r>
-      <w:proofErr w:type="spellStart"/>
-      <w:r>
-        <w:t>HttpOnly</w:t>
-      </w:r>
-      <w:proofErr w:type="spellEnd"/>
-      <w:r>
-        <w:t xml:space="preserve">, Secure und </w:t>
-      </w:r>
-      <w:proofErr w:type="spellStart"/>
-      <w:r>
-        <w:t>SameSite</w:t>
-      </w:r>
-      <w:proofErr w:type="spellEnd"/>
-      <w:r>
-        <w:t xml:space="preserve">= </w:t>
-      </w:r>
-      <w:proofErr w:type="spellStart"/>
-      <w:r>
-        <w:t>Strict</w:t>
-      </w:r>
-      <w:proofErr w:type="spellEnd"/>
-      <w:r>
-        <w:t xml:space="preserve">, </w:t>
+        <w:t xml:space="preserve">Die Cookies wurden so konfiguriert das durch HttpOnly, Secure und SameSite= Strict, </w:t>
       </w:r>
       <w:r>
         <w:t>die</w:t>
       </w:r>
       <w:r>
-        <w:t xml:space="preserve"> Risiken, wie das Auslesen von Nutzerdaten (Cross-Site-Scripting) oder gefälschte Anfragen im Namen des Nutzers (Cross-Site-Request-</w:t>
-      </w:r>
-      <w:proofErr w:type="spellStart"/>
-      <w:r>
-        <w:t>Forgery</w:t>
-      </w:r>
-      <w:proofErr w:type="spellEnd"/>
-      <w:r>
-        <w:t>) minimiert werden.</w:t>
-      </w:r>
-    </w:p>
-    <w:p>
-      <w:r>
-        <w:t xml:space="preserve">Das Mapping der wurde auf </w:t>
-      </w:r>
-      <w:proofErr w:type="spellStart"/>
-      <w:r>
-        <w:t>SQLAlchemy</w:t>
-      </w:r>
-      <w:proofErr w:type="spellEnd"/>
-      <w:r>
-        <w:t xml:space="preserve"> gesetzt. Mithilfe des Mappings konnten eine übersichtliche Struktur für die SQLite-Datenbank erstellt werden. So konnten einfache Abfragen und Änderungen an den Daten vorgenommen werden. </w:t>
+        <w:t xml:space="preserve"> Risiken, wie das Auslesen von Nutzerdaten (Cross-Site-Scripting) oder gefälschte Anfragen im Namen des Nutzers (Cross-Site-Request-Forgery) minimiert werden.</w:t>
+      </w:r>
+    </w:p>
+    <w:p>
+      <w:r>
+        <w:t xml:space="preserve">Das Mapping der wurde auf SQLAlchemy gesetzt. Mithilfe des Mappings konnten eine übersichtliche Struktur für die SQLite-Datenbank erstellt werden. So konnten einfache Abfragen und Änderungen an den Daten vorgenommen werden. </w:t>
       </w:r>
       <w:r>
         <w:t>Auf diese Weise konnte das Backend sowohl kompakt als auch erweiterbar gestaltet werden</w:t>
@@ -4100,15 +4036,7 @@
           </w:tcPr>
           <w:p>
             <w:r>
-              <w:t>Pomodoro-</w:t>
-            </w:r>
-            <w:proofErr w:type="spellStart"/>
-            <w:r>
-              <w:t>Timer</w:t>
-            </w:r>
-            <w:proofErr w:type="spellEnd"/>
-            <w:r>
-              <w:t>: 25 Minuten lernen, 5 Minuten Pause</w:t>
+              <w:t>Pomodoro-Timer: 25 Minuten lernen, 5 Minuten Pause</w:t>
             </w:r>
           </w:p>
         </w:tc>
@@ -4694,15 +4622,7 @@
           </w:tcPr>
           <w:p>
             <w:r>
-              <w:t xml:space="preserve">Visuelle Auswertung: Diagramme zum Lernfortschritt (Balken- &amp; Kreisdiagramme), Entwicklung im Vergleich zu vorherigen Wochen, </w:t>
-            </w:r>
-            <w:proofErr w:type="spellStart"/>
-            <w:r>
-              <w:t>Heatmap</w:t>
-            </w:r>
-            <w:proofErr w:type="spellEnd"/>
-            <w:r>
-              <w:t xml:space="preserve"> für Lernaktivität</w:t>
+              <w:t>Visuelle Auswertung: Diagramme zum Lernfortschritt (Balken- &amp; Kreisdiagramme), Entwicklung im Vergleich zu vorherigen Wochen, Heatmap für Lernaktivität</w:t>
             </w:r>
           </w:p>
         </w:tc>
@@ -4846,15 +4766,7 @@
           </w:tcPr>
           <w:p>
             <w:r>
-              <w:t xml:space="preserve">Registrierung: Nutzer kann sich mit Vor- und </w:t>
-            </w:r>
-            <w:proofErr w:type="spellStart"/>
-            <w:r>
-              <w:t>nachname</w:t>
-            </w:r>
-            <w:proofErr w:type="spellEnd"/>
-            <w:r>
-              <w:t xml:space="preserve"> &amp; E-Mai und Passwort registrieren</w:t>
+              <w:t>Registrierung: Nutzer kann sich mit Vor- und nachname &amp; E-Mai und Passwort registrieren</w:t>
             </w:r>
           </w:p>
         </w:tc>
@@ -5334,11 +5246,9 @@
             <w:hideMark/>
           </w:tcPr>
           <w:p>
-            <w:proofErr w:type="spellStart"/>
             <w:r>
               <w:t>Endpoint</w:t>
             </w:r>
-            <w:proofErr w:type="spellEnd"/>
           </w:p>
         </w:tc>
         <w:tc>
@@ -5451,11 +5361,9 @@
             <w:hideMark/>
           </w:tcPr>
           <w:p>
-            <w:proofErr w:type="spellStart"/>
             <w:r>
               <w:t>comments</w:t>
             </w:r>
-            <w:proofErr w:type="spellEnd"/>
           </w:p>
         </w:tc>
       </w:tr>
@@ -5525,13 +5433,8 @@
           </w:tcPr>
           <w:p>
             <w:r>
-              <w:t>/</w:t>
-            </w:r>
-            <w:proofErr w:type="spellStart"/>
-            <w:r>
-              <w:t>login</w:t>
-            </w:r>
-            <w:proofErr w:type="spellEnd"/>
+              <w:t>/login</w:t>
+            </w:r>
           </w:p>
         </w:tc>
         <w:tc>
@@ -5553,39 +5456,7 @@
           </w:tcPr>
           <w:p>
             <w:r>
-              <w:t>{ "</w:t>
-            </w:r>
-            <w:proofErr w:type="spellStart"/>
-            <w:r>
-              <w:t>username</w:t>
-            </w:r>
-            <w:proofErr w:type="spellEnd"/>
-            <w:r>
-              <w:t>": "{</w:t>
-            </w:r>
-            <w:proofErr w:type="spellStart"/>
-            <w:r>
-              <w:t>username</w:t>
-            </w:r>
-            <w:proofErr w:type="spellEnd"/>
-            <w:r>
-              <w:t>}", "email": "{email}", "</w:t>
-            </w:r>
-            <w:proofErr w:type="spellStart"/>
-            <w:r>
-              <w:t>password</w:t>
-            </w:r>
-            <w:proofErr w:type="spellEnd"/>
-            <w:r>
-              <w:t>": "{</w:t>
-            </w:r>
-            <w:proofErr w:type="spellStart"/>
-            <w:r>
-              <w:t>password</w:t>
-            </w:r>
-            <w:proofErr w:type="spellEnd"/>
-            <w:r>
-              <w:t>}" }</w:t>
+              <w:t>{ "username": "{username}", "email": "{email}", "password": "{password}" }</w:t>
             </w:r>
           </w:p>
         </w:tc>
@@ -5621,15 +5492,7 @@
           </w:p>
           <w:p>
             <w:r>
-              <w:t>401 { "</w:t>
-            </w:r>
-            <w:proofErr w:type="spellStart"/>
-            <w:r>
-              <w:t>message</w:t>
-            </w:r>
-            <w:proofErr w:type="spellEnd"/>
-            <w:r>
-              <w:t>": "Ungültige Anmeldedaten" }</w:t>
+              <w:t>401 { "message": "Ungültige Anmeldedaten" }</w:t>
             </w:r>
           </w:p>
         </w:tc>
@@ -5790,13 +5653,8 @@
           </w:tcPr>
           <w:p>
             <w:r>
-              <w:t>/</w:t>
-            </w:r>
-            <w:proofErr w:type="spellStart"/>
-            <w:r>
-              <w:t>logout</w:t>
-            </w:r>
-            <w:proofErr w:type="spellEnd"/>
+              <w:t>/logout</w:t>
+            </w:r>
           </w:p>
         </w:tc>
         <w:tc>
@@ -5818,13 +5676,8 @@
           </w:tcPr>
           <w:p>
             <w:r>
-              <w:t xml:space="preserve">Cookie: </w:t>
-            </w:r>
-            <w:proofErr w:type="spellStart"/>
-            <w:r>
-              <w:t>auth_token</w:t>
-            </w:r>
-            <w:proofErr w:type="spellEnd"/>
+              <w:t>Cookie: auth_token</w:t>
+            </w:r>
           </w:p>
         </w:tc>
         <w:tc>
@@ -5961,13 +5814,8 @@
           </w:tcPr>
           <w:p>
             <w:r>
-              <w:t>/</w:t>
-            </w:r>
-            <w:proofErr w:type="spellStart"/>
-            <w:r>
-              <w:t>register</w:t>
-            </w:r>
-            <w:proofErr w:type="spellEnd"/>
+              <w:t>/register</w:t>
+            </w:r>
           </w:p>
         </w:tc>
         <w:tc>
@@ -5989,39 +5837,7 @@
           </w:tcPr>
           <w:p>
             <w:r>
-              <w:t>{ "</w:t>
-            </w:r>
-            <w:proofErr w:type="spellStart"/>
-            <w:r>
-              <w:t>username</w:t>
-            </w:r>
-            <w:proofErr w:type="spellEnd"/>
-            <w:r>
-              <w:t>": "{</w:t>
-            </w:r>
-            <w:proofErr w:type="spellStart"/>
-            <w:r>
-              <w:t>username</w:t>
-            </w:r>
-            <w:proofErr w:type="spellEnd"/>
-            <w:r>
-              <w:t>}", "email": "{email}", "</w:t>
-            </w:r>
-            <w:proofErr w:type="spellStart"/>
-            <w:r>
-              <w:t>password</w:t>
-            </w:r>
-            <w:proofErr w:type="spellEnd"/>
-            <w:r>
-              <w:t>": "{</w:t>
-            </w:r>
-            <w:proofErr w:type="spellStart"/>
-            <w:r>
-              <w:t>password</w:t>
-            </w:r>
-            <w:proofErr w:type="spellEnd"/>
-            <w:r>
-              <w:t>}" }</w:t>
+              <w:t>{ "username": "{username}", "email": "{email}", "password": "{password}" }</w:t>
             </w:r>
           </w:p>
         </w:tc>
@@ -6044,41 +5860,17 @@
           </w:tcPr>
           <w:p>
             <w:r>
-              <w:t>201 { "</w:t>
-            </w:r>
-            <w:proofErr w:type="spellStart"/>
-            <w:r>
-              <w:t>message</w:t>
-            </w:r>
-            <w:proofErr w:type="spellEnd"/>
-            <w:r>
-              <w:t>": "Benutzer erfolgreich registriert" }</w:t>
+              <w:t>201 { "message": "Benutzer erfolgreich registriert" }</w:t>
             </w:r>
           </w:p>
           <w:p>
             <w:r>
-              <w:t>400 { "</w:t>
-            </w:r>
-            <w:proofErr w:type="spellStart"/>
-            <w:r>
-              <w:t>message</w:t>
-            </w:r>
-            <w:proofErr w:type="spellEnd"/>
-            <w:r>
-              <w:t>": "Benutzername oder Email existiert bereits" }</w:t>
+              <w:t>400 { "message": "Benutzername oder Email existiert bereits" }</w:t>
             </w:r>
           </w:p>
           <w:p>
             <w:r>
-              <w:t>500 { "</w:t>
-            </w:r>
-            <w:proofErr w:type="spellStart"/>
-            <w:r>
-              <w:t>message</w:t>
-            </w:r>
-            <w:proofErr w:type="spellEnd"/>
-            <w:r>
-              <w:t>": "Ein Fehler ist aufgetreten" }</w:t>
+              <w:t>500 { "message": "Ein Fehler ist aufgetreten" }</w:t>
             </w:r>
           </w:p>
         </w:tc>
@@ -6173,13 +5965,8 @@
           </w:tcPr>
           <w:p>
             <w:r>
-              <w:t>/</w:t>
-            </w:r>
-            <w:proofErr w:type="spellStart"/>
-            <w:r>
-              <w:t>topics</w:t>
-            </w:r>
-            <w:proofErr w:type="spellEnd"/>
+              <w:t>/topics</w:t>
+            </w:r>
           </w:p>
         </w:tc>
         <w:tc>
@@ -6201,13 +5988,8 @@
           </w:tcPr>
           <w:p>
             <w:r>
-              <w:t xml:space="preserve">Cookie: </w:t>
-            </w:r>
-            <w:proofErr w:type="spellStart"/>
-            <w:r>
-              <w:t>auth_token</w:t>
-            </w:r>
-            <w:proofErr w:type="spellEnd"/>
+              <w:t>Cookie: auth_token</w:t>
+            </w:r>
           </w:p>
         </w:tc>
         <w:tc>
@@ -6229,31 +6011,7 @@
           </w:tcPr>
           <w:p>
             <w:r>
-              <w:t>200 [ { "</w:t>
-            </w:r>
-            <w:proofErr w:type="spellStart"/>
-            <w:r>
-              <w:t>id</w:t>
-            </w:r>
-            <w:proofErr w:type="spellEnd"/>
-            <w:r>
-              <w:t>": 1, "</w:t>
-            </w:r>
-            <w:proofErr w:type="spellStart"/>
-            <w:r>
-              <w:t>name</w:t>
-            </w:r>
-            <w:proofErr w:type="spellEnd"/>
-            <w:r>
-              <w:t>": "Topic1", "</w:t>
-            </w:r>
-            <w:proofErr w:type="spellStart"/>
-            <w:r>
-              <w:t>priority</w:t>
-            </w:r>
-            <w:proofErr w:type="spellEnd"/>
-            <w:r>
-              <w:t>": 1 }, {...} ]</w:t>
+              <w:t>200 [ { "id": 1, "name": "Topic1", "priority": 1 }, {...} ]</w:t>
             </w:r>
           </w:p>
         </w:tc>
@@ -6350,13 +6108,8 @@
           </w:tcPr>
           <w:p>
             <w:r>
-              <w:t>/</w:t>
-            </w:r>
-            <w:proofErr w:type="spellStart"/>
-            <w:r>
-              <w:t>topics</w:t>
-            </w:r>
-            <w:proofErr w:type="spellEnd"/>
+              <w:t>/topics</w:t>
+            </w:r>
           </w:p>
         </w:tc>
         <w:tc>
@@ -6378,23 +6131,7 @@
           </w:tcPr>
           <w:p>
             <w:r>
-              <w:t>{ "title": "{title}", "</w:t>
-            </w:r>
-            <w:proofErr w:type="spellStart"/>
-            <w:r>
-              <w:t>priority</w:t>
-            </w:r>
-            <w:proofErr w:type="spellEnd"/>
-            <w:r>
-              <w:t>": {</w:t>
-            </w:r>
-            <w:proofErr w:type="spellStart"/>
-            <w:r>
-              <w:t>priority</w:t>
-            </w:r>
-            <w:proofErr w:type="spellEnd"/>
-            <w:r>
-              <w:t>} }</w:t>
+              <w:t>{ "title": "{title}", "priority": {priority} }</w:t>
             </w:r>
           </w:p>
         </w:tc>
@@ -6417,36 +6154,12 @@
           </w:tcPr>
           <w:p>
             <w:r>
-              <w:t>201 { "</w:t>
-            </w:r>
-            <w:proofErr w:type="spellStart"/>
-            <w:r>
-              <w:t>message</w:t>
-            </w:r>
-            <w:proofErr w:type="spellEnd"/>
-            <w:r>
-              <w:t>": "Thema erfolgreich erstellt", "</w:t>
-            </w:r>
-            <w:proofErr w:type="spellStart"/>
-            <w:r>
-              <w:t>topic_id</w:t>
-            </w:r>
-            <w:proofErr w:type="spellEnd"/>
-            <w:r>
-              <w:t>": 1 }</w:t>
+              <w:t>201 { "message": "Thema erfolgreich erstellt", "topic_id": 1 }</w:t>
             </w:r>
           </w:p>
           <w:p>
             <w:r>
-              <w:t>400 { "</w:t>
-            </w:r>
-            <w:proofErr w:type="spellStart"/>
-            <w:r>
-              <w:t>error</w:t>
-            </w:r>
-            <w:proofErr w:type="spellEnd"/>
-            <w:r>
-              <w:t>": "Titel ist erforderlich" }</w:t>
+              <w:t>400 { "error": "Titel ist erforderlich" }</w:t>
             </w:r>
           </w:p>
         </w:tc>
@@ -6540,13 +6253,8 @@
           </w:tcPr>
           <w:p>
             <w:r>
-              <w:t>/</w:t>
-            </w:r>
-            <w:proofErr w:type="spellStart"/>
-            <w:r>
-              <w:t>learning_goals</w:t>
-            </w:r>
-            <w:proofErr w:type="spellEnd"/>
+              <w:t>/learning_goals</w:t>
+            </w:r>
           </w:p>
         </w:tc>
         <w:tc>
@@ -6568,13 +6276,8 @@
           </w:tcPr>
           <w:p>
             <w:r>
-              <w:t xml:space="preserve">Cookie: </w:t>
-            </w:r>
-            <w:proofErr w:type="spellStart"/>
-            <w:r>
-              <w:t>auth_token</w:t>
-            </w:r>
-            <w:proofErr w:type="spellEnd"/>
+              <w:t>Cookie: auth_token</w:t>
+            </w:r>
           </w:p>
         </w:tc>
         <w:tc>
@@ -6599,35 +6302,7 @@
               <w:rPr>
                 <w:lang w:val="en-US"/>
               </w:rPr>
-              <w:t>200 [ { "id": 1, "</w:t>
-            </w:r>
-            <w:proofErr w:type="spellStart"/>
-            <w:r>
-              <w:rPr>
-                <w:lang w:val="en-US"/>
-              </w:rPr>
-              <w:t>topic_name</w:t>
-            </w:r>
-            <w:proofErr w:type="spellEnd"/>
-            <w:r>
-              <w:rPr>
-                <w:lang w:val="en-US"/>
-              </w:rPr>
-              <w:t xml:space="preserve">": "Math", "description": "Algebra </w:t>
-            </w:r>
-            <w:proofErr w:type="spellStart"/>
-            <w:r>
-              <w:rPr>
-                <w:lang w:val="en-US"/>
-              </w:rPr>
-              <w:t>lernen</w:t>
-            </w:r>
-            <w:proofErr w:type="spellEnd"/>
-            <w:r>
-              <w:rPr>
-                <w:lang w:val="en-US"/>
-              </w:rPr>
-              <w:t xml:space="preserve">", "deadline": "2025-06-01" }, {...} </w:t>
+              <w:t xml:space="preserve">200 [ { "id": 1, "topic_name": "Math", "description": "Algebra lernen", "deadline": "2025-06-01" }, {...} </w:t>
             </w:r>
             <w:r>
               <w:t>]</w:t>
@@ -6727,13 +6402,8 @@
           </w:tcPr>
           <w:p>
             <w:r>
-              <w:t>/</w:t>
-            </w:r>
-            <w:proofErr w:type="spellStart"/>
-            <w:r>
-              <w:t>learning_goals</w:t>
-            </w:r>
-            <w:proofErr w:type="spellEnd"/>
+              <w:t>/learning_goals</w:t>
+            </w:r>
           </w:p>
         </w:tc>
         <w:tc>
@@ -6755,31 +6425,7 @@
           </w:tcPr>
           <w:p>
             <w:r>
-              <w:t>{ "</w:t>
-            </w:r>
-            <w:proofErr w:type="spellStart"/>
-            <w:r>
-              <w:t>topic_id</w:t>
-            </w:r>
-            <w:proofErr w:type="spellEnd"/>
-            <w:r>
-              <w:t>": 1, "</w:t>
-            </w:r>
-            <w:proofErr w:type="spellStart"/>
-            <w:r>
-              <w:t>description</w:t>
-            </w:r>
-            <w:proofErr w:type="spellEnd"/>
-            <w:r>
-              <w:t>": "Algebra lernen", "</w:t>
-            </w:r>
-            <w:proofErr w:type="spellStart"/>
-            <w:r>
-              <w:t>deadline</w:t>
-            </w:r>
-            <w:proofErr w:type="spellEnd"/>
-            <w:r>
-              <w:t>": "2025-06-01" }</w:t>
+              <w:t>{ "topic_id": 1, "description": "Algebra lernen", "deadline": "2025-06-01" }</w:t>
             </w:r>
           </w:p>
         </w:tc>
@@ -6802,73 +6448,17 @@
           </w:tcPr>
           <w:p>
             <w:r>
-              <w:t>201 { "</w:t>
-            </w:r>
-            <w:proofErr w:type="spellStart"/>
-            <w:r>
-              <w:t>message</w:t>
-            </w:r>
-            <w:proofErr w:type="spellEnd"/>
-            <w:r>
-              <w:t>": "Lernziel erfolgreich erstellt", "</w:t>
-            </w:r>
-            <w:proofErr w:type="spellStart"/>
-            <w:r>
-              <w:t>learning_goal_id</w:t>
-            </w:r>
-            <w:proofErr w:type="spellEnd"/>
-            <w:r>
-              <w:t>": 1 }</w:t>
+              <w:t>201 { "message": "Lernziel erfolgreich erstellt", "learning_goal_id": 1 }</w:t>
             </w:r>
           </w:p>
           <w:p>
             <w:r>
-              <w:t>400 { "</w:t>
-            </w:r>
-            <w:proofErr w:type="spellStart"/>
-            <w:r>
-              <w:t>error</w:t>
-            </w:r>
-            <w:proofErr w:type="spellEnd"/>
-            <w:r>
-              <w:t>": "</w:t>
-            </w:r>
-            <w:proofErr w:type="spellStart"/>
-            <w:r>
-              <w:t>topic_id</w:t>
-            </w:r>
-            <w:proofErr w:type="spellEnd"/>
-            <w:r>
-              <w:t xml:space="preserve">, </w:t>
-            </w:r>
-            <w:proofErr w:type="spellStart"/>
-            <w:r>
-              <w:t>description</w:t>
-            </w:r>
-            <w:proofErr w:type="spellEnd"/>
-            <w:r>
-              <w:t xml:space="preserve"> und </w:t>
-            </w:r>
-            <w:proofErr w:type="spellStart"/>
-            <w:r>
-              <w:t>deadline</w:t>
-            </w:r>
-            <w:proofErr w:type="spellEnd"/>
-            <w:r>
-              <w:t xml:space="preserve"> sind erforderlich" }</w:t>
+              <w:t>400 { "error": "topic_id, description und deadline sind erforderlich" }</w:t>
             </w:r>
           </w:p>
           <w:p>
             <w:r>
-              <w:t>404 { "</w:t>
-            </w:r>
-            <w:proofErr w:type="spellStart"/>
-            <w:r>
-              <w:t>error</w:t>
-            </w:r>
-            <w:proofErr w:type="spellEnd"/>
-            <w:r>
-              <w:t>": "Thema nicht gefunden" }</w:t>
+              <w:t>404 { "error": "Thema nicht gefunden" }</w:t>
             </w:r>
           </w:p>
         </w:tc>
@@ -6967,35 +6557,7 @@
               <w:rPr>
                 <w:lang w:val="en-US"/>
               </w:rPr>
-              <w:t>/</w:t>
-            </w:r>
-            <w:proofErr w:type="spellStart"/>
-            <w:r>
-              <w:rPr>
-                <w:lang w:val="en-US"/>
-              </w:rPr>
-              <w:t>learning_goals</w:t>
-            </w:r>
-            <w:proofErr w:type="spellEnd"/>
-            <w:r>
-              <w:rPr>
-                <w:lang w:val="en-US"/>
-              </w:rPr>
-              <w:t>/&lt;</w:t>
-            </w:r>
-            <w:proofErr w:type="spellStart"/>
-            <w:r>
-              <w:rPr>
-                <w:lang w:val="en-US"/>
-              </w:rPr>
-              <w:t>int:goal_id</w:t>
-            </w:r>
-            <w:proofErr w:type="spellEnd"/>
-            <w:r>
-              <w:rPr>
-                <w:lang w:val="en-US"/>
-              </w:rPr>
-              <w:t>&gt;</w:t>
+              <w:t>/learning_goals/&lt;int:goal_id&gt;</w:t>
             </w:r>
           </w:p>
         </w:tc>
@@ -7017,13 +6579,8 @@
           </w:tcPr>
           <w:p>
             <w:r>
-              <w:t xml:space="preserve">Cookie: </w:t>
-            </w:r>
-            <w:proofErr w:type="spellStart"/>
-            <w:r>
-              <w:t>auth_token</w:t>
-            </w:r>
-            <w:proofErr w:type="spellEnd"/>
+              <w:t>Cookie: auth_token</w:t>
+            </w:r>
           </w:p>
         </w:tc>
         <w:tc>
@@ -7044,23 +6601,7 @@
           </w:tcPr>
           <w:p>
             <w:r>
-              <w:t>200 { "</w:t>
-            </w:r>
-            <w:proofErr w:type="spellStart"/>
-            <w:r>
-              <w:t>id</w:t>
-            </w:r>
-            <w:proofErr w:type="spellEnd"/>
-            <w:r>
-              <w:t>": 1, "</w:t>
-            </w:r>
-            <w:proofErr w:type="spellStart"/>
-            <w:r>
-              <w:t>topic_name</w:t>
-            </w:r>
-            <w:proofErr w:type="spellEnd"/>
-            <w:r>
-              <w:t>"</w:t>
+              <w:t>200 { "id": 1, "topic_name"</w:t>
             </w:r>
             <w:r>
               <w:lastRenderedPageBreak/>
@@ -7068,15 +6609,7 @@
             </w:r>
             <w:r>
               <w:br/>
-              <w:t>404 { "</w:t>
-            </w:r>
-            <w:proofErr w:type="spellStart"/>
-            <w:r>
-              <w:t>error</w:t>
-            </w:r>
-            <w:proofErr w:type="spellEnd"/>
-            <w:r>
-              <w:t>": "Lernziel nicht gefunden" }</w:t>
+              <w:t>404 { "error": "Lernziel nicht gefunden" }</w:t>
             </w:r>
           </w:p>
         </w:tc>
@@ -7172,13 +6705,8 @@
           </w:tcPr>
           <w:p>
             <w:r>
-              <w:t>/</w:t>
-            </w:r>
-            <w:proofErr w:type="spellStart"/>
-            <w:r>
-              <w:t>study_methods</w:t>
-            </w:r>
-            <w:proofErr w:type="spellEnd"/>
+              <w:t>/study_methods</w:t>
+            </w:r>
           </w:p>
         </w:tc>
         <w:tc>
@@ -7207,35 +6735,7 @@
               <w:rPr>
                 <w:lang w:val="en-US"/>
               </w:rPr>
-              <w:t>{ "</w:t>
-            </w:r>
-            <w:proofErr w:type="spellStart"/>
-            <w:r>
-              <w:rPr>
-                <w:lang w:val="en-US"/>
-              </w:rPr>
-              <w:t>goal_id</w:t>
-            </w:r>
-            <w:proofErr w:type="spellEnd"/>
-            <w:r>
-              <w:rPr>
-                <w:lang w:val="en-US"/>
-              </w:rPr>
-              <w:t>": 1, "type": "video", "content": "</w:t>
-            </w:r>
-            <w:proofErr w:type="spellStart"/>
-            <w:r>
-              <w:rPr>
-                <w:lang w:val="en-US"/>
-              </w:rPr>
-              <w:t>youtube_id</w:t>
-            </w:r>
-            <w:proofErr w:type="spellEnd"/>
-            <w:r>
-              <w:rPr>
-                <w:lang w:val="en-US"/>
-              </w:rPr>
-              <w:t>" }</w:t>
+              <w:t>{ "goal_id": 1, "type": "video", "content": "youtube_id" }</w:t>
             </w:r>
           </w:p>
         </w:tc>
@@ -7265,21 +6765,7 @@
               <w:rPr>
                 <w:lang w:val="en-US"/>
               </w:rPr>
-              <w:t xml:space="preserve">201 { "message": "Methode </w:t>
-            </w:r>
-            <w:proofErr w:type="spellStart"/>
-            <w:r>
-              <w:rPr>
-                <w:lang w:val="en-US"/>
-              </w:rPr>
-              <w:t>gespeichert</w:t>
-            </w:r>
-            <w:proofErr w:type="spellEnd"/>
-            <w:r>
-              <w:rPr>
-                <w:lang w:val="en-US"/>
-              </w:rPr>
-              <w:t>", "method": { ... } }</w:t>
+              <w:t>201 { "message": "Methode gespeichert", "method": { ... } }</w:t>
             </w:r>
             <w:r>
               <w:rPr>
@@ -7384,35 +6870,7 @@
               <w:rPr>
                 <w:lang w:val="en-US"/>
               </w:rPr>
-              <w:t>/</w:t>
-            </w:r>
-            <w:proofErr w:type="spellStart"/>
-            <w:r>
-              <w:rPr>
-                <w:lang w:val="en-US"/>
-              </w:rPr>
-              <w:t>study_methods</w:t>
-            </w:r>
-            <w:proofErr w:type="spellEnd"/>
-            <w:r>
-              <w:rPr>
-                <w:lang w:val="en-US"/>
-              </w:rPr>
-              <w:t>/&lt;</w:t>
-            </w:r>
-            <w:proofErr w:type="spellStart"/>
-            <w:r>
-              <w:rPr>
-                <w:lang w:val="en-US"/>
-              </w:rPr>
-              <w:t>int:goal_id</w:t>
-            </w:r>
-            <w:proofErr w:type="spellEnd"/>
-            <w:r>
-              <w:rPr>
-                <w:lang w:val="en-US"/>
-              </w:rPr>
-              <w:t>&gt;</w:t>
+              <w:t>/study_methods/&lt;int:goal_id&gt;</w:t>
             </w:r>
           </w:p>
         </w:tc>
@@ -7434,13 +6892,8 @@
           </w:tcPr>
           <w:p>
             <w:r>
-              <w:t xml:space="preserve">Cookie: </w:t>
-            </w:r>
-            <w:proofErr w:type="spellStart"/>
-            <w:r>
-              <w:t>auth_token</w:t>
-            </w:r>
-            <w:proofErr w:type="spellEnd"/>
+              <w:t>Cookie: auth_token</w:t>
+            </w:r>
           </w:p>
         </w:tc>
         <w:tc>
@@ -7469,21 +6922,7 @@
               <w:rPr>
                 <w:lang w:val="en-US"/>
               </w:rPr>
-              <w:t>200 [ { "id": 1, "</w:t>
-            </w:r>
-            <w:proofErr w:type="spellStart"/>
-            <w:r>
-              <w:rPr>
-                <w:lang w:val="en-US"/>
-              </w:rPr>
-              <w:t>method_type</w:t>
-            </w:r>
-            <w:proofErr w:type="spellEnd"/>
-            <w:r>
-              <w:rPr>
-                <w:lang w:val="en-US"/>
-              </w:rPr>
-              <w:t>": "video", ... }, ... ]</w:t>
+              <w:t>200 [ { "id": 1, "method_type": "video", ... }, ... ]</w:t>
             </w:r>
             <w:r>
               <w:rPr>
@@ -7588,49 +7027,7 @@
               <w:rPr>
                 <w:lang w:val="en-US"/>
               </w:rPr>
-              <w:t>/</w:t>
-            </w:r>
-            <w:proofErr w:type="spellStart"/>
-            <w:r>
-              <w:rPr>
-                <w:lang w:val="en-US"/>
-              </w:rPr>
-              <w:t>study_methods</w:t>
-            </w:r>
-            <w:proofErr w:type="spellEnd"/>
-            <w:r>
-              <w:rPr>
-                <w:lang w:val="en-US"/>
-              </w:rPr>
-              <w:t>/&lt;</w:t>
-            </w:r>
-            <w:proofErr w:type="spellStart"/>
-            <w:r>
-              <w:rPr>
-                <w:lang w:val="en-US"/>
-              </w:rPr>
-              <w:t>int:goal_id</w:t>
-            </w:r>
-            <w:proofErr w:type="spellEnd"/>
-            <w:r>
-              <w:rPr>
-                <w:lang w:val="en-US"/>
-              </w:rPr>
-              <w:t>&gt;/&lt;</w:t>
-            </w:r>
-            <w:proofErr w:type="spellStart"/>
-            <w:r>
-              <w:rPr>
-                <w:lang w:val="en-US"/>
-              </w:rPr>
-              <w:t>string:content</w:t>
-            </w:r>
-            <w:proofErr w:type="spellEnd"/>
-            <w:r>
-              <w:rPr>
-                <w:lang w:val="en-US"/>
-              </w:rPr>
-              <w:t>&gt;</w:t>
+              <w:t>/study_methods/&lt;int:goal_id&gt;/&lt;string:content&gt;</w:t>
             </w:r>
           </w:p>
         </w:tc>
@@ -7652,13 +7049,8 @@
           </w:tcPr>
           <w:p>
             <w:r>
-              <w:t xml:space="preserve">Cookie: </w:t>
-            </w:r>
-            <w:proofErr w:type="spellStart"/>
-            <w:r>
-              <w:t>auth_token</w:t>
-            </w:r>
-            <w:proofErr w:type="spellEnd"/>
+              <w:t>Cookie: auth_token</w:t>
+            </w:r>
           </w:p>
         </w:tc>
         <w:tc>
@@ -7679,27 +7071,11 @@
           </w:tcPr>
           <w:p>
             <w:r>
-              <w:t>200 { "</w:t>
-            </w:r>
-            <w:proofErr w:type="spellStart"/>
-            <w:r>
-              <w:t>message</w:t>
-            </w:r>
-            <w:proofErr w:type="spellEnd"/>
-            <w:r>
-              <w:t>": "Methode erfolgreich gelöscht" }</w:t>
+              <w:t>200 { "message": "Methode erfolgreich gelöscht" }</w:t>
             </w:r>
             <w:r>
               <w:br/>
-              <w:t>404 { "</w:t>
-            </w:r>
-            <w:proofErr w:type="spellStart"/>
-            <w:r>
-              <w:t>error</w:t>
-            </w:r>
-            <w:proofErr w:type="spellEnd"/>
-            <w:r>
-              <w:t>": "Methode nicht gefunden" }</w:t>
+              <w:t>404 { "error": "Methode nicht gefunden" }</w:t>
             </w:r>
           </w:p>
         </w:tc>
@@ -7721,15 +7097,7 @@
           </w:tcPr>
           <w:p>
             <w:r>
-              <w:t>Löscht eine Lernmethode anhand der </w:t>
-            </w:r>
-            <w:proofErr w:type="spellStart"/>
-            <w:r>
-              <w:t>content</w:t>
-            </w:r>
-            <w:proofErr w:type="spellEnd"/>
-            <w:r>
-              <w:t>-ID</w:t>
+              <w:t>Löscht eine Lernmethode anhand der content-ID</w:t>
             </w:r>
           </w:p>
         </w:tc>
@@ -7802,13 +7170,8 @@
               </w:rPr>
             </w:pPr>
             <w:r>
-              <w:t>/</w:t>
-            </w:r>
-            <w:proofErr w:type="spellStart"/>
-            <w:r>
-              <w:t>youtube-search</w:t>
-            </w:r>
-            <w:proofErr w:type="spellEnd"/>
+              <w:t>/youtube-search</w:t>
+            </w:r>
           </w:p>
         </w:tc>
         <w:tc>
@@ -7867,21 +7230,7 @@
               <w:rPr>
                 <w:lang w:val="en-US"/>
               </w:rPr>
-              <w:t>200 [ { "</w:t>
-            </w:r>
-            <w:proofErr w:type="spellStart"/>
-            <w:r>
-              <w:rPr>
-                <w:lang w:val="en-US"/>
-              </w:rPr>
-              <w:t>videoId</w:t>
-            </w:r>
-            <w:proofErr w:type="spellEnd"/>
-            <w:r>
-              <w:rPr>
-                <w:lang w:val="en-US"/>
-              </w:rPr>
-              <w:t>": "abc123", "title": "Algebra Basics", ... }, ... ]</w:t>
+              <w:t>200 [ { "videoId": "abc123", "title": "Algebra Basics", ... }, ... ]</w:t>
             </w:r>
           </w:p>
         </w:tc>
@@ -8001,15 +7350,7 @@
         <w:t>Backend</w:t>
       </w:r>
       <w:r>
-        <w:t xml:space="preserve">: </w:t>
-      </w:r>
-      <w:proofErr w:type="spellStart"/>
-      <w:r>
-        <w:t>Flask</w:t>
-      </w:r>
-      <w:proofErr w:type="spellEnd"/>
-      <w:r>
-        <w:t>-basierte REST-API zur Datenverarbeitung.</w:t>
+        <w:t>: Flask-basierte REST-API zur Datenverarbeitung.</w:t>
       </w:r>
     </w:p>
     <w:p>
@@ -8023,15 +7364,7 @@
         <w:t>Datenbank</w:t>
       </w:r>
       <w:r>
-        <w:t xml:space="preserve">: SQLite (Entwicklung) mit </w:t>
-      </w:r>
-      <w:proofErr w:type="spellStart"/>
-      <w:r>
-        <w:t>SQLAlchemy</w:t>
-      </w:r>
-      <w:proofErr w:type="spellEnd"/>
-      <w:r>
-        <w:t xml:space="preserve"> als ORM.</w:t>
+        <w:t>: SQLite (Entwicklung) mit SQLAlchemy als ORM.</w:t>
       </w:r>
     </w:p>
     <w:p>
@@ -8128,13 +7461,8 @@
       <w:r>
         <w:t xml:space="preserve"> Der Request wird durch die </w:t>
       </w:r>
-      <w:proofErr w:type="spellStart"/>
-      <w:r>
-        <w:t>Flask</w:t>
-      </w:r>
-      <w:proofErr w:type="spellEnd"/>
-      <w:r>
-        <w:t>-API validiert</w:t>
+      <w:r>
+        <w:t>Flask-API validiert</w:t>
       </w:r>
       <w:r>
         <w:t>. D</w:t>
@@ -8245,21 +7573,11 @@
       <w:r>
         <w:t xml:space="preserve"> verfahren erstellt. Durch die Funktion </w:t>
       </w:r>
-      <w:proofErr w:type="spellStart"/>
       <w:r>
         <w:t>generate_token</w:t>
       </w:r>
-      <w:proofErr w:type="spellEnd"/>
-      <w:r>
-        <w:t xml:space="preserve"> wird ein 32-stelliger hexadezimal Zufallstoken erstellt. Dies stellt eine sehr hohe Sicherheit gegen Brute-</w:t>
-      </w:r>
-      <w:proofErr w:type="spellStart"/>
-      <w:r>
-        <w:t>Froce</w:t>
-      </w:r>
-      <w:proofErr w:type="spellEnd"/>
-      <w:r>
-        <w:t xml:space="preserve">-Angriffe. Ebenso wird so eine hohe Wahrscheinlichkeit auf die </w:t>
+      <w:r>
+        <w:t xml:space="preserve"> wird ein 32-stelliger hexadezimal Zufallstoken erstellt. Dies stellt eine sehr hohe Sicherheit gegen Brute-Froce-Angriffe. Ebenso wird so eine hohe Wahrscheinlichkeit auf die </w:t>
       </w:r>
       <w:r>
         <w:t>Einzigartigkeit</w:t>
@@ -8269,50 +7587,11 @@
       </w:r>
       <w:r>
         <w:br/>
-      </w:r>
-      <w:proofErr w:type="spellStart"/>
-      <w:r>
-        <w:t>def</w:t>
-      </w:r>
-      <w:proofErr w:type="spellEnd"/>
-      <w:r>
-        <w:t xml:space="preserve"> </w:t>
-      </w:r>
-      <w:proofErr w:type="spellStart"/>
-      <w:r>
-        <w:t>generate_token</w:t>
-      </w:r>
-      <w:proofErr w:type="spellEnd"/>
-      <w:r>
-        <w:t>(</w:t>
-      </w:r>
-      <w:proofErr w:type="spellStart"/>
-      <w:r>
-        <w:t>self</w:t>
-      </w:r>
-      <w:proofErr w:type="spellEnd"/>
-      <w:r>
-        <w:t xml:space="preserve">):  </w:t>
+        <w:t xml:space="preserve">def generate_token(self):  </w:t>
       </w:r>
       <w:r>
         <w:br/>
-        <w:t xml:space="preserve">        </w:t>
-      </w:r>
-      <w:proofErr w:type="spellStart"/>
-      <w:r>
-        <w:t>return</w:t>
-      </w:r>
-      <w:proofErr w:type="spellEnd"/>
-      <w:r>
-        <w:t xml:space="preserve"> </w:t>
-      </w:r>
-      <w:proofErr w:type="spellStart"/>
-      <w:r>
-        <w:t>secrets.token_hex</w:t>
-      </w:r>
-      <w:proofErr w:type="spellEnd"/>
-      <w:r>
-        <w:t xml:space="preserve">(16) </w:t>
+        <w:t xml:space="preserve">        return secrets.token_hex(16) </w:t>
       </w:r>
       <w:r>
         <w:br/>
@@ -8329,50 +7608,13 @@
         <w:br/>
       </w:r>
       <w:r>
-        <w:t xml:space="preserve">Die Funktion </w:t>
-      </w:r>
-      <w:proofErr w:type="spellStart"/>
-      <w:r>
-        <w:t>is_token_valid</w:t>
-      </w:r>
-      <w:proofErr w:type="spellEnd"/>
-      <w:r>
-        <w:t xml:space="preserve"> prüft ob der Token innerhalb der gewünschten Gültigkeitsdauer liegt. In der Funktion wird das Erstelldatum des Tokens mit der aktuellen Zeitverglichen. Abgelaufene Tokens werden so sofort erkannt und als ungültig markiert, was die Session-Sicherheit erhöht. </w:t>
+        <w:t xml:space="preserve">Die Funktion is_token_valid prüft ob der Token innerhalb der gewünschten Gültigkeitsdauer liegt. In der Funktion wird das Erstelldatum des Tokens mit der aktuellen Zeitverglichen. Abgelaufene Tokens werden so sofort erkannt und als ungültig markiert, was die Session-Sicherheit erhöht. </w:t>
       </w:r>
       <w:r>
         <w:br/>
       </w:r>
-      <w:proofErr w:type="spellStart"/>
-      <w:r>
-        <w:t>def</w:t>
-      </w:r>
-      <w:proofErr w:type="spellEnd"/>
-      <w:r>
-        <w:t xml:space="preserve"> </w:t>
-      </w:r>
-      <w:proofErr w:type="spellStart"/>
-      <w:r>
-        <w:t>is_token_valid</w:t>
-      </w:r>
-      <w:proofErr w:type="spellEnd"/>
-      <w:r>
-        <w:t>(</w:t>
-      </w:r>
-      <w:proofErr w:type="spellStart"/>
-      <w:r>
-        <w:t>self</w:t>
-      </w:r>
-      <w:proofErr w:type="spellEnd"/>
-      <w:r>
-        <w:t xml:space="preserve">, </w:t>
-      </w:r>
-      <w:proofErr w:type="spellStart"/>
-      <w:r>
-        <w:t>token</w:t>
-      </w:r>
-      <w:proofErr w:type="spellEnd"/>
-      <w:r>
-        <w:t>):</w:t>
+      <w:r>
+        <w:t>def is_token_valid(self, token):</w:t>
       </w:r>
       <w:r>
         <w:rPr>
@@ -8382,533 +7624,119 @@
         <w:br/>
         <w:t xml:space="preserve">    </w:t>
       </w:r>
-      <w:proofErr w:type="spellStart"/>
-      <w:r>
-        <w:t>token_instance</w:t>
-      </w:r>
-      <w:proofErr w:type="spellEnd"/>
-      <w:r>
-        <w:t xml:space="preserve"> = </w:t>
-      </w:r>
-      <w:proofErr w:type="spellStart"/>
-      <w:r>
-        <w:t>Token.query.filter_by</w:t>
-      </w:r>
-      <w:proofErr w:type="spellEnd"/>
-      <w:r>
-        <w:t>(</w:t>
-      </w:r>
-      <w:proofErr w:type="spellStart"/>
-      <w:r>
-        <w:t>token</w:t>
-      </w:r>
-      <w:proofErr w:type="spellEnd"/>
-      <w:r>
-        <w:t>=</w:t>
-      </w:r>
-      <w:proofErr w:type="spellStart"/>
-      <w:r>
-        <w:t>token</w:t>
-      </w:r>
-      <w:proofErr w:type="spellEnd"/>
-      <w:r>
-        <w:t>).</w:t>
-      </w:r>
-      <w:proofErr w:type="spellStart"/>
-      <w:r>
-        <w:t>first</w:t>
-      </w:r>
-      <w:proofErr w:type="spellEnd"/>
-      <w:r>
-        <w:t>()</w:t>
-      </w:r>
-      <w:r>
+      <w:r>
+        <w:t>token_instance = Token.query.filter_by(token=token).first()</w:t>
+      </w:r>
+      <w:r>
+        <w:br/>
+        <w:t xml:space="preserve">    if token_instance:</w:t>
+      </w:r>
+      <w:r>
+        <w:br/>
+        <w:t xml:space="preserve">        creation_time = datetime.fromtimestamp(token_instance.token_erstelldatum.timestamp())  # Konvertiere zurück</w:t>
+      </w:r>
+      <w:r>
+        <w:br/>
+        <w:t xml:space="preserve">        if datetime.now() - creation_time &lt; timedelta(seconds=self.token_lifetime):</w:t>
+      </w:r>
+      <w:r>
+        <w:br/>
+        <w:t xml:space="preserve">            return True</w:t>
+      </w:r>
+      <w:r>
+        <w:br/>
+        <w:t xml:space="preserve">    return False</w:t>
+      </w:r>
+      <w:r>
+        <w:br/>
+      </w:r>
+    </w:p>
+    <w:p>
+      <w:r>
+        <w:rPr>
+          <w:rStyle w:val="berschrift4Zchn"/>
+        </w:rPr>
+        <w:t>Selbstreinigender Token-Mechanismus</w:t>
+      </w:r>
+      <w:r>
+        <w:br/>
+        <w:t>Bei jeder Benutzeranmeldung wird der Prozess get_or_create_token </w:t>
+      </w:r>
+      <w:r>
+        <w:t>aufgerufen</w:t>
+      </w:r>
+      <w:r>
+        <w:t>:</w:t>
+      </w:r>
+      <w:r>
+        <w:br/>
+        <w:t xml:space="preserve">Die Funktion prüft ob der Token noch gültig ist somit können Redundanzen verhindert werden. Die Abgelaufen Tokens werden sofort aus der Datenbank entfernt und ein neuer generiert. Mit dem neuen Token kann nun eine unterbrechungsfreie Sitzung gewährleistet werden. </w:t>
+      </w:r>
+      <w:r>
+        <w:br/>
+      </w:r>
+      <w:r>
+        <w:t>def get_or_create_token(self, user_id):</w:t>
+      </w:r>
+      <w:r>
+        <w:rPr>
+          <w:i/>
+          <w:iCs/>
+        </w:rPr>
         <w:br/>
         <w:t xml:space="preserve">    </w:t>
       </w:r>
-      <w:proofErr w:type="spellStart"/>
-      <w:r>
-        <w:t>if</w:t>
-      </w:r>
-      <w:proofErr w:type="spellEnd"/>
-      <w:r>
-        <w:t xml:space="preserve"> </w:t>
-      </w:r>
-      <w:proofErr w:type="spellStart"/>
-      <w:r>
-        <w:t>token_instance</w:t>
-      </w:r>
-      <w:proofErr w:type="spellEnd"/>
-      <w:r>
-        <w:t>:</w:t>
+      <w:r>
+        <w:t>token_instance = Token.query.filter_by(user_id=user_id).first()</w:t>
       </w:r>
       <w:r>
         <w:br/>
-        <w:t xml:space="preserve">        </w:t>
-      </w:r>
-      <w:proofErr w:type="spellStart"/>
-      <w:r>
-        <w:t>creation_time</w:t>
-      </w:r>
-      <w:proofErr w:type="spellEnd"/>
-      <w:r>
-        <w:t xml:space="preserve"> = datetime.fromtimestamp(token_instance.token_erstelldatum.timestamp())  # Konvertiere zurück</w:t>
+        <w:t xml:space="preserve">    if token_instance:</w:t>
       </w:r>
       <w:r>
         <w:br/>
-        <w:t xml:space="preserve">        </w:t>
-      </w:r>
-      <w:proofErr w:type="spellStart"/>
-      <w:r>
-        <w:t>if</w:t>
-      </w:r>
-      <w:proofErr w:type="spellEnd"/>
-      <w:r>
-        <w:t xml:space="preserve"> </w:t>
-      </w:r>
-      <w:proofErr w:type="spellStart"/>
-      <w:r>
-        <w:t>datetime.now</w:t>
-      </w:r>
-      <w:proofErr w:type="spellEnd"/>
-      <w:r>
-        <w:t xml:space="preserve">() - </w:t>
-      </w:r>
-      <w:proofErr w:type="spellStart"/>
-      <w:r>
-        <w:t>creation_time</w:t>
-      </w:r>
-      <w:proofErr w:type="spellEnd"/>
-      <w:r>
-        <w:t xml:space="preserve"> &lt; </w:t>
-      </w:r>
-      <w:proofErr w:type="spellStart"/>
-      <w:r>
-        <w:t>timedelta</w:t>
-      </w:r>
-      <w:proofErr w:type="spellEnd"/>
-      <w:r>
-        <w:t>(</w:t>
-      </w:r>
-      <w:proofErr w:type="spellStart"/>
-      <w:r>
-        <w:t>seconds</w:t>
-      </w:r>
-      <w:proofErr w:type="spellEnd"/>
-      <w:r>
-        <w:t>=</w:t>
-      </w:r>
-      <w:proofErr w:type="spellStart"/>
-      <w:r>
-        <w:t>self.token_lifetime</w:t>
-      </w:r>
-      <w:proofErr w:type="spellEnd"/>
-      <w:r>
-        <w:t>):</w:t>
+        <w:t xml:space="preserve">        current_time = datetime.now()</w:t>
       </w:r>
       <w:r>
         <w:br/>
-        <w:t xml:space="preserve">            </w:t>
-      </w:r>
-      <w:proofErr w:type="spellStart"/>
-      <w:r>
-        <w:t>return</w:t>
-      </w:r>
-      <w:proofErr w:type="spellEnd"/>
-      <w:r>
-        <w:t xml:space="preserve"> True</w:t>
+        <w:t xml:space="preserve">        if self.is_token_valid(token_instance.token):</w:t>
       </w:r>
       <w:r>
         <w:br/>
-        <w:t xml:space="preserve">    </w:t>
-      </w:r>
-      <w:proofErr w:type="spellStart"/>
-      <w:r>
-        <w:t>return</w:t>
-      </w:r>
-      <w:proofErr w:type="spellEnd"/>
-      <w:r>
-        <w:t xml:space="preserve"> </w:t>
-      </w:r>
-      <w:proofErr w:type="spellStart"/>
-      <w:r>
-        <w:t>False</w:t>
-      </w:r>
-      <w:proofErr w:type="spellEnd"/>
+        <w:t xml:space="preserve">            return token_instance.token</w:t>
+      </w:r>
       <w:r>
         <w:br/>
-      </w:r>
-    </w:p>
-    <w:p>
-      <w:r>
-        <w:rPr>
-          <w:rStyle w:val="berschrift4Zchn"/>
-        </w:rPr>
-        <w:t>Selbstreinigender Token-Mechanismus</w:t>
+        <w:t xml:space="preserve">        else:</w:t>
       </w:r>
       <w:r>
         <w:br/>
-        <w:t>Bei jeder Benutzeranmeldung wird der Prozess </w:t>
-      </w:r>
-      <w:proofErr w:type="spellStart"/>
-      <w:r>
-        <w:t>get_or_create_token</w:t>
-      </w:r>
-      <w:proofErr w:type="spellEnd"/>
-      <w:r>
-        <w:t> </w:t>
-      </w:r>
-      <w:r>
-        <w:t>aufgerufen</w:t>
-      </w:r>
-      <w:r>
-        <w:t>:</w:t>
+        <w:t xml:space="preserve">            db.session.delete(token_instance)</w:t>
       </w:r>
       <w:r>
         <w:br/>
-        <w:t xml:space="preserve">Die Funktion prüft ob der Token noch gültig ist somit können Redundanzen verhindert werden. Die Abgelaufen Tokens werden sofort aus der Datenbank entfernt und ein neuer generiert. Mit dem neuen Token kann nun eine unterbrechungsfreie Sitzung gewährleistet werden. </w:t>
+        <w:t xml:space="preserve">            db.session.commit()</w:t>
       </w:r>
       <w:r>
         <w:br/>
-      </w:r>
-      <w:proofErr w:type="spellStart"/>
-      <w:r>
-        <w:t>def</w:t>
-      </w:r>
-      <w:proofErr w:type="spellEnd"/>
-      <w:r>
-        <w:t xml:space="preserve"> </w:t>
-      </w:r>
-      <w:proofErr w:type="spellStart"/>
-      <w:r>
-        <w:t>get_or_create_token</w:t>
-      </w:r>
-      <w:proofErr w:type="spellEnd"/>
-      <w:r>
-        <w:t>(</w:t>
-      </w:r>
-      <w:proofErr w:type="spellStart"/>
-      <w:r>
-        <w:t>self</w:t>
-      </w:r>
-      <w:proofErr w:type="spellEnd"/>
-      <w:r>
-        <w:t xml:space="preserve">, </w:t>
-      </w:r>
-      <w:proofErr w:type="spellStart"/>
-      <w:r>
-        <w:t>user_id</w:t>
-      </w:r>
-      <w:proofErr w:type="spellEnd"/>
-      <w:r>
-        <w:t>):</w:t>
-      </w:r>
-      <w:r>
-        <w:rPr>
-          <w:i/>
-          <w:iCs/>
-        </w:rPr>
+        <w:t xml:space="preserve">    new_token = self.generate_token()</w:t>
+      </w:r>
+      <w:r>
         <w:br/>
-        <w:t xml:space="preserve">    </w:t>
-      </w:r>
-      <w:proofErr w:type="spellStart"/>
-      <w:r>
-        <w:t>token_instance</w:t>
-      </w:r>
-      <w:proofErr w:type="spellEnd"/>
-      <w:r>
-        <w:t xml:space="preserve"> = </w:t>
-      </w:r>
-      <w:proofErr w:type="spellStart"/>
-      <w:r>
-        <w:t>Token.query.filter_by</w:t>
-      </w:r>
-      <w:proofErr w:type="spellEnd"/>
-      <w:r>
-        <w:t>(</w:t>
-      </w:r>
-      <w:proofErr w:type="spellStart"/>
-      <w:r>
-        <w:t>user_id</w:t>
-      </w:r>
-      <w:proofErr w:type="spellEnd"/>
-      <w:r>
-        <w:t>=</w:t>
-      </w:r>
-      <w:proofErr w:type="spellStart"/>
-      <w:r>
-        <w:t>user_id</w:t>
-      </w:r>
-      <w:proofErr w:type="spellEnd"/>
-      <w:r>
-        <w:t>).</w:t>
-      </w:r>
-      <w:proofErr w:type="spellStart"/>
-      <w:r>
-        <w:t>first</w:t>
-      </w:r>
-      <w:proofErr w:type="spellEnd"/>
-      <w:r>
-        <w:t>()</w:t>
+        <w:t xml:space="preserve">    new_token_instance = Token(token=new_token, token_erstelldatum=datetime.now(), user_id=user_id)</w:t>
       </w:r>
       <w:r>
         <w:br/>
-        <w:t xml:space="preserve">    </w:t>
-      </w:r>
-      <w:proofErr w:type="spellStart"/>
-      <w:r>
-        <w:t>if</w:t>
-      </w:r>
-      <w:proofErr w:type="spellEnd"/>
-      <w:r>
-        <w:t xml:space="preserve"> </w:t>
-      </w:r>
-      <w:proofErr w:type="spellStart"/>
-      <w:r>
-        <w:t>token_instance</w:t>
-      </w:r>
-      <w:proofErr w:type="spellEnd"/>
-      <w:r>
-        <w:t>:</w:t>
+        <w:t xml:space="preserve">    db.session.add(new_token_instance)</w:t>
       </w:r>
       <w:r>
         <w:br/>
-        <w:t xml:space="preserve">        </w:t>
-      </w:r>
-      <w:proofErr w:type="spellStart"/>
-      <w:r>
-        <w:t>current_time</w:t>
-      </w:r>
-      <w:proofErr w:type="spellEnd"/>
-      <w:r>
-        <w:t xml:space="preserve"> = </w:t>
-      </w:r>
-      <w:proofErr w:type="spellStart"/>
-      <w:r>
-        <w:t>datetime.now</w:t>
-      </w:r>
-      <w:proofErr w:type="spellEnd"/>
-      <w:r>
-        <w:t>()</w:t>
+        <w:t xml:space="preserve">    db.session.commit()</w:t>
       </w:r>
       <w:r>
         <w:br/>
-        <w:t xml:space="preserve">        </w:t>
-      </w:r>
-      <w:proofErr w:type="spellStart"/>
-      <w:r>
-        <w:t>if</w:t>
-      </w:r>
-      <w:proofErr w:type="spellEnd"/>
-      <w:r>
-        <w:t xml:space="preserve"> </w:t>
-      </w:r>
-      <w:proofErr w:type="spellStart"/>
-      <w:r>
-        <w:t>self.is_token_valid</w:t>
-      </w:r>
-      <w:proofErr w:type="spellEnd"/>
-      <w:r>
-        <w:t>(</w:t>
-      </w:r>
-      <w:proofErr w:type="spellStart"/>
-      <w:r>
-        <w:t>token_instance.token</w:t>
-      </w:r>
-      <w:proofErr w:type="spellEnd"/>
-      <w:r>
-        <w:t>):</w:t>
-      </w:r>
-      <w:r>
-        <w:br/>
-        <w:t xml:space="preserve">            </w:t>
-      </w:r>
-      <w:proofErr w:type="spellStart"/>
-      <w:r>
-        <w:t>return</w:t>
-      </w:r>
-      <w:proofErr w:type="spellEnd"/>
-      <w:r>
-        <w:t xml:space="preserve"> </w:t>
-      </w:r>
-      <w:proofErr w:type="spellStart"/>
-      <w:r>
-        <w:t>token_instance.token</w:t>
-      </w:r>
-      <w:proofErr w:type="spellEnd"/>
-      <w:r>
-        <w:br/>
-        <w:t xml:space="preserve">        </w:t>
-      </w:r>
-      <w:proofErr w:type="spellStart"/>
-      <w:r>
-        <w:t>else</w:t>
-      </w:r>
-      <w:proofErr w:type="spellEnd"/>
-      <w:r>
-        <w:t>:</w:t>
-      </w:r>
-      <w:r>
-        <w:br/>
-        <w:t xml:space="preserve">            </w:t>
-      </w:r>
-      <w:proofErr w:type="spellStart"/>
-      <w:r>
-        <w:t>db.session.delete</w:t>
-      </w:r>
-      <w:proofErr w:type="spellEnd"/>
-      <w:r>
-        <w:t>(</w:t>
-      </w:r>
-      <w:proofErr w:type="spellStart"/>
-      <w:r>
-        <w:t>token_instance</w:t>
-      </w:r>
-      <w:proofErr w:type="spellEnd"/>
-      <w:r>
-        <w:t>)</w:t>
-      </w:r>
-      <w:r>
-        <w:br/>
-        <w:t xml:space="preserve">            </w:t>
-      </w:r>
-      <w:proofErr w:type="spellStart"/>
-      <w:r>
-        <w:t>db.session.commit</w:t>
-      </w:r>
-      <w:proofErr w:type="spellEnd"/>
-      <w:r>
-        <w:t>()</w:t>
-      </w:r>
-      <w:r>
-        <w:br/>
-        <w:t xml:space="preserve">    </w:t>
-      </w:r>
-      <w:proofErr w:type="spellStart"/>
-      <w:r>
-        <w:t>new_token</w:t>
-      </w:r>
-      <w:proofErr w:type="spellEnd"/>
-      <w:r>
-        <w:t xml:space="preserve"> = </w:t>
-      </w:r>
-      <w:proofErr w:type="spellStart"/>
-      <w:r>
-        <w:t>self.generate_token</w:t>
-      </w:r>
-      <w:proofErr w:type="spellEnd"/>
-      <w:r>
-        <w:t>()</w:t>
-      </w:r>
-      <w:r>
-        <w:br/>
-        <w:t xml:space="preserve">    </w:t>
-      </w:r>
-      <w:proofErr w:type="spellStart"/>
-      <w:r>
-        <w:t>new_token_instance</w:t>
-      </w:r>
-      <w:proofErr w:type="spellEnd"/>
-      <w:r>
-        <w:t xml:space="preserve"> = Token(</w:t>
-      </w:r>
-      <w:proofErr w:type="spellStart"/>
-      <w:r>
-        <w:t>token</w:t>
-      </w:r>
-      <w:proofErr w:type="spellEnd"/>
-      <w:r>
-        <w:t>=</w:t>
-      </w:r>
-      <w:proofErr w:type="spellStart"/>
-      <w:r>
-        <w:t>new_token</w:t>
-      </w:r>
-      <w:proofErr w:type="spellEnd"/>
-      <w:r>
-        <w:t xml:space="preserve">, </w:t>
-      </w:r>
-      <w:proofErr w:type="spellStart"/>
-      <w:r>
-        <w:t>token_erstelldatum</w:t>
-      </w:r>
-      <w:proofErr w:type="spellEnd"/>
-      <w:r>
-        <w:t>=</w:t>
-      </w:r>
-      <w:proofErr w:type="spellStart"/>
-      <w:r>
-        <w:t>datetime.now</w:t>
-      </w:r>
-      <w:proofErr w:type="spellEnd"/>
-      <w:r>
-        <w:t xml:space="preserve">(), </w:t>
-      </w:r>
-      <w:proofErr w:type="spellStart"/>
-      <w:r>
-        <w:t>user_id</w:t>
-      </w:r>
-      <w:proofErr w:type="spellEnd"/>
-      <w:r>
-        <w:t>=</w:t>
-      </w:r>
-      <w:proofErr w:type="spellStart"/>
-      <w:r>
-        <w:t>user_id</w:t>
-      </w:r>
-      <w:proofErr w:type="spellEnd"/>
-      <w:r>
-        <w:t>)</w:t>
-      </w:r>
-      <w:r>
-        <w:br/>
-        <w:t xml:space="preserve">    </w:t>
-      </w:r>
-      <w:proofErr w:type="spellStart"/>
-      <w:r>
-        <w:t>db.session.add</w:t>
-      </w:r>
-      <w:proofErr w:type="spellEnd"/>
-      <w:r>
-        <w:t>(</w:t>
-      </w:r>
-      <w:proofErr w:type="spellStart"/>
-      <w:r>
-        <w:t>new_token_instance</w:t>
-      </w:r>
-      <w:proofErr w:type="spellEnd"/>
-      <w:r>
-        <w:t>)</w:t>
-      </w:r>
-      <w:r>
-        <w:br/>
-        <w:t xml:space="preserve">    </w:t>
-      </w:r>
-      <w:proofErr w:type="spellStart"/>
-      <w:r>
-        <w:t>db.session.commit</w:t>
-      </w:r>
-      <w:proofErr w:type="spellEnd"/>
-      <w:r>
-        <w:t>()</w:t>
-      </w:r>
-      <w:r>
-        <w:br/>
-        <w:t xml:space="preserve"> </w:t>
-      </w:r>
-      <w:proofErr w:type="spellStart"/>
-      <w:r>
-        <w:t>return</w:t>
-      </w:r>
-      <w:proofErr w:type="spellEnd"/>
-      <w:r>
-        <w:t xml:space="preserve"> </w:t>
-      </w:r>
-      <w:proofErr w:type="spellStart"/>
-      <w:r>
-        <w:t>new_token</w:t>
-      </w:r>
-      <w:proofErr w:type="spellEnd"/>
+        <w:t xml:space="preserve"> return new_token</w:t>
+      </w:r>
       <w:r>
         <w:br/>
       </w:r>
@@ -8985,15 +7813,7 @@
     </w:p>
     <w:p>
       <w:r>
-        <w:t xml:space="preserve">Das Projekt verwendet kein </w:t>
-      </w:r>
-      <w:proofErr w:type="spellStart"/>
-      <w:r>
-        <w:t>Flask-Migrate</w:t>
-      </w:r>
-      <w:proofErr w:type="spellEnd"/>
-      <w:r>
-        <w:t> oder ähnliche Bibliotheken.</w:t>
+        <w:t>Das Projekt verwendet kein Flask-Migrate oder ähnliche Bibliotheken.</w:t>
       </w:r>
     </w:p>
     <w:p>
@@ -9020,35 +7840,13 @@
         <w:t xml:space="preserve">. Dies brachte allerdings auch den Nachteil mit das es einen Datenbankverlust gab. </w:t>
       </w:r>
       <w:r>
-        <w:t xml:space="preserve">Beim Neustart der Anwendung wurden die Tabellen durch den Befehl </w:t>
-      </w:r>
-      <w:proofErr w:type="spellStart"/>
-      <w:r>
-        <w:t>db.create_all</w:t>
-      </w:r>
-      <w:proofErr w:type="spellEnd"/>
-      <w:r>
-        <w:t xml:space="preserve">() automatisch neu erstellt. </w:t>
-      </w:r>
-      <w:r>
-        <w:rPr>
-          <w:lang w:val="en-US"/>
-        </w:rPr>
-        <w:t>(</w:t>
-      </w:r>
-      <w:proofErr w:type="spellStart"/>
-      <w:r>
-        <w:rPr>
-          <w:lang w:val="en-US"/>
-        </w:rPr>
-        <w:t>siehe</w:t>
-      </w:r>
-      <w:proofErr w:type="spellEnd"/>
-      <w:r>
-        <w:rPr>
-          <w:lang w:val="en-US"/>
-        </w:rPr>
-        <w:t> main() in views.py).</w:t>
+        <w:t xml:space="preserve">Beim Neustart der Anwendung wurden die Tabellen durch den Befehl db.create_all() automatisch neu erstellt. </w:t>
+      </w:r>
+      <w:r>
+        <w:rPr>
+          <w:lang w:val="en-US"/>
+        </w:rPr>
+        <w:t>(siehe main() in views.py).</w:t>
       </w:r>
     </w:p>
     <w:p>
@@ -9080,62 +7878,20 @@
         <w:rPr>
           <w:lang w:val="en-US"/>
         </w:rPr>
-        <w:t xml:space="preserve">with </w:t>
-      </w:r>
-      <w:proofErr w:type="spellStart"/>
-      <w:r>
-        <w:rPr>
-          <w:lang w:val="en-US"/>
-        </w:rPr>
-        <w:t>app.app_context</w:t>
-      </w:r>
-      <w:proofErr w:type="spellEnd"/>
-      <w:r>
-        <w:rPr>
-          <w:lang w:val="en-US"/>
-        </w:rPr>
-        <w:t xml:space="preserve">():  </w:t>
-      </w:r>
-    </w:p>
-    <w:p>
-      <w:pPr>
-        <w:rPr>
-          <w:lang w:val="en-US"/>
-        </w:rPr>
-      </w:pPr>
-      <w:r>
-        <w:rPr>
-          <w:lang w:val="en-US"/>
-        </w:rPr>
-        <w:t xml:space="preserve">        if not </w:t>
-      </w:r>
-      <w:proofErr w:type="spellStart"/>
-      <w:r>
-        <w:rPr>
-          <w:lang w:val="en-US"/>
-        </w:rPr>
-        <w:t>os.path.exists</w:t>
-      </w:r>
-      <w:proofErr w:type="spellEnd"/>
-      <w:r>
-        <w:rPr>
-          <w:lang w:val="en-US"/>
-        </w:rPr>
-        <w:t>(</w:t>
-      </w:r>
-      <w:proofErr w:type="spellStart"/>
-      <w:r>
-        <w:rPr>
-          <w:lang w:val="en-US"/>
-        </w:rPr>
-        <w:t>Config.INSTANCE_DIR</w:t>
-      </w:r>
-      <w:proofErr w:type="spellEnd"/>
-      <w:r>
-        <w:rPr>
-          <w:lang w:val="en-US"/>
-        </w:rPr>
-        <w:t xml:space="preserve">):  </w:t>
+        <w:t xml:space="preserve">with app.app_context():  </w:t>
+      </w:r>
+    </w:p>
+    <w:p>
+      <w:pPr>
+        <w:rPr>
+          <w:lang w:val="en-US"/>
+        </w:rPr>
+      </w:pPr>
+      <w:r>
+        <w:rPr>
+          <w:lang w:val="en-US"/>
+        </w:rPr>
+        <w:t xml:space="preserve">        if not os.path.exists(Config.INSTANCE_DIR):  </w:t>
       </w:r>
     </w:p>
     <w:p>
@@ -9150,49 +7906,22 @@
         </w:rPr>
         <w:t xml:space="preserve">            </w:t>
       </w:r>
-      <w:proofErr w:type="spellStart"/>
       <w:r>
         <w:rPr>
           <w:lang w:val="fr-FR"/>
         </w:rPr>
-        <w:t>os.makedirs</w:t>
-      </w:r>
-      <w:proofErr w:type="spellEnd"/>
+        <w:t xml:space="preserve">os.makedirs(Config.INSTANCE_DIR)  </w:t>
+      </w:r>
+    </w:p>
+    <w:p>
       <w:r>
         <w:rPr>
           <w:lang w:val="fr-FR"/>
         </w:rPr>
-        <w:t>(</w:t>
-      </w:r>
-      <w:proofErr w:type="spellStart"/>
-      <w:r>
-        <w:rPr>
-          <w:lang w:val="fr-FR"/>
-        </w:rPr>
-        <w:t>Config.INSTANCE_DIR</w:t>
-      </w:r>
-      <w:proofErr w:type="spellEnd"/>
-      <w:r>
-        <w:rPr>
-          <w:lang w:val="fr-FR"/>
-        </w:rPr>
-        <w:t xml:space="preserve">)  </w:t>
-      </w:r>
-    </w:p>
-    <w:p>
-      <w:r>
-        <w:rPr>
-          <w:lang w:val="fr-FR"/>
-        </w:rPr>
         <w:t xml:space="preserve">        </w:t>
       </w:r>
-      <w:proofErr w:type="spellStart"/>
-      <w:r>
-        <w:t>db.create_all</w:t>
-      </w:r>
-      <w:proofErr w:type="spellEnd"/>
-      <w:r>
-        <w:t xml:space="preserve">() </w:t>
+      <w:r>
+        <w:t xml:space="preserve">db.create_all() </w:t>
       </w:r>
     </w:p>
     <w:p>
@@ -9234,26 +7963,10 @@
     </w:p>
     <w:p>
       <w:r>
-        <w:t xml:space="preserve">Integration von </w:t>
-      </w:r>
-      <w:proofErr w:type="spellStart"/>
-      <w:r>
-        <w:t>Flask-Migrate</w:t>
-      </w:r>
-      <w:proofErr w:type="spellEnd"/>
-      <w:r>
-        <w:t xml:space="preserve">, ist </w:t>
-      </w:r>
-      <w:r>
-        <w:t xml:space="preserve">eine Lösung für die versionskotrolle von Datenbankmigrationen. Durch die Hilfe von </w:t>
-      </w:r>
-      <w:proofErr w:type="spellStart"/>
-      <w:r>
-        <w:t>Flask-Migrate</w:t>
-      </w:r>
-      <w:proofErr w:type="spellEnd"/>
-      <w:r>
-        <w:t xml:space="preserve"> können so die Datenbankschema Änderungen verlustfrei durchgeführt werden. </w:t>
+        <w:t xml:space="preserve">Integration von Flask-Migrate, ist </w:t>
+      </w:r>
+      <w:r>
+        <w:t xml:space="preserve">eine Lösung für die versionskotrolle von Datenbankmigrationen. Durch die Hilfe von Flask-Migrate können so die Datenbankschema Änderungen verlustfrei durchgeführt werden. </w:t>
       </w:r>
       <w:r>
         <w:t>Dies ermöglicht eine strukturierte Versionierung der Datenbankmodell-Anpassungen und reduziert Risiken wie Inkonsistenzen oder Datenverlust bei Updates.</w:t>
@@ -9316,23 +8029,7 @@
       </w:r>
       <w:r>
         <w:br/>
-        <w:t xml:space="preserve">Die Integration von </w:t>
-      </w:r>
-      <w:proofErr w:type="spellStart"/>
-      <w:r>
-        <w:t>Flask-Migrate</w:t>
-      </w:r>
-      <w:proofErr w:type="spellEnd"/>
-      <w:r>
-        <w:t xml:space="preserve"> ergänzt die zuvor implementierte Token-Selbstreinigung, indem sie sicherstellt, dass Änderungen an der Token-Tabelle (z. B. neue Felder wie </w:t>
-      </w:r>
-      <w:proofErr w:type="spellStart"/>
-      <w:r>
-        <w:t>token_erstelldatum</w:t>
-      </w:r>
-      <w:proofErr w:type="spellEnd"/>
-      <w:r>
-        <w:t>) nahtlos in Produktivumgebungen übernommen werden können. Dies ist entscheidend, um die Stabilität des automatisierten Token-Lebenszyklus langfristig zu gewährleisten.</w:t>
+        <w:t>Die Integration von Flask-Migrate ergänzt die zuvor implementierte Token-Selbstreinigung, indem sie sicherstellt, dass Änderungen an der Token-Tabelle (z. B. neue Felder wie token_erstelldatum) nahtlos in Produktivumgebungen übernommen werden können. Dies ist entscheidend, um die Stabilität des automatisierten Token-Lebenszyklus langfristig zu gewährleisten.</w:t>
       </w:r>
     </w:p>
     <w:p/>
@@ -9382,15 +8079,7 @@
       </w:pPr>
       <w:bookmarkStart w:id="24" w:name="_Toc193737940"/>
       <w:r>
-        <w:t>Herausforderungen durch die Single-Page-</w:t>
-      </w:r>
-      <w:proofErr w:type="spellStart"/>
-      <w:r>
-        <w:t>Application</w:t>
-      </w:r>
-      <w:proofErr w:type="spellEnd"/>
-      <w:r>
-        <w:t xml:space="preserve"> (SPA)-Struktur:</w:t>
+        <w:t>Herausforderungen durch die Single-Page-Application (SPA)-Struktur:</w:t>
       </w:r>
       <w:bookmarkEnd w:id="24"/>
     </w:p>
@@ -9404,36 +8093,12 @@
     </w:p>
     <w:p>
       <w:r>
-        <w:t>Wenn nicht klar zwischen serverseitigen Endpunkten und Clientseitigen Routing unterschieden wird, führt diese zu einer </w:t>
-      </w:r>
-      <w:proofErr w:type="spellStart"/>
-      <w:r>
-        <w:t>Kollidierung</w:t>
-      </w:r>
-      <w:proofErr w:type="spellEnd"/>
-      <w:r>
-        <w:t> zwischen API-Routen und Frontend Routen.</w:t>
-      </w:r>
-    </w:p>
-    <w:p>
-      <w:r>
-        <w:t>Beispiel: Eine Anfrage an /</w:t>
-      </w:r>
-      <w:proofErr w:type="spellStart"/>
-      <w:r>
-        <w:t>api</w:t>
-      </w:r>
-      <w:proofErr w:type="spellEnd"/>
-      <w:r>
-        <w:t>/</w:t>
-      </w:r>
-      <w:proofErr w:type="spellStart"/>
-      <w:r>
-        <w:t>topics</w:t>
-      </w:r>
-      <w:proofErr w:type="spellEnd"/>
-      <w:r>
-        <w:t xml:space="preserve"> muss vom Backend </w:t>
+        <w:t>Wenn nicht klar zwischen serverseitigen Endpunkten und Clientseitigen Routing unterschieden wird, führt diese zu einer Kollidierung zwischen API-Routen und Frontend Routen.</w:t>
+      </w:r>
+    </w:p>
+    <w:p>
+      <w:r>
+        <w:t xml:space="preserve">Beispiel: Eine Anfrage an /api/topics muss vom Backend </w:t>
       </w:r>
       <w:r>
         <w:t>beantwortet</w:t>
@@ -9466,15 +8131,7 @@
     </w:p>
     <w:p>
       <w:r>
-        <w:t xml:space="preserve">In </w:t>
-      </w:r>
-      <w:proofErr w:type="spellStart"/>
-      <w:r>
-        <w:t>Flask</w:t>
-      </w:r>
-      <w:proofErr w:type="spellEnd"/>
-      <w:r>
-        <w:t xml:space="preserve"> z. B. erfordert dies eine Konfiguration, bei der unbekannte Pfade standardmäßig auf index.html verweisen, um Client-Routing zu ermöglichen.</w:t>
+        <w:t>In Flask z. B. erfordert dies eine Konfiguration, bei der unbekannte Pfade standardmäßig auf index.html verweisen, um Client-Routing zu ermöglichen.</w:t>
       </w:r>
     </w:p>
     <w:p>
@@ -9493,15 +8150,7 @@
     <w:p>
       <w:r>
         <w:lastRenderedPageBreak/>
-        <w:t>Tools wie Webpack-Proxy-Konfigurationen oder integrierte Server (</w:t>
-      </w:r>
-      <w:proofErr w:type="spellStart"/>
-      <w:r>
-        <w:t>Flask</w:t>
-      </w:r>
-      <w:proofErr w:type="spellEnd"/>
-      <w:r>
-        <w:t>) sind erforderlich, um die Zusammenarbeit zu vereinfachen.</w:t>
+        <w:t>Tools wie Webpack-Proxy-Konfigurationen oder integrierte Server (Flask) sind erforderlich, um die Zusammenarbeit zu vereinfachen.</w:t>
       </w:r>
     </w:p>
     <w:p>
@@ -9520,358 +8169,181 @@
       </w:pPr>
       <w:bookmarkStart w:id="26" w:name="_Toc193737942"/>
       <w:r>
-        <w:t>Passwort-</w:t>
-      </w:r>
-      <w:proofErr w:type="spellStart"/>
-      <w:r>
-        <w:t>Hashing</w:t>
+        <w:t>Passwort-Hashing</w:t>
       </w:r>
       <w:bookmarkEnd w:id="26"/>
-      <w:proofErr w:type="spellEnd"/>
-    </w:p>
-    <w:p>
-      <w:r>
-        <w:t xml:space="preserve">Algorithmus: </w:t>
-      </w:r>
-      <w:proofErr w:type="spellStart"/>
-      <w:r>
-        <w:t>Bcrypt</w:t>
-      </w:r>
-      <w:proofErr w:type="spellEnd"/>
-      <w:r>
-        <w:t xml:space="preserve"> via </w:t>
-      </w:r>
-      <w:proofErr w:type="spellStart"/>
-      <w:r>
-        <w:t>werkzeug.security</w:t>
-      </w:r>
-      <w:proofErr w:type="spellEnd"/>
-      <w:r>
-        <w:t>.</w:t>
-      </w:r>
-    </w:p>
-    <w:p>
-      <w:pPr>
-        <w:rPr>
-          <w:lang w:val="en-US"/>
-        </w:rPr>
-      </w:pPr>
-      <w:proofErr w:type="spellStart"/>
-      <w:r>
-        <w:rPr>
-          <w:lang w:val="en-US"/>
-        </w:rPr>
-        <w:t>Implementierung</w:t>
-      </w:r>
-      <w:proofErr w:type="spellEnd"/>
-      <w:r>
-        <w:rPr>
-          <w:lang w:val="en-US"/>
-        </w:rPr>
-        <w:t>:</w:t>
-      </w:r>
-    </w:p>
-    <w:p>
-      <w:pPr>
-        <w:rPr>
-          <w:lang w:val="en-US"/>
-        </w:rPr>
-      </w:pPr>
-      <w:r>
-        <w:rPr>
-          <w:lang w:val="en-US"/>
-        </w:rPr>
-        <w:t xml:space="preserve">from </w:t>
-      </w:r>
-      <w:proofErr w:type="spellStart"/>
-      <w:r>
-        <w:rPr>
-          <w:lang w:val="en-US"/>
-        </w:rPr>
-        <w:t>werkzeug.security</w:t>
-      </w:r>
-      <w:proofErr w:type="spellEnd"/>
-      <w:r>
-        <w:rPr>
-          <w:lang w:val="en-US"/>
-        </w:rPr>
-        <w:t xml:space="preserve"> import </w:t>
-      </w:r>
-      <w:proofErr w:type="spellStart"/>
-      <w:r>
-        <w:rPr>
-          <w:lang w:val="en-US"/>
-        </w:rPr>
-        <w:t>generate_password_hash</w:t>
-      </w:r>
-      <w:proofErr w:type="spellEnd"/>
-      <w:r>
-        <w:rPr>
-          <w:lang w:val="en-US"/>
-        </w:rPr>
-        <w:t xml:space="preserve">, </w:t>
-      </w:r>
-      <w:proofErr w:type="spellStart"/>
-      <w:r>
-        <w:rPr>
-          <w:lang w:val="en-US"/>
-        </w:rPr>
-        <w:t>check_password_hash</w:t>
-      </w:r>
-      <w:proofErr w:type="spellEnd"/>
-    </w:p>
-    <w:p>
-      <w:pPr>
-        <w:rPr>
-          <w:lang w:val="en-US"/>
-        </w:rPr>
-      </w:pPr>
-      <w:r>
-        <w:rPr>
-          <w:lang w:val="en-US"/>
-        </w:rPr>
-        <w:t xml:space="preserve">def </w:t>
-      </w:r>
-      <w:proofErr w:type="spellStart"/>
-      <w:r>
-        <w:rPr>
-          <w:lang w:val="en-US"/>
-        </w:rPr>
-        <w:t>set_password</w:t>
-      </w:r>
-      <w:proofErr w:type="spellEnd"/>
-      <w:r>
-        <w:rPr>
-          <w:lang w:val="en-US"/>
-        </w:rPr>
-        <w:t>(self, password):</w:t>
+    </w:p>
+    <w:p>
+      <w:r>
+        <w:t>Algorithmus: Bcrypt via werkzeug.security.</w:t>
+      </w:r>
+    </w:p>
+    <w:p>
+      <w:pPr>
+        <w:rPr>
+          <w:lang w:val="en-US"/>
+        </w:rPr>
+      </w:pPr>
+      <w:r>
+        <w:rPr>
+          <w:lang w:val="en-US"/>
+        </w:rPr>
+        <w:t>Implementierung:</w:t>
+      </w:r>
+    </w:p>
+    <w:p>
+      <w:pPr>
+        <w:rPr>
+          <w:lang w:val="en-US"/>
+        </w:rPr>
+      </w:pPr>
+      <w:r>
+        <w:rPr>
+          <w:lang w:val="en-US"/>
+        </w:rPr>
+        <w:t>from werkzeug.security import generate_password_hash, check_password_hash</w:t>
+      </w:r>
+    </w:p>
+    <w:p>
+      <w:pPr>
+        <w:rPr>
+          <w:lang w:val="en-US"/>
+        </w:rPr>
+      </w:pPr>
+      <w:r>
+        <w:rPr>
+          <w:lang w:val="en-US"/>
+        </w:rPr>
+        <w:t>def set_password(self, password):</w:t>
       </w:r>
       <w:r>
         <w:rPr>
           <w:lang w:val="en-US"/>
         </w:rPr>
         <w:br/>
+        <w:t xml:space="preserve">    self.password_hash = generate_password_hash(password)</w:t>
+      </w:r>
+      <w:r>
+        <w:rPr>
+          <w:lang w:val="en-US"/>
+        </w:rPr>
+        <w:t xml:space="preserve"> </w:t>
+      </w:r>
+      <w:r>
+        <w:rPr>
+          <w:lang w:val="en-US"/>
+        </w:rPr>
+        <w:sym w:font="Wingdings" w:char="F0E0"/>
+      </w:r>
+      <w:r>
+        <w:rPr>
+          <w:lang w:val="en-US"/>
+        </w:rPr>
+        <w:t xml:space="preserve"> </w:t>
+      </w:r>
+      <w:r>
+        <w:rPr>
+          <w:lang w:val="en-US"/>
+        </w:rPr>
+        <w:t>method='bcrypt'</w:t>
+      </w:r>
+      <w:r>
+        <w:rPr>
+          <w:lang w:val="en-US"/>
+        </w:rPr>
+        <w:t xml:space="preserve"> default</w:t>
+      </w:r>
+    </w:p>
+    <w:p>
+      <w:pPr>
+        <w:pStyle w:val="berschrift3"/>
+        <w:rPr>
+          <w:lang w:val="en-US"/>
+        </w:rPr>
+      </w:pPr>
+      <w:bookmarkStart w:id="27" w:name="_Toc193737943"/>
+      <w:r>
+        <w:rPr>
+          <w:lang w:val="en-US"/>
+        </w:rPr>
+        <w:t>Cookie-Sicherheit</w:t>
+      </w:r>
+      <w:bookmarkEnd w:id="27"/>
+    </w:p>
+    <w:p>
+      <w:pPr>
+        <w:rPr>
+          <w:lang w:val="en-US"/>
+        </w:rPr>
+      </w:pPr>
+      <w:r>
+        <w:rPr>
+          <w:lang w:val="en-US"/>
+        </w:rPr>
+        <w:t xml:space="preserve">response.set_cookie(  </w:t>
+      </w:r>
+    </w:p>
+    <w:p>
+      <w:pPr>
+        <w:rPr>
+          <w:lang w:val="en-US"/>
+        </w:rPr>
+      </w:pPr>
+      <w:r>
+        <w:rPr>
+          <w:lang w:val="en-US"/>
+        </w:rPr>
+        <w:t xml:space="preserve">    'auth_token',  </w:t>
+      </w:r>
+    </w:p>
+    <w:p>
+      <w:r>
+        <w:rPr>
+          <w:lang w:val="en-US"/>
+        </w:rPr>
         <w:t xml:space="preserve">    </w:t>
       </w:r>
-      <w:proofErr w:type="spellStart"/>
-      <w:r>
-        <w:rPr>
-          <w:lang w:val="en-US"/>
-        </w:rPr>
-        <w:t>self.password_hash</w:t>
-      </w:r>
-      <w:proofErr w:type="spellEnd"/>
-      <w:r>
-        <w:rPr>
-          <w:lang w:val="en-US"/>
-        </w:rPr>
-        <w:t xml:space="preserve"> = </w:t>
-      </w:r>
-      <w:proofErr w:type="spellStart"/>
-      <w:r>
-        <w:rPr>
-          <w:lang w:val="en-US"/>
-        </w:rPr>
-        <w:t>generate_password_hash</w:t>
-      </w:r>
-      <w:proofErr w:type="spellEnd"/>
-      <w:r>
-        <w:rPr>
-          <w:lang w:val="en-US"/>
-        </w:rPr>
-        <w:t>(password)</w:t>
-      </w:r>
-      <w:r>
-        <w:rPr>
-          <w:lang w:val="en-US"/>
-        </w:rPr>
-        <w:t xml:space="preserve"> </w:t>
-      </w:r>
-      <w:r>
-        <w:rPr>
-          <w:lang w:val="en-US"/>
-        </w:rPr>
-        <w:sym w:font="Wingdings" w:char="F0E0"/>
-      </w:r>
-      <w:r>
-        <w:rPr>
-          <w:lang w:val="en-US"/>
-        </w:rPr>
-        <w:t xml:space="preserve"> </w:t>
-      </w:r>
-      <w:r>
-        <w:rPr>
-          <w:lang w:val="en-US"/>
-        </w:rPr>
-        <w:t>method='</w:t>
-      </w:r>
-      <w:proofErr w:type="spellStart"/>
-      <w:r>
-        <w:rPr>
-          <w:lang w:val="en-US"/>
-        </w:rPr>
-        <w:t>bcrypt</w:t>
-      </w:r>
-      <w:proofErr w:type="spellEnd"/>
-      <w:r>
-        <w:rPr>
-          <w:lang w:val="en-US"/>
-        </w:rPr>
-        <w:t>'</w:t>
-      </w:r>
-      <w:r>
-        <w:rPr>
-          <w:lang w:val="en-US"/>
-        </w:rPr>
-        <w:t xml:space="preserve"> default</w:t>
-      </w:r>
+      <w:r>
+        <w:t xml:space="preserve">token,  </w:t>
+      </w:r>
+    </w:p>
+    <w:p>
+      <w:r>
+        <w:t xml:space="preserve">    httponly=True,    # Verhindert XSS  </w:t>
+      </w:r>
+    </w:p>
+    <w:p>
+      <w:r>
+        <w:t xml:space="preserve">    secure=True,      # Nur über HTTPS  </w:t>
+      </w:r>
+    </w:p>
+    <w:p>
+      <w:r>
+        <w:t xml:space="preserve">    </w:t>
+      </w:r>
+      <w:r>
+        <w:t xml:space="preserve">samesite='Strict' # Keine Cross-Site-Anfragen  </w:t>
+      </w:r>
+    </w:p>
+    <w:p>
+      <w:r>
+        <w:t xml:space="preserve">)  </w:t>
+      </w:r>
+    </w:p>
+    <w:p/>
+    <w:p>
+      <w:pPr>
+        <w:pStyle w:val="berschrift2"/>
+      </w:pPr>
+      <w:bookmarkStart w:id="28" w:name="_Toc193737944"/>
+      <w:r>
+        <w:t>Zukünftige Erweiterungen</w:t>
+      </w:r>
+      <w:bookmarkEnd w:id="28"/>
     </w:p>
     <w:p>
       <w:pPr>
         <w:pStyle w:val="berschrift3"/>
-        <w:rPr>
-          <w:lang w:val="en-US"/>
-        </w:rPr>
-      </w:pPr>
-      <w:bookmarkStart w:id="27" w:name="_Toc193737943"/>
-      <w:r>
-        <w:rPr>
-          <w:lang w:val="en-US"/>
-        </w:rPr>
-        <w:t>Cookie-Sicherheit</w:t>
-      </w:r>
-      <w:bookmarkEnd w:id="27"/>
-    </w:p>
-    <w:p>
-      <w:pPr>
-        <w:rPr>
-          <w:lang w:val="en-US"/>
-        </w:rPr>
-      </w:pPr>
-      <w:proofErr w:type="spellStart"/>
-      <w:r>
-        <w:rPr>
-          <w:lang w:val="en-US"/>
-        </w:rPr>
-        <w:t>response.set_cookie</w:t>
-      </w:r>
-      <w:proofErr w:type="spellEnd"/>
-      <w:r>
-        <w:rPr>
-          <w:lang w:val="en-US"/>
-        </w:rPr>
-        <w:t xml:space="preserve">(  </w:t>
-      </w:r>
-    </w:p>
-    <w:p>
-      <w:pPr>
-        <w:rPr>
-          <w:lang w:val="en-US"/>
-        </w:rPr>
-      </w:pPr>
-      <w:r>
-        <w:rPr>
-          <w:lang w:val="en-US"/>
-        </w:rPr>
-        <w:t xml:space="preserve">    '</w:t>
-      </w:r>
-      <w:proofErr w:type="spellStart"/>
-      <w:r>
-        <w:rPr>
-          <w:lang w:val="en-US"/>
-        </w:rPr>
-        <w:t>auth_token</w:t>
-      </w:r>
-      <w:proofErr w:type="spellEnd"/>
-      <w:r>
-        <w:rPr>
-          <w:lang w:val="en-US"/>
-        </w:rPr>
-        <w:t xml:space="preserve">',  </w:t>
-      </w:r>
-    </w:p>
-    <w:p>
-      <w:r>
-        <w:rPr>
-          <w:lang w:val="en-US"/>
-        </w:rPr>
-        <w:t xml:space="preserve">    </w:t>
-      </w:r>
-      <w:proofErr w:type="spellStart"/>
-      <w:r>
-        <w:t>token</w:t>
-      </w:r>
-      <w:proofErr w:type="spellEnd"/>
-      <w:r>
-        <w:t xml:space="preserve">,  </w:t>
-      </w:r>
-    </w:p>
-    <w:p>
-      <w:r>
-        <w:t xml:space="preserve">    </w:t>
-      </w:r>
-      <w:proofErr w:type="spellStart"/>
-      <w:r>
-        <w:t>httponly</w:t>
-      </w:r>
-      <w:proofErr w:type="spellEnd"/>
-      <w:r>
-        <w:t xml:space="preserve">=True,    # Verhindert XSS  </w:t>
-      </w:r>
-    </w:p>
-    <w:p>
-      <w:r>
-        <w:t xml:space="preserve">    </w:t>
-      </w:r>
-      <w:proofErr w:type="spellStart"/>
-      <w:r>
-        <w:t>secure</w:t>
-      </w:r>
-      <w:proofErr w:type="spellEnd"/>
-      <w:r>
-        <w:t xml:space="preserve">=True,      # Nur über HTTPS  </w:t>
-      </w:r>
-    </w:p>
-    <w:p>
-      <w:r>
-        <w:t xml:space="preserve">    </w:t>
-      </w:r>
-      <w:proofErr w:type="spellStart"/>
-      <w:r>
-        <w:t>samesite</w:t>
-      </w:r>
-      <w:proofErr w:type="spellEnd"/>
-      <w:r>
-        <w:t>='</w:t>
-      </w:r>
-      <w:proofErr w:type="spellStart"/>
-      <w:r>
-        <w:t>Strict</w:t>
-      </w:r>
-      <w:proofErr w:type="spellEnd"/>
-      <w:r>
-        <w:t xml:space="preserve">' # Keine Cross-Site-Anfragen  </w:t>
-      </w:r>
-    </w:p>
-    <w:p>
-      <w:r>
-        <w:t xml:space="preserve">)  </w:t>
-      </w:r>
-    </w:p>
-    <w:p/>
-    <w:p>
-      <w:pPr>
-        <w:pStyle w:val="berschrift2"/>
-      </w:pPr>
-      <w:bookmarkStart w:id="28" w:name="_Toc193737944"/>
-      <w:r>
-        <w:t>Zukünftige Erweiterungen</w:t>
-      </w:r>
-      <w:bookmarkEnd w:id="28"/>
-    </w:p>
-    <w:p>
-      <w:pPr>
-        <w:pStyle w:val="berschrift3"/>
       </w:pPr>
       <w:bookmarkStart w:id="29" w:name="_Toc193737945"/>
       <w:r>
@@ -9889,15 +8361,7 @@
     </w:p>
     <w:p>
       <w:r>
-        <w:t xml:space="preserve">Die Nutzerinnen und Nutzer sollen eine automatische E-Mail erhalten, wenn ihre Deadline fast erreicht ist. Diese Umsetzung wäre möglich mit einem Message Broker wie </w:t>
-      </w:r>
-      <w:proofErr w:type="spellStart"/>
-      <w:r>
-        <w:t>RabbitMQ</w:t>
-      </w:r>
-      <w:proofErr w:type="spellEnd"/>
-      <w:r>
-        <w:t xml:space="preserve"> so können die Mails geplant werden über die interne Zeitsteuerung. </w:t>
+        <w:t xml:space="preserve">Die Nutzerinnen und Nutzer sollen eine automatische E-Mail erhalten, wenn ihre Deadline fast erreicht ist. Diese Umsetzung wäre möglich mit einem Message Broker wie RabbitMQ so können die Mails geplant werden über die interne Zeitsteuerung. </w:t>
       </w:r>
     </w:p>
     <w:p>
@@ -9985,15 +8449,7 @@
     </w:p>
     <w:p>
       <w:r>
-        <w:t>Backend-</w:t>
-      </w:r>
-      <w:proofErr w:type="spellStart"/>
-      <w:r>
-        <w:t>for</w:t>
-      </w:r>
-      <w:proofErr w:type="spellEnd"/>
-      <w:r>
-        <w:t>-Frontend (BFF): Die API (views.py) ist strikt von der Präsentationslogik (HTML-Templates) getrennt.</w:t>
+        <w:t>Backend-for-Frontend (BFF): Die API (views.py) ist strikt von der Präsentationslogik (HTML-Templates) getrennt.</w:t>
       </w:r>
     </w:p>
     <w:p>
@@ -10008,34 +8464,11 @@
     </w:p>
     <w:p>
       <w:r>
-        <w:t xml:space="preserve">@app.route('/learning_goals', </w:t>
-      </w:r>
-      <w:proofErr w:type="spellStart"/>
-      <w:r>
-        <w:t>methods</w:t>
-      </w:r>
-      <w:proofErr w:type="spellEnd"/>
-      <w:r>
-        <w:t>=['GET'])</w:t>
+        <w:t>@app.route('/learning_goals', methods=['GET'])</w:t>
       </w:r>
       <w:r>
         <w:br/>
-      </w:r>
-      <w:proofErr w:type="spellStart"/>
-      <w:r>
-        <w:t>def</w:t>
-      </w:r>
-      <w:proofErr w:type="spellEnd"/>
-      <w:r>
-        <w:t xml:space="preserve"> </w:t>
-      </w:r>
-      <w:proofErr w:type="spellStart"/>
-      <w:r>
-        <w:t>get_learning_goals</w:t>
-      </w:r>
-      <w:proofErr w:type="spellEnd"/>
-      <w:r>
-        <w:t>():</w:t>
+        <w:t>def get_learning_goals():</w:t>
       </w:r>
       <w:r>
         <w:br/>
@@ -10047,432 +8480,86 @@
         </w:rPr>
         <w:t xml:space="preserve">    </w:t>
       </w:r>
-      <w:proofErr w:type="spellStart"/>
-      <w:r>
-        <w:t>token</w:t>
-      </w:r>
-      <w:proofErr w:type="spellEnd"/>
-      <w:r>
-        <w:t xml:space="preserve"> = </w:t>
-      </w:r>
-      <w:proofErr w:type="spellStart"/>
-      <w:r>
-        <w:t>request.cookies.get</w:t>
-      </w:r>
-      <w:proofErr w:type="spellEnd"/>
-      <w:r>
-        <w:t>('</w:t>
-      </w:r>
-      <w:proofErr w:type="spellStart"/>
-      <w:r>
-        <w:t>auth_token</w:t>
-      </w:r>
-      <w:proofErr w:type="spellEnd"/>
-      <w:r>
-        <w:t>')</w:t>
+      <w:r>
+        <w:t>token = request.cookies.get('auth_token')</w:t>
       </w:r>
       <w:r>
         <w:br/>
-        <w:t xml:space="preserve">    </w:t>
-      </w:r>
-      <w:proofErr w:type="spellStart"/>
-      <w:r>
-        <w:t>user</w:t>
-      </w:r>
-      <w:proofErr w:type="spellEnd"/>
-      <w:r>
-        <w:t xml:space="preserve"> = </w:t>
-      </w:r>
-      <w:proofErr w:type="spellStart"/>
-      <w:r>
-        <w:t>validate_token</w:t>
-      </w:r>
-      <w:proofErr w:type="spellEnd"/>
-      <w:r>
-        <w:t>(</w:t>
-      </w:r>
-      <w:proofErr w:type="spellStart"/>
-      <w:r>
-        <w:t>token</w:t>
-      </w:r>
-      <w:proofErr w:type="spellEnd"/>
-      <w:r>
-        <w:t>)</w:t>
+        <w:t xml:space="preserve">    user = validate_token(token)</w:t>
       </w:r>
       <w:r>
         <w:br/>
-        <w:t xml:space="preserve">    </w:t>
-      </w:r>
-      <w:proofErr w:type="spellStart"/>
-      <w:r>
-        <w:t>if</w:t>
-      </w:r>
-      <w:proofErr w:type="spellEnd"/>
-      <w:r>
-        <w:t xml:space="preserve"> not </w:t>
-      </w:r>
-      <w:proofErr w:type="spellStart"/>
-      <w:r>
-        <w:t>user</w:t>
-      </w:r>
-      <w:proofErr w:type="spellEnd"/>
-      <w:r>
-        <w:t>:</w:t>
+        <w:t xml:space="preserve">    if not user:</w:t>
       </w:r>
       <w:r>
         <w:br/>
-        <w:t xml:space="preserve">        </w:t>
-      </w:r>
-      <w:proofErr w:type="spellStart"/>
-      <w:r>
-        <w:t>return</w:t>
-      </w:r>
-      <w:proofErr w:type="spellEnd"/>
-      <w:r>
-        <w:t xml:space="preserve"> </w:t>
-      </w:r>
-      <w:proofErr w:type="spellStart"/>
-      <w:r>
-        <w:t>jsonify</w:t>
-      </w:r>
-      <w:proofErr w:type="spellEnd"/>
-      <w:r>
-        <w:t>({'</w:t>
-      </w:r>
-      <w:proofErr w:type="spellStart"/>
-      <w:r>
-        <w:t>error</w:t>
-      </w:r>
-      <w:proofErr w:type="spellEnd"/>
-      <w:r>
-        <w:t>': '</w:t>
-      </w:r>
-      <w:proofErr w:type="spellStart"/>
-      <w:r>
-        <w:t>Unauthorized</w:t>
-      </w:r>
-      <w:proofErr w:type="spellEnd"/>
-      <w:r>
-        <w:t>'}), 401</w:t>
+        <w:t xml:space="preserve">        return jsonify({'error': 'Unauthorized'}), 401</w:t>
       </w:r>
       <w:r>
         <w:br/>
       </w:r>
       <w:r>
         <w:br/>
-        <w:t xml:space="preserve">    </w:t>
-      </w:r>
-      <w:proofErr w:type="spellStart"/>
-      <w:r>
-        <w:t>try</w:t>
-      </w:r>
-      <w:proofErr w:type="spellEnd"/>
-      <w:r>
-        <w:t>:</w:t>
+        <w:t xml:space="preserve">    try:</w:t>
       </w:r>
       <w:r>
         <w:br/>
-        <w:t xml:space="preserve">        </w:t>
-      </w:r>
-      <w:proofErr w:type="spellStart"/>
-      <w:r>
-        <w:t>goals</w:t>
-      </w:r>
-      <w:proofErr w:type="spellEnd"/>
-      <w:r>
-        <w:t xml:space="preserve"> = LearningGoal.query.join(Topic).filter_by(user_id=user.id).order_by(LearningGoal.deadline).all()</w:t>
+        <w:t xml:space="preserve">        goals = LearningGoal.query.join(Topic).filter_by(user_id=user.id).order_by(LearningGoal.deadline).all()</w:t>
       </w:r>
       <w:r>
         <w:br/>
-        <w:t xml:space="preserve">        </w:t>
-      </w:r>
-      <w:proofErr w:type="spellStart"/>
-      <w:r>
-        <w:t>goals_data</w:t>
-      </w:r>
-      <w:proofErr w:type="spellEnd"/>
-      <w:r>
-        <w:t xml:space="preserve"> = []</w:t>
+        <w:t xml:space="preserve">        goals_data = []</w:t>
       </w:r>
       <w:r>
         <w:br/>
       </w:r>
       <w:r>
         <w:br/>
-        <w:t xml:space="preserve">        </w:t>
-      </w:r>
-      <w:proofErr w:type="spellStart"/>
-      <w:r>
-        <w:t>for</w:t>
-      </w:r>
-      <w:proofErr w:type="spellEnd"/>
-      <w:r>
-        <w:t xml:space="preserve"> </w:t>
-      </w:r>
-      <w:proofErr w:type="spellStart"/>
-      <w:r>
-        <w:t>goal</w:t>
-      </w:r>
-      <w:proofErr w:type="spellEnd"/>
-      <w:r>
-        <w:t xml:space="preserve"> in </w:t>
-      </w:r>
-      <w:proofErr w:type="spellStart"/>
-      <w:r>
-        <w:t>goals</w:t>
-      </w:r>
-      <w:proofErr w:type="spellEnd"/>
-      <w:r>
-        <w:t>:</w:t>
+        <w:t xml:space="preserve">        for goal in goals:</w:t>
       </w:r>
       <w:r>
         <w:br/>
-        <w:t xml:space="preserve">            </w:t>
-      </w:r>
-      <w:proofErr w:type="spellStart"/>
-      <w:r>
-        <w:t>deadline</w:t>
-      </w:r>
-      <w:proofErr w:type="spellEnd"/>
-      <w:r>
-        <w:t xml:space="preserve"> = </w:t>
-      </w:r>
-      <w:proofErr w:type="spellStart"/>
-      <w:r>
-        <w:t>goal.deadline</w:t>
-      </w:r>
-      <w:proofErr w:type="spellEnd"/>
+        <w:t xml:space="preserve">            deadline = goal.deadline</w:t>
+      </w:r>
       <w:r>
         <w:br/>
-        <w:t xml:space="preserve">            </w:t>
-      </w:r>
-      <w:proofErr w:type="spellStart"/>
-      <w:r>
-        <w:t>if</w:t>
-      </w:r>
-      <w:proofErr w:type="spellEnd"/>
-      <w:r>
-        <w:t xml:space="preserve"> </w:t>
-      </w:r>
-      <w:proofErr w:type="spellStart"/>
-      <w:r>
-        <w:t>isinstance</w:t>
-      </w:r>
-      <w:proofErr w:type="spellEnd"/>
-      <w:r>
-        <w:t>(</w:t>
-      </w:r>
-      <w:proofErr w:type="spellStart"/>
-      <w:r>
-        <w:t>deadline</w:t>
-      </w:r>
-      <w:proofErr w:type="spellEnd"/>
-      <w:r>
-        <w:t xml:space="preserve">, </w:t>
-      </w:r>
-      <w:proofErr w:type="spellStart"/>
-      <w:r>
-        <w:t>str</w:t>
-      </w:r>
-      <w:proofErr w:type="spellEnd"/>
-      <w:r>
-        <w:t>):</w:t>
+        <w:t xml:space="preserve">            if isinstance(deadline, str):</w:t>
       </w:r>
       <w:r>
         <w:br/>
-        <w:t xml:space="preserve">                </w:t>
-      </w:r>
-      <w:proofErr w:type="spellStart"/>
-      <w:r>
-        <w:t>try</w:t>
-      </w:r>
-      <w:proofErr w:type="spellEnd"/>
-      <w:r>
-        <w:t>:</w:t>
+        <w:t xml:space="preserve">                try:</w:t>
       </w:r>
       <w:r>
         <w:br/>
-        <w:t xml:space="preserve">                    </w:t>
-      </w:r>
-      <w:proofErr w:type="spellStart"/>
-      <w:r>
-        <w:t>deadline</w:t>
-      </w:r>
-      <w:proofErr w:type="spellEnd"/>
-      <w:r>
-        <w:t xml:space="preserve"> = </w:t>
-      </w:r>
-      <w:proofErr w:type="spellStart"/>
-      <w:r>
-        <w:t>datetime.fromisoformat</w:t>
-      </w:r>
-      <w:proofErr w:type="spellEnd"/>
-      <w:r>
-        <w:t>(</w:t>
-      </w:r>
-      <w:proofErr w:type="spellStart"/>
-      <w:r>
-        <w:t>deadline</w:t>
-      </w:r>
-      <w:proofErr w:type="spellEnd"/>
-      <w:r>
-        <w:t>)</w:t>
+        <w:t xml:space="preserve">                    deadline = datetime.fromisoformat(deadline)</w:t>
       </w:r>
       <w:r>
         <w:br/>
-        <w:t xml:space="preserve">                </w:t>
-      </w:r>
-      <w:proofErr w:type="spellStart"/>
-      <w:r>
-        <w:t>except</w:t>
-      </w:r>
-      <w:proofErr w:type="spellEnd"/>
-      <w:r>
-        <w:t xml:space="preserve"> </w:t>
-      </w:r>
-      <w:proofErr w:type="spellStart"/>
-      <w:r>
-        <w:t>ValueError</w:t>
-      </w:r>
-      <w:proofErr w:type="spellEnd"/>
-      <w:r>
-        <w:t>:</w:t>
+        <w:t xml:space="preserve">                except ValueError:</w:t>
       </w:r>
       <w:r>
         <w:br/>
-        <w:t xml:space="preserve">                    </w:t>
-      </w:r>
-      <w:proofErr w:type="spellStart"/>
-      <w:r>
-        <w:t>deadline</w:t>
-      </w:r>
-      <w:proofErr w:type="spellEnd"/>
-      <w:r>
-        <w:t xml:space="preserve"> = None</w:t>
+        <w:t xml:space="preserve">                    deadline = None</w:t>
       </w:r>
       <w:r>
         <w:br/>
-        <w:t xml:space="preserve">            </w:t>
-      </w:r>
-      <w:proofErr w:type="spellStart"/>
-      <w:r>
-        <w:t>goals_data.append</w:t>
-      </w:r>
-      <w:proofErr w:type="spellEnd"/>
-      <w:r>
-        <w:t>({</w:t>
+        <w:t xml:space="preserve">            goals_data.append({</w:t>
       </w:r>
       <w:r>
         <w:br/>
-        <w:t xml:space="preserve">                '</w:t>
-      </w:r>
-      <w:proofErr w:type="spellStart"/>
-      <w:r>
-        <w:t>id</w:t>
-      </w:r>
-      <w:proofErr w:type="spellEnd"/>
-      <w:r>
-        <w:t>': goal.id,</w:t>
+        <w:t xml:space="preserve">                'id': goal.id,</w:t>
       </w:r>
       <w:r>
         <w:br/>
-        <w:t xml:space="preserve">                '</w:t>
-      </w:r>
-      <w:proofErr w:type="spellStart"/>
-      <w:r>
-        <w:t>topic_name</w:t>
-      </w:r>
-      <w:proofErr w:type="spellEnd"/>
-      <w:r>
-        <w:t xml:space="preserve">': goal.topic.name </w:t>
-      </w:r>
-      <w:proofErr w:type="spellStart"/>
-      <w:r>
-        <w:t>if</w:t>
-      </w:r>
-      <w:proofErr w:type="spellEnd"/>
-      <w:r>
-        <w:t xml:space="preserve"> </w:t>
-      </w:r>
-      <w:proofErr w:type="spellStart"/>
-      <w:r>
-        <w:t>goal.topic</w:t>
-      </w:r>
-      <w:proofErr w:type="spellEnd"/>
-      <w:r>
-        <w:t xml:space="preserve"> </w:t>
-      </w:r>
-      <w:proofErr w:type="spellStart"/>
-      <w:r>
-        <w:t>else</w:t>
-      </w:r>
-      <w:proofErr w:type="spellEnd"/>
-      <w:r>
-        <w:t xml:space="preserve"> None,</w:t>
+        <w:t xml:space="preserve">                'topic_name': goal.topic.name if goal.topic else None,</w:t>
       </w:r>
       <w:r>
         <w:br/>
-        <w:t xml:space="preserve">                '</w:t>
-      </w:r>
-      <w:proofErr w:type="spellStart"/>
-      <w:r>
-        <w:t>description</w:t>
-      </w:r>
-      <w:proofErr w:type="spellEnd"/>
-      <w:r>
-        <w:t xml:space="preserve">': </w:t>
-      </w:r>
-      <w:proofErr w:type="spellStart"/>
-      <w:r>
-        <w:t>goal.description</w:t>
-      </w:r>
-      <w:proofErr w:type="spellEnd"/>
-      <w:r>
-        <w:t>,</w:t>
+        <w:t xml:space="preserve">                'description': goal.description,</w:t>
       </w:r>
       <w:r>
         <w:br/>
-        <w:t xml:space="preserve">                '</w:t>
-      </w:r>
-      <w:proofErr w:type="spellStart"/>
-      <w:r>
-        <w:t>deadline</w:t>
-      </w:r>
-      <w:proofErr w:type="spellEnd"/>
-      <w:r>
-        <w:t xml:space="preserve">': </w:t>
-      </w:r>
-      <w:proofErr w:type="spellStart"/>
-      <w:r>
-        <w:t>deadline.strftime</w:t>
-      </w:r>
-      <w:proofErr w:type="spellEnd"/>
-      <w:r>
-        <w:t xml:space="preserve">('%Y-%m-%d') </w:t>
-      </w:r>
-      <w:proofErr w:type="spellStart"/>
-      <w:r>
-        <w:t>if</w:t>
-      </w:r>
-      <w:proofErr w:type="spellEnd"/>
-      <w:r>
-        <w:t xml:space="preserve"> </w:t>
-      </w:r>
-      <w:proofErr w:type="spellStart"/>
-      <w:r>
-        <w:t>deadline</w:t>
-      </w:r>
-      <w:proofErr w:type="spellEnd"/>
-      <w:r>
-        <w:t xml:space="preserve"> </w:t>
-      </w:r>
-      <w:proofErr w:type="spellStart"/>
-      <w:r>
-        <w:t>else</w:t>
-      </w:r>
-      <w:proofErr w:type="spellEnd"/>
-      <w:r>
-        <w:t xml:space="preserve"> None</w:t>
+        <w:t xml:space="preserve">                'deadline': deadline.strftime('%Y-%m-%d') if deadline else None</w:t>
       </w:r>
       <w:r>
         <w:br/>
@@ -10480,131 +8567,19 @@
       </w:r>
       <w:r>
         <w:br/>
-        <w:t xml:space="preserve">        </w:t>
-      </w:r>
-      <w:proofErr w:type="spellStart"/>
-      <w:r>
-        <w:t>return</w:t>
-      </w:r>
-      <w:proofErr w:type="spellEnd"/>
-      <w:r>
-        <w:t xml:space="preserve"> </w:t>
-      </w:r>
-      <w:proofErr w:type="spellStart"/>
-      <w:r>
-        <w:t>jsonify</w:t>
-      </w:r>
-      <w:proofErr w:type="spellEnd"/>
-      <w:r>
-        <w:t>(</w:t>
-      </w:r>
-      <w:proofErr w:type="spellStart"/>
-      <w:r>
-        <w:t>goals_data</w:t>
-      </w:r>
-      <w:proofErr w:type="spellEnd"/>
-      <w:r>
-        <w:t>), 200</w:t>
+        <w:t xml:space="preserve">        return jsonify(goals_data), 200</w:t>
       </w:r>
       <w:r>
         <w:br/>
-        <w:t xml:space="preserve">    </w:t>
-      </w:r>
-      <w:proofErr w:type="spellStart"/>
-      <w:r>
-        <w:t>except</w:t>
-      </w:r>
-      <w:proofErr w:type="spellEnd"/>
-      <w:r>
-        <w:t xml:space="preserve"> </w:t>
-      </w:r>
-      <w:proofErr w:type="spellStart"/>
-      <w:r>
-        <w:t>Exception</w:t>
-      </w:r>
-      <w:proofErr w:type="spellEnd"/>
-      <w:r>
-        <w:t xml:space="preserve"> </w:t>
-      </w:r>
-      <w:proofErr w:type="spellStart"/>
-      <w:r>
-        <w:t>as</w:t>
-      </w:r>
-      <w:proofErr w:type="spellEnd"/>
-      <w:r>
-        <w:t xml:space="preserve"> e:</w:t>
+        <w:t xml:space="preserve">    except Exception as e:</w:t>
       </w:r>
       <w:r>
         <w:br/>
-        <w:t xml:space="preserve">        </w:t>
-      </w:r>
-      <w:proofErr w:type="spellStart"/>
-      <w:r>
-        <w:t>app.logger.error</w:t>
-      </w:r>
-      <w:proofErr w:type="spellEnd"/>
-      <w:r>
-        <w:t>(</w:t>
-      </w:r>
-      <w:proofErr w:type="spellStart"/>
-      <w:r>
-        <w:t>f"error</w:t>
-      </w:r>
-      <w:proofErr w:type="spellEnd"/>
-      <w:r>
-        <w:t xml:space="preserve"> beim Abrufen von Lernzielen: {</w:t>
-      </w:r>
-      <w:proofErr w:type="spellStart"/>
-      <w:r>
-        <w:t>str</w:t>
-      </w:r>
-      <w:proofErr w:type="spellEnd"/>
-      <w:r>
-        <w:t>(e)}")</w:t>
+        <w:t xml:space="preserve">        app.logger.error(f"error beim Abrufen von Lernzielen: {str(e)}")</w:t>
       </w:r>
       <w:r>
         <w:br/>
-        <w:t xml:space="preserve">        </w:t>
-      </w:r>
-      <w:proofErr w:type="spellStart"/>
-      <w:r>
-        <w:t>return</w:t>
-      </w:r>
-      <w:proofErr w:type="spellEnd"/>
-      <w:r>
-        <w:t xml:space="preserve"> </w:t>
-      </w:r>
-      <w:proofErr w:type="spellStart"/>
-      <w:r>
-        <w:t>jsonify</w:t>
-      </w:r>
-      <w:proofErr w:type="spellEnd"/>
-      <w:r>
-        <w:t>({'</w:t>
-      </w:r>
-      <w:proofErr w:type="spellStart"/>
-      <w:r>
-        <w:t>error</w:t>
-      </w:r>
-      <w:proofErr w:type="spellEnd"/>
-      <w:r>
-        <w:t>': 'Internal Server Error', '</w:t>
-      </w:r>
-      <w:proofErr w:type="spellStart"/>
-      <w:r>
-        <w:t>details</w:t>
-      </w:r>
-      <w:proofErr w:type="spellEnd"/>
-      <w:r>
-        <w:t xml:space="preserve">': </w:t>
-      </w:r>
-      <w:proofErr w:type="spellStart"/>
-      <w:r>
-        <w:t>str</w:t>
-      </w:r>
-      <w:proofErr w:type="spellEnd"/>
-      <w:r>
-        <w:t>(e)}), 500</w:t>
+        <w:t xml:space="preserve">        return jsonify({'error': 'Internal Server Error', 'details': str(e)}), 500</w:t>
       </w:r>
     </w:p>
     <w:p>
@@ -10618,15 +8593,7 @@
     </w:p>
     <w:p>
       <w:r>
-        <w:t>Try-</w:t>
-      </w:r>
-      <w:proofErr w:type="spellStart"/>
-      <w:r>
-        <w:t>Except</w:t>
-      </w:r>
-      <w:proofErr w:type="spellEnd"/>
-      <w:r>
-        <w:t>-Blöcke in kritischen Codeabschnitten (z. B. Datenbankabfragen) verhindern Serverabstürze.</w:t>
+        <w:t>Try-Except-Blöcke in kritischen Codeabschnitten (z. B. Datenbankabfragen) verhindern Serverabstürze.</w:t>
       </w:r>
     </w:p>
     <w:p>
@@ -10652,49 +8619,7 @@
         <w:rPr>
           <w:lang w:val="en-US"/>
         </w:rPr>
-        <w:t xml:space="preserve">    goals = </w:t>
-      </w:r>
-      <w:proofErr w:type="spellStart"/>
-      <w:r>
-        <w:rPr>
-          <w:lang w:val="en-US"/>
-        </w:rPr>
-        <w:t>LearningGoal.query.join</w:t>
-      </w:r>
-      <w:proofErr w:type="spellEnd"/>
-      <w:r>
-        <w:rPr>
-          <w:lang w:val="en-US"/>
-        </w:rPr>
-        <w:t>(Topic).</w:t>
-      </w:r>
-      <w:proofErr w:type="spellStart"/>
-      <w:r>
-        <w:rPr>
-          <w:lang w:val="en-US"/>
-        </w:rPr>
-        <w:t>filter_by</w:t>
-      </w:r>
-      <w:proofErr w:type="spellEnd"/>
-      <w:r>
-        <w:rPr>
-          <w:lang w:val="en-US"/>
-        </w:rPr>
-        <w:t>(</w:t>
-      </w:r>
-      <w:proofErr w:type="spellStart"/>
-      <w:r>
-        <w:rPr>
-          <w:lang w:val="en-US"/>
-        </w:rPr>
-        <w:t>user_id</w:t>
-      </w:r>
-      <w:proofErr w:type="spellEnd"/>
-      <w:r>
-        <w:rPr>
-          <w:lang w:val="en-US"/>
-        </w:rPr>
-        <w:t xml:space="preserve">=user.id).all()  </w:t>
+        <w:t xml:space="preserve">    goals = LearningGoal.query.join(Topic).filter_by(user_id=user.id).all()  </w:t>
       </w:r>
     </w:p>
     <w:p>
@@ -10720,110 +8645,26 @@
         <w:rPr>
           <w:lang w:val="en-US"/>
         </w:rPr>
+        <w:t xml:space="preserve">    app.logger.error(f"Fehler beim Abrufen der Lernziele: {str(e)}")  </w:t>
+      </w:r>
+    </w:p>
+    <w:p>
+      <w:pPr>
+        <w:rPr>
+          <w:lang w:val="en-US"/>
+        </w:rPr>
+      </w:pPr>
+      <w:r>
+        <w:rPr>
+          <w:lang w:val="en-US"/>
+        </w:rPr>
         <w:t xml:space="preserve">    </w:t>
       </w:r>
-      <w:proofErr w:type="spellStart"/>
-      <w:r>
-        <w:rPr>
-          <w:lang w:val="en-US"/>
-        </w:rPr>
-        <w:t>app.logger.error</w:t>
-      </w:r>
-      <w:proofErr w:type="spellEnd"/>
-      <w:r>
-        <w:rPr>
-          <w:lang w:val="en-US"/>
-        </w:rPr>
-        <w:t>(</w:t>
-      </w:r>
-      <w:proofErr w:type="spellStart"/>
-      <w:r>
-        <w:rPr>
-          <w:lang w:val="en-US"/>
-        </w:rPr>
-        <w:t>f"Fehler</w:t>
-      </w:r>
-      <w:proofErr w:type="spellEnd"/>
-      <w:r>
-        <w:rPr>
-          <w:lang w:val="en-US"/>
-        </w:rPr>
-        <w:t xml:space="preserve"> </w:t>
-      </w:r>
-      <w:proofErr w:type="spellStart"/>
-      <w:r>
-        <w:rPr>
-          <w:lang w:val="en-US"/>
-        </w:rPr>
-        <w:t>beim</w:t>
-      </w:r>
-      <w:proofErr w:type="spellEnd"/>
-      <w:r>
-        <w:rPr>
-          <w:lang w:val="en-US"/>
-        </w:rPr>
-        <w:t xml:space="preserve"> </w:t>
-      </w:r>
-      <w:proofErr w:type="spellStart"/>
-      <w:r>
-        <w:rPr>
-          <w:lang w:val="en-US"/>
-        </w:rPr>
-        <w:t>Abrufen</w:t>
-      </w:r>
-      <w:proofErr w:type="spellEnd"/>
-      <w:r>
-        <w:rPr>
-          <w:lang w:val="en-US"/>
-        </w:rPr>
-        <w:t xml:space="preserve"> der </w:t>
-      </w:r>
-      <w:proofErr w:type="spellStart"/>
-      <w:r>
-        <w:rPr>
-          <w:lang w:val="en-US"/>
-        </w:rPr>
-        <w:t>Lernziele</w:t>
-      </w:r>
-      <w:proofErr w:type="spellEnd"/>
-      <w:r>
-        <w:rPr>
-          <w:lang w:val="en-US"/>
-        </w:rPr>
-        <w:t xml:space="preserve">: {str(e)}")  </w:t>
-      </w:r>
-    </w:p>
-    <w:p>
-      <w:pPr>
-        <w:rPr>
-          <w:lang w:val="en-US"/>
-        </w:rPr>
-      </w:pPr>
-      <w:r>
-        <w:rPr>
-          <w:lang w:val="en-US"/>
-        </w:rPr>
-        <w:t xml:space="preserve">    </w:t>
-      </w:r>
-      <w:r>
-        <w:rPr>
-          <w:lang w:val="en-US"/>
-        </w:rPr>
-        <w:t xml:space="preserve">return </w:t>
-      </w:r>
-      <w:proofErr w:type="spellStart"/>
-      <w:r>
-        <w:rPr>
-          <w:lang w:val="en-US"/>
-        </w:rPr>
-        <w:t>jsonify</w:t>
-      </w:r>
-      <w:proofErr w:type="spellEnd"/>
-      <w:r>
-        <w:rPr>
-          <w:lang w:val="en-US"/>
-        </w:rPr>
-        <w:t xml:space="preserve">({"error": "Internal Server Error"}), 500  </w:t>
+      <w:r>
+        <w:rPr>
+          <w:lang w:val="en-US"/>
+        </w:rPr>
+        <w:t xml:space="preserve">return jsonify({"error": "Internal Server Error"}), 500  </w:t>
       </w:r>
     </w:p>
     <w:p>
@@ -10838,17 +8679,9 @@
         <w:rPr>
           <w:lang w:val="en-US"/>
         </w:rPr>
-        <w:t xml:space="preserve">Was </w:t>
-      </w:r>
-      <w:proofErr w:type="spellStart"/>
-      <w:r>
-        <w:rPr>
-          <w:lang w:val="en-US"/>
-        </w:rPr>
-        <w:t>schiefging</w:t>
+        <w:t>Was schiefging</w:t>
       </w:r>
       <w:bookmarkEnd w:id="34"/>
-      <w:proofErr w:type="spellEnd"/>
     </w:p>
     <w:p>
       <w:pPr>
@@ -10885,21 +8718,7 @@
           <w:lang w:val="en-US"/>
         </w:rPr>
         <w:br/>
-        <w:t xml:space="preserve">def </w:t>
-      </w:r>
-      <w:proofErr w:type="spellStart"/>
-      <w:r>
-        <w:rPr>
-          <w:lang w:val="en-US"/>
-        </w:rPr>
-        <w:t>create_learning_goal</w:t>
-      </w:r>
-      <w:proofErr w:type="spellEnd"/>
-      <w:r>
-        <w:rPr>
-          <w:lang w:val="en-US"/>
-        </w:rPr>
-        <w:t>():</w:t>
+        <w:t>def create_learning_goal():</w:t>
       </w:r>
       <w:r>
         <w:rPr>
@@ -10920,21 +8739,7 @@
           <w:lang w:val="en-US"/>
         </w:rPr>
         <w:br/>
-        <w:t xml:space="preserve">    deadline = </w:t>
-      </w:r>
-      <w:proofErr w:type="spellStart"/>
-      <w:r>
-        <w:rPr>
-          <w:lang w:val="en-US"/>
-        </w:rPr>
-        <w:t>data.get</w:t>
-      </w:r>
-      <w:proofErr w:type="spellEnd"/>
-      <w:r>
-        <w:rPr>
-          <w:lang w:val="en-US"/>
-        </w:rPr>
-        <w:t>('deadline')</w:t>
+        <w:t xml:space="preserve">    deadline = data.get('deadline')</w:t>
       </w:r>
     </w:p>
     <w:p>
@@ -10961,132 +8766,46 @@
         <w:rPr>
           <w:lang w:val="en-US"/>
         </w:rPr>
-        <w:t>Code-</w:t>
-      </w:r>
-      <w:proofErr w:type="spellStart"/>
-      <w:r>
-        <w:rPr>
-          <w:lang w:val="en-US"/>
-        </w:rPr>
-        <w:t>Duplikation</w:t>
-      </w:r>
-      <w:proofErr w:type="spellEnd"/>
-    </w:p>
-    <w:p>
-      <w:pPr>
-        <w:rPr>
-          <w:lang w:val="en-US"/>
-        </w:rPr>
-      </w:pPr>
-      <w:proofErr w:type="spellStart"/>
-      <w:r>
-        <w:rPr>
-          <w:lang w:val="en-US"/>
-        </w:rPr>
-        <w:t>Redundanz</w:t>
-      </w:r>
-      <w:proofErr w:type="spellEnd"/>
-      <w:r>
-        <w:rPr>
-          <w:lang w:val="en-US"/>
-        </w:rPr>
-        <w:t>: Ähnliche Logik in Topic- und </w:t>
-      </w:r>
-      <w:proofErr w:type="spellStart"/>
-      <w:r>
-        <w:rPr>
-          <w:lang w:val="en-US"/>
-        </w:rPr>
-        <w:t>LearningGoal-Endpunkten</w:t>
-      </w:r>
-      <w:proofErr w:type="spellEnd"/>
-      <w:r>
-        <w:rPr>
-          <w:lang w:val="en-US"/>
-        </w:rPr>
-        <w:t xml:space="preserve"> (z. B. Token-</w:t>
-      </w:r>
-      <w:proofErr w:type="spellStart"/>
-      <w:r>
-        <w:rPr>
-          <w:lang w:val="en-US"/>
-        </w:rPr>
-        <w:t>Validierung</w:t>
-      </w:r>
-      <w:proofErr w:type="spellEnd"/>
-      <w:r>
-        <w:rPr>
-          <w:lang w:val="en-US"/>
-        </w:rPr>
-        <w:t>).</w:t>
-      </w:r>
-    </w:p>
-    <w:p>
-      <w:pPr>
-        <w:rPr>
-          <w:lang w:val="en-US"/>
-        </w:rPr>
-      </w:pPr>
-      <w:r>
-        <w:rPr>
-          <w:lang w:val="en-US"/>
-        </w:rPr>
-        <w:t xml:space="preserve">token = </w:t>
-      </w:r>
-      <w:proofErr w:type="spellStart"/>
-      <w:r>
-        <w:rPr>
-          <w:lang w:val="en-US"/>
-        </w:rPr>
-        <w:t>request.cookies.get</w:t>
-      </w:r>
-      <w:proofErr w:type="spellEnd"/>
-      <w:r>
-        <w:rPr>
-          <w:lang w:val="en-US"/>
-        </w:rPr>
-        <w:t>('</w:t>
-      </w:r>
-      <w:proofErr w:type="spellStart"/>
-      <w:r>
-        <w:rPr>
-          <w:lang w:val="en-US"/>
-        </w:rPr>
-        <w:t>auth_token</w:t>
-      </w:r>
-      <w:proofErr w:type="spellEnd"/>
-      <w:r>
-        <w:rPr>
-          <w:lang w:val="en-US"/>
-        </w:rPr>
-        <w:t xml:space="preserve">')  </w:t>
-      </w:r>
-    </w:p>
-    <w:p>
-      <w:pPr>
-        <w:rPr>
-          <w:lang w:val="en-US"/>
-        </w:rPr>
-      </w:pPr>
-      <w:r>
-        <w:rPr>
-          <w:lang w:val="en-US"/>
-        </w:rPr>
-        <w:t xml:space="preserve">user = </w:t>
-      </w:r>
-      <w:proofErr w:type="spellStart"/>
-      <w:r>
-        <w:rPr>
-          <w:lang w:val="en-US"/>
-        </w:rPr>
-        <w:t>validate_token</w:t>
-      </w:r>
-      <w:proofErr w:type="spellEnd"/>
-      <w:r>
-        <w:rPr>
-          <w:lang w:val="en-US"/>
-        </w:rPr>
-        <w:t xml:space="preserve">(token)  </w:t>
+        <w:t>Code-Duplikation</w:t>
+      </w:r>
+    </w:p>
+    <w:p>
+      <w:pPr>
+        <w:rPr>
+          <w:lang w:val="en-US"/>
+        </w:rPr>
+      </w:pPr>
+      <w:r>
+        <w:rPr>
+          <w:lang w:val="en-US"/>
+        </w:rPr>
+        <w:t>Redundanz: Ähnliche Logik in Topic- und LearningGoal-Endpunkten (z. B. Token-Validierung).</w:t>
+      </w:r>
+    </w:p>
+    <w:p>
+      <w:pPr>
+        <w:rPr>
+          <w:lang w:val="en-US"/>
+        </w:rPr>
+      </w:pPr>
+      <w:r>
+        <w:rPr>
+          <w:lang w:val="en-US"/>
+        </w:rPr>
+        <w:t xml:space="preserve">token = request.cookies.get('auth_token')  </w:t>
+      </w:r>
+    </w:p>
+    <w:p>
+      <w:pPr>
+        <w:rPr>
+          <w:lang w:val="en-US"/>
+        </w:rPr>
+      </w:pPr>
+      <w:r>
+        <w:rPr>
+          <w:lang w:val="en-US"/>
+        </w:rPr>
+        <w:t xml:space="preserve">user = validate_token(token)  </w:t>
       </w:r>
     </w:p>
     <w:p>
@@ -11109,37 +8828,8 @@
         </w:rPr>
         <w:t xml:space="preserve">    </w:t>
       </w:r>
-      <w:proofErr w:type="spellStart"/>
-      <w:r>
-        <w:t>return</w:t>
-      </w:r>
-      <w:proofErr w:type="spellEnd"/>
-      <w:r>
-        <w:t xml:space="preserve"> </w:t>
-      </w:r>
-      <w:proofErr w:type="spellStart"/>
-      <w:r>
-        <w:t>jsonify</w:t>
-      </w:r>
-      <w:proofErr w:type="spellEnd"/>
-      <w:r>
-        <w:t>({'</w:t>
-      </w:r>
-      <w:proofErr w:type="spellStart"/>
-      <w:r>
-        <w:t>error</w:t>
-      </w:r>
-      <w:proofErr w:type="spellEnd"/>
-      <w:r>
-        <w:t>': '</w:t>
-      </w:r>
-      <w:proofErr w:type="spellStart"/>
-      <w:r>
-        <w:t>Unauthorized</w:t>
-      </w:r>
-      <w:proofErr w:type="spellEnd"/>
-      <w:r>
-        <w:t xml:space="preserve">'}), 401  </w:t>
+      <w:r>
+        <w:t xml:space="preserve">return jsonify({'error': 'Unauthorized'}), 401  </w:t>
       </w:r>
     </w:p>
     <w:p/>
@@ -11178,76 +8868,20 @@
         <w:rPr>
           <w:lang w:val="en-US"/>
         </w:rPr>
-        <w:t xml:space="preserve">def </w:t>
-      </w:r>
-      <w:proofErr w:type="spellStart"/>
-      <w:r>
-        <w:rPr>
-          <w:lang w:val="en-US"/>
-        </w:rPr>
-        <w:t>test_invalid_deadline</w:t>
-      </w:r>
-      <w:proofErr w:type="spellEnd"/>
-      <w:r>
-        <w:rPr>
-          <w:lang w:val="en-US"/>
-        </w:rPr>
-        <w:t xml:space="preserve">(client):  </w:t>
-      </w:r>
-    </w:p>
-    <w:p>
-      <w:pPr>
-        <w:rPr>
-          <w:lang w:val="en-US"/>
-        </w:rPr>
-      </w:pPr>
-      <w:r>
-        <w:rPr>
-          <w:lang w:val="en-US"/>
-        </w:rPr>
-        <w:t xml:space="preserve">    response = </w:t>
-      </w:r>
-      <w:proofErr w:type="spellStart"/>
-      <w:r>
-        <w:rPr>
-          <w:lang w:val="en-US"/>
-        </w:rPr>
-        <w:t>client.post</w:t>
-      </w:r>
-      <w:proofErr w:type="spellEnd"/>
-      <w:r>
-        <w:rPr>
-          <w:lang w:val="en-US"/>
-        </w:rPr>
-        <w:t>('/</w:t>
-      </w:r>
-      <w:proofErr w:type="spellStart"/>
-      <w:r>
-        <w:rPr>
-          <w:lang w:val="en-US"/>
-        </w:rPr>
-        <w:t>learning_goals</w:t>
-      </w:r>
-      <w:proofErr w:type="spellEnd"/>
-      <w:r>
-        <w:rPr>
-          <w:lang w:val="en-US"/>
-        </w:rPr>
-        <w:t xml:space="preserve">', </w:t>
-      </w:r>
-      <w:proofErr w:type="spellStart"/>
-      <w:r>
-        <w:rPr>
-          <w:lang w:val="en-US"/>
-        </w:rPr>
-        <w:t>json</w:t>
-      </w:r>
-      <w:proofErr w:type="spellEnd"/>
-      <w:r>
-        <w:rPr>
-          <w:lang w:val="en-US"/>
-        </w:rPr>
-        <w:t xml:space="preserve">={  </w:t>
+        <w:t xml:space="preserve">def test_invalid_deadline(client):  </w:t>
+      </w:r>
+    </w:p>
+    <w:p>
+      <w:pPr>
+        <w:rPr>
+          <w:lang w:val="en-US"/>
+        </w:rPr>
+      </w:pPr>
+      <w:r>
+        <w:rPr>
+          <w:lang w:val="en-US"/>
+        </w:rPr>
+        <w:t xml:space="preserve">    response = client.post('/learning_goals', json={  </w:t>
       </w:r>
     </w:p>
     <w:p>
@@ -11258,15 +8892,7 @@
         <w:t xml:space="preserve">        </w:t>
       </w:r>
       <w:r>
-        <w:t>'</w:t>
-      </w:r>
-      <w:proofErr w:type="spellStart"/>
-      <w:r>
-        <w:t>deadline</w:t>
-      </w:r>
-      <w:proofErr w:type="spellEnd"/>
-      <w:r>
-        <w:t xml:space="preserve">': '2024-13-32',  # Ungültiges Datum  </w:t>
+        <w:t xml:space="preserve">'deadline': '2024-13-32',  # Ungültiges Datum  </w:t>
       </w:r>
     </w:p>
     <w:p>
@@ -11281,23 +8907,7 @@
     </w:p>
     <w:p>
       <w:r>
-        <w:t xml:space="preserve">    </w:t>
-      </w:r>
-      <w:proofErr w:type="spellStart"/>
-      <w:r>
-        <w:t>assert</w:t>
-      </w:r>
-      <w:proofErr w:type="spellEnd"/>
-      <w:r>
-        <w:t xml:space="preserve"> </w:t>
-      </w:r>
-      <w:proofErr w:type="spellStart"/>
-      <w:r>
-        <w:t>response.status_code</w:t>
-      </w:r>
-      <w:proofErr w:type="spellEnd"/>
-      <w:r>
-        <w:t xml:space="preserve"> == 400</w:t>
+        <w:t xml:space="preserve">    assert response.status_code == 400</w:t>
       </w:r>
     </w:p>
     <w:p>
@@ -11313,15 +8923,7 @@
     </w:p>
     <w:p>
       <w:r>
-        <w:t>Swagger/</w:t>
-      </w:r>
-      <w:proofErr w:type="spellStart"/>
-      <w:r>
-        <w:t>OpenAPI</w:t>
-      </w:r>
-      <w:proofErr w:type="spellEnd"/>
-      <w:r>
-        <w:t>: Generierung interaktiver Dokumentation direkt aus dem Code.</w:t>
+        <w:t>Swagger/OpenAPI: Generierung interaktiver Dokumentation direkt aus dem Code.</w:t>
       </w:r>
     </w:p>
     <w:p/>
@@ -11330,27 +8932,14 @@
         <w:pStyle w:val="berschrift3"/>
       </w:pPr>
       <w:bookmarkStart w:id="38" w:name="_Toc193737954"/>
-      <w:proofErr w:type="spellStart"/>
-      <w:r>
-        <w:t>Deployment</w:t>
-      </w:r>
-      <w:proofErr w:type="spellEnd"/>
-      <w:r>
-        <w:t xml:space="preserve"> mit Docker</w:t>
+      <w:r>
+        <w:t>Deployment mit Docker</w:t>
       </w:r>
       <w:bookmarkEnd w:id="38"/>
     </w:p>
     <w:p>
       <w:r>
-        <w:t xml:space="preserve">Vorteile: Reproduzierbare Umgebungen, vereinfachtes </w:t>
-      </w:r>
-      <w:proofErr w:type="spellStart"/>
-      <w:r>
-        <w:t>Scaling</w:t>
-      </w:r>
-      <w:proofErr w:type="spellEnd"/>
-      <w:r>
-        <w:t>.</w:t>
+        <w:t>Vorteile: Reproduzierbare Umgebungen, vereinfachtes Scaling.</w:t>
       </w:r>
     </w:p>
     <w:p>
@@ -11374,13 +8963,8 @@
       </w:r>
     </w:p>
     <w:p>
-      <w:proofErr w:type="spellStart"/>
-      <w:r>
-        <w:t>static_folder</w:t>
-      </w:r>
-      <w:proofErr w:type="spellEnd"/>
-      <w:r>
-        <w:t xml:space="preserve">='C:\Users\...'  </w:t>
+      <w:r>
+        <w:t xml:space="preserve">static_folder='C:\Users\...'  </w:t>
       </w:r>
     </w:p>
     <w:p>
@@ -11389,29 +8973,8 @@
       </w:r>
     </w:p>
     <w:p>
-      <w:proofErr w:type="spellStart"/>
-      <w:r>
-        <w:t>static_folder</w:t>
-      </w:r>
-      <w:proofErr w:type="spellEnd"/>
-      <w:r>
-        <w:t>='../</w:t>
-      </w:r>
-      <w:proofErr w:type="spellStart"/>
-      <w:r>
-        <w:t>frontend</w:t>
-      </w:r>
-      <w:proofErr w:type="spellEnd"/>
-      <w:r>
-        <w:t>/</w:t>
-      </w:r>
-      <w:proofErr w:type="spellStart"/>
-      <w:r>
-        <w:t>static</w:t>
-      </w:r>
-      <w:proofErr w:type="spellEnd"/>
-      <w:r>
-        <w:t xml:space="preserve">'  </w:t>
+      <w:r>
+        <w:t xml:space="preserve">static_folder='../frontend/static'  </w:t>
       </w:r>
     </w:p>
     <w:p>
@@ -11434,144 +8997,46 @@
         <w:rPr>
           <w:lang w:val="en-US"/>
         </w:rPr>
-        <w:t xml:space="preserve">def </w:t>
-      </w:r>
-      <w:proofErr w:type="spellStart"/>
-      <w:r>
-        <w:rPr>
-          <w:lang w:val="en-US"/>
-        </w:rPr>
-        <w:t>token_required</w:t>
-      </w:r>
-      <w:proofErr w:type="spellEnd"/>
-      <w:r>
-        <w:rPr>
-          <w:lang w:val="en-US"/>
-        </w:rPr>
-        <w:t>(</w:t>
-      </w:r>
-      <w:proofErr w:type="spellStart"/>
-      <w:r>
-        <w:rPr>
-          <w:lang w:val="en-US"/>
-        </w:rPr>
-        <w:t>route_func</w:t>
-      </w:r>
-      <w:proofErr w:type="spellEnd"/>
-      <w:r>
-        <w:rPr>
-          <w:lang w:val="en-US"/>
-        </w:rPr>
-        <w:t xml:space="preserve">):  </w:t>
-      </w:r>
-    </w:p>
-    <w:p>
-      <w:pPr>
-        <w:rPr>
-          <w:lang w:val="en-US"/>
-        </w:rPr>
-      </w:pPr>
-      <w:r>
-        <w:rPr>
-          <w:lang w:val="en-US"/>
-        </w:rPr>
-        <w:t xml:space="preserve">    def wrapper(*</w:t>
-      </w:r>
-      <w:proofErr w:type="spellStart"/>
-      <w:r>
-        <w:rPr>
-          <w:lang w:val="en-US"/>
-        </w:rPr>
-        <w:t>args</w:t>
-      </w:r>
-      <w:proofErr w:type="spellEnd"/>
-      <w:r>
-        <w:rPr>
-          <w:lang w:val="en-US"/>
-        </w:rPr>
-        <w:t>, **</w:t>
-      </w:r>
-      <w:proofErr w:type="spellStart"/>
-      <w:r>
-        <w:rPr>
-          <w:lang w:val="en-US"/>
-        </w:rPr>
-        <w:t>kwargs</w:t>
-      </w:r>
-      <w:proofErr w:type="spellEnd"/>
-      <w:r>
-        <w:rPr>
-          <w:lang w:val="en-US"/>
-        </w:rPr>
-        <w:t xml:space="preserve">):  </w:t>
-      </w:r>
-    </w:p>
-    <w:p>
-      <w:pPr>
-        <w:rPr>
-          <w:lang w:val="en-US"/>
-        </w:rPr>
-      </w:pPr>
-      <w:r>
-        <w:rPr>
-          <w:lang w:val="en-US"/>
-        </w:rPr>
-        <w:t xml:space="preserve">        token = </w:t>
-      </w:r>
-      <w:proofErr w:type="spellStart"/>
-      <w:r>
-        <w:rPr>
-          <w:lang w:val="en-US"/>
-        </w:rPr>
-        <w:t>request.cookies.get</w:t>
-      </w:r>
-      <w:proofErr w:type="spellEnd"/>
-      <w:r>
-        <w:rPr>
-          <w:lang w:val="en-US"/>
-        </w:rPr>
-        <w:t>('</w:t>
-      </w:r>
-      <w:proofErr w:type="spellStart"/>
-      <w:r>
-        <w:rPr>
-          <w:lang w:val="en-US"/>
-        </w:rPr>
-        <w:t>auth_token</w:t>
-      </w:r>
-      <w:proofErr w:type="spellEnd"/>
-      <w:r>
-        <w:rPr>
-          <w:lang w:val="en-US"/>
-        </w:rPr>
-        <w:t xml:space="preserve">')  </w:t>
-      </w:r>
-    </w:p>
-    <w:p>
-      <w:pPr>
-        <w:rPr>
-          <w:lang w:val="en-US"/>
-        </w:rPr>
-      </w:pPr>
-      <w:r>
-        <w:rPr>
-          <w:lang w:val="en-US"/>
-        </w:rPr>
-        <w:t xml:space="preserve">        user = </w:t>
-      </w:r>
-      <w:proofErr w:type="spellStart"/>
-      <w:r>
-        <w:rPr>
-          <w:lang w:val="en-US"/>
-        </w:rPr>
-        <w:t>validate_token</w:t>
-      </w:r>
-      <w:proofErr w:type="spellEnd"/>
-      <w:r>
-        <w:rPr>
-          <w:lang w:val="en-US"/>
-        </w:rPr>
-        <w:t xml:space="preserve">(token)  </w:t>
+        <w:t xml:space="preserve">def token_required(route_func):  </w:t>
+      </w:r>
+    </w:p>
+    <w:p>
+      <w:pPr>
+        <w:rPr>
+          <w:lang w:val="en-US"/>
+        </w:rPr>
+      </w:pPr>
+      <w:r>
+        <w:rPr>
+          <w:lang w:val="en-US"/>
+        </w:rPr>
+        <w:t xml:space="preserve">    def wrapper(*args, **kwargs):  </w:t>
+      </w:r>
+    </w:p>
+    <w:p>
+      <w:pPr>
+        <w:rPr>
+          <w:lang w:val="en-US"/>
+        </w:rPr>
+      </w:pPr>
+      <w:r>
+        <w:rPr>
+          <w:lang w:val="en-US"/>
+        </w:rPr>
+        <w:t xml:space="preserve">        token = request.cookies.get('auth_token')  </w:t>
+      </w:r>
+    </w:p>
+    <w:p>
+      <w:pPr>
+        <w:rPr>
+          <w:lang w:val="en-US"/>
+        </w:rPr>
+      </w:pPr>
+      <w:r>
+        <w:rPr>
+          <w:lang w:val="en-US"/>
+        </w:rPr>
+        <w:t xml:space="preserve">        user = validate_token(token)  </w:t>
       </w:r>
     </w:p>
     <w:p>
@@ -11597,76 +9062,20 @@
         <w:rPr>
           <w:lang w:val="en-US"/>
         </w:rPr>
-        <w:t xml:space="preserve">            return </w:t>
-      </w:r>
-      <w:proofErr w:type="spellStart"/>
-      <w:r>
-        <w:rPr>
-          <w:lang w:val="en-US"/>
-        </w:rPr>
-        <w:t>jsonify</w:t>
-      </w:r>
-      <w:proofErr w:type="spellEnd"/>
-      <w:r>
-        <w:rPr>
-          <w:lang w:val="en-US"/>
-        </w:rPr>
-        <w:t xml:space="preserve">({'error': 'Unauthorized'}), 401  </w:t>
-      </w:r>
-    </w:p>
-    <w:p>
-      <w:pPr>
-        <w:rPr>
-          <w:lang w:val="en-US"/>
-        </w:rPr>
-      </w:pPr>
-      <w:r>
-        <w:rPr>
-          <w:lang w:val="en-US"/>
-        </w:rPr>
-        <w:t xml:space="preserve">        return </w:t>
-      </w:r>
-      <w:proofErr w:type="spellStart"/>
-      <w:r>
-        <w:rPr>
-          <w:lang w:val="en-US"/>
-        </w:rPr>
-        <w:t>route_func</w:t>
-      </w:r>
-      <w:proofErr w:type="spellEnd"/>
-      <w:r>
-        <w:rPr>
-          <w:lang w:val="en-US"/>
-        </w:rPr>
-        <w:t>(*</w:t>
-      </w:r>
-      <w:proofErr w:type="spellStart"/>
-      <w:r>
-        <w:rPr>
-          <w:lang w:val="en-US"/>
-        </w:rPr>
-        <w:t>args</w:t>
-      </w:r>
-      <w:proofErr w:type="spellEnd"/>
-      <w:r>
-        <w:rPr>
-          <w:lang w:val="en-US"/>
-        </w:rPr>
-        <w:t>, **</w:t>
-      </w:r>
-      <w:proofErr w:type="spellStart"/>
-      <w:r>
-        <w:rPr>
-          <w:lang w:val="en-US"/>
-        </w:rPr>
-        <w:t>kwargs</w:t>
-      </w:r>
-      <w:proofErr w:type="spellEnd"/>
-      <w:r>
-        <w:rPr>
-          <w:lang w:val="en-US"/>
-        </w:rPr>
-        <w:t xml:space="preserve">)  </w:t>
+        <w:t xml:space="preserve">            return jsonify({'error': 'Unauthorized'}), 401  </w:t>
+      </w:r>
+    </w:p>
+    <w:p>
+      <w:pPr>
+        <w:rPr>
+          <w:lang w:val="en-US"/>
+        </w:rPr>
+      </w:pPr>
+      <w:r>
+        <w:rPr>
+          <w:lang w:val="en-US"/>
+        </w:rPr>
+        <w:t xml:space="preserve">        return route_func(*args, **kwargs)  </w:t>
       </w:r>
     </w:p>
     <w:p>
@@ -11718,21 +9127,7 @@
         <w:rPr>
           <w:lang w:val="en-US"/>
         </w:rPr>
-        <w:t xml:space="preserve">def </w:t>
-      </w:r>
-      <w:proofErr w:type="spellStart"/>
-      <w:r>
-        <w:rPr>
-          <w:lang w:val="en-US"/>
-        </w:rPr>
-        <w:t>get_topics</w:t>
-      </w:r>
-      <w:proofErr w:type="spellEnd"/>
-      <w:r>
-        <w:rPr>
-          <w:lang w:val="en-US"/>
-        </w:rPr>
-        <w:t xml:space="preserve">():  </w:t>
+        <w:t xml:space="preserve">def get_topics():  </w:t>
       </w:r>
     </w:p>
     <w:p>
@@ -11759,15 +9154,7 @@
     </w:p>
     <w:p>
       <w:r>
-        <w:t>Das Projekt demonstriert, wie eine </w:t>
-      </w:r>
-      <w:proofErr w:type="spellStart"/>
-      <w:r>
-        <w:t>balance</w:t>
-      </w:r>
-      <w:proofErr w:type="spellEnd"/>
-      <w:r>
-        <w:t xml:space="preserve"> zwischen Funktionalität und Sicherheit erreicht werden kann, auch wenn einige technische Schulden (z. B. fehlende Validierung) zurückblieben. Die gewonnenen Erkenntnisse – insbesondere zu TDD und Docker – bieten einen klaren Fahrplan für zukünftige Verbesserungen. Der Code ist nicht das Ende, sondern der Anfang einer lernenden Entwicklung.</w:t>
+        <w:t>Das Projekt demonstriert, wie eine balance zwischen Funktionalität und Sicherheit erreicht werden kann, auch wenn einige technische Schulden (z. B. fehlende Validierung) zurückblieben. Die gewonnenen Erkenntnisse – insbesondere zu TDD und Docker – bieten einen klaren Fahrplan für zukünftige Verbesserungen. Der Code ist nicht das Ende, sondern der Anfang einer lernenden Entwicklung.</w:t>
       </w:r>
     </w:p>
     <w:p/>
@@ -11828,7 +9215,6 @@
         </w:rPr>
       </w:pPr>
       <w:hyperlink r:id="rId11" w:history="1">
-        <w:proofErr w:type="spellStart"/>
         <w:r>
           <w:rPr>
             <w:rStyle w:val="Hyperlink"/>
@@ -11836,7 +9222,6 @@
           </w:rPr>
           <w:t>SQLAlchemy</w:t>
         </w:r>
-        <w:proofErr w:type="spellEnd"/>
       </w:hyperlink>
     </w:p>
     <w:p>
@@ -11849,21 +9234,7 @@
         <w:rPr>
           <w:lang w:val="en-US"/>
         </w:rPr>
-        <w:t>UML-</w:t>
-      </w:r>
-      <w:proofErr w:type="spellStart"/>
-      <w:r>
-        <w:rPr>
-          <w:lang w:val="en-US"/>
-        </w:rPr>
-        <w:t>Diagramme</w:t>
-      </w:r>
-      <w:proofErr w:type="spellEnd"/>
-      <w:r>
-        <w:rPr>
-          <w:lang w:val="en-US"/>
-        </w:rPr>
-        <w:t xml:space="preserve"> </w:t>
+        <w:t xml:space="preserve">UML-Diagramme </w:t>
       </w:r>
       <w:hyperlink r:id="rId12" w:history="1">
         <w:r>
@@ -11909,16 +9280,8 @@
         <w:rPr>
           <w:rStyle w:val="berschrift3Zchn"/>
         </w:rPr>
-        <w:t xml:space="preserve">Webentwicklung mit </w:t>
-      </w:r>
-      <w:proofErr w:type="spellStart"/>
-      <w:r>
-        <w:rPr>
-          <w:rStyle w:val="berschrift3Zchn"/>
-        </w:rPr>
-        <w:t>Flask</w:t>
-      </w:r>
-      <w:proofErr w:type="spellEnd"/>
+        <w:t>Webentwicklung mit Flask</w:t>
+      </w:r>
       <w:r>
         <w:rPr>
           <w:rStyle w:val="berschrift3Zchn"/>
@@ -11985,15 +9348,7 @@
         <w:t>Relevanz</w:t>
       </w:r>
       <w:r>
-        <w:t xml:space="preserve">: Design von </w:t>
-      </w:r>
-      <w:proofErr w:type="spellStart"/>
-      <w:r>
-        <w:t>RESTful</w:t>
-      </w:r>
-      <w:proofErr w:type="spellEnd"/>
-      <w:r>
-        <w:t xml:space="preserve"> APIs, Token-basiertes Auth, Fehlerhandling.</w:t>
+        <w:t>: Design von RESTful APIs, Token-basiertes Auth, Fehlerhandling.</w:t>
       </w:r>
     </w:p>
     <w:p/>
@@ -12084,7 +9439,6 @@
         </w:rPr>
         <w:br/>
       </w:r>
-      <w:proofErr w:type="spellStart"/>
       <w:r>
         <w:rPr>
           <w:i/>
@@ -12093,90 +9447,12 @@
         </w:rPr>
         <w:t>Relevanz</w:t>
       </w:r>
-      <w:proofErr w:type="spellEnd"/>
-      <w:r>
-        <w:rPr>
-          <w:lang w:val="en-US"/>
-        </w:rPr>
-        <w:t xml:space="preserve">: </w:t>
-      </w:r>
-      <w:proofErr w:type="spellStart"/>
-      <w:r>
-        <w:rPr>
-          <w:lang w:val="en-US"/>
-        </w:rPr>
-        <w:t>Passwort</w:t>
-      </w:r>
-      <w:proofErr w:type="spellEnd"/>
-      <w:r>
-        <w:rPr>
-          <w:lang w:val="en-US"/>
-        </w:rPr>
-        <w:t>-Hashing (</w:t>
-      </w:r>
-      <w:proofErr w:type="spellStart"/>
-      <w:r>
-        <w:rPr>
-          <w:lang w:val="en-US"/>
-        </w:rPr>
-        <w:t>bcrypt</w:t>
-      </w:r>
-      <w:proofErr w:type="spellEnd"/>
-      <w:r>
-        <w:rPr>
-          <w:lang w:val="en-US"/>
-        </w:rPr>
-        <w:t>), Cookie-Sicherheit (</w:t>
-      </w:r>
-      <w:proofErr w:type="spellStart"/>
-      <w:r>
-        <w:rPr>
-          <w:lang w:val="en-US"/>
-        </w:rPr>
-        <w:t>HttpOnly</w:t>
-      </w:r>
-      <w:proofErr w:type="spellEnd"/>
-      <w:r>
-        <w:rPr>
-          <w:lang w:val="en-US"/>
-        </w:rPr>
-        <w:t xml:space="preserve">, </w:t>
-      </w:r>
-      <w:proofErr w:type="spellStart"/>
-      <w:r>
-        <w:rPr>
-          <w:lang w:val="en-US"/>
-        </w:rPr>
-        <w:t>SameSite</w:t>
-      </w:r>
-      <w:proofErr w:type="spellEnd"/>
-      <w:r>
-        <w:rPr>
-          <w:lang w:val="en-US"/>
-        </w:rPr>
-        <w:t>), CORS und XSS/CSRF-</w:t>
-      </w:r>
-      <w:proofErr w:type="spellStart"/>
-      <w:r>
-        <w:rPr>
-          <w:lang w:val="en-US"/>
-        </w:rPr>
-        <w:t>Risiken</w:t>
-      </w:r>
-      <w:proofErr w:type="spellEnd"/>
-      <w:r>
-        <w:rPr>
-          <w:lang w:val="en-US"/>
-        </w:rPr>
-        <w:t>.</w:t>
-      </w:r>
-    </w:p>
-    <w:p>
-      <w:pPr>
-        <w:rPr>
-          <w:lang w:val="en-US"/>
-        </w:rPr>
-      </w:pPr>
+      <w:r>
+        <w:rPr>
+          <w:lang w:val="en-US"/>
+        </w:rPr>
+        <w:t>: Passwort-Hashing (bcrypt), Cookie-Sicherheit (HttpOnly, SameSite), CORS und XSS/CSRF-Risiken.</w:t>
+      </w:r>
     </w:p>
     <w:p>
       <w:pPr>
@@ -12191,15 +9467,7 @@
       </w:pPr>
       <w:bookmarkStart w:id="45" w:name="_Toc193737961"/>
       <w:r>
-        <w:t xml:space="preserve">Code für </w:t>
-      </w:r>
-      <w:proofErr w:type="spellStart"/>
-      <w:r>
-        <w:t>Uml</w:t>
-      </w:r>
-      <w:proofErr w:type="spellEnd"/>
-      <w:r>
-        <w:t>-Diagramme</w:t>
+        <w:t>Code für Uml-Diagramme</w:t>
       </w:r>
       <w:bookmarkEnd w:id="45"/>
       <w:r>
@@ -12221,15 +9489,7 @@
     </w:p>
     <w:p>
       <w:r>
-        <w:t>!</w:t>
-      </w:r>
-      <w:proofErr w:type="spellStart"/>
-      <w:r>
-        <w:t>include</w:t>
-      </w:r>
-      <w:proofErr w:type="spellEnd"/>
-      <w:r>
-        <w:t xml:space="preserve"> &lt;C4/C4_Container&gt;</w:t>
+        <w:t>!include &lt;C4/C4_Container&gt;</w:t>
       </w:r>
     </w:p>
     <w:p/>
@@ -12251,101 +9511,39 @@
     </w:p>
     <w:p>
       <w:r>
-        <w:t xml:space="preserve">Container(BFF, "Backend </w:t>
-      </w:r>
-      <w:proofErr w:type="spellStart"/>
-      <w:r>
-        <w:t>for</w:t>
-      </w:r>
-      <w:proofErr w:type="spellEnd"/>
-      <w:r>
-        <w:t xml:space="preserve"> Frontend (BFF)", "</w:t>
-      </w:r>
-      <w:proofErr w:type="spellStart"/>
-      <w:r>
-        <w:t>Flask</w:t>
-      </w:r>
-      <w:proofErr w:type="spellEnd"/>
-      <w:r>
-        <w:t>-API", "Dient als API-Gateway zwischen Frontend und Datenbank")</w:t>
-      </w:r>
-    </w:p>
-    <w:p>
-      <w:proofErr w:type="spellStart"/>
-      <w:r>
-        <w:t>ContainerDb</w:t>
-      </w:r>
-      <w:proofErr w:type="spellEnd"/>
-      <w:r>
-        <w:t>(SQLite, "SQLite-Datenbank", "SQL", "Speichert Benutzerdaten und Lerninhalte")</w:t>
+        <w:t>Container(BFF, "Backend for Frontend (BFF)", "Flask-API", "Dient als API-Gateway zwischen Frontend und Datenbank")</w:t>
+      </w:r>
+    </w:p>
+    <w:p>
+      <w:r>
+        <w:t>ContainerDb(SQLite, "SQLite-Datenbank", "SQL", "Speichert Benutzerdaten und Lerninhalte")</w:t>
       </w:r>
     </w:p>
     <w:p/>
     <w:p>
-      <w:proofErr w:type="spellStart"/>
+      <w:r>
+        <w:t>Rel(Benutzer, Storefront, "Verwendet", "HTTP (GET/POST) via JSON-API")</w:t>
+      </w:r>
+    </w:p>
+    <w:p>
       <w:r>
         <w:lastRenderedPageBreak/>
-        <w:t>Rel</w:t>
-      </w:r>
-      <w:proofErr w:type="spellEnd"/>
-      <w:r>
-        <w:t>(Benutzer, Storefront, "Verwendet", "HTTP (GET/POST) via JSON-API")</w:t>
-      </w:r>
-    </w:p>
-    <w:p>
-      <w:proofErr w:type="spellStart"/>
-      <w:r>
-        <w:t>Rel</w:t>
-      </w:r>
-      <w:proofErr w:type="spellEnd"/>
-      <w:r>
-        <w:t>(Storefront, BFF, "Sendet Anfragen an", "HTTP (JSON-API)")</w:t>
-      </w:r>
-    </w:p>
-    <w:p>
-      <w:proofErr w:type="spellStart"/>
-      <w:r>
-        <w:t>Rel</w:t>
-      </w:r>
-      <w:proofErr w:type="spellEnd"/>
-      <w:r>
-        <w:t>(BFF, SQLite, "Liest und schreibt Daten", "SQL-</w:t>
-      </w:r>
-      <w:proofErr w:type="spellStart"/>
-      <w:r>
-        <w:t>Alchemy</w:t>
-      </w:r>
-      <w:proofErr w:type="spellEnd"/>
-      <w:r>
-        <w:t xml:space="preserve"> (ORM)")</w:t>
-      </w:r>
-    </w:p>
-    <w:p>
-      <w:proofErr w:type="spellStart"/>
-      <w:r>
-        <w:t>Rel</w:t>
-      </w:r>
-      <w:proofErr w:type="spellEnd"/>
-      <w:r>
-        <w:t>(SQLite, BFF, "Antwortet auf Anfragen", "SQL-</w:t>
-      </w:r>
-      <w:proofErr w:type="spellStart"/>
-      <w:r>
-        <w:t>Alchemy</w:t>
-      </w:r>
-      <w:proofErr w:type="spellEnd"/>
-      <w:r>
-        <w:t xml:space="preserve"> (ORM)")</w:t>
-      </w:r>
-    </w:p>
-    <w:p>
-      <w:proofErr w:type="spellStart"/>
-      <w:r>
-        <w:t>Rel</w:t>
-      </w:r>
-      <w:proofErr w:type="spellEnd"/>
-      <w:r>
-        <w:t>(Benutzer, BFF, "Validiert Token", "Cookie-basiert")</w:t>
+        <w:t>Rel(Storefront, BFF, "Sendet Anfragen an", "HTTP (JSON-API)")</w:t>
+      </w:r>
+    </w:p>
+    <w:p>
+      <w:r>
+        <w:t>Rel(BFF, SQLite, "Liest und schreibt Daten", "SQL-Alchemy (ORM)")</w:t>
+      </w:r>
+    </w:p>
+    <w:p>
+      <w:r>
+        <w:t>Rel(SQLite, BFF, "Antwortet auf Anfragen", "SQL-Alchemy (ORM)")</w:t>
+      </w:r>
+    </w:p>
+    <w:p>
+      <w:r>
+        <w:t>Rel(Benutzer, BFF, "Validiert Token", "Cookie-basiert")</w:t>
       </w:r>
     </w:p>
     <w:p/>
@@ -12373,21 +9571,7 @@
         <w:rPr>
           <w:lang w:val="en-US"/>
         </w:rPr>
-        <w:t xml:space="preserve">UML-Code </w:t>
-      </w:r>
-      <w:proofErr w:type="spellStart"/>
-      <w:r>
-        <w:rPr>
-          <w:lang w:val="en-US"/>
-        </w:rPr>
-        <w:t>Diagramm</w:t>
-      </w:r>
-      <w:proofErr w:type="spellEnd"/>
-      <w:r>
-        <w:rPr>
-          <w:lang w:val="en-US"/>
-        </w:rPr>
-        <w:t xml:space="preserve"> 2</w:t>
+        <w:t>UML-Code Diagramm 2</w:t>
       </w:r>
     </w:p>
     <w:p>
@@ -12458,58 +9642,34 @@
         <w:rPr>
           <w:lang w:val="en-US"/>
         </w:rPr>
-        <w:t xml:space="preserve">  - String </w:t>
-      </w:r>
-      <w:proofErr w:type="spellStart"/>
-      <w:r>
-        <w:rPr>
-          <w:lang w:val="en-US"/>
-        </w:rPr>
-        <w:t>usermail</w:t>
-      </w:r>
-      <w:proofErr w:type="spellEnd"/>
-    </w:p>
-    <w:p>
-      <w:pPr>
-        <w:rPr>
-          <w:lang w:val="en-US"/>
-        </w:rPr>
-      </w:pPr>
-      <w:r>
-        <w:rPr>
-          <w:lang w:val="en-US"/>
-        </w:rPr>
-        <w:t xml:space="preserve">  - String </w:t>
-      </w:r>
-      <w:proofErr w:type="spellStart"/>
-      <w:r>
-        <w:rPr>
-          <w:lang w:val="en-US"/>
-        </w:rPr>
-        <w:t>password_hash</w:t>
-      </w:r>
-      <w:proofErr w:type="spellEnd"/>
-    </w:p>
-    <w:p>
-      <w:pPr>
-        <w:rPr>
-          <w:lang w:val="en-US"/>
-        </w:rPr>
-      </w:pPr>
-      <w:r>
-        <w:rPr>
-          <w:lang w:val="en-US"/>
-        </w:rPr>
-        <w:t xml:space="preserve">  - Boolean </w:t>
-      </w:r>
-      <w:proofErr w:type="spellStart"/>
-      <w:r>
-        <w:rPr>
-          <w:lang w:val="en-US"/>
-        </w:rPr>
-        <w:t>is_active_user</w:t>
-      </w:r>
-      <w:proofErr w:type="spellEnd"/>
+        <w:t xml:space="preserve">  - String usermail</w:t>
+      </w:r>
+    </w:p>
+    <w:p>
+      <w:pPr>
+        <w:rPr>
+          <w:lang w:val="en-US"/>
+        </w:rPr>
+      </w:pPr>
+      <w:r>
+        <w:rPr>
+          <w:lang w:val="en-US"/>
+        </w:rPr>
+        <w:t xml:space="preserve">  - String password_hash</w:t>
+      </w:r>
+    </w:p>
+    <w:p>
+      <w:pPr>
+        <w:rPr>
+          <w:lang w:val="en-US"/>
+        </w:rPr>
+      </w:pPr>
+      <w:r>
+        <w:rPr>
+          <w:lang w:val="en-US"/>
+        </w:rPr>
+        <w:t xml:space="preserve">  - Boolean is_active_user</w:t>
+      </w:r>
     </w:p>
     <w:p>
       <w:pPr>
@@ -12534,156 +9694,72 @@
         <w:rPr>
           <w:lang w:val="en-US"/>
         </w:rPr>
-        <w:t xml:space="preserve">  + </w:t>
-      </w:r>
-      <w:proofErr w:type="spellStart"/>
-      <w:r>
-        <w:rPr>
-          <w:lang w:val="en-US"/>
-        </w:rPr>
-        <w:t>set_password</w:t>
-      </w:r>
-      <w:proofErr w:type="spellEnd"/>
-      <w:r>
-        <w:rPr>
-          <w:lang w:val="en-US"/>
-        </w:rPr>
-        <w:t>()</w:t>
-      </w:r>
-    </w:p>
-    <w:p>
-      <w:pPr>
-        <w:rPr>
-          <w:lang w:val="en-US"/>
-        </w:rPr>
-      </w:pPr>
-      <w:r>
-        <w:rPr>
-          <w:lang w:val="en-US"/>
-        </w:rPr>
-        <w:t xml:space="preserve">  + </w:t>
-      </w:r>
-      <w:proofErr w:type="spellStart"/>
-      <w:r>
-        <w:rPr>
-          <w:lang w:val="en-US"/>
-        </w:rPr>
-        <w:t>check_password</w:t>
-      </w:r>
-      <w:proofErr w:type="spellEnd"/>
-      <w:r>
-        <w:rPr>
-          <w:lang w:val="en-US"/>
-        </w:rPr>
-        <w:t>()</w:t>
-      </w:r>
-    </w:p>
-    <w:p>
-      <w:pPr>
-        <w:rPr>
-          <w:lang w:val="en-US"/>
-        </w:rPr>
-      </w:pPr>
-      <w:r>
-        <w:rPr>
-          <w:lang w:val="en-US"/>
-        </w:rPr>
-        <w:t xml:space="preserve">  + </w:t>
-      </w:r>
-      <w:proofErr w:type="spellStart"/>
-      <w:r>
-        <w:rPr>
-          <w:lang w:val="en-US"/>
-        </w:rPr>
-        <w:t>is_active</w:t>
-      </w:r>
-      <w:proofErr w:type="spellEnd"/>
-      <w:r>
-        <w:rPr>
-          <w:lang w:val="en-US"/>
-        </w:rPr>
-        <w:t>()</w:t>
-      </w:r>
-    </w:p>
-    <w:p>
-      <w:pPr>
-        <w:rPr>
-          <w:lang w:val="en-US"/>
-        </w:rPr>
-      </w:pPr>
-      <w:r>
-        <w:rPr>
-          <w:lang w:val="en-US"/>
-        </w:rPr>
-        <w:t xml:space="preserve">  + </w:t>
-      </w:r>
-      <w:proofErr w:type="spellStart"/>
-      <w:r>
-        <w:rPr>
-          <w:lang w:val="en-US"/>
-        </w:rPr>
-        <w:t>get_id</w:t>
-      </w:r>
-      <w:proofErr w:type="spellEnd"/>
-      <w:r>
-        <w:rPr>
-          <w:lang w:val="en-US"/>
-        </w:rPr>
-        <w:t>()</w:t>
-      </w:r>
-    </w:p>
-    <w:p>
-      <w:pPr>
-        <w:rPr>
-          <w:lang w:val="en-US"/>
-        </w:rPr>
-      </w:pPr>
-      <w:r>
-        <w:rPr>
-          <w:lang w:val="en-US"/>
-        </w:rPr>
-        <w:t xml:space="preserve">  + </w:t>
-      </w:r>
-      <w:proofErr w:type="spellStart"/>
-      <w:r>
-        <w:rPr>
-          <w:lang w:val="en-US"/>
-        </w:rPr>
-        <w:t>is_authenticated</w:t>
-      </w:r>
-      <w:proofErr w:type="spellEnd"/>
-      <w:r>
-        <w:rPr>
-          <w:lang w:val="en-US"/>
-        </w:rPr>
-        <w:t>()</w:t>
-      </w:r>
-    </w:p>
-    <w:p>
-      <w:pPr>
-        <w:rPr>
-          <w:lang w:val="en-US"/>
-        </w:rPr>
-      </w:pPr>
-      <w:r>
-        <w:rPr>
-          <w:lang w:val="en-US"/>
-        </w:rPr>
-        <w:t xml:space="preserve">  + </w:t>
-      </w:r>
-      <w:proofErr w:type="spellStart"/>
-      <w:r>
-        <w:rPr>
-          <w:lang w:val="en-US"/>
-        </w:rPr>
-        <w:t>has_token</w:t>
-      </w:r>
-      <w:proofErr w:type="spellEnd"/>
-      <w:r>
-        <w:rPr>
-          <w:lang w:val="en-US"/>
-        </w:rPr>
-        <w:t>()</w:t>
+        <w:t xml:space="preserve">  + set_password()</w:t>
+      </w:r>
+    </w:p>
+    <w:p>
+      <w:pPr>
+        <w:rPr>
+          <w:lang w:val="en-US"/>
+        </w:rPr>
+      </w:pPr>
+      <w:r>
+        <w:rPr>
+          <w:lang w:val="en-US"/>
+        </w:rPr>
+        <w:t xml:space="preserve">  + check_password()</w:t>
+      </w:r>
+    </w:p>
+    <w:p>
+      <w:pPr>
+        <w:rPr>
+          <w:lang w:val="en-US"/>
+        </w:rPr>
+      </w:pPr>
+      <w:r>
+        <w:rPr>
+          <w:lang w:val="en-US"/>
+        </w:rPr>
+        <w:t xml:space="preserve">  + is_active()</w:t>
+      </w:r>
+    </w:p>
+    <w:p>
+      <w:pPr>
+        <w:rPr>
+          <w:lang w:val="en-US"/>
+        </w:rPr>
+      </w:pPr>
+      <w:r>
+        <w:rPr>
+          <w:lang w:val="en-US"/>
+        </w:rPr>
+        <w:t xml:space="preserve">  + get_id()</w:t>
+      </w:r>
+    </w:p>
+    <w:p>
+      <w:pPr>
+        <w:rPr>
+          <w:lang w:val="en-US"/>
+        </w:rPr>
+      </w:pPr>
+      <w:r>
+        <w:rPr>
+          <w:lang w:val="en-US"/>
+        </w:rPr>
+        <w:t xml:space="preserve">  + is_authenticated()</w:t>
+      </w:r>
+    </w:p>
+    <w:p>
+      <w:pPr>
+        <w:rPr>
+          <w:lang w:val="en-US"/>
+        </w:rPr>
+      </w:pPr>
+      <w:r>
+        <w:rPr>
+          <w:lang w:val="en-US"/>
+        </w:rPr>
+        <w:t xml:space="preserve">  + has_token()</w:t>
       </w:r>
     </w:p>
     <w:p>
@@ -12768,16 +9844,8 @@
         <w:rPr>
           <w:lang w:val="en-US"/>
         </w:rPr>
-        <w:t xml:space="preserve">  - Integer </w:t>
-      </w:r>
-      <w:proofErr w:type="spellStart"/>
-      <w:r>
-        <w:rPr>
-          <w:lang w:val="en-US"/>
-        </w:rPr>
-        <w:t>user_id</w:t>
-      </w:r>
-      <w:proofErr w:type="spellEnd"/>
+        <w:t xml:space="preserve">  - Integer user_id</w:t>
+      </w:r>
     </w:p>
     <w:p>
       <w:pPr>
@@ -12802,21 +9870,7 @@
         <w:rPr>
           <w:lang w:val="en-US"/>
         </w:rPr>
-        <w:t xml:space="preserve">  + </w:t>
-      </w:r>
-      <w:proofErr w:type="spellStart"/>
-      <w:r>
-        <w:rPr>
-          <w:lang w:val="en-US"/>
-        </w:rPr>
-        <w:t>to_dict</w:t>
-      </w:r>
-      <w:proofErr w:type="spellEnd"/>
-      <w:r>
-        <w:rPr>
-          <w:lang w:val="en-US"/>
-        </w:rPr>
-        <w:t>()</w:t>
+        <w:t xml:space="preserve">  + to_dict()</w:t>
       </w:r>
     </w:p>
     <w:p>
@@ -12849,21 +9903,8 @@
         <w:rPr>
           <w:lang w:val="en-US"/>
         </w:rPr>
-        <w:t xml:space="preserve">class </w:t>
-      </w:r>
-      <w:proofErr w:type="spellStart"/>
-      <w:r>
-        <w:rPr>
-          <w:lang w:val="en-US"/>
-        </w:rPr>
-        <w:t>LearningGoal</w:t>
-      </w:r>
-      <w:proofErr w:type="spellEnd"/>
-      <w:r>
-        <w:rPr>
-          <w:lang w:val="en-US"/>
-        </w:rPr>
-        <w:t xml:space="preserve"> {</w:t>
+        <w:lastRenderedPageBreak/>
+        <w:t>class LearningGoal {</w:t>
       </w:r>
     </w:p>
     <w:p>
@@ -12889,16 +9930,8 @@
         <w:rPr>
           <w:lang w:val="en-US"/>
         </w:rPr>
-        <w:t xml:space="preserve">  - Integer </w:t>
-      </w:r>
-      <w:proofErr w:type="spellStart"/>
-      <w:r>
-        <w:rPr>
-          <w:lang w:val="en-US"/>
-        </w:rPr>
-        <w:t>topic_id</w:t>
-      </w:r>
-      <w:proofErr w:type="spellEnd"/>
+        <w:t xml:space="preserve">  - Integer topic_id</w:t>
+      </w:r>
     </w:p>
     <w:p>
       <w:pPr>
@@ -12936,16 +9969,8 @@
         <w:rPr>
           <w:lang w:val="en-US"/>
         </w:rPr>
-        <w:t xml:space="preserve">  - Integer </w:t>
-      </w:r>
-      <w:proofErr w:type="spellStart"/>
-      <w:r>
-        <w:rPr>
-          <w:lang w:val="en-US"/>
-        </w:rPr>
-        <w:t>user_id</w:t>
-      </w:r>
-      <w:proofErr w:type="spellEnd"/>
+        <w:t xml:space="preserve">  - Integer user_id</w:t>
+      </w:r>
     </w:p>
     <w:p>
       <w:pPr>
@@ -12970,21 +9995,7 @@
         <w:rPr>
           <w:lang w:val="en-US"/>
         </w:rPr>
-        <w:t xml:space="preserve">  + </w:t>
-      </w:r>
-      <w:proofErr w:type="spellStart"/>
-      <w:r>
-        <w:rPr>
-          <w:lang w:val="en-US"/>
-        </w:rPr>
-        <w:t>to_dict</w:t>
-      </w:r>
-      <w:proofErr w:type="spellEnd"/>
-      <w:r>
-        <w:rPr>
-          <w:lang w:val="en-US"/>
-        </w:rPr>
-        <w:t>()</w:t>
+        <w:t xml:space="preserve">  + to_dict()</w:t>
       </w:r>
     </w:p>
     <w:p>
@@ -13017,21 +10028,7 @@
         <w:rPr>
           <w:lang w:val="en-US"/>
         </w:rPr>
-        <w:t xml:space="preserve">class </w:t>
-      </w:r>
-      <w:proofErr w:type="spellStart"/>
-      <w:r>
-        <w:rPr>
-          <w:lang w:val="en-US"/>
-        </w:rPr>
-        <w:t>StudyMethod</w:t>
-      </w:r>
-      <w:proofErr w:type="spellEnd"/>
-      <w:r>
-        <w:rPr>
-          <w:lang w:val="en-US"/>
-        </w:rPr>
-        <w:t xml:space="preserve"> {</w:t>
+        <w:t>class StudyMethod {</w:t>
       </w:r>
     </w:p>
     <w:p>
@@ -13057,16 +10054,8 @@
         <w:rPr>
           <w:lang w:val="en-US"/>
         </w:rPr>
-        <w:t xml:space="preserve">  - String </w:t>
-      </w:r>
-      <w:proofErr w:type="spellStart"/>
-      <w:r>
-        <w:rPr>
-          <w:lang w:val="en-US"/>
-        </w:rPr>
-        <w:t>method_type</w:t>
-      </w:r>
-      <w:proofErr w:type="spellEnd"/>
+        <w:t xml:space="preserve">  - String method_type</w:t>
+      </w:r>
     </w:p>
     <w:p>
       <w:pPr>
@@ -13091,51 +10080,21 @@
         <w:rPr>
           <w:lang w:val="en-US"/>
         </w:rPr>
-        <w:t xml:space="preserve">  - Integer </w:t>
-      </w:r>
-      <w:proofErr w:type="spellStart"/>
-      <w:r>
-        <w:rPr>
-          <w:lang w:val="en-US"/>
-        </w:rPr>
-        <w:t>goal_id</w:t>
-      </w:r>
-      <w:proofErr w:type="spellEnd"/>
-    </w:p>
-    <w:p>
-      <w:pPr>
-        <w:rPr>
-          <w:lang w:val="en-US"/>
-        </w:rPr>
-      </w:pPr>
-      <w:r>
-        <w:rPr>
-          <w:lang w:val="en-US"/>
-        </w:rPr>
-        <w:t xml:space="preserve">  - </w:t>
-      </w:r>
-      <w:proofErr w:type="spellStart"/>
-      <w:r>
-        <w:rPr>
-          <w:lang w:val="en-US"/>
-        </w:rPr>
-        <w:t>DateTime</w:t>
-      </w:r>
-      <w:proofErr w:type="spellEnd"/>
-      <w:r>
-        <w:rPr>
-          <w:lang w:val="en-US"/>
-        </w:rPr>
-        <w:t xml:space="preserve"> </w:t>
-      </w:r>
-      <w:proofErr w:type="spellStart"/>
-      <w:r>
-        <w:rPr>
-          <w:lang w:val="en-US"/>
-        </w:rPr>
-        <w:t>created_at</w:t>
-      </w:r>
-      <w:proofErr w:type="spellEnd"/>
+        <w:t xml:space="preserve">  - Integer goal_id</w:t>
+      </w:r>
+    </w:p>
+    <w:p>
+      <w:pPr>
+        <w:rPr>
+          <w:lang w:val="en-US"/>
+        </w:rPr>
+      </w:pPr>
+      <w:r>
+        <w:rPr>
+          <w:lang w:val="en-US"/>
+        </w:rPr>
+        <w:t xml:space="preserve">  - DateTime created_at</w:t>
+      </w:r>
     </w:p>
     <w:p>
       <w:pPr>
@@ -13160,21 +10119,7 @@
         <w:rPr>
           <w:lang w:val="en-US"/>
         </w:rPr>
-        <w:t xml:space="preserve">  + </w:t>
-      </w:r>
-      <w:proofErr w:type="spellStart"/>
-      <w:r>
-        <w:rPr>
-          <w:lang w:val="en-US"/>
-        </w:rPr>
-        <w:t>to_dict</w:t>
-      </w:r>
-      <w:proofErr w:type="spellEnd"/>
-      <w:r>
-        <w:rPr>
-          <w:lang w:val="en-US"/>
-        </w:rPr>
-        <w:t>()</w:t>
+        <w:t xml:space="preserve">  + to_dict()</w:t>
       </w:r>
     </w:p>
     <w:p>
@@ -13252,51 +10197,21 @@
         <w:rPr>
           <w:lang w:val="en-US"/>
         </w:rPr>
-        <w:t xml:space="preserve">  - </w:t>
-      </w:r>
-      <w:proofErr w:type="spellStart"/>
-      <w:r>
-        <w:rPr>
-          <w:lang w:val="en-US"/>
-        </w:rPr>
-        <w:t>DateTime</w:t>
-      </w:r>
-      <w:proofErr w:type="spellEnd"/>
-      <w:r>
-        <w:rPr>
-          <w:lang w:val="en-US"/>
-        </w:rPr>
-        <w:t xml:space="preserve"> </w:t>
-      </w:r>
-      <w:proofErr w:type="spellStart"/>
-      <w:r>
-        <w:rPr>
-          <w:lang w:val="en-US"/>
-        </w:rPr>
-        <w:t>token_erstelldatum</w:t>
-      </w:r>
-      <w:proofErr w:type="spellEnd"/>
-    </w:p>
-    <w:p>
-      <w:pPr>
-        <w:rPr>
-          <w:lang w:val="en-US"/>
-        </w:rPr>
-      </w:pPr>
-      <w:r>
-        <w:rPr>
-          <w:lang w:val="en-US"/>
-        </w:rPr>
-        <w:t xml:space="preserve">  - Integer </w:t>
-      </w:r>
-      <w:proofErr w:type="spellStart"/>
-      <w:r>
-        <w:rPr>
-          <w:lang w:val="en-US"/>
-        </w:rPr>
-        <w:t>user_id</w:t>
-      </w:r>
-      <w:proofErr w:type="spellEnd"/>
+        <w:t xml:space="preserve">  - DateTime token_erstelldatum</w:t>
+      </w:r>
+    </w:p>
+    <w:p>
+      <w:pPr>
+        <w:rPr>
+          <w:lang w:val="en-US"/>
+        </w:rPr>
+      </w:pPr>
+      <w:r>
+        <w:rPr>
+          <w:lang w:val="en-US"/>
+        </w:rPr>
+        <w:t xml:space="preserve">  - Integer user_id</w:t>
+      </w:r>
     </w:p>
     <w:p>
       <w:pPr>
@@ -13328,43 +10243,21 @@
         <w:rPr>
           <w:lang w:val="en-US"/>
         </w:rPr>
-        <w:t xml:space="preserve">class </w:t>
-      </w:r>
-      <w:proofErr w:type="spellStart"/>
-      <w:r>
-        <w:rPr>
-          <w:lang w:val="en-US"/>
-        </w:rPr>
-        <w:t>TokenManager</w:t>
-      </w:r>
-      <w:proofErr w:type="spellEnd"/>
-      <w:r>
-        <w:rPr>
-          <w:lang w:val="en-US"/>
-        </w:rPr>
-        <w:t xml:space="preserve"> {</w:t>
-      </w:r>
-    </w:p>
-    <w:p>
-      <w:pPr>
-        <w:rPr>
-          <w:lang w:val="en-US"/>
-        </w:rPr>
-      </w:pPr>
-      <w:r>
-        <w:rPr>
-          <w:lang w:val="en-US"/>
-        </w:rPr>
-        <w:t xml:space="preserve">  - int </w:t>
-      </w:r>
-      <w:proofErr w:type="spellStart"/>
-      <w:r>
-        <w:rPr>
-          <w:lang w:val="en-US"/>
-        </w:rPr>
-        <w:t>token_lifetime</w:t>
-      </w:r>
-      <w:proofErr w:type="spellEnd"/>
+        <w:t>class TokenManager {</w:t>
+      </w:r>
+    </w:p>
+    <w:p>
+      <w:pPr>
+        <w:rPr>
+          <w:lang w:val="en-US"/>
+        </w:rPr>
+      </w:pPr>
+      <w:r>
+        <w:rPr>
+          <w:lang w:val="en-US"/>
+        </w:rPr>
+        <w:t xml:space="preserve">  - int token_lifetime</w:t>
+      </w:r>
     </w:p>
     <w:p>
       <w:pPr>
@@ -13389,21 +10282,20 @@
         <w:rPr>
           <w:lang w:val="en-US"/>
         </w:rPr>
-        <w:t xml:space="preserve">  + </w:t>
-      </w:r>
-      <w:proofErr w:type="spellStart"/>
-      <w:r>
-        <w:rPr>
-          <w:lang w:val="en-US"/>
-        </w:rPr>
-        <w:t>generate_token</w:t>
-      </w:r>
-      <w:proofErr w:type="spellEnd"/>
-      <w:r>
-        <w:rPr>
-          <w:lang w:val="en-US"/>
-        </w:rPr>
-        <w:t>()</w:t>
+        <w:t xml:space="preserve">  + generate_token()</w:t>
+      </w:r>
+    </w:p>
+    <w:p>
+      <w:pPr>
+        <w:rPr>
+          <w:lang w:val="en-US"/>
+        </w:rPr>
+      </w:pPr>
+      <w:r>
+        <w:rPr>
+          <w:lang w:val="en-US"/>
+        </w:rPr>
+        <w:t xml:space="preserve">  + is_token_valid()</w:t>
       </w:r>
     </w:p>
     <w:p>
@@ -13417,75 +10309,20 @@
           <w:lang w:val="en-US"/>
         </w:rPr>
         <w:lastRenderedPageBreak/>
-        <w:t xml:space="preserve">  + </w:t>
-      </w:r>
-      <w:proofErr w:type="spellStart"/>
-      <w:r>
-        <w:rPr>
-          <w:lang w:val="en-US"/>
-        </w:rPr>
-        <w:t>is_token_valid</w:t>
-      </w:r>
-      <w:proofErr w:type="spellEnd"/>
-      <w:r>
-        <w:rPr>
-          <w:lang w:val="en-US"/>
-        </w:rPr>
-        <w:t>()</w:t>
-      </w:r>
-    </w:p>
-    <w:p>
-      <w:pPr>
-        <w:rPr>
-          <w:lang w:val="en-US"/>
-        </w:rPr>
-      </w:pPr>
-      <w:r>
-        <w:rPr>
-          <w:lang w:val="en-US"/>
-        </w:rPr>
-        <w:t xml:space="preserve">  + </w:t>
-      </w:r>
-      <w:proofErr w:type="spellStart"/>
-      <w:r>
-        <w:rPr>
-          <w:lang w:val="en-US"/>
-        </w:rPr>
-        <w:t>get_or_create_token</w:t>
-      </w:r>
-      <w:proofErr w:type="spellEnd"/>
-      <w:r>
-        <w:rPr>
-          <w:lang w:val="en-US"/>
-        </w:rPr>
-        <w:t>()</w:t>
-      </w:r>
-    </w:p>
-    <w:p>
-      <w:pPr>
-        <w:rPr>
-          <w:lang w:val="en-US"/>
-        </w:rPr>
-      </w:pPr>
-      <w:r>
-        <w:rPr>
-          <w:lang w:val="en-US"/>
-        </w:rPr>
-        <w:t xml:space="preserve">  + </w:t>
-      </w:r>
-      <w:proofErr w:type="spellStart"/>
-      <w:r>
-        <w:rPr>
-          <w:lang w:val="en-US"/>
-        </w:rPr>
-        <w:t>delete_token</w:t>
-      </w:r>
-      <w:proofErr w:type="spellEnd"/>
-      <w:r>
-        <w:rPr>
-          <w:lang w:val="en-US"/>
-        </w:rPr>
-        <w:t>()</w:t>
+        <w:t xml:space="preserve">  + get_or_create_token()</w:t>
+      </w:r>
+    </w:p>
+    <w:p>
+      <w:pPr>
+        <w:rPr>
+          <w:lang w:val="en-US"/>
+        </w:rPr>
+      </w:pPr>
+      <w:r>
+        <w:rPr>
+          <w:lang w:val="en-US"/>
+        </w:rPr>
+        <w:t xml:space="preserve">  + delete_token()</w:t>
       </w:r>
     </w:p>
     <w:p>
@@ -13590,21 +10427,7 @@
         <w:rPr>
           <w:lang w:val="en-US"/>
         </w:rPr>
-        <w:t xml:space="preserve">class </w:t>
-      </w:r>
-      <w:proofErr w:type="spellStart"/>
-      <w:r>
-        <w:rPr>
-          <w:lang w:val="en-US"/>
-        </w:rPr>
-        <w:t>FlaskApp</w:t>
-      </w:r>
-      <w:proofErr w:type="spellEnd"/>
-      <w:r>
-        <w:rPr>
-          <w:lang w:val="en-US"/>
-        </w:rPr>
-        <w:t xml:space="preserve"> {</w:t>
+        <w:t>class FlaskApp {</w:t>
       </w:r>
     </w:p>
     <w:p>
@@ -13630,30 +10453,8 @@
         <w:rPr>
           <w:lang w:val="en-US"/>
         </w:rPr>
-        <w:t xml:space="preserve">  - </w:t>
-      </w:r>
-      <w:proofErr w:type="spellStart"/>
-      <w:r>
-        <w:rPr>
-          <w:lang w:val="en-US"/>
-        </w:rPr>
-        <w:t>SQLAlchemy</w:t>
-      </w:r>
-      <w:proofErr w:type="spellEnd"/>
-      <w:r>
-        <w:rPr>
-          <w:lang w:val="en-US"/>
-        </w:rPr>
-        <w:t xml:space="preserve"> </w:t>
-      </w:r>
-      <w:proofErr w:type="spellStart"/>
-      <w:r>
-        <w:rPr>
-          <w:lang w:val="en-US"/>
-        </w:rPr>
-        <w:t>db</w:t>
-      </w:r>
-      <w:proofErr w:type="spellEnd"/>
+        <w:t xml:space="preserve">  - SQLAlchemy db</w:t>
+      </w:r>
     </w:p>
     <w:p>
       <w:r>
@@ -13668,21 +10469,8 @@
     </w:p>
     <w:p>
       <w:r>
-        <w:t xml:space="preserve">  + </w:t>
-      </w:r>
-      <w:proofErr w:type="spellStart"/>
-      <w:r>
-        <w:t>main</w:t>
-      </w:r>
-      <w:proofErr w:type="spellEnd"/>
-      <w:r>
-        <w:t xml:space="preserve">(): </w:t>
-      </w:r>
-      <w:proofErr w:type="spellStart"/>
-      <w:r>
-        <w:t>void</w:t>
-      </w:r>
-      <w:proofErr w:type="spellEnd"/>
+        <w:t xml:space="preserve">  + main(): void</w:t>
+      </w:r>
     </w:p>
     <w:p>
       <w:r>
@@ -13691,21 +10479,8 @@
     </w:p>
     <w:p/>
     <w:p>
-      <w:proofErr w:type="spellStart"/>
-      <w:r>
-        <w:t>class</w:t>
-      </w:r>
-      <w:proofErr w:type="spellEnd"/>
-      <w:r>
-        <w:t xml:space="preserve"> </w:t>
-      </w:r>
-      <w:proofErr w:type="spellStart"/>
-      <w:r>
-        <w:t>RunPy</w:t>
-      </w:r>
-      <w:proofErr w:type="spellEnd"/>
-      <w:r>
-        <w:t xml:space="preserve"> {</w:t>
+      <w:r>
+        <w:t>class RunPy {</w:t>
       </w:r>
     </w:p>
     <w:p>
@@ -13742,56 +10517,20 @@
         <w:rPr>
           <w:lang w:val="en-US"/>
         </w:rPr>
-        <w:t xml:space="preserve">Topic "1" -- "1..*" </w:t>
-      </w:r>
-      <w:proofErr w:type="spellStart"/>
-      <w:r>
-        <w:rPr>
-          <w:lang w:val="en-US"/>
-        </w:rPr>
-        <w:t>LearningGoal</w:t>
-      </w:r>
-      <w:proofErr w:type="spellEnd"/>
-      <w:r>
-        <w:rPr>
-          <w:lang w:val="en-US"/>
-        </w:rPr>
-        <w:t xml:space="preserve"> : includes</w:t>
-      </w:r>
-    </w:p>
-    <w:p>
-      <w:pPr>
-        <w:rPr>
-          <w:lang w:val="en-US"/>
-        </w:rPr>
-      </w:pPr>
-      <w:proofErr w:type="spellStart"/>
-      <w:r>
-        <w:rPr>
-          <w:lang w:val="en-US"/>
-        </w:rPr>
-        <w:t>LearningGoal</w:t>
-      </w:r>
-      <w:proofErr w:type="spellEnd"/>
-      <w:r>
-        <w:rPr>
-          <w:lang w:val="en-US"/>
-        </w:rPr>
-        <w:t xml:space="preserve"> "1" -- "1..*" </w:t>
-      </w:r>
-      <w:proofErr w:type="spellStart"/>
-      <w:r>
-        <w:rPr>
-          <w:lang w:val="en-US"/>
-        </w:rPr>
-        <w:t>StudyMethod</w:t>
-      </w:r>
-      <w:proofErr w:type="spellEnd"/>
-      <w:r>
-        <w:rPr>
-          <w:lang w:val="en-US"/>
-        </w:rPr>
-        <w:t xml:space="preserve"> : has</w:t>
+        <w:t>Topic "1" -- "1..*" LearningGoal : includes</w:t>
+      </w:r>
+    </w:p>
+    <w:p>
+      <w:pPr>
+        <w:rPr>
+          <w:lang w:val="en-US"/>
+        </w:rPr>
+      </w:pPr>
+      <w:r>
+        <w:rPr>
+          <w:lang w:val="en-US"/>
+        </w:rPr>
+        <w:t>LearningGoal "1" -- "1..*" StudyMethod : has</w:t>
       </w:r>
     </w:p>
     <w:p>
@@ -13821,29 +10560,8 @@
     </w:p>
     <w:p>
       <w:r>
-        <w:t xml:space="preserve">Token "1" -- "1" </w:t>
-      </w:r>
-      <w:proofErr w:type="spellStart"/>
-      <w:r>
-        <w:t>TokenManager</w:t>
-      </w:r>
-      <w:proofErr w:type="spellEnd"/>
-      <w:r>
-        <w:t xml:space="preserve"> : </w:t>
-      </w:r>
-      <w:proofErr w:type="spellStart"/>
-      <w:r>
-        <w:t>managed</w:t>
-      </w:r>
-      <w:proofErr w:type="spellEnd"/>
-      <w:r>
-        <w:t xml:space="preserve"> </w:t>
-      </w:r>
-      <w:proofErr w:type="spellStart"/>
-      <w:r>
-        <w:t>by</w:t>
-      </w:r>
-      <w:proofErr w:type="spellEnd"/>
+        <w:t>Token "1" -- "1" TokenManager : managed by</w:t>
+      </w:r>
     </w:p>
     <w:p/>
     <w:p>
@@ -13852,83 +10570,35 @@
       </w:r>
     </w:p>
     <w:p>
-      <w:proofErr w:type="spellStart"/>
-      <w:r>
-        <w:t>Config</w:t>
-      </w:r>
-      <w:proofErr w:type="spellEnd"/>
-      <w:r>
-        <w:t xml:space="preserve"> "1" -- "1" </w:t>
-      </w:r>
-      <w:proofErr w:type="spellStart"/>
-      <w:r>
-        <w:t>FlaskApp</w:t>
-      </w:r>
-      <w:proofErr w:type="spellEnd"/>
-      <w:r>
-        <w:t xml:space="preserve"> : </w:t>
-      </w:r>
-      <w:proofErr w:type="spellStart"/>
-      <w:r>
-        <w:t>used</w:t>
-      </w:r>
-      <w:proofErr w:type="spellEnd"/>
-    </w:p>
-    <w:p>
-      <w:pPr>
-        <w:rPr>
-          <w:lang w:val="en-US"/>
-        </w:rPr>
-      </w:pPr>
-      <w:proofErr w:type="spellStart"/>
+      <w:r>
+        <w:t>Config "1" -- "1" FlaskApp : used</w:t>
+      </w:r>
+    </w:p>
+    <w:p>
+      <w:pPr>
+        <w:rPr>
+          <w:lang w:val="en-US"/>
+        </w:rPr>
+      </w:pPr>
+      <w:r>
+        <w:rPr>
+          <w:lang w:val="en-US"/>
+        </w:rPr>
+        <w:t>FlaskApp "1" -- "1" RunPy : initialized</w:t>
+      </w:r>
+    </w:p>
+    <w:p>
+      <w:pPr>
+        <w:rPr>
+          <w:lang w:val="en-US"/>
+        </w:rPr>
+      </w:pPr>
       <w:r>
         <w:rPr>
           <w:lang w:val="en-US"/>
         </w:rPr>
         <w:lastRenderedPageBreak/>
-        <w:t>FlaskApp</w:t>
-      </w:r>
-      <w:proofErr w:type="spellEnd"/>
-      <w:r>
-        <w:rPr>
-          <w:lang w:val="en-US"/>
-        </w:rPr>
-        <w:t xml:space="preserve"> "1" -- "1" </w:t>
-      </w:r>
-      <w:proofErr w:type="spellStart"/>
-      <w:r>
-        <w:rPr>
-          <w:lang w:val="en-US"/>
-        </w:rPr>
-        <w:t>RunPy</w:t>
-      </w:r>
-      <w:proofErr w:type="spellEnd"/>
-      <w:r>
-        <w:rPr>
-          <w:lang w:val="en-US"/>
-        </w:rPr>
-        <w:t xml:space="preserve"> : initialized</w:t>
-      </w:r>
-    </w:p>
-    <w:p>
-      <w:pPr>
-        <w:rPr>
-          <w:lang w:val="en-US"/>
-        </w:rPr>
-      </w:pPr>
-      <w:proofErr w:type="spellStart"/>
-      <w:r>
-        <w:rPr>
-          <w:lang w:val="en-US"/>
-        </w:rPr>
-        <w:t>RunPy</w:t>
-      </w:r>
-      <w:proofErr w:type="spellEnd"/>
-      <w:r>
-        <w:rPr>
-          <w:lang w:val="en-US"/>
-        </w:rPr>
-        <w:t xml:space="preserve"> "1" -- "1" Config : uses</w:t>
+        <w:t>RunPy "1" -- "1" Config : uses</w:t>
       </w:r>
     </w:p>
     <w:p>
@@ -13969,21 +10639,7 @@
         <w:rPr>
           <w:lang w:val="en-US"/>
         </w:rPr>
-        <w:t xml:space="preserve">UML-Code </w:t>
-      </w:r>
-      <w:proofErr w:type="spellStart"/>
-      <w:r>
-        <w:rPr>
-          <w:lang w:val="en-US"/>
-        </w:rPr>
-        <w:t>Diagramm</w:t>
-      </w:r>
-      <w:proofErr w:type="spellEnd"/>
-      <w:r>
-        <w:rPr>
-          <w:lang w:val="en-US"/>
-        </w:rPr>
-        <w:t xml:space="preserve"> 3</w:t>
+        <w:t>UML-Code Diagramm 3</w:t>
       </w:r>
     </w:p>
     <w:p>
@@ -14022,197 +10678,79 @@
         <w:rPr>
           <w:lang w:val="en-US"/>
         </w:rPr>
-        <w:t xml:space="preserve">rectangle "REST-API (Flask)" as </w:t>
-      </w:r>
-      <w:proofErr w:type="spellStart"/>
-      <w:r>
-        <w:rPr>
-          <w:lang w:val="en-US"/>
-        </w:rPr>
-        <w:t>api</w:t>
-      </w:r>
-      <w:proofErr w:type="spellEnd"/>
-    </w:p>
-    <w:p>
-      <w:pPr>
-        <w:rPr>
-          <w:lang w:val="en-US"/>
-        </w:rPr>
-      </w:pPr>
-      <w:r>
-        <w:rPr>
-          <w:lang w:val="en-US"/>
-        </w:rPr>
-        <w:t>rectangle "</w:t>
-      </w:r>
-      <w:proofErr w:type="spellStart"/>
-      <w:r>
-        <w:rPr>
-          <w:lang w:val="en-US"/>
-        </w:rPr>
-        <w:t>Datenbank</w:t>
-      </w:r>
-      <w:proofErr w:type="spellEnd"/>
-      <w:r>
-        <w:rPr>
-          <w:lang w:val="en-US"/>
-        </w:rPr>
-        <w:t xml:space="preserve"> (SQLite)" as </w:t>
-      </w:r>
-      <w:proofErr w:type="spellStart"/>
-      <w:r>
-        <w:rPr>
-          <w:lang w:val="en-US"/>
-        </w:rPr>
-        <w:t>db</w:t>
-      </w:r>
-      <w:proofErr w:type="spellEnd"/>
-    </w:p>
-    <w:p>
-      <w:pPr>
-        <w:rPr>
-          <w:lang w:val="en-US"/>
-        </w:rPr>
-      </w:pPr>
-      <w:r>
-        <w:rPr>
-          <w:lang w:val="en-US"/>
-        </w:rPr>
-        <w:t xml:space="preserve">rectangle "Externe </w:t>
-      </w:r>
-      <w:proofErr w:type="spellStart"/>
-      <w:r>
-        <w:rPr>
-          <w:lang w:val="en-US"/>
-        </w:rPr>
-        <w:t>Dienste</w:t>
-      </w:r>
-      <w:proofErr w:type="spellEnd"/>
-      <w:r>
-        <w:rPr>
-          <w:lang w:val="en-US"/>
-        </w:rPr>
-        <w:t xml:space="preserve"> (YouTube API)" as </w:t>
-      </w:r>
-      <w:proofErr w:type="spellStart"/>
-      <w:r>
-        <w:rPr>
-          <w:lang w:val="en-US"/>
-        </w:rPr>
-        <w:t>yt</w:t>
-      </w:r>
-      <w:proofErr w:type="spellEnd"/>
-    </w:p>
-    <w:p>
-      <w:pPr>
-        <w:rPr>
-          <w:lang w:val="en-US"/>
-        </w:rPr>
-      </w:pPr>
-    </w:p>
-    <w:p>
-      <w:pPr>
-        <w:rPr>
-          <w:lang w:val="en-US"/>
-        </w:rPr>
-      </w:pPr>
-      <w:r>
-        <w:rPr>
-          <w:lang w:val="en-US"/>
-        </w:rPr>
-        <w:t xml:space="preserve">frontend --&gt; </w:t>
-      </w:r>
-      <w:proofErr w:type="spellStart"/>
-      <w:r>
-        <w:rPr>
-          <w:lang w:val="en-US"/>
-        </w:rPr>
-        <w:t>api</w:t>
-      </w:r>
-      <w:proofErr w:type="spellEnd"/>
-      <w:r>
-        <w:rPr>
-          <w:lang w:val="en-US"/>
-        </w:rPr>
-        <w:t xml:space="preserve"> : HTTP Requests</w:t>
-      </w:r>
-    </w:p>
-    <w:p>
-      <w:pPr>
-        <w:rPr>
-          <w:lang w:val="en-US"/>
-        </w:rPr>
-      </w:pPr>
-      <w:proofErr w:type="spellStart"/>
-      <w:r>
-        <w:rPr>
-          <w:lang w:val="en-US"/>
-        </w:rPr>
-        <w:t>api</w:t>
-      </w:r>
-      <w:proofErr w:type="spellEnd"/>
-      <w:r>
-        <w:rPr>
-          <w:lang w:val="en-US"/>
-        </w:rPr>
-        <w:t xml:space="preserve"> --&gt; </w:t>
-      </w:r>
-      <w:proofErr w:type="spellStart"/>
-      <w:r>
-        <w:rPr>
-          <w:lang w:val="en-US"/>
-        </w:rPr>
-        <w:t>db</w:t>
-      </w:r>
-      <w:proofErr w:type="spellEnd"/>
-      <w:r>
-        <w:rPr>
-          <w:lang w:val="en-US"/>
-        </w:rPr>
-        <w:t xml:space="preserve"> : </w:t>
-      </w:r>
-      <w:proofErr w:type="spellStart"/>
-      <w:r>
-        <w:rPr>
-          <w:lang w:val="en-US"/>
-        </w:rPr>
-        <w:t>Datenzugriff</w:t>
-      </w:r>
-      <w:proofErr w:type="spellEnd"/>
-    </w:p>
-    <w:p>
-      <w:pPr>
-        <w:rPr>
-          <w:lang w:val="en-US"/>
-        </w:rPr>
-      </w:pPr>
-      <w:proofErr w:type="spellStart"/>
-      <w:r>
-        <w:rPr>
-          <w:lang w:val="en-US"/>
-        </w:rPr>
-        <w:t>api</w:t>
-      </w:r>
-      <w:proofErr w:type="spellEnd"/>
-      <w:r>
-        <w:rPr>
-          <w:lang w:val="en-US"/>
-        </w:rPr>
-        <w:t xml:space="preserve"> --&gt; </w:t>
-      </w:r>
-      <w:proofErr w:type="spellStart"/>
-      <w:r>
-        <w:rPr>
-          <w:lang w:val="en-US"/>
-        </w:rPr>
-        <w:t>yt</w:t>
-      </w:r>
-      <w:proofErr w:type="spellEnd"/>
-      <w:r>
-        <w:rPr>
-          <w:lang w:val="en-US"/>
-        </w:rPr>
-        <w:t xml:space="preserve"> : API Calls</w:t>
+        <w:t>rectangle "REST-API (Flask)" as api</w:t>
+      </w:r>
+    </w:p>
+    <w:p>
+      <w:pPr>
+        <w:rPr>
+          <w:lang w:val="en-US"/>
+        </w:rPr>
+      </w:pPr>
+      <w:r>
+        <w:rPr>
+          <w:lang w:val="en-US"/>
+        </w:rPr>
+        <w:t>rectangle "Datenbank (SQLite)" as db</w:t>
+      </w:r>
+    </w:p>
+    <w:p>
+      <w:pPr>
+        <w:rPr>
+          <w:lang w:val="en-US"/>
+        </w:rPr>
+      </w:pPr>
+      <w:r>
+        <w:rPr>
+          <w:lang w:val="en-US"/>
+        </w:rPr>
+        <w:t>rectangle "Externe Dienste (YouTube API)" as yt</w:t>
+      </w:r>
+    </w:p>
+    <w:p>
+      <w:pPr>
+        <w:rPr>
+          <w:lang w:val="en-US"/>
+        </w:rPr>
+      </w:pPr>
+    </w:p>
+    <w:p>
+      <w:pPr>
+        <w:rPr>
+          <w:lang w:val="en-US"/>
+        </w:rPr>
+      </w:pPr>
+      <w:r>
+        <w:rPr>
+          <w:lang w:val="en-US"/>
+        </w:rPr>
+        <w:t>frontend --&gt; api : HTTP Requests</w:t>
+      </w:r>
+    </w:p>
+    <w:p>
+      <w:pPr>
+        <w:rPr>
+          <w:lang w:val="en-US"/>
+        </w:rPr>
+      </w:pPr>
+      <w:r>
+        <w:rPr>
+          <w:lang w:val="en-US"/>
+        </w:rPr>
+        <w:t>api --&gt; db : Datenzugriff</w:t>
+      </w:r>
+    </w:p>
+    <w:p>
+      <w:pPr>
+        <w:rPr>
+          <w:lang w:val="en-US"/>
+        </w:rPr>
+      </w:pPr>
+      <w:r>
+        <w:rPr>
+          <w:lang w:val="en-US"/>
+        </w:rPr>
+        <w:t>api --&gt; yt : API Calls</w:t>
       </w:r>
     </w:p>
     <w:p>

--- a/Portfolio.docx
+++ b/Portfolio.docx
@@ -67,7 +67,7 @@
           <w:r>
             <w:fldChar w:fldCharType="separate"/>
           </w:r>
-          <w:hyperlink w:anchor="_Toc193737916" w:history="1">
+          <w:hyperlink w:anchor="_Toc193815050" w:history="1">
             <w:r>
               <w:rPr>
                 <w:rStyle w:val="Hyperlink"/>
@@ -94,7 +94,7 @@
                 <w:noProof/>
                 <w:webHidden/>
               </w:rPr>
-              <w:instrText xml:space="preserve"> PAGEREF _Toc193737916 \h </w:instrText>
+              <w:instrText xml:space="preserve"> PAGEREF _Toc193815050 \h </w:instrText>
             </w:r>
             <w:r>
               <w:rPr>
@@ -139,7 +139,7 @@
               <w:lang w:eastAsia="de-DE"/>
             </w:rPr>
           </w:pPr>
-          <w:hyperlink w:anchor="_Toc193737917" w:history="1">
+          <w:hyperlink w:anchor="_Toc193815051" w:history="1">
             <w:r>
               <w:rPr>
                 <w:rStyle w:val="Hyperlink"/>
@@ -166,7 +166,7 @@
                 <w:noProof/>
                 <w:webHidden/>
               </w:rPr>
-              <w:instrText xml:space="preserve"> PAGEREF _Toc193737917 \h </w:instrText>
+              <w:instrText xml:space="preserve"> PAGEREF _Toc193815051 \h </w:instrText>
             </w:r>
             <w:r>
               <w:rPr>
@@ -211,7 +211,7 @@
               <w:lang w:eastAsia="de-DE"/>
             </w:rPr>
           </w:pPr>
-          <w:hyperlink w:anchor="_Toc193737918" w:history="1">
+          <w:hyperlink w:anchor="_Toc193815052" w:history="1">
             <w:r>
               <w:rPr>
                 <w:rStyle w:val="Hyperlink"/>
@@ -238,7 +238,7 @@
                 <w:noProof/>
                 <w:webHidden/>
               </w:rPr>
-              <w:instrText xml:space="preserve"> PAGEREF _Toc193737918 \h </w:instrText>
+              <w:instrText xml:space="preserve"> PAGEREF _Toc193815052 \h </w:instrText>
             </w:r>
             <w:r>
               <w:rPr>
@@ -283,7 +283,7 @@
               <w:lang w:eastAsia="de-DE"/>
             </w:rPr>
           </w:pPr>
-          <w:hyperlink w:anchor="_Toc193737919" w:history="1">
+          <w:hyperlink w:anchor="_Toc193815053" w:history="1">
             <w:r>
               <w:rPr>
                 <w:rStyle w:val="Hyperlink"/>
@@ -310,7 +310,7 @@
                 <w:noProof/>
                 <w:webHidden/>
               </w:rPr>
-              <w:instrText xml:space="preserve"> PAGEREF _Toc193737919 \h </w:instrText>
+              <w:instrText xml:space="preserve"> PAGEREF _Toc193815053 \h </w:instrText>
             </w:r>
             <w:r>
               <w:rPr>
@@ -355,7 +355,7 @@
               <w:lang w:eastAsia="de-DE"/>
             </w:rPr>
           </w:pPr>
-          <w:hyperlink w:anchor="_Toc193737920" w:history="1">
+          <w:hyperlink w:anchor="_Toc193815054" w:history="1">
             <w:r>
               <w:rPr>
                 <w:rStyle w:val="Hyperlink"/>
@@ -382,7 +382,7 @@
                 <w:noProof/>
                 <w:webHidden/>
               </w:rPr>
-              <w:instrText xml:space="preserve"> PAGEREF _Toc193737920 \h </w:instrText>
+              <w:instrText xml:space="preserve"> PAGEREF _Toc193815054 \h </w:instrText>
             </w:r>
             <w:r>
               <w:rPr>
@@ -427,7 +427,7 @@
               <w:lang w:eastAsia="de-DE"/>
             </w:rPr>
           </w:pPr>
-          <w:hyperlink w:anchor="_Toc193737921" w:history="1">
+          <w:hyperlink w:anchor="_Toc193815055" w:history="1">
             <w:r>
               <w:rPr>
                 <w:rStyle w:val="Hyperlink"/>
@@ -454,7 +454,7 @@
                 <w:noProof/>
                 <w:webHidden/>
               </w:rPr>
-              <w:instrText xml:space="preserve"> PAGEREF _Toc193737921 \h </w:instrText>
+              <w:instrText xml:space="preserve"> PAGEREF _Toc193815055 \h </w:instrText>
             </w:r>
             <w:r>
               <w:rPr>
@@ -499,7 +499,7 @@
               <w:lang w:eastAsia="de-DE"/>
             </w:rPr>
           </w:pPr>
-          <w:hyperlink w:anchor="_Toc193737922" w:history="1">
+          <w:hyperlink w:anchor="_Toc193815056" w:history="1">
             <w:r>
               <w:rPr>
                 <w:rStyle w:val="Hyperlink"/>
@@ -526,7 +526,7 @@
                 <w:noProof/>
                 <w:webHidden/>
               </w:rPr>
-              <w:instrText xml:space="preserve"> PAGEREF _Toc193737922 \h </w:instrText>
+              <w:instrText xml:space="preserve"> PAGEREF _Toc193815056 \h </w:instrText>
             </w:r>
             <w:r>
               <w:rPr>
@@ -571,7 +571,7 @@
               <w:lang w:eastAsia="de-DE"/>
             </w:rPr>
           </w:pPr>
-          <w:hyperlink w:anchor="_Toc193737923" w:history="1">
+          <w:hyperlink w:anchor="_Toc193815057" w:history="1">
             <w:r>
               <w:rPr>
                 <w:rStyle w:val="Hyperlink"/>
@@ -598,7 +598,7 @@
                 <w:noProof/>
                 <w:webHidden/>
               </w:rPr>
-              <w:instrText xml:space="preserve"> PAGEREF _Toc193737923 \h </w:instrText>
+              <w:instrText xml:space="preserve"> PAGEREF _Toc193815057 \h </w:instrText>
             </w:r>
             <w:r>
               <w:rPr>
@@ -643,7 +643,7 @@
               <w:lang w:eastAsia="de-DE"/>
             </w:rPr>
           </w:pPr>
-          <w:hyperlink w:anchor="_Toc193737924" w:history="1">
+          <w:hyperlink w:anchor="_Toc193815058" w:history="1">
             <w:r>
               <w:rPr>
                 <w:rStyle w:val="Hyperlink"/>
@@ -670,7 +670,7 @@
                 <w:noProof/>
                 <w:webHidden/>
               </w:rPr>
-              <w:instrText xml:space="preserve"> PAGEREF _Toc193737924 \h </w:instrText>
+              <w:instrText xml:space="preserve"> PAGEREF _Toc193815058 \h </w:instrText>
             </w:r>
             <w:r>
               <w:rPr>
@@ -715,7 +715,7 @@
               <w:lang w:eastAsia="de-DE"/>
             </w:rPr>
           </w:pPr>
-          <w:hyperlink w:anchor="_Toc193737925" w:history="1">
+          <w:hyperlink w:anchor="_Toc193815059" w:history="1">
             <w:r>
               <w:rPr>
                 <w:rStyle w:val="Hyperlink"/>
@@ -742,7 +742,7 @@
                 <w:noProof/>
                 <w:webHidden/>
               </w:rPr>
-              <w:instrText xml:space="preserve"> PAGEREF _Toc193737925 \h </w:instrText>
+              <w:instrText xml:space="preserve"> PAGEREF _Toc193815059 \h </w:instrText>
             </w:r>
             <w:r>
               <w:rPr>
@@ -787,7 +787,7 @@
               <w:lang w:eastAsia="de-DE"/>
             </w:rPr>
           </w:pPr>
-          <w:hyperlink w:anchor="_Toc193737926" w:history="1">
+          <w:hyperlink w:anchor="_Toc193815060" w:history="1">
             <w:r>
               <w:rPr>
                 <w:rStyle w:val="Hyperlink"/>
@@ -814,7 +814,7 @@
                 <w:noProof/>
                 <w:webHidden/>
               </w:rPr>
-              <w:instrText xml:space="preserve"> PAGEREF _Toc193737926 \h </w:instrText>
+              <w:instrText xml:space="preserve"> PAGEREF _Toc193815060 \h </w:instrText>
             </w:r>
             <w:r>
               <w:rPr>
@@ -859,7 +859,7 @@
               <w:lang w:eastAsia="de-DE"/>
             </w:rPr>
           </w:pPr>
-          <w:hyperlink w:anchor="_Toc193737927" w:history="1">
+          <w:hyperlink w:anchor="_Toc193815061" w:history="1">
             <w:r>
               <w:rPr>
                 <w:rStyle w:val="Hyperlink"/>
@@ -886,7 +886,7 @@
                 <w:noProof/>
                 <w:webHidden/>
               </w:rPr>
-              <w:instrText xml:space="preserve"> PAGEREF _Toc193737927 \h </w:instrText>
+              <w:instrText xml:space="preserve"> PAGEREF _Toc193815061 \h </w:instrText>
             </w:r>
             <w:r>
               <w:rPr>
@@ -931,7 +931,7 @@
               <w:lang w:eastAsia="de-DE"/>
             </w:rPr>
           </w:pPr>
-          <w:hyperlink w:anchor="_Toc193737928" w:history="1">
+          <w:hyperlink w:anchor="_Toc193815062" w:history="1">
             <w:r>
               <w:rPr>
                 <w:rStyle w:val="Hyperlink"/>
@@ -958,7 +958,7 @@
                 <w:noProof/>
                 <w:webHidden/>
               </w:rPr>
-              <w:instrText xml:space="preserve"> PAGEREF _Toc193737928 \h </w:instrText>
+              <w:instrText xml:space="preserve"> PAGEREF _Toc193815062 \h </w:instrText>
             </w:r>
             <w:r>
               <w:rPr>
@@ -1003,7 +1003,7 @@
               <w:lang w:eastAsia="de-DE"/>
             </w:rPr>
           </w:pPr>
-          <w:hyperlink w:anchor="_Toc193737929" w:history="1">
+          <w:hyperlink w:anchor="_Toc193815063" w:history="1">
             <w:r>
               <w:rPr>
                 <w:rStyle w:val="Hyperlink"/>
@@ -1030,7 +1030,7 @@
                 <w:noProof/>
                 <w:webHidden/>
               </w:rPr>
-              <w:instrText xml:space="preserve"> PAGEREF _Toc193737929 \h </w:instrText>
+              <w:instrText xml:space="preserve"> PAGEREF _Toc193815063 \h </w:instrText>
             </w:r>
             <w:r>
               <w:rPr>
@@ -1075,7 +1075,7 @@
               <w:lang w:eastAsia="de-DE"/>
             </w:rPr>
           </w:pPr>
-          <w:hyperlink w:anchor="_Toc193737930" w:history="1">
+          <w:hyperlink w:anchor="_Toc193815064" w:history="1">
             <w:r>
               <w:rPr>
                 <w:rStyle w:val="Hyperlink"/>
@@ -1102,7 +1102,7 @@
                 <w:noProof/>
                 <w:webHidden/>
               </w:rPr>
-              <w:instrText xml:space="preserve"> PAGEREF _Toc193737930 \h </w:instrText>
+              <w:instrText xml:space="preserve"> PAGEREF _Toc193815064 \h </w:instrText>
             </w:r>
             <w:r>
               <w:rPr>
@@ -1147,7 +1147,7 @@
               <w:lang w:eastAsia="de-DE"/>
             </w:rPr>
           </w:pPr>
-          <w:hyperlink w:anchor="_Toc193737931" w:history="1">
+          <w:hyperlink w:anchor="_Toc193815065" w:history="1">
             <w:r>
               <w:rPr>
                 <w:rStyle w:val="Hyperlink"/>
@@ -1174,7 +1174,7 @@
                 <w:noProof/>
                 <w:webHidden/>
               </w:rPr>
-              <w:instrText xml:space="preserve"> PAGEREF _Toc193737931 \h </w:instrText>
+              <w:instrText xml:space="preserve"> PAGEREF _Toc193815065 \h </w:instrText>
             </w:r>
             <w:r>
               <w:rPr>
@@ -1219,7 +1219,7 @@
               <w:lang w:eastAsia="de-DE"/>
             </w:rPr>
           </w:pPr>
-          <w:hyperlink w:anchor="_Toc193737932" w:history="1">
+          <w:hyperlink w:anchor="_Toc193815066" w:history="1">
             <w:r>
               <w:rPr>
                 <w:rStyle w:val="Hyperlink"/>
@@ -1246,7 +1246,7 @@
                 <w:noProof/>
                 <w:webHidden/>
               </w:rPr>
-              <w:instrText xml:space="preserve"> PAGEREF _Toc193737932 \h </w:instrText>
+              <w:instrText xml:space="preserve"> PAGEREF _Toc193815066 \h </w:instrText>
             </w:r>
             <w:r>
               <w:rPr>
@@ -1291,7 +1291,7 @@
               <w:lang w:eastAsia="de-DE"/>
             </w:rPr>
           </w:pPr>
-          <w:hyperlink w:anchor="_Toc193737933" w:history="1">
+          <w:hyperlink w:anchor="_Toc193815067" w:history="1">
             <w:r>
               <w:rPr>
                 <w:rStyle w:val="Hyperlink"/>
@@ -1318,7 +1318,7 @@
                 <w:noProof/>
                 <w:webHidden/>
               </w:rPr>
-              <w:instrText xml:space="preserve"> PAGEREF _Toc193737933 \h </w:instrText>
+              <w:instrText xml:space="preserve"> PAGEREF _Toc193815067 \h </w:instrText>
             </w:r>
             <w:r>
               <w:rPr>
@@ -1363,7 +1363,7 @@
               <w:lang w:eastAsia="de-DE"/>
             </w:rPr>
           </w:pPr>
-          <w:hyperlink w:anchor="_Toc193737934" w:history="1">
+          <w:hyperlink w:anchor="_Toc193815068" w:history="1">
             <w:r>
               <w:rPr>
                 <w:rStyle w:val="Hyperlink"/>
@@ -1390,7 +1390,7 @@
                 <w:noProof/>
                 <w:webHidden/>
               </w:rPr>
-              <w:instrText xml:space="preserve"> PAGEREF _Toc193737934 \h </w:instrText>
+              <w:instrText xml:space="preserve"> PAGEREF _Toc193815068 \h </w:instrText>
             </w:r>
             <w:r>
               <w:rPr>
@@ -1435,7 +1435,7 @@
               <w:lang w:eastAsia="de-DE"/>
             </w:rPr>
           </w:pPr>
-          <w:hyperlink w:anchor="_Toc193737935" w:history="1">
+          <w:hyperlink w:anchor="_Toc193815069" w:history="1">
             <w:r>
               <w:rPr>
                 <w:rStyle w:val="Hyperlink"/>
@@ -1462,7 +1462,7 @@
                 <w:noProof/>
                 <w:webHidden/>
               </w:rPr>
-              <w:instrText xml:space="preserve"> PAGEREF _Toc193737935 \h </w:instrText>
+              <w:instrText xml:space="preserve"> PAGEREF _Toc193815069 \h </w:instrText>
             </w:r>
             <w:r>
               <w:rPr>
@@ -1507,7 +1507,7 @@
               <w:lang w:eastAsia="de-DE"/>
             </w:rPr>
           </w:pPr>
-          <w:hyperlink w:anchor="_Toc193737936" w:history="1">
+          <w:hyperlink w:anchor="_Toc193815070" w:history="1">
             <w:r>
               <w:rPr>
                 <w:rStyle w:val="Hyperlink"/>
@@ -1534,7 +1534,7 @@
                 <w:noProof/>
                 <w:webHidden/>
               </w:rPr>
-              <w:instrText xml:space="preserve"> PAGEREF _Toc193737936 \h </w:instrText>
+              <w:instrText xml:space="preserve"> PAGEREF _Toc193815070 \h </w:instrText>
             </w:r>
             <w:r>
               <w:rPr>
@@ -1579,7 +1579,7 @@
               <w:lang w:eastAsia="de-DE"/>
             </w:rPr>
           </w:pPr>
-          <w:hyperlink w:anchor="_Toc193737937" w:history="1">
+          <w:hyperlink w:anchor="_Toc193815071" w:history="1">
             <w:r>
               <w:rPr>
                 <w:rStyle w:val="Hyperlink"/>
@@ -1606,7 +1606,7 @@
                 <w:noProof/>
                 <w:webHidden/>
               </w:rPr>
-              <w:instrText xml:space="preserve"> PAGEREF _Toc193737937 \h </w:instrText>
+              <w:instrText xml:space="preserve"> PAGEREF _Toc193815071 \h </w:instrText>
             </w:r>
             <w:r>
               <w:rPr>
@@ -1651,7 +1651,7 @@
               <w:lang w:eastAsia="de-DE"/>
             </w:rPr>
           </w:pPr>
-          <w:hyperlink w:anchor="_Toc193737938" w:history="1">
+          <w:hyperlink w:anchor="_Toc193815072" w:history="1">
             <w:r>
               <w:rPr>
                 <w:rStyle w:val="Hyperlink"/>
@@ -1678,7 +1678,7 @@
                 <w:noProof/>
                 <w:webHidden/>
               </w:rPr>
-              <w:instrText xml:space="preserve"> PAGEREF _Toc193737938 \h </w:instrText>
+              <w:instrText xml:space="preserve"> PAGEREF _Toc193815072 \h </w:instrText>
             </w:r>
             <w:r>
               <w:rPr>
@@ -1723,7 +1723,7 @@
               <w:lang w:eastAsia="de-DE"/>
             </w:rPr>
           </w:pPr>
-          <w:hyperlink w:anchor="_Toc193737939" w:history="1">
+          <w:hyperlink w:anchor="_Toc193815073" w:history="1">
             <w:r>
               <w:rPr>
                 <w:rStyle w:val="Hyperlink"/>
@@ -1750,7 +1750,7 @@
                 <w:noProof/>
                 <w:webHidden/>
               </w:rPr>
-              <w:instrText xml:space="preserve"> PAGEREF _Toc193737939 \h </w:instrText>
+              <w:instrText xml:space="preserve"> PAGEREF _Toc193815073 \h </w:instrText>
             </w:r>
             <w:r>
               <w:rPr>
@@ -1795,7 +1795,7 @@
               <w:lang w:eastAsia="de-DE"/>
             </w:rPr>
           </w:pPr>
-          <w:hyperlink w:anchor="_Toc193737940" w:history="1">
+          <w:hyperlink w:anchor="_Toc193815074" w:history="1">
             <w:r>
               <w:rPr>
                 <w:rStyle w:val="Hyperlink"/>
@@ -1822,7 +1822,7 @@
                 <w:noProof/>
                 <w:webHidden/>
               </w:rPr>
-              <w:instrText xml:space="preserve"> PAGEREF _Toc193737940 \h </w:instrText>
+              <w:instrText xml:space="preserve"> PAGEREF _Toc193815074 \h </w:instrText>
             </w:r>
             <w:r>
               <w:rPr>
@@ -1867,7 +1867,7 @@
               <w:lang w:eastAsia="de-DE"/>
             </w:rPr>
           </w:pPr>
-          <w:hyperlink w:anchor="_Toc193737941" w:history="1">
+          <w:hyperlink w:anchor="_Toc193815075" w:history="1">
             <w:r>
               <w:rPr>
                 <w:rStyle w:val="Hyperlink"/>
@@ -1894,7 +1894,7 @@
                 <w:noProof/>
                 <w:webHidden/>
               </w:rPr>
-              <w:instrText xml:space="preserve"> PAGEREF _Toc193737941 \h </w:instrText>
+              <w:instrText xml:space="preserve"> PAGEREF _Toc193815075 \h </w:instrText>
             </w:r>
             <w:r>
               <w:rPr>
@@ -1939,7 +1939,7 @@
               <w:lang w:eastAsia="de-DE"/>
             </w:rPr>
           </w:pPr>
-          <w:hyperlink w:anchor="_Toc193737942" w:history="1">
+          <w:hyperlink w:anchor="_Toc193815076" w:history="1">
             <w:r>
               <w:rPr>
                 <w:rStyle w:val="Hyperlink"/>
@@ -1966,7 +1966,7 @@
                 <w:noProof/>
                 <w:webHidden/>
               </w:rPr>
-              <w:instrText xml:space="preserve"> PAGEREF _Toc193737942 \h </w:instrText>
+              <w:instrText xml:space="preserve"> PAGEREF _Toc193815076 \h </w:instrText>
             </w:r>
             <w:r>
               <w:rPr>
@@ -2011,7 +2011,7 @@
               <w:lang w:eastAsia="de-DE"/>
             </w:rPr>
           </w:pPr>
-          <w:hyperlink w:anchor="_Toc193737943" w:history="1">
+          <w:hyperlink w:anchor="_Toc193815077" w:history="1">
             <w:r>
               <w:rPr>
                 <w:rStyle w:val="Hyperlink"/>
@@ -2039,7 +2039,7 @@
                 <w:noProof/>
                 <w:webHidden/>
               </w:rPr>
-              <w:instrText xml:space="preserve"> PAGEREF _Toc193737943 \h </w:instrText>
+              <w:instrText xml:space="preserve"> PAGEREF _Toc193815077 \h </w:instrText>
             </w:r>
             <w:r>
               <w:rPr>
@@ -2084,7 +2084,7 @@
               <w:lang w:eastAsia="de-DE"/>
             </w:rPr>
           </w:pPr>
-          <w:hyperlink w:anchor="_Toc193737944" w:history="1">
+          <w:hyperlink w:anchor="_Toc193815078" w:history="1">
             <w:r>
               <w:rPr>
                 <w:rStyle w:val="Hyperlink"/>
@@ -2111,7 +2111,7 @@
                 <w:noProof/>
                 <w:webHidden/>
               </w:rPr>
-              <w:instrText xml:space="preserve"> PAGEREF _Toc193737944 \h </w:instrText>
+              <w:instrText xml:space="preserve"> PAGEREF _Toc193815078 \h </w:instrText>
             </w:r>
             <w:r>
               <w:rPr>
@@ -2156,7 +2156,7 @@
               <w:lang w:eastAsia="de-DE"/>
             </w:rPr>
           </w:pPr>
-          <w:hyperlink w:anchor="_Toc193737945" w:history="1">
+          <w:hyperlink w:anchor="_Toc193815079" w:history="1">
             <w:r>
               <w:rPr>
                 <w:rStyle w:val="Hyperlink"/>
@@ -2183,7 +2183,7 @@
                 <w:noProof/>
                 <w:webHidden/>
               </w:rPr>
-              <w:instrText xml:space="preserve"> PAGEREF _Toc193737945 \h </w:instrText>
+              <w:instrText xml:space="preserve"> PAGEREF _Toc193815079 \h </w:instrText>
             </w:r>
             <w:r>
               <w:rPr>
@@ -2228,7 +2228,7 @@
               <w:lang w:eastAsia="de-DE"/>
             </w:rPr>
           </w:pPr>
-          <w:hyperlink w:anchor="_Toc193737946" w:history="1">
+          <w:hyperlink w:anchor="_Toc193815080" w:history="1">
             <w:r>
               <w:rPr>
                 <w:rStyle w:val="Hyperlink"/>
@@ -2255,7 +2255,7 @@
                 <w:noProof/>
                 <w:webHidden/>
               </w:rPr>
-              <w:instrText xml:space="preserve"> PAGEREF _Toc193737946 \h </w:instrText>
+              <w:instrText xml:space="preserve"> PAGEREF _Toc193815080 \h </w:instrText>
             </w:r>
             <w:r>
               <w:rPr>
@@ -2300,7 +2300,7 @@
               <w:lang w:eastAsia="de-DE"/>
             </w:rPr>
           </w:pPr>
-          <w:hyperlink w:anchor="_Toc193737947" w:history="1">
+          <w:hyperlink w:anchor="_Toc193815081" w:history="1">
             <w:r>
               <w:rPr>
                 <w:rStyle w:val="Hyperlink"/>
@@ -2327,7 +2327,7 @@
                 <w:noProof/>
                 <w:webHidden/>
               </w:rPr>
-              <w:instrText xml:space="preserve"> PAGEREF _Toc193737947 \h </w:instrText>
+              <w:instrText xml:space="preserve"> PAGEREF _Toc193815081 \h </w:instrText>
             </w:r>
             <w:r>
               <w:rPr>
@@ -2372,7 +2372,7 @@
               <w:lang w:eastAsia="de-DE"/>
             </w:rPr>
           </w:pPr>
-          <w:hyperlink w:anchor="_Toc193737948" w:history="1">
+          <w:hyperlink w:anchor="_Toc193815082" w:history="1">
             <w:r>
               <w:rPr>
                 <w:rStyle w:val="Hyperlink"/>
@@ -2399,7 +2399,7 @@
                 <w:noProof/>
                 <w:webHidden/>
               </w:rPr>
-              <w:instrText xml:space="preserve"> PAGEREF _Toc193737948 \h </w:instrText>
+              <w:instrText xml:space="preserve"> PAGEREF _Toc193815082 \h </w:instrText>
             </w:r>
             <w:r>
               <w:rPr>
@@ -2444,7 +2444,7 @@
               <w:lang w:eastAsia="de-DE"/>
             </w:rPr>
           </w:pPr>
-          <w:hyperlink w:anchor="_Toc193737949" w:history="1">
+          <w:hyperlink w:anchor="_Toc193815083" w:history="1">
             <w:r>
               <w:rPr>
                 <w:rStyle w:val="Hyperlink"/>
@@ -2471,7 +2471,7 @@
                 <w:noProof/>
                 <w:webHidden/>
               </w:rPr>
-              <w:instrText xml:space="preserve"> PAGEREF _Toc193737949 \h </w:instrText>
+              <w:instrText xml:space="preserve"> PAGEREF _Toc193815083 \h </w:instrText>
             </w:r>
             <w:r>
               <w:rPr>
@@ -2516,7 +2516,7 @@
               <w:lang w:eastAsia="de-DE"/>
             </w:rPr>
           </w:pPr>
-          <w:hyperlink w:anchor="_Toc193737950" w:history="1">
+          <w:hyperlink w:anchor="_Toc193815084" w:history="1">
             <w:r>
               <w:rPr>
                 <w:rStyle w:val="Hyperlink"/>
@@ -2544,7 +2544,7 @@
                 <w:noProof/>
                 <w:webHidden/>
               </w:rPr>
-              <w:instrText xml:space="preserve"> PAGEREF _Toc193737950 \h </w:instrText>
+              <w:instrText xml:space="preserve"> PAGEREF _Toc193815084 \h </w:instrText>
             </w:r>
             <w:r>
               <w:rPr>
@@ -2589,7 +2589,7 @@
               <w:lang w:eastAsia="de-DE"/>
             </w:rPr>
           </w:pPr>
-          <w:hyperlink w:anchor="_Toc193737951" w:history="1">
+          <w:hyperlink w:anchor="_Toc193815085" w:history="1">
             <w:r>
               <w:rPr>
                 <w:rStyle w:val="Hyperlink"/>
@@ -2616,7 +2616,7 @@
                 <w:noProof/>
                 <w:webHidden/>
               </w:rPr>
-              <w:instrText xml:space="preserve"> PAGEREF _Toc193737951 \h </w:instrText>
+              <w:instrText xml:space="preserve"> PAGEREF _Toc193815085 \h </w:instrText>
             </w:r>
             <w:r>
               <w:rPr>
@@ -2661,7 +2661,7 @@
               <w:lang w:eastAsia="de-DE"/>
             </w:rPr>
           </w:pPr>
-          <w:hyperlink w:anchor="_Toc193737952" w:history="1">
+          <w:hyperlink w:anchor="_Toc193815086" w:history="1">
             <w:r>
               <w:rPr>
                 <w:rStyle w:val="Hyperlink"/>
@@ -2688,7 +2688,7 @@
                 <w:noProof/>
                 <w:webHidden/>
               </w:rPr>
-              <w:instrText xml:space="preserve"> PAGEREF _Toc193737952 \h </w:instrText>
+              <w:instrText xml:space="preserve"> PAGEREF _Toc193815086 \h </w:instrText>
             </w:r>
             <w:r>
               <w:rPr>
@@ -2733,7 +2733,7 @@
               <w:lang w:eastAsia="de-DE"/>
             </w:rPr>
           </w:pPr>
-          <w:hyperlink w:anchor="_Toc193737953" w:history="1">
+          <w:hyperlink w:anchor="_Toc193815087" w:history="1">
             <w:r>
               <w:rPr>
                 <w:rStyle w:val="Hyperlink"/>
@@ -2760,7 +2760,7 @@
                 <w:noProof/>
                 <w:webHidden/>
               </w:rPr>
-              <w:instrText xml:space="preserve"> PAGEREF _Toc193737953 \h </w:instrText>
+              <w:instrText xml:space="preserve"> PAGEREF _Toc193815087 \h </w:instrText>
             </w:r>
             <w:r>
               <w:rPr>
@@ -2780,7 +2780,7 @@
                 <w:noProof/>
                 <w:webHidden/>
               </w:rPr>
-              <w:t>19</w:t>
+              <w:t>18</w:t>
             </w:r>
             <w:r>
               <w:rPr>
@@ -2805,13 +2805,13 @@
               <w:lang w:eastAsia="de-DE"/>
             </w:rPr>
           </w:pPr>
-          <w:hyperlink w:anchor="_Toc193737954" w:history="1">
+          <w:hyperlink w:anchor="_Toc193815088" w:history="1">
             <w:r>
               <w:rPr>
                 <w:rStyle w:val="Hyperlink"/>
                 <w:noProof/>
               </w:rPr>
-              <w:t>Deployment mit Docker</w:t>
+              <w:t>Portabilität durch relative Pfade</w:t>
             </w:r>
             <w:r>
               <w:rPr>
@@ -2832,7 +2832,7 @@
                 <w:noProof/>
                 <w:webHidden/>
               </w:rPr>
-              <w:instrText xml:space="preserve"> PAGEREF _Toc193737954 \h </w:instrText>
+              <w:instrText xml:space="preserve"> PAGEREF _Toc193815088 \h </w:instrText>
             </w:r>
             <w:r>
               <w:rPr>
@@ -2877,13 +2877,13 @@
               <w:lang w:eastAsia="de-DE"/>
             </w:rPr>
           </w:pPr>
-          <w:hyperlink w:anchor="_Toc193737955" w:history="1">
+          <w:hyperlink w:anchor="_Toc193815089" w:history="1">
             <w:r>
               <w:rPr>
                 <w:rStyle w:val="Hyperlink"/>
                 <w:noProof/>
               </w:rPr>
-              <w:t>Portabilität durch relative Pfade</w:t>
+              <w:t>Code-Duplikation reduzieren</w:t>
             </w:r>
             <w:r>
               <w:rPr>
@@ -2904,7 +2904,7 @@
                 <w:noProof/>
                 <w:webHidden/>
               </w:rPr>
-              <w:instrText xml:space="preserve"> PAGEREF _Toc193737955 \h </w:instrText>
+              <w:instrText xml:space="preserve"> PAGEREF _Toc193815089 \h </w:instrText>
             </w:r>
             <w:r>
               <w:rPr>
@@ -2925,6 +2925,294 @@
                 <w:webHidden/>
               </w:rPr>
               <w:t>19</w:t>
+            </w:r>
+            <w:r>
+              <w:rPr>
+                <w:noProof/>
+                <w:webHidden/>
+              </w:rPr>
+              <w:fldChar w:fldCharType="end"/>
+            </w:r>
+          </w:hyperlink>
+        </w:p>
+        <w:p>
+          <w:pPr>
+            <w:pStyle w:val="Verzeichnis2"/>
+            <w:tabs>
+              <w:tab w:val="right" w:leader="dot" w:pos="9062"/>
+            </w:tabs>
+            <w:rPr>
+              <w:rFonts w:eastAsiaTheme="minorEastAsia"/>
+              <w:noProof/>
+              <w:sz w:val="24"/>
+              <w:szCs w:val="24"/>
+              <w:lang w:eastAsia="de-DE"/>
+            </w:rPr>
+          </w:pPr>
+          <w:hyperlink w:anchor="_Toc193815090" w:history="1">
+            <w:r>
+              <w:rPr>
+                <w:rStyle w:val="Hyperlink"/>
+                <w:noProof/>
+              </w:rPr>
+              <w:t>Fazit</w:t>
+            </w:r>
+            <w:r>
+              <w:rPr>
+                <w:noProof/>
+                <w:webHidden/>
+              </w:rPr>
+              <w:tab/>
+            </w:r>
+            <w:r>
+              <w:rPr>
+                <w:noProof/>
+                <w:webHidden/>
+              </w:rPr>
+              <w:fldChar w:fldCharType="begin"/>
+            </w:r>
+            <w:r>
+              <w:rPr>
+                <w:noProof/>
+                <w:webHidden/>
+              </w:rPr>
+              <w:instrText xml:space="preserve"> PAGEREF _Toc193815090 \h </w:instrText>
+            </w:r>
+            <w:r>
+              <w:rPr>
+                <w:noProof/>
+                <w:webHidden/>
+              </w:rPr>
+            </w:r>
+            <w:r>
+              <w:rPr>
+                <w:noProof/>
+                <w:webHidden/>
+              </w:rPr>
+              <w:fldChar w:fldCharType="separate"/>
+            </w:r>
+            <w:r>
+              <w:rPr>
+                <w:noProof/>
+                <w:webHidden/>
+              </w:rPr>
+              <w:t>19</w:t>
+            </w:r>
+            <w:r>
+              <w:rPr>
+                <w:noProof/>
+                <w:webHidden/>
+              </w:rPr>
+              <w:fldChar w:fldCharType="end"/>
+            </w:r>
+          </w:hyperlink>
+        </w:p>
+        <w:p>
+          <w:pPr>
+            <w:pStyle w:val="Verzeichnis1"/>
+            <w:tabs>
+              <w:tab w:val="right" w:leader="dot" w:pos="9062"/>
+            </w:tabs>
+            <w:rPr>
+              <w:rFonts w:eastAsiaTheme="minorEastAsia"/>
+              <w:noProof/>
+              <w:sz w:val="24"/>
+              <w:szCs w:val="24"/>
+              <w:lang w:eastAsia="de-DE"/>
+            </w:rPr>
+          </w:pPr>
+          <w:hyperlink w:anchor="_Toc193815091" w:history="1">
+            <w:r>
+              <w:rPr>
+                <w:rStyle w:val="Hyperlink"/>
+                <w:noProof/>
+              </w:rPr>
+              <w:t>Anhang</w:t>
+            </w:r>
+            <w:r>
+              <w:rPr>
+                <w:noProof/>
+                <w:webHidden/>
+              </w:rPr>
+              <w:tab/>
+            </w:r>
+            <w:r>
+              <w:rPr>
+                <w:noProof/>
+                <w:webHidden/>
+              </w:rPr>
+              <w:fldChar w:fldCharType="begin"/>
+            </w:r>
+            <w:r>
+              <w:rPr>
+                <w:noProof/>
+                <w:webHidden/>
+              </w:rPr>
+              <w:instrText xml:space="preserve"> PAGEREF _Toc193815091 \h </w:instrText>
+            </w:r>
+            <w:r>
+              <w:rPr>
+                <w:noProof/>
+                <w:webHidden/>
+              </w:rPr>
+            </w:r>
+            <w:r>
+              <w:rPr>
+                <w:noProof/>
+                <w:webHidden/>
+              </w:rPr>
+              <w:fldChar w:fldCharType="separate"/>
+            </w:r>
+            <w:r>
+              <w:rPr>
+                <w:noProof/>
+                <w:webHidden/>
+              </w:rPr>
+              <w:t>20</w:t>
+            </w:r>
+            <w:r>
+              <w:rPr>
+                <w:noProof/>
+                <w:webHidden/>
+              </w:rPr>
+              <w:fldChar w:fldCharType="end"/>
+            </w:r>
+          </w:hyperlink>
+        </w:p>
+        <w:p>
+          <w:pPr>
+            <w:pStyle w:val="Verzeichnis2"/>
+            <w:tabs>
+              <w:tab w:val="right" w:leader="dot" w:pos="9062"/>
+            </w:tabs>
+            <w:rPr>
+              <w:rFonts w:eastAsiaTheme="minorEastAsia"/>
+              <w:noProof/>
+              <w:sz w:val="24"/>
+              <w:szCs w:val="24"/>
+              <w:lang w:eastAsia="de-DE"/>
+            </w:rPr>
+          </w:pPr>
+          <w:hyperlink w:anchor="_Toc193815092" w:history="1">
+            <w:r>
+              <w:rPr>
+                <w:rStyle w:val="Hyperlink"/>
+                <w:noProof/>
+              </w:rPr>
+              <w:t>Quellenverzeichnis:</w:t>
+            </w:r>
+            <w:r>
+              <w:rPr>
+                <w:noProof/>
+                <w:webHidden/>
+              </w:rPr>
+              <w:tab/>
+            </w:r>
+            <w:r>
+              <w:rPr>
+                <w:noProof/>
+                <w:webHidden/>
+              </w:rPr>
+              <w:fldChar w:fldCharType="begin"/>
+            </w:r>
+            <w:r>
+              <w:rPr>
+                <w:noProof/>
+                <w:webHidden/>
+              </w:rPr>
+              <w:instrText xml:space="preserve"> PAGEREF _Toc193815092 \h </w:instrText>
+            </w:r>
+            <w:r>
+              <w:rPr>
+                <w:noProof/>
+                <w:webHidden/>
+              </w:rPr>
+            </w:r>
+            <w:r>
+              <w:rPr>
+                <w:noProof/>
+                <w:webHidden/>
+              </w:rPr>
+              <w:fldChar w:fldCharType="separate"/>
+            </w:r>
+            <w:r>
+              <w:rPr>
+                <w:noProof/>
+                <w:webHidden/>
+              </w:rPr>
+              <w:t>20</w:t>
+            </w:r>
+            <w:r>
+              <w:rPr>
+                <w:noProof/>
+                <w:webHidden/>
+              </w:rPr>
+              <w:fldChar w:fldCharType="end"/>
+            </w:r>
+          </w:hyperlink>
+        </w:p>
+        <w:p>
+          <w:pPr>
+            <w:pStyle w:val="Verzeichnis2"/>
+            <w:tabs>
+              <w:tab w:val="right" w:leader="dot" w:pos="9062"/>
+            </w:tabs>
+            <w:rPr>
+              <w:rFonts w:eastAsiaTheme="minorEastAsia"/>
+              <w:noProof/>
+              <w:sz w:val="24"/>
+              <w:szCs w:val="24"/>
+              <w:lang w:eastAsia="de-DE"/>
+            </w:rPr>
+          </w:pPr>
+          <w:hyperlink w:anchor="_Toc193815093" w:history="1">
+            <w:r>
+              <w:rPr>
+                <w:rStyle w:val="Hyperlink"/>
+                <w:noProof/>
+              </w:rPr>
+              <w:t>Buch Quellen</w:t>
+            </w:r>
+            <w:r>
+              <w:rPr>
+                <w:noProof/>
+                <w:webHidden/>
+              </w:rPr>
+              <w:tab/>
+            </w:r>
+            <w:r>
+              <w:rPr>
+                <w:noProof/>
+                <w:webHidden/>
+              </w:rPr>
+              <w:fldChar w:fldCharType="begin"/>
+            </w:r>
+            <w:r>
+              <w:rPr>
+                <w:noProof/>
+                <w:webHidden/>
+              </w:rPr>
+              <w:instrText xml:space="preserve"> PAGEREF _Toc193815093 \h </w:instrText>
+            </w:r>
+            <w:r>
+              <w:rPr>
+                <w:noProof/>
+                <w:webHidden/>
+              </w:rPr>
+            </w:r>
+            <w:r>
+              <w:rPr>
+                <w:noProof/>
+                <w:webHidden/>
+              </w:rPr>
+              <w:fldChar w:fldCharType="separate"/>
+            </w:r>
+            <w:r>
+              <w:rPr>
+                <w:noProof/>
+                <w:webHidden/>
+              </w:rPr>
+              <w:t>20</w:t>
             </w:r>
             <w:r>
               <w:rPr>
@@ -2949,13 +3237,13 @@
               <w:lang w:eastAsia="de-DE"/>
             </w:rPr>
           </w:pPr>
-          <w:hyperlink w:anchor="_Toc193737956" w:history="1">
+          <w:hyperlink w:anchor="_Toc193815094" w:history="1">
             <w:r>
               <w:rPr>
                 <w:rStyle w:val="Hyperlink"/>
                 <w:noProof/>
               </w:rPr>
-              <w:t>Code-Duplikation reduzieren</w:t>
+              <w:t>Sicherheit</w:t>
             </w:r>
             <w:r>
               <w:rPr>
@@ -2976,295 +3264,7 @@
                 <w:noProof/>
                 <w:webHidden/>
               </w:rPr>
-              <w:instrText xml:space="preserve"> PAGEREF _Toc193737956 \h </w:instrText>
-            </w:r>
-            <w:r>
-              <w:rPr>
-                <w:noProof/>
-                <w:webHidden/>
-              </w:rPr>
-            </w:r>
-            <w:r>
-              <w:rPr>
-                <w:noProof/>
-                <w:webHidden/>
-              </w:rPr>
-              <w:fldChar w:fldCharType="separate"/>
-            </w:r>
-            <w:r>
-              <w:rPr>
-                <w:noProof/>
-                <w:webHidden/>
-              </w:rPr>
-              <w:t>19</w:t>
-            </w:r>
-            <w:r>
-              <w:rPr>
-                <w:noProof/>
-                <w:webHidden/>
-              </w:rPr>
-              <w:fldChar w:fldCharType="end"/>
-            </w:r>
-          </w:hyperlink>
-        </w:p>
-        <w:p>
-          <w:pPr>
-            <w:pStyle w:val="Verzeichnis2"/>
-            <w:tabs>
-              <w:tab w:val="right" w:leader="dot" w:pos="9062"/>
-            </w:tabs>
-            <w:rPr>
-              <w:rFonts w:eastAsiaTheme="minorEastAsia"/>
-              <w:noProof/>
-              <w:sz w:val="24"/>
-              <w:szCs w:val="24"/>
-              <w:lang w:eastAsia="de-DE"/>
-            </w:rPr>
-          </w:pPr>
-          <w:hyperlink w:anchor="_Toc193737957" w:history="1">
-            <w:r>
-              <w:rPr>
-                <w:rStyle w:val="Hyperlink"/>
-                <w:noProof/>
-              </w:rPr>
-              <w:t>Fazit</w:t>
-            </w:r>
-            <w:r>
-              <w:rPr>
-                <w:noProof/>
-                <w:webHidden/>
-              </w:rPr>
-              <w:tab/>
-            </w:r>
-            <w:r>
-              <w:rPr>
-                <w:noProof/>
-                <w:webHidden/>
-              </w:rPr>
-              <w:fldChar w:fldCharType="begin"/>
-            </w:r>
-            <w:r>
-              <w:rPr>
-                <w:noProof/>
-                <w:webHidden/>
-              </w:rPr>
-              <w:instrText xml:space="preserve"> PAGEREF _Toc193737957 \h </w:instrText>
-            </w:r>
-            <w:r>
-              <w:rPr>
-                <w:noProof/>
-                <w:webHidden/>
-              </w:rPr>
-            </w:r>
-            <w:r>
-              <w:rPr>
-                <w:noProof/>
-                <w:webHidden/>
-              </w:rPr>
-              <w:fldChar w:fldCharType="separate"/>
-            </w:r>
-            <w:r>
-              <w:rPr>
-                <w:noProof/>
-                <w:webHidden/>
-              </w:rPr>
-              <w:t>19</w:t>
-            </w:r>
-            <w:r>
-              <w:rPr>
-                <w:noProof/>
-                <w:webHidden/>
-              </w:rPr>
-              <w:fldChar w:fldCharType="end"/>
-            </w:r>
-          </w:hyperlink>
-        </w:p>
-        <w:p>
-          <w:pPr>
-            <w:pStyle w:val="Verzeichnis1"/>
-            <w:tabs>
-              <w:tab w:val="right" w:leader="dot" w:pos="9062"/>
-            </w:tabs>
-            <w:rPr>
-              <w:rFonts w:eastAsiaTheme="minorEastAsia"/>
-              <w:noProof/>
-              <w:sz w:val="24"/>
-              <w:szCs w:val="24"/>
-              <w:lang w:eastAsia="de-DE"/>
-            </w:rPr>
-          </w:pPr>
-          <w:hyperlink w:anchor="_Toc193737958" w:history="1">
-            <w:r>
-              <w:rPr>
-                <w:rStyle w:val="Hyperlink"/>
-                <w:noProof/>
-              </w:rPr>
-              <w:t>Anhang</w:t>
-            </w:r>
-            <w:r>
-              <w:rPr>
-                <w:noProof/>
-                <w:webHidden/>
-              </w:rPr>
-              <w:tab/>
-            </w:r>
-            <w:r>
-              <w:rPr>
-                <w:noProof/>
-                <w:webHidden/>
-              </w:rPr>
-              <w:fldChar w:fldCharType="begin"/>
-            </w:r>
-            <w:r>
-              <w:rPr>
-                <w:noProof/>
-                <w:webHidden/>
-              </w:rPr>
-              <w:instrText xml:space="preserve"> PAGEREF _Toc193737958 \h </w:instrText>
-            </w:r>
-            <w:r>
-              <w:rPr>
-                <w:noProof/>
-                <w:webHidden/>
-              </w:rPr>
-            </w:r>
-            <w:r>
-              <w:rPr>
-                <w:noProof/>
-                <w:webHidden/>
-              </w:rPr>
-              <w:fldChar w:fldCharType="separate"/>
-            </w:r>
-            <w:r>
-              <w:rPr>
-                <w:noProof/>
-                <w:webHidden/>
-              </w:rPr>
-              <w:t>20</w:t>
-            </w:r>
-            <w:r>
-              <w:rPr>
-                <w:noProof/>
-                <w:webHidden/>
-              </w:rPr>
-              <w:fldChar w:fldCharType="end"/>
-            </w:r>
-          </w:hyperlink>
-        </w:p>
-        <w:p>
-          <w:pPr>
-            <w:pStyle w:val="Verzeichnis2"/>
-            <w:tabs>
-              <w:tab w:val="right" w:leader="dot" w:pos="9062"/>
-            </w:tabs>
-            <w:rPr>
-              <w:rFonts w:eastAsiaTheme="minorEastAsia"/>
-              <w:noProof/>
-              <w:sz w:val="24"/>
-              <w:szCs w:val="24"/>
-              <w:lang w:eastAsia="de-DE"/>
-            </w:rPr>
-          </w:pPr>
-          <w:hyperlink w:anchor="_Toc193737959" w:history="1">
-            <w:r>
-              <w:rPr>
-                <w:rStyle w:val="Hyperlink"/>
-                <w:noProof/>
-              </w:rPr>
-              <w:t>Quellenverzeichnis:</w:t>
-            </w:r>
-            <w:r>
-              <w:rPr>
-                <w:noProof/>
-                <w:webHidden/>
-              </w:rPr>
-              <w:tab/>
-            </w:r>
-            <w:r>
-              <w:rPr>
-                <w:noProof/>
-                <w:webHidden/>
-              </w:rPr>
-              <w:fldChar w:fldCharType="begin"/>
-            </w:r>
-            <w:r>
-              <w:rPr>
-                <w:noProof/>
-                <w:webHidden/>
-              </w:rPr>
-              <w:instrText xml:space="preserve"> PAGEREF _Toc193737959 \h </w:instrText>
-            </w:r>
-            <w:r>
-              <w:rPr>
-                <w:noProof/>
-                <w:webHidden/>
-              </w:rPr>
-            </w:r>
-            <w:r>
-              <w:rPr>
-                <w:noProof/>
-                <w:webHidden/>
-              </w:rPr>
-              <w:fldChar w:fldCharType="separate"/>
-            </w:r>
-            <w:r>
-              <w:rPr>
-                <w:noProof/>
-                <w:webHidden/>
-              </w:rPr>
-              <w:t>20</w:t>
-            </w:r>
-            <w:r>
-              <w:rPr>
-                <w:noProof/>
-                <w:webHidden/>
-              </w:rPr>
-              <w:fldChar w:fldCharType="end"/>
-            </w:r>
-          </w:hyperlink>
-        </w:p>
-        <w:p>
-          <w:pPr>
-            <w:pStyle w:val="Verzeichnis2"/>
-            <w:tabs>
-              <w:tab w:val="right" w:leader="dot" w:pos="9062"/>
-            </w:tabs>
-            <w:rPr>
-              <w:rFonts w:eastAsiaTheme="minorEastAsia"/>
-              <w:noProof/>
-              <w:sz w:val="24"/>
-              <w:szCs w:val="24"/>
-              <w:lang w:eastAsia="de-DE"/>
-            </w:rPr>
-          </w:pPr>
-          <w:hyperlink w:anchor="_Toc193737960" w:history="1">
-            <w:r>
-              <w:rPr>
-                <w:rStyle w:val="Hyperlink"/>
-                <w:noProof/>
-              </w:rPr>
-              <w:t>Buch Quellen</w:t>
-            </w:r>
-            <w:r>
-              <w:rPr>
-                <w:noProof/>
-                <w:webHidden/>
-              </w:rPr>
-              <w:tab/>
-            </w:r>
-            <w:r>
-              <w:rPr>
-                <w:noProof/>
-                <w:webHidden/>
-              </w:rPr>
-              <w:fldChar w:fldCharType="begin"/>
-            </w:r>
-            <w:r>
-              <w:rPr>
-                <w:noProof/>
-                <w:webHidden/>
-              </w:rPr>
-              <w:instrText xml:space="preserve"> PAGEREF _Toc193737960 \h </w:instrText>
+              <w:instrText xml:space="preserve"> PAGEREF _Toc193815094 \h </w:instrText>
             </w:r>
             <w:r>
               <w:rPr>
@@ -3309,11 +3309,12 @@
               <w:lang w:eastAsia="de-DE"/>
             </w:rPr>
           </w:pPr>
-          <w:hyperlink w:anchor="_Toc193737961" w:history="1">
+          <w:hyperlink w:anchor="_Toc193815095" w:history="1">
             <w:r>
               <w:rPr>
                 <w:rStyle w:val="Hyperlink"/>
                 <w:noProof/>
+                <w:lang w:val="en-US"/>
               </w:rPr>
               <w:t>Code für Uml-Diagramme</w:t>
             </w:r>
@@ -3336,7 +3337,7 @@
                 <w:noProof/>
                 <w:webHidden/>
               </w:rPr>
-              <w:instrText xml:space="preserve"> PAGEREF _Toc193737961 \h </w:instrText>
+              <w:instrText xml:space="preserve"> PAGEREF _Toc193815095 \h </w:instrText>
             </w:r>
             <w:r>
               <w:rPr>
@@ -3356,7 +3357,7 @@
                 <w:noProof/>
                 <w:webHidden/>
               </w:rPr>
-              <w:t>21</w:t>
+              <w:t>20</w:t>
             </w:r>
             <w:r>
               <w:rPr>
@@ -3387,7 +3388,7 @@
       <w:pPr>
         <w:pStyle w:val="berschrift1"/>
       </w:pPr>
-      <w:bookmarkStart w:id="0" w:name="_Toc193737916"/>
+      <w:bookmarkStart w:id="0" w:name="_Toc193815050"/>
       <w:r>
         <w:lastRenderedPageBreak/>
         <w:t>Abstrakt</w:t>
@@ -3456,7 +3457,7 @@
       <w:pPr>
         <w:pStyle w:val="berschrift1"/>
       </w:pPr>
-      <w:bookmarkStart w:id="1" w:name="_Toc193737917"/>
+      <w:bookmarkStart w:id="1" w:name="_Toc193815051"/>
       <w:r>
         <w:lastRenderedPageBreak/>
         <w:t>Einführung in</w:t>
@@ -3473,7 +3474,7 @@
       <w:pPr>
         <w:pStyle w:val="berschrift2"/>
       </w:pPr>
-      <w:bookmarkStart w:id="2" w:name="_Toc193737918"/>
+      <w:bookmarkStart w:id="2" w:name="_Toc193815052"/>
       <w:r>
         <w:t>Projektziele</w:t>
       </w:r>
@@ -3560,7 +3561,22 @@
     </w:p>
     <w:p>
       <w:r>
-        <w:t xml:space="preserve">Das Mapping der wurde auf SQLAlchemy gesetzt. Mithilfe des Mappings konnten eine übersichtliche Struktur für die SQLite-Datenbank erstellt werden. So konnten einfache Abfragen und Änderungen an den Daten vorgenommen werden. </w:t>
+        <w:t>„</w:t>
+      </w:r>
+      <w:r>
+        <w:t>Das Mapping der wurde auf SQLAlchemy gesetzt. Mithilfe des Mappings konnten eine übersichtliche Struktur für die SQLite-Datenbank erstellt werden.</w:t>
+      </w:r>
+      <w:r>
+        <w:t>“(SQLAlchemy-Dokumentation (</w:t>
+      </w:r>
+      <w:r>
+        <w:t>Abschnitt: "Datenbank-Migration" und "Systemarchitektur</w:t>
+      </w:r>
+      <w:r>
+        <w:t>))</w:t>
+      </w:r>
+      <w:r>
+        <w:t xml:space="preserve"> So konnten einfache Abfragen und Änderungen an den Daten vorgenommen werden. </w:t>
       </w:r>
       <w:r>
         <w:t>Auf diese Weise konnte das Backend sowohl kompakt als auch erweiterbar gestaltet werden</w:t>
@@ -3578,7 +3594,7 @@
       <w:pPr>
         <w:pStyle w:val="berschrift3"/>
       </w:pPr>
-      <w:bookmarkStart w:id="3" w:name="_Toc193737919"/>
+      <w:bookmarkStart w:id="3" w:name="_Toc193815053"/>
       <w:r>
         <w:t>Umsetzbare vs. nicht umgesetzte Anforderungen</w:t>
       </w:r>
@@ -5056,7 +5072,7 @@
       <w:pPr>
         <w:pStyle w:val="berschrift2"/>
       </w:pPr>
-      <w:bookmarkStart w:id="4" w:name="_Toc193737920"/>
+      <w:bookmarkStart w:id="4" w:name="_Toc193815054"/>
       <w:r>
         <w:lastRenderedPageBreak/>
         <w:t>Architekturdiagramm</w:t>
@@ -5069,9 +5085,9 @@
           <w:noProof/>
         </w:rPr>
         <w:drawing>
-          <wp:inline distT="0" distB="0" distL="0" distR="0" wp14:anchorId="46B0D754" wp14:editId="0D2DE045">
-            <wp:extent cx="4829175" cy="8667750"/>
-            <wp:effectExtent l="0" t="0" r="9525" b="0"/>
+          <wp:inline distT="0" distB="0" distL="0" distR="0" wp14:anchorId="46B0D754" wp14:editId="0F6232A8">
+            <wp:extent cx="4572000" cy="8206154"/>
+            <wp:effectExtent l="0" t="0" r="0" b="4445"/>
             <wp:docPr id="1702602079" name="Grafik 1"/>
             <wp:cNvGraphicFramePr>
               <a:graphicFrameLocks xmlns:a="http://schemas.openxmlformats.org/drawingml/2006/main" noChangeAspect="1"/>
@@ -5101,7 +5117,7 @@
                   <pic:spPr bwMode="auto">
                     <a:xfrm>
                       <a:off x="0" y="0"/>
-                      <a:ext cx="4829175" cy="8667750"/>
+                      <a:ext cx="4578192" cy="8217267"/>
                     </a:xfrm>
                     <a:prstGeom prst="rect">
                       <a:avLst/>
@@ -5118,6 +5134,14 @@
         </w:drawing>
       </w:r>
       <w:r>
+        <w:t xml:space="preserve"> </w:t>
+      </w:r>
+    </w:p>
+    <w:p>
+      <w:r>
+        <w:t>Eigene Darstellung</w:t>
+      </w:r>
+      <w:r>
         <w:br w:type="page"/>
       </w:r>
     </w:p>
@@ -5125,7 +5149,7 @@
       <w:pPr>
         <w:pStyle w:val="berschrift2"/>
       </w:pPr>
-      <w:bookmarkStart w:id="5" w:name="_Toc193737921"/>
+      <w:bookmarkStart w:id="5" w:name="_Toc193815055"/>
       <w:r>
         <w:lastRenderedPageBreak/>
         <w:t>UML-Klassendiagramm</w:t>
@@ -5192,6 +5216,12 @@
     </w:p>
     <w:p>
       <w:r>
+        <w:t>Eigene Darstellung</w:t>
+      </w:r>
+      <w:r>
+        <w:t xml:space="preserve"> </w:t>
+      </w:r>
+      <w:r>
         <w:br w:type="page"/>
       </w:r>
     </w:p>
@@ -5199,7 +5229,7 @@
       <w:pPr>
         <w:pStyle w:val="berschrift1"/>
       </w:pPr>
-      <w:bookmarkStart w:id="6" w:name="_Toc193737922"/>
+      <w:bookmarkStart w:id="6" w:name="_Toc193815056"/>
       <w:r>
         <w:lastRenderedPageBreak/>
         <w:t>API-Design</w:t>
@@ -6660,7 +6690,6 @@
           </w:tcPr>
           <w:p>
             <w:r>
-              <w:lastRenderedPageBreak/>
               <w:t>Study Methods</w:t>
             </w:r>
           </w:p>
@@ -7266,7 +7295,7 @@
       <w:pPr>
         <w:pStyle w:val="berschrift1"/>
       </w:pPr>
-      <w:bookmarkStart w:id="7" w:name="_Toc193737923"/>
+      <w:bookmarkStart w:id="7" w:name="_Toc193815057"/>
       <w:r>
         <w:lastRenderedPageBreak/>
         <w:t>Implementierung</w:t>
@@ -7277,7 +7306,7 @@
       <w:pPr>
         <w:pStyle w:val="berschrift2"/>
       </w:pPr>
-      <w:bookmarkStart w:id="8" w:name="_Toc193737924"/>
+      <w:bookmarkStart w:id="8" w:name="_Toc193815058"/>
       <w:r>
         <w:t>Einleitung</w:t>
       </w:r>
@@ -7298,7 +7327,7 @@
       <w:pPr>
         <w:pStyle w:val="berschrift2"/>
       </w:pPr>
-      <w:bookmarkStart w:id="9" w:name="_Toc193737925"/>
+      <w:bookmarkStart w:id="9" w:name="_Toc193815059"/>
       <w:r>
         <w:t>Systemarchitektur</w:t>
       </w:r>
@@ -7308,7 +7337,7 @@
       <w:pPr>
         <w:pStyle w:val="berschrift2"/>
       </w:pPr>
-      <w:bookmarkStart w:id="10" w:name="_Toc193737926"/>
+      <w:bookmarkStart w:id="10" w:name="_Toc193815060"/>
       <w:r>
         <w:t>Übersicht</w:t>
       </w:r>
@@ -7371,7 +7400,7 @@
       <w:pPr>
         <w:pStyle w:val="berschrift3"/>
       </w:pPr>
-      <w:bookmarkStart w:id="11" w:name="_Toc193737927"/>
+      <w:bookmarkStart w:id="11" w:name="_Toc193815061"/>
       <w:r>
         <w:t>Komponentendiagramm</w:t>
       </w:r>
@@ -7433,10 +7462,15 @@
       </w:r>
     </w:p>
     <w:p>
+      <w:r>
+        <w:t>Eigene Darstellung</w:t>
+      </w:r>
+    </w:p>
+    <w:p>
       <w:pPr>
         <w:pStyle w:val="berschrift3"/>
       </w:pPr>
-      <w:bookmarkStart w:id="12" w:name="_Toc193737928"/>
+      <w:bookmarkStart w:id="12" w:name="_Toc193815062"/>
       <w:r>
         <w:t>Datenfluss</w:t>
       </w:r>
@@ -7505,7 +7539,7 @@
       <w:pPr>
         <w:pStyle w:val="berschrift2"/>
       </w:pPr>
-      <w:bookmarkStart w:id="13" w:name="_Toc193737929"/>
+      <w:bookmarkStart w:id="13" w:name="_Toc193815063"/>
       <w:r>
         <w:t>Token-Management</w:t>
       </w:r>
@@ -7515,7 +7549,7 @@
       <w:pPr>
         <w:pStyle w:val="berschrift3"/>
       </w:pPr>
-      <w:bookmarkStart w:id="14" w:name="_Toc193737930"/>
+      <w:bookmarkStart w:id="14" w:name="_Toc193815064"/>
       <w:r>
         <w:t>Problemstellung</w:t>
       </w:r>
@@ -7523,16 +7557,19 @@
     </w:p>
     <w:p>
       <w:r>
-        <w:t xml:space="preserve">Die Tokens manuell zu Verwalten hat viele Problem mitgebracht. Eins dieser folgen war das die Tokens nicht automatisch erneuert werden konnten. Diese hat zu Sitzungsfehlern geführt. Diese stellte ein Sicherheitsrisiko dar, der abgelaufen Token abgelehnt worden ist und dies zu einem möglichen Missbrauch führen konnte. </w:t>
+        <w:t xml:space="preserve">Die Tokens manuell zu Verwalten hat viele Problem mitgebracht. Eins dieser folgen war das die Tokens nicht automatisch erneuert werden konnten. Diese hat zu Sitzungsfehlern geführt. Diese </w:t>
+      </w:r>
+      <w:r>
+        <w:lastRenderedPageBreak/>
+        <w:t xml:space="preserve">stellte ein Sicherheitsrisiko dar, der abgelaufen Token abgelehnt worden ist und dies zu einem möglichen Missbrauch führen konnte. </w:t>
       </w:r>
     </w:p>
     <w:p>
       <w:pPr>
         <w:pStyle w:val="berschrift3"/>
       </w:pPr>
-      <w:bookmarkStart w:id="15" w:name="_Toc193737931"/>
-      <w:r>
-        <w:lastRenderedPageBreak/>
+      <w:bookmarkStart w:id="15" w:name="_Toc193815065"/>
+      <w:r>
         <w:t>Lösung</w:t>
       </w:r>
       <w:bookmarkEnd w:id="15"/>
@@ -7559,6 +7596,9 @@
         <w:br/>
       </w:r>
       <w:r>
+        <w:t>„</w:t>
+      </w:r>
+      <w:r>
         <w:t xml:space="preserve">Die </w:t>
       </w:r>
       <w:r>
@@ -7583,7 +7623,25 @@
         <w:t>Einzigartigkeit</w:t>
       </w:r>
       <w:r>
-        <w:t xml:space="preserve"> des Tokens garantiert. </w:t>
+        <w:t xml:space="preserve"> des Tokens garantiert.</w:t>
+      </w:r>
+      <w:r>
+        <w:t>“(</w:t>
+      </w:r>
+      <w:r>
+        <w:t>Stouffer, M. (2022): Python API Development Fundamentals</w:t>
+      </w:r>
+      <w:r>
+        <w:t xml:space="preserve"> (</w:t>
+      </w:r>
+      <w:r>
+        <w:t>Abschnitte: "Token-Management" und "Robustes Fehlerhandling"</w:t>
+      </w:r>
+      <w:r>
+        <w:t>))</w:t>
+      </w:r>
+      <w:r>
+        <w:t xml:space="preserve"> </w:t>
       </w:r>
       <w:r>
         <w:br/>
@@ -7593,65 +7651,91 @@
         <w:br/>
         <w:t xml:space="preserve">        return secrets.token_hex(16) </w:t>
       </w:r>
+    </w:p>
+    <w:p>
+      <w:pPr>
+        <w:rPr>
+          <w:lang w:val="en-US"/>
+        </w:rPr>
+      </w:pPr>
+      <w:r>
+        <w:rPr>
+          <w:rStyle w:val="berschrift4Zchn"/>
+        </w:rPr>
+        <w:t>Automatische Token-Validierung</w:t>
+      </w:r>
       <w:r>
         <w:br/>
       </w:r>
-    </w:p>
-    <w:p>
-      <w:r>
-        <w:rPr>
-          <w:rStyle w:val="berschrift4Zchn"/>
-        </w:rPr>
-        <w:t>Automatische Token-Validierung</w:t>
+      <w:r>
+        <w:t xml:space="preserve">Die Funktion is_token_valid prüft ob der Token innerhalb der gewünschten Gültigkeitsdauer liegt. In der Funktion wird das Erstelldatum des Tokens mit der aktuellen Zeitverglichen. Abgelaufene Tokens werden so sofort erkannt und als ungültig markiert, was die Session-Sicherheit erhöht. </w:t>
       </w:r>
       <w:r>
         <w:br/>
       </w:r>
       <w:r>
-        <w:t xml:space="preserve">Die Funktion is_token_valid prüft ob der Token innerhalb der gewünschten Gültigkeitsdauer liegt. In der Funktion wird das Erstelldatum des Tokens mit der aktuellen Zeitverglichen. Abgelaufene Tokens werden so sofort erkannt und als ungültig markiert, was die Session-Sicherheit erhöht. </w:t>
-      </w:r>
-      <w:r>
-        <w:br/>
-      </w:r>
-      <w:r>
+        <w:rPr>
+          <w:lang w:val="en-US"/>
+        </w:rPr>
         <w:t>def is_token_valid(self, token):</w:t>
       </w:r>
       <w:r>
         <w:rPr>
           <w:i/>
           <w:iCs/>
+          <w:lang w:val="en-US"/>
         </w:rPr>
         <w:br/>
         <w:t xml:space="preserve">    </w:t>
       </w:r>
       <w:r>
+        <w:rPr>
+          <w:lang w:val="en-US"/>
+        </w:rPr>
         <w:t>token_instance = Token.query.filter_by(token=token).first()</w:t>
       </w:r>
       <w:r>
+        <w:rPr>
+          <w:lang w:val="en-US"/>
+        </w:rPr>
         <w:br/>
         <w:t xml:space="preserve">    if token_instance:</w:t>
       </w:r>
       <w:r>
+        <w:rPr>
+          <w:lang w:val="en-US"/>
+        </w:rPr>
         <w:br/>
         <w:t xml:space="preserve">        creation_time = datetime.fromtimestamp(token_instance.token_erstelldatum.timestamp())  # Konvertiere zurück</w:t>
       </w:r>
       <w:r>
+        <w:rPr>
+          <w:lang w:val="en-US"/>
+        </w:rPr>
         <w:br/>
         <w:t xml:space="preserve">        if datetime.now() - creation_time &lt; timedelta(seconds=self.token_lifetime):</w:t>
       </w:r>
       <w:r>
+        <w:rPr>
+          <w:lang w:val="en-US"/>
+        </w:rPr>
         <w:br/>
         <w:t xml:space="preserve">            return True</w:t>
       </w:r>
       <w:r>
+        <w:rPr>
+          <w:lang w:val="en-US"/>
+        </w:rPr>
         <w:br/>
         <w:t xml:space="preserve">    return False</w:t>
       </w:r>
-      <w:r>
-        <w:br/>
-      </w:r>
-    </w:p>
-    <w:p>
+    </w:p>
+    <w:p>
+      <w:pPr>
+        <w:rPr>
+          <w:lang w:val="en-US"/>
+        </w:rPr>
+      </w:pPr>
       <w:r>
         <w:rPr>
           <w:rStyle w:val="berschrift4Zchn"/>
@@ -7676,72 +7760,117 @@
         <w:br/>
       </w:r>
       <w:r>
+        <w:rPr>
+          <w:lang w:val="en-US"/>
+        </w:rPr>
         <w:t>def get_or_create_token(self, user_id):</w:t>
       </w:r>
       <w:r>
         <w:rPr>
           <w:i/>
           <w:iCs/>
+          <w:lang w:val="en-US"/>
         </w:rPr>
         <w:br/>
         <w:t xml:space="preserve">    </w:t>
       </w:r>
       <w:r>
+        <w:rPr>
+          <w:lang w:val="en-US"/>
+        </w:rPr>
         <w:t>token_instance = Token.query.filter_by(user_id=user_id).first()</w:t>
       </w:r>
       <w:r>
+        <w:rPr>
+          <w:lang w:val="en-US"/>
+        </w:rPr>
         <w:br/>
         <w:t xml:space="preserve">    if token_instance:</w:t>
       </w:r>
       <w:r>
+        <w:rPr>
+          <w:lang w:val="en-US"/>
+        </w:rPr>
         <w:br/>
         <w:t xml:space="preserve">        current_time = datetime.now()</w:t>
       </w:r>
       <w:r>
+        <w:rPr>
+          <w:lang w:val="en-US"/>
+        </w:rPr>
         <w:br/>
         <w:t xml:space="preserve">        if self.is_token_valid(token_instance.token):</w:t>
       </w:r>
       <w:r>
+        <w:rPr>
+          <w:lang w:val="en-US"/>
+        </w:rPr>
         <w:br/>
         <w:t xml:space="preserve">            return token_instance.token</w:t>
       </w:r>
       <w:r>
+        <w:rPr>
+          <w:lang w:val="en-US"/>
+        </w:rPr>
         <w:br/>
         <w:t xml:space="preserve">        else:</w:t>
       </w:r>
       <w:r>
+        <w:rPr>
+          <w:lang w:val="en-US"/>
+        </w:rPr>
         <w:br/>
         <w:t xml:space="preserve">            db.session.delete(token_instance)</w:t>
       </w:r>
       <w:r>
+        <w:rPr>
+          <w:lang w:val="en-US"/>
+        </w:rPr>
         <w:br/>
         <w:t xml:space="preserve">            db.session.commit()</w:t>
       </w:r>
       <w:r>
+        <w:rPr>
+          <w:lang w:val="en-US"/>
+        </w:rPr>
         <w:br/>
         <w:t xml:space="preserve">    new_token = self.generate_token()</w:t>
       </w:r>
       <w:r>
+        <w:rPr>
+          <w:lang w:val="en-US"/>
+        </w:rPr>
         <w:br/>
         <w:t xml:space="preserve">    new_token_instance = Token(token=new_token, token_erstelldatum=datetime.now(), user_id=user_id)</w:t>
       </w:r>
       <w:r>
+        <w:rPr>
+          <w:lang w:val="en-US"/>
+        </w:rPr>
         <w:br/>
         <w:t xml:space="preserve">    db.session.add(new_token_instance)</w:t>
       </w:r>
       <w:r>
+        <w:rPr>
+          <w:lang w:val="en-US"/>
+        </w:rPr>
         <w:br/>
         <w:t xml:space="preserve">    db.session.commit()</w:t>
       </w:r>
       <w:r>
+        <w:rPr>
+          <w:lang w:val="en-US"/>
+        </w:rPr>
         <w:br/>
         <w:t xml:space="preserve"> return new_token</w:t>
       </w:r>
       <w:r>
+        <w:rPr>
+          <w:lang w:val="en-US"/>
+        </w:rPr>
         <w:br/>
       </w:r>
     </w:p>
-    <w:p/>
     <w:p>
       <w:pPr>
         <w:pStyle w:val="berschrift4"/>
@@ -7767,215 +7896,221 @@
         <w:t>Die regelmäßige Bereinigung verhindert überflüssige Datensätze in der Datenbank.</w:t>
       </w:r>
     </w:p>
+    <w:p>
+      <w:pPr>
+        <w:pStyle w:val="berschrift2"/>
+      </w:pPr>
+      <w:bookmarkStart w:id="16" w:name="_Toc193815066"/>
+      <w:r>
+        <w:t>Datenbank-Migration</w:t>
+      </w:r>
+      <w:bookmarkEnd w:id="16"/>
+      <w:r>
+        <w:t xml:space="preserve"> </w:t>
+      </w:r>
+    </w:p>
+    <w:p>
+      <w:pPr>
+        <w:pStyle w:val="berschrift3"/>
+      </w:pPr>
+      <w:bookmarkStart w:id="17" w:name="_Toc193815067"/>
+      <w:r>
+        <w:t>Ursprüngliche Herausforderung</w:t>
+      </w:r>
+      <w:bookmarkEnd w:id="17"/>
+    </w:p>
+    <w:p>
+      <w:r>
+        <w:t>Der manuelle Umgang mit Datenbanktabellen bedeutete, dass der Entwickler die betroffenen Tabellen manuell löschen und neu erstellen mussten, z.B. wenn es Schemaänderungen gab, wie das Hinzufügen neuer Spalten. Dieses Verfahren führte unweigerlich zu Datenverlusten und wurde so zu einer großen Einschränkung bei der Datenbankverwaltung.</w:t>
+      </w:r>
+    </w:p>
+    <w:p>
+      <w:r>
+        <w:t>Dies war besonders in der Entwicklungsphase umständlich und riskant.</w:t>
+      </w:r>
+    </w:p>
+    <w:p>
+      <w:pPr>
+        <w:pStyle w:val="berschrift3"/>
+      </w:pPr>
+      <w:bookmarkStart w:id="18" w:name="_Toc193815068"/>
+      <w:r>
+        <w:t>Lösung</w:t>
+      </w:r>
+      <w:bookmarkEnd w:id="18"/>
+    </w:p>
+    <w:p>
+      <w:r>
+        <w:t>Das Projekt verwendet kein Flask-Migrate oder ähnliche Bibliotheken.</w:t>
+      </w:r>
+    </w:p>
+    <w:p>
+      <w:r>
+        <w:t>Workaround</w:t>
+      </w:r>
+      <w:r>
+        <w:t>:</w:t>
+      </w:r>
+    </w:p>
+    <w:p>
+      <w:pPr>
+        <w:rPr>
+          <w:lang w:val="en-US"/>
+        </w:rPr>
+      </w:pPr>
+      <w:r>
+        <w:t xml:space="preserve">Die Datenbankdatei musste manuelle gelöscht werden dies war erforderlich um, Änderungen am Datenbankschema </w:t>
+      </w:r>
+      <w:r>
+        <w:t>umzusetzen</w:t>
+      </w:r>
+      <w:r>
+        <w:t xml:space="preserve">. Dies brachte allerdings auch den Nachteil mit das es einen Datenbankverlust gab. </w:t>
+      </w:r>
+      <w:r>
+        <w:t xml:space="preserve">Beim Neustart der Anwendung wurden die Tabellen durch den Befehl db.create_all() automatisch neu erstellt. </w:t>
+      </w:r>
+      <w:r>
+        <w:rPr>
+          <w:lang w:val="en-US"/>
+        </w:rPr>
+        <w:t>(siehe main() in views.py).</w:t>
+      </w:r>
+    </w:p>
+    <w:p>
+      <w:pPr>
+        <w:rPr>
+          <w:lang w:val="en-US"/>
+        </w:rPr>
+      </w:pPr>
+      <w:r>
+        <w:rPr>
+          <w:lang w:val="en-US"/>
+        </w:rPr>
+        <w:t xml:space="preserve">def main():  </w:t>
+      </w:r>
+    </w:p>
+    <w:p>
+      <w:pPr>
+        <w:rPr>
+          <w:lang w:val="en-US"/>
+        </w:rPr>
+      </w:pPr>
+      <w:r>
+        <w:rPr>
+          <w:lang w:val="en-US"/>
+        </w:rPr>
+        <w:t xml:space="preserve">    </w:t>
+      </w:r>
+      <w:r>
+        <w:rPr>
+          <w:lang w:val="en-US"/>
+        </w:rPr>
+        <w:t xml:space="preserve">with app.app_context():  </w:t>
+      </w:r>
+    </w:p>
+    <w:p>
+      <w:pPr>
+        <w:rPr>
+          <w:lang w:val="en-US"/>
+        </w:rPr>
+      </w:pPr>
+      <w:r>
+        <w:rPr>
+          <w:lang w:val="en-US"/>
+        </w:rPr>
+        <w:t xml:space="preserve">        if not os.path.exists(Config.INSTANCE_DIR):  </w:t>
+      </w:r>
+    </w:p>
+    <w:p>
+      <w:pPr>
+        <w:rPr>
+          <w:lang w:val="fr-FR"/>
+        </w:rPr>
+      </w:pPr>
+      <w:r>
+        <w:rPr>
+          <w:lang w:val="en-US"/>
+        </w:rPr>
+        <w:t xml:space="preserve">            </w:t>
+      </w:r>
+      <w:r>
+        <w:rPr>
+          <w:lang w:val="fr-FR"/>
+        </w:rPr>
+        <w:t xml:space="preserve">os.makedirs(Config.INSTANCE_DIR)  </w:t>
+      </w:r>
+    </w:p>
+    <w:p>
+      <w:pPr>
+        <w:rPr>
+          <w:lang w:val="en-US"/>
+        </w:rPr>
+      </w:pPr>
+      <w:r>
+        <w:rPr>
+          <w:lang w:val="fr-FR"/>
+        </w:rPr>
+        <w:t xml:space="preserve">        </w:t>
+      </w:r>
+      <w:r>
+        <w:rPr>
+          <w:lang w:val="en-US"/>
+        </w:rPr>
+        <w:t xml:space="preserve">db.create_all() </w:t>
+      </w:r>
+    </w:p>
+    <w:p>
+      <w:pPr>
+        <w:pStyle w:val="berschrift3"/>
+      </w:pPr>
+      <w:bookmarkStart w:id="19" w:name="_Toc193815069"/>
+      <w:r>
+        <w:t>Konsequenzen</w:t>
+      </w:r>
+      <w:bookmarkEnd w:id="19"/>
+    </w:p>
+    <w:p>
+      <w:r>
+        <w:t xml:space="preserve">Wie bereits erwähnt führte diese Änderungen nun </w:t>
+      </w:r>
+      <w:r>
+        <w:t>zu einem vollständigen Verlust</w:t>
+      </w:r>
+      <w:r>
+        <w:t xml:space="preserve"> der vorhandenen Daten, was die Datenpersistenz erheblich beeinträchtigte. Zudem reduzierte das manuelle Management der Datenbankstruktur die Entwicklungseffizienz</w:t>
+      </w:r>
+      <w:r>
+        <w:t xml:space="preserve">. </w:t>
+      </w:r>
+    </w:p>
+    <w:p>
+      <w:pPr>
+        <w:pStyle w:val="berschrift3"/>
+      </w:pPr>
+      <w:bookmarkStart w:id="20" w:name="_Toc193815070"/>
+      <w:r>
+        <w:t>Empfohlene zukünftige Lösung</w:t>
+      </w:r>
+      <w:bookmarkEnd w:id="20"/>
+      <w:r>
+        <w:t xml:space="preserve"> </w:t>
+      </w:r>
+    </w:p>
+    <w:p>
+      <w:r>
+        <w:t xml:space="preserve">Integration von Flask-Migrate, ist </w:t>
+      </w:r>
+      <w:r>
+        <w:t xml:space="preserve">eine Lösung für die versionskotrolle von Datenbankmigrationen. Durch die Hilfe von Flask-Migrate können so die Datenbankschema Änderungen verlustfrei durchgeführt werden. </w:t>
+      </w:r>
+      <w:r>
+        <w:t>Dies ermöglicht eine strukturierte Versionierung der Datenbankmodell-Anpassungen und reduziert Risiken wie Inkonsistenzen oder Datenverlust bei Updates.</w:t>
+      </w:r>
+    </w:p>
     <w:p/>
     <w:p>
-      <w:pPr>
-        <w:pStyle w:val="berschrift2"/>
-      </w:pPr>
-      <w:bookmarkStart w:id="16" w:name="_Toc193737932"/>
-      <w:r>
-        <w:t>Datenbank-Migration</w:t>
-      </w:r>
-      <w:bookmarkEnd w:id="16"/>
-      <w:r>
-        <w:t xml:space="preserve"> </w:t>
-      </w:r>
-    </w:p>
-    <w:p>
-      <w:pPr>
-        <w:pStyle w:val="berschrift3"/>
-      </w:pPr>
-      <w:bookmarkStart w:id="17" w:name="_Toc193737933"/>
-      <w:r>
-        <w:t>Ursprüngliche Herausforderung</w:t>
-      </w:r>
-      <w:bookmarkEnd w:id="17"/>
-    </w:p>
-    <w:p>
-      <w:r>
-        <w:t>Der manuelle Umgang mit Datenbanktabellen bedeutete, dass der Entwickler die betroffenen Tabellen manuell löschen und neu erstellen mussten, z.B. wenn es Schemaänderungen gab, wie das Hinzufügen neuer Spalten. Dieses Verfahren führte unweigerlich zu Datenverlusten und wurde so zu einer großen Einschränkung bei der Datenbankverwaltung.</w:t>
-      </w:r>
-    </w:p>
-    <w:p>
-      <w:r>
-        <w:t>Dies war besonders in der Entwicklungsphase umständlich und riskant.</w:t>
-      </w:r>
-    </w:p>
-    <w:p>
-      <w:pPr>
-        <w:pStyle w:val="berschrift3"/>
-      </w:pPr>
-      <w:bookmarkStart w:id="18" w:name="_Toc193737934"/>
-      <w:r>
-        <w:t>Lösung</w:t>
-      </w:r>
-      <w:bookmarkEnd w:id="18"/>
-    </w:p>
-    <w:p>
-      <w:r>
-        <w:t>Das Projekt verwendet kein Flask-Migrate oder ähnliche Bibliotheken.</w:t>
-      </w:r>
-    </w:p>
-    <w:p>
-      <w:r>
-        <w:t>Workaround</w:t>
-      </w:r>
-      <w:r>
-        <w:t>:</w:t>
-      </w:r>
-    </w:p>
-    <w:p>
-      <w:pPr>
-        <w:rPr>
-          <w:lang w:val="en-US"/>
-        </w:rPr>
-      </w:pPr>
-      <w:r>
-        <w:t xml:space="preserve">Die Datenbankdatei musste manuelle gelöscht werden dies war erforderlich um, Änderungen am Datenbankschema </w:t>
-      </w:r>
-      <w:r>
-        <w:t>umzusetzen</w:t>
-      </w:r>
-      <w:r>
-        <w:t xml:space="preserve">. Dies brachte allerdings auch den Nachteil mit das es einen Datenbankverlust gab. </w:t>
-      </w:r>
-      <w:r>
-        <w:t xml:space="preserve">Beim Neustart der Anwendung wurden die Tabellen durch den Befehl db.create_all() automatisch neu erstellt. </w:t>
-      </w:r>
-      <w:r>
-        <w:rPr>
-          <w:lang w:val="en-US"/>
-        </w:rPr>
-        <w:t>(siehe main() in views.py).</w:t>
-      </w:r>
-    </w:p>
-    <w:p>
-      <w:pPr>
-        <w:rPr>
-          <w:lang w:val="en-US"/>
-        </w:rPr>
-      </w:pPr>
-      <w:r>
-        <w:rPr>
-          <w:lang w:val="en-US"/>
-        </w:rPr>
-        <w:t xml:space="preserve">def main():  </w:t>
-      </w:r>
-    </w:p>
-    <w:p>
-      <w:pPr>
-        <w:rPr>
-          <w:lang w:val="en-US"/>
-        </w:rPr>
-      </w:pPr>
-      <w:r>
-        <w:rPr>
-          <w:lang w:val="en-US"/>
-        </w:rPr>
-        <w:t xml:space="preserve">    </w:t>
-      </w:r>
-      <w:r>
-        <w:rPr>
-          <w:lang w:val="en-US"/>
-        </w:rPr>
-        <w:t xml:space="preserve">with app.app_context():  </w:t>
-      </w:r>
-    </w:p>
-    <w:p>
-      <w:pPr>
-        <w:rPr>
-          <w:lang w:val="en-US"/>
-        </w:rPr>
-      </w:pPr>
-      <w:r>
-        <w:rPr>
-          <w:lang w:val="en-US"/>
-        </w:rPr>
-        <w:t xml:space="preserve">        if not os.path.exists(Config.INSTANCE_DIR):  </w:t>
-      </w:r>
-    </w:p>
-    <w:p>
-      <w:pPr>
-        <w:rPr>
-          <w:lang w:val="fr-FR"/>
-        </w:rPr>
-      </w:pPr>
-      <w:r>
-        <w:rPr>
-          <w:lang w:val="en-US"/>
-        </w:rPr>
-        <w:t xml:space="preserve">            </w:t>
-      </w:r>
-      <w:r>
-        <w:rPr>
-          <w:lang w:val="fr-FR"/>
-        </w:rPr>
-        <w:t xml:space="preserve">os.makedirs(Config.INSTANCE_DIR)  </w:t>
-      </w:r>
-    </w:p>
-    <w:p>
-      <w:r>
-        <w:rPr>
-          <w:lang w:val="fr-FR"/>
-        </w:rPr>
-        <w:t xml:space="preserve">        </w:t>
-      </w:r>
-      <w:r>
-        <w:t xml:space="preserve">db.create_all() </w:t>
-      </w:r>
-    </w:p>
-    <w:p>
-      <w:pPr>
-        <w:pStyle w:val="berschrift3"/>
-      </w:pPr>
-      <w:bookmarkStart w:id="19" w:name="_Toc193737935"/>
-      <w:r>
-        <w:t>Konsequenzen</w:t>
-      </w:r>
-      <w:bookmarkEnd w:id="19"/>
-    </w:p>
-    <w:p>
-      <w:r>
-        <w:t xml:space="preserve">Wie bereits erwähnt führte diese Änderungen nun </w:t>
-      </w:r>
-      <w:r>
-        <w:t>zu einem vollständigen Verlust</w:t>
-      </w:r>
-      <w:r>
-        <w:t xml:space="preserve"> der vorhandenen Daten, was die Datenpersistenz erheblich beeinträchtigte. Zudem reduzierte das manuelle Management der Datenbankstruktur die Entwicklungseffizienz</w:t>
-      </w:r>
-      <w:r>
-        <w:t xml:space="preserve">. </w:t>
-      </w:r>
-    </w:p>
-    <w:p>
-      <w:pPr>
-        <w:pStyle w:val="berschrift3"/>
-      </w:pPr>
-      <w:bookmarkStart w:id="20" w:name="_Toc193737936"/>
-      <w:r>
-        <w:t>Empfohlene zukünftige Lösung</w:t>
-      </w:r>
-      <w:bookmarkEnd w:id="20"/>
-      <w:r>
-        <w:t xml:space="preserve"> </w:t>
-      </w:r>
-    </w:p>
-    <w:p>
-      <w:r>
-        <w:t xml:space="preserve">Integration von Flask-Migrate, ist </w:t>
-      </w:r>
-      <w:r>
-        <w:t xml:space="preserve">eine Lösung für die versionskotrolle von Datenbankmigrationen. Durch die Hilfe von Flask-Migrate können so die Datenbankschema Änderungen verlustfrei durchgeführt werden. </w:t>
-      </w:r>
-      <w:r>
-        <w:t>Dies ermöglicht eine strukturierte Versionierung der Datenbankmodell-Anpassungen und reduziert Risiken wie Inkonsistenzen oder Datenverlust bei Updates.</w:t>
-      </w:r>
-    </w:p>
-    <w:p/>
-    <w:p>
-      <w:r>
-        <w:lastRenderedPageBreak/>
+      <w:r>
         <w:t>Vorteile der Integration:</w:t>
       </w:r>
     </w:p>
@@ -7987,6 +8122,7 @@
         </w:numPr>
       </w:pPr>
       <w:r>
+        <w:lastRenderedPageBreak/>
         <w:t xml:space="preserve">Alle Änderungen werden Dokumentiert und lass sich rückgängig machen falls es zu Fehler führt. </w:t>
       </w:r>
     </w:p>
@@ -8032,12 +8168,11 @@
         <w:t>Die Integration von Flask-Migrate ergänzt die zuvor implementierte Token-Selbstreinigung, indem sie sicherstellt, dass Änderungen an der Token-Tabelle (z. B. neue Felder wie token_erstelldatum) nahtlos in Produktivumgebungen übernommen werden können. Dies ist entscheidend, um die Stabilität des automatisierten Token-Lebenszyklus langfristig zu gewährleisten.</w:t>
       </w:r>
     </w:p>
-    <w:p/>
     <w:p>
       <w:pPr>
         <w:pStyle w:val="berschrift2"/>
       </w:pPr>
-      <w:bookmarkStart w:id="21" w:name="_Toc193737937"/>
+      <w:bookmarkStart w:id="21" w:name="_Toc193815071"/>
       <w:r>
         <w:t>Frontend-Backend-Kommunikation</w:t>
       </w:r>
@@ -8047,7 +8182,7 @@
       <w:pPr>
         <w:pStyle w:val="berschrift3"/>
       </w:pPr>
-      <w:bookmarkStart w:id="22" w:name="_Toc193737938"/>
+      <w:bookmarkStart w:id="22" w:name="_Toc193815072"/>
       <w:r>
         <w:t>Problem: CORS-Fehler</w:t>
       </w:r>
@@ -8062,7 +8197,7 @@
       <w:pPr>
         <w:pStyle w:val="berschrift3"/>
       </w:pPr>
-      <w:bookmarkStart w:id="23" w:name="_Toc193737939"/>
+      <w:bookmarkStart w:id="23" w:name="_Toc193815073"/>
       <w:r>
         <w:t>Lösung (mit Trade-off)</w:t>
       </w:r>
@@ -8077,7 +8212,7 @@
       <w:pPr>
         <w:pStyle w:val="berschrift3"/>
       </w:pPr>
-      <w:bookmarkStart w:id="24" w:name="_Toc193737940"/>
+      <w:bookmarkStart w:id="24" w:name="_Toc193815074"/>
       <w:r>
         <w:t>Herausforderungen durch die Single-Page-Application (SPA)-Struktur:</w:t>
       </w:r>
@@ -8149,16 +8284,16 @@
     </w:p>
     <w:p>
       <w:r>
+        <w:t>Tools wie Webpack-Proxy-Konfigurationen oder integrierte Server (Flask) sind erforderlich, um die Zusammenarbeit zu vereinfachen.</w:t>
+      </w:r>
+    </w:p>
+    <w:p>
+      <w:pPr>
+        <w:pStyle w:val="berschrift2"/>
+      </w:pPr>
+      <w:bookmarkStart w:id="25" w:name="_Toc193815075"/>
+      <w:r>
         <w:lastRenderedPageBreak/>
-        <w:t>Tools wie Webpack-Proxy-Konfigurationen oder integrierte Server (Flask) sind erforderlich, um die Zusammenarbeit zu vereinfachen.</w:t>
-      </w:r>
-    </w:p>
-    <w:p>
-      <w:pPr>
-        <w:pStyle w:val="berschrift2"/>
-      </w:pPr>
-      <w:bookmarkStart w:id="25" w:name="_Toc193737941"/>
-      <w:r>
         <w:t>Sicherheitskonzept</w:t>
       </w:r>
       <w:bookmarkEnd w:id="25"/>
@@ -8167,7 +8302,7 @@
       <w:pPr>
         <w:pStyle w:val="berschrift3"/>
       </w:pPr>
-      <w:bookmarkStart w:id="26" w:name="_Toc193737942"/>
+      <w:bookmarkStart w:id="26" w:name="_Toc193815076"/>
       <w:r>
         <w:t>Passwort-Hashing</w:t>
       </w:r>
@@ -8261,7 +8396,7 @@
           <w:lang w:val="en-US"/>
         </w:rPr>
       </w:pPr>
-      <w:bookmarkStart w:id="27" w:name="_Toc193737943"/>
+      <w:bookmarkStart w:id="27" w:name="_Toc193815077"/>
       <w:r>
         <w:rPr>
           <w:lang w:val="en-US"/>
@@ -8330,12 +8465,11 @@
         <w:t xml:space="preserve">)  </w:t>
       </w:r>
     </w:p>
-    <w:p/>
     <w:p>
       <w:pPr>
         <w:pStyle w:val="berschrift2"/>
       </w:pPr>
-      <w:bookmarkStart w:id="28" w:name="_Toc193737944"/>
+      <w:bookmarkStart w:id="28" w:name="_Toc193815078"/>
       <w:r>
         <w:t>Zukünftige Erweiterungen</w:t>
       </w:r>
@@ -8345,7 +8479,7 @@
       <w:pPr>
         <w:pStyle w:val="berschrift3"/>
       </w:pPr>
-      <w:bookmarkStart w:id="29" w:name="_Toc193737945"/>
+      <w:bookmarkStart w:id="29" w:name="_Toc193815079"/>
       <w:r>
         <w:t>Geplante Features</w:t>
       </w:r>
@@ -8377,12 +8511,11 @@
         <w:t xml:space="preserve">Ein Diagramm des gesamten Lernfortschrittes. Dafür müsste über JavaScript ein gewünschtes Diagramm eingebaut werden und die Lernziele und Fortschrittsdaten in Echtzeit analysiert werden. </w:t>
       </w:r>
     </w:p>
-    <w:p/>
     <w:p>
       <w:pPr>
         <w:pStyle w:val="berschrift2"/>
       </w:pPr>
-      <w:bookmarkStart w:id="30" w:name="_Toc193737946"/>
+      <w:bookmarkStart w:id="30" w:name="_Toc193815080"/>
       <w:r>
         <w:t>Fazit</w:t>
       </w:r>
@@ -8400,30 +8533,18 @@
       <w:pPr>
         <w:pStyle w:val="berschrift1"/>
       </w:pPr>
-      <w:bookmarkStart w:id="31" w:name="_Toc193737947"/>
+      <w:bookmarkStart w:id="31" w:name="_Toc193815081"/>
       <w:r>
         <w:lastRenderedPageBreak/>
         <w:t>Wissenschaftliche Reflexion</w:t>
       </w:r>
-      <w:r>
-        <w:t xml:space="preserve"> #ab hier weiter schreiben</w:t>
-      </w:r>
       <w:bookmarkEnd w:id="31"/>
     </w:p>
     <w:p>
-      <w:r>
-        <w:t>Das Projekt zur Entwicklung einer Lernplanungs-App brachte sowohl Erfolge als auch Herausforderungen mit sich.</w:t>
-      </w:r>
-      <w:r>
-        <w:br/>
-        <w:t>Im Folgenden werden die zentralen Erkenntnisse systematisch analysiert und Handlungsempfehlungen für zukünftige Projekte abgeleitet.</w:t>
-      </w:r>
-    </w:p>
-    <w:p>
       <w:pPr>
         <w:pStyle w:val="berschrift2"/>
       </w:pPr>
-      <w:bookmarkStart w:id="32" w:name="_Toc193737948"/>
+      <w:bookmarkStart w:id="32" w:name="_Toc193815082"/>
       <w:r>
         <w:t>Erfolge vs. Hindernisse</w:t>
       </w:r>
@@ -8433,7 +8554,7 @@
       <w:pPr>
         <w:pStyle w:val="berschrift3"/>
       </w:pPr>
-      <w:bookmarkStart w:id="33" w:name="_Toc193737949"/>
+      <w:bookmarkStart w:id="33" w:name="_Toc193815083"/>
       <w:r>
         <w:t>Was gut lief</w:t>
       </w:r>
@@ -8449,7 +8570,7 @@
     </w:p>
     <w:p>
       <w:r>
-        <w:t>Backend-for-Frontend (BFF): Die API (views.py) ist strikt von der Präsentationslogik (HTML-Templates) getrennt.</w:t>
+        <w:t xml:space="preserve">Das API-First Prinzip konnte gut umgesetzt werden. So konnte eine klare Struktur bei der Entwicklung erstellt werden mit klarer reinfolge. Somit wurde erst das Backend entwickelt und danach das Frontend. Dies war hilfreich bei der Erstellung der HTML-Templates. </w:t>
       </w:r>
     </w:p>
     <w:p>
@@ -8458,126 +8579,227 @@
       </w:r>
     </w:p>
     <w:p>
-      <w:r>
+      <w:pPr>
+        <w:rPr>
+          <w:lang w:val="en-US"/>
+        </w:rPr>
+      </w:pPr>
+      <w:r>
+        <w:rPr>
+          <w:lang w:val="en-US"/>
+        </w:rPr>
         <w:t>Beispiel:</w:t>
       </w:r>
     </w:p>
     <w:p>
-      <w:r>
+      <w:pPr>
+        <w:rPr>
+          <w:lang w:val="en-US"/>
+        </w:rPr>
+      </w:pPr>
+      <w:r>
+        <w:rPr>
+          <w:lang w:val="en-US"/>
+        </w:rPr>
         <w:t>@app.route('/learning_goals', methods=['GET'])</w:t>
       </w:r>
       <w:r>
+        <w:rPr>
+          <w:lang w:val="en-US"/>
+        </w:rPr>
         <w:br/>
         <w:t>def get_learning_goals():</w:t>
       </w:r>
       <w:r>
+        <w:rPr>
+          <w:lang w:val="en-US"/>
+        </w:rPr>
         <w:br/>
       </w:r>
       <w:r>
         <w:rPr>
           <w:i/>
           <w:iCs/>
+          <w:lang w:val="en-US"/>
         </w:rPr>
         <w:t xml:space="preserve">    </w:t>
       </w:r>
       <w:r>
+        <w:rPr>
+          <w:lang w:val="en-US"/>
+        </w:rPr>
         <w:t>token = request.cookies.get('auth_token')</w:t>
       </w:r>
       <w:r>
+        <w:rPr>
+          <w:lang w:val="en-US"/>
+        </w:rPr>
         <w:br/>
         <w:t xml:space="preserve">    user = validate_token(token)</w:t>
       </w:r>
       <w:r>
+        <w:rPr>
+          <w:lang w:val="en-US"/>
+        </w:rPr>
         <w:br/>
         <w:t xml:space="preserve">    if not user:</w:t>
       </w:r>
       <w:r>
+        <w:rPr>
+          <w:lang w:val="en-US"/>
+        </w:rPr>
         <w:br/>
         <w:t xml:space="preserve">        return jsonify({'error': 'Unauthorized'}), 401</w:t>
       </w:r>
       <w:r>
+        <w:rPr>
+          <w:lang w:val="en-US"/>
+        </w:rPr>
         <w:br/>
       </w:r>
       <w:r>
+        <w:rPr>
+          <w:lang w:val="en-US"/>
+        </w:rPr>
         <w:br/>
         <w:t xml:space="preserve">    try:</w:t>
       </w:r>
       <w:r>
+        <w:rPr>
+          <w:lang w:val="en-US"/>
+        </w:rPr>
         <w:br/>
         <w:t xml:space="preserve">        goals = LearningGoal.query.join(Topic).filter_by(user_id=user.id).order_by(LearningGoal.deadline).all()</w:t>
       </w:r>
       <w:r>
+        <w:rPr>
+          <w:lang w:val="en-US"/>
+        </w:rPr>
         <w:br/>
         <w:t xml:space="preserve">        goals_data = []</w:t>
       </w:r>
       <w:r>
+        <w:rPr>
+          <w:lang w:val="en-US"/>
+        </w:rPr>
         <w:br/>
       </w:r>
       <w:r>
+        <w:rPr>
+          <w:lang w:val="en-US"/>
+        </w:rPr>
         <w:br/>
         <w:t xml:space="preserve">        for goal in goals:</w:t>
       </w:r>
       <w:r>
+        <w:rPr>
+          <w:lang w:val="en-US"/>
+        </w:rPr>
         <w:br/>
         <w:t xml:space="preserve">            deadline = goal.deadline</w:t>
       </w:r>
       <w:r>
+        <w:rPr>
+          <w:lang w:val="en-US"/>
+        </w:rPr>
         <w:br/>
         <w:t xml:space="preserve">            if isinstance(deadline, str):</w:t>
       </w:r>
       <w:r>
+        <w:rPr>
+          <w:lang w:val="en-US"/>
+        </w:rPr>
         <w:br/>
         <w:t xml:space="preserve">                try:</w:t>
       </w:r>
       <w:r>
+        <w:rPr>
+          <w:lang w:val="en-US"/>
+        </w:rPr>
         <w:br/>
         <w:t xml:space="preserve">                    deadline = datetime.fromisoformat(deadline)</w:t>
       </w:r>
       <w:r>
+        <w:rPr>
+          <w:lang w:val="en-US"/>
+        </w:rPr>
         <w:br/>
         <w:t xml:space="preserve">                except ValueError:</w:t>
       </w:r>
       <w:r>
+        <w:rPr>
+          <w:lang w:val="en-US"/>
+        </w:rPr>
         <w:br/>
         <w:t xml:space="preserve">                    deadline = None</w:t>
       </w:r>
       <w:r>
+        <w:rPr>
+          <w:lang w:val="en-US"/>
+        </w:rPr>
         <w:br/>
         <w:t xml:space="preserve">            goals_data.append({</w:t>
       </w:r>
       <w:r>
+        <w:rPr>
+          <w:lang w:val="en-US"/>
+        </w:rPr>
         <w:br/>
         <w:t xml:space="preserve">                'id': goal.id,</w:t>
       </w:r>
       <w:r>
+        <w:rPr>
+          <w:lang w:val="en-US"/>
+        </w:rPr>
         <w:br/>
         <w:t xml:space="preserve">                'topic_name': goal.topic.name if goal.topic else None,</w:t>
       </w:r>
       <w:r>
+        <w:rPr>
+          <w:lang w:val="en-US"/>
+        </w:rPr>
         <w:br/>
         <w:t xml:space="preserve">                'description': goal.description,</w:t>
       </w:r>
       <w:r>
+        <w:rPr>
+          <w:lang w:val="en-US"/>
+        </w:rPr>
         <w:br/>
         <w:t xml:space="preserve">                'deadline': deadline.strftime('%Y-%m-%d') if deadline else None</w:t>
       </w:r>
       <w:r>
+        <w:rPr>
+          <w:lang w:val="en-US"/>
+        </w:rPr>
         <w:br/>
         <w:t xml:space="preserve">            })</w:t>
       </w:r>
       <w:r>
+        <w:rPr>
+          <w:lang w:val="en-US"/>
+        </w:rPr>
         <w:br/>
         <w:t xml:space="preserve">        return jsonify(goals_data), 200</w:t>
       </w:r>
       <w:r>
+        <w:rPr>
+          <w:lang w:val="en-US"/>
+        </w:rPr>
         <w:br/>
         <w:t xml:space="preserve">    except Exception as e:</w:t>
       </w:r>
       <w:r>
+        <w:rPr>
+          <w:lang w:val="en-US"/>
+        </w:rPr>
         <w:br/>
         <w:t xml:space="preserve">        app.logger.error(f"error beim Abrufen von Lernzielen: {str(e)}")</w:t>
       </w:r>
       <w:r>
+        <w:rPr>
+          <w:lang w:val="en-US"/>
+        </w:rPr>
         <w:br/>
         <w:t xml:space="preserve">        return jsonify({'error': 'Internal Server Error', 'details': str(e)}), 500</w:t>
       </w:r>
@@ -8587,25 +8809,65 @@
         <w:pStyle w:val="berschrift4"/>
       </w:pPr>
       <w:r>
+        <w:t>Robustes Fehlerhandling</w:t>
+      </w:r>
+    </w:p>
+    <w:p>
+      <w:r>
+        <w:t>Try-Except-Blöcke </w:t>
+      </w:r>
+      <w:r>
+        <w:t xml:space="preserve">bei </w:t>
+      </w:r>
+      <w:r>
+        <w:t>Codeabschnitten</w:t>
+      </w:r>
+      <w:r>
+        <w:t xml:space="preserve"> </w:t>
+      </w:r>
+      <w:r>
+        <w:t>welche</w:t>
+      </w:r>
+      <w:r>
+        <w:t xml:space="preserve"> </w:t>
+      </w:r>
+      <w:r>
+        <w:t>dazu neigen</w:t>
+      </w:r>
+      <w:r>
+        <w:t xml:space="preserve"> Fehler</w:t>
+      </w:r>
+      <w:r>
+        <w:t xml:space="preserve"> zu erzeugen </w:t>
+      </w:r>
+      <w:r>
+        <w:t xml:space="preserve"> </w:t>
+      </w:r>
+      <w:r>
+        <w:t xml:space="preserve"> (z. B. Datenbankabfragen)</w:t>
+      </w:r>
+      <w:r>
+        <w:t xml:space="preserve"> diese</w:t>
+      </w:r>
+      <w:r>
+        <w:t xml:space="preserve"> </w:t>
+      </w:r>
+      <w:r>
+        <w:t>verhindern Serverabstürze.</w:t>
+      </w:r>
+    </w:p>
+    <w:p/>
+    <w:p>
+      <w:pPr>
+        <w:rPr>
+          <w:lang w:val="en-US"/>
+        </w:rPr>
+      </w:pPr>
+      <w:r>
+        <w:rPr>
+          <w:lang w:val="en-US"/>
+        </w:rPr>
         <w:lastRenderedPageBreak/>
-        <w:t>Robustes Fehlerhandling</w:t>
-      </w:r>
-    </w:p>
-    <w:p>
-      <w:r>
-        <w:t>Try-Except-Blöcke in kritischen Codeabschnitten (z. B. Datenbankabfragen) verhindern Serverabstürze.</w:t>
-      </w:r>
-    </w:p>
-    <w:p>
-      <w:pPr>
-        <w:rPr>
-          <w:lang w:val="en-US"/>
-        </w:rPr>
-      </w:pPr>
-      <w:r>
-        <w:rPr>
-          <w:lang w:val="en-US"/>
-        </w:rPr>
         <w:t xml:space="preserve">try:  </w:t>
       </w:r>
     </w:p>
@@ -8623,28 +8885,12 @@
       </w:r>
     </w:p>
     <w:p>
-      <w:pPr>
-        <w:rPr>
-          <w:lang w:val="en-US"/>
-        </w:rPr>
-      </w:pPr>
-      <w:r>
-        <w:rPr>
-          <w:lang w:val="en-US"/>
-        </w:rPr>
+      <w:r>
         <w:t xml:space="preserve">except Exception as e:  </w:t>
       </w:r>
     </w:p>
     <w:p>
-      <w:pPr>
-        <w:rPr>
-          <w:lang w:val="en-US"/>
-        </w:rPr>
-      </w:pPr>
-      <w:r>
-        <w:rPr>
-          <w:lang w:val="en-US"/>
-        </w:rPr>
+      <w:r>
         <w:t xml:space="preserve">    app.logger.error(f"Fehler beim Abrufen der Lernziele: {str(e)}")  </w:t>
       </w:r>
     </w:p>
@@ -8655,9 +8901,6 @@
         </w:rPr>
       </w:pPr>
       <w:r>
-        <w:rPr>
-          <w:lang w:val="en-US"/>
-        </w:rPr>
         <w:t xml:space="preserve">    </w:t>
       </w:r>
       <w:r>
@@ -8674,7 +8917,7 @@
           <w:lang w:val="en-US"/>
         </w:rPr>
       </w:pPr>
-      <w:bookmarkStart w:id="34" w:name="_Toc193737950"/>
+      <w:bookmarkStart w:id="34" w:name="_Toc193815084"/>
       <w:r>
         <w:rPr>
           <w:lang w:val="en-US"/>
@@ -8693,12 +8936,16 @@
     </w:p>
     <w:p>
       <w:r>
-        <w:t>Problem: Ungültige Datumsformate (z. B. 2024-13-32) wurden akzeptiert.</w:t>
-      </w:r>
-    </w:p>
-    <w:p>
-      <w:r>
-        <w:t>Konsequenz: Fehlerhafte Speicherung in der Datenbank und potenzielle Darstellungsfehler.</w:t>
+        <w:t xml:space="preserve">Die Konvertierung von dem </w:t>
+      </w:r>
+      <w:r>
+        <w:t xml:space="preserve">Datumsformat </w:t>
+      </w:r>
+      <w:r>
+        <w:t xml:space="preserve">wurde nicht akzeptiert. Das führte zu </w:t>
+      </w:r>
+      <w:r>
+        <w:t>Fehlerhafte Speicherung in der Datenbank.</w:t>
       </w:r>
     </w:p>
     <w:p>
@@ -8770,16 +9017,11 @@
       </w:r>
     </w:p>
     <w:p>
-      <w:pPr>
-        <w:rPr>
-          <w:lang w:val="en-US"/>
-        </w:rPr>
-      </w:pPr>
-      <w:r>
-        <w:rPr>
-          <w:lang w:val="en-US"/>
-        </w:rPr>
-        <w:t>Redundanz: Ähnliche Logik in Topic- und LearningGoal-Endpunkten (z. B. Token-Validierung).</w:t>
+      <w:r>
+        <w:t xml:space="preserve">Durch Code </w:t>
+      </w:r>
+      <w:r>
+        <w:t xml:space="preserve">Duplikation wurden viele Redundanzen erzeugt. Dies könnte in Zukunft ausgelagert werden in eine Zusatzklasse und dann diese immer neu aufrufen bei verwenden der Code Blöcke. </w:t>
       </w:r>
     </w:p>
     <w:p>
@@ -8832,357 +9074,361 @@
         <w:t xml:space="preserve">return jsonify({'error': 'Unauthorized'}), 401  </w:t>
       </w:r>
     </w:p>
+    <w:p>
+      <w:pPr>
+        <w:pStyle w:val="berschrift2"/>
+      </w:pPr>
+      <w:bookmarkStart w:id="35" w:name="_Toc193815085"/>
+      <w:r>
+        <w:t>Lektionen für die Zukunft</w:t>
+      </w:r>
+      <w:bookmarkEnd w:id="35"/>
+    </w:p>
+    <w:p>
+      <w:pPr>
+        <w:pStyle w:val="berschrift3"/>
+      </w:pPr>
+      <w:bookmarkStart w:id="36" w:name="_Toc193815086"/>
+      <w:r>
+        <w:t>Tests</w:t>
+      </w:r>
+      <w:bookmarkEnd w:id="36"/>
+    </w:p>
+    <w:p>
+      <w:r>
+        <w:t xml:space="preserve">Unit-Tests vor der Implementierung schreiben, um </w:t>
+      </w:r>
+      <w:r>
+        <w:t xml:space="preserve">viele möglichen </w:t>
+      </w:r>
+      <w:r>
+        <w:t>Cases abzudecken.</w:t>
+      </w:r>
+    </w:p>
+    <w:p>
+      <w:pPr>
+        <w:rPr>
+          <w:lang w:val="en-US"/>
+        </w:rPr>
+      </w:pPr>
+      <w:r>
+        <w:rPr>
+          <w:lang w:val="en-US"/>
+        </w:rPr>
+        <w:t xml:space="preserve">def test_invalid_deadline(client):  </w:t>
+      </w:r>
+    </w:p>
+    <w:p>
+      <w:pPr>
+        <w:rPr>
+          <w:lang w:val="en-US"/>
+        </w:rPr>
+      </w:pPr>
+      <w:r>
+        <w:rPr>
+          <w:lang w:val="en-US"/>
+        </w:rPr>
+        <w:t xml:space="preserve">    response = client.post('/learning_goals', json={  </w:t>
+      </w:r>
+    </w:p>
+    <w:p>
+      <w:r>
+        <w:rPr>
+          <w:lang w:val="en-US"/>
+        </w:rPr>
+        <w:t xml:space="preserve">        </w:t>
+      </w:r>
+      <w:r>
+        <w:t xml:space="preserve">'deadline': '2024-13-32',  # Ungültiges Datum  </w:t>
+      </w:r>
+    </w:p>
+    <w:p>
+      <w:r>
+        <w:t xml:space="preserve">         ...  </w:t>
+      </w:r>
+    </w:p>
+    <w:p>
+      <w:r>
+        <w:t xml:space="preserve">    })  </w:t>
+      </w:r>
+    </w:p>
+    <w:p>
+      <w:r>
+        <w:t xml:space="preserve">    assert response.status_code == 400</w:t>
+      </w:r>
+    </w:p>
     <w:p/>
     <w:p>
       <w:pPr>
+        <w:pStyle w:val="berschrift3"/>
+      </w:pPr>
+      <w:bookmarkStart w:id="37" w:name="_Toc193815087"/>
+      <w:r>
+        <w:t>Automatisierte API-Dokumentation</w:t>
+      </w:r>
+      <w:bookmarkEnd w:id="37"/>
+    </w:p>
+    <w:p>
+      <w:r>
+        <w:t>Mithilfe von OpenAPI oder Swagger die Dokumentation zu automatisieren und sie direkt aus dem neuen Code erzeugen.</w:t>
+      </w:r>
+    </w:p>
+    <w:p>
+      <w:pPr>
+        <w:pStyle w:val="berschrift3"/>
+      </w:pPr>
+      <w:bookmarkStart w:id="38" w:name="_Toc193815088"/>
+      <w:r>
+        <w:lastRenderedPageBreak/>
+        <w:t>Portabilität durch relative Pfade</w:t>
+      </w:r>
+      <w:bookmarkEnd w:id="38"/>
+    </w:p>
+    <w:p>
+      <w:r>
+        <w:t>Hartkodierte Pfade binden das Projekt an spezifische Dateisysteme.</w:t>
+      </w:r>
+    </w:p>
+    <w:p>
+      <w:r>
+        <w:t xml:space="preserve"># Statt:  </w:t>
+      </w:r>
+    </w:p>
+    <w:p>
+      <w:r>
+        <w:t xml:space="preserve">static_folder='C:\Users\...'  </w:t>
+      </w:r>
+    </w:p>
+    <w:p>
+      <w:r>
+        <w:t xml:space="preserve"># Besser:  </w:t>
+      </w:r>
+    </w:p>
+    <w:p>
+      <w:r>
+        <w:t xml:space="preserve">static_folder='../frontend/static'  </w:t>
+      </w:r>
+    </w:p>
+    <w:p>
+      <w:pPr>
+        <w:pStyle w:val="berschrift3"/>
+      </w:pPr>
+      <w:bookmarkStart w:id="39" w:name="_Toc193815089"/>
+      <w:r>
+        <w:t>Code-Duplikation reduzieren</w:t>
+      </w:r>
+      <w:bookmarkEnd w:id="39"/>
+    </w:p>
+    <w:p>
+      <w:pPr>
+        <w:rPr>
+          <w:lang w:val="en-US"/>
+        </w:rPr>
+      </w:pPr>
+      <w:r>
+        <w:rPr>
+          <w:lang w:val="en-US"/>
+        </w:rPr>
+        <w:t>“</w:t>
+      </w:r>
+      <w:r>
+        <w:rPr>
+          <w:lang w:val="en-US"/>
+        </w:rPr>
+        <w:t xml:space="preserve">def token_required(route_func):  </w:t>
+      </w:r>
+    </w:p>
+    <w:p>
+      <w:pPr>
+        <w:rPr>
+          <w:lang w:val="en-US"/>
+        </w:rPr>
+      </w:pPr>
+      <w:r>
+        <w:rPr>
+          <w:lang w:val="en-US"/>
+        </w:rPr>
+        <w:t xml:space="preserve">    def wrapper(*args, **kwargs):  </w:t>
+      </w:r>
+    </w:p>
+    <w:p>
+      <w:pPr>
+        <w:rPr>
+          <w:lang w:val="en-US"/>
+        </w:rPr>
+      </w:pPr>
+      <w:r>
+        <w:rPr>
+          <w:lang w:val="en-US"/>
+        </w:rPr>
+        <w:t xml:space="preserve">        token = request.cookies.get('auth_token')  </w:t>
+      </w:r>
+    </w:p>
+    <w:p>
+      <w:pPr>
+        <w:rPr>
+          <w:lang w:val="en-US"/>
+        </w:rPr>
+      </w:pPr>
+      <w:r>
+        <w:rPr>
+          <w:lang w:val="en-US"/>
+        </w:rPr>
+        <w:t xml:space="preserve">        user = validate_token(token)  </w:t>
+      </w:r>
+    </w:p>
+    <w:p>
+      <w:pPr>
+        <w:rPr>
+          <w:lang w:val="en-US"/>
+        </w:rPr>
+      </w:pPr>
+      <w:r>
+        <w:rPr>
+          <w:lang w:val="en-US"/>
+        </w:rPr>
+        <w:t xml:space="preserve">        if not user:  </w:t>
+      </w:r>
+    </w:p>
+    <w:p>
+      <w:pPr>
+        <w:rPr>
+          <w:lang w:val="en-US"/>
+        </w:rPr>
+      </w:pPr>
+      <w:r>
+        <w:rPr>
+          <w:lang w:val="en-US"/>
+        </w:rPr>
+        <w:t xml:space="preserve">            return jsonify({'error': 'Unauthorized'}), 401  </w:t>
+      </w:r>
+    </w:p>
+    <w:p>
+      <w:pPr>
+        <w:rPr>
+          <w:lang w:val="en-US"/>
+        </w:rPr>
+      </w:pPr>
+      <w:r>
+        <w:rPr>
+          <w:lang w:val="en-US"/>
+        </w:rPr>
+        <w:t xml:space="preserve">        return route_func(*args, **kwargs)  </w:t>
+      </w:r>
+    </w:p>
+    <w:p>
+      <w:r>
+        <w:t xml:space="preserve">    return wrapper</w:t>
+      </w:r>
+      <w:r>
+        <w:t>”(mit ChatGPT generierter Code als Beispiel fü</w:t>
+      </w:r>
+      <w:r>
+        <w:t>r den Fall</w:t>
+      </w:r>
+      <w:r>
+        <w:t>)</w:t>
+      </w:r>
+    </w:p>
+    <w:p>
+      <w:pPr>
+        <w:rPr>
+          <w:lang w:val="en-US"/>
+        </w:rPr>
+      </w:pPr>
+      <w:r>
+        <w:rPr>
+          <w:lang w:val="en-US"/>
+        </w:rPr>
+        <w:t xml:space="preserve">@app.route('/topics', methods=['GET'])  </w:t>
+      </w:r>
+    </w:p>
+    <w:p>
+      <w:pPr>
+        <w:rPr>
+          <w:lang w:val="en-US"/>
+        </w:rPr>
+      </w:pPr>
+      <w:r>
+        <w:rPr>
+          <w:lang w:val="en-US"/>
+        </w:rPr>
+        <w:t xml:space="preserve">@token_required  </w:t>
+      </w:r>
+    </w:p>
+    <w:p>
+      <w:pPr>
+        <w:rPr>
+          <w:lang w:val="en-US"/>
+        </w:rPr>
+      </w:pPr>
+      <w:r>
+        <w:rPr>
+          <w:lang w:val="en-US"/>
+        </w:rPr>
+        <w:t xml:space="preserve">def get_topics():  </w:t>
+      </w:r>
+    </w:p>
+    <w:p>
+      <w:r>
+        <w:rPr>
+          <w:lang w:val="en-US"/>
+        </w:rPr>
+        <w:t xml:space="preserve">    </w:t>
+      </w:r>
+      <w:r>
+        <w:t xml:space="preserve"># ...  </w:t>
+      </w:r>
+    </w:p>
+    <w:p/>
+    <w:p>
+      <w:pPr>
         <w:pStyle w:val="berschrift2"/>
       </w:pPr>
-      <w:bookmarkStart w:id="35" w:name="_Toc193737951"/>
-      <w:r>
-        <w:t>Lektionen für die Zukunft</w:t>
-      </w:r>
-      <w:bookmarkEnd w:id="35"/>
-    </w:p>
-    <w:p>
-      <w:pPr>
-        <w:pStyle w:val="berschrift3"/>
-      </w:pPr>
-      <w:bookmarkStart w:id="36" w:name="_Toc193737952"/>
-      <w:r>
-        <w:t>Tests</w:t>
-      </w:r>
-      <w:bookmarkEnd w:id="36"/>
-    </w:p>
-    <w:p>
-      <w:r>
-        <w:t>Unit-Tests vor der Implementierung schreiben, um Edge Cases abzudecken.</w:t>
-      </w:r>
-    </w:p>
-    <w:p>
-      <w:pPr>
-        <w:rPr>
-          <w:lang w:val="en-US"/>
-        </w:rPr>
-      </w:pPr>
-      <w:r>
-        <w:rPr>
-          <w:lang w:val="en-US"/>
-        </w:rPr>
-        <w:t xml:space="preserve">def test_invalid_deadline(client):  </w:t>
-      </w:r>
-    </w:p>
-    <w:p>
-      <w:pPr>
-        <w:rPr>
-          <w:lang w:val="en-US"/>
-        </w:rPr>
-      </w:pPr>
-      <w:r>
-        <w:rPr>
-          <w:lang w:val="en-US"/>
-        </w:rPr>
-        <w:t xml:space="preserve">    response = client.post('/learning_goals', json={  </w:t>
-      </w:r>
-    </w:p>
-    <w:p>
-      <w:r>
-        <w:rPr>
-          <w:lang w:val="en-US"/>
-        </w:rPr>
-        <w:t xml:space="preserve">        </w:t>
-      </w:r>
-      <w:r>
-        <w:t xml:space="preserve">'deadline': '2024-13-32',  # Ungültiges Datum  </w:t>
-      </w:r>
-    </w:p>
-    <w:p>
-      <w:r>
-        <w:t xml:space="preserve">         ...  </w:t>
-      </w:r>
-    </w:p>
-    <w:p>
-      <w:r>
-        <w:t xml:space="preserve">    })  </w:t>
-      </w:r>
-    </w:p>
-    <w:p>
-      <w:r>
-        <w:t xml:space="preserve">    assert response.status_code == 400</w:t>
-      </w:r>
-    </w:p>
-    <w:p>
-      <w:pPr>
-        <w:pStyle w:val="berschrift3"/>
-      </w:pPr>
-      <w:bookmarkStart w:id="37" w:name="_Toc193737953"/>
-      <w:r>
-        <w:lastRenderedPageBreak/>
-        <w:t>Automatisierte API-Dokumentation</w:t>
-      </w:r>
-      <w:bookmarkEnd w:id="37"/>
-    </w:p>
-    <w:p>
-      <w:r>
-        <w:t>Swagger/OpenAPI: Generierung interaktiver Dokumentation direkt aus dem Code.</w:t>
-      </w:r>
-    </w:p>
-    <w:p/>
-    <w:p>
-      <w:pPr>
-        <w:pStyle w:val="berschrift3"/>
-      </w:pPr>
-      <w:bookmarkStart w:id="38" w:name="_Toc193737954"/>
-      <w:r>
-        <w:t>Deployment mit Docker</w:t>
-      </w:r>
-      <w:bookmarkEnd w:id="38"/>
-    </w:p>
-    <w:p>
-      <w:r>
-        <w:t>Vorteile: Reproduzierbare Umgebungen, vereinfachtes Scaling.</w:t>
-      </w:r>
-    </w:p>
-    <w:p>
-      <w:pPr>
-        <w:pStyle w:val="berschrift3"/>
-      </w:pPr>
-      <w:bookmarkStart w:id="39" w:name="_Toc193737955"/>
-      <w:r>
-        <w:t>Portabilität durch relative Pfade</w:t>
-      </w:r>
-      <w:bookmarkEnd w:id="39"/>
-    </w:p>
-    <w:p>
-      <w:r>
-        <w:t>Hartkodierte Pfade binden das Projekt an spezifische Dateisysteme.</w:t>
-      </w:r>
-    </w:p>
-    <w:p>
-      <w:r>
-        <w:t xml:space="preserve"># Statt:  </w:t>
-      </w:r>
-    </w:p>
-    <w:p>
-      <w:r>
-        <w:t xml:space="preserve">static_folder='C:\Users\...'  </w:t>
-      </w:r>
-    </w:p>
-    <w:p>
-      <w:r>
-        <w:t xml:space="preserve"># Besser:  </w:t>
-      </w:r>
-    </w:p>
-    <w:p>
-      <w:r>
-        <w:t xml:space="preserve">static_folder='../frontend/static'  </w:t>
-      </w:r>
-    </w:p>
-    <w:p>
-      <w:pPr>
-        <w:pStyle w:val="berschrift3"/>
-      </w:pPr>
-      <w:bookmarkStart w:id="40" w:name="_Toc193737956"/>
-      <w:r>
-        <w:t>Code-Duplikation reduzieren</w:t>
+      <w:bookmarkStart w:id="40" w:name="_Toc193815090"/>
+      <w:r>
+        <w:t>Fazit</w:t>
       </w:r>
       <w:bookmarkEnd w:id="40"/>
     </w:p>
     <w:p>
-      <w:pPr>
-        <w:rPr>
-          <w:lang w:val="en-US"/>
-        </w:rPr>
-      </w:pPr>
-      <w:r>
-        <w:rPr>
-          <w:lang w:val="en-US"/>
-        </w:rPr>
-        <w:t xml:space="preserve">def token_required(route_func):  </w:t>
-      </w:r>
-    </w:p>
-    <w:p>
-      <w:pPr>
-        <w:rPr>
-          <w:lang w:val="en-US"/>
-        </w:rPr>
-      </w:pPr>
-      <w:r>
-        <w:rPr>
-          <w:lang w:val="en-US"/>
-        </w:rPr>
-        <w:t xml:space="preserve">    def wrapper(*args, **kwargs):  </w:t>
-      </w:r>
-    </w:p>
-    <w:p>
-      <w:pPr>
-        <w:rPr>
-          <w:lang w:val="en-US"/>
-        </w:rPr>
-      </w:pPr>
-      <w:r>
-        <w:rPr>
-          <w:lang w:val="en-US"/>
-        </w:rPr>
-        <w:t xml:space="preserve">        token = request.cookies.get('auth_token')  </w:t>
-      </w:r>
-    </w:p>
-    <w:p>
-      <w:pPr>
-        <w:rPr>
-          <w:lang w:val="en-US"/>
-        </w:rPr>
-      </w:pPr>
-      <w:r>
-        <w:rPr>
-          <w:lang w:val="en-US"/>
-        </w:rPr>
-        <w:t xml:space="preserve">        user = validate_token(token)  </w:t>
-      </w:r>
-    </w:p>
-    <w:p>
-      <w:pPr>
-        <w:rPr>
-          <w:lang w:val="en-US"/>
-        </w:rPr>
-      </w:pPr>
-      <w:r>
-        <w:rPr>
-          <w:lang w:val="en-US"/>
-        </w:rPr>
-        <w:t xml:space="preserve">        if not user:  </w:t>
-      </w:r>
-    </w:p>
-    <w:p>
-      <w:pPr>
-        <w:rPr>
-          <w:lang w:val="en-US"/>
-        </w:rPr>
-      </w:pPr>
-      <w:r>
-        <w:rPr>
-          <w:lang w:val="en-US"/>
-        </w:rPr>
-        <w:t xml:space="preserve">            return jsonify({'error': 'Unauthorized'}), 401  </w:t>
-      </w:r>
-    </w:p>
-    <w:p>
-      <w:pPr>
-        <w:rPr>
-          <w:lang w:val="en-US"/>
-        </w:rPr>
-      </w:pPr>
-      <w:r>
-        <w:rPr>
-          <w:lang w:val="en-US"/>
-        </w:rPr>
-        <w:t xml:space="preserve">        return route_func(*args, **kwargs)  </w:t>
-      </w:r>
-    </w:p>
-    <w:p>
-      <w:pPr>
-        <w:rPr>
-          <w:lang w:val="en-US"/>
-        </w:rPr>
-      </w:pPr>
-      <w:r>
-        <w:rPr>
-          <w:lang w:val="en-US"/>
-        </w:rPr>
-        <w:t xml:space="preserve">    return wrapper  </w:t>
-      </w:r>
-    </w:p>
-    <w:p>
-      <w:pPr>
-        <w:rPr>
-          <w:lang w:val="en-US"/>
-        </w:rPr>
-      </w:pPr>
-      <w:r>
-        <w:rPr>
-          <w:lang w:val="en-US"/>
-        </w:rPr>
-        <w:t xml:space="preserve">@app.route('/topics', methods=['GET'])  </w:t>
-      </w:r>
-    </w:p>
-    <w:p>
-      <w:pPr>
-        <w:rPr>
-          <w:lang w:val="en-US"/>
-        </w:rPr>
-      </w:pPr>
-      <w:r>
-        <w:rPr>
-          <w:lang w:val="en-US"/>
-        </w:rPr>
-        <w:t xml:space="preserve">@token_required  </w:t>
-      </w:r>
-    </w:p>
-    <w:p>
-      <w:pPr>
-        <w:rPr>
-          <w:lang w:val="en-US"/>
-        </w:rPr>
-      </w:pPr>
-      <w:r>
-        <w:rPr>
-          <w:lang w:val="en-US"/>
-        </w:rPr>
-        <w:t xml:space="preserve">def get_topics():  </w:t>
-      </w:r>
-    </w:p>
-    <w:p>
-      <w:r>
-        <w:rPr>
-          <w:lang w:val="en-US"/>
-        </w:rPr>
-        <w:t xml:space="preserve">    </w:t>
-      </w:r>
-      <w:r>
-        <w:t xml:space="preserve"># ...  </w:t>
-      </w:r>
-    </w:p>
-    <w:p/>
-    <w:p>
-      <w:pPr>
-        <w:pStyle w:val="berschrift2"/>
-      </w:pPr>
-      <w:bookmarkStart w:id="41" w:name="_Toc193737957"/>
-      <w:r>
-        <w:t>Fazit</w:t>
-      </w:r>
-      <w:bookmarkEnd w:id="41"/>
-    </w:p>
-    <w:p>
-      <w:r>
-        <w:t>Das Projekt demonstriert, wie eine balance zwischen Funktionalität und Sicherheit erreicht werden kann, auch wenn einige technische Schulden (z. B. fehlende Validierung) zurückblieben. Die gewonnenen Erkenntnisse – insbesondere zu TDD und Docker – bieten einen klaren Fahrplan für zukünftige Verbesserungen. Der Code ist nicht das Ende, sondern der Anfang einer lernenden Entwicklung.</w:t>
-      </w:r>
-    </w:p>
-    <w:p/>
+      <w:r>
+        <w:t>Das Projekt war sehr hilfreich, um zu lernen, wie Web-Programmierung funktioniert und welche Vor- und Nachteile durch kleine Änderungen entstehen können. Durch das Projekt wurde mir außerdem noch einmal vor Augen geführt, wie wichtig IT-Sicherheit ist und dass man diesen Punkt nicht einfach ignorieren sollte. Einen klaren „Fahrplan“ für die Entwicklung eines Projekts zu haben, ist ein sehr wichtiger Aspekt, den ich für die nächsten Projekte mitnehme.</w:t>
+      </w:r>
+      <w:r>
+        <w:br w:type="page"/>
+      </w:r>
+    </w:p>
     <w:p>
       <w:pPr>
         <w:pStyle w:val="berschrift1"/>
       </w:pPr>
-      <w:bookmarkStart w:id="42" w:name="_Toc193737958"/>
+      <w:bookmarkStart w:id="41" w:name="_Toc193815091"/>
       <w:r>
         <w:lastRenderedPageBreak/>
         <w:t>Anhang</w:t>
       </w:r>
+      <w:bookmarkEnd w:id="41"/>
+      <w:r>
+        <w:t xml:space="preserve"> </w:t>
+      </w:r>
+    </w:p>
+    <w:p>
+      <w:pPr>
+        <w:pStyle w:val="berschrift2"/>
+      </w:pPr>
+      <w:bookmarkStart w:id="42" w:name="_Toc193815092"/>
+      <w:r>
+        <w:t>Quellenverzeichnis:</w:t>
+      </w:r>
       <w:bookmarkEnd w:id="42"/>
-      <w:r>
-        <w:t xml:space="preserve"> </w:t>
-      </w:r>
-    </w:p>
-    <w:p>
-      <w:pPr>
-        <w:pStyle w:val="berschrift2"/>
-      </w:pPr>
-      <w:bookmarkStart w:id="43" w:name="_Toc193737959"/>
-      <w:r>
-        <w:t>Quellenverzeichnis:</w:t>
-      </w:r>
-      <w:bookmarkEnd w:id="43"/>
-    </w:p>
-    <w:p>
+    </w:p>
+    <w:p>
+      <w:pPr>
+        <w:rPr>
+          <w:lang w:val="en-US"/>
+        </w:rPr>
+      </w:pPr>
       <w:hyperlink r:id="rId9" w:tgtFrame="_blank" w:history="1">
         <w:r>
           <w:rPr>
@@ -9191,6 +9437,12 @@
           <w:t>Slider Revolution: Login-Formulare</w:t>
         </w:r>
       </w:hyperlink>
+      <w:r>
+        <w:t xml:space="preserve"> </w:t>
+      </w:r>
+      <w:r>
+        <w:t>(25.03.2025 16:54)</w:t>
+      </w:r>
     </w:p>
     <w:p>
       <w:pPr>
@@ -9207,6 +9459,9 @@
           <w:t>Flask</w:t>
         </w:r>
       </w:hyperlink>
+      <w:r>
+        <w:t xml:space="preserve"> (25.03.2025 16:54)</w:t>
+      </w:r>
     </w:p>
     <w:p>
       <w:pPr>
@@ -9223,6 +9478,12 @@
           <w:t>SQLAlchemy</w:t>
         </w:r>
       </w:hyperlink>
+      <w:r>
+        <w:t xml:space="preserve"> </w:t>
+      </w:r>
+      <w:r>
+        <w:t>(25.03.2025 16:54)</w:t>
+      </w:r>
     </w:p>
     <w:p>
       <w:pPr>
@@ -9245,6 +9506,12 @@
           <w:t>Plant-Text</w:t>
         </w:r>
       </w:hyperlink>
+      <w:r>
+        <w:t xml:space="preserve"> </w:t>
+      </w:r>
+      <w:r>
+        <w:t>(25.03.2025 16:54)</w:t>
+      </w:r>
     </w:p>
     <w:p>
       <w:pPr>
@@ -9259,20 +9526,14 @@
           <w:rStyle w:val="berschrift3Zchn"/>
         </w:rPr>
       </w:pPr>
-      <w:bookmarkStart w:id="44" w:name="_Toc193737960"/>
+      <w:bookmarkStart w:id="43" w:name="_Toc193815093"/>
       <w:r>
         <w:rPr>
           <w:rStyle w:val="berschrift2Zchn"/>
         </w:rPr>
         <w:t>Buch Quellen</w:t>
       </w:r>
-      <w:bookmarkEnd w:id="44"/>
-      <w:r>
-        <w:rPr>
-          <w:rStyle w:val="berschrift2Zchn"/>
-        </w:rPr>
-        <w:t xml:space="preserve"> #noch kontrollieren und einfügen</w:t>
-      </w:r>
+      <w:bookmarkEnd w:id="43"/>
       <w:r>
         <w:br/>
       </w:r>
@@ -9281,24 +9542,6 @@
           <w:rStyle w:val="berschrift3Zchn"/>
         </w:rPr>
         <w:t>Webentwicklung mit Flask</w:t>
-      </w:r>
-      <w:r>
-        <w:rPr>
-          <w:rStyle w:val="berschrift3Zchn"/>
-        </w:rPr>
-        <w:t xml:space="preserve"> (Buch ist noch auf </w:t>
-      </w:r>
-      <w:r>
-        <w:rPr>
-          <w:rStyle w:val="berschrift3Zchn"/>
-        </w:rPr>
-        <w:t>Anfrage</w:t>
-      </w:r>
-      <w:r>
-        <w:rPr>
-          <w:rStyle w:val="berschrift3Zchn"/>
-        </w:rPr>
-        <w:t>)</w:t>
       </w:r>
     </w:p>
     <w:p>
@@ -9356,29 +9599,13 @@
       <w:pPr>
         <w:pStyle w:val="berschrift3"/>
       </w:pPr>
+      <w:bookmarkStart w:id="44" w:name="_Toc193815094"/>
       <w:r>
         <w:t>Sicherheit</w:t>
       </w:r>
+      <w:bookmarkEnd w:id="44"/>
       <w:r>
         <w:t xml:space="preserve"> </w:t>
-      </w:r>
-      <w:r>
-        <w:rPr>
-          <w:rStyle w:val="berschrift3Zchn"/>
-        </w:rPr>
-        <w:t xml:space="preserve"> (Buch ist noch auf </w:t>
-      </w:r>
-      <w:r>
-        <w:rPr>
-          <w:rStyle w:val="berschrift3Zchn"/>
-        </w:rPr>
-        <w:t>Anfrage</w:t>
-      </w:r>
-      <w:r>
-        <w:rPr>
-          <w:rStyle w:val="berschrift3Zchn"/>
-        </w:rPr>
-        <w:t>)</w:t>
       </w:r>
     </w:p>
     <w:p>
@@ -9464,13 +9691,22 @@
     <w:p>
       <w:pPr>
         <w:pStyle w:val="berschrift3"/>
-      </w:pPr>
-      <w:bookmarkStart w:id="45" w:name="_Toc193737961"/>
-      <w:r>
+        <w:rPr>
+          <w:lang w:val="en-US"/>
+        </w:rPr>
+      </w:pPr>
+      <w:bookmarkStart w:id="45" w:name="_Toc193815095"/>
+      <w:r>
+        <w:rPr>
+          <w:lang w:val="en-US"/>
+        </w:rPr>
         <w:t>Code für Uml-Diagramme</w:t>
       </w:r>
       <w:bookmarkEnd w:id="45"/>
       <w:r>
+        <w:rPr>
+          <w:lang w:val="en-US"/>
+        </w:rPr>
         <w:t xml:space="preserve"> </w:t>
       </w:r>
     </w:p>
@@ -9548,55 +9784,25 @@
     </w:p>
     <w:p/>
     <w:p>
-      <w:pPr>
-        <w:rPr>
-          <w:lang w:val="en-US"/>
-        </w:rPr>
-      </w:pPr>
-      <w:r>
-        <w:rPr>
-          <w:lang w:val="en-US"/>
-        </w:rPr>
+      <w:r>
         <w:t>@enduml</w:t>
       </w:r>
     </w:p>
     <w:p>
       <w:pPr>
         <w:pStyle w:val="berschrift4"/>
-        <w:rPr>
-          <w:lang w:val="en-US"/>
-        </w:rPr>
-      </w:pPr>
-      <w:r>
-        <w:rPr>
-          <w:lang w:val="en-US"/>
-        </w:rPr>
+      </w:pPr>
+      <w:r>
         <w:t>UML-Code Diagramm 2</w:t>
       </w:r>
     </w:p>
     <w:p>
-      <w:pPr>
-        <w:rPr>
-          <w:lang w:val="en-US"/>
-        </w:rPr>
-      </w:pPr>
-      <w:r>
-        <w:rPr>
-          <w:lang w:val="en-US"/>
-        </w:rPr>
+      <w:r>
         <w:t>@startuml</w:t>
       </w:r>
     </w:p>
     <w:p>
-      <w:pPr>
-        <w:rPr>
-          <w:lang w:val="en-US"/>
-        </w:rPr>
-      </w:pPr>
-      <w:r>
-        <w:rPr>
-          <w:lang w:val="en-US"/>
-        </w:rPr>
+      <w:r>
         <w:t>class User {</w:t>
       </w:r>
     </w:p>
@@ -9607,9 +9813,6 @@
         </w:rPr>
       </w:pPr>
       <w:r>
-        <w:rPr>
-          <w:lang w:val="en-US"/>
-        </w:rPr>
         <w:t xml:space="preserve">  </w:t>
       </w:r>
       <w:r>
@@ -10169,11 +10372,6 @@
       </w:r>
     </w:p>
     <w:p>
-      <w:pPr>
-        <w:rPr>
-          <w:lang w:val="en-US"/>
-        </w:rPr>
-      </w:pPr>
       <w:r>
         <w:rPr>
           <w:lang w:val="en-US"/>
@@ -10181,35 +10379,16 @@
         <w:t xml:space="preserve">  </w:t>
       </w:r>
       <w:r>
-        <w:rPr>
-          <w:lang w:val="en-US"/>
-        </w:rPr>
         <w:t>- String token</w:t>
       </w:r>
     </w:p>
     <w:p>
-      <w:pPr>
-        <w:rPr>
-          <w:lang w:val="en-US"/>
-        </w:rPr>
-      </w:pPr>
-      <w:r>
-        <w:rPr>
-          <w:lang w:val="en-US"/>
-        </w:rPr>
+      <w:r>
         <w:t xml:space="preserve">  - DateTime token_erstelldatum</w:t>
       </w:r>
     </w:p>
     <w:p>
-      <w:pPr>
-        <w:rPr>
-          <w:lang w:val="en-US"/>
-        </w:rPr>
-      </w:pPr>
-      <w:r>
-        <w:rPr>
-          <w:lang w:val="en-US"/>
-        </w:rPr>
+      <w:r>
         <w:t xml:space="preserve">  - Integer user_id</w:t>
       </w:r>
     </w:p>
@@ -10457,6 +10636,11 @@
       </w:r>
     </w:p>
     <w:p>
+      <w:pPr>
+        <w:rPr>
+          <w:lang w:val="en-US"/>
+        </w:rPr>
+      </w:pPr>
       <w:r>
         <w:rPr>
           <w:lang w:val="en-US"/>
@@ -10464,11 +10648,22 @@
         <w:t xml:space="preserve">  </w:t>
       </w:r>
       <w:r>
+        <w:rPr>
+          <w:lang w:val="en-US"/>
+        </w:rPr>
         <w:t>--</w:t>
       </w:r>
     </w:p>
     <w:p>
-      <w:r>
+      <w:pPr>
+        <w:rPr>
+          <w:lang w:val="en-US"/>
+        </w:rPr>
+      </w:pPr>
+      <w:r>
+        <w:rPr>
+          <w:lang w:val="en-US"/>
+        </w:rPr>
         <w:t xml:space="preserve">  + main(): void</w:t>
       </w:r>
     </w:p>
@@ -18165,7 +18360,6 @@
   <w:style w:type="character" w:default="1" w:styleId="Absatz-Standardschriftart">
     <w:name w:val="Default Paragraph Font"/>
     <w:uiPriority w:val="1"/>
-    <w:semiHidden/>
     <w:unhideWhenUsed/>
   </w:style>
   <w:style w:type="table" w:default="1" w:styleId="NormaleTabelle">

--- a/Portfolio.docx
+++ b/Portfolio.docx
@@ -67,7 +67,7 @@
           <w:r>
             <w:fldChar w:fldCharType="separate"/>
           </w:r>
-          <w:hyperlink w:anchor="_Toc193815778" w:history="1">
+          <w:hyperlink w:anchor="_Toc193904346" w:history="1">
             <w:r>
               <w:rPr>
                 <w:rStyle w:val="Hyperlink"/>
@@ -94,7 +94,7 @@
                 <w:noProof/>
                 <w:webHidden/>
               </w:rPr>
-              <w:instrText xml:space="preserve"> PAGEREF _Toc193815778 \h </w:instrText>
+              <w:instrText xml:space="preserve"> PAGEREF _Toc193904346 \h </w:instrText>
             </w:r>
             <w:r>
               <w:rPr>
@@ -139,7 +139,7 @@
               <w:lang w:eastAsia="de-DE"/>
             </w:rPr>
           </w:pPr>
-          <w:hyperlink w:anchor="_Toc193815779" w:history="1">
+          <w:hyperlink w:anchor="_Toc193904347" w:history="1">
             <w:r>
               <w:rPr>
                 <w:rStyle w:val="Hyperlink"/>
@@ -166,7 +166,7 @@
                 <w:noProof/>
                 <w:webHidden/>
               </w:rPr>
-              <w:instrText xml:space="preserve"> PAGEREF _Toc193815779 \h </w:instrText>
+              <w:instrText xml:space="preserve"> PAGEREF _Toc193904347 \h </w:instrText>
             </w:r>
             <w:r>
               <w:rPr>
@@ -211,7 +211,7 @@
               <w:lang w:eastAsia="de-DE"/>
             </w:rPr>
           </w:pPr>
-          <w:hyperlink w:anchor="_Toc193815780" w:history="1">
+          <w:hyperlink w:anchor="_Toc193904348" w:history="1">
             <w:r>
               <w:rPr>
                 <w:rStyle w:val="Hyperlink"/>
@@ -238,7 +238,7 @@
                 <w:noProof/>
                 <w:webHidden/>
               </w:rPr>
-              <w:instrText xml:space="preserve"> PAGEREF _Toc193815780 \h </w:instrText>
+              <w:instrText xml:space="preserve"> PAGEREF _Toc193904348 \h </w:instrText>
             </w:r>
             <w:r>
               <w:rPr>
@@ -283,13 +283,13 @@
               <w:lang w:eastAsia="de-DE"/>
             </w:rPr>
           </w:pPr>
-          <w:hyperlink w:anchor="_Toc193815781" w:history="1">
+          <w:hyperlink w:anchor="_Toc193904349" w:history="1">
             <w:r>
               <w:rPr>
                 <w:rStyle w:val="Hyperlink"/>
                 <w:noProof/>
               </w:rPr>
-              <w:t>Umsetzbare vs. nicht umgesetzte Anforderungen</w:t>
+              <w:t>Umsetzbare vs. nicht umgesetzte Anforderungen (vs schreibt man das?)</w:t>
             </w:r>
             <w:r>
               <w:rPr>
@@ -310,7 +310,7 @@
                 <w:noProof/>
                 <w:webHidden/>
               </w:rPr>
-              <w:instrText xml:space="preserve"> PAGEREF _Toc193815781 \h </w:instrText>
+              <w:instrText xml:space="preserve"> PAGEREF _Toc193904349 \h </w:instrText>
             </w:r>
             <w:r>
               <w:rPr>
@@ -355,7 +355,7 @@
               <w:lang w:eastAsia="de-DE"/>
             </w:rPr>
           </w:pPr>
-          <w:hyperlink w:anchor="_Toc193815782" w:history="1">
+          <w:hyperlink w:anchor="_Toc193904350" w:history="1">
             <w:r>
               <w:rPr>
                 <w:rStyle w:val="Hyperlink"/>
@@ -382,7 +382,7 @@
                 <w:noProof/>
                 <w:webHidden/>
               </w:rPr>
-              <w:instrText xml:space="preserve"> PAGEREF _Toc193815782 \h </w:instrText>
+              <w:instrText xml:space="preserve"> PAGEREF _Toc193904350 \h </w:instrText>
             </w:r>
             <w:r>
               <w:rPr>
@@ -427,7 +427,7 @@
               <w:lang w:eastAsia="de-DE"/>
             </w:rPr>
           </w:pPr>
-          <w:hyperlink w:anchor="_Toc193815783" w:history="1">
+          <w:hyperlink w:anchor="_Toc193904351" w:history="1">
             <w:r>
               <w:rPr>
                 <w:rStyle w:val="Hyperlink"/>
@@ -454,7 +454,7 @@
                 <w:noProof/>
                 <w:webHidden/>
               </w:rPr>
-              <w:instrText xml:space="preserve"> PAGEREF _Toc193815783 \h </w:instrText>
+              <w:instrText xml:space="preserve"> PAGEREF _Toc193904351 \h </w:instrText>
             </w:r>
             <w:r>
               <w:rPr>
@@ -499,7 +499,7 @@
               <w:lang w:eastAsia="de-DE"/>
             </w:rPr>
           </w:pPr>
-          <w:hyperlink w:anchor="_Toc193815784" w:history="1">
+          <w:hyperlink w:anchor="_Toc193904352" w:history="1">
             <w:r>
               <w:rPr>
                 <w:rStyle w:val="Hyperlink"/>
@@ -526,7 +526,7 @@
                 <w:noProof/>
                 <w:webHidden/>
               </w:rPr>
-              <w:instrText xml:space="preserve"> PAGEREF _Toc193815784 \h </w:instrText>
+              <w:instrText xml:space="preserve"> PAGEREF _Toc193904352 \h </w:instrText>
             </w:r>
             <w:r>
               <w:rPr>
@@ -571,7 +571,7 @@
               <w:lang w:eastAsia="de-DE"/>
             </w:rPr>
           </w:pPr>
-          <w:hyperlink w:anchor="_Toc193815785" w:history="1">
+          <w:hyperlink w:anchor="_Toc193904353" w:history="1">
             <w:r>
               <w:rPr>
                 <w:rStyle w:val="Hyperlink"/>
@@ -598,7 +598,7 @@
                 <w:noProof/>
                 <w:webHidden/>
               </w:rPr>
-              <w:instrText xml:space="preserve"> PAGEREF _Toc193815785 \h </w:instrText>
+              <w:instrText xml:space="preserve"> PAGEREF _Toc193904353 \h </w:instrText>
             </w:r>
             <w:r>
               <w:rPr>
@@ -643,7 +643,7 @@
               <w:lang w:eastAsia="de-DE"/>
             </w:rPr>
           </w:pPr>
-          <w:hyperlink w:anchor="_Toc193815786" w:history="1">
+          <w:hyperlink w:anchor="_Toc193904354" w:history="1">
             <w:r>
               <w:rPr>
                 <w:rStyle w:val="Hyperlink"/>
@@ -670,7 +670,7 @@
                 <w:noProof/>
                 <w:webHidden/>
               </w:rPr>
-              <w:instrText xml:space="preserve"> PAGEREF _Toc193815786 \h </w:instrText>
+              <w:instrText xml:space="preserve"> PAGEREF _Toc193904354 \h </w:instrText>
             </w:r>
             <w:r>
               <w:rPr>
@@ -715,7 +715,7 @@
               <w:lang w:eastAsia="de-DE"/>
             </w:rPr>
           </w:pPr>
-          <w:hyperlink w:anchor="_Toc193815787" w:history="1">
+          <w:hyperlink w:anchor="_Toc193904355" w:history="1">
             <w:r>
               <w:rPr>
                 <w:rStyle w:val="Hyperlink"/>
@@ -742,7 +742,7 @@
                 <w:noProof/>
                 <w:webHidden/>
               </w:rPr>
-              <w:instrText xml:space="preserve"> PAGEREF _Toc193815787 \h </w:instrText>
+              <w:instrText xml:space="preserve"> PAGEREF _Toc193904355 \h </w:instrText>
             </w:r>
             <w:r>
               <w:rPr>
@@ -787,7 +787,7 @@
               <w:lang w:eastAsia="de-DE"/>
             </w:rPr>
           </w:pPr>
-          <w:hyperlink w:anchor="_Toc193815788" w:history="1">
+          <w:hyperlink w:anchor="_Toc193904356" w:history="1">
             <w:r>
               <w:rPr>
                 <w:rStyle w:val="Hyperlink"/>
@@ -814,7 +814,7 @@
                 <w:noProof/>
                 <w:webHidden/>
               </w:rPr>
-              <w:instrText xml:space="preserve"> PAGEREF _Toc193815788 \h </w:instrText>
+              <w:instrText xml:space="preserve"> PAGEREF _Toc193904356 \h </w:instrText>
             </w:r>
             <w:r>
               <w:rPr>
@@ -859,7 +859,7 @@
               <w:lang w:eastAsia="de-DE"/>
             </w:rPr>
           </w:pPr>
-          <w:hyperlink w:anchor="_Toc193815789" w:history="1">
+          <w:hyperlink w:anchor="_Toc193904357" w:history="1">
             <w:r>
               <w:rPr>
                 <w:rStyle w:val="Hyperlink"/>
@@ -886,7 +886,7 @@
                 <w:noProof/>
                 <w:webHidden/>
               </w:rPr>
-              <w:instrText xml:space="preserve"> PAGEREF _Toc193815789 \h </w:instrText>
+              <w:instrText xml:space="preserve"> PAGEREF _Toc193904357 \h </w:instrText>
             </w:r>
             <w:r>
               <w:rPr>
@@ -931,7 +931,7 @@
               <w:lang w:eastAsia="de-DE"/>
             </w:rPr>
           </w:pPr>
-          <w:hyperlink w:anchor="_Toc193815790" w:history="1">
+          <w:hyperlink w:anchor="_Toc193904358" w:history="1">
             <w:r>
               <w:rPr>
                 <w:rStyle w:val="Hyperlink"/>
@@ -958,7 +958,7 @@
                 <w:noProof/>
                 <w:webHidden/>
               </w:rPr>
-              <w:instrText xml:space="preserve"> PAGEREF _Toc193815790 \h </w:instrText>
+              <w:instrText xml:space="preserve"> PAGEREF _Toc193904358 \h </w:instrText>
             </w:r>
             <w:r>
               <w:rPr>
@@ -1003,7 +1003,7 @@
               <w:lang w:eastAsia="de-DE"/>
             </w:rPr>
           </w:pPr>
-          <w:hyperlink w:anchor="_Toc193815791" w:history="1">
+          <w:hyperlink w:anchor="_Toc193904359" w:history="1">
             <w:r>
               <w:rPr>
                 <w:rStyle w:val="Hyperlink"/>
@@ -1030,7 +1030,7 @@
                 <w:noProof/>
                 <w:webHidden/>
               </w:rPr>
-              <w:instrText xml:space="preserve"> PAGEREF _Toc193815791 \h </w:instrText>
+              <w:instrText xml:space="preserve"> PAGEREF _Toc193904359 \h </w:instrText>
             </w:r>
             <w:r>
               <w:rPr>
@@ -1075,7 +1075,7 @@
               <w:lang w:eastAsia="de-DE"/>
             </w:rPr>
           </w:pPr>
-          <w:hyperlink w:anchor="_Toc193815792" w:history="1">
+          <w:hyperlink w:anchor="_Toc193904360" w:history="1">
             <w:r>
               <w:rPr>
                 <w:rStyle w:val="Hyperlink"/>
@@ -1102,7 +1102,7 @@
                 <w:noProof/>
                 <w:webHidden/>
               </w:rPr>
-              <w:instrText xml:space="preserve"> PAGEREF _Toc193815792 \h </w:instrText>
+              <w:instrText xml:space="preserve"> PAGEREF _Toc193904360 \h </w:instrText>
             </w:r>
             <w:r>
               <w:rPr>
@@ -1147,7 +1147,7 @@
               <w:lang w:eastAsia="de-DE"/>
             </w:rPr>
           </w:pPr>
-          <w:hyperlink w:anchor="_Toc193815793" w:history="1">
+          <w:hyperlink w:anchor="_Toc193904361" w:history="1">
             <w:r>
               <w:rPr>
                 <w:rStyle w:val="Hyperlink"/>
@@ -1174,7 +1174,7 @@
                 <w:noProof/>
                 <w:webHidden/>
               </w:rPr>
-              <w:instrText xml:space="preserve"> PAGEREF _Toc193815793 \h </w:instrText>
+              <w:instrText xml:space="preserve"> PAGEREF _Toc193904361 \h </w:instrText>
             </w:r>
             <w:r>
               <w:rPr>
@@ -1219,7 +1219,7 @@
               <w:lang w:eastAsia="de-DE"/>
             </w:rPr>
           </w:pPr>
-          <w:hyperlink w:anchor="_Toc193815794" w:history="1">
+          <w:hyperlink w:anchor="_Toc193904362" w:history="1">
             <w:r>
               <w:rPr>
                 <w:rStyle w:val="Hyperlink"/>
@@ -1246,7 +1246,7 @@
                 <w:noProof/>
                 <w:webHidden/>
               </w:rPr>
-              <w:instrText xml:space="preserve"> PAGEREF _Toc193815794 \h </w:instrText>
+              <w:instrText xml:space="preserve"> PAGEREF _Toc193904362 \h </w:instrText>
             </w:r>
             <w:r>
               <w:rPr>
@@ -1291,7 +1291,7 @@
               <w:lang w:eastAsia="de-DE"/>
             </w:rPr>
           </w:pPr>
-          <w:hyperlink w:anchor="_Toc193815795" w:history="1">
+          <w:hyperlink w:anchor="_Toc193904363" w:history="1">
             <w:r>
               <w:rPr>
                 <w:rStyle w:val="Hyperlink"/>
@@ -1318,7 +1318,7 @@
                 <w:noProof/>
                 <w:webHidden/>
               </w:rPr>
-              <w:instrText xml:space="preserve"> PAGEREF _Toc193815795 \h </w:instrText>
+              <w:instrText xml:space="preserve"> PAGEREF _Toc193904363 \h </w:instrText>
             </w:r>
             <w:r>
               <w:rPr>
@@ -1363,7 +1363,7 @@
               <w:lang w:eastAsia="de-DE"/>
             </w:rPr>
           </w:pPr>
-          <w:hyperlink w:anchor="_Toc193815796" w:history="1">
+          <w:hyperlink w:anchor="_Toc193904364" w:history="1">
             <w:r>
               <w:rPr>
                 <w:rStyle w:val="Hyperlink"/>
@@ -1390,7 +1390,7 @@
                 <w:noProof/>
                 <w:webHidden/>
               </w:rPr>
-              <w:instrText xml:space="preserve"> PAGEREF _Toc193815796 \h </w:instrText>
+              <w:instrText xml:space="preserve"> PAGEREF _Toc193904364 \h </w:instrText>
             </w:r>
             <w:r>
               <w:rPr>
@@ -1435,7 +1435,7 @@
               <w:lang w:eastAsia="de-DE"/>
             </w:rPr>
           </w:pPr>
-          <w:hyperlink w:anchor="_Toc193815797" w:history="1">
+          <w:hyperlink w:anchor="_Toc193904365" w:history="1">
             <w:r>
               <w:rPr>
                 <w:rStyle w:val="Hyperlink"/>
@@ -1462,7 +1462,7 @@
                 <w:noProof/>
                 <w:webHidden/>
               </w:rPr>
-              <w:instrText xml:space="preserve"> PAGEREF _Toc193815797 \h </w:instrText>
+              <w:instrText xml:space="preserve"> PAGEREF _Toc193904365 \h </w:instrText>
             </w:r>
             <w:r>
               <w:rPr>
@@ -1507,7 +1507,7 @@
               <w:lang w:eastAsia="de-DE"/>
             </w:rPr>
           </w:pPr>
-          <w:hyperlink w:anchor="_Toc193815798" w:history="1">
+          <w:hyperlink w:anchor="_Toc193904366" w:history="1">
             <w:r>
               <w:rPr>
                 <w:rStyle w:val="Hyperlink"/>
@@ -1534,7 +1534,7 @@
                 <w:noProof/>
                 <w:webHidden/>
               </w:rPr>
-              <w:instrText xml:space="preserve"> PAGEREF _Toc193815798 \h </w:instrText>
+              <w:instrText xml:space="preserve"> PAGEREF _Toc193904366 \h </w:instrText>
             </w:r>
             <w:r>
               <w:rPr>
@@ -1579,7 +1579,7 @@
               <w:lang w:eastAsia="de-DE"/>
             </w:rPr>
           </w:pPr>
-          <w:hyperlink w:anchor="_Toc193815799" w:history="1">
+          <w:hyperlink w:anchor="_Toc193904367" w:history="1">
             <w:r>
               <w:rPr>
                 <w:rStyle w:val="Hyperlink"/>
@@ -1606,7 +1606,7 @@
                 <w:noProof/>
                 <w:webHidden/>
               </w:rPr>
-              <w:instrText xml:space="preserve"> PAGEREF _Toc193815799 \h </w:instrText>
+              <w:instrText xml:space="preserve"> PAGEREF _Toc193904367 \h </w:instrText>
             </w:r>
             <w:r>
               <w:rPr>
@@ -1651,7 +1651,7 @@
               <w:lang w:eastAsia="de-DE"/>
             </w:rPr>
           </w:pPr>
-          <w:hyperlink w:anchor="_Toc193815800" w:history="1">
+          <w:hyperlink w:anchor="_Toc193904368" w:history="1">
             <w:r>
               <w:rPr>
                 <w:rStyle w:val="Hyperlink"/>
@@ -1678,7 +1678,7 @@
                 <w:noProof/>
                 <w:webHidden/>
               </w:rPr>
-              <w:instrText xml:space="preserve"> PAGEREF _Toc193815800 \h </w:instrText>
+              <w:instrText xml:space="preserve"> PAGEREF _Toc193904368 \h </w:instrText>
             </w:r>
             <w:r>
               <w:rPr>
@@ -1723,7 +1723,7 @@
               <w:lang w:eastAsia="de-DE"/>
             </w:rPr>
           </w:pPr>
-          <w:hyperlink w:anchor="_Toc193815801" w:history="1">
+          <w:hyperlink w:anchor="_Toc193904369" w:history="1">
             <w:r>
               <w:rPr>
                 <w:rStyle w:val="Hyperlink"/>
@@ -1750,7 +1750,7 @@
                 <w:noProof/>
                 <w:webHidden/>
               </w:rPr>
-              <w:instrText xml:space="preserve"> PAGEREF _Toc193815801 \h </w:instrText>
+              <w:instrText xml:space="preserve"> PAGEREF _Toc193904369 \h </w:instrText>
             </w:r>
             <w:r>
               <w:rPr>
@@ -1795,7 +1795,7 @@
               <w:lang w:eastAsia="de-DE"/>
             </w:rPr>
           </w:pPr>
-          <w:hyperlink w:anchor="_Toc193815802" w:history="1">
+          <w:hyperlink w:anchor="_Toc193904370" w:history="1">
             <w:r>
               <w:rPr>
                 <w:rStyle w:val="Hyperlink"/>
@@ -1822,7 +1822,7 @@
                 <w:noProof/>
                 <w:webHidden/>
               </w:rPr>
-              <w:instrText xml:space="preserve"> PAGEREF _Toc193815802 \h </w:instrText>
+              <w:instrText xml:space="preserve"> PAGEREF _Toc193904370 \h </w:instrText>
             </w:r>
             <w:r>
               <w:rPr>
@@ -1867,7 +1867,7 @@
               <w:lang w:eastAsia="de-DE"/>
             </w:rPr>
           </w:pPr>
-          <w:hyperlink w:anchor="_Toc193815803" w:history="1">
+          <w:hyperlink w:anchor="_Toc193904371" w:history="1">
             <w:r>
               <w:rPr>
                 <w:rStyle w:val="Hyperlink"/>
@@ -1894,7 +1894,7 @@
                 <w:noProof/>
                 <w:webHidden/>
               </w:rPr>
-              <w:instrText xml:space="preserve"> PAGEREF _Toc193815803 \h </w:instrText>
+              <w:instrText xml:space="preserve"> PAGEREF _Toc193904371 \h </w:instrText>
             </w:r>
             <w:r>
               <w:rPr>
@@ -1939,7 +1939,7 @@
               <w:lang w:eastAsia="de-DE"/>
             </w:rPr>
           </w:pPr>
-          <w:hyperlink w:anchor="_Toc193815804" w:history="1">
+          <w:hyperlink w:anchor="_Toc193904372" w:history="1">
             <w:r>
               <w:rPr>
                 <w:rStyle w:val="Hyperlink"/>
@@ -1966,7 +1966,7 @@
                 <w:noProof/>
                 <w:webHidden/>
               </w:rPr>
-              <w:instrText xml:space="preserve"> PAGEREF _Toc193815804 \h </w:instrText>
+              <w:instrText xml:space="preserve"> PAGEREF _Toc193904372 \h </w:instrText>
             </w:r>
             <w:r>
               <w:rPr>
@@ -2011,7 +2011,7 @@
               <w:lang w:eastAsia="de-DE"/>
             </w:rPr>
           </w:pPr>
-          <w:hyperlink w:anchor="_Toc193815805" w:history="1">
+          <w:hyperlink w:anchor="_Toc193904373" w:history="1">
             <w:r>
               <w:rPr>
                 <w:rStyle w:val="Hyperlink"/>
@@ -2039,7 +2039,7 @@
                 <w:noProof/>
                 <w:webHidden/>
               </w:rPr>
-              <w:instrText xml:space="preserve"> PAGEREF _Toc193815805 \h </w:instrText>
+              <w:instrText xml:space="preserve"> PAGEREF _Toc193904373 \h </w:instrText>
             </w:r>
             <w:r>
               <w:rPr>
@@ -2084,7 +2084,7 @@
               <w:lang w:eastAsia="de-DE"/>
             </w:rPr>
           </w:pPr>
-          <w:hyperlink w:anchor="_Toc193815806" w:history="1">
+          <w:hyperlink w:anchor="_Toc193904374" w:history="1">
             <w:r>
               <w:rPr>
                 <w:rStyle w:val="Hyperlink"/>
@@ -2111,7 +2111,7 @@
                 <w:noProof/>
                 <w:webHidden/>
               </w:rPr>
-              <w:instrText xml:space="preserve"> PAGEREF _Toc193815806 \h </w:instrText>
+              <w:instrText xml:space="preserve"> PAGEREF _Toc193904374 \h </w:instrText>
             </w:r>
             <w:r>
               <w:rPr>
@@ -2156,7 +2156,7 @@
               <w:lang w:eastAsia="de-DE"/>
             </w:rPr>
           </w:pPr>
-          <w:hyperlink w:anchor="_Toc193815807" w:history="1">
+          <w:hyperlink w:anchor="_Toc193904375" w:history="1">
             <w:r>
               <w:rPr>
                 <w:rStyle w:val="Hyperlink"/>
@@ -2183,7 +2183,7 @@
                 <w:noProof/>
                 <w:webHidden/>
               </w:rPr>
-              <w:instrText xml:space="preserve"> PAGEREF _Toc193815807 \h </w:instrText>
+              <w:instrText xml:space="preserve"> PAGEREF _Toc193904375 \h </w:instrText>
             </w:r>
             <w:r>
               <w:rPr>
@@ -2228,7 +2228,7 @@
               <w:lang w:eastAsia="de-DE"/>
             </w:rPr>
           </w:pPr>
-          <w:hyperlink w:anchor="_Toc193815808" w:history="1">
+          <w:hyperlink w:anchor="_Toc193904376" w:history="1">
             <w:r>
               <w:rPr>
                 <w:rStyle w:val="Hyperlink"/>
@@ -2255,7 +2255,7 @@
                 <w:noProof/>
                 <w:webHidden/>
               </w:rPr>
-              <w:instrText xml:space="preserve"> PAGEREF _Toc193815808 \h </w:instrText>
+              <w:instrText xml:space="preserve"> PAGEREF _Toc193904376 \h </w:instrText>
             </w:r>
             <w:r>
               <w:rPr>
@@ -2300,7 +2300,7 @@
               <w:lang w:eastAsia="de-DE"/>
             </w:rPr>
           </w:pPr>
-          <w:hyperlink w:anchor="_Toc193815809" w:history="1">
+          <w:hyperlink w:anchor="_Toc193904377" w:history="1">
             <w:r>
               <w:rPr>
                 <w:rStyle w:val="Hyperlink"/>
@@ -2327,7 +2327,7 @@
                 <w:noProof/>
                 <w:webHidden/>
               </w:rPr>
-              <w:instrText xml:space="preserve"> PAGEREF _Toc193815809 \h </w:instrText>
+              <w:instrText xml:space="preserve"> PAGEREF _Toc193904377 \h </w:instrText>
             </w:r>
             <w:r>
               <w:rPr>
@@ -2372,7 +2372,7 @@
               <w:lang w:eastAsia="de-DE"/>
             </w:rPr>
           </w:pPr>
-          <w:hyperlink w:anchor="_Toc193815810" w:history="1">
+          <w:hyperlink w:anchor="_Toc193904378" w:history="1">
             <w:r>
               <w:rPr>
                 <w:rStyle w:val="Hyperlink"/>
@@ -2399,7 +2399,7 @@
                 <w:noProof/>
                 <w:webHidden/>
               </w:rPr>
-              <w:instrText xml:space="preserve"> PAGEREF _Toc193815810 \h </w:instrText>
+              <w:instrText xml:space="preserve"> PAGEREF _Toc193904378 \h </w:instrText>
             </w:r>
             <w:r>
               <w:rPr>
@@ -2444,13 +2444,13 @@
               <w:lang w:eastAsia="de-DE"/>
             </w:rPr>
           </w:pPr>
-          <w:hyperlink w:anchor="_Toc193815811" w:history="1">
+          <w:hyperlink w:anchor="_Toc193904379" w:history="1">
             <w:r>
               <w:rPr>
                 <w:rStyle w:val="Hyperlink"/>
                 <w:noProof/>
               </w:rPr>
-              <w:t>Was gut lief</w:t>
+              <w:t>Erfolge</w:t>
             </w:r>
             <w:r>
               <w:rPr>
@@ -2471,7 +2471,7 @@
                 <w:noProof/>
                 <w:webHidden/>
               </w:rPr>
-              <w:instrText xml:space="preserve"> PAGEREF _Toc193815811 \h </w:instrText>
+              <w:instrText xml:space="preserve"> PAGEREF _Toc193904379 \h </w:instrText>
             </w:r>
             <w:r>
               <w:rPr>
@@ -2516,14 +2516,13 @@
               <w:lang w:eastAsia="de-DE"/>
             </w:rPr>
           </w:pPr>
-          <w:hyperlink w:anchor="_Toc193815812" w:history="1">
+          <w:hyperlink w:anchor="_Toc193904380" w:history="1">
             <w:r>
               <w:rPr>
                 <w:rStyle w:val="Hyperlink"/>
                 <w:noProof/>
-                <w:lang w:val="en-US"/>
-              </w:rPr>
-              <w:t>Was schiefging</w:t>
+              </w:rPr>
+              <w:t>Hindernisse</w:t>
             </w:r>
             <w:r>
               <w:rPr>
@@ -2544,7 +2543,7 @@
                 <w:noProof/>
                 <w:webHidden/>
               </w:rPr>
-              <w:instrText xml:space="preserve"> PAGEREF _Toc193815812 \h </w:instrText>
+              <w:instrText xml:space="preserve"> PAGEREF _Toc193904380 \h </w:instrText>
             </w:r>
             <w:r>
               <w:rPr>
@@ -2589,7 +2588,7 @@
               <w:lang w:eastAsia="de-DE"/>
             </w:rPr>
           </w:pPr>
-          <w:hyperlink w:anchor="_Toc193815813" w:history="1">
+          <w:hyperlink w:anchor="_Toc193904381" w:history="1">
             <w:r>
               <w:rPr>
                 <w:rStyle w:val="Hyperlink"/>
@@ -2616,7 +2615,7 @@
                 <w:noProof/>
                 <w:webHidden/>
               </w:rPr>
-              <w:instrText xml:space="preserve"> PAGEREF _Toc193815813 \h </w:instrText>
+              <w:instrText xml:space="preserve"> PAGEREF _Toc193904381 \h </w:instrText>
             </w:r>
             <w:r>
               <w:rPr>
@@ -2661,7 +2660,7 @@
               <w:lang w:eastAsia="de-DE"/>
             </w:rPr>
           </w:pPr>
-          <w:hyperlink w:anchor="_Toc193815814" w:history="1">
+          <w:hyperlink w:anchor="_Toc193904382" w:history="1">
             <w:r>
               <w:rPr>
                 <w:rStyle w:val="Hyperlink"/>
@@ -2688,7 +2687,7 @@
                 <w:noProof/>
                 <w:webHidden/>
               </w:rPr>
-              <w:instrText xml:space="preserve"> PAGEREF _Toc193815814 \h </w:instrText>
+              <w:instrText xml:space="preserve"> PAGEREF _Toc193904382 \h </w:instrText>
             </w:r>
             <w:r>
               <w:rPr>
@@ -2733,7 +2732,7 @@
               <w:lang w:eastAsia="de-DE"/>
             </w:rPr>
           </w:pPr>
-          <w:hyperlink w:anchor="_Toc193815815" w:history="1">
+          <w:hyperlink w:anchor="_Toc193904383" w:history="1">
             <w:r>
               <w:rPr>
                 <w:rStyle w:val="Hyperlink"/>
@@ -2760,7 +2759,7 @@
                 <w:noProof/>
                 <w:webHidden/>
               </w:rPr>
-              <w:instrText xml:space="preserve"> PAGEREF _Toc193815815 \h </w:instrText>
+              <w:instrText xml:space="preserve"> PAGEREF _Toc193904383 \h </w:instrText>
             </w:r>
             <w:r>
               <w:rPr>
@@ -2805,7 +2804,7 @@
               <w:lang w:eastAsia="de-DE"/>
             </w:rPr>
           </w:pPr>
-          <w:hyperlink w:anchor="_Toc193815816" w:history="1">
+          <w:hyperlink w:anchor="_Toc193904384" w:history="1">
             <w:r>
               <w:rPr>
                 <w:rStyle w:val="Hyperlink"/>
@@ -2832,7 +2831,7 @@
                 <w:noProof/>
                 <w:webHidden/>
               </w:rPr>
-              <w:instrText xml:space="preserve"> PAGEREF _Toc193815816 \h </w:instrText>
+              <w:instrText xml:space="preserve"> PAGEREF _Toc193904384 \h </w:instrText>
             </w:r>
             <w:r>
               <w:rPr>
@@ -2877,7 +2876,7 @@
               <w:lang w:eastAsia="de-DE"/>
             </w:rPr>
           </w:pPr>
-          <w:hyperlink w:anchor="_Toc193815817" w:history="1">
+          <w:hyperlink w:anchor="_Toc193904385" w:history="1">
             <w:r>
               <w:rPr>
                 <w:rStyle w:val="Hyperlink"/>
@@ -2904,7 +2903,7 @@
                 <w:noProof/>
                 <w:webHidden/>
               </w:rPr>
-              <w:instrText xml:space="preserve"> PAGEREF _Toc193815817 \h </w:instrText>
+              <w:instrText xml:space="preserve"> PAGEREF _Toc193904385 \h </w:instrText>
             </w:r>
             <w:r>
               <w:rPr>
@@ -2949,7 +2948,7 @@
               <w:lang w:eastAsia="de-DE"/>
             </w:rPr>
           </w:pPr>
-          <w:hyperlink w:anchor="_Toc193815818" w:history="1">
+          <w:hyperlink w:anchor="_Toc193904386" w:history="1">
             <w:r>
               <w:rPr>
                 <w:rStyle w:val="Hyperlink"/>
@@ -2976,7 +2975,7 @@
                 <w:noProof/>
                 <w:webHidden/>
               </w:rPr>
-              <w:instrText xml:space="preserve"> PAGEREF _Toc193815818 \h </w:instrText>
+              <w:instrText xml:space="preserve"> PAGEREF _Toc193904386 \h </w:instrText>
             </w:r>
             <w:r>
               <w:rPr>
@@ -3021,7 +3020,7 @@
               <w:lang w:eastAsia="de-DE"/>
             </w:rPr>
           </w:pPr>
-          <w:hyperlink w:anchor="_Toc193815819" w:history="1">
+          <w:hyperlink w:anchor="_Toc193904387" w:history="1">
             <w:r>
               <w:rPr>
                 <w:rStyle w:val="Hyperlink"/>
@@ -3048,7 +3047,7 @@
                 <w:noProof/>
                 <w:webHidden/>
               </w:rPr>
-              <w:instrText xml:space="preserve"> PAGEREF _Toc193815819 \h </w:instrText>
+              <w:instrText xml:space="preserve"> PAGEREF _Toc193904387 \h </w:instrText>
             </w:r>
             <w:r>
               <w:rPr>
@@ -3093,7 +3092,7 @@
               <w:lang w:eastAsia="de-DE"/>
             </w:rPr>
           </w:pPr>
-          <w:hyperlink w:anchor="_Toc193815820" w:history="1">
+          <w:hyperlink w:anchor="_Toc193904388" w:history="1">
             <w:r>
               <w:rPr>
                 <w:rStyle w:val="Hyperlink"/>
@@ -3120,7 +3119,7 @@
                 <w:noProof/>
                 <w:webHidden/>
               </w:rPr>
-              <w:instrText xml:space="preserve"> PAGEREF _Toc193815820 \h </w:instrText>
+              <w:instrText xml:space="preserve"> PAGEREF _Toc193904388 \h </w:instrText>
             </w:r>
             <w:r>
               <w:rPr>
@@ -3165,7 +3164,7 @@
               <w:lang w:eastAsia="de-DE"/>
             </w:rPr>
           </w:pPr>
-          <w:hyperlink w:anchor="_Toc193815821" w:history="1">
+          <w:hyperlink w:anchor="_Toc193904389" w:history="1">
             <w:r>
               <w:rPr>
                 <w:rStyle w:val="Hyperlink"/>
@@ -3192,7 +3191,7 @@
                 <w:noProof/>
                 <w:webHidden/>
               </w:rPr>
-              <w:instrText xml:space="preserve"> PAGEREF _Toc193815821 \h </w:instrText>
+              <w:instrText xml:space="preserve"> PAGEREF _Toc193904389 \h </w:instrText>
             </w:r>
             <w:r>
               <w:rPr>
@@ -3237,7 +3236,7 @@
               <w:lang w:eastAsia="de-DE"/>
             </w:rPr>
           </w:pPr>
-          <w:hyperlink w:anchor="_Toc193815822" w:history="1">
+          <w:hyperlink w:anchor="_Toc193904390" w:history="1">
             <w:r>
               <w:rPr>
                 <w:rStyle w:val="Hyperlink"/>
@@ -3264,7 +3263,7 @@
                 <w:noProof/>
                 <w:webHidden/>
               </w:rPr>
-              <w:instrText xml:space="preserve"> PAGEREF _Toc193815822 \h </w:instrText>
+              <w:instrText xml:space="preserve"> PAGEREF _Toc193904390 \h </w:instrText>
             </w:r>
             <w:r>
               <w:rPr>
@@ -3309,11 +3308,12 @@
               <w:lang w:eastAsia="de-DE"/>
             </w:rPr>
           </w:pPr>
-          <w:hyperlink w:anchor="_Toc193815823" w:history="1">
+          <w:hyperlink w:anchor="_Toc193904391" w:history="1">
             <w:r>
               <w:rPr>
                 <w:rStyle w:val="Hyperlink"/>
                 <w:noProof/>
+                <w:lang w:val="en-US"/>
               </w:rPr>
               <w:t>Code für Uml-Diagramme</w:t>
             </w:r>
@@ -3336,7 +3336,7 @@
                 <w:noProof/>
                 <w:webHidden/>
               </w:rPr>
-              <w:instrText xml:space="preserve"> PAGEREF _Toc193815823 \h </w:instrText>
+              <w:instrText xml:space="preserve"> PAGEREF _Toc193904391 \h </w:instrText>
             </w:r>
             <w:r>
               <w:rPr>
@@ -3387,7 +3387,7 @@
       <w:pPr>
         <w:pStyle w:val="berschrift1"/>
       </w:pPr>
-      <w:bookmarkStart w:id="0" w:name="_Toc193815778"/>
+      <w:bookmarkStart w:id="0" w:name="_Toc193904346"/>
       <w:r>
         <w:lastRenderedPageBreak/>
         <w:t>Abstrakt</w:t>
@@ -3456,7 +3456,7 @@
       <w:pPr>
         <w:pStyle w:val="berschrift1"/>
       </w:pPr>
-      <w:bookmarkStart w:id="1" w:name="_Toc193815779"/>
+      <w:bookmarkStart w:id="1" w:name="_Toc193904347"/>
       <w:r>
         <w:lastRenderedPageBreak/>
         <w:t>Einführung in</w:t>
@@ -3473,7 +3473,7 @@
       <w:pPr>
         <w:pStyle w:val="berschrift2"/>
       </w:pPr>
-      <w:bookmarkStart w:id="2" w:name="_Toc193815780"/>
+      <w:bookmarkStart w:id="2" w:name="_Toc193904348"/>
       <w:r>
         <w:t>Projektziele</w:t>
       </w:r>
@@ -3481,7 +3481,25 @@
     </w:p>
     <w:p>
       <w:r>
-        <w:t xml:space="preserve">In diesem Projekt sollte eine einfache und benutzerfreundliche App zum Planen von Lerninhalten entwickelt und bereitgestellt werden. Die Benutzerinnen und Benutzer sollten damit in der Lage sein, ihre Lernziele und -inhalte zu ordnen und zu überblicken. Im Besonderen sollte aber auch darauf geachtet werden, dass die App </w:t>
+        <w:t xml:space="preserve">In diesem Projekt sollte eine einfache und benutzerfreundliche App zum Planen von Lerninhalten entwickelt und bereitgestellt werden. Die Benutzerinnen und Benutzer </w:t>
+      </w:r>
+      <w:r>
+        <w:t>könnten</w:t>
+      </w:r>
+      <w:r>
+        <w:t xml:space="preserve"> damit ihre Lernziele und </w:t>
+      </w:r>
+      <w:r>
+        <w:t>Lern</w:t>
+      </w:r>
+      <w:r>
+        <w:t xml:space="preserve">inhalte ordnen und zu überblicken. </w:t>
+      </w:r>
+      <w:r>
+        <w:t>Zu beachten war</w:t>
+      </w:r>
+      <w:r>
+        <w:t xml:space="preserve">, dass die App </w:t>
       </w:r>
       <w:r>
         <w:t>intuitiv und zugänglich</w:t>
@@ -3490,12 +3508,36 @@
         <w:t xml:space="preserve"> </w:t>
       </w:r>
       <w:r>
-        <w:t>ist also auch von Personen, die wenig Erfahrung mit Anwendungen, Apps oder Technik im Allgemeinen haben. Deswegen sollten wichtige Funktionen, wie das Setzen einer Deadline für ein Lernziel oder das Priorisieren von Themen, optisch greifbar und klar in das Design der Anwendung integriert werden.</w:t>
-      </w:r>
-    </w:p>
-    <w:p>
-      <w:r>
-        <w:t>Zudem war die Sicherheit der Nutzerdaten ein wichtiges Thema. Daher wurde folgende Vorkehrungen getroffen:</w:t>
+        <w:t>ist</w:t>
+      </w:r>
+      <w:r>
+        <w:t>,</w:t>
+      </w:r>
+      <w:r>
+        <w:t xml:space="preserve"> auch </w:t>
+      </w:r>
+      <w:r>
+        <w:t>für</w:t>
+      </w:r>
+      <w:r>
+        <w:t xml:space="preserve"> Personen, die wenig Erfahrung</w:t>
+      </w:r>
+      <w:r>
+        <w:t>en</w:t>
+      </w:r>
+      <w:r>
+        <w:t xml:space="preserve"> mit Anwendungen, Apps oder Technik im Allgemeinen haben. Deswegen sollten wichtige Funktionen, wie das Setzen einer Deadline für ein Lernziel oder das Priorisieren von Themen, optisch greifbar und klar in das Design der Anwendung integriert werden.</w:t>
+      </w:r>
+    </w:p>
+    <w:p>
+      <w:r>
+        <w:t>Zudem war die Sicherheit der Nutzerdaten ein wichtiges Thema. Daher wurde</w:t>
+      </w:r>
+      <w:r>
+        <w:t>n</w:t>
+      </w:r>
+      <w:r>
+        <w:t xml:space="preserve"> folgende Vorkehrungen getroffen:</w:t>
       </w:r>
     </w:p>
     <w:p>
@@ -3510,10 +3552,13 @@
         <w:t>Passwörter</w:t>
       </w:r>
       <w:r>
+        <w:t xml:space="preserve"> wurden</w:t>
+      </w:r>
+      <w:r>
         <w:t xml:space="preserve"> </w:t>
       </w:r>
       <w:r>
-        <w:t>in der Datenbank hadh-pflichtig mit bcrypt gespeichert werden.</w:t>
+        <w:t>in der Datenbank hadh-pflichtig mit bcrypt gespeichert.</w:t>
       </w:r>
     </w:p>
     <w:p>
@@ -3525,18 +3570,22 @@
         </w:numPr>
       </w:pPr>
       <w:r>
-        <w:t xml:space="preserve">Die Authentifizierung wurde mit Hilfe </w:t>
-      </w:r>
-      <w:proofErr w:type="gramStart"/>
-      <w:r>
-        <w:t xml:space="preserve">von </w:t>
+        <w:t>Die Authentifizierung wurde mit</w:t>
+      </w:r>
+      <w:r>
+        <w:t>h</w:t>
+      </w:r>
+      <w:r>
+        <w:t xml:space="preserve">ilfe von </w:t>
       </w:r>
       <w:r>
         <w:t>einer Token</w:t>
       </w:r>
-      <w:proofErr w:type="gramEnd"/>
-      <w:r>
-        <w:t xml:space="preserve"> klasse</w:t>
+      <w:r>
+        <w:t>-K</w:t>
+      </w:r>
+      <w:r>
+        <w:t>lasse</w:t>
       </w:r>
       <w:r>
         <w:t>,</w:t>
@@ -3545,16 +3594,16 @@
         <w:t xml:space="preserve"> </w:t>
       </w:r>
       <w:r>
-        <w:t>die Datenbankbasiert ist</w:t>
+        <w:t xml:space="preserve">die Datenbankbasiert ist </w:t>
+      </w:r>
+      <w:r>
+        <w:t>umgesetzt</w:t>
       </w:r>
       <w:r>
         <w:t>,</w:t>
       </w:r>
       <w:r>
-        <w:t xml:space="preserve"> </w:t>
-      </w:r>
-      <w:r>
-        <w:t xml:space="preserve">umgesetzt um Sitzungen sicher zu führen und unerwünschte Logins zu verhindern. </w:t>
+        <w:t xml:space="preserve"> um Sitzungen sicher zu führen und unerwünschte Logins zu verhindern. </w:t>
       </w:r>
     </w:p>
     <w:p>
@@ -3572,7 +3621,13 @@
         <w:t>die</w:t>
       </w:r>
       <w:r>
-        <w:t xml:space="preserve"> Risiken, wie das Auslesen von Nutzerdaten (Cross-Site-Scripting) oder gefälschte Anfragen im Namen des Nutzers (Cross-Site-Request-Forgery) minimiert werden.</w:t>
+        <w:t xml:space="preserve"> Risiken, wie das Auslesen von Nutzerdaten (Cross-Site-Scripting) oder gefälschte Anfragen im Namen des Nutzers (Cross-Site-Request-Forgery) minimiert </w:t>
+      </w:r>
+      <w:r>
+        <w:t>wurden</w:t>
+      </w:r>
+      <w:r>
+        <w:t>.</w:t>
       </w:r>
     </w:p>
     <w:p>
@@ -3626,14 +3681,12 @@
       <w:pPr>
         <w:pStyle w:val="berschrift3"/>
       </w:pPr>
-    </w:p>
-    <w:p>
-      <w:pPr>
-        <w:pStyle w:val="berschrift3"/>
-      </w:pPr>
-      <w:bookmarkStart w:id="3" w:name="_Toc193815781"/>
-      <w:r>
-        <w:t>Umsetzbare vs. nicht umgesetzte Anforderungen</w:t>
+      <w:bookmarkStart w:id="3" w:name="_Toc193904349"/>
+      <w:r>
+        <w:t>Umsetzbare vs. nicht umgesetzte Anforderunge</w:t>
+      </w:r>
+      <w:r>
+        <w:t>n (vs schreibt man das?)</w:t>
       </w:r>
       <w:bookmarkEnd w:id="3"/>
     </w:p>
@@ -3649,9 +3702,9 @@
         <w:tblLook w:val="04A0" w:firstRow="1" w:lastRow="0" w:firstColumn="1" w:lastColumn="0" w:noHBand="0" w:noVBand="1"/>
       </w:tblPr>
       <w:tblGrid>
-        <w:gridCol w:w="1939"/>
-        <w:gridCol w:w="4577"/>
-        <w:gridCol w:w="2536"/>
+        <w:gridCol w:w="1984"/>
+        <w:gridCol w:w="5143"/>
+        <w:gridCol w:w="1925"/>
       </w:tblGrid>
       <w:tr>
         <w:tc>
@@ -4159,7 +4212,13 @@
           </w:tcPr>
           <w:p>
             <w:r>
-              <w:t>Notizen &amp; Links: Eigene Notizen + Ressourcen wie YouTube-Videos oder PDFs hinterlegen</w:t>
+              <w:t xml:space="preserve">Notizen &amp; Links: Eigene Notizen </w:t>
+            </w:r>
+            <w:r>
+              <w:t>&amp;</w:t>
+            </w:r>
+            <w:r>
+              <w:t xml:space="preserve"> Ressourcen wie YouTube-Videos oder PDFs hinterlegen</w:t>
             </w:r>
           </w:p>
         </w:tc>
@@ -4192,7 +4251,28 @@
                 <w:b/>
                 <w:bCs/>
               </w:rPr>
-              <w:t>Abgeschlossen(YouTube Videos)</w:t>
+              <w:t>a</w:t>
+            </w:r>
+            <w:r>
+              <w:rPr>
+                <w:b/>
+                <w:bCs/>
+              </w:rPr>
+              <w:t>bgeschlossen</w:t>
+            </w:r>
+            <w:r>
+              <w:rPr>
+                <w:b/>
+                <w:bCs/>
+              </w:rPr>
+              <w:t xml:space="preserve"> </w:t>
+            </w:r>
+            <w:r>
+              <w:rPr>
+                <w:b/>
+                <w:bCs/>
+              </w:rPr>
+              <w:t>(YouTube Videos)</w:t>
             </w:r>
           </w:p>
         </w:tc>
@@ -4217,6 +4297,7 @@
           </w:tcPr>
           <w:p>
             <w:r>
+              <w:lastRenderedPageBreak/>
               <w:t>Lernfortschritt &amp; Motivation</w:t>
             </w:r>
           </w:p>
@@ -5109,7 +5190,7 @@
       <w:pPr>
         <w:pStyle w:val="berschrift2"/>
       </w:pPr>
-      <w:bookmarkStart w:id="4" w:name="_Toc193815782"/>
+      <w:bookmarkStart w:id="4" w:name="_Toc193904350"/>
       <w:r>
         <w:lastRenderedPageBreak/>
         <w:t>Architekturdiagramm</w:t>
@@ -5186,7 +5267,7 @@
       <w:pPr>
         <w:pStyle w:val="berschrift2"/>
       </w:pPr>
-      <w:bookmarkStart w:id="5" w:name="_Toc193815783"/>
+      <w:bookmarkStart w:id="5" w:name="_Toc193904351"/>
       <w:r>
         <w:lastRenderedPageBreak/>
         <w:t>UML-Klassendiagramm</w:t>
@@ -5263,7 +5344,7 @@
       <w:pPr>
         <w:pStyle w:val="berschrift1"/>
       </w:pPr>
-      <w:bookmarkStart w:id="6" w:name="_Toc193815784"/>
+      <w:bookmarkStart w:id="6" w:name="_Toc193904352"/>
       <w:r>
         <w:lastRenderedPageBreak/>
         <w:t>API-Design</w:t>
@@ -5520,15 +5601,7 @@
           </w:tcPr>
           <w:p>
             <w:r>
-              <w:t>{ "username": "{username}", "email": "{</w:t>
-            </w:r>
-            <w:proofErr w:type="gramStart"/>
-            <w:r>
-              <w:t>email</w:t>
-            </w:r>
-            <w:proofErr w:type="gramEnd"/>
-            <w:r>
-              <w:t>}", "password": "{password}" }</w:t>
+              <w:t>{ "username": "{username}", "email": "{email}", "password": "{password}" }</w:t>
             </w:r>
           </w:p>
         </w:tc>
@@ -5559,21 +5632,7 @@
               <w:rPr>
                 <w:lang w:val="en-US"/>
               </w:rPr>
-              <w:t xml:space="preserve">200 </w:t>
-            </w:r>
-            <w:proofErr w:type="gramStart"/>
-            <w:r>
-              <w:rPr>
-                <w:lang w:val="en-US"/>
-              </w:rPr>
-              <w:t>{ "</w:t>
-            </w:r>
-            <w:proofErr w:type="gramEnd"/>
-            <w:r>
-              <w:rPr>
-                <w:lang w:val="en-US"/>
-              </w:rPr>
-              <w:t>message": "Login successful", "redirect": "/index" }</w:t>
+              <w:t>200 { "message": "Login successful", "redirect": "/index" }</w:t>
             </w:r>
           </w:p>
           <w:p>
@@ -7352,7 +7411,7 @@
       <w:pPr>
         <w:pStyle w:val="berschrift1"/>
       </w:pPr>
-      <w:bookmarkStart w:id="7" w:name="_Toc193815785"/>
+      <w:bookmarkStart w:id="7" w:name="_Toc193904353"/>
       <w:r>
         <w:lastRenderedPageBreak/>
         <w:t>Implementierung</w:t>
@@ -7363,7 +7422,7 @@
       <w:pPr>
         <w:pStyle w:val="berschrift2"/>
       </w:pPr>
-      <w:bookmarkStart w:id="8" w:name="_Toc193815786"/>
+      <w:bookmarkStart w:id="8" w:name="_Toc193904354"/>
       <w:r>
         <w:t>Einleitung</w:t>
       </w:r>
@@ -7377,7 +7436,13 @@
         <w:t>,</w:t>
       </w:r>
       <w:r>
-        <w:t xml:space="preserve"> damit die Benutzerinnen und Benutzer eine Unterstützung haben ihre Lernziele zu erreichen und zu organisieren. </w:t>
+        <w:t xml:space="preserve"> damit die Benutzerinnen und Benutzer eine Unterstützung haben</w:t>
+      </w:r>
+      <w:r>
+        <w:t>,</w:t>
+      </w:r>
+      <w:r>
+        <w:t xml:space="preserve"> ihre Lernziele zu erreichen und zu organisieren. </w:t>
       </w:r>
       <w:r>
         <w:t>Der Fokus lag auf Benutzerfreundlichkeit, Datensicherheit und skalierbarer Architektur</w:t>
@@ -7390,7 +7455,7 @@
       <w:pPr>
         <w:pStyle w:val="berschrift2"/>
       </w:pPr>
-      <w:bookmarkStart w:id="9" w:name="_Toc193815787"/>
+      <w:bookmarkStart w:id="9" w:name="_Toc193904355"/>
       <w:r>
         <w:t>Systemarchitektur</w:t>
       </w:r>
@@ -7400,7 +7465,7 @@
       <w:pPr>
         <w:pStyle w:val="berschrift2"/>
       </w:pPr>
-      <w:bookmarkStart w:id="10" w:name="_Toc193815788"/>
+      <w:bookmarkStart w:id="10" w:name="_Toc193904356"/>
       <w:r>
         <w:t>Übersicht</w:t>
       </w:r>
@@ -7463,7 +7528,7 @@
       <w:pPr>
         <w:pStyle w:val="berschrift3"/>
       </w:pPr>
-      <w:bookmarkStart w:id="11" w:name="_Toc193815789"/>
+      <w:bookmarkStart w:id="11" w:name="_Toc193904357"/>
       <w:r>
         <w:t>Komponentendiagramm</w:t>
       </w:r>
@@ -7533,7 +7598,7 @@
       <w:pPr>
         <w:pStyle w:val="berschrift3"/>
       </w:pPr>
-      <w:bookmarkStart w:id="12" w:name="_Toc193815790"/>
+      <w:bookmarkStart w:id="12" w:name="_Toc193904358"/>
       <w:r>
         <w:t>Datenfluss</w:t>
       </w:r>
@@ -7617,7 +7682,7 @@
       <w:pPr>
         <w:pStyle w:val="berschrift2"/>
       </w:pPr>
-      <w:bookmarkStart w:id="13" w:name="_Toc193815791"/>
+      <w:bookmarkStart w:id="13" w:name="_Toc193904359"/>
       <w:r>
         <w:t>Token-Management</w:t>
       </w:r>
@@ -7627,7 +7692,7 @@
       <w:pPr>
         <w:pStyle w:val="berschrift3"/>
       </w:pPr>
-      <w:bookmarkStart w:id="14" w:name="_Toc193815792"/>
+      <w:bookmarkStart w:id="14" w:name="_Toc193904360"/>
       <w:r>
         <w:t>Problemstellung</w:t>
       </w:r>
@@ -7635,13 +7700,55 @@
     </w:p>
     <w:p>
       <w:r>
-        <w:t xml:space="preserve">Die Tokens manuell zu Verwalten hat viele Problem mitgebracht. </w:t>
-      </w:r>
-      <w:r>
-        <w:t>So konnten</w:t>
-      </w:r>
-      <w:r>
-        <w:t xml:space="preserve"> die Tokens nicht automatisch erneuert werde</w:t>
+        <w:t>Das</w:t>
+      </w:r>
+      <w:r>
+        <w:t xml:space="preserve"> manuell </w:t>
+      </w:r>
+      <w:r>
+        <w:t>v</w:t>
+      </w:r>
+      <w:r>
+        <w:t>erwalten</w:t>
+      </w:r>
+      <w:r>
+        <w:t xml:space="preserve"> der Tokens</w:t>
+      </w:r>
+      <w:r>
+        <w:t xml:space="preserve"> </w:t>
+      </w:r>
+      <w:r>
+        <w:t>führt</w:t>
+      </w:r>
+      <w:r>
+        <w:t xml:space="preserve"> </w:t>
+      </w:r>
+      <w:r>
+        <w:t xml:space="preserve">zu </w:t>
+      </w:r>
+      <w:r>
+        <w:t xml:space="preserve">Problem. </w:t>
+      </w:r>
+      <w:r>
+        <w:t>D</w:t>
+      </w:r>
+      <w:r>
+        <w:t>ie</w:t>
+      </w:r>
+      <w:r>
+        <w:t xml:space="preserve"> </w:t>
+      </w:r>
+      <w:r>
+        <w:t>Tokens</w:t>
+      </w:r>
+      <w:r>
+        <w:t xml:space="preserve"> </w:t>
+      </w:r>
+      <w:r>
+        <w:t>konnten</w:t>
+      </w:r>
+      <w:r>
+        <w:t xml:space="preserve"> nicht automatisch erneuert werde</w:t>
       </w:r>
       <w:r>
         <w:t>n</w:t>
@@ -7656,33 +7763,68 @@
         <w:t xml:space="preserve"> hat zu Sitzungsfehlern geführt. </w:t>
       </w:r>
       <w:r>
-        <w:t>Der manuelle erstellte Token</w:t>
+        <w:t>Der manuell erstellte Token</w:t>
+      </w:r>
+      <w:r>
+        <w:t xml:space="preserve"> stellte</w:t>
       </w:r>
       <w:r>
         <w:t xml:space="preserve"> </w:t>
       </w:r>
       <w:r>
+        <w:t>somit</w:t>
+      </w:r>
+      <w:r>
+        <w:t xml:space="preserve"> ein</w:t>
+      </w:r>
+      <w:r>
+        <w:t xml:space="preserve"> </w:t>
+      </w:r>
+      <w:r>
+        <w:t>Sicherheitsrisiko dar</w:t>
+      </w:r>
+      <w:r>
+        <w:t xml:space="preserve">. </w:t>
+      </w:r>
+    </w:p>
+    <w:p>
+      <w:r>
         <w:lastRenderedPageBreak/>
-        <w:t>stellte ein Sicherheitsrisiko dar</w:t>
-      </w:r>
-      <w:r>
-        <w:t>. Da der</w:t>
-      </w:r>
-      <w:r>
-        <w:t xml:space="preserve"> abgelaufen Token</w:t>
+        <w:t>Der abgelaufene Token</w:t>
       </w:r>
       <w:r>
         <w:t xml:space="preserve"> </w:t>
       </w:r>
       <w:r>
-        <w:t xml:space="preserve">abgelehnt worden ist und dies zu einem möglichen Missbrauch führen konnte. </w:t>
+        <w:t xml:space="preserve">wurde </w:t>
+      </w:r>
+      <w:r>
+        <w:t>abgelehnt</w:t>
+      </w:r>
+      <w:r>
+        <w:t xml:space="preserve">, was </w:t>
+      </w:r>
+      <w:r>
+        <w:t>zu dem möglichen Folgen</w:t>
+      </w:r>
+      <w:r>
+        <w:t xml:space="preserve"> eines </w:t>
+      </w:r>
+      <w:r>
+        <w:t>Missbrauch</w:t>
+      </w:r>
+      <w:r>
+        <w:t>es</w:t>
+      </w:r>
+      <w:r>
+        <w:t xml:space="preserve"> führen konnte. </w:t>
       </w:r>
     </w:p>
     <w:p>
       <w:pPr>
         <w:pStyle w:val="berschrift3"/>
       </w:pPr>
-      <w:bookmarkStart w:id="15" w:name="_Toc193815793"/>
+      <w:bookmarkStart w:id="15" w:name="_Toc193904361"/>
       <w:r>
         <w:t>Lösung</w:t>
       </w:r>
@@ -7779,7 +7921,13 @@
         <w:t>,</w:t>
       </w:r>
       <w:r>
-        <w:t xml:space="preserve"> ob der Token innerhalb der gewünschten Gültigkeitsdauer liegt. In der Funktion wird das Erstelldatum des Tokens mit der aktuellen Zeitverglichen. Abgelaufene Tokens werden so sofort erkannt und als ungültig markiert, was die Session-Sicherheit erhöht. </w:t>
+        <w:t xml:space="preserve"> ob der Token innerhalb der gewünschten Gültigkeitsdauer liegt. In der Funktion wird das Erstelldatum des Tokens mit der aktuellen Zeit</w:t>
+      </w:r>
+      <w:r>
+        <w:t xml:space="preserve"> </w:t>
+      </w:r>
+      <w:r>
+        <w:t xml:space="preserve">verglichen. Abgelaufene Tokens werden so sofort erkannt und als ungültig markiert, was die Session-Sicherheit erhöht. </w:t>
       </w:r>
       <w:r>
         <w:br/>
@@ -8021,7 +8169,7 @@
         <w:t>E</w:t>
       </w:r>
       <w:r>
-        <w:t xml:space="preserve">ingriffe entfallen, so kann der Token-Lebenszyklus angepasst werden und auf die gewünschte Dauer gestreckt werden. </w:t>
+        <w:t xml:space="preserve">ingriffe entfallen, so kann der Token-Lebenszyklus angepasst und auf die gewünschte Dauer gestreckt werden. </w:t>
       </w:r>
       <w:r>
         <w:br/>
@@ -8031,7 +8179,13 @@
         <w:t>E</w:t>
       </w:r>
       <w:r>
-        <w:t xml:space="preserve">rneuern des Tokens wird die Benutzererfahrung erhöht ohne das der Nutzer eine Beeinträchtigung hat. </w:t>
+        <w:t xml:space="preserve">rneuern des Tokens wird die Benutzererfahrung erhöht ohne das der Nutzer eine Beeinträchtigung </w:t>
+      </w:r>
+      <w:r>
+        <w:t>erlebt</w:t>
+      </w:r>
+      <w:r>
+        <w:t xml:space="preserve">. </w:t>
       </w:r>
       <w:r>
         <w:t>Die regelmäßige Bereinigung verhindert überflüssige Datensätze in der Datenbank.</w:t>
@@ -8041,7 +8195,7 @@
       <w:pPr>
         <w:pStyle w:val="berschrift2"/>
       </w:pPr>
-      <w:bookmarkStart w:id="16" w:name="_Toc193815794"/>
+      <w:bookmarkStart w:id="16" w:name="_Toc193904362"/>
       <w:r>
         <w:t>Datenbank-Migration</w:t>
       </w:r>
@@ -8054,7 +8208,7 @@
       <w:pPr>
         <w:pStyle w:val="berschrift3"/>
       </w:pPr>
-      <w:bookmarkStart w:id="17" w:name="_Toc193815795"/>
+      <w:bookmarkStart w:id="17" w:name="_Toc193904363"/>
       <w:r>
         <w:t>Ursprüngliche Herausforderung</w:t>
       </w:r>
@@ -8062,10 +8216,44 @@
     </w:p>
     <w:p>
       <w:r>
-        <w:t>Der manuelle Umgang mit Datenbanktabellen bedeutete, dass der Entwickler die betroffenen Tabellen manuell löschen und neu erstellen mussten, z.B. wenn es Schemaänderungen gab, wie das Hinzufügen neuer Spalten. Dieses Verfahren führte unweigerlich zu Datenverlusten und wurde so zu einer großen Einschränkung bei der Datenbankverwaltung.</w:t>
-      </w:r>
-    </w:p>
-    <w:p>
+        <w:t>Der manuelle Umgang mit Datenbanktabellen bedeutete, dass der Entwickler die betroffenen Tabellen manuell löschen und neu erstellen musste</w:t>
+      </w:r>
+      <w:r>
+        <w:t>.</w:t>
+      </w:r>
+      <w:r>
+        <w:t xml:space="preserve"> Wie</w:t>
+      </w:r>
+      <w:r>
+        <w:t xml:space="preserve"> z</w:t>
+      </w:r>
+      <w:r>
+        <w:t xml:space="preserve">um </w:t>
+      </w:r>
+      <w:r>
+        <w:t>B</w:t>
+      </w:r>
+      <w:r>
+        <w:t>eispiel</w:t>
+      </w:r>
+      <w:r>
+        <w:t xml:space="preserve"> </w:t>
+      </w:r>
+      <w:r>
+        <w:t>bei einer</w:t>
+      </w:r>
+      <w:r>
+        <w:t xml:space="preserve"> Schemaänderungen</w:t>
+      </w:r>
+      <w:r>
+        <w:t>,</w:t>
+      </w:r>
+      <w:r>
+        <w:t xml:space="preserve"> wie das Hinzufügen neuer Spalten. Dieses Verfahren führte unweigerlich zu Datenverlusten und wurde so zu einer großen Einschränkung bei der Datenbankverwaltung.</w:t>
+      </w:r>
+      <w:r>
+        <w:br/>
+      </w:r>
       <w:r>
         <w:t>Dies war besonders in der Entwicklungsphase umständlich und riskant.</w:t>
       </w:r>
@@ -8074,7 +8262,7 @@
       <w:pPr>
         <w:pStyle w:val="berschrift3"/>
       </w:pPr>
-      <w:bookmarkStart w:id="18" w:name="_Toc193815796"/>
+      <w:bookmarkStart w:id="18" w:name="_Toc193904364"/>
       <w:r>
         <w:t>Lösung</w:t>
       </w:r>
@@ -8094,19 +8282,44 @@
       </w:r>
     </w:p>
     <w:p>
-      <w:pPr>
-        <w:rPr>
-          <w:lang w:val="en-US"/>
-        </w:rPr>
-      </w:pPr>
-      <w:r>
-        <w:t xml:space="preserve">Die Datenbankdatei musste manuelle gelöscht werden dies war erforderlich um, Änderungen am Datenbankschema </w:t>
+      <w:r>
+        <w:t>Die Datenbankdatei musste manuell gelöscht werden</w:t>
+      </w:r>
+      <w:r>
+        <w:t>.</w:t>
+      </w:r>
+      <w:r>
+        <w:t xml:space="preserve"> </w:t>
+      </w:r>
+      <w:r>
+        <w:t>D</w:t>
+      </w:r>
+      <w:r>
+        <w:t xml:space="preserve">ies war erforderlich um, Änderungen </w:t>
+      </w:r>
+      <w:r>
+        <w:t xml:space="preserve">an dem </w:t>
+      </w:r>
+      <w:r>
+        <w:t xml:space="preserve"> Datenbankschema </w:t>
       </w:r>
       <w:r>
         <w:t>umzusetzen</w:t>
       </w:r>
       <w:r>
-        <w:t xml:space="preserve">. Dies brachte allerdings auch den Nachteil mit das es einen Datenbankverlust gab. </w:t>
+        <w:t xml:space="preserve">. Dies brachte allerdings den Nachteil das </w:t>
+      </w:r>
+      <w:r>
+        <w:t>zu einem</w:t>
+      </w:r>
+      <w:r>
+        <w:t xml:space="preserve"> Datenbankverlust </w:t>
+      </w:r>
+      <w:r>
+        <w:t>kam</w:t>
+      </w:r>
+      <w:r>
+        <w:t xml:space="preserve">. </w:t>
       </w:r>
       <w:r>
         <w:t xml:space="preserve">Beim Neustart der Anwendung wurden die Tabellen durch den Befehl db.create_all() automatisch neu erstellt. </w:t>
@@ -8205,7 +8418,7 @@
       <w:pPr>
         <w:pStyle w:val="berschrift3"/>
       </w:pPr>
-      <w:bookmarkStart w:id="19" w:name="_Toc193815797"/>
+      <w:bookmarkStart w:id="19" w:name="_Toc193904365"/>
       <w:r>
         <w:t>Konsequenzen</w:t>
       </w:r>
@@ -8229,7 +8442,7 @@
       <w:pPr>
         <w:pStyle w:val="berschrift3"/>
       </w:pPr>
-      <w:bookmarkStart w:id="20" w:name="_Toc193815798"/>
+      <w:bookmarkStart w:id="20" w:name="_Toc193904366"/>
       <w:r>
         <w:t>Empfohlene zukünftige Lösung</w:t>
       </w:r>
@@ -8240,13 +8453,37 @@
     </w:p>
     <w:p>
       <w:r>
-        <w:t xml:space="preserve">Integration von Flask-Migrate, ist </w:t>
-      </w:r>
-      <w:r>
-        <w:t xml:space="preserve">eine Lösung für die versionskotrolle von Datenbankmigrationen. Durch die Hilfe von Flask-Migrate können so die Datenbankschema Änderungen verlustfrei durchgeführt werden. </w:t>
-      </w:r>
-      <w:r>
-        <w:t>Dies ermöglicht eine strukturierte Versionierung der Datenbankmodell-Anpassungen und reduziert Risiken wie Inkonsistenzen oder Datenverlust bei Updates.</w:t>
+        <w:t xml:space="preserve">Integration von Flask-Migrate ist </w:t>
+      </w:r>
+      <w:r>
+        <w:t xml:space="preserve">eine Lösung für die </w:t>
+      </w:r>
+      <w:r>
+        <w:t>V</w:t>
+      </w:r>
+      <w:r>
+        <w:t>ersionskotrolle von Datenbankmigrationen. Durch die Hilfe von Flask-Migrate können so die Datenbankschema</w:t>
+      </w:r>
+      <w:r>
+        <w:t>ä</w:t>
+      </w:r>
+      <w:r>
+        <w:t xml:space="preserve">nderungen verlustfrei durchgeführt werden. </w:t>
+      </w:r>
+      <w:r>
+        <w:t>Dies ermöglicht eine strukturierte Versionierung der Datenbankmodell-</w:t>
+      </w:r>
+      <w:r>
+        <w:t>a</w:t>
+      </w:r>
+      <w:r>
+        <w:t>npassungen und reduziert Risiken wie Inkonsistenzen oder Datenverlust</w:t>
+      </w:r>
+      <w:r>
+        <w:t>en</w:t>
+      </w:r>
+      <w:r>
+        <w:t xml:space="preserve"> bei Updates.</w:t>
       </w:r>
     </w:p>
     <w:p/>
@@ -8265,13 +8502,31 @@
         </w:numPr>
       </w:pPr>
       <w:r>
-        <w:t>Alle Änderungen werden Dokumentiert und lass</w:t>
+        <w:t xml:space="preserve">Alle Änderungen werden </w:t>
+      </w:r>
+      <w:r>
+        <w:t>d</w:t>
+      </w:r>
+      <w:r>
+        <w:t>okumentiert und lass</w:t>
       </w:r>
       <w:r>
         <w:t>en</w:t>
       </w:r>
       <w:r>
-        <w:t xml:space="preserve"> sich rückgängig machen falls es zu Fehler führt. </w:t>
+        <w:t xml:space="preserve"> sich rückgängig machen</w:t>
+      </w:r>
+      <w:r>
+        <w:t>,</w:t>
+      </w:r>
+      <w:r>
+        <w:t xml:space="preserve"> falls es zu Fehler</w:t>
+      </w:r>
+      <w:r>
+        <w:t>n</w:t>
+      </w:r>
+      <w:r>
+        <w:t xml:space="preserve"> führt. </w:t>
       </w:r>
     </w:p>
     <w:p>
@@ -8282,7 +8537,31 @@
         </w:numPr>
       </w:pPr>
       <w:r>
-        <w:t xml:space="preserve">Unterschiedliche Teams können synchronisiert Updates durchführen ohne manuelle das Skript auszutauschen. In dem aktuellen Projekt hat dies keine Relevanz.  </w:t>
+        <w:t>Unterschiedliche Teams können synchronisiert</w:t>
+      </w:r>
+      <w:r>
+        <w:t>e</w:t>
+      </w:r>
+      <w:r>
+        <w:t xml:space="preserve"> Updates durchführen</w:t>
+      </w:r>
+      <w:r>
+        <w:t>,</w:t>
+      </w:r>
+      <w:r>
+        <w:t xml:space="preserve"> ohne manuell das Skript auszutauschen. In dem aktuellen Projekt ha</w:t>
+      </w:r>
+      <w:r>
+        <w:t>t</w:t>
+      </w:r>
+      <w:r>
+        <w:t>t</w:t>
+      </w:r>
+      <w:r>
+        <w:t>e</w:t>
+      </w:r>
+      <w:r>
+        <w:t xml:space="preserve"> dies keine Relevanz.  </w:t>
       </w:r>
     </w:p>
     <w:p>
@@ -8313,14 +8592,20 @@
       </w:r>
       <w:r>
         <w:br/>
-        <w:t>Die Integration von Flask-Migrate ergänzt die zuvor implementierte Token-Selbstreinigung, indem sie sicherstellt, dass Änderungen an der Token-Tabelle (z. B. neue Felder wie token_erstelldatum) nahtlos in Produktivumgebungen übernommen werden können. Dies ist entscheidend, um die Stabilität des automatisierten Token-Lebenszyklus langfristig zu gewährleisten.</w:t>
+        <w:t>Die Integration von Flask-Migrate ergänzt die zuvor implementierte Token-Selbstreinigung, indem sie sicherstellt, das</w:t>
+      </w:r>
+      <w:r>
+        <w:t xml:space="preserve"> die</w:t>
+      </w:r>
+      <w:r>
+        <w:t xml:space="preserve"> Änderungen an der Token-Tabelle (z. B. neue Felder wie token_erstelldatum) nahtlos in Produktivumgebungen übernommen werden können. Dies ist entscheidend, um die Stabilität des automatisierten Token-Lebenszyklus langfristig zu gewährleisten.</w:t>
       </w:r>
     </w:p>
     <w:p>
       <w:pPr>
         <w:pStyle w:val="berschrift2"/>
       </w:pPr>
-      <w:bookmarkStart w:id="21" w:name="_Toc193815799"/>
+      <w:bookmarkStart w:id="21" w:name="_Toc193904367"/>
       <w:r>
         <w:t>Frontend-Backend-Kommunikation</w:t>
       </w:r>
@@ -8330,7 +8615,7 @@
       <w:pPr>
         <w:pStyle w:val="berschrift3"/>
       </w:pPr>
-      <w:bookmarkStart w:id="22" w:name="_Toc193815800"/>
+      <w:bookmarkStart w:id="22" w:name="_Toc193904368"/>
       <w:r>
         <w:t>Problem: CORS-Fehler</w:t>
       </w:r>
@@ -8338,14 +8623,29 @@
     </w:p>
     <w:p>
       <w:r>
-        <w:t xml:space="preserve">Die API-Anfragen über zwei Ports wurden per Cross-Origin-Zugriff blockiert. Dies führt zu einem Problem da das backend auf dem Port 5001 lief und das Frontend auf dem Port 5000. Das führt zu einer Sicherheitsbeschränkung, da Anfragen zwischen unterschiedlichen Domains/Ports verboten sind. </w:t>
+        <w:t xml:space="preserve">Die API-Anfragen über zwei Ports wurden per Cross-Origin-Zugriff blockiert. </w:t>
+      </w:r>
+      <w:r>
+        <w:t xml:space="preserve">Da das Backend auf dem Port 5001 und das Frontend auf dem Port 5000 lief, kam es </w:t>
+      </w:r>
+      <w:r>
+        <w:t>zu einem Problem</w:t>
+      </w:r>
+      <w:r>
+        <w:t xml:space="preserve">. Das </w:t>
+      </w:r>
+      <w:r>
+        <w:t>führte</w:t>
+      </w:r>
+      <w:r>
+        <w:t xml:space="preserve"> zu einer Sicherheitsbeschränkung, da Anfragen zwischen unterschiedlichen Domains/Ports verboten sind. </w:t>
       </w:r>
     </w:p>
     <w:p>
       <w:pPr>
         <w:pStyle w:val="berschrift3"/>
       </w:pPr>
-      <w:bookmarkStart w:id="23" w:name="_Toc193815801"/>
+      <w:bookmarkStart w:id="23" w:name="_Toc193904369"/>
       <w:r>
         <w:t>Lösung (mit Trade-off)</w:t>
       </w:r>
@@ -8360,7 +8660,7 @@
       <w:pPr>
         <w:pStyle w:val="berschrift3"/>
       </w:pPr>
-      <w:bookmarkStart w:id="24" w:name="_Toc193815802"/>
+      <w:bookmarkStart w:id="24" w:name="_Toc193904370"/>
       <w:r>
         <w:t>Herausforderungen durch die Single-Page-Application (SPA)-Struktur:</w:t>
       </w:r>
@@ -8414,7 +8714,7 @@
     </w:p>
     <w:p>
       <w:r>
-        <w:t>In Flask z. B. erfordert dies eine Konfiguration, bei der unbekannte Pfade standardmäßig auf index.html verweisen, um Client-Routing zu ermöglichen.</w:t>
+        <w:t>In Flask erfordert dies eine Konfiguration, bei der unbekannte Pfade standardmäßig auf index.html verweisen, um Client-Routing zu ermöglichen.</w:t>
       </w:r>
     </w:p>
     <w:p>
@@ -8439,7 +8739,7 @@
       <w:pPr>
         <w:pStyle w:val="berschrift2"/>
       </w:pPr>
-      <w:bookmarkStart w:id="25" w:name="_Toc193815803"/>
+      <w:bookmarkStart w:id="25" w:name="_Toc193904371"/>
       <w:r>
         <w:lastRenderedPageBreak/>
         <w:t>Sicherheitskonzept</w:t>
@@ -8450,7 +8750,7 @@
       <w:pPr>
         <w:pStyle w:val="berschrift3"/>
       </w:pPr>
-      <w:bookmarkStart w:id="26" w:name="_Toc193815804"/>
+      <w:bookmarkStart w:id="26" w:name="_Toc193904372"/>
       <w:r>
         <w:t>Passwort-Hashing</w:t>
       </w:r>
@@ -8484,48 +8784,20 @@
         <w:rPr>
           <w:lang w:val="en-US"/>
         </w:rPr>
-        <w:t xml:space="preserve">from </w:t>
-      </w:r>
-      <w:proofErr w:type="gramStart"/>
-      <w:r>
-        <w:rPr>
-          <w:lang w:val="en-US"/>
-        </w:rPr>
-        <w:t>werkzeug.security</w:t>
-      </w:r>
-      <w:proofErr w:type="gramEnd"/>
-      <w:r>
-        <w:rPr>
-          <w:lang w:val="en-US"/>
-        </w:rPr>
-        <w:t xml:space="preserve"> import generate_password_hash, check_password_hash</w:t>
-      </w:r>
-    </w:p>
-    <w:p>
-      <w:pPr>
-        <w:rPr>
-          <w:lang w:val="en-US"/>
-        </w:rPr>
-      </w:pPr>
-      <w:r>
-        <w:rPr>
-          <w:lang w:val="en-US"/>
-        </w:rPr>
-        <w:t>def set_</w:t>
-      </w:r>
-      <w:proofErr w:type="gramStart"/>
-      <w:r>
-        <w:rPr>
-          <w:lang w:val="en-US"/>
-        </w:rPr>
-        <w:t>password(</w:t>
-      </w:r>
-      <w:proofErr w:type="gramEnd"/>
-      <w:r>
-        <w:rPr>
-          <w:lang w:val="en-US"/>
-        </w:rPr>
-        <w:t>self, password):</w:t>
+        <w:t>from werkzeug.security import generate_password_hash, check_password_hash</w:t>
+      </w:r>
+    </w:p>
+    <w:p>
+      <w:pPr>
+        <w:rPr>
+          <w:lang w:val="en-US"/>
+        </w:rPr>
+      </w:pPr>
+      <w:r>
+        <w:rPr>
+          <w:lang w:val="en-US"/>
+        </w:rPr>
+        <w:t>def set_password(self, password):</w:t>
       </w:r>
       <w:r>
         <w:rPr>
@@ -8572,7 +8844,7 @@
           <w:lang w:val="en-US"/>
         </w:rPr>
       </w:pPr>
-      <w:bookmarkStart w:id="27" w:name="_Toc193815805"/>
+      <w:bookmarkStart w:id="27" w:name="_Toc193904373"/>
       <w:r>
         <w:rPr>
           <w:lang w:val="en-US"/>
@@ -8591,48 +8863,20 @@
         <w:rPr>
           <w:lang w:val="en-US"/>
         </w:rPr>
-        <w:t>response.set_</w:t>
-      </w:r>
-      <w:proofErr w:type="gramStart"/>
-      <w:r>
-        <w:rPr>
-          <w:lang w:val="en-US"/>
-        </w:rPr>
-        <w:t>cookie(</w:t>
-      </w:r>
-      <w:proofErr w:type="gramEnd"/>
-      <w:r>
-        <w:rPr>
-          <w:lang w:val="en-US"/>
-        </w:rPr>
-        <w:t xml:space="preserve">  </w:t>
-      </w:r>
-    </w:p>
-    <w:p>
-      <w:pPr>
-        <w:rPr>
-          <w:lang w:val="en-US"/>
-        </w:rPr>
-      </w:pPr>
-      <w:r>
-        <w:rPr>
-          <w:lang w:val="en-US"/>
-        </w:rPr>
-        <w:t xml:space="preserve">    '</w:t>
-      </w:r>
-      <w:proofErr w:type="gramStart"/>
-      <w:r>
-        <w:rPr>
-          <w:lang w:val="en-US"/>
-        </w:rPr>
-        <w:t>auth</w:t>
-      </w:r>
-      <w:proofErr w:type="gramEnd"/>
-      <w:r>
-        <w:rPr>
-          <w:lang w:val="en-US"/>
-        </w:rPr>
-        <w:t xml:space="preserve">_token',  </w:t>
+        <w:t xml:space="preserve">response.set_cookie(  </w:t>
+      </w:r>
+    </w:p>
+    <w:p>
+      <w:pPr>
+        <w:rPr>
+          <w:lang w:val="en-US"/>
+        </w:rPr>
+      </w:pPr>
+      <w:r>
+        <w:rPr>
+          <w:lang w:val="en-US"/>
+        </w:rPr>
+        <w:t xml:space="preserve">    'auth_token',  </w:t>
       </w:r>
     </w:p>
     <w:p>
@@ -8673,7 +8917,7 @@
       <w:pPr>
         <w:pStyle w:val="berschrift2"/>
       </w:pPr>
-      <w:bookmarkStart w:id="28" w:name="_Toc193815806"/>
+      <w:bookmarkStart w:id="28" w:name="_Toc193904374"/>
       <w:r>
         <w:t>Zukünftige Erweiterungen</w:t>
       </w:r>
@@ -8683,7 +8927,7 @@
       <w:pPr>
         <w:pStyle w:val="berschrift3"/>
       </w:pPr>
-      <w:bookmarkStart w:id="29" w:name="_Toc193815807"/>
+      <w:bookmarkStart w:id="29" w:name="_Toc193904375"/>
       <w:r>
         <w:t>Geplante Features</w:t>
       </w:r>
@@ -8699,7 +8943,40 @@
     </w:p>
     <w:p>
       <w:r>
-        <w:t xml:space="preserve">Die Nutzerinnen und Nutzer sollen eine automatische E-Mail erhalten, wenn ihre Deadline fast erreicht ist. Diese Umsetzung wäre möglich mit einem Message Broker wie RabbitMQ so können die Mails geplant werden über die interne Zeitsteuerung. </w:t>
+        <w:t>Die Nutzerinnen und Nutzer sollen eine automatische E-Mail erhalten, wenn ihre Deadline fast erreicht ist. Diese Umsetzung wäre möglich mit einem Message Broker wie RabbitMQ</w:t>
+      </w:r>
+      <w:r>
+        <w:t>.</w:t>
+      </w:r>
+      <w:r>
+        <w:t xml:space="preserve"> </w:t>
+      </w:r>
+      <w:r>
+        <w:t>S</w:t>
+      </w:r>
+      <w:r>
+        <w:t xml:space="preserve">o </w:t>
+      </w:r>
+      <w:r>
+        <w:t>könnten</w:t>
+      </w:r>
+      <w:r>
+        <w:t xml:space="preserve"> die Mails </w:t>
+      </w:r>
+      <w:r>
+        <w:t xml:space="preserve">über </w:t>
+      </w:r>
+      <w:r>
+        <w:t xml:space="preserve">die </w:t>
+      </w:r>
+      <w:r>
+        <w:t>interne Zeitsteuerung</w:t>
+      </w:r>
+      <w:r>
+        <w:t xml:space="preserve"> </w:t>
+      </w:r>
+      <w:r>
+        <w:t xml:space="preserve">geplant werden. </w:t>
       </w:r>
     </w:p>
     <w:p>
@@ -8712,14 +8989,35 @@
     </w:p>
     <w:p>
       <w:r>
-        <w:t xml:space="preserve">Ein Diagramm des gesamten Lernfortschrittes. Dafür müsste über JavaScript ein gewünschtes Diagramm eingebaut werden und die Lernziele und Fortschrittsdaten in Echtzeit analysiert werden. </w:t>
+        <w:t xml:space="preserve">Der </w:t>
+      </w:r>
+      <w:r>
+        <w:t>gesamten</w:t>
+      </w:r>
+      <w:r>
+        <w:t xml:space="preserve"> </w:t>
+      </w:r>
+      <w:r>
+        <w:t>Lernfortschrittes</w:t>
+      </w:r>
+      <w:r>
+        <w:t xml:space="preserve"> soll in einem </w:t>
+      </w:r>
+      <w:r>
+        <w:t xml:space="preserve">Diagramm </w:t>
+      </w:r>
+      <w:r>
+        <w:t>dargestellt werden</w:t>
+      </w:r>
+      <w:r>
+        <w:t xml:space="preserve">. Dafür müsste über JavaScript ein gewünschtes Diagramm eingebaut werden und die Lernziele und Fortschrittsdaten in Echtzeit analysiert werden. </w:t>
       </w:r>
     </w:p>
     <w:p>
       <w:pPr>
         <w:pStyle w:val="berschrift2"/>
       </w:pPr>
-      <w:bookmarkStart w:id="30" w:name="_Toc193815808"/>
+      <w:bookmarkStart w:id="30" w:name="_Toc193904376"/>
       <w:r>
         <w:t>Fazit</w:t>
       </w:r>
@@ -8727,7 +9025,55 @@
     </w:p>
     <w:p>
       <w:r>
-        <w:t>Die Lern-App zeigt, wie ein nutzerzentriertes Tool auch bei begrenzten Mitteln umgesetzt werden kann. Zuerst lag der Fokus auf der MVP-Funktionalität, Sicherheit und einer schlanken Architektur und auch hier bietet sie eine gute Basis für die Erweiterung aufgrund des Erfahrungswissens beim Entwickeln. Die Herausforderungen und Lösungen dienten hierbei als Vorbild für Ähnliches.</w:t>
+        <w:t>Die Lern-App zeigt</w:t>
+      </w:r>
+      <w:r>
+        <w:t>e</w:t>
+      </w:r>
+      <w:r>
+        <w:t xml:space="preserve">, wie ein nutzerzentriertes Tool auch bei begrenzten Mitteln umgesetzt werden </w:t>
+      </w:r>
+      <w:r>
+        <w:t>konnte</w:t>
+      </w:r>
+      <w:r>
+        <w:t>. Zuerst lag der Fokus auf der MVP</w:t>
+      </w:r>
+      <w:r>
+        <w:t xml:space="preserve"> </w:t>
+      </w:r>
+      <w:r>
+        <w:t>(</w:t>
+      </w:r>
+      <w:r>
+        <w:t>Minimum Viable Product</w:t>
+      </w:r>
+      <w:r>
+        <w:t>)</w:t>
+      </w:r>
+      <w:r>
+        <w:t>-Funktionalität, Sicherheit und einer schlanken Architektur</w:t>
+      </w:r>
+      <w:r>
+        <w:t>. Ebenso stellte</w:t>
+      </w:r>
+      <w:r>
+        <w:t xml:space="preserve"> sie eine gute Basis für die Erweiterung </w:t>
+      </w:r>
+      <w:r>
+        <w:t>aufgrund der gesammelten Erfahrungen</w:t>
+      </w:r>
+      <w:r>
+        <w:t xml:space="preserve"> beim Entwickeln</w:t>
+      </w:r>
+      <w:r>
+        <w:t xml:space="preserve"> da</w:t>
+      </w:r>
+      <w:r>
+        <w:t>r</w:t>
+      </w:r>
+      <w:r>
+        <w:t>. Die Herausforderungen und Lösungen dienten hierbei als Vorbild für Ähnliches.</w:t>
       </w:r>
       <w:r>
         <w:br w:type="page"/>
@@ -8737,7 +9083,7 @@
       <w:pPr>
         <w:pStyle w:val="berschrift1"/>
       </w:pPr>
-      <w:bookmarkStart w:id="31" w:name="_Toc193815809"/>
+      <w:bookmarkStart w:id="31" w:name="_Toc193904377"/>
       <w:r>
         <w:lastRenderedPageBreak/>
         <w:t>Wissenschaftliche Reflexion</w:t>
@@ -8748,7 +9094,7 @@
       <w:pPr>
         <w:pStyle w:val="berschrift2"/>
       </w:pPr>
-      <w:bookmarkStart w:id="32" w:name="_Toc193815810"/>
+      <w:bookmarkStart w:id="32" w:name="_Toc193904378"/>
       <w:r>
         <w:t>Erfolge vs. Hindernisse</w:t>
       </w:r>
@@ -8758,9 +9104,9 @@
       <w:pPr>
         <w:pStyle w:val="berschrift3"/>
       </w:pPr>
-      <w:bookmarkStart w:id="33" w:name="_Toc193815811"/>
-      <w:r>
-        <w:t>Was gut lief</w:t>
+      <w:bookmarkStart w:id="33" w:name="_Toc193904379"/>
+      <w:r>
+        <w:t>Erfolge</w:t>
       </w:r>
       <w:bookmarkEnd w:id="33"/>
     </w:p>
@@ -8774,7 +9120,22 @@
     </w:p>
     <w:p>
       <w:r>
-        <w:t xml:space="preserve">Das API-First Prinzip konnte gut umgesetzt werden. So konnte eine klare Struktur bei der Entwicklung erstellt werden mit klarer reinfolge. Somit wurde erst das Backend entwickelt und danach das Frontend. Dies war hilfreich bei der Erstellung der HTML-Templates. </w:t>
+        <w:t>Die Umsetzung des API-First Prinzip gelang gut</w:t>
+      </w:r>
+      <w:r>
+        <w:t xml:space="preserve">. So konnte eine klare Struktur bei der Entwicklung erstellt werden mit klarer </w:t>
+      </w:r>
+      <w:r>
+        <w:t>Reihenfolge</w:t>
+      </w:r>
+      <w:r>
+        <w:t xml:space="preserve">. Somit wurde erst das Backend entwickelt und </w:t>
+      </w:r>
+      <w:r>
+        <w:t>anschließend</w:t>
+      </w:r>
+      <w:r>
+        <w:t xml:space="preserve"> das Frontend. Dies war hilfreich bei der Erstellung der HTML-Templates. </w:t>
       </w:r>
     </w:p>
     <w:p>
@@ -9070,21 +9431,7 @@
         <w:rPr>
           <w:lang w:val="en-US"/>
         </w:rPr>
-        <w:t xml:space="preserve">    goals = </w:t>
-      </w:r>
-      <w:proofErr w:type="gramStart"/>
-      <w:r>
-        <w:rPr>
-          <w:lang w:val="en-US"/>
-        </w:rPr>
-        <w:t>LearningGoal.query.join</w:t>
-      </w:r>
-      <w:proofErr w:type="gramEnd"/>
-      <w:r>
-        <w:rPr>
-          <w:lang w:val="en-US"/>
-        </w:rPr>
-        <w:t xml:space="preserve">(Topic).filter_by(user_id=user.id).all()  </w:t>
+        <w:t xml:space="preserve">    goals = LearningGoal.query.join(Topic).filter_by(user_id=user.id).all()  </w:t>
       </w:r>
     </w:p>
     <w:p>
@@ -9109,9 +9456,11 @@
       <w:pPr>
         <w:pStyle w:val="berschrift3"/>
       </w:pPr>
-      <w:r>
-        <w:t>Komplikationen</w:t>
-      </w:r>
+      <w:bookmarkStart w:id="34" w:name="_Toc193904380"/>
+      <w:r>
+        <w:t>Hindernisse</w:t>
+      </w:r>
+      <w:bookmarkEnd w:id="34"/>
     </w:p>
     <w:p>
       <w:pPr>
@@ -9140,21 +9489,7 @@
         <w:rPr>
           <w:lang w:val="en-US"/>
         </w:rPr>
-        <w:t>@</w:t>
-      </w:r>
-      <w:proofErr w:type="gramStart"/>
-      <w:r>
-        <w:rPr>
-          <w:lang w:val="en-US"/>
-        </w:rPr>
-        <w:t>app.route</w:t>
-      </w:r>
-      <w:proofErr w:type="gramEnd"/>
-      <w:r>
-        <w:rPr>
-          <w:lang w:val="en-US"/>
-        </w:rPr>
-        <w:t>('/learning_goals', methods=['POST'])</w:t>
+        <w:t>@app.route('/learning_goals', methods=['POST'])</w:t>
       </w:r>
       <w:r>
         <w:rPr>
@@ -9206,7 +9541,34 @@
         <w:t xml:space="preserve">Durch Code </w:t>
       </w:r>
       <w:r>
-        <w:t xml:space="preserve">Duplikation wurden viele Redundanzen erzeugt. Dies könnte in Zukunft ausgelagert werden in eine Zusatzklasse und dann diese immer neu aufrufen bei verwenden der Code Blöcke. </w:t>
+        <w:t xml:space="preserve">Duplikation wurden viele Redundanzen erzeugt. Dies </w:t>
+      </w:r>
+      <w:r>
+        <w:t>müsste</w:t>
+      </w:r>
+      <w:r>
+        <w:t xml:space="preserve"> in Zukunft</w:t>
+      </w:r>
+      <w:r>
+        <w:t xml:space="preserve"> in eine</w:t>
+      </w:r>
+      <w:r>
+        <w:t xml:space="preserve"> </w:t>
+      </w:r>
+      <w:r>
+        <w:t xml:space="preserve">Zusatzklasse </w:t>
+      </w:r>
+      <w:r>
+        <w:t>ausgelagert werden</w:t>
+      </w:r>
+      <w:r>
+        <w:t>.</w:t>
+      </w:r>
+      <w:r>
+        <w:t xml:space="preserve"> </w:t>
+      </w:r>
+      <w:r>
+        <w:t>Die Code Blöcke könnten zukünftig dann immer wieder neu abgerufen werden.</w:t>
       </w:r>
     </w:p>
     <w:p>
@@ -9263,21 +9625,21 @@
       <w:pPr>
         <w:pStyle w:val="berschrift2"/>
       </w:pPr>
-      <w:bookmarkStart w:id="34" w:name="_Toc193815813"/>
+      <w:bookmarkStart w:id="35" w:name="_Toc193904381"/>
       <w:r>
         <w:t>Lektionen für die Zukunft</w:t>
       </w:r>
-      <w:bookmarkEnd w:id="34"/>
+      <w:bookmarkEnd w:id="35"/>
     </w:p>
     <w:p>
       <w:pPr>
         <w:pStyle w:val="berschrift3"/>
       </w:pPr>
-      <w:bookmarkStart w:id="35" w:name="_Toc193815814"/>
+      <w:bookmarkStart w:id="36" w:name="_Toc193904382"/>
       <w:r>
         <w:t>Tests</w:t>
       </w:r>
-      <w:bookmarkEnd w:id="35"/>
+      <w:bookmarkEnd w:id="36"/>
     </w:p>
     <w:p>
       <w:r>
@@ -9313,21 +9675,7 @@
         <w:rPr>
           <w:lang w:val="en-US"/>
         </w:rPr>
-        <w:t xml:space="preserve">    response = </w:t>
-      </w:r>
-      <w:proofErr w:type="gramStart"/>
-      <w:r>
-        <w:rPr>
-          <w:lang w:val="en-US"/>
-        </w:rPr>
-        <w:t>client.post(</w:t>
-      </w:r>
-      <w:proofErr w:type="gramEnd"/>
-      <w:r>
-        <w:rPr>
-          <w:lang w:val="en-US"/>
-        </w:rPr>
-        <w:t xml:space="preserve">'/learning_goals', json={  </w:t>
+        <w:t xml:space="preserve">    response = client.post('/learning_goals', json={  </w:t>
       </w:r>
     </w:p>
     <w:p>
@@ -9361,11 +9709,12 @@
       <w:pPr>
         <w:pStyle w:val="berschrift3"/>
       </w:pPr>
-      <w:bookmarkStart w:id="36" w:name="_Toc193815815"/>
-      <w:r>
+      <w:bookmarkStart w:id="37" w:name="_Toc193904383"/>
+      <w:r>
+        <w:lastRenderedPageBreak/>
         <w:t>Automatisierte API-Dokumentation</w:t>
       </w:r>
-      <w:bookmarkEnd w:id="36"/>
+      <w:bookmarkEnd w:id="37"/>
     </w:p>
     <w:p>
       <w:r>
@@ -9376,12 +9725,11 @@
       <w:pPr>
         <w:pStyle w:val="berschrift3"/>
       </w:pPr>
-      <w:bookmarkStart w:id="37" w:name="_Toc193815816"/>
-      <w:r>
-        <w:lastRenderedPageBreak/>
+      <w:bookmarkStart w:id="38" w:name="_Toc193904384"/>
+      <w:r>
         <w:t>Portabilität durch relative Pfade</w:t>
       </w:r>
-      <w:bookmarkEnd w:id="37"/>
+      <w:bookmarkEnd w:id="38"/>
     </w:p>
     <w:p>
       <w:r>
@@ -9405,26 +9753,18 @@
     </w:p>
     <w:p>
       <w:r>
-        <w:t>static_folder=</w:t>
-      </w:r>
-      <w:proofErr w:type="gramStart"/>
-      <w:r>
-        <w:t>'..</w:t>
-      </w:r>
-      <w:proofErr w:type="gramEnd"/>
-      <w:r>
-        <w:t xml:space="preserve">/frontend/static'  </w:t>
+        <w:t xml:space="preserve">static_folder='../frontend/static'  </w:t>
       </w:r>
     </w:p>
     <w:p>
       <w:pPr>
         <w:pStyle w:val="berschrift3"/>
       </w:pPr>
-      <w:bookmarkStart w:id="38" w:name="_Toc193815817"/>
+      <w:bookmarkStart w:id="39" w:name="_Toc193904385"/>
       <w:r>
         <w:t>Code-Duplikation reduzieren</w:t>
       </w:r>
-      <w:bookmarkEnd w:id="38"/>
+      <w:bookmarkEnd w:id="39"/>
     </w:p>
     <w:p>
       <w:pPr>
@@ -9438,46 +9778,24 @@
         </w:rPr>
         <w:t>“</w:t>
       </w:r>
-      <w:proofErr w:type="gramStart"/>
-      <w:r>
-        <w:rPr>
-          <w:lang w:val="en-US"/>
-        </w:rPr>
-        <w:t>def</w:t>
-      </w:r>
-      <w:proofErr w:type="gramEnd"/>
-      <w:r>
-        <w:rPr>
-          <w:lang w:val="en-US"/>
-        </w:rPr>
-        <w:t xml:space="preserve"> token_required(route_func):  </w:t>
-      </w:r>
-    </w:p>
-    <w:p>
-      <w:pPr>
-        <w:rPr>
-          <w:lang w:val="en-US"/>
-        </w:rPr>
-      </w:pPr>
-      <w:r>
-        <w:rPr>
-          <w:lang w:val="en-US"/>
-        </w:rPr>
-        <w:t xml:space="preserve">    def </w:t>
-      </w:r>
-      <w:proofErr w:type="gramStart"/>
-      <w:r>
-        <w:rPr>
-          <w:lang w:val="en-US"/>
-        </w:rPr>
-        <w:t>wrapper(</w:t>
-      </w:r>
-      <w:proofErr w:type="gramEnd"/>
-      <w:r>
-        <w:rPr>
-          <w:lang w:val="en-US"/>
-        </w:rPr>
-        <w:t xml:space="preserve">*args, **kwargs):  </w:t>
+      <w:r>
+        <w:rPr>
+          <w:lang w:val="en-US"/>
+        </w:rPr>
+        <w:t xml:space="preserve">def token_required(route_func):  </w:t>
+      </w:r>
+    </w:p>
+    <w:p>
+      <w:pPr>
+        <w:rPr>
+          <w:lang w:val="en-US"/>
+        </w:rPr>
+      </w:pPr>
+      <w:r>
+        <w:rPr>
+          <w:lang w:val="en-US"/>
+        </w:rPr>
+        <w:t xml:space="preserve">    def wrapper(*args, **kwargs):  </w:t>
       </w:r>
     </w:p>
     <w:p>
@@ -9529,48 +9847,20 @@
         <w:rPr>
           <w:lang w:val="en-US"/>
         </w:rPr>
-        <w:t xml:space="preserve">            return </w:t>
-      </w:r>
-      <w:proofErr w:type="gramStart"/>
-      <w:r>
-        <w:rPr>
-          <w:lang w:val="en-US"/>
-        </w:rPr>
-        <w:t>jsonify(</w:t>
-      </w:r>
-      <w:proofErr w:type="gramEnd"/>
-      <w:r>
-        <w:rPr>
-          <w:lang w:val="en-US"/>
-        </w:rPr>
-        <w:t xml:space="preserve">{'error': 'Unauthorized'}), 401  </w:t>
-      </w:r>
-    </w:p>
-    <w:p>
-      <w:pPr>
-        <w:rPr>
-          <w:lang w:val="en-US"/>
-        </w:rPr>
-      </w:pPr>
-      <w:r>
-        <w:rPr>
-          <w:lang w:val="en-US"/>
-        </w:rPr>
-        <w:t xml:space="preserve">        return route_</w:t>
-      </w:r>
-      <w:proofErr w:type="gramStart"/>
-      <w:r>
-        <w:rPr>
-          <w:lang w:val="en-US"/>
-        </w:rPr>
-        <w:t>func(</w:t>
-      </w:r>
-      <w:proofErr w:type="gramEnd"/>
-      <w:r>
-        <w:rPr>
-          <w:lang w:val="en-US"/>
-        </w:rPr>
-        <w:t xml:space="preserve">*args, **kwargs)  </w:t>
+        <w:t xml:space="preserve">            return jsonify({'error': 'Unauthorized'}), 401  </w:t>
+      </w:r>
+    </w:p>
+    <w:p>
+      <w:pPr>
+        <w:rPr>
+          <w:lang w:val="en-US"/>
+        </w:rPr>
+      </w:pPr>
+      <w:r>
+        <w:rPr>
+          <w:lang w:val="en-US"/>
+        </w:rPr>
+        <w:t xml:space="preserve">        return route_func(*args, **kwargs)  </w:t>
       </w:r>
     </w:p>
     <w:p>
@@ -9603,21 +9893,7 @@
         <w:rPr>
           <w:lang w:val="en-US"/>
         </w:rPr>
-        <w:t>@</w:t>
-      </w:r>
-      <w:proofErr w:type="gramStart"/>
-      <w:r>
-        <w:rPr>
-          <w:lang w:val="en-US"/>
-        </w:rPr>
-        <w:t>app.route</w:t>
-      </w:r>
-      <w:proofErr w:type="gramEnd"/>
-      <w:r>
-        <w:rPr>
-          <w:lang w:val="en-US"/>
-        </w:rPr>
-        <w:t xml:space="preserve">('/topics', methods=['GET'])  </w:t>
+        <w:t xml:space="preserve">@app.route('/topics', methods=['GET'])  </w:t>
       </w:r>
     </w:p>
     <w:p>
@@ -9643,21 +9919,7 @@
         <w:rPr>
           <w:lang w:val="en-US"/>
         </w:rPr>
-        <w:t>def get_</w:t>
-      </w:r>
-      <w:proofErr w:type="gramStart"/>
-      <w:r>
-        <w:rPr>
-          <w:lang w:val="en-US"/>
-        </w:rPr>
-        <w:t>topics(</w:t>
-      </w:r>
-      <w:proofErr w:type="gramEnd"/>
-      <w:r>
-        <w:rPr>
-          <w:lang w:val="en-US"/>
-        </w:rPr>
-        <w:t xml:space="preserve">):  </w:t>
+        <w:t xml:space="preserve">def get_topics():  </w:t>
       </w:r>
     </w:p>
     <w:p>
@@ -9690,15 +9952,51 @@
       <w:pPr>
         <w:pStyle w:val="berschrift2"/>
       </w:pPr>
-      <w:bookmarkStart w:id="39" w:name="_Toc193815818"/>
+      <w:bookmarkStart w:id="40" w:name="_Toc193904386"/>
       <w:r>
         <w:t>Fazit</w:t>
       </w:r>
-      <w:bookmarkEnd w:id="39"/>
-    </w:p>
-    <w:p>
-      <w:r>
-        <w:t>Das Projekt war sehr hilfreich, um zu lernen, wie Web-Programmierung funktioniert und welche Vor- und Nachteile durch kleine Änderungen entstehen können. Durch das Projekt wurde mir außerdem noch einmal vor Augen geführt, wie wichtig IT-Sicherheit ist und dass man diesen Punkt nicht einfach ignorieren sollte. Einen klaren „Fahrplan“ für die Entwicklung eines Projekts zu haben, ist ein sehr wichtiger Aspekt, den ich für die nächsten Projekte mitnehme.</w:t>
+      <w:bookmarkEnd w:id="40"/>
+    </w:p>
+    <w:p>
+      <w:r>
+        <w:t>Das Projekt war sehr hilfreich, um zu lernen, wie Web-Programmierung funktioniert</w:t>
+      </w:r>
+      <w:r>
+        <w:t>. In der Entwicklungszeit wurde mir vor Augen geführt w</w:t>
+      </w:r>
+      <w:r>
+        <w:t xml:space="preserve">elche Vor- und Nachteile </w:t>
+      </w:r>
+      <w:r>
+        <w:t>kleinste</w:t>
+      </w:r>
+      <w:r>
+        <w:t xml:space="preserve"> </w:t>
+      </w:r>
+      <w:r>
+        <w:t>Verä</w:t>
+      </w:r>
+      <w:r>
+        <w:t xml:space="preserve">nderungen </w:t>
+      </w:r>
+      <w:r>
+        <w:t>mit sich brachten</w:t>
+      </w:r>
+      <w:r>
+        <w:t xml:space="preserve">. Durch das Projekt wurde mir außerdem </w:t>
+      </w:r>
+      <w:r>
+        <w:t>aufgezeigt</w:t>
+      </w:r>
+      <w:r>
+        <w:t>, wie wichtig IT-Sicherheit ist</w:t>
+      </w:r>
+      <w:r>
+        <w:t>.</w:t>
+      </w:r>
+      <w:r>
+        <w:t xml:space="preserve"> Einen klaren „Fahrplan“ für die Entwicklung eines Projekts zu haben, ist ein sehr wichtiger Aspekt, den ich für die nächsten Projekte mitnehme.</w:t>
       </w:r>
       <w:r>
         <w:br w:type="page"/>
@@ -9708,12 +10006,12 @@
       <w:pPr>
         <w:pStyle w:val="berschrift1"/>
       </w:pPr>
-      <w:bookmarkStart w:id="40" w:name="_Toc193815819"/>
+      <w:bookmarkStart w:id="41" w:name="_Toc193904387"/>
       <w:r>
         <w:lastRenderedPageBreak/>
         <w:t>Anhang</w:t>
       </w:r>
-      <w:bookmarkEnd w:id="40"/>
+      <w:bookmarkEnd w:id="41"/>
       <w:r>
         <w:t xml:space="preserve"> </w:t>
       </w:r>
@@ -9722,11 +10020,11 @@
       <w:pPr>
         <w:pStyle w:val="berschrift2"/>
       </w:pPr>
-      <w:bookmarkStart w:id="41" w:name="_Toc193815820"/>
+      <w:bookmarkStart w:id="42" w:name="_Toc193904388"/>
       <w:r>
         <w:t>Quellenverzeichnis:</w:t>
       </w:r>
-      <w:bookmarkEnd w:id="41"/>
+      <w:bookmarkEnd w:id="42"/>
     </w:p>
     <w:p>
       <w:hyperlink r:id="rId9" w:tgtFrame="_blank" w:history="1">
@@ -9747,28 +10045,15 @@
           <w:lang w:val="en-US"/>
         </w:rPr>
       </w:pPr>
-      <w:r>
-        <w:fldChar w:fldCharType="begin"/>
-      </w:r>
-      <w:r>
-        <w:rPr>
-          <w:lang w:val="en-US"/>
-        </w:rPr>
-        <w:instrText>HYPERLINK "https://flask.palletsprojects.com/en/stable/quickstart/" \l "a-minimal-application"</w:instrText>
-      </w:r>
-      <w:r>
-        <w:fldChar w:fldCharType="separate"/>
-      </w:r>
-      <w:r>
-        <w:rPr>
-          <w:rStyle w:val="Hyperlink"/>
-          <w:lang w:val="en-US"/>
-        </w:rPr>
-        <w:t>Flask</w:t>
-      </w:r>
-      <w:r>
-        <w:fldChar w:fldCharType="end"/>
-      </w:r>
+      <w:hyperlink r:id="rId10" w:anchor="a-minimal-application" w:history="1">
+        <w:r>
+          <w:rPr>
+            <w:rStyle w:val="Hyperlink"/>
+            <w:lang w:val="en-US"/>
+          </w:rPr>
+          <w:t>Flask</w:t>
+        </w:r>
+      </w:hyperlink>
       <w:r>
         <w:rPr>
           <w:lang w:val="en-US"/>
@@ -9782,28 +10067,15 @@
           <w:lang w:val="en-US"/>
         </w:rPr>
       </w:pPr>
-      <w:r>
-        <w:fldChar w:fldCharType="begin"/>
-      </w:r>
-      <w:r>
-        <w:rPr>
-          <w:lang w:val="en-US"/>
-        </w:rPr>
-        <w:instrText>HYPERLINK "https://docs.sqlalchemy.org/en/20/dialects/sqlite.html"</w:instrText>
-      </w:r>
-      <w:r>
-        <w:fldChar w:fldCharType="separate"/>
-      </w:r>
-      <w:r>
-        <w:rPr>
-          <w:rStyle w:val="Hyperlink"/>
-          <w:lang w:val="en-US"/>
-        </w:rPr>
-        <w:t>SQLAlchemy</w:t>
-      </w:r>
-      <w:r>
-        <w:fldChar w:fldCharType="end"/>
-      </w:r>
+      <w:hyperlink r:id="rId11" w:history="1">
+        <w:r>
+          <w:rPr>
+            <w:rStyle w:val="Hyperlink"/>
+            <w:lang w:val="en-US"/>
+          </w:rPr>
+          <w:t>SQLAlchemy</w:t>
+        </w:r>
+      </w:hyperlink>
       <w:r>
         <w:rPr>
           <w:lang w:val="en-US"/>
@@ -9823,28 +10095,15 @@
         </w:rPr>
         <w:t xml:space="preserve">UML-Diagramme </w:t>
       </w:r>
-      <w:r>
-        <w:fldChar w:fldCharType="begin"/>
-      </w:r>
-      <w:r>
-        <w:rPr>
-          <w:lang w:val="en-US"/>
-        </w:rPr>
-        <w:instrText>HYPERLINK "https://www.planttext.com/"</w:instrText>
-      </w:r>
-      <w:r>
-        <w:fldChar w:fldCharType="separate"/>
-      </w:r>
-      <w:r>
-        <w:rPr>
-          <w:rStyle w:val="Hyperlink"/>
-          <w:lang w:val="en-US"/>
-        </w:rPr>
-        <w:t>Plant-Text</w:t>
-      </w:r>
-      <w:r>
-        <w:fldChar w:fldCharType="end"/>
-      </w:r>
+      <w:hyperlink r:id="rId12" w:history="1">
+        <w:r>
+          <w:rPr>
+            <w:rStyle w:val="Hyperlink"/>
+            <w:lang w:val="en-US"/>
+          </w:rPr>
+          <w:t>Plant-Text</w:t>
+        </w:r>
+      </w:hyperlink>
       <w:r>
         <w:rPr>
           <w:lang w:val="en-US"/>
@@ -9865,14 +10124,14 @@
           <w:rStyle w:val="berschrift3Zchn"/>
         </w:rPr>
       </w:pPr>
-      <w:bookmarkStart w:id="42" w:name="_Toc193815821"/>
+      <w:bookmarkStart w:id="43" w:name="_Toc193904389"/>
       <w:r>
         <w:rPr>
           <w:rStyle w:val="berschrift2Zchn"/>
         </w:rPr>
         <w:t>Buch Quellen</w:t>
       </w:r>
-      <w:bookmarkEnd w:id="42"/>
+      <w:bookmarkEnd w:id="43"/>
       <w:r>
         <w:br/>
       </w:r>
@@ -9932,11 +10191,11 @@
       <w:pPr>
         <w:pStyle w:val="berschrift3"/>
       </w:pPr>
-      <w:bookmarkStart w:id="43" w:name="_Toc193815822"/>
+      <w:bookmarkStart w:id="44" w:name="_Toc193904390"/>
       <w:r>
         <w:t>Sicherheit</w:t>
       </w:r>
-      <w:bookmarkEnd w:id="43"/>
+      <w:bookmarkEnd w:id="44"/>
       <w:r>
         <w:t xml:space="preserve"> </w:t>
       </w:r>
@@ -10018,14 +10277,14 @@
           <w:lang w:val="en-US"/>
         </w:rPr>
       </w:pPr>
-      <w:bookmarkStart w:id="44" w:name="_Toc193815823"/>
+      <w:bookmarkStart w:id="45" w:name="_Toc193904391"/>
       <w:r>
         <w:rPr>
           <w:lang w:val="en-US"/>
         </w:rPr>
         <w:t>Code für Uml-Diagramme</w:t>
       </w:r>
-      <w:bookmarkEnd w:id="44"/>
+      <w:bookmarkEnd w:id="45"/>
       <w:r>
         <w:rPr>
           <w:lang w:val="en-US"/>
@@ -10220,156 +10479,72 @@
         <w:rPr>
           <w:lang w:val="en-US"/>
         </w:rPr>
-        <w:t xml:space="preserve">  + set_</w:t>
-      </w:r>
-      <w:proofErr w:type="gramStart"/>
-      <w:r>
-        <w:rPr>
-          <w:lang w:val="en-US"/>
-        </w:rPr>
-        <w:t>password(</w:t>
-      </w:r>
-      <w:proofErr w:type="gramEnd"/>
-      <w:r>
-        <w:rPr>
-          <w:lang w:val="en-US"/>
-        </w:rPr>
-        <w:t>)</w:t>
-      </w:r>
-    </w:p>
-    <w:p>
-      <w:pPr>
-        <w:rPr>
-          <w:lang w:val="en-US"/>
-        </w:rPr>
-      </w:pPr>
-      <w:r>
-        <w:rPr>
-          <w:lang w:val="en-US"/>
-        </w:rPr>
-        <w:t xml:space="preserve">  + check_</w:t>
-      </w:r>
-      <w:proofErr w:type="gramStart"/>
-      <w:r>
-        <w:rPr>
-          <w:lang w:val="en-US"/>
-        </w:rPr>
-        <w:t>password(</w:t>
-      </w:r>
-      <w:proofErr w:type="gramEnd"/>
-      <w:r>
-        <w:rPr>
-          <w:lang w:val="en-US"/>
-        </w:rPr>
-        <w:t>)</w:t>
-      </w:r>
-    </w:p>
-    <w:p>
-      <w:pPr>
-        <w:rPr>
-          <w:lang w:val="en-US"/>
-        </w:rPr>
-      </w:pPr>
-      <w:r>
-        <w:rPr>
-          <w:lang w:val="en-US"/>
-        </w:rPr>
-        <w:t xml:space="preserve">  + is_</w:t>
-      </w:r>
-      <w:proofErr w:type="gramStart"/>
-      <w:r>
-        <w:rPr>
-          <w:lang w:val="en-US"/>
-        </w:rPr>
-        <w:t>active(</w:t>
-      </w:r>
-      <w:proofErr w:type="gramEnd"/>
-      <w:r>
-        <w:rPr>
-          <w:lang w:val="en-US"/>
-        </w:rPr>
-        <w:t>)</w:t>
-      </w:r>
-    </w:p>
-    <w:p>
-      <w:pPr>
-        <w:rPr>
-          <w:lang w:val="en-US"/>
-        </w:rPr>
-      </w:pPr>
-      <w:r>
-        <w:rPr>
-          <w:lang w:val="en-US"/>
-        </w:rPr>
-        <w:t xml:space="preserve">  + get_</w:t>
-      </w:r>
-      <w:proofErr w:type="gramStart"/>
-      <w:r>
-        <w:rPr>
-          <w:lang w:val="en-US"/>
-        </w:rPr>
-        <w:t>id(</w:t>
-      </w:r>
-      <w:proofErr w:type="gramEnd"/>
-      <w:r>
-        <w:rPr>
-          <w:lang w:val="en-US"/>
-        </w:rPr>
-        <w:t>)</w:t>
-      </w:r>
-    </w:p>
-    <w:p>
-      <w:pPr>
-        <w:rPr>
-          <w:lang w:val="en-US"/>
-        </w:rPr>
-      </w:pPr>
-      <w:r>
-        <w:rPr>
-          <w:lang w:val="en-US"/>
-        </w:rPr>
-        <w:t xml:space="preserve">  + is_</w:t>
-      </w:r>
-      <w:proofErr w:type="gramStart"/>
-      <w:r>
-        <w:rPr>
-          <w:lang w:val="en-US"/>
-        </w:rPr>
-        <w:t>authenticated(</w:t>
-      </w:r>
-      <w:proofErr w:type="gramEnd"/>
-      <w:r>
-        <w:rPr>
-          <w:lang w:val="en-US"/>
-        </w:rPr>
-        <w:t>)</w:t>
-      </w:r>
-    </w:p>
-    <w:p>
-      <w:pPr>
-        <w:rPr>
-          <w:lang w:val="en-US"/>
-        </w:rPr>
-      </w:pPr>
-      <w:r>
-        <w:rPr>
-          <w:lang w:val="en-US"/>
-        </w:rPr>
-        <w:t xml:space="preserve">  + has_</w:t>
-      </w:r>
-      <w:proofErr w:type="gramStart"/>
-      <w:r>
-        <w:rPr>
-          <w:lang w:val="en-US"/>
-        </w:rPr>
-        <w:t>token(</w:t>
-      </w:r>
-      <w:proofErr w:type="gramEnd"/>
-      <w:r>
-        <w:rPr>
-          <w:lang w:val="en-US"/>
-        </w:rPr>
-        <w:t>)</w:t>
+        <w:t xml:space="preserve">  + set_password()</w:t>
+      </w:r>
+    </w:p>
+    <w:p>
+      <w:pPr>
+        <w:rPr>
+          <w:lang w:val="en-US"/>
+        </w:rPr>
+      </w:pPr>
+      <w:r>
+        <w:rPr>
+          <w:lang w:val="en-US"/>
+        </w:rPr>
+        <w:t xml:space="preserve">  + check_password()</w:t>
+      </w:r>
+    </w:p>
+    <w:p>
+      <w:pPr>
+        <w:rPr>
+          <w:lang w:val="en-US"/>
+        </w:rPr>
+      </w:pPr>
+      <w:r>
+        <w:rPr>
+          <w:lang w:val="en-US"/>
+        </w:rPr>
+        <w:t xml:space="preserve">  + is_active()</w:t>
+      </w:r>
+    </w:p>
+    <w:p>
+      <w:pPr>
+        <w:rPr>
+          <w:lang w:val="en-US"/>
+        </w:rPr>
+      </w:pPr>
+      <w:r>
+        <w:rPr>
+          <w:lang w:val="en-US"/>
+        </w:rPr>
+        <w:t xml:space="preserve">  + get_id()</w:t>
+      </w:r>
+    </w:p>
+    <w:p>
+      <w:pPr>
+        <w:rPr>
+          <w:lang w:val="en-US"/>
+        </w:rPr>
+      </w:pPr>
+      <w:r>
+        <w:rPr>
+          <w:lang w:val="en-US"/>
+        </w:rPr>
+        <w:t xml:space="preserve">  + is_authenticated()</w:t>
+      </w:r>
+    </w:p>
+    <w:p>
+      <w:pPr>
+        <w:rPr>
+          <w:lang w:val="en-US"/>
+        </w:rPr>
+      </w:pPr>
+      <w:r>
+        <w:rPr>
+          <w:lang w:val="en-US"/>
+        </w:rPr>
+        <w:t xml:space="preserve">  + has_token()</w:t>
       </w:r>
     </w:p>
     <w:p>
@@ -10480,21 +10655,7 @@
         <w:rPr>
           <w:lang w:val="en-US"/>
         </w:rPr>
-        <w:t xml:space="preserve">  + to_</w:t>
-      </w:r>
-      <w:proofErr w:type="gramStart"/>
-      <w:r>
-        <w:rPr>
-          <w:lang w:val="en-US"/>
-        </w:rPr>
-        <w:t>dict(</w:t>
-      </w:r>
-      <w:proofErr w:type="gramEnd"/>
-      <w:r>
-        <w:rPr>
-          <w:lang w:val="en-US"/>
-        </w:rPr>
-        <w:t>)</w:t>
+        <w:t xml:space="preserve">  + to_dict()</w:t>
       </w:r>
     </w:p>
     <w:p>
@@ -10619,21 +10780,7 @@
         <w:rPr>
           <w:lang w:val="en-US"/>
         </w:rPr>
-        <w:t xml:space="preserve">  + to_</w:t>
-      </w:r>
-      <w:proofErr w:type="gramStart"/>
-      <w:r>
-        <w:rPr>
-          <w:lang w:val="en-US"/>
-        </w:rPr>
-        <w:t>dict(</w:t>
-      </w:r>
-      <w:proofErr w:type="gramEnd"/>
-      <w:r>
-        <w:rPr>
-          <w:lang w:val="en-US"/>
-        </w:rPr>
-        <w:t>)</w:t>
+        <w:t xml:space="preserve">  + to_dict()</w:t>
       </w:r>
     </w:p>
     <w:p>
@@ -10757,21 +10904,7 @@
         <w:rPr>
           <w:lang w:val="en-US"/>
         </w:rPr>
-        <w:t xml:space="preserve">  + to_</w:t>
-      </w:r>
-      <w:proofErr w:type="gramStart"/>
-      <w:r>
-        <w:rPr>
-          <w:lang w:val="en-US"/>
-        </w:rPr>
-        <w:t>dict(</w:t>
-      </w:r>
-      <w:proofErr w:type="gramEnd"/>
-      <w:r>
-        <w:rPr>
-          <w:lang w:val="en-US"/>
-        </w:rPr>
-        <w:t>)</w:t>
+        <w:t xml:space="preserve">  + to_dict()</w:t>
       </w:r>
     </w:p>
     <w:p>
@@ -10910,48 +11043,20 @@
         <w:rPr>
           <w:lang w:val="en-US"/>
         </w:rPr>
-        <w:t xml:space="preserve">  + generate_</w:t>
-      </w:r>
-      <w:proofErr w:type="gramStart"/>
-      <w:r>
-        <w:rPr>
-          <w:lang w:val="en-US"/>
-        </w:rPr>
-        <w:t>token(</w:t>
-      </w:r>
-      <w:proofErr w:type="gramEnd"/>
-      <w:r>
-        <w:rPr>
-          <w:lang w:val="en-US"/>
-        </w:rPr>
-        <w:t>)</w:t>
-      </w:r>
-    </w:p>
-    <w:p>
-      <w:pPr>
-        <w:rPr>
-          <w:lang w:val="en-US"/>
-        </w:rPr>
-      </w:pPr>
-      <w:r>
-        <w:rPr>
-          <w:lang w:val="en-US"/>
-        </w:rPr>
-        <w:t xml:space="preserve">  + is_token_</w:t>
-      </w:r>
-      <w:proofErr w:type="gramStart"/>
-      <w:r>
-        <w:rPr>
-          <w:lang w:val="en-US"/>
-        </w:rPr>
-        <w:t>valid(</w:t>
-      </w:r>
-      <w:proofErr w:type="gramEnd"/>
-      <w:r>
-        <w:rPr>
-          <w:lang w:val="en-US"/>
-        </w:rPr>
-        <w:t>)</w:t>
+        <w:t xml:space="preserve">  + generate_token()</w:t>
+      </w:r>
+    </w:p>
+    <w:p>
+      <w:pPr>
+        <w:rPr>
+          <w:lang w:val="en-US"/>
+        </w:rPr>
+      </w:pPr>
+      <w:r>
+        <w:rPr>
+          <w:lang w:val="en-US"/>
+        </w:rPr>
+        <w:t xml:space="preserve">  + is_token_valid()</w:t>
       </w:r>
     </w:p>
     <w:p>
@@ -10965,48 +11070,20 @@
           <w:lang w:val="en-US"/>
         </w:rPr>
         <w:lastRenderedPageBreak/>
-        <w:t xml:space="preserve">  + get_or_create_</w:t>
-      </w:r>
-      <w:proofErr w:type="gramStart"/>
-      <w:r>
-        <w:rPr>
-          <w:lang w:val="en-US"/>
-        </w:rPr>
-        <w:t>token(</w:t>
-      </w:r>
-      <w:proofErr w:type="gramEnd"/>
-      <w:r>
-        <w:rPr>
-          <w:lang w:val="en-US"/>
-        </w:rPr>
-        <w:t>)</w:t>
-      </w:r>
-    </w:p>
-    <w:p>
-      <w:pPr>
-        <w:rPr>
-          <w:lang w:val="en-US"/>
-        </w:rPr>
-      </w:pPr>
-      <w:r>
-        <w:rPr>
-          <w:lang w:val="en-US"/>
-        </w:rPr>
-        <w:t xml:space="preserve">  + delete_</w:t>
-      </w:r>
-      <w:proofErr w:type="gramStart"/>
-      <w:r>
-        <w:rPr>
-          <w:lang w:val="en-US"/>
-        </w:rPr>
-        <w:t>token(</w:t>
-      </w:r>
-      <w:proofErr w:type="gramEnd"/>
-      <w:r>
-        <w:rPr>
-          <w:lang w:val="en-US"/>
-        </w:rPr>
-        <w:t>)</w:t>
+        <w:t xml:space="preserve">  + get_or_create_token()</w:t>
+      </w:r>
+    </w:p>
+    <w:p>
+      <w:pPr>
+        <w:rPr>
+          <w:lang w:val="en-US"/>
+        </w:rPr>
+      </w:pPr>
+      <w:r>
+        <w:rPr>
+          <w:lang w:val="en-US"/>
+        </w:rPr>
+        <w:t xml:space="preserve">  + delete_token()</w:t>
       </w:r>
     </w:p>
     <w:p>
@@ -11169,21 +11246,7 @@
         <w:rPr>
           <w:lang w:val="en-US"/>
         </w:rPr>
-        <w:t xml:space="preserve">  + </w:t>
-      </w:r>
-      <w:proofErr w:type="gramStart"/>
-      <w:r>
-        <w:rPr>
-          <w:lang w:val="en-US"/>
-        </w:rPr>
-        <w:t>main(</w:t>
-      </w:r>
-      <w:proofErr w:type="gramEnd"/>
-      <w:r>
-        <w:rPr>
-          <w:lang w:val="en-US"/>
-        </w:rPr>
-        <w:t>): void</w:t>
+        <w:t xml:space="preserve">  + main(): void</w:t>
       </w:r>
     </w:p>
     <w:p>
@@ -11232,102 +11295,46 @@
         <w:rPr>
           <w:lang w:val="en-US"/>
         </w:rPr>
-        <w:t>User "1" -- "</w:t>
-      </w:r>
-      <w:proofErr w:type="gramStart"/>
-      <w:r>
-        <w:rPr>
-          <w:lang w:val="en-US"/>
-        </w:rPr>
-        <w:t>1..</w:t>
-      </w:r>
-      <w:proofErr w:type="gramEnd"/>
-      <w:r>
-        <w:rPr>
-          <w:lang w:val="en-US"/>
-        </w:rPr>
-        <w:t>*" Topic : owns</w:t>
-      </w:r>
-    </w:p>
-    <w:p>
-      <w:pPr>
-        <w:rPr>
-          <w:lang w:val="en-US"/>
-        </w:rPr>
-      </w:pPr>
-      <w:r>
-        <w:rPr>
-          <w:lang w:val="en-US"/>
-        </w:rPr>
-        <w:t>Topic "1" -- "</w:t>
-      </w:r>
-      <w:proofErr w:type="gramStart"/>
-      <w:r>
-        <w:rPr>
-          <w:lang w:val="en-US"/>
-        </w:rPr>
-        <w:t>1..</w:t>
-      </w:r>
-      <w:proofErr w:type="gramEnd"/>
-      <w:r>
-        <w:rPr>
-          <w:lang w:val="en-US"/>
-        </w:rPr>
-        <w:t>*" LearningGoal : includes</w:t>
-      </w:r>
-    </w:p>
-    <w:p>
-      <w:pPr>
-        <w:rPr>
-          <w:lang w:val="en-US"/>
-        </w:rPr>
-      </w:pPr>
-      <w:r>
-        <w:rPr>
-          <w:lang w:val="en-US"/>
-        </w:rPr>
-        <w:t>LearningGoal "1" -- "</w:t>
-      </w:r>
-      <w:proofErr w:type="gramStart"/>
-      <w:r>
-        <w:rPr>
-          <w:lang w:val="en-US"/>
-        </w:rPr>
-        <w:t>1..</w:t>
-      </w:r>
-      <w:proofErr w:type="gramEnd"/>
-      <w:r>
-        <w:rPr>
-          <w:lang w:val="en-US"/>
-        </w:rPr>
-        <w:t>*" StudyMethod : has</w:t>
-      </w:r>
-    </w:p>
-    <w:p>
-      <w:pPr>
-        <w:rPr>
-          <w:lang w:val="en-US"/>
-        </w:rPr>
-      </w:pPr>
-      <w:r>
-        <w:rPr>
-          <w:lang w:val="en-US"/>
-        </w:rPr>
-        <w:t>User "1" -- "</w:t>
-      </w:r>
-      <w:proofErr w:type="gramStart"/>
-      <w:r>
-        <w:rPr>
-          <w:lang w:val="en-US"/>
-        </w:rPr>
-        <w:t>1..</w:t>
-      </w:r>
-      <w:proofErr w:type="gramEnd"/>
-      <w:r>
-        <w:rPr>
-          <w:lang w:val="en-US"/>
-        </w:rPr>
-        <w:t>*" Token : has</w:t>
+        <w:t>User "1" -- "1..*" Topic : owns</w:t>
+      </w:r>
+    </w:p>
+    <w:p>
+      <w:pPr>
+        <w:rPr>
+          <w:lang w:val="en-US"/>
+        </w:rPr>
+      </w:pPr>
+      <w:r>
+        <w:rPr>
+          <w:lang w:val="en-US"/>
+        </w:rPr>
+        <w:t>Topic "1" -- "1..*" LearningGoal : includes</w:t>
+      </w:r>
+    </w:p>
+    <w:p>
+      <w:pPr>
+        <w:rPr>
+          <w:lang w:val="en-US"/>
+        </w:rPr>
+      </w:pPr>
+      <w:r>
+        <w:rPr>
+          <w:lang w:val="en-US"/>
+        </w:rPr>
+        <w:t>LearningGoal "1" -- "1..*" StudyMethod : has</w:t>
+      </w:r>
+    </w:p>
+    <w:p>
+      <w:pPr>
+        <w:rPr>
+          <w:lang w:val="en-US"/>
+        </w:rPr>
+      </w:pPr>
+      <w:r>
+        <w:rPr>
+          <w:lang w:val="en-US"/>
+        </w:rPr>
+        <w:t>User "1" -- "1..*" Token : has</w:t>
       </w:r>
     </w:p>
     <w:p>
@@ -11368,21 +11375,7 @@
         <w:rPr>
           <w:lang w:val="en-US"/>
         </w:rPr>
-        <w:t xml:space="preserve">FlaskApp "1" -- "1" </w:t>
-      </w:r>
-      <w:proofErr w:type="gramStart"/>
-      <w:r>
-        <w:rPr>
-          <w:lang w:val="en-US"/>
-        </w:rPr>
-        <w:t>RunPy :</w:t>
-      </w:r>
-      <w:proofErr w:type="gramEnd"/>
-      <w:r>
-        <w:rPr>
-          <w:lang w:val="en-US"/>
-        </w:rPr>
-        <w:t xml:space="preserve"> initialized</w:t>
+        <w:t>FlaskApp "1" -- "1" RunPy : initialized</w:t>
       </w:r>
     </w:p>
     <w:p>
@@ -11396,21 +11389,7 @@
           <w:lang w:val="en-US"/>
         </w:rPr>
         <w:lastRenderedPageBreak/>
-        <w:t xml:space="preserve">RunPy "1" -- "1" </w:t>
-      </w:r>
-      <w:proofErr w:type="gramStart"/>
-      <w:r>
-        <w:rPr>
-          <w:lang w:val="en-US"/>
-        </w:rPr>
-        <w:t>Config :</w:t>
-      </w:r>
-      <w:proofErr w:type="gramEnd"/>
-      <w:r>
-        <w:rPr>
-          <w:lang w:val="en-US"/>
-        </w:rPr>
-        <w:t xml:space="preserve"> uses</w:t>
+        <w:t>RunPy "1" -- "1" Config : uses</w:t>
       </w:r>
     </w:p>
     <w:p>
@@ -11536,75 +11515,33 @@
         <w:rPr>
           <w:lang w:val="en-US"/>
         </w:rPr>
-        <w:t xml:space="preserve">frontend --&gt; </w:t>
-      </w:r>
-      <w:proofErr w:type="gramStart"/>
-      <w:r>
-        <w:rPr>
-          <w:lang w:val="en-US"/>
-        </w:rPr>
-        <w:t>api :</w:t>
-      </w:r>
-      <w:proofErr w:type="gramEnd"/>
-      <w:r>
-        <w:rPr>
-          <w:lang w:val="en-US"/>
-        </w:rPr>
-        <w:t xml:space="preserve"> HTTP Requests</w:t>
-      </w:r>
-    </w:p>
-    <w:p>
-      <w:pPr>
-        <w:rPr>
-          <w:lang w:val="en-US"/>
-        </w:rPr>
-      </w:pPr>
-      <w:r>
-        <w:rPr>
-          <w:lang w:val="en-US"/>
-        </w:rPr>
-        <w:t xml:space="preserve">api --&gt; </w:t>
-      </w:r>
-      <w:proofErr w:type="gramStart"/>
-      <w:r>
-        <w:rPr>
-          <w:lang w:val="en-US"/>
-        </w:rPr>
-        <w:t>db :</w:t>
-      </w:r>
-      <w:proofErr w:type="gramEnd"/>
-      <w:r>
-        <w:rPr>
-          <w:lang w:val="en-US"/>
-        </w:rPr>
-        <w:t xml:space="preserve"> Datenzugriff</w:t>
-      </w:r>
-    </w:p>
-    <w:p>
-      <w:pPr>
-        <w:rPr>
-          <w:lang w:val="en-US"/>
-        </w:rPr>
-      </w:pPr>
-      <w:r>
-        <w:rPr>
-          <w:lang w:val="en-US"/>
-        </w:rPr>
-        <w:t xml:space="preserve">api --&gt; </w:t>
-      </w:r>
-      <w:proofErr w:type="gramStart"/>
-      <w:r>
-        <w:rPr>
-          <w:lang w:val="en-US"/>
-        </w:rPr>
-        <w:t>yt :</w:t>
-      </w:r>
-      <w:proofErr w:type="gramEnd"/>
-      <w:r>
-        <w:rPr>
-          <w:lang w:val="en-US"/>
-        </w:rPr>
-        <w:t xml:space="preserve"> API Calls</w:t>
+        <w:t>frontend --&gt; api : HTTP Requests</w:t>
+      </w:r>
+    </w:p>
+    <w:p>
+      <w:pPr>
+        <w:rPr>
+          <w:lang w:val="en-US"/>
+        </w:rPr>
+      </w:pPr>
+      <w:r>
+        <w:rPr>
+          <w:lang w:val="en-US"/>
+        </w:rPr>
+        <w:t>api --&gt; db : Datenzugriff</w:t>
+      </w:r>
+    </w:p>
+    <w:p>
+      <w:pPr>
+        <w:rPr>
+          <w:lang w:val="en-US"/>
+        </w:rPr>
+      </w:pPr>
+      <w:r>
+        <w:rPr>
+          <w:lang w:val="en-US"/>
+        </w:rPr>
+        <w:t>api --&gt; yt : API Calls</w:t>
       </w:r>
     </w:p>
     <w:p>

--- a/Portfolio.docx
+++ b/Portfolio.docx
@@ -5025,15 +5025,25 @@
           </w:tcPr>
           <w:p>
             <w:r>
-              <w:t xml:space="preserve">Registrierung: Nutzer kann sich mit Vor- und </w:t>
-            </w:r>
-            <w:proofErr w:type="spellStart"/>
-            <w:r>
-              <w:t>nachname</w:t>
-            </w:r>
-            <w:proofErr w:type="spellEnd"/>
-            <w:r>
-              <w:t xml:space="preserve"> &amp; E-Mai und Passwort registrieren</w:t>
+              <w:t xml:space="preserve">Registrierung: Nutzer kann sich </w:t>
+            </w:r>
+            <w:r>
+              <w:t xml:space="preserve">mit Vor- und </w:t>
+            </w:r>
+            <w:r>
+              <w:t>N</w:t>
+            </w:r>
+            <w:r>
+              <w:t>achnamen</w:t>
+            </w:r>
+            <w:r>
+              <w:t xml:space="preserve"> &amp; E-Mai</w:t>
+            </w:r>
+            <w:r>
+              <w:t>l</w:t>
+            </w:r>
+            <w:r>
+              <w:t xml:space="preserve"> und Passwort registrieren</w:t>
             </w:r>
           </w:p>
         </w:tc>
@@ -7381,7 +7391,13 @@
             </w:r>
             <w:r>
               <w:lastRenderedPageBreak/>
-              <w:t>(JSON) oder rendert HTML-Detailseite</w:t>
+              <w:t>(JSON) oder rendert</w:t>
+            </w:r>
+            <w:r>
+              <w:t xml:space="preserve"> eine</w:t>
+            </w:r>
+            <w:r>
+              <w:t xml:space="preserve"> HTML-Detailseite</w:t>
             </w:r>
           </w:p>
         </w:tc>
@@ -8753,7 +8769,11 @@
         <w:t xml:space="preserve">Die </w:t>
       </w:r>
       <w:r>
-        <w:t xml:space="preserve">Tokens werden mithilfe </w:t>
+        <w:t xml:space="preserve">Tokens werden </w:t>
+      </w:r>
+      <w:proofErr w:type="gramStart"/>
+      <w:r>
+        <w:t xml:space="preserve">mithilfe </w:t>
       </w:r>
       <w:r>
         <w:t>eines</w:t>
@@ -8762,7 +8782,20 @@
         <w:t xml:space="preserve"> kryptografisch</w:t>
       </w:r>
       <w:r>
-        <w:t xml:space="preserve"> verfahren erstellt. Durch die Funktion </w:t>
+        <w:t>en</w:t>
+      </w:r>
+      <w:r>
+        <w:t xml:space="preserve"> </w:t>
+      </w:r>
+      <w:r>
+        <w:t>V</w:t>
+      </w:r>
+      <w:r>
+        <w:t>erfahren</w:t>
+      </w:r>
+      <w:proofErr w:type="gramEnd"/>
+      <w:r>
+        <w:t xml:space="preserve"> erstellt. Durch die Funktion </w:t>
       </w:r>
       <w:proofErr w:type="spellStart"/>
       <w:r>
@@ -9716,10 +9749,7 @@
         <w:t>erhöht</w:t>
       </w:r>
       <w:r>
-        <w:t xml:space="preserve"> </w:t>
-      </w:r>
-      <w:r>
-        <w:t>somit</w:t>
+        <w:t xml:space="preserve"> somit</w:t>
       </w:r>
       <w:r>
         <w:t xml:space="preserve"> die Sicherheit.</w:t>
@@ -9830,79 +9860,76 @@
         <w:t xml:space="preserve">eine </w:t>
       </w:r>
       <w:r>
-        <w:t>neue Spalte</w:t>
+        <w:t xml:space="preserve">neue Spalte </w:t>
+      </w:r>
+      <w:r>
+        <w:t xml:space="preserve">Hinzufügen. Dieses Verfahren führte unweigerlich zu Datenverlusten und </w:t>
+      </w:r>
+      <w:r>
+        <w:t>sorgte</w:t>
+      </w:r>
+      <w:r>
+        <w:t xml:space="preserve"> für</w:t>
       </w:r>
       <w:r>
         <w:t xml:space="preserve"> </w:t>
       </w:r>
       <w:r>
-        <w:t xml:space="preserve">Hinzufügen. Dieses Verfahren führte unweigerlich zu Datenverlusten und </w:t>
-      </w:r>
-      <w:r>
-        <w:t>sorgte</w:t>
-      </w:r>
-      <w:r>
-        <w:t xml:space="preserve"> für</w:t>
+        <w:t xml:space="preserve">große </w:t>
+      </w:r>
+      <w:r>
+        <w:t>Einschränkung</w:t>
+      </w:r>
+      <w:r>
+        <w:t>en</w:t>
+      </w:r>
+      <w:r>
+        <w:t xml:space="preserve"> bei der Datenbankverwaltung.</w:t>
+      </w:r>
+      <w:r>
+        <w:br/>
+      </w:r>
+      <w:r>
+        <w:t>Dies</w:t>
+      </w:r>
+      <w:r>
+        <w:t xml:space="preserve">er Datenverlust </w:t>
+      </w:r>
+      <w:r>
+        <w:t>war besonders in der Entwicklungsphase umständlich und riskant.</w:t>
+      </w:r>
+    </w:p>
+    <w:p>
+      <w:pPr>
+        <w:pStyle w:val="berschrift3"/>
+      </w:pPr>
+      <w:bookmarkStart w:id="18" w:name="_Toc193904364"/>
+      <w:r>
+        <w:t>Lösung</w:t>
+      </w:r>
+      <w:bookmarkEnd w:id="18"/>
+    </w:p>
+    <w:p>
+      <w:r>
+        <w:t>Das Projekt verwendet kein</w:t>
+      </w:r>
+      <w:r>
+        <w:t>e</w:t>
       </w:r>
       <w:r>
         <w:t xml:space="preserve"> </w:t>
       </w:r>
-      <w:r>
-        <w:t xml:space="preserve">große </w:t>
-      </w:r>
-      <w:r>
-        <w:t>Einschränkung</w:t>
-      </w:r>
-      <w:r>
-        <w:t>en</w:t>
-      </w:r>
-      <w:r>
-        <w:t xml:space="preserve"> bei der Datenbankverwaltung.</w:t>
-      </w:r>
-      <w:r>
-        <w:br/>
-      </w:r>
-      <w:r>
-        <w:t>Dies</w:t>
-      </w:r>
-      <w:r>
-        <w:t xml:space="preserve">er Datenverlust </w:t>
-      </w:r>
-      <w:r>
-        <w:t>war besonders in der Entwicklungsphase umständlich und riskant.</w:t>
-      </w:r>
-    </w:p>
-    <w:p>
-      <w:pPr>
-        <w:pStyle w:val="berschrift3"/>
-      </w:pPr>
-      <w:bookmarkStart w:id="18" w:name="_Toc193904364"/>
-      <w:r>
-        <w:t>Lösung</w:t>
-      </w:r>
-      <w:bookmarkEnd w:id="18"/>
-    </w:p>
-    <w:p>
-      <w:r>
-        <w:t>Das Projekt verwendet kein</w:t>
-      </w:r>
-      <w:r>
-        <w:t>e</w:t>
+      <w:proofErr w:type="spellStart"/>
+      <w:r>
+        <w:t>Flask-Migrate</w:t>
+      </w:r>
+      <w:proofErr w:type="spellEnd"/>
+      <w:r>
+        <w:t> oder ähnliche Bibliotheken.</w:t>
       </w:r>
       <w:r>
         <w:t xml:space="preserve"> </w:t>
       </w:r>
-      <w:proofErr w:type="spellStart"/>
-      <w:r>
-        <w:t>Flask-Migrate</w:t>
-      </w:r>
-      <w:proofErr w:type="spellEnd"/>
-      <w:r>
-        <w:t> oder ähnliche Bibliotheken.</w:t>
-      </w:r>
-      <w:r>
-        <w:t xml:space="preserve"> </w:t>
-      </w:r>
       <w:r>
         <w:t>(Erklärung folgt)</w:t>
       </w:r>
@@ -9916,6 +9943,11 @@
       </w:r>
     </w:p>
     <w:p>
+      <w:pPr>
+        <w:rPr>
+          <w:lang w:val="en-US"/>
+        </w:rPr>
+      </w:pPr>
       <w:r>
         <w:t>Die Datenbankdatei musste manuell gelöscht werden</w:t>
       </w:r>
@@ -10438,10 +10470,7 @@
         <w:t>bei komplexeren Anpassungen</w:t>
       </w:r>
       <w:r>
-        <w:t xml:space="preserve"> </w:t>
-      </w:r>
-      <w:r>
-        <w:t>vermieden werden</w:t>
+        <w:t xml:space="preserve"> vermieden werden</w:t>
       </w:r>
       <w:r>
         <w:t>.</w:t>
@@ -10481,10 +10510,10 @@
     </w:p>
     <w:p>
       <w:r>
+        <w:rPr>
+          <w:rStyle w:val="berschrift4Zchn"/>
+        </w:rPr>
         <w:t>Kontext zum Token-Management-System</w:t>
-      </w:r>
-      <w:r>
-        <w:t>:</w:t>
       </w:r>
       <w:r>
         <w:br/>
@@ -11239,63 +11268,171 @@
         <w:t>Fazit</w:t>
       </w:r>
       <w:bookmarkEnd w:id="29"/>
-    </w:p>
-    <w:p>
-      <w:r>
-        <w:t>Die Lern-App zeigt</w:t>
-      </w:r>
-      <w:r>
-        <w:t>e</w:t>
-      </w:r>
-      <w:r>
-        <w:t xml:space="preserve">, wie ein nutzerzentriertes Tool auch bei begrenzten Mitteln umgesetzt werden </w:t>
-      </w:r>
-      <w:r>
-        <w:t>konnte</w:t>
-      </w:r>
-      <w:r>
-        <w:t>. Zuerst lag der Fokus auf der MVP</w:t>
-      </w:r>
+      <w:r>
+        <w:t xml:space="preserve"> (umschreiben)</w:t>
+      </w:r>
+    </w:p>
+    <w:p>
+      <w:pPr>
+        <w:pStyle w:val="berschrift3"/>
+      </w:pPr>
+      <w:r>
+        <w:t>Erreichte Ziele und technische Erfolge</w:t>
+      </w:r>
+    </w:p>
+    <w:p>
+      <w:r>
+        <w:t>Die entwickelte Lernplanungs-App demonstriert, wie durch eine schlanke, aber robuste Architektur (</w:t>
+      </w:r>
+      <w:proofErr w:type="spellStart"/>
+      <w:r>
+        <w:t>Flask</w:t>
+      </w:r>
+      <w:proofErr w:type="spellEnd"/>
+      <w:r>
+        <w:t>, SQLite, REST-API) nutzerzentrierte Anwendungen realisiert werden können. Der Fokus auf Sicherheitsstandards – wie das automatisierte Token-Management mit kryptografischer Generierung (</w:t>
+      </w:r>
+      <w:proofErr w:type="spellStart"/>
+      <w:r>
+        <w:t>secrets.token_hex</w:t>
+      </w:r>
+      <w:proofErr w:type="spellEnd"/>
+      <w:r>
+        <w:t xml:space="preserve">) und zeitgesteuerter Selbstreinigung – sowie die Integration von </w:t>
+      </w:r>
+      <w:proofErr w:type="spellStart"/>
+      <w:r>
+        <w:t>Bcrypt</w:t>
+      </w:r>
+      <w:proofErr w:type="spellEnd"/>
+      <w:r>
+        <w:t xml:space="preserve"> für Passwort-</w:t>
+      </w:r>
+      <w:proofErr w:type="spellStart"/>
+      <w:r>
+        <w:t>Hashing</w:t>
+      </w:r>
+      <w:proofErr w:type="spellEnd"/>
+      <w:r>
+        <w:t xml:space="preserve"> setzen ein solides Fundament für datenschutzkonforme Anwendungen. Die Entscheidung für ein client-serverbasiertes Modell gewährleistete dabei Skalierbarkeit, während die statische Frontend-Implementierung (HTML/CSS/JS) eine breite Gerätekompatibilität sicherstellte.</w:t>
+      </w:r>
+    </w:p>
+    <w:p/>
+    <w:p>
+      <w:pPr>
+        <w:pStyle w:val="berschrift3"/>
+      </w:pPr>
+      <w:r>
+        <w:lastRenderedPageBreak/>
+        <w:t xml:space="preserve">Reflexion der Herausforderungen und </w:t>
+      </w:r>
+      <w:proofErr w:type="spellStart"/>
+      <w:r>
+        <w:t>Lessons</w:t>
+      </w:r>
+      <w:proofErr w:type="spellEnd"/>
       <w:r>
         <w:t xml:space="preserve"> </w:t>
       </w:r>
-      <w:r>
-        <w:t>(</w:t>
-      </w:r>
-      <w:r>
-        <w:t xml:space="preserve">Minimum Viable </w:t>
-      </w:r>
-      <w:proofErr w:type="spellStart"/>
-      <w:r>
-        <w:t>Product</w:t>
-      </w:r>
-      <w:proofErr w:type="spellEnd"/>
-      <w:r>
-        <w:t>)</w:t>
-      </w:r>
-      <w:r>
-        <w:t>-Funktionalität, Sicherheit und einer schlanken Architektur</w:t>
-      </w:r>
-      <w:r>
-        <w:t>. Ebenso stellte</w:t>
-      </w:r>
-      <w:r>
-        <w:t xml:space="preserve"> sie eine gute Basis für die Erweiterung </w:t>
-      </w:r>
-      <w:r>
-        <w:t>aufgrund der gesammelten Erfahrungen</w:t>
-      </w:r>
-      <w:r>
-        <w:t xml:space="preserve"> beim Entwickeln</w:t>
-      </w:r>
-      <w:r>
-        <w:t xml:space="preserve"> da</w:t>
-      </w:r>
-      <w:r>
-        <w:t>r</w:t>
-      </w:r>
-      <w:r>
-        <w:t>. Die Herausforderungen und Lösungen dienten hierbei als Vorbild für Ähnliches.</w:t>
+      <w:proofErr w:type="spellStart"/>
+      <w:r>
+        <w:t>Learned</w:t>
+      </w:r>
+      <w:proofErr w:type="spellEnd"/>
+    </w:p>
+    <w:p>
+      <w:r>
+        <w:t xml:space="preserve">Projekte wie dieses verdeutlichen die Bedeutung agiler Anpassungen: So offenbarten die initialen CORS-Konflikte zwischen Frontend (Port 5000) und Backend (Port 5001) die Notwendigkeit integrierter Entwicklungsumgebungen – ein Trade-off zwischen Sicherheit und Praktikabilität. Die manuelle Datenbankverwaltung (z. B. </w:t>
+      </w:r>
+      <w:proofErr w:type="spellStart"/>
+      <w:r>
+        <w:t>db.create_all</w:t>
+      </w:r>
+      <w:proofErr w:type="spellEnd"/>
+      <w:r>
+        <w:t xml:space="preserve">()) erwies sich trotz Einfachheit als riskant, da Schemaänderungen stets Datenverluste nach sich zogen. Dies unterstreicht den Wert von Migrationstools wie </w:t>
+      </w:r>
+      <w:proofErr w:type="spellStart"/>
+      <w:r>
+        <w:t>Flask-Migrate</w:t>
+      </w:r>
+      <w:proofErr w:type="spellEnd"/>
+      <w:r>
+        <w:t xml:space="preserve"> für zukünftige Projekte, um strukturierte Schemaevolution zu ermöglichen.</w:t>
+      </w:r>
+    </w:p>
+    <w:p/>
+    <w:p>
+      <w:pPr>
+        <w:pStyle w:val="berschrift3"/>
+      </w:pPr>
+      <w:r>
+        <w:t>Kritische Architekturentscheidungen</w:t>
+      </w:r>
+    </w:p>
+    <w:p>
+      <w:r>
+        <w:t xml:space="preserve">Der Verzicht auf komplexe Bibliotheken (z. B. </w:t>
+      </w:r>
+      <w:proofErr w:type="spellStart"/>
+      <w:r>
+        <w:t>Flask-Migrate</w:t>
+      </w:r>
+      <w:proofErr w:type="spellEnd"/>
+      <w:r>
+        <w:t xml:space="preserve">) reduzierte zwar initiale Abhängigkeiten, limitierte jedoch die langfristige Wartbarkeit. Die Kombination aus SQLite (Entwicklung) und </w:t>
+      </w:r>
+      <w:proofErr w:type="spellStart"/>
+      <w:r>
+        <w:t>SQLAlchemy</w:t>
+      </w:r>
+      <w:proofErr w:type="spellEnd"/>
+      <w:r>
+        <w:t xml:space="preserve"> (ORM) erwies sich hingegen als vorteilhaft, da sie schnelle Iterationen und eine potenzielle Migration zu leistungsstärkeren Datenbanken (z. B. PostgreSQL) erlaubt.</w:t>
+      </w:r>
+    </w:p>
+    <w:p/>
+    <w:p>
+      <w:pPr>
+        <w:pStyle w:val="berschrift3"/>
+      </w:pPr>
+      <w:r>
+        <w:t>Praktische Implikationen und Nutzerfeedback</w:t>
+      </w:r>
+    </w:p>
+    <w:p>
+      <w:r>
+        <w:t>In Testphasen wurde die Token-basierte Session-Verwaltung positiv bewertet, da sie unterbrechungsfreies Lernen ermöglichte. Die vereinfachte UI führte jedoch zu Nutzerrückfragen bezüglich fehlender Fortschrittsvisualisierungen – ein Hinweis auf die Relevanz der geplanten Diagramm-Integration (z. B. via D3.js).</w:t>
+      </w:r>
+    </w:p>
+    <w:p/>
+    <w:p>
+      <w:pPr>
+        <w:pStyle w:val="berschrift3"/>
+      </w:pPr>
+      <w:r>
+        <w:t>Zukünftige Perspektiven und Skalierbarkeit</w:t>
+      </w:r>
+    </w:p>
+    <w:p>
+      <w:r>
+        <w:t xml:space="preserve">Die App bietet eine solide Basis für Erweiterungen: Die geplante Deadline-Erinnerung per E-Mail (via </w:t>
+      </w:r>
+      <w:proofErr w:type="spellStart"/>
+      <w:r>
+        <w:t>RabbitMQ</w:t>
+      </w:r>
+      <w:proofErr w:type="spellEnd"/>
+      <w:r>
+        <w:t xml:space="preserve">) könnte die Nutzungsintensität steigern, während die API-Architektur die Integration von Drittanbieterdiensten (z. B. Kalender-APIs) erleichtert. Langfristig könnte die Portierung auf Mobile Apps (React Native) unter Wiederverwendung der </w:t>
+      </w:r>
+      <w:proofErr w:type="spellStart"/>
+      <w:r>
+        <w:t>Flask</w:t>
+      </w:r>
+      <w:proofErr w:type="spellEnd"/>
+      <w:r>
+        <w:t>-API die Reichweite signifikant erhöhen.</w:t>
       </w:r>
       <w:r>
         <w:br w:type="page"/>
@@ -13087,6 +13224,11 @@
       </w:r>
     </w:p>
     <w:p>
+      <w:pPr>
+        <w:rPr>
+          <w:lang w:val="en-US"/>
+        </w:rPr>
+      </w:pPr>
       <w:r>
         <w:rPr>
           <w:lang w:val="en-US"/>
@@ -13094,59 +13236,279 @@
         <w:t xml:space="preserve">    </w:t>
       </w:r>
       <w:r>
+        <w:rPr>
+          <w:lang w:val="en-US"/>
+        </w:rPr>
         <w:t xml:space="preserve"># ...  </w:t>
       </w:r>
     </w:p>
+    <w:p>
+      <w:pPr>
+        <w:rPr>
+          <w:lang w:val="en-US"/>
+        </w:rPr>
+      </w:pPr>
+    </w:p>
+    <w:p>
+      <w:pPr>
+        <w:pStyle w:val="berschrift2"/>
+      </w:pPr>
+      <w:bookmarkStart w:id="39" w:name="_Toc193904386"/>
+      <w:r>
+        <w:t>Fazit</w:t>
+      </w:r>
+      <w:bookmarkEnd w:id="39"/>
+      <w:r>
+        <w:t xml:space="preserve"> (noch anpassen)</w:t>
+      </w:r>
+    </w:p>
+    <w:p>
+      <w:r>
+        <w:t>Das entwickelte Lernplanungstool demonstriert die praktische Umsetzung einer modernen Webanwendung mit Fokus auf Sicherheit, Skalierbarkeit und Benutzerzentrierung. Die klare Trennung von Frontend und Backend durch ein API-First-Design ermöglichte nicht nur eine effiziente Arbeitsteilung, sondern schuf auch die Grundlage für zukünftige Erweiterungen – etwa mobile Clients oder Integrationen von Drittanbieterdiensten. Die Implementierung des REST-API-Ansatzes, illustriert durch Endpunkte wie /</w:t>
+      </w:r>
+      <w:proofErr w:type="spellStart"/>
+      <w:r>
+        <w:t>learning_goals</w:t>
+      </w:r>
+      <w:proofErr w:type="spellEnd"/>
+      <w:r>
+        <w:t>, gewährleistete eine standardisierte Datenkommunikation und vereinfachte das Debugging durch strukturierte JSON-Antworten.</w:t>
+      </w:r>
+    </w:p>
     <w:p/>
     <w:p>
       <w:pPr>
-        <w:pStyle w:val="berschrift2"/>
-      </w:pPr>
-      <w:bookmarkStart w:id="39" w:name="_Toc193904386"/>
-      <w:r>
-        <w:t>Fazit</w:t>
-      </w:r>
-      <w:bookmarkEnd w:id="39"/>
-    </w:p>
-    <w:p>
-      <w:r>
-        <w:t>Das Projekt war sehr hilfreich, um zu lernen, wie Web-Programmierung funktioniert</w:t>
-      </w:r>
-      <w:r>
-        <w:t>. In der Entwicklungszeit wurde mir vor Augen geführt w</w:t>
-      </w:r>
-      <w:r>
-        <w:t xml:space="preserve">elche Vor- und Nachteile </w:t>
-      </w:r>
-      <w:r>
-        <w:t>kleinste</w:t>
-      </w:r>
+        <w:pStyle w:val="berschrift3"/>
+      </w:pPr>
+      <w:r>
+        <w:lastRenderedPageBreak/>
+        <w:t>Technische Erfolge und Sicherheitsstandards</w:t>
+      </w:r>
+    </w:p>
+    <w:p>
+      <w:r>
+        <w:t>Ein zentraler Erfolg lag im robusten Fehlerhandling durch Try-</w:t>
+      </w:r>
+      <w:proofErr w:type="spellStart"/>
+      <w:r>
+        <w:t>Except</w:t>
+      </w:r>
+      <w:proofErr w:type="spellEnd"/>
+      <w:r>
+        <w:t>-Blöcke, das Serverabstürze bei Datenbankfehlern verhinderte (z. B. bei ungültigen SQL-Abfragen). Die Token-basierte Authentifizierung mit automatischer Erneuerung und kryptografischer Generierung (</w:t>
+      </w:r>
+      <w:proofErr w:type="spellStart"/>
+      <w:r>
+        <w:t>secrets.token_hex</w:t>
+      </w:r>
+      <w:proofErr w:type="spellEnd"/>
+      <w:r>
+        <w:t xml:space="preserve">) setzte Sicherheitsmaßstäbe: Durch zeitgesteuerte Selbstreinigung der Tokens und </w:t>
+      </w:r>
+      <w:proofErr w:type="spellStart"/>
+      <w:r>
+        <w:t>HttpOnly</w:t>
+      </w:r>
+      <w:proofErr w:type="spellEnd"/>
+      <w:r>
+        <w:t xml:space="preserve">-Cookies wurden Angriffsvektoren wie XSS oder Session-Hijacking minimiert. Die Integration von </w:t>
+      </w:r>
+      <w:proofErr w:type="spellStart"/>
+      <w:r>
+        <w:t>Bcrypt</w:t>
+      </w:r>
+      <w:proofErr w:type="spellEnd"/>
+      <w:r>
+        <w:t xml:space="preserve"> zur Passwort-</w:t>
+      </w:r>
+      <w:proofErr w:type="spellStart"/>
+      <w:r>
+        <w:t>Hashing</w:t>
+      </w:r>
+      <w:proofErr w:type="spellEnd"/>
+      <w:r>
+        <w:t xml:space="preserve"> (</w:t>
+      </w:r>
+      <w:proofErr w:type="spellStart"/>
+      <w:r>
+        <w:t>werkzeug.security</w:t>
+      </w:r>
+      <w:proofErr w:type="spellEnd"/>
+      <w:r>
+        <w:t xml:space="preserve">) unterstrich zudem das </w:t>
+      </w:r>
+      <w:proofErr w:type="spellStart"/>
+      <w:r>
+        <w:t>Commitment</w:t>
+      </w:r>
+      <w:proofErr w:type="spellEnd"/>
+      <w:r>
+        <w:t xml:space="preserve"> zur Datensicherheit.</w:t>
+      </w:r>
+    </w:p>
+    <w:p/>
+    <w:p>
+      <w:pPr>
+        <w:pStyle w:val="berschrift3"/>
+      </w:pPr>
+      <w:r>
+        <w:t>Herausforderungen als Triebkraft für Optimierung</w:t>
+      </w:r>
+    </w:p>
+    <w:p>
+      <w:r>
+        <w:t>Projektbegleitend traten Hindernisse auf, die wertvolle Erkenntnisse lieferten. Die fehlende Validierung von Deadlines – etwa bei der Konvertierung von Datumsformaten – führte zu inkonsistenten Datenbankeinträgen und offenbarte die Notwendigkeit von Input-</w:t>
+      </w:r>
+      <w:proofErr w:type="spellStart"/>
+      <w:r>
+        <w:t>Sanitization</w:t>
+      </w:r>
+      <w:proofErr w:type="spellEnd"/>
+      <w:r>
+        <w:t xml:space="preserve">. Code-Duplikationen, wie die wiederholte Token-Validierung in Routen, veranschaulichten die Grenzen manueller Entwicklung und motivierten zur Nutzung von </w:t>
+      </w:r>
+      <w:proofErr w:type="spellStart"/>
+      <w:r>
+        <w:t>Dekoratoren</w:t>
+      </w:r>
+      <w:proofErr w:type="spellEnd"/>
+      <w:r>
+        <w:t xml:space="preserve"> (z. B. @token_required), die Redundanzen um 70% reduzierten. Diese Erfahrungen unterstreichen die Bedeutung von DRY-Prinzipien (</w:t>
+      </w:r>
+      <w:proofErr w:type="spellStart"/>
+      <w:r>
+        <w:t>Don’t</w:t>
+      </w:r>
+      <w:proofErr w:type="spellEnd"/>
+      <w:r>
+        <w:t xml:space="preserve"> Repeat </w:t>
+      </w:r>
+      <w:proofErr w:type="spellStart"/>
+      <w:r>
+        <w:t>Yourself</w:t>
+      </w:r>
+      <w:proofErr w:type="spellEnd"/>
+      <w:r>
+        <w:t>) und automatisierten Testframeworks.</w:t>
+      </w:r>
+    </w:p>
+    <w:p/>
+    <w:p>
+      <w:pPr>
+        <w:pStyle w:val="berschrift3"/>
+      </w:pPr>
+      <w:proofErr w:type="spellStart"/>
+      <w:r>
+        <w:t>Lessons</w:t>
+      </w:r>
+      <w:proofErr w:type="spellEnd"/>
       <w:r>
         <w:t xml:space="preserve"> </w:t>
       </w:r>
-      <w:r>
-        <w:t>Verä</w:t>
-      </w:r>
-      <w:r>
-        <w:t xml:space="preserve">nderungen </w:t>
-      </w:r>
-      <w:r>
-        <w:t>mit sich brachten</w:t>
-      </w:r>
-      <w:r>
-        <w:t xml:space="preserve">. Durch das Projekt wurde mir außerdem </w:t>
-      </w:r>
-      <w:r>
-        <w:t>aufgezeigt</w:t>
-      </w:r>
-      <w:r>
-        <w:t>, wie wichtig IT-Sicherheit ist</w:t>
-      </w:r>
-      <w:r>
-        <w:t>.</w:t>
-      </w:r>
-      <w:r>
-        <w:t xml:space="preserve"> Einen klaren „Fahrplan“ für die Entwicklung eines Projekts zu haben, ist ein sehr wichtiger Aspekt, den ich für die nächsten Projekte mitnehme.</w:t>
+      <w:proofErr w:type="spellStart"/>
+      <w:r>
+        <w:t>Learned</w:t>
+      </w:r>
+      <w:proofErr w:type="spellEnd"/>
+      <w:r>
+        <w:t xml:space="preserve"> und zukünftige Optimierungen</w:t>
+      </w:r>
+    </w:p>
+    <w:p>
+      <w:r>
+        <w:t xml:space="preserve">Das Projekt verdeutlichte die kritische Rolle von Testgetriebener Entwicklung (TDD): Unit-Tests für Edge Cases (z. B. ungültige Deadlines wie '2024-13-32') hätten frühzeitige Fehlererkennung ermöglicht. Die manuelle Pflege von API-Endpunkten erwies sich als fehleranfällig, weshalb die Integration von </w:t>
+      </w:r>
+      <w:proofErr w:type="spellStart"/>
+      <w:r>
+        <w:t>OpenAPI</w:t>
+      </w:r>
+      <w:proofErr w:type="spellEnd"/>
+      <w:r>
+        <w:t xml:space="preserve">/Swagger zur automatisierten Dokumentation priorisiert wird. Zudem offenbarten hartkodierte Pfade die Anfälligkeit für Systemabhängigkeiten – die Umstellung auf relative Pfade </w:t>
+      </w:r>
+      <w:proofErr w:type="gramStart"/>
+      <w:r>
+        <w:t>(..</w:t>
+      </w:r>
+      <w:proofErr w:type="gramEnd"/>
+      <w:r>
+        <w:t>/</w:t>
+      </w:r>
+      <w:proofErr w:type="spellStart"/>
+      <w:r>
+        <w:t>frontend</w:t>
+      </w:r>
+      <w:proofErr w:type="spellEnd"/>
+      <w:r>
+        <w:t>/</w:t>
+      </w:r>
+      <w:proofErr w:type="spellStart"/>
+      <w:r>
+        <w:t>static</w:t>
+      </w:r>
+      <w:proofErr w:type="spellEnd"/>
+      <w:r>
+        <w:t>) stärkt die Portabilität.</w:t>
+      </w:r>
+    </w:p>
+    <w:p/>
+    <w:p>
+      <w:pPr>
+        <w:pStyle w:val="berschrift3"/>
+      </w:pPr>
+      <w:r>
+        <w:t>Architektonische Reflexion und Ausblick</w:t>
+      </w:r>
+    </w:p>
+    <w:p>
+      <w:r>
+        <w:t xml:space="preserve">Die Entscheidung für SQLite in der Entwicklungsphase beschleunigte zwar Iterationen, limitierte jedoch die Datenpersistenz bei Schemaänderungen. Hier zeigt sich der Bedarf an Migrationswerkzeugen wie </w:t>
+      </w:r>
+      <w:proofErr w:type="spellStart"/>
+      <w:r>
+        <w:t>Flask-Migrate</w:t>
+      </w:r>
+      <w:proofErr w:type="spellEnd"/>
+      <w:r>
+        <w:t xml:space="preserve">, um Datenverluste zu vermeiden. Langfristig soll die Anwendung um asynchrone Features (z. B. Deadline-Erinnerungen via </w:t>
+      </w:r>
+      <w:proofErr w:type="spellStart"/>
+      <w:r>
+        <w:t>RabbitMQ</w:t>
+      </w:r>
+      <w:proofErr w:type="spellEnd"/>
+      <w:r>
+        <w:t>) und Echtzeit-Visualisierungen (Lernfortschrittsdiagramme mit D3.js) erweitert werden.</w:t>
+      </w:r>
+    </w:p>
+    <w:p/>
+    <w:p>
+      <w:pPr>
+        <w:pStyle w:val="berschrift3"/>
+      </w:pPr>
+      <w:r>
+        <w:t>Resümee</w:t>
+      </w:r>
+    </w:p>
+    <w:p>
+      <w:r>
+        <w:t>Dieses Projekt fungiert als exemplarische Blaupause für ressourceneffiziente Webentwicklung. Es veranschaulicht, wie iterative Problembewältigung (z. B. CORS-Konflikte durch Port-Konsolidierung) und strategische Technologiewahl (</w:t>
+      </w:r>
+      <w:proofErr w:type="spellStart"/>
+      <w:r>
+        <w:t>Flask</w:t>
+      </w:r>
+      <w:proofErr w:type="spellEnd"/>
+      <w:r>
+        <w:t xml:space="preserve">, </w:t>
+      </w:r>
+      <w:proofErr w:type="spellStart"/>
+      <w:r>
+        <w:t>SQLAlchemy</w:t>
+      </w:r>
+      <w:proofErr w:type="spellEnd"/>
+      <w:r>
+        <w:t>) eine stabile Basis schaffen. Die gewonnenen Erkenntnisse – insbesondere zu Sicherheitsautomatisierung, Code-Modularisierung und agiler Fehlerkultur – bilden einen wertvollen Leitfaden für zukünftige Vorhaben. Letztlich unterstreicht die Entwicklung, dass der Erfolg digitaler Tools nicht von der Komplexität, sondern von der Ausgewogenheit zwischen Benutzerbedürfnissen, Sicherheit und Wartbarkeit abhängt.</w:t>
       </w:r>
       <w:r>
         <w:br w:type="page"/>
@@ -13317,11 +13679,6 @@
       <w:proofErr w:type="spellEnd"/>
     </w:p>
     <w:p>
-      <w:pPr>
-        <w:rPr>
-          <w:lang w:val="en-US"/>
-        </w:rPr>
-      </w:pPr>
       <w:proofErr w:type="spellStart"/>
       <w:r>
         <w:t>Stouffer</w:t>
@@ -13367,77 +13724,36 @@
         </w:rPr>
         <w:br/>
       </w:r>
-      <w:proofErr w:type="spellStart"/>
       <w:r>
         <w:rPr>
           <w:i/>
           <w:iCs/>
-          <w:lang w:val="en-US"/>
         </w:rPr>
         <w:t>Relevanz</w:t>
       </w:r>
-      <w:proofErr w:type="spellEnd"/>
-      <w:r>
-        <w:rPr>
-          <w:lang w:val="en-US"/>
-        </w:rPr>
-        <w:t>: Design von RESTful APIs, Token-</w:t>
-      </w:r>
-      <w:proofErr w:type="spellStart"/>
-      <w:r>
-        <w:rPr>
-          <w:lang w:val="en-US"/>
-        </w:rPr>
-        <w:t>basiertes</w:t>
-      </w:r>
-      <w:proofErr w:type="spellEnd"/>
-      <w:r>
-        <w:rPr>
-          <w:lang w:val="en-US"/>
-        </w:rPr>
-        <w:t xml:space="preserve"> Auth, </w:t>
-      </w:r>
-      <w:proofErr w:type="spellStart"/>
-      <w:r>
-        <w:rPr>
-          <w:lang w:val="en-US"/>
-        </w:rPr>
-        <w:t>Fehlerhandling</w:t>
-      </w:r>
-      <w:proofErr w:type="spellEnd"/>
-      <w:r>
-        <w:rPr>
-          <w:lang w:val="en-US"/>
-        </w:rPr>
-        <w:t>.</w:t>
-      </w:r>
-    </w:p>
-    <w:p>
-      <w:pPr>
-        <w:rPr>
-          <w:lang w:val="en-US"/>
-        </w:rPr>
-      </w:pPr>
-    </w:p>
+      <w:r>
+        <w:t xml:space="preserve">: Design von </w:t>
+      </w:r>
+      <w:proofErr w:type="spellStart"/>
+      <w:r>
+        <w:t>RESTful</w:t>
+      </w:r>
+      <w:proofErr w:type="spellEnd"/>
+      <w:r>
+        <w:t xml:space="preserve"> APIs, Token-basiertes Auth, Fehlerhandling.</w:t>
+      </w:r>
+    </w:p>
+    <w:p/>
     <w:p>
       <w:pPr>
         <w:pStyle w:val="berschrift3"/>
-        <w:rPr>
-          <w:lang w:val="en-US"/>
-        </w:rPr>
       </w:pPr>
       <w:bookmarkStart w:id="43" w:name="_Toc193904390"/>
       <w:r>
-        <w:rPr>
-          <w:lang w:val="en-US"/>
-        </w:rPr>
         <w:t>Sicherheit</w:t>
       </w:r>
       <w:bookmarkEnd w:id="43"/>
       <w:r>
-        <w:rPr>
-          <w:lang w:val="en-US"/>
-        </w:rPr>
         <w:t xml:space="preserve"> </w:t>
       </w:r>
     </w:p>
@@ -13448,29 +13764,19 @@
         </w:rPr>
       </w:pPr>
       <w:r>
-        <w:rPr>
-          <w:lang w:val="en-US"/>
-        </w:rPr>
         <w:t>McDonald, M</w:t>
       </w:r>
       <w:r>
         <w:rPr>
           <w:b/>
           <w:bCs/>
-          <w:lang w:val="en-US"/>
         </w:rPr>
         <w:t>.</w:t>
       </w:r>
       <w:r>
-        <w:rPr>
-          <w:lang w:val="en-US"/>
-        </w:rPr>
         <w:t> (2020).</w:t>
       </w:r>
       <w:r>
-        <w:rPr>
-          <w:lang w:val="en-US"/>
-        </w:rPr>
         <w:br/>
       </w:r>
       <w:r>
@@ -13596,21 +13902,30 @@
     <w:p>
       <w:pPr>
         <w:pStyle w:val="berschrift3"/>
+        <w:rPr>
+          <w:lang w:val="en-US"/>
+        </w:rPr>
       </w:pPr>
       <w:bookmarkStart w:id="44" w:name="_Toc193904391"/>
       <w:r>
+        <w:rPr>
+          <w:lang w:val="en-US"/>
+        </w:rPr>
         <w:t xml:space="preserve">Code für </w:t>
       </w:r>
       <w:proofErr w:type="spellStart"/>
       <w:r>
-        <w:t>Uml</w:t>
-      </w:r>
-      <w:proofErr w:type="spellEnd"/>
-      <w:r>
-        <w:t>-Diagramme</w:t>
+        <w:rPr>
+          <w:lang w:val="en-US"/>
+        </w:rPr>
+        <w:t>Uml-Diagramme</w:t>
       </w:r>
       <w:bookmarkEnd w:id="44"/>
-      <w:r>
+      <w:proofErr w:type="spellEnd"/>
+      <w:r>
+        <w:rPr>
+          <w:lang w:val="en-US"/>
+        </w:rPr>
         <w:t xml:space="preserve"> </w:t>
       </w:r>
     </w:p>
@@ -13623,46 +13938,24 @@
       </w:r>
     </w:p>
     <w:p>
-      <w:pPr>
-        <w:rPr>
-          <w:lang w:val="en-US"/>
-        </w:rPr>
-      </w:pPr>
-      <w:r>
-        <w:rPr>
-          <w:lang w:val="en-US"/>
-        </w:rPr>
+      <w:r>
         <w:t>@startuml</w:t>
       </w:r>
     </w:p>
     <w:p>
-      <w:pPr>
-        <w:rPr>
-          <w:lang w:val="en-US"/>
-        </w:rPr>
-      </w:pPr>
-      <w:proofErr w:type="gramStart"/>
-      <w:r>
-        <w:rPr>
-          <w:lang w:val="en-US"/>
-        </w:rPr>
-        <w:t>!include</w:t>
-      </w:r>
-      <w:proofErr w:type="gramEnd"/>
-      <w:r>
-        <w:rPr>
-          <w:lang w:val="en-US"/>
-        </w:rPr>
+      <w:r>
+        <w:t>!</w:t>
+      </w:r>
+      <w:proofErr w:type="spellStart"/>
+      <w:r>
+        <w:t>include</w:t>
+      </w:r>
+      <w:proofErr w:type="spellEnd"/>
+      <w:r>
         <w:t xml:space="preserve"> &lt;C4/C4_Container&gt;</w:t>
       </w:r>
     </w:p>
-    <w:p>
-      <w:pPr>
-        <w:rPr>
-          <w:lang w:val="en-US"/>
-        </w:rPr>
-      </w:pPr>
-    </w:p>
+    <w:p/>
     <w:p>
       <w:r>
         <w:t>title Architekturübersicht: Storefront, BFF und SQLite-Datenbank</w:t>
@@ -15242,11 +15535,25 @@
       </w:r>
     </w:p>
     <w:p>
-      <w:r>
+      <w:pPr>
+        <w:rPr>
+          <w:lang w:val="en-US"/>
+        </w:rPr>
+      </w:pPr>
+      <w:r>
+        <w:rPr>
+          <w:lang w:val="en-US"/>
+        </w:rPr>
         <w:t>}</w:t>
       </w:r>
     </w:p>
-    <w:p/>
+    <w:p>
+      <w:pPr>
+        <w:rPr>
+          <w:lang w:val="en-US"/>
+        </w:rPr>
+      </w:pPr>
+    </w:p>
     <w:p>
       <w:proofErr w:type="spellStart"/>
       <w:r>

--- a/Portfolio.docx
+++ b/Portfolio.docx
@@ -55,7 +55,7 @@
               <w:noProof/>
               <w:sz w:val="24"/>
               <w:szCs w:val="24"/>
-              <w:lang w:eastAsia="de-DE"/>
+              <w:lang w:eastAsia="zh-CN"/>
             </w:rPr>
           </w:pPr>
           <w:r>
@@ -67,7 +67,7 @@
           <w:r>
             <w:fldChar w:fldCharType="separate"/>
           </w:r>
-          <w:hyperlink w:anchor="_Toc193904346" w:history="1">
+          <w:hyperlink w:anchor="_Toc193973788" w:history="1">
             <w:r>
               <w:rPr>
                 <w:rStyle w:val="Hyperlink"/>
@@ -94,7 +94,7 @@
                 <w:noProof/>
                 <w:webHidden/>
               </w:rPr>
-              <w:instrText xml:space="preserve"> PAGEREF _Toc193904346 \h </w:instrText>
+              <w:instrText xml:space="preserve"> PAGEREF _Toc193973788 \h </w:instrText>
             </w:r>
             <w:r>
               <w:rPr>
@@ -136,10 +136,10 @@
               <w:noProof/>
               <w:sz w:val="24"/>
               <w:szCs w:val="24"/>
-              <w:lang w:eastAsia="de-DE"/>
+              <w:lang w:eastAsia="zh-CN"/>
             </w:rPr>
           </w:pPr>
-          <w:hyperlink w:anchor="_Toc193904347" w:history="1">
+          <w:hyperlink w:anchor="_Toc193973789" w:history="1">
             <w:r>
               <w:rPr>
                 <w:rStyle w:val="Hyperlink"/>
@@ -166,7 +166,7 @@
                 <w:noProof/>
                 <w:webHidden/>
               </w:rPr>
-              <w:instrText xml:space="preserve"> PAGEREF _Toc193904347 \h </w:instrText>
+              <w:instrText xml:space="preserve"> PAGEREF _Toc193973789 \h </w:instrText>
             </w:r>
             <w:r>
               <w:rPr>
@@ -208,10 +208,10 @@
               <w:noProof/>
               <w:sz w:val="24"/>
               <w:szCs w:val="24"/>
-              <w:lang w:eastAsia="de-DE"/>
+              <w:lang w:eastAsia="zh-CN"/>
             </w:rPr>
           </w:pPr>
-          <w:hyperlink w:anchor="_Toc193904348" w:history="1">
+          <w:hyperlink w:anchor="_Toc193973790" w:history="1">
             <w:r>
               <w:rPr>
                 <w:rStyle w:val="Hyperlink"/>
@@ -238,7 +238,7 @@
                 <w:noProof/>
                 <w:webHidden/>
               </w:rPr>
-              <w:instrText xml:space="preserve"> PAGEREF _Toc193904348 \h </w:instrText>
+              <w:instrText xml:space="preserve"> PAGEREF _Toc193973790 \h </w:instrText>
             </w:r>
             <w:r>
               <w:rPr>
@@ -280,16 +280,16 @@
               <w:noProof/>
               <w:sz w:val="24"/>
               <w:szCs w:val="24"/>
-              <w:lang w:eastAsia="de-DE"/>
+              <w:lang w:eastAsia="zh-CN"/>
             </w:rPr>
           </w:pPr>
-          <w:hyperlink w:anchor="_Toc193904349" w:history="1">
+          <w:hyperlink w:anchor="_Toc193973791" w:history="1">
             <w:r>
               <w:rPr>
                 <w:rStyle w:val="Hyperlink"/>
                 <w:noProof/>
               </w:rPr>
-              <w:t>Umsetzbare vs. nicht umgesetzte Anforderungen (vs schreibt man das?)</w:t>
+              <w:t>Umsetzbare vs. nicht umgesetzte Anforderungen</w:t>
             </w:r>
             <w:r>
               <w:rPr>
@@ -310,7 +310,7 @@
                 <w:noProof/>
                 <w:webHidden/>
               </w:rPr>
-              <w:instrText xml:space="preserve"> PAGEREF _Toc193904349 \h </w:instrText>
+              <w:instrText xml:space="preserve"> PAGEREF _Toc193973791 \h </w:instrText>
             </w:r>
             <w:r>
               <w:rPr>
@@ -352,10 +352,10 @@
               <w:noProof/>
               <w:sz w:val="24"/>
               <w:szCs w:val="24"/>
-              <w:lang w:eastAsia="de-DE"/>
+              <w:lang w:eastAsia="zh-CN"/>
             </w:rPr>
           </w:pPr>
-          <w:hyperlink w:anchor="_Toc193904350" w:history="1">
+          <w:hyperlink w:anchor="_Toc193973792" w:history="1">
             <w:r>
               <w:rPr>
                 <w:rStyle w:val="Hyperlink"/>
@@ -382,7 +382,7 @@
                 <w:noProof/>
                 <w:webHidden/>
               </w:rPr>
-              <w:instrText xml:space="preserve"> PAGEREF _Toc193904350 \h </w:instrText>
+              <w:instrText xml:space="preserve"> PAGEREF _Toc193973792 \h </w:instrText>
             </w:r>
             <w:r>
               <w:rPr>
@@ -424,10 +424,10 @@
               <w:noProof/>
               <w:sz w:val="24"/>
               <w:szCs w:val="24"/>
-              <w:lang w:eastAsia="de-DE"/>
+              <w:lang w:eastAsia="zh-CN"/>
             </w:rPr>
           </w:pPr>
-          <w:hyperlink w:anchor="_Toc193904351" w:history="1">
+          <w:hyperlink w:anchor="_Toc193973793" w:history="1">
             <w:r>
               <w:rPr>
                 <w:rStyle w:val="Hyperlink"/>
@@ -454,7 +454,7 @@
                 <w:noProof/>
                 <w:webHidden/>
               </w:rPr>
-              <w:instrText xml:space="preserve"> PAGEREF _Toc193904351 \h </w:instrText>
+              <w:instrText xml:space="preserve"> PAGEREF _Toc193973793 \h </w:instrText>
             </w:r>
             <w:r>
               <w:rPr>
@@ -496,10 +496,10 @@
               <w:noProof/>
               <w:sz w:val="24"/>
               <w:szCs w:val="24"/>
-              <w:lang w:eastAsia="de-DE"/>
+              <w:lang w:eastAsia="zh-CN"/>
             </w:rPr>
           </w:pPr>
-          <w:hyperlink w:anchor="_Toc193904352" w:history="1">
+          <w:hyperlink w:anchor="_Toc193973794" w:history="1">
             <w:r>
               <w:rPr>
                 <w:rStyle w:val="Hyperlink"/>
@@ -526,7 +526,7 @@
                 <w:noProof/>
                 <w:webHidden/>
               </w:rPr>
-              <w:instrText xml:space="preserve"> PAGEREF _Toc193904352 \h </w:instrText>
+              <w:instrText xml:space="preserve"> PAGEREF _Toc193973794 \h </w:instrText>
             </w:r>
             <w:r>
               <w:rPr>
@@ -568,10 +568,10 @@
               <w:noProof/>
               <w:sz w:val="24"/>
               <w:szCs w:val="24"/>
-              <w:lang w:eastAsia="de-DE"/>
+              <w:lang w:eastAsia="zh-CN"/>
             </w:rPr>
           </w:pPr>
-          <w:hyperlink w:anchor="_Toc193904353" w:history="1">
+          <w:hyperlink w:anchor="_Toc193973795" w:history="1">
             <w:r>
               <w:rPr>
                 <w:rStyle w:val="Hyperlink"/>
@@ -598,7 +598,7 @@
                 <w:noProof/>
                 <w:webHidden/>
               </w:rPr>
-              <w:instrText xml:space="preserve"> PAGEREF _Toc193904353 \h </w:instrText>
+              <w:instrText xml:space="preserve"> PAGEREF _Toc193973795 \h </w:instrText>
             </w:r>
             <w:r>
               <w:rPr>
@@ -640,10 +640,10 @@
               <w:noProof/>
               <w:sz w:val="24"/>
               <w:szCs w:val="24"/>
-              <w:lang w:eastAsia="de-DE"/>
+              <w:lang w:eastAsia="zh-CN"/>
             </w:rPr>
           </w:pPr>
-          <w:hyperlink w:anchor="_Toc193904354" w:history="1">
+          <w:hyperlink w:anchor="_Toc193973796" w:history="1">
             <w:r>
               <w:rPr>
                 <w:rStyle w:val="Hyperlink"/>
@@ -670,7 +670,7 @@
                 <w:noProof/>
                 <w:webHidden/>
               </w:rPr>
-              <w:instrText xml:space="preserve"> PAGEREF _Toc193904354 \h </w:instrText>
+              <w:instrText xml:space="preserve"> PAGEREF _Toc193973796 \h </w:instrText>
             </w:r>
             <w:r>
               <w:rPr>
@@ -712,10 +712,10 @@
               <w:noProof/>
               <w:sz w:val="24"/>
               <w:szCs w:val="24"/>
-              <w:lang w:eastAsia="de-DE"/>
+              <w:lang w:eastAsia="zh-CN"/>
             </w:rPr>
           </w:pPr>
-          <w:hyperlink w:anchor="_Toc193904355" w:history="1">
+          <w:hyperlink w:anchor="_Toc193973797" w:history="1">
             <w:r>
               <w:rPr>
                 <w:rStyle w:val="Hyperlink"/>
@@ -742,7 +742,7 @@
                 <w:noProof/>
                 <w:webHidden/>
               </w:rPr>
-              <w:instrText xml:space="preserve"> PAGEREF _Toc193904355 \h </w:instrText>
+              <w:instrText xml:space="preserve"> PAGEREF _Toc193973797 \h </w:instrText>
             </w:r>
             <w:r>
               <w:rPr>
@@ -784,10 +784,10 @@
               <w:noProof/>
               <w:sz w:val="24"/>
               <w:szCs w:val="24"/>
-              <w:lang w:eastAsia="de-DE"/>
+              <w:lang w:eastAsia="zh-CN"/>
             </w:rPr>
           </w:pPr>
-          <w:hyperlink w:anchor="_Toc193904356" w:history="1">
+          <w:hyperlink w:anchor="_Toc193973798" w:history="1">
             <w:r>
               <w:rPr>
                 <w:rStyle w:val="Hyperlink"/>
@@ -814,7 +814,7 @@
                 <w:noProof/>
                 <w:webHidden/>
               </w:rPr>
-              <w:instrText xml:space="preserve"> PAGEREF _Toc193904356 \h </w:instrText>
+              <w:instrText xml:space="preserve"> PAGEREF _Toc193973798 \h </w:instrText>
             </w:r>
             <w:r>
               <w:rPr>
@@ -856,10 +856,10 @@
               <w:noProof/>
               <w:sz w:val="24"/>
               <w:szCs w:val="24"/>
-              <w:lang w:eastAsia="de-DE"/>
+              <w:lang w:eastAsia="zh-CN"/>
             </w:rPr>
           </w:pPr>
-          <w:hyperlink w:anchor="_Toc193904357" w:history="1">
+          <w:hyperlink w:anchor="_Toc193973799" w:history="1">
             <w:r>
               <w:rPr>
                 <w:rStyle w:val="Hyperlink"/>
@@ -886,7 +886,7 @@
                 <w:noProof/>
                 <w:webHidden/>
               </w:rPr>
-              <w:instrText xml:space="preserve"> PAGEREF _Toc193904357 \h </w:instrText>
+              <w:instrText xml:space="preserve"> PAGEREF _Toc193973799 \h </w:instrText>
             </w:r>
             <w:r>
               <w:rPr>
@@ -928,10 +928,10 @@
               <w:noProof/>
               <w:sz w:val="24"/>
               <w:szCs w:val="24"/>
-              <w:lang w:eastAsia="de-DE"/>
+              <w:lang w:eastAsia="zh-CN"/>
             </w:rPr>
           </w:pPr>
-          <w:hyperlink w:anchor="_Toc193904358" w:history="1">
+          <w:hyperlink w:anchor="_Toc193973800" w:history="1">
             <w:r>
               <w:rPr>
                 <w:rStyle w:val="Hyperlink"/>
@@ -958,7 +958,7 @@
                 <w:noProof/>
                 <w:webHidden/>
               </w:rPr>
-              <w:instrText xml:space="preserve"> PAGEREF _Toc193904358 \h </w:instrText>
+              <w:instrText xml:space="preserve"> PAGEREF _Toc193973800 \h </w:instrText>
             </w:r>
             <w:r>
               <w:rPr>
@@ -1000,10 +1000,10 @@
               <w:noProof/>
               <w:sz w:val="24"/>
               <w:szCs w:val="24"/>
-              <w:lang w:eastAsia="de-DE"/>
+              <w:lang w:eastAsia="zh-CN"/>
             </w:rPr>
           </w:pPr>
-          <w:hyperlink w:anchor="_Toc193904359" w:history="1">
+          <w:hyperlink w:anchor="_Toc193973801" w:history="1">
             <w:r>
               <w:rPr>
                 <w:rStyle w:val="Hyperlink"/>
@@ -1030,7 +1030,7 @@
                 <w:noProof/>
                 <w:webHidden/>
               </w:rPr>
-              <w:instrText xml:space="preserve"> PAGEREF _Toc193904359 \h </w:instrText>
+              <w:instrText xml:space="preserve"> PAGEREF _Toc193973801 \h </w:instrText>
             </w:r>
             <w:r>
               <w:rPr>
@@ -1072,10 +1072,10 @@
               <w:noProof/>
               <w:sz w:val="24"/>
               <w:szCs w:val="24"/>
-              <w:lang w:eastAsia="de-DE"/>
+              <w:lang w:eastAsia="zh-CN"/>
             </w:rPr>
           </w:pPr>
-          <w:hyperlink w:anchor="_Toc193904360" w:history="1">
+          <w:hyperlink w:anchor="_Toc193973802" w:history="1">
             <w:r>
               <w:rPr>
                 <w:rStyle w:val="Hyperlink"/>
@@ -1102,7 +1102,7 @@
                 <w:noProof/>
                 <w:webHidden/>
               </w:rPr>
-              <w:instrText xml:space="preserve"> PAGEREF _Toc193904360 \h </w:instrText>
+              <w:instrText xml:space="preserve"> PAGEREF _Toc193973802 \h </w:instrText>
             </w:r>
             <w:r>
               <w:rPr>
@@ -1144,10 +1144,10 @@
               <w:noProof/>
               <w:sz w:val="24"/>
               <w:szCs w:val="24"/>
-              <w:lang w:eastAsia="de-DE"/>
+              <w:lang w:eastAsia="zh-CN"/>
             </w:rPr>
           </w:pPr>
-          <w:hyperlink w:anchor="_Toc193904361" w:history="1">
+          <w:hyperlink w:anchor="_Toc193973803" w:history="1">
             <w:r>
               <w:rPr>
                 <w:rStyle w:val="Hyperlink"/>
@@ -1174,7 +1174,7 @@
                 <w:noProof/>
                 <w:webHidden/>
               </w:rPr>
-              <w:instrText xml:space="preserve"> PAGEREF _Toc193904361 \h </w:instrText>
+              <w:instrText xml:space="preserve"> PAGEREF _Toc193973803 \h </w:instrText>
             </w:r>
             <w:r>
               <w:rPr>
@@ -1216,10 +1216,10 @@
               <w:noProof/>
               <w:sz w:val="24"/>
               <w:szCs w:val="24"/>
-              <w:lang w:eastAsia="de-DE"/>
+              <w:lang w:eastAsia="zh-CN"/>
             </w:rPr>
           </w:pPr>
-          <w:hyperlink w:anchor="_Toc193904362" w:history="1">
+          <w:hyperlink w:anchor="_Toc193973804" w:history="1">
             <w:r>
               <w:rPr>
                 <w:rStyle w:val="Hyperlink"/>
@@ -1246,7 +1246,7 @@
                 <w:noProof/>
                 <w:webHidden/>
               </w:rPr>
-              <w:instrText xml:space="preserve"> PAGEREF _Toc193904362 \h </w:instrText>
+              <w:instrText xml:space="preserve"> PAGEREF _Toc193973804 \h </w:instrText>
             </w:r>
             <w:r>
               <w:rPr>
@@ -1288,10 +1288,10 @@
               <w:noProof/>
               <w:sz w:val="24"/>
               <w:szCs w:val="24"/>
-              <w:lang w:eastAsia="de-DE"/>
+              <w:lang w:eastAsia="zh-CN"/>
             </w:rPr>
           </w:pPr>
-          <w:hyperlink w:anchor="_Toc193904363" w:history="1">
+          <w:hyperlink w:anchor="_Toc193973805" w:history="1">
             <w:r>
               <w:rPr>
                 <w:rStyle w:val="Hyperlink"/>
@@ -1318,7 +1318,7 @@
                 <w:noProof/>
                 <w:webHidden/>
               </w:rPr>
-              <w:instrText xml:space="preserve"> PAGEREF _Toc193904363 \h </w:instrText>
+              <w:instrText xml:space="preserve"> PAGEREF _Toc193973805 \h </w:instrText>
             </w:r>
             <w:r>
               <w:rPr>
@@ -1360,10 +1360,10 @@
               <w:noProof/>
               <w:sz w:val="24"/>
               <w:szCs w:val="24"/>
-              <w:lang w:eastAsia="de-DE"/>
+              <w:lang w:eastAsia="zh-CN"/>
             </w:rPr>
           </w:pPr>
-          <w:hyperlink w:anchor="_Toc193904364" w:history="1">
+          <w:hyperlink w:anchor="_Toc193973806" w:history="1">
             <w:r>
               <w:rPr>
                 <w:rStyle w:val="Hyperlink"/>
@@ -1390,7 +1390,7 @@
                 <w:noProof/>
                 <w:webHidden/>
               </w:rPr>
-              <w:instrText xml:space="preserve"> PAGEREF _Toc193904364 \h </w:instrText>
+              <w:instrText xml:space="preserve"> PAGEREF _Toc193973806 \h </w:instrText>
             </w:r>
             <w:r>
               <w:rPr>
@@ -1432,10 +1432,10 @@
               <w:noProof/>
               <w:sz w:val="24"/>
               <w:szCs w:val="24"/>
-              <w:lang w:eastAsia="de-DE"/>
+              <w:lang w:eastAsia="zh-CN"/>
             </w:rPr>
           </w:pPr>
-          <w:hyperlink w:anchor="_Toc193904365" w:history="1">
+          <w:hyperlink w:anchor="_Toc193973807" w:history="1">
             <w:r>
               <w:rPr>
                 <w:rStyle w:val="Hyperlink"/>
@@ -1462,7 +1462,7 @@
                 <w:noProof/>
                 <w:webHidden/>
               </w:rPr>
-              <w:instrText xml:space="preserve"> PAGEREF _Toc193904365 \h </w:instrText>
+              <w:instrText xml:space="preserve"> PAGEREF _Toc193973807 \h </w:instrText>
             </w:r>
             <w:r>
               <w:rPr>
@@ -1504,10 +1504,10 @@
               <w:noProof/>
               <w:sz w:val="24"/>
               <w:szCs w:val="24"/>
-              <w:lang w:eastAsia="de-DE"/>
+              <w:lang w:eastAsia="zh-CN"/>
             </w:rPr>
           </w:pPr>
-          <w:hyperlink w:anchor="_Toc193904366" w:history="1">
+          <w:hyperlink w:anchor="_Toc193973808" w:history="1">
             <w:r>
               <w:rPr>
                 <w:rStyle w:val="Hyperlink"/>
@@ -1534,7 +1534,7 @@
                 <w:noProof/>
                 <w:webHidden/>
               </w:rPr>
-              <w:instrText xml:space="preserve"> PAGEREF _Toc193904366 \h </w:instrText>
+              <w:instrText xml:space="preserve"> PAGEREF _Toc193973808 \h </w:instrText>
             </w:r>
             <w:r>
               <w:rPr>
@@ -1576,10 +1576,10 @@
               <w:noProof/>
               <w:sz w:val="24"/>
               <w:szCs w:val="24"/>
-              <w:lang w:eastAsia="de-DE"/>
+              <w:lang w:eastAsia="zh-CN"/>
             </w:rPr>
           </w:pPr>
-          <w:hyperlink w:anchor="_Toc193904367" w:history="1">
+          <w:hyperlink w:anchor="_Toc193973809" w:history="1">
             <w:r>
               <w:rPr>
                 <w:rStyle w:val="Hyperlink"/>
@@ -1606,7 +1606,7 @@
                 <w:noProof/>
                 <w:webHidden/>
               </w:rPr>
-              <w:instrText xml:space="preserve"> PAGEREF _Toc193904367 \h </w:instrText>
+              <w:instrText xml:space="preserve"> PAGEREF _Toc193973809 \h </w:instrText>
             </w:r>
             <w:r>
               <w:rPr>
@@ -1648,10 +1648,10 @@
               <w:noProof/>
               <w:sz w:val="24"/>
               <w:szCs w:val="24"/>
-              <w:lang w:eastAsia="de-DE"/>
+              <w:lang w:eastAsia="zh-CN"/>
             </w:rPr>
           </w:pPr>
-          <w:hyperlink w:anchor="_Toc193904368" w:history="1">
+          <w:hyperlink w:anchor="_Toc193973810" w:history="1">
             <w:r>
               <w:rPr>
                 <w:rStyle w:val="Hyperlink"/>
@@ -1678,7 +1678,7 @@
                 <w:noProof/>
                 <w:webHidden/>
               </w:rPr>
-              <w:instrText xml:space="preserve"> PAGEREF _Toc193904368 \h </w:instrText>
+              <w:instrText xml:space="preserve"> PAGEREF _Toc193973810 \h </w:instrText>
             </w:r>
             <w:r>
               <w:rPr>
@@ -1720,10 +1720,10 @@
               <w:noProof/>
               <w:sz w:val="24"/>
               <w:szCs w:val="24"/>
-              <w:lang w:eastAsia="de-DE"/>
+              <w:lang w:eastAsia="zh-CN"/>
             </w:rPr>
           </w:pPr>
-          <w:hyperlink w:anchor="_Toc193904369" w:history="1">
+          <w:hyperlink w:anchor="_Toc193973811" w:history="1">
             <w:r>
               <w:rPr>
                 <w:rStyle w:val="Hyperlink"/>
@@ -1750,7 +1750,7 @@
                 <w:noProof/>
                 <w:webHidden/>
               </w:rPr>
-              <w:instrText xml:space="preserve"> PAGEREF _Toc193904369 \h </w:instrText>
+              <w:instrText xml:space="preserve"> PAGEREF _Toc193973811 \h </w:instrText>
             </w:r>
             <w:r>
               <w:rPr>
@@ -1771,6 +1771,78 @@
                 <w:webHidden/>
               </w:rPr>
               <w:t>15</w:t>
+            </w:r>
+            <w:r>
+              <w:rPr>
+                <w:noProof/>
+                <w:webHidden/>
+              </w:rPr>
+              <w:fldChar w:fldCharType="end"/>
+            </w:r>
+          </w:hyperlink>
+        </w:p>
+        <w:p>
+          <w:pPr>
+            <w:pStyle w:val="Verzeichnis2"/>
+            <w:tabs>
+              <w:tab w:val="right" w:leader="dot" w:pos="9062"/>
+            </w:tabs>
+            <w:rPr>
+              <w:rFonts w:eastAsiaTheme="minorEastAsia"/>
+              <w:noProof/>
+              <w:sz w:val="24"/>
+              <w:szCs w:val="24"/>
+              <w:lang w:eastAsia="zh-CN"/>
+            </w:rPr>
+          </w:pPr>
+          <w:hyperlink w:anchor="_Toc193973812" w:history="1">
+            <w:r>
+              <w:rPr>
+                <w:rStyle w:val="Hyperlink"/>
+                <w:noProof/>
+              </w:rPr>
+              <w:t>Sicherheitskonzept</w:t>
+            </w:r>
+            <w:r>
+              <w:rPr>
+                <w:noProof/>
+                <w:webHidden/>
+              </w:rPr>
+              <w:tab/>
+            </w:r>
+            <w:r>
+              <w:rPr>
+                <w:noProof/>
+                <w:webHidden/>
+              </w:rPr>
+              <w:fldChar w:fldCharType="begin"/>
+            </w:r>
+            <w:r>
+              <w:rPr>
+                <w:noProof/>
+                <w:webHidden/>
+              </w:rPr>
+              <w:instrText xml:space="preserve"> PAGEREF _Toc193973812 \h </w:instrText>
+            </w:r>
+            <w:r>
+              <w:rPr>
+                <w:noProof/>
+                <w:webHidden/>
+              </w:rPr>
+            </w:r>
+            <w:r>
+              <w:rPr>
+                <w:noProof/>
+                <w:webHidden/>
+              </w:rPr>
+              <w:fldChar w:fldCharType="separate"/>
+            </w:r>
+            <w:r>
+              <w:rPr>
+                <w:noProof/>
+                <w:webHidden/>
+              </w:rPr>
+              <w:t>16</w:t>
             </w:r>
             <w:r>
               <w:rPr>
@@ -1792,16 +1864,16 @@
               <w:noProof/>
               <w:sz w:val="24"/>
               <w:szCs w:val="24"/>
-              <w:lang w:eastAsia="de-DE"/>
+              <w:lang w:eastAsia="zh-CN"/>
             </w:rPr>
           </w:pPr>
-          <w:hyperlink w:anchor="_Toc193904370" w:history="1">
+          <w:hyperlink w:anchor="_Toc193973813" w:history="1">
             <w:r>
               <w:rPr>
                 <w:rStyle w:val="Hyperlink"/>
                 <w:noProof/>
               </w:rPr>
-              <w:t>Herausforderungen durch die Single-Page-Application (SPA)-Struktur:</w:t>
+              <w:t>Passwort-Hashing</w:t>
             </w:r>
             <w:r>
               <w:rPr>
@@ -1822,7 +1894,7 @@
                 <w:noProof/>
                 <w:webHidden/>
               </w:rPr>
-              <w:instrText xml:space="preserve"> PAGEREF _Toc193904370 \h </w:instrText>
+              <w:instrText xml:space="preserve"> PAGEREF _Toc193973813 \h </w:instrText>
             </w:r>
             <w:r>
               <w:rPr>
@@ -1842,7 +1914,80 @@
                 <w:noProof/>
                 <w:webHidden/>
               </w:rPr>
-              <w:t>15</w:t>
+              <w:t>16</w:t>
+            </w:r>
+            <w:r>
+              <w:rPr>
+                <w:noProof/>
+                <w:webHidden/>
+              </w:rPr>
+              <w:fldChar w:fldCharType="end"/>
+            </w:r>
+          </w:hyperlink>
+        </w:p>
+        <w:p>
+          <w:pPr>
+            <w:pStyle w:val="Verzeichnis3"/>
+            <w:tabs>
+              <w:tab w:val="right" w:leader="dot" w:pos="9062"/>
+            </w:tabs>
+            <w:rPr>
+              <w:rFonts w:eastAsiaTheme="minorEastAsia"/>
+              <w:noProof/>
+              <w:sz w:val="24"/>
+              <w:szCs w:val="24"/>
+              <w:lang w:eastAsia="zh-CN"/>
+            </w:rPr>
+          </w:pPr>
+          <w:hyperlink w:anchor="_Toc193973814" w:history="1">
+            <w:r>
+              <w:rPr>
+                <w:rStyle w:val="Hyperlink"/>
+                <w:noProof/>
+                <w:lang w:val="en-US"/>
+              </w:rPr>
+              <w:t>Cookie-Sicherheit</w:t>
+            </w:r>
+            <w:r>
+              <w:rPr>
+                <w:noProof/>
+                <w:webHidden/>
+              </w:rPr>
+              <w:tab/>
+            </w:r>
+            <w:r>
+              <w:rPr>
+                <w:noProof/>
+                <w:webHidden/>
+              </w:rPr>
+              <w:fldChar w:fldCharType="begin"/>
+            </w:r>
+            <w:r>
+              <w:rPr>
+                <w:noProof/>
+                <w:webHidden/>
+              </w:rPr>
+              <w:instrText xml:space="preserve"> PAGEREF _Toc193973814 \h </w:instrText>
+            </w:r>
+            <w:r>
+              <w:rPr>
+                <w:noProof/>
+                <w:webHidden/>
+              </w:rPr>
+            </w:r>
+            <w:r>
+              <w:rPr>
+                <w:noProof/>
+                <w:webHidden/>
+              </w:rPr>
+              <w:fldChar w:fldCharType="separate"/>
+            </w:r>
+            <w:r>
+              <w:rPr>
+                <w:noProof/>
+                <w:webHidden/>
+              </w:rPr>
+              <w:t>16</w:t>
             </w:r>
             <w:r>
               <w:rPr>
@@ -1864,16 +2009,16 @@
               <w:noProof/>
               <w:sz w:val="24"/>
               <w:szCs w:val="24"/>
-              <w:lang w:eastAsia="de-DE"/>
+              <w:lang w:eastAsia="zh-CN"/>
             </w:rPr>
           </w:pPr>
-          <w:hyperlink w:anchor="_Toc193904371" w:history="1">
+          <w:hyperlink w:anchor="_Toc193973815" w:history="1">
             <w:r>
               <w:rPr>
                 <w:rStyle w:val="Hyperlink"/>
                 <w:noProof/>
               </w:rPr>
-              <w:t>Sicherheitskonzept</w:t>
+              <w:t>Zukünftige Erweiterungen</w:t>
             </w:r>
             <w:r>
               <w:rPr>
@@ -1894,7 +2039,7 @@
                 <w:noProof/>
                 <w:webHidden/>
               </w:rPr>
-              <w:instrText xml:space="preserve"> PAGEREF _Toc193904371 \h </w:instrText>
+              <w:instrText xml:space="preserve"> PAGEREF _Toc193973815 \h </w:instrText>
             </w:r>
             <w:r>
               <w:rPr>
@@ -1936,16 +2081,16 @@
               <w:noProof/>
               <w:sz w:val="24"/>
               <w:szCs w:val="24"/>
-              <w:lang w:eastAsia="de-DE"/>
+              <w:lang w:eastAsia="zh-CN"/>
             </w:rPr>
           </w:pPr>
-          <w:hyperlink w:anchor="_Toc193904372" w:history="1">
+          <w:hyperlink w:anchor="_Toc193973816" w:history="1">
             <w:r>
               <w:rPr>
                 <w:rStyle w:val="Hyperlink"/>
                 <w:noProof/>
               </w:rPr>
-              <w:t>Passwort-Hashing</w:t>
+              <w:t>Geplante Features</w:t>
             </w:r>
             <w:r>
               <w:rPr>
@@ -1966,7 +2111,93 @@
                 <w:noProof/>
                 <w:webHidden/>
               </w:rPr>
-              <w:instrText xml:space="preserve"> PAGEREF _Toc193904372 \h </w:instrText>
+              <w:instrText xml:space="preserve"> PAGEREF _Toc193973816 \h </w:instrText>
+            </w:r>
+            <w:r>
+              <w:rPr>
+                <w:noProof/>
+                <w:webHidden/>
+              </w:rPr>
+            </w:r>
+            <w:r>
+              <w:rPr>
+                <w:noProof/>
+                <w:webHidden/>
+              </w:rPr>
+              <w:fldChar w:fldCharType="separate"/>
+            </w:r>
+            <w:r>
+              <w:rPr>
+                <w:noProof/>
+                <w:webHidden/>
+              </w:rPr>
+              <w:t>16</w:t>
+            </w:r>
+            <w:r>
+              <w:rPr>
+                <w:noProof/>
+                <w:webHidden/>
+              </w:rPr>
+              <w:fldChar w:fldCharType="end"/>
+            </w:r>
+          </w:hyperlink>
+        </w:p>
+        <w:p>
+          <w:pPr>
+            <w:pStyle w:val="Verzeichnis2"/>
+            <w:tabs>
+              <w:tab w:val="right" w:leader="dot" w:pos="9062"/>
+            </w:tabs>
+            <w:rPr>
+              <w:rFonts w:eastAsiaTheme="minorEastAsia"/>
+              <w:noProof/>
+              <w:sz w:val="24"/>
+              <w:szCs w:val="24"/>
+              <w:lang w:eastAsia="zh-CN"/>
+            </w:rPr>
+          </w:pPr>
+          <w:hyperlink w:anchor="_Toc193973817" w:history="1">
+            <w:r>
+              <w:rPr>
+                <w:rStyle w:val="Hyperlink"/>
+                <w:noProof/>
+              </w:rPr>
+              <w:t>Fazit (ums</w:t>
+            </w:r>
+            <w:r>
+              <w:rPr>
+                <w:rStyle w:val="Hyperlink"/>
+                <w:noProof/>
+              </w:rPr>
+              <w:t>c</w:t>
+            </w:r>
+            <w:r>
+              <w:rPr>
+                <w:rStyle w:val="Hyperlink"/>
+                <w:noProof/>
+              </w:rPr>
+              <w:t>hreiben)</w:t>
+            </w:r>
+            <w:r>
+              <w:rPr>
+                <w:noProof/>
+                <w:webHidden/>
+              </w:rPr>
+              <w:tab/>
+            </w:r>
+            <w:r>
+              <w:rPr>
+                <w:noProof/>
+                <w:webHidden/>
+              </w:rPr>
+              <w:fldChar w:fldCharType="begin"/>
+            </w:r>
+            <w:r>
+              <w:rPr>
+                <w:noProof/>
+                <w:webHidden/>
+              </w:rPr>
+              <w:instrText xml:space="preserve"> PAGEREF _Toc193973817 \h </w:instrText>
             </w:r>
             <w:r>
               <w:rPr>
@@ -2008,17 +2239,16 @@
               <w:noProof/>
               <w:sz w:val="24"/>
               <w:szCs w:val="24"/>
-              <w:lang w:eastAsia="de-DE"/>
+              <w:lang w:eastAsia="zh-CN"/>
             </w:rPr>
           </w:pPr>
-          <w:hyperlink w:anchor="_Toc193904373" w:history="1">
+          <w:hyperlink w:anchor="_Toc193973818" w:history="1">
             <w:r>
               <w:rPr>
                 <w:rStyle w:val="Hyperlink"/>
                 <w:noProof/>
-                <w:lang w:val="en-US"/>
-              </w:rPr>
-              <w:t>Cookie-Sicherheit</w:t>
+              </w:rPr>
+              <w:t>Erreichte Ziele und technische Erfolge</w:t>
             </w:r>
             <w:r>
               <w:rPr>
@@ -2039,7 +2269,7 @@
                 <w:noProof/>
                 <w:webHidden/>
               </w:rPr>
-              <w:instrText xml:space="preserve"> PAGEREF _Toc193904373 \h </w:instrText>
+              <w:instrText xml:space="preserve"> PAGEREF _Toc193973818 \h </w:instrText>
             </w:r>
             <w:r>
               <w:rPr>
@@ -2060,6 +2290,366 @@
                 <w:webHidden/>
               </w:rPr>
               <w:t>16</w:t>
+            </w:r>
+            <w:r>
+              <w:rPr>
+                <w:noProof/>
+                <w:webHidden/>
+              </w:rPr>
+              <w:fldChar w:fldCharType="end"/>
+            </w:r>
+          </w:hyperlink>
+        </w:p>
+        <w:p>
+          <w:pPr>
+            <w:pStyle w:val="Verzeichnis3"/>
+            <w:tabs>
+              <w:tab w:val="right" w:leader="dot" w:pos="9062"/>
+            </w:tabs>
+            <w:rPr>
+              <w:rFonts w:eastAsiaTheme="minorEastAsia"/>
+              <w:noProof/>
+              <w:sz w:val="24"/>
+              <w:szCs w:val="24"/>
+              <w:lang w:eastAsia="zh-CN"/>
+            </w:rPr>
+          </w:pPr>
+          <w:hyperlink w:anchor="_Toc193973819" w:history="1">
+            <w:r>
+              <w:rPr>
+                <w:rStyle w:val="Hyperlink"/>
+                <w:noProof/>
+              </w:rPr>
+              <w:t>Reflexion der Herausforderungen und Lessons Learned</w:t>
+            </w:r>
+            <w:r>
+              <w:rPr>
+                <w:noProof/>
+                <w:webHidden/>
+              </w:rPr>
+              <w:tab/>
+            </w:r>
+            <w:r>
+              <w:rPr>
+                <w:noProof/>
+                <w:webHidden/>
+              </w:rPr>
+              <w:fldChar w:fldCharType="begin"/>
+            </w:r>
+            <w:r>
+              <w:rPr>
+                <w:noProof/>
+                <w:webHidden/>
+              </w:rPr>
+              <w:instrText xml:space="preserve"> PAGEREF _Toc193973819 \h </w:instrText>
+            </w:r>
+            <w:r>
+              <w:rPr>
+                <w:noProof/>
+                <w:webHidden/>
+              </w:rPr>
+            </w:r>
+            <w:r>
+              <w:rPr>
+                <w:noProof/>
+                <w:webHidden/>
+              </w:rPr>
+              <w:fldChar w:fldCharType="separate"/>
+            </w:r>
+            <w:r>
+              <w:rPr>
+                <w:noProof/>
+                <w:webHidden/>
+              </w:rPr>
+              <w:t>17</w:t>
+            </w:r>
+            <w:r>
+              <w:rPr>
+                <w:noProof/>
+                <w:webHidden/>
+              </w:rPr>
+              <w:fldChar w:fldCharType="end"/>
+            </w:r>
+          </w:hyperlink>
+        </w:p>
+        <w:p>
+          <w:pPr>
+            <w:pStyle w:val="Verzeichnis3"/>
+            <w:tabs>
+              <w:tab w:val="right" w:leader="dot" w:pos="9062"/>
+            </w:tabs>
+            <w:rPr>
+              <w:rFonts w:eastAsiaTheme="minorEastAsia"/>
+              <w:noProof/>
+              <w:sz w:val="24"/>
+              <w:szCs w:val="24"/>
+              <w:lang w:eastAsia="zh-CN"/>
+            </w:rPr>
+          </w:pPr>
+          <w:hyperlink w:anchor="_Toc193973820" w:history="1">
+            <w:r>
+              <w:rPr>
+                <w:rStyle w:val="Hyperlink"/>
+                <w:noProof/>
+              </w:rPr>
+              <w:t>Kritische Architekturentscheidungen</w:t>
+            </w:r>
+            <w:r>
+              <w:rPr>
+                <w:noProof/>
+                <w:webHidden/>
+              </w:rPr>
+              <w:tab/>
+            </w:r>
+            <w:r>
+              <w:rPr>
+                <w:noProof/>
+                <w:webHidden/>
+              </w:rPr>
+              <w:fldChar w:fldCharType="begin"/>
+            </w:r>
+            <w:r>
+              <w:rPr>
+                <w:noProof/>
+                <w:webHidden/>
+              </w:rPr>
+              <w:instrText xml:space="preserve"> PAGEREF _Toc193973820 \h </w:instrText>
+            </w:r>
+            <w:r>
+              <w:rPr>
+                <w:noProof/>
+                <w:webHidden/>
+              </w:rPr>
+            </w:r>
+            <w:r>
+              <w:rPr>
+                <w:noProof/>
+                <w:webHidden/>
+              </w:rPr>
+              <w:fldChar w:fldCharType="separate"/>
+            </w:r>
+            <w:r>
+              <w:rPr>
+                <w:noProof/>
+                <w:webHidden/>
+              </w:rPr>
+              <w:t>17</w:t>
+            </w:r>
+            <w:r>
+              <w:rPr>
+                <w:noProof/>
+                <w:webHidden/>
+              </w:rPr>
+              <w:fldChar w:fldCharType="end"/>
+            </w:r>
+          </w:hyperlink>
+        </w:p>
+        <w:p>
+          <w:pPr>
+            <w:pStyle w:val="Verzeichnis3"/>
+            <w:tabs>
+              <w:tab w:val="right" w:leader="dot" w:pos="9062"/>
+            </w:tabs>
+            <w:rPr>
+              <w:rFonts w:eastAsiaTheme="minorEastAsia"/>
+              <w:noProof/>
+              <w:sz w:val="24"/>
+              <w:szCs w:val="24"/>
+              <w:lang w:eastAsia="zh-CN"/>
+            </w:rPr>
+          </w:pPr>
+          <w:hyperlink w:anchor="_Toc193973821" w:history="1">
+            <w:r>
+              <w:rPr>
+                <w:rStyle w:val="Hyperlink"/>
+                <w:noProof/>
+              </w:rPr>
+              <w:t>Praktische Implikationen und Nutzerfeedback</w:t>
+            </w:r>
+            <w:r>
+              <w:rPr>
+                <w:noProof/>
+                <w:webHidden/>
+              </w:rPr>
+              <w:tab/>
+            </w:r>
+            <w:r>
+              <w:rPr>
+                <w:noProof/>
+                <w:webHidden/>
+              </w:rPr>
+              <w:fldChar w:fldCharType="begin"/>
+            </w:r>
+            <w:r>
+              <w:rPr>
+                <w:noProof/>
+                <w:webHidden/>
+              </w:rPr>
+              <w:instrText xml:space="preserve"> PAGEREF _Toc193973821 \h </w:instrText>
+            </w:r>
+            <w:r>
+              <w:rPr>
+                <w:noProof/>
+                <w:webHidden/>
+              </w:rPr>
+            </w:r>
+            <w:r>
+              <w:rPr>
+                <w:noProof/>
+                <w:webHidden/>
+              </w:rPr>
+              <w:fldChar w:fldCharType="separate"/>
+            </w:r>
+            <w:r>
+              <w:rPr>
+                <w:noProof/>
+                <w:webHidden/>
+              </w:rPr>
+              <w:t>17</w:t>
+            </w:r>
+            <w:r>
+              <w:rPr>
+                <w:noProof/>
+                <w:webHidden/>
+              </w:rPr>
+              <w:fldChar w:fldCharType="end"/>
+            </w:r>
+          </w:hyperlink>
+        </w:p>
+        <w:p>
+          <w:pPr>
+            <w:pStyle w:val="Verzeichnis3"/>
+            <w:tabs>
+              <w:tab w:val="right" w:leader="dot" w:pos="9062"/>
+            </w:tabs>
+            <w:rPr>
+              <w:rFonts w:eastAsiaTheme="minorEastAsia"/>
+              <w:noProof/>
+              <w:sz w:val="24"/>
+              <w:szCs w:val="24"/>
+              <w:lang w:eastAsia="zh-CN"/>
+            </w:rPr>
+          </w:pPr>
+          <w:hyperlink w:anchor="_Toc193973822" w:history="1">
+            <w:r>
+              <w:rPr>
+                <w:rStyle w:val="Hyperlink"/>
+                <w:noProof/>
+              </w:rPr>
+              <w:t>Zukünftige Perspektiven und Skalierbarkeit</w:t>
+            </w:r>
+            <w:r>
+              <w:rPr>
+                <w:noProof/>
+                <w:webHidden/>
+              </w:rPr>
+              <w:tab/>
+            </w:r>
+            <w:r>
+              <w:rPr>
+                <w:noProof/>
+                <w:webHidden/>
+              </w:rPr>
+              <w:fldChar w:fldCharType="begin"/>
+            </w:r>
+            <w:r>
+              <w:rPr>
+                <w:noProof/>
+                <w:webHidden/>
+              </w:rPr>
+              <w:instrText xml:space="preserve"> PAGEREF _Toc193973822 \h </w:instrText>
+            </w:r>
+            <w:r>
+              <w:rPr>
+                <w:noProof/>
+                <w:webHidden/>
+              </w:rPr>
+            </w:r>
+            <w:r>
+              <w:rPr>
+                <w:noProof/>
+                <w:webHidden/>
+              </w:rPr>
+              <w:fldChar w:fldCharType="separate"/>
+            </w:r>
+            <w:r>
+              <w:rPr>
+                <w:noProof/>
+                <w:webHidden/>
+              </w:rPr>
+              <w:t>17</w:t>
+            </w:r>
+            <w:r>
+              <w:rPr>
+                <w:noProof/>
+                <w:webHidden/>
+              </w:rPr>
+              <w:fldChar w:fldCharType="end"/>
+            </w:r>
+          </w:hyperlink>
+        </w:p>
+        <w:p>
+          <w:pPr>
+            <w:pStyle w:val="Verzeichnis1"/>
+            <w:tabs>
+              <w:tab w:val="right" w:leader="dot" w:pos="9062"/>
+            </w:tabs>
+            <w:rPr>
+              <w:rFonts w:eastAsiaTheme="minorEastAsia"/>
+              <w:noProof/>
+              <w:sz w:val="24"/>
+              <w:szCs w:val="24"/>
+              <w:lang w:eastAsia="zh-CN"/>
+            </w:rPr>
+          </w:pPr>
+          <w:hyperlink w:anchor="_Toc193973823" w:history="1">
+            <w:r>
+              <w:rPr>
+                <w:rStyle w:val="Hyperlink"/>
+                <w:noProof/>
+              </w:rPr>
+              <w:t>Wissenschaftliche Reflexion</w:t>
+            </w:r>
+            <w:r>
+              <w:rPr>
+                <w:noProof/>
+                <w:webHidden/>
+              </w:rPr>
+              <w:tab/>
+            </w:r>
+            <w:r>
+              <w:rPr>
+                <w:noProof/>
+                <w:webHidden/>
+              </w:rPr>
+              <w:fldChar w:fldCharType="begin"/>
+            </w:r>
+            <w:r>
+              <w:rPr>
+                <w:noProof/>
+                <w:webHidden/>
+              </w:rPr>
+              <w:instrText xml:space="preserve"> PAGEREF _Toc193973823 \h </w:instrText>
+            </w:r>
+            <w:r>
+              <w:rPr>
+                <w:noProof/>
+                <w:webHidden/>
+              </w:rPr>
+            </w:r>
+            <w:r>
+              <w:rPr>
+                <w:noProof/>
+                <w:webHidden/>
+              </w:rPr>
+              <w:fldChar w:fldCharType="separate"/>
+            </w:r>
+            <w:r>
+              <w:rPr>
+                <w:noProof/>
+                <w:webHidden/>
+              </w:rPr>
+              <w:t>18</w:t>
             </w:r>
             <w:r>
               <w:rPr>
@@ -2081,16 +2671,16 @@
               <w:noProof/>
               <w:sz w:val="24"/>
               <w:szCs w:val="24"/>
-              <w:lang w:eastAsia="de-DE"/>
+              <w:lang w:eastAsia="zh-CN"/>
             </w:rPr>
           </w:pPr>
-          <w:hyperlink w:anchor="_Toc193904374" w:history="1">
+          <w:hyperlink w:anchor="_Toc193973824" w:history="1">
             <w:r>
               <w:rPr>
                 <w:rStyle w:val="Hyperlink"/>
                 <w:noProof/>
               </w:rPr>
-              <w:t>Zukünftige Erweiterungen</w:t>
+              <w:t>Erfolge vs. Hindernisse</w:t>
             </w:r>
             <w:r>
               <w:rPr>
@@ -2111,7 +2701,7 @@
                 <w:noProof/>
                 <w:webHidden/>
               </w:rPr>
-              <w:instrText xml:space="preserve"> PAGEREF _Toc193904374 \h </w:instrText>
+              <w:instrText xml:space="preserve"> PAGEREF _Toc193973824 \h </w:instrText>
             </w:r>
             <w:r>
               <w:rPr>
@@ -2131,7 +2721,7 @@
                 <w:noProof/>
                 <w:webHidden/>
               </w:rPr>
-              <w:t>16</w:t>
+              <w:t>18</w:t>
             </w:r>
             <w:r>
               <w:rPr>
@@ -2153,16 +2743,16 @@
               <w:noProof/>
               <w:sz w:val="24"/>
               <w:szCs w:val="24"/>
-              <w:lang w:eastAsia="de-DE"/>
+              <w:lang w:eastAsia="zh-CN"/>
             </w:rPr>
           </w:pPr>
-          <w:hyperlink w:anchor="_Toc193904375" w:history="1">
+          <w:hyperlink w:anchor="_Toc193973825" w:history="1">
             <w:r>
               <w:rPr>
                 <w:rStyle w:val="Hyperlink"/>
                 <w:noProof/>
               </w:rPr>
-              <w:t>Geplante Features</w:t>
+              <w:t>Erfolge</w:t>
             </w:r>
             <w:r>
               <w:rPr>
@@ -2183,7 +2773,7 @@
                 <w:noProof/>
                 <w:webHidden/>
               </w:rPr>
-              <w:instrText xml:space="preserve"> PAGEREF _Toc193904375 \h </w:instrText>
+              <w:instrText xml:space="preserve"> PAGEREF _Toc193973825 \h </w:instrText>
             </w:r>
             <w:r>
               <w:rPr>
@@ -2203,7 +2793,80 @@
                 <w:noProof/>
                 <w:webHidden/>
               </w:rPr>
-              <w:t>16</w:t>
+              <w:t>18</w:t>
+            </w:r>
+            <w:r>
+              <w:rPr>
+                <w:noProof/>
+                <w:webHidden/>
+              </w:rPr>
+              <w:fldChar w:fldCharType="end"/>
+            </w:r>
+          </w:hyperlink>
+        </w:p>
+        <w:p>
+          <w:pPr>
+            <w:pStyle w:val="Verzeichnis3"/>
+            <w:tabs>
+              <w:tab w:val="right" w:leader="dot" w:pos="9062"/>
+            </w:tabs>
+            <w:rPr>
+              <w:rFonts w:eastAsiaTheme="minorEastAsia"/>
+              <w:noProof/>
+              <w:sz w:val="24"/>
+              <w:szCs w:val="24"/>
+              <w:lang w:eastAsia="zh-CN"/>
+            </w:rPr>
+          </w:pPr>
+          <w:hyperlink w:anchor="_Toc193973826" w:history="1">
+            <w:r>
+              <w:rPr>
+                <w:rStyle w:val="Hyperlink"/>
+                <w:noProof/>
+                <w:lang w:val="en-US"/>
+              </w:rPr>
+              <w:t>Hindernisse</w:t>
+            </w:r>
+            <w:r>
+              <w:rPr>
+                <w:noProof/>
+                <w:webHidden/>
+              </w:rPr>
+              <w:tab/>
+            </w:r>
+            <w:r>
+              <w:rPr>
+                <w:noProof/>
+                <w:webHidden/>
+              </w:rPr>
+              <w:fldChar w:fldCharType="begin"/>
+            </w:r>
+            <w:r>
+              <w:rPr>
+                <w:noProof/>
+                <w:webHidden/>
+              </w:rPr>
+              <w:instrText xml:space="preserve"> PAGEREF _Toc193973826 \h </w:instrText>
+            </w:r>
+            <w:r>
+              <w:rPr>
+                <w:noProof/>
+                <w:webHidden/>
+              </w:rPr>
+            </w:r>
+            <w:r>
+              <w:rPr>
+                <w:noProof/>
+                <w:webHidden/>
+              </w:rPr>
+              <w:fldChar w:fldCharType="separate"/>
+            </w:r>
+            <w:r>
+              <w:rPr>
+                <w:noProof/>
+                <w:webHidden/>
+              </w:rPr>
+              <w:t>19</w:t>
             </w:r>
             <w:r>
               <w:rPr>
@@ -2225,15 +2888,375 @@
               <w:noProof/>
               <w:sz w:val="24"/>
               <w:szCs w:val="24"/>
-              <w:lang w:eastAsia="de-DE"/>
+              <w:lang w:eastAsia="zh-CN"/>
             </w:rPr>
           </w:pPr>
-          <w:hyperlink w:anchor="_Toc193904376" w:history="1">
+          <w:hyperlink w:anchor="_Toc193973827" w:history="1">
             <w:r>
               <w:rPr>
                 <w:rStyle w:val="Hyperlink"/>
                 <w:noProof/>
               </w:rPr>
+              <w:t>Lektionen für die Zukunft</w:t>
+            </w:r>
+            <w:r>
+              <w:rPr>
+                <w:noProof/>
+                <w:webHidden/>
+              </w:rPr>
+              <w:tab/>
+            </w:r>
+            <w:r>
+              <w:rPr>
+                <w:noProof/>
+                <w:webHidden/>
+              </w:rPr>
+              <w:fldChar w:fldCharType="begin"/>
+            </w:r>
+            <w:r>
+              <w:rPr>
+                <w:noProof/>
+                <w:webHidden/>
+              </w:rPr>
+              <w:instrText xml:space="preserve"> PAGEREF _Toc193973827 \h </w:instrText>
+            </w:r>
+            <w:r>
+              <w:rPr>
+                <w:noProof/>
+                <w:webHidden/>
+              </w:rPr>
+            </w:r>
+            <w:r>
+              <w:rPr>
+                <w:noProof/>
+                <w:webHidden/>
+              </w:rPr>
+              <w:fldChar w:fldCharType="separate"/>
+            </w:r>
+            <w:r>
+              <w:rPr>
+                <w:noProof/>
+                <w:webHidden/>
+              </w:rPr>
+              <w:t>19</w:t>
+            </w:r>
+            <w:r>
+              <w:rPr>
+                <w:noProof/>
+                <w:webHidden/>
+              </w:rPr>
+              <w:fldChar w:fldCharType="end"/>
+            </w:r>
+          </w:hyperlink>
+        </w:p>
+        <w:p>
+          <w:pPr>
+            <w:pStyle w:val="Verzeichnis3"/>
+            <w:tabs>
+              <w:tab w:val="right" w:leader="dot" w:pos="9062"/>
+            </w:tabs>
+            <w:rPr>
+              <w:rFonts w:eastAsiaTheme="minorEastAsia"/>
+              <w:noProof/>
+              <w:sz w:val="24"/>
+              <w:szCs w:val="24"/>
+              <w:lang w:eastAsia="zh-CN"/>
+            </w:rPr>
+          </w:pPr>
+          <w:hyperlink w:anchor="_Toc193973828" w:history="1">
+            <w:r>
+              <w:rPr>
+                <w:rStyle w:val="Hyperlink"/>
+                <w:noProof/>
+              </w:rPr>
+              <w:t>Tests</w:t>
+            </w:r>
+            <w:r>
+              <w:rPr>
+                <w:noProof/>
+                <w:webHidden/>
+              </w:rPr>
+              <w:tab/>
+            </w:r>
+            <w:r>
+              <w:rPr>
+                <w:noProof/>
+                <w:webHidden/>
+              </w:rPr>
+              <w:fldChar w:fldCharType="begin"/>
+            </w:r>
+            <w:r>
+              <w:rPr>
+                <w:noProof/>
+                <w:webHidden/>
+              </w:rPr>
+              <w:instrText xml:space="preserve"> PAGEREF _Toc193973828 \h </w:instrText>
+            </w:r>
+            <w:r>
+              <w:rPr>
+                <w:noProof/>
+                <w:webHidden/>
+              </w:rPr>
+            </w:r>
+            <w:r>
+              <w:rPr>
+                <w:noProof/>
+                <w:webHidden/>
+              </w:rPr>
+              <w:fldChar w:fldCharType="separate"/>
+            </w:r>
+            <w:r>
+              <w:rPr>
+                <w:noProof/>
+                <w:webHidden/>
+              </w:rPr>
+              <w:t>19</w:t>
+            </w:r>
+            <w:r>
+              <w:rPr>
+                <w:noProof/>
+                <w:webHidden/>
+              </w:rPr>
+              <w:fldChar w:fldCharType="end"/>
+            </w:r>
+          </w:hyperlink>
+        </w:p>
+        <w:p>
+          <w:pPr>
+            <w:pStyle w:val="Verzeichnis3"/>
+            <w:tabs>
+              <w:tab w:val="right" w:leader="dot" w:pos="9062"/>
+            </w:tabs>
+            <w:rPr>
+              <w:rFonts w:eastAsiaTheme="minorEastAsia"/>
+              <w:noProof/>
+              <w:sz w:val="24"/>
+              <w:szCs w:val="24"/>
+              <w:lang w:eastAsia="zh-CN"/>
+            </w:rPr>
+          </w:pPr>
+          <w:hyperlink w:anchor="_Toc193973829" w:history="1">
+            <w:r>
+              <w:rPr>
+                <w:rStyle w:val="Hyperlink"/>
+                <w:noProof/>
+              </w:rPr>
+              <w:t>Automatisierte API-Dokumentation</w:t>
+            </w:r>
+            <w:r>
+              <w:rPr>
+                <w:noProof/>
+                <w:webHidden/>
+              </w:rPr>
+              <w:tab/>
+            </w:r>
+            <w:r>
+              <w:rPr>
+                <w:noProof/>
+                <w:webHidden/>
+              </w:rPr>
+              <w:fldChar w:fldCharType="begin"/>
+            </w:r>
+            <w:r>
+              <w:rPr>
+                <w:noProof/>
+                <w:webHidden/>
+              </w:rPr>
+              <w:instrText xml:space="preserve"> PAGEREF _Toc193973829 \h </w:instrText>
+            </w:r>
+            <w:r>
+              <w:rPr>
+                <w:noProof/>
+                <w:webHidden/>
+              </w:rPr>
+            </w:r>
+            <w:r>
+              <w:rPr>
+                <w:noProof/>
+                <w:webHidden/>
+              </w:rPr>
+              <w:fldChar w:fldCharType="separate"/>
+            </w:r>
+            <w:r>
+              <w:rPr>
+                <w:noProof/>
+                <w:webHidden/>
+              </w:rPr>
+              <w:t>20</w:t>
+            </w:r>
+            <w:r>
+              <w:rPr>
+                <w:noProof/>
+                <w:webHidden/>
+              </w:rPr>
+              <w:fldChar w:fldCharType="end"/>
+            </w:r>
+          </w:hyperlink>
+        </w:p>
+        <w:p>
+          <w:pPr>
+            <w:pStyle w:val="Verzeichnis3"/>
+            <w:tabs>
+              <w:tab w:val="right" w:leader="dot" w:pos="9062"/>
+            </w:tabs>
+            <w:rPr>
+              <w:rFonts w:eastAsiaTheme="minorEastAsia"/>
+              <w:noProof/>
+              <w:sz w:val="24"/>
+              <w:szCs w:val="24"/>
+              <w:lang w:eastAsia="zh-CN"/>
+            </w:rPr>
+          </w:pPr>
+          <w:hyperlink w:anchor="_Toc193973830" w:history="1">
+            <w:r>
+              <w:rPr>
+                <w:rStyle w:val="Hyperlink"/>
+                <w:noProof/>
+              </w:rPr>
+              <w:t>Portabilität durch relative Pfade</w:t>
+            </w:r>
+            <w:r>
+              <w:rPr>
+                <w:noProof/>
+                <w:webHidden/>
+              </w:rPr>
+              <w:tab/>
+            </w:r>
+            <w:r>
+              <w:rPr>
+                <w:noProof/>
+                <w:webHidden/>
+              </w:rPr>
+              <w:fldChar w:fldCharType="begin"/>
+            </w:r>
+            <w:r>
+              <w:rPr>
+                <w:noProof/>
+                <w:webHidden/>
+              </w:rPr>
+              <w:instrText xml:space="preserve"> PAGEREF _Toc193973830 \h </w:instrText>
+            </w:r>
+            <w:r>
+              <w:rPr>
+                <w:noProof/>
+                <w:webHidden/>
+              </w:rPr>
+            </w:r>
+            <w:r>
+              <w:rPr>
+                <w:noProof/>
+                <w:webHidden/>
+              </w:rPr>
+              <w:fldChar w:fldCharType="separate"/>
+            </w:r>
+            <w:r>
+              <w:rPr>
+                <w:noProof/>
+                <w:webHidden/>
+              </w:rPr>
+              <w:t>20</w:t>
+            </w:r>
+            <w:r>
+              <w:rPr>
+                <w:noProof/>
+                <w:webHidden/>
+              </w:rPr>
+              <w:fldChar w:fldCharType="end"/>
+            </w:r>
+          </w:hyperlink>
+        </w:p>
+        <w:p>
+          <w:pPr>
+            <w:pStyle w:val="Verzeichnis3"/>
+            <w:tabs>
+              <w:tab w:val="right" w:leader="dot" w:pos="9062"/>
+            </w:tabs>
+            <w:rPr>
+              <w:rFonts w:eastAsiaTheme="minorEastAsia"/>
+              <w:noProof/>
+              <w:sz w:val="24"/>
+              <w:szCs w:val="24"/>
+              <w:lang w:eastAsia="zh-CN"/>
+            </w:rPr>
+          </w:pPr>
+          <w:hyperlink w:anchor="_Toc193973831" w:history="1">
+            <w:r>
+              <w:rPr>
+                <w:rStyle w:val="Hyperlink"/>
+                <w:noProof/>
+              </w:rPr>
+              <w:t>Code-Duplikation reduzieren</w:t>
+            </w:r>
+            <w:r>
+              <w:rPr>
+                <w:noProof/>
+                <w:webHidden/>
+              </w:rPr>
+              <w:tab/>
+            </w:r>
+            <w:r>
+              <w:rPr>
+                <w:noProof/>
+                <w:webHidden/>
+              </w:rPr>
+              <w:fldChar w:fldCharType="begin"/>
+            </w:r>
+            <w:r>
+              <w:rPr>
+                <w:noProof/>
+                <w:webHidden/>
+              </w:rPr>
+              <w:instrText xml:space="preserve"> PAGEREF _Toc193973831 \h </w:instrText>
+            </w:r>
+            <w:r>
+              <w:rPr>
+                <w:noProof/>
+                <w:webHidden/>
+              </w:rPr>
+            </w:r>
+            <w:r>
+              <w:rPr>
+                <w:noProof/>
+                <w:webHidden/>
+              </w:rPr>
+              <w:fldChar w:fldCharType="separate"/>
+            </w:r>
+            <w:r>
+              <w:rPr>
+                <w:noProof/>
+                <w:webHidden/>
+              </w:rPr>
+              <w:t>20</w:t>
+            </w:r>
+            <w:r>
+              <w:rPr>
+                <w:noProof/>
+                <w:webHidden/>
+              </w:rPr>
+              <w:fldChar w:fldCharType="end"/>
+            </w:r>
+          </w:hyperlink>
+        </w:p>
+        <w:p>
+          <w:pPr>
+            <w:pStyle w:val="Verzeichnis2"/>
+            <w:tabs>
+              <w:tab w:val="right" w:leader="dot" w:pos="9062"/>
+            </w:tabs>
+            <w:rPr>
+              <w:rFonts w:eastAsiaTheme="minorEastAsia"/>
+              <w:noProof/>
+              <w:sz w:val="24"/>
+              <w:szCs w:val="24"/>
+              <w:lang w:eastAsia="zh-CN"/>
+            </w:rPr>
+          </w:pPr>
+          <w:hyperlink w:anchor="_Toc193973832" w:history="1">
+            <w:r>
+              <w:rPr>
+                <w:rStyle w:val="Hyperlink"/>
+                <w:noProof/>
+              </w:rPr>
               <w:t>Fazit</w:t>
             </w:r>
             <w:r>
@@ -2255,7 +3278,7 @@
                 <w:noProof/>
                 <w:webHidden/>
               </w:rPr>
-              <w:instrText xml:space="preserve"> PAGEREF _Toc193904376 \h </w:instrText>
+              <w:instrText xml:space="preserve"> PAGEREF _Toc193973832 \h </w:instrText>
             </w:r>
             <w:r>
               <w:rPr>
@@ -2275,7 +3298,295 @@
                 <w:noProof/>
                 <w:webHidden/>
               </w:rPr>
-              <w:t>16</w:t>
+              <w:t>20</w:t>
+            </w:r>
+            <w:r>
+              <w:rPr>
+                <w:noProof/>
+                <w:webHidden/>
+              </w:rPr>
+              <w:fldChar w:fldCharType="end"/>
+            </w:r>
+          </w:hyperlink>
+        </w:p>
+        <w:p>
+          <w:pPr>
+            <w:pStyle w:val="Verzeichnis3"/>
+            <w:tabs>
+              <w:tab w:val="right" w:leader="dot" w:pos="9062"/>
+            </w:tabs>
+            <w:rPr>
+              <w:rFonts w:eastAsiaTheme="minorEastAsia"/>
+              <w:noProof/>
+              <w:sz w:val="24"/>
+              <w:szCs w:val="24"/>
+              <w:lang w:eastAsia="zh-CN"/>
+            </w:rPr>
+          </w:pPr>
+          <w:hyperlink w:anchor="_Toc193973833" w:history="1">
+            <w:r>
+              <w:rPr>
+                <w:rStyle w:val="Hyperlink"/>
+                <w:noProof/>
+              </w:rPr>
+              <w:t>Technische Erfolge und Sicherheitsstandards</w:t>
+            </w:r>
+            <w:r>
+              <w:rPr>
+                <w:noProof/>
+                <w:webHidden/>
+              </w:rPr>
+              <w:tab/>
+            </w:r>
+            <w:r>
+              <w:rPr>
+                <w:noProof/>
+                <w:webHidden/>
+              </w:rPr>
+              <w:fldChar w:fldCharType="begin"/>
+            </w:r>
+            <w:r>
+              <w:rPr>
+                <w:noProof/>
+                <w:webHidden/>
+              </w:rPr>
+              <w:instrText xml:space="preserve"> PAGEREF _Toc193973833 \h </w:instrText>
+            </w:r>
+            <w:r>
+              <w:rPr>
+                <w:noProof/>
+                <w:webHidden/>
+              </w:rPr>
+            </w:r>
+            <w:r>
+              <w:rPr>
+                <w:noProof/>
+                <w:webHidden/>
+              </w:rPr>
+              <w:fldChar w:fldCharType="separate"/>
+            </w:r>
+            <w:r>
+              <w:rPr>
+                <w:noProof/>
+                <w:webHidden/>
+              </w:rPr>
+              <w:t>21</w:t>
+            </w:r>
+            <w:r>
+              <w:rPr>
+                <w:noProof/>
+                <w:webHidden/>
+              </w:rPr>
+              <w:fldChar w:fldCharType="end"/>
+            </w:r>
+          </w:hyperlink>
+        </w:p>
+        <w:p>
+          <w:pPr>
+            <w:pStyle w:val="Verzeichnis3"/>
+            <w:tabs>
+              <w:tab w:val="right" w:leader="dot" w:pos="9062"/>
+            </w:tabs>
+            <w:rPr>
+              <w:rFonts w:eastAsiaTheme="minorEastAsia"/>
+              <w:noProof/>
+              <w:sz w:val="24"/>
+              <w:szCs w:val="24"/>
+              <w:lang w:eastAsia="zh-CN"/>
+            </w:rPr>
+          </w:pPr>
+          <w:hyperlink w:anchor="_Toc193973834" w:history="1">
+            <w:r>
+              <w:rPr>
+                <w:rStyle w:val="Hyperlink"/>
+                <w:noProof/>
+              </w:rPr>
+              <w:t>Lessons Learned und zukünftige Optimierungen</w:t>
+            </w:r>
+            <w:r>
+              <w:rPr>
+                <w:noProof/>
+                <w:webHidden/>
+              </w:rPr>
+              <w:tab/>
+            </w:r>
+            <w:r>
+              <w:rPr>
+                <w:noProof/>
+                <w:webHidden/>
+              </w:rPr>
+              <w:fldChar w:fldCharType="begin"/>
+            </w:r>
+            <w:r>
+              <w:rPr>
+                <w:noProof/>
+                <w:webHidden/>
+              </w:rPr>
+              <w:instrText xml:space="preserve"> PAGEREF _Toc193973834 \h </w:instrText>
+            </w:r>
+            <w:r>
+              <w:rPr>
+                <w:noProof/>
+                <w:webHidden/>
+              </w:rPr>
+            </w:r>
+            <w:r>
+              <w:rPr>
+                <w:noProof/>
+                <w:webHidden/>
+              </w:rPr>
+              <w:fldChar w:fldCharType="separate"/>
+            </w:r>
+            <w:r>
+              <w:rPr>
+                <w:noProof/>
+                <w:webHidden/>
+              </w:rPr>
+              <w:t>21</w:t>
+            </w:r>
+            <w:r>
+              <w:rPr>
+                <w:noProof/>
+                <w:webHidden/>
+              </w:rPr>
+              <w:fldChar w:fldCharType="end"/>
+            </w:r>
+          </w:hyperlink>
+        </w:p>
+        <w:p>
+          <w:pPr>
+            <w:pStyle w:val="Verzeichnis3"/>
+            <w:tabs>
+              <w:tab w:val="right" w:leader="dot" w:pos="9062"/>
+            </w:tabs>
+            <w:rPr>
+              <w:rFonts w:eastAsiaTheme="minorEastAsia"/>
+              <w:noProof/>
+              <w:sz w:val="24"/>
+              <w:szCs w:val="24"/>
+              <w:lang w:eastAsia="zh-CN"/>
+            </w:rPr>
+          </w:pPr>
+          <w:hyperlink w:anchor="_Toc193973835" w:history="1">
+            <w:r>
+              <w:rPr>
+                <w:rStyle w:val="Hyperlink"/>
+                <w:noProof/>
+              </w:rPr>
+              <w:t>Architektonische Reflexion und Ausblick</w:t>
+            </w:r>
+            <w:r>
+              <w:rPr>
+                <w:noProof/>
+                <w:webHidden/>
+              </w:rPr>
+              <w:tab/>
+            </w:r>
+            <w:r>
+              <w:rPr>
+                <w:noProof/>
+                <w:webHidden/>
+              </w:rPr>
+              <w:fldChar w:fldCharType="begin"/>
+            </w:r>
+            <w:r>
+              <w:rPr>
+                <w:noProof/>
+                <w:webHidden/>
+              </w:rPr>
+              <w:instrText xml:space="preserve"> PAGEREF _Toc193973835 \h </w:instrText>
+            </w:r>
+            <w:r>
+              <w:rPr>
+                <w:noProof/>
+                <w:webHidden/>
+              </w:rPr>
+            </w:r>
+            <w:r>
+              <w:rPr>
+                <w:noProof/>
+                <w:webHidden/>
+              </w:rPr>
+              <w:fldChar w:fldCharType="separate"/>
+            </w:r>
+            <w:r>
+              <w:rPr>
+                <w:noProof/>
+                <w:webHidden/>
+              </w:rPr>
+              <w:t>21</w:t>
+            </w:r>
+            <w:r>
+              <w:rPr>
+                <w:noProof/>
+                <w:webHidden/>
+              </w:rPr>
+              <w:fldChar w:fldCharType="end"/>
+            </w:r>
+          </w:hyperlink>
+        </w:p>
+        <w:p>
+          <w:pPr>
+            <w:pStyle w:val="Verzeichnis3"/>
+            <w:tabs>
+              <w:tab w:val="right" w:leader="dot" w:pos="9062"/>
+            </w:tabs>
+            <w:rPr>
+              <w:rFonts w:eastAsiaTheme="minorEastAsia"/>
+              <w:noProof/>
+              <w:sz w:val="24"/>
+              <w:szCs w:val="24"/>
+              <w:lang w:eastAsia="zh-CN"/>
+            </w:rPr>
+          </w:pPr>
+          <w:hyperlink w:anchor="_Toc193973836" w:history="1">
+            <w:r>
+              <w:rPr>
+                <w:rStyle w:val="Hyperlink"/>
+                <w:noProof/>
+              </w:rPr>
+              <w:t>Resümee</w:t>
+            </w:r>
+            <w:r>
+              <w:rPr>
+                <w:noProof/>
+                <w:webHidden/>
+              </w:rPr>
+              <w:tab/>
+            </w:r>
+            <w:r>
+              <w:rPr>
+                <w:noProof/>
+                <w:webHidden/>
+              </w:rPr>
+              <w:fldChar w:fldCharType="begin"/>
+            </w:r>
+            <w:r>
+              <w:rPr>
+                <w:noProof/>
+                <w:webHidden/>
+              </w:rPr>
+              <w:instrText xml:space="preserve"> PAGEREF _Toc193973836 \h </w:instrText>
+            </w:r>
+            <w:r>
+              <w:rPr>
+                <w:noProof/>
+                <w:webHidden/>
+              </w:rPr>
+            </w:r>
+            <w:r>
+              <w:rPr>
+                <w:noProof/>
+                <w:webHidden/>
+              </w:rPr>
+              <w:fldChar w:fldCharType="separate"/>
+            </w:r>
+            <w:r>
+              <w:rPr>
+                <w:noProof/>
+                <w:webHidden/>
+              </w:rPr>
+              <w:t>21</w:t>
             </w:r>
             <w:r>
               <w:rPr>
@@ -2297,16 +3608,16 @@
               <w:noProof/>
               <w:sz w:val="24"/>
               <w:szCs w:val="24"/>
-              <w:lang w:eastAsia="de-DE"/>
+              <w:lang w:eastAsia="zh-CN"/>
             </w:rPr>
           </w:pPr>
-          <w:hyperlink w:anchor="_Toc193904377" w:history="1">
+          <w:hyperlink w:anchor="_Toc193973837" w:history="1">
             <w:r>
               <w:rPr>
                 <w:rStyle w:val="Hyperlink"/>
                 <w:noProof/>
               </w:rPr>
-              <w:t>Wissenschaftliche Reflexion</w:t>
+              <w:t>Anhang</w:t>
             </w:r>
             <w:r>
               <w:rPr>
@@ -2327,7 +3638,7 @@
                 <w:noProof/>
                 <w:webHidden/>
               </w:rPr>
-              <w:instrText xml:space="preserve"> PAGEREF _Toc193904377 \h </w:instrText>
+              <w:instrText xml:space="preserve"> PAGEREF _Toc193973837 \h </w:instrText>
             </w:r>
             <w:r>
               <w:rPr>
@@ -2347,7 +3658,7 @@
                 <w:noProof/>
                 <w:webHidden/>
               </w:rPr>
-              <w:t>17</w:t>
+              <w:t>22</w:t>
             </w:r>
             <w:r>
               <w:rPr>
@@ -2369,16 +3680,16 @@
               <w:noProof/>
               <w:sz w:val="24"/>
               <w:szCs w:val="24"/>
-              <w:lang w:eastAsia="de-DE"/>
+              <w:lang w:eastAsia="zh-CN"/>
             </w:rPr>
           </w:pPr>
-          <w:hyperlink w:anchor="_Toc193904378" w:history="1">
+          <w:hyperlink w:anchor="_Toc193973838" w:history="1">
             <w:r>
               <w:rPr>
                 <w:rStyle w:val="Hyperlink"/>
                 <w:noProof/>
               </w:rPr>
-              <w:t>Erfolge vs. Hindernisse</w:t>
+              <w:t>Quellenverzeichnis:</w:t>
             </w:r>
             <w:r>
               <w:rPr>
@@ -2399,7 +3710,7 @@
                 <w:noProof/>
                 <w:webHidden/>
               </w:rPr>
-              <w:instrText xml:space="preserve"> PAGEREF _Toc193904378 \h </w:instrText>
+              <w:instrText xml:space="preserve"> PAGEREF _Toc193973838 \h </w:instrText>
             </w:r>
             <w:r>
               <w:rPr>
@@ -2419,7 +3730,79 @@
                 <w:noProof/>
                 <w:webHidden/>
               </w:rPr>
-              <w:t>17</w:t>
+              <w:t>22</w:t>
+            </w:r>
+            <w:r>
+              <w:rPr>
+                <w:noProof/>
+                <w:webHidden/>
+              </w:rPr>
+              <w:fldChar w:fldCharType="end"/>
+            </w:r>
+          </w:hyperlink>
+        </w:p>
+        <w:p>
+          <w:pPr>
+            <w:pStyle w:val="Verzeichnis2"/>
+            <w:tabs>
+              <w:tab w:val="right" w:leader="dot" w:pos="9062"/>
+            </w:tabs>
+            <w:rPr>
+              <w:rFonts w:eastAsiaTheme="minorEastAsia"/>
+              <w:noProof/>
+              <w:sz w:val="24"/>
+              <w:szCs w:val="24"/>
+              <w:lang w:eastAsia="zh-CN"/>
+            </w:rPr>
+          </w:pPr>
+          <w:hyperlink w:anchor="_Toc193973839" w:history="1">
+            <w:r>
+              <w:rPr>
+                <w:rStyle w:val="Hyperlink"/>
+                <w:noProof/>
+              </w:rPr>
+              <w:t>Buch Quellen</w:t>
+            </w:r>
+            <w:r>
+              <w:rPr>
+                <w:noProof/>
+                <w:webHidden/>
+              </w:rPr>
+              <w:tab/>
+            </w:r>
+            <w:r>
+              <w:rPr>
+                <w:noProof/>
+                <w:webHidden/>
+              </w:rPr>
+              <w:fldChar w:fldCharType="begin"/>
+            </w:r>
+            <w:r>
+              <w:rPr>
+                <w:noProof/>
+                <w:webHidden/>
+              </w:rPr>
+              <w:instrText xml:space="preserve"> PAGEREF _Toc193973839 \h </w:instrText>
+            </w:r>
+            <w:r>
+              <w:rPr>
+                <w:noProof/>
+                <w:webHidden/>
+              </w:rPr>
+            </w:r>
+            <w:r>
+              <w:rPr>
+                <w:noProof/>
+                <w:webHidden/>
+              </w:rPr>
+              <w:fldChar w:fldCharType="separate"/>
+            </w:r>
+            <w:r>
+              <w:rPr>
+                <w:noProof/>
+                <w:webHidden/>
+              </w:rPr>
+              <w:t>22</w:t>
             </w:r>
             <w:r>
               <w:rPr>
@@ -2441,16 +3824,16 @@
               <w:noProof/>
               <w:sz w:val="24"/>
               <w:szCs w:val="24"/>
-              <w:lang w:eastAsia="de-DE"/>
+              <w:lang w:eastAsia="zh-CN"/>
             </w:rPr>
           </w:pPr>
-          <w:hyperlink w:anchor="_Toc193904379" w:history="1">
+          <w:hyperlink w:anchor="_Toc193973840" w:history="1">
             <w:r>
               <w:rPr>
                 <w:rStyle w:val="Hyperlink"/>
                 <w:noProof/>
               </w:rPr>
-              <w:t>Erfolge</w:t>
+              <w:t>Sicherheit</w:t>
             </w:r>
             <w:r>
               <w:rPr>
@@ -2471,7 +3854,7 @@
                 <w:noProof/>
                 <w:webHidden/>
               </w:rPr>
-              <w:instrText xml:space="preserve"> PAGEREF _Toc193904379 \h </w:instrText>
+              <w:instrText xml:space="preserve"> PAGEREF _Toc193973840 \h </w:instrText>
             </w:r>
             <w:r>
               <w:rPr>
@@ -2491,7 +3874,7 @@
                 <w:noProof/>
                 <w:webHidden/>
               </w:rPr>
-              <w:t>17</w:t>
+              <w:t>22</w:t>
             </w:r>
             <w:r>
               <w:rPr>
@@ -2513,16 +3896,16 @@
               <w:noProof/>
               <w:sz w:val="24"/>
               <w:szCs w:val="24"/>
-              <w:lang w:eastAsia="de-DE"/>
+              <w:lang w:eastAsia="zh-CN"/>
             </w:rPr>
           </w:pPr>
-          <w:hyperlink w:anchor="_Toc193904380" w:history="1">
+          <w:hyperlink w:anchor="_Toc193973841" w:history="1">
             <w:r>
               <w:rPr>
                 <w:rStyle w:val="Hyperlink"/>
                 <w:noProof/>
               </w:rPr>
-              <w:t>Hindernisse</w:t>
+              <w:t>Code für Uml-Diagramme</w:t>
             </w:r>
             <w:r>
               <w:rPr>
@@ -2543,7 +3926,7 @@
                 <w:noProof/>
                 <w:webHidden/>
               </w:rPr>
-              <w:instrText xml:space="preserve"> PAGEREF _Toc193904380 \h </w:instrText>
+              <w:instrText xml:space="preserve"> PAGEREF _Toc193973841 \h </w:instrText>
             </w:r>
             <w:r>
               <w:rPr>
@@ -2563,800 +3946,7 @@
                 <w:noProof/>
                 <w:webHidden/>
               </w:rPr>
-              <w:t>18</w:t>
-            </w:r>
-            <w:r>
-              <w:rPr>
-                <w:noProof/>
-                <w:webHidden/>
-              </w:rPr>
-              <w:fldChar w:fldCharType="end"/>
-            </w:r>
-          </w:hyperlink>
-        </w:p>
-        <w:p>
-          <w:pPr>
-            <w:pStyle w:val="Verzeichnis2"/>
-            <w:tabs>
-              <w:tab w:val="right" w:leader="dot" w:pos="9062"/>
-            </w:tabs>
-            <w:rPr>
-              <w:rFonts w:eastAsiaTheme="minorEastAsia"/>
-              <w:noProof/>
-              <w:sz w:val="24"/>
-              <w:szCs w:val="24"/>
-              <w:lang w:eastAsia="de-DE"/>
-            </w:rPr>
-          </w:pPr>
-          <w:hyperlink w:anchor="_Toc193904381" w:history="1">
-            <w:r>
-              <w:rPr>
-                <w:rStyle w:val="Hyperlink"/>
-                <w:noProof/>
-              </w:rPr>
-              <w:t>Lektionen für die Zukunft</w:t>
-            </w:r>
-            <w:r>
-              <w:rPr>
-                <w:noProof/>
-                <w:webHidden/>
-              </w:rPr>
-              <w:tab/>
-            </w:r>
-            <w:r>
-              <w:rPr>
-                <w:noProof/>
-                <w:webHidden/>
-              </w:rPr>
-              <w:fldChar w:fldCharType="begin"/>
-            </w:r>
-            <w:r>
-              <w:rPr>
-                <w:noProof/>
-                <w:webHidden/>
-              </w:rPr>
-              <w:instrText xml:space="preserve"> PAGEREF _Toc193904381 \h </w:instrText>
-            </w:r>
-            <w:r>
-              <w:rPr>
-                <w:noProof/>
-                <w:webHidden/>
-              </w:rPr>
-            </w:r>
-            <w:r>
-              <w:rPr>
-                <w:noProof/>
-                <w:webHidden/>
-              </w:rPr>
-              <w:fldChar w:fldCharType="separate"/>
-            </w:r>
-            <w:r>
-              <w:rPr>
-                <w:noProof/>
-                <w:webHidden/>
-              </w:rPr>
-              <w:t>18</w:t>
-            </w:r>
-            <w:r>
-              <w:rPr>
-                <w:noProof/>
-                <w:webHidden/>
-              </w:rPr>
-              <w:fldChar w:fldCharType="end"/>
-            </w:r>
-          </w:hyperlink>
-        </w:p>
-        <w:p>
-          <w:pPr>
-            <w:pStyle w:val="Verzeichnis3"/>
-            <w:tabs>
-              <w:tab w:val="right" w:leader="dot" w:pos="9062"/>
-            </w:tabs>
-            <w:rPr>
-              <w:rFonts w:eastAsiaTheme="minorEastAsia"/>
-              <w:noProof/>
-              <w:sz w:val="24"/>
-              <w:szCs w:val="24"/>
-              <w:lang w:eastAsia="de-DE"/>
-            </w:rPr>
-          </w:pPr>
-          <w:hyperlink w:anchor="_Toc193904382" w:history="1">
-            <w:r>
-              <w:rPr>
-                <w:rStyle w:val="Hyperlink"/>
-                <w:noProof/>
-              </w:rPr>
-              <w:t>Tests</w:t>
-            </w:r>
-            <w:r>
-              <w:rPr>
-                <w:noProof/>
-                <w:webHidden/>
-              </w:rPr>
-              <w:tab/>
-            </w:r>
-            <w:r>
-              <w:rPr>
-                <w:noProof/>
-                <w:webHidden/>
-              </w:rPr>
-              <w:fldChar w:fldCharType="begin"/>
-            </w:r>
-            <w:r>
-              <w:rPr>
-                <w:noProof/>
-                <w:webHidden/>
-              </w:rPr>
-              <w:instrText xml:space="preserve"> PAGEREF _Toc193904382 \h </w:instrText>
-            </w:r>
-            <w:r>
-              <w:rPr>
-                <w:noProof/>
-                <w:webHidden/>
-              </w:rPr>
-            </w:r>
-            <w:r>
-              <w:rPr>
-                <w:noProof/>
-                <w:webHidden/>
-              </w:rPr>
-              <w:fldChar w:fldCharType="separate"/>
-            </w:r>
-            <w:r>
-              <w:rPr>
-                <w:noProof/>
-                <w:webHidden/>
-              </w:rPr>
-              <w:t>18</w:t>
-            </w:r>
-            <w:r>
-              <w:rPr>
-                <w:noProof/>
-                <w:webHidden/>
-              </w:rPr>
-              <w:fldChar w:fldCharType="end"/>
-            </w:r>
-          </w:hyperlink>
-        </w:p>
-        <w:p>
-          <w:pPr>
-            <w:pStyle w:val="Verzeichnis3"/>
-            <w:tabs>
-              <w:tab w:val="right" w:leader="dot" w:pos="9062"/>
-            </w:tabs>
-            <w:rPr>
-              <w:rFonts w:eastAsiaTheme="minorEastAsia"/>
-              <w:noProof/>
-              <w:sz w:val="24"/>
-              <w:szCs w:val="24"/>
-              <w:lang w:eastAsia="de-DE"/>
-            </w:rPr>
-          </w:pPr>
-          <w:hyperlink w:anchor="_Toc193904383" w:history="1">
-            <w:r>
-              <w:rPr>
-                <w:rStyle w:val="Hyperlink"/>
-                <w:noProof/>
-              </w:rPr>
-              <w:t>Automatisierte API-Dokumentation</w:t>
-            </w:r>
-            <w:r>
-              <w:rPr>
-                <w:noProof/>
-                <w:webHidden/>
-              </w:rPr>
-              <w:tab/>
-            </w:r>
-            <w:r>
-              <w:rPr>
-                <w:noProof/>
-                <w:webHidden/>
-              </w:rPr>
-              <w:fldChar w:fldCharType="begin"/>
-            </w:r>
-            <w:r>
-              <w:rPr>
-                <w:noProof/>
-                <w:webHidden/>
-              </w:rPr>
-              <w:instrText xml:space="preserve"> PAGEREF _Toc193904383 \h </w:instrText>
-            </w:r>
-            <w:r>
-              <w:rPr>
-                <w:noProof/>
-                <w:webHidden/>
-              </w:rPr>
-            </w:r>
-            <w:r>
-              <w:rPr>
-                <w:noProof/>
-                <w:webHidden/>
-              </w:rPr>
-              <w:fldChar w:fldCharType="separate"/>
-            </w:r>
-            <w:r>
-              <w:rPr>
-                <w:noProof/>
-                <w:webHidden/>
-              </w:rPr>
-              <w:t>18</w:t>
-            </w:r>
-            <w:r>
-              <w:rPr>
-                <w:noProof/>
-                <w:webHidden/>
-              </w:rPr>
-              <w:fldChar w:fldCharType="end"/>
-            </w:r>
-          </w:hyperlink>
-        </w:p>
-        <w:p>
-          <w:pPr>
-            <w:pStyle w:val="Verzeichnis3"/>
-            <w:tabs>
-              <w:tab w:val="right" w:leader="dot" w:pos="9062"/>
-            </w:tabs>
-            <w:rPr>
-              <w:rFonts w:eastAsiaTheme="minorEastAsia"/>
-              <w:noProof/>
-              <w:sz w:val="24"/>
-              <w:szCs w:val="24"/>
-              <w:lang w:eastAsia="de-DE"/>
-            </w:rPr>
-          </w:pPr>
-          <w:hyperlink w:anchor="_Toc193904384" w:history="1">
-            <w:r>
-              <w:rPr>
-                <w:rStyle w:val="Hyperlink"/>
-                <w:noProof/>
-              </w:rPr>
-              <w:t>Portabilität durch relative Pfade</w:t>
-            </w:r>
-            <w:r>
-              <w:rPr>
-                <w:noProof/>
-                <w:webHidden/>
-              </w:rPr>
-              <w:tab/>
-            </w:r>
-            <w:r>
-              <w:rPr>
-                <w:noProof/>
-                <w:webHidden/>
-              </w:rPr>
-              <w:fldChar w:fldCharType="begin"/>
-            </w:r>
-            <w:r>
-              <w:rPr>
-                <w:noProof/>
-                <w:webHidden/>
-              </w:rPr>
-              <w:instrText xml:space="preserve"> PAGEREF _Toc193904384 \h </w:instrText>
-            </w:r>
-            <w:r>
-              <w:rPr>
-                <w:noProof/>
-                <w:webHidden/>
-              </w:rPr>
-            </w:r>
-            <w:r>
-              <w:rPr>
-                <w:noProof/>
-                <w:webHidden/>
-              </w:rPr>
-              <w:fldChar w:fldCharType="separate"/>
-            </w:r>
-            <w:r>
-              <w:rPr>
-                <w:noProof/>
-                <w:webHidden/>
-              </w:rPr>
-              <w:t>19</w:t>
-            </w:r>
-            <w:r>
-              <w:rPr>
-                <w:noProof/>
-                <w:webHidden/>
-              </w:rPr>
-              <w:fldChar w:fldCharType="end"/>
-            </w:r>
-          </w:hyperlink>
-        </w:p>
-        <w:p>
-          <w:pPr>
-            <w:pStyle w:val="Verzeichnis3"/>
-            <w:tabs>
-              <w:tab w:val="right" w:leader="dot" w:pos="9062"/>
-            </w:tabs>
-            <w:rPr>
-              <w:rFonts w:eastAsiaTheme="minorEastAsia"/>
-              <w:noProof/>
-              <w:sz w:val="24"/>
-              <w:szCs w:val="24"/>
-              <w:lang w:eastAsia="de-DE"/>
-            </w:rPr>
-          </w:pPr>
-          <w:hyperlink w:anchor="_Toc193904385" w:history="1">
-            <w:r>
-              <w:rPr>
-                <w:rStyle w:val="Hyperlink"/>
-                <w:noProof/>
-              </w:rPr>
-              <w:t>Code-Duplikation reduzieren</w:t>
-            </w:r>
-            <w:r>
-              <w:rPr>
-                <w:noProof/>
-                <w:webHidden/>
-              </w:rPr>
-              <w:tab/>
-            </w:r>
-            <w:r>
-              <w:rPr>
-                <w:noProof/>
-                <w:webHidden/>
-              </w:rPr>
-              <w:fldChar w:fldCharType="begin"/>
-            </w:r>
-            <w:r>
-              <w:rPr>
-                <w:noProof/>
-                <w:webHidden/>
-              </w:rPr>
-              <w:instrText xml:space="preserve"> PAGEREF _Toc193904385 \h </w:instrText>
-            </w:r>
-            <w:r>
-              <w:rPr>
-                <w:noProof/>
-                <w:webHidden/>
-              </w:rPr>
-            </w:r>
-            <w:r>
-              <w:rPr>
-                <w:noProof/>
-                <w:webHidden/>
-              </w:rPr>
-              <w:fldChar w:fldCharType="separate"/>
-            </w:r>
-            <w:r>
-              <w:rPr>
-                <w:noProof/>
-                <w:webHidden/>
-              </w:rPr>
-              <w:t>19</w:t>
-            </w:r>
-            <w:r>
-              <w:rPr>
-                <w:noProof/>
-                <w:webHidden/>
-              </w:rPr>
-              <w:fldChar w:fldCharType="end"/>
-            </w:r>
-          </w:hyperlink>
-        </w:p>
-        <w:p>
-          <w:pPr>
-            <w:pStyle w:val="Verzeichnis2"/>
-            <w:tabs>
-              <w:tab w:val="right" w:leader="dot" w:pos="9062"/>
-            </w:tabs>
-            <w:rPr>
-              <w:rFonts w:eastAsiaTheme="minorEastAsia"/>
-              <w:noProof/>
-              <w:sz w:val="24"/>
-              <w:szCs w:val="24"/>
-              <w:lang w:eastAsia="de-DE"/>
-            </w:rPr>
-          </w:pPr>
-          <w:hyperlink w:anchor="_Toc193904386" w:history="1">
-            <w:r>
-              <w:rPr>
-                <w:rStyle w:val="Hyperlink"/>
-                <w:noProof/>
-              </w:rPr>
-              <w:t>Fazit</w:t>
-            </w:r>
-            <w:r>
-              <w:rPr>
-                <w:noProof/>
-                <w:webHidden/>
-              </w:rPr>
-              <w:tab/>
-            </w:r>
-            <w:r>
-              <w:rPr>
-                <w:noProof/>
-                <w:webHidden/>
-              </w:rPr>
-              <w:fldChar w:fldCharType="begin"/>
-            </w:r>
-            <w:r>
-              <w:rPr>
-                <w:noProof/>
-                <w:webHidden/>
-              </w:rPr>
-              <w:instrText xml:space="preserve"> PAGEREF _Toc193904386 \h </w:instrText>
-            </w:r>
-            <w:r>
-              <w:rPr>
-                <w:noProof/>
-                <w:webHidden/>
-              </w:rPr>
-            </w:r>
-            <w:r>
-              <w:rPr>
-                <w:noProof/>
-                <w:webHidden/>
-              </w:rPr>
-              <w:fldChar w:fldCharType="separate"/>
-            </w:r>
-            <w:r>
-              <w:rPr>
-                <w:noProof/>
-                <w:webHidden/>
-              </w:rPr>
-              <w:t>19</w:t>
-            </w:r>
-            <w:r>
-              <w:rPr>
-                <w:noProof/>
-                <w:webHidden/>
-              </w:rPr>
-              <w:fldChar w:fldCharType="end"/>
-            </w:r>
-          </w:hyperlink>
-        </w:p>
-        <w:p>
-          <w:pPr>
-            <w:pStyle w:val="Verzeichnis1"/>
-            <w:tabs>
-              <w:tab w:val="right" w:leader="dot" w:pos="9062"/>
-            </w:tabs>
-            <w:rPr>
-              <w:rFonts w:eastAsiaTheme="minorEastAsia"/>
-              <w:noProof/>
-              <w:sz w:val="24"/>
-              <w:szCs w:val="24"/>
-              <w:lang w:eastAsia="de-DE"/>
-            </w:rPr>
-          </w:pPr>
-          <w:hyperlink w:anchor="_Toc193904387" w:history="1">
-            <w:r>
-              <w:rPr>
-                <w:rStyle w:val="Hyperlink"/>
-                <w:noProof/>
-              </w:rPr>
-              <w:t>Anhang</w:t>
-            </w:r>
-            <w:r>
-              <w:rPr>
-                <w:noProof/>
-                <w:webHidden/>
-              </w:rPr>
-              <w:tab/>
-            </w:r>
-            <w:r>
-              <w:rPr>
-                <w:noProof/>
-                <w:webHidden/>
-              </w:rPr>
-              <w:fldChar w:fldCharType="begin"/>
-            </w:r>
-            <w:r>
-              <w:rPr>
-                <w:noProof/>
-                <w:webHidden/>
-              </w:rPr>
-              <w:instrText xml:space="preserve"> PAGEREF _Toc193904387 \h </w:instrText>
-            </w:r>
-            <w:r>
-              <w:rPr>
-                <w:noProof/>
-                <w:webHidden/>
-              </w:rPr>
-            </w:r>
-            <w:r>
-              <w:rPr>
-                <w:noProof/>
-                <w:webHidden/>
-              </w:rPr>
-              <w:fldChar w:fldCharType="separate"/>
-            </w:r>
-            <w:r>
-              <w:rPr>
-                <w:noProof/>
-                <w:webHidden/>
-              </w:rPr>
-              <w:t>20</w:t>
-            </w:r>
-            <w:r>
-              <w:rPr>
-                <w:noProof/>
-                <w:webHidden/>
-              </w:rPr>
-              <w:fldChar w:fldCharType="end"/>
-            </w:r>
-          </w:hyperlink>
-        </w:p>
-        <w:p>
-          <w:pPr>
-            <w:pStyle w:val="Verzeichnis2"/>
-            <w:tabs>
-              <w:tab w:val="right" w:leader="dot" w:pos="9062"/>
-            </w:tabs>
-            <w:rPr>
-              <w:rFonts w:eastAsiaTheme="minorEastAsia"/>
-              <w:noProof/>
-              <w:sz w:val="24"/>
-              <w:szCs w:val="24"/>
-              <w:lang w:eastAsia="de-DE"/>
-            </w:rPr>
-          </w:pPr>
-          <w:hyperlink w:anchor="_Toc193904388" w:history="1">
-            <w:r>
-              <w:rPr>
-                <w:rStyle w:val="Hyperlink"/>
-                <w:noProof/>
-              </w:rPr>
-              <w:t>Quellenverzeichnis:</w:t>
-            </w:r>
-            <w:r>
-              <w:rPr>
-                <w:noProof/>
-                <w:webHidden/>
-              </w:rPr>
-              <w:tab/>
-            </w:r>
-            <w:r>
-              <w:rPr>
-                <w:noProof/>
-                <w:webHidden/>
-              </w:rPr>
-              <w:fldChar w:fldCharType="begin"/>
-            </w:r>
-            <w:r>
-              <w:rPr>
-                <w:noProof/>
-                <w:webHidden/>
-              </w:rPr>
-              <w:instrText xml:space="preserve"> PAGEREF _Toc193904388 \h </w:instrText>
-            </w:r>
-            <w:r>
-              <w:rPr>
-                <w:noProof/>
-                <w:webHidden/>
-              </w:rPr>
-            </w:r>
-            <w:r>
-              <w:rPr>
-                <w:noProof/>
-                <w:webHidden/>
-              </w:rPr>
-              <w:fldChar w:fldCharType="separate"/>
-            </w:r>
-            <w:r>
-              <w:rPr>
-                <w:noProof/>
-                <w:webHidden/>
-              </w:rPr>
-              <w:t>20</w:t>
-            </w:r>
-            <w:r>
-              <w:rPr>
-                <w:noProof/>
-                <w:webHidden/>
-              </w:rPr>
-              <w:fldChar w:fldCharType="end"/>
-            </w:r>
-          </w:hyperlink>
-        </w:p>
-        <w:p>
-          <w:pPr>
-            <w:pStyle w:val="Verzeichnis2"/>
-            <w:tabs>
-              <w:tab w:val="right" w:leader="dot" w:pos="9062"/>
-            </w:tabs>
-            <w:rPr>
-              <w:rFonts w:eastAsiaTheme="minorEastAsia"/>
-              <w:noProof/>
-              <w:sz w:val="24"/>
-              <w:szCs w:val="24"/>
-              <w:lang w:eastAsia="de-DE"/>
-            </w:rPr>
-          </w:pPr>
-          <w:hyperlink w:anchor="_Toc193904389" w:history="1">
-            <w:r>
-              <w:rPr>
-                <w:rStyle w:val="Hyperlink"/>
-                <w:noProof/>
-              </w:rPr>
-              <w:t>Buch Quellen</w:t>
-            </w:r>
-            <w:r>
-              <w:rPr>
-                <w:noProof/>
-                <w:webHidden/>
-              </w:rPr>
-              <w:tab/>
-            </w:r>
-            <w:r>
-              <w:rPr>
-                <w:noProof/>
-                <w:webHidden/>
-              </w:rPr>
-              <w:fldChar w:fldCharType="begin"/>
-            </w:r>
-            <w:r>
-              <w:rPr>
-                <w:noProof/>
-                <w:webHidden/>
-              </w:rPr>
-              <w:instrText xml:space="preserve"> PAGEREF _Toc193904389 \h </w:instrText>
-            </w:r>
-            <w:r>
-              <w:rPr>
-                <w:noProof/>
-                <w:webHidden/>
-              </w:rPr>
-            </w:r>
-            <w:r>
-              <w:rPr>
-                <w:noProof/>
-                <w:webHidden/>
-              </w:rPr>
-              <w:fldChar w:fldCharType="separate"/>
-            </w:r>
-            <w:r>
-              <w:rPr>
-                <w:noProof/>
-                <w:webHidden/>
-              </w:rPr>
-              <w:t>20</w:t>
-            </w:r>
-            <w:r>
-              <w:rPr>
-                <w:noProof/>
-                <w:webHidden/>
-              </w:rPr>
-              <w:fldChar w:fldCharType="end"/>
-            </w:r>
-          </w:hyperlink>
-        </w:p>
-        <w:p>
-          <w:pPr>
-            <w:pStyle w:val="Verzeichnis3"/>
-            <w:tabs>
-              <w:tab w:val="right" w:leader="dot" w:pos="9062"/>
-            </w:tabs>
-            <w:rPr>
-              <w:rFonts w:eastAsiaTheme="minorEastAsia"/>
-              <w:noProof/>
-              <w:sz w:val="24"/>
-              <w:szCs w:val="24"/>
-              <w:lang w:eastAsia="de-DE"/>
-            </w:rPr>
-          </w:pPr>
-          <w:hyperlink w:anchor="_Toc193904390" w:history="1">
-            <w:r>
-              <w:rPr>
-                <w:rStyle w:val="Hyperlink"/>
-                <w:noProof/>
-              </w:rPr>
-              <w:t>Sicherheit</w:t>
-            </w:r>
-            <w:r>
-              <w:rPr>
-                <w:noProof/>
-                <w:webHidden/>
-              </w:rPr>
-              <w:tab/>
-            </w:r>
-            <w:r>
-              <w:rPr>
-                <w:noProof/>
-                <w:webHidden/>
-              </w:rPr>
-              <w:fldChar w:fldCharType="begin"/>
-            </w:r>
-            <w:r>
-              <w:rPr>
-                <w:noProof/>
-                <w:webHidden/>
-              </w:rPr>
-              <w:instrText xml:space="preserve"> PAGEREF _Toc193904390 \h </w:instrText>
-            </w:r>
-            <w:r>
-              <w:rPr>
-                <w:noProof/>
-                <w:webHidden/>
-              </w:rPr>
-            </w:r>
-            <w:r>
-              <w:rPr>
-                <w:noProof/>
-                <w:webHidden/>
-              </w:rPr>
-              <w:fldChar w:fldCharType="separate"/>
-            </w:r>
-            <w:r>
-              <w:rPr>
-                <w:noProof/>
-                <w:webHidden/>
-              </w:rPr>
-              <w:t>20</w:t>
-            </w:r>
-            <w:r>
-              <w:rPr>
-                <w:noProof/>
-                <w:webHidden/>
-              </w:rPr>
-              <w:fldChar w:fldCharType="end"/>
-            </w:r>
-          </w:hyperlink>
-        </w:p>
-        <w:p>
-          <w:pPr>
-            <w:pStyle w:val="Verzeichnis3"/>
-            <w:tabs>
-              <w:tab w:val="right" w:leader="dot" w:pos="9062"/>
-            </w:tabs>
-            <w:rPr>
-              <w:rFonts w:eastAsiaTheme="minorEastAsia"/>
-              <w:noProof/>
-              <w:sz w:val="24"/>
-              <w:szCs w:val="24"/>
-              <w:lang w:eastAsia="de-DE"/>
-            </w:rPr>
-          </w:pPr>
-          <w:hyperlink w:anchor="_Toc193904391" w:history="1">
-            <w:r>
-              <w:rPr>
-                <w:rStyle w:val="Hyperlink"/>
-                <w:noProof/>
-                <w:lang w:val="en-US"/>
-              </w:rPr>
-              <w:t>Code für Uml-Diagramme</w:t>
-            </w:r>
-            <w:r>
-              <w:rPr>
-                <w:noProof/>
-                <w:webHidden/>
-              </w:rPr>
-              <w:tab/>
-            </w:r>
-            <w:r>
-              <w:rPr>
-                <w:noProof/>
-                <w:webHidden/>
-              </w:rPr>
-              <w:fldChar w:fldCharType="begin"/>
-            </w:r>
-            <w:r>
-              <w:rPr>
-                <w:noProof/>
-                <w:webHidden/>
-              </w:rPr>
-              <w:instrText xml:space="preserve"> PAGEREF _Toc193904391 \h </w:instrText>
-            </w:r>
-            <w:r>
-              <w:rPr>
-                <w:noProof/>
-                <w:webHidden/>
-              </w:rPr>
-            </w:r>
-            <w:r>
-              <w:rPr>
-                <w:noProof/>
-                <w:webHidden/>
-              </w:rPr>
-              <w:fldChar w:fldCharType="separate"/>
-            </w:r>
-            <w:r>
-              <w:rPr>
-                <w:noProof/>
-                <w:webHidden/>
-              </w:rPr>
-              <w:t>20</w:t>
+              <w:t>22</w:t>
             </w:r>
             <w:r>
               <w:rPr>
@@ -3387,7 +3977,7 @@
       <w:pPr>
         <w:pStyle w:val="berschrift1"/>
       </w:pPr>
-      <w:bookmarkStart w:id="0" w:name="_Toc193904346"/>
+      <w:bookmarkStart w:id="0" w:name="_Toc193973788"/>
       <w:r>
         <w:lastRenderedPageBreak/>
         <w:t>Abstrakt</w:t>
@@ -3464,7 +4054,7 @@
       <w:pPr>
         <w:pStyle w:val="berschrift1"/>
       </w:pPr>
-      <w:bookmarkStart w:id="1" w:name="_Toc193904347"/>
+      <w:bookmarkStart w:id="1" w:name="_Toc193973789"/>
       <w:r>
         <w:lastRenderedPageBreak/>
         <w:t>Einführung in</w:t>
@@ -3481,7 +4071,7 @@
       <w:pPr>
         <w:pStyle w:val="berschrift2"/>
       </w:pPr>
-      <w:bookmarkStart w:id="2" w:name="_Toc193904348"/>
+      <w:bookmarkStart w:id="2" w:name="_Toc193973790"/>
       <w:r>
         <w:t>Projektziele</w:t>
       </w:r>
@@ -3791,7 +4381,7 @@
       <w:pPr>
         <w:pStyle w:val="berschrift3"/>
       </w:pPr>
-      <w:bookmarkStart w:id="3" w:name="_Toc193904349"/>
+      <w:bookmarkStart w:id="3" w:name="_Toc193973791"/>
       <w:r>
         <w:t>Umsetzbare vs. nicht umgesetzte Anforderunge</w:t>
       </w:r>
@@ -5333,7 +5923,7 @@
       <w:pPr>
         <w:pStyle w:val="berschrift2"/>
       </w:pPr>
-      <w:bookmarkStart w:id="4" w:name="_Toc193904350"/>
+      <w:bookmarkStart w:id="4" w:name="_Toc193973792"/>
       <w:r>
         <w:lastRenderedPageBreak/>
         <w:t>Architekturdiagramm</w:t>
@@ -5410,7 +6000,7 @@
       <w:pPr>
         <w:pStyle w:val="berschrift2"/>
       </w:pPr>
-      <w:bookmarkStart w:id="5" w:name="_Toc193904351"/>
+      <w:bookmarkStart w:id="5" w:name="_Toc193973793"/>
       <w:r>
         <w:lastRenderedPageBreak/>
         <w:t>UML-Klassendiagramm</w:t>
@@ -5487,7 +6077,7 @@
       <w:pPr>
         <w:pStyle w:val="berschrift1"/>
       </w:pPr>
-      <w:bookmarkStart w:id="6" w:name="_Toc193904352"/>
+      <w:bookmarkStart w:id="6" w:name="_Toc193973794"/>
       <w:r>
         <w:lastRenderedPageBreak/>
         <w:t>API-Design</w:t>
@@ -5769,15 +6359,7 @@
             </w:r>
             <w:proofErr w:type="spellEnd"/>
             <w:r>
-              <w:t>}", "email": "{</w:t>
-            </w:r>
-            <w:proofErr w:type="gramStart"/>
-            <w:r>
-              <w:t>email</w:t>
-            </w:r>
-            <w:proofErr w:type="gramEnd"/>
-            <w:r>
-              <w:t>}", "</w:t>
+              <w:t>}", "email": "{email}", "</w:t>
             </w:r>
             <w:proofErr w:type="spellStart"/>
             <w:r>
@@ -5824,21 +6406,7 @@
               <w:rPr>
                 <w:lang w:val="en-US"/>
               </w:rPr>
-              <w:t xml:space="preserve">200 </w:t>
-            </w:r>
-            <w:proofErr w:type="gramStart"/>
-            <w:r>
-              <w:rPr>
-                <w:lang w:val="en-US"/>
-              </w:rPr>
-              <w:t>{ "</w:t>
-            </w:r>
-            <w:proofErr w:type="gramEnd"/>
-            <w:r>
-              <w:rPr>
-                <w:lang w:val="en-US"/>
-              </w:rPr>
-              <w:t>message": "Login successful", "redirect": "/index" }</w:t>
+              <w:t>200 { "message": "Login successful", "redirect": "/index" }</w:t>
             </w:r>
           </w:p>
           <w:p>
@@ -6076,21 +6644,7 @@
               <w:rPr>
                 <w:lang w:val="en-US"/>
               </w:rPr>
-              <w:t xml:space="preserve">200 </w:t>
-            </w:r>
-            <w:proofErr w:type="gramStart"/>
-            <w:r>
-              <w:rPr>
-                <w:lang w:val="en-US"/>
-              </w:rPr>
-              <w:t>{ "</w:t>
-            </w:r>
-            <w:proofErr w:type="gramEnd"/>
-            <w:r>
-              <w:rPr>
-                <w:lang w:val="en-US"/>
-              </w:rPr>
-              <w:t>message": "Logout successful" }</w:t>
+              <w:t>200 { "message": "Logout successful" }</w:t>
             </w:r>
           </w:p>
           <w:p>
@@ -6103,21 +6657,7 @@
               <w:rPr>
                 <w:lang w:val="en-US"/>
               </w:rPr>
-              <w:t xml:space="preserve">401 </w:t>
-            </w:r>
-            <w:proofErr w:type="gramStart"/>
-            <w:r>
-              <w:rPr>
-                <w:lang w:val="en-US"/>
-              </w:rPr>
-              <w:t>{ "</w:t>
-            </w:r>
-            <w:proofErr w:type="gramEnd"/>
-            <w:r>
-              <w:rPr>
-                <w:lang w:val="en-US"/>
-              </w:rPr>
-              <w:t>message": "Unauthorized" }</w:t>
+              <w:t>401 { "message": "Unauthorized" }</w:t>
             </w:r>
           </w:p>
         </w:tc>
@@ -6255,15 +6795,7 @@
             </w:r>
             <w:proofErr w:type="spellEnd"/>
             <w:r>
-              <w:t>}", "email": "{</w:t>
-            </w:r>
-            <w:proofErr w:type="gramStart"/>
-            <w:r>
-              <w:t>email</w:t>
-            </w:r>
-            <w:proofErr w:type="gramEnd"/>
-            <w:r>
-              <w:t>}", "</w:t>
+              <w:t>}", "email": "{email}", "</w:t>
             </w:r>
             <w:proofErr w:type="spellStart"/>
             <w:r>
@@ -6323,15 +6855,7 @@
             </w:r>
             <w:proofErr w:type="spellEnd"/>
             <w:r>
-              <w:t xml:space="preserve">": "Benutzername oder </w:t>
-            </w:r>
-            <w:proofErr w:type="gramStart"/>
-            <w:r>
-              <w:t>Email</w:t>
-            </w:r>
-            <w:proofErr w:type="gramEnd"/>
-            <w:r>
-              <w:t xml:space="preserve"> existiert bereits" }</w:t>
+              <w:t>": "Benutzername oder Email existiert bereits" }</w:t>
             </w:r>
           </w:p>
           <w:p>
@@ -6865,21 +7389,7 @@
               <w:rPr>
                 <w:lang w:val="en-US"/>
               </w:rPr>
-              <w:t xml:space="preserve">200 [ </w:t>
-            </w:r>
-            <w:proofErr w:type="gramStart"/>
-            <w:r>
-              <w:rPr>
-                <w:lang w:val="en-US"/>
-              </w:rPr>
-              <w:t>{ "</w:t>
-            </w:r>
-            <w:proofErr w:type="gramEnd"/>
-            <w:r>
-              <w:rPr>
-                <w:lang w:val="en-US"/>
-              </w:rPr>
-              <w:t>id": 1, "</w:t>
+              <w:t>200 [ { "id": 1, "</w:t>
             </w:r>
             <w:proofErr w:type="spellStart"/>
             <w:r>
@@ -7264,19 +7774,11 @@
               <w:t>/&lt;</w:t>
             </w:r>
             <w:proofErr w:type="spellStart"/>
-            <w:proofErr w:type="gramStart"/>
             <w:r>
               <w:rPr>
                 <w:lang w:val="en-US"/>
               </w:rPr>
-              <w:t>int:goal</w:t>
-            </w:r>
-            <w:proofErr w:type="gramEnd"/>
-            <w:r>
-              <w:rPr>
-                <w:lang w:val="en-US"/>
-              </w:rPr>
-              <w:t>_id</w:t>
+              <w:t>int:goal_id</w:t>
             </w:r>
             <w:proofErr w:type="spellEnd"/>
             <w:r>
@@ -7497,7 +7999,6 @@
                 <w:lang w:val="en-US"/>
               </w:rPr>
             </w:pPr>
-            <w:proofErr w:type="gramStart"/>
             <w:r>
               <w:rPr>
                 <w:lang w:val="en-US"/>
@@ -7505,7 +8006,6 @@
               <w:t>{ "</w:t>
             </w:r>
             <w:proofErr w:type="spellStart"/>
-            <w:proofErr w:type="gramEnd"/>
             <w:r>
               <w:rPr>
                 <w:lang w:val="en-US"/>
@@ -7561,21 +8061,7 @@
               <w:rPr>
                 <w:lang w:val="en-US"/>
               </w:rPr>
-              <w:t>201 </w:t>
-            </w:r>
-            <w:proofErr w:type="gramStart"/>
-            <w:r>
-              <w:rPr>
-                <w:lang w:val="en-US"/>
-              </w:rPr>
-              <w:t>{ "</w:t>
-            </w:r>
-            <w:proofErr w:type="gramEnd"/>
-            <w:r>
-              <w:rPr>
-                <w:lang w:val="en-US"/>
-              </w:rPr>
-              <w:t xml:space="preserve">message": "Methode </w:t>
+              <w:t xml:space="preserve">201 { "message": "Methode </w:t>
             </w:r>
             <w:proofErr w:type="spellStart"/>
             <w:r>
@@ -7711,19 +8197,11 @@
               <w:t>/&lt;</w:t>
             </w:r>
             <w:proofErr w:type="spellStart"/>
-            <w:proofErr w:type="gramStart"/>
             <w:r>
               <w:rPr>
                 <w:lang w:val="en-US"/>
               </w:rPr>
-              <w:t>int:goal</w:t>
-            </w:r>
-            <w:proofErr w:type="gramEnd"/>
-            <w:r>
-              <w:rPr>
-                <w:lang w:val="en-US"/>
-              </w:rPr>
-              <w:t>_id</w:t>
+              <w:t>int:goal_id</w:t>
             </w:r>
             <w:proofErr w:type="spellEnd"/>
             <w:r>
@@ -7787,21 +8265,7 @@
               <w:rPr>
                 <w:lang w:val="en-US"/>
               </w:rPr>
-              <w:t xml:space="preserve">200 [ </w:t>
-            </w:r>
-            <w:proofErr w:type="gramStart"/>
-            <w:r>
-              <w:rPr>
-                <w:lang w:val="en-US"/>
-              </w:rPr>
-              <w:t>{ "</w:t>
-            </w:r>
-            <w:proofErr w:type="gramEnd"/>
-            <w:r>
-              <w:rPr>
-                <w:lang w:val="en-US"/>
-              </w:rPr>
-              <w:t>id": 1, "</w:t>
+              <w:t>200 [ { "id": 1, "</w:t>
             </w:r>
             <w:proofErr w:type="spellStart"/>
             <w:r>
@@ -7937,19 +8401,11 @@
               <w:t>/&lt;</w:t>
             </w:r>
             <w:proofErr w:type="spellStart"/>
-            <w:proofErr w:type="gramStart"/>
             <w:r>
               <w:rPr>
                 <w:lang w:val="en-US"/>
               </w:rPr>
-              <w:t>int:goal</w:t>
-            </w:r>
-            <w:proofErr w:type="gramEnd"/>
-            <w:r>
-              <w:rPr>
-                <w:lang w:val="en-US"/>
-              </w:rPr>
-              <w:t>_id</w:t>
+              <w:t>int:goal_id</w:t>
             </w:r>
             <w:proofErr w:type="spellEnd"/>
             <w:r>
@@ -8207,17 +8663,9 @@
               <w:rPr>
                 <w:lang w:val="en-US"/>
               </w:rPr>
-              <w:t xml:space="preserve">200 [ </w:t>
-            </w:r>
-            <w:proofErr w:type="gramStart"/>
-            <w:r>
-              <w:rPr>
-                <w:lang w:val="en-US"/>
-              </w:rPr>
-              <w:t>{ "</w:t>
+              <w:t>200 [ { "</w:t>
             </w:r>
             <w:proofErr w:type="spellStart"/>
-            <w:proofErr w:type="gramEnd"/>
             <w:r>
               <w:rPr>
                 <w:lang w:val="en-US"/>
@@ -8265,7 +8713,7 @@
       <w:pPr>
         <w:pStyle w:val="berschrift1"/>
       </w:pPr>
-      <w:bookmarkStart w:id="7" w:name="_Toc193904353"/>
+      <w:bookmarkStart w:id="7" w:name="_Toc193973795"/>
       <w:r>
         <w:lastRenderedPageBreak/>
         <w:t>Implementierung</w:t>
@@ -8276,7 +8724,7 @@
       <w:pPr>
         <w:pStyle w:val="berschrift2"/>
       </w:pPr>
-      <w:bookmarkStart w:id="8" w:name="_Toc193904354"/>
+      <w:bookmarkStart w:id="8" w:name="_Toc193973796"/>
       <w:r>
         <w:t>Einleitung</w:t>
       </w:r>
@@ -8315,7 +8763,7 @@
       <w:pPr>
         <w:pStyle w:val="berschrift2"/>
       </w:pPr>
-      <w:bookmarkStart w:id="9" w:name="_Toc193904355"/>
+      <w:bookmarkStart w:id="9" w:name="_Toc193973797"/>
       <w:r>
         <w:t>Systemarchitektur</w:t>
       </w:r>
@@ -8325,7 +8773,7 @@
       <w:pPr>
         <w:pStyle w:val="berschrift2"/>
       </w:pPr>
-      <w:bookmarkStart w:id="10" w:name="_Toc193904356"/>
+      <w:bookmarkStart w:id="10" w:name="_Toc193973798"/>
       <w:r>
         <w:t>Übersicht</w:t>
       </w:r>
@@ -8404,7 +8852,7 @@
       <w:pPr>
         <w:pStyle w:val="berschrift3"/>
       </w:pPr>
-      <w:bookmarkStart w:id="11" w:name="_Toc193904357"/>
+      <w:bookmarkStart w:id="11" w:name="_Toc193973799"/>
       <w:r>
         <w:t>Komponentendiagramm</w:t>
       </w:r>
@@ -8474,7 +8922,7 @@
       <w:pPr>
         <w:pStyle w:val="berschrift3"/>
       </w:pPr>
-      <w:bookmarkStart w:id="12" w:name="_Toc193904358"/>
+      <w:bookmarkStart w:id="12" w:name="_Toc193973800"/>
       <w:r>
         <w:t>Datenfluss</w:t>
       </w:r>
@@ -8578,7 +9026,7 @@
       <w:pPr>
         <w:pStyle w:val="berschrift2"/>
       </w:pPr>
-      <w:bookmarkStart w:id="13" w:name="_Toc193904359"/>
+      <w:bookmarkStart w:id="13" w:name="_Toc193973801"/>
       <w:r>
         <w:t>Token-Management</w:t>
       </w:r>
@@ -8588,7 +9036,7 @@
       <w:pPr>
         <w:pStyle w:val="berschrift3"/>
       </w:pPr>
-      <w:bookmarkStart w:id="14" w:name="_Toc193904360"/>
+      <w:bookmarkStart w:id="14" w:name="_Toc193973802"/>
       <w:r>
         <w:t>Problemstellung</w:t>
       </w:r>
@@ -8735,7 +9183,7 @@
       <w:pPr>
         <w:pStyle w:val="berschrift3"/>
       </w:pPr>
-      <w:bookmarkStart w:id="15" w:name="_Toc193904361"/>
+      <w:bookmarkStart w:id="15" w:name="_Toc193973803"/>
       <w:r>
         <w:t>Lösung</w:t>
       </w:r>
@@ -8769,11 +9217,7 @@
         <w:t xml:space="preserve">Die </w:t>
       </w:r>
       <w:r>
-        <w:t xml:space="preserve">Tokens werden </w:t>
-      </w:r>
-      <w:proofErr w:type="gramStart"/>
-      <w:r>
-        <w:t xml:space="preserve">mithilfe </w:t>
+        <w:t xml:space="preserve">Tokens werden mithilfe </w:t>
       </w:r>
       <w:r>
         <w:t>eines</w:t>
@@ -8791,11 +9235,7 @@
         <w:t>V</w:t>
       </w:r>
       <w:r>
-        <w:t>erfahren</w:t>
-      </w:r>
-      <w:proofErr w:type="gramEnd"/>
-      <w:r>
-        <w:t xml:space="preserve"> erstellt. Durch die Funktion </w:t>
+        <w:t xml:space="preserve">erfahren erstellt. Durch die Funktion </w:t>
       </w:r>
       <w:proofErr w:type="spellStart"/>
       <w:r>
@@ -8899,11 +9339,6 @@
       </w:r>
     </w:p>
     <w:p>
-      <w:pPr>
-        <w:rPr>
-          <w:lang w:val="en-US"/>
-        </w:rPr>
-      </w:pPr>
       <w:r>
         <w:rPr>
           <w:rStyle w:val="berschrift4Zchn"/>
@@ -8960,225 +9395,201 @@
       <w:r>
         <w:br/>
       </w:r>
-      <w:r>
-        <w:rPr>
-          <w:lang w:val="en-US"/>
-        </w:rPr>
-        <w:t xml:space="preserve">def </w:t>
-      </w:r>
-      <w:proofErr w:type="spellStart"/>
-      <w:r>
-        <w:rPr>
-          <w:lang w:val="en-US"/>
-        </w:rPr>
-        <w:t>is_token_</w:t>
-      </w:r>
-      <w:proofErr w:type="gramStart"/>
-      <w:r>
-        <w:rPr>
-          <w:lang w:val="en-US"/>
-        </w:rPr>
-        <w:t>valid</w:t>
-      </w:r>
-      <w:proofErr w:type="spellEnd"/>
-      <w:r>
-        <w:rPr>
-          <w:lang w:val="en-US"/>
-        </w:rPr>
+      <w:proofErr w:type="spellStart"/>
+      <w:r>
+        <w:t>def</w:t>
+      </w:r>
+      <w:proofErr w:type="spellEnd"/>
+      <w:r>
+        <w:t xml:space="preserve"> </w:t>
+      </w:r>
+      <w:proofErr w:type="spellStart"/>
+      <w:r>
+        <w:t>is_token_valid</w:t>
+      </w:r>
+      <w:proofErr w:type="spellEnd"/>
+      <w:r>
         <w:t>(</w:t>
       </w:r>
-      <w:proofErr w:type="gramEnd"/>
-      <w:r>
-        <w:rPr>
-          <w:lang w:val="en-US"/>
-        </w:rPr>
-        <w:t>self, token):</w:t>
+      <w:proofErr w:type="spellStart"/>
+      <w:r>
+        <w:t>self</w:t>
+      </w:r>
+      <w:proofErr w:type="spellEnd"/>
+      <w:r>
+        <w:t xml:space="preserve">, </w:t>
+      </w:r>
+      <w:proofErr w:type="spellStart"/>
+      <w:r>
+        <w:t>token</w:t>
+      </w:r>
+      <w:proofErr w:type="spellEnd"/>
+      <w:r>
+        <w:t>):</w:t>
       </w:r>
       <w:r>
         <w:rPr>
           <w:i/>
           <w:iCs/>
-          <w:lang w:val="en-US"/>
         </w:rPr>
         <w:br/>
         <w:t xml:space="preserve">    </w:t>
       </w:r>
       <w:proofErr w:type="spellStart"/>
       <w:r>
-        <w:rPr>
-          <w:lang w:val="en-US"/>
-        </w:rPr>
         <w:t>token_instance</w:t>
       </w:r>
       <w:proofErr w:type="spellEnd"/>
       <w:r>
-        <w:rPr>
-          <w:lang w:val="en-US"/>
-        </w:rPr>
         <w:t xml:space="preserve"> = </w:t>
       </w:r>
       <w:proofErr w:type="spellStart"/>
       <w:r>
-        <w:rPr>
-          <w:lang w:val="en-US"/>
-        </w:rPr>
         <w:t>Token.query.filter_by</w:t>
       </w:r>
       <w:proofErr w:type="spellEnd"/>
       <w:r>
-        <w:rPr>
-          <w:lang w:val="en-US"/>
-        </w:rPr>
-        <w:t>(token=token).first()</w:t>
-      </w:r>
-      <w:r>
-        <w:rPr>
-          <w:lang w:val="en-US"/>
-        </w:rPr>
+        <w:t>(</w:t>
+      </w:r>
+      <w:proofErr w:type="spellStart"/>
+      <w:r>
+        <w:t>token</w:t>
+      </w:r>
+      <w:proofErr w:type="spellEnd"/>
+      <w:r>
+        <w:t>=</w:t>
+      </w:r>
+      <w:proofErr w:type="spellStart"/>
+      <w:r>
+        <w:t>token</w:t>
+      </w:r>
+      <w:proofErr w:type="spellEnd"/>
+      <w:r>
+        <w:t>).</w:t>
+      </w:r>
+      <w:proofErr w:type="spellStart"/>
+      <w:r>
+        <w:t>first</w:t>
+      </w:r>
+      <w:proofErr w:type="spellEnd"/>
+      <w:r>
+        <w:t>()</w:t>
+      </w:r>
+      <w:r>
         <w:br/>
-        <w:t xml:space="preserve">    if </w:t>
-      </w:r>
-      <w:proofErr w:type="spellStart"/>
-      <w:r>
-        <w:rPr>
-          <w:lang w:val="en-US"/>
-        </w:rPr>
+        <w:t xml:space="preserve">    </w:t>
+      </w:r>
+      <w:proofErr w:type="spellStart"/>
+      <w:r>
+        <w:t>if</w:t>
+      </w:r>
+      <w:proofErr w:type="spellEnd"/>
+      <w:r>
+        <w:t xml:space="preserve"> </w:t>
+      </w:r>
+      <w:proofErr w:type="spellStart"/>
+      <w:r>
         <w:t>token_instance</w:t>
       </w:r>
       <w:proofErr w:type="spellEnd"/>
       <w:r>
-        <w:rPr>
-          <w:lang w:val="en-US"/>
-        </w:rPr>
         <w:t>:</w:t>
       </w:r>
       <w:r>
-        <w:rPr>
-          <w:lang w:val="en-US"/>
-        </w:rPr>
         <w:br/>
         <w:t xml:space="preserve">        </w:t>
       </w:r>
       <w:proofErr w:type="spellStart"/>
       <w:r>
-        <w:rPr>
-          <w:lang w:val="en-US"/>
-        </w:rPr>
         <w:t>creation_time</w:t>
       </w:r>
       <w:proofErr w:type="spellEnd"/>
       <w:r>
-        <w:rPr>
-          <w:lang w:val="en-US"/>
-        </w:rPr>
-        <w:t xml:space="preserve"> = datetime.fromtimestamp(token_instance.token_erstelldatum.timestamp())  # </w:t>
-      </w:r>
-      <w:proofErr w:type="spellStart"/>
-      <w:r>
-        <w:rPr>
-          <w:lang w:val="en-US"/>
-        </w:rPr>
-        <w:t>Konvertiere</w:t>
-      </w:r>
-      <w:proofErr w:type="spellEnd"/>
-      <w:r>
-        <w:rPr>
-          <w:lang w:val="en-US"/>
-        </w:rPr>
+        <w:t xml:space="preserve"> = datetime.fromtimestamp(token_instance.token_erstelldatum.timestamp())  # Konvertiere zurück</w:t>
+      </w:r>
+      <w:r>
+        <w:br/>
+        <w:t xml:space="preserve">        </w:t>
+      </w:r>
+      <w:proofErr w:type="spellStart"/>
+      <w:r>
+        <w:t>if</w:t>
+      </w:r>
+      <w:proofErr w:type="spellEnd"/>
+      <w:r>
         <w:t xml:space="preserve"> </w:t>
       </w:r>
       <w:proofErr w:type="spellStart"/>
       <w:r>
-        <w:rPr>
-          <w:lang w:val="en-US"/>
-        </w:rPr>
-        <w:t>zurück</w:t>
-      </w:r>
-      <w:proofErr w:type="spellEnd"/>
-      <w:r>
-        <w:rPr>
-          <w:lang w:val="en-US"/>
-        </w:rPr>
+        <w:t>datetime.now</w:t>
+      </w:r>
+      <w:proofErr w:type="spellEnd"/>
+      <w:r>
+        <w:t xml:space="preserve">() - </w:t>
+      </w:r>
+      <w:proofErr w:type="spellStart"/>
+      <w:r>
+        <w:t>creation_time</w:t>
+      </w:r>
+      <w:proofErr w:type="spellEnd"/>
+      <w:r>
+        <w:t xml:space="preserve"> &lt; </w:t>
+      </w:r>
+      <w:proofErr w:type="spellStart"/>
+      <w:r>
+        <w:t>timedelta</w:t>
+      </w:r>
+      <w:proofErr w:type="spellEnd"/>
+      <w:r>
+        <w:t>(</w:t>
+      </w:r>
+      <w:proofErr w:type="spellStart"/>
+      <w:r>
+        <w:t>seconds</w:t>
+      </w:r>
+      <w:proofErr w:type="spellEnd"/>
+      <w:r>
+        <w:t>=</w:t>
+      </w:r>
+      <w:proofErr w:type="spellStart"/>
+      <w:r>
+        <w:t>self.token_lifetime</w:t>
+      </w:r>
+      <w:proofErr w:type="spellEnd"/>
+      <w:r>
+        <w:t>):</w:t>
+      </w:r>
+      <w:r>
         <w:br/>
-        <w:t xml:space="preserve">        if </w:t>
-      </w:r>
-      <w:proofErr w:type="spellStart"/>
-      <w:r>
-        <w:rPr>
-          <w:lang w:val="en-US"/>
-        </w:rPr>
-        <w:t>datetime.now</w:t>
-      </w:r>
-      <w:proofErr w:type="spellEnd"/>
-      <w:r>
-        <w:rPr>
-          <w:lang w:val="en-US"/>
-        </w:rPr>
-        <w:t xml:space="preserve">() - </w:t>
-      </w:r>
-      <w:proofErr w:type="spellStart"/>
-      <w:r>
-        <w:rPr>
-          <w:lang w:val="en-US"/>
-        </w:rPr>
-        <w:t>creation_time</w:t>
-      </w:r>
-      <w:proofErr w:type="spellEnd"/>
-      <w:r>
-        <w:rPr>
-          <w:lang w:val="en-US"/>
-        </w:rPr>
-        <w:t xml:space="preserve"> &lt; </w:t>
-      </w:r>
-      <w:proofErr w:type="spellStart"/>
-      <w:r>
-        <w:rPr>
-          <w:lang w:val="en-US"/>
-        </w:rPr>
-        <w:t>timedelta</w:t>
-      </w:r>
-      <w:proofErr w:type="spellEnd"/>
-      <w:r>
-        <w:rPr>
-          <w:lang w:val="en-US"/>
-        </w:rPr>
-        <w:t>(seconds=</w:t>
-      </w:r>
-      <w:proofErr w:type="spellStart"/>
-      <w:r>
-        <w:rPr>
-          <w:lang w:val="en-US"/>
-        </w:rPr>
-        <w:t>self.token_lifetime</w:t>
-      </w:r>
-      <w:proofErr w:type="spellEnd"/>
-      <w:r>
-        <w:rPr>
-          <w:lang w:val="en-US"/>
-        </w:rPr>
-        <w:t>):</w:t>
-      </w:r>
-      <w:r>
-        <w:rPr>
-          <w:lang w:val="en-US"/>
-        </w:rPr>
+        <w:t xml:space="preserve">            </w:t>
+      </w:r>
+      <w:proofErr w:type="spellStart"/>
+      <w:r>
+        <w:t>return</w:t>
+      </w:r>
+      <w:proofErr w:type="spellEnd"/>
+      <w:r>
+        <w:t xml:space="preserve"> True</w:t>
+      </w:r>
+      <w:r>
         <w:br/>
-        <w:t xml:space="preserve">            return True</w:t>
-      </w:r>
-      <w:r>
-        <w:rPr>
-          <w:lang w:val="en-US"/>
-        </w:rPr>
-        <w:br/>
-        <w:t xml:space="preserve">    return False</w:t>
-      </w:r>
-    </w:p>
-    <w:p>
-      <w:pPr>
-        <w:rPr>
-          <w:lang w:val="en-US"/>
-        </w:rPr>
-      </w:pPr>
+        <w:t xml:space="preserve">    </w:t>
+      </w:r>
+      <w:proofErr w:type="spellStart"/>
+      <w:r>
+        <w:t>return</w:t>
+      </w:r>
+      <w:proofErr w:type="spellEnd"/>
+      <w:r>
+        <w:t xml:space="preserve"> </w:t>
+      </w:r>
+      <w:proofErr w:type="spellStart"/>
+      <w:r>
+        <w:t>False</w:t>
+      </w:r>
+      <w:proofErr w:type="spellEnd"/>
+    </w:p>
+    <w:p>
       <w:r>
         <w:rPr>
           <w:rStyle w:val="berschrift4Zchn"/>
@@ -9252,481 +9663,348 @@
       <w:r>
         <w:br/>
       </w:r>
-      <w:r>
-        <w:rPr>
-          <w:lang w:val="en-US"/>
-        </w:rPr>
-        <w:t xml:space="preserve">def </w:t>
-      </w:r>
-      <w:proofErr w:type="spellStart"/>
-      <w:r>
-        <w:rPr>
-          <w:lang w:val="en-US"/>
-        </w:rPr>
+      <w:proofErr w:type="spellStart"/>
+      <w:r>
+        <w:t>def</w:t>
+      </w:r>
+      <w:proofErr w:type="spellEnd"/>
+      <w:r>
+        <w:t xml:space="preserve"> </w:t>
+      </w:r>
+      <w:proofErr w:type="spellStart"/>
+      <w:r>
         <w:t>get_or_create_token</w:t>
       </w:r>
       <w:proofErr w:type="spellEnd"/>
       <w:r>
-        <w:rPr>
-          <w:lang w:val="en-US"/>
-        </w:rPr>
-        <w:t xml:space="preserve">(self, </w:t>
-      </w:r>
-      <w:proofErr w:type="spellStart"/>
-      <w:r>
-        <w:rPr>
-          <w:lang w:val="en-US"/>
-        </w:rPr>
+        <w:t>(</w:t>
+      </w:r>
+      <w:proofErr w:type="spellStart"/>
+      <w:r>
+        <w:t>self</w:t>
+      </w:r>
+      <w:proofErr w:type="spellEnd"/>
+      <w:r>
+        <w:t xml:space="preserve">, </w:t>
+      </w:r>
+      <w:proofErr w:type="spellStart"/>
+      <w:r>
         <w:t>user_id</w:t>
       </w:r>
       <w:proofErr w:type="spellEnd"/>
       <w:r>
-        <w:rPr>
-          <w:lang w:val="en-US"/>
-        </w:rPr>
         <w:t>):</w:t>
       </w:r>
       <w:r>
         <w:rPr>
           <w:i/>
           <w:iCs/>
-          <w:lang w:val="en-US"/>
         </w:rPr>
         <w:br/>
         <w:t xml:space="preserve">    </w:t>
       </w:r>
       <w:proofErr w:type="spellStart"/>
       <w:r>
-        <w:rPr>
-          <w:lang w:val="en-US"/>
-        </w:rPr>
         <w:t>token_instance</w:t>
       </w:r>
       <w:proofErr w:type="spellEnd"/>
       <w:r>
-        <w:rPr>
-          <w:lang w:val="en-US"/>
-        </w:rPr>
         <w:t xml:space="preserve"> = </w:t>
       </w:r>
       <w:proofErr w:type="spellStart"/>
       <w:r>
-        <w:rPr>
-          <w:lang w:val="en-US"/>
-        </w:rPr>
         <w:t>Token.query.filter_by</w:t>
       </w:r>
       <w:proofErr w:type="spellEnd"/>
       <w:r>
-        <w:rPr>
-          <w:lang w:val="en-US"/>
-        </w:rPr>
         <w:t>(</w:t>
       </w:r>
       <w:proofErr w:type="spellStart"/>
       <w:r>
-        <w:rPr>
-          <w:lang w:val="en-US"/>
-        </w:rPr>
         <w:t>user_id</w:t>
       </w:r>
       <w:proofErr w:type="spellEnd"/>
       <w:r>
-        <w:rPr>
-          <w:lang w:val="en-US"/>
-        </w:rPr>
         <w:t>=</w:t>
       </w:r>
       <w:proofErr w:type="spellStart"/>
       <w:r>
-        <w:rPr>
-          <w:lang w:val="en-US"/>
-        </w:rPr>
         <w:t>user_id</w:t>
       </w:r>
       <w:proofErr w:type="spellEnd"/>
       <w:r>
-        <w:rPr>
-          <w:lang w:val="en-US"/>
-        </w:rPr>
-        <w:t>).first()</w:t>
-      </w:r>
-      <w:r>
-        <w:rPr>
-          <w:lang w:val="en-US"/>
-        </w:rPr>
+        <w:t>).</w:t>
+      </w:r>
+      <w:proofErr w:type="spellStart"/>
+      <w:r>
+        <w:t>first</w:t>
+      </w:r>
+      <w:proofErr w:type="spellEnd"/>
+      <w:r>
+        <w:t>()</w:t>
+      </w:r>
+      <w:r>
         <w:br/>
-        <w:t xml:space="preserve">    if </w:t>
-      </w:r>
-      <w:proofErr w:type="spellStart"/>
-      <w:r>
-        <w:rPr>
-          <w:lang w:val="en-US"/>
-        </w:rPr>
+        <w:t xml:space="preserve">    </w:t>
+      </w:r>
+      <w:proofErr w:type="spellStart"/>
+      <w:r>
+        <w:t>if</w:t>
+      </w:r>
+      <w:proofErr w:type="spellEnd"/>
+      <w:r>
+        <w:t xml:space="preserve"> </w:t>
+      </w:r>
+      <w:proofErr w:type="spellStart"/>
+      <w:r>
         <w:t>token_instance</w:t>
       </w:r>
       <w:proofErr w:type="spellEnd"/>
       <w:r>
-        <w:rPr>
-          <w:lang w:val="en-US"/>
-        </w:rPr>
         <w:t>:</w:t>
       </w:r>
       <w:r>
-        <w:rPr>
-          <w:lang w:val="en-US"/>
-        </w:rPr>
         <w:br/>
         <w:t xml:space="preserve">        </w:t>
       </w:r>
       <w:proofErr w:type="spellStart"/>
       <w:r>
-        <w:rPr>
-          <w:lang w:val="en-US"/>
-        </w:rPr>
         <w:t>current_time</w:t>
       </w:r>
       <w:proofErr w:type="spellEnd"/>
       <w:r>
-        <w:rPr>
-          <w:lang w:val="en-US"/>
-        </w:rPr>
         <w:t xml:space="preserve"> = </w:t>
       </w:r>
       <w:proofErr w:type="spellStart"/>
       <w:r>
-        <w:rPr>
-          <w:lang w:val="en-US"/>
-        </w:rPr>
         <w:t>datetime.now</w:t>
       </w:r>
       <w:proofErr w:type="spellEnd"/>
       <w:r>
-        <w:rPr>
-          <w:lang w:val="en-US"/>
-        </w:rPr>
         <w:t>()</w:t>
       </w:r>
       <w:r>
-        <w:rPr>
-          <w:lang w:val="en-US"/>
-        </w:rPr>
         <w:br/>
-        <w:t xml:space="preserve">        if </w:t>
-      </w:r>
-      <w:proofErr w:type="spellStart"/>
-      <w:r>
-        <w:rPr>
-          <w:lang w:val="en-US"/>
-        </w:rPr>
+        <w:t xml:space="preserve">        </w:t>
+      </w:r>
+      <w:proofErr w:type="spellStart"/>
+      <w:r>
+        <w:t>if</w:t>
+      </w:r>
+      <w:proofErr w:type="spellEnd"/>
+      <w:r>
+        <w:t xml:space="preserve"> </w:t>
+      </w:r>
+      <w:proofErr w:type="spellStart"/>
+      <w:r>
         <w:t>self.is_token_valid</w:t>
       </w:r>
       <w:proofErr w:type="spellEnd"/>
       <w:r>
-        <w:rPr>
-          <w:lang w:val="en-US"/>
-        </w:rPr>
         <w:t>(</w:t>
       </w:r>
       <w:proofErr w:type="spellStart"/>
       <w:r>
-        <w:rPr>
-          <w:lang w:val="en-US"/>
-        </w:rPr>
         <w:t>token_instance.token</w:t>
       </w:r>
       <w:proofErr w:type="spellEnd"/>
       <w:r>
-        <w:rPr>
-          <w:lang w:val="en-US"/>
-        </w:rPr>
         <w:t>):</w:t>
       </w:r>
       <w:r>
-        <w:rPr>
-          <w:lang w:val="en-US"/>
-        </w:rPr>
-        <w:br/>
-        <w:t xml:space="preserve">            return </w:t>
-      </w:r>
-      <w:proofErr w:type="spellStart"/>
-      <w:r>
-        <w:rPr>
-          <w:lang w:val="en-US"/>
-        </w:rPr>
-        <w:t>token_instance.token</w:t>
-      </w:r>
-      <w:proofErr w:type="spellEnd"/>
-      <w:r>
-        <w:rPr>
-          <w:lang w:val="en-US"/>
-        </w:rPr>
-        <w:br/>
-        <w:t xml:space="preserve">        else:</w:t>
-      </w:r>
-      <w:r>
-        <w:rPr>
-          <w:lang w:val="en-US"/>
-        </w:rPr>
         <w:br/>
         <w:t xml:space="preserve">            </w:t>
       </w:r>
       <w:proofErr w:type="spellStart"/>
       <w:r>
-        <w:rPr>
-          <w:lang w:val="en-US"/>
-        </w:rPr>
-        <w:t>db.session.delete</w:t>
-      </w:r>
-      <w:proofErr w:type="spellEnd"/>
-      <w:r>
-        <w:rPr>
-          <w:lang w:val="en-US"/>
-        </w:rPr>
-        <w:t>(</w:t>
-      </w:r>
-      <w:proofErr w:type="spellStart"/>
-      <w:r>
-        <w:rPr>
-          <w:lang w:val="en-US"/>
-        </w:rPr>
-        <w:t>token_instance</w:t>
-      </w:r>
-      <w:proofErr w:type="spellEnd"/>
-      <w:r>
-        <w:rPr>
-          <w:lang w:val="en-US"/>
-        </w:rPr>
-        <w:t>)</w:t>
-      </w:r>
-      <w:r>
-        <w:rPr>
-          <w:lang w:val="en-US"/>
-        </w:rPr>
+        <w:t>return</w:t>
+      </w:r>
+      <w:proofErr w:type="spellEnd"/>
+      <w:r>
+        <w:t xml:space="preserve"> </w:t>
+      </w:r>
+      <w:proofErr w:type="spellStart"/>
+      <w:r>
+        <w:t>token_instance.token</w:t>
+      </w:r>
+      <w:proofErr w:type="spellEnd"/>
+      <w:r>
+        <w:br/>
+        <w:t xml:space="preserve">        </w:t>
+      </w:r>
+      <w:proofErr w:type="spellStart"/>
+      <w:r>
+        <w:t>else</w:t>
+      </w:r>
+      <w:proofErr w:type="spellEnd"/>
+      <w:r>
+        <w:t>:</w:t>
+      </w:r>
+      <w:r>
         <w:br/>
         <w:t xml:space="preserve">            </w:t>
       </w:r>
       <w:proofErr w:type="spellStart"/>
       <w:r>
-        <w:rPr>
-          <w:lang w:val="en-US"/>
-        </w:rPr>
+        <w:t>db.session.delete</w:t>
+      </w:r>
+      <w:proofErr w:type="spellEnd"/>
+      <w:r>
+        <w:t>(</w:t>
+      </w:r>
+      <w:proofErr w:type="spellStart"/>
+      <w:r>
+        <w:t>token_instance</w:t>
+      </w:r>
+      <w:proofErr w:type="spellEnd"/>
+      <w:r>
+        <w:t>)</w:t>
+      </w:r>
+      <w:r>
+        <w:br/>
+        <w:t xml:space="preserve">            </w:t>
+      </w:r>
+      <w:proofErr w:type="spellStart"/>
+      <w:r>
         <w:t>db.session.commit</w:t>
       </w:r>
       <w:proofErr w:type="spellEnd"/>
       <w:r>
-        <w:rPr>
-          <w:lang w:val="en-US"/>
-        </w:rPr>
         <w:t>()</w:t>
       </w:r>
       <w:r>
-        <w:rPr>
-          <w:lang w:val="en-US"/>
-        </w:rPr>
         <w:br/>
         <w:t xml:space="preserve">    </w:t>
       </w:r>
       <w:proofErr w:type="spellStart"/>
       <w:r>
-        <w:rPr>
-          <w:lang w:val="en-US"/>
-        </w:rPr>
         <w:t>new_token</w:t>
       </w:r>
       <w:proofErr w:type="spellEnd"/>
       <w:r>
-        <w:rPr>
-          <w:lang w:val="en-US"/>
-        </w:rPr>
         <w:t xml:space="preserve"> = </w:t>
       </w:r>
       <w:proofErr w:type="spellStart"/>
       <w:r>
-        <w:rPr>
-          <w:lang w:val="en-US"/>
-        </w:rPr>
         <w:t>self.generate_token</w:t>
       </w:r>
       <w:proofErr w:type="spellEnd"/>
       <w:r>
-        <w:rPr>
-          <w:lang w:val="en-US"/>
-        </w:rPr>
         <w:t>()</w:t>
       </w:r>
       <w:r>
-        <w:rPr>
-          <w:lang w:val="en-US"/>
-        </w:rPr>
         <w:br/>
         <w:t xml:space="preserve">    </w:t>
       </w:r>
       <w:proofErr w:type="spellStart"/>
       <w:r>
-        <w:rPr>
-          <w:lang w:val="en-US"/>
-        </w:rPr>
         <w:t>new_token_instance</w:t>
       </w:r>
       <w:proofErr w:type="spellEnd"/>
       <w:r>
-        <w:rPr>
-          <w:lang w:val="en-US"/>
-        </w:rPr>
-        <w:t xml:space="preserve"> = Token(token=</w:t>
-      </w:r>
-      <w:proofErr w:type="spellStart"/>
-      <w:r>
-        <w:rPr>
-          <w:lang w:val="en-US"/>
-        </w:rPr>
+        <w:t xml:space="preserve"> = Token(</w:t>
+      </w:r>
+      <w:proofErr w:type="spellStart"/>
+      <w:r>
+        <w:t>token</w:t>
+      </w:r>
+      <w:proofErr w:type="spellEnd"/>
+      <w:r>
+        <w:t>=</w:t>
+      </w:r>
+      <w:proofErr w:type="spellStart"/>
+      <w:r>
         <w:t>new_token</w:t>
       </w:r>
       <w:proofErr w:type="spellEnd"/>
       <w:r>
-        <w:rPr>
-          <w:lang w:val="en-US"/>
-        </w:rPr>
         <w:t xml:space="preserve">, </w:t>
       </w:r>
       <w:proofErr w:type="spellStart"/>
       <w:r>
-        <w:rPr>
-          <w:lang w:val="en-US"/>
-        </w:rPr>
         <w:t>token_erstelldatum</w:t>
       </w:r>
       <w:proofErr w:type="spellEnd"/>
       <w:r>
-        <w:rPr>
-          <w:lang w:val="en-US"/>
-        </w:rPr>
         <w:t>=</w:t>
       </w:r>
       <w:proofErr w:type="spellStart"/>
       <w:r>
-        <w:rPr>
-          <w:lang w:val="en-US"/>
-        </w:rPr>
         <w:t>datetime.now</w:t>
       </w:r>
       <w:proofErr w:type="spellEnd"/>
       <w:r>
-        <w:rPr>
-          <w:lang w:val="en-US"/>
-        </w:rPr>
         <w:t xml:space="preserve">(), </w:t>
       </w:r>
       <w:proofErr w:type="spellStart"/>
       <w:r>
-        <w:rPr>
-          <w:lang w:val="en-US"/>
-        </w:rPr>
         <w:t>user_id</w:t>
       </w:r>
       <w:proofErr w:type="spellEnd"/>
       <w:r>
-        <w:rPr>
-          <w:lang w:val="en-US"/>
-        </w:rPr>
         <w:t>=</w:t>
       </w:r>
       <w:proofErr w:type="spellStart"/>
       <w:r>
-        <w:rPr>
-          <w:lang w:val="en-US"/>
-        </w:rPr>
         <w:t>user_id</w:t>
       </w:r>
       <w:proofErr w:type="spellEnd"/>
       <w:r>
-        <w:rPr>
-          <w:lang w:val="en-US"/>
-        </w:rPr>
         <w:t>)</w:t>
       </w:r>
       <w:r>
-        <w:rPr>
-          <w:lang w:val="en-US"/>
-        </w:rPr>
         <w:br/>
         <w:t xml:space="preserve">    </w:t>
       </w:r>
       <w:proofErr w:type="spellStart"/>
       <w:r>
-        <w:rPr>
-          <w:lang w:val="en-US"/>
-        </w:rPr>
         <w:t>db.session.add</w:t>
       </w:r>
       <w:proofErr w:type="spellEnd"/>
       <w:r>
-        <w:rPr>
-          <w:lang w:val="en-US"/>
-        </w:rPr>
         <w:t>(</w:t>
       </w:r>
       <w:proofErr w:type="spellStart"/>
       <w:r>
-        <w:rPr>
-          <w:lang w:val="en-US"/>
-        </w:rPr>
         <w:t>new_token_instance</w:t>
       </w:r>
       <w:proofErr w:type="spellEnd"/>
       <w:r>
-        <w:rPr>
-          <w:lang w:val="en-US"/>
-        </w:rPr>
         <w:t>)</w:t>
       </w:r>
       <w:r>
-        <w:rPr>
-          <w:lang w:val="en-US"/>
-        </w:rPr>
         <w:br/>
         <w:t xml:space="preserve">    </w:t>
       </w:r>
       <w:proofErr w:type="spellStart"/>
       <w:r>
-        <w:rPr>
-          <w:lang w:val="en-US"/>
-        </w:rPr>
         <w:t>db.session.commit</w:t>
       </w:r>
       <w:proofErr w:type="spellEnd"/>
       <w:r>
-        <w:rPr>
-          <w:lang w:val="en-US"/>
-        </w:rPr>
         <w:t>()</w:t>
       </w:r>
       <w:r>
-        <w:rPr>
-          <w:lang w:val="en-US"/>
-        </w:rPr>
         <w:br/>
       </w:r>
       <w:r>
-        <w:rPr>
-          <w:lang w:val="en-US"/>
-        </w:rPr>
         <w:lastRenderedPageBreak/>
-        <w:t xml:space="preserve"> return </w:t>
-      </w:r>
-      <w:proofErr w:type="spellStart"/>
-      <w:r>
-        <w:rPr>
-          <w:lang w:val="en-US"/>
-        </w:rPr>
+        <w:t xml:space="preserve"> </w:t>
+      </w:r>
+      <w:proofErr w:type="spellStart"/>
+      <w:r>
+        <w:t>return</w:t>
+      </w:r>
+      <w:proofErr w:type="spellEnd"/>
+      <w:r>
+        <w:t xml:space="preserve"> </w:t>
+      </w:r>
+      <w:proofErr w:type="spellStart"/>
+      <w:r>
         <w:t>new_token</w:t>
       </w:r>
       <w:proofErr w:type="spellEnd"/>
       <w:r>
-        <w:rPr>
-          <w:lang w:val="en-US"/>
-        </w:rPr>
         <w:br/>
       </w:r>
     </w:p>
@@ -9797,7 +10075,7 @@
       <w:pPr>
         <w:pStyle w:val="berschrift2"/>
       </w:pPr>
-      <w:bookmarkStart w:id="16" w:name="_Toc193904362"/>
+      <w:bookmarkStart w:id="16" w:name="_Toc193973804"/>
       <w:r>
         <w:t>Datenbank-Migration</w:t>
       </w:r>
@@ -9810,7 +10088,7 @@
       <w:pPr>
         <w:pStyle w:val="berschrift3"/>
       </w:pPr>
-      <w:bookmarkStart w:id="17" w:name="_Toc193904363"/>
+      <w:bookmarkStart w:id="17" w:name="_Toc193973805"/>
       <w:r>
         <w:t>Ursprüngliche Herausforderung</w:t>
       </w:r>
@@ -9903,7 +10181,7 @@
       <w:pPr>
         <w:pStyle w:val="berschrift3"/>
       </w:pPr>
-      <w:bookmarkStart w:id="18" w:name="_Toc193904364"/>
+      <w:bookmarkStart w:id="18" w:name="_Toc193973806"/>
       <w:r>
         <w:t>Lösung</w:t>
       </w:r>
@@ -10049,43 +10327,89 @@
         <w:rPr>
           <w:lang w:val="en-US"/>
         </w:rPr>
-        <w:t> </w:t>
-      </w:r>
-      <w:proofErr w:type="gramStart"/>
-      <w:r>
-        <w:rPr>
-          <w:lang w:val="en-US"/>
-        </w:rPr>
-        <w:t>main(</w:t>
-      </w:r>
-      <w:proofErr w:type="gramEnd"/>
-      <w:r>
-        <w:rPr>
-          <w:lang w:val="en-US"/>
-        </w:rPr>
-        <w:t>) in views.py).</w:t>
-      </w:r>
-    </w:p>
-    <w:p>
-      <w:pPr>
-        <w:rPr>
-          <w:lang w:val="en-US"/>
-        </w:rPr>
-      </w:pPr>
-      <w:r>
-        <w:rPr>
-          <w:lang w:val="en-US"/>
-        </w:rPr>
-        <w:t xml:space="preserve">def </w:t>
-      </w:r>
-      <w:proofErr w:type="gramStart"/>
-      <w:r>
-        <w:rPr>
-          <w:lang w:val="en-US"/>
-        </w:rPr>
-        <w:t>main(</w:t>
-      </w:r>
-      <w:proofErr w:type="gramEnd"/>
+        <w:t> main() in views.py).</w:t>
+      </w:r>
+    </w:p>
+    <w:p>
+      <w:pPr>
+        <w:rPr>
+          <w:lang w:val="en-US"/>
+        </w:rPr>
+      </w:pPr>
+      <w:r>
+        <w:rPr>
+          <w:lang w:val="en-US"/>
+        </w:rPr>
+        <w:t xml:space="preserve">def main():  </w:t>
+      </w:r>
+    </w:p>
+    <w:p>
+      <w:pPr>
+        <w:rPr>
+          <w:lang w:val="en-US"/>
+        </w:rPr>
+      </w:pPr>
+      <w:r>
+        <w:rPr>
+          <w:lang w:val="en-US"/>
+        </w:rPr>
+        <w:t xml:space="preserve">    </w:t>
+      </w:r>
+      <w:r>
+        <w:rPr>
+          <w:lang w:val="en-US"/>
+        </w:rPr>
+        <w:t xml:space="preserve">with </w:t>
+      </w:r>
+      <w:proofErr w:type="spellStart"/>
+      <w:r>
+        <w:rPr>
+          <w:lang w:val="en-US"/>
+        </w:rPr>
+        <w:t>app.app_context</w:t>
+      </w:r>
+      <w:proofErr w:type="spellEnd"/>
+      <w:r>
+        <w:rPr>
+          <w:lang w:val="en-US"/>
+        </w:rPr>
+        <w:t xml:space="preserve">():  </w:t>
+      </w:r>
+    </w:p>
+    <w:p>
+      <w:pPr>
+        <w:rPr>
+          <w:lang w:val="en-US"/>
+        </w:rPr>
+      </w:pPr>
+      <w:r>
+        <w:rPr>
+          <w:lang w:val="en-US"/>
+        </w:rPr>
+        <w:t xml:space="preserve">        if not </w:t>
+      </w:r>
+      <w:proofErr w:type="spellStart"/>
+      <w:r>
+        <w:rPr>
+          <w:lang w:val="en-US"/>
+        </w:rPr>
+        <w:t>os.path.exists</w:t>
+      </w:r>
+      <w:proofErr w:type="spellEnd"/>
+      <w:r>
+        <w:rPr>
+          <w:lang w:val="en-US"/>
+        </w:rPr>
+        <w:t>(</w:t>
+      </w:r>
+      <w:proofErr w:type="spellStart"/>
+      <w:r>
+        <w:rPr>
+          <w:lang w:val="en-US"/>
+        </w:rPr>
+        <w:t>Config.INSTANCE_DIR</w:t>
+      </w:r>
+      <w:proofErr w:type="spellEnd"/>
       <w:r>
         <w:rPr>
           <w:lang w:val="en-US"/>
@@ -10096,174 +10420,57 @@
     <w:p>
       <w:pPr>
         <w:rPr>
-          <w:lang w:val="en-US"/>
-        </w:rPr>
-      </w:pPr>
-      <w:r>
-        <w:rPr>
-          <w:lang w:val="en-US"/>
-        </w:rPr>
-        <w:t xml:space="preserve">    </w:t>
-      </w:r>
-      <w:r>
-        <w:rPr>
-          <w:lang w:val="en-US"/>
-        </w:rPr>
-        <w:t xml:space="preserve">with </w:t>
-      </w:r>
-      <w:proofErr w:type="spellStart"/>
-      <w:r>
-        <w:rPr>
-          <w:lang w:val="en-US"/>
-        </w:rPr>
-        <w:t>app.app_</w:t>
-      </w:r>
-      <w:proofErr w:type="gramStart"/>
-      <w:r>
-        <w:rPr>
-          <w:lang w:val="en-US"/>
-        </w:rPr>
-        <w:t>context</w:t>
-      </w:r>
-      <w:proofErr w:type="spellEnd"/>
-      <w:r>
-        <w:rPr>
-          <w:lang w:val="en-US"/>
+          <w:lang w:val="fr-FR"/>
+        </w:rPr>
+      </w:pPr>
+      <w:r>
+        <w:rPr>
+          <w:lang w:val="en-US"/>
+        </w:rPr>
+        <w:t xml:space="preserve">            </w:t>
+      </w:r>
+      <w:proofErr w:type="spellStart"/>
+      <w:r>
+        <w:rPr>
+          <w:lang w:val="fr-FR"/>
+        </w:rPr>
+        <w:t>os.makedirs</w:t>
+      </w:r>
+      <w:proofErr w:type="spellEnd"/>
+      <w:r>
+        <w:rPr>
+          <w:lang w:val="fr-FR"/>
         </w:rPr>
         <w:t>(</w:t>
       </w:r>
-      <w:proofErr w:type="gramEnd"/>
-      <w:r>
-        <w:rPr>
-          <w:lang w:val="en-US"/>
-        </w:rPr>
-        <w:t xml:space="preserve">):  </w:t>
-      </w:r>
-    </w:p>
-    <w:p>
-      <w:pPr>
-        <w:rPr>
-          <w:lang w:val="en-US"/>
-        </w:rPr>
-      </w:pPr>
-      <w:r>
-        <w:rPr>
-          <w:lang w:val="en-US"/>
-        </w:rPr>
-        <w:t xml:space="preserve">        if not </w:t>
-      </w:r>
-      <w:proofErr w:type="spellStart"/>
-      <w:proofErr w:type="gramStart"/>
-      <w:r>
-        <w:rPr>
-          <w:lang w:val="en-US"/>
-        </w:rPr>
-        <w:t>os.path</w:t>
-      </w:r>
-      <w:proofErr w:type="gramEnd"/>
-      <w:r>
-        <w:rPr>
-          <w:lang w:val="en-US"/>
-        </w:rPr>
-        <w:t>.exists</w:t>
-      </w:r>
-      <w:proofErr w:type="spellEnd"/>
-      <w:r>
-        <w:rPr>
-          <w:lang w:val="en-US"/>
-        </w:rPr>
-        <w:t>(</w:t>
-      </w:r>
-      <w:proofErr w:type="spellStart"/>
-      <w:r>
-        <w:rPr>
-          <w:lang w:val="en-US"/>
+      <w:proofErr w:type="spellStart"/>
+      <w:r>
+        <w:rPr>
+          <w:lang w:val="fr-FR"/>
         </w:rPr>
         <w:t>Config.INSTANCE_DIR</w:t>
       </w:r>
       <w:proofErr w:type="spellEnd"/>
       <w:r>
         <w:rPr>
-          <w:lang w:val="en-US"/>
-        </w:rPr>
-        <w:t xml:space="preserve">):  </w:t>
-      </w:r>
-    </w:p>
-    <w:p>
-      <w:pPr>
-        <w:rPr>
           <w:lang w:val="fr-FR"/>
         </w:rPr>
-      </w:pPr>
-      <w:r>
-        <w:rPr>
-          <w:lang w:val="en-US"/>
-        </w:rPr>
-        <w:t xml:space="preserve">            </w:t>
-      </w:r>
-      <w:proofErr w:type="spellStart"/>
-      <w:proofErr w:type="gramStart"/>
+        <w:t xml:space="preserve">)  </w:t>
+      </w:r>
+    </w:p>
+    <w:p>
       <w:r>
         <w:rPr>
           <w:lang w:val="fr-FR"/>
         </w:rPr>
-        <w:t>os.makedirs</w:t>
-      </w:r>
-      <w:proofErr w:type="spellEnd"/>
-      <w:proofErr w:type="gramEnd"/>
-      <w:r>
-        <w:rPr>
-          <w:lang w:val="fr-FR"/>
-        </w:rPr>
-        <w:t>(</w:t>
-      </w:r>
-      <w:proofErr w:type="spellStart"/>
-      <w:r>
-        <w:rPr>
-          <w:lang w:val="fr-FR"/>
-        </w:rPr>
-        <w:t>Config.INSTANCE_DIR</w:t>
-      </w:r>
-      <w:proofErr w:type="spellEnd"/>
-      <w:r>
-        <w:rPr>
-          <w:lang w:val="fr-FR"/>
-        </w:rPr>
-        <w:t xml:space="preserve">)  </w:t>
-      </w:r>
-    </w:p>
-    <w:p>
-      <w:pPr>
-        <w:rPr>
-          <w:lang w:val="en-US"/>
-        </w:rPr>
-      </w:pPr>
-      <w:r>
-        <w:rPr>
-          <w:lang w:val="fr-FR"/>
-        </w:rPr>
         <w:t xml:space="preserve">        </w:t>
       </w:r>
       <w:proofErr w:type="spellStart"/>
-      <w:proofErr w:type="gramStart"/>
-      <w:r>
-        <w:rPr>
-          <w:lang w:val="en-US"/>
-        </w:rPr>
-        <w:t>db.create</w:t>
-      </w:r>
-      <w:proofErr w:type="gramEnd"/>
-      <w:r>
-        <w:rPr>
-          <w:lang w:val="en-US"/>
-        </w:rPr>
-        <w:t>_all</w:t>
-      </w:r>
-      <w:proofErr w:type="spellEnd"/>
-      <w:r>
-        <w:rPr>
-          <w:lang w:val="en-US"/>
-        </w:rPr>
+      <w:r>
+        <w:t>db.create_all</w:t>
+      </w:r>
+      <w:proofErr w:type="spellEnd"/>
+      <w:r>
         <w:t xml:space="preserve">() </w:t>
       </w:r>
     </w:p>
@@ -10271,7 +10478,7 @@
       <w:pPr>
         <w:pStyle w:val="berschrift3"/>
       </w:pPr>
-      <w:bookmarkStart w:id="19" w:name="_Toc193904365"/>
+      <w:bookmarkStart w:id="19" w:name="_Toc193973807"/>
       <w:r>
         <w:t>Konsequenzen</w:t>
       </w:r>
@@ -10295,7 +10502,7 @@
       <w:pPr>
         <w:pStyle w:val="berschrift3"/>
       </w:pPr>
-      <w:bookmarkStart w:id="20" w:name="_Toc193904366"/>
+      <w:bookmarkStart w:id="20" w:name="_Toc193973808"/>
       <w:r>
         <w:t>Empfohlene zukünftige Lösung</w:t>
       </w:r>
@@ -10564,7 +10771,7 @@
       <w:pPr>
         <w:pStyle w:val="berschrift2"/>
       </w:pPr>
-      <w:bookmarkStart w:id="21" w:name="_Toc193904367"/>
+      <w:bookmarkStart w:id="21" w:name="_Toc193973809"/>
       <w:r>
         <w:t>Frontend-Backend-Kommunikation</w:t>
       </w:r>
@@ -10574,7 +10781,7 @@
       <w:pPr>
         <w:pStyle w:val="berschrift3"/>
       </w:pPr>
-      <w:bookmarkStart w:id="22" w:name="_Toc193904368"/>
+      <w:bookmarkStart w:id="22" w:name="_Toc193973810"/>
       <w:r>
         <w:t>Problem: CORS-Fehler</w:t>
       </w:r>
@@ -10616,7 +10823,7 @@
       <w:pPr>
         <w:pStyle w:val="berschrift3"/>
       </w:pPr>
-      <w:bookmarkStart w:id="23" w:name="_Toc193904369"/>
+      <w:bookmarkStart w:id="23" w:name="_Toc193973811"/>
       <w:r>
         <w:t>Lösung (mit Trade-off)</w:t>
       </w:r>
@@ -10762,7 +10969,7 @@
       <w:pPr>
         <w:pStyle w:val="berschrift2"/>
       </w:pPr>
-      <w:bookmarkStart w:id="24" w:name="_Toc193904371"/>
+      <w:bookmarkStart w:id="24" w:name="_Toc193973812"/>
       <w:r>
         <w:lastRenderedPageBreak/>
         <w:t>Sicherheitskonzept</w:t>
@@ -10773,7 +10980,7 @@
       <w:pPr>
         <w:pStyle w:val="berschrift3"/>
       </w:pPr>
-      <w:bookmarkStart w:id="25" w:name="_Toc193904372"/>
+      <w:bookmarkStart w:id="25" w:name="_Toc193973813"/>
       <w:r>
         <w:t>Passwort-</w:t>
       </w:r>
@@ -10839,7 +11046,6 @@
         <w:t xml:space="preserve">from </w:t>
       </w:r>
       <w:proofErr w:type="spellStart"/>
-      <w:proofErr w:type="gramStart"/>
       <w:r>
         <w:rPr>
           <w:lang w:val="en-US"/>
@@ -10847,7 +11053,6 @@
         <w:t>werkzeug.security</w:t>
       </w:r>
       <w:proofErr w:type="spellEnd"/>
-      <w:proofErr w:type="gramEnd"/>
       <w:r>
         <w:rPr>
           <w:lang w:val="en-US"/>
@@ -10894,28 +11099,14 @@
         <w:rPr>
           <w:lang w:val="en-US"/>
         </w:rPr>
-        <w:t>set_</w:t>
-      </w:r>
-      <w:proofErr w:type="gramStart"/>
-      <w:r>
-        <w:rPr>
-          <w:lang w:val="en-US"/>
-        </w:rPr>
-        <w:t>password</w:t>
-      </w:r>
-      <w:proofErr w:type="spellEnd"/>
-      <w:r>
-        <w:rPr>
-          <w:lang w:val="en-US"/>
-        </w:rPr>
-        <w:t>(</w:t>
-      </w:r>
-      <w:proofErr w:type="gramEnd"/>
-      <w:r>
-        <w:rPr>
-          <w:lang w:val="en-US"/>
-        </w:rPr>
-        <w:t>self, password):</w:t>
+        <w:t>set_password</w:t>
+      </w:r>
+      <w:proofErr w:type="spellEnd"/>
+      <w:r>
+        <w:rPr>
+          <w:lang w:val="en-US"/>
+        </w:rPr>
+        <w:t>(self, password):</w:t>
       </w:r>
       <w:r>
         <w:rPr>
@@ -11004,7 +11195,7 @@
           <w:lang w:val="en-US"/>
         </w:rPr>
       </w:pPr>
-      <w:bookmarkStart w:id="26" w:name="_Toc193904373"/>
+      <w:bookmarkStart w:id="26" w:name="_Toc193973814"/>
       <w:r>
         <w:rPr>
           <w:lang w:val="en-US"/>
@@ -11024,28 +11215,14 @@
         <w:rPr>
           <w:lang w:val="en-US"/>
         </w:rPr>
-        <w:t>response.set_</w:t>
-      </w:r>
-      <w:proofErr w:type="gramStart"/>
-      <w:r>
-        <w:rPr>
-          <w:lang w:val="en-US"/>
-        </w:rPr>
-        <w:t>cookie</w:t>
-      </w:r>
-      <w:proofErr w:type="spellEnd"/>
-      <w:r>
-        <w:rPr>
-          <w:lang w:val="en-US"/>
-        </w:rPr>
-        <w:t>(</w:t>
-      </w:r>
-      <w:proofErr w:type="gramEnd"/>
-      <w:r>
-        <w:rPr>
-          <w:lang w:val="en-US"/>
-        </w:rPr>
-        <w:t xml:space="preserve">  </w:t>
+        <w:t>response.set_cookie</w:t>
+      </w:r>
+      <w:proofErr w:type="spellEnd"/>
+      <w:r>
+        <w:rPr>
+          <w:lang w:val="en-US"/>
+        </w:rPr>
+        <w:t xml:space="preserve">(  </w:t>
       </w:r>
     </w:p>
     <w:p>
@@ -11061,19 +11238,11 @@
         <w:t xml:space="preserve">    '</w:t>
       </w:r>
       <w:proofErr w:type="spellStart"/>
-      <w:proofErr w:type="gramStart"/>
-      <w:r>
-        <w:rPr>
-          <w:lang w:val="en-US"/>
-        </w:rPr>
-        <w:t>auth</w:t>
-      </w:r>
-      <w:proofErr w:type="gramEnd"/>
-      <w:r>
-        <w:rPr>
-          <w:lang w:val="en-US"/>
-        </w:rPr>
-        <w:t>_token</w:t>
+      <w:r>
+        <w:rPr>
+          <w:lang w:val="en-US"/>
+        </w:rPr>
+        <w:t>auth_token</w:t>
       </w:r>
       <w:proofErr w:type="spellEnd"/>
       <w:r>
@@ -11155,7 +11324,7 @@
       <w:pPr>
         <w:pStyle w:val="berschrift2"/>
       </w:pPr>
-      <w:bookmarkStart w:id="27" w:name="_Toc193904374"/>
+      <w:bookmarkStart w:id="27" w:name="_Toc193973815"/>
       <w:r>
         <w:t>Zukünftige Erweiterungen</w:t>
       </w:r>
@@ -11165,7 +11334,7 @@
       <w:pPr>
         <w:pStyle w:val="berschrift3"/>
       </w:pPr>
-      <w:bookmarkStart w:id="28" w:name="_Toc193904375"/>
+      <w:bookmarkStart w:id="28" w:name="_Toc193973816"/>
       <w:r>
         <w:t>Geplante Features</w:t>
       </w:r>
@@ -11263,22 +11432,24 @@
       <w:pPr>
         <w:pStyle w:val="berschrift2"/>
       </w:pPr>
-      <w:bookmarkStart w:id="29" w:name="_Toc193904376"/>
+      <w:bookmarkStart w:id="29" w:name="_Toc193973817"/>
       <w:r>
         <w:t>Fazit</w:t>
       </w:r>
+      <w:r>
+        <w:t xml:space="preserve"> (umschreiben)</w:t>
+      </w:r>
       <w:bookmarkEnd w:id="29"/>
-      <w:r>
-        <w:t xml:space="preserve"> (umschreiben)</w:t>
-      </w:r>
     </w:p>
     <w:p>
       <w:pPr>
         <w:pStyle w:val="berschrift3"/>
       </w:pPr>
+      <w:bookmarkStart w:id="30" w:name="_Toc193973818"/>
       <w:r>
         <w:t>Erreichte Ziele und technische Erfolge</w:t>
       </w:r>
+      <w:bookmarkEnd w:id="30"/>
     </w:p>
     <w:p>
       <w:r>
@@ -11322,6 +11493,7 @@
       <w:pPr>
         <w:pStyle w:val="berschrift3"/>
       </w:pPr>
+      <w:bookmarkStart w:id="31" w:name="_Toc193973819"/>
       <w:r>
         <w:lastRenderedPageBreak/>
         <w:t xml:space="preserve">Reflexion der Herausforderungen und </w:t>
@@ -11338,6 +11510,7 @@
       <w:r>
         <w:t>Learned</w:t>
       </w:r>
+      <w:bookmarkEnd w:id="31"/>
       <w:proofErr w:type="spellEnd"/>
     </w:p>
     <w:p>
@@ -11366,9 +11539,11 @@
       <w:pPr>
         <w:pStyle w:val="berschrift3"/>
       </w:pPr>
+      <w:bookmarkStart w:id="32" w:name="_Toc193973820"/>
       <w:r>
         <w:t>Kritische Architekturentscheidungen</w:t>
       </w:r>
+      <w:bookmarkEnd w:id="32"/>
     </w:p>
     <w:p>
       <w:r>
@@ -11396,9 +11571,11 @@
       <w:pPr>
         <w:pStyle w:val="berschrift3"/>
       </w:pPr>
+      <w:bookmarkStart w:id="33" w:name="_Toc193973821"/>
       <w:r>
         <w:t>Praktische Implikationen und Nutzerfeedback</w:t>
       </w:r>
+      <w:bookmarkEnd w:id="33"/>
     </w:p>
     <w:p>
       <w:r>
@@ -11410,9 +11587,11 @@
       <w:pPr>
         <w:pStyle w:val="berschrift3"/>
       </w:pPr>
+      <w:bookmarkStart w:id="34" w:name="_Toc193973822"/>
       <w:r>
         <w:t>Zukünftige Perspektiven und Skalierbarkeit</w:t>
       </w:r>
+      <w:bookmarkEnd w:id="34"/>
     </w:p>
     <w:p>
       <w:r>
@@ -11442,32 +11621,32 @@
       <w:pPr>
         <w:pStyle w:val="berschrift1"/>
       </w:pPr>
-      <w:bookmarkStart w:id="30" w:name="_Toc193904377"/>
+      <w:bookmarkStart w:id="35" w:name="_Toc193973823"/>
       <w:r>
         <w:lastRenderedPageBreak/>
         <w:t>Wissenschaftliche Reflexion</w:t>
       </w:r>
-      <w:bookmarkEnd w:id="30"/>
+      <w:bookmarkEnd w:id="35"/>
     </w:p>
     <w:p>
       <w:pPr>
         <w:pStyle w:val="berschrift2"/>
       </w:pPr>
-      <w:bookmarkStart w:id="31" w:name="_Toc193904378"/>
+      <w:bookmarkStart w:id="36" w:name="_Toc193973824"/>
       <w:r>
         <w:t>Erfolge vs. Hindernisse</w:t>
       </w:r>
-      <w:bookmarkEnd w:id="31"/>
+      <w:bookmarkEnd w:id="36"/>
     </w:p>
     <w:p>
       <w:pPr>
         <w:pStyle w:val="berschrift3"/>
       </w:pPr>
-      <w:bookmarkStart w:id="32" w:name="_Toc193904379"/>
+      <w:bookmarkStart w:id="37" w:name="_Toc193973825"/>
       <w:r>
         <w:t>Erfolge</w:t>
       </w:r>
-      <w:bookmarkEnd w:id="32"/>
+      <w:bookmarkEnd w:id="37"/>
     </w:p>
     <w:p>
       <w:pPr>
@@ -11503,37 +11682,923 @@
       </w:r>
     </w:p>
     <w:p>
-      <w:pPr>
-        <w:rPr>
-          <w:lang w:val="en-US"/>
-        </w:rPr>
-      </w:pPr>
-      <w:proofErr w:type="spellStart"/>
-      <w:r>
-        <w:rPr>
-          <w:lang w:val="en-US"/>
-        </w:rPr>
-        <w:t>Beispiel</w:t>
-      </w:r>
-      <w:proofErr w:type="spellEnd"/>
-      <w:r>
-        <w:rPr>
-          <w:lang w:val="en-US"/>
-        </w:rPr>
+      <w:r>
+        <w:t>Beispiel:</w:t>
+      </w:r>
+    </w:p>
+    <w:p>
+      <w:r>
+        <w:t xml:space="preserve">@app.route('/learning_goals', </w:t>
+      </w:r>
+      <w:proofErr w:type="spellStart"/>
+      <w:r>
+        <w:t>methods</w:t>
+      </w:r>
+      <w:proofErr w:type="spellEnd"/>
+      <w:r>
+        <w:t>=['GET'])</w:t>
+      </w:r>
+      <w:r>
+        <w:br/>
+      </w:r>
+      <w:proofErr w:type="spellStart"/>
+      <w:r>
+        <w:t>def</w:t>
+      </w:r>
+      <w:proofErr w:type="spellEnd"/>
+      <w:r>
+        <w:t xml:space="preserve"> </w:t>
+      </w:r>
+      <w:proofErr w:type="spellStart"/>
+      <w:r>
+        <w:t>get_learning_goals</w:t>
+      </w:r>
+      <w:proofErr w:type="spellEnd"/>
+      <w:r>
+        <w:t>():</w:t>
+      </w:r>
+      <w:r>
+        <w:br/>
+      </w:r>
+      <w:r>
+        <w:rPr>
+          <w:i/>
+          <w:iCs/>
+        </w:rPr>
+        <w:t xml:space="preserve">    </w:t>
+      </w:r>
+      <w:proofErr w:type="spellStart"/>
+      <w:r>
+        <w:t>token</w:t>
+      </w:r>
+      <w:proofErr w:type="spellEnd"/>
+      <w:r>
+        <w:t xml:space="preserve"> = </w:t>
+      </w:r>
+      <w:proofErr w:type="spellStart"/>
+      <w:r>
+        <w:t>request.cookies.get</w:t>
+      </w:r>
+      <w:proofErr w:type="spellEnd"/>
+      <w:r>
+        <w:t>('</w:t>
+      </w:r>
+      <w:proofErr w:type="spellStart"/>
+      <w:r>
+        <w:t>auth_token</w:t>
+      </w:r>
+      <w:proofErr w:type="spellEnd"/>
+      <w:r>
+        <w:t>')</w:t>
+      </w:r>
+      <w:r>
+        <w:br/>
+        <w:t xml:space="preserve">    </w:t>
+      </w:r>
+      <w:proofErr w:type="spellStart"/>
+      <w:r>
+        <w:t>user</w:t>
+      </w:r>
+      <w:proofErr w:type="spellEnd"/>
+      <w:r>
+        <w:t xml:space="preserve"> = </w:t>
+      </w:r>
+      <w:proofErr w:type="spellStart"/>
+      <w:r>
+        <w:t>validate_token</w:t>
+      </w:r>
+      <w:proofErr w:type="spellEnd"/>
+      <w:r>
+        <w:t>(</w:t>
+      </w:r>
+      <w:proofErr w:type="spellStart"/>
+      <w:r>
+        <w:t>token</w:t>
+      </w:r>
+      <w:proofErr w:type="spellEnd"/>
+      <w:r>
+        <w:t>)</w:t>
+      </w:r>
+      <w:r>
+        <w:br/>
+        <w:t xml:space="preserve">    </w:t>
+      </w:r>
+      <w:proofErr w:type="spellStart"/>
+      <w:r>
+        <w:t>if</w:t>
+      </w:r>
+      <w:proofErr w:type="spellEnd"/>
+      <w:r>
+        <w:t xml:space="preserve"> not </w:t>
+      </w:r>
+      <w:proofErr w:type="spellStart"/>
+      <w:r>
+        <w:t>user</w:t>
+      </w:r>
+      <w:proofErr w:type="spellEnd"/>
+      <w:r>
         <w:t>:</w:t>
       </w:r>
-    </w:p>
-    <w:p>
-      <w:pPr>
-        <w:rPr>
-          <w:lang w:val="en-US"/>
-        </w:rPr>
-      </w:pPr>
-      <w:r>
-        <w:rPr>
-          <w:lang w:val="en-US"/>
-        </w:rPr>
-        <w:t>@app.route('/learning_goals', methods=['GET'])</w:t>
+      <w:r>
+        <w:br/>
+        <w:t xml:space="preserve">        </w:t>
+      </w:r>
+      <w:proofErr w:type="spellStart"/>
+      <w:r>
+        <w:t>return</w:t>
+      </w:r>
+      <w:proofErr w:type="spellEnd"/>
+      <w:r>
+        <w:t xml:space="preserve"> </w:t>
+      </w:r>
+      <w:proofErr w:type="spellStart"/>
+      <w:r>
+        <w:t>jsonify</w:t>
+      </w:r>
+      <w:proofErr w:type="spellEnd"/>
+      <w:r>
+        <w:t>({'</w:t>
+      </w:r>
+      <w:proofErr w:type="spellStart"/>
+      <w:r>
+        <w:t>error</w:t>
+      </w:r>
+      <w:proofErr w:type="spellEnd"/>
+      <w:r>
+        <w:t>': '</w:t>
+      </w:r>
+      <w:proofErr w:type="spellStart"/>
+      <w:r>
+        <w:t>Unauthorized</w:t>
+      </w:r>
+      <w:proofErr w:type="spellEnd"/>
+      <w:r>
+        <w:t>'}), 401</w:t>
+      </w:r>
+      <w:r>
+        <w:br/>
+      </w:r>
+      <w:r>
+        <w:br/>
+        <w:t xml:space="preserve">    </w:t>
+      </w:r>
+      <w:proofErr w:type="spellStart"/>
+      <w:r>
+        <w:t>try</w:t>
+      </w:r>
+      <w:proofErr w:type="spellEnd"/>
+      <w:r>
+        <w:t>:</w:t>
+      </w:r>
+      <w:r>
+        <w:br/>
+        <w:t xml:space="preserve">        </w:t>
+      </w:r>
+      <w:proofErr w:type="spellStart"/>
+      <w:r>
+        <w:t>goals</w:t>
+      </w:r>
+      <w:proofErr w:type="spellEnd"/>
+      <w:r>
+        <w:t xml:space="preserve"> = LearningGoal.query.join(Topic).filter_by(user_id=user.id).order_by(LearningGoal.deadline).all()</w:t>
+      </w:r>
+      <w:r>
+        <w:br/>
+        <w:t xml:space="preserve">        </w:t>
+      </w:r>
+      <w:proofErr w:type="spellStart"/>
+      <w:r>
+        <w:t>goals_data</w:t>
+      </w:r>
+      <w:proofErr w:type="spellEnd"/>
+      <w:r>
+        <w:t xml:space="preserve"> = []</w:t>
+      </w:r>
+      <w:r>
+        <w:br/>
+      </w:r>
+      <w:r>
+        <w:br/>
+        <w:t xml:space="preserve">        </w:t>
+      </w:r>
+      <w:proofErr w:type="spellStart"/>
+      <w:r>
+        <w:t>for</w:t>
+      </w:r>
+      <w:proofErr w:type="spellEnd"/>
+      <w:r>
+        <w:t xml:space="preserve"> </w:t>
+      </w:r>
+      <w:proofErr w:type="spellStart"/>
+      <w:r>
+        <w:t>goal</w:t>
+      </w:r>
+      <w:proofErr w:type="spellEnd"/>
+      <w:r>
+        <w:t xml:space="preserve"> in </w:t>
+      </w:r>
+      <w:proofErr w:type="spellStart"/>
+      <w:r>
+        <w:t>goals</w:t>
+      </w:r>
+      <w:proofErr w:type="spellEnd"/>
+      <w:r>
+        <w:t>:</w:t>
+      </w:r>
+      <w:r>
+        <w:br/>
+        <w:t xml:space="preserve">            </w:t>
+      </w:r>
+      <w:proofErr w:type="spellStart"/>
+      <w:r>
+        <w:t>deadline</w:t>
+      </w:r>
+      <w:proofErr w:type="spellEnd"/>
+      <w:r>
+        <w:t xml:space="preserve"> = </w:t>
+      </w:r>
+      <w:proofErr w:type="spellStart"/>
+      <w:r>
+        <w:t>goal.deadline</w:t>
+      </w:r>
+      <w:proofErr w:type="spellEnd"/>
+      <w:r>
+        <w:br/>
+        <w:t xml:space="preserve">            </w:t>
+      </w:r>
+      <w:proofErr w:type="spellStart"/>
+      <w:r>
+        <w:t>if</w:t>
+      </w:r>
+      <w:proofErr w:type="spellEnd"/>
+      <w:r>
+        <w:t xml:space="preserve"> </w:t>
+      </w:r>
+      <w:proofErr w:type="spellStart"/>
+      <w:r>
+        <w:t>isinstance</w:t>
+      </w:r>
+      <w:proofErr w:type="spellEnd"/>
+      <w:r>
+        <w:t>(</w:t>
+      </w:r>
+      <w:proofErr w:type="spellStart"/>
+      <w:r>
+        <w:t>deadline</w:t>
+      </w:r>
+      <w:proofErr w:type="spellEnd"/>
+      <w:r>
+        <w:t xml:space="preserve">, </w:t>
+      </w:r>
+      <w:proofErr w:type="spellStart"/>
+      <w:r>
+        <w:t>str</w:t>
+      </w:r>
+      <w:proofErr w:type="spellEnd"/>
+      <w:r>
+        <w:t>):</w:t>
+      </w:r>
+      <w:r>
+        <w:br/>
+        <w:t xml:space="preserve">                </w:t>
+      </w:r>
+      <w:proofErr w:type="spellStart"/>
+      <w:r>
+        <w:t>try</w:t>
+      </w:r>
+      <w:proofErr w:type="spellEnd"/>
+      <w:r>
+        <w:t>:</w:t>
+      </w:r>
+      <w:r>
+        <w:br/>
+        <w:t xml:space="preserve">                    </w:t>
+      </w:r>
+      <w:proofErr w:type="spellStart"/>
+      <w:r>
+        <w:t>deadline</w:t>
+      </w:r>
+      <w:proofErr w:type="spellEnd"/>
+      <w:r>
+        <w:t xml:space="preserve"> = </w:t>
+      </w:r>
+      <w:proofErr w:type="spellStart"/>
+      <w:r>
+        <w:t>datetime.fromisoformat</w:t>
+      </w:r>
+      <w:proofErr w:type="spellEnd"/>
+      <w:r>
+        <w:t>(</w:t>
+      </w:r>
+      <w:proofErr w:type="spellStart"/>
+      <w:r>
+        <w:t>deadline</w:t>
+      </w:r>
+      <w:proofErr w:type="spellEnd"/>
+      <w:r>
+        <w:t>)</w:t>
+      </w:r>
+      <w:r>
+        <w:br/>
+        <w:t xml:space="preserve">                </w:t>
+      </w:r>
+      <w:proofErr w:type="spellStart"/>
+      <w:r>
+        <w:t>except</w:t>
+      </w:r>
+      <w:proofErr w:type="spellEnd"/>
+      <w:r>
+        <w:t xml:space="preserve"> </w:t>
+      </w:r>
+      <w:proofErr w:type="spellStart"/>
+      <w:r>
+        <w:t>ValueError</w:t>
+      </w:r>
+      <w:proofErr w:type="spellEnd"/>
+      <w:r>
+        <w:t>:</w:t>
+      </w:r>
+      <w:r>
+        <w:br/>
+        <w:t xml:space="preserve">                    </w:t>
+      </w:r>
+      <w:proofErr w:type="spellStart"/>
+      <w:r>
+        <w:t>deadline</w:t>
+      </w:r>
+      <w:proofErr w:type="spellEnd"/>
+      <w:r>
+        <w:t xml:space="preserve"> = None</w:t>
+      </w:r>
+      <w:r>
+        <w:br/>
+        <w:t xml:space="preserve">            </w:t>
+      </w:r>
+      <w:proofErr w:type="spellStart"/>
+      <w:r>
+        <w:t>goals_data.append</w:t>
+      </w:r>
+      <w:proofErr w:type="spellEnd"/>
+      <w:r>
+        <w:t>({</w:t>
+      </w:r>
+      <w:r>
+        <w:br/>
+        <w:t xml:space="preserve">                '</w:t>
+      </w:r>
+      <w:proofErr w:type="spellStart"/>
+      <w:r>
+        <w:t>id</w:t>
+      </w:r>
+      <w:proofErr w:type="spellEnd"/>
+      <w:r>
+        <w:t>': goal.id,</w:t>
+      </w:r>
+      <w:r>
+        <w:br/>
+        <w:t xml:space="preserve">                '</w:t>
+      </w:r>
+      <w:proofErr w:type="spellStart"/>
+      <w:r>
+        <w:t>topic_name</w:t>
+      </w:r>
+      <w:proofErr w:type="spellEnd"/>
+      <w:r>
+        <w:t xml:space="preserve">': goal.topic.name </w:t>
+      </w:r>
+      <w:proofErr w:type="spellStart"/>
+      <w:r>
+        <w:t>if</w:t>
+      </w:r>
+      <w:proofErr w:type="spellEnd"/>
+      <w:r>
+        <w:t xml:space="preserve"> </w:t>
+      </w:r>
+      <w:proofErr w:type="spellStart"/>
+      <w:r>
+        <w:t>goal.topic</w:t>
+      </w:r>
+      <w:proofErr w:type="spellEnd"/>
+      <w:r>
+        <w:t xml:space="preserve"> </w:t>
+      </w:r>
+      <w:proofErr w:type="spellStart"/>
+      <w:r>
+        <w:t>else</w:t>
+      </w:r>
+      <w:proofErr w:type="spellEnd"/>
+      <w:r>
+        <w:t xml:space="preserve"> None,</w:t>
+      </w:r>
+      <w:r>
+        <w:br/>
+        <w:t xml:space="preserve">                '</w:t>
+      </w:r>
+      <w:proofErr w:type="spellStart"/>
+      <w:r>
+        <w:t>description</w:t>
+      </w:r>
+      <w:proofErr w:type="spellEnd"/>
+      <w:r>
+        <w:t xml:space="preserve">': </w:t>
+      </w:r>
+      <w:proofErr w:type="spellStart"/>
+      <w:r>
+        <w:t>goal.description</w:t>
+      </w:r>
+      <w:proofErr w:type="spellEnd"/>
+      <w:r>
+        <w:t>,</w:t>
+      </w:r>
+      <w:r>
+        <w:br/>
+        <w:t xml:space="preserve">                '</w:t>
+      </w:r>
+      <w:proofErr w:type="spellStart"/>
+      <w:r>
+        <w:t>deadline</w:t>
+      </w:r>
+      <w:proofErr w:type="spellEnd"/>
+      <w:r>
+        <w:t xml:space="preserve">': </w:t>
+      </w:r>
+      <w:proofErr w:type="spellStart"/>
+      <w:r>
+        <w:t>deadline.strftime</w:t>
+      </w:r>
+      <w:proofErr w:type="spellEnd"/>
+      <w:r>
+        <w:t xml:space="preserve">('%Y-%m-%d') </w:t>
+      </w:r>
+      <w:proofErr w:type="spellStart"/>
+      <w:r>
+        <w:t>if</w:t>
+      </w:r>
+      <w:proofErr w:type="spellEnd"/>
+      <w:r>
+        <w:t xml:space="preserve"> </w:t>
+      </w:r>
+      <w:proofErr w:type="spellStart"/>
+      <w:r>
+        <w:t>deadline</w:t>
+      </w:r>
+      <w:proofErr w:type="spellEnd"/>
+      <w:r>
+        <w:t xml:space="preserve"> </w:t>
+      </w:r>
+      <w:proofErr w:type="spellStart"/>
+      <w:r>
+        <w:t>else</w:t>
+      </w:r>
+      <w:proofErr w:type="spellEnd"/>
+      <w:r>
+        <w:t xml:space="preserve"> None</w:t>
+      </w:r>
+      <w:r>
+        <w:br/>
+        <w:t xml:space="preserve">            })</w:t>
+      </w:r>
+      <w:r>
+        <w:br/>
+        <w:t xml:space="preserve">        </w:t>
+      </w:r>
+      <w:proofErr w:type="spellStart"/>
+      <w:r>
+        <w:t>return</w:t>
+      </w:r>
+      <w:proofErr w:type="spellEnd"/>
+      <w:r>
+        <w:t xml:space="preserve"> </w:t>
+      </w:r>
+      <w:proofErr w:type="spellStart"/>
+      <w:r>
+        <w:t>jsonify</w:t>
+      </w:r>
+      <w:proofErr w:type="spellEnd"/>
+      <w:r>
+        <w:t>(</w:t>
+      </w:r>
+      <w:proofErr w:type="spellStart"/>
+      <w:r>
+        <w:t>goals_data</w:t>
+      </w:r>
+      <w:proofErr w:type="spellEnd"/>
+      <w:r>
+        <w:t>), 200</w:t>
+      </w:r>
+      <w:r>
+        <w:br/>
+        <w:t xml:space="preserve">    </w:t>
+      </w:r>
+      <w:proofErr w:type="spellStart"/>
+      <w:r>
+        <w:t>except</w:t>
+      </w:r>
+      <w:proofErr w:type="spellEnd"/>
+      <w:r>
+        <w:t xml:space="preserve"> </w:t>
+      </w:r>
+      <w:proofErr w:type="spellStart"/>
+      <w:r>
+        <w:t>Exception</w:t>
+      </w:r>
+      <w:proofErr w:type="spellEnd"/>
+      <w:r>
+        <w:t xml:space="preserve"> </w:t>
+      </w:r>
+      <w:proofErr w:type="spellStart"/>
+      <w:r>
+        <w:t>as</w:t>
+      </w:r>
+      <w:proofErr w:type="spellEnd"/>
+      <w:r>
+        <w:t xml:space="preserve"> e:</w:t>
+      </w:r>
+      <w:r>
+        <w:br/>
+        <w:t xml:space="preserve">        </w:t>
+      </w:r>
+      <w:proofErr w:type="spellStart"/>
+      <w:r>
+        <w:t>app.logger.error</w:t>
+      </w:r>
+      <w:proofErr w:type="spellEnd"/>
+      <w:r>
+        <w:t>(</w:t>
+      </w:r>
+      <w:proofErr w:type="spellStart"/>
+      <w:r>
+        <w:t>f"error</w:t>
+      </w:r>
+      <w:proofErr w:type="spellEnd"/>
+      <w:r>
+        <w:t xml:space="preserve"> beim Abrufen von Lernzielen: {</w:t>
+      </w:r>
+      <w:proofErr w:type="spellStart"/>
+      <w:r>
+        <w:t>str</w:t>
+      </w:r>
+      <w:proofErr w:type="spellEnd"/>
+      <w:r>
+        <w:t>(e)}")</w:t>
+      </w:r>
+      <w:r>
+        <w:br/>
+        <w:t xml:space="preserve">        </w:t>
+      </w:r>
+      <w:proofErr w:type="spellStart"/>
+      <w:r>
+        <w:t>return</w:t>
+      </w:r>
+      <w:proofErr w:type="spellEnd"/>
+      <w:r>
+        <w:t xml:space="preserve"> </w:t>
+      </w:r>
+      <w:proofErr w:type="spellStart"/>
+      <w:r>
+        <w:t>jsonify</w:t>
+      </w:r>
+      <w:proofErr w:type="spellEnd"/>
+      <w:r>
+        <w:t>({'</w:t>
+      </w:r>
+      <w:proofErr w:type="spellStart"/>
+      <w:r>
+        <w:t>error</w:t>
+      </w:r>
+      <w:proofErr w:type="spellEnd"/>
+      <w:r>
+        <w:t>': 'Internal Server Error', '</w:t>
+      </w:r>
+      <w:proofErr w:type="spellStart"/>
+      <w:r>
+        <w:t>details</w:t>
+      </w:r>
+      <w:proofErr w:type="spellEnd"/>
+      <w:r>
+        <w:t xml:space="preserve">': </w:t>
+      </w:r>
+      <w:proofErr w:type="spellStart"/>
+      <w:r>
+        <w:t>str</w:t>
+      </w:r>
+      <w:proofErr w:type="spellEnd"/>
+      <w:r>
+        <w:t>(e)}), 500</w:t>
+      </w:r>
+    </w:p>
+    <w:p>
+      <w:pPr>
+        <w:pStyle w:val="berschrift4"/>
+      </w:pPr>
+      <w:r>
+        <w:t>Robustes Fehlerhandling</w:t>
+      </w:r>
+    </w:p>
+    <w:p>
+      <w:r>
+        <w:t>Try-</w:t>
+      </w:r>
+      <w:proofErr w:type="spellStart"/>
+      <w:r>
+        <w:t>Except</w:t>
+      </w:r>
+      <w:proofErr w:type="spellEnd"/>
+      <w:r>
+        <w:t>-Blöcke </w:t>
+      </w:r>
+      <w:r>
+        <w:t xml:space="preserve">bei </w:t>
+      </w:r>
+      <w:r>
+        <w:t>Codeabschnitten</w:t>
+      </w:r>
+      <w:r>
+        <w:t xml:space="preserve"> welche dazu neigen Fehler zu erzeugen </w:t>
+      </w:r>
+      <w:r>
+        <w:t xml:space="preserve"> </w:t>
+      </w:r>
+      <w:r>
+        <w:t xml:space="preserve"> (z. B. Datenbankabfragen)</w:t>
+      </w:r>
+      <w:r>
+        <w:t xml:space="preserve"> diese</w:t>
+      </w:r>
+      <w:r>
+        <w:t xml:space="preserve"> </w:t>
+      </w:r>
+      <w:r>
+        <w:t>verhindern Serverabstürze.</w:t>
+      </w:r>
+    </w:p>
+    <w:p/>
+    <w:p>
+      <w:pPr>
+        <w:rPr>
+          <w:lang w:val="en-US"/>
+        </w:rPr>
+      </w:pPr>
+      <w:r>
+        <w:rPr>
+          <w:lang w:val="en-US"/>
+        </w:rPr>
+        <w:lastRenderedPageBreak/>
+        <w:t xml:space="preserve">try:  </w:t>
+      </w:r>
+    </w:p>
+    <w:p>
+      <w:pPr>
+        <w:rPr>
+          <w:lang w:val="en-US"/>
+        </w:rPr>
+      </w:pPr>
+      <w:r>
+        <w:rPr>
+          <w:lang w:val="en-US"/>
+        </w:rPr>
+        <w:t xml:space="preserve">    goals = </w:t>
+      </w:r>
+      <w:proofErr w:type="spellStart"/>
+      <w:r>
+        <w:rPr>
+          <w:lang w:val="en-US"/>
+        </w:rPr>
+        <w:t>LearningGoal.query.join</w:t>
+      </w:r>
+      <w:proofErr w:type="spellEnd"/>
+      <w:r>
+        <w:rPr>
+          <w:lang w:val="en-US"/>
+        </w:rPr>
+        <w:t>(Topic).</w:t>
+      </w:r>
+      <w:proofErr w:type="spellStart"/>
+      <w:r>
+        <w:rPr>
+          <w:lang w:val="en-US"/>
+        </w:rPr>
+        <w:t>filter_by</w:t>
+      </w:r>
+      <w:proofErr w:type="spellEnd"/>
+      <w:r>
+        <w:rPr>
+          <w:lang w:val="en-US"/>
+        </w:rPr>
+        <w:t>(</w:t>
+      </w:r>
+      <w:proofErr w:type="spellStart"/>
+      <w:r>
+        <w:rPr>
+          <w:lang w:val="en-US"/>
+        </w:rPr>
+        <w:t>user_id</w:t>
+      </w:r>
+      <w:proofErr w:type="spellEnd"/>
+      <w:r>
+        <w:rPr>
+          <w:lang w:val="en-US"/>
+        </w:rPr>
+        <w:t xml:space="preserve">=user.id).all()  </w:t>
+      </w:r>
+    </w:p>
+    <w:p>
+      <w:pPr>
+        <w:rPr>
+          <w:lang w:val="en-US"/>
+        </w:rPr>
+      </w:pPr>
+      <w:r>
+        <w:rPr>
+          <w:lang w:val="en-US"/>
+        </w:rPr>
+        <w:t xml:space="preserve">except Exception as e:  </w:t>
+      </w:r>
+    </w:p>
+    <w:p>
+      <w:pPr>
+        <w:rPr>
+          <w:lang w:val="en-US"/>
+        </w:rPr>
+      </w:pPr>
+      <w:r>
+        <w:rPr>
+          <w:lang w:val="en-US"/>
+        </w:rPr>
+        <w:t xml:space="preserve">    </w:t>
+      </w:r>
+      <w:proofErr w:type="spellStart"/>
+      <w:r>
+        <w:rPr>
+          <w:lang w:val="en-US"/>
+        </w:rPr>
+        <w:t>app.logger.error</w:t>
+      </w:r>
+      <w:proofErr w:type="spellEnd"/>
+      <w:r>
+        <w:rPr>
+          <w:lang w:val="en-US"/>
+        </w:rPr>
+        <w:t>(</w:t>
+      </w:r>
+      <w:proofErr w:type="spellStart"/>
+      <w:r>
+        <w:rPr>
+          <w:lang w:val="en-US"/>
+        </w:rPr>
+        <w:t>f"Fehler</w:t>
+      </w:r>
+      <w:proofErr w:type="spellEnd"/>
+      <w:r>
+        <w:rPr>
+          <w:lang w:val="en-US"/>
+        </w:rPr>
+        <w:t xml:space="preserve"> </w:t>
+      </w:r>
+      <w:proofErr w:type="spellStart"/>
+      <w:r>
+        <w:rPr>
+          <w:lang w:val="en-US"/>
+        </w:rPr>
+        <w:t>beim</w:t>
+      </w:r>
+      <w:proofErr w:type="spellEnd"/>
+      <w:r>
+        <w:rPr>
+          <w:lang w:val="en-US"/>
+        </w:rPr>
+        <w:t xml:space="preserve"> </w:t>
+      </w:r>
+      <w:proofErr w:type="spellStart"/>
+      <w:r>
+        <w:rPr>
+          <w:lang w:val="en-US"/>
+        </w:rPr>
+        <w:t>Abrufen</w:t>
+      </w:r>
+      <w:proofErr w:type="spellEnd"/>
+      <w:r>
+        <w:rPr>
+          <w:lang w:val="en-US"/>
+        </w:rPr>
+        <w:t xml:space="preserve"> der </w:t>
+      </w:r>
+      <w:proofErr w:type="spellStart"/>
+      <w:r>
+        <w:rPr>
+          <w:lang w:val="en-US"/>
+        </w:rPr>
+        <w:t>Lernziele</w:t>
+      </w:r>
+      <w:proofErr w:type="spellEnd"/>
+      <w:r>
+        <w:rPr>
+          <w:lang w:val="en-US"/>
+        </w:rPr>
+        <w:t xml:space="preserve">: {str(e)}")  </w:t>
+      </w:r>
+    </w:p>
+    <w:p>
+      <w:pPr>
+        <w:rPr>
+          <w:lang w:val="en-US"/>
+        </w:rPr>
+      </w:pPr>
+      <w:r>
+        <w:rPr>
+          <w:lang w:val="en-US"/>
+        </w:rPr>
+        <w:t xml:space="preserve">    return </w:t>
+      </w:r>
+      <w:proofErr w:type="spellStart"/>
+      <w:r>
+        <w:rPr>
+          <w:lang w:val="en-US"/>
+        </w:rPr>
+        <w:t>jsonify</w:t>
+      </w:r>
+      <w:proofErr w:type="spellEnd"/>
+      <w:r>
+        <w:rPr>
+          <w:lang w:val="en-US"/>
+        </w:rPr>
+        <w:t xml:space="preserve">({"error": "Internal Server Error"}), 500  </w:t>
+      </w:r>
+    </w:p>
+    <w:p>
+      <w:pPr>
+        <w:pStyle w:val="berschrift3"/>
+        <w:rPr>
+          <w:lang w:val="en-US"/>
+        </w:rPr>
+      </w:pPr>
+      <w:bookmarkStart w:id="38" w:name="_Toc193973826"/>
+      <w:proofErr w:type="spellStart"/>
+      <w:r>
+        <w:rPr>
+          <w:lang w:val="en-US"/>
+        </w:rPr>
+        <w:t>Hindernisse</w:t>
+      </w:r>
+      <w:bookmarkEnd w:id="38"/>
+      <w:proofErr w:type="spellEnd"/>
+    </w:p>
+    <w:p>
+      <w:pPr>
+        <w:pStyle w:val="berschrift4"/>
+        <w:rPr>
+          <w:lang w:val="en-US"/>
+        </w:rPr>
+      </w:pPr>
+      <w:proofErr w:type="spellStart"/>
+      <w:r>
+        <w:rPr>
+          <w:lang w:val="en-US"/>
+        </w:rPr>
+        <w:t>Fehlende</w:t>
+      </w:r>
+      <w:proofErr w:type="spellEnd"/>
+      <w:r>
+        <w:rPr>
+          <w:lang w:val="en-US"/>
+        </w:rPr>
+        <w:t xml:space="preserve"> </w:t>
+      </w:r>
+      <w:proofErr w:type="spellStart"/>
+      <w:r>
+        <w:rPr>
+          <w:lang w:val="en-US"/>
+        </w:rPr>
+        <w:t>Validierung</w:t>
+      </w:r>
+      <w:proofErr w:type="spellEnd"/>
+      <w:r>
+        <w:rPr>
+          <w:lang w:val="en-US"/>
+        </w:rPr>
+        <w:t xml:space="preserve"> der Deadlines</w:t>
+      </w:r>
+    </w:p>
+    <w:p>
+      <w:r>
+        <w:t xml:space="preserve">Die Konvertierung von dem </w:t>
+      </w:r>
+      <w:r>
+        <w:t xml:space="preserve">Datumsformat </w:t>
+      </w:r>
+      <w:r>
+        <w:t xml:space="preserve">wurde nicht akzeptiert. Das führte zu </w:t>
+      </w:r>
+      <w:r>
+        <w:t>Fehlerhafte Speicherung in der Datenbank.</w:t>
+      </w:r>
+    </w:p>
+    <w:p>
+      <w:r>
+        <w:rPr>
+          <w:lang w:val="en-US"/>
+        </w:rPr>
+        <w:t>@app.route('/learning_goals', methods=['POST'])</w:t>
       </w:r>
       <w:r>
         <w:rPr>
@@ -11547,7 +12612,7 @@
         <w:rPr>
           <w:lang w:val="en-US"/>
         </w:rPr>
-        <w:t>get_learning_goals</w:t>
+        <w:t>create_learning_goal</w:t>
       </w:r>
       <w:proofErr w:type="spellEnd"/>
       <w:r>
@@ -11568,777 +12633,6 @@
           <w:iCs/>
           <w:lang w:val="en-US"/>
         </w:rPr>
-        <w:t xml:space="preserve">    </w:t>
-      </w:r>
-      <w:r>
-        <w:rPr>
-          <w:lang w:val="en-US"/>
-        </w:rPr>
-        <w:t xml:space="preserve">token = </w:t>
-      </w:r>
-      <w:proofErr w:type="spellStart"/>
-      <w:r>
-        <w:rPr>
-          <w:lang w:val="en-US"/>
-        </w:rPr>
-        <w:t>request.cookies.get</w:t>
-      </w:r>
-      <w:proofErr w:type="spellEnd"/>
-      <w:r>
-        <w:rPr>
-          <w:lang w:val="en-US"/>
-        </w:rPr>
-        <w:t>('</w:t>
-      </w:r>
-      <w:proofErr w:type="spellStart"/>
-      <w:r>
-        <w:rPr>
-          <w:lang w:val="en-US"/>
-        </w:rPr>
-        <w:t>auth_token</w:t>
-      </w:r>
-      <w:proofErr w:type="spellEnd"/>
-      <w:r>
-        <w:rPr>
-          <w:lang w:val="en-US"/>
-        </w:rPr>
-        <w:t>')</w:t>
-      </w:r>
-      <w:r>
-        <w:rPr>
-          <w:lang w:val="en-US"/>
-        </w:rPr>
-        <w:br/>
-        <w:t xml:space="preserve">    user = </w:t>
-      </w:r>
-      <w:proofErr w:type="spellStart"/>
-      <w:r>
-        <w:rPr>
-          <w:lang w:val="en-US"/>
-        </w:rPr>
-        <w:t>validate_token</w:t>
-      </w:r>
-      <w:proofErr w:type="spellEnd"/>
-      <w:r>
-        <w:rPr>
-          <w:lang w:val="en-US"/>
-        </w:rPr>
-        <w:t>(token)</w:t>
-      </w:r>
-      <w:r>
-        <w:rPr>
-          <w:lang w:val="en-US"/>
-        </w:rPr>
-        <w:br/>
-        <w:t xml:space="preserve">    if not user:</w:t>
-      </w:r>
-      <w:r>
-        <w:rPr>
-          <w:lang w:val="en-US"/>
-        </w:rPr>
-        <w:br/>
-        <w:t xml:space="preserve">        return </w:t>
-      </w:r>
-      <w:proofErr w:type="spellStart"/>
-      <w:r>
-        <w:rPr>
-          <w:lang w:val="en-US"/>
-        </w:rPr>
-        <w:t>jsonify</w:t>
-      </w:r>
-      <w:proofErr w:type="spellEnd"/>
-      <w:r>
-        <w:rPr>
-          <w:lang w:val="en-US"/>
-        </w:rPr>
-        <w:t>({'error': 'Unauthorized'}), 401</w:t>
-      </w:r>
-      <w:r>
-        <w:rPr>
-          <w:lang w:val="en-US"/>
-        </w:rPr>
-        <w:br/>
-      </w:r>
-      <w:r>
-        <w:rPr>
-          <w:lang w:val="en-US"/>
-        </w:rPr>
-        <w:br/>
-        <w:t xml:space="preserve">    try:</w:t>
-      </w:r>
-      <w:r>
-        <w:rPr>
-          <w:lang w:val="en-US"/>
-        </w:rPr>
-        <w:br/>
-        <w:t xml:space="preserve">        goals = LearningGoal.query.join(Topic).filter_by(user_id=user.id).order_by(LearningGoal.deadline).all()</w:t>
-      </w:r>
-      <w:r>
-        <w:rPr>
-          <w:lang w:val="en-US"/>
-        </w:rPr>
-        <w:br/>
-        <w:t xml:space="preserve">        </w:t>
-      </w:r>
-      <w:proofErr w:type="spellStart"/>
-      <w:r>
-        <w:rPr>
-          <w:lang w:val="en-US"/>
-        </w:rPr>
-        <w:t>goals_data</w:t>
-      </w:r>
-      <w:proofErr w:type="spellEnd"/>
-      <w:r>
-        <w:rPr>
-          <w:lang w:val="en-US"/>
-        </w:rPr>
-        <w:t xml:space="preserve"> = []</w:t>
-      </w:r>
-      <w:r>
-        <w:rPr>
-          <w:lang w:val="en-US"/>
-        </w:rPr>
-        <w:br/>
-      </w:r>
-      <w:r>
-        <w:rPr>
-          <w:lang w:val="en-US"/>
-        </w:rPr>
-        <w:br/>
-        <w:t xml:space="preserve">        for goal in goals:</w:t>
-      </w:r>
-      <w:r>
-        <w:rPr>
-          <w:lang w:val="en-US"/>
-        </w:rPr>
-        <w:br/>
-        <w:t xml:space="preserve">            deadline = </w:t>
-      </w:r>
-      <w:proofErr w:type="spellStart"/>
-      <w:r>
-        <w:rPr>
-          <w:lang w:val="en-US"/>
-        </w:rPr>
-        <w:t>goal.deadline</w:t>
-      </w:r>
-      <w:proofErr w:type="spellEnd"/>
-      <w:r>
-        <w:rPr>
-          <w:lang w:val="en-US"/>
-        </w:rPr>
-        <w:br/>
-        <w:t xml:space="preserve">            if </w:t>
-      </w:r>
-      <w:proofErr w:type="spellStart"/>
-      <w:r>
-        <w:rPr>
-          <w:lang w:val="en-US"/>
-        </w:rPr>
-        <w:t>isinstance</w:t>
-      </w:r>
-      <w:proofErr w:type="spellEnd"/>
-      <w:r>
-        <w:rPr>
-          <w:lang w:val="en-US"/>
-        </w:rPr>
-        <w:t>(deadline, str):</w:t>
-      </w:r>
-      <w:r>
-        <w:rPr>
-          <w:lang w:val="en-US"/>
-        </w:rPr>
-        <w:br/>
-        <w:t xml:space="preserve">                try:</w:t>
-      </w:r>
-      <w:r>
-        <w:rPr>
-          <w:lang w:val="en-US"/>
-        </w:rPr>
-        <w:br/>
-        <w:t xml:space="preserve">                    deadline = </w:t>
-      </w:r>
-      <w:proofErr w:type="spellStart"/>
-      <w:r>
-        <w:rPr>
-          <w:lang w:val="en-US"/>
-        </w:rPr>
-        <w:t>datetime.fromisoformat</w:t>
-      </w:r>
-      <w:proofErr w:type="spellEnd"/>
-      <w:r>
-        <w:rPr>
-          <w:lang w:val="en-US"/>
-        </w:rPr>
-        <w:t>(deadline)</w:t>
-      </w:r>
-      <w:r>
-        <w:rPr>
-          <w:lang w:val="en-US"/>
-        </w:rPr>
-        <w:br/>
-        <w:t xml:space="preserve">                except </w:t>
-      </w:r>
-      <w:proofErr w:type="spellStart"/>
-      <w:r>
-        <w:rPr>
-          <w:lang w:val="en-US"/>
-        </w:rPr>
-        <w:t>ValueError</w:t>
-      </w:r>
-      <w:proofErr w:type="spellEnd"/>
-      <w:r>
-        <w:rPr>
-          <w:lang w:val="en-US"/>
-        </w:rPr>
-        <w:t>:</w:t>
-      </w:r>
-      <w:r>
-        <w:rPr>
-          <w:lang w:val="en-US"/>
-        </w:rPr>
-        <w:br/>
-        <w:t xml:space="preserve">                    deadline = None</w:t>
-      </w:r>
-      <w:r>
-        <w:rPr>
-          <w:lang w:val="en-US"/>
-        </w:rPr>
-        <w:br/>
-        <w:t xml:space="preserve">            </w:t>
-      </w:r>
-      <w:proofErr w:type="spellStart"/>
-      <w:r>
-        <w:rPr>
-          <w:lang w:val="en-US"/>
-        </w:rPr>
-        <w:t>goals_data.append</w:t>
-      </w:r>
-      <w:proofErr w:type="spellEnd"/>
-      <w:r>
-        <w:rPr>
-          <w:lang w:val="en-US"/>
-        </w:rPr>
-        <w:t>({</w:t>
-      </w:r>
-      <w:r>
-        <w:rPr>
-          <w:lang w:val="en-US"/>
-        </w:rPr>
-        <w:br/>
-        <w:t xml:space="preserve">                'id': goal.id,</w:t>
-      </w:r>
-      <w:r>
-        <w:rPr>
-          <w:lang w:val="en-US"/>
-        </w:rPr>
-        <w:br/>
-        <w:t xml:space="preserve">                '</w:t>
-      </w:r>
-      <w:proofErr w:type="spellStart"/>
-      <w:r>
-        <w:rPr>
-          <w:lang w:val="en-US"/>
-        </w:rPr>
-        <w:t>topic_name</w:t>
-      </w:r>
-      <w:proofErr w:type="spellEnd"/>
-      <w:r>
-        <w:rPr>
-          <w:lang w:val="en-US"/>
-        </w:rPr>
-        <w:t xml:space="preserve">': goal.topic.name if </w:t>
-      </w:r>
-      <w:proofErr w:type="spellStart"/>
-      <w:r>
-        <w:rPr>
-          <w:lang w:val="en-US"/>
-        </w:rPr>
-        <w:t>goal.topic</w:t>
-      </w:r>
-      <w:proofErr w:type="spellEnd"/>
-      <w:r>
-        <w:rPr>
-          <w:lang w:val="en-US"/>
-        </w:rPr>
-        <w:t xml:space="preserve"> else None,</w:t>
-      </w:r>
-      <w:r>
-        <w:rPr>
-          <w:lang w:val="en-US"/>
-        </w:rPr>
-        <w:br/>
-        <w:t xml:space="preserve">                'description': </w:t>
-      </w:r>
-      <w:proofErr w:type="spellStart"/>
-      <w:r>
-        <w:rPr>
-          <w:lang w:val="en-US"/>
-        </w:rPr>
-        <w:t>goal.description</w:t>
-      </w:r>
-      <w:proofErr w:type="spellEnd"/>
-      <w:r>
-        <w:rPr>
-          <w:lang w:val="en-US"/>
-        </w:rPr>
-        <w:t>,</w:t>
-      </w:r>
-      <w:r>
-        <w:rPr>
-          <w:lang w:val="en-US"/>
-        </w:rPr>
-        <w:br/>
-        <w:t xml:space="preserve">                'deadline': </w:t>
-      </w:r>
-      <w:proofErr w:type="spellStart"/>
-      <w:r>
-        <w:rPr>
-          <w:lang w:val="en-US"/>
-        </w:rPr>
-        <w:t>deadline.strftime</w:t>
-      </w:r>
-      <w:proofErr w:type="spellEnd"/>
-      <w:r>
-        <w:rPr>
-          <w:lang w:val="en-US"/>
-        </w:rPr>
-        <w:t>('%Y-%m-%d') if deadline else None</w:t>
-      </w:r>
-      <w:r>
-        <w:rPr>
-          <w:lang w:val="en-US"/>
-        </w:rPr>
-        <w:br/>
-        <w:t xml:space="preserve">            })</w:t>
-      </w:r>
-      <w:r>
-        <w:rPr>
-          <w:lang w:val="en-US"/>
-        </w:rPr>
-        <w:br/>
-        <w:t xml:space="preserve">        return </w:t>
-      </w:r>
-      <w:proofErr w:type="spellStart"/>
-      <w:r>
-        <w:rPr>
-          <w:lang w:val="en-US"/>
-        </w:rPr>
-        <w:t>jsonify</w:t>
-      </w:r>
-      <w:proofErr w:type="spellEnd"/>
-      <w:r>
-        <w:rPr>
-          <w:lang w:val="en-US"/>
-        </w:rPr>
-        <w:t>(</w:t>
-      </w:r>
-      <w:proofErr w:type="spellStart"/>
-      <w:r>
-        <w:rPr>
-          <w:lang w:val="en-US"/>
-        </w:rPr>
-        <w:t>goals_data</w:t>
-      </w:r>
-      <w:proofErr w:type="spellEnd"/>
-      <w:r>
-        <w:rPr>
-          <w:lang w:val="en-US"/>
-        </w:rPr>
-        <w:t>), 200</w:t>
-      </w:r>
-      <w:r>
-        <w:rPr>
-          <w:lang w:val="en-US"/>
-        </w:rPr>
-        <w:br/>
-        <w:t xml:space="preserve">    except Exception as e:</w:t>
-      </w:r>
-      <w:r>
-        <w:rPr>
-          <w:lang w:val="en-US"/>
-        </w:rPr>
-        <w:br/>
-        <w:t xml:space="preserve">        </w:t>
-      </w:r>
-      <w:proofErr w:type="spellStart"/>
-      <w:r>
-        <w:rPr>
-          <w:lang w:val="en-US"/>
-        </w:rPr>
-        <w:t>app.logger.error</w:t>
-      </w:r>
-      <w:proofErr w:type="spellEnd"/>
-      <w:r>
-        <w:rPr>
-          <w:lang w:val="en-US"/>
-        </w:rPr>
-        <w:t>(</w:t>
-      </w:r>
-      <w:proofErr w:type="spellStart"/>
-      <w:r>
-        <w:rPr>
-          <w:lang w:val="en-US"/>
-        </w:rPr>
-        <w:t>f"error</w:t>
-      </w:r>
-      <w:proofErr w:type="spellEnd"/>
-      <w:r>
-        <w:rPr>
-          <w:lang w:val="en-US"/>
-        </w:rPr>
-        <w:t xml:space="preserve"> </w:t>
-      </w:r>
-      <w:proofErr w:type="spellStart"/>
-      <w:r>
-        <w:rPr>
-          <w:lang w:val="en-US"/>
-        </w:rPr>
-        <w:t>beim</w:t>
-      </w:r>
-      <w:proofErr w:type="spellEnd"/>
-      <w:r>
-        <w:rPr>
-          <w:lang w:val="en-US"/>
-        </w:rPr>
-        <w:t xml:space="preserve"> </w:t>
-      </w:r>
-      <w:proofErr w:type="spellStart"/>
-      <w:r>
-        <w:rPr>
-          <w:lang w:val="en-US"/>
-        </w:rPr>
-        <w:t>Abrufen</w:t>
-      </w:r>
-      <w:proofErr w:type="spellEnd"/>
-      <w:r>
-        <w:rPr>
-          <w:lang w:val="en-US"/>
-        </w:rPr>
-        <w:t xml:space="preserve"> von </w:t>
-      </w:r>
-      <w:proofErr w:type="spellStart"/>
-      <w:r>
-        <w:rPr>
-          <w:lang w:val="en-US"/>
-        </w:rPr>
-        <w:t>Lernzielen</w:t>
-      </w:r>
-      <w:proofErr w:type="spellEnd"/>
-      <w:r>
-        <w:rPr>
-          <w:lang w:val="en-US"/>
-        </w:rPr>
-        <w:t>: {str(e)}")</w:t>
-      </w:r>
-      <w:r>
-        <w:rPr>
-          <w:lang w:val="en-US"/>
-        </w:rPr>
-        <w:br/>
-        <w:t xml:space="preserve">        return </w:t>
-      </w:r>
-      <w:proofErr w:type="spellStart"/>
-      <w:r>
-        <w:rPr>
-          <w:lang w:val="en-US"/>
-        </w:rPr>
-        <w:t>jsonify</w:t>
-      </w:r>
-      <w:proofErr w:type="spellEnd"/>
-      <w:r>
-        <w:rPr>
-          <w:lang w:val="en-US"/>
-        </w:rPr>
-        <w:t>({'error': 'Internal Server Error', 'details': str(e)}), 500</w:t>
-      </w:r>
-    </w:p>
-    <w:p>
-      <w:pPr>
-        <w:pStyle w:val="berschrift4"/>
-      </w:pPr>
-      <w:r>
-        <w:t>Robustes Fehlerhandling</w:t>
-      </w:r>
-    </w:p>
-    <w:p>
-      <w:r>
-        <w:t>Try-</w:t>
-      </w:r>
-      <w:proofErr w:type="spellStart"/>
-      <w:r>
-        <w:t>Except</w:t>
-      </w:r>
-      <w:proofErr w:type="spellEnd"/>
-      <w:r>
-        <w:t>-Blöcke </w:t>
-      </w:r>
-      <w:r>
-        <w:t xml:space="preserve">bei </w:t>
-      </w:r>
-      <w:r>
-        <w:t>Codeabschnitten</w:t>
-      </w:r>
-      <w:r>
-        <w:t xml:space="preserve"> welche dazu neigen Fehler zu erzeugen </w:t>
-      </w:r>
-      <w:r>
-        <w:t xml:space="preserve"> </w:t>
-      </w:r>
-      <w:r>
-        <w:t xml:space="preserve"> (z. B. Datenbankabfragen)</w:t>
-      </w:r>
-      <w:r>
-        <w:t xml:space="preserve"> diese</w:t>
-      </w:r>
-      <w:r>
-        <w:t xml:space="preserve"> </w:t>
-      </w:r>
-      <w:r>
-        <w:t>verhindern Serverabstürze.</w:t>
-      </w:r>
-    </w:p>
-    <w:p/>
-    <w:p>
-      <w:pPr>
-        <w:rPr>
-          <w:lang w:val="en-US"/>
-        </w:rPr>
-      </w:pPr>
-      <w:r>
-        <w:rPr>
-          <w:lang w:val="en-US"/>
-        </w:rPr>
-        <w:lastRenderedPageBreak/>
-        <w:t xml:space="preserve">try:  </w:t>
-      </w:r>
-    </w:p>
-    <w:p>
-      <w:pPr>
-        <w:rPr>
-          <w:lang w:val="en-US"/>
-        </w:rPr>
-      </w:pPr>
-      <w:r>
-        <w:rPr>
-          <w:lang w:val="en-US"/>
-        </w:rPr>
-        <w:t xml:space="preserve">    goals = </w:t>
-      </w:r>
-      <w:proofErr w:type="spellStart"/>
-      <w:proofErr w:type="gramStart"/>
-      <w:r>
-        <w:rPr>
-          <w:lang w:val="en-US"/>
-        </w:rPr>
-        <w:t>LearningGoal.query.join</w:t>
-      </w:r>
-      <w:proofErr w:type="spellEnd"/>
-      <w:proofErr w:type="gramEnd"/>
-      <w:r>
-        <w:rPr>
-          <w:lang w:val="en-US"/>
-        </w:rPr>
-        <w:t>(Topic).</w:t>
-      </w:r>
-      <w:proofErr w:type="spellStart"/>
-      <w:r>
-        <w:rPr>
-          <w:lang w:val="en-US"/>
-        </w:rPr>
-        <w:t>filter_by</w:t>
-      </w:r>
-      <w:proofErr w:type="spellEnd"/>
-      <w:r>
-        <w:rPr>
-          <w:lang w:val="en-US"/>
-        </w:rPr>
-        <w:t>(</w:t>
-      </w:r>
-      <w:proofErr w:type="spellStart"/>
-      <w:r>
-        <w:rPr>
-          <w:lang w:val="en-US"/>
-        </w:rPr>
-        <w:t>user_id</w:t>
-      </w:r>
-      <w:proofErr w:type="spellEnd"/>
-      <w:r>
-        <w:rPr>
-          <w:lang w:val="en-US"/>
-        </w:rPr>
-        <w:t xml:space="preserve">=user.id).all()  </w:t>
-      </w:r>
-    </w:p>
-    <w:p>
-      <w:proofErr w:type="spellStart"/>
-      <w:r>
-        <w:t>except</w:t>
-      </w:r>
-      <w:proofErr w:type="spellEnd"/>
-      <w:r>
-        <w:t xml:space="preserve"> </w:t>
-      </w:r>
-      <w:proofErr w:type="spellStart"/>
-      <w:r>
-        <w:t>Exception</w:t>
-      </w:r>
-      <w:proofErr w:type="spellEnd"/>
-      <w:r>
-        <w:t xml:space="preserve"> </w:t>
-      </w:r>
-      <w:proofErr w:type="spellStart"/>
-      <w:r>
-        <w:t>as</w:t>
-      </w:r>
-      <w:proofErr w:type="spellEnd"/>
-      <w:r>
-        <w:t xml:space="preserve"> e:  </w:t>
-      </w:r>
-    </w:p>
-    <w:p>
-      <w:r>
-        <w:t xml:space="preserve">    </w:t>
-      </w:r>
-      <w:proofErr w:type="spellStart"/>
-      <w:r>
-        <w:t>app.logger.error</w:t>
-      </w:r>
-      <w:proofErr w:type="spellEnd"/>
-      <w:r>
-        <w:t>(</w:t>
-      </w:r>
-      <w:proofErr w:type="spellStart"/>
-      <w:r>
-        <w:t>f"Fehler</w:t>
-      </w:r>
-      <w:proofErr w:type="spellEnd"/>
-      <w:r>
-        <w:t xml:space="preserve"> beim Abrufen der Lernziele: {</w:t>
-      </w:r>
-      <w:proofErr w:type="spellStart"/>
-      <w:r>
-        <w:t>str</w:t>
-      </w:r>
-      <w:proofErr w:type="spellEnd"/>
-      <w:r>
-        <w:t xml:space="preserve">(e)}")  </w:t>
-      </w:r>
-    </w:p>
-    <w:p>
-      <w:r>
-        <w:t xml:space="preserve">    </w:t>
-      </w:r>
-      <w:proofErr w:type="spellStart"/>
-      <w:r>
-        <w:t>return</w:t>
-      </w:r>
-      <w:proofErr w:type="spellEnd"/>
-      <w:r>
-        <w:t xml:space="preserve"> </w:t>
-      </w:r>
-      <w:proofErr w:type="spellStart"/>
-      <w:r>
-        <w:t>jsonify</w:t>
-      </w:r>
-      <w:proofErr w:type="spellEnd"/>
-      <w:r>
-        <w:t>({"</w:t>
-      </w:r>
-      <w:proofErr w:type="spellStart"/>
-      <w:r>
-        <w:t>error</w:t>
-      </w:r>
-      <w:proofErr w:type="spellEnd"/>
-      <w:r>
-        <w:t xml:space="preserve">": "Internal Server Error"}), 500  </w:t>
-      </w:r>
-    </w:p>
-    <w:p>
-      <w:pPr>
-        <w:pStyle w:val="berschrift3"/>
-      </w:pPr>
-      <w:bookmarkStart w:id="33" w:name="_Toc193904380"/>
-      <w:r>
-        <w:t>Hindernisse</w:t>
-      </w:r>
-      <w:bookmarkEnd w:id="33"/>
-    </w:p>
-    <w:p>
-      <w:pPr>
-        <w:pStyle w:val="berschrift4"/>
-      </w:pPr>
-      <w:r>
-        <w:t>Fehlende Validierung der Deadlines</w:t>
-      </w:r>
-    </w:p>
-    <w:p>
-      <w:r>
-        <w:t xml:space="preserve">Die Konvertierung von dem </w:t>
-      </w:r>
-      <w:r>
-        <w:t xml:space="preserve">Datumsformat </w:t>
-      </w:r>
-      <w:r>
-        <w:t xml:space="preserve">wurde nicht akzeptiert. Das führte zu </w:t>
-      </w:r>
-      <w:r>
-        <w:t>Fehlerhafte Speicherung in der Datenbank.</w:t>
-      </w:r>
-    </w:p>
-    <w:p>
-      <w:r>
-        <w:rPr>
-          <w:lang w:val="en-US"/>
-        </w:rPr>
-        <w:t>@</w:t>
-      </w:r>
-      <w:proofErr w:type="gramStart"/>
-      <w:r>
-        <w:rPr>
-          <w:lang w:val="en-US"/>
-        </w:rPr>
-        <w:t>app.route</w:t>
-      </w:r>
-      <w:proofErr w:type="gramEnd"/>
-      <w:r>
-        <w:rPr>
-          <w:lang w:val="en-US"/>
-        </w:rPr>
-        <w:t>('/learning_goals', methods=['POST'])</w:t>
-      </w:r>
-      <w:r>
-        <w:rPr>
-          <w:lang w:val="en-US"/>
-        </w:rPr>
-        <w:br/>
-        <w:t xml:space="preserve">def </w:t>
-      </w:r>
-      <w:proofErr w:type="spellStart"/>
-      <w:r>
-        <w:rPr>
-          <w:lang w:val="en-US"/>
-        </w:rPr>
-        <w:t>create_learning_goal</w:t>
-      </w:r>
-      <w:proofErr w:type="spellEnd"/>
-      <w:r>
-        <w:rPr>
-          <w:lang w:val="en-US"/>
-        </w:rPr>
-        <w:t>():</w:t>
-      </w:r>
-      <w:r>
-        <w:rPr>
-          <w:lang w:val="en-US"/>
-        </w:rPr>
-        <w:br/>
-      </w:r>
-      <w:r>
-        <w:rPr>
-          <w:i/>
-          <w:iCs/>
-          <w:lang w:val="en-US"/>
-        </w:rPr>
         <w:t>…</w:t>
       </w:r>
       <w:r>
@@ -12546,21 +12840,21 @@
       <w:pPr>
         <w:pStyle w:val="berschrift2"/>
       </w:pPr>
-      <w:bookmarkStart w:id="34" w:name="_Toc193904381"/>
+      <w:bookmarkStart w:id="39" w:name="_Toc193973827"/>
       <w:r>
         <w:t>Lektionen für die Zukunft</w:t>
       </w:r>
-      <w:bookmarkEnd w:id="34"/>
+      <w:bookmarkEnd w:id="39"/>
     </w:p>
     <w:p>
       <w:pPr>
         <w:pStyle w:val="berschrift3"/>
       </w:pPr>
-      <w:bookmarkStart w:id="35" w:name="_Toc193904382"/>
+      <w:bookmarkStart w:id="40" w:name="_Toc193973828"/>
       <w:r>
         <w:t>Tests</w:t>
       </w:r>
-      <w:bookmarkEnd w:id="35"/>
+      <w:bookmarkEnd w:id="40"/>
     </w:p>
     <w:p>
       <w:r>
@@ -12613,7 +12907,6 @@
         <w:t xml:space="preserve">    response = </w:t>
       </w:r>
       <w:proofErr w:type="spellStart"/>
-      <w:proofErr w:type="gramStart"/>
       <w:r>
         <w:rPr>
           <w:lang w:val="en-US"/>
@@ -12625,14 +12918,7 @@
         <w:rPr>
           <w:lang w:val="en-US"/>
         </w:rPr>
-        <w:t>(</w:t>
-      </w:r>
-      <w:proofErr w:type="gramEnd"/>
-      <w:r>
-        <w:rPr>
-          <w:lang w:val="en-US"/>
-        </w:rPr>
-        <w:t>'/</w:t>
+        <w:t>('/</w:t>
       </w:r>
       <w:proofErr w:type="spellStart"/>
       <w:r>
@@ -12718,12 +13004,12 @@
       <w:pPr>
         <w:pStyle w:val="berschrift3"/>
       </w:pPr>
-      <w:bookmarkStart w:id="36" w:name="_Toc193904383"/>
+      <w:bookmarkStart w:id="41" w:name="_Toc193973829"/>
       <w:r>
         <w:lastRenderedPageBreak/>
         <w:t>Automatisierte API-Dokumentation</w:t>
       </w:r>
-      <w:bookmarkEnd w:id="36"/>
+      <w:bookmarkEnd w:id="41"/>
     </w:p>
     <w:p>
       <w:r>
@@ -12742,11 +13028,11 @@
       <w:pPr>
         <w:pStyle w:val="berschrift3"/>
       </w:pPr>
-      <w:bookmarkStart w:id="37" w:name="_Toc193904384"/>
+      <w:bookmarkStart w:id="42" w:name="_Toc193973830"/>
       <w:r>
         <w:t>Portabilität durch relative Pfade</w:t>
       </w:r>
-      <w:bookmarkEnd w:id="37"/>
+      <w:bookmarkEnd w:id="42"/>
     </w:p>
     <w:p>
       <w:r>
@@ -12780,26 +13066,18 @@
       </w:r>
       <w:proofErr w:type="spellEnd"/>
       <w:r>
-        <w:t>=</w:t>
-      </w:r>
-      <w:proofErr w:type="gramStart"/>
-      <w:r>
-        <w:t>'..</w:t>
-      </w:r>
-      <w:proofErr w:type="gramEnd"/>
+        <w:t>='../</w:t>
+      </w:r>
+      <w:proofErr w:type="spellStart"/>
+      <w:r>
+        <w:t>frontend</w:t>
+      </w:r>
+      <w:proofErr w:type="spellEnd"/>
       <w:r>
         <w:t>/</w:t>
       </w:r>
       <w:proofErr w:type="spellStart"/>
       <w:r>
-        <w:t>frontend</w:t>
-      </w:r>
-      <w:proofErr w:type="spellEnd"/>
-      <w:r>
-        <w:t>/</w:t>
-      </w:r>
-      <w:proofErr w:type="spellStart"/>
-      <w:r>
         <w:t>static</w:t>
       </w:r>
       <w:proofErr w:type="spellEnd"/>
@@ -12811,11 +13089,11 @@
       <w:pPr>
         <w:pStyle w:val="berschrift3"/>
       </w:pPr>
-      <w:bookmarkStart w:id="38" w:name="_Toc193904385"/>
+      <w:bookmarkStart w:id="43" w:name="_Toc193973831"/>
       <w:r>
         <w:t>Code-Duplikation reduzieren</w:t>
       </w:r>
-      <w:bookmarkEnd w:id="38"/>
+      <w:bookmarkEnd w:id="43"/>
     </w:p>
     <w:p>
       <w:pPr>
@@ -12829,287 +13107,326 @@
         </w:rPr>
         <w:t>“</w:t>
       </w:r>
-      <w:proofErr w:type="gramStart"/>
-      <w:r>
-        <w:rPr>
-          <w:lang w:val="en-US"/>
-        </w:rPr>
-        <w:t>def</w:t>
-      </w:r>
-      <w:proofErr w:type="gramEnd"/>
-      <w:r>
-        <w:rPr>
-          <w:lang w:val="en-US"/>
-        </w:rPr>
+      <w:r>
+        <w:rPr>
+          <w:lang w:val="en-US"/>
+        </w:rPr>
+        <w:t xml:space="preserve">def </w:t>
+      </w:r>
+      <w:proofErr w:type="spellStart"/>
+      <w:r>
+        <w:rPr>
+          <w:lang w:val="en-US"/>
+        </w:rPr>
+        <w:t>token_required</w:t>
+      </w:r>
+      <w:proofErr w:type="spellEnd"/>
+      <w:r>
+        <w:rPr>
+          <w:lang w:val="en-US"/>
+        </w:rPr>
+        <w:t>(</w:t>
+      </w:r>
+      <w:proofErr w:type="spellStart"/>
+      <w:r>
+        <w:rPr>
+          <w:lang w:val="en-US"/>
+        </w:rPr>
+        <w:t>route_func</w:t>
+      </w:r>
+      <w:proofErr w:type="spellEnd"/>
+      <w:r>
+        <w:rPr>
+          <w:lang w:val="en-US"/>
+        </w:rPr>
+        <w:t xml:space="preserve">):  </w:t>
+      </w:r>
+    </w:p>
+    <w:p>
+      <w:pPr>
+        <w:rPr>
+          <w:lang w:val="en-US"/>
+        </w:rPr>
+      </w:pPr>
+      <w:r>
+        <w:rPr>
+          <w:lang w:val="en-US"/>
+        </w:rPr>
+        <w:t xml:space="preserve">    def wrapper(*</w:t>
+      </w:r>
+      <w:proofErr w:type="spellStart"/>
+      <w:r>
+        <w:rPr>
+          <w:lang w:val="en-US"/>
+        </w:rPr>
+        <w:t>args</w:t>
+      </w:r>
+      <w:proofErr w:type="spellEnd"/>
+      <w:r>
+        <w:rPr>
+          <w:lang w:val="en-US"/>
+        </w:rPr>
+        <w:t>, **</w:t>
+      </w:r>
+      <w:proofErr w:type="spellStart"/>
+      <w:r>
+        <w:rPr>
+          <w:lang w:val="en-US"/>
+        </w:rPr>
+        <w:t>kwargs</w:t>
+      </w:r>
+      <w:proofErr w:type="spellEnd"/>
+      <w:r>
+        <w:rPr>
+          <w:lang w:val="en-US"/>
+        </w:rPr>
+        <w:t xml:space="preserve">):  </w:t>
+      </w:r>
+    </w:p>
+    <w:p>
+      <w:pPr>
+        <w:rPr>
+          <w:lang w:val="en-US"/>
+        </w:rPr>
+      </w:pPr>
+      <w:r>
+        <w:rPr>
+          <w:lang w:val="en-US"/>
+        </w:rPr>
+        <w:t xml:space="preserve">        token = </w:t>
+      </w:r>
+      <w:proofErr w:type="spellStart"/>
+      <w:r>
+        <w:rPr>
+          <w:lang w:val="en-US"/>
+        </w:rPr>
+        <w:t>request.cookies.get</w:t>
+      </w:r>
+      <w:proofErr w:type="spellEnd"/>
+      <w:r>
+        <w:rPr>
+          <w:lang w:val="en-US"/>
+        </w:rPr>
+        <w:t>('</w:t>
+      </w:r>
+      <w:proofErr w:type="spellStart"/>
+      <w:r>
+        <w:rPr>
+          <w:lang w:val="en-US"/>
+        </w:rPr>
+        <w:t>auth_token</w:t>
+      </w:r>
+      <w:proofErr w:type="spellEnd"/>
+      <w:r>
+        <w:rPr>
+          <w:lang w:val="en-US"/>
+        </w:rPr>
+        <w:t xml:space="preserve">')  </w:t>
+      </w:r>
+    </w:p>
+    <w:p>
+      <w:pPr>
+        <w:rPr>
+          <w:lang w:val="en-US"/>
+        </w:rPr>
+      </w:pPr>
+      <w:r>
+        <w:rPr>
+          <w:lang w:val="en-US"/>
+        </w:rPr>
+        <w:t xml:space="preserve">        user = </w:t>
+      </w:r>
+      <w:proofErr w:type="spellStart"/>
+      <w:r>
+        <w:rPr>
+          <w:lang w:val="en-US"/>
+        </w:rPr>
+        <w:t>validate_token</w:t>
+      </w:r>
+      <w:proofErr w:type="spellEnd"/>
+      <w:r>
+        <w:rPr>
+          <w:lang w:val="en-US"/>
+        </w:rPr>
+        <w:t xml:space="preserve">(token)  </w:t>
+      </w:r>
+    </w:p>
+    <w:p>
+      <w:pPr>
+        <w:rPr>
+          <w:lang w:val="en-US"/>
+        </w:rPr>
+      </w:pPr>
+      <w:r>
+        <w:rPr>
+          <w:lang w:val="en-US"/>
+        </w:rPr>
+        <w:t xml:space="preserve">        if not user:  </w:t>
+      </w:r>
+    </w:p>
+    <w:p>
+      <w:pPr>
+        <w:rPr>
+          <w:lang w:val="en-US"/>
+        </w:rPr>
+      </w:pPr>
+      <w:r>
+        <w:rPr>
+          <w:lang w:val="en-US"/>
+        </w:rPr>
+        <w:t xml:space="preserve">            return </w:t>
+      </w:r>
+      <w:proofErr w:type="spellStart"/>
+      <w:r>
+        <w:rPr>
+          <w:lang w:val="en-US"/>
+        </w:rPr>
+        <w:t>jsonify</w:t>
+      </w:r>
+      <w:proofErr w:type="spellEnd"/>
+      <w:r>
+        <w:rPr>
+          <w:lang w:val="en-US"/>
+        </w:rPr>
+        <w:t xml:space="preserve">({'error': 'Unauthorized'}), 401  </w:t>
+      </w:r>
+    </w:p>
+    <w:p>
+      <w:pPr>
+        <w:rPr>
+          <w:lang w:val="en-US"/>
+        </w:rPr>
+      </w:pPr>
+      <w:r>
+        <w:rPr>
+          <w:lang w:val="en-US"/>
+        </w:rPr>
+        <w:t xml:space="preserve">        return </w:t>
+      </w:r>
+      <w:proofErr w:type="spellStart"/>
+      <w:r>
+        <w:rPr>
+          <w:lang w:val="en-US"/>
+        </w:rPr>
+        <w:t>route_func</w:t>
+      </w:r>
+      <w:proofErr w:type="spellEnd"/>
+      <w:r>
+        <w:rPr>
+          <w:lang w:val="en-US"/>
+        </w:rPr>
+        <w:t>(*</w:t>
+      </w:r>
+      <w:proofErr w:type="spellStart"/>
+      <w:r>
+        <w:rPr>
+          <w:lang w:val="en-US"/>
+        </w:rPr>
+        <w:t>args</w:t>
+      </w:r>
+      <w:proofErr w:type="spellEnd"/>
+      <w:r>
+        <w:rPr>
+          <w:lang w:val="en-US"/>
+        </w:rPr>
+        <w:t>, **</w:t>
+      </w:r>
+      <w:proofErr w:type="spellStart"/>
+      <w:r>
+        <w:rPr>
+          <w:lang w:val="en-US"/>
+        </w:rPr>
+        <w:t>kwargs</w:t>
+      </w:r>
+      <w:proofErr w:type="spellEnd"/>
+      <w:r>
+        <w:rPr>
+          <w:lang w:val="en-US"/>
+        </w:rPr>
+        <w:t xml:space="preserve">)  </w:t>
+      </w:r>
+    </w:p>
+    <w:p>
+      <w:r>
+        <w:rPr>
+          <w:lang w:val="en-US"/>
+        </w:rPr>
+        <w:t xml:space="preserve">    </w:t>
+      </w:r>
+      <w:proofErr w:type="spellStart"/>
+      <w:r>
+        <w:t>return</w:t>
+      </w:r>
+      <w:proofErr w:type="spellEnd"/>
+      <w:r>
         <w:t xml:space="preserve"> </w:t>
       </w:r>
       <w:proofErr w:type="spellStart"/>
       <w:r>
-        <w:rPr>
-          <w:lang w:val="en-US"/>
-        </w:rPr>
-        <w:t>token_required</w:t>
-      </w:r>
-      <w:proofErr w:type="spellEnd"/>
-      <w:r>
-        <w:rPr>
-          <w:lang w:val="en-US"/>
-        </w:rPr>
-        <w:t>(</w:t>
-      </w:r>
-      <w:proofErr w:type="spellStart"/>
-      <w:r>
-        <w:rPr>
-          <w:lang w:val="en-US"/>
-        </w:rPr>
-        <w:t>route_func</w:t>
-      </w:r>
-      <w:proofErr w:type="spellEnd"/>
-      <w:r>
-        <w:rPr>
-          <w:lang w:val="en-US"/>
-        </w:rPr>
-        <w:t xml:space="preserve">):  </w:t>
-      </w:r>
-    </w:p>
-    <w:p>
-      <w:pPr>
-        <w:rPr>
-          <w:lang w:val="en-US"/>
-        </w:rPr>
-      </w:pPr>
-      <w:r>
-        <w:rPr>
-          <w:lang w:val="en-US"/>
-        </w:rPr>
-        <w:t xml:space="preserve">    def </w:t>
-      </w:r>
-      <w:proofErr w:type="gramStart"/>
-      <w:r>
-        <w:rPr>
-          <w:lang w:val="en-US"/>
-        </w:rPr>
-        <w:t>wrapper(</w:t>
-      </w:r>
-      <w:proofErr w:type="gramEnd"/>
-      <w:r>
-        <w:rPr>
-          <w:lang w:val="en-US"/>
-        </w:rPr>
-        <w:t>*</w:t>
-      </w:r>
-      <w:proofErr w:type="spellStart"/>
-      <w:r>
-        <w:rPr>
-          <w:lang w:val="en-US"/>
-        </w:rPr>
-        <w:t>args</w:t>
-      </w:r>
-      <w:proofErr w:type="spellEnd"/>
-      <w:r>
-        <w:rPr>
-          <w:lang w:val="en-US"/>
-        </w:rPr>
-        <w:t>, **</w:t>
-      </w:r>
-      <w:proofErr w:type="spellStart"/>
-      <w:r>
-        <w:rPr>
-          <w:lang w:val="en-US"/>
-        </w:rPr>
-        <w:t>kwargs</w:t>
-      </w:r>
-      <w:proofErr w:type="spellEnd"/>
-      <w:r>
-        <w:rPr>
-          <w:lang w:val="en-US"/>
-        </w:rPr>
-        <w:t xml:space="preserve">):  </w:t>
-      </w:r>
-    </w:p>
-    <w:p>
-      <w:pPr>
-        <w:rPr>
-          <w:lang w:val="en-US"/>
-        </w:rPr>
-      </w:pPr>
-      <w:r>
-        <w:rPr>
-          <w:lang w:val="en-US"/>
-        </w:rPr>
-        <w:t xml:space="preserve">        token = </w:t>
-      </w:r>
-      <w:proofErr w:type="spellStart"/>
-      <w:r>
-        <w:rPr>
-          <w:lang w:val="en-US"/>
-        </w:rPr>
-        <w:t>request.cookies.get</w:t>
-      </w:r>
-      <w:proofErr w:type="spellEnd"/>
-      <w:r>
-        <w:rPr>
-          <w:lang w:val="en-US"/>
-        </w:rPr>
-        <w:t>('</w:t>
-      </w:r>
-      <w:proofErr w:type="spellStart"/>
-      <w:r>
-        <w:rPr>
-          <w:lang w:val="en-US"/>
-        </w:rPr>
-        <w:t>auth_token</w:t>
-      </w:r>
-      <w:proofErr w:type="spellEnd"/>
-      <w:r>
-        <w:rPr>
-          <w:lang w:val="en-US"/>
-        </w:rPr>
-        <w:t xml:space="preserve">')  </w:t>
-      </w:r>
-    </w:p>
-    <w:p>
-      <w:pPr>
-        <w:rPr>
-          <w:lang w:val="en-US"/>
-        </w:rPr>
-      </w:pPr>
-      <w:r>
-        <w:rPr>
-          <w:lang w:val="en-US"/>
-        </w:rPr>
-        <w:t xml:space="preserve">        user = </w:t>
-      </w:r>
-      <w:proofErr w:type="spellStart"/>
-      <w:r>
-        <w:rPr>
-          <w:lang w:val="en-US"/>
-        </w:rPr>
-        <w:t>validate_token</w:t>
-      </w:r>
-      <w:proofErr w:type="spellEnd"/>
-      <w:r>
-        <w:rPr>
-          <w:lang w:val="en-US"/>
-        </w:rPr>
-        <w:t xml:space="preserve">(token)  </w:t>
-      </w:r>
-    </w:p>
-    <w:p>
-      <w:pPr>
-        <w:rPr>
-          <w:lang w:val="en-US"/>
-        </w:rPr>
-      </w:pPr>
-      <w:r>
-        <w:rPr>
-          <w:lang w:val="en-US"/>
-        </w:rPr>
-        <w:t xml:space="preserve">        if not user:  </w:t>
-      </w:r>
-    </w:p>
-    <w:p>
-      <w:pPr>
-        <w:rPr>
-          <w:lang w:val="en-US"/>
-        </w:rPr>
-      </w:pPr>
-      <w:r>
-        <w:rPr>
-          <w:lang w:val="en-US"/>
-        </w:rPr>
-        <w:t xml:space="preserve">            return </w:t>
-      </w:r>
-      <w:proofErr w:type="spellStart"/>
-      <w:proofErr w:type="gramStart"/>
-      <w:r>
-        <w:rPr>
-          <w:lang w:val="en-US"/>
-        </w:rPr>
-        <w:t>jsonify</w:t>
-      </w:r>
-      <w:proofErr w:type="spellEnd"/>
-      <w:r>
-        <w:rPr>
-          <w:lang w:val="en-US"/>
-        </w:rPr>
-        <w:t>(</w:t>
-      </w:r>
-      <w:proofErr w:type="gramEnd"/>
-      <w:r>
-        <w:rPr>
-          <w:lang w:val="en-US"/>
-        </w:rPr>
-        <w:t xml:space="preserve">{'error': 'Unauthorized'}), 401  </w:t>
-      </w:r>
-    </w:p>
-    <w:p>
-      <w:pPr>
-        <w:rPr>
-          <w:lang w:val="en-US"/>
-        </w:rPr>
-      </w:pPr>
-      <w:r>
-        <w:rPr>
-          <w:lang w:val="en-US"/>
-        </w:rPr>
-        <w:t xml:space="preserve">        return </w:t>
-      </w:r>
-      <w:proofErr w:type="spellStart"/>
-      <w:r>
-        <w:rPr>
-          <w:lang w:val="en-US"/>
-        </w:rPr>
-        <w:t>route_</w:t>
-      </w:r>
-      <w:proofErr w:type="gramStart"/>
-      <w:r>
-        <w:rPr>
-          <w:lang w:val="en-US"/>
-        </w:rPr>
-        <w:t>func</w:t>
-      </w:r>
-      <w:proofErr w:type="spellEnd"/>
-      <w:r>
-        <w:rPr>
-          <w:lang w:val="en-US"/>
-        </w:rPr>
-        <w:t>(</w:t>
-      </w:r>
-      <w:proofErr w:type="gramEnd"/>
-      <w:r>
-        <w:rPr>
-          <w:lang w:val="en-US"/>
-        </w:rPr>
-        <w:t>*</w:t>
-      </w:r>
-      <w:proofErr w:type="spellStart"/>
-      <w:r>
-        <w:rPr>
-          <w:lang w:val="en-US"/>
-        </w:rPr>
-        <w:t>args</w:t>
-      </w:r>
-      <w:proofErr w:type="spellEnd"/>
-      <w:r>
-        <w:rPr>
-          <w:lang w:val="en-US"/>
-        </w:rPr>
-        <w:t>, **</w:t>
-      </w:r>
-      <w:proofErr w:type="spellStart"/>
-      <w:r>
-        <w:rPr>
-          <w:lang w:val="en-US"/>
-        </w:rPr>
-        <w:t>kwargs</w:t>
-      </w:r>
-      <w:proofErr w:type="spellEnd"/>
-      <w:r>
-        <w:rPr>
-          <w:lang w:val="en-US"/>
-        </w:rPr>
-        <w:t xml:space="preserve">)  </w:t>
+        <w:t>wrapper</w:t>
+      </w:r>
+      <w:proofErr w:type="spellEnd"/>
+      <w:r>
+        <w:t>”(mit ChatGPT generierter Code als Beispiel fü</w:t>
+      </w:r>
+      <w:r>
+        <w:t>r den Fall</w:t>
+      </w:r>
+      <w:r>
+        <w:t>)</w:t>
+      </w:r>
+    </w:p>
+    <w:p>
+      <w:pPr>
+        <w:rPr>
+          <w:lang w:val="en-US"/>
+        </w:rPr>
+      </w:pPr>
+      <w:r>
+        <w:rPr>
+          <w:lang w:val="en-US"/>
+        </w:rPr>
+        <w:t xml:space="preserve">@app.route('/topics', methods=['GET'])  </w:t>
+      </w:r>
+    </w:p>
+    <w:p>
+      <w:pPr>
+        <w:rPr>
+          <w:lang w:val="en-US"/>
+        </w:rPr>
+      </w:pPr>
+      <w:r>
+        <w:rPr>
+          <w:lang w:val="en-US"/>
+        </w:rPr>
+        <w:t xml:space="preserve">@token_required  </w:t>
+      </w:r>
+    </w:p>
+    <w:p>
+      <w:pPr>
+        <w:rPr>
+          <w:lang w:val="en-US"/>
+        </w:rPr>
+      </w:pPr>
+      <w:r>
+        <w:rPr>
+          <w:lang w:val="en-US"/>
+        </w:rPr>
+        <w:t xml:space="preserve">def </w:t>
+      </w:r>
+      <w:proofErr w:type="spellStart"/>
+      <w:r>
+        <w:rPr>
+          <w:lang w:val="en-US"/>
+        </w:rPr>
+        <w:t>get_topics</w:t>
+      </w:r>
+      <w:proofErr w:type="spellEnd"/>
+      <w:r>
+        <w:rPr>
+          <w:lang w:val="en-US"/>
+        </w:rPr>
+        <w:t xml:space="preserve">():  </w:t>
       </w:r>
     </w:p>
     <w:p>
@@ -13119,152 +13436,42 @@
         </w:rPr>
         <w:t xml:space="preserve">    </w:t>
       </w:r>
-      <w:proofErr w:type="spellStart"/>
-      <w:r>
-        <w:t>return</w:t>
-      </w:r>
-      <w:proofErr w:type="spellEnd"/>
+      <w:r>
+        <w:t xml:space="preserve"># ...  </w:t>
+      </w:r>
+    </w:p>
+    <w:p/>
+    <w:p>
+      <w:pPr>
+        <w:pStyle w:val="berschrift2"/>
+      </w:pPr>
+      <w:bookmarkStart w:id="44" w:name="_Toc193973832"/>
+      <w:r>
+        <w:t>Fazit</w:t>
+      </w:r>
+      <w:bookmarkEnd w:id="44"/>
+    </w:p>
+    <w:p>
+      <w:r>
+        <w:t xml:space="preserve">Das entwickelte </w:t>
+      </w:r>
+      <w:r>
+        <w:t>Webtool</w:t>
+      </w:r>
       <w:r>
         <w:t xml:space="preserve"> </w:t>
       </w:r>
-      <w:proofErr w:type="spellStart"/>
-      <w:r>
-        <w:t>wrapper</w:t>
-      </w:r>
-      <w:proofErr w:type="spellEnd"/>
-      <w:r>
-        <w:t>”(mit ChatGPT generierter Code als Beispiel fü</w:t>
-      </w:r>
-      <w:r>
-        <w:t>r den Fall</w:t>
-      </w:r>
-      <w:r>
-        <w:t>)</w:t>
-      </w:r>
-    </w:p>
-    <w:p>
-      <w:pPr>
-        <w:rPr>
-          <w:lang w:val="en-US"/>
-        </w:rPr>
-      </w:pPr>
-      <w:r>
-        <w:rPr>
-          <w:lang w:val="en-US"/>
-        </w:rPr>
-        <w:t>@</w:t>
-      </w:r>
-      <w:proofErr w:type="gramStart"/>
-      <w:r>
-        <w:rPr>
-          <w:lang w:val="en-US"/>
-        </w:rPr>
-        <w:t>app.route</w:t>
-      </w:r>
-      <w:proofErr w:type="gramEnd"/>
-      <w:r>
-        <w:rPr>
-          <w:lang w:val="en-US"/>
-        </w:rPr>
-        <w:t xml:space="preserve">('/topics', methods=['GET'])  </w:t>
-      </w:r>
-    </w:p>
-    <w:p>
-      <w:pPr>
-        <w:rPr>
-          <w:lang w:val="en-US"/>
-        </w:rPr>
-      </w:pPr>
-      <w:r>
-        <w:rPr>
-          <w:lang w:val="en-US"/>
-        </w:rPr>
-        <w:t xml:space="preserve">@token_required  </w:t>
-      </w:r>
-    </w:p>
-    <w:p>
-      <w:pPr>
-        <w:rPr>
-          <w:lang w:val="en-US"/>
-        </w:rPr>
-      </w:pPr>
-      <w:r>
-        <w:rPr>
-          <w:lang w:val="en-US"/>
-        </w:rPr>
-        <w:t xml:space="preserve">def </w:t>
-      </w:r>
-      <w:proofErr w:type="spellStart"/>
-      <w:r>
-        <w:rPr>
-          <w:lang w:val="en-US"/>
-        </w:rPr>
-        <w:t>get_</w:t>
-      </w:r>
-      <w:proofErr w:type="gramStart"/>
-      <w:r>
-        <w:rPr>
-          <w:lang w:val="en-US"/>
-        </w:rPr>
-        <w:t>topics</w:t>
-      </w:r>
-      <w:proofErr w:type="spellEnd"/>
-      <w:r>
-        <w:rPr>
-          <w:lang w:val="en-US"/>
-        </w:rPr>
-        <w:t>(</w:t>
-      </w:r>
-      <w:proofErr w:type="gramEnd"/>
-      <w:r>
-        <w:rPr>
-          <w:lang w:val="en-US"/>
-        </w:rPr>
-        <w:t xml:space="preserve">):  </w:t>
-      </w:r>
-    </w:p>
-    <w:p>
-      <w:pPr>
-        <w:rPr>
-          <w:lang w:val="en-US"/>
-        </w:rPr>
-      </w:pPr>
-      <w:r>
-        <w:rPr>
-          <w:lang w:val="en-US"/>
-        </w:rPr>
-        <w:t xml:space="preserve">    </w:t>
-      </w:r>
-      <w:r>
-        <w:rPr>
-          <w:lang w:val="en-US"/>
-        </w:rPr>
-        <w:t xml:space="preserve"># ...  </w:t>
-      </w:r>
-    </w:p>
-    <w:p>
-      <w:pPr>
-        <w:rPr>
-          <w:lang w:val="en-US"/>
-        </w:rPr>
-      </w:pPr>
-    </w:p>
-    <w:p>
-      <w:pPr>
-        <w:pStyle w:val="berschrift2"/>
-      </w:pPr>
-      <w:bookmarkStart w:id="39" w:name="_Toc193904386"/>
-      <w:r>
-        <w:t>Fazit</w:t>
-      </w:r>
-      <w:bookmarkEnd w:id="39"/>
-      <w:r>
-        <w:t xml:space="preserve"> (noch anpassen)</w:t>
-      </w:r>
-    </w:p>
-    <w:p>
-      <w:r>
-        <w:t>Das entwickelte Lernplanungstool demonstriert die praktische Umsetzung einer modernen Webanwendung mit Fokus auf Sicherheit, Skalierbarkeit und Benutzerzentrierung. Die klare Trennung von Frontend und Backend durch ein API-First-Design ermöglichte nicht nur eine effiziente Arbeitsteilung, sondern schuf auch die Grundlage für zukünftige Erweiterungen – etwa mobile Clients oder Integrationen von Drittanbieterdiensten. Die Implementierung des REST-API-Ansatzes, illustriert durch Endpunkte wie /</w:t>
+      <w:r>
+        <w:t>zeigt</w:t>
+      </w:r>
+      <w:r>
+        <w:t xml:space="preserve"> die praktische Umsetzung </w:t>
+      </w:r>
+      <w:r>
+        <w:t xml:space="preserve">mit </w:t>
+      </w:r>
+      <w:r>
+        <w:t>Fokus auf Sicherheit, Skalierbarkeit und Benutzerzentrierung. Die klare Trennung von Frontend und Backend durch ein API-First-Design ermöglichte nicht nur eine effiziente Arbeitsteilung, sondern schuf auch die Grundlage für zukünftige Erweiterungen. Die Implementierung des REST-API-Ansatzes, durch Endpunkte wie /</w:t>
       </w:r>
       <w:proofErr w:type="spellStart"/>
       <w:r>
@@ -13272,7 +13479,13 @@
       </w:r>
       <w:proofErr w:type="spellEnd"/>
       <w:r>
-        <w:t>, gewährleistete eine standardisierte Datenkommunikation und vereinfachte das Debugging durch strukturierte JSON-Antworten.</w:t>
+        <w:t xml:space="preserve">, </w:t>
+      </w:r>
+      <w:r>
+        <w:t>sorgt für</w:t>
+      </w:r>
+      <w:r>
+        <w:t xml:space="preserve"> eine standardisierte Datenkommunikation und vereinfachte das Debugging durch strukturierte JSON-Antworten.</w:t>
       </w:r>
     </w:p>
     <w:p/>
@@ -13280,14 +13493,16 @@
       <w:pPr>
         <w:pStyle w:val="berschrift3"/>
       </w:pPr>
+      <w:bookmarkStart w:id="45" w:name="_Toc193973833"/>
       <w:r>
         <w:lastRenderedPageBreak/>
         <w:t>Technische Erfolge und Sicherheitsstandards</w:t>
       </w:r>
-    </w:p>
-    <w:p>
-      <w:r>
-        <w:t>Ein zentraler Erfolg lag im robusten Fehlerhandling durch Try-</w:t>
+      <w:bookmarkEnd w:id="45"/>
+    </w:p>
+    <w:p>
+      <w:r>
+        <w:t>Die Try-</w:t>
       </w:r>
       <w:proofErr w:type="spellStart"/>
       <w:r>
@@ -13295,55 +13510,22 @@
       </w:r>
       <w:proofErr w:type="spellEnd"/>
       <w:r>
-        <w:t>-Blöcke, das Serverabstürze bei Datenbankfehlern verhinderte (z. B. bei ungültigen SQL-Abfragen). Die Token-basierte Authentifizierung mit automatischer Erneuerung und kryptografischer Generierung (</w:t>
-      </w:r>
-      <w:proofErr w:type="spellStart"/>
-      <w:r>
-        <w:t>secrets.token_hex</w:t>
-      </w:r>
-      <w:proofErr w:type="spellEnd"/>
-      <w:r>
-        <w:t xml:space="preserve">) setzte Sicherheitsmaßstäbe: Durch zeitgesteuerte Selbstreinigung der Tokens und </w:t>
-      </w:r>
-      <w:proofErr w:type="spellStart"/>
-      <w:r>
-        <w:t>HttpOnly</w:t>
-      </w:r>
-      <w:proofErr w:type="spellEnd"/>
-      <w:r>
-        <w:t xml:space="preserve">-Cookies wurden Angriffsvektoren wie XSS oder Session-Hijacking minimiert. Die Integration von </w:t>
-      </w:r>
-      <w:proofErr w:type="spellStart"/>
-      <w:r>
-        <w:t>Bcrypt</w:t>
-      </w:r>
-      <w:proofErr w:type="spellEnd"/>
-      <w:r>
-        <w:t xml:space="preserve"> zur Passwort-</w:t>
-      </w:r>
-      <w:proofErr w:type="spellStart"/>
-      <w:r>
-        <w:t>Hashing</w:t>
-      </w:r>
-      <w:proofErr w:type="spellEnd"/>
-      <w:r>
-        <w:t xml:space="preserve"> (</w:t>
-      </w:r>
-      <w:proofErr w:type="spellStart"/>
-      <w:r>
-        <w:t>werkzeug.security</w:t>
-      </w:r>
-      <w:proofErr w:type="spellEnd"/>
-      <w:r>
-        <w:t xml:space="preserve">) unterstrich zudem das </w:t>
-      </w:r>
-      <w:proofErr w:type="spellStart"/>
-      <w:r>
-        <w:t>Commitment</w:t>
-      </w:r>
-      <w:proofErr w:type="spellEnd"/>
-      <w:r>
-        <w:t xml:space="preserve"> zur Datensicherheit.</w:t>
+        <w:t>-Blöcke verhin</w:t>
+      </w:r>
+      <w:r>
+        <w:t xml:space="preserve">dern Serverabstürze und verhindern Datenbankfehler und waren somit ein Zentraler </w:t>
+      </w:r>
+      <w:r>
+        <w:t>Punkt</w:t>
+      </w:r>
+      <w:r>
+        <w:t xml:space="preserve"> des Fehlerhandlings. </w:t>
+      </w:r>
+      <w:r>
+        <w:t xml:space="preserve">Die Token-basierte Authentifizierung mit automatischer Erneuerung und kryptografischer Generierung </w:t>
+      </w:r>
+      <w:r>
+        <w:t>sorgt für einen hohen Sicherheitsstandart.</w:t>
       </w:r>
     </w:p>
     <w:p/>
@@ -13351,45 +13533,78 @@
       <w:pPr>
         <w:pStyle w:val="berschrift3"/>
       </w:pPr>
-      <w:r>
-        <w:t>Herausforderungen als Triebkraft für Optimierung</w:t>
-      </w:r>
-    </w:p>
-    <w:p>
-      <w:r>
-        <w:t>Projektbegleitend traten Hindernisse auf, die wertvolle Erkenntnisse lieferten. Die fehlende Validierung von Deadlines – etwa bei der Konvertierung von Datumsformaten – führte zu inkonsistenten Datenbankeinträgen und offenbarte die Notwendigkeit von Input-</w:t>
-      </w:r>
-      <w:proofErr w:type="spellStart"/>
-      <w:r>
-        <w:t>Sanitization</w:t>
-      </w:r>
-      <w:proofErr w:type="spellEnd"/>
-      <w:r>
-        <w:t xml:space="preserve">. Code-Duplikationen, wie die wiederholte Token-Validierung in Routen, veranschaulichten die Grenzen manueller Entwicklung und motivierten zur Nutzung von </w:t>
-      </w:r>
-      <w:proofErr w:type="spellStart"/>
-      <w:r>
-        <w:t>Dekoratoren</w:t>
-      </w:r>
-      <w:proofErr w:type="spellEnd"/>
-      <w:r>
-        <w:t xml:space="preserve"> (z. B. @token_required), die Redundanzen um 70% reduzierten. Diese Erfahrungen unterstreichen die Bedeutung von DRY-Prinzipien (</w:t>
-      </w:r>
-      <w:proofErr w:type="spellStart"/>
-      <w:r>
-        <w:t>Don’t</w:t>
-      </w:r>
-      <w:proofErr w:type="spellEnd"/>
-      <w:r>
-        <w:t xml:space="preserve"> Repeat </w:t>
-      </w:r>
-      <w:proofErr w:type="spellStart"/>
-      <w:r>
-        <w:t>Yourself</w:t>
-      </w:r>
-      <w:proofErr w:type="spellEnd"/>
-      <w:r>
-        <w:t>) und automatisierten Testframeworks.</w:t>
+      <w:bookmarkStart w:id="46" w:name="_Toc193973834"/>
+      <w:proofErr w:type="spellStart"/>
+      <w:r>
+        <w:t>Lessons</w:t>
+      </w:r>
+      <w:proofErr w:type="spellEnd"/>
+      <w:r>
+        <w:t xml:space="preserve"> </w:t>
+      </w:r>
+      <w:proofErr w:type="spellStart"/>
+      <w:r>
+        <w:t>Learned</w:t>
+      </w:r>
+      <w:proofErr w:type="spellEnd"/>
+      <w:r>
+        <w:t xml:space="preserve"> und zukünftige Optimierungen</w:t>
+      </w:r>
+      <w:bookmarkEnd w:id="46"/>
+      <w:r>
+        <w:t xml:space="preserve"> </w:t>
+      </w:r>
+    </w:p>
+    <w:p>
+      <w:r>
+        <w:t xml:space="preserve">Das Projekt verdeutlich nochmal wie wichtig Testen ist. </w:t>
+      </w:r>
+      <w:r>
+        <w:t>Test wie Unit-Tests oder User-Test verhinde</w:t>
+      </w:r>
+      <w:r>
+        <w:t xml:space="preserve">rn mögliche Edge Cases </w:t>
+      </w:r>
+      <w:r>
+        <w:t>abzudecken</w:t>
+      </w:r>
+      <w:r>
+        <w:t xml:space="preserve"> und während der </w:t>
+      </w:r>
+      <w:r>
+        <w:t>Entwicklung</w:t>
+      </w:r>
+      <w:r>
+        <w:t xml:space="preserve"> diese bereits zu erkennen. </w:t>
+      </w:r>
+      <w:r>
+        <w:t>Die manuelle Pflege von API-Endpunkten erwies sich als fehleranfällig</w:t>
+      </w:r>
+      <w:r>
+        <w:t xml:space="preserve">. Daher sollte in Zukunft auf </w:t>
+      </w:r>
+      <w:r>
+        <w:t xml:space="preserve"> </w:t>
+      </w:r>
+      <w:r>
+        <w:t xml:space="preserve">Bibliotheken wie </w:t>
+      </w:r>
+      <w:r>
+        <w:t xml:space="preserve">die Integration von </w:t>
+      </w:r>
+      <w:proofErr w:type="spellStart"/>
+      <w:r>
+        <w:t>OpenAPI</w:t>
+      </w:r>
+      <w:proofErr w:type="spellEnd"/>
+      <w:r>
+        <w:t>/Swagger</w:t>
+      </w:r>
+      <w:r>
+        <w:t xml:space="preserve"> geachtet werden</w:t>
+      </w:r>
+      <w:r>
+        <w:t xml:space="preserve">. </w:t>
       </w:r>
     </w:p>
     <w:p/>
@@ -13397,118 +13612,56 @@
       <w:pPr>
         <w:pStyle w:val="berschrift3"/>
       </w:pPr>
-      <w:proofErr w:type="spellStart"/>
-      <w:r>
-        <w:t>Lessons</w:t>
-      </w:r>
-      <w:proofErr w:type="spellEnd"/>
-      <w:r>
-        <w:t xml:space="preserve"> </w:t>
-      </w:r>
-      <w:proofErr w:type="spellStart"/>
-      <w:r>
-        <w:t>Learned</w:t>
-      </w:r>
-      <w:proofErr w:type="spellEnd"/>
-      <w:r>
-        <w:t xml:space="preserve"> und zukünftige Optimierungen</w:t>
-      </w:r>
-    </w:p>
-    <w:p>
-      <w:r>
-        <w:t xml:space="preserve">Das Projekt verdeutlichte die kritische Rolle von Testgetriebener Entwicklung (TDD): Unit-Tests für Edge Cases (z. B. ungültige Deadlines wie '2024-13-32') hätten frühzeitige Fehlererkennung ermöglicht. Die manuelle Pflege von API-Endpunkten erwies sich als fehleranfällig, weshalb die Integration von </w:t>
-      </w:r>
-      <w:proofErr w:type="spellStart"/>
-      <w:r>
-        <w:t>OpenAPI</w:t>
-      </w:r>
-      <w:proofErr w:type="spellEnd"/>
-      <w:r>
-        <w:t xml:space="preserve">/Swagger zur automatisierten Dokumentation priorisiert wird. Zudem offenbarten hartkodierte Pfade die Anfälligkeit für Systemabhängigkeiten – die Umstellung auf relative Pfade </w:t>
-      </w:r>
-      <w:proofErr w:type="gramStart"/>
-      <w:r>
-        <w:t>(..</w:t>
-      </w:r>
-      <w:proofErr w:type="gramEnd"/>
-      <w:r>
-        <w:t>/</w:t>
-      </w:r>
-      <w:proofErr w:type="spellStart"/>
-      <w:r>
-        <w:t>frontend</w:t>
-      </w:r>
-      <w:proofErr w:type="spellEnd"/>
-      <w:r>
-        <w:t>/</w:t>
-      </w:r>
-      <w:proofErr w:type="spellStart"/>
-      <w:r>
-        <w:t>static</w:t>
-      </w:r>
-      <w:proofErr w:type="spellEnd"/>
-      <w:r>
-        <w:t>) stärkt die Portabilität.</w:t>
-      </w:r>
-    </w:p>
-    <w:p/>
+      <w:bookmarkStart w:id="47" w:name="_Toc193973835"/>
+      <w:r>
+        <w:t>Architektonische Reflexion und Ausblick</w:t>
+      </w:r>
+      <w:bookmarkEnd w:id="47"/>
+    </w:p>
+    <w:p>
+      <w:r>
+        <w:t xml:space="preserve">Die Entscheidung für SQLite in der Entwicklungsphase beschleunigte zwar Iterationen, limitierte jedoch die Datenpersistenz bei Schemaänderungen. </w:t>
+      </w:r>
+      <w:r>
+        <w:t xml:space="preserve">Daher zeigte sich das die Integration von </w:t>
+      </w:r>
+      <w:r>
+        <w:t>Bibliotheken</w:t>
+      </w:r>
+      <w:r>
+        <w:t xml:space="preserve"> wie </w:t>
+      </w:r>
+      <w:proofErr w:type="spellStart"/>
+      <w:r>
+        <w:t>Flask-Migrate</w:t>
+      </w:r>
+      <w:proofErr w:type="spellEnd"/>
+      <w:r>
+        <w:t xml:space="preserve"> sinnvoll ist um in solchen fällen den Datenverlust zu vermeiden.</w:t>
+      </w:r>
+    </w:p>
     <w:p>
       <w:pPr>
         <w:pStyle w:val="berschrift3"/>
       </w:pPr>
-      <w:r>
-        <w:t>Architektonische Reflexion und Ausblick</w:t>
-      </w:r>
-    </w:p>
-    <w:p>
-      <w:r>
-        <w:t xml:space="preserve">Die Entscheidung für SQLite in der Entwicklungsphase beschleunigte zwar Iterationen, limitierte jedoch die Datenpersistenz bei Schemaänderungen. Hier zeigt sich der Bedarf an Migrationswerkzeugen wie </w:t>
-      </w:r>
-      <w:proofErr w:type="spellStart"/>
-      <w:r>
-        <w:t>Flask-Migrate</w:t>
-      </w:r>
-      <w:proofErr w:type="spellEnd"/>
-      <w:r>
-        <w:t xml:space="preserve">, um Datenverluste zu vermeiden. Langfristig soll die Anwendung um asynchrone Features (z. B. Deadline-Erinnerungen via </w:t>
-      </w:r>
-      <w:proofErr w:type="spellStart"/>
-      <w:r>
-        <w:t>RabbitMQ</w:t>
-      </w:r>
-      <w:proofErr w:type="spellEnd"/>
-      <w:r>
-        <w:t>) und Echtzeit-Visualisierungen (Lernfortschrittsdiagramme mit D3.js) erweitert werden.</w:t>
-      </w:r>
-    </w:p>
-    <w:p/>
-    <w:p>
-      <w:pPr>
-        <w:pStyle w:val="berschrift3"/>
-      </w:pPr>
+      <w:bookmarkStart w:id="48" w:name="_Toc193973836"/>
       <w:r>
         <w:t>Resümee</w:t>
       </w:r>
-    </w:p>
-    <w:p>
-      <w:r>
-        <w:t>Dieses Projekt fungiert als exemplarische Blaupause für ressourceneffiziente Webentwicklung. Es veranschaulicht, wie iterative Problembewältigung (z. B. CORS-Konflikte durch Port-Konsolidierung) und strategische Technologiewahl (</w:t>
-      </w:r>
-      <w:proofErr w:type="spellStart"/>
-      <w:r>
-        <w:t>Flask</w:t>
-      </w:r>
-      <w:proofErr w:type="spellEnd"/>
-      <w:r>
-        <w:t xml:space="preserve">, </w:t>
-      </w:r>
-      <w:proofErr w:type="spellStart"/>
-      <w:r>
-        <w:t>SQLAlchemy</w:t>
-      </w:r>
-      <w:proofErr w:type="spellEnd"/>
-      <w:r>
-        <w:t>) eine stabile Basis schaffen. Die gewonnenen Erkenntnisse – insbesondere zu Sicherheitsautomatisierung, Code-Modularisierung und agiler Fehlerkultur – bilden einen wertvollen Leitfaden für zukünftige Vorhaben. Letztlich unterstreicht die Entwicklung, dass der Erfolg digitaler Tools nicht von der Komplexität, sondern von der Ausgewogenheit zwischen Benutzerbedürfnissen, Sicherheit und Wartbarkeit abhängt.</w:t>
+      <w:bookmarkEnd w:id="48"/>
+    </w:p>
+    <w:p>
+      <w:r>
+        <w:t xml:space="preserve">Das Projekt zeigt auf wie wichtig ressourceneffizientes Webentwicklung funktioniert. Es veranschaulicht, wie iterative Problembewältigung Funktioniert und wie man eine stabile Basis schafft. </w:t>
+      </w:r>
+      <w:r>
+        <w:t xml:space="preserve">Die gewonnenen Erkenntnisse insbesondere zu Sicherheitsautomatisierung, Code-Modularisierung und agiler Fehlerkultur bilden einen wertvollen Leitfaden für zukünftige </w:t>
+      </w:r>
+      <w:r>
+        <w:t>Projekte</w:t>
+      </w:r>
+      <w:r>
+        <w:t xml:space="preserve">. </w:t>
       </w:r>
       <w:r>
         <w:br w:type="page"/>
@@ -13518,12 +13671,12 @@
       <w:pPr>
         <w:pStyle w:val="berschrift1"/>
       </w:pPr>
-      <w:bookmarkStart w:id="40" w:name="_Toc193904387"/>
+      <w:bookmarkStart w:id="49" w:name="_Toc193973837"/>
       <w:r>
         <w:lastRenderedPageBreak/>
         <w:t>Anhang</w:t>
       </w:r>
-      <w:bookmarkEnd w:id="40"/>
+      <w:bookmarkEnd w:id="49"/>
       <w:r>
         <w:t xml:space="preserve"> </w:t>
       </w:r>
@@ -13532,11 +13685,11 @@
       <w:pPr>
         <w:pStyle w:val="berschrift2"/>
       </w:pPr>
-      <w:bookmarkStart w:id="41" w:name="_Toc193904388"/>
+      <w:bookmarkStart w:id="50" w:name="_Toc193973838"/>
       <w:r>
         <w:t>Quellenverzeichnis:</w:t>
       </w:r>
-      <w:bookmarkEnd w:id="41"/>
+      <w:bookmarkEnd w:id="50"/>
     </w:p>
     <w:p>
       <w:hyperlink r:id="rId9" w:tgtFrame="_blank" w:history="1">
@@ -13652,14 +13805,14 @@
           <w:rStyle w:val="berschrift3Zchn"/>
         </w:rPr>
       </w:pPr>
-      <w:bookmarkStart w:id="42" w:name="_Toc193904389"/>
+      <w:bookmarkStart w:id="51" w:name="_Toc193973839"/>
       <w:r>
         <w:rPr>
           <w:rStyle w:val="berschrift2Zchn"/>
         </w:rPr>
         <w:t>Buch Quellen</w:t>
       </w:r>
-      <w:bookmarkEnd w:id="42"/>
+      <w:bookmarkEnd w:id="51"/>
       <w:r>
         <w:br/>
       </w:r>
@@ -13748,11 +13901,11 @@
       <w:pPr>
         <w:pStyle w:val="berschrift3"/>
       </w:pPr>
-      <w:bookmarkStart w:id="43" w:name="_Toc193904390"/>
+      <w:bookmarkStart w:id="52" w:name="_Toc193973840"/>
       <w:r>
         <w:t>Sicherheit</w:t>
       </w:r>
-      <w:bookmarkEnd w:id="43"/>
+      <w:bookmarkEnd w:id="52"/>
       <w:r>
         <w:t xml:space="preserve"> </w:t>
       </w:r>
@@ -13902,30 +14055,21 @@
     <w:p>
       <w:pPr>
         <w:pStyle w:val="berschrift3"/>
-        <w:rPr>
-          <w:lang w:val="en-US"/>
-        </w:rPr>
-      </w:pPr>
-      <w:bookmarkStart w:id="44" w:name="_Toc193904391"/>
-      <w:r>
-        <w:rPr>
-          <w:lang w:val="en-US"/>
-        </w:rPr>
+      </w:pPr>
+      <w:bookmarkStart w:id="53" w:name="_Toc193973841"/>
+      <w:r>
         <w:t xml:space="preserve">Code für </w:t>
       </w:r>
       <w:proofErr w:type="spellStart"/>
       <w:r>
-        <w:rPr>
-          <w:lang w:val="en-US"/>
-        </w:rPr>
-        <w:t>Uml-Diagramme</w:t>
-      </w:r>
-      <w:bookmarkEnd w:id="44"/>
-      <w:proofErr w:type="spellEnd"/>
-      <w:r>
-        <w:rPr>
-          <w:lang w:val="en-US"/>
-        </w:rPr>
+        <w:t>Uml</w:t>
+      </w:r>
+      <w:proofErr w:type="spellEnd"/>
+      <w:r>
+        <w:t>-Diagramme</w:t>
+      </w:r>
+      <w:bookmarkEnd w:id="53"/>
+      <w:r>
         <w:t xml:space="preserve"> </w:t>
       </w:r>
     </w:p>
@@ -13938,24 +14082,52 @@
       </w:r>
     </w:p>
     <w:p>
-      <w:r>
+      <w:pPr>
+        <w:rPr>
+          <w:lang w:val="fr-FR"/>
+        </w:rPr>
+      </w:pPr>
+      <w:r>
+        <w:rPr>
+          <w:lang w:val="fr-FR"/>
+        </w:rPr>
         <w:t>@startuml</w:t>
       </w:r>
     </w:p>
     <w:p>
-      <w:r>
+      <w:pPr>
+        <w:rPr>
+          <w:lang w:val="fr-FR"/>
+        </w:rPr>
+      </w:pPr>
+      <w:r>
+        <w:rPr>
+          <w:lang w:val="fr-FR"/>
+        </w:rPr>
         <w:t>!</w:t>
       </w:r>
       <w:proofErr w:type="spellStart"/>
       <w:r>
+        <w:rPr>
+          <w:lang w:val="fr-FR"/>
+        </w:rPr>
         <w:t>include</w:t>
       </w:r>
       <w:proofErr w:type="spellEnd"/>
       <w:r>
+        <w:rPr>
+          <w:lang w:val="fr-FR"/>
+        </w:rPr>
         <w:t xml:space="preserve"> &lt;C4/C4_Container&gt;</w:t>
       </w:r>
     </w:p>
-    <w:p/>
+    <w:p>
+      <w:pPr>
+        <w:rPr>
+          <w:lang w:val="fr-FR"/>
+        </w:rPr>
+      </w:pPr>
+    </w:p>
     <w:p>
       <w:r>
         <w:t>title Architekturübersicht: Storefront, BFF und SQLite-Datenbank</w:t>
@@ -14073,40 +14245,82 @@
     </w:p>
     <w:p/>
     <w:p>
-      <w:r>
+      <w:pPr>
+        <w:rPr>
+          <w:lang w:val="en-US"/>
+        </w:rPr>
+      </w:pPr>
+      <w:r>
+        <w:rPr>
+          <w:lang w:val="en-US"/>
+        </w:rPr>
         <w:t>@enduml</w:t>
       </w:r>
     </w:p>
     <w:p>
       <w:pPr>
         <w:pStyle w:val="berschrift4"/>
-      </w:pPr>
-      <w:r>
-        <w:t>UML-Code Diagramm 2</w:t>
-      </w:r>
-    </w:p>
-    <w:p>
-      <w:r>
+        <w:rPr>
+          <w:lang w:val="en-US"/>
+        </w:rPr>
+      </w:pPr>
+      <w:r>
+        <w:rPr>
+          <w:lang w:val="en-US"/>
+        </w:rPr>
+        <w:t xml:space="preserve">UML-Code </w:t>
+      </w:r>
+      <w:proofErr w:type="spellStart"/>
+      <w:r>
+        <w:rPr>
+          <w:lang w:val="en-US"/>
+        </w:rPr>
+        <w:t>Diagramm</w:t>
+      </w:r>
+      <w:proofErr w:type="spellEnd"/>
+      <w:r>
+        <w:rPr>
+          <w:lang w:val="en-US"/>
+        </w:rPr>
+        <w:t xml:space="preserve"> 2</w:t>
+      </w:r>
+    </w:p>
+    <w:p>
+      <w:pPr>
+        <w:rPr>
+          <w:lang w:val="en-US"/>
+        </w:rPr>
+      </w:pPr>
+      <w:r>
+        <w:rPr>
+          <w:lang w:val="en-US"/>
+        </w:rPr>
         <w:t>@startuml</w:t>
       </w:r>
     </w:p>
     <w:p>
-      <w:proofErr w:type="spellStart"/>
-      <w:r>
-        <w:t>class</w:t>
-      </w:r>
-      <w:proofErr w:type="spellEnd"/>
-      <w:r>
-        <w:t xml:space="preserve"> User {</w:t>
-      </w:r>
-    </w:p>
-    <w:p>
-      <w:pPr>
-        <w:rPr>
-          <w:lang w:val="en-US"/>
-        </w:rPr>
-      </w:pPr>
-      <w:r>
+      <w:pPr>
+        <w:rPr>
+          <w:lang w:val="en-US"/>
+        </w:rPr>
+      </w:pPr>
+      <w:r>
+        <w:rPr>
+          <w:lang w:val="en-US"/>
+        </w:rPr>
+        <w:t>class User {</w:t>
+      </w:r>
+    </w:p>
+    <w:p>
+      <w:pPr>
+        <w:rPr>
+          <w:lang w:val="en-US"/>
+        </w:rPr>
+      </w:pPr>
+      <w:r>
+        <w:rPr>
+          <w:lang w:val="en-US"/>
+        </w:rPr>
         <w:t xml:space="preserve">  </w:t>
       </w:r>
       <w:r>
@@ -14222,28 +14436,14 @@
         <w:rPr>
           <w:lang w:val="en-US"/>
         </w:rPr>
-        <w:t>set_</w:t>
-      </w:r>
-      <w:proofErr w:type="gramStart"/>
-      <w:r>
-        <w:rPr>
-          <w:lang w:val="en-US"/>
-        </w:rPr>
-        <w:t>password</w:t>
-      </w:r>
-      <w:proofErr w:type="spellEnd"/>
-      <w:r>
-        <w:rPr>
-          <w:lang w:val="en-US"/>
-        </w:rPr>
-        <w:t>(</w:t>
-      </w:r>
-      <w:proofErr w:type="gramEnd"/>
-      <w:r>
-        <w:rPr>
-          <w:lang w:val="en-US"/>
-        </w:rPr>
-        <w:t>)</w:t>
+        <w:t>set_password</w:t>
+      </w:r>
+      <w:proofErr w:type="spellEnd"/>
+      <w:r>
+        <w:rPr>
+          <w:lang w:val="en-US"/>
+        </w:rPr>
+        <w:t>()</w:t>
       </w:r>
     </w:p>
     <w:p>
@@ -14263,28 +14463,14 @@
         <w:rPr>
           <w:lang w:val="en-US"/>
         </w:rPr>
-        <w:t>check_</w:t>
-      </w:r>
-      <w:proofErr w:type="gramStart"/>
-      <w:r>
-        <w:rPr>
-          <w:lang w:val="en-US"/>
-        </w:rPr>
-        <w:t>password</w:t>
-      </w:r>
-      <w:proofErr w:type="spellEnd"/>
-      <w:r>
-        <w:rPr>
-          <w:lang w:val="en-US"/>
-        </w:rPr>
-        <w:t>(</w:t>
-      </w:r>
-      <w:proofErr w:type="gramEnd"/>
-      <w:r>
-        <w:rPr>
-          <w:lang w:val="en-US"/>
-        </w:rPr>
-        <w:t>)</w:t>
+        <w:t>check_password</w:t>
+      </w:r>
+      <w:proofErr w:type="spellEnd"/>
+      <w:r>
+        <w:rPr>
+          <w:lang w:val="en-US"/>
+        </w:rPr>
+        <w:t>()</w:t>
       </w:r>
     </w:p>
     <w:p>
@@ -14304,28 +14490,14 @@
         <w:rPr>
           <w:lang w:val="en-US"/>
         </w:rPr>
-        <w:t>is_</w:t>
-      </w:r>
-      <w:proofErr w:type="gramStart"/>
-      <w:r>
-        <w:rPr>
-          <w:lang w:val="en-US"/>
-        </w:rPr>
-        <w:t>active</w:t>
-      </w:r>
-      <w:proofErr w:type="spellEnd"/>
-      <w:r>
-        <w:rPr>
-          <w:lang w:val="en-US"/>
-        </w:rPr>
-        <w:t>(</w:t>
-      </w:r>
-      <w:proofErr w:type="gramEnd"/>
-      <w:r>
-        <w:rPr>
-          <w:lang w:val="en-US"/>
-        </w:rPr>
-        <w:t>)</w:t>
+        <w:t>is_active</w:t>
+      </w:r>
+      <w:proofErr w:type="spellEnd"/>
+      <w:r>
+        <w:rPr>
+          <w:lang w:val="en-US"/>
+        </w:rPr>
+        <w:t>()</w:t>
       </w:r>
     </w:p>
     <w:p>
@@ -14345,28 +14517,14 @@
         <w:rPr>
           <w:lang w:val="en-US"/>
         </w:rPr>
-        <w:t>get_</w:t>
-      </w:r>
-      <w:proofErr w:type="gramStart"/>
-      <w:r>
-        <w:rPr>
-          <w:lang w:val="en-US"/>
-        </w:rPr>
-        <w:t>id</w:t>
-      </w:r>
-      <w:proofErr w:type="spellEnd"/>
-      <w:r>
-        <w:rPr>
-          <w:lang w:val="en-US"/>
-        </w:rPr>
-        <w:t>(</w:t>
-      </w:r>
-      <w:proofErr w:type="gramEnd"/>
-      <w:r>
-        <w:rPr>
-          <w:lang w:val="en-US"/>
-        </w:rPr>
-        <w:t>)</w:t>
+        <w:t>get_id</w:t>
+      </w:r>
+      <w:proofErr w:type="spellEnd"/>
+      <w:r>
+        <w:rPr>
+          <w:lang w:val="en-US"/>
+        </w:rPr>
+        <w:t>()</w:t>
       </w:r>
     </w:p>
     <w:p>
@@ -14386,28 +14544,14 @@
         <w:rPr>
           <w:lang w:val="en-US"/>
         </w:rPr>
-        <w:t>is_</w:t>
-      </w:r>
-      <w:proofErr w:type="gramStart"/>
-      <w:r>
-        <w:rPr>
-          <w:lang w:val="en-US"/>
-        </w:rPr>
-        <w:t>authenticated</w:t>
-      </w:r>
-      <w:proofErr w:type="spellEnd"/>
-      <w:r>
-        <w:rPr>
-          <w:lang w:val="en-US"/>
-        </w:rPr>
-        <w:t>(</w:t>
-      </w:r>
-      <w:proofErr w:type="gramEnd"/>
-      <w:r>
-        <w:rPr>
-          <w:lang w:val="en-US"/>
-        </w:rPr>
-        <w:t>)</w:t>
+        <w:t>is_authenticated</w:t>
+      </w:r>
+      <w:proofErr w:type="spellEnd"/>
+      <w:r>
+        <w:rPr>
+          <w:lang w:val="en-US"/>
+        </w:rPr>
+        <w:t>()</w:t>
       </w:r>
     </w:p>
     <w:p>
@@ -14427,28 +14571,14 @@
         <w:rPr>
           <w:lang w:val="en-US"/>
         </w:rPr>
-        <w:t>has_</w:t>
-      </w:r>
-      <w:proofErr w:type="gramStart"/>
-      <w:r>
-        <w:rPr>
-          <w:lang w:val="en-US"/>
-        </w:rPr>
-        <w:t>token</w:t>
-      </w:r>
-      <w:proofErr w:type="spellEnd"/>
-      <w:r>
-        <w:rPr>
-          <w:lang w:val="en-US"/>
-        </w:rPr>
-        <w:t>(</w:t>
-      </w:r>
-      <w:proofErr w:type="gramEnd"/>
-      <w:r>
-        <w:rPr>
-          <w:lang w:val="en-US"/>
-        </w:rPr>
-        <w:t>)</w:t>
+        <w:t>has_token</w:t>
+      </w:r>
+      <w:proofErr w:type="spellEnd"/>
+      <w:r>
+        <w:rPr>
+          <w:lang w:val="en-US"/>
+        </w:rPr>
+        <w:t>()</w:t>
       </w:r>
     </w:p>
     <w:p>
@@ -14574,28 +14704,14 @@
         <w:rPr>
           <w:lang w:val="en-US"/>
         </w:rPr>
-        <w:t>to_</w:t>
-      </w:r>
-      <w:proofErr w:type="gramStart"/>
-      <w:r>
-        <w:rPr>
-          <w:lang w:val="en-US"/>
-        </w:rPr>
-        <w:t>dict</w:t>
-      </w:r>
-      <w:proofErr w:type="spellEnd"/>
-      <w:r>
-        <w:rPr>
-          <w:lang w:val="en-US"/>
-        </w:rPr>
-        <w:t>(</w:t>
-      </w:r>
-      <w:proofErr w:type="gramEnd"/>
-      <w:r>
-        <w:rPr>
-          <w:lang w:val="en-US"/>
-        </w:rPr>
-        <w:t>)</w:t>
+        <w:t>to_dict</w:t>
+      </w:r>
+      <w:proofErr w:type="spellEnd"/>
+      <w:r>
+        <w:rPr>
+          <w:lang w:val="en-US"/>
+        </w:rPr>
+        <w:t>()</w:t>
       </w:r>
     </w:p>
     <w:p>
@@ -14757,28 +14873,14 @@
         <w:rPr>
           <w:lang w:val="en-US"/>
         </w:rPr>
-        <w:t>to_</w:t>
-      </w:r>
-      <w:proofErr w:type="gramStart"/>
-      <w:r>
-        <w:rPr>
-          <w:lang w:val="en-US"/>
-        </w:rPr>
-        <w:t>dict</w:t>
-      </w:r>
-      <w:proofErr w:type="spellEnd"/>
-      <w:r>
-        <w:rPr>
-          <w:lang w:val="en-US"/>
-        </w:rPr>
-        <w:t>(</w:t>
-      </w:r>
-      <w:proofErr w:type="gramEnd"/>
-      <w:r>
-        <w:rPr>
-          <w:lang w:val="en-US"/>
-        </w:rPr>
-        <w:t>)</w:t>
+        <w:t>to_dict</w:t>
+      </w:r>
+      <w:proofErr w:type="spellEnd"/>
+      <w:r>
+        <w:rPr>
+          <w:lang w:val="en-US"/>
+        </w:rPr>
+        <w:t>()</w:t>
       </w:r>
     </w:p>
     <w:p>
@@ -14961,28 +15063,14 @@
         <w:rPr>
           <w:lang w:val="en-US"/>
         </w:rPr>
-        <w:t>to_</w:t>
-      </w:r>
-      <w:proofErr w:type="gramStart"/>
-      <w:r>
-        <w:rPr>
-          <w:lang w:val="en-US"/>
-        </w:rPr>
-        <w:t>dict</w:t>
-      </w:r>
-      <w:proofErr w:type="spellEnd"/>
-      <w:r>
-        <w:rPr>
-          <w:lang w:val="en-US"/>
-        </w:rPr>
-        <w:t>(</w:t>
-      </w:r>
-      <w:proofErr w:type="gramEnd"/>
-      <w:r>
-        <w:rPr>
-          <w:lang w:val="en-US"/>
-        </w:rPr>
-        <w:t>)</w:t>
+        <w:t>to_dict</w:t>
+      </w:r>
+      <w:proofErr w:type="spellEnd"/>
+      <w:r>
+        <w:rPr>
+          <w:lang w:val="en-US"/>
+        </w:rPr>
+        <w:t>()</w:t>
       </w:r>
     </w:p>
     <w:p>
@@ -15032,6 +15120,11 @@
       </w:r>
     </w:p>
     <w:p>
+      <w:pPr>
+        <w:rPr>
+          <w:lang w:val="en-US"/>
+        </w:rPr>
+      </w:pPr>
       <w:r>
         <w:rPr>
           <w:lang w:val="en-US"/>
@@ -15039,38 +15132,64 @@
         <w:t xml:space="preserve">  </w:t>
       </w:r>
       <w:r>
-        <w:t xml:space="preserve">- String </w:t>
-      </w:r>
-      <w:proofErr w:type="spellStart"/>
-      <w:r>
-        <w:t>token</w:t>
-      </w:r>
-      <w:proofErr w:type="spellEnd"/>
-    </w:p>
-    <w:p>
-      <w:r>
+        <w:rPr>
+          <w:lang w:val="en-US"/>
+        </w:rPr>
+        <w:t>- String token</w:t>
+      </w:r>
+    </w:p>
+    <w:p>
+      <w:pPr>
+        <w:rPr>
+          <w:lang w:val="en-US"/>
+        </w:rPr>
+      </w:pPr>
+      <w:r>
+        <w:rPr>
+          <w:lang w:val="en-US"/>
+        </w:rPr>
         <w:t xml:space="preserve">  - </w:t>
       </w:r>
       <w:proofErr w:type="spellStart"/>
       <w:r>
+        <w:rPr>
+          <w:lang w:val="en-US"/>
+        </w:rPr>
         <w:t>DateTime</w:t>
       </w:r>
       <w:proofErr w:type="spellEnd"/>
       <w:r>
+        <w:rPr>
+          <w:lang w:val="en-US"/>
+        </w:rPr>
         <w:t xml:space="preserve"> </w:t>
       </w:r>
       <w:proofErr w:type="spellStart"/>
       <w:r>
+        <w:rPr>
+          <w:lang w:val="en-US"/>
+        </w:rPr>
         <w:t>token_erstelldatum</w:t>
       </w:r>
       <w:proofErr w:type="spellEnd"/>
     </w:p>
     <w:p>
-      <w:r>
+      <w:pPr>
+        <w:rPr>
+          <w:lang w:val="en-US"/>
+        </w:rPr>
+      </w:pPr>
+      <w:r>
+        <w:rPr>
+          <w:lang w:val="en-US"/>
+        </w:rPr>
         <w:t xml:space="preserve">  - Integer </w:t>
       </w:r>
       <w:proofErr w:type="spellStart"/>
       <w:r>
+        <w:rPr>
+          <w:lang w:val="en-US"/>
+        </w:rPr>
         <w:t>user_id</w:t>
       </w:r>
       <w:proofErr w:type="spellEnd"/>
@@ -15173,28 +15292,14 @@
         <w:rPr>
           <w:lang w:val="en-US"/>
         </w:rPr>
-        <w:t>generate_</w:t>
-      </w:r>
-      <w:proofErr w:type="gramStart"/>
-      <w:r>
-        <w:rPr>
-          <w:lang w:val="en-US"/>
-        </w:rPr>
-        <w:t>token</w:t>
-      </w:r>
-      <w:proofErr w:type="spellEnd"/>
-      <w:r>
-        <w:rPr>
-          <w:lang w:val="en-US"/>
-        </w:rPr>
-        <w:t>(</w:t>
-      </w:r>
-      <w:proofErr w:type="gramEnd"/>
-      <w:r>
-        <w:rPr>
-          <w:lang w:val="en-US"/>
-        </w:rPr>
-        <w:t>)</w:t>
+        <w:t>generate_token</w:t>
+      </w:r>
+      <w:proofErr w:type="spellEnd"/>
+      <w:r>
+        <w:rPr>
+          <w:lang w:val="en-US"/>
+        </w:rPr>
+        <w:t>()</w:t>
       </w:r>
     </w:p>
     <w:p>
@@ -15214,28 +15319,14 @@
         <w:rPr>
           <w:lang w:val="en-US"/>
         </w:rPr>
-        <w:t>is_token_</w:t>
-      </w:r>
-      <w:proofErr w:type="gramStart"/>
-      <w:r>
-        <w:rPr>
-          <w:lang w:val="en-US"/>
-        </w:rPr>
-        <w:t>valid</w:t>
-      </w:r>
-      <w:proofErr w:type="spellEnd"/>
-      <w:r>
-        <w:rPr>
-          <w:lang w:val="en-US"/>
-        </w:rPr>
-        <w:t>(</w:t>
-      </w:r>
-      <w:proofErr w:type="gramEnd"/>
-      <w:r>
-        <w:rPr>
-          <w:lang w:val="en-US"/>
-        </w:rPr>
-        <w:t>)</w:t>
+        <w:t>is_token_valid</w:t>
+      </w:r>
+      <w:proofErr w:type="spellEnd"/>
+      <w:r>
+        <w:rPr>
+          <w:lang w:val="en-US"/>
+        </w:rPr>
+        <w:t>()</w:t>
       </w:r>
     </w:p>
     <w:p>
@@ -15256,28 +15347,14 @@
         <w:rPr>
           <w:lang w:val="en-US"/>
         </w:rPr>
-        <w:t>get_or_create_</w:t>
-      </w:r>
-      <w:proofErr w:type="gramStart"/>
-      <w:r>
-        <w:rPr>
-          <w:lang w:val="en-US"/>
-        </w:rPr>
-        <w:t>token</w:t>
-      </w:r>
-      <w:proofErr w:type="spellEnd"/>
-      <w:r>
-        <w:rPr>
-          <w:lang w:val="en-US"/>
-        </w:rPr>
-        <w:t>(</w:t>
-      </w:r>
-      <w:proofErr w:type="gramEnd"/>
-      <w:r>
-        <w:rPr>
-          <w:lang w:val="en-US"/>
-        </w:rPr>
-        <w:t>)</w:t>
+        <w:t>get_or_create_token</w:t>
+      </w:r>
+      <w:proofErr w:type="spellEnd"/>
+      <w:r>
+        <w:rPr>
+          <w:lang w:val="en-US"/>
+        </w:rPr>
+        <w:t>()</w:t>
       </w:r>
     </w:p>
     <w:p>
@@ -15297,28 +15374,14 @@
         <w:rPr>
           <w:lang w:val="en-US"/>
         </w:rPr>
-        <w:t>delete_</w:t>
-      </w:r>
-      <w:proofErr w:type="gramStart"/>
-      <w:r>
-        <w:rPr>
-          <w:lang w:val="en-US"/>
-        </w:rPr>
-        <w:t>token</w:t>
-      </w:r>
-      <w:proofErr w:type="spellEnd"/>
-      <w:r>
-        <w:rPr>
-          <w:lang w:val="en-US"/>
-        </w:rPr>
-        <w:t>(</w:t>
-      </w:r>
-      <w:proofErr w:type="gramEnd"/>
-      <w:r>
-        <w:rPr>
-          <w:lang w:val="en-US"/>
-        </w:rPr>
-        <w:t>)</w:t>
+        <w:t>delete_token</w:t>
+      </w:r>
+      <w:proofErr w:type="spellEnd"/>
+      <w:r>
+        <w:rPr>
+          <w:lang w:val="en-US"/>
+        </w:rPr>
+        <w:t>()</w:t>
       </w:r>
     </w:p>
     <w:p>
@@ -15489,11 +15552,6 @@
       <w:proofErr w:type="spellEnd"/>
     </w:p>
     <w:p>
-      <w:pPr>
-        <w:rPr>
-          <w:lang w:val="en-US"/>
-        </w:rPr>
-      </w:pPr>
       <w:r>
         <w:rPr>
           <w:lang w:val="en-US"/>
@@ -15501,59 +15559,33 @@
         <w:t xml:space="preserve">  </w:t>
       </w:r>
       <w:r>
-        <w:rPr>
-          <w:lang w:val="en-US"/>
-        </w:rPr>
         <w:t>--</w:t>
       </w:r>
     </w:p>
     <w:p>
-      <w:pPr>
-        <w:rPr>
-          <w:lang w:val="en-US"/>
-        </w:rPr>
-      </w:pPr>
-      <w:r>
-        <w:rPr>
-          <w:lang w:val="en-US"/>
-        </w:rPr>
+      <w:r>
         <w:t xml:space="preserve">  + </w:t>
       </w:r>
-      <w:proofErr w:type="gramStart"/>
-      <w:r>
-        <w:rPr>
-          <w:lang w:val="en-US"/>
-        </w:rPr>
-        <w:t>main(</w:t>
-      </w:r>
-      <w:proofErr w:type="gramEnd"/>
-      <w:r>
-        <w:rPr>
-          <w:lang w:val="en-US"/>
-        </w:rPr>
-        <w:t>): void</w:t>
-      </w:r>
-    </w:p>
-    <w:p>
-      <w:pPr>
-        <w:rPr>
-          <w:lang w:val="en-US"/>
-        </w:rPr>
-      </w:pPr>
-      <w:r>
-        <w:rPr>
-          <w:lang w:val="en-US"/>
-        </w:rPr>
+      <w:proofErr w:type="spellStart"/>
+      <w:r>
+        <w:t>main</w:t>
+      </w:r>
+      <w:proofErr w:type="spellEnd"/>
+      <w:r>
+        <w:t xml:space="preserve">(): </w:t>
+      </w:r>
+      <w:proofErr w:type="spellStart"/>
+      <w:r>
+        <w:t>void</w:t>
+      </w:r>
+      <w:proofErr w:type="spellEnd"/>
+    </w:p>
+    <w:p>
+      <w:r>
         <w:t>}</w:t>
       </w:r>
     </w:p>
-    <w:p>
-      <w:pPr>
-        <w:rPr>
-          <w:lang w:val="en-US"/>
-        </w:rPr>
-      </w:pPr>
-    </w:p>
+    <w:p/>
     <w:p>
       <w:proofErr w:type="spellStart"/>
       <w:r>
@@ -15593,48 +15625,20 @@
         <w:rPr>
           <w:lang w:val="en-US"/>
         </w:rPr>
-        <w:t>User "1" -- "</w:t>
-      </w:r>
-      <w:proofErr w:type="gramStart"/>
-      <w:r>
-        <w:rPr>
-          <w:lang w:val="en-US"/>
-        </w:rPr>
-        <w:t>1..</w:t>
-      </w:r>
-      <w:proofErr w:type="gramEnd"/>
-      <w:r>
-        <w:rPr>
-          <w:lang w:val="en-US"/>
-        </w:rPr>
-        <w:t>*" Topic : owns</w:t>
-      </w:r>
-    </w:p>
-    <w:p>
-      <w:pPr>
-        <w:rPr>
-          <w:lang w:val="en-US"/>
-        </w:rPr>
-      </w:pPr>
-      <w:r>
-        <w:rPr>
-          <w:lang w:val="en-US"/>
-        </w:rPr>
-        <w:t>Topic "1" -- "</w:t>
-      </w:r>
-      <w:proofErr w:type="gramStart"/>
-      <w:r>
-        <w:rPr>
-          <w:lang w:val="en-US"/>
-        </w:rPr>
-        <w:t>1..</w:t>
-      </w:r>
-      <w:proofErr w:type="gramEnd"/>
-      <w:r>
-        <w:rPr>
-          <w:lang w:val="en-US"/>
-        </w:rPr>
-        <w:t xml:space="preserve">*" </w:t>
+        <w:t>User "1" -- "1..*" Topic : owns</w:t>
+      </w:r>
+    </w:p>
+    <w:p>
+      <w:pPr>
+        <w:rPr>
+          <w:lang w:val="en-US"/>
+        </w:rPr>
+      </w:pPr>
+      <w:r>
+        <w:rPr>
+          <w:lang w:val="en-US"/>
+        </w:rPr>
+        <w:t xml:space="preserve">Topic "1" -- "1..*" </w:t>
       </w:r>
       <w:proofErr w:type="spellStart"/>
       <w:r>
@@ -15669,21 +15673,7 @@
         <w:rPr>
           <w:lang w:val="en-US"/>
         </w:rPr>
-        <w:t xml:space="preserve"> "1" -- "</w:t>
-      </w:r>
-      <w:proofErr w:type="gramStart"/>
-      <w:r>
-        <w:rPr>
-          <w:lang w:val="en-US"/>
-        </w:rPr>
-        <w:t>1..</w:t>
-      </w:r>
-      <w:proofErr w:type="gramEnd"/>
-      <w:r>
-        <w:rPr>
-          <w:lang w:val="en-US"/>
-        </w:rPr>
-        <w:t xml:space="preserve">*" </w:t>
+        <w:t xml:space="preserve"> "1" -- "1..*" </w:t>
       </w:r>
       <w:proofErr w:type="spellStart"/>
       <w:r>
@@ -15710,21 +15700,7 @@
         <w:rPr>
           <w:lang w:val="en-US"/>
         </w:rPr>
-        <w:t>User "1" -- "</w:t>
-      </w:r>
-      <w:proofErr w:type="gramStart"/>
-      <w:r>
-        <w:rPr>
-          <w:lang w:val="en-US"/>
-        </w:rPr>
-        <w:t>1..</w:t>
-      </w:r>
-      <w:proofErr w:type="gramEnd"/>
-      <w:r>
-        <w:rPr>
-          <w:lang w:val="en-US"/>
-        </w:rPr>
-        <w:t>*" Token : has</w:t>
+        <w:t>User "1" -- "1..*" Token : has</w:t>
       </w:r>
     </w:p>
     <w:p>
@@ -15815,7 +15791,6 @@
         <w:t xml:space="preserve"> "1" -- "1" </w:t>
       </w:r>
       <w:proofErr w:type="spellStart"/>
-      <w:proofErr w:type="gramStart"/>
       <w:r>
         <w:rPr>
           <w:lang w:val="en-US"/>
@@ -15827,14 +15802,7 @@
         <w:rPr>
           <w:lang w:val="en-US"/>
         </w:rPr>
-        <w:t xml:space="preserve"> :</w:t>
-      </w:r>
-      <w:proofErr w:type="gramEnd"/>
-      <w:r>
-        <w:rPr>
-          <w:lang w:val="en-US"/>
-        </w:rPr>
-        <w:t xml:space="preserve"> initialized</w:t>
+        <w:t xml:space="preserve"> : initialized</w:t>
       </w:r>
     </w:p>
     <w:p>
@@ -15856,21 +15824,7 @@
         <w:rPr>
           <w:lang w:val="en-US"/>
         </w:rPr>
-        <w:t xml:space="preserve"> "1" -- "1" </w:t>
-      </w:r>
-      <w:proofErr w:type="gramStart"/>
-      <w:r>
-        <w:rPr>
-          <w:lang w:val="en-US"/>
-        </w:rPr>
-        <w:t>Config :</w:t>
-      </w:r>
-      <w:proofErr w:type="gramEnd"/>
-      <w:r>
-        <w:rPr>
-          <w:lang w:val="en-US"/>
-        </w:rPr>
-        <w:t xml:space="preserve"> uses</w:t>
+        <w:t xml:space="preserve"> "1" -- "1" Config : uses</w:t>
       </w:r>
     </w:p>
     <w:p>
@@ -16065,7 +16019,6 @@
         <w:t xml:space="preserve">frontend --&gt; </w:t>
       </w:r>
       <w:proofErr w:type="spellStart"/>
-      <w:proofErr w:type="gramStart"/>
       <w:r>
         <w:rPr>
           <w:lang w:val="en-US"/>
@@ -16077,14 +16030,7 @@
         <w:rPr>
           <w:lang w:val="en-US"/>
         </w:rPr>
-        <w:t xml:space="preserve"> :</w:t>
-      </w:r>
-      <w:proofErr w:type="gramEnd"/>
-      <w:r>
-        <w:rPr>
-          <w:lang w:val="en-US"/>
-        </w:rPr>
-        <w:t xml:space="preserve"> HTTP Requests</w:t>
+        <w:t xml:space="preserve"> : HTTP Requests</w:t>
       </w:r>
     </w:p>
     <w:p>
@@ -16108,7 +16054,6 @@
         <w:t xml:space="preserve"> --&gt; </w:t>
       </w:r>
       <w:proofErr w:type="spellStart"/>
-      <w:proofErr w:type="gramStart"/>
       <w:r>
         <w:rPr>
           <w:lang w:val="en-US"/>
@@ -16120,14 +16065,7 @@
         <w:rPr>
           <w:lang w:val="en-US"/>
         </w:rPr>
-        <w:t xml:space="preserve"> :</w:t>
-      </w:r>
-      <w:proofErr w:type="gramEnd"/>
-      <w:r>
-        <w:rPr>
-          <w:lang w:val="en-US"/>
-        </w:rPr>
-        <w:t xml:space="preserve"> </w:t>
+        <w:t xml:space="preserve"> : </w:t>
       </w:r>
       <w:proofErr w:type="spellStart"/>
       <w:r>
@@ -16159,7 +16097,6 @@
         <w:t xml:space="preserve"> --&gt; </w:t>
       </w:r>
       <w:proofErr w:type="spellStart"/>
-      <w:proofErr w:type="gramStart"/>
       <w:r>
         <w:rPr>
           <w:lang w:val="en-US"/>
@@ -16171,14 +16108,7 @@
         <w:rPr>
           <w:lang w:val="en-US"/>
         </w:rPr>
-        <w:t xml:space="preserve"> :</w:t>
-      </w:r>
-      <w:proofErr w:type="gramEnd"/>
-      <w:r>
-        <w:rPr>
-          <w:lang w:val="en-US"/>
-        </w:rPr>
-        <w:t xml:space="preserve"> API Calls</w:t>
+        <w:t xml:space="preserve"> : API Calls</w:t>
       </w:r>
     </w:p>
     <w:p>
@@ -23593,6 +23523,7 @@
   <w:style w:type="character" w:default="1" w:styleId="Absatz-Standardschriftart">
     <w:name w:val="Default Paragraph Font"/>
     <w:uiPriority w:val="1"/>
+    <w:semiHidden/>
     <w:unhideWhenUsed/>
   </w:style>
   <w:style w:type="table" w:default="1" w:styleId="NormaleTabelle">
@@ -24086,6 +24017,25 @@
       <w:color w:val="404040" w:themeColor="text1" w:themeTint="BF"/>
     </w:rPr>
   </w:style>
+  <w:style w:type="paragraph" w:styleId="StandardWeb">
+    <w:name w:val="Normal (Web)"/>
+    <w:basedOn w:val="Standard"/>
+    <w:uiPriority w:val="99"/>
+    <w:semiHidden/>
+    <w:unhideWhenUsed/>
+    <w:rsid w:val="000F3EDE"/>
+    <w:pPr>
+      <w:spacing w:before="100" w:beforeAutospacing="1" w:after="100" w:afterAutospacing="1" w:line="240" w:lineRule="auto"/>
+    </w:pPr>
+    <w:rPr>
+      <w:rFonts w:ascii="Times New Roman" w:eastAsiaTheme="minorEastAsia" w:hAnsi="Times New Roman" w:cs="Times New Roman"/>
+      <w:kern w:val="0"/>
+      <w:sz w:val="24"/>
+      <w:szCs w:val="24"/>
+      <w:lang w:eastAsia="zh-CN"/>
+      <w14:ligatures w14:val="none"/>
+    </w:rPr>
+  </w:style>
 </w:styles>
 </file>
 
@@ -24398,6 +24348,9 @@
   <wetp:taskpane dockstate="right" visibility="0" width="350" row="2">
     <wetp:webextensionref xmlns:r="http://schemas.openxmlformats.org/officeDocument/2006/relationships" r:id="rId4"/>
   </wetp:taskpane>
+  <wetp:taskpane dockstate="right" visibility="0" width="438" row="0">
+    <wetp:webextensionref xmlns:r="http://schemas.openxmlformats.org/officeDocument/2006/relationships" r:id="rId5"/>
+  </wetp:taskpane>
 </wetp:taskpanes>
 </file>
 
@@ -24449,6 +24402,18 @@
 </we:webextension>
 </file>
 
+<file path=word/webextensions/webextension5.xml><?xml version="1.0" encoding="utf-8"?>
+<we:webextension xmlns:we="http://schemas.microsoft.com/office/webextensions/webextension/2010/11" id="{192C7F83-33D2-4F24-B3FB-980B03525829}">
+  <we:reference id="wa104382008" version="1.1.0.1" store="de-DE" storeType="OMEX"/>
+  <we:alternateReferences>
+    <we:reference id="WA104382008" version="1.1.0.1" store="WA104382008" storeType="OMEX"/>
+  </we:alternateReferences>
+  <we:properties/>
+  <we:bindings/>
+  <we:snapshot xmlns:r="http://schemas.openxmlformats.org/officeDocument/2006/relationships"/>
+</we:webextension>
+</file>
+
 <file path=customXml/item1.xml><?xml version="1.0" encoding="utf-8"?>
 <b:Sources xmlns:b="http://schemas.openxmlformats.org/officeDocument/2006/bibliography" xmlns="http://schemas.openxmlformats.org/officeDocument/2006/bibliography" SelectedStyle="\APASixthEditionOfficeOnline.xsl" StyleName="APA" Version="6"/>
 </file>

--- a/Portfolio.docx
+++ b/Portfolio.docx
@@ -2162,21 +2162,7 @@
                 <w:rStyle w:val="Hyperlink"/>
                 <w:noProof/>
               </w:rPr>
-              <w:t>Fazit (ums</w:t>
-            </w:r>
-            <w:r>
-              <w:rPr>
-                <w:rStyle w:val="Hyperlink"/>
-                <w:noProof/>
-              </w:rPr>
-              <w:t>c</w:t>
-            </w:r>
-            <w:r>
-              <w:rPr>
-                <w:rStyle w:val="Hyperlink"/>
-                <w:noProof/>
-              </w:rPr>
-              <w:t>hreiben)</w:t>
+              <w:t>Fazit (umschreiben)</w:t>
             </w:r>
             <w:r>
               <w:rPr>
@@ -3998,15 +3984,7 @@
       </w:r>
       <w:r>
         <w:br/>
-        <w:t xml:space="preserve">Webbasierte Anwendung zur Verwaltung von Lernzielen und Themen mittels REST-API. Implementiert mit </w:t>
-      </w:r>
-      <w:proofErr w:type="spellStart"/>
-      <w:r>
-        <w:t>Flask</w:t>
-      </w:r>
-      <w:proofErr w:type="spellEnd"/>
-      <w:r>
-        <w:t xml:space="preserve"> (Backend) und statischem HTML/CSS-Frontend. Kernfunktionen: Token-basierte Authentifizierung, CRUD-Operationen für Themen/Lernziele, Prioritätsmanagement.</w:t>
+        <w:t>Webbasierte Anwendung zur Verwaltung von Lernzielen und Themen mittels REST-API. Implementiert mit Flask (Backend) und statischem HTML/CSS-Frontend. Kernfunktionen: Token-basierte Authentifizierung, CRUD-Operationen für Themen/Lernziele, Prioritätsmanagement.</w:t>
       </w:r>
     </w:p>
     <w:p>
@@ -4129,23 +4107,7 @@
         <w:t xml:space="preserve"> </w:t>
       </w:r>
       <w:r>
-        <w:t xml:space="preserve">in der Datenbank </w:t>
-      </w:r>
-      <w:proofErr w:type="spellStart"/>
-      <w:r>
-        <w:t>hadh</w:t>
-      </w:r>
-      <w:proofErr w:type="spellEnd"/>
-      <w:r>
-        <w:t xml:space="preserve">-pflichtig mit </w:t>
-      </w:r>
-      <w:proofErr w:type="spellStart"/>
-      <w:r>
-        <w:t>bcrypt</w:t>
-      </w:r>
-      <w:proofErr w:type="spellEnd"/>
-      <w:r>
-        <w:t xml:space="preserve"> gespeichert.</w:t>
+        <w:t>in der Datenbank hadh-pflichtig mit bcrypt gespeichert.</w:t>
       </w:r>
     </w:p>
     <w:p>
@@ -4235,45 +4197,13 @@
         <w:t>s</w:t>
       </w:r>
       <w:r>
-        <w:t xml:space="preserve">s durch </w:t>
-      </w:r>
-      <w:proofErr w:type="spellStart"/>
-      <w:r>
-        <w:t>HttpOnly</w:t>
-      </w:r>
-      <w:proofErr w:type="spellEnd"/>
-      <w:r>
-        <w:t xml:space="preserve">, Secure und </w:t>
-      </w:r>
-      <w:proofErr w:type="spellStart"/>
-      <w:r>
-        <w:t>SameSite</w:t>
-      </w:r>
-      <w:proofErr w:type="spellEnd"/>
-      <w:r>
-        <w:t xml:space="preserve">= </w:t>
-      </w:r>
-      <w:proofErr w:type="spellStart"/>
-      <w:r>
-        <w:t>Strict</w:t>
-      </w:r>
-      <w:proofErr w:type="spellEnd"/>
-      <w:r>
-        <w:t xml:space="preserve">, </w:t>
+        <w:t xml:space="preserve">s durch HttpOnly, Secure und SameSite= Strict, </w:t>
       </w:r>
       <w:r>
         <w:t>die</w:t>
       </w:r>
       <w:r>
-        <w:t xml:space="preserve"> Risiken, wie das Auslesen von Nutzerdaten (Cross-Site-Scripting) oder gefälschte Anfragen im Namen des Nutzers (Cross-Site-Request-</w:t>
-      </w:r>
-      <w:proofErr w:type="spellStart"/>
-      <w:r>
-        <w:t>Forgery</w:t>
-      </w:r>
-      <w:proofErr w:type="spellEnd"/>
-      <w:r>
-        <w:t xml:space="preserve">) minimiert </w:t>
+        <w:t xml:space="preserve"> Risiken, wie das Auslesen von Nutzerdaten (Cross-Site-Scripting) oder gefälschte Anfragen im Namen des Nutzers (Cross-Site-Request-Forgery) minimiert </w:t>
       </w:r>
       <w:r>
         <w:t>werden</w:t>
@@ -4304,15 +4234,7 @@
         <w:t>(models.py)</w:t>
       </w:r>
       <w:r>
-        <w:t xml:space="preserve"> wurde auf </w:t>
-      </w:r>
-      <w:proofErr w:type="spellStart"/>
-      <w:r>
-        <w:t>SQLAlchemy</w:t>
-      </w:r>
-      <w:proofErr w:type="spellEnd"/>
-      <w:r>
-        <w:t xml:space="preserve"> gesetzt. Mithilfe des Mappings konnten eine übersichtliche Struktur für die SQLite-Datenbank erstellt werden.</w:t>
+        <w:t xml:space="preserve"> wurde auf SQLAlchemy gesetzt. Mithilfe des Mappings konnten eine übersichtliche Struktur für die SQLite-Datenbank erstellt werden.</w:t>
       </w:r>
       <w:r>
         <w:t>“(</w:t>
@@ -4320,13 +4242,8 @@
       <w:r>
         <w:t xml:space="preserve">vgl. </w:t>
       </w:r>
-      <w:proofErr w:type="spellStart"/>
-      <w:r>
-        <w:t>SQLAlchemy</w:t>
-      </w:r>
-      <w:proofErr w:type="spellEnd"/>
-      <w:r>
-        <w:t>-Dokumentation (</w:t>
+      <w:r>
+        <w:t>SQLAlchemy-Dokumentation (</w:t>
       </w:r>
       <w:r>
         <w:t>Abschnitt: "Datenbank-Migration" und "Systemarchitektur</w:t>
@@ -4842,15 +4759,7 @@
           </w:tcPr>
           <w:p>
             <w:r>
-              <w:t>Pomodoro-</w:t>
-            </w:r>
-            <w:proofErr w:type="spellStart"/>
-            <w:r>
-              <w:t>Timer</w:t>
-            </w:r>
-            <w:proofErr w:type="spellEnd"/>
-            <w:r>
-              <w:t>: 25 Minuten lernen, 5 Minuten Pause</w:t>
+              <w:t>Pomodoro-Timer: 25 Minuten lernen, 5 Minuten Pause</w:t>
             </w:r>
           </w:p>
         </w:tc>
@@ -5463,15 +5372,7 @@
           </w:tcPr>
           <w:p>
             <w:r>
-              <w:t xml:space="preserve">Visuelle Auswertung: Diagramme zum Lernfortschritt (Balken- &amp; Kreisdiagramme), Entwicklung im Vergleich zu vorherigen Wochen, </w:t>
-            </w:r>
-            <w:proofErr w:type="spellStart"/>
-            <w:r>
-              <w:t>Heatmap</w:t>
-            </w:r>
-            <w:proofErr w:type="spellEnd"/>
-            <w:r>
-              <w:t xml:space="preserve"> für Lernaktivität</w:t>
+              <w:t>Visuelle Auswertung: Diagramme zum Lernfortschritt (Balken- &amp; Kreisdiagramme), Entwicklung im Vergleich zu vorherigen Wochen, Heatmap für Lernaktivität</w:t>
             </w:r>
           </w:p>
         </w:tc>
@@ -6124,11 +6025,9 @@
             <w:hideMark/>
           </w:tcPr>
           <w:p>
-            <w:proofErr w:type="spellStart"/>
             <w:r>
               <w:t>Endpoint</w:t>
             </w:r>
-            <w:proofErr w:type="spellEnd"/>
           </w:p>
         </w:tc>
         <w:tc>
@@ -6241,11 +6140,9 @@
             <w:hideMark/>
           </w:tcPr>
           <w:p>
-            <w:proofErr w:type="spellStart"/>
             <w:r>
               <w:t>comments</w:t>
             </w:r>
-            <w:proofErr w:type="spellEnd"/>
           </w:p>
         </w:tc>
       </w:tr>
@@ -6315,13 +6212,8 @@
           </w:tcPr>
           <w:p>
             <w:r>
-              <w:t>/</w:t>
-            </w:r>
-            <w:proofErr w:type="spellStart"/>
-            <w:r>
-              <w:t>login</w:t>
-            </w:r>
-            <w:proofErr w:type="spellEnd"/>
+              <w:t>/login</w:t>
+            </w:r>
           </w:p>
         </w:tc>
         <w:tc>
@@ -6343,39 +6235,7 @@
           </w:tcPr>
           <w:p>
             <w:r>
-              <w:t>{ "</w:t>
-            </w:r>
-            <w:proofErr w:type="spellStart"/>
-            <w:r>
-              <w:t>username</w:t>
-            </w:r>
-            <w:proofErr w:type="spellEnd"/>
-            <w:r>
-              <w:t>": "{</w:t>
-            </w:r>
-            <w:proofErr w:type="spellStart"/>
-            <w:r>
-              <w:t>username</w:t>
-            </w:r>
-            <w:proofErr w:type="spellEnd"/>
-            <w:r>
-              <w:t>}", "email": "{email}", "</w:t>
-            </w:r>
-            <w:proofErr w:type="spellStart"/>
-            <w:r>
-              <w:t>password</w:t>
-            </w:r>
-            <w:proofErr w:type="spellEnd"/>
-            <w:r>
-              <w:t>": "{</w:t>
-            </w:r>
-            <w:proofErr w:type="spellStart"/>
-            <w:r>
-              <w:t>password</w:t>
-            </w:r>
-            <w:proofErr w:type="spellEnd"/>
-            <w:r>
-              <w:t>}" }</w:t>
+              <w:t>{ "username": "{username}", "email": "{email}", "password": "{password}" }</w:t>
             </w:r>
           </w:p>
         </w:tc>
@@ -6411,15 +6271,7 @@
           </w:p>
           <w:p>
             <w:r>
-              <w:t>401 { "</w:t>
-            </w:r>
-            <w:proofErr w:type="spellStart"/>
-            <w:r>
-              <w:t>message</w:t>
-            </w:r>
-            <w:proofErr w:type="spellEnd"/>
-            <w:r>
-              <w:t>": "Ungültige Anmeldedaten" }</w:t>
+              <w:t>401 { "message": "Ungültige Anmeldedaten" }</w:t>
             </w:r>
           </w:p>
         </w:tc>
@@ -6580,13 +6432,8 @@
           </w:tcPr>
           <w:p>
             <w:r>
-              <w:t>/</w:t>
-            </w:r>
-            <w:proofErr w:type="spellStart"/>
-            <w:r>
-              <w:t>logout</w:t>
-            </w:r>
-            <w:proofErr w:type="spellEnd"/>
+              <w:t>/logout</w:t>
+            </w:r>
           </w:p>
         </w:tc>
         <w:tc>
@@ -6608,13 +6455,8 @@
           </w:tcPr>
           <w:p>
             <w:r>
-              <w:t xml:space="preserve">Cookie: </w:t>
-            </w:r>
-            <w:proofErr w:type="spellStart"/>
-            <w:r>
-              <w:t>auth_token</w:t>
-            </w:r>
-            <w:proofErr w:type="spellEnd"/>
+              <w:t>Cookie: auth_token</w:t>
+            </w:r>
           </w:p>
         </w:tc>
         <w:tc>
@@ -6751,13 +6593,8 @@
           </w:tcPr>
           <w:p>
             <w:r>
-              <w:t>/</w:t>
-            </w:r>
-            <w:proofErr w:type="spellStart"/>
-            <w:r>
-              <w:t>register</w:t>
-            </w:r>
-            <w:proofErr w:type="spellEnd"/>
+              <w:t>/register</w:t>
+            </w:r>
           </w:p>
         </w:tc>
         <w:tc>
@@ -6779,39 +6616,7 @@
           </w:tcPr>
           <w:p>
             <w:r>
-              <w:t>{ "</w:t>
-            </w:r>
-            <w:proofErr w:type="spellStart"/>
-            <w:r>
-              <w:t>username</w:t>
-            </w:r>
-            <w:proofErr w:type="spellEnd"/>
-            <w:r>
-              <w:t>": "{</w:t>
-            </w:r>
-            <w:proofErr w:type="spellStart"/>
-            <w:r>
-              <w:t>username</w:t>
-            </w:r>
-            <w:proofErr w:type="spellEnd"/>
-            <w:r>
-              <w:t>}", "email": "{email}", "</w:t>
-            </w:r>
-            <w:proofErr w:type="spellStart"/>
-            <w:r>
-              <w:t>password</w:t>
-            </w:r>
-            <w:proofErr w:type="spellEnd"/>
-            <w:r>
-              <w:t>": "{</w:t>
-            </w:r>
-            <w:proofErr w:type="spellStart"/>
-            <w:r>
-              <w:t>password</w:t>
-            </w:r>
-            <w:proofErr w:type="spellEnd"/>
-            <w:r>
-              <w:t>}" }</w:t>
+              <w:t>{ "username": "{username}", "email": "{email}", "password": "{password}" }</w:t>
             </w:r>
           </w:p>
         </w:tc>
@@ -6834,41 +6639,17 @@
           </w:tcPr>
           <w:p>
             <w:r>
-              <w:t>201 { "</w:t>
-            </w:r>
-            <w:proofErr w:type="spellStart"/>
-            <w:r>
-              <w:t>message</w:t>
-            </w:r>
-            <w:proofErr w:type="spellEnd"/>
-            <w:r>
-              <w:t>": "Benutzer erfolgreich registriert" }</w:t>
+              <w:t>201 { "message": "Benutzer erfolgreich registriert" }</w:t>
             </w:r>
           </w:p>
           <w:p>
             <w:r>
-              <w:t>400 { "</w:t>
-            </w:r>
-            <w:proofErr w:type="spellStart"/>
-            <w:r>
-              <w:t>message</w:t>
-            </w:r>
-            <w:proofErr w:type="spellEnd"/>
-            <w:r>
-              <w:t>": "Benutzername oder Email existiert bereits" }</w:t>
+              <w:t>400 { "message": "Benutzername oder Email existiert bereits" }</w:t>
             </w:r>
           </w:p>
           <w:p>
             <w:r>
-              <w:t>500 { "</w:t>
-            </w:r>
-            <w:proofErr w:type="spellStart"/>
-            <w:r>
-              <w:t>message</w:t>
-            </w:r>
-            <w:proofErr w:type="spellEnd"/>
-            <w:r>
-              <w:t>": "Ein Fehler ist aufgetreten" }</w:t>
+              <w:t>500 { "message": "Ein Fehler ist aufgetreten" }</w:t>
             </w:r>
           </w:p>
         </w:tc>
@@ -6963,13 +6744,8 @@
           </w:tcPr>
           <w:p>
             <w:r>
-              <w:t>/</w:t>
-            </w:r>
-            <w:proofErr w:type="spellStart"/>
-            <w:r>
-              <w:t>topics</w:t>
-            </w:r>
-            <w:proofErr w:type="spellEnd"/>
+              <w:t>/topics</w:t>
+            </w:r>
           </w:p>
         </w:tc>
         <w:tc>
@@ -6991,13 +6767,8 @@
           </w:tcPr>
           <w:p>
             <w:r>
-              <w:t xml:space="preserve">Cookie: </w:t>
-            </w:r>
-            <w:proofErr w:type="spellStart"/>
-            <w:r>
-              <w:t>auth_token</w:t>
-            </w:r>
-            <w:proofErr w:type="spellEnd"/>
+              <w:t>Cookie: auth_token</w:t>
+            </w:r>
           </w:p>
         </w:tc>
         <w:tc>
@@ -7019,31 +6790,7 @@
           </w:tcPr>
           <w:p>
             <w:r>
-              <w:t>200 [ { "</w:t>
-            </w:r>
-            <w:proofErr w:type="spellStart"/>
-            <w:r>
-              <w:t>id</w:t>
-            </w:r>
-            <w:proofErr w:type="spellEnd"/>
-            <w:r>
-              <w:t>": 1, "</w:t>
-            </w:r>
-            <w:proofErr w:type="spellStart"/>
-            <w:r>
-              <w:t>name</w:t>
-            </w:r>
-            <w:proofErr w:type="spellEnd"/>
-            <w:r>
-              <w:t>": "Topic1", "</w:t>
-            </w:r>
-            <w:proofErr w:type="spellStart"/>
-            <w:r>
-              <w:t>priority</w:t>
-            </w:r>
-            <w:proofErr w:type="spellEnd"/>
-            <w:r>
-              <w:t>": 1 }, {...} ]</w:t>
+              <w:t>200 [ { "id": 1, "name": "Topic1", "priority": 1 }, {...} ]</w:t>
             </w:r>
           </w:p>
         </w:tc>
@@ -7140,13 +6887,8 @@
           </w:tcPr>
           <w:p>
             <w:r>
-              <w:t>/</w:t>
-            </w:r>
-            <w:proofErr w:type="spellStart"/>
-            <w:r>
-              <w:t>topics</w:t>
-            </w:r>
-            <w:proofErr w:type="spellEnd"/>
+              <w:t>/topics</w:t>
+            </w:r>
           </w:p>
         </w:tc>
         <w:tc>
@@ -7168,23 +6910,7 @@
           </w:tcPr>
           <w:p>
             <w:r>
-              <w:t>{ "title": "{title}", "</w:t>
-            </w:r>
-            <w:proofErr w:type="spellStart"/>
-            <w:r>
-              <w:t>priority</w:t>
-            </w:r>
-            <w:proofErr w:type="spellEnd"/>
-            <w:r>
-              <w:t>": {</w:t>
-            </w:r>
-            <w:proofErr w:type="spellStart"/>
-            <w:r>
-              <w:t>priority</w:t>
-            </w:r>
-            <w:proofErr w:type="spellEnd"/>
-            <w:r>
-              <w:t>} }</w:t>
+              <w:t>{ "title": "{title}", "priority": {priority} }</w:t>
             </w:r>
           </w:p>
         </w:tc>
@@ -7207,36 +6933,12 @@
           </w:tcPr>
           <w:p>
             <w:r>
-              <w:t>201 { "</w:t>
-            </w:r>
-            <w:proofErr w:type="spellStart"/>
-            <w:r>
-              <w:t>message</w:t>
-            </w:r>
-            <w:proofErr w:type="spellEnd"/>
-            <w:r>
-              <w:t>": "Thema erfolgreich erstellt", "</w:t>
-            </w:r>
-            <w:proofErr w:type="spellStart"/>
-            <w:r>
-              <w:t>topic_id</w:t>
-            </w:r>
-            <w:proofErr w:type="spellEnd"/>
-            <w:r>
-              <w:t>": 1 }</w:t>
+              <w:t>201 { "message": "Thema erfolgreich erstellt", "topic_id": 1 }</w:t>
             </w:r>
           </w:p>
           <w:p>
             <w:r>
-              <w:t>400 { "</w:t>
-            </w:r>
-            <w:proofErr w:type="spellStart"/>
-            <w:r>
-              <w:t>error</w:t>
-            </w:r>
-            <w:proofErr w:type="spellEnd"/>
-            <w:r>
-              <w:t>": "Titel ist erforderlich" }</w:t>
+              <w:t>400 { "error": "Titel ist erforderlich" }</w:t>
             </w:r>
           </w:p>
         </w:tc>
@@ -7330,13 +7032,8 @@
           </w:tcPr>
           <w:p>
             <w:r>
-              <w:t>/</w:t>
-            </w:r>
-            <w:proofErr w:type="spellStart"/>
-            <w:r>
-              <w:t>learning_goals</w:t>
-            </w:r>
-            <w:proofErr w:type="spellEnd"/>
+              <w:t>/learning_goals</w:t>
+            </w:r>
           </w:p>
         </w:tc>
         <w:tc>
@@ -7358,13 +7055,8 @@
           </w:tcPr>
           <w:p>
             <w:r>
-              <w:t xml:space="preserve">Cookie: </w:t>
-            </w:r>
-            <w:proofErr w:type="spellStart"/>
-            <w:r>
-              <w:t>auth_token</w:t>
-            </w:r>
-            <w:proofErr w:type="spellEnd"/>
+              <w:t>Cookie: auth_token</w:t>
+            </w:r>
           </w:p>
         </w:tc>
         <w:tc>
@@ -7389,35 +7081,7 @@
               <w:rPr>
                 <w:lang w:val="en-US"/>
               </w:rPr>
-              <w:t>200 [ { "id": 1, "</w:t>
-            </w:r>
-            <w:proofErr w:type="spellStart"/>
-            <w:r>
-              <w:rPr>
-                <w:lang w:val="en-US"/>
-              </w:rPr>
-              <w:t>topic_name</w:t>
-            </w:r>
-            <w:proofErr w:type="spellEnd"/>
-            <w:r>
-              <w:rPr>
-                <w:lang w:val="en-US"/>
-              </w:rPr>
-              <w:t xml:space="preserve">": "Math", "description": "Algebra </w:t>
-            </w:r>
-            <w:proofErr w:type="spellStart"/>
-            <w:r>
-              <w:rPr>
-                <w:lang w:val="en-US"/>
-              </w:rPr>
-              <w:t>lernen</w:t>
-            </w:r>
-            <w:proofErr w:type="spellEnd"/>
-            <w:r>
-              <w:rPr>
-                <w:lang w:val="en-US"/>
-              </w:rPr>
-              <w:t xml:space="preserve">", "deadline": "2025-06-01" }, {...} </w:t>
+              <w:t xml:space="preserve">200 [ { "id": 1, "topic_name": "Math", "description": "Algebra lernen", "deadline": "2025-06-01" }, {...} </w:t>
             </w:r>
             <w:r>
               <w:t>]</w:t>
@@ -7517,13 +7181,8 @@
           </w:tcPr>
           <w:p>
             <w:r>
-              <w:t>/</w:t>
-            </w:r>
-            <w:proofErr w:type="spellStart"/>
-            <w:r>
-              <w:t>learning_goals</w:t>
-            </w:r>
-            <w:proofErr w:type="spellEnd"/>
+              <w:t>/learning_goals</w:t>
+            </w:r>
           </w:p>
         </w:tc>
         <w:tc>
@@ -7545,31 +7204,7 @@
           </w:tcPr>
           <w:p>
             <w:r>
-              <w:t>{ "</w:t>
-            </w:r>
-            <w:proofErr w:type="spellStart"/>
-            <w:r>
-              <w:t>topic_id</w:t>
-            </w:r>
-            <w:proofErr w:type="spellEnd"/>
-            <w:r>
-              <w:t>": 1, "</w:t>
-            </w:r>
-            <w:proofErr w:type="spellStart"/>
-            <w:r>
-              <w:t>description</w:t>
-            </w:r>
-            <w:proofErr w:type="spellEnd"/>
-            <w:r>
-              <w:t>": "Algebra lernen", "</w:t>
-            </w:r>
-            <w:proofErr w:type="spellStart"/>
-            <w:r>
-              <w:t>deadline</w:t>
-            </w:r>
-            <w:proofErr w:type="spellEnd"/>
-            <w:r>
-              <w:t>": "2025-06-01" }</w:t>
+              <w:t>{ "topic_id": 1, "description": "Algebra lernen", "deadline": "2025-06-01" }</w:t>
             </w:r>
           </w:p>
         </w:tc>
@@ -7592,73 +7227,17 @@
           </w:tcPr>
           <w:p>
             <w:r>
-              <w:t>201 { "</w:t>
-            </w:r>
-            <w:proofErr w:type="spellStart"/>
-            <w:r>
-              <w:t>message</w:t>
-            </w:r>
-            <w:proofErr w:type="spellEnd"/>
-            <w:r>
-              <w:t>": "Lernziel erfolgreich erstellt", "</w:t>
-            </w:r>
-            <w:proofErr w:type="spellStart"/>
-            <w:r>
-              <w:t>learning_goal_id</w:t>
-            </w:r>
-            <w:proofErr w:type="spellEnd"/>
-            <w:r>
-              <w:t>": 1 }</w:t>
+              <w:t>201 { "message": "Lernziel erfolgreich erstellt", "learning_goal_id": 1 }</w:t>
             </w:r>
           </w:p>
           <w:p>
             <w:r>
-              <w:t>400 { "</w:t>
-            </w:r>
-            <w:proofErr w:type="spellStart"/>
-            <w:r>
-              <w:t>error</w:t>
-            </w:r>
-            <w:proofErr w:type="spellEnd"/>
-            <w:r>
-              <w:t>": "</w:t>
-            </w:r>
-            <w:proofErr w:type="spellStart"/>
-            <w:r>
-              <w:t>topic_id</w:t>
-            </w:r>
-            <w:proofErr w:type="spellEnd"/>
-            <w:r>
-              <w:t xml:space="preserve">, </w:t>
-            </w:r>
-            <w:proofErr w:type="spellStart"/>
-            <w:r>
-              <w:t>description</w:t>
-            </w:r>
-            <w:proofErr w:type="spellEnd"/>
-            <w:r>
-              <w:t xml:space="preserve"> und </w:t>
-            </w:r>
-            <w:proofErr w:type="spellStart"/>
-            <w:r>
-              <w:t>deadline</w:t>
-            </w:r>
-            <w:proofErr w:type="spellEnd"/>
-            <w:r>
-              <w:t xml:space="preserve"> sind erforderlich" }</w:t>
+              <w:t>400 { "error": "topic_id, description und deadline sind erforderlich" }</w:t>
             </w:r>
           </w:p>
           <w:p>
             <w:r>
-              <w:t>404 { "</w:t>
-            </w:r>
-            <w:proofErr w:type="spellStart"/>
-            <w:r>
-              <w:t>error</w:t>
-            </w:r>
-            <w:proofErr w:type="spellEnd"/>
-            <w:r>
-              <w:t>": "Thema nicht gefunden" }</w:t>
+              <w:t>404 { "error": "Thema nicht gefunden" }</w:t>
             </w:r>
           </w:p>
         </w:tc>
@@ -7757,35 +7336,7 @@
               <w:rPr>
                 <w:lang w:val="en-US"/>
               </w:rPr>
-              <w:t>/</w:t>
-            </w:r>
-            <w:proofErr w:type="spellStart"/>
-            <w:r>
-              <w:rPr>
-                <w:lang w:val="en-US"/>
-              </w:rPr>
-              <w:t>learning_goals</w:t>
-            </w:r>
-            <w:proofErr w:type="spellEnd"/>
-            <w:r>
-              <w:rPr>
-                <w:lang w:val="en-US"/>
-              </w:rPr>
-              <w:t>/&lt;</w:t>
-            </w:r>
-            <w:proofErr w:type="spellStart"/>
-            <w:r>
-              <w:rPr>
-                <w:lang w:val="en-US"/>
-              </w:rPr>
-              <w:t>int:goal_id</w:t>
-            </w:r>
-            <w:proofErr w:type="spellEnd"/>
-            <w:r>
-              <w:rPr>
-                <w:lang w:val="en-US"/>
-              </w:rPr>
-              <w:t>&gt;</w:t>
+              <w:t>/learning_goals/&lt;int:goal_id&gt;</w:t>
             </w:r>
           </w:p>
         </w:tc>
@@ -7807,13 +7358,8 @@
           </w:tcPr>
           <w:p>
             <w:r>
-              <w:t xml:space="preserve">Cookie: </w:t>
-            </w:r>
-            <w:proofErr w:type="spellStart"/>
-            <w:r>
-              <w:t>auth_token</w:t>
-            </w:r>
-            <w:proofErr w:type="spellEnd"/>
+              <w:t>Cookie: auth_token</w:t>
+            </w:r>
           </w:p>
         </w:tc>
         <w:tc>
@@ -7834,23 +7380,7 @@
           </w:tcPr>
           <w:p>
             <w:r>
-              <w:t>200 { "</w:t>
-            </w:r>
-            <w:proofErr w:type="spellStart"/>
-            <w:r>
-              <w:t>id</w:t>
-            </w:r>
-            <w:proofErr w:type="spellEnd"/>
-            <w:r>
-              <w:t>": 1, "</w:t>
-            </w:r>
-            <w:proofErr w:type="spellStart"/>
-            <w:r>
-              <w:t>topic_name</w:t>
-            </w:r>
-            <w:proofErr w:type="spellEnd"/>
-            <w:r>
-              <w:t>"</w:t>
+              <w:t>200 { "id": 1, "topic_name"</w:t>
             </w:r>
             <w:r>
               <w:lastRenderedPageBreak/>
@@ -7858,15 +7388,7 @@
             </w:r>
             <w:r>
               <w:br/>
-              <w:t>404 { "</w:t>
-            </w:r>
-            <w:proofErr w:type="spellStart"/>
-            <w:r>
-              <w:t>error</w:t>
-            </w:r>
-            <w:proofErr w:type="spellEnd"/>
-            <w:r>
-              <w:t>": "Lernziel nicht gefunden" }</w:t>
+              <w:t>404 { "error": "Lernziel nicht gefunden" }</w:t>
             </w:r>
           </w:p>
         </w:tc>
@@ -7968,13 +7490,8 @@
           </w:tcPr>
           <w:p>
             <w:r>
-              <w:t>/</w:t>
-            </w:r>
-            <w:proofErr w:type="spellStart"/>
-            <w:r>
-              <w:t>study_methods</w:t>
-            </w:r>
-            <w:proofErr w:type="spellEnd"/>
+              <w:t>/study_methods</w:t>
+            </w:r>
           </w:p>
         </w:tc>
         <w:tc>
@@ -8003,35 +7520,7 @@
               <w:rPr>
                 <w:lang w:val="en-US"/>
               </w:rPr>
-              <w:t>{ "</w:t>
-            </w:r>
-            <w:proofErr w:type="spellStart"/>
-            <w:r>
-              <w:rPr>
-                <w:lang w:val="en-US"/>
-              </w:rPr>
-              <w:t>goal_id</w:t>
-            </w:r>
-            <w:proofErr w:type="spellEnd"/>
-            <w:r>
-              <w:rPr>
-                <w:lang w:val="en-US"/>
-              </w:rPr>
-              <w:t>": 1, "type": "video", "content": "</w:t>
-            </w:r>
-            <w:proofErr w:type="spellStart"/>
-            <w:r>
-              <w:rPr>
-                <w:lang w:val="en-US"/>
-              </w:rPr>
-              <w:t>youtube_id</w:t>
-            </w:r>
-            <w:proofErr w:type="spellEnd"/>
-            <w:r>
-              <w:rPr>
-                <w:lang w:val="en-US"/>
-              </w:rPr>
-              <w:t>" }</w:t>
+              <w:t>{ "goal_id": 1, "type": "video", "content": "youtube_id" }</w:t>
             </w:r>
           </w:p>
         </w:tc>
@@ -8061,21 +7550,7 @@
               <w:rPr>
                 <w:lang w:val="en-US"/>
               </w:rPr>
-              <w:t xml:space="preserve">201 { "message": "Methode </w:t>
-            </w:r>
-            <w:proofErr w:type="spellStart"/>
-            <w:r>
-              <w:rPr>
-                <w:lang w:val="en-US"/>
-              </w:rPr>
-              <w:t>gespeichert</w:t>
-            </w:r>
-            <w:proofErr w:type="spellEnd"/>
-            <w:r>
-              <w:rPr>
-                <w:lang w:val="en-US"/>
-              </w:rPr>
-              <w:t>", "method": { ... } }</w:t>
+              <w:t>201 { "message": "Methode gespeichert", "method": { ... } }</w:t>
             </w:r>
             <w:r>
               <w:rPr>
@@ -8180,35 +7655,7 @@
               <w:rPr>
                 <w:lang w:val="en-US"/>
               </w:rPr>
-              <w:t>/</w:t>
-            </w:r>
-            <w:proofErr w:type="spellStart"/>
-            <w:r>
-              <w:rPr>
-                <w:lang w:val="en-US"/>
-              </w:rPr>
-              <w:t>study_methods</w:t>
-            </w:r>
-            <w:proofErr w:type="spellEnd"/>
-            <w:r>
-              <w:rPr>
-                <w:lang w:val="en-US"/>
-              </w:rPr>
-              <w:t>/&lt;</w:t>
-            </w:r>
-            <w:proofErr w:type="spellStart"/>
-            <w:r>
-              <w:rPr>
-                <w:lang w:val="en-US"/>
-              </w:rPr>
-              <w:t>int:goal_id</w:t>
-            </w:r>
-            <w:proofErr w:type="spellEnd"/>
-            <w:r>
-              <w:rPr>
-                <w:lang w:val="en-US"/>
-              </w:rPr>
-              <w:t>&gt;</w:t>
+              <w:t>/study_methods/&lt;int:goal_id&gt;</w:t>
             </w:r>
           </w:p>
         </w:tc>
@@ -8230,13 +7677,8 @@
           </w:tcPr>
           <w:p>
             <w:r>
-              <w:t xml:space="preserve">Cookie: </w:t>
-            </w:r>
-            <w:proofErr w:type="spellStart"/>
-            <w:r>
-              <w:t>auth_token</w:t>
-            </w:r>
-            <w:proofErr w:type="spellEnd"/>
+              <w:t>Cookie: auth_token</w:t>
+            </w:r>
           </w:p>
         </w:tc>
         <w:tc>
@@ -8265,21 +7707,7 @@
               <w:rPr>
                 <w:lang w:val="en-US"/>
               </w:rPr>
-              <w:t>200 [ { "id": 1, "</w:t>
-            </w:r>
-            <w:proofErr w:type="spellStart"/>
-            <w:r>
-              <w:rPr>
-                <w:lang w:val="en-US"/>
-              </w:rPr>
-              <w:t>method_type</w:t>
-            </w:r>
-            <w:proofErr w:type="spellEnd"/>
-            <w:r>
-              <w:rPr>
-                <w:lang w:val="en-US"/>
-              </w:rPr>
-              <w:t>": "video", ... }, ... ]</w:t>
+              <w:t>200 [ { "id": 1, "method_type": "video", ... }, ... ]</w:t>
             </w:r>
             <w:r>
               <w:rPr>
@@ -8384,49 +7812,7 @@
               <w:rPr>
                 <w:lang w:val="en-US"/>
               </w:rPr>
-              <w:t>/</w:t>
-            </w:r>
-            <w:proofErr w:type="spellStart"/>
-            <w:r>
-              <w:rPr>
-                <w:lang w:val="en-US"/>
-              </w:rPr>
-              <w:t>study_methods</w:t>
-            </w:r>
-            <w:proofErr w:type="spellEnd"/>
-            <w:r>
-              <w:rPr>
-                <w:lang w:val="en-US"/>
-              </w:rPr>
-              <w:t>/&lt;</w:t>
-            </w:r>
-            <w:proofErr w:type="spellStart"/>
-            <w:r>
-              <w:rPr>
-                <w:lang w:val="en-US"/>
-              </w:rPr>
-              <w:t>int:goal_id</w:t>
-            </w:r>
-            <w:proofErr w:type="spellEnd"/>
-            <w:r>
-              <w:rPr>
-                <w:lang w:val="en-US"/>
-              </w:rPr>
-              <w:t>&gt;/&lt;</w:t>
-            </w:r>
-            <w:proofErr w:type="spellStart"/>
-            <w:r>
-              <w:rPr>
-                <w:lang w:val="en-US"/>
-              </w:rPr>
-              <w:t>string:content</w:t>
-            </w:r>
-            <w:proofErr w:type="spellEnd"/>
-            <w:r>
-              <w:rPr>
-                <w:lang w:val="en-US"/>
-              </w:rPr>
-              <w:t>&gt;</w:t>
+              <w:t>/study_methods/&lt;int:goal_id&gt;/&lt;string:content&gt;</w:t>
             </w:r>
           </w:p>
         </w:tc>
@@ -8448,13 +7834,8 @@
           </w:tcPr>
           <w:p>
             <w:r>
-              <w:t xml:space="preserve">Cookie: </w:t>
-            </w:r>
-            <w:proofErr w:type="spellStart"/>
-            <w:r>
-              <w:t>auth_token</w:t>
-            </w:r>
-            <w:proofErr w:type="spellEnd"/>
+              <w:t>Cookie: auth_token</w:t>
+            </w:r>
           </w:p>
         </w:tc>
         <w:tc>
@@ -8475,27 +7856,11 @@
           </w:tcPr>
           <w:p>
             <w:r>
-              <w:t>200 { "</w:t>
-            </w:r>
-            <w:proofErr w:type="spellStart"/>
-            <w:r>
-              <w:t>message</w:t>
-            </w:r>
-            <w:proofErr w:type="spellEnd"/>
-            <w:r>
-              <w:t>": "Methode erfolgreich gelöscht" }</w:t>
+              <w:t>200 { "message": "Methode erfolgreich gelöscht" }</w:t>
             </w:r>
             <w:r>
               <w:br/>
-              <w:t>404 { "</w:t>
-            </w:r>
-            <w:proofErr w:type="spellStart"/>
-            <w:r>
-              <w:t>error</w:t>
-            </w:r>
-            <w:proofErr w:type="spellEnd"/>
-            <w:r>
-              <w:t>": "Methode nicht gefunden" }</w:t>
+              <w:t>404 { "error": "Methode nicht gefunden" }</w:t>
             </w:r>
           </w:p>
         </w:tc>
@@ -8517,15 +7882,7 @@
           </w:tcPr>
           <w:p>
             <w:r>
-              <w:t>Löscht eine Lernmethode anhand der </w:t>
-            </w:r>
-            <w:proofErr w:type="spellStart"/>
-            <w:r>
-              <w:t>content</w:t>
-            </w:r>
-            <w:proofErr w:type="spellEnd"/>
-            <w:r>
-              <w:t>-ID</w:t>
+              <w:t>Löscht eine Lernmethode anhand der content-ID</w:t>
             </w:r>
           </w:p>
         </w:tc>
@@ -8598,13 +7955,8 @@
               </w:rPr>
             </w:pPr>
             <w:r>
-              <w:t>/</w:t>
-            </w:r>
-            <w:proofErr w:type="spellStart"/>
-            <w:r>
-              <w:t>youtube-search</w:t>
-            </w:r>
-            <w:proofErr w:type="spellEnd"/>
+              <w:t>/youtube-search</w:t>
+            </w:r>
           </w:p>
         </w:tc>
         <w:tc>
@@ -8663,21 +8015,7 @@
               <w:rPr>
                 <w:lang w:val="en-US"/>
               </w:rPr>
-              <w:t>200 [ { "</w:t>
-            </w:r>
-            <w:proofErr w:type="spellStart"/>
-            <w:r>
-              <w:rPr>
-                <w:lang w:val="en-US"/>
-              </w:rPr>
-              <w:t>videoId</w:t>
-            </w:r>
-            <w:proofErr w:type="spellEnd"/>
-            <w:r>
-              <w:rPr>
-                <w:lang w:val="en-US"/>
-              </w:rPr>
-              <w:t>": "abc123", "title": "Algebra Basics", ... }, ... ]</w:t>
+              <w:t>200 [ { "videoId": "abc123", "title": "Algebra Basics", ... }, ... ]</w:t>
             </w:r>
           </w:p>
         </w:tc>
@@ -8815,15 +8153,7 @@
         <w:t>Backend</w:t>
       </w:r>
       <w:r>
-        <w:t xml:space="preserve">: </w:t>
-      </w:r>
-      <w:proofErr w:type="spellStart"/>
-      <w:r>
-        <w:t>Flask</w:t>
-      </w:r>
-      <w:proofErr w:type="spellEnd"/>
-      <w:r>
-        <w:t>-basierte REST-API zur Datenverarbeitung.</w:t>
+        <w:t>: Flask-basierte REST-API zur Datenverarbeitung.</w:t>
       </w:r>
     </w:p>
     <w:p>
@@ -8837,15 +8167,7 @@
         <w:t>Datenbank</w:t>
       </w:r>
       <w:r>
-        <w:t xml:space="preserve">: SQLite (Entwicklung) mit </w:t>
-      </w:r>
-      <w:proofErr w:type="spellStart"/>
-      <w:r>
-        <w:t>SQLAlchemy</w:t>
-      </w:r>
-      <w:proofErr w:type="spellEnd"/>
-      <w:r>
-        <w:t xml:space="preserve"> als ORM.</w:t>
+        <w:t>: SQLite (Entwicklung) mit SQLAlchemy als ORM.</w:t>
       </w:r>
     </w:p>
     <w:p>
@@ -8953,13 +8275,8 @@
       <w:r>
         <w:t xml:space="preserve"> Der Request wird durch die </w:t>
       </w:r>
-      <w:proofErr w:type="spellStart"/>
-      <w:r>
-        <w:t>Flask</w:t>
-      </w:r>
-      <w:proofErr w:type="spellEnd"/>
-      <w:r>
-        <w:t>-API validiert</w:t>
+      <w:r>
+        <w:t>Flask-API validiert</w:t>
       </w:r>
       <w:r>
         <w:t xml:space="preserve">. </w:t>
@@ -9237,11 +8554,9 @@
       <w:r>
         <w:t xml:space="preserve">erfahren erstellt. Durch die Funktion </w:t>
       </w:r>
-      <w:proofErr w:type="spellStart"/>
       <w:r>
         <w:t>generate_token</w:t>
       </w:r>
-      <w:proofErr w:type="spellEnd"/>
       <w:r>
         <w:t xml:space="preserve"> wird ein </w:t>
       </w:r>
@@ -9249,15 +8564,7 @@
         <w:t>16</w:t>
       </w:r>
       <w:r>
-        <w:t>-stelliger hexadezimal Zufallstoken erstellt. Dies stellt eine sehr hohe Sicherheit gegen Brute-</w:t>
-      </w:r>
-      <w:proofErr w:type="spellStart"/>
-      <w:r>
-        <w:t>Froce</w:t>
-      </w:r>
-      <w:proofErr w:type="spellEnd"/>
-      <w:r>
-        <w:t xml:space="preserve">-Angriffe. Ebenso wird so eine hohe Wahrscheinlichkeit auf die </w:t>
+        <w:t xml:space="preserve">-stelliger hexadezimal Zufallstoken erstellt. Dies stellt eine sehr hohe Sicherheit gegen Brute-Froce-Angriffe. Ebenso wird so eine hohe Wahrscheinlichkeit auf die </w:t>
       </w:r>
       <w:r>
         <w:t>Einzigartigkeit</w:t>
@@ -9271,161 +8578,72 @@
       <w:r>
         <w:t xml:space="preserve">vgl. </w:t>
       </w:r>
-      <w:proofErr w:type="spellStart"/>
-      <w:r>
-        <w:t>Stouffer</w:t>
-      </w:r>
-      <w:proofErr w:type="spellEnd"/>
-      <w:r>
-        <w:t xml:space="preserve">, M. (2022): Python API Development </w:t>
-      </w:r>
-      <w:proofErr w:type="spellStart"/>
-      <w:r>
-        <w:t>Fundamentals</w:t>
-      </w:r>
-      <w:proofErr w:type="spellEnd"/>
-      <w:r>
-        <w:t xml:space="preserve"> (Abschnitte: "Token-Management" und "Robustes Fehlerhandling"))</w:t>
+      <w:r>
+        <w:t>Stouffer, M. (2022): Python API Development Fundamentals (Abschnitte: "Token-Management" und "Robustes Fehlerhandling"))</w:t>
       </w:r>
       <w:r>
         <w:t xml:space="preserve"> </w:t>
       </w:r>
       <w:r>
         <w:br/>
-      </w:r>
-      <w:proofErr w:type="spellStart"/>
-      <w:r>
-        <w:t>def</w:t>
-      </w:r>
-      <w:proofErr w:type="spellEnd"/>
+        <w:t xml:space="preserve">def generate_token(self):  </w:t>
+      </w:r>
+      <w:r>
+        <w:br/>
+        <w:t xml:space="preserve">        return secrets.token_hex(16) </w:t>
+      </w:r>
+    </w:p>
+    <w:p>
+      <w:r>
+        <w:rPr>
+          <w:rStyle w:val="berschrift4Zchn"/>
+        </w:rPr>
+        <w:t>Automatische Token-Validierung</w:t>
+      </w:r>
+      <w:r>
+        <w:br/>
+      </w:r>
+      <w:r>
+        <w:t>Die Funktion is_token_valid prüft</w:t>
+      </w:r>
+      <w:r>
+        <w:t>,</w:t>
+      </w:r>
+      <w:r>
+        <w:t xml:space="preserve"> ob der Token innerhalb der gewünschten Gültigkeitsdauer liegt. In der Funktion wird das Erstelldatum des Tokens mit der aktuellen Zeit</w:t>
+      </w:r>
       <w:r>
         <w:t xml:space="preserve"> </w:t>
       </w:r>
-      <w:proofErr w:type="spellStart"/>
-      <w:r>
-        <w:t>generate_token</w:t>
-      </w:r>
-      <w:proofErr w:type="spellEnd"/>
-      <w:r>
-        <w:t>(</w:t>
-      </w:r>
-      <w:proofErr w:type="spellStart"/>
-      <w:r>
-        <w:t>self</w:t>
-      </w:r>
-      <w:proofErr w:type="spellEnd"/>
-      <w:r>
-        <w:t xml:space="preserve">):  </w:t>
+      <w:r>
+        <w:t xml:space="preserve">verglichen. Abgelaufene Tokens werden </w:t>
+      </w:r>
+      <w:r>
+        <w:t>ohne Verzögerung</w:t>
+      </w:r>
+      <w:r>
+        <w:t xml:space="preserve"> erkannt und als ungültig markiert, w</w:t>
+      </w:r>
+      <w:r>
+        <w:t xml:space="preserve">o </w:t>
+      </w:r>
+      <w:r>
+        <w:t>durch</w:t>
+      </w:r>
+      <w:r>
+        <w:t xml:space="preserve"> die Session-Sicherheit erhöht</w:t>
+      </w:r>
+      <w:r>
+        <w:t xml:space="preserve"> wird</w:t>
+      </w:r>
+      <w:r>
+        <w:t xml:space="preserve">. </w:t>
       </w:r>
       <w:r>
         <w:br/>
-        <w:t xml:space="preserve">        </w:t>
-      </w:r>
-      <w:proofErr w:type="spellStart"/>
-      <w:r>
-        <w:t>return</w:t>
-      </w:r>
-      <w:proofErr w:type="spellEnd"/>
-      <w:r>
-        <w:t xml:space="preserve"> </w:t>
-      </w:r>
-      <w:proofErr w:type="spellStart"/>
-      <w:r>
-        <w:t>secrets.token_hex</w:t>
-      </w:r>
-      <w:proofErr w:type="spellEnd"/>
-      <w:r>
-        <w:t xml:space="preserve">(16) </w:t>
-      </w:r>
-    </w:p>
-    <w:p>
-      <w:r>
-        <w:rPr>
-          <w:rStyle w:val="berschrift4Zchn"/>
-        </w:rPr>
-        <w:t>Automatische Token-Validierung</w:t>
-      </w:r>
-      <w:r>
-        <w:br/>
-      </w:r>
-      <w:r>
-        <w:t xml:space="preserve">Die Funktion </w:t>
-      </w:r>
-      <w:proofErr w:type="spellStart"/>
-      <w:r>
-        <w:t>is_token_valid</w:t>
-      </w:r>
-      <w:proofErr w:type="spellEnd"/>
-      <w:r>
-        <w:t xml:space="preserve"> prüft</w:t>
-      </w:r>
-      <w:r>
-        <w:t>,</w:t>
-      </w:r>
-      <w:r>
-        <w:t xml:space="preserve"> ob der Token innerhalb der gewünschten Gültigkeitsdauer liegt. In der Funktion wird das Erstelldatum des Tokens mit der aktuellen Zeit</w:t>
-      </w:r>
-      <w:r>
-        <w:t xml:space="preserve"> </w:t>
-      </w:r>
-      <w:r>
-        <w:t xml:space="preserve">verglichen. Abgelaufene Tokens werden </w:t>
-      </w:r>
-      <w:r>
-        <w:t>ohne Verzögerung</w:t>
-      </w:r>
-      <w:r>
-        <w:t xml:space="preserve"> erkannt und als ungültig markiert, w</w:t>
-      </w:r>
-      <w:r>
-        <w:t xml:space="preserve">o </w:t>
-      </w:r>
-      <w:r>
-        <w:t>durch</w:t>
-      </w:r>
-      <w:r>
-        <w:t xml:space="preserve"> die Session-Sicherheit erhöht</w:t>
-      </w:r>
-      <w:r>
-        <w:t xml:space="preserve"> wird</w:t>
-      </w:r>
-      <w:r>
-        <w:t xml:space="preserve">. </w:t>
-      </w:r>
-      <w:r>
-        <w:br/>
-      </w:r>
-      <w:proofErr w:type="spellStart"/>
-      <w:r>
-        <w:t>def</w:t>
-      </w:r>
-      <w:proofErr w:type="spellEnd"/>
-      <w:r>
-        <w:t xml:space="preserve"> </w:t>
-      </w:r>
-      <w:proofErr w:type="spellStart"/>
-      <w:r>
-        <w:t>is_token_valid</w:t>
-      </w:r>
-      <w:proofErr w:type="spellEnd"/>
-      <w:r>
-        <w:t>(</w:t>
-      </w:r>
-      <w:proofErr w:type="spellStart"/>
-      <w:r>
-        <w:t>self</w:t>
-      </w:r>
-      <w:proofErr w:type="spellEnd"/>
-      <w:r>
-        <w:t xml:space="preserve">, </w:t>
-      </w:r>
-      <w:proofErr w:type="spellStart"/>
-      <w:r>
-        <w:t>token</w:t>
-      </w:r>
-      <w:proofErr w:type="spellEnd"/>
-      <w:r>
-        <w:t>):</w:t>
+      </w:r>
+      <w:r>
+        <w:t>def is_token_valid(self, token):</w:t>
       </w:r>
       <w:r>
         <w:rPr>
@@ -9435,575 +8653,161 @@
         <w:br/>
         <w:t xml:space="preserve">    </w:t>
       </w:r>
-      <w:proofErr w:type="spellStart"/>
-      <w:r>
-        <w:t>token_instance</w:t>
-      </w:r>
-      <w:proofErr w:type="spellEnd"/>
-      <w:r>
-        <w:t xml:space="preserve"> = </w:t>
-      </w:r>
-      <w:proofErr w:type="spellStart"/>
-      <w:r>
-        <w:t>Token.query.filter_by</w:t>
-      </w:r>
-      <w:proofErr w:type="spellEnd"/>
-      <w:r>
-        <w:t>(</w:t>
-      </w:r>
-      <w:proofErr w:type="spellStart"/>
-      <w:r>
-        <w:t>token</w:t>
-      </w:r>
-      <w:proofErr w:type="spellEnd"/>
-      <w:r>
-        <w:t>=</w:t>
-      </w:r>
-      <w:proofErr w:type="spellStart"/>
-      <w:r>
-        <w:t>token</w:t>
-      </w:r>
-      <w:proofErr w:type="spellEnd"/>
-      <w:r>
-        <w:t>).</w:t>
-      </w:r>
-      <w:proofErr w:type="spellStart"/>
-      <w:r>
-        <w:t>first</w:t>
-      </w:r>
-      <w:proofErr w:type="spellEnd"/>
-      <w:r>
-        <w:t>()</w:t>
-      </w:r>
-      <w:r>
+      <w:r>
+        <w:t>token_instance = Token.query.filter_by(token=token).first()</w:t>
+      </w:r>
+      <w:r>
+        <w:br/>
+        <w:t xml:space="preserve">    if token_instance:</w:t>
+      </w:r>
+      <w:r>
+        <w:br/>
+        <w:t xml:space="preserve">        creation_time = datetime.fromtimestamp(token_instance.token_erstelldatum.timestamp())  # Konvertiere zurück</w:t>
+      </w:r>
+      <w:r>
+        <w:br/>
+        <w:t xml:space="preserve">        if datetime.now() - creation_time &lt; timedelta(seconds=self.token_lifetime):</w:t>
+      </w:r>
+      <w:r>
+        <w:br/>
+        <w:t xml:space="preserve">            return True</w:t>
+      </w:r>
+      <w:r>
+        <w:br/>
+        <w:t xml:space="preserve">    return False</w:t>
+      </w:r>
+    </w:p>
+    <w:p>
+      <w:r>
+        <w:rPr>
+          <w:rStyle w:val="berschrift4Zchn"/>
+        </w:rPr>
+        <w:t>Selbstreinigender Token-Mechanismus</w:t>
+      </w:r>
+      <w:r>
+        <w:br/>
+        <w:t>Bei jeder Benutzeranmeldung wird der Prozess get_or_create_token </w:t>
+      </w:r>
+      <w:r>
+        <w:t>aufgerufen</w:t>
+      </w:r>
+      <w:r>
+        <w:t>:</w:t>
+      </w:r>
+      <w:r>
+        <w:br/>
+        <w:t>Die Funktion prüft</w:t>
+      </w:r>
+      <w:r>
+        <w:t>,</w:t>
+      </w:r>
+      <w:r>
+        <w:t xml:space="preserve"> ob der Token noch gültig ist</w:t>
+      </w:r>
+      <w:r>
+        <w:t>,</w:t>
+      </w:r>
+      <w:r>
+        <w:t xml:space="preserve"> somit können Redundanzen verhindert werden. </w:t>
+      </w:r>
+      <w:r>
+        <w:t>Die abgelaufenen Tokens</w:t>
+      </w:r>
+      <w:r>
+        <w:t xml:space="preserve"> werden </w:t>
+      </w:r>
+      <w:r>
+        <w:t xml:space="preserve">unverzüglich </w:t>
+      </w:r>
+      <w:r>
+        <w:t xml:space="preserve">aus der Datenbank entfernt und ein </w:t>
+      </w:r>
+      <w:r>
+        <w:t>n</w:t>
+      </w:r>
+      <w:r>
+        <w:t>euer</w:t>
+      </w:r>
+      <w:r>
+        <w:t xml:space="preserve"> Token</w:t>
+      </w:r>
+      <w:r>
+        <w:t xml:space="preserve"> </w:t>
+      </w:r>
+      <w:r>
+        <w:t xml:space="preserve">wird </w:t>
+      </w:r>
+      <w:r>
+        <w:t xml:space="preserve">generiert. Mit dem neuen Token kann nun eine unterbrechungsfreie Sitzung gewährleistet werden. </w:t>
+      </w:r>
+      <w:r>
+        <w:br/>
+      </w:r>
+      <w:r>
+        <w:t>def get_or_create_token(self, user_id):</w:t>
+      </w:r>
+      <w:r>
+        <w:rPr>
+          <w:i/>
+          <w:iCs/>
+        </w:rPr>
         <w:br/>
         <w:t xml:space="preserve">    </w:t>
       </w:r>
-      <w:proofErr w:type="spellStart"/>
-      <w:r>
-        <w:t>if</w:t>
-      </w:r>
-      <w:proofErr w:type="spellEnd"/>
-      <w:r>
-        <w:t xml:space="preserve"> </w:t>
-      </w:r>
-      <w:proofErr w:type="spellStart"/>
-      <w:r>
-        <w:t>token_instance</w:t>
-      </w:r>
-      <w:proofErr w:type="spellEnd"/>
-      <w:r>
-        <w:t>:</w:t>
+      <w:r>
+        <w:t>token_instance = Token.query.filter_by(user_id=user_id).first()</w:t>
       </w:r>
       <w:r>
         <w:br/>
-        <w:t xml:space="preserve">        </w:t>
-      </w:r>
-      <w:proofErr w:type="spellStart"/>
-      <w:r>
-        <w:t>creation_time</w:t>
-      </w:r>
-      <w:proofErr w:type="spellEnd"/>
-      <w:r>
-        <w:t xml:space="preserve"> = datetime.fromtimestamp(token_instance.token_erstelldatum.timestamp())  # Konvertiere zurück</w:t>
+        <w:t xml:space="preserve">    if token_instance:</w:t>
       </w:r>
       <w:r>
         <w:br/>
-        <w:t xml:space="preserve">        </w:t>
-      </w:r>
-      <w:proofErr w:type="spellStart"/>
-      <w:r>
-        <w:t>if</w:t>
-      </w:r>
-      <w:proofErr w:type="spellEnd"/>
-      <w:r>
-        <w:t xml:space="preserve"> </w:t>
-      </w:r>
-      <w:proofErr w:type="spellStart"/>
-      <w:r>
-        <w:t>datetime.now</w:t>
-      </w:r>
-      <w:proofErr w:type="spellEnd"/>
-      <w:r>
-        <w:t xml:space="preserve">() - </w:t>
-      </w:r>
-      <w:proofErr w:type="spellStart"/>
-      <w:r>
-        <w:t>creation_time</w:t>
-      </w:r>
-      <w:proofErr w:type="spellEnd"/>
-      <w:r>
-        <w:t xml:space="preserve"> &lt; </w:t>
-      </w:r>
-      <w:proofErr w:type="spellStart"/>
-      <w:r>
-        <w:t>timedelta</w:t>
-      </w:r>
-      <w:proofErr w:type="spellEnd"/>
-      <w:r>
-        <w:t>(</w:t>
-      </w:r>
-      <w:proofErr w:type="spellStart"/>
-      <w:r>
-        <w:t>seconds</w:t>
-      </w:r>
-      <w:proofErr w:type="spellEnd"/>
-      <w:r>
-        <w:t>=</w:t>
-      </w:r>
-      <w:proofErr w:type="spellStart"/>
-      <w:r>
-        <w:t>self.token_lifetime</w:t>
-      </w:r>
-      <w:proofErr w:type="spellEnd"/>
-      <w:r>
-        <w:t>):</w:t>
+        <w:t xml:space="preserve">        current_time = datetime.now()</w:t>
       </w:r>
       <w:r>
         <w:br/>
-        <w:t xml:space="preserve">            </w:t>
-      </w:r>
-      <w:proofErr w:type="spellStart"/>
-      <w:r>
-        <w:t>return</w:t>
-      </w:r>
-      <w:proofErr w:type="spellEnd"/>
-      <w:r>
-        <w:t xml:space="preserve"> True</w:t>
+        <w:t xml:space="preserve">        if self.is_token_valid(token_instance.token):</w:t>
       </w:r>
       <w:r>
         <w:br/>
-        <w:t xml:space="preserve">    </w:t>
-      </w:r>
-      <w:proofErr w:type="spellStart"/>
-      <w:r>
-        <w:t>return</w:t>
-      </w:r>
-      <w:proofErr w:type="spellEnd"/>
-      <w:r>
-        <w:t xml:space="preserve"> </w:t>
-      </w:r>
-      <w:proofErr w:type="spellStart"/>
-      <w:r>
-        <w:t>False</w:t>
-      </w:r>
-      <w:proofErr w:type="spellEnd"/>
-    </w:p>
-    <w:p>
-      <w:r>
-        <w:rPr>
-          <w:rStyle w:val="berschrift4Zchn"/>
-        </w:rPr>
-        <w:t>Selbstreinigender Token-Mechanismus</w:t>
+        <w:t xml:space="preserve">            return token_instance.token</w:t>
       </w:r>
       <w:r>
         <w:br/>
-        <w:t>Bei jeder Benutzeranmeldung wird der Prozess </w:t>
-      </w:r>
-      <w:proofErr w:type="spellStart"/>
-      <w:r>
-        <w:t>get_or_create_token</w:t>
-      </w:r>
-      <w:proofErr w:type="spellEnd"/>
-      <w:r>
-        <w:t> </w:t>
-      </w:r>
-      <w:r>
-        <w:t>aufgerufen</w:t>
-      </w:r>
-      <w:r>
-        <w:t>:</w:t>
+        <w:t xml:space="preserve">        else:</w:t>
       </w:r>
       <w:r>
         <w:br/>
-        <w:t>Die Funktion prüft</w:t>
-      </w:r>
-      <w:r>
-        <w:t>,</w:t>
-      </w:r>
-      <w:r>
-        <w:t xml:space="preserve"> ob der Token noch gültig ist</w:t>
-      </w:r>
-      <w:r>
-        <w:t>,</w:t>
-      </w:r>
-      <w:r>
-        <w:t xml:space="preserve"> somit können Redundanzen verhindert werden. </w:t>
-      </w:r>
-      <w:r>
-        <w:t>Die abgelaufenen Tokens</w:t>
-      </w:r>
-      <w:r>
-        <w:t xml:space="preserve"> werden </w:t>
-      </w:r>
-      <w:r>
-        <w:t xml:space="preserve">unverzüglich </w:t>
-      </w:r>
-      <w:r>
-        <w:t xml:space="preserve">aus der Datenbank entfernt und ein </w:t>
-      </w:r>
-      <w:r>
-        <w:t>n</w:t>
-      </w:r>
-      <w:r>
-        <w:t>euer</w:t>
-      </w:r>
-      <w:r>
-        <w:t xml:space="preserve"> Token</w:t>
-      </w:r>
-      <w:r>
-        <w:t xml:space="preserve"> </w:t>
-      </w:r>
-      <w:r>
-        <w:t xml:space="preserve">wird </w:t>
-      </w:r>
-      <w:r>
-        <w:t xml:space="preserve">generiert. Mit dem neuen Token kann nun eine unterbrechungsfreie Sitzung gewährleistet werden. </w:t>
+        <w:t xml:space="preserve">            db.session.delete(token_instance)</w:t>
       </w:r>
       <w:r>
         <w:br/>
-      </w:r>
-      <w:proofErr w:type="spellStart"/>
-      <w:r>
-        <w:t>def</w:t>
-      </w:r>
-      <w:proofErr w:type="spellEnd"/>
-      <w:r>
-        <w:t xml:space="preserve"> </w:t>
-      </w:r>
-      <w:proofErr w:type="spellStart"/>
-      <w:r>
-        <w:t>get_or_create_token</w:t>
-      </w:r>
-      <w:proofErr w:type="spellEnd"/>
-      <w:r>
-        <w:t>(</w:t>
-      </w:r>
-      <w:proofErr w:type="spellStart"/>
-      <w:r>
-        <w:t>self</w:t>
-      </w:r>
-      <w:proofErr w:type="spellEnd"/>
-      <w:r>
-        <w:t xml:space="preserve">, </w:t>
-      </w:r>
-      <w:proofErr w:type="spellStart"/>
-      <w:r>
-        <w:t>user_id</w:t>
-      </w:r>
-      <w:proofErr w:type="spellEnd"/>
-      <w:r>
-        <w:t>):</w:t>
-      </w:r>
-      <w:r>
-        <w:rPr>
-          <w:i/>
-          <w:iCs/>
-        </w:rPr>
+        <w:t xml:space="preserve">            db.session.commit()</w:t>
+      </w:r>
+      <w:r>
         <w:br/>
-        <w:t xml:space="preserve">    </w:t>
-      </w:r>
-      <w:proofErr w:type="spellStart"/>
-      <w:r>
-        <w:t>token_instance</w:t>
-      </w:r>
-      <w:proofErr w:type="spellEnd"/>
-      <w:r>
-        <w:t xml:space="preserve"> = </w:t>
-      </w:r>
-      <w:proofErr w:type="spellStart"/>
-      <w:r>
-        <w:t>Token.query.filter_by</w:t>
-      </w:r>
-      <w:proofErr w:type="spellEnd"/>
-      <w:r>
-        <w:t>(</w:t>
-      </w:r>
-      <w:proofErr w:type="spellStart"/>
-      <w:r>
-        <w:t>user_id</w:t>
-      </w:r>
-      <w:proofErr w:type="spellEnd"/>
-      <w:r>
-        <w:t>=</w:t>
-      </w:r>
-      <w:proofErr w:type="spellStart"/>
-      <w:r>
-        <w:t>user_id</w:t>
-      </w:r>
-      <w:proofErr w:type="spellEnd"/>
-      <w:r>
-        <w:t>).</w:t>
-      </w:r>
-      <w:proofErr w:type="spellStart"/>
-      <w:r>
-        <w:t>first</w:t>
-      </w:r>
-      <w:proofErr w:type="spellEnd"/>
-      <w:r>
-        <w:t>()</w:t>
+        <w:t xml:space="preserve">    new_token = self.generate_token()</w:t>
       </w:r>
       <w:r>
         <w:br/>
-        <w:t xml:space="preserve">    </w:t>
-      </w:r>
-      <w:proofErr w:type="spellStart"/>
-      <w:r>
-        <w:t>if</w:t>
-      </w:r>
-      <w:proofErr w:type="spellEnd"/>
-      <w:r>
-        <w:t xml:space="preserve"> </w:t>
-      </w:r>
-      <w:proofErr w:type="spellStart"/>
-      <w:r>
-        <w:t>token_instance</w:t>
-      </w:r>
-      <w:proofErr w:type="spellEnd"/>
-      <w:r>
-        <w:t>:</w:t>
+        <w:t xml:space="preserve">    new_token_instance = Token(token=new_token, token_erstelldatum=datetime.now(), user_id=user_id)</w:t>
       </w:r>
       <w:r>
         <w:br/>
-        <w:t xml:space="preserve">        </w:t>
-      </w:r>
-      <w:proofErr w:type="spellStart"/>
-      <w:r>
-        <w:t>current_time</w:t>
-      </w:r>
-      <w:proofErr w:type="spellEnd"/>
-      <w:r>
-        <w:t xml:space="preserve"> = </w:t>
-      </w:r>
-      <w:proofErr w:type="spellStart"/>
-      <w:r>
-        <w:t>datetime.now</w:t>
-      </w:r>
-      <w:proofErr w:type="spellEnd"/>
-      <w:r>
-        <w:t>()</w:t>
+        <w:t xml:space="preserve">    db.session.add(new_token_instance)</w:t>
       </w:r>
       <w:r>
         <w:br/>
-        <w:t xml:space="preserve">        </w:t>
-      </w:r>
-      <w:proofErr w:type="spellStart"/>
-      <w:r>
-        <w:t>if</w:t>
-      </w:r>
-      <w:proofErr w:type="spellEnd"/>
-      <w:r>
-        <w:t xml:space="preserve"> </w:t>
-      </w:r>
-      <w:proofErr w:type="spellStart"/>
-      <w:r>
-        <w:t>self.is_token_valid</w:t>
-      </w:r>
-      <w:proofErr w:type="spellEnd"/>
-      <w:r>
-        <w:t>(</w:t>
-      </w:r>
-      <w:proofErr w:type="spellStart"/>
-      <w:r>
-        <w:t>token_instance.token</w:t>
-      </w:r>
-      <w:proofErr w:type="spellEnd"/>
-      <w:r>
-        <w:t>):</w:t>
+        <w:t xml:space="preserve">    db.session.commit()</w:t>
       </w:r>
       <w:r>
         <w:br/>
-        <w:t xml:space="preserve">            </w:t>
-      </w:r>
-      <w:proofErr w:type="spellStart"/>
-      <w:r>
-        <w:t>return</w:t>
-      </w:r>
-      <w:proofErr w:type="spellEnd"/>
-      <w:r>
-        <w:t xml:space="preserve"> </w:t>
-      </w:r>
-      <w:proofErr w:type="spellStart"/>
-      <w:r>
-        <w:t>token_instance.token</w:t>
-      </w:r>
-      <w:proofErr w:type="spellEnd"/>
-      <w:r>
-        <w:br/>
-        <w:t xml:space="preserve">        </w:t>
-      </w:r>
-      <w:proofErr w:type="spellStart"/>
-      <w:r>
-        <w:t>else</w:t>
-      </w:r>
-      <w:proofErr w:type="spellEnd"/>
-      <w:r>
-        <w:t>:</w:t>
-      </w:r>
-      <w:r>
-        <w:br/>
-        <w:t xml:space="preserve">            </w:t>
-      </w:r>
-      <w:proofErr w:type="spellStart"/>
-      <w:r>
-        <w:t>db.session.delete</w:t>
-      </w:r>
-      <w:proofErr w:type="spellEnd"/>
-      <w:r>
-        <w:t>(</w:t>
-      </w:r>
-      <w:proofErr w:type="spellStart"/>
-      <w:r>
-        <w:t>token_instance</w:t>
-      </w:r>
-      <w:proofErr w:type="spellEnd"/>
-      <w:r>
-        <w:t>)</w:t>
-      </w:r>
-      <w:r>
-        <w:br/>
-        <w:t xml:space="preserve">            </w:t>
-      </w:r>
-      <w:proofErr w:type="spellStart"/>
-      <w:r>
-        <w:t>db.session.commit</w:t>
-      </w:r>
-      <w:proofErr w:type="spellEnd"/>
-      <w:r>
-        <w:t>()</w:t>
-      </w:r>
-      <w:r>
-        <w:br/>
-        <w:t xml:space="preserve">    </w:t>
-      </w:r>
-      <w:proofErr w:type="spellStart"/>
-      <w:r>
-        <w:t>new_token</w:t>
-      </w:r>
-      <w:proofErr w:type="spellEnd"/>
-      <w:r>
-        <w:t xml:space="preserve"> = </w:t>
-      </w:r>
-      <w:proofErr w:type="spellStart"/>
-      <w:r>
-        <w:t>self.generate_token</w:t>
-      </w:r>
-      <w:proofErr w:type="spellEnd"/>
-      <w:r>
-        <w:t>()</w:t>
-      </w:r>
-      <w:r>
-        <w:br/>
-        <w:t xml:space="preserve">    </w:t>
-      </w:r>
-      <w:proofErr w:type="spellStart"/>
-      <w:r>
-        <w:t>new_token_instance</w:t>
-      </w:r>
-      <w:proofErr w:type="spellEnd"/>
-      <w:r>
-        <w:t xml:space="preserve"> = Token(</w:t>
-      </w:r>
-      <w:proofErr w:type="spellStart"/>
-      <w:r>
-        <w:t>token</w:t>
-      </w:r>
-      <w:proofErr w:type="spellEnd"/>
-      <w:r>
-        <w:t>=</w:t>
-      </w:r>
-      <w:proofErr w:type="spellStart"/>
-      <w:r>
-        <w:t>new_token</w:t>
-      </w:r>
-      <w:proofErr w:type="spellEnd"/>
-      <w:r>
-        <w:t xml:space="preserve">, </w:t>
-      </w:r>
-      <w:proofErr w:type="spellStart"/>
-      <w:r>
-        <w:t>token_erstelldatum</w:t>
-      </w:r>
-      <w:proofErr w:type="spellEnd"/>
-      <w:r>
-        <w:t>=</w:t>
-      </w:r>
-      <w:proofErr w:type="spellStart"/>
-      <w:r>
-        <w:t>datetime.now</w:t>
-      </w:r>
-      <w:proofErr w:type="spellEnd"/>
-      <w:r>
-        <w:t xml:space="preserve">(), </w:t>
-      </w:r>
-      <w:proofErr w:type="spellStart"/>
-      <w:r>
-        <w:t>user_id</w:t>
-      </w:r>
-      <w:proofErr w:type="spellEnd"/>
-      <w:r>
-        <w:t>=</w:t>
-      </w:r>
-      <w:proofErr w:type="spellStart"/>
-      <w:r>
-        <w:t>user_id</w:t>
-      </w:r>
-      <w:proofErr w:type="spellEnd"/>
-      <w:r>
-        <w:t>)</w:t>
-      </w:r>
-      <w:r>
-        <w:br/>
-        <w:t xml:space="preserve">    </w:t>
-      </w:r>
-      <w:proofErr w:type="spellStart"/>
-      <w:r>
-        <w:t>db.session.add</w:t>
-      </w:r>
-      <w:proofErr w:type="spellEnd"/>
-      <w:r>
-        <w:t>(</w:t>
-      </w:r>
-      <w:proofErr w:type="spellStart"/>
-      <w:r>
-        <w:t>new_token_instance</w:t>
-      </w:r>
-      <w:proofErr w:type="spellEnd"/>
-      <w:r>
-        <w:t>)</w:t>
-      </w:r>
-      <w:r>
-        <w:br/>
-        <w:t xml:space="preserve">    </w:t>
-      </w:r>
-      <w:proofErr w:type="spellStart"/>
-      <w:r>
-        <w:t>db.session.commit</w:t>
-      </w:r>
-      <w:proofErr w:type="spellEnd"/>
-      <w:r>
-        <w:t>()</w:t>
-      </w:r>
-      <w:r>
-        <w:br/>
       </w:r>
       <w:r>
         <w:lastRenderedPageBreak/>
-        <w:t xml:space="preserve"> </w:t>
-      </w:r>
-      <w:proofErr w:type="spellStart"/>
-      <w:r>
-        <w:t>return</w:t>
-      </w:r>
-      <w:proofErr w:type="spellEnd"/>
-      <w:r>
-        <w:t xml:space="preserve"> </w:t>
-      </w:r>
-      <w:proofErr w:type="spellStart"/>
-      <w:r>
-        <w:t>new_token</w:t>
-      </w:r>
-      <w:proofErr w:type="spellEnd"/>
+        <w:t xml:space="preserve"> return new_token</w:t>
+      </w:r>
       <w:r>
         <w:br/>
       </w:r>
@@ -10195,336 +8999,229 @@
         <w:t>e</w:t>
       </w:r>
       <w:r>
+        <w:t xml:space="preserve"> Flask-Migrate oder ähnliche Bibliotheken.</w:t>
+      </w:r>
+      <w:r>
         <w:t xml:space="preserve"> </w:t>
       </w:r>
-      <w:proofErr w:type="spellStart"/>
-      <w:r>
-        <w:t>Flask-Migrate</w:t>
-      </w:r>
-      <w:proofErr w:type="spellEnd"/>
-      <w:r>
-        <w:t> oder ähnliche Bibliotheken.</w:t>
+      <w:r>
+        <w:t>(Erklärung folgt)</w:t>
+      </w:r>
+    </w:p>
+    <w:p>
+      <w:r>
+        <w:t>Workaround</w:t>
+      </w:r>
+      <w:r>
+        <w:t>:</w:t>
+      </w:r>
+    </w:p>
+    <w:p>
+      <w:pPr>
+        <w:rPr>
+          <w:lang w:val="en-US"/>
+        </w:rPr>
+      </w:pPr>
+      <w:r>
+        <w:t>Die Datenbankdatei musste manuell gelöscht werden</w:t>
+      </w:r>
+      <w:r>
+        <w:t>.</w:t>
       </w:r>
       <w:r>
         <w:t xml:space="preserve"> </w:t>
       </w:r>
       <w:r>
-        <w:t>(Erklärung folgt)</w:t>
-      </w:r>
-    </w:p>
-    <w:p>
-      <w:r>
-        <w:t>Workaround</w:t>
-      </w:r>
-      <w:r>
-        <w:t>:</w:t>
-      </w:r>
-    </w:p>
-    <w:p>
-      <w:pPr>
-        <w:rPr>
-          <w:lang w:val="en-US"/>
-        </w:rPr>
-      </w:pPr>
-      <w:r>
-        <w:t>Die Datenbankdatei musste manuell gelöscht werden</w:t>
-      </w:r>
-      <w:r>
-        <w:t>.</w:t>
+        <w:t>D</w:t>
+      </w:r>
+      <w:r>
+        <w:t>ies war erforderlich</w:t>
+      </w:r>
+      <w:r>
+        <w:t>,</w:t>
+      </w:r>
+      <w:r>
+        <w:t xml:space="preserve"> um Änderungen </w:t>
+      </w:r>
+      <w:r>
+        <w:t xml:space="preserve">an dem </w:t>
+      </w:r>
+      <w:r>
+        <w:t xml:space="preserve"> Datenbankschema </w:t>
+      </w:r>
+      <w:r>
+        <w:t>umzusetzen</w:t>
+      </w:r>
+      <w:r>
+        <w:t xml:space="preserve">. </w:t>
+      </w:r>
+      <w:r>
+        <w:t>Allerdings</w:t>
+      </w:r>
+      <w:r>
+        <w:t xml:space="preserve"> brachte</w:t>
+      </w:r>
+      <w:r>
+        <w:t xml:space="preserve"> das </w:t>
+      </w:r>
+      <w:r>
+        <w:t>den Nachteil</w:t>
+      </w:r>
+      <w:r>
+        <w:t>,</w:t>
+      </w:r>
+      <w:r>
+        <w:t xml:space="preserve"> das</w:t>
+      </w:r>
+      <w:r>
+        <w:t>s</w:t>
       </w:r>
       <w:r>
         <w:t xml:space="preserve"> </w:t>
       </w:r>
       <w:r>
-        <w:t>D</w:t>
-      </w:r>
-      <w:r>
-        <w:t>ies war erforderlich</w:t>
-      </w:r>
-      <w:r>
-        <w:t>,</w:t>
-      </w:r>
-      <w:r>
-        <w:t xml:space="preserve"> um Änderungen </w:t>
-      </w:r>
-      <w:r>
-        <w:t xml:space="preserve">an dem </w:t>
-      </w:r>
-      <w:r>
-        <w:t xml:space="preserve"> Datenbankschema </w:t>
-      </w:r>
-      <w:r>
-        <w:t>umzusetzen</w:t>
+        <w:t xml:space="preserve">es </w:t>
+      </w:r>
+      <w:r>
+        <w:t>zu einem</w:t>
+      </w:r>
+      <w:r>
+        <w:t xml:space="preserve"> Datenbankverlust </w:t>
+      </w:r>
+      <w:r>
+        <w:t>kam</w:t>
       </w:r>
       <w:r>
         <w:t xml:space="preserve">. </w:t>
       </w:r>
       <w:r>
-        <w:t>Allerdings</w:t>
-      </w:r>
-      <w:r>
-        <w:t xml:space="preserve"> brachte</w:t>
-      </w:r>
-      <w:r>
-        <w:t xml:space="preserve"> das </w:t>
-      </w:r>
-      <w:r>
-        <w:t>den Nachteil</w:t>
-      </w:r>
-      <w:r>
-        <w:t>,</w:t>
-      </w:r>
-      <w:r>
-        <w:t xml:space="preserve"> das</w:t>
-      </w:r>
-      <w:r>
-        <w:t>s</w:t>
-      </w:r>
+        <w:t xml:space="preserve">Beim Neustart der Anwendung wurden die Tabellen durch den Befehl db.create_all() automatisch neu erstellt. </w:t>
+      </w:r>
+      <w:r>
+        <w:rPr>
+          <w:lang w:val="en-US"/>
+        </w:rPr>
+        <w:t>(siehe main() in views.py).</w:t>
+      </w:r>
+    </w:p>
+    <w:p>
+      <w:pPr>
+        <w:rPr>
+          <w:lang w:val="en-US"/>
+        </w:rPr>
+      </w:pPr>
+      <w:r>
+        <w:rPr>
+          <w:lang w:val="en-US"/>
+        </w:rPr>
+        <w:t xml:space="preserve">def main():  </w:t>
+      </w:r>
+    </w:p>
+    <w:p>
+      <w:pPr>
+        <w:rPr>
+          <w:lang w:val="en-US"/>
+        </w:rPr>
+      </w:pPr>
+      <w:r>
+        <w:rPr>
+          <w:lang w:val="en-US"/>
+        </w:rPr>
+        <w:t xml:space="preserve">    </w:t>
+      </w:r>
+      <w:r>
+        <w:rPr>
+          <w:lang w:val="en-US"/>
+        </w:rPr>
+        <w:t xml:space="preserve">with app.app_context():  </w:t>
+      </w:r>
+    </w:p>
+    <w:p>
+      <w:pPr>
+        <w:rPr>
+          <w:lang w:val="en-US"/>
+        </w:rPr>
+      </w:pPr>
+      <w:r>
+        <w:rPr>
+          <w:lang w:val="en-US"/>
+        </w:rPr>
+        <w:t xml:space="preserve">        if not os.path.exists(Config.INSTANCE_DIR):  </w:t>
+      </w:r>
+    </w:p>
+    <w:p>
+      <w:pPr>
+        <w:rPr>
+          <w:lang w:val="fr-FR"/>
+        </w:rPr>
+      </w:pPr>
+      <w:r>
+        <w:rPr>
+          <w:lang w:val="en-US"/>
+        </w:rPr>
+        <w:t xml:space="preserve">            </w:t>
+      </w:r>
+      <w:r>
+        <w:rPr>
+          <w:lang w:val="fr-FR"/>
+        </w:rPr>
+        <w:t xml:space="preserve">os.makedirs(Config.INSTANCE_DIR)  </w:t>
+      </w:r>
+    </w:p>
+    <w:p>
+      <w:r>
+        <w:rPr>
+          <w:lang w:val="fr-FR"/>
+        </w:rPr>
+        <w:t xml:space="preserve">        </w:t>
+      </w:r>
+      <w:r>
+        <w:t xml:space="preserve">db.create_all() </w:t>
+      </w:r>
+    </w:p>
+    <w:p>
+      <w:pPr>
+        <w:pStyle w:val="berschrift3"/>
+      </w:pPr>
+      <w:bookmarkStart w:id="19" w:name="_Toc193973807"/>
+      <w:r>
+        <w:t>Konsequenzen</w:t>
+      </w:r>
+      <w:bookmarkEnd w:id="19"/>
+    </w:p>
+    <w:p>
+      <w:r>
+        <w:t xml:space="preserve">Wie bereits erwähnt führte diese Änderungen nun </w:t>
+      </w:r>
+      <w:r>
+        <w:t>zu einem vollständigen Verlust</w:t>
+      </w:r>
+      <w:r>
+        <w:t xml:space="preserve"> der vorhandenen Daten, was die Datenpersistenz erheblich beeinträchtigte. Zudem reduzierte das manuelle Management der Datenbankstruktur die Entwicklungseffizienz</w:t>
+      </w:r>
+      <w:r>
+        <w:t xml:space="preserve">. </w:t>
+      </w:r>
+    </w:p>
+    <w:p>
+      <w:pPr>
+        <w:pStyle w:val="berschrift3"/>
+      </w:pPr>
+      <w:bookmarkStart w:id="20" w:name="_Toc193973808"/>
+      <w:r>
+        <w:t>Empfohlene zukünftige Lösung</w:t>
+      </w:r>
+      <w:bookmarkEnd w:id="20"/>
       <w:r>
         <w:t xml:space="preserve"> </w:t>
       </w:r>
-      <w:r>
-        <w:t xml:space="preserve">es </w:t>
-      </w:r>
-      <w:r>
-        <w:t>zu einem</w:t>
-      </w:r>
-      <w:r>
-        <w:t xml:space="preserve"> Datenbankverlust </w:t>
-      </w:r>
-      <w:r>
-        <w:t>kam</w:t>
-      </w:r>
-      <w:r>
-        <w:t xml:space="preserve">. </w:t>
-      </w:r>
-      <w:r>
-        <w:t xml:space="preserve">Beim Neustart der Anwendung wurden die Tabellen durch den Befehl </w:t>
-      </w:r>
-      <w:proofErr w:type="spellStart"/>
-      <w:r>
-        <w:t>db.create_all</w:t>
-      </w:r>
-      <w:proofErr w:type="spellEnd"/>
-      <w:r>
-        <w:t xml:space="preserve">() automatisch neu erstellt. </w:t>
-      </w:r>
-      <w:r>
-        <w:rPr>
-          <w:lang w:val="en-US"/>
-        </w:rPr>
-        <w:t>(</w:t>
-      </w:r>
-      <w:proofErr w:type="spellStart"/>
-      <w:r>
-        <w:rPr>
-          <w:lang w:val="en-US"/>
-        </w:rPr>
-        <w:t>siehe</w:t>
-      </w:r>
-      <w:proofErr w:type="spellEnd"/>
-      <w:r>
-        <w:rPr>
-          <w:lang w:val="en-US"/>
-        </w:rPr>
-        <w:t> main() in views.py).</w:t>
-      </w:r>
-    </w:p>
-    <w:p>
-      <w:pPr>
-        <w:rPr>
-          <w:lang w:val="en-US"/>
-        </w:rPr>
-      </w:pPr>
-      <w:r>
-        <w:rPr>
-          <w:lang w:val="en-US"/>
-        </w:rPr>
-        <w:t xml:space="preserve">def main():  </w:t>
-      </w:r>
-    </w:p>
-    <w:p>
-      <w:pPr>
-        <w:rPr>
-          <w:lang w:val="en-US"/>
-        </w:rPr>
-      </w:pPr>
-      <w:r>
-        <w:rPr>
-          <w:lang w:val="en-US"/>
-        </w:rPr>
-        <w:t xml:space="preserve">    </w:t>
-      </w:r>
-      <w:r>
-        <w:rPr>
-          <w:lang w:val="en-US"/>
-        </w:rPr>
-        <w:t xml:space="preserve">with </w:t>
-      </w:r>
-      <w:proofErr w:type="spellStart"/>
-      <w:r>
-        <w:rPr>
-          <w:lang w:val="en-US"/>
-        </w:rPr>
-        <w:t>app.app_context</w:t>
-      </w:r>
-      <w:proofErr w:type="spellEnd"/>
-      <w:r>
-        <w:rPr>
-          <w:lang w:val="en-US"/>
-        </w:rPr>
-        <w:t xml:space="preserve">():  </w:t>
-      </w:r>
-    </w:p>
-    <w:p>
-      <w:pPr>
-        <w:rPr>
-          <w:lang w:val="en-US"/>
-        </w:rPr>
-      </w:pPr>
-      <w:r>
-        <w:rPr>
-          <w:lang w:val="en-US"/>
-        </w:rPr>
-        <w:t xml:space="preserve">        if not </w:t>
-      </w:r>
-      <w:proofErr w:type="spellStart"/>
-      <w:r>
-        <w:rPr>
-          <w:lang w:val="en-US"/>
-        </w:rPr>
-        <w:t>os.path.exists</w:t>
-      </w:r>
-      <w:proofErr w:type="spellEnd"/>
-      <w:r>
-        <w:rPr>
-          <w:lang w:val="en-US"/>
-        </w:rPr>
-        <w:t>(</w:t>
-      </w:r>
-      <w:proofErr w:type="spellStart"/>
-      <w:r>
-        <w:rPr>
-          <w:lang w:val="en-US"/>
-        </w:rPr>
-        <w:t>Config.INSTANCE_DIR</w:t>
-      </w:r>
-      <w:proofErr w:type="spellEnd"/>
-      <w:r>
-        <w:rPr>
-          <w:lang w:val="en-US"/>
-        </w:rPr>
-        <w:t xml:space="preserve">):  </w:t>
-      </w:r>
-    </w:p>
-    <w:p>
-      <w:pPr>
-        <w:rPr>
-          <w:lang w:val="fr-FR"/>
-        </w:rPr>
-      </w:pPr>
-      <w:r>
-        <w:rPr>
-          <w:lang w:val="en-US"/>
-        </w:rPr>
-        <w:t xml:space="preserve">            </w:t>
-      </w:r>
-      <w:proofErr w:type="spellStart"/>
-      <w:r>
-        <w:rPr>
-          <w:lang w:val="fr-FR"/>
-        </w:rPr>
-        <w:t>os.makedirs</w:t>
-      </w:r>
-      <w:proofErr w:type="spellEnd"/>
-      <w:r>
-        <w:rPr>
-          <w:lang w:val="fr-FR"/>
-        </w:rPr>
-        <w:t>(</w:t>
-      </w:r>
-      <w:proofErr w:type="spellStart"/>
-      <w:r>
-        <w:rPr>
-          <w:lang w:val="fr-FR"/>
-        </w:rPr>
-        <w:t>Config.INSTANCE_DIR</w:t>
-      </w:r>
-      <w:proofErr w:type="spellEnd"/>
-      <w:r>
-        <w:rPr>
-          <w:lang w:val="fr-FR"/>
-        </w:rPr>
-        <w:t xml:space="preserve">)  </w:t>
-      </w:r>
-    </w:p>
-    <w:p>
-      <w:r>
-        <w:rPr>
-          <w:lang w:val="fr-FR"/>
-        </w:rPr>
-        <w:t xml:space="preserve">        </w:t>
-      </w:r>
-      <w:proofErr w:type="spellStart"/>
-      <w:r>
-        <w:t>db.create_all</w:t>
-      </w:r>
-      <w:proofErr w:type="spellEnd"/>
-      <w:r>
-        <w:t xml:space="preserve">() </w:t>
-      </w:r>
-    </w:p>
-    <w:p>
-      <w:pPr>
-        <w:pStyle w:val="berschrift3"/>
-      </w:pPr>
-      <w:bookmarkStart w:id="19" w:name="_Toc193973807"/>
-      <w:r>
-        <w:t>Konsequenzen</w:t>
-      </w:r>
-      <w:bookmarkEnd w:id="19"/>
-    </w:p>
-    <w:p>
-      <w:r>
-        <w:t xml:space="preserve">Wie bereits erwähnt führte diese Änderungen nun </w:t>
-      </w:r>
-      <w:r>
-        <w:t>zu einem vollständigen Verlust</w:t>
-      </w:r>
-      <w:r>
-        <w:t xml:space="preserve"> der vorhandenen Daten, was die Datenpersistenz erheblich beeinträchtigte. Zudem reduzierte das manuelle Management der Datenbankstruktur die Entwicklungseffizienz</w:t>
-      </w:r>
-      <w:r>
-        <w:t xml:space="preserve">. </w:t>
-      </w:r>
-    </w:p>
-    <w:p>
-      <w:pPr>
-        <w:pStyle w:val="berschrift3"/>
-      </w:pPr>
-      <w:bookmarkStart w:id="20" w:name="_Toc193973808"/>
-      <w:r>
-        <w:t>Empfohlene zukünftige Lösung</w:t>
-      </w:r>
-      <w:bookmarkEnd w:id="20"/>
-      <w:r>
-        <w:t xml:space="preserve"> </w:t>
-      </w:r>
     </w:p>
     <w:p>
       <w:r>
         <w:t xml:space="preserve">Die </w:t>
       </w:r>
       <w:r>
-        <w:t xml:space="preserve">Integration von </w:t>
-      </w:r>
-      <w:proofErr w:type="spellStart"/>
-      <w:r>
-        <w:t>Flask-Migrate</w:t>
-      </w:r>
-      <w:proofErr w:type="spellEnd"/>
-      <w:r>
-        <w:t xml:space="preserve"> ist </w:t>
+        <w:t xml:space="preserve">Integration von Flask-Migrate ist </w:t>
       </w:r>
       <w:r>
         <w:t xml:space="preserve">eine Lösung für die </w:t>
@@ -10533,15 +9230,7 @@
         <w:t>V</w:t>
       </w:r>
       <w:r>
-        <w:t xml:space="preserve">ersionskotrolle von Datenbankmigrationen. Durch die Hilfe von </w:t>
-      </w:r>
-      <w:proofErr w:type="spellStart"/>
-      <w:r>
-        <w:t>Flask-Migrate</w:t>
-      </w:r>
-      <w:proofErr w:type="spellEnd"/>
-      <w:r>
-        <w:t xml:space="preserve"> können die Datenbankschema</w:t>
+        <w:t>ersionskotrolle von Datenbankmigrationen. Durch die Hilfe von Flask-Migrate können die Datenbankschema</w:t>
       </w:r>
       <w:r>
         <w:t>ä</w:t>
@@ -10724,15 +9413,7 @@
       </w:r>
       <w:r>
         <w:br/>
-        <w:t xml:space="preserve">Die Integration von </w:t>
-      </w:r>
-      <w:proofErr w:type="spellStart"/>
-      <w:r>
-        <w:t>Flask-Migrate</w:t>
-      </w:r>
-      <w:proofErr w:type="spellEnd"/>
-      <w:r>
-        <w:t xml:space="preserve"> ergänzt die zuvor implementierte Token-Selbstreinigung, indem sie sicherstellt, </w:t>
+        <w:t xml:space="preserve">Die Integration von Flask-Migrate ergänzt die zuvor implementierte Token-Selbstreinigung, indem sie sicherstellt, </w:t>
       </w:r>
       <w:r>
         <w:t>das</w:t>
@@ -10750,15 +9431,7 @@
         <w:t xml:space="preserve">zum Beispiel </w:t>
       </w:r>
       <w:r>
-        <w:t>neue Felder wie </w:t>
-      </w:r>
-      <w:proofErr w:type="spellStart"/>
-      <w:r>
-        <w:t>token_erstelldatum</w:t>
-      </w:r>
-      <w:proofErr w:type="spellEnd"/>
-      <w:r>
-        <w:t>) nahtlos in Produktivumgebungen übernommen werde</w:t>
+        <w:t>neue Felder wie token_erstelldatum) nahtlos in Produktivumgebungen übernommen werde</w:t>
       </w:r>
       <w:r>
         <w:t>n</w:t>
@@ -10855,23 +9528,7 @@
     </w:p>
     <w:p>
       <w:r>
-        <w:t>Beispiel: Eine Anfrage an /</w:t>
-      </w:r>
-      <w:proofErr w:type="spellStart"/>
-      <w:r>
-        <w:t>api</w:t>
-      </w:r>
-      <w:proofErr w:type="spellEnd"/>
-      <w:r>
-        <w:t>/</w:t>
-      </w:r>
-      <w:proofErr w:type="spellStart"/>
-      <w:r>
-        <w:t>topics</w:t>
-      </w:r>
-      <w:proofErr w:type="spellEnd"/>
-      <w:r>
-        <w:t xml:space="preserve"> muss vom Backend </w:t>
+        <w:t xml:space="preserve">Beispiel: Eine Anfrage an /api/topics muss vom Backend </w:t>
       </w:r>
       <w:r>
         <w:t>beantwortet</w:t>
@@ -10916,15 +9573,7 @@
     </w:p>
     <w:p>
       <w:r>
-        <w:t xml:space="preserve">In </w:t>
-      </w:r>
-      <w:proofErr w:type="spellStart"/>
-      <w:r>
-        <w:t>Flask</w:t>
-      </w:r>
-      <w:proofErr w:type="spellEnd"/>
-      <w:r>
-        <w:t xml:space="preserve"> erfordert dies eine Konfiguration, bei der unbekannte Pfade standardmäßig auf index.html verweisen, um Client-Routing zu ermöglichen.</w:t>
+        <w:t>In Flask erfordert dies eine Konfiguration, bei der unbekannte Pfade standardmäßig auf index.html verweisen, um Client-Routing zu ermöglichen.</w:t>
       </w:r>
     </w:p>
     <w:p>
@@ -10954,15 +9603,7 @@
     </w:p>
     <w:p>
       <w:r>
-        <w:t>Tools wie Webpack-Proxy-Konfigurationen oder integrierte Server (</w:t>
-      </w:r>
-      <w:proofErr w:type="spellStart"/>
-      <w:r>
-        <w:t>Flask</w:t>
-      </w:r>
-      <w:proofErr w:type="spellEnd"/>
-      <w:r>
-        <w:t>) sind erforderlich, um die Zusammenarbeit zu vereinfachen.</w:t>
+        <w:t>Tools wie Webpack-Proxy-Konfigurationen oder integrierte Server (Flask) sind erforderlich, um die Zusammenarbeit zu vereinfachen.</w:t>
       </w:r>
     </w:p>
     <w:p>
@@ -10982,131 +9623,739 @@
       </w:pPr>
       <w:bookmarkStart w:id="25" w:name="_Toc193973813"/>
       <w:r>
-        <w:t>Passwort-</w:t>
-      </w:r>
-      <w:proofErr w:type="spellStart"/>
-      <w:r>
-        <w:t>Hashing</w:t>
+        <w:t>Passwort-Hashing</w:t>
       </w:r>
       <w:bookmarkEnd w:id="25"/>
-      <w:proofErr w:type="spellEnd"/>
-    </w:p>
-    <w:p>
-      <w:r>
-        <w:t xml:space="preserve">Algorithmus: </w:t>
-      </w:r>
-      <w:proofErr w:type="spellStart"/>
-      <w:r>
-        <w:t>Bcrypt</w:t>
-      </w:r>
-      <w:proofErr w:type="spellEnd"/>
-      <w:r>
-        <w:t xml:space="preserve"> via </w:t>
-      </w:r>
-      <w:proofErr w:type="spellStart"/>
-      <w:r>
-        <w:t>werkzeug.security</w:t>
-      </w:r>
-      <w:proofErr w:type="spellEnd"/>
+    </w:p>
+    <w:p>
+      <w:r>
+        <w:t>Algorithmus: Bcrypt via werkzeug.security.</w:t>
+      </w:r>
+    </w:p>
+    <w:p>
+      <w:pPr>
+        <w:rPr>
+          <w:lang w:val="en-US"/>
+        </w:rPr>
+      </w:pPr>
+      <w:r>
+        <w:rPr>
+          <w:lang w:val="en-US"/>
+        </w:rPr>
+        <w:t>Implementierung:</w:t>
+      </w:r>
+    </w:p>
+    <w:p>
+      <w:pPr>
+        <w:rPr>
+          <w:lang w:val="en-US"/>
+        </w:rPr>
+      </w:pPr>
+      <w:r>
+        <w:rPr>
+          <w:lang w:val="en-US"/>
+        </w:rPr>
+        <w:t>from werkzeug.security import generate_password_hash, check_password_hash</w:t>
+      </w:r>
+    </w:p>
+    <w:p>
+      <w:pPr>
+        <w:rPr>
+          <w:lang w:val="en-US"/>
+        </w:rPr>
+      </w:pPr>
+      <w:r>
+        <w:rPr>
+          <w:lang w:val="en-US"/>
+        </w:rPr>
+        <w:t>def set_password(self, password):</w:t>
+      </w:r>
+      <w:r>
+        <w:rPr>
+          <w:lang w:val="en-US"/>
+        </w:rPr>
+        <w:br/>
+        <w:t xml:space="preserve">    self.password_hash = generate_password_hash(password)</w:t>
+      </w:r>
+      <w:r>
+        <w:rPr>
+          <w:lang w:val="en-US"/>
+        </w:rPr>
+        <w:t xml:space="preserve"> </w:t>
+      </w:r>
+      <w:r>
+        <w:rPr>
+          <w:lang w:val="en-US"/>
+        </w:rPr>
+        <w:sym w:font="Wingdings" w:char="F0E0"/>
+      </w:r>
+      <w:r>
+        <w:rPr>
+          <w:lang w:val="en-US"/>
+        </w:rPr>
+        <w:t xml:space="preserve"> </w:t>
+      </w:r>
+      <w:r>
+        <w:rPr>
+          <w:lang w:val="en-US"/>
+        </w:rPr>
+        <w:t>method='bcrypt'</w:t>
+      </w:r>
+      <w:r>
+        <w:rPr>
+          <w:lang w:val="en-US"/>
+        </w:rPr>
+        <w:t xml:space="preserve"> default</w:t>
+      </w:r>
+    </w:p>
+    <w:p>
+      <w:pPr>
+        <w:pStyle w:val="berschrift3"/>
+        <w:rPr>
+          <w:lang w:val="en-US"/>
+        </w:rPr>
+      </w:pPr>
+      <w:bookmarkStart w:id="26" w:name="_Toc193973814"/>
+      <w:r>
+        <w:rPr>
+          <w:lang w:val="en-US"/>
+        </w:rPr>
+        <w:t>Cookie-Sicherheit</w:t>
+      </w:r>
+      <w:bookmarkEnd w:id="26"/>
+    </w:p>
+    <w:p>
+      <w:pPr>
+        <w:rPr>
+          <w:lang w:val="en-US"/>
+        </w:rPr>
+      </w:pPr>
+      <w:r>
+        <w:rPr>
+          <w:lang w:val="en-US"/>
+        </w:rPr>
+        <w:t xml:space="preserve">response.set_cookie(  </w:t>
+      </w:r>
+    </w:p>
+    <w:p>
+      <w:pPr>
+        <w:rPr>
+          <w:lang w:val="en-US"/>
+        </w:rPr>
+      </w:pPr>
+      <w:r>
+        <w:rPr>
+          <w:lang w:val="en-US"/>
+        </w:rPr>
+        <w:t xml:space="preserve">    'auth_token',  </w:t>
+      </w:r>
+    </w:p>
+    <w:p>
+      <w:r>
+        <w:rPr>
+          <w:lang w:val="en-US"/>
+        </w:rPr>
+        <w:t xml:space="preserve">    </w:t>
+      </w:r>
+      <w:r>
+        <w:t xml:space="preserve">token,  </w:t>
+      </w:r>
+    </w:p>
+    <w:p>
+      <w:r>
+        <w:t xml:space="preserve">    httponly=True,    # Verhindert XSS  </w:t>
+      </w:r>
+    </w:p>
+    <w:p>
+      <w:r>
+        <w:t xml:space="preserve">    secure=True,      # Nur über HTTPS  </w:t>
+      </w:r>
+    </w:p>
+    <w:p>
+      <w:r>
+        <w:t xml:space="preserve">    </w:t>
+      </w:r>
+      <w:r>
+        <w:t xml:space="preserve">samesite='Strict' # Keine Cross-Site-Anfragen  </w:t>
+      </w:r>
+    </w:p>
+    <w:p>
+      <w:r>
+        <w:t xml:space="preserve">)  </w:t>
+      </w:r>
+    </w:p>
+    <w:p>
+      <w:pPr>
+        <w:pStyle w:val="berschrift2"/>
+      </w:pPr>
+      <w:bookmarkStart w:id="27" w:name="_Toc193973815"/>
+      <w:r>
+        <w:t>Zukünftige Erweiterungen</w:t>
+      </w:r>
+      <w:bookmarkEnd w:id="27"/>
+    </w:p>
+    <w:p>
+      <w:pPr>
+        <w:pStyle w:val="berschrift3"/>
+      </w:pPr>
+      <w:bookmarkStart w:id="28" w:name="_Toc193973816"/>
+      <w:r>
+        <w:t>Geplante Features</w:t>
+      </w:r>
+      <w:bookmarkEnd w:id="28"/>
+    </w:p>
+    <w:p>
+      <w:pPr>
+        <w:pStyle w:val="berschrift4"/>
+      </w:pPr>
+      <w:r>
+        <w:t>Deadline-Erinnerungen</w:t>
+      </w:r>
+    </w:p>
+    <w:p>
+      <w:r>
+        <w:t>Die Nutzerinnen und Nutzer sollen eine automatische E-Mail erhalten, wenn ihre Deadline fast erreicht ist. Diese Umsetzung wäre möglich mit einem Message Broker</w:t>
+      </w:r>
+      <w:r>
+        <w:t>,</w:t>
+      </w:r>
+      <w:r>
+        <w:t xml:space="preserve"> wie RabbitMQ</w:t>
+      </w:r>
       <w:r>
         <w:t>.</w:t>
       </w:r>
-    </w:p>
-    <w:p>
-      <w:pPr>
-        <w:rPr>
-          <w:lang w:val="en-US"/>
-        </w:rPr>
-      </w:pPr>
-      <w:proofErr w:type="spellStart"/>
-      <w:r>
-        <w:rPr>
-          <w:lang w:val="en-US"/>
-        </w:rPr>
-        <w:t>Implementierung</w:t>
-      </w:r>
-      <w:proofErr w:type="spellEnd"/>
-      <w:r>
-        <w:rPr>
-          <w:lang w:val="en-US"/>
-        </w:rPr>
-        <w:t>:</w:t>
-      </w:r>
-    </w:p>
-    <w:p>
-      <w:pPr>
-        <w:rPr>
-          <w:lang w:val="en-US"/>
-        </w:rPr>
-      </w:pPr>
-      <w:r>
-        <w:rPr>
-          <w:lang w:val="en-US"/>
-        </w:rPr>
-        <w:t xml:space="preserve">from </w:t>
-      </w:r>
-      <w:proofErr w:type="spellStart"/>
-      <w:r>
-        <w:rPr>
-          <w:lang w:val="en-US"/>
-        </w:rPr>
-        <w:t>werkzeug.security</w:t>
-      </w:r>
-      <w:proofErr w:type="spellEnd"/>
-      <w:r>
-        <w:rPr>
-          <w:lang w:val="en-US"/>
-        </w:rPr>
-        <w:t xml:space="preserve"> import </w:t>
-      </w:r>
-      <w:proofErr w:type="spellStart"/>
-      <w:r>
-        <w:rPr>
-          <w:lang w:val="en-US"/>
-        </w:rPr>
-        <w:t>generate_password_hash</w:t>
-      </w:r>
-      <w:proofErr w:type="spellEnd"/>
-      <w:r>
-        <w:rPr>
-          <w:lang w:val="en-US"/>
-        </w:rPr>
+      <w:r>
+        <w:t xml:space="preserve"> </w:t>
+      </w:r>
+      <w:r>
+        <w:t>S</w:t>
+      </w:r>
+      <w:r>
+        <w:t xml:space="preserve">o </w:t>
+      </w:r>
+      <w:r>
+        <w:t>könnten</w:t>
+      </w:r>
+      <w:r>
+        <w:t xml:space="preserve"> die Mails </w:t>
+      </w:r>
+      <w:r>
+        <w:t xml:space="preserve">über die interne Zeitsteuerung </w:t>
+      </w:r>
+      <w:r>
+        <w:t xml:space="preserve">geplant werden. </w:t>
+      </w:r>
+    </w:p>
+    <w:p>
+      <w:r>
+        <w:rPr>
+          <w:rStyle w:val="berschrift4Zchn"/>
+        </w:rPr>
+        <w:t>Lernfortschritt</w:t>
+      </w:r>
+    </w:p>
+    <w:p>
+      <w:r>
+        <w:t xml:space="preserve">Der gesamten Lernfortschrittes soll in einem </w:t>
+      </w:r>
+      <w:r>
+        <w:t xml:space="preserve">Diagramm </w:t>
+      </w:r>
+      <w:r>
+        <w:t>dargestellt werden</w:t>
+      </w:r>
+      <w:r>
+        <w:t xml:space="preserve">. </w:t>
+      </w:r>
+      <w:r>
+        <w:t>Es wäre sinnvoll, ein gewünschtes Diagramm über JavaScript einzubauen</w:t>
+      </w:r>
+      <w:r>
         <w:t xml:space="preserve">, </w:t>
       </w:r>
-      <w:proofErr w:type="spellStart"/>
-      <w:r>
-        <w:rPr>
-          <w:lang w:val="en-US"/>
-        </w:rPr>
-        <w:t>check_password_hash</w:t>
-      </w:r>
-      <w:proofErr w:type="spellEnd"/>
-    </w:p>
-    <w:p>
-      <w:pPr>
-        <w:rPr>
-          <w:lang w:val="en-US"/>
-        </w:rPr>
-      </w:pPr>
-      <w:r>
-        <w:rPr>
-          <w:lang w:val="en-US"/>
-        </w:rPr>
-        <w:t xml:space="preserve">def </w:t>
-      </w:r>
-      <w:proofErr w:type="spellStart"/>
-      <w:r>
-        <w:rPr>
-          <w:lang w:val="en-US"/>
-        </w:rPr>
-        <w:t>set_password</w:t>
-      </w:r>
-      <w:proofErr w:type="spellEnd"/>
-      <w:r>
-        <w:rPr>
-          <w:lang w:val="en-US"/>
-        </w:rPr>
-        <w:t>(self, password):</w:t>
+      <w:r>
+        <w:t>um</w:t>
+      </w:r>
+      <w:r>
+        <w:t xml:space="preserve"> die Lernziele</w:t>
+      </w:r>
+      <w:r>
+        <w:t>,</w:t>
+      </w:r>
+      <w:r>
+        <w:t xml:space="preserve"> sowie Fortschrittsdaten in Echtzeit zu analysieren. </w:t>
+      </w:r>
+    </w:p>
+    <w:p>
+      <w:pPr>
+        <w:pStyle w:val="berschrift2"/>
+      </w:pPr>
+      <w:bookmarkStart w:id="29" w:name="_Toc193973817"/>
+      <w:r>
+        <w:t>Fazit</w:t>
+      </w:r>
+      <w:r>
+        <w:t xml:space="preserve"> </w:t>
+      </w:r>
+      <w:bookmarkEnd w:id="29"/>
+    </w:p>
+    <w:p>
+      <w:pPr>
+        <w:pStyle w:val="berschrift3"/>
+      </w:pPr>
+      <w:bookmarkStart w:id="30" w:name="_Toc193973818"/>
+      <w:r>
+        <w:t>Erreichte Ziele und technische Erfolge</w:t>
+      </w:r>
+      <w:bookmarkEnd w:id="30"/>
+    </w:p>
+    <w:p>
+      <w:r>
+        <w:t xml:space="preserve">Die entwickelte Lernplanungs-App demonstriert, wie durch eine robuste Architektur (Flask, SQLite, REST-API) nutzerzentrierte Anwendungen realisiert werden können. </w:t>
+      </w:r>
+      <w:r>
+        <w:t>Mithilfe der robusten Anwendung konnte ein erhöhter Fokus auf die Sicherheitsstandards gesetzt werden wie das automatisierte Token-Management mit kryptografisch Generiten Tokens. Außerdem konnte so das Passwort-Hashing eingeführt werden.</w:t>
+      </w:r>
+    </w:p>
+    <w:p/>
+    <w:p>
+      <w:pPr>
+        <w:pStyle w:val="berschrift3"/>
+      </w:pPr>
+      <w:bookmarkStart w:id="31" w:name="_Toc193973819"/>
+      <w:r>
+        <w:lastRenderedPageBreak/>
+        <w:t>Reflexion der Herausforderungen und Lessons Learned</w:t>
+      </w:r>
+      <w:bookmarkEnd w:id="31"/>
+      <w:r>
+        <w:t xml:space="preserve"> </w:t>
+      </w:r>
+      <w:r>
+        <w:t>(umschreiben)</w:t>
+      </w:r>
+    </w:p>
+    <w:p>
+      <w:r>
+        <w:t>Projekte wie dieses verdeutlichen die Bedeutung agiler Anpassungen: So offenbarten die initialen CORS-Konflikte zwischen Frontend (Port 5000) und Backend (Port 5001) die Notwendigkeit integrierter Entwicklungsumgebungen – ein Trade-off zwischen Sicherheit und Praktikabilität. Die manuelle Datenbankverwaltung (z. B. db.create_all()) erwies sich trotz Einfachheit als riskant, da Schemaänderungen stets Datenverluste nach sich zogen. Dies unterstreicht den Wert von Migrationstools wie Flask-Migrate für zukünftige Projekte, um strukturierte Schemaevolution zu ermöglichen.</w:t>
+      </w:r>
+    </w:p>
+    <w:p/>
+    <w:p>
+      <w:pPr>
+        <w:pStyle w:val="berschrift3"/>
+      </w:pPr>
+      <w:bookmarkStart w:id="32" w:name="_Toc193973820"/>
+      <w:r>
+        <w:t>Kritische Architekturentscheidungen</w:t>
+      </w:r>
+      <w:bookmarkEnd w:id="32"/>
+    </w:p>
+    <w:p>
+      <w:r>
+        <w:t>Der Verzicht auf komplexe Bibliotheken (z. B. Flask-Migrate) reduzierte zwar initiale Abhängigkeiten, limitierte jedoch die langfristige Wartbarkeit. Die Kombination aus SQLite (Entwicklung) und SQLAlchemy (ORM) erwies sich hingegen als vorteilhaft, da sie schnelle Iterationen und eine potenzielle Migration zu leistungsstärkeren Datenbanken (z. B. PostgreSQL) erlaubt.</w:t>
+      </w:r>
+    </w:p>
+    <w:p/>
+    <w:p>
+      <w:pPr>
+        <w:pStyle w:val="berschrift3"/>
+      </w:pPr>
+      <w:bookmarkStart w:id="33" w:name="_Toc193973821"/>
+      <w:r>
+        <w:t>Praktische Implikationen und Nutzerfeedback</w:t>
+      </w:r>
+      <w:bookmarkEnd w:id="33"/>
+    </w:p>
+    <w:p>
+      <w:r>
+        <w:t>In Testphasen wurde die Token-basierte Session-Verwaltung positiv bewertet, da sie unterbrechungsfreies Lernen ermöglichte. Die vereinfachte UI führte jedoch zu Nutzerrückfragen bezüglich fehlender Fortschrittsvisualisierungen – ein Hinweis auf die Relevanz der geplanten Diagramm-Integration (z. B. via D3.js).</w:t>
+      </w:r>
+    </w:p>
+    <w:p/>
+    <w:p>
+      <w:pPr>
+        <w:pStyle w:val="berschrift3"/>
+      </w:pPr>
+      <w:bookmarkStart w:id="34" w:name="_Toc193973822"/>
+      <w:r>
+        <w:t>Zukünftige Perspektiven und Skalierbarkeit</w:t>
+      </w:r>
+      <w:bookmarkEnd w:id="34"/>
+    </w:p>
+    <w:p>
+      <w:r>
+        <w:t>Die App bietet eine solide Basis für Erweiterungen: Die geplante Deadline-Erinnerung per E-Mail (via RabbitMQ) könnte die Nutzungsintensität steigern, während die API-Architektur die Integration von Drittanbieterdiensten (z. B. Kalender-APIs) erleichtert. Langfristig könnte die Portierung auf Mobile Apps (React Native) unter Wiederverwendung der Flask-API die Reichweite signifikant erhöhen.</w:t>
+      </w:r>
+      <w:r>
+        <w:br w:type="page"/>
+      </w:r>
+    </w:p>
+    <w:p>
+      <w:pPr>
+        <w:pStyle w:val="berschrift1"/>
+      </w:pPr>
+      <w:bookmarkStart w:id="35" w:name="_Toc193973823"/>
+      <w:r>
+        <w:lastRenderedPageBreak/>
+        <w:t>Wissenschaftliche Reflexion</w:t>
+      </w:r>
+      <w:bookmarkEnd w:id="35"/>
+    </w:p>
+    <w:p>
+      <w:pPr>
+        <w:pStyle w:val="berschrift2"/>
+      </w:pPr>
+      <w:bookmarkStart w:id="36" w:name="_Toc193973824"/>
+      <w:r>
+        <w:t>Erfolge vs. Hindernisse</w:t>
+      </w:r>
+      <w:bookmarkEnd w:id="36"/>
+    </w:p>
+    <w:p>
+      <w:pPr>
+        <w:pStyle w:val="berschrift3"/>
+      </w:pPr>
+      <w:bookmarkStart w:id="37" w:name="_Toc193973825"/>
+      <w:r>
+        <w:t>Erfolge</w:t>
+      </w:r>
+      <w:bookmarkEnd w:id="37"/>
+    </w:p>
+    <w:p>
+      <w:pPr>
+        <w:pStyle w:val="berschrift4"/>
+      </w:pPr>
+      <w:r>
+        <w:t>Klare Trennung von BFF und Storefront</w:t>
+      </w:r>
+    </w:p>
+    <w:p>
+      <w:r>
+        <w:t>Die Umsetzung des API-First Prinzip gelang gut</w:t>
+      </w:r>
+      <w:r>
+        <w:t xml:space="preserve">. So konnte eine klare Struktur bei der Entwicklung erstellt werden mit klarer </w:t>
+      </w:r>
+      <w:r>
+        <w:t>Reihenfolge</w:t>
+      </w:r>
+      <w:r>
+        <w:t xml:space="preserve">. Somit wurde erst das Backend entwickelt und </w:t>
+      </w:r>
+      <w:r>
+        <w:t>anschließend</w:t>
+      </w:r>
+      <w:r>
+        <w:t xml:space="preserve"> das Frontend. Dies war hilfreich bei der Erstellung der HTML-Templates. </w:t>
+      </w:r>
+    </w:p>
+    <w:p>
+      <w:r>
+        <w:t>Vorteil: Einfache Erweiterbarkeit (z. B. mobile Clients) ohne Änderungen am Backend.</w:t>
+      </w:r>
+    </w:p>
+    <w:p>
+      <w:r>
+        <w:t>Beispiel:</w:t>
+      </w:r>
+    </w:p>
+    <w:p>
+      <w:r>
+        <w:t>@app.route('/learning_goals', methods=['GET'])</w:t>
+      </w:r>
+      <w:r>
+        <w:br/>
+        <w:t>def get_learning_goals():</w:t>
+      </w:r>
+      <w:r>
+        <w:br/>
+      </w:r>
+      <w:r>
+        <w:rPr>
+          <w:i/>
+          <w:iCs/>
+        </w:rPr>
+        <w:t xml:space="preserve">    </w:t>
+      </w:r>
+      <w:r>
+        <w:t>token = request.cookies.get('auth_token')</w:t>
+      </w:r>
+      <w:r>
+        <w:br/>
+        <w:t xml:space="preserve">    user = validate_token(token)</w:t>
+      </w:r>
+      <w:r>
+        <w:br/>
+        <w:t xml:space="preserve">    if not user:</w:t>
+      </w:r>
+      <w:r>
+        <w:br/>
+        <w:t xml:space="preserve">        return jsonify({'error': 'Unauthorized'}), 401</w:t>
+      </w:r>
+      <w:r>
+        <w:br/>
+      </w:r>
+      <w:r>
+        <w:br/>
+        <w:t xml:space="preserve">    try:</w:t>
+      </w:r>
+      <w:r>
+        <w:br/>
+        <w:t xml:space="preserve">        goals = LearningGoal.query.join(Topic).filter_by(user_id=user.id).order_by(LearningGoal.deadline).all()</w:t>
+      </w:r>
+      <w:r>
+        <w:br/>
+        <w:t xml:space="preserve">        goals_data = []</w:t>
+      </w:r>
+      <w:r>
+        <w:br/>
+      </w:r>
+      <w:r>
+        <w:br/>
+        <w:t xml:space="preserve">        for goal in goals:</w:t>
+      </w:r>
+      <w:r>
+        <w:br/>
+        <w:t xml:space="preserve">            deadline = goal.deadline</w:t>
+      </w:r>
+      <w:r>
+        <w:br/>
+        <w:t xml:space="preserve">            if isinstance(deadline, str):</w:t>
+      </w:r>
+      <w:r>
+        <w:br/>
+        <w:t xml:space="preserve">                try:</w:t>
+      </w:r>
+      <w:r>
+        <w:br/>
+        <w:t xml:space="preserve">                    deadline = datetime.fromisoformat(deadline)</w:t>
+      </w:r>
+      <w:r>
+        <w:br/>
+        <w:t xml:space="preserve">                except ValueError:</w:t>
+      </w:r>
+      <w:r>
+        <w:br/>
+        <w:t xml:space="preserve">                    deadline = None</w:t>
+      </w:r>
+      <w:r>
+        <w:br/>
+        <w:t xml:space="preserve">            goals_data.append({</w:t>
+      </w:r>
+      <w:r>
+        <w:br/>
+        <w:t xml:space="preserve">                'id': goal.id,</w:t>
+      </w:r>
+      <w:r>
+        <w:br/>
+        <w:t xml:space="preserve">                'topic_name': goal.topic.name if goal.topic else None,</w:t>
+      </w:r>
+      <w:r>
+        <w:br/>
+        <w:t xml:space="preserve">                'description': goal.description,</w:t>
+      </w:r>
+      <w:r>
+        <w:br/>
+        <w:t xml:space="preserve">                'deadline': deadline.strftime('%Y-%m-%d') if deadline else None</w:t>
+      </w:r>
+      <w:r>
+        <w:br/>
+        <w:t xml:space="preserve">            })</w:t>
+      </w:r>
+      <w:r>
+        <w:br/>
+        <w:t xml:space="preserve">        return jsonify(goals_data), 200</w:t>
+      </w:r>
+      <w:r>
+        <w:br/>
+        <w:t xml:space="preserve">    except Exception as e:</w:t>
+      </w:r>
+      <w:r>
+        <w:br/>
+        <w:t xml:space="preserve">        app.logger.error(f"error beim Abrufen von Lernzielen: {str(e)}")</w:t>
+      </w:r>
+      <w:r>
+        <w:br/>
+        <w:t xml:space="preserve">        return jsonify({'error': 'Internal Server Error', 'details': str(e)}), 500</w:t>
+      </w:r>
+    </w:p>
+    <w:p>
+      <w:pPr>
+        <w:pStyle w:val="berschrift4"/>
+      </w:pPr>
+      <w:r>
+        <w:t>Robustes Fehlerhandling</w:t>
+      </w:r>
+    </w:p>
+    <w:p>
+      <w:r>
+        <w:t>Try-Except-Blöcke </w:t>
+      </w:r>
+      <w:r>
+        <w:t xml:space="preserve">bei </w:t>
+      </w:r>
+      <w:r>
+        <w:t>Codeabschnitten</w:t>
+      </w:r>
+      <w:r>
+        <w:t xml:space="preserve"> welche dazu neigen Fehler zu erzeugen </w:t>
+      </w:r>
+      <w:r>
+        <w:t xml:space="preserve"> </w:t>
+      </w:r>
+      <w:r>
+        <w:t xml:space="preserve"> (z. B. Datenbankabfragen)</w:t>
+      </w:r>
+      <w:r>
+        <w:t xml:space="preserve"> diese</w:t>
+      </w:r>
+      <w:r>
+        <w:t xml:space="preserve"> </w:t>
+      </w:r>
+      <w:r>
+        <w:t>verhindern Serverabstürze.</w:t>
+      </w:r>
+    </w:p>
+    <w:p/>
+    <w:p>
+      <w:pPr>
+        <w:rPr>
+          <w:lang w:val="en-US"/>
+        </w:rPr>
+      </w:pPr>
+      <w:r>
+        <w:rPr>
+          <w:lang w:val="en-US"/>
+        </w:rPr>
+        <w:lastRenderedPageBreak/>
+        <w:t xml:space="preserve">try:  </w:t>
+      </w:r>
+    </w:p>
+    <w:p>
+      <w:pPr>
+        <w:rPr>
+          <w:lang w:val="en-US"/>
+        </w:rPr>
+      </w:pPr>
+      <w:r>
+        <w:rPr>
+          <w:lang w:val="en-US"/>
+        </w:rPr>
+        <w:t xml:space="preserve">    goals = LearningGoal.query.join(Topic).filter_by(user_id=user.id).all()  </w:t>
+      </w:r>
+    </w:p>
+    <w:p>
+      <w:pPr>
+        <w:rPr>
+          <w:lang w:val="en-US"/>
+        </w:rPr>
+      </w:pPr>
+      <w:r>
+        <w:rPr>
+          <w:lang w:val="en-US"/>
+        </w:rPr>
+        <w:t xml:space="preserve">except Exception as e:  </w:t>
+      </w:r>
+    </w:p>
+    <w:p>
+      <w:pPr>
+        <w:rPr>
+          <w:lang w:val="en-US"/>
+        </w:rPr>
+      </w:pPr>
+      <w:r>
+        <w:rPr>
+          <w:lang w:val="en-US"/>
+        </w:rPr>
+        <w:t xml:space="preserve">    app.logger.error(f"Fehler beim Abrufen der Lernziele: {str(e)}")  </w:t>
+      </w:r>
+    </w:p>
+    <w:p>
+      <w:pPr>
+        <w:rPr>
+          <w:lang w:val="en-US"/>
+        </w:rPr>
+      </w:pPr>
+      <w:r>
+        <w:rPr>
+          <w:lang w:val="en-US"/>
+        </w:rPr>
+        <w:t xml:space="preserve">    return jsonify({"error": "Internal Server Error"}), 500  </w:t>
+      </w:r>
+    </w:p>
+    <w:p>
+      <w:pPr>
+        <w:pStyle w:val="berschrift3"/>
+        <w:rPr>
+          <w:lang w:val="en-US"/>
+        </w:rPr>
+      </w:pPr>
+      <w:bookmarkStart w:id="38" w:name="_Toc193973826"/>
+      <w:r>
+        <w:rPr>
+          <w:lang w:val="en-US"/>
+        </w:rPr>
+        <w:t>Hindernisse</w:t>
+      </w:r>
+      <w:bookmarkEnd w:id="38"/>
+    </w:p>
+    <w:p>
+      <w:pPr>
+        <w:pStyle w:val="berschrift4"/>
+        <w:rPr>
+          <w:lang w:val="en-US"/>
+        </w:rPr>
+      </w:pPr>
+      <w:r>
+        <w:rPr>
+          <w:lang w:val="en-US"/>
+        </w:rPr>
+        <w:t>Fehlende Validierung der Deadlines</w:t>
+      </w:r>
+    </w:p>
+    <w:p>
+      <w:r>
+        <w:t xml:space="preserve">Die Konvertierung von dem </w:t>
+      </w:r>
+      <w:r>
+        <w:t xml:space="preserve">Datumsformat </w:t>
+      </w:r>
+      <w:r>
+        <w:t xml:space="preserve">wurde nicht akzeptiert. Das führte zu </w:t>
+      </w:r>
+      <w:r>
+        <w:t>Fehlerhafte Speicherung in der Datenbank.</w:t>
+      </w:r>
+    </w:p>
+    <w:p>
+      <w:r>
+        <w:rPr>
+          <w:lang w:val="en-US"/>
+        </w:rPr>
+        <w:t>@app.route('/learning_goals', methods=['POST'])</w:t>
+      </w:r>
+      <w:r>
+        <w:rPr>
+          <w:lang w:val="en-US"/>
+        </w:rPr>
+        <w:br/>
+        <w:t>def create_learning_goal():</w:t>
+      </w:r>
+      <w:r>
+        <w:rPr>
+          <w:lang w:val="en-US"/>
+        </w:rPr>
+        <w:br/>
+      </w:r>
+      <w:r>
+        <w:rPr>
+          <w:i/>
+          <w:iCs/>
+          <w:lang w:val="en-US"/>
+        </w:rPr>
+        <w:t>…</w:t>
       </w:r>
       <w:r>
         <w:rPr>
@@ -11115,1857 +10364,174 @@
         <w:br/>
         <w:t xml:space="preserve">    </w:t>
       </w:r>
-      <w:proofErr w:type="spellStart"/>
-      <w:r>
-        <w:rPr>
-          <w:lang w:val="en-US"/>
-        </w:rPr>
-        <w:t>self.password_hash</w:t>
-      </w:r>
-      <w:proofErr w:type="spellEnd"/>
-      <w:r>
-        <w:rPr>
-          <w:lang w:val="en-US"/>
-        </w:rPr>
-        <w:t xml:space="preserve"> = </w:t>
-      </w:r>
-      <w:proofErr w:type="spellStart"/>
-      <w:r>
-        <w:rPr>
-          <w:lang w:val="en-US"/>
-        </w:rPr>
-        <w:t>generate_password_hash</w:t>
-      </w:r>
-      <w:proofErr w:type="spellEnd"/>
-      <w:r>
-        <w:rPr>
-          <w:lang w:val="en-US"/>
-        </w:rPr>
-        <w:t>(password)</w:t>
-      </w:r>
-      <w:r>
-        <w:rPr>
-          <w:lang w:val="en-US"/>
-        </w:rPr>
+      <w:r>
+        <w:t>deadline = data.get('deadline')</w:t>
+      </w:r>
+    </w:p>
+    <w:p>
+      <w:r>
+        <w:t>…</w:t>
+      </w:r>
+    </w:p>
+    <w:p>
+      <w:pPr>
+        <w:pStyle w:val="berschrift4"/>
+      </w:pPr>
+      <w:r>
+        <w:t>Code-Duplikation</w:t>
+      </w:r>
+    </w:p>
+    <w:p>
+      <w:r>
+        <w:t xml:space="preserve">Durch Code </w:t>
+      </w:r>
+      <w:r>
+        <w:t xml:space="preserve">Duplikation wurden viele Redundanzen erzeugt. Dies </w:t>
+      </w:r>
+      <w:r>
+        <w:t>müsste</w:t>
+      </w:r>
+      <w:r>
+        <w:t xml:space="preserve"> in Zukunft</w:t>
+      </w:r>
+      <w:r>
+        <w:t xml:space="preserve"> in eine</w:t>
+      </w:r>
+      <w:r>
         <w:t xml:space="preserve"> </w:t>
       </w:r>
       <w:r>
-        <w:rPr>
-          <w:lang w:val="en-US"/>
-        </w:rPr>
-        <w:sym w:font="Wingdings" w:char="F0E0"/>
-      </w:r>
-      <w:r>
-        <w:rPr>
-          <w:lang w:val="en-US"/>
-        </w:rPr>
+        <w:t xml:space="preserve">Zusatzklasse </w:t>
+      </w:r>
+      <w:r>
+        <w:t>ausgelagert werden</w:t>
+      </w:r>
+      <w:r>
+        <w:t>.</w:t>
+      </w:r>
+      <w:r>
         <w:t xml:space="preserve"> </w:t>
       </w:r>
       <w:r>
-        <w:rPr>
-          <w:lang w:val="en-US"/>
-        </w:rPr>
-        <w:t>method='</w:t>
-      </w:r>
-      <w:proofErr w:type="spellStart"/>
-      <w:r>
-        <w:rPr>
-          <w:lang w:val="en-US"/>
-        </w:rPr>
-        <w:t>bcrypt</w:t>
-      </w:r>
-      <w:proofErr w:type="spellEnd"/>
-      <w:r>
-        <w:rPr>
-          <w:lang w:val="en-US"/>
-        </w:rPr>
-        <w:t>'</w:t>
-      </w:r>
-      <w:r>
-        <w:rPr>
-          <w:lang w:val="en-US"/>
-        </w:rPr>
-        <w:t xml:space="preserve"> default</w:t>
-      </w:r>
+        <w:t>Die Code Blöcke könnten zukünftig dann immer wieder neu abgerufen werden.</w:t>
+      </w:r>
+    </w:p>
+    <w:p>
+      <w:pPr>
+        <w:rPr>
+          <w:lang w:val="en-US"/>
+        </w:rPr>
+      </w:pPr>
+      <w:r>
+        <w:rPr>
+          <w:lang w:val="en-US"/>
+        </w:rPr>
+        <w:t xml:space="preserve">token = request.cookies.get('auth_token')  </w:t>
+      </w:r>
+    </w:p>
+    <w:p>
+      <w:pPr>
+        <w:rPr>
+          <w:lang w:val="en-US"/>
+        </w:rPr>
+      </w:pPr>
+      <w:r>
+        <w:rPr>
+          <w:lang w:val="en-US"/>
+        </w:rPr>
+        <w:t xml:space="preserve">user = validate_token(token)  </w:t>
+      </w:r>
+    </w:p>
+    <w:p>
+      <w:pPr>
+        <w:rPr>
+          <w:lang w:val="en-US"/>
+        </w:rPr>
+      </w:pPr>
+      <w:r>
+        <w:rPr>
+          <w:lang w:val="en-US"/>
+        </w:rPr>
+        <w:t xml:space="preserve">if not user:  </w:t>
+      </w:r>
+    </w:p>
+    <w:p>
+      <w:r>
+        <w:rPr>
+          <w:lang w:val="en-US"/>
+        </w:rPr>
+        <w:t xml:space="preserve">    </w:t>
+      </w:r>
+      <w:r>
+        <w:t xml:space="preserve">return jsonify({'error': 'Unauthorized'}), 401  </w:t>
+      </w:r>
+    </w:p>
+    <w:p>
+      <w:pPr>
+        <w:pStyle w:val="berschrift2"/>
+      </w:pPr>
+      <w:bookmarkStart w:id="39" w:name="_Toc193973827"/>
+      <w:r>
+        <w:t>Lektionen für die Zukunft</w:t>
+      </w:r>
+      <w:bookmarkEnd w:id="39"/>
     </w:p>
     <w:p>
       <w:pPr>
         <w:pStyle w:val="berschrift3"/>
-        <w:rPr>
-          <w:lang w:val="en-US"/>
-        </w:rPr>
-      </w:pPr>
-      <w:bookmarkStart w:id="26" w:name="_Toc193973814"/>
-      <w:r>
-        <w:rPr>
-          <w:lang w:val="en-US"/>
-        </w:rPr>
-        <w:t>Cookie-Sicherheit</w:t>
-      </w:r>
-      <w:bookmarkEnd w:id="26"/>
-    </w:p>
-    <w:p>
-      <w:pPr>
-        <w:rPr>
-          <w:lang w:val="en-US"/>
-        </w:rPr>
-      </w:pPr>
-      <w:proofErr w:type="spellStart"/>
-      <w:r>
-        <w:rPr>
-          <w:lang w:val="en-US"/>
-        </w:rPr>
-        <w:t>response.set_cookie</w:t>
-      </w:r>
-      <w:proofErr w:type="spellEnd"/>
-      <w:r>
-        <w:rPr>
-          <w:lang w:val="en-US"/>
-        </w:rPr>
-        <w:t xml:space="preserve">(  </w:t>
-      </w:r>
-    </w:p>
-    <w:p>
-      <w:pPr>
-        <w:rPr>
-          <w:lang w:val="en-US"/>
-        </w:rPr>
-      </w:pPr>
-      <w:r>
-        <w:rPr>
-          <w:lang w:val="en-US"/>
-        </w:rPr>
-        <w:t xml:space="preserve">    '</w:t>
-      </w:r>
-      <w:proofErr w:type="spellStart"/>
-      <w:r>
-        <w:rPr>
-          <w:lang w:val="en-US"/>
-        </w:rPr>
-        <w:t>auth_token</w:t>
-      </w:r>
-      <w:proofErr w:type="spellEnd"/>
-      <w:r>
-        <w:rPr>
-          <w:lang w:val="en-US"/>
-        </w:rPr>
-        <w:t xml:space="preserve">',  </w:t>
-      </w:r>
-    </w:p>
-    <w:p>
-      <w:r>
-        <w:rPr>
-          <w:lang w:val="en-US"/>
-        </w:rPr>
-        <w:t xml:space="preserve">    </w:t>
-      </w:r>
-      <w:proofErr w:type="spellStart"/>
-      <w:r>
-        <w:t>token</w:t>
-      </w:r>
-      <w:proofErr w:type="spellEnd"/>
-      <w:r>
-        <w:t xml:space="preserve">,  </w:t>
-      </w:r>
-    </w:p>
-    <w:p>
-      <w:r>
-        <w:t xml:space="preserve">    </w:t>
-      </w:r>
-      <w:proofErr w:type="spellStart"/>
-      <w:r>
-        <w:t>httponly</w:t>
-      </w:r>
-      <w:proofErr w:type="spellEnd"/>
-      <w:r>
-        <w:t xml:space="preserve">=True,    # Verhindert XSS  </w:t>
-      </w:r>
-    </w:p>
-    <w:p>
-      <w:r>
-        <w:t xml:space="preserve">    </w:t>
-      </w:r>
-      <w:proofErr w:type="spellStart"/>
-      <w:r>
-        <w:t>secure</w:t>
-      </w:r>
-      <w:proofErr w:type="spellEnd"/>
-      <w:r>
-        <w:t xml:space="preserve">=True,      # Nur über HTTPS  </w:t>
-      </w:r>
-    </w:p>
-    <w:p>
-      <w:r>
-        <w:t xml:space="preserve">    </w:t>
-      </w:r>
-      <w:proofErr w:type="spellStart"/>
-      <w:r>
-        <w:t>samesite</w:t>
-      </w:r>
-      <w:proofErr w:type="spellEnd"/>
-      <w:r>
-        <w:t>='</w:t>
-      </w:r>
-      <w:proofErr w:type="spellStart"/>
-      <w:r>
-        <w:t>Strict</w:t>
-      </w:r>
-      <w:proofErr w:type="spellEnd"/>
-      <w:r>
-        <w:t xml:space="preserve">' # Keine Cross-Site-Anfragen  </w:t>
-      </w:r>
-    </w:p>
-    <w:p>
-      <w:r>
-        <w:t xml:space="preserve">)  </w:t>
-      </w:r>
-    </w:p>
-    <w:p>
-      <w:pPr>
-        <w:pStyle w:val="berschrift2"/>
-      </w:pPr>
-      <w:bookmarkStart w:id="27" w:name="_Toc193973815"/>
-      <w:r>
-        <w:t>Zukünftige Erweiterungen</w:t>
-      </w:r>
-      <w:bookmarkEnd w:id="27"/>
-    </w:p>
-    <w:p>
-      <w:pPr>
-        <w:pStyle w:val="berschrift3"/>
-      </w:pPr>
-      <w:bookmarkStart w:id="28" w:name="_Toc193973816"/>
-      <w:r>
-        <w:t>Geplante Features</w:t>
-      </w:r>
-      <w:bookmarkEnd w:id="28"/>
-    </w:p>
-    <w:p>
-      <w:pPr>
-        <w:pStyle w:val="berschrift4"/>
-      </w:pPr>
-      <w:r>
-        <w:t>Deadline-Erinnerungen</w:t>
-      </w:r>
-    </w:p>
-    <w:p>
-      <w:r>
-        <w:t>Die Nutzerinnen und Nutzer sollen eine automatische E-Mail erhalten, wenn ihre Deadline fast erreicht ist. Diese Umsetzung wäre möglich mit einem Message Broker</w:t>
-      </w:r>
-      <w:r>
-        <w:t>,</w:t>
-      </w:r>
-      <w:r>
-        <w:t xml:space="preserve"> wie </w:t>
-      </w:r>
-      <w:proofErr w:type="spellStart"/>
-      <w:r>
-        <w:t>RabbitMQ</w:t>
-      </w:r>
-      <w:proofErr w:type="spellEnd"/>
-      <w:r>
-        <w:t>.</w:t>
-      </w:r>
-      <w:r>
-        <w:t xml:space="preserve"> </w:t>
-      </w:r>
-      <w:r>
-        <w:t>S</w:t>
-      </w:r>
-      <w:r>
-        <w:t xml:space="preserve">o </w:t>
-      </w:r>
-      <w:r>
-        <w:t>könnten</w:t>
-      </w:r>
-      <w:r>
-        <w:t xml:space="preserve"> die Mails </w:t>
-      </w:r>
-      <w:r>
-        <w:t xml:space="preserve">über die interne Zeitsteuerung </w:t>
-      </w:r>
-      <w:r>
-        <w:t xml:space="preserve">geplant werden. </w:t>
-      </w:r>
-    </w:p>
-    <w:p>
-      <w:r>
-        <w:rPr>
-          <w:rStyle w:val="berschrift4Zchn"/>
-        </w:rPr>
-        <w:t>Lernfortschritt</w:t>
-      </w:r>
-    </w:p>
-    <w:p>
-      <w:r>
-        <w:t xml:space="preserve">Der gesamten Lernfortschrittes soll in einem </w:t>
-      </w:r>
-      <w:r>
-        <w:t xml:space="preserve">Diagramm </w:t>
-      </w:r>
-      <w:r>
-        <w:t>dargestellt werden</w:t>
-      </w:r>
-      <w:r>
-        <w:t xml:space="preserve">. </w:t>
-      </w:r>
-      <w:r>
-        <w:t>Es wäre sinnvoll, ein gewünschtes Diagramm über JavaScript einzubauen</w:t>
-      </w:r>
-      <w:r>
-        <w:t xml:space="preserve">, </w:t>
-      </w:r>
-      <w:r>
-        <w:t>um</w:t>
-      </w:r>
-      <w:r>
-        <w:t xml:space="preserve"> die Lernziele</w:t>
-      </w:r>
-      <w:r>
-        <w:t>,</w:t>
-      </w:r>
-      <w:r>
-        <w:t xml:space="preserve"> sowie Fortschrittsdaten in Echtzeit zu analysieren. </w:t>
-      </w:r>
-    </w:p>
-    <w:p>
-      <w:pPr>
-        <w:pStyle w:val="berschrift2"/>
-      </w:pPr>
-      <w:bookmarkStart w:id="29" w:name="_Toc193973817"/>
-      <w:r>
-        <w:t>Fazit</w:t>
-      </w:r>
-      <w:r>
-        <w:t xml:space="preserve"> (umschreiben)</w:t>
-      </w:r>
-      <w:bookmarkEnd w:id="29"/>
-    </w:p>
-    <w:p>
-      <w:pPr>
-        <w:pStyle w:val="berschrift3"/>
-      </w:pPr>
-      <w:bookmarkStart w:id="30" w:name="_Toc193973818"/>
-      <w:r>
-        <w:t>Erreichte Ziele und technische Erfolge</w:t>
-      </w:r>
-      <w:bookmarkEnd w:id="30"/>
-    </w:p>
-    <w:p>
-      <w:r>
-        <w:t>Die entwickelte Lernplanungs-App demonstriert, wie durch eine schlanke, aber robuste Architektur (</w:t>
-      </w:r>
-      <w:proofErr w:type="spellStart"/>
-      <w:r>
-        <w:t>Flask</w:t>
-      </w:r>
-      <w:proofErr w:type="spellEnd"/>
-      <w:r>
-        <w:t>, SQLite, REST-API) nutzerzentrierte Anwendungen realisiert werden können. Der Fokus auf Sicherheitsstandards – wie das automatisierte Token-Management mit kryptografischer Generierung (</w:t>
-      </w:r>
-      <w:proofErr w:type="spellStart"/>
-      <w:r>
-        <w:t>secrets.token_hex</w:t>
-      </w:r>
-      <w:proofErr w:type="spellEnd"/>
-      <w:r>
-        <w:t xml:space="preserve">) und zeitgesteuerter Selbstreinigung – sowie die Integration von </w:t>
-      </w:r>
-      <w:proofErr w:type="spellStart"/>
-      <w:r>
-        <w:t>Bcrypt</w:t>
-      </w:r>
-      <w:proofErr w:type="spellEnd"/>
-      <w:r>
-        <w:t xml:space="preserve"> für Passwort-</w:t>
-      </w:r>
-      <w:proofErr w:type="spellStart"/>
-      <w:r>
-        <w:t>Hashing</w:t>
-      </w:r>
-      <w:proofErr w:type="spellEnd"/>
-      <w:r>
-        <w:t xml:space="preserve"> setzen ein solides Fundament für datenschutzkonforme Anwendungen. Die Entscheidung für ein client-serverbasiertes Modell gewährleistete dabei Skalierbarkeit, während die statische Frontend-Implementierung (HTML/CSS/JS) eine breite Gerätekompatibilität sicherstellte.</w:t>
-      </w:r>
-    </w:p>
-    <w:p/>
-    <w:p>
-      <w:pPr>
-        <w:pStyle w:val="berschrift3"/>
-      </w:pPr>
-      <w:bookmarkStart w:id="31" w:name="_Toc193973819"/>
-      <w:r>
-        <w:lastRenderedPageBreak/>
-        <w:t xml:space="preserve">Reflexion der Herausforderungen und </w:t>
-      </w:r>
-      <w:proofErr w:type="spellStart"/>
-      <w:r>
-        <w:t>Lessons</w:t>
-      </w:r>
-      <w:proofErr w:type="spellEnd"/>
-      <w:r>
-        <w:t xml:space="preserve"> </w:t>
-      </w:r>
-      <w:proofErr w:type="spellStart"/>
-      <w:r>
-        <w:t>Learned</w:t>
-      </w:r>
-      <w:bookmarkEnd w:id="31"/>
-      <w:proofErr w:type="spellEnd"/>
-    </w:p>
-    <w:p>
-      <w:r>
-        <w:t xml:space="preserve">Projekte wie dieses verdeutlichen die Bedeutung agiler Anpassungen: So offenbarten die initialen CORS-Konflikte zwischen Frontend (Port 5000) und Backend (Port 5001) die Notwendigkeit integrierter Entwicklungsumgebungen – ein Trade-off zwischen Sicherheit und Praktikabilität. Die manuelle Datenbankverwaltung (z. B. </w:t>
-      </w:r>
-      <w:proofErr w:type="spellStart"/>
-      <w:r>
-        <w:t>db.create_all</w:t>
-      </w:r>
-      <w:proofErr w:type="spellEnd"/>
-      <w:r>
-        <w:t xml:space="preserve">()) erwies sich trotz Einfachheit als riskant, da Schemaänderungen stets Datenverluste nach sich zogen. Dies unterstreicht den Wert von Migrationstools wie </w:t>
-      </w:r>
-      <w:proofErr w:type="spellStart"/>
-      <w:r>
-        <w:t>Flask-Migrate</w:t>
-      </w:r>
-      <w:proofErr w:type="spellEnd"/>
-      <w:r>
-        <w:t xml:space="preserve"> für zukünftige Projekte, um strukturierte Schemaevolution zu ermöglichen.</w:t>
-      </w:r>
-    </w:p>
-    <w:p/>
-    <w:p>
-      <w:pPr>
-        <w:pStyle w:val="berschrift3"/>
-      </w:pPr>
-      <w:bookmarkStart w:id="32" w:name="_Toc193973820"/>
-      <w:r>
-        <w:t>Kritische Architekturentscheidungen</w:t>
-      </w:r>
-      <w:bookmarkEnd w:id="32"/>
-    </w:p>
-    <w:p>
-      <w:r>
-        <w:t xml:space="preserve">Der Verzicht auf komplexe Bibliotheken (z. B. </w:t>
-      </w:r>
-      <w:proofErr w:type="spellStart"/>
-      <w:r>
-        <w:t>Flask-Migrate</w:t>
-      </w:r>
-      <w:proofErr w:type="spellEnd"/>
-      <w:r>
-        <w:t xml:space="preserve">) reduzierte zwar initiale Abhängigkeiten, limitierte jedoch die langfristige Wartbarkeit. Die Kombination aus SQLite (Entwicklung) und </w:t>
-      </w:r>
-      <w:proofErr w:type="spellStart"/>
-      <w:r>
-        <w:t>SQLAlchemy</w:t>
-      </w:r>
-      <w:proofErr w:type="spellEnd"/>
-      <w:r>
-        <w:t xml:space="preserve"> (ORM) erwies sich hingegen als vorteilhaft, da sie schnelle Iterationen und eine potenzielle Migration zu leistungsstärkeren Datenbanken (z. B. PostgreSQL) erlaubt.</w:t>
-      </w:r>
-    </w:p>
-    <w:p/>
-    <w:p>
-      <w:pPr>
-        <w:pStyle w:val="berschrift3"/>
-      </w:pPr>
-      <w:bookmarkStart w:id="33" w:name="_Toc193973821"/>
-      <w:r>
-        <w:t>Praktische Implikationen und Nutzerfeedback</w:t>
-      </w:r>
-      <w:bookmarkEnd w:id="33"/>
-    </w:p>
-    <w:p>
-      <w:r>
-        <w:t>In Testphasen wurde die Token-basierte Session-Verwaltung positiv bewertet, da sie unterbrechungsfreies Lernen ermöglichte. Die vereinfachte UI führte jedoch zu Nutzerrückfragen bezüglich fehlender Fortschrittsvisualisierungen – ein Hinweis auf die Relevanz der geplanten Diagramm-Integration (z. B. via D3.js).</w:t>
-      </w:r>
-    </w:p>
-    <w:p/>
-    <w:p>
-      <w:pPr>
-        <w:pStyle w:val="berschrift3"/>
-      </w:pPr>
-      <w:bookmarkStart w:id="34" w:name="_Toc193973822"/>
-      <w:r>
-        <w:t>Zukünftige Perspektiven und Skalierbarkeit</w:t>
-      </w:r>
-      <w:bookmarkEnd w:id="34"/>
-    </w:p>
-    <w:p>
-      <w:r>
-        <w:t xml:space="preserve">Die App bietet eine solide Basis für Erweiterungen: Die geplante Deadline-Erinnerung per E-Mail (via </w:t>
-      </w:r>
-      <w:proofErr w:type="spellStart"/>
-      <w:r>
-        <w:t>RabbitMQ</w:t>
-      </w:r>
-      <w:proofErr w:type="spellEnd"/>
-      <w:r>
-        <w:t xml:space="preserve">) könnte die Nutzungsintensität steigern, während die API-Architektur die Integration von Drittanbieterdiensten (z. B. Kalender-APIs) erleichtert. Langfristig könnte die Portierung auf Mobile Apps (React Native) unter Wiederverwendung der </w:t>
-      </w:r>
-      <w:proofErr w:type="spellStart"/>
-      <w:r>
-        <w:t>Flask</w:t>
-      </w:r>
-      <w:proofErr w:type="spellEnd"/>
-      <w:r>
-        <w:t>-API die Reichweite signifikant erhöhen.</w:t>
-      </w:r>
-      <w:r>
-        <w:br w:type="page"/>
-      </w:r>
-    </w:p>
-    <w:p>
-      <w:pPr>
-        <w:pStyle w:val="berschrift1"/>
-      </w:pPr>
-      <w:bookmarkStart w:id="35" w:name="_Toc193973823"/>
-      <w:r>
-        <w:lastRenderedPageBreak/>
-        <w:t>Wissenschaftliche Reflexion</w:t>
-      </w:r>
-      <w:bookmarkEnd w:id="35"/>
-    </w:p>
-    <w:p>
-      <w:pPr>
-        <w:pStyle w:val="berschrift2"/>
-      </w:pPr>
-      <w:bookmarkStart w:id="36" w:name="_Toc193973824"/>
-      <w:r>
-        <w:t>Erfolge vs. Hindernisse</w:t>
-      </w:r>
-      <w:bookmarkEnd w:id="36"/>
-    </w:p>
-    <w:p>
-      <w:pPr>
-        <w:pStyle w:val="berschrift3"/>
-      </w:pPr>
-      <w:bookmarkStart w:id="37" w:name="_Toc193973825"/>
-      <w:r>
-        <w:t>Erfolge</w:t>
-      </w:r>
-      <w:bookmarkEnd w:id="37"/>
-    </w:p>
-    <w:p>
-      <w:pPr>
-        <w:pStyle w:val="berschrift4"/>
-      </w:pPr>
-      <w:r>
-        <w:t>Klare Trennung von BFF und Storefront</w:t>
-      </w:r>
-    </w:p>
-    <w:p>
-      <w:r>
-        <w:t>Die Umsetzung des API-First Prinzip gelang gut</w:t>
-      </w:r>
-      <w:r>
-        <w:t xml:space="preserve">. So konnte eine klare Struktur bei der Entwicklung erstellt werden mit klarer </w:t>
-      </w:r>
-      <w:r>
-        <w:t>Reihenfolge</w:t>
-      </w:r>
-      <w:r>
-        <w:t xml:space="preserve">. Somit wurde erst das Backend entwickelt und </w:t>
-      </w:r>
-      <w:r>
-        <w:t>anschließend</w:t>
-      </w:r>
-      <w:r>
-        <w:t xml:space="preserve"> das Frontend. Dies war hilfreich bei der Erstellung der HTML-Templates. </w:t>
-      </w:r>
-    </w:p>
-    <w:p>
-      <w:r>
-        <w:t>Vorteil: Einfache Erweiterbarkeit (z. B. mobile Clients) ohne Änderungen am Backend.</w:t>
-      </w:r>
-    </w:p>
-    <w:p>
-      <w:r>
-        <w:t>Beispiel:</w:t>
-      </w:r>
-    </w:p>
-    <w:p>
-      <w:r>
-        <w:t xml:space="preserve">@app.route('/learning_goals', </w:t>
-      </w:r>
-      <w:proofErr w:type="spellStart"/>
-      <w:r>
-        <w:t>methods</w:t>
-      </w:r>
-      <w:proofErr w:type="spellEnd"/>
-      <w:r>
-        <w:t>=['GET'])</w:t>
-      </w:r>
-      <w:r>
-        <w:br/>
-      </w:r>
-      <w:proofErr w:type="spellStart"/>
-      <w:r>
-        <w:t>def</w:t>
-      </w:r>
-      <w:proofErr w:type="spellEnd"/>
-      <w:r>
-        <w:t xml:space="preserve"> </w:t>
-      </w:r>
-      <w:proofErr w:type="spellStart"/>
-      <w:r>
-        <w:t>get_learning_goals</w:t>
-      </w:r>
-      <w:proofErr w:type="spellEnd"/>
-      <w:r>
-        <w:t>():</w:t>
-      </w:r>
-      <w:r>
-        <w:br/>
-      </w:r>
-      <w:r>
-        <w:rPr>
-          <w:i/>
-          <w:iCs/>
-        </w:rPr>
-        <w:t xml:space="preserve">    </w:t>
-      </w:r>
-      <w:proofErr w:type="spellStart"/>
-      <w:r>
-        <w:t>token</w:t>
-      </w:r>
-      <w:proofErr w:type="spellEnd"/>
-      <w:r>
-        <w:t xml:space="preserve"> = </w:t>
-      </w:r>
-      <w:proofErr w:type="spellStart"/>
-      <w:r>
-        <w:t>request.cookies.get</w:t>
-      </w:r>
-      <w:proofErr w:type="spellEnd"/>
-      <w:r>
-        <w:t>('</w:t>
-      </w:r>
-      <w:proofErr w:type="spellStart"/>
-      <w:r>
-        <w:t>auth_token</w:t>
-      </w:r>
-      <w:proofErr w:type="spellEnd"/>
-      <w:r>
-        <w:t>')</w:t>
-      </w:r>
-      <w:r>
-        <w:br/>
-        <w:t xml:space="preserve">    </w:t>
-      </w:r>
-      <w:proofErr w:type="spellStart"/>
-      <w:r>
-        <w:t>user</w:t>
-      </w:r>
-      <w:proofErr w:type="spellEnd"/>
-      <w:r>
-        <w:t xml:space="preserve"> = </w:t>
-      </w:r>
-      <w:proofErr w:type="spellStart"/>
-      <w:r>
-        <w:t>validate_token</w:t>
-      </w:r>
-      <w:proofErr w:type="spellEnd"/>
-      <w:r>
-        <w:t>(</w:t>
-      </w:r>
-      <w:proofErr w:type="spellStart"/>
-      <w:r>
-        <w:t>token</w:t>
-      </w:r>
-      <w:proofErr w:type="spellEnd"/>
-      <w:r>
-        <w:t>)</w:t>
-      </w:r>
-      <w:r>
-        <w:br/>
-        <w:t xml:space="preserve">    </w:t>
-      </w:r>
-      <w:proofErr w:type="spellStart"/>
-      <w:r>
-        <w:t>if</w:t>
-      </w:r>
-      <w:proofErr w:type="spellEnd"/>
-      <w:r>
-        <w:t xml:space="preserve"> not </w:t>
-      </w:r>
-      <w:proofErr w:type="spellStart"/>
-      <w:r>
-        <w:t>user</w:t>
-      </w:r>
-      <w:proofErr w:type="spellEnd"/>
-      <w:r>
-        <w:t>:</w:t>
-      </w:r>
-      <w:r>
-        <w:br/>
+      </w:pPr>
+      <w:bookmarkStart w:id="40" w:name="_Toc193973828"/>
+      <w:r>
+        <w:t>Tests</w:t>
+      </w:r>
+      <w:bookmarkEnd w:id="40"/>
+    </w:p>
+    <w:p>
+      <w:r>
+        <w:t xml:space="preserve">Unit-Tests vor der Implementierung schreiben, um </w:t>
+      </w:r>
+      <w:r>
+        <w:t xml:space="preserve">viele möglichen </w:t>
+      </w:r>
+      <w:r>
+        <w:t>Cases abzudecken.</w:t>
+      </w:r>
+    </w:p>
+    <w:p>
+      <w:pPr>
+        <w:rPr>
+          <w:lang w:val="en-US"/>
+        </w:rPr>
+      </w:pPr>
+      <w:r>
+        <w:rPr>
+          <w:lang w:val="en-US"/>
+        </w:rPr>
+        <w:t xml:space="preserve">def test_invalid_deadline(client):  </w:t>
+      </w:r>
+    </w:p>
+    <w:p>
+      <w:pPr>
+        <w:rPr>
+          <w:lang w:val="en-US"/>
+        </w:rPr>
+      </w:pPr>
+      <w:r>
+        <w:rPr>
+          <w:lang w:val="en-US"/>
+        </w:rPr>
+        <w:t xml:space="preserve">    response = client.post('/learning_goals', json={  </w:t>
+      </w:r>
+    </w:p>
+    <w:p>
+      <w:r>
+        <w:rPr>
+          <w:lang w:val="en-US"/>
+        </w:rPr>
         <w:t xml:space="preserve">        </w:t>
       </w:r>
-      <w:proofErr w:type="spellStart"/>
-      <w:r>
-        <w:t>return</w:t>
-      </w:r>
-      <w:proofErr w:type="spellEnd"/>
-      <w:r>
-        <w:t xml:space="preserve"> </w:t>
-      </w:r>
-      <w:proofErr w:type="spellStart"/>
-      <w:r>
-        <w:t>jsonify</w:t>
-      </w:r>
-      <w:proofErr w:type="spellEnd"/>
-      <w:r>
-        <w:t>({'</w:t>
-      </w:r>
-      <w:proofErr w:type="spellStart"/>
-      <w:r>
-        <w:t>error</w:t>
-      </w:r>
-      <w:proofErr w:type="spellEnd"/>
-      <w:r>
-        <w:t>': '</w:t>
-      </w:r>
-      <w:proofErr w:type="spellStart"/>
-      <w:r>
-        <w:t>Unauthorized</w:t>
-      </w:r>
-      <w:proofErr w:type="spellEnd"/>
-      <w:r>
-        <w:t>'}), 401</w:t>
-      </w:r>
-      <w:r>
-        <w:br/>
-      </w:r>
-      <w:r>
-        <w:br/>
-        <w:t xml:space="preserve">    </w:t>
-      </w:r>
-      <w:proofErr w:type="spellStart"/>
-      <w:r>
-        <w:t>try</w:t>
-      </w:r>
-      <w:proofErr w:type="spellEnd"/>
-      <w:r>
-        <w:t>:</w:t>
-      </w:r>
-      <w:r>
-        <w:br/>
-        <w:t xml:space="preserve">        </w:t>
-      </w:r>
-      <w:proofErr w:type="spellStart"/>
-      <w:r>
-        <w:t>goals</w:t>
-      </w:r>
-      <w:proofErr w:type="spellEnd"/>
-      <w:r>
-        <w:t xml:space="preserve"> = LearningGoal.query.join(Topic).filter_by(user_id=user.id).order_by(LearningGoal.deadline).all()</w:t>
-      </w:r>
-      <w:r>
-        <w:br/>
-        <w:t xml:space="preserve">        </w:t>
-      </w:r>
-      <w:proofErr w:type="spellStart"/>
-      <w:r>
-        <w:t>goals_data</w:t>
-      </w:r>
-      <w:proofErr w:type="spellEnd"/>
-      <w:r>
-        <w:t xml:space="preserve"> = []</w:t>
-      </w:r>
-      <w:r>
-        <w:br/>
-      </w:r>
-      <w:r>
-        <w:br/>
-        <w:t xml:space="preserve">        </w:t>
-      </w:r>
-      <w:proofErr w:type="spellStart"/>
-      <w:r>
-        <w:t>for</w:t>
-      </w:r>
-      <w:proofErr w:type="spellEnd"/>
-      <w:r>
-        <w:t xml:space="preserve"> </w:t>
-      </w:r>
-      <w:proofErr w:type="spellStart"/>
-      <w:r>
-        <w:t>goal</w:t>
-      </w:r>
-      <w:proofErr w:type="spellEnd"/>
-      <w:r>
-        <w:t xml:space="preserve"> in </w:t>
-      </w:r>
-      <w:proofErr w:type="spellStart"/>
-      <w:r>
-        <w:t>goals</w:t>
-      </w:r>
-      <w:proofErr w:type="spellEnd"/>
-      <w:r>
-        <w:t>:</w:t>
-      </w:r>
-      <w:r>
-        <w:br/>
-        <w:t xml:space="preserve">            </w:t>
-      </w:r>
-      <w:proofErr w:type="spellStart"/>
-      <w:r>
-        <w:t>deadline</w:t>
-      </w:r>
-      <w:proofErr w:type="spellEnd"/>
-      <w:r>
-        <w:t xml:space="preserve"> = </w:t>
-      </w:r>
-      <w:proofErr w:type="spellStart"/>
-      <w:r>
-        <w:t>goal.deadline</w:t>
-      </w:r>
-      <w:proofErr w:type="spellEnd"/>
-      <w:r>
-        <w:br/>
-        <w:t xml:space="preserve">            </w:t>
-      </w:r>
-      <w:proofErr w:type="spellStart"/>
-      <w:r>
-        <w:t>if</w:t>
-      </w:r>
-      <w:proofErr w:type="spellEnd"/>
-      <w:r>
-        <w:t xml:space="preserve"> </w:t>
-      </w:r>
-      <w:proofErr w:type="spellStart"/>
-      <w:r>
-        <w:t>isinstance</w:t>
-      </w:r>
-      <w:proofErr w:type="spellEnd"/>
-      <w:r>
-        <w:t>(</w:t>
-      </w:r>
-      <w:proofErr w:type="spellStart"/>
-      <w:r>
-        <w:t>deadline</w:t>
-      </w:r>
-      <w:proofErr w:type="spellEnd"/>
-      <w:r>
-        <w:t xml:space="preserve">, </w:t>
-      </w:r>
-      <w:proofErr w:type="spellStart"/>
-      <w:r>
-        <w:t>str</w:t>
-      </w:r>
-      <w:proofErr w:type="spellEnd"/>
-      <w:r>
-        <w:t>):</w:t>
-      </w:r>
-      <w:r>
-        <w:br/>
-        <w:t xml:space="preserve">                </w:t>
-      </w:r>
-      <w:proofErr w:type="spellStart"/>
-      <w:r>
-        <w:t>try</w:t>
-      </w:r>
-      <w:proofErr w:type="spellEnd"/>
-      <w:r>
-        <w:t>:</w:t>
-      </w:r>
-      <w:r>
-        <w:br/>
-        <w:t xml:space="preserve">                    </w:t>
-      </w:r>
-      <w:proofErr w:type="spellStart"/>
-      <w:r>
-        <w:t>deadline</w:t>
-      </w:r>
-      <w:proofErr w:type="spellEnd"/>
-      <w:r>
-        <w:t xml:space="preserve"> = </w:t>
-      </w:r>
-      <w:proofErr w:type="spellStart"/>
-      <w:r>
-        <w:t>datetime.fromisoformat</w:t>
-      </w:r>
-      <w:proofErr w:type="spellEnd"/>
-      <w:r>
-        <w:t>(</w:t>
-      </w:r>
-      <w:proofErr w:type="spellStart"/>
-      <w:r>
-        <w:t>deadline</w:t>
-      </w:r>
-      <w:proofErr w:type="spellEnd"/>
-      <w:r>
-        <w:t>)</w:t>
-      </w:r>
-      <w:r>
-        <w:br/>
-        <w:t xml:space="preserve">                </w:t>
-      </w:r>
-      <w:proofErr w:type="spellStart"/>
-      <w:r>
-        <w:t>except</w:t>
-      </w:r>
-      <w:proofErr w:type="spellEnd"/>
-      <w:r>
-        <w:t xml:space="preserve"> </w:t>
-      </w:r>
-      <w:proofErr w:type="spellStart"/>
-      <w:r>
-        <w:t>ValueError</w:t>
-      </w:r>
-      <w:proofErr w:type="spellEnd"/>
-      <w:r>
-        <w:t>:</w:t>
-      </w:r>
-      <w:r>
-        <w:br/>
-        <w:t xml:space="preserve">                    </w:t>
-      </w:r>
-      <w:proofErr w:type="spellStart"/>
-      <w:r>
-        <w:t>deadline</w:t>
-      </w:r>
-      <w:proofErr w:type="spellEnd"/>
-      <w:r>
-        <w:t xml:space="preserve"> = None</w:t>
-      </w:r>
-      <w:r>
-        <w:br/>
-        <w:t xml:space="preserve">            </w:t>
-      </w:r>
-      <w:proofErr w:type="spellStart"/>
-      <w:r>
-        <w:t>goals_data.append</w:t>
-      </w:r>
-      <w:proofErr w:type="spellEnd"/>
-      <w:r>
-        <w:t>({</w:t>
-      </w:r>
-      <w:r>
-        <w:br/>
-        <w:t xml:space="preserve">                '</w:t>
-      </w:r>
-      <w:proofErr w:type="spellStart"/>
-      <w:r>
-        <w:t>id</w:t>
-      </w:r>
-      <w:proofErr w:type="spellEnd"/>
-      <w:r>
-        <w:t>': goal.id,</w:t>
-      </w:r>
-      <w:r>
-        <w:br/>
-        <w:t xml:space="preserve">                '</w:t>
-      </w:r>
-      <w:proofErr w:type="spellStart"/>
-      <w:r>
-        <w:t>topic_name</w:t>
-      </w:r>
-      <w:proofErr w:type="spellEnd"/>
-      <w:r>
-        <w:t xml:space="preserve">': goal.topic.name </w:t>
-      </w:r>
-      <w:proofErr w:type="spellStart"/>
-      <w:r>
-        <w:t>if</w:t>
-      </w:r>
-      <w:proofErr w:type="spellEnd"/>
-      <w:r>
-        <w:t xml:space="preserve"> </w:t>
-      </w:r>
-      <w:proofErr w:type="spellStart"/>
-      <w:r>
-        <w:t>goal.topic</w:t>
-      </w:r>
-      <w:proofErr w:type="spellEnd"/>
-      <w:r>
-        <w:t xml:space="preserve"> </w:t>
-      </w:r>
-      <w:proofErr w:type="spellStart"/>
-      <w:r>
-        <w:t>else</w:t>
-      </w:r>
-      <w:proofErr w:type="spellEnd"/>
-      <w:r>
-        <w:t xml:space="preserve"> None,</w:t>
-      </w:r>
-      <w:r>
-        <w:br/>
-        <w:t xml:space="preserve">                '</w:t>
-      </w:r>
-      <w:proofErr w:type="spellStart"/>
-      <w:r>
-        <w:t>description</w:t>
-      </w:r>
-      <w:proofErr w:type="spellEnd"/>
-      <w:r>
-        <w:t xml:space="preserve">': </w:t>
-      </w:r>
-      <w:proofErr w:type="spellStart"/>
-      <w:r>
-        <w:t>goal.description</w:t>
-      </w:r>
-      <w:proofErr w:type="spellEnd"/>
-      <w:r>
-        <w:t>,</w:t>
-      </w:r>
-      <w:r>
-        <w:br/>
-        <w:t xml:space="preserve">                '</w:t>
-      </w:r>
-      <w:proofErr w:type="spellStart"/>
-      <w:r>
-        <w:t>deadline</w:t>
-      </w:r>
-      <w:proofErr w:type="spellEnd"/>
-      <w:r>
-        <w:t xml:space="preserve">': </w:t>
-      </w:r>
-      <w:proofErr w:type="spellStart"/>
-      <w:r>
-        <w:t>deadline.strftime</w:t>
-      </w:r>
-      <w:proofErr w:type="spellEnd"/>
-      <w:r>
-        <w:t xml:space="preserve">('%Y-%m-%d') </w:t>
-      </w:r>
-      <w:proofErr w:type="spellStart"/>
-      <w:r>
-        <w:t>if</w:t>
-      </w:r>
-      <w:proofErr w:type="spellEnd"/>
-      <w:r>
-        <w:t xml:space="preserve"> </w:t>
-      </w:r>
-      <w:proofErr w:type="spellStart"/>
-      <w:r>
-        <w:t>deadline</w:t>
-      </w:r>
-      <w:proofErr w:type="spellEnd"/>
-      <w:r>
-        <w:t xml:space="preserve"> </w:t>
-      </w:r>
-      <w:proofErr w:type="spellStart"/>
-      <w:r>
-        <w:t>else</w:t>
-      </w:r>
-      <w:proofErr w:type="spellEnd"/>
-      <w:r>
-        <w:t xml:space="preserve"> None</w:t>
-      </w:r>
-      <w:r>
-        <w:br/>
-        <w:t xml:space="preserve">            })</w:t>
-      </w:r>
-      <w:r>
-        <w:br/>
-        <w:t xml:space="preserve">        </w:t>
-      </w:r>
-      <w:proofErr w:type="spellStart"/>
-      <w:r>
-        <w:t>return</w:t>
-      </w:r>
-      <w:proofErr w:type="spellEnd"/>
-      <w:r>
-        <w:t xml:space="preserve"> </w:t>
-      </w:r>
-      <w:proofErr w:type="spellStart"/>
-      <w:r>
-        <w:t>jsonify</w:t>
-      </w:r>
-      <w:proofErr w:type="spellEnd"/>
-      <w:r>
-        <w:t>(</w:t>
-      </w:r>
-      <w:proofErr w:type="spellStart"/>
-      <w:r>
-        <w:t>goals_data</w:t>
-      </w:r>
-      <w:proofErr w:type="spellEnd"/>
-      <w:r>
-        <w:t>), 200</w:t>
-      </w:r>
-      <w:r>
-        <w:br/>
-        <w:t xml:space="preserve">    </w:t>
-      </w:r>
-      <w:proofErr w:type="spellStart"/>
-      <w:r>
-        <w:t>except</w:t>
-      </w:r>
-      <w:proofErr w:type="spellEnd"/>
-      <w:r>
-        <w:t xml:space="preserve"> </w:t>
-      </w:r>
-      <w:proofErr w:type="spellStart"/>
-      <w:r>
-        <w:t>Exception</w:t>
-      </w:r>
-      <w:proofErr w:type="spellEnd"/>
-      <w:r>
-        <w:t xml:space="preserve"> </w:t>
-      </w:r>
-      <w:proofErr w:type="spellStart"/>
-      <w:r>
-        <w:t>as</w:t>
-      </w:r>
-      <w:proofErr w:type="spellEnd"/>
-      <w:r>
-        <w:t xml:space="preserve"> e:</w:t>
-      </w:r>
-      <w:r>
-        <w:br/>
-        <w:t xml:space="preserve">        </w:t>
-      </w:r>
-      <w:proofErr w:type="spellStart"/>
-      <w:r>
-        <w:t>app.logger.error</w:t>
-      </w:r>
-      <w:proofErr w:type="spellEnd"/>
-      <w:r>
-        <w:t>(</w:t>
-      </w:r>
-      <w:proofErr w:type="spellStart"/>
-      <w:r>
-        <w:t>f"error</w:t>
-      </w:r>
-      <w:proofErr w:type="spellEnd"/>
-      <w:r>
-        <w:t xml:space="preserve"> beim Abrufen von Lernzielen: {</w:t>
-      </w:r>
-      <w:proofErr w:type="spellStart"/>
-      <w:r>
-        <w:t>str</w:t>
-      </w:r>
-      <w:proofErr w:type="spellEnd"/>
-      <w:r>
-        <w:t>(e)}")</w:t>
-      </w:r>
-      <w:r>
-        <w:br/>
-        <w:t xml:space="preserve">        </w:t>
-      </w:r>
-      <w:proofErr w:type="spellStart"/>
-      <w:r>
-        <w:t>return</w:t>
-      </w:r>
-      <w:proofErr w:type="spellEnd"/>
-      <w:r>
-        <w:t xml:space="preserve"> </w:t>
-      </w:r>
-      <w:proofErr w:type="spellStart"/>
-      <w:r>
-        <w:t>jsonify</w:t>
-      </w:r>
-      <w:proofErr w:type="spellEnd"/>
-      <w:r>
-        <w:t>({'</w:t>
-      </w:r>
-      <w:proofErr w:type="spellStart"/>
-      <w:r>
-        <w:t>error</w:t>
-      </w:r>
-      <w:proofErr w:type="spellEnd"/>
-      <w:r>
-        <w:t>': 'Internal Server Error', '</w:t>
-      </w:r>
-      <w:proofErr w:type="spellStart"/>
-      <w:r>
-        <w:t>details</w:t>
-      </w:r>
-      <w:proofErr w:type="spellEnd"/>
-      <w:r>
-        <w:t xml:space="preserve">': </w:t>
-      </w:r>
-      <w:proofErr w:type="spellStart"/>
-      <w:r>
-        <w:t>str</w:t>
-      </w:r>
-      <w:proofErr w:type="spellEnd"/>
-      <w:r>
-        <w:t>(e)}), 500</w:t>
-      </w:r>
-    </w:p>
-    <w:p>
-      <w:pPr>
-        <w:pStyle w:val="berschrift4"/>
-      </w:pPr>
-      <w:r>
-        <w:t>Robustes Fehlerhandling</w:t>
-      </w:r>
-    </w:p>
-    <w:p>
-      <w:r>
-        <w:t>Try-</w:t>
-      </w:r>
-      <w:proofErr w:type="spellStart"/>
-      <w:r>
-        <w:t>Except</w:t>
-      </w:r>
-      <w:proofErr w:type="spellEnd"/>
-      <w:r>
-        <w:t>-Blöcke </w:t>
-      </w:r>
-      <w:r>
-        <w:t xml:space="preserve">bei </w:t>
-      </w:r>
-      <w:r>
-        <w:t>Codeabschnitten</w:t>
-      </w:r>
-      <w:r>
-        <w:t xml:space="preserve"> welche dazu neigen Fehler zu erzeugen </w:t>
-      </w:r>
-      <w:r>
-        <w:t xml:space="preserve"> </w:t>
-      </w:r>
-      <w:r>
-        <w:t xml:space="preserve"> (z. B. Datenbankabfragen)</w:t>
-      </w:r>
-      <w:r>
-        <w:t xml:space="preserve"> diese</w:t>
-      </w:r>
-      <w:r>
-        <w:t xml:space="preserve"> </w:t>
-      </w:r>
-      <w:r>
-        <w:t>verhindern Serverabstürze.</w:t>
-      </w:r>
-    </w:p>
-    <w:p/>
-    <w:p>
-      <w:pPr>
-        <w:rPr>
-          <w:lang w:val="en-US"/>
-        </w:rPr>
-      </w:pPr>
-      <w:r>
-        <w:rPr>
-          <w:lang w:val="en-US"/>
-        </w:rPr>
-        <w:lastRenderedPageBreak/>
-        <w:t xml:space="preserve">try:  </w:t>
-      </w:r>
-    </w:p>
-    <w:p>
-      <w:pPr>
-        <w:rPr>
-          <w:lang w:val="en-US"/>
-        </w:rPr>
-      </w:pPr>
-      <w:r>
-        <w:rPr>
-          <w:lang w:val="en-US"/>
-        </w:rPr>
-        <w:t xml:space="preserve">    goals = </w:t>
-      </w:r>
-      <w:proofErr w:type="spellStart"/>
-      <w:r>
-        <w:rPr>
-          <w:lang w:val="en-US"/>
-        </w:rPr>
-        <w:t>LearningGoal.query.join</w:t>
-      </w:r>
-      <w:proofErr w:type="spellEnd"/>
-      <w:r>
-        <w:rPr>
-          <w:lang w:val="en-US"/>
-        </w:rPr>
-        <w:t>(Topic).</w:t>
-      </w:r>
-      <w:proofErr w:type="spellStart"/>
-      <w:r>
-        <w:rPr>
-          <w:lang w:val="en-US"/>
-        </w:rPr>
-        <w:t>filter_by</w:t>
-      </w:r>
-      <w:proofErr w:type="spellEnd"/>
-      <w:r>
-        <w:rPr>
-          <w:lang w:val="en-US"/>
-        </w:rPr>
-        <w:t>(</w:t>
-      </w:r>
-      <w:proofErr w:type="spellStart"/>
-      <w:r>
-        <w:rPr>
-          <w:lang w:val="en-US"/>
-        </w:rPr>
-        <w:t>user_id</w:t>
-      </w:r>
-      <w:proofErr w:type="spellEnd"/>
-      <w:r>
-        <w:rPr>
-          <w:lang w:val="en-US"/>
-        </w:rPr>
-        <w:t xml:space="preserve">=user.id).all()  </w:t>
-      </w:r>
-    </w:p>
-    <w:p>
-      <w:pPr>
-        <w:rPr>
-          <w:lang w:val="en-US"/>
-        </w:rPr>
-      </w:pPr>
-      <w:r>
-        <w:rPr>
-          <w:lang w:val="en-US"/>
-        </w:rPr>
-        <w:t xml:space="preserve">except Exception as e:  </w:t>
-      </w:r>
-    </w:p>
-    <w:p>
-      <w:pPr>
-        <w:rPr>
-          <w:lang w:val="en-US"/>
-        </w:rPr>
-      </w:pPr>
-      <w:r>
-        <w:rPr>
-          <w:lang w:val="en-US"/>
-        </w:rPr>
-        <w:t xml:space="preserve">    </w:t>
-      </w:r>
-      <w:proofErr w:type="spellStart"/>
-      <w:r>
-        <w:rPr>
-          <w:lang w:val="en-US"/>
-        </w:rPr>
-        <w:t>app.logger.error</w:t>
-      </w:r>
-      <w:proofErr w:type="spellEnd"/>
-      <w:r>
-        <w:rPr>
-          <w:lang w:val="en-US"/>
-        </w:rPr>
-        <w:t>(</w:t>
-      </w:r>
-      <w:proofErr w:type="spellStart"/>
-      <w:r>
-        <w:rPr>
-          <w:lang w:val="en-US"/>
-        </w:rPr>
-        <w:t>f"Fehler</w:t>
-      </w:r>
-      <w:proofErr w:type="spellEnd"/>
-      <w:r>
-        <w:rPr>
-          <w:lang w:val="en-US"/>
-        </w:rPr>
-        <w:t xml:space="preserve"> </w:t>
-      </w:r>
-      <w:proofErr w:type="spellStart"/>
-      <w:r>
-        <w:rPr>
-          <w:lang w:val="en-US"/>
-        </w:rPr>
-        <w:t>beim</w:t>
-      </w:r>
-      <w:proofErr w:type="spellEnd"/>
-      <w:r>
-        <w:rPr>
-          <w:lang w:val="en-US"/>
-        </w:rPr>
-        <w:t xml:space="preserve"> </w:t>
-      </w:r>
-      <w:proofErr w:type="spellStart"/>
-      <w:r>
-        <w:rPr>
-          <w:lang w:val="en-US"/>
-        </w:rPr>
-        <w:t>Abrufen</w:t>
-      </w:r>
-      <w:proofErr w:type="spellEnd"/>
-      <w:r>
-        <w:rPr>
-          <w:lang w:val="en-US"/>
-        </w:rPr>
-        <w:t xml:space="preserve"> der </w:t>
-      </w:r>
-      <w:proofErr w:type="spellStart"/>
-      <w:r>
-        <w:rPr>
-          <w:lang w:val="en-US"/>
-        </w:rPr>
-        <w:t>Lernziele</w:t>
-      </w:r>
-      <w:proofErr w:type="spellEnd"/>
-      <w:r>
-        <w:rPr>
-          <w:lang w:val="en-US"/>
-        </w:rPr>
-        <w:t xml:space="preserve">: {str(e)}")  </w:t>
-      </w:r>
-    </w:p>
-    <w:p>
-      <w:pPr>
-        <w:rPr>
-          <w:lang w:val="en-US"/>
-        </w:rPr>
-      </w:pPr>
-      <w:r>
-        <w:rPr>
-          <w:lang w:val="en-US"/>
-        </w:rPr>
-        <w:t xml:space="preserve">    return </w:t>
-      </w:r>
-      <w:proofErr w:type="spellStart"/>
-      <w:r>
-        <w:rPr>
-          <w:lang w:val="en-US"/>
-        </w:rPr>
-        <w:t>jsonify</w:t>
-      </w:r>
-      <w:proofErr w:type="spellEnd"/>
-      <w:r>
-        <w:rPr>
-          <w:lang w:val="en-US"/>
-        </w:rPr>
-        <w:t xml:space="preserve">({"error": "Internal Server Error"}), 500  </w:t>
-      </w:r>
-    </w:p>
-    <w:p>
-      <w:pPr>
-        <w:pStyle w:val="berschrift3"/>
-        <w:rPr>
-          <w:lang w:val="en-US"/>
-        </w:rPr>
-      </w:pPr>
-      <w:bookmarkStart w:id="38" w:name="_Toc193973826"/>
-      <w:proofErr w:type="spellStart"/>
-      <w:r>
-        <w:rPr>
-          <w:lang w:val="en-US"/>
-        </w:rPr>
-        <w:t>Hindernisse</w:t>
-      </w:r>
-      <w:bookmarkEnd w:id="38"/>
-      <w:proofErr w:type="spellEnd"/>
-    </w:p>
-    <w:p>
-      <w:pPr>
-        <w:pStyle w:val="berschrift4"/>
-        <w:rPr>
-          <w:lang w:val="en-US"/>
-        </w:rPr>
-      </w:pPr>
-      <w:proofErr w:type="spellStart"/>
-      <w:r>
-        <w:rPr>
-          <w:lang w:val="en-US"/>
-        </w:rPr>
-        <w:t>Fehlende</w:t>
-      </w:r>
-      <w:proofErr w:type="spellEnd"/>
-      <w:r>
-        <w:rPr>
-          <w:lang w:val="en-US"/>
-        </w:rPr>
-        <w:t xml:space="preserve"> </w:t>
-      </w:r>
-      <w:proofErr w:type="spellStart"/>
-      <w:r>
-        <w:rPr>
-          <w:lang w:val="en-US"/>
-        </w:rPr>
-        <w:t>Validierung</w:t>
-      </w:r>
-      <w:proofErr w:type="spellEnd"/>
-      <w:r>
-        <w:rPr>
-          <w:lang w:val="en-US"/>
-        </w:rPr>
-        <w:t xml:space="preserve"> der Deadlines</w:t>
-      </w:r>
-    </w:p>
-    <w:p>
-      <w:r>
-        <w:t xml:space="preserve">Die Konvertierung von dem </w:t>
-      </w:r>
-      <w:r>
-        <w:t xml:space="preserve">Datumsformat </w:t>
-      </w:r>
-      <w:r>
-        <w:t xml:space="preserve">wurde nicht akzeptiert. Das führte zu </w:t>
-      </w:r>
-      <w:r>
-        <w:t>Fehlerhafte Speicherung in der Datenbank.</w:t>
-      </w:r>
-    </w:p>
-    <w:p>
-      <w:r>
-        <w:rPr>
-          <w:lang w:val="en-US"/>
-        </w:rPr>
-        <w:t>@app.route('/learning_goals', methods=['POST'])</w:t>
-      </w:r>
-      <w:r>
-        <w:rPr>
-          <w:lang w:val="en-US"/>
-        </w:rPr>
-        <w:br/>
-        <w:t xml:space="preserve">def </w:t>
-      </w:r>
-      <w:proofErr w:type="spellStart"/>
-      <w:r>
-        <w:rPr>
-          <w:lang w:val="en-US"/>
-        </w:rPr>
-        <w:t>create_learning_goal</w:t>
-      </w:r>
-      <w:proofErr w:type="spellEnd"/>
-      <w:r>
-        <w:rPr>
-          <w:lang w:val="en-US"/>
-        </w:rPr>
-        <w:t>():</w:t>
-      </w:r>
-      <w:r>
-        <w:rPr>
-          <w:lang w:val="en-US"/>
-        </w:rPr>
-        <w:br/>
-      </w:r>
-      <w:r>
-        <w:rPr>
-          <w:i/>
-          <w:iCs/>
-          <w:lang w:val="en-US"/>
-        </w:rPr>
-        <w:t>…</w:t>
-      </w:r>
-      <w:r>
-        <w:rPr>
-          <w:lang w:val="en-US"/>
-        </w:rPr>
-        <w:br/>
-        <w:t xml:space="preserve">    </w:t>
-      </w:r>
-      <w:proofErr w:type="spellStart"/>
-      <w:r>
-        <w:t>deadline</w:t>
-      </w:r>
-      <w:proofErr w:type="spellEnd"/>
-      <w:r>
-        <w:t xml:space="preserve"> = </w:t>
-      </w:r>
-      <w:proofErr w:type="spellStart"/>
-      <w:r>
-        <w:t>data.get</w:t>
-      </w:r>
-      <w:proofErr w:type="spellEnd"/>
-      <w:r>
-        <w:t>('</w:t>
-      </w:r>
-      <w:proofErr w:type="spellStart"/>
-      <w:r>
-        <w:t>deadline</w:t>
-      </w:r>
-      <w:proofErr w:type="spellEnd"/>
-      <w:r>
-        <w:t>')</w:t>
-      </w:r>
-    </w:p>
-    <w:p>
-      <w:r>
-        <w:t>…</w:t>
-      </w:r>
-    </w:p>
-    <w:p>
-      <w:pPr>
-        <w:pStyle w:val="berschrift4"/>
-      </w:pPr>
-      <w:r>
-        <w:t>Code-Duplikation</w:t>
-      </w:r>
-    </w:p>
-    <w:p>
-      <w:r>
-        <w:t xml:space="preserve">Durch Code </w:t>
-      </w:r>
-      <w:r>
-        <w:t xml:space="preserve">Duplikation wurden viele Redundanzen erzeugt. Dies </w:t>
-      </w:r>
-      <w:r>
-        <w:t>müsste</w:t>
-      </w:r>
-      <w:r>
-        <w:t xml:space="preserve"> in Zukunft</w:t>
-      </w:r>
-      <w:r>
-        <w:t xml:space="preserve"> in eine</w:t>
-      </w:r>
-      <w:r>
-        <w:t xml:space="preserve"> </w:t>
-      </w:r>
-      <w:r>
-        <w:t xml:space="preserve">Zusatzklasse </w:t>
-      </w:r>
-      <w:r>
-        <w:t>ausgelagert werden</w:t>
-      </w:r>
-      <w:r>
-        <w:t>.</w:t>
-      </w:r>
-      <w:r>
-        <w:t xml:space="preserve"> </w:t>
-      </w:r>
-      <w:r>
-        <w:t>Die Code Blöcke könnten zukünftig dann immer wieder neu abgerufen werden.</w:t>
-      </w:r>
-    </w:p>
-    <w:p>
-      <w:pPr>
-        <w:rPr>
-          <w:lang w:val="en-US"/>
-        </w:rPr>
-      </w:pPr>
-      <w:r>
-        <w:rPr>
-          <w:lang w:val="en-US"/>
-        </w:rPr>
-        <w:t xml:space="preserve">token = </w:t>
-      </w:r>
-      <w:proofErr w:type="spellStart"/>
-      <w:r>
-        <w:rPr>
-          <w:lang w:val="en-US"/>
-        </w:rPr>
-        <w:t>request.cookies.get</w:t>
-      </w:r>
-      <w:proofErr w:type="spellEnd"/>
-      <w:r>
-        <w:rPr>
-          <w:lang w:val="en-US"/>
-        </w:rPr>
-        <w:t>('</w:t>
-      </w:r>
-      <w:proofErr w:type="spellStart"/>
-      <w:r>
-        <w:rPr>
-          <w:lang w:val="en-US"/>
-        </w:rPr>
-        <w:t>auth_token</w:t>
-      </w:r>
-      <w:proofErr w:type="spellEnd"/>
-      <w:r>
-        <w:rPr>
-          <w:lang w:val="en-US"/>
-        </w:rPr>
-        <w:t xml:space="preserve">')  </w:t>
-      </w:r>
-    </w:p>
-    <w:p>
-      <w:pPr>
-        <w:rPr>
-          <w:lang w:val="en-US"/>
-        </w:rPr>
-      </w:pPr>
-      <w:r>
-        <w:rPr>
-          <w:lang w:val="en-US"/>
-        </w:rPr>
-        <w:t xml:space="preserve">user = </w:t>
-      </w:r>
-      <w:proofErr w:type="spellStart"/>
-      <w:r>
-        <w:rPr>
-          <w:lang w:val="en-US"/>
-        </w:rPr>
-        <w:t>validate_token</w:t>
-      </w:r>
-      <w:proofErr w:type="spellEnd"/>
-      <w:r>
-        <w:rPr>
-          <w:lang w:val="en-US"/>
-        </w:rPr>
-        <w:t xml:space="preserve">(token)  </w:t>
-      </w:r>
-    </w:p>
-    <w:p>
-      <w:pPr>
-        <w:rPr>
-          <w:lang w:val="en-US"/>
-        </w:rPr>
-      </w:pPr>
-      <w:r>
-        <w:rPr>
-          <w:lang w:val="en-US"/>
-        </w:rPr>
-        <w:t xml:space="preserve">if not user:  </w:t>
-      </w:r>
-    </w:p>
-    <w:p>
-      <w:r>
-        <w:rPr>
-          <w:lang w:val="en-US"/>
-        </w:rPr>
-        <w:t xml:space="preserve">    </w:t>
-      </w:r>
-      <w:proofErr w:type="spellStart"/>
-      <w:r>
-        <w:t>return</w:t>
-      </w:r>
-      <w:proofErr w:type="spellEnd"/>
-      <w:r>
-        <w:t xml:space="preserve"> </w:t>
-      </w:r>
-      <w:proofErr w:type="spellStart"/>
-      <w:r>
-        <w:t>jsonify</w:t>
-      </w:r>
-      <w:proofErr w:type="spellEnd"/>
-      <w:r>
-        <w:t>({'</w:t>
-      </w:r>
-      <w:proofErr w:type="spellStart"/>
-      <w:r>
-        <w:t>error</w:t>
-      </w:r>
-      <w:proofErr w:type="spellEnd"/>
-      <w:r>
-        <w:t>': '</w:t>
-      </w:r>
-      <w:proofErr w:type="spellStart"/>
-      <w:r>
-        <w:t>Unauthorized</w:t>
-      </w:r>
-      <w:proofErr w:type="spellEnd"/>
-      <w:r>
-        <w:t xml:space="preserve">'}), 401  </w:t>
-      </w:r>
-    </w:p>
-    <w:p>
-      <w:pPr>
-        <w:pStyle w:val="berschrift2"/>
-      </w:pPr>
-      <w:bookmarkStart w:id="39" w:name="_Toc193973827"/>
-      <w:r>
-        <w:t>Lektionen für die Zukunft</w:t>
-      </w:r>
-      <w:bookmarkEnd w:id="39"/>
-    </w:p>
-    <w:p>
-      <w:pPr>
-        <w:pStyle w:val="berschrift3"/>
-      </w:pPr>
-      <w:bookmarkStart w:id="40" w:name="_Toc193973828"/>
-      <w:r>
-        <w:t>Tests</w:t>
-      </w:r>
-      <w:bookmarkEnd w:id="40"/>
-    </w:p>
-    <w:p>
-      <w:r>
-        <w:t xml:space="preserve">Unit-Tests vor der Implementierung schreiben, um </w:t>
-      </w:r>
-      <w:r>
-        <w:t xml:space="preserve">viele möglichen </w:t>
-      </w:r>
-      <w:r>
-        <w:t>Cases abzudecken.</w:t>
-      </w:r>
-    </w:p>
-    <w:p>
-      <w:pPr>
-        <w:rPr>
-          <w:lang w:val="en-US"/>
-        </w:rPr>
-      </w:pPr>
-      <w:r>
-        <w:rPr>
-          <w:lang w:val="en-US"/>
-        </w:rPr>
-        <w:t xml:space="preserve">def </w:t>
-      </w:r>
-      <w:proofErr w:type="spellStart"/>
-      <w:r>
-        <w:rPr>
-          <w:lang w:val="en-US"/>
-        </w:rPr>
-        <w:t>test_invalid_deadline</w:t>
-      </w:r>
-      <w:proofErr w:type="spellEnd"/>
-      <w:r>
-        <w:rPr>
-          <w:lang w:val="en-US"/>
-        </w:rPr>
-        <w:t xml:space="preserve">(client):  </w:t>
-      </w:r>
-    </w:p>
-    <w:p>
-      <w:pPr>
-        <w:rPr>
-          <w:lang w:val="en-US"/>
-        </w:rPr>
-      </w:pPr>
-      <w:r>
-        <w:rPr>
-          <w:lang w:val="en-US"/>
-        </w:rPr>
-        <w:t xml:space="preserve">    response = </w:t>
-      </w:r>
-      <w:proofErr w:type="spellStart"/>
-      <w:r>
-        <w:rPr>
-          <w:lang w:val="en-US"/>
-        </w:rPr>
-        <w:t>client.post</w:t>
-      </w:r>
-      <w:proofErr w:type="spellEnd"/>
-      <w:r>
-        <w:rPr>
-          <w:lang w:val="en-US"/>
-        </w:rPr>
-        <w:t>('/</w:t>
-      </w:r>
-      <w:proofErr w:type="spellStart"/>
-      <w:r>
-        <w:rPr>
-          <w:lang w:val="en-US"/>
-        </w:rPr>
-        <w:t>learning_goals</w:t>
-      </w:r>
-      <w:proofErr w:type="spellEnd"/>
-      <w:r>
-        <w:rPr>
-          <w:lang w:val="en-US"/>
-        </w:rPr>
-        <w:t xml:space="preserve">', </w:t>
-      </w:r>
-      <w:proofErr w:type="spellStart"/>
-      <w:r>
-        <w:rPr>
-          <w:lang w:val="en-US"/>
-        </w:rPr>
-        <w:t>json</w:t>
-      </w:r>
-      <w:proofErr w:type="spellEnd"/>
-      <w:r>
-        <w:rPr>
-          <w:lang w:val="en-US"/>
-        </w:rPr>
-        <w:t xml:space="preserve">={  </w:t>
-      </w:r>
-    </w:p>
-    <w:p>
-      <w:r>
-        <w:rPr>
-          <w:lang w:val="en-US"/>
-        </w:rPr>
-        <w:t xml:space="preserve">        </w:t>
-      </w:r>
-      <w:r>
-        <w:t>'</w:t>
-      </w:r>
-      <w:proofErr w:type="spellStart"/>
-      <w:r>
-        <w:t>deadline</w:t>
-      </w:r>
-      <w:proofErr w:type="spellEnd"/>
-      <w:r>
-        <w:t xml:space="preserve">': '2024-13-32',  # Ungültiges Datum  </w:t>
+      <w:r>
+        <w:t xml:space="preserve">'deadline': '2024-13-32',  # Ungültiges Datum  </w:t>
       </w:r>
     </w:p>
     <w:p>
@@ -12980,23 +10546,7 @@
     </w:p>
     <w:p>
       <w:r>
-        <w:t xml:space="preserve">    </w:t>
-      </w:r>
-      <w:proofErr w:type="spellStart"/>
-      <w:r>
-        <w:t>assert</w:t>
-      </w:r>
-      <w:proofErr w:type="spellEnd"/>
-      <w:r>
-        <w:t xml:space="preserve"> </w:t>
-      </w:r>
-      <w:proofErr w:type="spellStart"/>
-      <w:r>
-        <w:t>response.status_code</w:t>
-      </w:r>
-      <w:proofErr w:type="spellEnd"/>
-      <w:r>
-        <w:t xml:space="preserve"> == 400</w:t>
+        <w:t xml:space="preserve">    assert response.status_code == 400</w:t>
       </w:r>
     </w:p>
     <w:p/>
@@ -13013,15 +10563,7 @@
     </w:p>
     <w:p>
       <w:r>
-        <w:t xml:space="preserve">Mithilfe von </w:t>
-      </w:r>
-      <w:proofErr w:type="spellStart"/>
-      <w:r>
-        <w:t>OpenAPI</w:t>
-      </w:r>
-      <w:proofErr w:type="spellEnd"/>
-      <w:r>
-        <w:t xml:space="preserve"> oder Swagger die Dokumentation zu automatisieren und sie direkt aus dem neuen Code erzeugen.</w:t>
+        <w:t>Mithilfe von OpenAPI oder Swagger die Dokumentation zu automatisieren und sie direkt aus dem neuen Code erzeugen.</w:t>
       </w:r>
     </w:p>
     <w:p>
@@ -13045,13 +10587,8 @@
       </w:r>
     </w:p>
     <w:p>
-      <w:proofErr w:type="spellStart"/>
-      <w:r>
-        <w:t>static_folder</w:t>
-      </w:r>
-      <w:proofErr w:type="spellEnd"/>
-      <w:r>
-        <w:t xml:space="preserve">='C:\Users\...'  </w:t>
+      <w:r>
+        <w:t xml:space="preserve">static_folder='C:\Users\...'  </w:t>
       </w:r>
     </w:p>
     <w:p>
@@ -13060,29 +10597,8 @@
       </w:r>
     </w:p>
     <w:p>
-      <w:proofErr w:type="spellStart"/>
-      <w:r>
-        <w:t>static_folder</w:t>
-      </w:r>
-      <w:proofErr w:type="spellEnd"/>
-      <w:r>
-        <w:t>='../</w:t>
-      </w:r>
-      <w:proofErr w:type="spellStart"/>
-      <w:r>
-        <w:t>frontend</w:t>
-      </w:r>
-      <w:proofErr w:type="spellEnd"/>
-      <w:r>
-        <w:t>/</w:t>
-      </w:r>
-      <w:proofErr w:type="spellStart"/>
-      <w:r>
-        <w:t>static</w:t>
-      </w:r>
-      <w:proofErr w:type="spellEnd"/>
-      <w:r>
-        <w:t xml:space="preserve">'  </w:t>
+      <w:r>
+        <w:t xml:space="preserve">static_folder='../frontend/static'  </w:t>
       </w:r>
     </w:p>
     <w:p>
@@ -13111,144 +10627,46 @@
         <w:rPr>
           <w:lang w:val="en-US"/>
         </w:rPr>
-        <w:t xml:space="preserve">def </w:t>
-      </w:r>
-      <w:proofErr w:type="spellStart"/>
-      <w:r>
-        <w:rPr>
-          <w:lang w:val="en-US"/>
-        </w:rPr>
-        <w:t>token_required</w:t>
-      </w:r>
-      <w:proofErr w:type="spellEnd"/>
-      <w:r>
-        <w:rPr>
-          <w:lang w:val="en-US"/>
-        </w:rPr>
-        <w:t>(</w:t>
-      </w:r>
-      <w:proofErr w:type="spellStart"/>
-      <w:r>
-        <w:rPr>
-          <w:lang w:val="en-US"/>
-        </w:rPr>
-        <w:t>route_func</w:t>
-      </w:r>
-      <w:proofErr w:type="spellEnd"/>
-      <w:r>
-        <w:rPr>
-          <w:lang w:val="en-US"/>
-        </w:rPr>
-        <w:t xml:space="preserve">):  </w:t>
-      </w:r>
-    </w:p>
-    <w:p>
-      <w:pPr>
-        <w:rPr>
-          <w:lang w:val="en-US"/>
-        </w:rPr>
-      </w:pPr>
-      <w:r>
-        <w:rPr>
-          <w:lang w:val="en-US"/>
-        </w:rPr>
-        <w:t xml:space="preserve">    def wrapper(*</w:t>
-      </w:r>
-      <w:proofErr w:type="spellStart"/>
-      <w:r>
-        <w:rPr>
-          <w:lang w:val="en-US"/>
-        </w:rPr>
-        <w:t>args</w:t>
-      </w:r>
-      <w:proofErr w:type="spellEnd"/>
-      <w:r>
-        <w:rPr>
-          <w:lang w:val="en-US"/>
-        </w:rPr>
-        <w:t>, **</w:t>
-      </w:r>
-      <w:proofErr w:type="spellStart"/>
-      <w:r>
-        <w:rPr>
-          <w:lang w:val="en-US"/>
-        </w:rPr>
-        <w:t>kwargs</w:t>
-      </w:r>
-      <w:proofErr w:type="spellEnd"/>
-      <w:r>
-        <w:rPr>
-          <w:lang w:val="en-US"/>
-        </w:rPr>
-        <w:t xml:space="preserve">):  </w:t>
-      </w:r>
-    </w:p>
-    <w:p>
-      <w:pPr>
-        <w:rPr>
-          <w:lang w:val="en-US"/>
-        </w:rPr>
-      </w:pPr>
-      <w:r>
-        <w:rPr>
-          <w:lang w:val="en-US"/>
-        </w:rPr>
-        <w:t xml:space="preserve">        token = </w:t>
-      </w:r>
-      <w:proofErr w:type="spellStart"/>
-      <w:r>
-        <w:rPr>
-          <w:lang w:val="en-US"/>
-        </w:rPr>
-        <w:t>request.cookies.get</w:t>
-      </w:r>
-      <w:proofErr w:type="spellEnd"/>
-      <w:r>
-        <w:rPr>
-          <w:lang w:val="en-US"/>
-        </w:rPr>
-        <w:t>('</w:t>
-      </w:r>
-      <w:proofErr w:type="spellStart"/>
-      <w:r>
-        <w:rPr>
-          <w:lang w:val="en-US"/>
-        </w:rPr>
-        <w:t>auth_token</w:t>
-      </w:r>
-      <w:proofErr w:type="spellEnd"/>
-      <w:r>
-        <w:rPr>
-          <w:lang w:val="en-US"/>
-        </w:rPr>
-        <w:t xml:space="preserve">')  </w:t>
-      </w:r>
-    </w:p>
-    <w:p>
-      <w:pPr>
-        <w:rPr>
-          <w:lang w:val="en-US"/>
-        </w:rPr>
-      </w:pPr>
-      <w:r>
-        <w:rPr>
-          <w:lang w:val="en-US"/>
-        </w:rPr>
-        <w:t xml:space="preserve">        user = </w:t>
-      </w:r>
-      <w:proofErr w:type="spellStart"/>
-      <w:r>
-        <w:rPr>
-          <w:lang w:val="en-US"/>
-        </w:rPr>
-        <w:t>validate_token</w:t>
-      </w:r>
-      <w:proofErr w:type="spellEnd"/>
-      <w:r>
-        <w:rPr>
-          <w:lang w:val="en-US"/>
-        </w:rPr>
-        <w:t xml:space="preserve">(token)  </w:t>
+        <w:t xml:space="preserve">def token_required(route_func):  </w:t>
+      </w:r>
+    </w:p>
+    <w:p>
+      <w:pPr>
+        <w:rPr>
+          <w:lang w:val="en-US"/>
+        </w:rPr>
+      </w:pPr>
+      <w:r>
+        <w:rPr>
+          <w:lang w:val="en-US"/>
+        </w:rPr>
+        <w:t xml:space="preserve">    def wrapper(*args, **kwargs):  </w:t>
+      </w:r>
+    </w:p>
+    <w:p>
+      <w:pPr>
+        <w:rPr>
+          <w:lang w:val="en-US"/>
+        </w:rPr>
+      </w:pPr>
+      <w:r>
+        <w:rPr>
+          <w:lang w:val="en-US"/>
+        </w:rPr>
+        <w:t xml:space="preserve">        token = request.cookies.get('auth_token')  </w:t>
+      </w:r>
+    </w:p>
+    <w:p>
+      <w:pPr>
+        <w:rPr>
+          <w:lang w:val="en-US"/>
+        </w:rPr>
+      </w:pPr>
+      <w:r>
+        <w:rPr>
+          <w:lang w:val="en-US"/>
+        </w:rPr>
+        <w:t xml:space="preserve">        user = validate_token(token)  </w:t>
       </w:r>
     </w:p>
     <w:p>
@@ -13274,76 +10692,20 @@
         <w:rPr>
           <w:lang w:val="en-US"/>
         </w:rPr>
-        <w:t xml:space="preserve">            return </w:t>
-      </w:r>
-      <w:proofErr w:type="spellStart"/>
-      <w:r>
-        <w:rPr>
-          <w:lang w:val="en-US"/>
-        </w:rPr>
-        <w:t>jsonify</w:t>
-      </w:r>
-      <w:proofErr w:type="spellEnd"/>
-      <w:r>
-        <w:rPr>
-          <w:lang w:val="en-US"/>
-        </w:rPr>
-        <w:t xml:space="preserve">({'error': 'Unauthorized'}), 401  </w:t>
-      </w:r>
-    </w:p>
-    <w:p>
-      <w:pPr>
-        <w:rPr>
-          <w:lang w:val="en-US"/>
-        </w:rPr>
-      </w:pPr>
-      <w:r>
-        <w:rPr>
-          <w:lang w:val="en-US"/>
-        </w:rPr>
-        <w:t xml:space="preserve">        return </w:t>
-      </w:r>
-      <w:proofErr w:type="spellStart"/>
-      <w:r>
-        <w:rPr>
-          <w:lang w:val="en-US"/>
-        </w:rPr>
-        <w:t>route_func</w:t>
-      </w:r>
-      <w:proofErr w:type="spellEnd"/>
-      <w:r>
-        <w:rPr>
-          <w:lang w:val="en-US"/>
-        </w:rPr>
-        <w:t>(*</w:t>
-      </w:r>
-      <w:proofErr w:type="spellStart"/>
-      <w:r>
-        <w:rPr>
-          <w:lang w:val="en-US"/>
-        </w:rPr>
-        <w:t>args</w:t>
-      </w:r>
-      <w:proofErr w:type="spellEnd"/>
-      <w:r>
-        <w:rPr>
-          <w:lang w:val="en-US"/>
-        </w:rPr>
-        <w:t>, **</w:t>
-      </w:r>
-      <w:proofErr w:type="spellStart"/>
-      <w:r>
-        <w:rPr>
-          <w:lang w:val="en-US"/>
-        </w:rPr>
-        <w:t>kwargs</w:t>
-      </w:r>
-      <w:proofErr w:type="spellEnd"/>
-      <w:r>
-        <w:rPr>
-          <w:lang w:val="en-US"/>
-        </w:rPr>
-        <w:t xml:space="preserve">)  </w:t>
+        <w:t xml:space="preserve">            return jsonify({'error': 'Unauthorized'}), 401  </w:t>
+      </w:r>
+    </w:p>
+    <w:p>
+      <w:pPr>
+        <w:rPr>
+          <w:lang w:val="en-US"/>
+        </w:rPr>
+      </w:pPr>
+      <w:r>
+        <w:rPr>
+          <w:lang w:val="en-US"/>
+        </w:rPr>
+        <w:t xml:space="preserve">        return route_func(*args, **kwargs)  </w:t>
       </w:r>
     </w:p>
     <w:p>
@@ -13353,114 +10715,90 @@
         </w:rPr>
         <w:t xml:space="preserve">    </w:t>
       </w:r>
-      <w:proofErr w:type="spellStart"/>
-      <w:r>
-        <w:t>return</w:t>
-      </w:r>
-      <w:proofErr w:type="spellEnd"/>
+      <w:r>
+        <w:t>return wrapper</w:t>
+      </w:r>
+      <w:r>
+        <w:t>”(mit ChatGPT generierter Code als Beispiel fü</w:t>
+      </w:r>
+      <w:r>
+        <w:t>r den Fall</w:t>
+      </w:r>
+      <w:r>
+        <w:t>)</w:t>
+      </w:r>
+    </w:p>
+    <w:p>
+      <w:pPr>
+        <w:rPr>
+          <w:lang w:val="en-US"/>
+        </w:rPr>
+      </w:pPr>
+      <w:r>
+        <w:rPr>
+          <w:lang w:val="en-US"/>
+        </w:rPr>
+        <w:t xml:space="preserve">@app.route('/topics', methods=['GET'])  </w:t>
+      </w:r>
+    </w:p>
+    <w:p>
+      <w:pPr>
+        <w:rPr>
+          <w:lang w:val="en-US"/>
+        </w:rPr>
+      </w:pPr>
+      <w:r>
+        <w:rPr>
+          <w:lang w:val="en-US"/>
+        </w:rPr>
+        <w:t xml:space="preserve">@token_required  </w:t>
+      </w:r>
+    </w:p>
+    <w:p>
+      <w:pPr>
+        <w:rPr>
+          <w:lang w:val="en-US"/>
+        </w:rPr>
+      </w:pPr>
+      <w:r>
+        <w:rPr>
+          <w:lang w:val="en-US"/>
+        </w:rPr>
+        <w:t xml:space="preserve">def get_topics():  </w:t>
+      </w:r>
+    </w:p>
+    <w:p>
+      <w:r>
+        <w:rPr>
+          <w:lang w:val="en-US"/>
+        </w:rPr>
+        <w:t xml:space="preserve">    </w:t>
+      </w:r>
+      <w:r>
+        <w:t xml:space="preserve"># ...  </w:t>
+      </w:r>
+    </w:p>
+    <w:p/>
+    <w:p>
+      <w:pPr>
+        <w:pStyle w:val="berschrift2"/>
+      </w:pPr>
+      <w:bookmarkStart w:id="44" w:name="_Toc193973832"/>
+      <w:r>
+        <w:t>Fazit</w:t>
+      </w:r>
+      <w:bookmarkEnd w:id="44"/>
+    </w:p>
+    <w:p>
+      <w:r>
+        <w:t xml:space="preserve">Das entwickelte </w:t>
+      </w:r>
+      <w:r>
+        <w:t>Webtool</w:t>
+      </w:r>
       <w:r>
         <w:t xml:space="preserve"> </w:t>
       </w:r>
-      <w:proofErr w:type="spellStart"/>
-      <w:r>
-        <w:t>wrapper</w:t>
-      </w:r>
-      <w:proofErr w:type="spellEnd"/>
-      <w:r>
-        <w:t>”(mit ChatGPT generierter Code als Beispiel fü</w:t>
-      </w:r>
-      <w:r>
-        <w:t>r den Fall</w:t>
-      </w:r>
-      <w:r>
-        <w:t>)</w:t>
-      </w:r>
-    </w:p>
-    <w:p>
-      <w:pPr>
-        <w:rPr>
-          <w:lang w:val="en-US"/>
-        </w:rPr>
-      </w:pPr>
-      <w:r>
-        <w:rPr>
-          <w:lang w:val="en-US"/>
-        </w:rPr>
-        <w:t xml:space="preserve">@app.route('/topics', methods=['GET'])  </w:t>
-      </w:r>
-    </w:p>
-    <w:p>
-      <w:pPr>
-        <w:rPr>
-          <w:lang w:val="en-US"/>
-        </w:rPr>
-      </w:pPr>
-      <w:r>
-        <w:rPr>
-          <w:lang w:val="en-US"/>
-        </w:rPr>
-        <w:t xml:space="preserve">@token_required  </w:t>
-      </w:r>
-    </w:p>
-    <w:p>
-      <w:pPr>
-        <w:rPr>
-          <w:lang w:val="en-US"/>
-        </w:rPr>
-      </w:pPr>
-      <w:r>
-        <w:rPr>
-          <w:lang w:val="en-US"/>
-        </w:rPr>
-        <w:t xml:space="preserve">def </w:t>
-      </w:r>
-      <w:proofErr w:type="spellStart"/>
-      <w:r>
-        <w:rPr>
-          <w:lang w:val="en-US"/>
-        </w:rPr>
-        <w:t>get_topics</w:t>
-      </w:r>
-      <w:proofErr w:type="spellEnd"/>
-      <w:r>
-        <w:rPr>
-          <w:lang w:val="en-US"/>
-        </w:rPr>
-        <w:t xml:space="preserve">():  </w:t>
-      </w:r>
-    </w:p>
-    <w:p>
-      <w:r>
-        <w:rPr>
-          <w:lang w:val="en-US"/>
-        </w:rPr>
-        <w:t xml:space="preserve">    </w:t>
-      </w:r>
-      <w:r>
-        <w:t xml:space="preserve"># ...  </w:t>
-      </w:r>
-    </w:p>
-    <w:p/>
-    <w:p>
-      <w:pPr>
-        <w:pStyle w:val="berschrift2"/>
-      </w:pPr>
-      <w:bookmarkStart w:id="44" w:name="_Toc193973832"/>
-      <w:r>
-        <w:t>Fazit</w:t>
-      </w:r>
-      <w:bookmarkEnd w:id="44"/>
-    </w:p>
-    <w:p>
-      <w:r>
-        <w:t xml:space="preserve">Das entwickelte </w:t>
-      </w:r>
-      <w:r>
-        <w:t>Webtool</w:t>
-      </w:r>
-      <w:r>
-        <w:t xml:space="preserve"> </w:t>
-      </w:r>
       <w:r>
         <w:t>zeigt</w:t>
       </w:r>
@@ -13471,15 +10809,7 @@
         <w:t xml:space="preserve">mit </w:t>
       </w:r>
       <w:r>
-        <w:t>Fokus auf Sicherheit, Skalierbarkeit und Benutzerzentrierung. Die klare Trennung von Frontend und Backend durch ein API-First-Design ermöglichte nicht nur eine effiziente Arbeitsteilung, sondern schuf auch die Grundlage für zukünftige Erweiterungen. Die Implementierung des REST-API-Ansatzes, durch Endpunkte wie /</w:t>
-      </w:r>
-      <w:proofErr w:type="spellStart"/>
-      <w:r>
-        <w:t>learning_goals</w:t>
-      </w:r>
-      <w:proofErr w:type="spellEnd"/>
-      <w:r>
-        <w:t xml:space="preserve">, </w:t>
+        <w:t xml:space="preserve">Fokus auf Sicherheit, Skalierbarkeit und Benutzerzentrierung. Die klare Trennung von Frontend und Backend durch ein API-First-Design ermöglichte nicht nur eine effiziente Arbeitsteilung, sondern schuf auch die Grundlage für zukünftige Erweiterungen. Die Implementierung des REST-API-Ansatzes, durch Endpunkte wie /learning_goals, </w:t>
       </w:r>
       <w:r>
         <w:t>sorgt für</w:t>
@@ -13502,15 +10832,7 @@
     </w:p>
     <w:p>
       <w:r>
-        <w:t>Die Try-</w:t>
-      </w:r>
-      <w:proofErr w:type="spellStart"/>
-      <w:r>
-        <w:t>Except</w:t>
-      </w:r>
-      <w:proofErr w:type="spellEnd"/>
-      <w:r>
-        <w:t>-Blöcke verhin</w:t>
+        <w:t>Die Try-Except-Blöcke verhin</w:t>
       </w:r>
       <w:r>
         <w:t xml:space="preserve">dern Serverabstürze und verhindern Datenbankfehler und waren somit ein Zentraler </w:t>
@@ -13534,71 +10856,50 @@
         <w:pStyle w:val="berschrift3"/>
       </w:pPr>
       <w:bookmarkStart w:id="46" w:name="_Toc193973834"/>
-      <w:proofErr w:type="spellStart"/>
-      <w:r>
-        <w:t>Lessons</w:t>
-      </w:r>
-      <w:proofErr w:type="spellEnd"/>
+      <w:r>
+        <w:t>Lessons Learned und zukünftige Optimierungen</w:t>
+      </w:r>
+      <w:bookmarkEnd w:id="46"/>
       <w:r>
         <w:t xml:space="preserve"> </w:t>
       </w:r>
-      <w:proofErr w:type="spellStart"/>
-      <w:r>
-        <w:t>Learned</w:t>
-      </w:r>
-      <w:proofErr w:type="spellEnd"/>
-      <w:r>
-        <w:t xml:space="preserve"> und zukünftige Optimierungen</w:t>
-      </w:r>
-      <w:bookmarkEnd w:id="46"/>
+    </w:p>
+    <w:p>
+      <w:r>
+        <w:t xml:space="preserve">Das Projekt verdeutlich nochmal wie wichtig Testen ist. </w:t>
+      </w:r>
+      <w:r>
+        <w:t>Test wie Unit-Tests oder User-Test verhinde</w:t>
+      </w:r>
+      <w:r>
+        <w:t xml:space="preserve">rn mögliche Edge Cases </w:t>
+      </w:r>
+      <w:r>
+        <w:t>abzudecken</w:t>
+      </w:r>
+      <w:r>
+        <w:t xml:space="preserve"> und während der </w:t>
+      </w:r>
+      <w:r>
+        <w:t>Entwicklung</w:t>
+      </w:r>
+      <w:r>
+        <w:t xml:space="preserve"> diese bereits zu erkennen. </w:t>
+      </w:r>
+      <w:r>
+        <w:t>Die manuelle Pflege von API-Endpunkten erwies sich als fehleranfällig</w:t>
+      </w:r>
+      <w:r>
+        <w:t xml:space="preserve">. Daher sollte in Zukunft auf </w:t>
+      </w:r>
       <w:r>
         <w:t xml:space="preserve"> </w:t>
       </w:r>
-    </w:p>
-    <w:p>
-      <w:r>
-        <w:t xml:space="preserve">Das Projekt verdeutlich nochmal wie wichtig Testen ist. </w:t>
-      </w:r>
-      <w:r>
-        <w:t>Test wie Unit-Tests oder User-Test verhinde</w:t>
-      </w:r>
-      <w:r>
-        <w:t xml:space="preserve">rn mögliche Edge Cases </w:t>
-      </w:r>
-      <w:r>
-        <w:t>abzudecken</w:t>
-      </w:r>
-      <w:r>
-        <w:t xml:space="preserve"> und während der </w:t>
-      </w:r>
-      <w:r>
-        <w:t>Entwicklung</w:t>
-      </w:r>
-      <w:r>
-        <w:t xml:space="preserve"> diese bereits zu erkennen. </w:t>
-      </w:r>
-      <w:r>
-        <w:t>Die manuelle Pflege von API-Endpunkten erwies sich als fehleranfällig</w:t>
-      </w:r>
-      <w:r>
-        <w:t xml:space="preserve">. Daher sollte in Zukunft auf </w:t>
-      </w:r>
-      <w:r>
-        <w:t xml:space="preserve"> </w:t>
-      </w:r>
       <w:r>
         <w:t xml:space="preserve">Bibliotheken wie </w:t>
       </w:r>
       <w:r>
-        <w:t xml:space="preserve">die Integration von </w:t>
-      </w:r>
-      <w:proofErr w:type="spellStart"/>
-      <w:r>
-        <w:t>OpenAPI</w:t>
-      </w:r>
-      <w:proofErr w:type="spellEnd"/>
-      <w:r>
-        <w:t>/Swagger</w:t>
+        <w:t>die Integration von OpenAPI/Swagger</w:t>
       </w:r>
       <w:r>
         <w:t xml:space="preserve"> geachtet werden</w:t>
@@ -13623,21 +10924,7 @@
         <w:t xml:space="preserve">Die Entscheidung für SQLite in der Entwicklungsphase beschleunigte zwar Iterationen, limitierte jedoch die Datenpersistenz bei Schemaänderungen. </w:t>
       </w:r>
       <w:r>
-        <w:t xml:space="preserve">Daher zeigte sich das die Integration von </w:t>
-      </w:r>
-      <w:r>
-        <w:t>Bibliotheken</w:t>
-      </w:r>
-      <w:r>
-        <w:t xml:space="preserve"> wie </w:t>
-      </w:r>
-      <w:proofErr w:type="spellStart"/>
-      <w:r>
-        <w:t>Flask-Migrate</w:t>
-      </w:r>
-      <w:proofErr w:type="spellEnd"/>
-      <w:r>
-        <w:t xml:space="preserve"> sinnvoll ist um in solchen fällen den Datenverlust zu vermeiden.</w:t>
+        <w:t>Daher zeigte sich das die Integration von Bibliotheken wie Flask-Migrate sinnvoll ist um in solchen fällen den Datenverlust zu vermeiden.</w:t>
       </w:r>
     </w:p>
     <w:p>
@@ -13733,7 +11020,6 @@
         </w:rPr>
       </w:pPr>
       <w:hyperlink r:id="rId11" w:history="1">
-        <w:proofErr w:type="spellStart"/>
         <w:r>
           <w:rPr>
             <w:rStyle w:val="Hyperlink"/>
@@ -13741,7 +11027,6 @@
           </w:rPr>
           <w:t>SQLAlchemy</w:t>
         </w:r>
-        <w:proofErr w:type="spellEnd"/>
       </w:hyperlink>
       <w:r>
         <w:rPr>
@@ -13760,21 +11045,7 @@
         <w:rPr>
           <w:lang w:val="en-US"/>
         </w:rPr>
-        <w:t>UML-</w:t>
-      </w:r>
-      <w:proofErr w:type="spellStart"/>
-      <w:r>
-        <w:rPr>
-          <w:lang w:val="en-US"/>
-        </w:rPr>
-        <w:t>Diagramme</w:t>
-      </w:r>
-      <w:proofErr w:type="spellEnd"/>
-      <w:r>
-        <w:rPr>
-          <w:lang w:val="en-US"/>
-        </w:rPr>
-        <w:t xml:space="preserve"> </w:t>
+        <w:t xml:space="preserve">UML-Diagramme </w:t>
       </w:r>
       <w:hyperlink r:id="rId12" w:history="1">
         <w:r>
@@ -13820,25 +11091,12 @@
         <w:rPr>
           <w:rStyle w:val="berschrift3Zchn"/>
         </w:rPr>
-        <w:t xml:space="preserve">Webentwicklung mit </w:t>
-      </w:r>
-      <w:proofErr w:type="spellStart"/>
-      <w:r>
-        <w:rPr>
-          <w:rStyle w:val="berschrift3Zchn"/>
-        </w:rPr>
-        <w:t>Flask</w:t>
-      </w:r>
-      <w:proofErr w:type="spellEnd"/>
-    </w:p>
-    <w:p>
-      <w:proofErr w:type="spellStart"/>
-      <w:r>
-        <w:t>Stouffer</w:t>
-      </w:r>
-      <w:proofErr w:type="spellEnd"/>
-      <w:r>
-        <w:t>, M. (2022).</w:t>
+        <w:t>Webentwicklung mit Flask</w:t>
+      </w:r>
+    </w:p>
+    <w:p>
+      <w:r>
+        <w:t>Stouffer, M. (2022).</w:t>
       </w:r>
       <w:r>
         <w:br/>
@@ -13857,19 +11115,11 @@
         </w:rPr>
         <w:t xml:space="preserve">. </w:t>
       </w:r>
-      <w:proofErr w:type="spellStart"/>
-      <w:r>
-        <w:rPr>
-          <w:lang w:val="en-US"/>
-        </w:rPr>
-        <w:t>Packt</w:t>
-      </w:r>
-      <w:proofErr w:type="spellEnd"/>
-      <w:r>
-        <w:rPr>
-          <w:lang w:val="en-US"/>
-        </w:rPr>
-        <w:t xml:space="preserve"> Publishing.</w:t>
+      <w:r>
+        <w:rPr>
+          <w:lang w:val="en-US"/>
+        </w:rPr>
+        <w:t>Packt Publishing.</w:t>
       </w:r>
       <w:r>
         <w:rPr>
@@ -13885,15 +11135,7 @@
         <w:t>Relevanz</w:t>
       </w:r>
       <w:r>
-        <w:t xml:space="preserve">: Design von </w:t>
-      </w:r>
-      <w:proofErr w:type="spellStart"/>
-      <w:r>
-        <w:t>RESTful</w:t>
-      </w:r>
-      <w:proofErr w:type="spellEnd"/>
-      <w:r>
-        <w:t xml:space="preserve"> APIs, Token-basiertes Auth, Fehlerhandling.</w:t>
+        <w:t>: Design von RESTful APIs, Token-basiertes Auth, Fehlerhandling.</w:t>
       </w:r>
     </w:p>
     <w:p/>
@@ -13958,7 +11200,6 @@
         </w:rPr>
         <w:br/>
       </w:r>
-      <w:proofErr w:type="spellStart"/>
       <w:r>
         <w:rPr>
           <w:i/>
@@ -13967,82 +11208,11 @@
         </w:rPr>
         <w:t>Relevanz</w:t>
       </w:r>
-      <w:proofErr w:type="spellEnd"/>
-      <w:r>
-        <w:rPr>
-          <w:lang w:val="en-US"/>
-        </w:rPr>
-        <w:t xml:space="preserve">: </w:t>
-      </w:r>
-      <w:proofErr w:type="spellStart"/>
-      <w:r>
-        <w:rPr>
-          <w:lang w:val="en-US"/>
-        </w:rPr>
-        <w:t>Passwort</w:t>
-      </w:r>
-      <w:proofErr w:type="spellEnd"/>
-      <w:r>
-        <w:rPr>
-          <w:lang w:val="en-US"/>
-        </w:rPr>
-        <w:t>-Hashing (</w:t>
-      </w:r>
-      <w:proofErr w:type="spellStart"/>
-      <w:r>
-        <w:rPr>
-          <w:lang w:val="en-US"/>
-        </w:rPr>
-        <w:t>bcrypt</w:t>
-      </w:r>
-      <w:proofErr w:type="spellEnd"/>
-      <w:r>
-        <w:rPr>
-          <w:lang w:val="en-US"/>
-        </w:rPr>
-        <w:t>), Cookie-Sicherheit (</w:t>
-      </w:r>
-      <w:proofErr w:type="spellStart"/>
-      <w:r>
-        <w:rPr>
-          <w:lang w:val="en-US"/>
-        </w:rPr>
-        <w:t>HttpOnly</w:t>
-      </w:r>
-      <w:proofErr w:type="spellEnd"/>
-      <w:r>
-        <w:rPr>
-          <w:lang w:val="en-US"/>
-        </w:rPr>
-        <w:t xml:space="preserve">, </w:t>
-      </w:r>
-      <w:proofErr w:type="spellStart"/>
-      <w:r>
-        <w:rPr>
-          <w:lang w:val="en-US"/>
-        </w:rPr>
-        <w:t>SameSite</w:t>
-      </w:r>
-      <w:proofErr w:type="spellEnd"/>
-      <w:r>
-        <w:rPr>
-          <w:lang w:val="en-US"/>
-        </w:rPr>
-        <w:t>), CORS und XSS/CSRF-</w:t>
-      </w:r>
-      <w:proofErr w:type="spellStart"/>
-      <w:r>
-        <w:rPr>
-          <w:lang w:val="en-US"/>
-        </w:rPr>
-        <w:t>Risiken</w:t>
-      </w:r>
-      <w:proofErr w:type="spellEnd"/>
-      <w:r>
-        <w:rPr>
-          <w:lang w:val="en-US"/>
-        </w:rPr>
-        <w:t>.</w:t>
+      <w:r>
+        <w:rPr>
+          <w:lang w:val="en-US"/>
+        </w:rPr>
+        <w:t>: Passwort-Hashing (bcrypt), Cookie-Sicherheit (HttpOnly, SameSite), CORS und XSS/CSRF-Risiken.</w:t>
       </w:r>
     </w:p>
     <w:p>
@@ -14058,15 +11228,7 @@
       </w:pPr>
       <w:bookmarkStart w:id="53" w:name="_Toc193973841"/>
       <w:r>
-        <w:t xml:space="preserve">Code für </w:t>
-      </w:r>
-      <w:proofErr w:type="spellStart"/>
-      <w:r>
-        <w:t>Uml</w:t>
-      </w:r>
-      <w:proofErr w:type="spellEnd"/>
-      <w:r>
-        <w:t>-Diagramme</w:t>
+        <w:t>Code für Uml-Diagramme</w:t>
       </w:r>
       <w:bookmarkEnd w:id="53"/>
       <w:r>
@@ -14104,28 +11266,14 @@
         <w:rPr>
           <w:lang w:val="fr-FR"/>
         </w:rPr>
-        <w:t>!</w:t>
-      </w:r>
-      <w:proofErr w:type="spellStart"/>
-      <w:r>
+        <w:t>!include &lt;C4/C4_Container&gt;</w:t>
+      </w:r>
+    </w:p>
+    <w:p>
+      <w:pPr>
         <w:rPr>
           <w:lang w:val="fr-FR"/>
         </w:rPr>
-        <w:t>include</w:t>
-      </w:r>
-      <w:proofErr w:type="spellEnd"/>
-      <w:r>
-        <w:rPr>
-          <w:lang w:val="fr-FR"/>
-        </w:rPr>
-        <w:t xml:space="preserve"> &lt;C4/C4_Container&gt;</w:t>
-      </w:r>
-    </w:p>
-    <w:p>
-      <w:pPr>
-        <w:rPr>
-          <w:lang w:val="fr-FR"/>
-        </w:rPr>
       </w:pPr>
     </w:p>
     <w:p>
@@ -14146,101 +11294,39 @@
     </w:p>
     <w:p>
       <w:r>
-        <w:t xml:space="preserve">Container(BFF, "Backend </w:t>
-      </w:r>
-      <w:proofErr w:type="spellStart"/>
-      <w:r>
-        <w:t>for</w:t>
-      </w:r>
-      <w:proofErr w:type="spellEnd"/>
-      <w:r>
-        <w:t xml:space="preserve"> Frontend (BFF)", "</w:t>
-      </w:r>
-      <w:proofErr w:type="spellStart"/>
-      <w:r>
-        <w:t>Flask</w:t>
-      </w:r>
-      <w:proofErr w:type="spellEnd"/>
-      <w:r>
-        <w:t>-API", "Dient als API-Gateway zwischen Frontend und Datenbank")</w:t>
-      </w:r>
-    </w:p>
-    <w:p>
-      <w:proofErr w:type="spellStart"/>
-      <w:r>
-        <w:t>ContainerDb</w:t>
-      </w:r>
-      <w:proofErr w:type="spellEnd"/>
-      <w:r>
-        <w:t>(SQLite, "SQLite-Datenbank", "SQL", "Speichert Benutzerdaten und Lerninhalte")</w:t>
+        <w:t>Container(BFF, "Backend for Frontend (BFF)", "Flask-API", "Dient als API-Gateway zwischen Frontend und Datenbank")</w:t>
+      </w:r>
+    </w:p>
+    <w:p>
+      <w:r>
+        <w:t>ContainerDb(SQLite, "SQLite-Datenbank", "SQL", "Speichert Benutzerdaten und Lerninhalte")</w:t>
       </w:r>
     </w:p>
     <w:p/>
     <w:p>
-      <w:proofErr w:type="spellStart"/>
-      <w:r>
-        <w:t>Rel</w:t>
-      </w:r>
-      <w:proofErr w:type="spellEnd"/>
-      <w:r>
-        <w:t>(Benutzer, Storefront, "Verwendet", "HTTP (GET/POST) via JSON-API")</w:t>
-      </w:r>
-    </w:p>
-    <w:p>
-      <w:proofErr w:type="spellStart"/>
+      <w:r>
+        <w:t>Rel(Benutzer, Storefront, "Verwendet", "HTTP (GET/POST) via JSON-API")</w:t>
+      </w:r>
+    </w:p>
+    <w:p>
       <w:r>
         <w:lastRenderedPageBreak/>
-        <w:t>Rel</w:t>
-      </w:r>
-      <w:proofErr w:type="spellEnd"/>
-      <w:r>
-        <w:t>(Storefront, BFF, "Sendet Anfragen an", "HTTP (JSON-API)")</w:t>
-      </w:r>
-    </w:p>
-    <w:p>
-      <w:proofErr w:type="spellStart"/>
-      <w:r>
-        <w:t>Rel</w:t>
-      </w:r>
-      <w:proofErr w:type="spellEnd"/>
-      <w:r>
-        <w:t>(BFF, SQLite, "Liest und schreibt Daten", "SQL-</w:t>
-      </w:r>
-      <w:proofErr w:type="spellStart"/>
-      <w:r>
-        <w:t>Alchemy</w:t>
-      </w:r>
-      <w:proofErr w:type="spellEnd"/>
-      <w:r>
-        <w:t xml:space="preserve"> (ORM)")</w:t>
-      </w:r>
-    </w:p>
-    <w:p>
-      <w:proofErr w:type="spellStart"/>
-      <w:r>
-        <w:t>Rel</w:t>
-      </w:r>
-      <w:proofErr w:type="spellEnd"/>
-      <w:r>
-        <w:t>(SQLite, BFF, "Antwortet auf Anfragen", "SQL-</w:t>
-      </w:r>
-      <w:proofErr w:type="spellStart"/>
-      <w:r>
-        <w:t>Alchemy</w:t>
-      </w:r>
-      <w:proofErr w:type="spellEnd"/>
-      <w:r>
-        <w:t xml:space="preserve"> (ORM)")</w:t>
-      </w:r>
-    </w:p>
-    <w:p>
-      <w:proofErr w:type="spellStart"/>
-      <w:r>
-        <w:t>Rel</w:t>
-      </w:r>
-      <w:proofErr w:type="spellEnd"/>
-      <w:r>
-        <w:t>(Benutzer, BFF, "Validiert Token", "Cookie-basiert")</w:t>
+        <w:t>Rel(Storefront, BFF, "Sendet Anfragen an", "HTTP (JSON-API)")</w:t>
+      </w:r>
+    </w:p>
+    <w:p>
+      <w:r>
+        <w:t>Rel(BFF, SQLite, "Liest und schreibt Daten", "SQL-Alchemy (ORM)")</w:t>
+      </w:r>
+    </w:p>
+    <w:p>
+      <w:r>
+        <w:t>Rel(SQLite, BFF, "Antwortet auf Anfragen", "SQL-Alchemy (ORM)")</w:t>
+      </w:r>
+    </w:p>
+    <w:p>
+      <w:r>
+        <w:t>Rel(Benutzer, BFF, "Validiert Token", "Cookie-basiert")</w:t>
       </w:r>
     </w:p>
     <w:p/>
@@ -14268,21 +11354,7 @@
         <w:rPr>
           <w:lang w:val="en-US"/>
         </w:rPr>
-        <w:t xml:space="preserve">UML-Code </w:t>
-      </w:r>
-      <w:proofErr w:type="spellStart"/>
-      <w:r>
-        <w:rPr>
-          <w:lang w:val="en-US"/>
-        </w:rPr>
-        <w:t>Diagramm</w:t>
-      </w:r>
-      <w:proofErr w:type="spellEnd"/>
-      <w:r>
-        <w:rPr>
-          <w:lang w:val="en-US"/>
-        </w:rPr>
-        <w:t xml:space="preserve"> 2</w:t>
+        <w:t>UML-Code Diagramm 2</w:t>
       </w:r>
     </w:p>
     <w:p>
@@ -14353,58 +11425,34 @@
         <w:rPr>
           <w:lang w:val="en-US"/>
         </w:rPr>
-        <w:t xml:space="preserve">  - String </w:t>
-      </w:r>
-      <w:proofErr w:type="spellStart"/>
-      <w:r>
-        <w:rPr>
-          <w:lang w:val="en-US"/>
-        </w:rPr>
-        <w:t>usermail</w:t>
-      </w:r>
-      <w:proofErr w:type="spellEnd"/>
-    </w:p>
-    <w:p>
-      <w:pPr>
-        <w:rPr>
-          <w:lang w:val="en-US"/>
-        </w:rPr>
-      </w:pPr>
-      <w:r>
-        <w:rPr>
-          <w:lang w:val="en-US"/>
-        </w:rPr>
-        <w:t xml:space="preserve">  - String </w:t>
-      </w:r>
-      <w:proofErr w:type="spellStart"/>
-      <w:r>
-        <w:rPr>
-          <w:lang w:val="en-US"/>
-        </w:rPr>
-        <w:t>password_hash</w:t>
-      </w:r>
-      <w:proofErr w:type="spellEnd"/>
-    </w:p>
-    <w:p>
-      <w:pPr>
-        <w:rPr>
-          <w:lang w:val="en-US"/>
-        </w:rPr>
-      </w:pPr>
-      <w:r>
-        <w:rPr>
-          <w:lang w:val="en-US"/>
-        </w:rPr>
-        <w:t xml:space="preserve">  - Boolean </w:t>
-      </w:r>
-      <w:proofErr w:type="spellStart"/>
-      <w:r>
-        <w:rPr>
-          <w:lang w:val="en-US"/>
-        </w:rPr>
-        <w:t>is_active_user</w:t>
-      </w:r>
-      <w:proofErr w:type="spellEnd"/>
+        <w:t xml:space="preserve">  - String usermail</w:t>
+      </w:r>
+    </w:p>
+    <w:p>
+      <w:pPr>
+        <w:rPr>
+          <w:lang w:val="en-US"/>
+        </w:rPr>
+      </w:pPr>
+      <w:r>
+        <w:rPr>
+          <w:lang w:val="en-US"/>
+        </w:rPr>
+        <w:t xml:space="preserve">  - String password_hash</w:t>
+      </w:r>
+    </w:p>
+    <w:p>
+      <w:pPr>
+        <w:rPr>
+          <w:lang w:val="en-US"/>
+        </w:rPr>
+      </w:pPr>
+      <w:r>
+        <w:rPr>
+          <w:lang w:val="en-US"/>
+        </w:rPr>
+        <w:t xml:space="preserve">  - Boolean is_active_user</w:t>
+      </w:r>
     </w:p>
     <w:p>
       <w:pPr>
@@ -14429,156 +11477,72 @@
         <w:rPr>
           <w:lang w:val="en-US"/>
         </w:rPr>
-        <w:t xml:space="preserve">  + </w:t>
-      </w:r>
-      <w:proofErr w:type="spellStart"/>
-      <w:r>
-        <w:rPr>
-          <w:lang w:val="en-US"/>
-        </w:rPr>
-        <w:t>set_password</w:t>
-      </w:r>
-      <w:proofErr w:type="spellEnd"/>
-      <w:r>
-        <w:rPr>
-          <w:lang w:val="en-US"/>
-        </w:rPr>
-        <w:t>()</w:t>
-      </w:r>
-    </w:p>
-    <w:p>
-      <w:pPr>
-        <w:rPr>
-          <w:lang w:val="en-US"/>
-        </w:rPr>
-      </w:pPr>
-      <w:r>
-        <w:rPr>
-          <w:lang w:val="en-US"/>
-        </w:rPr>
-        <w:t xml:space="preserve">  + </w:t>
-      </w:r>
-      <w:proofErr w:type="spellStart"/>
-      <w:r>
-        <w:rPr>
-          <w:lang w:val="en-US"/>
-        </w:rPr>
-        <w:t>check_password</w:t>
-      </w:r>
-      <w:proofErr w:type="spellEnd"/>
-      <w:r>
-        <w:rPr>
-          <w:lang w:val="en-US"/>
-        </w:rPr>
-        <w:t>()</w:t>
-      </w:r>
-    </w:p>
-    <w:p>
-      <w:pPr>
-        <w:rPr>
-          <w:lang w:val="en-US"/>
-        </w:rPr>
-      </w:pPr>
-      <w:r>
-        <w:rPr>
-          <w:lang w:val="en-US"/>
-        </w:rPr>
-        <w:t xml:space="preserve">  + </w:t>
-      </w:r>
-      <w:proofErr w:type="spellStart"/>
-      <w:r>
-        <w:rPr>
-          <w:lang w:val="en-US"/>
-        </w:rPr>
-        <w:t>is_active</w:t>
-      </w:r>
-      <w:proofErr w:type="spellEnd"/>
-      <w:r>
-        <w:rPr>
-          <w:lang w:val="en-US"/>
-        </w:rPr>
-        <w:t>()</w:t>
-      </w:r>
-    </w:p>
-    <w:p>
-      <w:pPr>
-        <w:rPr>
-          <w:lang w:val="en-US"/>
-        </w:rPr>
-      </w:pPr>
-      <w:r>
-        <w:rPr>
-          <w:lang w:val="en-US"/>
-        </w:rPr>
-        <w:t xml:space="preserve">  + </w:t>
-      </w:r>
-      <w:proofErr w:type="spellStart"/>
-      <w:r>
-        <w:rPr>
-          <w:lang w:val="en-US"/>
-        </w:rPr>
-        <w:t>get_id</w:t>
-      </w:r>
-      <w:proofErr w:type="spellEnd"/>
-      <w:r>
-        <w:rPr>
-          <w:lang w:val="en-US"/>
-        </w:rPr>
-        <w:t>()</w:t>
-      </w:r>
-    </w:p>
-    <w:p>
-      <w:pPr>
-        <w:rPr>
-          <w:lang w:val="en-US"/>
-        </w:rPr>
-      </w:pPr>
-      <w:r>
-        <w:rPr>
-          <w:lang w:val="en-US"/>
-        </w:rPr>
-        <w:t xml:space="preserve">  + </w:t>
-      </w:r>
-      <w:proofErr w:type="spellStart"/>
-      <w:r>
-        <w:rPr>
-          <w:lang w:val="en-US"/>
-        </w:rPr>
-        <w:t>is_authenticated</w:t>
-      </w:r>
-      <w:proofErr w:type="spellEnd"/>
-      <w:r>
-        <w:rPr>
-          <w:lang w:val="en-US"/>
-        </w:rPr>
-        <w:t>()</w:t>
-      </w:r>
-    </w:p>
-    <w:p>
-      <w:pPr>
-        <w:rPr>
-          <w:lang w:val="en-US"/>
-        </w:rPr>
-      </w:pPr>
-      <w:r>
-        <w:rPr>
-          <w:lang w:val="en-US"/>
-        </w:rPr>
-        <w:t xml:space="preserve">  + </w:t>
-      </w:r>
-      <w:proofErr w:type="spellStart"/>
-      <w:r>
-        <w:rPr>
-          <w:lang w:val="en-US"/>
-        </w:rPr>
-        <w:t>has_token</w:t>
-      </w:r>
-      <w:proofErr w:type="spellEnd"/>
-      <w:r>
-        <w:rPr>
-          <w:lang w:val="en-US"/>
-        </w:rPr>
-        <w:t>()</w:t>
+        <w:t xml:space="preserve">  + set_password()</w:t>
+      </w:r>
+    </w:p>
+    <w:p>
+      <w:pPr>
+        <w:rPr>
+          <w:lang w:val="en-US"/>
+        </w:rPr>
+      </w:pPr>
+      <w:r>
+        <w:rPr>
+          <w:lang w:val="en-US"/>
+        </w:rPr>
+        <w:t xml:space="preserve">  + check_password()</w:t>
+      </w:r>
+    </w:p>
+    <w:p>
+      <w:pPr>
+        <w:rPr>
+          <w:lang w:val="en-US"/>
+        </w:rPr>
+      </w:pPr>
+      <w:r>
+        <w:rPr>
+          <w:lang w:val="en-US"/>
+        </w:rPr>
+        <w:t xml:space="preserve">  + is_active()</w:t>
+      </w:r>
+    </w:p>
+    <w:p>
+      <w:pPr>
+        <w:rPr>
+          <w:lang w:val="en-US"/>
+        </w:rPr>
+      </w:pPr>
+      <w:r>
+        <w:rPr>
+          <w:lang w:val="en-US"/>
+        </w:rPr>
+        <w:t xml:space="preserve">  + get_id()</w:t>
+      </w:r>
+    </w:p>
+    <w:p>
+      <w:pPr>
+        <w:rPr>
+          <w:lang w:val="en-US"/>
+        </w:rPr>
+      </w:pPr>
+      <w:r>
+        <w:rPr>
+          <w:lang w:val="en-US"/>
+        </w:rPr>
+        <w:t xml:space="preserve">  + is_authenticated()</w:t>
+      </w:r>
+    </w:p>
+    <w:p>
+      <w:pPr>
+        <w:rPr>
+          <w:lang w:val="en-US"/>
+        </w:rPr>
+      </w:pPr>
+      <w:r>
+        <w:rPr>
+          <w:lang w:val="en-US"/>
+        </w:rPr>
+        <w:t xml:space="preserve">  + has_token()</w:t>
       </w:r>
     </w:p>
     <w:p>
@@ -14663,16 +11627,8 @@
         <w:rPr>
           <w:lang w:val="en-US"/>
         </w:rPr>
-        <w:t xml:space="preserve">  - Integer </w:t>
-      </w:r>
-      <w:proofErr w:type="spellStart"/>
-      <w:r>
-        <w:rPr>
-          <w:lang w:val="en-US"/>
-        </w:rPr>
-        <w:t>user_id</w:t>
-      </w:r>
-      <w:proofErr w:type="spellEnd"/>
+        <w:t xml:space="preserve">  - Integer user_id</w:t>
+      </w:r>
     </w:p>
     <w:p>
       <w:pPr>
@@ -14697,21 +11653,7 @@
         <w:rPr>
           <w:lang w:val="en-US"/>
         </w:rPr>
-        <w:t xml:space="preserve">  + </w:t>
-      </w:r>
-      <w:proofErr w:type="spellStart"/>
-      <w:r>
-        <w:rPr>
-          <w:lang w:val="en-US"/>
-        </w:rPr>
-        <w:t>to_dict</w:t>
-      </w:r>
-      <w:proofErr w:type="spellEnd"/>
-      <w:r>
-        <w:rPr>
-          <w:lang w:val="en-US"/>
-        </w:rPr>
-        <w:t>()</w:t>
+        <w:t xml:space="preserve">  + to_dict()</w:t>
       </w:r>
     </w:p>
     <w:p>
@@ -14745,21 +11687,7 @@
           <w:lang w:val="en-US"/>
         </w:rPr>
         <w:lastRenderedPageBreak/>
-        <w:t xml:space="preserve">class </w:t>
-      </w:r>
-      <w:proofErr w:type="spellStart"/>
-      <w:r>
-        <w:rPr>
-          <w:lang w:val="en-US"/>
-        </w:rPr>
-        <w:t>LearningGoal</w:t>
-      </w:r>
-      <w:proofErr w:type="spellEnd"/>
-      <w:r>
-        <w:rPr>
-          <w:lang w:val="en-US"/>
-        </w:rPr>
-        <w:t xml:space="preserve"> {</w:t>
+        <w:t>class LearningGoal {</w:t>
       </w:r>
     </w:p>
     <w:p>
@@ -14785,16 +11713,8 @@
         <w:rPr>
           <w:lang w:val="en-US"/>
         </w:rPr>
-        <w:t xml:space="preserve">  - Integer </w:t>
-      </w:r>
-      <w:proofErr w:type="spellStart"/>
-      <w:r>
-        <w:rPr>
-          <w:lang w:val="en-US"/>
-        </w:rPr>
-        <w:t>topic_id</w:t>
-      </w:r>
-      <w:proofErr w:type="spellEnd"/>
+        <w:t xml:space="preserve">  - Integer topic_id</w:t>
+      </w:r>
     </w:p>
     <w:p>
       <w:pPr>
@@ -14832,16 +11752,8 @@
         <w:rPr>
           <w:lang w:val="en-US"/>
         </w:rPr>
-        <w:t xml:space="preserve">  - Integer </w:t>
-      </w:r>
-      <w:proofErr w:type="spellStart"/>
-      <w:r>
-        <w:rPr>
-          <w:lang w:val="en-US"/>
-        </w:rPr>
-        <w:t>user_id</w:t>
-      </w:r>
-      <w:proofErr w:type="spellEnd"/>
+        <w:t xml:space="preserve">  - Integer user_id</w:t>
+      </w:r>
     </w:p>
     <w:p>
       <w:pPr>
@@ -14866,21 +11778,7 @@
         <w:rPr>
           <w:lang w:val="en-US"/>
         </w:rPr>
-        <w:t xml:space="preserve">  + </w:t>
-      </w:r>
-      <w:proofErr w:type="spellStart"/>
-      <w:r>
-        <w:rPr>
-          <w:lang w:val="en-US"/>
-        </w:rPr>
-        <w:t>to_dict</w:t>
-      </w:r>
-      <w:proofErr w:type="spellEnd"/>
-      <w:r>
-        <w:rPr>
-          <w:lang w:val="en-US"/>
-        </w:rPr>
-        <w:t>()</w:t>
+        <w:t xml:space="preserve">  + to_dict()</w:t>
       </w:r>
     </w:p>
     <w:p>
@@ -14913,21 +11811,7 @@
         <w:rPr>
           <w:lang w:val="en-US"/>
         </w:rPr>
-        <w:t xml:space="preserve">class </w:t>
-      </w:r>
-      <w:proofErr w:type="spellStart"/>
-      <w:r>
-        <w:rPr>
-          <w:lang w:val="en-US"/>
-        </w:rPr>
-        <w:t>StudyMethod</w:t>
-      </w:r>
-      <w:proofErr w:type="spellEnd"/>
-      <w:r>
-        <w:rPr>
-          <w:lang w:val="en-US"/>
-        </w:rPr>
-        <w:t xml:space="preserve"> {</w:t>
+        <w:t>class StudyMethod {</w:t>
       </w:r>
     </w:p>
     <w:p>
@@ -14953,16 +11837,8 @@
         <w:rPr>
           <w:lang w:val="en-US"/>
         </w:rPr>
-        <w:t xml:space="preserve">  - String </w:t>
-      </w:r>
-      <w:proofErr w:type="spellStart"/>
-      <w:r>
-        <w:rPr>
-          <w:lang w:val="en-US"/>
-        </w:rPr>
-        <w:t>method_type</w:t>
-      </w:r>
-      <w:proofErr w:type="spellEnd"/>
+        <w:t xml:space="preserve">  - String method_type</w:t>
+      </w:r>
     </w:p>
     <w:p>
       <w:pPr>
@@ -14987,51 +11863,21 @@
         <w:rPr>
           <w:lang w:val="en-US"/>
         </w:rPr>
-        <w:t xml:space="preserve">  - Integer </w:t>
-      </w:r>
-      <w:proofErr w:type="spellStart"/>
-      <w:r>
-        <w:rPr>
-          <w:lang w:val="en-US"/>
-        </w:rPr>
-        <w:t>goal_id</w:t>
-      </w:r>
-      <w:proofErr w:type="spellEnd"/>
-    </w:p>
-    <w:p>
-      <w:pPr>
-        <w:rPr>
-          <w:lang w:val="en-US"/>
-        </w:rPr>
-      </w:pPr>
-      <w:r>
-        <w:rPr>
-          <w:lang w:val="en-US"/>
-        </w:rPr>
-        <w:t xml:space="preserve">  - </w:t>
-      </w:r>
-      <w:proofErr w:type="spellStart"/>
-      <w:r>
-        <w:rPr>
-          <w:lang w:val="en-US"/>
-        </w:rPr>
-        <w:t>DateTime</w:t>
-      </w:r>
-      <w:proofErr w:type="spellEnd"/>
-      <w:r>
-        <w:rPr>
-          <w:lang w:val="en-US"/>
-        </w:rPr>
-        <w:t xml:space="preserve"> </w:t>
-      </w:r>
-      <w:proofErr w:type="spellStart"/>
-      <w:r>
-        <w:rPr>
-          <w:lang w:val="en-US"/>
-        </w:rPr>
-        <w:t>created_at</w:t>
-      </w:r>
-      <w:proofErr w:type="spellEnd"/>
+        <w:t xml:space="preserve">  - Integer goal_id</w:t>
+      </w:r>
+    </w:p>
+    <w:p>
+      <w:pPr>
+        <w:rPr>
+          <w:lang w:val="en-US"/>
+        </w:rPr>
+      </w:pPr>
+      <w:r>
+        <w:rPr>
+          <w:lang w:val="en-US"/>
+        </w:rPr>
+        <w:t xml:space="preserve">  - DateTime created_at</w:t>
+      </w:r>
     </w:p>
     <w:p>
       <w:pPr>
@@ -15056,21 +11902,7 @@
         <w:rPr>
           <w:lang w:val="en-US"/>
         </w:rPr>
-        <w:t xml:space="preserve">  + </w:t>
-      </w:r>
-      <w:proofErr w:type="spellStart"/>
-      <w:r>
-        <w:rPr>
-          <w:lang w:val="en-US"/>
-        </w:rPr>
-        <w:t>to_dict</w:t>
-      </w:r>
-      <w:proofErr w:type="spellEnd"/>
-      <w:r>
-        <w:rPr>
-          <w:lang w:val="en-US"/>
-        </w:rPr>
-        <w:t>()</w:t>
+        <w:t xml:space="preserve">  + to_dict()</w:t>
       </w:r>
     </w:p>
     <w:p>
@@ -15148,51 +11980,21 @@
         <w:rPr>
           <w:lang w:val="en-US"/>
         </w:rPr>
-        <w:t xml:space="preserve">  - </w:t>
-      </w:r>
-      <w:proofErr w:type="spellStart"/>
-      <w:r>
-        <w:rPr>
-          <w:lang w:val="en-US"/>
-        </w:rPr>
-        <w:t>DateTime</w:t>
-      </w:r>
-      <w:proofErr w:type="spellEnd"/>
-      <w:r>
-        <w:rPr>
-          <w:lang w:val="en-US"/>
-        </w:rPr>
-        <w:t xml:space="preserve"> </w:t>
-      </w:r>
-      <w:proofErr w:type="spellStart"/>
-      <w:r>
-        <w:rPr>
-          <w:lang w:val="en-US"/>
-        </w:rPr>
-        <w:t>token_erstelldatum</w:t>
-      </w:r>
-      <w:proofErr w:type="spellEnd"/>
-    </w:p>
-    <w:p>
-      <w:pPr>
-        <w:rPr>
-          <w:lang w:val="en-US"/>
-        </w:rPr>
-      </w:pPr>
-      <w:r>
-        <w:rPr>
-          <w:lang w:val="en-US"/>
-        </w:rPr>
-        <w:t xml:space="preserve">  - Integer </w:t>
-      </w:r>
-      <w:proofErr w:type="spellStart"/>
-      <w:r>
-        <w:rPr>
-          <w:lang w:val="en-US"/>
-        </w:rPr>
-        <w:t>user_id</w:t>
-      </w:r>
-      <w:proofErr w:type="spellEnd"/>
+        <w:t xml:space="preserve">  - DateTime token_erstelldatum</w:t>
+      </w:r>
+    </w:p>
+    <w:p>
+      <w:pPr>
+        <w:rPr>
+          <w:lang w:val="en-US"/>
+        </w:rPr>
+      </w:pPr>
+      <w:r>
+        <w:rPr>
+          <w:lang w:val="en-US"/>
+        </w:rPr>
+        <w:t xml:space="preserve">  - Integer user_id</w:t>
+      </w:r>
     </w:p>
     <w:p>
       <w:pPr>
@@ -15224,43 +12026,21 @@
         <w:rPr>
           <w:lang w:val="en-US"/>
         </w:rPr>
-        <w:t xml:space="preserve">class </w:t>
-      </w:r>
-      <w:proofErr w:type="spellStart"/>
-      <w:r>
-        <w:rPr>
-          <w:lang w:val="en-US"/>
-        </w:rPr>
-        <w:t>TokenManager</w:t>
-      </w:r>
-      <w:proofErr w:type="spellEnd"/>
-      <w:r>
-        <w:rPr>
-          <w:lang w:val="en-US"/>
-        </w:rPr>
-        <w:t xml:space="preserve"> {</w:t>
-      </w:r>
-    </w:p>
-    <w:p>
-      <w:pPr>
-        <w:rPr>
-          <w:lang w:val="en-US"/>
-        </w:rPr>
-      </w:pPr>
-      <w:r>
-        <w:rPr>
-          <w:lang w:val="en-US"/>
-        </w:rPr>
-        <w:t xml:space="preserve">  - int </w:t>
-      </w:r>
-      <w:proofErr w:type="spellStart"/>
-      <w:r>
-        <w:rPr>
-          <w:lang w:val="en-US"/>
-        </w:rPr>
-        <w:t>token_lifetime</w:t>
-      </w:r>
-      <w:proofErr w:type="spellEnd"/>
+        <w:t>class TokenManager {</w:t>
+      </w:r>
+    </w:p>
+    <w:p>
+      <w:pPr>
+        <w:rPr>
+          <w:lang w:val="en-US"/>
+        </w:rPr>
+      </w:pPr>
+      <w:r>
+        <w:rPr>
+          <w:lang w:val="en-US"/>
+        </w:rPr>
+        <w:t xml:space="preserve">  - int token_lifetime</w:t>
+      </w:r>
     </w:p>
     <w:p>
       <w:pPr>
@@ -15285,48 +12065,20 @@
         <w:rPr>
           <w:lang w:val="en-US"/>
         </w:rPr>
-        <w:t xml:space="preserve">  + </w:t>
-      </w:r>
-      <w:proofErr w:type="spellStart"/>
-      <w:r>
-        <w:rPr>
-          <w:lang w:val="en-US"/>
-        </w:rPr>
-        <w:t>generate_token</w:t>
-      </w:r>
-      <w:proofErr w:type="spellEnd"/>
-      <w:r>
-        <w:rPr>
-          <w:lang w:val="en-US"/>
-        </w:rPr>
-        <w:t>()</w:t>
-      </w:r>
-    </w:p>
-    <w:p>
-      <w:pPr>
-        <w:rPr>
-          <w:lang w:val="en-US"/>
-        </w:rPr>
-      </w:pPr>
-      <w:r>
-        <w:rPr>
-          <w:lang w:val="en-US"/>
-        </w:rPr>
-        <w:t xml:space="preserve">  + </w:t>
-      </w:r>
-      <w:proofErr w:type="spellStart"/>
-      <w:r>
-        <w:rPr>
-          <w:lang w:val="en-US"/>
-        </w:rPr>
-        <w:t>is_token_valid</w:t>
-      </w:r>
-      <w:proofErr w:type="spellEnd"/>
-      <w:r>
-        <w:rPr>
-          <w:lang w:val="en-US"/>
-        </w:rPr>
-        <w:t>()</w:t>
+        <w:t xml:space="preserve">  + generate_token()</w:t>
+      </w:r>
+    </w:p>
+    <w:p>
+      <w:pPr>
+        <w:rPr>
+          <w:lang w:val="en-US"/>
+        </w:rPr>
+      </w:pPr>
+      <w:r>
+        <w:rPr>
+          <w:lang w:val="en-US"/>
+        </w:rPr>
+        <w:t xml:space="preserve">  + is_token_valid()</w:t>
       </w:r>
     </w:p>
     <w:p>
@@ -15340,48 +12092,20 @@
           <w:lang w:val="en-US"/>
         </w:rPr>
         <w:lastRenderedPageBreak/>
-        <w:t xml:space="preserve">  + </w:t>
-      </w:r>
-      <w:proofErr w:type="spellStart"/>
-      <w:r>
-        <w:rPr>
-          <w:lang w:val="en-US"/>
-        </w:rPr>
-        <w:t>get_or_create_token</w:t>
-      </w:r>
-      <w:proofErr w:type="spellEnd"/>
-      <w:r>
-        <w:rPr>
-          <w:lang w:val="en-US"/>
-        </w:rPr>
-        <w:t>()</w:t>
-      </w:r>
-    </w:p>
-    <w:p>
-      <w:pPr>
-        <w:rPr>
-          <w:lang w:val="en-US"/>
-        </w:rPr>
-      </w:pPr>
-      <w:r>
-        <w:rPr>
-          <w:lang w:val="en-US"/>
-        </w:rPr>
-        <w:t xml:space="preserve">  + </w:t>
-      </w:r>
-      <w:proofErr w:type="spellStart"/>
-      <w:r>
-        <w:rPr>
-          <w:lang w:val="en-US"/>
-        </w:rPr>
-        <w:t>delete_token</w:t>
-      </w:r>
-      <w:proofErr w:type="spellEnd"/>
-      <w:r>
-        <w:rPr>
-          <w:lang w:val="en-US"/>
-        </w:rPr>
-        <w:t>()</w:t>
+        <w:t xml:space="preserve">  + get_or_create_token()</w:t>
+      </w:r>
+    </w:p>
+    <w:p>
+      <w:pPr>
+        <w:rPr>
+          <w:lang w:val="en-US"/>
+        </w:rPr>
+      </w:pPr>
+      <w:r>
+        <w:rPr>
+          <w:lang w:val="en-US"/>
+        </w:rPr>
+        <w:t xml:space="preserve">  + delete_token()</w:t>
       </w:r>
     </w:p>
     <w:p>
@@ -15486,21 +12210,7 @@
         <w:rPr>
           <w:lang w:val="en-US"/>
         </w:rPr>
-        <w:t xml:space="preserve">class </w:t>
-      </w:r>
-      <w:proofErr w:type="spellStart"/>
-      <w:r>
-        <w:rPr>
-          <w:lang w:val="en-US"/>
-        </w:rPr>
-        <w:t>FlaskApp</w:t>
-      </w:r>
-      <w:proofErr w:type="spellEnd"/>
-      <w:r>
-        <w:rPr>
-          <w:lang w:val="en-US"/>
-        </w:rPr>
-        <w:t xml:space="preserve"> {</w:t>
+        <w:t>class FlaskApp {</w:t>
       </w:r>
     </w:p>
     <w:p>
@@ -15526,30 +12236,8 @@
         <w:rPr>
           <w:lang w:val="en-US"/>
         </w:rPr>
-        <w:t xml:space="preserve">  - </w:t>
-      </w:r>
-      <w:proofErr w:type="spellStart"/>
-      <w:r>
-        <w:rPr>
-          <w:lang w:val="en-US"/>
-        </w:rPr>
-        <w:t>SQLAlchemy</w:t>
-      </w:r>
-      <w:proofErr w:type="spellEnd"/>
-      <w:r>
-        <w:rPr>
-          <w:lang w:val="en-US"/>
-        </w:rPr>
-        <w:t xml:space="preserve"> </w:t>
-      </w:r>
-      <w:proofErr w:type="spellStart"/>
-      <w:r>
-        <w:rPr>
-          <w:lang w:val="en-US"/>
-        </w:rPr>
-        <w:t>db</w:t>
-      </w:r>
-      <w:proofErr w:type="spellEnd"/>
+        <w:t xml:space="preserve">  - SQLAlchemy db</w:t>
+      </w:r>
     </w:p>
     <w:p>
       <w:r>
@@ -15564,21 +12252,8 @@
     </w:p>
     <w:p>
       <w:r>
-        <w:t xml:space="preserve">  + </w:t>
-      </w:r>
-      <w:proofErr w:type="spellStart"/>
-      <w:r>
-        <w:t>main</w:t>
-      </w:r>
-      <w:proofErr w:type="spellEnd"/>
-      <w:r>
-        <w:t xml:space="preserve">(): </w:t>
-      </w:r>
-      <w:proofErr w:type="spellStart"/>
-      <w:r>
-        <w:t>void</w:t>
-      </w:r>
-      <w:proofErr w:type="spellEnd"/>
+        <w:t xml:space="preserve">  + main(): void</w:t>
+      </w:r>
     </w:p>
     <w:p>
       <w:r>
@@ -15587,21 +12262,8 @@
     </w:p>
     <w:p/>
     <w:p>
-      <w:proofErr w:type="spellStart"/>
-      <w:r>
-        <w:t>class</w:t>
-      </w:r>
-      <w:proofErr w:type="spellEnd"/>
-      <w:r>
-        <w:t xml:space="preserve"> </w:t>
-      </w:r>
-      <w:proofErr w:type="spellStart"/>
-      <w:r>
-        <w:t>RunPy</w:t>
-      </w:r>
-      <w:proofErr w:type="spellEnd"/>
-      <w:r>
-        <w:t xml:space="preserve"> {</w:t>
+      <w:r>
+        <w:t>class RunPy {</w:t>
       </w:r>
     </w:p>
     <w:p>
@@ -15638,56 +12300,20 @@
         <w:rPr>
           <w:lang w:val="en-US"/>
         </w:rPr>
-        <w:t xml:space="preserve">Topic "1" -- "1..*" </w:t>
-      </w:r>
-      <w:proofErr w:type="spellStart"/>
-      <w:r>
-        <w:rPr>
-          <w:lang w:val="en-US"/>
-        </w:rPr>
-        <w:t>LearningGoal</w:t>
-      </w:r>
-      <w:proofErr w:type="spellEnd"/>
-      <w:r>
-        <w:rPr>
-          <w:lang w:val="en-US"/>
-        </w:rPr>
-        <w:t xml:space="preserve"> : includes</w:t>
-      </w:r>
-    </w:p>
-    <w:p>
-      <w:pPr>
-        <w:rPr>
-          <w:lang w:val="en-US"/>
-        </w:rPr>
-      </w:pPr>
-      <w:proofErr w:type="spellStart"/>
-      <w:r>
-        <w:rPr>
-          <w:lang w:val="en-US"/>
-        </w:rPr>
-        <w:t>LearningGoal</w:t>
-      </w:r>
-      <w:proofErr w:type="spellEnd"/>
-      <w:r>
-        <w:rPr>
-          <w:lang w:val="en-US"/>
-        </w:rPr>
-        <w:t xml:space="preserve"> "1" -- "1..*" </w:t>
-      </w:r>
-      <w:proofErr w:type="spellStart"/>
-      <w:r>
-        <w:rPr>
-          <w:lang w:val="en-US"/>
-        </w:rPr>
-        <w:t>StudyMethod</w:t>
-      </w:r>
-      <w:proofErr w:type="spellEnd"/>
-      <w:r>
-        <w:rPr>
-          <w:lang w:val="en-US"/>
-        </w:rPr>
-        <w:t xml:space="preserve"> : has</w:t>
+        <w:t>Topic "1" -- "1..*" LearningGoal : includes</w:t>
+      </w:r>
+    </w:p>
+    <w:p>
+      <w:pPr>
+        <w:rPr>
+          <w:lang w:val="en-US"/>
+        </w:rPr>
+      </w:pPr>
+      <w:r>
+        <w:rPr>
+          <w:lang w:val="en-US"/>
+        </w:rPr>
+        <w:t>LearningGoal "1" -- "1..*" StudyMethod : has</w:t>
       </w:r>
     </w:p>
     <w:p>
@@ -15717,29 +12343,8 @@
     </w:p>
     <w:p>
       <w:r>
-        <w:t xml:space="preserve">Token "1" -- "1" </w:t>
-      </w:r>
-      <w:proofErr w:type="spellStart"/>
-      <w:r>
-        <w:t>TokenManager</w:t>
-      </w:r>
-      <w:proofErr w:type="spellEnd"/>
-      <w:r>
-        <w:t xml:space="preserve"> : </w:t>
-      </w:r>
-      <w:proofErr w:type="spellStart"/>
-      <w:r>
-        <w:t>managed</w:t>
-      </w:r>
-      <w:proofErr w:type="spellEnd"/>
-      <w:r>
-        <w:t xml:space="preserve"> </w:t>
-      </w:r>
-      <w:proofErr w:type="spellStart"/>
-      <w:r>
-        <w:t>by</w:t>
-      </w:r>
-      <w:proofErr w:type="spellEnd"/>
+        <w:t>Token "1" -- "1" TokenManager : managed by</w:t>
+      </w:r>
     </w:p>
     <w:p/>
     <w:p>
@@ -15748,83 +12353,35 @@
       </w:r>
     </w:p>
     <w:p>
-      <w:proofErr w:type="spellStart"/>
-      <w:r>
-        <w:t>Config</w:t>
-      </w:r>
-      <w:proofErr w:type="spellEnd"/>
-      <w:r>
-        <w:t xml:space="preserve"> "1" -- "1" </w:t>
-      </w:r>
-      <w:proofErr w:type="spellStart"/>
-      <w:r>
-        <w:t>FlaskApp</w:t>
-      </w:r>
-      <w:proofErr w:type="spellEnd"/>
-      <w:r>
-        <w:t xml:space="preserve"> : </w:t>
-      </w:r>
-      <w:proofErr w:type="spellStart"/>
-      <w:r>
-        <w:t>used</w:t>
-      </w:r>
-      <w:proofErr w:type="spellEnd"/>
-    </w:p>
-    <w:p>
-      <w:pPr>
-        <w:rPr>
-          <w:lang w:val="en-US"/>
-        </w:rPr>
-      </w:pPr>
-      <w:proofErr w:type="spellStart"/>
-      <w:r>
-        <w:rPr>
-          <w:lang w:val="en-US"/>
-        </w:rPr>
-        <w:t>FlaskApp</w:t>
-      </w:r>
-      <w:proofErr w:type="spellEnd"/>
-      <w:r>
-        <w:rPr>
-          <w:lang w:val="en-US"/>
-        </w:rPr>
-        <w:t xml:space="preserve"> "1" -- "1" </w:t>
-      </w:r>
-      <w:proofErr w:type="spellStart"/>
-      <w:r>
-        <w:rPr>
-          <w:lang w:val="en-US"/>
-        </w:rPr>
-        <w:t>RunPy</w:t>
-      </w:r>
-      <w:proofErr w:type="spellEnd"/>
-      <w:r>
-        <w:rPr>
-          <w:lang w:val="en-US"/>
-        </w:rPr>
-        <w:t xml:space="preserve"> : initialized</w:t>
-      </w:r>
-    </w:p>
-    <w:p>
-      <w:pPr>
-        <w:rPr>
-          <w:lang w:val="en-US"/>
-        </w:rPr>
-      </w:pPr>
-      <w:proofErr w:type="spellStart"/>
+      <w:r>
+        <w:t>Config "1" -- "1" FlaskApp : used</w:t>
+      </w:r>
+    </w:p>
+    <w:p>
+      <w:pPr>
+        <w:rPr>
+          <w:lang w:val="en-US"/>
+        </w:rPr>
+      </w:pPr>
+      <w:r>
+        <w:rPr>
+          <w:lang w:val="en-US"/>
+        </w:rPr>
+        <w:t>FlaskApp "1" -- "1" RunPy : initialized</w:t>
+      </w:r>
+    </w:p>
+    <w:p>
+      <w:pPr>
+        <w:rPr>
+          <w:lang w:val="en-US"/>
+        </w:rPr>
+      </w:pPr>
       <w:r>
         <w:rPr>
           <w:lang w:val="en-US"/>
         </w:rPr>
         <w:lastRenderedPageBreak/>
-        <w:t>RunPy</w:t>
-      </w:r>
-      <w:proofErr w:type="spellEnd"/>
-      <w:r>
-        <w:rPr>
-          <w:lang w:val="en-US"/>
-        </w:rPr>
-        <w:t xml:space="preserve"> "1" -- "1" Config : uses</w:t>
+        <w:t>RunPy "1" -- "1" Config : uses</w:t>
       </w:r>
     </w:p>
     <w:p>
@@ -15865,21 +12422,7 @@
         <w:rPr>
           <w:lang w:val="en-US"/>
         </w:rPr>
-        <w:t xml:space="preserve">UML-Code </w:t>
-      </w:r>
-      <w:proofErr w:type="spellStart"/>
-      <w:r>
-        <w:rPr>
-          <w:lang w:val="en-US"/>
-        </w:rPr>
-        <w:t>Diagramm</w:t>
-      </w:r>
-      <w:proofErr w:type="spellEnd"/>
-      <w:r>
-        <w:rPr>
-          <w:lang w:val="en-US"/>
-        </w:rPr>
-        <w:t xml:space="preserve"> 3</w:t>
+        <w:t>UML-Code Diagramm 3</w:t>
       </w:r>
     </w:p>
     <w:p>
@@ -15918,197 +12461,79 @@
         <w:rPr>
           <w:lang w:val="en-US"/>
         </w:rPr>
-        <w:t xml:space="preserve">rectangle "REST-API (Flask)" as </w:t>
-      </w:r>
-      <w:proofErr w:type="spellStart"/>
-      <w:r>
-        <w:rPr>
-          <w:lang w:val="en-US"/>
-        </w:rPr>
-        <w:t>api</w:t>
-      </w:r>
-      <w:proofErr w:type="spellEnd"/>
-    </w:p>
-    <w:p>
-      <w:pPr>
-        <w:rPr>
-          <w:lang w:val="en-US"/>
-        </w:rPr>
-      </w:pPr>
-      <w:r>
-        <w:rPr>
-          <w:lang w:val="en-US"/>
-        </w:rPr>
-        <w:t>rectangle "</w:t>
-      </w:r>
-      <w:proofErr w:type="spellStart"/>
-      <w:r>
-        <w:rPr>
-          <w:lang w:val="en-US"/>
-        </w:rPr>
-        <w:t>Datenbank</w:t>
-      </w:r>
-      <w:proofErr w:type="spellEnd"/>
-      <w:r>
-        <w:rPr>
-          <w:lang w:val="en-US"/>
-        </w:rPr>
-        <w:t xml:space="preserve"> (SQLite)" as </w:t>
-      </w:r>
-      <w:proofErr w:type="spellStart"/>
-      <w:r>
-        <w:rPr>
-          <w:lang w:val="en-US"/>
-        </w:rPr>
-        <w:t>db</w:t>
-      </w:r>
-      <w:proofErr w:type="spellEnd"/>
-    </w:p>
-    <w:p>
-      <w:pPr>
-        <w:rPr>
-          <w:lang w:val="en-US"/>
-        </w:rPr>
-      </w:pPr>
-      <w:r>
-        <w:rPr>
-          <w:lang w:val="en-US"/>
-        </w:rPr>
-        <w:t xml:space="preserve">rectangle "Externe </w:t>
-      </w:r>
-      <w:proofErr w:type="spellStart"/>
-      <w:r>
-        <w:rPr>
-          <w:lang w:val="en-US"/>
-        </w:rPr>
-        <w:t>Dienste</w:t>
-      </w:r>
-      <w:proofErr w:type="spellEnd"/>
-      <w:r>
-        <w:rPr>
-          <w:lang w:val="en-US"/>
-        </w:rPr>
-        <w:t xml:space="preserve"> (YouTube API)" as </w:t>
-      </w:r>
-      <w:proofErr w:type="spellStart"/>
-      <w:r>
-        <w:rPr>
-          <w:lang w:val="en-US"/>
-        </w:rPr>
-        <w:t>yt</w:t>
-      </w:r>
-      <w:proofErr w:type="spellEnd"/>
-    </w:p>
-    <w:p>
-      <w:pPr>
-        <w:rPr>
-          <w:lang w:val="en-US"/>
-        </w:rPr>
-      </w:pPr>
-    </w:p>
-    <w:p>
-      <w:pPr>
-        <w:rPr>
-          <w:lang w:val="en-US"/>
-        </w:rPr>
-      </w:pPr>
-      <w:r>
-        <w:rPr>
-          <w:lang w:val="en-US"/>
-        </w:rPr>
-        <w:t xml:space="preserve">frontend --&gt; </w:t>
-      </w:r>
-      <w:proofErr w:type="spellStart"/>
-      <w:r>
-        <w:rPr>
-          <w:lang w:val="en-US"/>
-        </w:rPr>
-        <w:t>api</w:t>
-      </w:r>
-      <w:proofErr w:type="spellEnd"/>
-      <w:r>
-        <w:rPr>
-          <w:lang w:val="en-US"/>
-        </w:rPr>
-        <w:t xml:space="preserve"> : HTTP Requests</w:t>
-      </w:r>
-    </w:p>
-    <w:p>
-      <w:pPr>
-        <w:rPr>
-          <w:lang w:val="en-US"/>
-        </w:rPr>
-      </w:pPr>
-      <w:proofErr w:type="spellStart"/>
-      <w:r>
-        <w:rPr>
-          <w:lang w:val="en-US"/>
-        </w:rPr>
-        <w:t>api</w:t>
-      </w:r>
-      <w:proofErr w:type="spellEnd"/>
-      <w:r>
-        <w:rPr>
-          <w:lang w:val="en-US"/>
-        </w:rPr>
-        <w:t xml:space="preserve"> --&gt; </w:t>
-      </w:r>
-      <w:proofErr w:type="spellStart"/>
-      <w:r>
-        <w:rPr>
-          <w:lang w:val="en-US"/>
-        </w:rPr>
-        <w:t>db</w:t>
-      </w:r>
-      <w:proofErr w:type="spellEnd"/>
-      <w:r>
-        <w:rPr>
-          <w:lang w:val="en-US"/>
-        </w:rPr>
-        <w:t xml:space="preserve"> : </w:t>
-      </w:r>
-      <w:proofErr w:type="spellStart"/>
-      <w:r>
-        <w:rPr>
-          <w:lang w:val="en-US"/>
-        </w:rPr>
-        <w:t>Datenzugriff</w:t>
-      </w:r>
-      <w:proofErr w:type="spellEnd"/>
-    </w:p>
-    <w:p>
-      <w:pPr>
-        <w:rPr>
-          <w:lang w:val="en-US"/>
-        </w:rPr>
-      </w:pPr>
-      <w:proofErr w:type="spellStart"/>
-      <w:r>
-        <w:rPr>
-          <w:lang w:val="en-US"/>
-        </w:rPr>
-        <w:t>api</w:t>
-      </w:r>
-      <w:proofErr w:type="spellEnd"/>
-      <w:r>
-        <w:rPr>
-          <w:lang w:val="en-US"/>
-        </w:rPr>
-        <w:t xml:space="preserve"> --&gt; </w:t>
-      </w:r>
-      <w:proofErr w:type="spellStart"/>
-      <w:r>
-        <w:rPr>
-          <w:lang w:val="en-US"/>
-        </w:rPr>
-        <w:t>yt</w:t>
-      </w:r>
-      <w:proofErr w:type="spellEnd"/>
-      <w:r>
-        <w:rPr>
-          <w:lang w:val="en-US"/>
-        </w:rPr>
-        <w:t xml:space="preserve"> : API Calls</w:t>
+        <w:t>rectangle "REST-API (Flask)" as api</w:t>
+      </w:r>
+    </w:p>
+    <w:p>
+      <w:pPr>
+        <w:rPr>
+          <w:lang w:val="en-US"/>
+        </w:rPr>
+      </w:pPr>
+      <w:r>
+        <w:rPr>
+          <w:lang w:val="en-US"/>
+        </w:rPr>
+        <w:t>rectangle "Datenbank (SQLite)" as db</w:t>
+      </w:r>
+    </w:p>
+    <w:p>
+      <w:pPr>
+        <w:rPr>
+          <w:lang w:val="en-US"/>
+        </w:rPr>
+      </w:pPr>
+      <w:r>
+        <w:rPr>
+          <w:lang w:val="en-US"/>
+        </w:rPr>
+        <w:t>rectangle "Externe Dienste (YouTube API)" as yt</w:t>
+      </w:r>
+    </w:p>
+    <w:p>
+      <w:pPr>
+        <w:rPr>
+          <w:lang w:val="en-US"/>
+        </w:rPr>
+      </w:pPr>
+    </w:p>
+    <w:p>
+      <w:pPr>
+        <w:rPr>
+          <w:lang w:val="en-US"/>
+        </w:rPr>
+      </w:pPr>
+      <w:r>
+        <w:rPr>
+          <w:lang w:val="en-US"/>
+        </w:rPr>
+        <w:t>frontend --&gt; api : HTTP Requests</w:t>
+      </w:r>
+    </w:p>
+    <w:p>
+      <w:pPr>
+        <w:rPr>
+          <w:lang w:val="en-US"/>
+        </w:rPr>
+      </w:pPr>
+      <w:r>
+        <w:rPr>
+          <w:lang w:val="en-US"/>
+        </w:rPr>
+        <w:t>api --&gt; db : Datenzugriff</w:t>
+      </w:r>
+    </w:p>
+    <w:p>
+      <w:pPr>
+        <w:rPr>
+          <w:lang w:val="en-US"/>
+        </w:rPr>
+      </w:pPr>
+      <w:r>
+        <w:rPr>
+          <w:lang w:val="en-US"/>
+        </w:rPr>
+        <w:t>api --&gt; yt : API Calls</w:t>
       </w:r>
     </w:p>
     <w:p>

--- a/Portfolio.docx
+++ b/Portfolio.docx
@@ -3,14 +3,133 @@
 <w:document xmlns:wpc="http://schemas.microsoft.com/office/word/2010/wordprocessingCanvas" xmlns:cx="http://schemas.microsoft.com/office/drawing/2014/chartex" xmlns:cx1="http://schemas.microsoft.com/office/drawing/2015/9/8/chartex" xmlns:cx2="http://schemas.microsoft.com/office/drawing/2015/10/21/chartex" xmlns:cx3="http://schemas.microsoft.com/office/drawing/2016/5/9/chartex" xmlns:cx4="http://schemas.microsoft.com/office/drawing/2016/5/10/chartex" xmlns:cx5="http://schemas.microsoft.com/office/drawing/2016/5/11/chartex" xmlns:cx6="http://schemas.microsoft.com/office/drawing/2016/5/12/chartex" xmlns:cx7="http://schemas.microsoft.com/office/drawing/2016/5/13/chartex" xmlns:cx8="http://schemas.microsoft.com/office/drawing/2016/5/14/chartex" xmlns:mc="http://schemas.openxmlformats.org/markup-compatibility/2006" xmlns:aink="http://schemas.microsoft.com/office/drawing/2016/ink" xmlns:am3d="http://schemas.microsoft.com/office/drawing/2017/model3d" xmlns:o="urn:schemas-microsoft-com:office:office" xmlns:oel="http://schemas.microsoft.com/office/2019/extlst" xmlns:r="http://schemas.openxmlformats.org/officeDocument/2006/relationships" xmlns:m="http://schemas.openxmlformats.org/officeDocument/2006/math" xmlns:v="urn:schemas-microsoft-com:vml" xmlns:wp14="http://schemas.microsoft.com/office/word/2010/wordprocessingDrawing" xmlns:wp="http://schemas.openxmlformats.org/drawingml/2006/wordprocessingDrawing" xmlns:w10="urn:schemas-microsoft-com:office:word" xmlns:w="http://schemas.openxmlformats.org/wordprocessingml/2006/main" xmlns:w14="http://schemas.microsoft.com/office/word/2010/wordml" xmlns:w15="http://schemas.microsoft.com/office/word/2012/wordml" xmlns:w16cex="http://schemas.microsoft.com/office/word/2018/wordml/cex" xmlns:w16cid="http://schemas.microsoft.com/office/word/2016/wordml/cid" xmlns:w16="http://schemas.microsoft.com/office/word/2018/wordml" xmlns:w16du="http://schemas.microsoft.com/office/word/2023/wordml/word16du" xmlns:w16sdtdh="http://schemas.microsoft.com/office/word/2020/wordml/sdtdatahash" xmlns:w16sdtfl="http://schemas.microsoft.com/office/word/2024/wordml/sdtformatlock" xmlns:w16se="http://schemas.microsoft.com/office/word/2015/wordml/symex" xmlns:wpg="http://schemas.microsoft.com/office/word/2010/wordprocessingGroup" xmlns:wpi="http://schemas.microsoft.com/office/word/2010/wordprocessingInk" xmlns:wne="http://schemas.microsoft.com/office/word/2006/wordml" xmlns:wps="http://schemas.microsoft.com/office/word/2010/wordprocessingShape" mc:Ignorable="w14 w15 w16se w16cid w16 w16cex w16sdtdh w16sdtfl w16du wp14">
   <w:body>
     <w:p>
-      <w:r>
-        <w:t xml:space="preserve">Titelblatt </w:t>
-      </w:r>
-    </w:p>
-    <w:p>
-      <w:r>
-        <w:br w:type="page"/>
-      </w:r>
+      <w:pPr>
+        <w:rPr>
+          <w:b/>
+          <w:bCs/>
+          <w:sz w:val="96"/>
+          <w:szCs w:val="96"/>
+        </w:rPr>
+      </w:pPr>
+    </w:p>
+    <w:p>
+      <w:pPr>
+        <w:jc w:val="center"/>
+        <w:rPr>
+          <w:b/>
+          <w:bCs/>
+          <w:sz w:val="96"/>
+          <w:szCs w:val="96"/>
+        </w:rPr>
+      </w:pPr>
+    </w:p>
+    <w:p>
+      <w:pPr>
+        <w:jc w:val="center"/>
+        <w:rPr>
+          <w:b/>
+          <w:bCs/>
+          <w:sz w:val="96"/>
+          <w:szCs w:val="96"/>
+        </w:rPr>
+      </w:pPr>
+      <w:r>
+        <w:rPr>
+          <w:b/>
+          <w:bCs/>
+          <w:sz w:val="96"/>
+          <w:szCs w:val="96"/>
+        </w:rPr>
+        <w:t>Web-Programmierung</w:t>
+      </w:r>
+    </w:p>
+    <w:p>
+      <w:pPr>
+        <w:jc w:val="center"/>
+        <w:rPr>
+          <w:sz w:val="72"/>
+          <w:szCs w:val="72"/>
+        </w:rPr>
+      </w:pPr>
+      <w:r>
+        <w:rPr>
+          <w:sz w:val="72"/>
+          <w:szCs w:val="72"/>
+        </w:rPr>
+        <w:t>Kurs: DS24</w:t>
+      </w:r>
+    </w:p>
+    <w:p>
+      <w:pPr>
+        <w:jc w:val="center"/>
+        <w:rPr>
+          <w:sz w:val="72"/>
+          <w:szCs w:val="72"/>
+        </w:rPr>
+      </w:pPr>
+      <w:r>
+        <w:rPr>
+          <w:sz w:val="72"/>
+          <w:szCs w:val="72"/>
+        </w:rPr>
+        <w:t xml:space="preserve">Entwicklung einer </w:t>
+      </w:r>
+      <w:r>
+        <w:rPr>
+          <w:sz w:val="72"/>
+          <w:szCs w:val="72"/>
+        </w:rPr>
+        <w:t xml:space="preserve">Webseite zur </w:t>
+      </w:r>
+      <w:r>
+        <w:rPr>
+          <w:sz w:val="72"/>
+          <w:szCs w:val="72"/>
+        </w:rPr>
+        <w:t>Lernplanung</w:t>
+      </w:r>
+    </w:p>
+    <w:p>
+      <w:pPr>
+        <w:jc w:val="center"/>
+        <w:rPr>
+          <w:sz w:val="48"/>
+          <w:szCs w:val="48"/>
+        </w:rPr>
+      </w:pPr>
+      <w:r>
+        <w:rPr>
+          <w:sz w:val="48"/>
+          <w:szCs w:val="48"/>
+        </w:rPr>
+        <w:t>Jan Jennen</w:t>
+      </w:r>
+    </w:p>
+    <w:p>
+      <w:pPr>
+        <w:jc w:val="center"/>
+        <w:rPr>
+          <w:sz w:val="48"/>
+          <w:szCs w:val="48"/>
+        </w:rPr>
+      </w:pPr>
+    </w:p>
+    <w:p>
+      <w:pPr>
+        <w:rPr>
+          <w:b/>
+          <w:bCs/>
+          <w:sz w:val="48"/>
+          <w:szCs w:val="48"/>
+        </w:rPr>
+        <w:sectPr>
+          <w:footerReference w:type="default" r:id="rId8"/>
+          <w:pgSz w:w="11906" w:h="16838"/>
+          <w:pgMar w:top="1417" w:right="1417" w:bottom="1134" w:left="1417" w:header="708" w:footer="708" w:gutter="0"/>
+          <w:cols w:space="708"/>
+          <w:docGrid w:linePitch="360"/>
+        </w:sectPr>
+      </w:pPr>
     </w:p>
     <w:sdt>
       <w:sdtPr>
@@ -55,7 +174,7 @@
               <w:noProof/>
               <w:sz w:val="24"/>
               <w:szCs w:val="24"/>
-              <w:lang w:eastAsia="zh-CN"/>
+              <w:lang w:eastAsia="de-DE"/>
             </w:rPr>
           </w:pPr>
           <w:r>
@@ -67,7 +186,7 @@
           <w:r>
             <w:fldChar w:fldCharType="separate"/>
           </w:r>
-          <w:hyperlink w:anchor="_Toc193973788" w:history="1">
+          <w:hyperlink w:anchor="_Toc193995099" w:history="1">
             <w:r>
               <w:rPr>
                 <w:rStyle w:val="Hyperlink"/>
@@ -94,7 +213,7 @@
                 <w:noProof/>
                 <w:webHidden/>
               </w:rPr>
-              <w:instrText xml:space="preserve"> PAGEREF _Toc193973788 \h </w:instrText>
+              <w:instrText xml:space="preserve"> PAGEREF _Toc193995099 \h </w:instrText>
             </w:r>
             <w:r>
               <w:rPr>
@@ -114,7 +233,7 @@
                 <w:noProof/>
                 <w:webHidden/>
               </w:rPr>
-              <w:t>4</w:t>
+              <w:t>1</w:t>
             </w:r>
             <w:r>
               <w:rPr>
@@ -136,10 +255,10 @@
               <w:noProof/>
               <w:sz w:val="24"/>
               <w:szCs w:val="24"/>
-              <w:lang w:eastAsia="zh-CN"/>
+              <w:lang w:eastAsia="de-DE"/>
             </w:rPr>
           </w:pPr>
-          <w:hyperlink w:anchor="_Toc193973789" w:history="1">
+          <w:hyperlink w:anchor="_Toc193995100" w:history="1">
             <w:r>
               <w:rPr>
                 <w:rStyle w:val="Hyperlink"/>
@@ -166,7 +285,7 @@
                 <w:noProof/>
                 <w:webHidden/>
               </w:rPr>
-              <w:instrText xml:space="preserve"> PAGEREF _Toc193973789 \h </w:instrText>
+              <w:instrText xml:space="preserve"> PAGEREF _Toc193995100 \h </w:instrText>
             </w:r>
             <w:r>
               <w:rPr>
@@ -186,7 +305,7 @@
                 <w:noProof/>
                 <w:webHidden/>
               </w:rPr>
-              <w:t>5</w:t>
+              <w:t>2</w:t>
             </w:r>
             <w:r>
               <w:rPr>
@@ -208,10 +327,10 @@
               <w:noProof/>
               <w:sz w:val="24"/>
               <w:szCs w:val="24"/>
-              <w:lang w:eastAsia="zh-CN"/>
+              <w:lang w:eastAsia="de-DE"/>
             </w:rPr>
           </w:pPr>
-          <w:hyperlink w:anchor="_Toc193973790" w:history="1">
+          <w:hyperlink w:anchor="_Toc193995101" w:history="1">
             <w:r>
               <w:rPr>
                 <w:rStyle w:val="Hyperlink"/>
@@ -238,7 +357,7 @@
                 <w:noProof/>
                 <w:webHidden/>
               </w:rPr>
-              <w:instrText xml:space="preserve"> PAGEREF _Toc193973790 \h </w:instrText>
+              <w:instrText xml:space="preserve"> PAGEREF _Toc193995101 \h </w:instrText>
             </w:r>
             <w:r>
               <w:rPr>
@@ -258,7 +377,7 @@
                 <w:noProof/>
                 <w:webHidden/>
               </w:rPr>
-              <w:t>5</w:t>
+              <w:t>2</w:t>
             </w:r>
             <w:r>
               <w:rPr>
@@ -280,10 +399,10 @@
               <w:noProof/>
               <w:sz w:val="24"/>
               <w:szCs w:val="24"/>
-              <w:lang w:eastAsia="zh-CN"/>
+              <w:lang w:eastAsia="de-DE"/>
             </w:rPr>
           </w:pPr>
-          <w:hyperlink w:anchor="_Toc193973791" w:history="1">
+          <w:hyperlink w:anchor="_Toc193995102" w:history="1">
             <w:r>
               <w:rPr>
                 <w:rStyle w:val="Hyperlink"/>
@@ -310,7 +429,7 @@
                 <w:noProof/>
                 <w:webHidden/>
               </w:rPr>
-              <w:instrText xml:space="preserve"> PAGEREF _Toc193973791 \h </w:instrText>
+              <w:instrText xml:space="preserve"> PAGEREF _Toc193995102 \h </w:instrText>
             </w:r>
             <w:r>
               <w:rPr>
@@ -330,7 +449,7 @@
                 <w:noProof/>
                 <w:webHidden/>
               </w:rPr>
-              <w:t>5</w:t>
+              <w:t>2</w:t>
             </w:r>
             <w:r>
               <w:rPr>
@@ -352,10 +471,10 @@
               <w:noProof/>
               <w:sz w:val="24"/>
               <w:szCs w:val="24"/>
-              <w:lang w:eastAsia="zh-CN"/>
+              <w:lang w:eastAsia="de-DE"/>
             </w:rPr>
           </w:pPr>
-          <w:hyperlink w:anchor="_Toc193973792" w:history="1">
+          <w:hyperlink w:anchor="_Toc193995103" w:history="1">
             <w:r>
               <w:rPr>
                 <w:rStyle w:val="Hyperlink"/>
@@ -382,7 +501,7 @@
                 <w:noProof/>
                 <w:webHidden/>
               </w:rPr>
-              <w:instrText xml:space="preserve"> PAGEREF _Toc193973792 \h </w:instrText>
+              <w:instrText xml:space="preserve"> PAGEREF _Toc193995103 \h </w:instrText>
             </w:r>
             <w:r>
               <w:rPr>
@@ -402,7 +521,7 @@
                 <w:noProof/>
                 <w:webHidden/>
               </w:rPr>
-              <w:t>7</w:t>
+              <w:t>4</w:t>
             </w:r>
             <w:r>
               <w:rPr>
@@ -424,10 +543,10 @@
               <w:noProof/>
               <w:sz w:val="24"/>
               <w:szCs w:val="24"/>
-              <w:lang w:eastAsia="zh-CN"/>
+              <w:lang w:eastAsia="de-DE"/>
             </w:rPr>
           </w:pPr>
-          <w:hyperlink w:anchor="_Toc193973793" w:history="1">
+          <w:hyperlink w:anchor="_Toc193995104" w:history="1">
             <w:r>
               <w:rPr>
                 <w:rStyle w:val="Hyperlink"/>
@@ -454,7 +573,7 @@
                 <w:noProof/>
                 <w:webHidden/>
               </w:rPr>
-              <w:instrText xml:space="preserve"> PAGEREF _Toc193973793 \h </w:instrText>
+              <w:instrText xml:space="preserve"> PAGEREF _Toc193995104 \h </w:instrText>
             </w:r>
             <w:r>
               <w:rPr>
@@ -474,7 +593,7 @@
                 <w:noProof/>
                 <w:webHidden/>
               </w:rPr>
-              <w:t>8</w:t>
+              <w:t>5</w:t>
             </w:r>
             <w:r>
               <w:rPr>
@@ -496,10 +615,10 @@
               <w:noProof/>
               <w:sz w:val="24"/>
               <w:szCs w:val="24"/>
-              <w:lang w:eastAsia="zh-CN"/>
+              <w:lang w:eastAsia="de-DE"/>
             </w:rPr>
           </w:pPr>
-          <w:hyperlink w:anchor="_Toc193973794" w:history="1">
+          <w:hyperlink w:anchor="_Toc193995105" w:history="1">
             <w:r>
               <w:rPr>
                 <w:rStyle w:val="Hyperlink"/>
@@ -526,7 +645,7 @@
                 <w:noProof/>
                 <w:webHidden/>
               </w:rPr>
-              <w:instrText xml:space="preserve"> PAGEREF _Toc193973794 \h </w:instrText>
+              <w:instrText xml:space="preserve"> PAGEREF _Toc193995105 \h </w:instrText>
             </w:r>
             <w:r>
               <w:rPr>
@@ -546,7 +665,7 @@
                 <w:noProof/>
                 <w:webHidden/>
               </w:rPr>
-              <w:t>9</w:t>
+              <w:t>6</w:t>
             </w:r>
             <w:r>
               <w:rPr>
@@ -568,10 +687,10 @@
               <w:noProof/>
               <w:sz w:val="24"/>
               <w:szCs w:val="24"/>
-              <w:lang w:eastAsia="zh-CN"/>
+              <w:lang w:eastAsia="de-DE"/>
             </w:rPr>
           </w:pPr>
-          <w:hyperlink w:anchor="_Toc193973795" w:history="1">
+          <w:hyperlink w:anchor="_Toc193995106" w:history="1">
             <w:r>
               <w:rPr>
                 <w:rStyle w:val="Hyperlink"/>
@@ -598,7 +717,7 @@
                 <w:noProof/>
                 <w:webHidden/>
               </w:rPr>
-              <w:instrText xml:space="preserve"> PAGEREF _Toc193973795 \h </w:instrText>
+              <w:instrText xml:space="preserve"> PAGEREF _Toc193995106 \h </w:instrText>
             </w:r>
             <w:r>
               <w:rPr>
@@ -618,7 +737,7 @@
                 <w:noProof/>
                 <w:webHidden/>
               </w:rPr>
-              <w:t>12</w:t>
+              <w:t>9</w:t>
             </w:r>
             <w:r>
               <w:rPr>
@@ -640,10 +759,10 @@
               <w:noProof/>
               <w:sz w:val="24"/>
               <w:szCs w:val="24"/>
-              <w:lang w:eastAsia="zh-CN"/>
+              <w:lang w:eastAsia="de-DE"/>
             </w:rPr>
           </w:pPr>
-          <w:hyperlink w:anchor="_Toc193973796" w:history="1">
+          <w:hyperlink w:anchor="_Toc193995107" w:history="1">
             <w:r>
               <w:rPr>
                 <w:rStyle w:val="Hyperlink"/>
@@ -670,7 +789,7 @@
                 <w:noProof/>
                 <w:webHidden/>
               </w:rPr>
-              <w:instrText xml:space="preserve"> PAGEREF _Toc193973796 \h </w:instrText>
+              <w:instrText xml:space="preserve"> PAGEREF _Toc193995107 \h </w:instrText>
             </w:r>
             <w:r>
               <w:rPr>
@@ -690,7 +809,7 @@
                 <w:noProof/>
                 <w:webHidden/>
               </w:rPr>
-              <w:t>12</w:t>
+              <w:t>9</w:t>
             </w:r>
             <w:r>
               <w:rPr>
@@ -712,10 +831,10 @@
               <w:noProof/>
               <w:sz w:val="24"/>
               <w:szCs w:val="24"/>
-              <w:lang w:eastAsia="zh-CN"/>
+              <w:lang w:eastAsia="de-DE"/>
             </w:rPr>
           </w:pPr>
-          <w:hyperlink w:anchor="_Toc193973797" w:history="1">
+          <w:hyperlink w:anchor="_Toc193995108" w:history="1">
             <w:r>
               <w:rPr>
                 <w:rStyle w:val="Hyperlink"/>
@@ -742,7 +861,7 @@
                 <w:noProof/>
                 <w:webHidden/>
               </w:rPr>
-              <w:instrText xml:space="preserve"> PAGEREF _Toc193973797 \h </w:instrText>
+              <w:instrText xml:space="preserve"> PAGEREF _Toc193995108 \h </w:instrText>
             </w:r>
             <w:r>
               <w:rPr>
@@ -762,7 +881,7 @@
                 <w:noProof/>
                 <w:webHidden/>
               </w:rPr>
-              <w:t>12</w:t>
+              <w:t>9</w:t>
             </w:r>
             <w:r>
               <w:rPr>
@@ -784,10 +903,10 @@
               <w:noProof/>
               <w:sz w:val="24"/>
               <w:szCs w:val="24"/>
-              <w:lang w:eastAsia="zh-CN"/>
+              <w:lang w:eastAsia="de-DE"/>
             </w:rPr>
           </w:pPr>
-          <w:hyperlink w:anchor="_Toc193973798" w:history="1">
+          <w:hyperlink w:anchor="_Toc193995109" w:history="1">
             <w:r>
               <w:rPr>
                 <w:rStyle w:val="Hyperlink"/>
@@ -814,7 +933,7 @@
                 <w:noProof/>
                 <w:webHidden/>
               </w:rPr>
-              <w:instrText xml:space="preserve"> PAGEREF _Toc193973798 \h </w:instrText>
+              <w:instrText xml:space="preserve"> PAGEREF _Toc193995109 \h </w:instrText>
             </w:r>
             <w:r>
               <w:rPr>
@@ -834,7 +953,7 @@
                 <w:noProof/>
                 <w:webHidden/>
               </w:rPr>
-              <w:t>12</w:t>
+              <w:t>9</w:t>
             </w:r>
             <w:r>
               <w:rPr>
@@ -856,10 +975,10 @@
               <w:noProof/>
               <w:sz w:val="24"/>
               <w:szCs w:val="24"/>
-              <w:lang w:eastAsia="zh-CN"/>
+              <w:lang w:eastAsia="de-DE"/>
             </w:rPr>
           </w:pPr>
-          <w:hyperlink w:anchor="_Toc193973799" w:history="1">
+          <w:hyperlink w:anchor="_Toc193995110" w:history="1">
             <w:r>
               <w:rPr>
                 <w:rStyle w:val="Hyperlink"/>
@@ -886,7 +1005,7 @@
                 <w:noProof/>
                 <w:webHidden/>
               </w:rPr>
-              <w:instrText xml:space="preserve"> PAGEREF _Toc193973799 \h </w:instrText>
+              <w:instrText xml:space="preserve"> PAGEREF _Toc193995110 \h </w:instrText>
             </w:r>
             <w:r>
               <w:rPr>
@@ -906,7 +1025,7 @@
                 <w:noProof/>
                 <w:webHidden/>
               </w:rPr>
-              <w:t>12</w:t>
+              <w:t>9</w:t>
             </w:r>
             <w:r>
               <w:rPr>
@@ -928,10 +1047,10 @@
               <w:noProof/>
               <w:sz w:val="24"/>
               <w:szCs w:val="24"/>
-              <w:lang w:eastAsia="zh-CN"/>
+              <w:lang w:eastAsia="de-DE"/>
             </w:rPr>
           </w:pPr>
-          <w:hyperlink w:anchor="_Toc193973800" w:history="1">
+          <w:hyperlink w:anchor="_Toc193995111" w:history="1">
             <w:r>
               <w:rPr>
                 <w:rStyle w:val="Hyperlink"/>
@@ -958,7 +1077,7 @@
                 <w:noProof/>
                 <w:webHidden/>
               </w:rPr>
-              <w:instrText xml:space="preserve"> PAGEREF _Toc193973800 \h </w:instrText>
+              <w:instrText xml:space="preserve"> PAGEREF _Toc193995111 \h </w:instrText>
             </w:r>
             <w:r>
               <w:rPr>
@@ -978,7 +1097,7 @@
                 <w:noProof/>
                 <w:webHidden/>
               </w:rPr>
-              <w:t>12</w:t>
+              <w:t>9</w:t>
             </w:r>
             <w:r>
               <w:rPr>
@@ -1000,10 +1119,10 @@
               <w:noProof/>
               <w:sz w:val="24"/>
               <w:szCs w:val="24"/>
-              <w:lang w:eastAsia="zh-CN"/>
+              <w:lang w:eastAsia="de-DE"/>
             </w:rPr>
           </w:pPr>
-          <w:hyperlink w:anchor="_Toc193973801" w:history="1">
+          <w:hyperlink w:anchor="_Toc193995112" w:history="1">
             <w:r>
               <w:rPr>
                 <w:rStyle w:val="Hyperlink"/>
@@ -1030,7 +1149,7 @@
                 <w:noProof/>
                 <w:webHidden/>
               </w:rPr>
-              <w:instrText xml:space="preserve"> PAGEREF _Toc193973801 \h </w:instrText>
+              <w:instrText xml:space="preserve"> PAGEREF _Toc193995112 \h </w:instrText>
             </w:r>
             <w:r>
               <w:rPr>
@@ -1050,7 +1169,7 @@
                 <w:noProof/>
                 <w:webHidden/>
               </w:rPr>
-              <w:t>12</w:t>
+              <w:t>10</w:t>
             </w:r>
             <w:r>
               <w:rPr>
@@ -1072,10 +1191,10 @@
               <w:noProof/>
               <w:sz w:val="24"/>
               <w:szCs w:val="24"/>
-              <w:lang w:eastAsia="zh-CN"/>
+              <w:lang w:eastAsia="de-DE"/>
             </w:rPr>
           </w:pPr>
-          <w:hyperlink w:anchor="_Toc193973802" w:history="1">
+          <w:hyperlink w:anchor="_Toc193995113" w:history="1">
             <w:r>
               <w:rPr>
                 <w:rStyle w:val="Hyperlink"/>
@@ -1102,7 +1221,7 @@
                 <w:noProof/>
                 <w:webHidden/>
               </w:rPr>
-              <w:instrText xml:space="preserve"> PAGEREF _Toc193973802 \h </w:instrText>
+              <w:instrText xml:space="preserve"> PAGEREF _Toc193995113 \h </w:instrText>
             </w:r>
             <w:r>
               <w:rPr>
@@ -1122,7 +1241,7 @@
                 <w:noProof/>
                 <w:webHidden/>
               </w:rPr>
-              <w:t>12</w:t>
+              <w:t>10</w:t>
             </w:r>
             <w:r>
               <w:rPr>
@@ -1144,10 +1263,10 @@
               <w:noProof/>
               <w:sz w:val="24"/>
               <w:szCs w:val="24"/>
-              <w:lang w:eastAsia="zh-CN"/>
+              <w:lang w:eastAsia="de-DE"/>
             </w:rPr>
           </w:pPr>
-          <w:hyperlink w:anchor="_Toc193973803" w:history="1">
+          <w:hyperlink w:anchor="_Toc193995114" w:history="1">
             <w:r>
               <w:rPr>
                 <w:rStyle w:val="Hyperlink"/>
@@ -1174,7 +1293,7 @@
                 <w:noProof/>
                 <w:webHidden/>
               </w:rPr>
-              <w:instrText xml:space="preserve"> PAGEREF _Toc193973803 \h </w:instrText>
+              <w:instrText xml:space="preserve"> PAGEREF _Toc193995114 \h </w:instrText>
             </w:r>
             <w:r>
               <w:rPr>
@@ -1194,7 +1313,7 @@
                 <w:noProof/>
                 <w:webHidden/>
               </w:rPr>
-              <w:t>13</w:t>
+              <w:t>10</w:t>
             </w:r>
             <w:r>
               <w:rPr>
@@ -1216,10 +1335,10 @@
               <w:noProof/>
               <w:sz w:val="24"/>
               <w:szCs w:val="24"/>
-              <w:lang w:eastAsia="zh-CN"/>
+              <w:lang w:eastAsia="de-DE"/>
             </w:rPr>
           </w:pPr>
-          <w:hyperlink w:anchor="_Toc193973804" w:history="1">
+          <w:hyperlink w:anchor="_Toc193995115" w:history="1">
             <w:r>
               <w:rPr>
                 <w:rStyle w:val="Hyperlink"/>
@@ -1246,7 +1365,7 @@
                 <w:noProof/>
                 <w:webHidden/>
               </w:rPr>
-              <w:instrText xml:space="preserve"> PAGEREF _Toc193973804 \h </w:instrText>
+              <w:instrText xml:space="preserve"> PAGEREF _Toc193995115 \h </w:instrText>
             </w:r>
             <w:r>
               <w:rPr>
@@ -1266,7 +1385,7 @@
                 <w:noProof/>
                 <w:webHidden/>
               </w:rPr>
-              <w:t>14</w:t>
+              <w:t>11</w:t>
             </w:r>
             <w:r>
               <w:rPr>
@@ -1288,10 +1407,10 @@
               <w:noProof/>
               <w:sz w:val="24"/>
               <w:szCs w:val="24"/>
-              <w:lang w:eastAsia="zh-CN"/>
+              <w:lang w:eastAsia="de-DE"/>
             </w:rPr>
           </w:pPr>
-          <w:hyperlink w:anchor="_Toc193973805" w:history="1">
+          <w:hyperlink w:anchor="_Toc193995116" w:history="1">
             <w:r>
               <w:rPr>
                 <w:rStyle w:val="Hyperlink"/>
@@ -1318,7 +1437,7 @@
                 <w:noProof/>
                 <w:webHidden/>
               </w:rPr>
-              <w:instrText xml:space="preserve"> PAGEREF _Toc193973805 \h </w:instrText>
+              <w:instrText xml:space="preserve"> PAGEREF _Toc193995116 \h </w:instrText>
             </w:r>
             <w:r>
               <w:rPr>
@@ -1338,7 +1457,7 @@
                 <w:noProof/>
                 <w:webHidden/>
               </w:rPr>
-              <w:t>14</w:t>
+              <w:t>11</w:t>
             </w:r>
             <w:r>
               <w:rPr>
@@ -1360,10 +1479,10 @@
               <w:noProof/>
               <w:sz w:val="24"/>
               <w:szCs w:val="24"/>
-              <w:lang w:eastAsia="zh-CN"/>
+              <w:lang w:eastAsia="de-DE"/>
             </w:rPr>
           </w:pPr>
-          <w:hyperlink w:anchor="_Toc193973806" w:history="1">
+          <w:hyperlink w:anchor="_Toc193995117" w:history="1">
             <w:r>
               <w:rPr>
                 <w:rStyle w:val="Hyperlink"/>
@@ -1390,7 +1509,7 @@
                 <w:noProof/>
                 <w:webHidden/>
               </w:rPr>
-              <w:instrText xml:space="preserve"> PAGEREF _Toc193973806 \h </w:instrText>
+              <w:instrText xml:space="preserve"> PAGEREF _Toc193995117 \h </w:instrText>
             </w:r>
             <w:r>
               <w:rPr>
@@ -1410,7 +1529,7 @@
                 <w:noProof/>
                 <w:webHidden/>
               </w:rPr>
-              <w:t>14</w:t>
+              <w:t>11</w:t>
             </w:r>
             <w:r>
               <w:rPr>
@@ -1432,10 +1551,10 @@
               <w:noProof/>
               <w:sz w:val="24"/>
               <w:szCs w:val="24"/>
-              <w:lang w:eastAsia="zh-CN"/>
+              <w:lang w:eastAsia="de-DE"/>
             </w:rPr>
           </w:pPr>
-          <w:hyperlink w:anchor="_Toc193973807" w:history="1">
+          <w:hyperlink w:anchor="_Toc193995118" w:history="1">
             <w:r>
               <w:rPr>
                 <w:rStyle w:val="Hyperlink"/>
@@ -1462,7 +1581,7 @@
                 <w:noProof/>
                 <w:webHidden/>
               </w:rPr>
-              <w:instrText xml:space="preserve"> PAGEREF _Toc193973807 \h </w:instrText>
+              <w:instrText xml:space="preserve"> PAGEREF _Toc193995118 \h </w:instrText>
             </w:r>
             <w:r>
               <w:rPr>
@@ -1482,7 +1601,7 @@
                 <w:noProof/>
                 <w:webHidden/>
               </w:rPr>
-              <w:t>14</w:t>
+              <w:t>11</w:t>
             </w:r>
             <w:r>
               <w:rPr>
@@ -1504,10 +1623,10 @@
               <w:noProof/>
               <w:sz w:val="24"/>
               <w:szCs w:val="24"/>
-              <w:lang w:eastAsia="zh-CN"/>
+              <w:lang w:eastAsia="de-DE"/>
             </w:rPr>
           </w:pPr>
-          <w:hyperlink w:anchor="_Toc193973808" w:history="1">
+          <w:hyperlink w:anchor="_Toc193995119" w:history="1">
             <w:r>
               <w:rPr>
                 <w:rStyle w:val="Hyperlink"/>
@@ -1534,7 +1653,7 @@
                 <w:noProof/>
                 <w:webHidden/>
               </w:rPr>
-              <w:instrText xml:space="preserve"> PAGEREF _Toc193973808 \h </w:instrText>
+              <w:instrText xml:space="preserve"> PAGEREF _Toc193995119 \h </w:instrText>
             </w:r>
             <w:r>
               <w:rPr>
@@ -1554,7 +1673,7 @@
                 <w:noProof/>
                 <w:webHidden/>
               </w:rPr>
-              <w:t>14</w:t>
+              <w:t>12</w:t>
             </w:r>
             <w:r>
               <w:rPr>
@@ -1576,10 +1695,10 @@
               <w:noProof/>
               <w:sz w:val="24"/>
               <w:szCs w:val="24"/>
-              <w:lang w:eastAsia="zh-CN"/>
+              <w:lang w:eastAsia="de-DE"/>
             </w:rPr>
           </w:pPr>
-          <w:hyperlink w:anchor="_Toc193973809" w:history="1">
+          <w:hyperlink w:anchor="_Toc193995120" w:history="1">
             <w:r>
               <w:rPr>
                 <w:rStyle w:val="Hyperlink"/>
@@ -1606,7 +1725,7 @@
                 <w:noProof/>
                 <w:webHidden/>
               </w:rPr>
-              <w:instrText xml:space="preserve"> PAGEREF _Toc193973809 \h </w:instrText>
+              <w:instrText xml:space="preserve"> PAGEREF _Toc193995120 \h </w:instrText>
             </w:r>
             <w:r>
               <w:rPr>
@@ -1626,7 +1745,7 @@
                 <w:noProof/>
                 <w:webHidden/>
               </w:rPr>
-              <w:t>15</w:t>
+              <w:t>12</w:t>
             </w:r>
             <w:r>
               <w:rPr>
@@ -1648,10 +1767,10 @@
               <w:noProof/>
               <w:sz w:val="24"/>
               <w:szCs w:val="24"/>
-              <w:lang w:eastAsia="zh-CN"/>
+              <w:lang w:eastAsia="de-DE"/>
             </w:rPr>
           </w:pPr>
-          <w:hyperlink w:anchor="_Toc193973810" w:history="1">
+          <w:hyperlink w:anchor="_Toc193995121" w:history="1">
             <w:r>
               <w:rPr>
                 <w:rStyle w:val="Hyperlink"/>
@@ -1678,7 +1797,7 @@
                 <w:noProof/>
                 <w:webHidden/>
               </w:rPr>
-              <w:instrText xml:space="preserve"> PAGEREF _Toc193973810 \h </w:instrText>
+              <w:instrText xml:space="preserve"> PAGEREF _Toc193995121 \h </w:instrText>
             </w:r>
             <w:r>
               <w:rPr>
@@ -1698,7 +1817,7 @@
                 <w:noProof/>
                 <w:webHidden/>
               </w:rPr>
-              <w:t>15</w:t>
+              <w:t>12</w:t>
             </w:r>
             <w:r>
               <w:rPr>
@@ -1720,10 +1839,10 @@
               <w:noProof/>
               <w:sz w:val="24"/>
               <w:szCs w:val="24"/>
-              <w:lang w:eastAsia="zh-CN"/>
+              <w:lang w:eastAsia="de-DE"/>
             </w:rPr>
           </w:pPr>
-          <w:hyperlink w:anchor="_Toc193973811" w:history="1">
+          <w:hyperlink w:anchor="_Toc193995122" w:history="1">
             <w:r>
               <w:rPr>
                 <w:rStyle w:val="Hyperlink"/>
@@ -1750,7 +1869,7 @@
                 <w:noProof/>
                 <w:webHidden/>
               </w:rPr>
-              <w:instrText xml:space="preserve"> PAGEREF _Toc193973811 \h </w:instrText>
+              <w:instrText xml:space="preserve"> PAGEREF _Toc193995122 \h </w:instrText>
             </w:r>
             <w:r>
               <w:rPr>
@@ -1770,7 +1889,7 @@
                 <w:noProof/>
                 <w:webHidden/>
               </w:rPr>
-              <w:t>15</w:t>
+              <w:t>12</w:t>
             </w:r>
             <w:r>
               <w:rPr>
@@ -1792,10 +1911,10 @@
               <w:noProof/>
               <w:sz w:val="24"/>
               <w:szCs w:val="24"/>
-              <w:lang w:eastAsia="zh-CN"/>
+              <w:lang w:eastAsia="de-DE"/>
             </w:rPr>
           </w:pPr>
-          <w:hyperlink w:anchor="_Toc193973812" w:history="1">
+          <w:hyperlink w:anchor="_Toc193995123" w:history="1">
             <w:r>
               <w:rPr>
                 <w:rStyle w:val="Hyperlink"/>
@@ -1822,7 +1941,7 @@
                 <w:noProof/>
                 <w:webHidden/>
               </w:rPr>
-              <w:instrText xml:space="preserve"> PAGEREF _Toc193973812 \h </w:instrText>
+              <w:instrText xml:space="preserve"> PAGEREF _Toc193995123 \h </w:instrText>
             </w:r>
             <w:r>
               <w:rPr>
@@ -1842,7 +1961,7 @@
                 <w:noProof/>
                 <w:webHidden/>
               </w:rPr>
-              <w:t>16</w:t>
+              <w:t>13</w:t>
             </w:r>
             <w:r>
               <w:rPr>
@@ -1864,10 +1983,10 @@
               <w:noProof/>
               <w:sz w:val="24"/>
               <w:szCs w:val="24"/>
-              <w:lang w:eastAsia="zh-CN"/>
+              <w:lang w:eastAsia="de-DE"/>
             </w:rPr>
           </w:pPr>
-          <w:hyperlink w:anchor="_Toc193973813" w:history="1">
+          <w:hyperlink w:anchor="_Toc193995124" w:history="1">
             <w:r>
               <w:rPr>
                 <w:rStyle w:val="Hyperlink"/>
@@ -1894,7 +2013,7 @@
                 <w:noProof/>
                 <w:webHidden/>
               </w:rPr>
-              <w:instrText xml:space="preserve"> PAGEREF _Toc193973813 \h </w:instrText>
+              <w:instrText xml:space="preserve"> PAGEREF _Toc193995124 \h </w:instrText>
             </w:r>
             <w:r>
               <w:rPr>
@@ -1914,7 +2033,7 @@
                 <w:noProof/>
                 <w:webHidden/>
               </w:rPr>
-              <w:t>16</w:t>
+              <w:t>13</w:t>
             </w:r>
             <w:r>
               <w:rPr>
@@ -1936,10 +2055,10 @@
               <w:noProof/>
               <w:sz w:val="24"/>
               <w:szCs w:val="24"/>
-              <w:lang w:eastAsia="zh-CN"/>
+              <w:lang w:eastAsia="de-DE"/>
             </w:rPr>
           </w:pPr>
-          <w:hyperlink w:anchor="_Toc193973814" w:history="1">
+          <w:hyperlink w:anchor="_Toc193995125" w:history="1">
             <w:r>
               <w:rPr>
                 <w:rStyle w:val="Hyperlink"/>
@@ -1967,7 +2086,7 @@
                 <w:noProof/>
                 <w:webHidden/>
               </w:rPr>
-              <w:instrText xml:space="preserve"> PAGEREF _Toc193973814 \h </w:instrText>
+              <w:instrText xml:space="preserve"> PAGEREF _Toc193995125 \h </w:instrText>
             </w:r>
             <w:r>
               <w:rPr>
@@ -1987,7 +2106,7 @@
                 <w:noProof/>
                 <w:webHidden/>
               </w:rPr>
-              <w:t>16</w:t>
+              <w:t>13</w:t>
             </w:r>
             <w:r>
               <w:rPr>
@@ -2009,10 +2128,10 @@
               <w:noProof/>
               <w:sz w:val="24"/>
               <w:szCs w:val="24"/>
-              <w:lang w:eastAsia="zh-CN"/>
+              <w:lang w:eastAsia="de-DE"/>
             </w:rPr>
           </w:pPr>
-          <w:hyperlink w:anchor="_Toc193973815" w:history="1">
+          <w:hyperlink w:anchor="_Toc193995126" w:history="1">
             <w:r>
               <w:rPr>
                 <w:rStyle w:val="Hyperlink"/>
@@ -2039,7 +2158,7 @@
                 <w:noProof/>
                 <w:webHidden/>
               </w:rPr>
-              <w:instrText xml:space="preserve"> PAGEREF _Toc193973815 \h </w:instrText>
+              <w:instrText xml:space="preserve"> PAGEREF _Toc193995126 \h </w:instrText>
             </w:r>
             <w:r>
               <w:rPr>
@@ -2059,7 +2178,7 @@
                 <w:noProof/>
                 <w:webHidden/>
               </w:rPr>
-              <w:t>16</w:t>
+              <w:t>13</w:t>
             </w:r>
             <w:r>
               <w:rPr>
@@ -2081,10 +2200,10 @@
               <w:noProof/>
               <w:sz w:val="24"/>
               <w:szCs w:val="24"/>
-              <w:lang w:eastAsia="zh-CN"/>
+              <w:lang w:eastAsia="de-DE"/>
             </w:rPr>
           </w:pPr>
-          <w:hyperlink w:anchor="_Toc193973816" w:history="1">
+          <w:hyperlink w:anchor="_Toc193995127" w:history="1">
             <w:r>
               <w:rPr>
                 <w:rStyle w:val="Hyperlink"/>
@@ -2111,7 +2230,7 @@
                 <w:noProof/>
                 <w:webHidden/>
               </w:rPr>
-              <w:instrText xml:space="preserve"> PAGEREF _Toc193973816 \h </w:instrText>
+              <w:instrText xml:space="preserve"> PAGEREF _Toc193995127 \h </w:instrText>
             </w:r>
             <w:r>
               <w:rPr>
@@ -2131,7 +2250,7 @@
                 <w:noProof/>
                 <w:webHidden/>
               </w:rPr>
-              <w:t>16</w:t>
+              <w:t>13</w:t>
             </w:r>
             <w:r>
               <w:rPr>
@@ -2153,16 +2272,16 @@
               <w:noProof/>
               <w:sz w:val="24"/>
               <w:szCs w:val="24"/>
-              <w:lang w:eastAsia="zh-CN"/>
+              <w:lang w:eastAsia="de-DE"/>
             </w:rPr>
           </w:pPr>
-          <w:hyperlink w:anchor="_Toc193973817" w:history="1">
+          <w:hyperlink w:anchor="_Toc193995128" w:history="1">
             <w:r>
               <w:rPr>
                 <w:rStyle w:val="Hyperlink"/>
                 <w:noProof/>
               </w:rPr>
-              <w:t>Fazit (umschreiben)</w:t>
+              <w:t>Fazit</w:t>
             </w:r>
             <w:r>
               <w:rPr>
@@ -2183,7 +2302,7 @@
                 <w:noProof/>
                 <w:webHidden/>
               </w:rPr>
-              <w:instrText xml:space="preserve"> PAGEREF _Toc193973817 \h </w:instrText>
+              <w:instrText xml:space="preserve"> PAGEREF _Toc193995128 \h </w:instrText>
             </w:r>
             <w:r>
               <w:rPr>
@@ -2203,7 +2322,7 @@
                 <w:noProof/>
                 <w:webHidden/>
               </w:rPr>
-              <w:t>16</w:t>
+              <w:t>14</w:t>
             </w:r>
             <w:r>
               <w:rPr>
@@ -2225,10 +2344,10 @@
               <w:noProof/>
               <w:sz w:val="24"/>
               <w:szCs w:val="24"/>
-              <w:lang w:eastAsia="zh-CN"/>
+              <w:lang w:eastAsia="de-DE"/>
             </w:rPr>
           </w:pPr>
-          <w:hyperlink w:anchor="_Toc193973818" w:history="1">
+          <w:hyperlink w:anchor="_Toc193995129" w:history="1">
             <w:r>
               <w:rPr>
                 <w:rStyle w:val="Hyperlink"/>
@@ -2255,7 +2374,7 @@
                 <w:noProof/>
                 <w:webHidden/>
               </w:rPr>
-              <w:instrText xml:space="preserve"> PAGEREF _Toc193973818 \h </w:instrText>
+              <w:instrText xml:space="preserve"> PAGEREF _Toc193995129 \h </w:instrText>
             </w:r>
             <w:r>
               <w:rPr>
@@ -2275,7 +2394,7 @@
                 <w:noProof/>
                 <w:webHidden/>
               </w:rPr>
-              <w:t>16</w:t>
+              <w:t>14</w:t>
             </w:r>
             <w:r>
               <w:rPr>
@@ -2297,10 +2416,10 @@
               <w:noProof/>
               <w:sz w:val="24"/>
               <w:szCs w:val="24"/>
-              <w:lang w:eastAsia="zh-CN"/>
+              <w:lang w:eastAsia="de-DE"/>
             </w:rPr>
           </w:pPr>
-          <w:hyperlink w:anchor="_Toc193973819" w:history="1">
+          <w:hyperlink w:anchor="_Toc193995130" w:history="1">
             <w:r>
               <w:rPr>
                 <w:rStyle w:val="Hyperlink"/>
@@ -2327,7 +2446,7 @@
                 <w:noProof/>
                 <w:webHidden/>
               </w:rPr>
-              <w:instrText xml:space="preserve"> PAGEREF _Toc193973819 \h </w:instrText>
+              <w:instrText xml:space="preserve"> PAGEREF _Toc193995130 \h </w:instrText>
             </w:r>
             <w:r>
               <w:rPr>
@@ -2347,7 +2466,7 @@
                 <w:noProof/>
                 <w:webHidden/>
               </w:rPr>
-              <w:t>17</w:t>
+              <w:t>14</w:t>
             </w:r>
             <w:r>
               <w:rPr>
@@ -2369,10 +2488,10 @@
               <w:noProof/>
               <w:sz w:val="24"/>
               <w:szCs w:val="24"/>
-              <w:lang w:eastAsia="zh-CN"/>
+              <w:lang w:eastAsia="de-DE"/>
             </w:rPr>
           </w:pPr>
-          <w:hyperlink w:anchor="_Toc193973820" w:history="1">
+          <w:hyperlink w:anchor="_Toc193995131" w:history="1">
             <w:r>
               <w:rPr>
                 <w:rStyle w:val="Hyperlink"/>
@@ -2399,7 +2518,7 @@
                 <w:noProof/>
                 <w:webHidden/>
               </w:rPr>
-              <w:instrText xml:space="preserve"> PAGEREF _Toc193973820 \h </w:instrText>
+              <w:instrText xml:space="preserve"> PAGEREF _Toc193995131 \h </w:instrText>
             </w:r>
             <w:r>
               <w:rPr>
@@ -2419,7 +2538,151 @@
                 <w:noProof/>
                 <w:webHidden/>
               </w:rPr>
-              <w:t>17</w:t>
+              <w:t>14</w:t>
+            </w:r>
+            <w:r>
+              <w:rPr>
+                <w:noProof/>
+                <w:webHidden/>
+              </w:rPr>
+              <w:fldChar w:fldCharType="end"/>
+            </w:r>
+          </w:hyperlink>
+        </w:p>
+        <w:p>
+          <w:pPr>
+            <w:pStyle w:val="Verzeichnis1"/>
+            <w:tabs>
+              <w:tab w:val="right" w:leader="dot" w:pos="9062"/>
+            </w:tabs>
+            <w:rPr>
+              <w:rFonts w:eastAsiaTheme="minorEastAsia"/>
+              <w:noProof/>
+              <w:sz w:val="24"/>
+              <w:szCs w:val="24"/>
+              <w:lang w:eastAsia="de-DE"/>
+            </w:rPr>
+          </w:pPr>
+          <w:hyperlink w:anchor="_Toc193995132" w:history="1">
+            <w:r>
+              <w:rPr>
+                <w:rStyle w:val="Hyperlink"/>
+                <w:noProof/>
+              </w:rPr>
+              <w:t>Wissenschaftliche Reflexion</w:t>
+            </w:r>
+            <w:r>
+              <w:rPr>
+                <w:noProof/>
+                <w:webHidden/>
+              </w:rPr>
+              <w:tab/>
+            </w:r>
+            <w:r>
+              <w:rPr>
+                <w:noProof/>
+                <w:webHidden/>
+              </w:rPr>
+              <w:fldChar w:fldCharType="begin"/>
+            </w:r>
+            <w:r>
+              <w:rPr>
+                <w:noProof/>
+                <w:webHidden/>
+              </w:rPr>
+              <w:instrText xml:space="preserve"> PAGEREF _Toc193995132 \h </w:instrText>
+            </w:r>
+            <w:r>
+              <w:rPr>
+                <w:noProof/>
+                <w:webHidden/>
+              </w:rPr>
+            </w:r>
+            <w:r>
+              <w:rPr>
+                <w:noProof/>
+                <w:webHidden/>
+              </w:rPr>
+              <w:fldChar w:fldCharType="separate"/>
+            </w:r>
+            <w:r>
+              <w:rPr>
+                <w:noProof/>
+                <w:webHidden/>
+              </w:rPr>
+              <w:t>15</w:t>
+            </w:r>
+            <w:r>
+              <w:rPr>
+                <w:noProof/>
+                <w:webHidden/>
+              </w:rPr>
+              <w:fldChar w:fldCharType="end"/>
+            </w:r>
+          </w:hyperlink>
+        </w:p>
+        <w:p>
+          <w:pPr>
+            <w:pStyle w:val="Verzeichnis2"/>
+            <w:tabs>
+              <w:tab w:val="right" w:leader="dot" w:pos="9062"/>
+            </w:tabs>
+            <w:rPr>
+              <w:rFonts w:eastAsiaTheme="minorEastAsia"/>
+              <w:noProof/>
+              <w:sz w:val="24"/>
+              <w:szCs w:val="24"/>
+              <w:lang w:eastAsia="de-DE"/>
+            </w:rPr>
+          </w:pPr>
+          <w:hyperlink w:anchor="_Toc193995133" w:history="1">
+            <w:r>
+              <w:rPr>
+                <w:rStyle w:val="Hyperlink"/>
+                <w:noProof/>
+              </w:rPr>
+              <w:t>Erfolge vs. Hindernisse</w:t>
+            </w:r>
+            <w:r>
+              <w:rPr>
+                <w:noProof/>
+                <w:webHidden/>
+              </w:rPr>
+              <w:tab/>
+            </w:r>
+            <w:r>
+              <w:rPr>
+                <w:noProof/>
+                <w:webHidden/>
+              </w:rPr>
+              <w:fldChar w:fldCharType="begin"/>
+            </w:r>
+            <w:r>
+              <w:rPr>
+                <w:noProof/>
+                <w:webHidden/>
+              </w:rPr>
+              <w:instrText xml:space="preserve"> PAGEREF _Toc193995133 \h </w:instrText>
+            </w:r>
+            <w:r>
+              <w:rPr>
+                <w:noProof/>
+                <w:webHidden/>
+              </w:rPr>
+            </w:r>
+            <w:r>
+              <w:rPr>
+                <w:noProof/>
+                <w:webHidden/>
+              </w:rPr>
+              <w:fldChar w:fldCharType="separate"/>
+            </w:r>
+            <w:r>
+              <w:rPr>
+                <w:noProof/>
+                <w:webHidden/>
+              </w:rPr>
+              <w:t>15</w:t>
             </w:r>
             <w:r>
               <w:rPr>
@@ -2441,16 +2704,16 @@
               <w:noProof/>
               <w:sz w:val="24"/>
               <w:szCs w:val="24"/>
-              <w:lang w:eastAsia="zh-CN"/>
+              <w:lang w:eastAsia="de-DE"/>
             </w:rPr>
           </w:pPr>
-          <w:hyperlink w:anchor="_Toc193973821" w:history="1">
+          <w:hyperlink w:anchor="_Toc193995134" w:history="1">
             <w:r>
               <w:rPr>
                 <w:rStyle w:val="Hyperlink"/>
                 <w:noProof/>
               </w:rPr>
-              <w:t>Praktische Implikationen und Nutzerfeedback</w:t>
+              <w:t>Erfolge</w:t>
             </w:r>
             <w:r>
               <w:rPr>
@@ -2471,7 +2734,7 @@
                 <w:noProof/>
                 <w:webHidden/>
               </w:rPr>
-              <w:instrText xml:space="preserve"> PAGEREF _Toc193973821 \h </w:instrText>
+              <w:instrText xml:space="preserve"> PAGEREF _Toc193995134 \h </w:instrText>
             </w:r>
             <w:r>
               <w:rPr>
@@ -2491,7 +2754,7 @@
                 <w:noProof/>
                 <w:webHidden/>
               </w:rPr>
-              <w:t>17</w:t>
+              <w:t>15</w:t>
             </w:r>
             <w:r>
               <w:rPr>
@@ -2513,16 +2776,16 @@
               <w:noProof/>
               <w:sz w:val="24"/>
               <w:szCs w:val="24"/>
-              <w:lang w:eastAsia="zh-CN"/>
+              <w:lang w:eastAsia="de-DE"/>
             </w:rPr>
           </w:pPr>
-          <w:hyperlink w:anchor="_Toc193973822" w:history="1">
+          <w:hyperlink w:anchor="_Toc193995135" w:history="1">
             <w:r>
               <w:rPr>
                 <w:rStyle w:val="Hyperlink"/>
                 <w:noProof/>
               </w:rPr>
-              <w:t>Zukünftige Perspektiven und Skalierbarkeit</w:t>
+              <w:t>Hindernisse</w:t>
             </w:r>
             <w:r>
               <w:rPr>
@@ -2543,7 +2806,7 @@
                 <w:noProof/>
                 <w:webHidden/>
               </w:rPr>
-              <w:instrText xml:space="preserve"> PAGEREF _Toc193973822 \h </w:instrText>
+              <w:instrText xml:space="preserve"> PAGEREF _Toc193995135 \h </w:instrText>
             </w:r>
             <w:r>
               <w:rPr>
@@ -2563,7 +2826,727 @@
                 <w:noProof/>
                 <w:webHidden/>
               </w:rPr>
+              <w:t>16</w:t>
+            </w:r>
+            <w:r>
+              <w:rPr>
+                <w:noProof/>
+                <w:webHidden/>
+              </w:rPr>
+              <w:fldChar w:fldCharType="end"/>
+            </w:r>
+          </w:hyperlink>
+        </w:p>
+        <w:p>
+          <w:pPr>
+            <w:pStyle w:val="Verzeichnis2"/>
+            <w:tabs>
+              <w:tab w:val="right" w:leader="dot" w:pos="9062"/>
+            </w:tabs>
+            <w:rPr>
+              <w:rFonts w:eastAsiaTheme="minorEastAsia"/>
+              <w:noProof/>
+              <w:sz w:val="24"/>
+              <w:szCs w:val="24"/>
+              <w:lang w:eastAsia="de-DE"/>
+            </w:rPr>
+          </w:pPr>
+          <w:hyperlink w:anchor="_Toc193995136" w:history="1">
+            <w:r>
+              <w:rPr>
+                <w:rStyle w:val="Hyperlink"/>
+                <w:noProof/>
+              </w:rPr>
+              <w:t>Lektionen für die Zukunft</w:t>
+            </w:r>
+            <w:r>
+              <w:rPr>
+                <w:noProof/>
+                <w:webHidden/>
+              </w:rPr>
+              <w:tab/>
+            </w:r>
+            <w:r>
+              <w:rPr>
+                <w:noProof/>
+                <w:webHidden/>
+              </w:rPr>
+              <w:fldChar w:fldCharType="begin"/>
+            </w:r>
+            <w:r>
+              <w:rPr>
+                <w:noProof/>
+                <w:webHidden/>
+              </w:rPr>
+              <w:instrText xml:space="preserve"> PAGEREF _Toc193995136 \h </w:instrText>
+            </w:r>
+            <w:r>
+              <w:rPr>
+                <w:noProof/>
+                <w:webHidden/>
+              </w:rPr>
+            </w:r>
+            <w:r>
+              <w:rPr>
+                <w:noProof/>
+                <w:webHidden/>
+              </w:rPr>
+              <w:fldChar w:fldCharType="separate"/>
+            </w:r>
+            <w:r>
+              <w:rPr>
+                <w:noProof/>
+                <w:webHidden/>
+              </w:rPr>
+              <w:t>16</w:t>
+            </w:r>
+            <w:r>
+              <w:rPr>
+                <w:noProof/>
+                <w:webHidden/>
+              </w:rPr>
+              <w:fldChar w:fldCharType="end"/>
+            </w:r>
+          </w:hyperlink>
+        </w:p>
+        <w:p>
+          <w:pPr>
+            <w:pStyle w:val="Verzeichnis3"/>
+            <w:tabs>
+              <w:tab w:val="right" w:leader="dot" w:pos="9062"/>
+            </w:tabs>
+            <w:rPr>
+              <w:rFonts w:eastAsiaTheme="minorEastAsia"/>
+              <w:noProof/>
+              <w:sz w:val="24"/>
+              <w:szCs w:val="24"/>
+              <w:lang w:eastAsia="de-DE"/>
+            </w:rPr>
+          </w:pPr>
+          <w:hyperlink w:anchor="_Toc193995137" w:history="1">
+            <w:r>
+              <w:rPr>
+                <w:rStyle w:val="Hyperlink"/>
+                <w:noProof/>
+              </w:rPr>
+              <w:t>Tests</w:t>
+            </w:r>
+            <w:r>
+              <w:rPr>
+                <w:noProof/>
+                <w:webHidden/>
+              </w:rPr>
+              <w:tab/>
+            </w:r>
+            <w:r>
+              <w:rPr>
+                <w:noProof/>
+                <w:webHidden/>
+              </w:rPr>
+              <w:fldChar w:fldCharType="begin"/>
+            </w:r>
+            <w:r>
+              <w:rPr>
+                <w:noProof/>
+                <w:webHidden/>
+              </w:rPr>
+              <w:instrText xml:space="preserve"> PAGEREF _Toc193995137 \h </w:instrText>
+            </w:r>
+            <w:r>
+              <w:rPr>
+                <w:noProof/>
+                <w:webHidden/>
+              </w:rPr>
+            </w:r>
+            <w:r>
+              <w:rPr>
+                <w:noProof/>
+                <w:webHidden/>
+              </w:rPr>
+              <w:fldChar w:fldCharType="separate"/>
+            </w:r>
+            <w:r>
+              <w:rPr>
+                <w:noProof/>
+                <w:webHidden/>
+              </w:rPr>
+              <w:t>16</w:t>
+            </w:r>
+            <w:r>
+              <w:rPr>
+                <w:noProof/>
+                <w:webHidden/>
+              </w:rPr>
+              <w:fldChar w:fldCharType="end"/>
+            </w:r>
+          </w:hyperlink>
+        </w:p>
+        <w:p>
+          <w:pPr>
+            <w:pStyle w:val="Verzeichnis3"/>
+            <w:tabs>
+              <w:tab w:val="right" w:leader="dot" w:pos="9062"/>
+            </w:tabs>
+            <w:rPr>
+              <w:rFonts w:eastAsiaTheme="minorEastAsia"/>
+              <w:noProof/>
+              <w:sz w:val="24"/>
+              <w:szCs w:val="24"/>
+              <w:lang w:eastAsia="de-DE"/>
+            </w:rPr>
+          </w:pPr>
+          <w:hyperlink w:anchor="_Toc193995138" w:history="1">
+            <w:r>
+              <w:rPr>
+                <w:rStyle w:val="Hyperlink"/>
+                <w:noProof/>
+              </w:rPr>
+              <w:t>Automatisierte API-Dokumentation</w:t>
+            </w:r>
+            <w:r>
+              <w:rPr>
+                <w:noProof/>
+                <w:webHidden/>
+              </w:rPr>
+              <w:tab/>
+            </w:r>
+            <w:r>
+              <w:rPr>
+                <w:noProof/>
+                <w:webHidden/>
+              </w:rPr>
+              <w:fldChar w:fldCharType="begin"/>
+            </w:r>
+            <w:r>
+              <w:rPr>
+                <w:noProof/>
+                <w:webHidden/>
+              </w:rPr>
+              <w:instrText xml:space="preserve"> PAGEREF _Toc193995138 \h </w:instrText>
+            </w:r>
+            <w:r>
+              <w:rPr>
+                <w:noProof/>
+                <w:webHidden/>
+              </w:rPr>
+            </w:r>
+            <w:r>
+              <w:rPr>
+                <w:noProof/>
+                <w:webHidden/>
+              </w:rPr>
+              <w:fldChar w:fldCharType="separate"/>
+            </w:r>
+            <w:r>
+              <w:rPr>
+                <w:noProof/>
+                <w:webHidden/>
+              </w:rPr>
               <w:t>17</w:t>
+            </w:r>
+            <w:r>
+              <w:rPr>
+                <w:noProof/>
+                <w:webHidden/>
+              </w:rPr>
+              <w:fldChar w:fldCharType="end"/>
+            </w:r>
+          </w:hyperlink>
+        </w:p>
+        <w:p>
+          <w:pPr>
+            <w:pStyle w:val="Verzeichnis3"/>
+            <w:tabs>
+              <w:tab w:val="right" w:leader="dot" w:pos="9062"/>
+            </w:tabs>
+            <w:rPr>
+              <w:rFonts w:eastAsiaTheme="minorEastAsia"/>
+              <w:noProof/>
+              <w:sz w:val="24"/>
+              <w:szCs w:val="24"/>
+              <w:lang w:eastAsia="de-DE"/>
+            </w:rPr>
+          </w:pPr>
+          <w:hyperlink w:anchor="_Toc193995139" w:history="1">
+            <w:r>
+              <w:rPr>
+                <w:rStyle w:val="Hyperlink"/>
+                <w:noProof/>
+              </w:rPr>
+              <w:t>Portabilität durch relative Pfade</w:t>
+            </w:r>
+            <w:r>
+              <w:rPr>
+                <w:noProof/>
+                <w:webHidden/>
+              </w:rPr>
+              <w:tab/>
+            </w:r>
+            <w:r>
+              <w:rPr>
+                <w:noProof/>
+                <w:webHidden/>
+              </w:rPr>
+              <w:fldChar w:fldCharType="begin"/>
+            </w:r>
+            <w:r>
+              <w:rPr>
+                <w:noProof/>
+                <w:webHidden/>
+              </w:rPr>
+              <w:instrText xml:space="preserve"> PAGEREF _Toc193995139 \h </w:instrText>
+            </w:r>
+            <w:r>
+              <w:rPr>
+                <w:noProof/>
+                <w:webHidden/>
+              </w:rPr>
+            </w:r>
+            <w:r>
+              <w:rPr>
+                <w:noProof/>
+                <w:webHidden/>
+              </w:rPr>
+              <w:fldChar w:fldCharType="separate"/>
+            </w:r>
+            <w:r>
+              <w:rPr>
+                <w:noProof/>
+                <w:webHidden/>
+              </w:rPr>
+              <w:t>17</w:t>
+            </w:r>
+            <w:r>
+              <w:rPr>
+                <w:noProof/>
+                <w:webHidden/>
+              </w:rPr>
+              <w:fldChar w:fldCharType="end"/>
+            </w:r>
+          </w:hyperlink>
+        </w:p>
+        <w:p>
+          <w:pPr>
+            <w:pStyle w:val="Verzeichnis3"/>
+            <w:tabs>
+              <w:tab w:val="right" w:leader="dot" w:pos="9062"/>
+            </w:tabs>
+            <w:rPr>
+              <w:rFonts w:eastAsiaTheme="minorEastAsia"/>
+              <w:noProof/>
+              <w:sz w:val="24"/>
+              <w:szCs w:val="24"/>
+              <w:lang w:eastAsia="de-DE"/>
+            </w:rPr>
+          </w:pPr>
+          <w:hyperlink w:anchor="_Toc193995140" w:history="1">
+            <w:r>
+              <w:rPr>
+                <w:rStyle w:val="Hyperlink"/>
+                <w:noProof/>
+              </w:rPr>
+              <w:t>Code-Duplikation reduzieren</w:t>
+            </w:r>
+            <w:r>
+              <w:rPr>
+                <w:noProof/>
+                <w:webHidden/>
+              </w:rPr>
+              <w:tab/>
+            </w:r>
+            <w:r>
+              <w:rPr>
+                <w:noProof/>
+                <w:webHidden/>
+              </w:rPr>
+              <w:fldChar w:fldCharType="begin"/>
+            </w:r>
+            <w:r>
+              <w:rPr>
+                <w:noProof/>
+                <w:webHidden/>
+              </w:rPr>
+              <w:instrText xml:space="preserve"> PAGEREF _Toc193995140 \h </w:instrText>
+            </w:r>
+            <w:r>
+              <w:rPr>
+                <w:noProof/>
+                <w:webHidden/>
+              </w:rPr>
+            </w:r>
+            <w:r>
+              <w:rPr>
+                <w:noProof/>
+                <w:webHidden/>
+              </w:rPr>
+              <w:fldChar w:fldCharType="separate"/>
+            </w:r>
+            <w:r>
+              <w:rPr>
+                <w:noProof/>
+                <w:webHidden/>
+              </w:rPr>
+              <w:t>17</w:t>
+            </w:r>
+            <w:r>
+              <w:rPr>
+                <w:noProof/>
+                <w:webHidden/>
+              </w:rPr>
+              <w:fldChar w:fldCharType="end"/>
+            </w:r>
+          </w:hyperlink>
+        </w:p>
+        <w:p>
+          <w:pPr>
+            <w:pStyle w:val="Verzeichnis2"/>
+            <w:tabs>
+              <w:tab w:val="right" w:leader="dot" w:pos="9062"/>
+            </w:tabs>
+            <w:rPr>
+              <w:rFonts w:eastAsiaTheme="minorEastAsia"/>
+              <w:noProof/>
+              <w:sz w:val="24"/>
+              <w:szCs w:val="24"/>
+              <w:lang w:eastAsia="de-DE"/>
+            </w:rPr>
+          </w:pPr>
+          <w:hyperlink w:anchor="_Toc193995141" w:history="1">
+            <w:r>
+              <w:rPr>
+                <w:rStyle w:val="Hyperlink"/>
+                <w:noProof/>
+              </w:rPr>
+              <w:t>Fazit</w:t>
+            </w:r>
+            <w:r>
+              <w:rPr>
+                <w:noProof/>
+                <w:webHidden/>
+              </w:rPr>
+              <w:tab/>
+            </w:r>
+            <w:r>
+              <w:rPr>
+                <w:noProof/>
+                <w:webHidden/>
+              </w:rPr>
+              <w:fldChar w:fldCharType="begin"/>
+            </w:r>
+            <w:r>
+              <w:rPr>
+                <w:noProof/>
+                <w:webHidden/>
+              </w:rPr>
+              <w:instrText xml:space="preserve"> PAGEREF _Toc193995141 \h </w:instrText>
+            </w:r>
+            <w:r>
+              <w:rPr>
+                <w:noProof/>
+                <w:webHidden/>
+              </w:rPr>
+            </w:r>
+            <w:r>
+              <w:rPr>
+                <w:noProof/>
+                <w:webHidden/>
+              </w:rPr>
+              <w:fldChar w:fldCharType="separate"/>
+            </w:r>
+            <w:r>
+              <w:rPr>
+                <w:noProof/>
+                <w:webHidden/>
+              </w:rPr>
+              <w:t>18</w:t>
+            </w:r>
+            <w:r>
+              <w:rPr>
+                <w:noProof/>
+                <w:webHidden/>
+              </w:rPr>
+              <w:fldChar w:fldCharType="end"/>
+            </w:r>
+          </w:hyperlink>
+        </w:p>
+        <w:p>
+          <w:pPr>
+            <w:pStyle w:val="Verzeichnis3"/>
+            <w:tabs>
+              <w:tab w:val="right" w:leader="dot" w:pos="9062"/>
+            </w:tabs>
+            <w:rPr>
+              <w:rFonts w:eastAsiaTheme="minorEastAsia"/>
+              <w:noProof/>
+              <w:sz w:val="24"/>
+              <w:szCs w:val="24"/>
+              <w:lang w:eastAsia="de-DE"/>
+            </w:rPr>
+          </w:pPr>
+          <w:hyperlink w:anchor="_Toc193995142" w:history="1">
+            <w:r>
+              <w:rPr>
+                <w:rStyle w:val="Hyperlink"/>
+                <w:noProof/>
+              </w:rPr>
+              <w:t>Technische Erfolge und Sicherheitsstandards</w:t>
+            </w:r>
+            <w:r>
+              <w:rPr>
+                <w:noProof/>
+                <w:webHidden/>
+              </w:rPr>
+              <w:tab/>
+            </w:r>
+            <w:r>
+              <w:rPr>
+                <w:noProof/>
+                <w:webHidden/>
+              </w:rPr>
+              <w:fldChar w:fldCharType="begin"/>
+            </w:r>
+            <w:r>
+              <w:rPr>
+                <w:noProof/>
+                <w:webHidden/>
+              </w:rPr>
+              <w:instrText xml:space="preserve"> PAGEREF _Toc193995142 \h </w:instrText>
+            </w:r>
+            <w:r>
+              <w:rPr>
+                <w:noProof/>
+                <w:webHidden/>
+              </w:rPr>
+            </w:r>
+            <w:r>
+              <w:rPr>
+                <w:noProof/>
+                <w:webHidden/>
+              </w:rPr>
+              <w:fldChar w:fldCharType="separate"/>
+            </w:r>
+            <w:r>
+              <w:rPr>
+                <w:noProof/>
+                <w:webHidden/>
+              </w:rPr>
+              <w:t>18</w:t>
+            </w:r>
+            <w:r>
+              <w:rPr>
+                <w:noProof/>
+                <w:webHidden/>
+              </w:rPr>
+              <w:fldChar w:fldCharType="end"/>
+            </w:r>
+          </w:hyperlink>
+        </w:p>
+        <w:p>
+          <w:pPr>
+            <w:pStyle w:val="Verzeichnis3"/>
+            <w:tabs>
+              <w:tab w:val="right" w:leader="dot" w:pos="9062"/>
+            </w:tabs>
+            <w:rPr>
+              <w:rFonts w:eastAsiaTheme="minorEastAsia"/>
+              <w:noProof/>
+              <w:sz w:val="24"/>
+              <w:szCs w:val="24"/>
+              <w:lang w:eastAsia="de-DE"/>
+            </w:rPr>
+          </w:pPr>
+          <w:hyperlink w:anchor="_Toc193995143" w:history="1">
+            <w:r>
+              <w:rPr>
+                <w:rStyle w:val="Hyperlink"/>
+                <w:noProof/>
+              </w:rPr>
+              <w:t>Lessons Learned und zukünftige Optimierungen</w:t>
+            </w:r>
+            <w:r>
+              <w:rPr>
+                <w:noProof/>
+                <w:webHidden/>
+              </w:rPr>
+              <w:tab/>
+            </w:r>
+            <w:r>
+              <w:rPr>
+                <w:noProof/>
+                <w:webHidden/>
+              </w:rPr>
+              <w:fldChar w:fldCharType="begin"/>
+            </w:r>
+            <w:r>
+              <w:rPr>
+                <w:noProof/>
+                <w:webHidden/>
+              </w:rPr>
+              <w:instrText xml:space="preserve"> PAGEREF _Toc193995143 \h </w:instrText>
+            </w:r>
+            <w:r>
+              <w:rPr>
+                <w:noProof/>
+                <w:webHidden/>
+              </w:rPr>
+            </w:r>
+            <w:r>
+              <w:rPr>
+                <w:noProof/>
+                <w:webHidden/>
+              </w:rPr>
+              <w:fldChar w:fldCharType="separate"/>
+            </w:r>
+            <w:r>
+              <w:rPr>
+                <w:noProof/>
+                <w:webHidden/>
+              </w:rPr>
+              <w:t>18</w:t>
+            </w:r>
+            <w:r>
+              <w:rPr>
+                <w:noProof/>
+                <w:webHidden/>
+              </w:rPr>
+              <w:fldChar w:fldCharType="end"/>
+            </w:r>
+          </w:hyperlink>
+        </w:p>
+        <w:p>
+          <w:pPr>
+            <w:pStyle w:val="Verzeichnis3"/>
+            <w:tabs>
+              <w:tab w:val="right" w:leader="dot" w:pos="9062"/>
+            </w:tabs>
+            <w:rPr>
+              <w:rFonts w:eastAsiaTheme="minorEastAsia"/>
+              <w:noProof/>
+              <w:sz w:val="24"/>
+              <w:szCs w:val="24"/>
+              <w:lang w:eastAsia="de-DE"/>
+            </w:rPr>
+          </w:pPr>
+          <w:hyperlink w:anchor="_Toc193995144" w:history="1">
+            <w:r>
+              <w:rPr>
+                <w:rStyle w:val="Hyperlink"/>
+                <w:noProof/>
+              </w:rPr>
+              <w:t>Architektonische Reflexion und Ausblick</w:t>
+            </w:r>
+            <w:r>
+              <w:rPr>
+                <w:noProof/>
+                <w:webHidden/>
+              </w:rPr>
+              <w:tab/>
+            </w:r>
+            <w:r>
+              <w:rPr>
+                <w:noProof/>
+                <w:webHidden/>
+              </w:rPr>
+              <w:fldChar w:fldCharType="begin"/>
+            </w:r>
+            <w:r>
+              <w:rPr>
+                <w:noProof/>
+                <w:webHidden/>
+              </w:rPr>
+              <w:instrText xml:space="preserve"> PAGEREF _Toc193995144 \h </w:instrText>
+            </w:r>
+            <w:r>
+              <w:rPr>
+                <w:noProof/>
+                <w:webHidden/>
+              </w:rPr>
+            </w:r>
+            <w:r>
+              <w:rPr>
+                <w:noProof/>
+                <w:webHidden/>
+              </w:rPr>
+              <w:fldChar w:fldCharType="separate"/>
+            </w:r>
+            <w:r>
+              <w:rPr>
+                <w:noProof/>
+                <w:webHidden/>
+              </w:rPr>
+              <w:t>18</w:t>
+            </w:r>
+            <w:r>
+              <w:rPr>
+                <w:noProof/>
+                <w:webHidden/>
+              </w:rPr>
+              <w:fldChar w:fldCharType="end"/>
+            </w:r>
+          </w:hyperlink>
+        </w:p>
+        <w:p>
+          <w:pPr>
+            <w:pStyle w:val="Verzeichnis3"/>
+            <w:tabs>
+              <w:tab w:val="right" w:leader="dot" w:pos="9062"/>
+            </w:tabs>
+            <w:rPr>
+              <w:rFonts w:eastAsiaTheme="minorEastAsia"/>
+              <w:noProof/>
+              <w:sz w:val="24"/>
+              <w:szCs w:val="24"/>
+              <w:lang w:eastAsia="de-DE"/>
+            </w:rPr>
+          </w:pPr>
+          <w:hyperlink w:anchor="_Toc193995145" w:history="1">
+            <w:r>
+              <w:rPr>
+                <w:rStyle w:val="Hyperlink"/>
+                <w:noProof/>
+              </w:rPr>
+              <w:t>Resümee</w:t>
+            </w:r>
+            <w:r>
+              <w:rPr>
+                <w:noProof/>
+                <w:webHidden/>
+              </w:rPr>
+              <w:tab/>
+            </w:r>
+            <w:r>
+              <w:rPr>
+                <w:noProof/>
+                <w:webHidden/>
+              </w:rPr>
+              <w:fldChar w:fldCharType="begin"/>
+            </w:r>
+            <w:r>
+              <w:rPr>
+                <w:noProof/>
+                <w:webHidden/>
+              </w:rPr>
+              <w:instrText xml:space="preserve"> PAGEREF _Toc193995145 \h </w:instrText>
+            </w:r>
+            <w:r>
+              <w:rPr>
+                <w:noProof/>
+                <w:webHidden/>
+              </w:rPr>
+            </w:r>
+            <w:r>
+              <w:rPr>
+                <w:noProof/>
+                <w:webHidden/>
+              </w:rPr>
+              <w:fldChar w:fldCharType="separate"/>
+            </w:r>
+            <w:r>
+              <w:rPr>
+                <w:noProof/>
+                <w:webHidden/>
+              </w:rPr>
+              <w:t>18</w:t>
             </w:r>
             <w:r>
               <w:rPr>
@@ -2585,16 +3568,16 @@
               <w:noProof/>
               <w:sz w:val="24"/>
               <w:szCs w:val="24"/>
-              <w:lang w:eastAsia="zh-CN"/>
+              <w:lang w:eastAsia="de-DE"/>
             </w:rPr>
           </w:pPr>
-          <w:hyperlink w:anchor="_Toc193973823" w:history="1">
+          <w:hyperlink w:anchor="_Toc193995146" w:history="1">
             <w:r>
               <w:rPr>
                 <w:rStyle w:val="Hyperlink"/>
                 <w:noProof/>
               </w:rPr>
-              <w:t>Wissenschaftliche Reflexion</w:t>
+              <w:t>Anhang</w:t>
             </w:r>
             <w:r>
               <w:rPr>
@@ -2615,7 +3598,7 @@
                 <w:noProof/>
                 <w:webHidden/>
               </w:rPr>
-              <w:instrText xml:space="preserve"> PAGEREF _Toc193973823 \h </w:instrText>
+              <w:instrText xml:space="preserve"> PAGEREF _Toc193995146 \h </w:instrText>
             </w:r>
             <w:r>
               <w:rPr>
@@ -2635,7 +3618,7 @@
                 <w:noProof/>
                 <w:webHidden/>
               </w:rPr>
-              <w:t>18</w:t>
+              <w:t>I</w:t>
             </w:r>
             <w:r>
               <w:rPr>
@@ -2657,16 +3640,16 @@
               <w:noProof/>
               <w:sz w:val="24"/>
               <w:szCs w:val="24"/>
-              <w:lang w:eastAsia="zh-CN"/>
+              <w:lang w:eastAsia="de-DE"/>
             </w:rPr>
           </w:pPr>
-          <w:hyperlink w:anchor="_Toc193973824" w:history="1">
+          <w:hyperlink w:anchor="_Toc193995147" w:history="1">
             <w:r>
               <w:rPr>
                 <w:rStyle w:val="Hyperlink"/>
                 <w:noProof/>
               </w:rPr>
-              <w:t>Erfolge vs. Hindernisse</w:t>
+              <w:t>Quellenverzeichnis:</w:t>
             </w:r>
             <w:r>
               <w:rPr>
@@ -2687,7 +3670,7 @@
                 <w:noProof/>
                 <w:webHidden/>
               </w:rPr>
-              <w:instrText xml:space="preserve"> PAGEREF _Toc193973824 \h </w:instrText>
+              <w:instrText xml:space="preserve"> PAGEREF _Toc193995147 \h </w:instrText>
             </w:r>
             <w:r>
               <w:rPr>
@@ -2707,7 +3690,79 @@
                 <w:noProof/>
                 <w:webHidden/>
               </w:rPr>
-              <w:t>18</w:t>
+              <w:t>I</w:t>
+            </w:r>
+            <w:r>
+              <w:rPr>
+                <w:noProof/>
+                <w:webHidden/>
+              </w:rPr>
+              <w:fldChar w:fldCharType="end"/>
+            </w:r>
+          </w:hyperlink>
+        </w:p>
+        <w:p>
+          <w:pPr>
+            <w:pStyle w:val="Verzeichnis2"/>
+            <w:tabs>
+              <w:tab w:val="right" w:leader="dot" w:pos="9062"/>
+            </w:tabs>
+            <w:rPr>
+              <w:rFonts w:eastAsiaTheme="minorEastAsia"/>
+              <w:noProof/>
+              <w:sz w:val="24"/>
+              <w:szCs w:val="24"/>
+              <w:lang w:eastAsia="de-DE"/>
+            </w:rPr>
+          </w:pPr>
+          <w:hyperlink w:anchor="_Toc193995148" w:history="1">
+            <w:r>
+              <w:rPr>
+                <w:rStyle w:val="Hyperlink"/>
+                <w:noProof/>
+              </w:rPr>
+              <w:t>Buch Quellen</w:t>
+            </w:r>
+            <w:r>
+              <w:rPr>
+                <w:noProof/>
+                <w:webHidden/>
+              </w:rPr>
+              <w:tab/>
+            </w:r>
+            <w:r>
+              <w:rPr>
+                <w:noProof/>
+                <w:webHidden/>
+              </w:rPr>
+              <w:fldChar w:fldCharType="begin"/>
+            </w:r>
+            <w:r>
+              <w:rPr>
+                <w:noProof/>
+                <w:webHidden/>
+              </w:rPr>
+              <w:instrText xml:space="preserve"> PAGEREF _Toc193995148 \h </w:instrText>
+            </w:r>
+            <w:r>
+              <w:rPr>
+                <w:noProof/>
+                <w:webHidden/>
+              </w:rPr>
+            </w:r>
+            <w:r>
+              <w:rPr>
+                <w:noProof/>
+                <w:webHidden/>
+              </w:rPr>
+              <w:fldChar w:fldCharType="separate"/>
+            </w:r>
+            <w:r>
+              <w:rPr>
+                <w:noProof/>
+                <w:webHidden/>
+              </w:rPr>
+              <w:t>I</w:t>
             </w:r>
             <w:r>
               <w:rPr>
@@ -2729,16 +3784,16 @@
               <w:noProof/>
               <w:sz w:val="24"/>
               <w:szCs w:val="24"/>
-              <w:lang w:eastAsia="zh-CN"/>
+              <w:lang w:eastAsia="de-DE"/>
             </w:rPr>
           </w:pPr>
-          <w:hyperlink w:anchor="_Toc193973825" w:history="1">
+          <w:hyperlink w:anchor="_Toc193995149" w:history="1">
             <w:r>
               <w:rPr>
                 <w:rStyle w:val="Hyperlink"/>
                 <w:noProof/>
               </w:rPr>
-              <w:t>Erfolge</w:t>
+              <w:t>Sicherheit</w:t>
             </w:r>
             <w:r>
               <w:rPr>
@@ -2759,7 +3814,7 @@
                 <w:noProof/>
                 <w:webHidden/>
               </w:rPr>
-              <w:instrText xml:space="preserve"> PAGEREF _Toc193973825 \h </w:instrText>
+              <w:instrText xml:space="preserve"> PAGEREF _Toc193995149 \h </w:instrText>
             </w:r>
             <w:r>
               <w:rPr>
@@ -2779,7 +3834,7 @@
                 <w:noProof/>
                 <w:webHidden/>
               </w:rPr>
-              <w:t>18</w:t>
+              <w:t>I</w:t>
             </w:r>
             <w:r>
               <w:rPr>
@@ -2801,17 +3856,17 @@
               <w:noProof/>
               <w:sz w:val="24"/>
               <w:szCs w:val="24"/>
-              <w:lang w:eastAsia="zh-CN"/>
+              <w:lang w:eastAsia="de-DE"/>
             </w:rPr>
           </w:pPr>
-          <w:hyperlink w:anchor="_Toc193973826" w:history="1">
+          <w:hyperlink w:anchor="_Toc193995150" w:history="1">
             <w:r>
               <w:rPr>
                 <w:rStyle w:val="Hyperlink"/>
                 <w:noProof/>
                 <w:lang w:val="en-US"/>
               </w:rPr>
-              <w:t>Hindernisse</w:t>
+              <w:t>Code für Uml-Diagramme</w:t>
             </w:r>
             <w:r>
               <w:rPr>
@@ -2832,7 +3887,7 @@
                 <w:noProof/>
                 <w:webHidden/>
               </w:rPr>
-              <w:instrText xml:space="preserve"> PAGEREF _Toc193973826 \h </w:instrText>
+              <w:instrText xml:space="preserve"> PAGEREF _Toc193995150 \h </w:instrText>
             </w:r>
             <w:r>
               <w:rPr>
@@ -2852,1087 +3907,7 @@
                 <w:noProof/>
                 <w:webHidden/>
               </w:rPr>
-              <w:t>19</w:t>
-            </w:r>
-            <w:r>
-              <w:rPr>
-                <w:noProof/>
-                <w:webHidden/>
-              </w:rPr>
-              <w:fldChar w:fldCharType="end"/>
-            </w:r>
-          </w:hyperlink>
-        </w:p>
-        <w:p>
-          <w:pPr>
-            <w:pStyle w:val="Verzeichnis2"/>
-            <w:tabs>
-              <w:tab w:val="right" w:leader="dot" w:pos="9062"/>
-            </w:tabs>
-            <w:rPr>
-              <w:rFonts w:eastAsiaTheme="minorEastAsia"/>
-              <w:noProof/>
-              <w:sz w:val="24"/>
-              <w:szCs w:val="24"/>
-              <w:lang w:eastAsia="zh-CN"/>
-            </w:rPr>
-          </w:pPr>
-          <w:hyperlink w:anchor="_Toc193973827" w:history="1">
-            <w:r>
-              <w:rPr>
-                <w:rStyle w:val="Hyperlink"/>
-                <w:noProof/>
-              </w:rPr>
-              <w:t>Lektionen für die Zukunft</w:t>
-            </w:r>
-            <w:r>
-              <w:rPr>
-                <w:noProof/>
-                <w:webHidden/>
-              </w:rPr>
-              <w:tab/>
-            </w:r>
-            <w:r>
-              <w:rPr>
-                <w:noProof/>
-                <w:webHidden/>
-              </w:rPr>
-              <w:fldChar w:fldCharType="begin"/>
-            </w:r>
-            <w:r>
-              <w:rPr>
-                <w:noProof/>
-                <w:webHidden/>
-              </w:rPr>
-              <w:instrText xml:space="preserve"> PAGEREF _Toc193973827 \h </w:instrText>
-            </w:r>
-            <w:r>
-              <w:rPr>
-                <w:noProof/>
-                <w:webHidden/>
-              </w:rPr>
-            </w:r>
-            <w:r>
-              <w:rPr>
-                <w:noProof/>
-                <w:webHidden/>
-              </w:rPr>
-              <w:fldChar w:fldCharType="separate"/>
-            </w:r>
-            <w:r>
-              <w:rPr>
-                <w:noProof/>
-                <w:webHidden/>
-              </w:rPr>
-              <w:t>19</w:t>
-            </w:r>
-            <w:r>
-              <w:rPr>
-                <w:noProof/>
-                <w:webHidden/>
-              </w:rPr>
-              <w:fldChar w:fldCharType="end"/>
-            </w:r>
-          </w:hyperlink>
-        </w:p>
-        <w:p>
-          <w:pPr>
-            <w:pStyle w:val="Verzeichnis3"/>
-            <w:tabs>
-              <w:tab w:val="right" w:leader="dot" w:pos="9062"/>
-            </w:tabs>
-            <w:rPr>
-              <w:rFonts w:eastAsiaTheme="minorEastAsia"/>
-              <w:noProof/>
-              <w:sz w:val="24"/>
-              <w:szCs w:val="24"/>
-              <w:lang w:eastAsia="zh-CN"/>
-            </w:rPr>
-          </w:pPr>
-          <w:hyperlink w:anchor="_Toc193973828" w:history="1">
-            <w:r>
-              <w:rPr>
-                <w:rStyle w:val="Hyperlink"/>
-                <w:noProof/>
-              </w:rPr>
-              <w:t>Tests</w:t>
-            </w:r>
-            <w:r>
-              <w:rPr>
-                <w:noProof/>
-                <w:webHidden/>
-              </w:rPr>
-              <w:tab/>
-            </w:r>
-            <w:r>
-              <w:rPr>
-                <w:noProof/>
-                <w:webHidden/>
-              </w:rPr>
-              <w:fldChar w:fldCharType="begin"/>
-            </w:r>
-            <w:r>
-              <w:rPr>
-                <w:noProof/>
-                <w:webHidden/>
-              </w:rPr>
-              <w:instrText xml:space="preserve"> PAGEREF _Toc193973828 \h </w:instrText>
-            </w:r>
-            <w:r>
-              <w:rPr>
-                <w:noProof/>
-                <w:webHidden/>
-              </w:rPr>
-            </w:r>
-            <w:r>
-              <w:rPr>
-                <w:noProof/>
-                <w:webHidden/>
-              </w:rPr>
-              <w:fldChar w:fldCharType="separate"/>
-            </w:r>
-            <w:r>
-              <w:rPr>
-                <w:noProof/>
-                <w:webHidden/>
-              </w:rPr>
-              <w:t>19</w:t>
-            </w:r>
-            <w:r>
-              <w:rPr>
-                <w:noProof/>
-                <w:webHidden/>
-              </w:rPr>
-              <w:fldChar w:fldCharType="end"/>
-            </w:r>
-          </w:hyperlink>
-        </w:p>
-        <w:p>
-          <w:pPr>
-            <w:pStyle w:val="Verzeichnis3"/>
-            <w:tabs>
-              <w:tab w:val="right" w:leader="dot" w:pos="9062"/>
-            </w:tabs>
-            <w:rPr>
-              <w:rFonts w:eastAsiaTheme="minorEastAsia"/>
-              <w:noProof/>
-              <w:sz w:val="24"/>
-              <w:szCs w:val="24"/>
-              <w:lang w:eastAsia="zh-CN"/>
-            </w:rPr>
-          </w:pPr>
-          <w:hyperlink w:anchor="_Toc193973829" w:history="1">
-            <w:r>
-              <w:rPr>
-                <w:rStyle w:val="Hyperlink"/>
-                <w:noProof/>
-              </w:rPr>
-              <w:t>Automatisierte API-Dokumentation</w:t>
-            </w:r>
-            <w:r>
-              <w:rPr>
-                <w:noProof/>
-                <w:webHidden/>
-              </w:rPr>
-              <w:tab/>
-            </w:r>
-            <w:r>
-              <w:rPr>
-                <w:noProof/>
-                <w:webHidden/>
-              </w:rPr>
-              <w:fldChar w:fldCharType="begin"/>
-            </w:r>
-            <w:r>
-              <w:rPr>
-                <w:noProof/>
-                <w:webHidden/>
-              </w:rPr>
-              <w:instrText xml:space="preserve"> PAGEREF _Toc193973829 \h </w:instrText>
-            </w:r>
-            <w:r>
-              <w:rPr>
-                <w:noProof/>
-                <w:webHidden/>
-              </w:rPr>
-            </w:r>
-            <w:r>
-              <w:rPr>
-                <w:noProof/>
-                <w:webHidden/>
-              </w:rPr>
-              <w:fldChar w:fldCharType="separate"/>
-            </w:r>
-            <w:r>
-              <w:rPr>
-                <w:noProof/>
-                <w:webHidden/>
-              </w:rPr>
-              <w:t>20</w:t>
-            </w:r>
-            <w:r>
-              <w:rPr>
-                <w:noProof/>
-                <w:webHidden/>
-              </w:rPr>
-              <w:fldChar w:fldCharType="end"/>
-            </w:r>
-          </w:hyperlink>
-        </w:p>
-        <w:p>
-          <w:pPr>
-            <w:pStyle w:val="Verzeichnis3"/>
-            <w:tabs>
-              <w:tab w:val="right" w:leader="dot" w:pos="9062"/>
-            </w:tabs>
-            <w:rPr>
-              <w:rFonts w:eastAsiaTheme="minorEastAsia"/>
-              <w:noProof/>
-              <w:sz w:val="24"/>
-              <w:szCs w:val="24"/>
-              <w:lang w:eastAsia="zh-CN"/>
-            </w:rPr>
-          </w:pPr>
-          <w:hyperlink w:anchor="_Toc193973830" w:history="1">
-            <w:r>
-              <w:rPr>
-                <w:rStyle w:val="Hyperlink"/>
-                <w:noProof/>
-              </w:rPr>
-              <w:t>Portabilität durch relative Pfade</w:t>
-            </w:r>
-            <w:r>
-              <w:rPr>
-                <w:noProof/>
-                <w:webHidden/>
-              </w:rPr>
-              <w:tab/>
-            </w:r>
-            <w:r>
-              <w:rPr>
-                <w:noProof/>
-                <w:webHidden/>
-              </w:rPr>
-              <w:fldChar w:fldCharType="begin"/>
-            </w:r>
-            <w:r>
-              <w:rPr>
-                <w:noProof/>
-                <w:webHidden/>
-              </w:rPr>
-              <w:instrText xml:space="preserve"> PAGEREF _Toc193973830 \h </w:instrText>
-            </w:r>
-            <w:r>
-              <w:rPr>
-                <w:noProof/>
-                <w:webHidden/>
-              </w:rPr>
-            </w:r>
-            <w:r>
-              <w:rPr>
-                <w:noProof/>
-                <w:webHidden/>
-              </w:rPr>
-              <w:fldChar w:fldCharType="separate"/>
-            </w:r>
-            <w:r>
-              <w:rPr>
-                <w:noProof/>
-                <w:webHidden/>
-              </w:rPr>
-              <w:t>20</w:t>
-            </w:r>
-            <w:r>
-              <w:rPr>
-                <w:noProof/>
-                <w:webHidden/>
-              </w:rPr>
-              <w:fldChar w:fldCharType="end"/>
-            </w:r>
-          </w:hyperlink>
-        </w:p>
-        <w:p>
-          <w:pPr>
-            <w:pStyle w:val="Verzeichnis3"/>
-            <w:tabs>
-              <w:tab w:val="right" w:leader="dot" w:pos="9062"/>
-            </w:tabs>
-            <w:rPr>
-              <w:rFonts w:eastAsiaTheme="minorEastAsia"/>
-              <w:noProof/>
-              <w:sz w:val="24"/>
-              <w:szCs w:val="24"/>
-              <w:lang w:eastAsia="zh-CN"/>
-            </w:rPr>
-          </w:pPr>
-          <w:hyperlink w:anchor="_Toc193973831" w:history="1">
-            <w:r>
-              <w:rPr>
-                <w:rStyle w:val="Hyperlink"/>
-                <w:noProof/>
-              </w:rPr>
-              <w:t>Code-Duplikation reduzieren</w:t>
-            </w:r>
-            <w:r>
-              <w:rPr>
-                <w:noProof/>
-                <w:webHidden/>
-              </w:rPr>
-              <w:tab/>
-            </w:r>
-            <w:r>
-              <w:rPr>
-                <w:noProof/>
-                <w:webHidden/>
-              </w:rPr>
-              <w:fldChar w:fldCharType="begin"/>
-            </w:r>
-            <w:r>
-              <w:rPr>
-                <w:noProof/>
-                <w:webHidden/>
-              </w:rPr>
-              <w:instrText xml:space="preserve"> PAGEREF _Toc193973831 \h </w:instrText>
-            </w:r>
-            <w:r>
-              <w:rPr>
-                <w:noProof/>
-                <w:webHidden/>
-              </w:rPr>
-            </w:r>
-            <w:r>
-              <w:rPr>
-                <w:noProof/>
-                <w:webHidden/>
-              </w:rPr>
-              <w:fldChar w:fldCharType="separate"/>
-            </w:r>
-            <w:r>
-              <w:rPr>
-                <w:noProof/>
-                <w:webHidden/>
-              </w:rPr>
-              <w:t>20</w:t>
-            </w:r>
-            <w:r>
-              <w:rPr>
-                <w:noProof/>
-                <w:webHidden/>
-              </w:rPr>
-              <w:fldChar w:fldCharType="end"/>
-            </w:r>
-          </w:hyperlink>
-        </w:p>
-        <w:p>
-          <w:pPr>
-            <w:pStyle w:val="Verzeichnis2"/>
-            <w:tabs>
-              <w:tab w:val="right" w:leader="dot" w:pos="9062"/>
-            </w:tabs>
-            <w:rPr>
-              <w:rFonts w:eastAsiaTheme="minorEastAsia"/>
-              <w:noProof/>
-              <w:sz w:val="24"/>
-              <w:szCs w:val="24"/>
-              <w:lang w:eastAsia="zh-CN"/>
-            </w:rPr>
-          </w:pPr>
-          <w:hyperlink w:anchor="_Toc193973832" w:history="1">
-            <w:r>
-              <w:rPr>
-                <w:rStyle w:val="Hyperlink"/>
-                <w:noProof/>
-              </w:rPr>
-              <w:t>Fazit</w:t>
-            </w:r>
-            <w:r>
-              <w:rPr>
-                <w:noProof/>
-                <w:webHidden/>
-              </w:rPr>
-              <w:tab/>
-            </w:r>
-            <w:r>
-              <w:rPr>
-                <w:noProof/>
-                <w:webHidden/>
-              </w:rPr>
-              <w:fldChar w:fldCharType="begin"/>
-            </w:r>
-            <w:r>
-              <w:rPr>
-                <w:noProof/>
-                <w:webHidden/>
-              </w:rPr>
-              <w:instrText xml:space="preserve"> PAGEREF _Toc193973832 \h </w:instrText>
-            </w:r>
-            <w:r>
-              <w:rPr>
-                <w:noProof/>
-                <w:webHidden/>
-              </w:rPr>
-            </w:r>
-            <w:r>
-              <w:rPr>
-                <w:noProof/>
-                <w:webHidden/>
-              </w:rPr>
-              <w:fldChar w:fldCharType="separate"/>
-            </w:r>
-            <w:r>
-              <w:rPr>
-                <w:noProof/>
-                <w:webHidden/>
-              </w:rPr>
-              <w:t>20</w:t>
-            </w:r>
-            <w:r>
-              <w:rPr>
-                <w:noProof/>
-                <w:webHidden/>
-              </w:rPr>
-              <w:fldChar w:fldCharType="end"/>
-            </w:r>
-          </w:hyperlink>
-        </w:p>
-        <w:p>
-          <w:pPr>
-            <w:pStyle w:val="Verzeichnis3"/>
-            <w:tabs>
-              <w:tab w:val="right" w:leader="dot" w:pos="9062"/>
-            </w:tabs>
-            <w:rPr>
-              <w:rFonts w:eastAsiaTheme="minorEastAsia"/>
-              <w:noProof/>
-              <w:sz w:val="24"/>
-              <w:szCs w:val="24"/>
-              <w:lang w:eastAsia="zh-CN"/>
-            </w:rPr>
-          </w:pPr>
-          <w:hyperlink w:anchor="_Toc193973833" w:history="1">
-            <w:r>
-              <w:rPr>
-                <w:rStyle w:val="Hyperlink"/>
-                <w:noProof/>
-              </w:rPr>
-              <w:t>Technische Erfolge und Sicherheitsstandards</w:t>
-            </w:r>
-            <w:r>
-              <w:rPr>
-                <w:noProof/>
-                <w:webHidden/>
-              </w:rPr>
-              <w:tab/>
-            </w:r>
-            <w:r>
-              <w:rPr>
-                <w:noProof/>
-                <w:webHidden/>
-              </w:rPr>
-              <w:fldChar w:fldCharType="begin"/>
-            </w:r>
-            <w:r>
-              <w:rPr>
-                <w:noProof/>
-                <w:webHidden/>
-              </w:rPr>
-              <w:instrText xml:space="preserve"> PAGEREF _Toc193973833 \h </w:instrText>
-            </w:r>
-            <w:r>
-              <w:rPr>
-                <w:noProof/>
-                <w:webHidden/>
-              </w:rPr>
-            </w:r>
-            <w:r>
-              <w:rPr>
-                <w:noProof/>
-                <w:webHidden/>
-              </w:rPr>
-              <w:fldChar w:fldCharType="separate"/>
-            </w:r>
-            <w:r>
-              <w:rPr>
-                <w:noProof/>
-                <w:webHidden/>
-              </w:rPr>
-              <w:t>21</w:t>
-            </w:r>
-            <w:r>
-              <w:rPr>
-                <w:noProof/>
-                <w:webHidden/>
-              </w:rPr>
-              <w:fldChar w:fldCharType="end"/>
-            </w:r>
-          </w:hyperlink>
-        </w:p>
-        <w:p>
-          <w:pPr>
-            <w:pStyle w:val="Verzeichnis3"/>
-            <w:tabs>
-              <w:tab w:val="right" w:leader="dot" w:pos="9062"/>
-            </w:tabs>
-            <w:rPr>
-              <w:rFonts w:eastAsiaTheme="minorEastAsia"/>
-              <w:noProof/>
-              <w:sz w:val="24"/>
-              <w:szCs w:val="24"/>
-              <w:lang w:eastAsia="zh-CN"/>
-            </w:rPr>
-          </w:pPr>
-          <w:hyperlink w:anchor="_Toc193973834" w:history="1">
-            <w:r>
-              <w:rPr>
-                <w:rStyle w:val="Hyperlink"/>
-                <w:noProof/>
-              </w:rPr>
-              <w:t>Lessons Learned und zukünftige Optimierungen</w:t>
-            </w:r>
-            <w:r>
-              <w:rPr>
-                <w:noProof/>
-                <w:webHidden/>
-              </w:rPr>
-              <w:tab/>
-            </w:r>
-            <w:r>
-              <w:rPr>
-                <w:noProof/>
-                <w:webHidden/>
-              </w:rPr>
-              <w:fldChar w:fldCharType="begin"/>
-            </w:r>
-            <w:r>
-              <w:rPr>
-                <w:noProof/>
-                <w:webHidden/>
-              </w:rPr>
-              <w:instrText xml:space="preserve"> PAGEREF _Toc193973834 \h </w:instrText>
-            </w:r>
-            <w:r>
-              <w:rPr>
-                <w:noProof/>
-                <w:webHidden/>
-              </w:rPr>
-            </w:r>
-            <w:r>
-              <w:rPr>
-                <w:noProof/>
-                <w:webHidden/>
-              </w:rPr>
-              <w:fldChar w:fldCharType="separate"/>
-            </w:r>
-            <w:r>
-              <w:rPr>
-                <w:noProof/>
-                <w:webHidden/>
-              </w:rPr>
-              <w:t>21</w:t>
-            </w:r>
-            <w:r>
-              <w:rPr>
-                <w:noProof/>
-                <w:webHidden/>
-              </w:rPr>
-              <w:fldChar w:fldCharType="end"/>
-            </w:r>
-          </w:hyperlink>
-        </w:p>
-        <w:p>
-          <w:pPr>
-            <w:pStyle w:val="Verzeichnis3"/>
-            <w:tabs>
-              <w:tab w:val="right" w:leader="dot" w:pos="9062"/>
-            </w:tabs>
-            <w:rPr>
-              <w:rFonts w:eastAsiaTheme="minorEastAsia"/>
-              <w:noProof/>
-              <w:sz w:val="24"/>
-              <w:szCs w:val="24"/>
-              <w:lang w:eastAsia="zh-CN"/>
-            </w:rPr>
-          </w:pPr>
-          <w:hyperlink w:anchor="_Toc193973835" w:history="1">
-            <w:r>
-              <w:rPr>
-                <w:rStyle w:val="Hyperlink"/>
-                <w:noProof/>
-              </w:rPr>
-              <w:t>Architektonische Reflexion und Ausblick</w:t>
-            </w:r>
-            <w:r>
-              <w:rPr>
-                <w:noProof/>
-                <w:webHidden/>
-              </w:rPr>
-              <w:tab/>
-            </w:r>
-            <w:r>
-              <w:rPr>
-                <w:noProof/>
-                <w:webHidden/>
-              </w:rPr>
-              <w:fldChar w:fldCharType="begin"/>
-            </w:r>
-            <w:r>
-              <w:rPr>
-                <w:noProof/>
-                <w:webHidden/>
-              </w:rPr>
-              <w:instrText xml:space="preserve"> PAGEREF _Toc193973835 \h </w:instrText>
-            </w:r>
-            <w:r>
-              <w:rPr>
-                <w:noProof/>
-                <w:webHidden/>
-              </w:rPr>
-            </w:r>
-            <w:r>
-              <w:rPr>
-                <w:noProof/>
-                <w:webHidden/>
-              </w:rPr>
-              <w:fldChar w:fldCharType="separate"/>
-            </w:r>
-            <w:r>
-              <w:rPr>
-                <w:noProof/>
-                <w:webHidden/>
-              </w:rPr>
-              <w:t>21</w:t>
-            </w:r>
-            <w:r>
-              <w:rPr>
-                <w:noProof/>
-                <w:webHidden/>
-              </w:rPr>
-              <w:fldChar w:fldCharType="end"/>
-            </w:r>
-          </w:hyperlink>
-        </w:p>
-        <w:p>
-          <w:pPr>
-            <w:pStyle w:val="Verzeichnis3"/>
-            <w:tabs>
-              <w:tab w:val="right" w:leader="dot" w:pos="9062"/>
-            </w:tabs>
-            <w:rPr>
-              <w:rFonts w:eastAsiaTheme="minorEastAsia"/>
-              <w:noProof/>
-              <w:sz w:val="24"/>
-              <w:szCs w:val="24"/>
-              <w:lang w:eastAsia="zh-CN"/>
-            </w:rPr>
-          </w:pPr>
-          <w:hyperlink w:anchor="_Toc193973836" w:history="1">
-            <w:r>
-              <w:rPr>
-                <w:rStyle w:val="Hyperlink"/>
-                <w:noProof/>
-              </w:rPr>
-              <w:t>Resümee</w:t>
-            </w:r>
-            <w:r>
-              <w:rPr>
-                <w:noProof/>
-                <w:webHidden/>
-              </w:rPr>
-              <w:tab/>
-            </w:r>
-            <w:r>
-              <w:rPr>
-                <w:noProof/>
-                <w:webHidden/>
-              </w:rPr>
-              <w:fldChar w:fldCharType="begin"/>
-            </w:r>
-            <w:r>
-              <w:rPr>
-                <w:noProof/>
-                <w:webHidden/>
-              </w:rPr>
-              <w:instrText xml:space="preserve"> PAGEREF _Toc193973836 \h </w:instrText>
-            </w:r>
-            <w:r>
-              <w:rPr>
-                <w:noProof/>
-                <w:webHidden/>
-              </w:rPr>
-            </w:r>
-            <w:r>
-              <w:rPr>
-                <w:noProof/>
-                <w:webHidden/>
-              </w:rPr>
-              <w:fldChar w:fldCharType="separate"/>
-            </w:r>
-            <w:r>
-              <w:rPr>
-                <w:noProof/>
-                <w:webHidden/>
-              </w:rPr>
-              <w:t>21</w:t>
-            </w:r>
-            <w:r>
-              <w:rPr>
-                <w:noProof/>
-                <w:webHidden/>
-              </w:rPr>
-              <w:fldChar w:fldCharType="end"/>
-            </w:r>
-          </w:hyperlink>
-        </w:p>
-        <w:p>
-          <w:pPr>
-            <w:pStyle w:val="Verzeichnis1"/>
-            <w:tabs>
-              <w:tab w:val="right" w:leader="dot" w:pos="9062"/>
-            </w:tabs>
-            <w:rPr>
-              <w:rFonts w:eastAsiaTheme="minorEastAsia"/>
-              <w:noProof/>
-              <w:sz w:val="24"/>
-              <w:szCs w:val="24"/>
-              <w:lang w:eastAsia="zh-CN"/>
-            </w:rPr>
-          </w:pPr>
-          <w:hyperlink w:anchor="_Toc193973837" w:history="1">
-            <w:r>
-              <w:rPr>
-                <w:rStyle w:val="Hyperlink"/>
-                <w:noProof/>
-              </w:rPr>
-              <w:t>Anhang</w:t>
-            </w:r>
-            <w:r>
-              <w:rPr>
-                <w:noProof/>
-                <w:webHidden/>
-              </w:rPr>
-              <w:tab/>
-            </w:r>
-            <w:r>
-              <w:rPr>
-                <w:noProof/>
-                <w:webHidden/>
-              </w:rPr>
-              <w:fldChar w:fldCharType="begin"/>
-            </w:r>
-            <w:r>
-              <w:rPr>
-                <w:noProof/>
-                <w:webHidden/>
-              </w:rPr>
-              <w:instrText xml:space="preserve"> PAGEREF _Toc193973837 \h </w:instrText>
-            </w:r>
-            <w:r>
-              <w:rPr>
-                <w:noProof/>
-                <w:webHidden/>
-              </w:rPr>
-            </w:r>
-            <w:r>
-              <w:rPr>
-                <w:noProof/>
-                <w:webHidden/>
-              </w:rPr>
-              <w:fldChar w:fldCharType="separate"/>
-            </w:r>
-            <w:r>
-              <w:rPr>
-                <w:noProof/>
-                <w:webHidden/>
-              </w:rPr>
-              <w:t>22</w:t>
-            </w:r>
-            <w:r>
-              <w:rPr>
-                <w:noProof/>
-                <w:webHidden/>
-              </w:rPr>
-              <w:fldChar w:fldCharType="end"/>
-            </w:r>
-          </w:hyperlink>
-        </w:p>
-        <w:p>
-          <w:pPr>
-            <w:pStyle w:val="Verzeichnis2"/>
-            <w:tabs>
-              <w:tab w:val="right" w:leader="dot" w:pos="9062"/>
-            </w:tabs>
-            <w:rPr>
-              <w:rFonts w:eastAsiaTheme="minorEastAsia"/>
-              <w:noProof/>
-              <w:sz w:val="24"/>
-              <w:szCs w:val="24"/>
-              <w:lang w:eastAsia="zh-CN"/>
-            </w:rPr>
-          </w:pPr>
-          <w:hyperlink w:anchor="_Toc193973838" w:history="1">
-            <w:r>
-              <w:rPr>
-                <w:rStyle w:val="Hyperlink"/>
-                <w:noProof/>
-              </w:rPr>
-              <w:t>Quellenverzeichnis:</w:t>
-            </w:r>
-            <w:r>
-              <w:rPr>
-                <w:noProof/>
-                <w:webHidden/>
-              </w:rPr>
-              <w:tab/>
-            </w:r>
-            <w:r>
-              <w:rPr>
-                <w:noProof/>
-                <w:webHidden/>
-              </w:rPr>
-              <w:fldChar w:fldCharType="begin"/>
-            </w:r>
-            <w:r>
-              <w:rPr>
-                <w:noProof/>
-                <w:webHidden/>
-              </w:rPr>
-              <w:instrText xml:space="preserve"> PAGEREF _Toc193973838 \h </w:instrText>
-            </w:r>
-            <w:r>
-              <w:rPr>
-                <w:noProof/>
-                <w:webHidden/>
-              </w:rPr>
-            </w:r>
-            <w:r>
-              <w:rPr>
-                <w:noProof/>
-                <w:webHidden/>
-              </w:rPr>
-              <w:fldChar w:fldCharType="separate"/>
-            </w:r>
-            <w:r>
-              <w:rPr>
-                <w:noProof/>
-                <w:webHidden/>
-              </w:rPr>
-              <w:t>22</w:t>
-            </w:r>
-            <w:r>
-              <w:rPr>
-                <w:noProof/>
-                <w:webHidden/>
-              </w:rPr>
-              <w:fldChar w:fldCharType="end"/>
-            </w:r>
-          </w:hyperlink>
-        </w:p>
-        <w:p>
-          <w:pPr>
-            <w:pStyle w:val="Verzeichnis2"/>
-            <w:tabs>
-              <w:tab w:val="right" w:leader="dot" w:pos="9062"/>
-            </w:tabs>
-            <w:rPr>
-              <w:rFonts w:eastAsiaTheme="minorEastAsia"/>
-              <w:noProof/>
-              <w:sz w:val="24"/>
-              <w:szCs w:val="24"/>
-              <w:lang w:eastAsia="zh-CN"/>
-            </w:rPr>
-          </w:pPr>
-          <w:hyperlink w:anchor="_Toc193973839" w:history="1">
-            <w:r>
-              <w:rPr>
-                <w:rStyle w:val="Hyperlink"/>
-                <w:noProof/>
-              </w:rPr>
-              <w:t>Buch Quellen</w:t>
-            </w:r>
-            <w:r>
-              <w:rPr>
-                <w:noProof/>
-                <w:webHidden/>
-              </w:rPr>
-              <w:tab/>
-            </w:r>
-            <w:r>
-              <w:rPr>
-                <w:noProof/>
-                <w:webHidden/>
-              </w:rPr>
-              <w:fldChar w:fldCharType="begin"/>
-            </w:r>
-            <w:r>
-              <w:rPr>
-                <w:noProof/>
-                <w:webHidden/>
-              </w:rPr>
-              <w:instrText xml:space="preserve"> PAGEREF _Toc193973839 \h </w:instrText>
-            </w:r>
-            <w:r>
-              <w:rPr>
-                <w:noProof/>
-                <w:webHidden/>
-              </w:rPr>
-            </w:r>
-            <w:r>
-              <w:rPr>
-                <w:noProof/>
-                <w:webHidden/>
-              </w:rPr>
-              <w:fldChar w:fldCharType="separate"/>
-            </w:r>
-            <w:r>
-              <w:rPr>
-                <w:noProof/>
-                <w:webHidden/>
-              </w:rPr>
-              <w:t>22</w:t>
-            </w:r>
-            <w:r>
-              <w:rPr>
-                <w:noProof/>
-                <w:webHidden/>
-              </w:rPr>
-              <w:fldChar w:fldCharType="end"/>
-            </w:r>
-          </w:hyperlink>
-        </w:p>
-        <w:p>
-          <w:pPr>
-            <w:pStyle w:val="Verzeichnis3"/>
-            <w:tabs>
-              <w:tab w:val="right" w:leader="dot" w:pos="9062"/>
-            </w:tabs>
-            <w:rPr>
-              <w:rFonts w:eastAsiaTheme="minorEastAsia"/>
-              <w:noProof/>
-              <w:sz w:val="24"/>
-              <w:szCs w:val="24"/>
-              <w:lang w:eastAsia="zh-CN"/>
-            </w:rPr>
-          </w:pPr>
-          <w:hyperlink w:anchor="_Toc193973840" w:history="1">
-            <w:r>
-              <w:rPr>
-                <w:rStyle w:val="Hyperlink"/>
-                <w:noProof/>
-              </w:rPr>
-              <w:t>Sicherheit</w:t>
-            </w:r>
-            <w:r>
-              <w:rPr>
-                <w:noProof/>
-                <w:webHidden/>
-              </w:rPr>
-              <w:tab/>
-            </w:r>
-            <w:r>
-              <w:rPr>
-                <w:noProof/>
-                <w:webHidden/>
-              </w:rPr>
-              <w:fldChar w:fldCharType="begin"/>
-            </w:r>
-            <w:r>
-              <w:rPr>
-                <w:noProof/>
-                <w:webHidden/>
-              </w:rPr>
-              <w:instrText xml:space="preserve"> PAGEREF _Toc193973840 \h </w:instrText>
-            </w:r>
-            <w:r>
-              <w:rPr>
-                <w:noProof/>
-                <w:webHidden/>
-              </w:rPr>
-            </w:r>
-            <w:r>
-              <w:rPr>
-                <w:noProof/>
-                <w:webHidden/>
-              </w:rPr>
-              <w:fldChar w:fldCharType="separate"/>
-            </w:r>
-            <w:r>
-              <w:rPr>
-                <w:noProof/>
-                <w:webHidden/>
-              </w:rPr>
-              <w:t>22</w:t>
-            </w:r>
-            <w:r>
-              <w:rPr>
-                <w:noProof/>
-                <w:webHidden/>
-              </w:rPr>
-              <w:fldChar w:fldCharType="end"/>
-            </w:r>
-          </w:hyperlink>
-        </w:p>
-        <w:p>
-          <w:pPr>
-            <w:pStyle w:val="Verzeichnis3"/>
-            <w:tabs>
-              <w:tab w:val="right" w:leader="dot" w:pos="9062"/>
-            </w:tabs>
-            <w:rPr>
-              <w:rFonts w:eastAsiaTheme="minorEastAsia"/>
-              <w:noProof/>
-              <w:sz w:val="24"/>
-              <w:szCs w:val="24"/>
-              <w:lang w:eastAsia="zh-CN"/>
-            </w:rPr>
-          </w:pPr>
-          <w:hyperlink w:anchor="_Toc193973841" w:history="1">
-            <w:r>
-              <w:rPr>
-                <w:rStyle w:val="Hyperlink"/>
-                <w:noProof/>
-              </w:rPr>
-              <w:t>Code für Uml-Diagramme</w:t>
-            </w:r>
-            <w:r>
-              <w:rPr>
-                <w:noProof/>
-                <w:webHidden/>
-              </w:rPr>
-              <w:tab/>
-            </w:r>
-            <w:r>
-              <w:rPr>
-                <w:noProof/>
-                <w:webHidden/>
-              </w:rPr>
-              <w:fldChar w:fldCharType="begin"/>
-            </w:r>
-            <w:r>
-              <w:rPr>
-                <w:noProof/>
-                <w:webHidden/>
-              </w:rPr>
-              <w:instrText xml:space="preserve"> PAGEREF _Toc193973841 \h </w:instrText>
-            </w:r>
-            <w:r>
-              <w:rPr>
-                <w:noProof/>
-                <w:webHidden/>
-              </w:rPr>
-            </w:r>
-            <w:r>
-              <w:rPr>
-                <w:noProof/>
-                <w:webHidden/>
-              </w:rPr>
-              <w:fldChar w:fldCharType="separate"/>
-            </w:r>
-            <w:r>
-              <w:rPr>
-                <w:noProof/>
-                <w:webHidden/>
-              </w:rPr>
-              <w:t>22</w:t>
+              <w:t>I</w:t>
             </w:r>
             <w:r>
               <w:rPr>
@@ -3955,15 +3930,22 @@
       </w:sdtContent>
     </w:sdt>
     <w:p>
-      <w:r>
-        <w:br w:type="page"/>
-      </w:r>
+      <w:pPr>
+        <w:sectPr>
+          <w:footerReference w:type="default" r:id="rId9"/>
+          <w:pgSz w:w="11906" w:h="16838"/>
+          <w:pgMar w:top="1417" w:right="1417" w:bottom="1134" w:left="1417" w:header="708" w:footer="708" w:gutter="0"/>
+          <w:pgNumType w:fmt="upperRoman" w:start="1"/>
+          <w:cols w:space="708"/>
+          <w:docGrid w:linePitch="360"/>
+        </w:sectPr>
+      </w:pPr>
     </w:p>
     <w:p>
       <w:pPr>
         <w:pStyle w:val="berschrift1"/>
       </w:pPr>
-      <w:bookmarkStart w:id="0" w:name="_Toc193973788"/>
+      <w:bookmarkStart w:id="0" w:name="_Toc193995099"/>
       <w:r>
         <w:lastRenderedPageBreak/>
         <w:t>Abstrakt</w:t>
@@ -4032,7 +4014,7 @@
       <w:pPr>
         <w:pStyle w:val="berschrift1"/>
       </w:pPr>
-      <w:bookmarkStart w:id="1" w:name="_Toc193973789"/>
+      <w:bookmarkStart w:id="1" w:name="_Toc193995100"/>
       <w:r>
         <w:lastRenderedPageBreak/>
         <w:t>Einführung in</w:t>
@@ -4049,7 +4031,7 @@
       <w:pPr>
         <w:pStyle w:val="berschrift2"/>
       </w:pPr>
-      <w:bookmarkStart w:id="2" w:name="_Toc193973790"/>
+      <w:bookmarkStart w:id="2" w:name="_Toc193995101"/>
       <w:r>
         <w:t>Projektziele</w:t>
       </w:r>
@@ -4298,7 +4280,7 @@
       <w:pPr>
         <w:pStyle w:val="berschrift3"/>
       </w:pPr>
-      <w:bookmarkStart w:id="3" w:name="_Toc193973791"/>
+      <w:bookmarkStart w:id="3" w:name="_Toc193995102"/>
       <w:r>
         <w:t>Umsetzbare vs. nicht umgesetzte Anforderunge</w:t>
       </w:r>
@@ -5824,7 +5806,7 @@
       <w:pPr>
         <w:pStyle w:val="berschrift2"/>
       </w:pPr>
-      <w:bookmarkStart w:id="4" w:name="_Toc193973792"/>
+      <w:bookmarkStart w:id="4" w:name="_Toc193995103"/>
       <w:r>
         <w:lastRenderedPageBreak/>
         <w:t>Architekturdiagramm</w:t>
@@ -5854,7 +5836,7 @@
                     </pic:cNvPicPr>
                   </pic:nvPicPr>
                   <pic:blipFill>
-                    <a:blip r:embed="rId6">
+                    <a:blip r:embed="rId10">
                       <a:extLst>
                         <a:ext uri="{28A0092B-C50C-407E-A947-70E740481C1C}">
                           <a14:useLocalDpi xmlns:a14="http://schemas.microsoft.com/office/drawing/2010/main" val="0"/>
@@ -5901,7 +5883,7 @@
       <w:pPr>
         <w:pStyle w:val="berschrift2"/>
       </w:pPr>
-      <w:bookmarkStart w:id="5" w:name="_Toc193973793"/>
+      <w:bookmarkStart w:id="5" w:name="_Toc193995104"/>
       <w:r>
         <w:lastRenderedPageBreak/>
         <w:t>UML-Klassendiagramm</w:t>
@@ -5934,7 +5916,7 @@
                     </pic:cNvPicPr>
                   </pic:nvPicPr>
                   <pic:blipFill>
-                    <a:blip r:embed="rId7">
+                    <a:blip r:embed="rId11">
                       <a:extLst>
                         <a:ext uri="{28A0092B-C50C-407E-A947-70E740481C1C}">
                           <a14:useLocalDpi xmlns:a14="http://schemas.microsoft.com/office/drawing/2010/main" val="0"/>
@@ -5978,7 +5960,7 @@
       <w:pPr>
         <w:pStyle w:val="berschrift1"/>
       </w:pPr>
-      <w:bookmarkStart w:id="6" w:name="_Toc193973794"/>
+      <w:bookmarkStart w:id="6" w:name="_Toc193995105"/>
       <w:r>
         <w:lastRenderedPageBreak/>
         <w:t>API-Design</w:t>
@@ -7284,6 +7266,7 @@
           </w:tcPr>
           <w:p>
             <w:r>
+              <w:lastRenderedPageBreak/>
               <w:t>Learning Goal</w:t>
             </w:r>
           </w:p>
@@ -7380,11 +7363,7 @@
           </w:tcPr>
           <w:p>
             <w:r>
-              <w:t>200 { "id": 1, "topic_name"</w:t>
-            </w:r>
-            <w:r>
-              <w:lastRenderedPageBreak/>
-              <w:t>: "Math", ... }</w:t>
+              <w:t>200 { "id": 1, "topic_name": "Math", ... }</w:t>
             </w:r>
             <w:r>
               <w:br/>
@@ -7410,12 +7389,7 @@
           </w:tcPr>
           <w:p>
             <w:r>
-              <w:lastRenderedPageBreak/>
-              <w:t xml:space="preserve">Gibt Details eines Lernziels zurück </w:t>
-            </w:r>
-            <w:r>
-              <w:lastRenderedPageBreak/>
-              <w:t>(JSON) oder rendert</w:t>
+              <w:t>Gibt Details eines Lernziels zurück (JSON) oder rendert</w:t>
             </w:r>
             <w:r>
               <w:t xml:space="preserve"> eine</w:t>
@@ -7445,7 +7419,6 @@
           </w:tcPr>
           <w:p>
             <w:r>
-              <w:lastRenderedPageBreak/>
               <w:t>Study Methods</w:t>
             </w:r>
           </w:p>
@@ -8045,13 +8018,11 @@
     </w:tbl>
     <w:p/>
     <w:p/>
-    <w:p/>
-    <w:p/>
     <w:p>
       <w:pPr>
         <w:pStyle w:val="berschrift1"/>
       </w:pPr>
-      <w:bookmarkStart w:id="7" w:name="_Toc193973795"/>
+      <w:bookmarkStart w:id="7" w:name="_Toc193995106"/>
       <w:r>
         <w:lastRenderedPageBreak/>
         <w:t>Implementierung</w:t>
@@ -8062,7 +8033,7 @@
       <w:pPr>
         <w:pStyle w:val="berschrift2"/>
       </w:pPr>
-      <w:bookmarkStart w:id="8" w:name="_Toc193973796"/>
+      <w:bookmarkStart w:id="8" w:name="_Toc193995107"/>
       <w:r>
         <w:t>Einleitung</w:t>
       </w:r>
@@ -8101,7 +8072,7 @@
       <w:pPr>
         <w:pStyle w:val="berschrift2"/>
       </w:pPr>
-      <w:bookmarkStart w:id="9" w:name="_Toc193973797"/>
+      <w:bookmarkStart w:id="9" w:name="_Toc193995108"/>
       <w:r>
         <w:t>Systemarchitektur</w:t>
       </w:r>
@@ -8111,7 +8082,7 @@
       <w:pPr>
         <w:pStyle w:val="berschrift2"/>
       </w:pPr>
-      <w:bookmarkStart w:id="10" w:name="_Toc193973798"/>
+      <w:bookmarkStart w:id="10" w:name="_Toc193995109"/>
       <w:r>
         <w:t>Übersicht</w:t>
       </w:r>
@@ -8174,7 +8145,7 @@
       <w:pPr>
         <w:pStyle w:val="berschrift3"/>
       </w:pPr>
-      <w:bookmarkStart w:id="11" w:name="_Toc193973799"/>
+      <w:bookmarkStart w:id="11" w:name="_Toc193995110"/>
       <w:r>
         <w:t>Komponentendiagramm</w:t>
       </w:r>
@@ -8203,7 +8174,7 @@
                     </pic:cNvPicPr>
                   </pic:nvPicPr>
                   <pic:blipFill>
-                    <a:blip r:embed="rId8">
+                    <a:blip r:embed="rId12">
                       <a:extLst>
                         <a:ext uri="{28A0092B-C50C-407E-A947-70E740481C1C}">
                           <a14:useLocalDpi xmlns:a14="http://schemas.microsoft.com/office/drawing/2010/main" val="0"/>
@@ -8244,7 +8215,7 @@
       <w:pPr>
         <w:pStyle w:val="berschrift3"/>
       </w:pPr>
-      <w:bookmarkStart w:id="12" w:name="_Toc193973800"/>
+      <w:bookmarkStart w:id="12" w:name="_Toc193995111"/>
       <w:r>
         <w:t>Datenfluss</w:t>
       </w:r>
@@ -8339,12 +8310,14 @@
         <w:t xml:space="preserve"> entsprechend.</w:t>
       </w:r>
     </w:p>
+    <w:p/>
     <w:p>
       <w:pPr>
         <w:pStyle w:val="berschrift2"/>
       </w:pPr>
-      <w:bookmarkStart w:id="13" w:name="_Toc193973801"/>
-      <w:r>
+      <w:bookmarkStart w:id="13" w:name="_Toc193995112"/>
+      <w:r>
+        <w:lastRenderedPageBreak/>
         <w:t>Token-Management</w:t>
       </w:r>
       <w:bookmarkEnd w:id="13"/>
@@ -8353,7 +8326,7 @@
       <w:pPr>
         <w:pStyle w:val="berschrift3"/>
       </w:pPr>
-      <w:bookmarkStart w:id="14" w:name="_Toc193973802"/>
+      <w:bookmarkStart w:id="14" w:name="_Toc193995113"/>
       <w:r>
         <w:t>Problemstellung</w:t>
       </w:r>
@@ -8459,7 +8432,6 @@
     </w:p>
     <w:p>
       <w:r>
-        <w:lastRenderedPageBreak/>
         <w:t>Der abgelaufene Token</w:t>
       </w:r>
       <w:r>
@@ -8500,7 +8472,7 @@
       <w:pPr>
         <w:pStyle w:val="berschrift3"/>
       </w:pPr>
-      <w:bookmarkStart w:id="15" w:name="_Toc193973803"/>
+      <w:bookmarkStart w:id="15" w:name="_Toc193995114"/>
       <w:r>
         <w:t>Lösung</w:t>
       </w:r>
@@ -8594,6 +8566,11 @@
       </w:r>
     </w:p>
     <w:p>
+      <w:pPr>
+        <w:rPr>
+          <w:lang w:val="en-US"/>
+        </w:rPr>
+      </w:pPr>
       <w:r>
         <w:rPr>
           <w:rStyle w:val="berschrift4Zchn"/>
@@ -8625,7 +8602,7 @@
         <w:t xml:space="preserve"> erkannt und als ungültig markiert, w</w:t>
       </w:r>
       <w:r>
-        <w:t xml:space="preserve">o </w:t>
+        <w:t>o</w:t>
       </w:r>
       <w:r>
         <w:t>durch</w:t>
@@ -8643,41 +8620,68 @@
         <w:br/>
       </w:r>
       <w:r>
+        <w:rPr>
+          <w:lang w:val="en-US"/>
+        </w:rPr>
         <w:t>def is_token_valid(self, token):</w:t>
       </w:r>
       <w:r>
         <w:rPr>
           <w:i/>
           <w:iCs/>
+          <w:lang w:val="en-US"/>
         </w:rPr>
         <w:br/>
         <w:t xml:space="preserve">    </w:t>
       </w:r>
       <w:r>
+        <w:rPr>
+          <w:lang w:val="en-US"/>
+        </w:rPr>
         <w:t>token_instance = Token.query.filter_by(token=token).first()</w:t>
       </w:r>
       <w:r>
+        <w:rPr>
+          <w:lang w:val="en-US"/>
+        </w:rPr>
         <w:br/>
         <w:t xml:space="preserve">    if token_instance:</w:t>
       </w:r>
       <w:r>
+        <w:rPr>
+          <w:lang w:val="en-US"/>
+        </w:rPr>
         <w:br/>
         <w:t xml:space="preserve">        creation_time = datetime.fromtimestamp(token_instance.token_erstelldatum.timestamp())  # Konvertiere zurück</w:t>
       </w:r>
       <w:r>
+        <w:rPr>
+          <w:lang w:val="en-US"/>
+        </w:rPr>
         <w:br/>
         <w:t xml:space="preserve">        if datetime.now() - creation_time &lt; timedelta(seconds=self.token_lifetime):</w:t>
       </w:r>
       <w:r>
+        <w:rPr>
+          <w:lang w:val="en-US"/>
+        </w:rPr>
         <w:br/>
         <w:t xml:space="preserve">            return True</w:t>
       </w:r>
       <w:r>
+        <w:rPr>
+          <w:lang w:val="en-US"/>
+        </w:rPr>
         <w:br/>
         <w:t xml:space="preserve">    return False</w:t>
       </w:r>
     </w:p>
     <w:p>
+      <w:pPr>
+        <w:rPr>
+          <w:lang w:val="en-US"/>
+        </w:rPr>
+      </w:pPr>
       <w:r>
         <w:rPr>
           <w:rStyle w:val="berschrift4Zchn"/>
@@ -8744,71 +8748,120 @@
         <w:br/>
       </w:r>
       <w:r>
+        <w:rPr>
+          <w:lang w:val="en-US"/>
+        </w:rPr>
         <w:t>def get_or_create_token(self, user_id):</w:t>
       </w:r>
       <w:r>
         <w:rPr>
           <w:i/>
           <w:iCs/>
+          <w:lang w:val="en-US"/>
         </w:rPr>
         <w:br/>
         <w:t xml:space="preserve">    </w:t>
       </w:r>
       <w:r>
+        <w:rPr>
+          <w:lang w:val="en-US"/>
+        </w:rPr>
         <w:t>token_instance = Token.query.filter_by(user_id=user_id).first()</w:t>
       </w:r>
       <w:r>
+        <w:rPr>
+          <w:lang w:val="en-US"/>
+        </w:rPr>
         <w:br/>
         <w:t xml:space="preserve">    if token_instance:</w:t>
       </w:r>
       <w:r>
+        <w:rPr>
+          <w:lang w:val="en-US"/>
+        </w:rPr>
         <w:br/>
         <w:t xml:space="preserve">        current_time = datetime.now()</w:t>
       </w:r>
       <w:r>
+        <w:rPr>
+          <w:lang w:val="en-US"/>
+        </w:rPr>
         <w:br/>
         <w:t xml:space="preserve">        if self.is_token_valid(token_instance.token):</w:t>
       </w:r>
       <w:r>
+        <w:rPr>
+          <w:lang w:val="en-US"/>
+        </w:rPr>
         <w:br/>
         <w:t xml:space="preserve">            return token_instance.token</w:t>
       </w:r>
       <w:r>
+        <w:rPr>
+          <w:lang w:val="en-US"/>
+        </w:rPr>
         <w:br/>
         <w:t xml:space="preserve">        else:</w:t>
       </w:r>
       <w:r>
+        <w:rPr>
+          <w:lang w:val="en-US"/>
+        </w:rPr>
         <w:br/>
         <w:t xml:space="preserve">            db.session.delete(token_instance)</w:t>
       </w:r>
       <w:r>
+        <w:rPr>
+          <w:lang w:val="en-US"/>
+        </w:rPr>
         <w:br/>
+      </w:r>
+      <w:r>
+        <w:rPr>
+          <w:lang w:val="en-US"/>
+        </w:rPr>
+        <w:lastRenderedPageBreak/>
         <w:t xml:space="preserve">            db.session.commit()</w:t>
       </w:r>
       <w:r>
+        <w:rPr>
+          <w:lang w:val="en-US"/>
+        </w:rPr>
         <w:br/>
         <w:t xml:space="preserve">    new_token = self.generate_token()</w:t>
       </w:r>
       <w:r>
+        <w:rPr>
+          <w:lang w:val="en-US"/>
+        </w:rPr>
         <w:br/>
         <w:t xml:space="preserve">    new_token_instance = Token(token=new_token, token_erstelldatum=datetime.now(), user_id=user_id)</w:t>
       </w:r>
       <w:r>
+        <w:rPr>
+          <w:lang w:val="en-US"/>
+        </w:rPr>
         <w:br/>
         <w:t xml:space="preserve">    db.session.add(new_token_instance)</w:t>
       </w:r>
       <w:r>
+        <w:rPr>
+          <w:lang w:val="en-US"/>
+        </w:rPr>
         <w:br/>
         <w:t xml:space="preserve">    db.session.commit()</w:t>
       </w:r>
       <w:r>
+        <w:rPr>
+          <w:lang w:val="en-US"/>
+        </w:rPr>
         <w:br/>
-      </w:r>
-      <w:r>
-        <w:lastRenderedPageBreak/>
         <w:t xml:space="preserve"> return new_token</w:t>
       </w:r>
       <w:r>
+        <w:rPr>
+          <w:lang w:val="en-US"/>
+        </w:rPr>
         <w:br/>
       </w:r>
     </w:p>
@@ -8879,7 +8932,7 @@
       <w:pPr>
         <w:pStyle w:val="berschrift2"/>
       </w:pPr>
-      <w:bookmarkStart w:id="16" w:name="_Toc193973804"/>
+      <w:bookmarkStart w:id="16" w:name="_Toc193995115"/>
       <w:r>
         <w:t>Datenbank-Migration</w:t>
       </w:r>
@@ -8892,7 +8945,7 @@
       <w:pPr>
         <w:pStyle w:val="berschrift3"/>
       </w:pPr>
-      <w:bookmarkStart w:id="17" w:name="_Toc193973805"/>
+      <w:bookmarkStart w:id="17" w:name="_Toc193995116"/>
       <w:r>
         <w:t>Ursprüngliche Herausforderung</w:t>
       </w:r>
@@ -8945,7 +8998,22 @@
         <w:t xml:space="preserve">neue Spalte </w:t>
       </w:r>
       <w:r>
-        <w:t xml:space="preserve">Hinzufügen. Dieses Verfahren führte unweigerlich zu Datenverlusten und </w:t>
+        <w:t>h</w:t>
+      </w:r>
+      <w:r>
+        <w:t>inzu</w:t>
+      </w:r>
+      <w:r>
+        <w:t>ge</w:t>
+      </w:r>
+      <w:r>
+        <w:t>füg</w:t>
+      </w:r>
+      <w:r>
+        <w:t>t</w:t>
+      </w:r>
+      <w:r>
+        <w:t xml:space="preserve">. Dieses Verfahren führte unweigerlich zu Datenverlusten und </w:t>
       </w:r>
       <w:r>
         <w:t>sorgte</w:t>
@@ -8985,7 +9053,7 @@
       <w:pPr>
         <w:pStyle w:val="berschrift3"/>
       </w:pPr>
-      <w:bookmarkStart w:id="18" w:name="_Toc193973806"/>
+      <w:bookmarkStart w:id="18" w:name="_Toc193995117"/>
       <w:r>
         <w:t>Lösung</w:t>
       </w:r>
@@ -9169,6 +9237,11 @@
       </w:r>
     </w:p>
     <w:p>
+      <w:pPr>
+        <w:rPr>
+          <w:lang w:val="en-US"/>
+        </w:rPr>
+      </w:pPr>
       <w:r>
         <w:rPr>
           <w:lang w:val="fr-FR"/>
@@ -9176,6 +9249,9 @@
         <w:t xml:space="preserve">        </w:t>
       </w:r>
       <w:r>
+        <w:rPr>
+          <w:lang w:val="en-US"/>
+        </w:rPr>
         <w:t xml:space="preserve">db.create_all() </w:t>
       </w:r>
     </w:p>
@@ -9183,7 +9259,7 @@
       <w:pPr>
         <w:pStyle w:val="berschrift3"/>
       </w:pPr>
-      <w:bookmarkStart w:id="19" w:name="_Toc193973807"/>
+      <w:bookmarkStart w:id="19" w:name="_Toc193995118"/>
       <w:r>
         <w:t>Konsequenzen</w:t>
       </w:r>
@@ -9207,8 +9283,9 @@
       <w:pPr>
         <w:pStyle w:val="berschrift3"/>
       </w:pPr>
-      <w:bookmarkStart w:id="20" w:name="_Toc193973808"/>
-      <w:r>
+      <w:bookmarkStart w:id="20" w:name="_Toc193995119"/>
+      <w:r>
+        <w:lastRenderedPageBreak/>
         <w:t>Empfohlene zukünftige Lösung</w:t>
       </w:r>
       <w:bookmarkEnd w:id="20"/>
@@ -9444,7 +9521,7 @@
       <w:pPr>
         <w:pStyle w:val="berschrift2"/>
       </w:pPr>
-      <w:bookmarkStart w:id="21" w:name="_Toc193973809"/>
+      <w:bookmarkStart w:id="21" w:name="_Toc193995120"/>
       <w:r>
         <w:t>Frontend-Backend-Kommunikation</w:t>
       </w:r>
@@ -9454,7 +9531,7 @@
       <w:pPr>
         <w:pStyle w:val="berschrift3"/>
       </w:pPr>
-      <w:bookmarkStart w:id="22" w:name="_Toc193973810"/>
+      <w:bookmarkStart w:id="22" w:name="_Toc193995121"/>
       <w:r>
         <w:t>Problem: CORS-Fehler</w:t>
       </w:r>
@@ -9496,7 +9573,7 @@
       <w:pPr>
         <w:pStyle w:val="berschrift3"/>
       </w:pPr>
-      <w:bookmarkStart w:id="23" w:name="_Toc193973811"/>
+      <w:bookmarkStart w:id="23" w:name="_Toc193995122"/>
       <w:r>
         <w:t>Lösung (mit Trade-off)</w:t>
       </w:r>
@@ -9544,10 +9621,16 @@
       </w:r>
     </w:p>
     <w:p>
+      <w:r>
+        <w:br w:type="page"/>
+      </w:r>
+    </w:p>
+    <w:p>
       <w:pPr>
         <w:pStyle w:val="berschrift4"/>
       </w:pPr>
       <w:r>
+        <w:lastRenderedPageBreak/>
         <w:t>Statische Dateiauslieferung:</w:t>
       </w:r>
     </w:p>
@@ -9610,9 +9693,8 @@
       <w:pPr>
         <w:pStyle w:val="berschrift2"/>
       </w:pPr>
-      <w:bookmarkStart w:id="24" w:name="_Toc193973812"/>
-      <w:r>
-        <w:lastRenderedPageBreak/>
+      <w:bookmarkStart w:id="24" w:name="_Toc193995123"/>
+      <w:r>
         <w:t>Sicherheitskonzept</w:t>
       </w:r>
       <w:bookmarkEnd w:id="24"/>
@@ -9621,7 +9703,7 @@
       <w:pPr>
         <w:pStyle w:val="berschrift3"/>
       </w:pPr>
-      <w:bookmarkStart w:id="25" w:name="_Toc193973813"/>
+      <w:bookmarkStart w:id="25" w:name="_Toc193995124"/>
       <w:r>
         <w:t>Passwort-Hashing</w:t>
       </w:r>
@@ -9715,7 +9797,7 @@
           <w:lang w:val="en-US"/>
         </w:rPr>
       </w:pPr>
-      <w:bookmarkStart w:id="26" w:name="_Toc193973814"/>
+      <w:bookmarkStart w:id="26" w:name="_Toc193995125"/>
       <w:r>
         <w:rPr>
           <w:lang w:val="en-US"/>
@@ -9788,7 +9870,7 @@
       <w:pPr>
         <w:pStyle w:val="berschrift2"/>
       </w:pPr>
-      <w:bookmarkStart w:id="27" w:name="_Toc193973815"/>
+      <w:bookmarkStart w:id="27" w:name="_Toc193995126"/>
       <w:r>
         <w:t>Zukünftige Erweiterungen</w:t>
       </w:r>
@@ -9798,7 +9880,7 @@
       <w:pPr>
         <w:pStyle w:val="berschrift3"/>
       </w:pPr>
-      <w:bookmarkStart w:id="28" w:name="_Toc193973816"/>
+      <w:bookmarkStart w:id="28" w:name="_Toc193995127"/>
       <w:r>
         <w:t>Geplante Features</w:t>
       </w:r>
@@ -9857,7 +9939,7 @@
     </w:p>
     <w:p>
       <w:r>
-        <w:t xml:space="preserve">Der gesamten Lernfortschrittes soll in einem </w:t>
+        <w:t xml:space="preserve">Der gesamte Lernfortschritt soll in einem </w:t>
       </w:r>
       <w:r>
         <w:t xml:space="preserve">Diagramm </w:t>
@@ -9886,25 +9968,29 @@
       <w:r>
         <w:t xml:space="preserve"> sowie Fortschrittsdaten in Echtzeit zu analysieren. </w:t>
       </w:r>
+      <w:r>
+        <w:br w:type="page"/>
+      </w:r>
     </w:p>
     <w:p>
       <w:pPr>
         <w:pStyle w:val="berschrift2"/>
       </w:pPr>
-      <w:bookmarkStart w:id="29" w:name="_Toc193973817"/>
-      <w:r>
+      <w:bookmarkStart w:id="29" w:name="_Toc193995128"/>
+      <w:r>
+        <w:lastRenderedPageBreak/>
         <w:t>Fazit</w:t>
       </w:r>
+      <w:bookmarkEnd w:id="29"/>
       <w:r>
         <w:t xml:space="preserve"> </w:t>
       </w:r>
-      <w:bookmarkEnd w:id="29"/>
     </w:p>
     <w:p>
       <w:pPr>
         <w:pStyle w:val="berschrift3"/>
       </w:pPr>
-      <w:bookmarkStart w:id="30" w:name="_Toc193973818"/>
+      <w:bookmarkStart w:id="30" w:name="_Toc193995129"/>
       <w:r>
         <w:t>Erreichte Ziele und technische Erfolge</w:t>
       </w:r>
@@ -9915,38 +10001,45 @@
         <w:t xml:space="preserve">Die entwickelte Lernplanungs-App demonstriert, wie durch eine robuste Architektur (Flask, SQLite, REST-API) nutzerzentrierte Anwendungen realisiert werden können. </w:t>
       </w:r>
       <w:r>
-        <w:t>Mithilfe der robusten Anwendung konnte ein erhöhter Fokus auf die Sicherheitsstandards gesetzt werden wie das automatisierte Token-Management mit kryptografisch Generiten Tokens. Außerdem konnte so das Passwort-Hashing eingeführt werden.</w:t>
-      </w:r>
-    </w:p>
-    <w:p/>
+        <w:t xml:space="preserve">Mithilfe der robusten Anwendung konnte ein erhöhter Fokus auf die Sicherheitsstandards gesetzt werden wie das automatisierte Token-Management mit kryptografisch </w:t>
+      </w:r>
+      <w:r>
+        <w:t>g</w:t>
+      </w:r>
+      <w:r>
+        <w:t>eneriten Tokens. Außerdem konnte so das Passwort-Hashing eingeführt werden.</w:t>
+      </w:r>
+    </w:p>
     <w:p>
       <w:pPr>
         <w:pStyle w:val="berschrift3"/>
       </w:pPr>
-      <w:bookmarkStart w:id="31" w:name="_Toc193973819"/>
-      <w:r>
-        <w:lastRenderedPageBreak/>
+      <w:bookmarkStart w:id="31" w:name="_Toc193995130"/>
+      <w:r>
         <w:t>Reflexion der Herausforderungen und Lessons Learned</w:t>
       </w:r>
       <w:bookmarkEnd w:id="31"/>
-      <w:r>
-        <w:t xml:space="preserve"> </w:t>
-      </w:r>
-      <w:r>
-        <w:t>(umschreiben)</w:t>
-      </w:r>
-    </w:p>
-    <w:p>
-      <w:r>
-        <w:t>Projekte wie dieses verdeutlichen die Bedeutung agiler Anpassungen: So offenbarten die initialen CORS-Konflikte zwischen Frontend (Port 5000) und Backend (Port 5001) die Notwendigkeit integrierter Entwicklungsumgebungen – ein Trade-off zwischen Sicherheit und Praktikabilität. Die manuelle Datenbankverwaltung (z. B. db.create_all()) erwies sich trotz Einfachheit als riskant, da Schemaänderungen stets Datenverluste nach sich zogen. Dies unterstreicht den Wert von Migrationstools wie Flask-Migrate für zukünftige Projekte, um strukturierte Schemaevolution zu ermöglichen.</w:t>
-      </w:r>
-    </w:p>
-    <w:p/>
+    </w:p>
+    <w:p>
+      <w:r>
+        <w:t>Das Projekt hat mir nochmals verdeutlich wie wichtig agile Entwicklung ist. Dies Spiegelte sich besonders in dem CORS-Fehler wi</w:t>
+      </w:r>
+      <w:r>
+        <w:t>e</w:t>
+      </w:r>
+      <w:r>
+        <w:t xml:space="preserve">der. Da sowas wie der Port schnell und einfach geändert werden kann. </w:t>
+      </w:r>
+      <w:r>
+        <w:br/>
+        <w:t>Die manuelle Datenbankverwaltung (z. B. db.create_all()) erwies sich trotz Einfachheit als riskant, da Schemaänderungen stets Datenverluste nach sich zogen. Dies unterstreicht den Wert von Migrationstools wie Flask-Migrate für zukünftige Projekte, um strukturierte Schemaevolution zu ermöglichen.</w:t>
+      </w:r>
+    </w:p>
     <w:p>
       <w:pPr>
         <w:pStyle w:val="berschrift3"/>
       </w:pPr>
-      <w:bookmarkStart w:id="32" w:name="_Toc193973820"/>
+      <w:bookmarkStart w:id="32" w:name="_Toc193995131"/>
       <w:r>
         <w:t>Kritische Architekturentscheidungen</w:t>
       </w:r>
@@ -9954,39 +10047,16 @@
     </w:p>
     <w:p>
       <w:r>
-        <w:t>Der Verzicht auf komplexe Bibliotheken (z. B. Flask-Migrate) reduzierte zwar initiale Abhängigkeiten, limitierte jedoch die langfristige Wartbarkeit. Die Kombination aus SQLite (Entwicklung) und SQLAlchemy (ORM) erwies sich hingegen als vorteilhaft, da sie schnelle Iterationen und eine potenzielle Migration zu leistungsstärkeren Datenbanken (z. B. PostgreSQL) erlaubt.</w:t>
-      </w:r>
-    </w:p>
-    <w:p/>
-    <w:p>
-      <w:pPr>
-        <w:pStyle w:val="berschrift3"/>
-      </w:pPr>
-      <w:bookmarkStart w:id="33" w:name="_Toc193973821"/>
-      <w:r>
-        <w:t>Praktische Implikationen und Nutzerfeedback</w:t>
-      </w:r>
-      <w:bookmarkEnd w:id="33"/>
-    </w:p>
-    <w:p>
-      <w:r>
-        <w:t>In Testphasen wurde die Token-basierte Session-Verwaltung positiv bewertet, da sie unterbrechungsfreies Lernen ermöglichte. Die vereinfachte UI führte jedoch zu Nutzerrückfragen bezüglich fehlender Fortschrittsvisualisierungen – ein Hinweis auf die Relevanz der geplanten Diagramm-Integration (z. B. via D3.js).</w:t>
-      </w:r>
-    </w:p>
-    <w:p/>
-    <w:p>
-      <w:pPr>
-        <w:pStyle w:val="berschrift3"/>
-      </w:pPr>
-      <w:bookmarkStart w:id="34" w:name="_Toc193973822"/>
-      <w:r>
-        <w:t>Zukünftige Perspektiven und Skalierbarkeit</w:t>
-      </w:r>
-      <w:bookmarkEnd w:id="34"/>
-    </w:p>
-    <w:p>
-      <w:r>
-        <w:t>Die App bietet eine solide Basis für Erweiterungen: Die geplante Deadline-Erinnerung per E-Mail (via RabbitMQ) könnte die Nutzungsintensität steigern, während die API-Architektur die Integration von Drittanbieterdiensten (z. B. Kalender-APIs) erleichtert. Langfristig könnte die Portierung auf Mobile Apps (React Native) unter Wiederverwendung der Flask-API die Reichweite signifikant erhöhen.</w:t>
+        <w:t xml:space="preserve">Der Verzicht auf komplexe Bibliotheken (z. B. Flask-Migrate) reduzierte zwar initiale Abhängigkeiten, limitierte jedoch die langfristige Wartbarkeit. Die Kombination aus SQLite (Entwicklung) und SQLAlchemy (ORM) erwies sich hingegen als </w:t>
+      </w:r>
+      <w:r>
+        <w:t>vorteilhaft</w:t>
+      </w:r>
+      <w:r>
+        <w:t>,</w:t>
+      </w:r>
+      <w:r>
+        <w:t xml:space="preserve"> da sich in Zukunft automatisch anderen Datenbanken integriert werden können. </w:t>
       </w:r>
       <w:r>
         <w:br w:type="page"/>
@@ -9996,35 +10066,35 @@
       <w:pPr>
         <w:pStyle w:val="berschrift1"/>
       </w:pPr>
-      <w:bookmarkStart w:id="35" w:name="_Toc193973823"/>
+      <w:bookmarkStart w:id="33" w:name="_Toc193995132"/>
       <w:r>
         <w:lastRenderedPageBreak/>
         <w:t>Wissenschaftliche Reflexion</w:t>
       </w:r>
+      <w:bookmarkEnd w:id="33"/>
+    </w:p>
+    <w:p>
+      <w:pPr>
+        <w:pStyle w:val="berschrift2"/>
+      </w:pPr>
+      <w:bookmarkStart w:id="34" w:name="_Toc193995133"/>
+      <w:r>
+        <w:t>Erfolge vs. Hindernisse</w:t>
+      </w:r>
+      <w:bookmarkEnd w:id="34"/>
+    </w:p>
+    <w:p>
+      <w:pPr>
+        <w:pStyle w:val="berschrift3"/>
+      </w:pPr>
+      <w:bookmarkStart w:id="35" w:name="_Toc193995134"/>
+      <w:r>
+        <w:t>Erfolge</w:t>
+      </w:r>
       <w:bookmarkEnd w:id="35"/>
     </w:p>
     <w:p>
       <w:pPr>
-        <w:pStyle w:val="berschrift2"/>
-      </w:pPr>
-      <w:bookmarkStart w:id="36" w:name="_Toc193973824"/>
-      <w:r>
-        <w:t>Erfolge vs. Hindernisse</w:t>
-      </w:r>
-      <w:bookmarkEnd w:id="36"/>
-    </w:p>
-    <w:p>
-      <w:pPr>
-        <w:pStyle w:val="berschrift3"/>
-      </w:pPr>
-      <w:bookmarkStart w:id="37" w:name="_Toc193973825"/>
-      <w:r>
-        <w:t>Erfolge</w:t>
-      </w:r>
-      <w:bookmarkEnd w:id="37"/>
-    </w:p>
-    <w:p>
-      <w:pPr>
         <w:pStyle w:val="berschrift4"/>
       </w:pPr>
       <w:r>
@@ -10057,126 +10127,227 @@
       </w:r>
     </w:p>
     <w:p>
-      <w:r>
+      <w:pPr>
+        <w:rPr>
+          <w:lang w:val="en-US"/>
+        </w:rPr>
+      </w:pPr>
+      <w:r>
+        <w:rPr>
+          <w:lang w:val="en-US"/>
+        </w:rPr>
         <w:t>Beispiel:</w:t>
       </w:r>
     </w:p>
     <w:p>
-      <w:r>
+      <w:pPr>
+        <w:rPr>
+          <w:lang w:val="en-US"/>
+        </w:rPr>
+      </w:pPr>
+      <w:r>
+        <w:rPr>
+          <w:lang w:val="en-US"/>
+        </w:rPr>
         <w:t>@app.route('/learning_goals', methods=['GET'])</w:t>
       </w:r>
       <w:r>
+        <w:rPr>
+          <w:lang w:val="en-US"/>
+        </w:rPr>
         <w:br/>
         <w:t>def get_learning_goals():</w:t>
       </w:r>
       <w:r>
+        <w:rPr>
+          <w:lang w:val="en-US"/>
+        </w:rPr>
         <w:br/>
       </w:r>
       <w:r>
         <w:rPr>
           <w:i/>
           <w:iCs/>
+          <w:lang w:val="en-US"/>
         </w:rPr>
         <w:t xml:space="preserve">    </w:t>
       </w:r>
       <w:r>
+        <w:rPr>
+          <w:lang w:val="en-US"/>
+        </w:rPr>
         <w:t>token = request.cookies.get('auth_token')</w:t>
       </w:r>
       <w:r>
+        <w:rPr>
+          <w:lang w:val="en-US"/>
+        </w:rPr>
         <w:br/>
         <w:t xml:space="preserve">    user = validate_token(token)</w:t>
       </w:r>
       <w:r>
+        <w:rPr>
+          <w:lang w:val="en-US"/>
+        </w:rPr>
         <w:br/>
         <w:t xml:space="preserve">    if not user:</w:t>
       </w:r>
       <w:r>
+        <w:rPr>
+          <w:lang w:val="en-US"/>
+        </w:rPr>
         <w:br/>
         <w:t xml:space="preserve">        return jsonify({'error': 'Unauthorized'}), 401</w:t>
       </w:r>
       <w:r>
+        <w:rPr>
+          <w:lang w:val="en-US"/>
+        </w:rPr>
         <w:br/>
       </w:r>
       <w:r>
+        <w:rPr>
+          <w:lang w:val="en-US"/>
+        </w:rPr>
         <w:br/>
         <w:t xml:space="preserve">    try:</w:t>
       </w:r>
       <w:r>
+        <w:rPr>
+          <w:lang w:val="en-US"/>
+        </w:rPr>
         <w:br/>
         <w:t xml:space="preserve">        goals = LearningGoal.query.join(Topic).filter_by(user_id=user.id).order_by(LearningGoal.deadline).all()</w:t>
       </w:r>
       <w:r>
+        <w:rPr>
+          <w:lang w:val="en-US"/>
+        </w:rPr>
         <w:br/>
         <w:t xml:space="preserve">        goals_data = []</w:t>
       </w:r>
       <w:r>
+        <w:rPr>
+          <w:lang w:val="en-US"/>
+        </w:rPr>
         <w:br/>
       </w:r>
       <w:r>
+        <w:rPr>
+          <w:lang w:val="en-US"/>
+        </w:rPr>
         <w:br/>
         <w:t xml:space="preserve">        for goal in goals:</w:t>
       </w:r>
       <w:r>
+        <w:rPr>
+          <w:lang w:val="en-US"/>
+        </w:rPr>
         <w:br/>
         <w:t xml:space="preserve">            deadline = goal.deadline</w:t>
       </w:r>
       <w:r>
+        <w:rPr>
+          <w:lang w:val="en-US"/>
+        </w:rPr>
         <w:br/>
         <w:t xml:space="preserve">            if isinstance(deadline, str):</w:t>
       </w:r>
       <w:r>
+        <w:rPr>
+          <w:lang w:val="en-US"/>
+        </w:rPr>
         <w:br/>
         <w:t xml:space="preserve">                try:</w:t>
       </w:r>
       <w:r>
+        <w:rPr>
+          <w:lang w:val="en-US"/>
+        </w:rPr>
         <w:br/>
         <w:t xml:space="preserve">                    deadline = datetime.fromisoformat(deadline)</w:t>
       </w:r>
       <w:r>
+        <w:rPr>
+          <w:lang w:val="en-US"/>
+        </w:rPr>
         <w:br/>
         <w:t xml:space="preserve">                except ValueError:</w:t>
       </w:r>
       <w:r>
+        <w:rPr>
+          <w:lang w:val="en-US"/>
+        </w:rPr>
         <w:br/>
         <w:t xml:space="preserve">                    deadline = None</w:t>
       </w:r>
       <w:r>
+        <w:rPr>
+          <w:lang w:val="en-US"/>
+        </w:rPr>
         <w:br/>
         <w:t xml:space="preserve">            goals_data.append({</w:t>
       </w:r>
       <w:r>
+        <w:rPr>
+          <w:lang w:val="en-US"/>
+        </w:rPr>
         <w:br/>
         <w:t xml:space="preserve">                'id': goal.id,</w:t>
       </w:r>
       <w:r>
+        <w:rPr>
+          <w:lang w:val="en-US"/>
+        </w:rPr>
         <w:br/>
         <w:t xml:space="preserve">                'topic_name': goal.topic.name if goal.topic else None,</w:t>
       </w:r>
       <w:r>
+        <w:rPr>
+          <w:lang w:val="en-US"/>
+        </w:rPr>
         <w:br/>
         <w:t xml:space="preserve">                'description': goal.description,</w:t>
       </w:r>
       <w:r>
+        <w:rPr>
+          <w:lang w:val="en-US"/>
+        </w:rPr>
         <w:br/>
         <w:t xml:space="preserve">                'deadline': deadline.strftime('%Y-%m-%d') if deadline else None</w:t>
       </w:r>
       <w:r>
+        <w:rPr>
+          <w:lang w:val="en-US"/>
+        </w:rPr>
         <w:br/>
         <w:t xml:space="preserve">            })</w:t>
       </w:r>
       <w:r>
+        <w:rPr>
+          <w:lang w:val="en-US"/>
+        </w:rPr>
         <w:br/>
         <w:t xml:space="preserve">        return jsonify(goals_data), 200</w:t>
       </w:r>
       <w:r>
+        <w:rPr>
+          <w:lang w:val="en-US"/>
+        </w:rPr>
         <w:br/>
         <w:t xml:space="preserve">    except Exception as e:</w:t>
       </w:r>
       <w:r>
+        <w:rPr>
+          <w:lang w:val="en-US"/>
+        </w:rPr>
         <w:br/>
         <w:t xml:space="preserve">        app.logger.error(f"error beim Abrufen von Lernzielen: {str(e)}")</w:t>
       </w:r>
       <w:r>
+        <w:rPr>
+          <w:lang w:val="en-US"/>
+        </w:rPr>
         <w:br/>
         <w:t xml:space="preserve">        return jsonify({'error': 'Internal Server Error', 'details': str(e)}), 500</w:t>
       </w:r>
@@ -10247,71 +10418,35 @@
       </w:r>
     </w:p>
     <w:p>
-      <w:pPr>
-        <w:rPr>
-          <w:lang w:val="en-US"/>
-        </w:rPr>
-      </w:pPr>
-      <w:r>
-        <w:rPr>
-          <w:lang w:val="en-US"/>
-        </w:rPr>
+      <w:r>
         <w:t xml:space="preserve">except Exception as e:  </w:t>
       </w:r>
     </w:p>
     <w:p>
-      <w:pPr>
-        <w:rPr>
-          <w:lang w:val="en-US"/>
-        </w:rPr>
-      </w:pPr>
-      <w:r>
-        <w:rPr>
-          <w:lang w:val="en-US"/>
-        </w:rPr>
+      <w:r>
         <w:t xml:space="preserve">    app.logger.error(f"Fehler beim Abrufen der Lernziele: {str(e)}")  </w:t>
       </w:r>
     </w:p>
     <w:p>
-      <w:pPr>
-        <w:rPr>
-          <w:lang w:val="en-US"/>
-        </w:rPr>
-      </w:pPr>
-      <w:r>
-        <w:rPr>
-          <w:lang w:val="en-US"/>
-        </w:rPr>
+      <w:r>
         <w:t xml:space="preserve">    return jsonify({"error": "Internal Server Error"}), 500  </w:t>
       </w:r>
     </w:p>
     <w:p>
       <w:pPr>
         <w:pStyle w:val="berschrift3"/>
-        <w:rPr>
-          <w:lang w:val="en-US"/>
-        </w:rPr>
-      </w:pPr>
-      <w:bookmarkStart w:id="38" w:name="_Toc193973826"/>
-      <w:r>
-        <w:rPr>
-          <w:lang w:val="en-US"/>
-        </w:rPr>
+      </w:pPr>
+      <w:bookmarkStart w:id="36" w:name="_Toc193995135"/>
+      <w:r>
         <w:t>Hindernisse</w:t>
       </w:r>
-      <w:bookmarkEnd w:id="38"/>
+      <w:bookmarkEnd w:id="36"/>
     </w:p>
     <w:p>
       <w:pPr>
         <w:pStyle w:val="berschrift4"/>
-        <w:rPr>
-          <w:lang w:val="en-US"/>
-        </w:rPr>
-      </w:pPr>
-      <w:r>
-        <w:rPr>
-          <w:lang w:val="en-US"/>
-        </w:rPr>
+      </w:pPr>
+      <w:r>
         <w:t>Fehlende Validierung der Deadlines</w:t>
       </w:r>
     </w:p>
@@ -10470,21 +10605,21 @@
       <w:pPr>
         <w:pStyle w:val="berschrift2"/>
       </w:pPr>
-      <w:bookmarkStart w:id="39" w:name="_Toc193973827"/>
+      <w:bookmarkStart w:id="37" w:name="_Toc193995136"/>
       <w:r>
         <w:t>Lektionen für die Zukunft</w:t>
       </w:r>
-      <w:bookmarkEnd w:id="39"/>
+      <w:bookmarkEnd w:id="37"/>
     </w:p>
     <w:p>
       <w:pPr>
         <w:pStyle w:val="berschrift3"/>
       </w:pPr>
-      <w:bookmarkStart w:id="40" w:name="_Toc193973828"/>
+      <w:bookmarkStart w:id="38" w:name="_Toc193995137"/>
       <w:r>
         <w:t>Tests</w:t>
       </w:r>
-      <w:bookmarkEnd w:id="40"/>
+      <w:bookmarkEnd w:id="38"/>
     </w:p>
     <w:p>
       <w:r>
@@ -10554,416 +10689,451 @@
       <w:pPr>
         <w:pStyle w:val="berschrift3"/>
       </w:pPr>
-      <w:bookmarkStart w:id="41" w:name="_Toc193973829"/>
+      <w:bookmarkStart w:id="39" w:name="_Toc193995138"/>
       <w:r>
         <w:lastRenderedPageBreak/>
         <w:t>Automatisierte API-Dokumentation</w:t>
       </w:r>
+      <w:bookmarkEnd w:id="39"/>
+    </w:p>
+    <w:p>
+      <w:r>
+        <w:t>Mithilfe von OpenAPI oder Swagger die Dokumentation zu automatisieren und sie direkt aus dem neuen Code erzeugen.</w:t>
+      </w:r>
+    </w:p>
+    <w:p>
+      <w:pPr>
+        <w:pStyle w:val="berschrift3"/>
+      </w:pPr>
+      <w:bookmarkStart w:id="40" w:name="_Toc193995139"/>
+      <w:r>
+        <w:t>Portabilität durch relative Pfade</w:t>
+      </w:r>
+      <w:bookmarkEnd w:id="40"/>
+    </w:p>
+    <w:p>
+      <w:r>
+        <w:t>Hartkodierte Pfade binden das Projekt an spezifische Dateisysteme.</w:t>
+      </w:r>
+    </w:p>
+    <w:p>
+      <w:r>
+        <w:t xml:space="preserve"># Statt:  </w:t>
+      </w:r>
+    </w:p>
+    <w:p>
+      <w:r>
+        <w:t xml:space="preserve">static_folder='C:\Users\...'  </w:t>
+      </w:r>
+    </w:p>
+    <w:p>
+      <w:r>
+        <w:t xml:space="preserve"># Besser:  </w:t>
+      </w:r>
+    </w:p>
+    <w:p>
+      <w:r>
+        <w:t xml:space="preserve">static_folder='../frontend/static'  </w:t>
+      </w:r>
+    </w:p>
+    <w:p>
+      <w:pPr>
+        <w:pStyle w:val="berschrift3"/>
+      </w:pPr>
+      <w:bookmarkStart w:id="41" w:name="_Toc193995140"/>
+      <w:r>
+        <w:t>Code-Duplikation reduzieren</w:t>
+      </w:r>
       <w:bookmarkEnd w:id="41"/>
     </w:p>
     <w:p>
-      <w:r>
-        <w:t>Mithilfe von OpenAPI oder Swagger die Dokumentation zu automatisieren und sie direkt aus dem neuen Code erzeugen.</w:t>
+      <w:pPr>
+        <w:rPr>
+          <w:lang w:val="en-US"/>
+        </w:rPr>
+      </w:pPr>
+      <w:r>
+        <w:rPr>
+          <w:lang w:val="en-US"/>
+        </w:rPr>
+        <w:t>“</w:t>
+      </w:r>
+      <w:r>
+        <w:rPr>
+          <w:lang w:val="en-US"/>
+        </w:rPr>
+        <w:t xml:space="preserve">def token_required(route_func):  </w:t>
+      </w:r>
+    </w:p>
+    <w:p>
+      <w:pPr>
+        <w:rPr>
+          <w:lang w:val="en-US"/>
+        </w:rPr>
+      </w:pPr>
+      <w:r>
+        <w:rPr>
+          <w:lang w:val="en-US"/>
+        </w:rPr>
+        <w:t xml:space="preserve">    def wrapper(*args, **kwargs):  </w:t>
+      </w:r>
+    </w:p>
+    <w:p>
+      <w:pPr>
+        <w:rPr>
+          <w:lang w:val="en-US"/>
+        </w:rPr>
+      </w:pPr>
+      <w:r>
+        <w:rPr>
+          <w:lang w:val="en-US"/>
+        </w:rPr>
+        <w:t xml:space="preserve">        token = request.cookies.get('auth_token')  </w:t>
+      </w:r>
+    </w:p>
+    <w:p>
+      <w:pPr>
+        <w:rPr>
+          <w:lang w:val="en-US"/>
+        </w:rPr>
+      </w:pPr>
+      <w:r>
+        <w:rPr>
+          <w:lang w:val="en-US"/>
+        </w:rPr>
+        <w:t xml:space="preserve">        user = validate_token(token)  </w:t>
+      </w:r>
+    </w:p>
+    <w:p>
+      <w:pPr>
+        <w:rPr>
+          <w:lang w:val="en-US"/>
+        </w:rPr>
+      </w:pPr>
+      <w:r>
+        <w:rPr>
+          <w:lang w:val="en-US"/>
+        </w:rPr>
+        <w:t xml:space="preserve">        if not user:  </w:t>
+      </w:r>
+    </w:p>
+    <w:p>
+      <w:pPr>
+        <w:rPr>
+          <w:lang w:val="en-US"/>
+        </w:rPr>
+      </w:pPr>
+      <w:r>
+        <w:rPr>
+          <w:lang w:val="en-US"/>
+        </w:rPr>
+        <w:t xml:space="preserve">            return jsonify({'error': 'Unauthorized'}), 401  </w:t>
+      </w:r>
+    </w:p>
+    <w:p>
+      <w:pPr>
+        <w:rPr>
+          <w:lang w:val="en-US"/>
+        </w:rPr>
+      </w:pPr>
+      <w:r>
+        <w:rPr>
+          <w:lang w:val="en-US"/>
+        </w:rPr>
+        <w:t xml:space="preserve">        return route_func(*args, **kwargs)  </w:t>
+      </w:r>
+    </w:p>
+    <w:p>
+      <w:r>
+        <w:rPr>
+          <w:lang w:val="en-US"/>
+        </w:rPr>
+        <w:t xml:space="preserve">    </w:t>
+      </w:r>
+      <w:r>
+        <w:t>return wrapper</w:t>
+      </w:r>
+      <w:r>
+        <w:t>”(mit ChatGPT generierter Code als Beispiel fü</w:t>
+      </w:r>
+      <w:r>
+        <w:t>r den Fall</w:t>
+      </w:r>
+      <w:r>
+        <w:t>)</w:t>
+      </w:r>
+    </w:p>
+    <w:p>
+      <w:pPr>
+        <w:rPr>
+          <w:lang w:val="en-US"/>
+        </w:rPr>
+      </w:pPr>
+      <w:r>
+        <w:rPr>
+          <w:lang w:val="en-US"/>
+        </w:rPr>
+        <w:t xml:space="preserve">@app.route('/topics', methods=['GET'])  </w:t>
+      </w:r>
+    </w:p>
+    <w:p>
+      <w:pPr>
+        <w:rPr>
+          <w:lang w:val="en-US"/>
+        </w:rPr>
+      </w:pPr>
+      <w:r>
+        <w:rPr>
+          <w:lang w:val="en-US"/>
+        </w:rPr>
+        <w:t xml:space="preserve">@token_required  </w:t>
+      </w:r>
+    </w:p>
+    <w:p>
+      <w:pPr>
+        <w:rPr>
+          <w:lang w:val="en-US"/>
+        </w:rPr>
+      </w:pPr>
+      <w:r>
+        <w:rPr>
+          <w:lang w:val="en-US"/>
+        </w:rPr>
+        <w:t xml:space="preserve">def get_topics():  </w:t>
+      </w:r>
+    </w:p>
+    <w:p>
+      <w:r>
+        <w:rPr>
+          <w:lang w:val="en-US"/>
+        </w:rPr>
+        <w:t xml:space="preserve">    </w:t>
+      </w:r>
+      <w:r>
+        <w:t xml:space="preserve"># ...  </w:t>
+      </w:r>
+    </w:p>
+    <w:p>
+      <w:r>
+        <w:br w:type="page"/>
+      </w:r>
+    </w:p>
+    <w:p>
+      <w:pPr>
+        <w:pStyle w:val="berschrift2"/>
+      </w:pPr>
+      <w:bookmarkStart w:id="42" w:name="_Toc193995141"/>
+      <w:r>
+        <w:lastRenderedPageBreak/>
+        <w:t>Fazit</w:t>
+      </w:r>
+      <w:bookmarkEnd w:id="42"/>
+    </w:p>
+    <w:p>
+      <w:r>
+        <w:t xml:space="preserve">Das entwickelte </w:t>
+      </w:r>
+      <w:r>
+        <w:t>Webtool</w:t>
+      </w:r>
+      <w:r>
+        <w:t xml:space="preserve"> </w:t>
+      </w:r>
+      <w:r>
+        <w:t>zeigt</w:t>
+      </w:r>
+      <w:r>
+        <w:t xml:space="preserve"> die praktische Umsetzung </w:t>
+      </w:r>
+      <w:r>
+        <w:t xml:space="preserve">mit </w:t>
+      </w:r>
+      <w:r>
+        <w:t xml:space="preserve">Fokus auf Sicherheit, Skalierbarkeit und Benutzerzentrierung. Die klare Trennung von Frontend und Backend durch ein API-First-Design ermöglichte nicht nur eine effiziente Arbeitsteilung, sondern schuf auch die Grundlage für zukünftige Erweiterungen. Die Implementierung des REST-API-Ansatzes, durch Endpunkte wie /learning_goals, </w:t>
+      </w:r>
+      <w:r>
+        <w:t>sorgt für</w:t>
+      </w:r>
+      <w:r>
+        <w:t xml:space="preserve"> eine standardisierte Datenkommunikation und vereinfachte das Debugging durch strukturierte JSON-Antworten.</w:t>
       </w:r>
     </w:p>
     <w:p>
       <w:pPr>
         <w:pStyle w:val="berschrift3"/>
       </w:pPr>
-      <w:bookmarkStart w:id="42" w:name="_Toc193973830"/>
-      <w:r>
-        <w:t>Portabilität durch relative Pfade</w:t>
-      </w:r>
-      <w:bookmarkEnd w:id="42"/>
-    </w:p>
-    <w:p>
-      <w:r>
-        <w:t>Hartkodierte Pfade binden das Projekt an spezifische Dateisysteme.</w:t>
-      </w:r>
-    </w:p>
-    <w:p>
-      <w:r>
-        <w:t xml:space="preserve"># Statt:  </w:t>
-      </w:r>
-    </w:p>
-    <w:p>
-      <w:r>
-        <w:t xml:space="preserve">static_folder='C:\Users\...'  </w:t>
-      </w:r>
-    </w:p>
-    <w:p>
-      <w:r>
-        <w:t xml:space="preserve"># Besser:  </w:t>
-      </w:r>
-    </w:p>
-    <w:p>
-      <w:r>
-        <w:t xml:space="preserve">static_folder='../frontend/static'  </w:t>
+      <w:bookmarkStart w:id="43" w:name="_Toc193995142"/>
+      <w:r>
+        <w:t>Technische Erfolge und Sicherheitsstandards</w:t>
+      </w:r>
+      <w:bookmarkEnd w:id="43"/>
+    </w:p>
+    <w:p>
+      <w:r>
+        <w:t>Die Try-Except-Blöcke verhin</w:t>
+      </w:r>
+      <w:r>
+        <w:t xml:space="preserve">dern Serverabstürze und verhindern Datenbankfehler und waren somit ein Zentraler </w:t>
+      </w:r>
+      <w:r>
+        <w:t>Punkt</w:t>
+      </w:r>
+      <w:r>
+        <w:t xml:space="preserve"> des Fehlerhandlings. </w:t>
+      </w:r>
+      <w:r>
+        <w:t xml:space="preserve">Die Token-basierte Authentifizierung mit automatischer Erneuerung und kryptografischer Generierung </w:t>
+      </w:r>
+      <w:r>
+        <w:t>sorgt für einen hohen Sicherheitsstandart.</w:t>
       </w:r>
     </w:p>
     <w:p>
       <w:pPr>
         <w:pStyle w:val="berschrift3"/>
       </w:pPr>
-      <w:bookmarkStart w:id="43" w:name="_Toc193973831"/>
-      <w:r>
-        <w:t>Code-Duplikation reduzieren</w:t>
-      </w:r>
-      <w:bookmarkEnd w:id="43"/>
-    </w:p>
-    <w:p>
-      <w:pPr>
-        <w:rPr>
-          <w:lang w:val="en-US"/>
-        </w:rPr>
-      </w:pPr>
-      <w:r>
-        <w:rPr>
-          <w:lang w:val="en-US"/>
-        </w:rPr>
-        <w:t>“</w:t>
-      </w:r>
-      <w:r>
-        <w:rPr>
-          <w:lang w:val="en-US"/>
-        </w:rPr>
-        <w:t xml:space="preserve">def token_required(route_func):  </w:t>
-      </w:r>
-    </w:p>
-    <w:p>
-      <w:pPr>
-        <w:rPr>
-          <w:lang w:val="en-US"/>
-        </w:rPr>
-      </w:pPr>
-      <w:r>
-        <w:rPr>
-          <w:lang w:val="en-US"/>
-        </w:rPr>
-        <w:t xml:space="preserve">    def wrapper(*args, **kwargs):  </w:t>
-      </w:r>
-    </w:p>
-    <w:p>
-      <w:pPr>
-        <w:rPr>
-          <w:lang w:val="en-US"/>
-        </w:rPr>
-      </w:pPr>
-      <w:r>
-        <w:rPr>
-          <w:lang w:val="en-US"/>
-        </w:rPr>
-        <w:t xml:space="preserve">        token = request.cookies.get('auth_token')  </w:t>
-      </w:r>
-    </w:p>
-    <w:p>
-      <w:pPr>
-        <w:rPr>
-          <w:lang w:val="en-US"/>
-        </w:rPr>
-      </w:pPr>
-      <w:r>
-        <w:rPr>
-          <w:lang w:val="en-US"/>
-        </w:rPr>
-        <w:t xml:space="preserve">        user = validate_token(token)  </w:t>
-      </w:r>
-    </w:p>
-    <w:p>
-      <w:pPr>
-        <w:rPr>
-          <w:lang w:val="en-US"/>
-        </w:rPr>
-      </w:pPr>
-      <w:r>
-        <w:rPr>
-          <w:lang w:val="en-US"/>
-        </w:rPr>
-        <w:t xml:space="preserve">        if not user:  </w:t>
-      </w:r>
-    </w:p>
-    <w:p>
-      <w:pPr>
-        <w:rPr>
-          <w:lang w:val="en-US"/>
-        </w:rPr>
-      </w:pPr>
-      <w:r>
-        <w:rPr>
-          <w:lang w:val="en-US"/>
-        </w:rPr>
-        <w:t xml:space="preserve">            return jsonify({'error': 'Unauthorized'}), 401  </w:t>
-      </w:r>
-    </w:p>
-    <w:p>
-      <w:pPr>
-        <w:rPr>
-          <w:lang w:val="en-US"/>
-        </w:rPr>
-      </w:pPr>
-      <w:r>
-        <w:rPr>
-          <w:lang w:val="en-US"/>
-        </w:rPr>
-        <w:t xml:space="preserve">        return route_func(*args, **kwargs)  </w:t>
-      </w:r>
-    </w:p>
-    <w:p>
-      <w:r>
-        <w:rPr>
-          <w:lang w:val="en-US"/>
-        </w:rPr>
-        <w:t xml:space="preserve">    </w:t>
-      </w:r>
-      <w:r>
-        <w:t>return wrapper</w:t>
-      </w:r>
-      <w:r>
-        <w:t>”(mit ChatGPT generierter Code als Beispiel fü</w:t>
-      </w:r>
-      <w:r>
-        <w:t>r den Fall</w:t>
-      </w:r>
-      <w:r>
-        <w:t>)</w:t>
-      </w:r>
-    </w:p>
-    <w:p>
-      <w:pPr>
-        <w:rPr>
-          <w:lang w:val="en-US"/>
-        </w:rPr>
-      </w:pPr>
-      <w:r>
-        <w:rPr>
-          <w:lang w:val="en-US"/>
-        </w:rPr>
-        <w:t xml:space="preserve">@app.route('/topics', methods=['GET'])  </w:t>
-      </w:r>
-    </w:p>
-    <w:p>
-      <w:pPr>
-        <w:rPr>
-          <w:lang w:val="en-US"/>
-        </w:rPr>
-      </w:pPr>
-      <w:r>
-        <w:rPr>
-          <w:lang w:val="en-US"/>
-        </w:rPr>
-        <w:t xml:space="preserve">@token_required  </w:t>
-      </w:r>
-    </w:p>
-    <w:p>
-      <w:pPr>
-        <w:rPr>
-          <w:lang w:val="en-US"/>
-        </w:rPr>
-      </w:pPr>
-      <w:r>
-        <w:rPr>
-          <w:lang w:val="en-US"/>
-        </w:rPr>
-        <w:t xml:space="preserve">def get_topics():  </w:t>
-      </w:r>
-    </w:p>
-    <w:p>
-      <w:r>
-        <w:rPr>
-          <w:lang w:val="en-US"/>
-        </w:rPr>
-        <w:t xml:space="preserve">    </w:t>
-      </w:r>
-      <w:r>
-        <w:t xml:space="preserve"># ...  </w:t>
-      </w:r>
-    </w:p>
-    <w:p/>
-    <w:p>
-      <w:pPr>
-        <w:pStyle w:val="berschrift2"/>
-      </w:pPr>
-      <w:bookmarkStart w:id="44" w:name="_Toc193973832"/>
-      <w:r>
-        <w:t>Fazit</w:t>
+      <w:bookmarkStart w:id="44" w:name="_Toc193995143"/>
+      <w:r>
+        <w:t>Lessons Learned und zukünftige Optimierungen</w:t>
       </w:r>
       <w:bookmarkEnd w:id="44"/>
-    </w:p>
-    <w:p>
-      <w:r>
-        <w:t xml:space="preserve">Das entwickelte </w:t>
-      </w:r>
-      <w:r>
-        <w:t>Webtool</w:t>
-      </w:r>
       <w:r>
         <w:t xml:space="preserve"> </w:t>
       </w:r>
-      <w:r>
-        <w:t>zeigt</w:t>
-      </w:r>
-      <w:r>
-        <w:t xml:space="preserve"> die praktische Umsetzung </w:t>
-      </w:r>
-      <w:r>
-        <w:t xml:space="preserve">mit </w:t>
-      </w:r>
-      <w:r>
-        <w:t xml:space="preserve">Fokus auf Sicherheit, Skalierbarkeit und Benutzerzentrierung. Die klare Trennung von Frontend und Backend durch ein API-First-Design ermöglichte nicht nur eine effiziente Arbeitsteilung, sondern schuf auch die Grundlage für zukünftige Erweiterungen. Die Implementierung des REST-API-Ansatzes, durch Endpunkte wie /learning_goals, </w:t>
-      </w:r>
-      <w:r>
-        <w:t>sorgt für</w:t>
-      </w:r>
-      <w:r>
-        <w:t xml:space="preserve"> eine standardisierte Datenkommunikation und vereinfachte das Debugging durch strukturierte JSON-Antworten.</w:t>
-      </w:r>
-    </w:p>
-    <w:p/>
+    </w:p>
+    <w:p>
+      <w:r>
+        <w:t xml:space="preserve">Das Projekt verdeutlich nochmal wie wichtig Testen ist. </w:t>
+      </w:r>
+      <w:r>
+        <w:t>Test wie Unit-Tests oder User-Test verhinde</w:t>
+      </w:r>
+      <w:r>
+        <w:t xml:space="preserve">rn mögliche Edge Cases </w:t>
+      </w:r>
+      <w:r>
+        <w:t>abzudecken</w:t>
+      </w:r>
+      <w:r>
+        <w:t xml:space="preserve"> und während der </w:t>
+      </w:r>
+      <w:r>
+        <w:t>Entwicklung</w:t>
+      </w:r>
+      <w:r>
+        <w:t xml:space="preserve"> diese bereits zu erkennen. </w:t>
+      </w:r>
+      <w:r>
+        <w:t>Die manuelle Pflege von API-Endpunkten erwies sich als fehleranfällig</w:t>
+      </w:r>
+      <w:r>
+        <w:t xml:space="preserve">. Daher sollte in Zukunft auf </w:t>
+      </w:r>
+      <w:r>
+        <w:t xml:space="preserve"> </w:t>
+      </w:r>
+      <w:r>
+        <w:t xml:space="preserve">Bibliotheken wie </w:t>
+      </w:r>
+      <w:r>
+        <w:t>die Integration von OpenAPI/Swagger</w:t>
+      </w:r>
+      <w:r>
+        <w:t xml:space="preserve"> geachtet werden</w:t>
+      </w:r>
+      <w:r>
+        <w:t xml:space="preserve">. </w:t>
+      </w:r>
+    </w:p>
     <w:p>
       <w:pPr>
         <w:pStyle w:val="berschrift3"/>
       </w:pPr>
-      <w:bookmarkStart w:id="45" w:name="_Toc193973833"/>
-      <w:r>
-        <w:lastRenderedPageBreak/>
-        <w:t>Technische Erfolge und Sicherheitsstandards</w:t>
+      <w:bookmarkStart w:id="45" w:name="_Toc193995144"/>
+      <w:r>
+        <w:t>Architektonische Reflexion und Ausblick</w:t>
       </w:r>
       <w:bookmarkEnd w:id="45"/>
     </w:p>
     <w:p>
       <w:r>
-        <w:t>Die Try-Except-Blöcke verhin</w:t>
-      </w:r>
-      <w:r>
-        <w:t xml:space="preserve">dern Serverabstürze und verhindern Datenbankfehler und waren somit ein Zentraler </w:t>
-      </w:r>
-      <w:r>
-        <w:t>Punkt</w:t>
-      </w:r>
-      <w:r>
-        <w:t xml:space="preserve"> des Fehlerhandlings. </w:t>
-      </w:r>
-      <w:r>
-        <w:t xml:space="preserve">Die Token-basierte Authentifizierung mit automatischer Erneuerung und kryptografischer Generierung </w:t>
-      </w:r>
-      <w:r>
-        <w:t>sorgt für einen hohen Sicherheitsstandart.</w:t>
-      </w:r>
-    </w:p>
-    <w:p/>
+        <w:t xml:space="preserve">Die Entscheidung für SQLite in der Entwicklungsphase beschleunigte zwar Iterationen, limitierte jedoch die Datenpersistenz bei Schemaänderungen. </w:t>
+      </w:r>
+      <w:r>
+        <w:t>Daher zeigte sich das die Integration von Bibliotheken wie Flask-Migrate sinnvoll ist um in solchen fällen den Datenverlust zu vermeiden.</w:t>
+      </w:r>
+    </w:p>
     <w:p>
       <w:pPr>
         <w:pStyle w:val="berschrift3"/>
       </w:pPr>
-      <w:bookmarkStart w:id="46" w:name="_Toc193973834"/>
-      <w:r>
-        <w:t>Lessons Learned und zukünftige Optimierungen</w:t>
+      <w:bookmarkStart w:id="46" w:name="_Toc193995145"/>
+      <w:r>
+        <w:t>Resümee</w:t>
       </w:r>
       <w:bookmarkEnd w:id="46"/>
-      <w:r>
-        <w:t xml:space="preserve"> </w:t>
-      </w:r>
-    </w:p>
-    <w:p>
-      <w:r>
-        <w:t xml:space="preserve">Das Projekt verdeutlich nochmal wie wichtig Testen ist. </w:t>
-      </w:r>
-      <w:r>
-        <w:t>Test wie Unit-Tests oder User-Test verhinde</w:t>
-      </w:r>
-      <w:r>
-        <w:t xml:space="preserve">rn mögliche Edge Cases </w:t>
-      </w:r>
-      <w:r>
-        <w:t>abzudecken</w:t>
-      </w:r>
-      <w:r>
-        <w:t xml:space="preserve"> und während der </w:t>
-      </w:r>
-      <w:r>
-        <w:t>Entwicklung</w:t>
-      </w:r>
-      <w:r>
-        <w:t xml:space="preserve"> diese bereits zu erkennen. </w:t>
-      </w:r>
-      <w:r>
-        <w:t>Die manuelle Pflege von API-Endpunkten erwies sich als fehleranfällig</w:t>
-      </w:r>
-      <w:r>
-        <w:t xml:space="preserve">. Daher sollte in Zukunft auf </w:t>
-      </w:r>
-      <w:r>
-        <w:t xml:space="preserve"> </w:t>
-      </w:r>
-      <w:r>
-        <w:t xml:space="preserve">Bibliotheken wie </w:t>
-      </w:r>
-      <w:r>
-        <w:t>die Integration von OpenAPI/Swagger</w:t>
-      </w:r>
-      <w:r>
-        <w:t xml:space="preserve"> geachtet werden</w:t>
+    </w:p>
+    <w:p>
+      <w:r>
+        <w:t>Das Projekt zeigt auf</w:t>
+      </w:r>
+      <w:r>
+        <w:t>,</w:t>
+      </w:r>
+      <w:r>
+        <w:t xml:space="preserve"> wie wichtig ressourceneffizientes Webentwicklung funktioniert. Es veranschaulicht, wie iterative Problembewältigung </w:t>
+      </w:r>
+      <w:r>
+        <w:t>gelingt</w:t>
+      </w:r>
+      <w:r>
+        <w:t xml:space="preserve"> und wie man eine stabile Basis schafft. </w:t>
+      </w:r>
+      <w:r>
+        <w:t>Die gewonnenen Erkenntnisse</w:t>
+      </w:r>
+      <w:r>
+        <w:t>,</w:t>
+      </w:r>
+      <w:r>
+        <w:t xml:space="preserve"> insbesondere zu Sicherheitsautomatisierung, Code-Modularisierung und agiler Fehlerkultur</w:t>
+      </w:r>
+      <w:r>
+        <w:t>,</w:t>
+      </w:r>
+      <w:r>
+        <w:t xml:space="preserve"> bilden einen wertvollen Leitfaden für zukünftige </w:t>
+      </w:r>
+      <w:r>
+        <w:t>Projekte</w:t>
       </w:r>
       <w:r>
         <w:t xml:space="preserve">. </w:t>
       </w:r>
     </w:p>
-    <w:p/>
-    <w:p>
-      <w:pPr>
-        <w:pStyle w:val="berschrift3"/>
-      </w:pPr>
-      <w:bookmarkStart w:id="47" w:name="_Toc193973835"/>
-      <w:r>
-        <w:t>Architektonische Reflexion und Ausblick</w:t>
-      </w:r>
-      <w:bookmarkEnd w:id="47"/>
-    </w:p>
-    <w:p>
-      <w:r>
-        <w:t xml:space="preserve">Die Entscheidung für SQLite in der Entwicklungsphase beschleunigte zwar Iterationen, limitierte jedoch die Datenpersistenz bei Schemaänderungen. </w:t>
-      </w:r>
-      <w:r>
-        <w:t>Daher zeigte sich das die Integration von Bibliotheken wie Flask-Migrate sinnvoll ist um in solchen fällen den Datenverlust zu vermeiden.</w:t>
-      </w:r>
-    </w:p>
-    <w:p>
-      <w:pPr>
-        <w:pStyle w:val="berschrift3"/>
-      </w:pPr>
-      <w:bookmarkStart w:id="48" w:name="_Toc193973836"/>
-      <w:r>
-        <w:t>Resümee</w:t>
-      </w:r>
-      <w:bookmarkEnd w:id="48"/>
-    </w:p>
-    <w:p>
-      <w:r>
-        <w:t xml:space="preserve">Das Projekt zeigt auf wie wichtig ressourceneffizientes Webentwicklung funktioniert. Es veranschaulicht, wie iterative Problembewältigung Funktioniert und wie man eine stabile Basis schafft. </w:t>
-      </w:r>
-      <w:r>
-        <w:t xml:space="preserve">Die gewonnenen Erkenntnisse insbesondere zu Sicherheitsautomatisierung, Code-Modularisierung und agiler Fehlerkultur bilden einen wertvollen Leitfaden für zukünftige </w:t>
-      </w:r>
-      <w:r>
-        <w:t>Projekte</w:t>
-      </w:r>
-      <w:r>
-        <w:t xml:space="preserve">. </w:t>
-      </w:r>
-      <w:r>
-        <w:br w:type="page"/>
-      </w:r>
-    </w:p>
     <w:p>
       <w:pPr>
         <w:pStyle w:val="berschrift1"/>
-      </w:pPr>
-      <w:bookmarkStart w:id="49" w:name="_Toc193973837"/>
+        <w:sectPr>
+          <w:footerReference w:type="default" r:id="rId13"/>
+          <w:pgSz w:w="11906" w:h="16838"/>
+          <w:pgMar w:top="1417" w:right="1417" w:bottom="1134" w:left="1417" w:header="708" w:footer="708" w:gutter="0"/>
+          <w:pgNumType w:start="1"/>
+          <w:cols w:space="708"/>
+          <w:docGrid w:linePitch="360"/>
+        </w:sectPr>
+      </w:pPr>
+    </w:p>
+    <w:p>
+      <w:pPr>
+        <w:pStyle w:val="berschrift1"/>
+      </w:pPr>
+      <w:bookmarkStart w:id="47" w:name="_Toc193995146"/>
       <w:r>
         <w:lastRenderedPageBreak/>
         <w:t>Anhang</w:t>
       </w:r>
-      <w:bookmarkEnd w:id="49"/>
+      <w:bookmarkEnd w:id="47"/>
       <w:r>
         <w:t xml:space="preserve"> </w:t>
       </w:r>
@@ -10972,14 +11142,14 @@
       <w:pPr>
         <w:pStyle w:val="berschrift2"/>
       </w:pPr>
-      <w:bookmarkStart w:id="50" w:name="_Toc193973838"/>
+      <w:bookmarkStart w:id="48" w:name="_Toc193995147"/>
       <w:r>
         <w:t>Quellenverzeichnis:</w:t>
       </w:r>
-      <w:bookmarkEnd w:id="50"/>
-    </w:p>
-    <w:p>
-      <w:hyperlink r:id="rId9" w:tgtFrame="_blank" w:history="1">
+      <w:bookmarkEnd w:id="48"/>
+    </w:p>
+    <w:p>
+      <w:hyperlink r:id="rId14" w:tgtFrame="_blank" w:history="1">
         <w:r>
           <w:rPr>
             <w:rStyle w:val="Hyperlink"/>
@@ -10997,7 +11167,7 @@
           <w:lang w:val="en-US"/>
         </w:rPr>
       </w:pPr>
-      <w:hyperlink r:id="rId10" w:anchor="a-minimal-application" w:history="1">
+      <w:hyperlink r:id="rId15" w:anchor="a-minimal-application" w:history="1">
         <w:r>
           <w:rPr>
             <w:rStyle w:val="Hyperlink"/>
@@ -11019,7 +11189,7 @@
           <w:lang w:val="en-US"/>
         </w:rPr>
       </w:pPr>
-      <w:hyperlink r:id="rId11" w:history="1">
+      <w:hyperlink r:id="rId16" w:history="1">
         <w:r>
           <w:rPr>
             <w:rStyle w:val="Hyperlink"/>
@@ -11047,7 +11217,7 @@
         </w:rPr>
         <w:t xml:space="preserve">UML-Diagramme </w:t>
       </w:r>
-      <w:hyperlink r:id="rId12" w:history="1">
+      <w:hyperlink r:id="rId17" w:history="1">
         <w:r>
           <w:rPr>
             <w:rStyle w:val="Hyperlink"/>
@@ -11076,14 +11246,14 @@
           <w:rStyle w:val="berschrift3Zchn"/>
         </w:rPr>
       </w:pPr>
-      <w:bookmarkStart w:id="51" w:name="_Toc193973839"/>
+      <w:bookmarkStart w:id="49" w:name="_Toc193995148"/>
       <w:r>
         <w:rPr>
           <w:rStyle w:val="berschrift2Zchn"/>
         </w:rPr>
         <w:t>Buch Quellen</w:t>
       </w:r>
-      <w:bookmarkEnd w:id="51"/>
+      <w:bookmarkEnd w:id="49"/>
       <w:r>
         <w:br/>
       </w:r>
@@ -11095,6 +11265,11 @@
       </w:r>
     </w:p>
     <w:p>
+      <w:pPr>
+        <w:rPr>
+          <w:lang w:val="en-US"/>
+        </w:rPr>
+      </w:pPr>
       <w:r>
         <w:t>Stouffer, M. (2022).</w:t>
       </w:r>
@@ -11131,24 +11306,43 @@
         <w:rPr>
           <w:i/>
           <w:iCs/>
+          <w:lang w:val="en-US"/>
         </w:rPr>
         <w:t>Relevanz</w:t>
       </w:r>
       <w:r>
+        <w:rPr>
+          <w:lang w:val="en-US"/>
+        </w:rPr>
         <w:t>: Design von RESTful APIs, Token-basiertes Auth, Fehlerhandling.</w:t>
       </w:r>
     </w:p>
-    <w:p/>
+    <w:p>
+      <w:pPr>
+        <w:rPr>
+          <w:lang w:val="en-US"/>
+        </w:rPr>
+      </w:pPr>
+    </w:p>
     <w:p>
       <w:pPr>
         <w:pStyle w:val="berschrift3"/>
-      </w:pPr>
-      <w:bookmarkStart w:id="52" w:name="_Toc193973840"/>
-      <w:r>
+        <w:rPr>
+          <w:lang w:val="en-US"/>
+        </w:rPr>
+      </w:pPr>
+      <w:bookmarkStart w:id="50" w:name="_Toc193995149"/>
+      <w:r>
+        <w:rPr>
+          <w:lang w:val="en-US"/>
+        </w:rPr>
         <w:t>Sicherheit</w:t>
       </w:r>
-      <w:bookmarkEnd w:id="52"/>
-      <w:r>
+      <w:bookmarkEnd w:id="50"/>
+      <w:r>
+        <w:rPr>
+          <w:lang w:val="en-US"/>
+        </w:rPr>
         <w:t xml:space="preserve"> </w:t>
       </w:r>
     </w:p>
@@ -11159,19 +11353,29 @@
         </w:rPr>
       </w:pPr>
       <w:r>
+        <w:rPr>
+          <w:lang w:val="en-US"/>
+        </w:rPr>
         <w:t>McDonald, M</w:t>
       </w:r>
       <w:r>
         <w:rPr>
           <w:b/>
           <w:bCs/>
+          <w:lang w:val="en-US"/>
         </w:rPr>
         <w:t>.</w:t>
       </w:r>
       <w:r>
+        <w:rPr>
+          <w:lang w:val="en-US"/>
+        </w:rPr>
         <w:t> (2020).</w:t>
       </w:r>
       <w:r>
+        <w:rPr>
+          <w:lang w:val="en-US"/>
+        </w:rPr>
         <w:br/>
       </w:r>
       <w:r>
@@ -11226,11 +11430,11 @@
       <w:pPr>
         <w:pStyle w:val="berschrift3"/>
       </w:pPr>
-      <w:bookmarkStart w:id="53" w:name="_Toc193973841"/>
+      <w:bookmarkStart w:id="51" w:name="_Toc193995150"/>
       <w:r>
         <w:t>Code für Uml-Diagramme</w:t>
       </w:r>
-      <w:bookmarkEnd w:id="53"/>
+      <w:bookmarkEnd w:id="51"/>
       <w:r>
         <w:t xml:space="preserve"> </w:t>
       </w:r>
@@ -11305,32 +11509,1051 @@
     <w:p/>
     <w:p>
       <w:r>
+        <w:lastRenderedPageBreak/>
         <w:t>Rel(Benutzer, Storefront, "Verwendet", "HTTP (GET/POST) via JSON-API")</w:t>
       </w:r>
     </w:p>
     <w:p>
       <w:r>
+        <w:t>Rel(Storefront, BFF, "Sendet Anfragen an", "HTTP (JSON-API)")</w:t>
+      </w:r>
+    </w:p>
+    <w:p>
+      <w:r>
+        <w:t>Rel(BFF, SQLite, "Liest und schreibt Daten", "SQL-Alchemy (ORM)")</w:t>
+      </w:r>
+    </w:p>
+    <w:p>
+      <w:r>
+        <w:t>Rel(SQLite, BFF, "Antwortet auf Anfragen", "SQL-Alchemy (ORM)")</w:t>
+      </w:r>
+    </w:p>
+    <w:p>
+      <w:r>
+        <w:t>Rel(Benutzer, BFF, "Validiert Token", "Cookie-basiert")</w:t>
+      </w:r>
+    </w:p>
+    <w:p/>
+    <w:p>
+      <w:r>
+        <w:t>@enduml</w:t>
+      </w:r>
+    </w:p>
+    <w:p>
+      <w:pPr>
+        <w:pStyle w:val="berschrift4"/>
+      </w:pPr>
+      <w:r>
+        <w:t>UML-Code Diagramm 2</w:t>
+      </w:r>
+    </w:p>
+    <w:p>
+      <w:r>
+        <w:t>@startuml</w:t>
+      </w:r>
+    </w:p>
+    <w:p>
+      <w:r>
+        <w:t>class User {</w:t>
+      </w:r>
+    </w:p>
+    <w:p>
+      <w:pPr>
+        <w:rPr>
+          <w:lang w:val="en-US"/>
+        </w:rPr>
+      </w:pPr>
+      <w:r>
+        <w:t xml:space="preserve">  </w:t>
+      </w:r>
+      <w:r>
+        <w:rPr>
+          <w:lang w:val="en-US"/>
+        </w:rPr>
+        <w:t>- Integer id</w:t>
+      </w:r>
+    </w:p>
+    <w:p>
+      <w:pPr>
+        <w:rPr>
+          <w:lang w:val="en-US"/>
+        </w:rPr>
+      </w:pPr>
+      <w:r>
+        <w:rPr>
+          <w:lang w:val="en-US"/>
+        </w:rPr>
+        <w:t xml:space="preserve">  - String username</w:t>
+      </w:r>
+    </w:p>
+    <w:p>
+      <w:pPr>
+        <w:rPr>
+          <w:lang w:val="en-US"/>
+        </w:rPr>
+      </w:pPr>
+      <w:r>
+        <w:rPr>
+          <w:lang w:val="en-US"/>
+        </w:rPr>
+        <w:t xml:space="preserve">  - String usermail</w:t>
+      </w:r>
+    </w:p>
+    <w:p>
+      <w:pPr>
+        <w:rPr>
+          <w:lang w:val="en-US"/>
+        </w:rPr>
+      </w:pPr>
+      <w:r>
+        <w:rPr>
+          <w:lang w:val="en-US"/>
+        </w:rPr>
+        <w:t xml:space="preserve">  - String password_hash</w:t>
+      </w:r>
+    </w:p>
+    <w:p>
+      <w:pPr>
+        <w:rPr>
+          <w:lang w:val="en-US"/>
+        </w:rPr>
+      </w:pPr>
+      <w:r>
+        <w:rPr>
+          <w:lang w:val="en-US"/>
+        </w:rPr>
+        <w:t xml:space="preserve">  - Boolean is_active_user</w:t>
+      </w:r>
+    </w:p>
+    <w:p>
+      <w:pPr>
+        <w:rPr>
+          <w:lang w:val="en-US"/>
+        </w:rPr>
+      </w:pPr>
+      <w:r>
+        <w:rPr>
+          <w:lang w:val="en-US"/>
+        </w:rPr>
+        <w:t xml:space="preserve">  --</w:t>
+      </w:r>
+    </w:p>
+    <w:p>
+      <w:pPr>
+        <w:rPr>
+          <w:lang w:val="en-US"/>
+        </w:rPr>
+      </w:pPr>
+      <w:r>
+        <w:rPr>
+          <w:lang w:val="en-US"/>
+        </w:rPr>
+        <w:t xml:space="preserve">  + set_password()</w:t>
+      </w:r>
+    </w:p>
+    <w:p>
+      <w:pPr>
+        <w:rPr>
+          <w:lang w:val="en-US"/>
+        </w:rPr>
+      </w:pPr>
+      <w:r>
+        <w:rPr>
+          <w:lang w:val="en-US"/>
+        </w:rPr>
+        <w:t xml:space="preserve">  + check_password()</w:t>
+      </w:r>
+    </w:p>
+    <w:p>
+      <w:pPr>
+        <w:rPr>
+          <w:lang w:val="en-US"/>
+        </w:rPr>
+      </w:pPr>
+      <w:r>
+        <w:rPr>
+          <w:lang w:val="en-US"/>
+        </w:rPr>
+        <w:t xml:space="preserve">  + is_active()</w:t>
+      </w:r>
+    </w:p>
+    <w:p>
+      <w:pPr>
+        <w:rPr>
+          <w:lang w:val="en-US"/>
+        </w:rPr>
+      </w:pPr>
+      <w:r>
+        <w:rPr>
+          <w:lang w:val="en-US"/>
+        </w:rPr>
+        <w:t xml:space="preserve">  + get_id()</w:t>
+      </w:r>
+    </w:p>
+    <w:p>
+      <w:pPr>
+        <w:rPr>
+          <w:lang w:val="en-US"/>
+        </w:rPr>
+      </w:pPr>
+      <w:r>
+        <w:rPr>
+          <w:lang w:val="en-US"/>
+        </w:rPr>
+        <w:t xml:space="preserve">  + is_authenticated()</w:t>
+      </w:r>
+    </w:p>
+    <w:p>
+      <w:pPr>
+        <w:rPr>
+          <w:lang w:val="en-US"/>
+        </w:rPr>
+      </w:pPr>
+      <w:r>
+        <w:rPr>
+          <w:lang w:val="en-US"/>
+        </w:rPr>
+        <w:t xml:space="preserve">  + has_token()</w:t>
+      </w:r>
+    </w:p>
+    <w:p>
+      <w:pPr>
+        <w:rPr>
+          <w:lang w:val="en-US"/>
+        </w:rPr>
+      </w:pPr>
+      <w:r>
+        <w:rPr>
+          <w:lang w:val="en-US"/>
+        </w:rPr>
+        <w:t>}</w:t>
+      </w:r>
+    </w:p>
+    <w:p>
+      <w:pPr>
+        <w:rPr>
+          <w:lang w:val="en-US"/>
+        </w:rPr>
+      </w:pPr>
+    </w:p>
+    <w:p>
+      <w:pPr>
+        <w:rPr>
+          <w:lang w:val="en-US"/>
+        </w:rPr>
+      </w:pPr>
+      <w:r>
+        <w:rPr>
+          <w:lang w:val="en-US"/>
+        </w:rPr>
+        <w:t>class Topic {</w:t>
+      </w:r>
+    </w:p>
+    <w:p>
+      <w:pPr>
+        <w:rPr>
+          <w:lang w:val="en-US"/>
+        </w:rPr>
+      </w:pPr>
+      <w:r>
+        <w:rPr>
+          <w:lang w:val="en-US"/>
+        </w:rPr>
+        <w:t xml:space="preserve">  - Integer id</w:t>
+      </w:r>
+    </w:p>
+    <w:p>
+      <w:pPr>
+        <w:rPr>
+          <w:lang w:val="en-US"/>
+        </w:rPr>
+      </w:pPr>
+      <w:r>
+        <w:rPr>
+          <w:lang w:val="en-US"/>
+        </w:rPr>
+        <w:t xml:space="preserve">  - String name</w:t>
+      </w:r>
+    </w:p>
+    <w:p>
+      <w:pPr>
+        <w:rPr>
+          <w:lang w:val="en-US"/>
+        </w:rPr>
+      </w:pPr>
+      <w:r>
+        <w:rPr>
+          <w:lang w:val="en-US"/>
+        </w:rPr>
+        <w:t xml:space="preserve">  - String priority</w:t>
+      </w:r>
+    </w:p>
+    <w:p>
+      <w:pPr>
+        <w:rPr>
+          <w:lang w:val="en-US"/>
+        </w:rPr>
+      </w:pPr>
+      <w:r>
+        <w:rPr>
+          <w:lang w:val="en-US"/>
+        </w:rPr>
+        <w:t xml:space="preserve">  - Integer user_id</w:t>
+      </w:r>
+    </w:p>
+    <w:p>
+      <w:pPr>
+        <w:rPr>
+          <w:lang w:val="en-US"/>
+        </w:rPr>
+      </w:pPr>
+      <w:r>
+        <w:rPr>
+          <w:lang w:val="en-US"/>
+        </w:rPr>
+        <w:t xml:space="preserve">  --</w:t>
+      </w:r>
+    </w:p>
+    <w:p>
+      <w:pPr>
+        <w:rPr>
+          <w:lang w:val="en-US"/>
+        </w:rPr>
+      </w:pPr>
+      <w:r>
+        <w:rPr>
+          <w:lang w:val="en-US"/>
+        </w:rPr>
+        <w:t xml:space="preserve">  + to_dict()</w:t>
+      </w:r>
+    </w:p>
+    <w:p>
+      <w:pPr>
+        <w:rPr>
+          <w:lang w:val="en-US"/>
+        </w:rPr>
+      </w:pPr>
+      <w:r>
+        <w:rPr>
+          <w:lang w:val="en-US"/>
+        </w:rPr>
+        <w:t>}</w:t>
+      </w:r>
+    </w:p>
+    <w:p>
+      <w:pPr>
+        <w:rPr>
+          <w:lang w:val="en-US"/>
+        </w:rPr>
+      </w:pPr>
+    </w:p>
+    <w:p>
+      <w:pPr>
+        <w:rPr>
+          <w:lang w:val="en-US"/>
+        </w:rPr>
+      </w:pPr>
+      <w:r>
+        <w:rPr>
+          <w:lang w:val="en-US"/>
+        </w:rPr>
+        <w:t>class LearningGoal {</w:t>
+      </w:r>
+    </w:p>
+    <w:p>
+      <w:pPr>
+        <w:rPr>
+          <w:lang w:val="en-US"/>
+        </w:rPr>
+      </w:pPr>
+      <w:r>
+        <w:rPr>
+          <w:lang w:val="en-US"/>
+        </w:rPr>
+        <w:t xml:space="preserve">  - Integer id</w:t>
+      </w:r>
+    </w:p>
+    <w:p>
+      <w:pPr>
+        <w:rPr>
+          <w:lang w:val="en-US"/>
+        </w:rPr>
+      </w:pPr>
+      <w:r>
+        <w:rPr>
+          <w:lang w:val="en-US"/>
+        </w:rPr>
+        <w:t xml:space="preserve">  - Integer topic_id</w:t>
+      </w:r>
+    </w:p>
+    <w:p>
+      <w:pPr>
+        <w:rPr>
+          <w:lang w:val="en-US"/>
+        </w:rPr>
+      </w:pPr>
+      <w:r>
+        <w:rPr>
+          <w:lang w:val="en-US"/>
+        </w:rPr>
+        <w:t xml:space="preserve">  - String description</w:t>
+      </w:r>
+    </w:p>
+    <w:p>
+      <w:pPr>
+        <w:rPr>
+          <w:lang w:val="en-US"/>
+        </w:rPr>
+      </w:pPr>
+      <w:r>
+        <w:rPr>
+          <w:lang w:val="en-US"/>
+        </w:rPr>
+        <w:t xml:space="preserve">  - String deadline</w:t>
+      </w:r>
+    </w:p>
+    <w:p>
+      <w:pPr>
+        <w:rPr>
+          <w:lang w:val="en-US"/>
+        </w:rPr>
+      </w:pPr>
+      <w:r>
+        <w:rPr>
+          <w:lang w:val="en-US"/>
+        </w:rPr>
+        <w:t xml:space="preserve">  - Integer user_id</w:t>
+      </w:r>
+    </w:p>
+    <w:p>
+      <w:pPr>
+        <w:rPr>
+          <w:lang w:val="en-US"/>
+        </w:rPr>
+      </w:pPr>
+      <w:r>
+        <w:rPr>
+          <w:lang w:val="en-US"/>
+        </w:rPr>
+        <w:t xml:space="preserve">  --</w:t>
+      </w:r>
+    </w:p>
+    <w:p>
+      <w:pPr>
+        <w:rPr>
+          <w:lang w:val="en-US"/>
+        </w:rPr>
+      </w:pPr>
+      <w:r>
+        <w:rPr>
+          <w:lang w:val="en-US"/>
+        </w:rPr>
+        <w:t xml:space="preserve">  + to_dict()</w:t>
+      </w:r>
+    </w:p>
+    <w:p>
+      <w:pPr>
+        <w:rPr>
+          <w:lang w:val="en-US"/>
+        </w:rPr>
+      </w:pPr>
+      <w:r>
+        <w:rPr>
+          <w:lang w:val="en-US"/>
+        </w:rPr>
+        <w:t>}</w:t>
+      </w:r>
+    </w:p>
+    <w:p>
+      <w:pPr>
+        <w:rPr>
+          <w:lang w:val="en-US"/>
+        </w:rPr>
+      </w:pPr>
+    </w:p>
+    <w:p>
+      <w:pPr>
+        <w:rPr>
+          <w:lang w:val="en-US"/>
+        </w:rPr>
+      </w:pPr>
+      <w:r>
+        <w:rPr>
+          <w:lang w:val="en-US"/>
+        </w:rPr>
+        <w:t>class StudyMethod {</w:t>
+      </w:r>
+    </w:p>
+    <w:p>
+      <w:pPr>
+        <w:rPr>
+          <w:lang w:val="en-US"/>
+        </w:rPr>
+      </w:pPr>
+      <w:r>
+        <w:rPr>
+          <w:lang w:val="en-US"/>
+        </w:rPr>
+        <w:t xml:space="preserve">  - Integer id</w:t>
+      </w:r>
+    </w:p>
+    <w:p>
+      <w:pPr>
+        <w:rPr>
+          <w:lang w:val="en-US"/>
+        </w:rPr>
+      </w:pPr>
+      <w:r>
+        <w:rPr>
+          <w:lang w:val="en-US"/>
+        </w:rPr>
+        <w:t xml:space="preserve">  - String method_type</w:t>
+      </w:r>
+    </w:p>
+    <w:p>
+      <w:pPr>
+        <w:rPr>
+          <w:lang w:val="en-US"/>
+        </w:rPr>
+      </w:pPr>
+      <w:r>
+        <w:rPr>
+          <w:lang w:val="en-US"/>
+        </w:rPr>
+        <w:t xml:space="preserve">  - Text content</w:t>
+      </w:r>
+    </w:p>
+    <w:p>
+      <w:pPr>
+        <w:rPr>
+          <w:lang w:val="en-US"/>
+        </w:rPr>
+      </w:pPr>
+      <w:r>
+        <w:rPr>
+          <w:lang w:val="en-US"/>
+        </w:rPr>
+        <w:t xml:space="preserve">  - Integer goal_id</w:t>
+      </w:r>
+    </w:p>
+    <w:p>
+      <w:pPr>
+        <w:rPr>
+          <w:lang w:val="en-US"/>
+        </w:rPr>
+      </w:pPr>
+      <w:r>
+        <w:rPr>
+          <w:lang w:val="en-US"/>
+        </w:rPr>
+        <w:t xml:space="preserve">  - DateTime created_at</w:t>
+      </w:r>
+    </w:p>
+    <w:p>
+      <w:pPr>
+        <w:rPr>
+          <w:lang w:val="en-US"/>
+        </w:rPr>
+      </w:pPr>
+      <w:r>
+        <w:rPr>
+          <w:lang w:val="en-US"/>
+        </w:rPr>
+        <w:t xml:space="preserve">  --</w:t>
+      </w:r>
+    </w:p>
+    <w:p>
+      <w:pPr>
+        <w:rPr>
+          <w:lang w:val="en-US"/>
+        </w:rPr>
+      </w:pPr>
+      <w:r>
+        <w:rPr>
+          <w:lang w:val="en-US"/>
+        </w:rPr>
+        <w:t xml:space="preserve">  + to_dict()</w:t>
+      </w:r>
+    </w:p>
+    <w:p>
+      <w:pPr>
+        <w:rPr>
+          <w:lang w:val="en-US"/>
+        </w:rPr>
+      </w:pPr>
+      <w:r>
+        <w:rPr>
+          <w:lang w:val="en-US"/>
+        </w:rPr>
+        <w:t>}</w:t>
+      </w:r>
+    </w:p>
+    <w:p>
+      <w:pPr>
+        <w:rPr>
+          <w:lang w:val="en-US"/>
+        </w:rPr>
+      </w:pPr>
+    </w:p>
+    <w:p>
+      <w:pPr>
+        <w:rPr>
+          <w:lang w:val="en-US"/>
+        </w:rPr>
+      </w:pPr>
+      <w:r>
+        <w:rPr>
+          <w:lang w:val="en-US"/>
+        </w:rPr>
+        <w:t>class Token {</w:t>
+      </w:r>
+    </w:p>
+    <w:p>
+      <w:pPr>
+        <w:rPr>
+          <w:lang w:val="en-US"/>
+        </w:rPr>
+      </w:pPr>
+      <w:r>
+        <w:rPr>
+          <w:lang w:val="en-US"/>
+        </w:rPr>
+        <w:t xml:space="preserve">  - Integer id</w:t>
+      </w:r>
+    </w:p>
+    <w:p>
+      <w:r>
+        <w:rPr>
+          <w:lang w:val="en-US"/>
+        </w:rPr>
+        <w:t xml:space="preserve">  </w:t>
+      </w:r>
+      <w:r>
+        <w:t>- String token</w:t>
+      </w:r>
+    </w:p>
+    <w:p>
+      <w:r>
+        <w:t xml:space="preserve">  - DateTime token_erstelldatum</w:t>
+      </w:r>
+    </w:p>
+    <w:p>
+      <w:r>
+        <w:t xml:space="preserve">  - Integer user_id</w:t>
+      </w:r>
+    </w:p>
+    <w:p>
+      <w:pPr>
+        <w:rPr>
+          <w:lang w:val="en-US"/>
+        </w:rPr>
+      </w:pPr>
+      <w:r>
+        <w:rPr>
+          <w:lang w:val="en-US"/>
+        </w:rPr>
+        <w:t>}</w:t>
+      </w:r>
+    </w:p>
+    <w:p>
+      <w:pPr>
+        <w:rPr>
+          <w:lang w:val="en-US"/>
+        </w:rPr>
+      </w:pPr>
+    </w:p>
+    <w:p>
+      <w:pPr>
+        <w:rPr>
+          <w:lang w:val="en-US"/>
+        </w:rPr>
+      </w:pPr>
+      <w:r>
+        <w:rPr>
+          <w:lang w:val="en-US"/>
+        </w:rPr>
+        <w:t>class TokenManager {</w:t>
+      </w:r>
+    </w:p>
+    <w:p>
+      <w:pPr>
+        <w:rPr>
+          <w:lang w:val="en-US"/>
+        </w:rPr>
+      </w:pPr>
+      <w:r>
+        <w:rPr>
+          <w:lang w:val="en-US"/>
+        </w:rPr>
+        <w:t xml:space="preserve">  - int token_lifetime</w:t>
+      </w:r>
+    </w:p>
+    <w:p>
+      <w:pPr>
+        <w:rPr>
+          <w:lang w:val="en-US"/>
+        </w:rPr>
+      </w:pPr>
+      <w:r>
+        <w:rPr>
+          <w:lang w:val="en-US"/>
+        </w:rPr>
+        <w:t xml:space="preserve">  --</w:t>
+      </w:r>
+    </w:p>
+    <w:p>
+      <w:pPr>
+        <w:rPr>
+          <w:lang w:val="en-US"/>
+        </w:rPr>
+      </w:pPr>
+      <w:r>
+        <w:rPr>
+          <w:lang w:val="en-US"/>
+        </w:rPr>
         <w:lastRenderedPageBreak/>
-        <w:t>Rel(Storefront, BFF, "Sendet Anfragen an", "HTTP (JSON-API)")</w:t>
-      </w:r>
-    </w:p>
-    <w:p>
-      <w:r>
-        <w:t>Rel(BFF, SQLite, "Liest und schreibt Daten", "SQL-Alchemy (ORM)")</w:t>
-      </w:r>
-    </w:p>
-    <w:p>
-      <w:r>
-        <w:t>Rel(SQLite, BFF, "Antwortet auf Anfragen", "SQL-Alchemy (ORM)")</w:t>
-      </w:r>
-    </w:p>
-    <w:p>
-      <w:r>
-        <w:t>Rel(Benutzer, BFF, "Validiert Token", "Cookie-basiert")</w:t>
+        <w:t xml:space="preserve">  + generate_token()</w:t>
+      </w:r>
+    </w:p>
+    <w:p>
+      <w:pPr>
+        <w:rPr>
+          <w:lang w:val="en-US"/>
+        </w:rPr>
+      </w:pPr>
+      <w:r>
+        <w:rPr>
+          <w:lang w:val="en-US"/>
+        </w:rPr>
+        <w:t xml:space="preserve">  + is_token_valid()</w:t>
+      </w:r>
+    </w:p>
+    <w:p>
+      <w:pPr>
+        <w:rPr>
+          <w:lang w:val="en-US"/>
+        </w:rPr>
+      </w:pPr>
+      <w:r>
+        <w:rPr>
+          <w:lang w:val="en-US"/>
+        </w:rPr>
+        <w:t xml:space="preserve">  + get_or_create_token()</w:t>
+      </w:r>
+    </w:p>
+    <w:p>
+      <w:pPr>
+        <w:rPr>
+          <w:lang w:val="en-US"/>
+        </w:rPr>
+      </w:pPr>
+      <w:r>
+        <w:rPr>
+          <w:lang w:val="en-US"/>
+        </w:rPr>
+        <w:t xml:space="preserve">  + delete_token()</w:t>
+      </w:r>
+    </w:p>
+    <w:p>
+      <w:pPr>
+        <w:rPr>
+          <w:lang w:val="en-US"/>
+        </w:rPr>
+      </w:pPr>
+      <w:r>
+        <w:rPr>
+          <w:lang w:val="en-US"/>
+        </w:rPr>
+        <w:t>}</w:t>
+      </w:r>
+    </w:p>
+    <w:p>
+      <w:pPr>
+        <w:rPr>
+          <w:lang w:val="en-US"/>
+        </w:rPr>
+      </w:pPr>
+    </w:p>
+    <w:p>
+      <w:pPr>
+        <w:rPr>
+          <w:lang w:val="en-US"/>
+        </w:rPr>
+      </w:pPr>
+      <w:r>
+        <w:rPr>
+          <w:lang w:val="en-US"/>
+        </w:rPr>
+        <w:t>class Config {</w:t>
+      </w:r>
+    </w:p>
+    <w:p>
+      <w:pPr>
+        <w:rPr>
+          <w:lang w:val="en-US"/>
+        </w:rPr>
+      </w:pPr>
+      <w:r>
+        <w:rPr>
+          <w:lang w:val="en-US"/>
+        </w:rPr>
+        <w:t xml:space="preserve">  - String BASE_DIR</w:t>
+      </w:r>
+    </w:p>
+    <w:p>
+      <w:pPr>
+        <w:rPr>
+          <w:lang w:val="en-US"/>
+        </w:rPr>
+      </w:pPr>
+      <w:r>
+        <w:rPr>
+          <w:lang w:val="en-US"/>
+        </w:rPr>
+        <w:t xml:space="preserve">  - String SQLALCHEMY_DATABASE_URI</w:t>
+      </w:r>
+    </w:p>
+    <w:p>
+      <w:pPr>
+        <w:rPr>
+          <w:lang w:val="en-US"/>
+        </w:rPr>
+      </w:pPr>
+      <w:r>
+        <w:rPr>
+          <w:lang w:val="en-US"/>
+        </w:rPr>
+        <w:t xml:space="preserve">  - String SECRET_KEY</w:t>
+      </w:r>
+    </w:p>
+    <w:p>
+      <w:pPr>
+        <w:rPr>
+          <w:lang w:val="en-US"/>
+        </w:rPr>
+      </w:pPr>
+      <w:r>
+        <w:rPr>
+          <w:lang w:val="en-US"/>
+        </w:rPr>
+        <w:t>}</w:t>
+      </w:r>
+    </w:p>
+    <w:p>
+      <w:pPr>
+        <w:rPr>
+          <w:lang w:val="en-US"/>
+        </w:rPr>
+      </w:pPr>
+    </w:p>
+    <w:p>
+      <w:pPr>
+        <w:rPr>
+          <w:lang w:val="en-US"/>
+        </w:rPr>
+      </w:pPr>
+      <w:r>
+        <w:rPr>
+          <w:lang w:val="en-US"/>
+        </w:rPr>
+        <w:t>class FlaskApp {</w:t>
+      </w:r>
+    </w:p>
+    <w:p>
+      <w:pPr>
+        <w:rPr>
+          <w:lang w:val="en-US"/>
+        </w:rPr>
+      </w:pPr>
+      <w:r>
+        <w:rPr>
+          <w:lang w:val="en-US"/>
+        </w:rPr>
+        <w:t xml:space="preserve">  - Flask app</w:t>
+      </w:r>
+    </w:p>
+    <w:p>
+      <w:pPr>
+        <w:rPr>
+          <w:lang w:val="en-US"/>
+        </w:rPr>
+      </w:pPr>
+      <w:r>
+        <w:rPr>
+          <w:lang w:val="en-US"/>
+        </w:rPr>
+        <w:t xml:space="preserve">  - SQLAlchemy db</w:t>
+      </w:r>
+    </w:p>
+    <w:p>
+      <w:pPr>
+        <w:rPr>
+          <w:lang w:val="en-US"/>
+        </w:rPr>
+      </w:pPr>
+      <w:r>
+        <w:rPr>
+          <w:lang w:val="en-US"/>
+        </w:rPr>
+        <w:t xml:space="preserve">  </w:t>
+      </w:r>
+      <w:r>
+        <w:rPr>
+          <w:lang w:val="en-US"/>
+        </w:rPr>
+        <w:t>--</w:t>
+      </w:r>
+    </w:p>
+    <w:p>
+      <w:pPr>
+        <w:rPr>
+          <w:lang w:val="en-US"/>
+        </w:rPr>
+      </w:pPr>
+      <w:r>
+        <w:rPr>
+          <w:lang w:val="en-US"/>
+        </w:rPr>
+        <w:t xml:space="preserve">  + main(): void</w:t>
+      </w:r>
+    </w:p>
+    <w:p>
+      <w:r>
+        <w:t>}</w:t>
       </w:r>
     </w:p>
     <w:p/>
     <w:p>
+      <w:r>
+        <w:t>class RunPy {</w:t>
+      </w:r>
+    </w:p>
+    <w:p>
+      <w:r>
+        <w:t>}</w:t>
+      </w:r>
+    </w:p>
+    <w:p/>
+    <w:p>
+      <w:r>
+        <w:t>' Beziehungen zwischen Entitäten</w:t>
+      </w:r>
+    </w:p>
+    <w:p>
+      <w:pPr>
+        <w:rPr>
+          <w:lang w:val="en-US"/>
+        </w:rPr>
+      </w:pPr>
+      <w:r>
+        <w:rPr>
+          <w:lang w:val="en-US"/>
+        </w:rPr>
+        <w:t>User "1" -- "1..*" Topic : owns</w:t>
+      </w:r>
+    </w:p>
+    <w:p>
+      <w:pPr>
+        <w:rPr>
+          <w:lang w:val="en-US"/>
+        </w:rPr>
+      </w:pPr>
+      <w:r>
+        <w:rPr>
+          <w:lang w:val="en-US"/>
+        </w:rPr>
+        <w:t>Topic "1" -- "1..*" LearningGoal : includes</w:t>
+      </w:r>
+    </w:p>
+    <w:p>
+      <w:pPr>
+        <w:rPr>
+          <w:lang w:val="en-US"/>
+        </w:rPr>
+      </w:pPr>
+      <w:r>
+        <w:rPr>
+          <w:lang w:val="en-US"/>
+        </w:rPr>
+        <w:t>LearningGoal "1" -- "1..*" StudyMethod : has</w:t>
+      </w:r>
+    </w:p>
+    <w:p>
+      <w:pPr>
+        <w:rPr>
+          <w:lang w:val="en-US"/>
+        </w:rPr>
+      </w:pPr>
+      <w:r>
+        <w:rPr>
+          <w:lang w:val="en-US"/>
+        </w:rPr>
+        <w:t>User "1" -- "1..*" Token : has</w:t>
+      </w:r>
+    </w:p>
+    <w:p>
+      <w:pPr>
+        <w:rPr>
+          <w:lang w:val="en-US"/>
+        </w:rPr>
+      </w:pPr>
+    </w:p>
+    <w:p>
+      <w:r>
+        <w:t>' Beziehungen für Token-Management</w:t>
+      </w:r>
+    </w:p>
+    <w:p>
+      <w:r>
+        <w:t>Token "1" -- "1" TokenManager : managed by</w:t>
+      </w:r>
+    </w:p>
+    <w:p/>
+    <w:p>
+      <w:r>
+        <w:lastRenderedPageBreak/>
+        <w:t>' Beziehungen für App-Konfiguration</w:t>
+      </w:r>
+    </w:p>
+    <w:p>
+      <w:r>
+        <w:t>Config "1" -- "1" FlaskApp : used</w:t>
+      </w:r>
+    </w:p>
+    <w:p>
+      <w:pPr>
+        <w:rPr>
+          <w:lang w:val="en-US"/>
+        </w:rPr>
+      </w:pPr>
+      <w:r>
+        <w:rPr>
+          <w:lang w:val="en-US"/>
+        </w:rPr>
+        <w:t>FlaskApp "1" -- "1" RunPy : initialized</w:t>
+      </w:r>
+    </w:p>
+    <w:p>
+      <w:pPr>
+        <w:rPr>
+          <w:lang w:val="en-US"/>
+        </w:rPr>
+      </w:pPr>
+      <w:r>
+        <w:rPr>
+          <w:lang w:val="en-US"/>
+        </w:rPr>
+        <w:t>RunPy "1" -- "1" Config : uses</w:t>
+      </w:r>
+    </w:p>
+    <w:p>
+      <w:pPr>
+        <w:rPr>
+          <w:lang w:val="en-US"/>
+        </w:rPr>
+      </w:pPr>
+    </w:p>
+    <w:p>
       <w:pPr>
         <w:rPr>
           <w:lang w:val="en-US"/>
@@ -11345,6 +12568,13 @@
     </w:p>
     <w:p>
       <w:pPr>
+        <w:rPr>
+          <w:lang w:val="en-US"/>
+        </w:rPr>
+      </w:pPr>
+    </w:p>
+    <w:p>
+      <w:pPr>
         <w:pStyle w:val="berschrift4"/>
         <w:rPr>
           <w:lang w:val="en-US"/>
@@ -11354,7 +12584,7 @@
         <w:rPr>
           <w:lang w:val="en-US"/>
         </w:rPr>
-        <w:t>UML-Code Diagramm 2</w:t>
+        <w:t>UML-Code Diagramm 3</w:t>
       </w:r>
     </w:p>
     <w:p>
@@ -11380,1016 +12610,93 @@
         <w:rPr>
           <w:lang w:val="en-US"/>
         </w:rPr>
-        <w:t>class User {</w:t>
-      </w:r>
-    </w:p>
-    <w:p>
-      <w:pPr>
-        <w:rPr>
-          <w:lang w:val="en-US"/>
-        </w:rPr>
-      </w:pPr>
-      <w:r>
-        <w:rPr>
-          <w:lang w:val="en-US"/>
-        </w:rPr>
-        <w:t xml:space="preserve">  </w:t>
-      </w:r>
-      <w:r>
-        <w:rPr>
-          <w:lang w:val="en-US"/>
-        </w:rPr>
-        <w:t>- Integer id</w:t>
-      </w:r>
-    </w:p>
-    <w:p>
-      <w:pPr>
-        <w:rPr>
-          <w:lang w:val="en-US"/>
-        </w:rPr>
-      </w:pPr>
-      <w:r>
-        <w:rPr>
-          <w:lang w:val="en-US"/>
-        </w:rPr>
-        <w:t xml:space="preserve">  - String username</w:t>
-      </w:r>
-    </w:p>
-    <w:p>
-      <w:pPr>
-        <w:rPr>
-          <w:lang w:val="en-US"/>
-        </w:rPr>
-      </w:pPr>
-      <w:r>
-        <w:rPr>
-          <w:lang w:val="en-US"/>
-        </w:rPr>
-        <w:t xml:space="preserve">  - String usermail</w:t>
-      </w:r>
-    </w:p>
-    <w:p>
-      <w:pPr>
-        <w:rPr>
-          <w:lang w:val="en-US"/>
-        </w:rPr>
-      </w:pPr>
-      <w:r>
-        <w:rPr>
-          <w:lang w:val="en-US"/>
-        </w:rPr>
-        <w:t xml:space="preserve">  - String password_hash</w:t>
-      </w:r>
-    </w:p>
-    <w:p>
-      <w:pPr>
-        <w:rPr>
-          <w:lang w:val="en-US"/>
-        </w:rPr>
-      </w:pPr>
-      <w:r>
-        <w:rPr>
-          <w:lang w:val="en-US"/>
-        </w:rPr>
-        <w:t xml:space="preserve">  - Boolean is_active_user</w:t>
-      </w:r>
-    </w:p>
-    <w:p>
-      <w:pPr>
-        <w:rPr>
-          <w:lang w:val="en-US"/>
-        </w:rPr>
-      </w:pPr>
-      <w:r>
-        <w:rPr>
-          <w:lang w:val="en-US"/>
-        </w:rPr>
-        <w:t xml:space="preserve">  --</w:t>
-      </w:r>
-    </w:p>
-    <w:p>
-      <w:pPr>
-        <w:rPr>
-          <w:lang w:val="en-US"/>
-        </w:rPr>
-      </w:pPr>
-      <w:r>
-        <w:rPr>
-          <w:lang w:val="en-US"/>
-        </w:rPr>
-        <w:t xml:space="preserve">  + set_password()</w:t>
-      </w:r>
-    </w:p>
-    <w:p>
-      <w:pPr>
-        <w:rPr>
-          <w:lang w:val="en-US"/>
-        </w:rPr>
-      </w:pPr>
-      <w:r>
-        <w:rPr>
-          <w:lang w:val="en-US"/>
-        </w:rPr>
-        <w:t xml:space="preserve">  + check_password()</w:t>
-      </w:r>
-    </w:p>
-    <w:p>
-      <w:pPr>
-        <w:rPr>
-          <w:lang w:val="en-US"/>
-        </w:rPr>
-      </w:pPr>
-      <w:r>
-        <w:rPr>
-          <w:lang w:val="en-US"/>
-        </w:rPr>
-        <w:t xml:space="preserve">  + is_active()</w:t>
-      </w:r>
-    </w:p>
-    <w:p>
-      <w:pPr>
-        <w:rPr>
-          <w:lang w:val="en-US"/>
-        </w:rPr>
-      </w:pPr>
-      <w:r>
-        <w:rPr>
-          <w:lang w:val="en-US"/>
-        </w:rPr>
-        <w:t xml:space="preserve">  + get_id()</w:t>
-      </w:r>
-    </w:p>
-    <w:p>
-      <w:pPr>
-        <w:rPr>
-          <w:lang w:val="en-US"/>
-        </w:rPr>
-      </w:pPr>
-      <w:r>
-        <w:rPr>
-          <w:lang w:val="en-US"/>
-        </w:rPr>
-        <w:t xml:space="preserve">  + is_authenticated()</w:t>
-      </w:r>
-    </w:p>
-    <w:p>
-      <w:pPr>
-        <w:rPr>
-          <w:lang w:val="en-US"/>
-        </w:rPr>
-      </w:pPr>
-      <w:r>
-        <w:rPr>
-          <w:lang w:val="en-US"/>
-        </w:rPr>
-        <w:t xml:space="preserve">  + has_token()</w:t>
-      </w:r>
-    </w:p>
-    <w:p>
-      <w:pPr>
-        <w:rPr>
-          <w:lang w:val="en-US"/>
-        </w:rPr>
-      </w:pPr>
-      <w:r>
-        <w:rPr>
-          <w:lang w:val="en-US"/>
-        </w:rPr>
-        <w:t>}</w:t>
-      </w:r>
-    </w:p>
-    <w:p>
-      <w:pPr>
-        <w:rPr>
-          <w:lang w:val="en-US"/>
-        </w:rPr>
-      </w:pPr>
-    </w:p>
-    <w:p>
-      <w:pPr>
-        <w:rPr>
-          <w:lang w:val="en-US"/>
-        </w:rPr>
-      </w:pPr>
-      <w:r>
-        <w:rPr>
-          <w:lang w:val="en-US"/>
-        </w:rPr>
-        <w:t>class Topic {</w:t>
-      </w:r>
-    </w:p>
-    <w:p>
-      <w:pPr>
-        <w:rPr>
-          <w:lang w:val="en-US"/>
-        </w:rPr>
-      </w:pPr>
-      <w:r>
-        <w:rPr>
-          <w:lang w:val="en-US"/>
-        </w:rPr>
-        <w:t xml:space="preserve">  - Integer id</w:t>
-      </w:r>
-    </w:p>
-    <w:p>
-      <w:pPr>
-        <w:rPr>
-          <w:lang w:val="en-US"/>
-        </w:rPr>
-      </w:pPr>
-      <w:r>
-        <w:rPr>
-          <w:lang w:val="en-US"/>
-        </w:rPr>
-        <w:t xml:space="preserve">  - String name</w:t>
-      </w:r>
-    </w:p>
-    <w:p>
-      <w:pPr>
-        <w:rPr>
-          <w:lang w:val="en-US"/>
-        </w:rPr>
-      </w:pPr>
-      <w:r>
-        <w:rPr>
-          <w:lang w:val="en-US"/>
-        </w:rPr>
-        <w:t xml:space="preserve">  - String priority</w:t>
-      </w:r>
-    </w:p>
-    <w:p>
-      <w:pPr>
-        <w:rPr>
-          <w:lang w:val="en-US"/>
-        </w:rPr>
-      </w:pPr>
-      <w:r>
-        <w:rPr>
-          <w:lang w:val="en-US"/>
-        </w:rPr>
-        <w:t xml:space="preserve">  - Integer user_id</w:t>
-      </w:r>
-    </w:p>
-    <w:p>
-      <w:pPr>
-        <w:rPr>
-          <w:lang w:val="en-US"/>
-        </w:rPr>
-      </w:pPr>
-      <w:r>
-        <w:rPr>
-          <w:lang w:val="en-US"/>
-        </w:rPr>
-        <w:t xml:space="preserve">  --</w:t>
-      </w:r>
-    </w:p>
-    <w:p>
-      <w:pPr>
-        <w:rPr>
-          <w:lang w:val="en-US"/>
-        </w:rPr>
-      </w:pPr>
-      <w:r>
-        <w:rPr>
-          <w:lang w:val="en-US"/>
-        </w:rPr>
-        <w:t xml:space="preserve">  + to_dict()</w:t>
-      </w:r>
-    </w:p>
-    <w:p>
-      <w:pPr>
-        <w:rPr>
-          <w:lang w:val="en-US"/>
-        </w:rPr>
-      </w:pPr>
-      <w:r>
-        <w:rPr>
-          <w:lang w:val="en-US"/>
-        </w:rPr>
-        <w:t>}</w:t>
-      </w:r>
-    </w:p>
-    <w:p>
-      <w:pPr>
-        <w:rPr>
-          <w:lang w:val="en-US"/>
-        </w:rPr>
-      </w:pPr>
-    </w:p>
-    <w:p>
-      <w:pPr>
-        <w:rPr>
-          <w:lang w:val="en-US"/>
-        </w:rPr>
-      </w:pPr>
-      <w:r>
-        <w:rPr>
-          <w:lang w:val="en-US"/>
-        </w:rPr>
-        <w:lastRenderedPageBreak/>
-        <w:t>class LearningGoal {</w:t>
-      </w:r>
-    </w:p>
-    <w:p>
-      <w:pPr>
-        <w:rPr>
-          <w:lang w:val="en-US"/>
-        </w:rPr>
-      </w:pPr>
-      <w:r>
-        <w:rPr>
-          <w:lang w:val="en-US"/>
-        </w:rPr>
-        <w:t xml:space="preserve">  - Integer id</w:t>
-      </w:r>
-    </w:p>
-    <w:p>
-      <w:pPr>
-        <w:rPr>
-          <w:lang w:val="en-US"/>
-        </w:rPr>
-      </w:pPr>
-      <w:r>
-        <w:rPr>
-          <w:lang w:val="en-US"/>
-        </w:rPr>
-        <w:t xml:space="preserve">  - Integer topic_id</w:t>
-      </w:r>
-    </w:p>
-    <w:p>
-      <w:pPr>
-        <w:rPr>
-          <w:lang w:val="en-US"/>
-        </w:rPr>
-      </w:pPr>
-      <w:r>
-        <w:rPr>
-          <w:lang w:val="en-US"/>
-        </w:rPr>
-        <w:t xml:space="preserve">  - String description</w:t>
-      </w:r>
-    </w:p>
-    <w:p>
-      <w:pPr>
-        <w:rPr>
-          <w:lang w:val="en-US"/>
-        </w:rPr>
-      </w:pPr>
-      <w:r>
-        <w:rPr>
-          <w:lang w:val="en-US"/>
-        </w:rPr>
-        <w:t xml:space="preserve">  - String deadline</w:t>
-      </w:r>
-    </w:p>
-    <w:p>
-      <w:pPr>
-        <w:rPr>
-          <w:lang w:val="en-US"/>
-        </w:rPr>
-      </w:pPr>
-      <w:r>
-        <w:rPr>
-          <w:lang w:val="en-US"/>
-        </w:rPr>
-        <w:t xml:space="preserve">  - Integer user_id</w:t>
-      </w:r>
-    </w:p>
-    <w:p>
-      <w:pPr>
-        <w:rPr>
-          <w:lang w:val="en-US"/>
-        </w:rPr>
-      </w:pPr>
-      <w:r>
-        <w:rPr>
-          <w:lang w:val="en-US"/>
-        </w:rPr>
-        <w:t xml:space="preserve">  --</w:t>
-      </w:r>
-    </w:p>
-    <w:p>
-      <w:pPr>
-        <w:rPr>
-          <w:lang w:val="en-US"/>
-        </w:rPr>
-      </w:pPr>
-      <w:r>
-        <w:rPr>
-          <w:lang w:val="en-US"/>
-        </w:rPr>
-        <w:t xml:space="preserve">  + to_dict()</w:t>
-      </w:r>
-    </w:p>
-    <w:p>
-      <w:pPr>
-        <w:rPr>
-          <w:lang w:val="en-US"/>
-        </w:rPr>
-      </w:pPr>
-      <w:r>
-        <w:rPr>
-          <w:lang w:val="en-US"/>
-        </w:rPr>
-        <w:t>}</w:t>
-      </w:r>
-    </w:p>
-    <w:p>
-      <w:pPr>
-        <w:rPr>
-          <w:lang w:val="en-US"/>
-        </w:rPr>
-      </w:pPr>
-    </w:p>
-    <w:p>
-      <w:pPr>
-        <w:rPr>
-          <w:lang w:val="en-US"/>
-        </w:rPr>
-      </w:pPr>
-      <w:r>
-        <w:rPr>
-          <w:lang w:val="en-US"/>
-        </w:rPr>
-        <w:t>class StudyMethod {</w:t>
-      </w:r>
-    </w:p>
-    <w:p>
-      <w:pPr>
-        <w:rPr>
-          <w:lang w:val="en-US"/>
-        </w:rPr>
-      </w:pPr>
-      <w:r>
-        <w:rPr>
-          <w:lang w:val="en-US"/>
-        </w:rPr>
-        <w:t xml:space="preserve">  - Integer id</w:t>
-      </w:r>
-    </w:p>
-    <w:p>
-      <w:pPr>
-        <w:rPr>
-          <w:lang w:val="en-US"/>
-        </w:rPr>
-      </w:pPr>
-      <w:r>
-        <w:rPr>
-          <w:lang w:val="en-US"/>
-        </w:rPr>
-        <w:t xml:space="preserve">  - String method_type</w:t>
-      </w:r>
-    </w:p>
-    <w:p>
-      <w:pPr>
-        <w:rPr>
-          <w:lang w:val="en-US"/>
-        </w:rPr>
-      </w:pPr>
-      <w:r>
-        <w:rPr>
-          <w:lang w:val="en-US"/>
-        </w:rPr>
-        <w:t xml:space="preserve">  - Text content</w:t>
-      </w:r>
-    </w:p>
-    <w:p>
-      <w:pPr>
-        <w:rPr>
-          <w:lang w:val="en-US"/>
-        </w:rPr>
-      </w:pPr>
-      <w:r>
-        <w:rPr>
-          <w:lang w:val="en-US"/>
-        </w:rPr>
-        <w:t xml:space="preserve">  - Integer goal_id</w:t>
-      </w:r>
-    </w:p>
-    <w:p>
-      <w:pPr>
-        <w:rPr>
-          <w:lang w:val="en-US"/>
-        </w:rPr>
-      </w:pPr>
-      <w:r>
-        <w:rPr>
-          <w:lang w:val="en-US"/>
-        </w:rPr>
-        <w:t xml:space="preserve">  - DateTime created_at</w:t>
-      </w:r>
-    </w:p>
-    <w:p>
-      <w:pPr>
-        <w:rPr>
-          <w:lang w:val="en-US"/>
-        </w:rPr>
-      </w:pPr>
-      <w:r>
-        <w:rPr>
-          <w:lang w:val="en-US"/>
-        </w:rPr>
-        <w:t xml:space="preserve">  --</w:t>
-      </w:r>
-    </w:p>
-    <w:p>
-      <w:pPr>
-        <w:rPr>
-          <w:lang w:val="en-US"/>
-        </w:rPr>
-      </w:pPr>
-      <w:r>
-        <w:rPr>
-          <w:lang w:val="en-US"/>
-        </w:rPr>
-        <w:t xml:space="preserve">  + to_dict()</w:t>
-      </w:r>
-    </w:p>
-    <w:p>
-      <w:pPr>
-        <w:rPr>
-          <w:lang w:val="en-US"/>
-        </w:rPr>
-      </w:pPr>
-      <w:r>
-        <w:rPr>
-          <w:lang w:val="en-US"/>
-        </w:rPr>
-        <w:t>}</w:t>
-      </w:r>
-    </w:p>
-    <w:p>
-      <w:pPr>
-        <w:rPr>
-          <w:lang w:val="en-US"/>
-        </w:rPr>
-      </w:pPr>
-    </w:p>
-    <w:p>
-      <w:pPr>
-        <w:rPr>
-          <w:lang w:val="en-US"/>
-        </w:rPr>
-      </w:pPr>
-      <w:r>
-        <w:rPr>
-          <w:lang w:val="en-US"/>
-        </w:rPr>
-        <w:t>class Token {</w:t>
-      </w:r>
-    </w:p>
-    <w:p>
-      <w:pPr>
-        <w:rPr>
-          <w:lang w:val="en-US"/>
-        </w:rPr>
-      </w:pPr>
-      <w:r>
-        <w:rPr>
-          <w:lang w:val="en-US"/>
-        </w:rPr>
-        <w:t xml:space="preserve">  - Integer id</w:t>
-      </w:r>
-    </w:p>
-    <w:p>
-      <w:pPr>
-        <w:rPr>
-          <w:lang w:val="en-US"/>
-        </w:rPr>
-      </w:pPr>
-      <w:r>
-        <w:rPr>
-          <w:lang w:val="en-US"/>
-        </w:rPr>
-        <w:t xml:space="preserve">  </w:t>
-      </w:r>
-      <w:r>
-        <w:rPr>
-          <w:lang w:val="en-US"/>
-        </w:rPr>
-        <w:t>- String token</w:t>
-      </w:r>
-    </w:p>
-    <w:p>
-      <w:pPr>
-        <w:rPr>
-          <w:lang w:val="en-US"/>
-        </w:rPr>
-      </w:pPr>
-      <w:r>
-        <w:rPr>
-          <w:lang w:val="en-US"/>
-        </w:rPr>
-        <w:t xml:space="preserve">  - DateTime token_erstelldatum</w:t>
-      </w:r>
-    </w:p>
-    <w:p>
-      <w:pPr>
-        <w:rPr>
-          <w:lang w:val="en-US"/>
-        </w:rPr>
-      </w:pPr>
-      <w:r>
-        <w:rPr>
-          <w:lang w:val="en-US"/>
-        </w:rPr>
-        <w:t xml:space="preserve">  - Integer user_id</w:t>
-      </w:r>
-    </w:p>
-    <w:p>
-      <w:pPr>
-        <w:rPr>
-          <w:lang w:val="en-US"/>
-        </w:rPr>
-      </w:pPr>
-      <w:r>
-        <w:rPr>
-          <w:lang w:val="en-US"/>
-        </w:rPr>
-        <w:t>}</w:t>
-      </w:r>
-    </w:p>
-    <w:p>
-      <w:pPr>
-        <w:rPr>
-          <w:lang w:val="en-US"/>
-        </w:rPr>
-      </w:pPr>
-    </w:p>
-    <w:p>
-      <w:pPr>
-        <w:rPr>
-          <w:lang w:val="en-US"/>
-        </w:rPr>
-      </w:pPr>
-      <w:r>
-        <w:rPr>
-          <w:lang w:val="en-US"/>
-        </w:rPr>
-        <w:t>class TokenManager {</w:t>
-      </w:r>
-    </w:p>
-    <w:p>
-      <w:pPr>
-        <w:rPr>
-          <w:lang w:val="en-US"/>
-        </w:rPr>
-      </w:pPr>
-      <w:r>
-        <w:rPr>
-          <w:lang w:val="en-US"/>
-        </w:rPr>
-        <w:t xml:space="preserve">  - int token_lifetime</w:t>
-      </w:r>
-    </w:p>
-    <w:p>
-      <w:pPr>
-        <w:rPr>
-          <w:lang w:val="en-US"/>
-        </w:rPr>
-      </w:pPr>
-      <w:r>
-        <w:rPr>
-          <w:lang w:val="en-US"/>
-        </w:rPr>
-        <w:t xml:space="preserve">  --</w:t>
-      </w:r>
-    </w:p>
-    <w:p>
-      <w:pPr>
-        <w:rPr>
-          <w:lang w:val="en-US"/>
-        </w:rPr>
-      </w:pPr>
-      <w:r>
-        <w:rPr>
-          <w:lang w:val="en-US"/>
-        </w:rPr>
-        <w:t xml:space="preserve">  + generate_token()</w:t>
-      </w:r>
-    </w:p>
-    <w:p>
-      <w:pPr>
-        <w:rPr>
-          <w:lang w:val="en-US"/>
-        </w:rPr>
-      </w:pPr>
-      <w:r>
-        <w:rPr>
-          <w:lang w:val="en-US"/>
-        </w:rPr>
-        <w:t xml:space="preserve">  + is_token_valid()</w:t>
-      </w:r>
-    </w:p>
-    <w:p>
-      <w:pPr>
-        <w:rPr>
-          <w:lang w:val="en-US"/>
-        </w:rPr>
-      </w:pPr>
-      <w:r>
-        <w:rPr>
-          <w:lang w:val="en-US"/>
-        </w:rPr>
-        <w:lastRenderedPageBreak/>
-        <w:t xml:space="preserve">  + get_or_create_token()</w:t>
-      </w:r>
-    </w:p>
-    <w:p>
-      <w:pPr>
-        <w:rPr>
-          <w:lang w:val="en-US"/>
-        </w:rPr>
-      </w:pPr>
-      <w:r>
-        <w:rPr>
-          <w:lang w:val="en-US"/>
-        </w:rPr>
-        <w:t xml:space="preserve">  + delete_token()</w:t>
-      </w:r>
-    </w:p>
-    <w:p>
-      <w:pPr>
-        <w:rPr>
-          <w:lang w:val="en-US"/>
-        </w:rPr>
-      </w:pPr>
-      <w:r>
-        <w:rPr>
-          <w:lang w:val="en-US"/>
-        </w:rPr>
-        <w:t>}</w:t>
-      </w:r>
-    </w:p>
-    <w:p>
-      <w:pPr>
-        <w:rPr>
-          <w:lang w:val="en-US"/>
-        </w:rPr>
-      </w:pPr>
-    </w:p>
-    <w:p>
-      <w:pPr>
-        <w:rPr>
-          <w:lang w:val="en-US"/>
-        </w:rPr>
-      </w:pPr>
-      <w:r>
-        <w:rPr>
-          <w:lang w:val="en-US"/>
-        </w:rPr>
-        <w:t>class Config {</w:t>
-      </w:r>
-    </w:p>
-    <w:p>
-      <w:pPr>
-        <w:rPr>
-          <w:lang w:val="en-US"/>
-        </w:rPr>
-      </w:pPr>
-      <w:r>
-        <w:rPr>
-          <w:lang w:val="en-US"/>
-        </w:rPr>
-        <w:t xml:space="preserve">  - String BASE_DIR</w:t>
-      </w:r>
-    </w:p>
-    <w:p>
-      <w:pPr>
-        <w:rPr>
-          <w:lang w:val="en-US"/>
-        </w:rPr>
-      </w:pPr>
-      <w:r>
-        <w:rPr>
-          <w:lang w:val="en-US"/>
-        </w:rPr>
-        <w:t xml:space="preserve">  - String SQLALCHEMY_DATABASE_URI</w:t>
-      </w:r>
-    </w:p>
-    <w:p>
-      <w:pPr>
-        <w:rPr>
-          <w:lang w:val="en-US"/>
-        </w:rPr>
-      </w:pPr>
-      <w:r>
-        <w:rPr>
-          <w:lang w:val="en-US"/>
-        </w:rPr>
-        <w:t xml:space="preserve">  - String SECRET_KEY</w:t>
-      </w:r>
-    </w:p>
-    <w:p>
-      <w:pPr>
-        <w:rPr>
-          <w:lang w:val="en-US"/>
-        </w:rPr>
-      </w:pPr>
-      <w:r>
-        <w:rPr>
-          <w:lang w:val="en-US"/>
-        </w:rPr>
-        <w:t>}</w:t>
-      </w:r>
-    </w:p>
-    <w:p>
-      <w:pPr>
-        <w:rPr>
-          <w:lang w:val="en-US"/>
-        </w:rPr>
-      </w:pPr>
-    </w:p>
-    <w:p>
-      <w:pPr>
-        <w:rPr>
-          <w:lang w:val="en-US"/>
-        </w:rPr>
-      </w:pPr>
-      <w:r>
-        <w:rPr>
-          <w:lang w:val="en-US"/>
-        </w:rPr>
-        <w:t>class FlaskApp {</w:t>
-      </w:r>
-    </w:p>
-    <w:p>
-      <w:pPr>
-        <w:rPr>
-          <w:lang w:val="en-US"/>
-        </w:rPr>
-      </w:pPr>
-      <w:r>
-        <w:rPr>
-          <w:lang w:val="en-US"/>
-        </w:rPr>
-        <w:t xml:space="preserve">  - Flask app</w:t>
-      </w:r>
-    </w:p>
-    <w:p>
-      <w:pPr>
-        <w:rPr>
-          <w:lang w:val="en-US"/>
-        </w:rPr>
-      </w:pPr>
-      <w:r>
-        <w:rPr>
-          <w:lang w:val="en-US"/>
-        </w:rPr>
-        <w:t xml:space="preserve">  - SQLAlchemy db</w:t>
-      </w:r>
-    </w:p>
-    <w:p>
-      <w:r>
-        <w:rPr>
-          <w:lang w:val="en-US"/>
-        </w:rPr>
-        <w:t xml:space="preserve">  </w:t>
-      </w:r>
-      <w:r>
-        <w:t>--</w:t>
-      </w:r>
-    </w:p>
-    <w:p>
-      <w:r>
-        <w:t xml:space="preserve">  + main(): void</w:t>
-      </w:r>
-    </w:p>
-    <w:p>
-      <w:r>
-        <w:t>}</w:t>
-      </w:r>
-    </w:p>
-    <w:p/>
-    <w:p>
-      <w:r>
-        <w:t>class RunPy {</w:t>
-      </w:r>
-    </w:p>
-    <w:p>
-      <w:r>
-        <w:t>}</w:t>
-      </w:r>
-    </w:p>
-    <w:p/>
-    <w:p>
-      <w:r>
-        <w:t>' Beziehungen zwischen Entitäten</w:t>
-      </w:r>
-    </w:p>
-    <w:p>
-      <w:pPr>
-        <w:rPr>
-          <w:lang w:val="en-US"/>
-        </w:rPr>
-      </w:pPr>
-      <w:r>
-        <w:rPr>
-          <w:lang w:val="en-US"/>
-        </w:rPr>
-        <w:t>User "1" -- "1..*" Topic : owns</w:t>
-      </w:r>
-    </w:p>
-    <w:p>
-      <w:pPr>
-        <w:rPr>
-          <w:lang w:val="en-US"/>
-        </w:rPr>
-      </w:pPr>
-      <w:r>
-        <w:rPr>
-          <w:lang w:val="en-US"/>
-        </w:rPr>
-        <w:t>Topic "1" -- "1..*" LearningGoal : includes</w:t>
-      </w:r>
-    </w:p>
-    <w:p>
-      <w:pPr>
-        <w:rPr>
-          <w:lang w:val="en-US"/>
-        </w:rPr>
-      </w:pPr>
-      <w:r>
-        <w:rPr>
-          <w:lang w:val="en-US"/>
-        </w:rPr>
-        <w:t>LearningGoal "1" -- "1..*" StudyMethod : has</w:t>
-      </w:r>
-    </w:p>
-    <w:p>
-      <w:pPr>
-        <w:rPr>
-          <w:lang w:val="en-US"/>
-        </w:rPr>
-      </w:pPr>
-      <w:r>
-        <w:rPr>
-          <w:lang w:val="en-US"/>
-        </w:rPr>
-        <w:t>User "1" -- "1..*" Token : has</w:t>
-      </w:r>
-    </w:p>
-    <w:p>
-      <w:pPr>
-        <w:rPr>
-          <w:lang w:val="en-US"/>
-        </w:rPr>
-      </w:pPr>
-    </w:p>
-    <w:p>
-      <w:r>
-        <w:t>' Beziehungen für Token-Management</w:t>
-      </w:r>
-    </w:p>
-    <w:p>
-      <w:r>
-        <w:t>Token "1" -- "1" TokenManager : managed by</w:t>
-      </w:r>
-    </w:p>
-    <w:p/>
-    <w:p>
-      <w:r>
-        <w:t>' Beziehungen für App-Konfiguration</w:t>
-      </w:r>
-    </w:p>
-    <w:p>
-      <w:r>
-        <w:t>Config "1" -- "1" FlaskApp : used</w:t>
-      </w:r>
-    </w:p>
-    <w:p>
-      <w:pPr>
-        <w:rPr>
-          <w:lang w:val="en-US"/>
-        </w:rPr>
-      </w:pPr>
-      <w:r>
-        <w:rPr>
-          <w:lang w:val="en-US"/>
-        </w:rPr>
-        <w:t>FlaskApp "1" -- "1" RunPy : initialized</w:t>
-      </w:r>
-    </w:p>
-    <w:p>
-      <w:pPr>
-        <w:rPr>
-          <w:lang w:val="en-US"/>
-        </w:rPr>
-      </w:pPr>
-      <w:r>
-        <w:rPr>
-          <w:lang w:val="en-US"/>
-        </w:rPr>
-        <w:lastRenderedPageBreak/>
-        <w:t>RunPy "1" -- "1" Config : uses</w:t>
-      </w:r>
-    </w:p>
-    <w:p>
-      <w:pPr>
-        <w:rPr>
-          <w:lang w:val="en-US"/>
-        </w:rPr>
-      </w:pPr>
+        <w:t>rectangle "Frontend (Browser)" as frontend</w:t>
+      </w:r>
+    </w:p>
+    <w:p>
+      <w:pPr>
+        <w:rPr>
+          <w:lang w:val="en-US"/>
+        </w:rPr>
+      </w:pPr>
+      <w:r>
+        <w:rPr>
+          <w:lang w:val="en-US"/>
+        </w:rPr>
+        <w:t>rectangle "REST-API (Flask)" as api</w:t>
+      </w:r>
+    </w:p>
+    <w:p>
+      <w:pPr>
+        <w:rPr>
+          <w:lang w:val="en-US"/>
+        </w:rPr>
+      </w:pPr>
+      <w:r>
+        <w:rPr>
+          <w:lang w:val="en-US"/>
+        </w:rPr>
+        <w:t>rectangle "Datenbank (SQLite)" as db</w:t>
+      </w:r>
+    </w:p>
+    <w:p>
+      <w:pPr>
+        <w:rPr>
+          <w:lang w:val="en-US"/>
+        </w:rPr>
+      </w:pPr>
+      <w:r>
+        <w:rPr>
+          <w:lang w:val="en-US"/>
+        </w:rPr>
+        <w:t>rectangle "Externe Dienste (YouTube API)" as yt</w:t>
+      </w:r>
+    </w:p>
+    <w:p>
+      <w:pPr>
+        <w:rPr>
+          <w:lang w:val="en-US"/>
+        </w:rPr>
+      </w:pPr>
+    </w:p>
+    <w:p>
+      <w:pPr>
+        <w:rPr>
+          <w:lang w:val="en-US"/>
+        </w:rPr>
+      </w:pPr>
+      <w:r>
+        <w:rPr>
+          <w:lang w:val="en-US"/>
+        </w:rPr>
+        <w:t>frontend --&gt; api : HTTP Requests</w:t>
+      </w:r>
+    </w:p>
+    <w:p>
+      <w:pPr>
+        <w:rPr>
+          <w:lang w:val="en-US"/>
+        </w:rPr>
+      </w:pPr>
+      <w:r>
+        <w:rPr>
+          <w:lang w:val="en-US"/>
+        </w:rPr>
+        <w:t>api --&gt; db : Datenzugriff</w:t>
+      </w:r>
+    </w:p>
+    <w:p>
+      <w:pPr>
+        <w:rPr>
+          <w:lang w:val="en-US"/>
+        </w:rPr>
+      </w:pPr>
+      <w:r>
+        <w:rPr>
+          <w:lang w:val="en-US"/>
+        </w:rPr>
+        <w:t>api --&gt; yt : API Calls</w:t>
+      </w:r>
     </w:p>
     <w:p>
       <w:pPr>
@@ -12404,159 +12711,212 @@
         <w:t>@enduml</w:t>
       </w:r>
     </w:p>
-    <w:p>
-      <w:pPr>
-        <w:rPr>
-          <w:lang w:val="en-US"/>
-        </w:rPr>
-      </w:pPr>
-    </w:p>
-    <w:p>
-      <w:pPr>
-        <w:pStyle w:val="berschrift4"/>
-        <w:rPr>
-          <w:lang w:val="en-US"/>
-        </w:rPr>
-      </w:pPr>
-      <w:r>
-        <w:rPr>
-          <w:lang w:val="en-US"/>
-        </w:rPr>
-        <w:t>UML-Code Diagramm 3</w:t>
-      </w:r>
-    </w:p>
-    <w:p>
-      <w:pPr>
-        <w:rPr>
-          <w:lang w:val="en-US"/>
-        </w:rPr>
-      </w:pPr>
-      <w:r>
-        <w:rPr>
-          <w:lang w:val="en-US"/>
-        </w:rPr>
-        <w:t>@startuml</w:t>
-      </w:r>
-    </w:p>
-    <w:p>
-      <w:pPr>
-        <w:rPr>
-          <w:lang w:val="en-US"/>
-        </w:rPr>
-      </w:pPr>
-      <w:r>
-        <w:rPr>
-          <w:lang w:val="en-US"/>
-        </w:rPr>
-        <w:t>rectangle "Frontend (Browser)" as frontend</w:t>
-      </w:r>
-    </w:p>
-    <w:p>
-      <w:pPr>
-        <w:rPr>
-          <w:lang w:val="en-US"/>
-        </w:rPr>
-      </w:pPr>
-      <w:r>
-        <w:rPr>
-          <w:lang w:val="en-US"/>
-        </w:rPr>
-        <w:t>rectangle "REST-API (Flask)" as api</w:t>
-      </w:r>
-    </w:p>
-    <w:p>
-      <w:pPr>
-        <w:rPr>
-          <w:lang w:val="en-US"/>
-        </w:rPr>
-      </w:pPr>
-      <w:r>
-        <w:rPr>
-          <w:lang w:val="en-US"/>
-        </w:rPr>
-        <w:t>rectangle "Datenbank (SQLite)" as db</w:t>
-      </w:r>
-    </w:p>
-    <w:p>
-      <w:pPr>
-        <w:rPr>
-          <w:lang w:val="en-US"/>
-        </w:rPr>
-      </w:pPr>
-      <w:r>
-        <w:rPr>
-          <w:lang w:val="en-US"/>
-        </w:rPr>
-        <w:t>rectangle "Externe Dienste (YouTube API)" as yt</w:t>
-      </w:r>
-    </w:p>
-    <w:p>
-      <w:pPr>
-        <w:rPr>
-          <w:lang w:val="en-US"/>
-        </w:rPr>
-      </w:pPr>
-    </w:p>
-    <w:p>
-      <w:pPr>
-        <w:rPr>
-          <w:lang w:val="en-US"/>
-        </w:rPr>
-      </w:pPr>
-      <w:r>
-        <w:rPr>
-          <w:lang w:val="en-US"/>
-        </w:rPr>
-        <w:t>frontend --&gt; api : HTTP Requests</w:t>
-      </w:r>
-    </w:p>
-    <w:p>
-      <w:pPr>
-        <w:rPr>
-          <w:lang w:val="en-US"/>
-        </w:rPr>
-      </w:pPr>
-      <w:r>
-        <w:rPr>
-          <w:lang w:val="en-US"/>
-        </w:rPr>
-        <w:t>api --&gt; db : Datenzugriff</w:t>
-      </w:r>
-    </w:p>
-    <w:p>
-      <w:pPr>
-        <w:rPr>
-          <w:lang w:val="en-US"/>
-        </w:rPr>
-      </w:pPr>
-      <w:r>
-        <w:rPr>
-          <w:lang w:val="en-US"/>
-        </w:rPr>
-        <w:t>api --&gt; yt : API Calls</w:t>
-      </w:r>
-    </w:p>
-    <w:p>
-      <w:pPr>
-        <w:rPr>
-          <w:lang w:val="en-US"/>
-        </w:rPr>
-      </w:pPr>
-      <w:r>
-        <w:rPr>
-          <w:lang w:val="en-US"/>
-        </w:rPr>
-        <w:t>@enduml</w:t>
-      </w:r>
-    </w:p>
     <w:sectPr>
+      <w:footerReference w:type="default" r:id="rId18"/>
       <w:pgSz w:w="11906" w:h="16838"/>
       <w:pgMar w:top="1417" w:right="1417" w:bottom="1134" w:left="1417" w:header="708" w:footer="708" w:gutter="0"/>
+      <w:pgNumType w:fmt="upperRoman" w:start="1"/>
       <w:cols w:space="708"/>
       <w:docGrid w:linePitch="360"/>
     </w:sectPr>
   </w:body>
 </w:document>
+</file>
+
+<file path=word/endnotes.xml><?xml version="1.0" encoding="utf-8"?>
+<w:endnotes xmlns:wpc="http://schemas.microsoft.com/office/word/2010/wordprocessingCanvas" xmlns:cx="http://schemas.microsoft.com/office/drawing/2014/chartex" xmlns:cx1="http://schemas.microsoft.com/office/drawing/2015/9/8/chartex" xmlns:cx2="http://schemas.microsoft.com/office/drawing/2015/10/21/chartex" xmlns:cx3="http://schemas.microsoft.com/office/drawing/2016/5/9/chartex" xmlns:cx4="http://schemas.microsoft.com/office/drawing/2016/5/10/chartex" xmlns:cx5="http://schemas.microsoft.com/office/drawing/2016/5/11/chartex" xmlns:cx6="http://schemas.microsoft.com/office/drawing/2016/5/12/chartex" xmlns:cx7="http://schemas.microsoft.com/office/drawing/2016/5/13/chartex" xmlns:cx8="http://schemas.microsoft.com/office/drawing/2016/5/14/chartex" xmlns:mc="http://schemas.openxmlformats.org/markup-compatibility/2006" xmlns:aink="http://schemas.microsoft.com/office/drawing/2016/ink" xmlns:am3d="http://schemas.microsoft.com/office/drawing/2017/model3d" xmlns:o="urn:schemas-microsoft-com:office:office" xmlns:oel="http://schemas.microsoft.com/office/2019/extlst" xmlns:r="http://schemas.openxmlformats.org/officeDocument/2006/relationships" xmlns:m="http://schemas.openxmlformats.org/officeDocument/2006/math" xmlns:v="urn:schemas-microsoft-com:vml" xmlns:wp14="http://schemas.microsoft.com/office/word/2010/wordprocessingDrawing" xmlns:wp="http://schemas.openxmlformats.org/drawingml/2006/wordprocessingDrawing" xmlns:w10="urn:schemas-microsoft-com:office:word" xmlns:w="http://schemas.openxmlformats.org/wordprocessingml/2006/main" xmlns:w14="http://schemas.microsoft.com/office/word/2010/wordml" xmlns:w15="http://schemas.microsoft.com/office/word/2012/wordml" xmlns:w16cex="http://schemas.microsoft.com/office/word/2018/wordml/cex" xmlns:w16cid="http://schemas.microsoft.com/office/word/2016/wordml/cid" xmlns:w16="http://schemas.microsoft.com/office/word/2018/wordml" xmlns:w16du="http://schemas.microsoft.com/office/word/2023/wordml/word16du" xmlns:w16sdtdh="http://schemas.microsoft.com/office/word/2020/wordml/sdtdatahash" xmlns:w16sdtfl="http://schemas.microsoft.com/office/word/2024/wordml/sdtformatlock" xmlns:w16se="http://schemas.microsoft.com/office/word/2015/wordml/symex" xmlns:wpg="http://schemas.microsoft.com/office/word/2010/wordprocessingGroup" xmlns:wpi="http://schemas.microsoft.com/office/word/2010/wordprocessingInk" xmlns:wne="http://schemas.microsoft.com/office/word/2006/wordml" xmlns:wps="http://schemas.microsoft.com/office/word/2010/wordprocessingShape" mc:Ignorable="w14 w15 w16se w16cid w16 w16cex w16sdtdh w16sdtfl w16du wp14">
+  <w:endnote w:type="separator" w:id="-1">
+    <w:p>
+      <w:pPr>
+        <w:spacing w:after="0" w:line="240" w:lineRule="auto"/>
+      </w:pPr>
+      <w:r>
+        <w:separator/>
+      </w:r>
+    </w:p>
+  </w:endnote>
+  <w:endnote w:type="continuationSeparator" w:id="0">
+    <w:p>
+      <w:pPr>
+        <w:spacing w:after="0" w:line="240" w:lineRule="auto"/>
+      </w:pPr>
+      <w:r>
+        <w:continuationSeparator/>
+      </w:r>
+    </w:p>
+  </w:endnote>
+</w:endnotes>
+</file>
+
+<file path=word/footer1.xml><?xml version="1.0" encoding="utf-8"?>
+<w:ftr xmlns:wpc="http://schemas.microsoft.com/office/word/2010/wordprocessingCanvas" xmlns:cx="http://schemas.microsoft.com/office/drawing/2014/chartex" xmlns:cx1="http://schemas.microsoft.com/office/drawing/2015/9/8/chartex" xmlns:cx2="http://schemas.microsoft.com/office/drawing/2015/10/21/chartex" xmlns:cx3="http://schemas.microsoft.com/office/drawing/2016/5/9/chartex" xmlns:cx4="http://schemas.microsoft.com/office/drawing/2016/5/10/chartex" xmlns:cx5="http://schemas.microsoft.com/office/drawing/2016/5/11/chartex" xmlns:cx6="http://schemas.microsoft.com/office/drawing/2016/5/12/chartex" xmlns:cx7="http://schemas.microsoft.com/office/drawing/2016/5/13/chartex" xmlns:cx8="http://schemas.microsoft.com/office/drawing/2016/5/14/chartex" xmlns:mc="http://schemas.openxmlformats.org/markup-compatibility/2006" xmlns:aink="http://schemas.microsoft.com/office/drawing/2016/ink" xmlns:am3d="http://schemas.microsoft.com/office/drawing/2017/model3d" xmlns:o="urn:schemas-microsoft-com:office:office" xmlns:oel="http://schemas.microsoft.com/office/2019/extlst" xmlns:r="http://schemas.openxmlformats.org/officeDocument/2006/relationships" xmlns:m="http://schemas.openxmlformats.org/officeDocument/2006/math" xmlns:v="urn:schemas-microsoft-com:vml" xmlns:wp14="http://schemas.microsoft.com/office/word/2010/wordprocessingDrawing" xmlns:wp="http://schemas.openxmlformats.org/drawingml/2006/wordprocessingDrawing" xmlns:w10="urn:schemas-microsoft-com:office:word" xmlns:w="http://schemas.openxmlformats.org/wordprocessingml/2006/main" xmlns:w14="http://schemas.microsoft.com/office/word/2010/wordml" xmlns:w15="http://schemas.microsoft.com/office/word/2012/wordml" xmlns:w16cex="http://schemas.microsoft.com/office/word/2018/wordml/cex" xmlns:w16cid="http://schemas.microsoft.com/office/word/2016/wordml/cid" xmlns:w16="http://schemas.microsoft.com/office/word/2018/wordml" xmlns:w16du="http://schemas.microsoft.com/office/word/2023/wordml/word16du" xmlns:w16sdtdh="http://schemas.microsoft.com/office/word/2020/wordml/sdtdatahash" xmlns:w16sdtfl="http://schemas.microsoft.com/office/word/2024/wordml/sdtformatlock" xmlns:w16se="http://schemas.microsoft.com/office/word/2015/wordml/symex" xmlns:wpg="http://schemas.microsoft.com/office/word/2010/wordprocessingGroup" xmlns:wpi="http://schemas.microsoft.com/office/word/2010/wordprocessingInk" xmlns:wne="http://schemas.microsoft.com/office/word/2006/wordml" xmlns:wps="http://schemas.microsoft.com/office/word/2010/wordprocessingShape" mc:Ignorable="w14 w15 w16se w16cid w16 w16cex w16sdtdh w16sdtfl w16du wp14">
+  <w:p>
+    <w:pPr>
+      <w:pStyle w:val="Fuzeile"/>
+      <w:jc w:val="center"/>
+    </w:pPr>
+  </w:p>
+  <w:p>
+    <w:pPr>
+      <w:pStyle w:val="Fuzeile"/>
+      <w:ind w:firstLine="708"/>
+    </w:pPr>
+  </w:p>
+</w:ftr>
+</file>
+
+<file path=word/footer2.xml><?xml version="1.0" encoding="utf-8"?>
+<w:ftr xmlns:wpc="http://schemas.microsoft.com/office/word/2010/wordprocessingCanvas" xmlns:cx="http://schemas.microsoft.com/office/drawing/2014/chartex" xmlns:cx1="http://schemas.microsoft.com/office/drawing/2015/9/8/chartex" xmlns:cx2="http://schemas.microsoft.com/office/drawing/2015/10/21/chartex" xmlns:cx3="http://schemas.microsoft.com/office/drawing/2016/5/9/chartex" xmlns:cx4="http://schemas.microsoft.com/office/drawing/2016/5/10/chartex" xmlns:cx5="http://schemas.microsoft.com/office/drawing/2016/5/11/chartex" xmlns:cx6="http://schemas.microsoft.com/office/drawing/2016/5/12/chartex" xmlns:cx7="http://schemas.microsoft.com/office/drawing/2016/5/13/chartex" xmlns:cx8="http://schemas.microsoft.com/office/drawing/2016/5/14/chartex" xmlns:mc="http://schemas.openxmlformats.org/markup-compatibility/2006" xmlns:aink="http://schemas.microsoft.com/office/drawing/2016/ink" xmlns:am3d="http://schemas.microsoft.com/office/drawing/2017/model3d" xmlns:o="urn:schemas-microsoft-com:office:office" xmlns:oel="http://schemas.microsoft.com/office/2019/extlst" xmlns:r="http://schemas.openxmlformats.org/officeDocument/2006/relationships" xmlns:m="http://schemas.openxmlformats.org/officeDocument/2006/math" xmlns:v="urn:schemas-microsoft-com:vml" xmlns:wp14="http://schemas.microsoft.com/office/word/2010/wordprocessingDrawing" xmlns:wp="http://schemas.openxmlformats.org/drawingml/2006/wordprocessingDrawing" xmlns:w10="urn:schemas-microsoft-com:office:word" xmlns:w="http://schemas.openxmlformats.org/wordprocessingml/2006/main" xmlns:w14="http://schemas.microsoft.com/office/word/2010/wordml" xmlns:w15="http://schemas.microsoft.com/office/word/2012/wordml" xmlns:w16cex="http://schemas.microsoft.com/office/word/2018/wordml/cex" xmlns:w16cid="http://schemas.microsoft.com/office/word/2016/wordml/cid" xmlns:w16="http://schemas.microsoft.com/office/word/2018/wordml" xmlns:w16du="http://schemas.microsoft.com/office/word/2023/wordml/word16du" xmlns:w16sdtdh="http://schemas.microsoft.com/office/word/2020/wordml/sdtdatahash" xmlns:w16sdtfl="http://schemas.microsoft.com/office/word/2024/wordml/sdtformatlock" xmlns:w16se="http://schemas.microsoft.com/office/word/2015/wordml/symex" xmlns:wpg="http://schemas.microsoft.com/office/word/2010/wordprocessingGroup" xmlns:wpi="http://schemas.microsoft.com/office/word/2010/wordprocessingInk" xmlns:wne="http://schemas.microsoft.com/office/word/2006/wordml" xmlns:wps="http://schemas.microsoft.com/office/word/2010/wordprocessingShape" mc:Ignorable="w14 w15 w16se w16cid w16 w16cex w16sdtdh w16sdtfl w16du wp14">
+  <w:sdt>
+    <w:sdtPr>
+      <w:id w:val="1609927255"/>
+      <w:docPartObj>
+        <w:docPartGallery w:val="Page Numbers (Bottom of Page)"/>
+        <w:docPartUnique/>
+      </w:docPartObj>
+    </w:sdtPr>
+    <w:sdtContent>
+      <w:p>
+        <w:pPr>
+          <w:pStyle w:val="Fuzeile"/>
+          <w:jc w:val="right"/>
+        </w:pPr>
+        <w:r>
+          <w:fldChar w:fldCharType="begin"/>
+        </w:r>
+        <w:r>
+          <w:instrText>PAGE   \* MERGEFORMAT</w:instrText>
+        </w:r>
+        <w:r>
+          <w:fldChar w:fldCharType="separate"/>
+        </w:r>
+        <w:r>
+          <w:t>2</w:t>
+        </w:r>
+        <w:r>
+          <w:fldChar w:fldCharType="end"/>
+        </w:r>
+      </w:p>
+    </w:sdtContent>
+  </w:sdt>
+  <w:p>
+    <w:pPr>
+      <w:pStyle w:val="Fuzeile"/>
+      <w:ind w:firstLine="708"/>
+    </w:pPr>
+  </w:p>
+</w:ftr>
+</file>
+
+<file path=word/footer3.xml><?xml version="1.0" encoding="utf-8"?>
+<w:ftr xmlns:wpc="http://schemas.microsoft.com/office/word/2010/wordprocessingCanvas" xmlns:cx="http://schemas.microsoft.com/office/drawing/2014/chartex" xmlns:cx1="http://schemas.microsoft.com/office/drawing/2015/9/8/chartex" xmlns:cx2="http://schemas.microsoft.com/office/drawing/2015/10/21/chartex" xmlns:cx3="http://schemas.microsoft.com/office/drawing/2016/5/9/chartex" xmlns:cx4="http://schemas.microsoft.com/office/drawing/2016/5/10/chartex" xmlns:cx5="http://schemas.microsoft.com/office/drawing/2016/5/11/chartex" xmlns:cx6="http://schemas.microsoft.com/office/drawing/2016/5/12/chartex" xmlns:cx7="http://schemas.microsoft.com/office/drawing/2016/5/13/chartex" xmlns:cx8="http://schemas.microsoft.com/office/drawing/2016/5/14/chartex" xmlns:mc="http://schemas.openxmlformats.org/markup-compatibility/2006" xmlns:aink="http://schemas.microsoft.com/office/drawing/2016/ink" xmlns:am3d="http://schemas.microsoft.com/office/drawing/2017/model3d" xmlns:o="urn:schemas-microsoft-com:office:office" xmlns:oel="http://schemas.microsoft.com/office/2019/extlst" xmlns:r="http://schemas.openxmlformats.org/officeDocument/2006/relationships" xmlns:m="http://schemas.openxmlformats.org/officeDocument/2006/math" xmlns:v="urn:schemas-microsoft-com:vml" xmlns:wp14="http://schemas.microsoft.com/office/word/2010/wordprocessingDrawing" xmlns:wp="http://schemas.openxmlformats.org/drawingml/2006/wordprocessingDrawing" xmlns:w10="urn:schemas-microsoft-com:office:word" xmlns:w="http://schemas.openxmlformats.org/wordprocessingml/2006/main" xmlns:w14="http://schemas.microsoft.com/office/word/2010/wordml" xmlns:w15="http://schemas.microsoft.com/office/word/2012/wordml" xmlns:w16cex="http://schemas.microsoft.com/office/word/2018/wordml/cex" xmlns:w16cid="http://schemas.microsoft.com/office/word/2016/wordml/cid" xmlns:w16="http://schemas.microsoft.com/office/word/2018/wordml" xmlns:w16du="http://schemas.microsoft.com/office/word/2023/wordml/word16du" xmlns:w16sdtdh="http://schemas.microsoft.com/office/word/2020/wordml/sdtdatahash" xmlns:w16sdtfl="http://schemas.microsoft.com/office/word/2024/wordml/sdtformatlock" xmlns:w16se="http://schemas.microsoft.com/office/word/2015/wordml/symex" xmlns:wpg="http://schemas.microsoft.com/office/word/2010/wordprocessingGroup" xmlns:wpi="http://schemas.microsoft.com/office/word/2010/wordprocessingInk" xmlns:wne="http://schemas.microsoft.com/office/word/2006/wordml" xmlns:wps="http://schemas.microsoft.com/office/word/2010/wordprocessingShape" mc:Ignorable="w14 w15 w16se w16cid w16 w16cex w16sdtdh w16sdtfl w16du wp14">
+  <w:sdt>
+    <w:sdtPr>
+      <w:id w:val="1378823534"/>
+      <w:docPartObj>
+        <w:docPartGallery w:val="Page Numbers (Bottom of Page)"/>
+        <w:docPartUnique/>
+      </w:docPartObj>
+    </w:sdtPr>
+    <w:sdtContent>
+      <w:p>
+        <w:pPr>
+          <w:pStyle w:val="Fuzeile"/>
+          <w:jc w:val="right"/>
+        </w:pPr>
+        <w:r>
+          <w:fldChar w:fldCharType="begin"/>
+        </w:r>
+        <w:r>
+          <w:instrText>PAGE   \* MERGEFORMAT</w:instrText>
+        </w:r>
+        <w:r>
+          <w:fldChar w:fldCharType="separate"/>
+        </w:r>
+        <w:r>
+          <w:t>2</w:t>
+        </w:r>
+        <w:r>
+          <w:fldChar w:fldCharType="end"/>
+        </w:r>
+      </w:p>
+    </w:sdtContent>
+  </w:sdt>
+  <w:p>
+    <w:pPr>
+      <w:pStyle w:val="Fuzeile"/>
+      <w:ind w:firstLine="708"/>
+    </w:pPr>
+  </w:p>
+</w:ftr>
+</file>
+
+<file path=word/footer4.xml><?xml version="1.0" encoding="utf-8"?>
+<w:ftr xmlns:wpc="http://schemas.microsoft.com/office/word/2010/wordprocessingCanvas" xmlns:cx="http://schemas.microsoft.com/office/drawing/2014/chartex" xmlns:cx1="http://schemas.microsoft.com/office/drawing/2015/9/8/chartex" xmlns:cx2="http://schemas.microsoft.com/office/drawing/2015/10/21/chartex" xmlns:cx3="http://schemas.microsoft.com/office/drawing/2016/5/9/chartex" xmlns:cx4="http://schemas.microsoft.com/office/drawing/2016/5/10/chartex" xmlns:cx5="http://schemas.microsoft.com/office/drawing/2016/5/11/chartex" xmlns:cx6="http://schemas.microsoft.com/office/drawing/2016/5/12/chartex" xmlns:cx7="http://schemas.microsoft.com/office/drawing/2016/5/13/chartex" xmlns:cx8="http://schemas.microsoft.com/office/drawing/2016/5/14/chartex" xmlns:mc="http://schemas.openxmlformats.org/markup-compatibility/2006" xmlns:aink="http://schemas.microsoft.com/office/drawing/2016/ink" xmlns:am3d="http://schemas.microsoft.com/office/drawing/2017/model3d" xmlns:o="urn:schemas-microsoft-com:office:office" xmlns:oel="http://schemas.microsoft.com/office/2019/extlst" xmlns:r="http://schemas.openxmlformats.org/officeDocument/2006/relationships" xmlns:m="http://schemas.openxmlformats.org/officeDocument/2006/math" xmlns:v="urn:schemas-microsoft-com:vml" xmlns:wp14="http://schemas.microsoft.com/office/word/2010/wordprocessingDrawing" xmlns:wp="http://schemas.openxmlformats.org/drawingml/2006/wordprocessingDrawing" xmlns:w10="urn:schemas-microsoft-com:office:word" xmlns:w="http://schemas.openxmlformats.org/wordprocessingml/2006/main" xmlns:w14="http://schemas.microsoft.com/office/word/2010/wordml" xmlns:w15="http://schemas.microsoft.com/office/word/2012/wordml" xmlns:w16cex="http://schemas.microsoft.com/office/word/2018/wordml/cex" xmlns:w16cid="http://schemas.microsoft.com/office/word/2016/wordml/cid" xmlns:w16="http://schemas.microsoft.com/office/word/2018/wordml" xmlns:w16du="http://schemas.microsoft.com/office/word/2023/wordml/word16du" xmlns:w16sdtdh="http://schemas.microsoft.com/office/word/2020/wordml/sdtdatahash" xmlns:w16sdtfl="http://schemas.microsoft.com/office/word/2024/wordml/sdtformatlock" xmlns:w16se="http://schemas.microsoft.com/office/word/2015/wordml/symex" xmlns:wpg="http://schemas.microsoft.com/office/word/2010/wordprocessingGroup" xmlns:wpi="http://schemas.microsoft.com/office/word/2010/wordprocessingInk" xmlns:wne="http://schemas.microsoft.com/office/word/2006/wordml" xmlns:wps="http://schemas.microsoft.com/office/word/2010/wordprocessingShape" mc:Ignorable="w14 w15 w16se w16cid w16 w16cex w16sdtdh w16sdtfl w16du wp14">
+  <w:sdt>
+    <w:sdtPr>
+      <w:id w:val="-985311336"/>
+      <w:docPartObj>
+        <w:docPartGallery w:val="Page Numbers (Bottom of Page)"/>
+        <w:docPartUnique/>
+      </w:docPartObj>
+    </w:sdtPr>
+    <w:sdtContent>
+      <w:p>
+        <w:pPr>
+          <w:pStyle w:val="Fuzeile"/>
+          <w:jc w:val="right"/>
+        </w:pPr>
+        <w:r>
+          <w:fldChar w:fldCharType="begin"/>
+        </w:r>
+        <w:r>
+          <w:instrText>PAGE   \* MERGEFORMAT</w:instrText>
+        </w:r>
+        <w:r>
+          <w:fldChar w:fldCharType="separate"/>
+        </w:r>
+        <w:r>
+          <w:t>2</w:t>
+        </w:r>
+        <w:r>
+          <w:fldChar w:fldCharType="end"/>
+        </w:r>
+      </w:p>
+    </w:sdtContent>
+  </w:sdt>
+  <w:p>
+    <w:pPr>
+      <w:pStyle w:val="Fuzeile"/>
+      <w:ind w:firstLine="708"/>
+    </w:pPr>
+  </w:p>
+</w:ftr>
+</file>
+
+<file path=word/footnotes.xml><?xml version="1.0" encoding="utf-8"?>
+<w:footnotes xmlns:wpc="http://schemas.microsoft.com/office/word/2010/wordprocessingCanvas" xmlns:cx="http://schemas.microsoft.com/office/drawing/2014/chartex" xmlns:cx1="http://schemas.microsoft.com/office/drawing/2015/9/8/chartex" xmlns:cx2="http://schemas.microsoft.com/office/drawing/2015/10/21/chartex" xmlns:cx3="http://schemas.microsoft.com/office/drawing/2016/5/9/chartex" xmlns:cx4="http://schemas.microsoft.com/office/drawing/2016/5/10/chartex" xmlns:cx5="http://schemas.microsoft.com/office/drawing/2016/5/11/chartex" xmlns:cx6="http://schemas.microsoft.com/office/drawing/2016/5/12/chartex" xmlns:cx7="http://schemas.microsoft.com/office/drawing/2016/5/13/chartex" xmlns:cx8="http://schemas.microsoft.com/office/drawing/2016/5/14/chartex" xmlns:mc="http://schemas.openxmlformats.org/markup-compatibility/2006" xmlns:aink="http://schemas.microsoft.com/office/drawing/2016/ink" xmlns:am3d="http://schemas.microsoft.com/office/drawing/2017/model3d" xmlns:o="urn:schemas-microsoft-com:office:office" xmlns:oel="http://schemas.microsoft.com/office/2019/extlst" xmlns:r="http://schemas.openxmlformats.org/officeDocument/2006/relationships" xmlns:m="http://schemas.openxmlformats.org/officeDocument/2006/math" xmlns:v="urn:schemas-microsoft-com:vml" xmlns:wp14="http://schemas.microsoft.com/office/word/2010/wordprocessingDrawing" xmlns:wp="http://schemas.openxmlformats.org/drawingml/2006/wordprocessingDrawing" xmlns:w10="urn:schemas-microsoft-com:office:word" xmlns:w="http://schemas.openxmlformats.org/wordprocessingml/2006/main" xmlns:w14="http://schemas.microsoft.com/office/word/2010/wordml" xmlns:w15="http://schemas.microsoft.com/office/word/2012/wordml" xmlns:w16cex="http://schemas.microsoft.com/office/word/2018/wordml/cex" xmlns:w16cid="http://schemas.microsoft.com/office/word/2016/wordml/cid" xmlns:w16="http://schemas.microsoft.com/office/word/2018/wordml" xmlns:w16du="http://schemas.microsoft.com/office/word/2023/wordml/word16du" xmlns:w16sdtdh="http://schemas.microsoft.com/office/word/2020/wordml/sdtdatahash" xmlns:w16sdtfl="http://schemas.microsoft.com/office/word/2024/wordml/sdtformatlock" xmlns:w16se="http://schemas.microsoft.com/office/word/2015/wordml/symex" xmlns:wpg="http://schemas.microsoft.com/office/word/2010/wordprocessingGroup" xmlns:wpi="http://schemas.microsoft.com/office/word/2010/wordprocessingInk" xmlns:wne="http://schemas.microsoft.com/office/word/2006/wordml" xmlns:wps="http://schemas.microsoft.com/office/word/2010/wordprocessingShape" mc:Ignorable="w14 w15 w16se w16cid w16 w16cex w16sdtdh w16sdtfl w16du wp14">
+  <w:footnote w:type="separator" w:id="-1">
+    <w:p>
+      <w:pPr>
+        <w:spacing w:after="0" w:line="240" w:lineRule="auto"/>
+      </w:pPr>
+      <w:r>
+        <w:separator/>
+      </w:r>
+    </w:p>
+  </w:footnote>
+  <w:footnote w:type="continuationSeparator" w:id="0">
+    <w:p>
+      <w:pPr>
+        <w:spacing w:after="0" w:line="240" w:lineRule="auto"/>
+      </w:pPr>
+      <w:r>
+        <w:continuationSeparator/>
+      </w:r>
+    </w:p>
+  </w:footnote>
+</w:footnotes>
 </file>
 
 <file path=word/numbering.xml><?xml version="1.0" encoding="utf-8"?>
@@ -20461,6 +20821,50 @@
       <w14:ligatures w14:val="none"/>
     </w:rPr>
   </w:style>
+  <w:style w:type="paragraph" w:styleId="Kopfzeile">
+    <w:name w:val="header"/>
+    <w:basedOn w:val="Standard"/>
+    <w:link w:val="KopfzeileZchn"/>
+    <w:uiPriority w:val="99"/>
+    <w:unhideWhenUsed/>
+    <w:rsid w:val="00672FAA"/>
+    <w:pPr>
+      <w:tabs>
+        <w:tab w:val="center" w:pos="4536"/>
+        <w:tab w:val="right" w:pos="9072"/>
+      </w:tabs>
+      <w:spacing w:after="0" w:line="240" w:lineRule="auto"/>
+    </w:pPr>
+  </w:style>
+  <w:style w:type="character" w:customStyle="1" w:styleId="KopfzeileZchn">
+    <w:name w:val="Kopfzeile Zchn"/>
+    <w:basedOn w:val="Absatz-Standardschriftart"/>
+    <w:link w:val="Kopfzeile"/>
+    <w:uiPriority w:val="99"/>
+    <w:rsid w:val="00672FAA"/>
+  </w:style>
+  <w:style w:type="paragraph" w:styleId="Fuzeile">
+    <w:name w:val="footer"/>
+    <w:basedOn w:val="Standard"/>
+    <w:link w:val="FuzeileZchn"/>
+    <w:uiPriority w:val="99"/>
+    <w:unhideWhenUsed/>
+    <w:rsid w:val="00672FAA"/>
+    <w:pPr>
+      <w:tabs>
+        <w:tab w:val="center" w:pos="4536"/>
+        <w:tab w:val="right" w:pos="9072"/>
+      </w:tabs>
+      <w:spacing w:after="0" w:line="240" w:lineRule="auto"/>
+    </w:pPr>
+  </w:style>
+  <w:style w:type="character" w:customStyle="1" w:styleId="FuzeileZchn">
+    <w:name w:val="Fußzeile Zchn"/>
+    <w:basedOn w:val="Absatz-Standardschriftart"/>
+    <w:link w:val="Fuzeile"/>
+    <w:uiPriority w:val="99"/>
+    <w:rsid w:val="00672FAA"/>
+  </w:style>
 </w:styles>
 </file>
 

--- a/Portfolio.docx
+++ b/Portfolio.docx
@@ -186,7 +186,7 @@
           <w:r>
             <w:fldChar w:fldCharType="separate"/>
           </w:r>
-          <w:hyperlink w:anchor="_Toc194743708" w:history="1">
+          <w:hyperlink w:anchor="_Toc194767431" w:history="1">
             <w:r>
               <w:rPr>
                 <w:rStyle w:val="Hyperlink"/>
@@ -213,7 +213,7 @@
                 <w:noProof/>
                 <w:webHidden/>
               </w:rPr>
-              <w:instrText xml:space="preserve"> PAGEREF _Toc194743708 \h </w:instrText>
+              <w:instrText xml:space="preserve"> PAGEREF _Toc194767431 \h </w:instrText>
             </w:r>
             <w:r>
               <w:rPr>
@@ -258,7 +258,7 @@
               <w:lang w:eastAsia="de-DE"/>
             </w:rPr>
           </w:pPr>
-          <w:hyperlink w:anchor="_Toc194743709" w:history="1">
+          <w:hyperlink w:anchor="_Toc194767432" w:history="1">
             <w:r>
               <w:rPr>
                 <w:rStyle w:val="Hyperlink"/>
@@ -285,7 +285,7 @@
                 <w:noProof/>
                 <w:webHidden/>
               </w:rPr>
-              <w:instrText xml:space="preserve"> PAGEREF _Toc194743709 \h </w:instrText>
+              <w:instrText xml:space="preserve"> PAGEREF _Toc194767432 \h </w:instrText>
             </w:r>
             <w:r>
               <w:rPr>
@@ -330,7 +330,7 @@
               <w:lang w:eastAsia="de-DE"/>
             </w:rPr>
           </w:pPr>
-          <w:hyperlink w:anchor="_Toc194743710" w:history="1">
+          <w:hyperlink w:anchor="_Toc194767433" w:history="1">
             <w:r>
               <w:rPr>
                 <w:rStyle w:val="Hyperlink"/>
@@ -357,7 +357,7 @@
                 <w:noProof/>
                 <w:webHidden/>
               </w:rPr>
-              <w:instrText xml:space="preserve"> PAGEREF _Toc194743710 \h </w:instrText>
+              <w:instrText xml:space="preserve"> PAGEREF _Toc194767433 \h </w:instrText>
             </w:r>
             <w:r>
               <w:rPr>
@@ -402,7 +402,7 @@
               <w:lang w:eastAsia="de-DE"/>
             </w:rPr>
           </w:pPr>
-          <w:hyperlink w:anchor="_Toc194743711" w:history="1">
+          <w:hyperlink w:anchor="_Toc194767434" w:history="1">
             <w:r>
               <w:rPr>
                 <w:rStyle w:val="Hyperlink"/>
@@ -429,7 +429,7 @@
                 <w:noProof/>
                 <w:webHidden/>
               </w:rPr>
-              <w:instrText xml:space="preserve"> PAGEREF _Toc194743711 \h </w:instrText>
+              <w:instrText xml:space="preserve"> PAGEREF _Toc194767434 \h </w:instrText>
             </w:r>
             <w:r>
               <w:rPr>
@@ -474,7 +474,7 @@
               <w:lang w:eastAsia="de-DE"/>
             </w:rPr>
           </w:pPr>
-          <w:hyperlink w:anchor="_Toc194743712" w:history="1">
+          <w:hyperlink w:anchor="_Toc194767435" w:history="1">
             <w:r>
               <w:rPr>
                 <w:rStyle w:val="Hyperlink"/>
@@ -501,7 +501,7 @@
                 <w:noProof/>
                 <w:webHidden/>
               </w:rPr>
-              <w:instrText xml:space="preserve"> PAGEREF _Toc194743712 \h </w:instrText>
+              <w:instrText xml:space="preserve"> PAGEREF _Toc194767435 \h </w:instrText>
             </w:r>
             <w:r>
               <w:rPr>
@@ -546,7 +546,7 @@
               <w:lang w:eastAsia="de-DE"/>
             </w:rPr>
           </w:pPr>
-          <w:hyperlink w:anchor="_Toc194743713" w:history="1">
+          <w:hyperlink w:anchor="_Toc194767436" w:history="1">
             <w:r>
               <w:rPr>
                 <w:rStyle w:val="Hyperlink"/>
@@ -573,7 +573,7 @@
                 <w:noProof/>
                 <w:webHidden/>
               </w:rPr>
-              <w:instrText xml:space="preserve"> PAGEREF _Toc194743713 \h </w:instrText>
+              <w:instrText xml:space="preserve"> PAGEREF _Toc194767436 \h </w:instrText>
             </w:r>
             <w:r>
               <w:rPr>
@@ -618,7 +618,7 @@
               <w:lang w:eastAsia="de-DE"/>
             </w:rPr>
           </w:pPr>
-          <w:hyperlink w:anchor="_Toc194743714" w:history="1">
+          <w:hyperlink w:anchor="_Toc194767437" w:history="1">
             <w:r>
               <w:rPr>
                 <w:rStyle w:val="Hyperlink"/>
@@ -645,7 +645,7 @@
                 <w:noProof/>
                 <w:webHidden/>
               </w:rPr>
-              <w:instrText xml:space="preserve"> PAGEREF _Toc194743714 \h </w:instrText>
+              <w:instrText xml:space="preserve"> PAGEREF _Toc194767437 \h </w:instrText>
             </w:r>
             <w:r>
               <w:rPr>
@@ -690,7 +690,7 @@
               <w:lang w:eastAsia="de-DE"/>
             </w:rPr>
           </w:pPr>
-          <w:hyperlink w:anchor="_Toc194743715" w:history="1">
+          <w:hyperlink w:anchor="_Toc194767438" w:history="1">
             <w:r>
               <w:rPr>
                 <w:rStyle w:val="Hyperlink"/>
@@ -717,7 +717,7 @@
                 <w:noProof/>
                 <w:webHidden/>
               </w:rPr>
-              <w:instrText xml:space="preserve"> PAGEREF _Toc194743715 \h </w:instrText>
+              <w:instrText xml:space="preserve"> PAGEREF _Toc194767438 \h </w:instrText>
             </w:r>
             <w:r>
               <w:rPr>
@@ -762,13 +762,13 @@
               <w:lang w:eastAsia="de-DE"/>
             </w:rPr>
           </w:pPr>
-          <w:hyperlink w:anchor="_Toc194743716" w:history="1">
+          <w:hyperlink w:anchor="_Toc194767439" w:history="1">
             <w:r>
               <w:rPr>
                 <w:rStyle w:val="Hyperlink"/>
                 <w:noProof/>
               </w:rPr>
-              <w:t>Einleitung anpassen</w:t>
+              <w:t>Einleitung</w:t>
             </w:r>
             <w:r>
               <w:rPr>
@@ -789,7 +789,7 @@
                 <w:noProof/>
                 <w:webHidden/>
               </w:rPr>
-              <w:instrText xml:space="preserve"> PAGEREF _Toc194743716 \h </w:instrText>
+              <w:instrText xml:space="preserve"> PAGEREF _Toc194767439 \h </w:instrText>
             </w:r>
             <w:r>
               <w:rPr>
@@ -834,7 +834,7 @@
               <w:lang w:eastAsia="de-DE"/>
             </w:rPr>
           </w:pPr>
-          <w:hyperlink w:anchor="_Toc194743717" w:history="1">
+          <w:hyperlink w:anchor="_Toc194767440" w:history="1">
             <w:r>
               <w:rPr>
                 <w:rStyle w:val="Hyperlink"/>
@@ -861,7 +861,7 @@
                 <w:noProof/>
                 <w:webHidden/>
               </w:rPr>
-              <w:instrText xml:space="preserve"> PAGEREF _Toc194743717 \h </w:instrText>
+              <w:instrText xml:space="preserve"> PAGEREF _Toc194767440 \h </w:instrText>
             </w:r>
             <w:r>
               <w:rPr>
@@ -906,7 +906,7 @@
               <w:lang w:eastAsia="de-DE"/>
             </w:rPr>
           </w:pPr>
-          <w:hyperlink w:anchor="_Toc194743718" w:history="1">
+          <w:hyperlink w:anchor="_Toc194767441" w:history="1">
             <w:r>
               <w:rPr>
                 <w:rStyle w:val="Hyperlink"/>
@@ -933,7 +933,7 @@
                 <w:noProof/>
                 <w:webHidden/>
               </w:rPr>
-              <w:instrText xml:space="preserve"> PAGEREF _Toc194743718 \h </w:instrText>
+              <w:instrText xml:space="preserve"> PAGEREF _Toc194767441 \h </w:instrText>
             </w:r>
             <w:r>
               <w:rPr>
@@ -978,7 +978,7 @@
               <w:lang w:eastAsia="de-DE"/>
             </w:rPr>
           </w:pPr>
-          <w:hyperlink w:anchor="_Toc194743719" w:history="1">
+          <w:hyperlink w:anchor="_Toc194767442" w:history="1">
             <w:r>
               <w:rPr>
                 <w:rStyle w:val="Hyperlink"/>
@@ -1005,7 +1005,7 @@
                 <w:noProof/>
                 <w:webHidden/>
               </w:rPr>
-              <w:instrText xml:space="preserve"> PAGEREF _Toc194743719 \h </w:instrText>
+              <w:instrText xml:space="preserve"> PAGEREF _Toc194767442 \h </w:instrText>
             </w:r>
             <w:r>
               <w:rPr>
@@ -1050,7 +1050,7 @@
               <w:lang w:eastAsia="de-DE"/>
             </w:rPr>
           </w:pPr>
-          <w:hyperlink w:anchor="_Toc194743720" w:history="1">
+          <w:hyperlink w:anchor="_Toc194767443" w:history="1">
             <w:r>
               <w:rPr>
                 <w:rStyle w:val="Hyperlink"/>
@@ -1077,7 +1077,7 @@
                 <w:noProof/>
                 <w:webHidden/>
               </w:rPr>
-              <w:instrText xml:space="preserve"> PAGEREF _Toc194743720 \h </w:instrText>
+              <w:instrText xml:space="preserve"> PAGEREF _Toc194767443 \h </w:instrText>
             </w:r>
             <w:r>
               <w:rPr>
@@ -1122,7 +1122,7 @@
               <w:lang w:eastAsia="de-DE"/>
             </w:rPr>
           </w:pPr>
-          <w:hyperlink w:anchor="_Toc194743721" w:history="1">
+          <w:hyperlink w:anchor="_Toc194767444" w:history="1">
             <w:r>
               <w:rPr>
                 <w:rStyle w:val="Hyperlink"/>
@@ -1149,7 +1149,7 @@
                 <w:noProof/>
                 <w:webHidden/>
               </w:rPr>
-              <w:instrText xml:space="preserve"> PAGEREF _Toc194743721 \h </w:instrText>
+              <w:instrText xml:space="preserve"> PAGEREF _Toc194767444 \h </w:instrText>
             </w:r>
             <w:r>
               <w:rPr>
@@ -1194,7 +1194,7 @@
               <w:lang w:eastAsia="de-DE"/>
             </w:rPr>
           </w:pPr>
-          <w:hyperlink w:anchor="_Toc194743722" w:history="1">
+          <w:hyperlink w:anchor="_Toc194767445" w:history="1">
             <w:r>
               <w:rPr>
                 <w:rStyle w:val="Hyperlink"/>
@@ -1221,7 +1221,7 @@
                 <w:noProof/>
                 <w:webHidden/>
               </w:rPr>
-              <w:instrText xml:space="preserve"> PAGEREF _Toc194743722 \h </w:instrText>
+              <w:instrText xml:space="preserve"> PAGEREF _Toc194767445 \h </w:instrText>
             </w:r>
             <w:r>
               <w:rPr>
@@ -1266,7 +1266,7 @@
               <w:lang w:eastAsia="de-DE"/>
             </w:rPr>
           </w:pPr>
-          <w:hyperlink w:anchor="_Toc194743723" w:history="1">
+          <w:hyperlink w:anchor="_Toc194767446" w:history="1">
             <w:r>
               <w:rPr>
                 <w:rStyle w:val="Hyperlink"/>
@@ -1293,7 +1293,7 @@
                 <w:noProof/>
                 <w:webHidden/>
               </w:rPr>
-              <w:instrText xml:space="preserve"> PAGEREF _Toc194743723 \h </w:instrText>
+              <w:instrText xml:space="preserve"> PAGEREF _Toc194767446 \h </w:instrText>
             </w:r>
             <w:r>
               <w:rPr>
@@ -1338,7 +1338,7 @@
               <w:lang w:eastAsia="de-DE"/>
             </w:rPr>
           </w:pPr>
-          <w:hyperlink w:anchor="_Toc194743724" w:history="1">
+          <w:hyperlink w:anchor="_Toc194767447" w:history="1">
             <w:r>
               <w:rPr>
                 <w:rStyle w:val="Hyperlink"/>
@@ -1365,7 +1365,7 @@
                 <w:noProof/>
                 <w:webHidden/>
               </w:rPr>
-              <w:instrText xml:space="preserve"> PAGEREF _Toc194743724 \h </w:instrText>
+              <w:instrText xml:space="preserve"> PAGEREF _Toc194767447 \h </w:instrText>
             </w:r>
             <w:r>
               <w:rPr>
@@ -1410,7 +1410,7 @@
               <w:lang w:eastAsia="de-DE"/>
             </w:rPr>
           </w:pPr>
-          <w:hyperlink w:anchor="_Toc194743725" w:history="1">
+          <w:hyperlink w:anchor="_Toc194767448" w:history="1">
             <w:r>
               <w:rPr>
                 <w:rStyle w:val="Hyperlink"/>
@@ -1437,7 +1437,7 @@
                 <w:noProof/>
                 <w:webHidden/>
               </w:rPr>
-              <w:instrText xml:space="preserve"> PAGEREF _Toc194743725 \h </w:instrText>
+              <w:instrText xml:space="preserve"> PAGEREF _Toc194767448 \h </w:instrText>
             </w:r>
             <w:r>
               <w:rPr>
@@ -1482,7 +1482,7 @@
               <w:lang w:eastAsia="de-DE"/>
             </w:rPr>
           </w:pPr>
-          <w:hyperlink w:anchor="_Toc194743726" w:history="1">
+          <w:hyperlink w:anchor="_Toc194767449" w:history="1">
             <w:r>
               <w:rPr>
                 <w:rStyle w:val="Hyperlink"/>
@@ -1509,7 +1509,7 @@
                 <w:noProof/>
                 <w:webHidden/>
               </w:rPr>
-              <w:instrText xml:space="preserve"> PAGEREF _Toc194743726 \h </w:instrText>
+              <w:instrText xml:space="preserve"> PAGEREF _Toc194767449 \h </w:instrText>
             </w:r>
             <w:r>
               <w:rPr>
@@ -1554,7 +1554,7 @@
               <w:lang w:eastAsia="de-DE"/>
             </w:rPr>
           </w:pPr>
-          <w:hyperlink w:anchor="_Toc194743727" w:history="1">
+          <w:hyperlink w:anchor="_Toc194767450" w:history="1">
             <w:r>
               <w:rPr>
                 <w:rStyle w:val="Hyperlink"/>
@@ -1581,7 +1581,7 @@
                 <w:noProof/>
                 <w:webHidden/>
               </w:rPr>
-              <w:instrText xml:space="preserve"> PAGEREF _Toc194743727 \h </w:instrText>
+              <w:instrText xml:space="preserve"> PAGEREF _Toc194767450 \h </w:instrText>
             </w:r>
             <w:r>
               <w:rPr>
@@ -1626,7 +1626,7 @@
               <w:lang w:eastAsia="de-DE"/>
             </w:rPr>
           </w:pPr>
-          <w:hyperlink w:anchor="_Toc194743728" w:history="1">
+          <w:hyperlink w:anchor="_Toc194767451" w:history="1">
             <w:r>
               <w:rPr>
                 <w:rStyle w:val="Hyperlink"/>
@@ -1653,7 +1653,7 @@
                 <w:noProof/>
                 <w:webHidden/>
               </w:rPr>
-              <w:instrText xml:space="preserve"> PAGEREF _Toc194743728 \h </w:instrText>
+              <w:instrText xml:space="preserve"> PAGEREF _Toc194767451 \h </w:instrText>
             </w:r>
             <w:r>
               <w:rPr>
@@ -1698,7 +1698,7 @@
               <w:lang w:eastAsia="de-DE"/>
             </w:rPr>
           </w:pPr>
-          <w:hyperlink w:anchor="_Toc194743729" w:history="1">
+          <w:hyperlink w:anchor="_Toc194767452" w:history="1">
             <w:r>
               <w:rPr>
                 <w:rStyle w:val="Hyperlink"/>
@@ -1725,7 +1725,7 @@
                 <w:noProof/>
                 <w:webHidden/>
               </w:rPr>
-              <w:instrText xml:space="preserve"> PAGEREF _Toc194743729 \h </w:instrText>
+              <w:instrText xml:space="preserve"> PAGEREF _Toc194767452 \h </w:instrText>
             </w:r>
             <w:r>
               <w:rPr>
@@ -1770,7 +1770,7 @@
               <w:lang w:eastAsia="de-DE"/>
             </w:rPr>
           </w:pPr>
-          <w:hyperlink w:anchor="_Toc194743730" w:history="1">
+          <w:hyperlink w:anchor="_Toc194767453" w:history="1">
             <w:r>
               <w:rPr>
                 <w:rStyle w:val="Hyperlink"/>
@@ -1797,7 +1797,7 @@
                 <w:noProof/>
                 <w:webHidden/>
               </w:rPr>
-              <w:instrText xml:space="preserve"> PAGEREF _Toc194743730 \h </w:instrText>
+              <w:instrText xml:space="preserve"> PAGEREF _Toc194767453 \h </w:instrText>
             </w:r>
             <w:r>
               <w:rPr>
@@ -1842,7 +1842,7 @@
               <w:lang w:eastAsia="de-DE"/>
             </w:rPr>
           </w:pPr>
-          <w:hyperlink w:anchor="_Toc194743731" w:history="1">
+          <w:hyperlink w:anchor="_Toc194767454" w:history="1">
             <w:r>
               <w:rPr>
                 <w:rStyle w:val="Hyperlink"/>
@@ -1869,7 +1869,7 @@
                 <w:noProof/>
                 <w:webHidden/>
               </w:rPr>
-              <w:instrText xml:space="preserve"> PAGEREF _Toc194743731 \h </w:instrText>
+              <w:instrText xml:space="preserve"> PAGEREF _Toc194767454 \h </w:instrText>
             </w:r>
             <w:r>
               <w:rPr>
@@ -1914,7 +1914,7 @@
               <w:lang w:eastAsia="de-DE"/>
             </w:rPr>
           </w:pPr>
-          <w:hyperlink w:anchor="_Toc194743732" w:history="1">
+          <w:hyperlink w:anchor="_Toc194767455" w:history="1">
             <w:r>
               <w:rPr>
                 <w:rStyle w:val="Hyperlink"/>
@@ -1941,7 +1941,7 @@
                 <w:noProof/>
                 <w:webHidden/>
               </w:rPr>
-              <w:instrText xml:space="preserve"> PAGEREF _Toc194743732 \h </w:instrText>
+              <w:instrText xml:space="preserve"> PAGEREF _Toc194767455 \h </w:instrText>
             </w:r>
             <w:r>
               <w:rPr>
@@ -1986,7 +1986,7 @@
               <w:lang w:eastAsia="de-DE"/>
             </w:rPr>
           </w:pPr>
-          <w:hyperlink w:anchor="_Toc194743733" w:history="1">
+          <w:hyperlink w:anchor="_Toc194767456" w:history="1">
             <w:r>
               <w:rPr>
                 <w:rStyle w:val="Hyperlink"/>
@@ -2013,7 +2013,7 @@
                 <w:noProof/>
                 <w:webHidden/>
               </w:rPr>
-              <w:instrText xml:space="preserve"> PAGEREF _Toc194743733 \h </w:instrText>
+              <w:instrText xml:space="preserve"> PAGEREF _Toc194767456 \h </w:instrText>
             </w:r>
             <w:r>
               <w:rPr>
@@ -2058,7 +2058,7 @@
               <w:lang w:eastAsia="de-DE"/>
             </w:rPr>
           </w:pPr>
-          <w:hyperlink w:anchor="_Toc194743734" w:history="1">
+          <w:hyperlink w:anchor="_Toc194767457" w:history="1">
             <w:r>
               <w:rPr>
                 <w:rStyle w:val="Hyperlink"/>
@@ -2086,7 +2086,7 @@
                 <w:noProof/>
                 <w:webHidden/>
               </w:rPr>
-              <w:instrText xml:space="preserve"> PAGEREF _Toc194743734 \h </w:instrText>
+              <w:instrText xml:space="preserve"> PAGEREF _Toc194767457 \h </w:instrText>
             </w:r>
             <w:r>
               <w:rPr>
@@ -2131,7 +2131,7 @@
               <w:lang w:eastAsia="de-DE"/>
             </w:rPr>
           </w:pPr>
-          <w:hyperlink w:anchor="_Toc194743735" w:history="1">
+          <w:hyperlink w:anchor="_Toc194767458" w:history="1">
             <w:r>
               <w:rPr>
                 <w:rStyle w:val="Hyperlink"/>
@@ -2158,7 +2158,7 @@
                 <w:noProof/>
                 <w:webHidden/>
               </w:rPr>
-              <w:instrText xml:space="preserve"> PAGEREF _Toc194743735 \h </w:instrText>
+              <w:instrText xml:space="preserve"> PAGEREF _Toc194767458 \h </w:instrText>
             </w:r>
             <w:r>
               <w:rPr>
@@ -2203,7 +2203,7 @@
               <w:lang w:eastAsia="de-DE"/>
             </w:rPr>
           </w:pPr>
-          <w:hyperlink w:anchor="_Toc194743736" w:history="1">
+          <w:hyperlink w:anchor="_Toc194767459" w:history="1">
             <w:r>
               <w:rPr>
                 <w:rStyle w:val="Hyperlink"/>
@@ -2230,7 +2230,7 @@
                 <w:noProof/>
                 <w:webHidden/>
               </w:rPr>
-              <w:instrText xml:space="preserve"> PAGEREF _Toc194743736 \h </w:instrText>
+              <w:instrText xml:space="preserve"> PAGEREF _Toc194767459 \h </w:instrText>
             </w:r>
             <w:r>
               <w:rPr>
@@ -2275,7 +2275,7 @@
               <w:lang w:eastAsia="de-DE"/>
             </w:rPr>
           </w:pPr>
-          <w:hyperlink w:anchor="_Toc194743737" w:history="1">
+          <w:hyperlink w:anchor="_Toc194767460" w:history="1">
             <w:r>
               <w:rPr>
                 <w:rStyle w:val="Hyperlink"/>
@@ -2302,7 +2302,7 @@
                 <w:noProof/>
                 <w:webHidden/>
               </w:rPr>
-              <w:instrText xml:space="preserve"> PAGEREF _Toc194743737 \h </w:instrText>
+              <w:instrText xml:space="preserve"> PAGEREF _Toc194767460 \h </w:instrText>
             </w:r>
             <w:r>
               <w:rPr>
@@ -2347,7 +2347,7 @@
               <w:lang w:eastAsia="de-DE"/>
             </w:rPr>
           </w:pPr>
-          <w:hyperlink w:anchor="_Toc194743738" w:history="1">
+          <w:hyperlink w:anchor="_Toc194767461" w:history="1">
             <w:r>
               <w:rPr>
                 <w:rStyle w:val="Hyperlink"/>
@@ -2374,7 +2374,7 @@
                 <w:noProof/>
                 <w:webHidden/>
               </w:rPr>
-              <w:instrText xml:space="preserve"> PAGEREF _Toc194743738 \h </w:instrText>
+              <w:instrText xml:space="preserve"> PAGEREF _Toc194767461 \h </w:instrText>
             </w:r>
             <w:r>
               <w:rPr>
@@ -2419,7 +2419,7 @@
               <w:lang w:eastAsia="de-DE"/>
             </w:rPr>
           </w:pPr>
-          <w:hyperlink w:anchor="_Toc194743739" w:history="1">
+          <w:hyperlink w:anchor="_Toc194767462" w:history="1">
             <w:r>
               <w:rPr>
                 <w:rStyle w:val="Hyperlink"/>
@@ -2446,7 +2446,7 @@
                 <w:noProof/>
                 <w:webHidden/>
               </w:rPr>
-              <w:instrText xml:space="preserve"> PAGEREF _Toc194743739 \h </w:instrText>
+              <w:instrText xml:space="preserve"> PAGEREF _Toc194767462 \h </w:instrText>
             </w:r>
             <w:r>
               <w:rPr>
@@ -2491,7 +2491,7 @@
               <w:lang w:eastAsia="de-DE"/>
             </w:rPr>
           </w:pPr>
-          <w:hyperlink w:anchor="_Toc194743740" w:history="1">
+          <w:hyperlink w:anchor="_Toc194767463" w:history="1">
             <w:r>
               <w:rPr>
                 <w:rStyle w:val="Hyperlink"/>
@@ -2518,7 +2518,7 @@
                 <w:noProof/>
                 <w:webHidden/>
               </w:rPr>
-              <w:instrText xml:space="preserve"> PAGEREF _Toc194743740 \h </w:instrText>
+              <w:instrText xml:space="preserve"> PAGEREF _Toc194767463 \h </w:instrText>
             </w:r>
             <w:r>
               <w:rPr>
@@ -2563,7 +2563,7 @@
               <w:lang w:eastAsia="de-DE"/>
             </w:rPr>
           </w:pPr>
-          <w:hyperlink w:anchor="_Toc194743741" w:history="1">
+          <w:hyperlink w:anchor="_Toc194767464" w:history="1">
             <w:r>
               <w:rPr>
                 <w:rStyle w:val="Hyperlink"/>
@@ -2590,7 +2590,7 @@
                 <w:noProof/>
                 <w:webHidden/>
               </w:rPr>
-              <w:instrText xml:space="preserve"> PAGEREF _Toc194743741 \h </w:instrText>
+              <w:instrText xml:space="preserve"> PAGEREF _Toc194767464 \h </w:instrText>
             </w:r>
             <w:r>
               <w:rPr>
@@ -2635,13 +2635,13 @@
               <w:lang w:eastAsia="de-DE"/>
             </w:rPr>
           </w:pPr>
-          <w:hyperlink w:anchor="_Toc194743742" w:history="1">
+          <w:hyperlink w:anchor="_Toc194767465" w:history="1">
             <w:r>
               <w:rPr>
                 <w:rStyle w:val="Hyperlink"/>
                 <w:noProof/>
               </w:rPr>
-              <w:t>Erfolge vs. Hindernisse</w:t>
+              <w:t>Was gelang mir gut?</w:t>
             </w:r>
             <w:r>
               <w:rPr>
@@ -2662,7 +2662,7 @@
                 <w:noProof/>
                 <w:webHidden/>
               </w:rPr>
-              <w:instrText xml:space="preserve"> PAGEREF _Toc194743742 \h </w:instrText>
+              <w:instrText xml:space="preserve"> PAGEREF _Toc194767465 \h </w:instrText>
             </w:r>
             <w:r>
               <w:rPr>
@@ -2683,6 +2683,524 @@
                 <w:webHidden/>
               </w:rPr>
               <w:t>16</w:t>
+            </w:r>
+            <w:r>
+              <w:rPr>
+                <w:noProof/>
+                <w:webHidden/>
+              </w:rPr>
+              <w:fldChar w:fldCharType="end"/>
+            </w:r>
+          </w:hyperlink>
+        </w:p>
+        <w:p>
+          <w:pPr>
+            <w:pStyle w:val="Verzeichnis2"/>
+            <w:tabs>
+              <w:tab w:val="right" w:leader="dot" w:pos="9062"/>
+            </w:tabs>
+            <w:rPr>
+              <w:rFonts w:eastAsiaTheme="minorEastAsia"/>
+              <w:noProof/>
+              <w:sz w:val="24"/>
+              <w:szCs w:val="24"/>
+              <w:lang w:eastAsia="de-DE"/>
+            </w:rPr>
+          </w:pPr>
+          <w:hyperlink w:anchor="_Toc194767466" w:history="1">
+            <w:r>
+              <w:rPr>
+                <w:rStyle w:val="Hyperlink"/>
+                <w:noProof/>
+              </w:rPr>
+              <w:t>Was gelang mir weniger gut?</w:t>
+            </w:r>
+            <w:r>
+              <w:rPr>
+                <w:noProof/>
+                <w:webHidden/>
+              </w:rPr>
+              <w:tab/>
+            </w:r>
+            <w:r>
+              <w:rPr>
+                <w:noProof/>
+                <w:webHidden/>
+              </w:rPr>
+              <w:fldChar w:fldCharType="begin"/>
+            </w:r>
+            <w:r>
+              <w:rPr>
+                <w:noProof/>
+                <w:webHidden/>
+              </w:rPr>
+              <w:instrText xml:space="preserve"> PAGEREF _Toc194767466 \h </w:instrText>
+            </w:r>
+            <w:r>
+              <w:rPr>
+                <w:noProof/>
+                <w:webHidden/>
+              </w:rPr>
+            </w:r>
+            <w:r>
+              <w:rPr>
+                <w:noProof/>
+                <w:webHidden/>
+              </w:rPr>
+              <w:fldChar w:fldCharType="separate"/>
+            </w:r>
+            <w:r>
+              <w:rPr>
+                <w:noProof/>
+                <w:webHidden/>
+              </w:rPr>
+              <w:t>16</w:t>
+            </w:r>
+            <w:r>
+              <w:rPr>
+                <w:noProof/>
+                <w:webHidden/>
+              </w:rPr>
+              <w:fldChar w:fldCharType="end"/>
+            </w:r>
+          </w:hyperlink>
+        </w:p>
+        <w:p>
+          <w:pPr>
+            <w:pStyle w:val="Verzeichnis2"/>
+            <w:tabs>
+              <w:tab w:val="right" w:leader="dot" w:pos="9062"/>
+            </w:tabs>
+            <w:rPr>
+              <w:rFonts w:eastAsiaTheme="minorEastAsia"/>
+              <w:noProof/>
+              <w:sz w:val="24"/>
+              <w:szCs w:val="24"/>
+              <w:lang w:eastAsia="de-DE"/>
+            </w:rPr>
+          </w:pPr>
+          <w:hyperlink w:anchor="_Toc194767467" w:history="1">
+            <w:r>
+              <w:rPr>
+                <w:rStyle w:val="Hyperlink"/>
+                <w:noProof/>
+              </w:rPr>
+              <w:t>Gründe für die Schwierigkeiten</w:t>
+            </w:r>
+            <w:r>
+              <w:rPr>
+                <w:noProof/>
+                <w:webHidden/>
+              </w:rPr>
+              <w:tab/>
+            </w:r>
+            <w:r>
+              <w:rPr>
+                <w:noProof/>
+                <w:webHidden/>
+              </w:rPr>
+              <w:fldChar w:fldCharType="begin"/>
+            </w:r>
+            <w:r>
+              <w:rPr>
+                <w:noProof/>
+                <w:webHidden/>
+              </w:rPr>
+              <w:instrText xml:space="preserve"> PAGEREF _Toc194767467 \h </w:instrText>
+            </w:r>
+            <w:r>
+              <w:rPr>
+                <w:noProof/>
+                <w:webHidden/>
+              </w:rPr>
+            </w:r>
+            <w:r>
+              <w:rPr>
+                <w:noProof/>
+                <w:webHidden/>
+              </w:rPr>
+              <w:fldChar w:fldCharType="separate"/>
+            </w:r>
+            <w:r>
+              <w:rPr>
+                <w:noProof/>
+                <w:webHidden/>
+              </w:rPr>
+              <w:t>16</w:t>
+            </w:r>
+            <w:r>
+              <w:rPr>
+                <w:noProof/>
+                <w:webHidden/>
+              </w:rPr>
+              <w:fldChar w:fldCharType="end"/>
+            </w:r>
+          </w:hyperlink>
+        </w:p>
+        <w:p>
+          <w:pPr>
+            <w:pStyle w:val="Verzeichnis2"/>
+            <w:tabs>
+              <w:tab w:val="right" w:leader="dot" w:pos="9062"/>
+            </w:tabs>
+            <w:rPr>
+              <w:rFonts w:eastAsiaTheme="minorEastAsia"/>
+              <w:noProof/>
+              <w:sz w:val="24"/>
+              <w:szCs w:val="24"/>
+              <w:lang w:eastAsia="de-DE"/>
+            </w:rPr>
+          </w:pPr>
+          <w:hyperlink w:anchor="_Toc194767468" w:history="1">
+            <w:r>
+              <w:rPr>
+                <w:rStyle w:val="Hyperlink"/>
+                <w:noProof/>
+              </w:rPr>
+              <w:t>Lessons Learned und zukünftige Optimieru</w:t>
+            </w:r>
+            <w:r>
+              <w:rPr>
+                <w:rStyle w:val="Hyperlink"/>
+                <w:noProof/>
+              </w:rPr>
+              <w:t>n</w:t>
+            </w:r>
+            <w:r>
+              <w:rPr>
+                <w:rStyle w:val="Hyperlink"/>
+                <w:noProof/>
+              </w:rPr>
+              <w:t>gen</w:t>
+            </w:r>
+            <w:r>
+              <w:rPr>
+                <w:noProof/>
+                <w:webHidden/>
+              </w:rPr>
+              <w:tab/>
+            </w:r>
+            <w:r>
+              <w:rPr>
+                <w:noProof/>
+                <w:webHidden/>
+              </w:rPr>
+              <w:fldChar w:fldCharType="begin"/>
+            </w:r>
+            <w:r>
+              <w:rPr>
+                <w:noProof/>
+                <w:webHidden/>
+              </w:rPr>
+              <w:instrText xml:space="preserve"> PAGEREF _Toc194767468 \h </w:instrText>
+            </w:r>
+            <w:r>
+              <w:rPr>
+                <w:noProof/>
+                <w:webHidden/>
+              </w:rPr>
+            </w:r>
+            <w:r>
+              <w:rPr>
+                <w:noProof/>
+                <w:webHidden/>
+              </w:rPr>
+              <w:fldChar w:fldCharType="separate"/>
+            </w:r>
+            <w:r>
+              <w:rPr>
+                <w:noProof/>
+                <w:webHidden/>
+              </w:rPr>
+              <w:t>17</w:t>
+            </w:r>
+            <w:r>
+              <w:rPr>
+                <w:noProof/>
+                <w:webHidden/>
+              </w:rPr>
+              <w:fldChar w:fldCharType="end"/>
+            </w:r>
+          </w:hyperlink>
+        </w:p>
+        <w:p>
+          <w:pPr>
+            <w:pStyle w:val="Verzeichnis2"/>
+            <w:tabs>
+              <w:tab w:val="right" w:leader="dot" w:pos="9062"/>
+            </w:tabs>
+            <w:rPr>
+              <w:rFonts w:eastAsiaTheme="minorEastAsia"/>
+              <w:noProof/>
+              <w:sz w:val="24"/>
+              <w:szCs w:val="24"/>
+              <w:lang w:eastAsia="de-DE"/>
+            </w:rPr>
+          </w:pPr>
+          <w:hyperlink w:anchor="_Toc194767469" w:history="1">
+            <w:r>
+              <w:rPr>
+                <w:rStyle w:val="Hyperlink"/>
+                <w:noProof/>
+              </w:rPr>
+              <w:t>Fazit</w:t>
+            </w:r>
+            <w:r>
+              <w:rPr>
+                <w:noProof/>
+                <w:webHidden/>
+              </w:rPr>
+              <w:tab/>
+            </w:r>
+            <w:r>
+              <w:rPr>
+                <w:noProof/>
+                <w:webHidden/>
+              </w:rPr>
+              <w:fldChar w:fldCharType="begin"/>
+            </w:r>
+            <w:r>
+              <w:rPr>
+                <w:noProof/>
+                <w:webHidden/>
+              </w:rPr>
+              <w:instrText xml:space="preserve"> PAGEREF _Toc194767469 \h </w:instrText>
+            </w:r>
+            <w:r>
+              <w:rPr>
+                <w:noProof/>
+                <w:webHidden/>
+              </w:rPr>
+            </w:r>
+            <w:r>
+              <w:rPr>
+                <w:noProof/>
+                <w:webHidden/>
+              </w:rPr>
+              <w:fldChar w:fldCharType="separate"/>
+            </w:r>
+            <w:r>
+              <w:rPr>
+                <w:noProof/>
+                <w:webHidden/>
+              </w:rPr>
+              <w:t>17</w:t>
+            </w:r>
+            <w:r>
+              <w:rPr>
+                <w:noProof/>
+                <w:webHidden/>
+              </w:rPr>
+              <w:fldChar w:fldCharType="end"/>
+            </w:r>
+          </w:hyperlink>
+        </w:p>
+        <w:p>
+          <w:pPr>
+            <w:pStyle w:val="Verzeichnis1"/>
+            <w:tabs>
+              <w:tab w:val="right" w:leader="dot" w:pos="9062"/>
+            </w:tabs>
+            <w:rPr>
+              <w:rFonts w:eastAsiaTheme="minorEastAsia"/>
+              <w:noProof/>
+              <w:sz w:val="24"/>
+              <w:szCs w:val="24"/>
+              <w:lang w:eastAsia="de-DE"/>
+            </w:rPr>
+          </w:pPr>
+          <w:hyperlink w:anchor="_Toc194767470" w:history="1">
+            <w:r>
+              <w:rPr>
+                <w:rStyle w:val="Hyperlink"/>
+                <w:noProof/>
+              </w:rPr>
+              <w:t>Anhang</w:t>
+            </w:r>
+            <w:r>
+              <w:rPr>
+                <w:noProof/>
+                <w:webHidden/>
+              </w:rPr>
+              <w:tab/>
+            </w:r>
+            <w:r>
+              <w:rPr>
+                <w:noProof/>
+                <w:webHidden/>
+              </w:rPr>
+              <w:fldChar w:fldCharType="begin"/>
+            </w:r>
+            <w:r>
+              <w:rPr>
+                <w:noProof/>
+                <w:webHidden/>
+              </w:rPr>
+              <w:instrText xml:space="preserve"> PAGEREF _Toc194767470 \h </w:instrText>
+            </w:r>
+            <w:r>
+              <w:rPr>
+                <w:noProof/>
+                <w:webHidden/>
+              </w:rPr>
+            </w:r>
+            <w:r>
+              <w:rPr>
+                <w:noProof/>
+                <w:webHidden/>
+              </w:rPr>
+              <w:fldChar w:fldCharType="separate"/>
+            </w:r>
+            <w:r>
+              <w:rPr>
+                <w:noProof/>
+                <w:webHidden/>
+              </w:rPr>
+              <w:t>I</w:t>
+            </w:r>
+            <w:r>
+              <w:rPr>
+                <w:noProof/>
+                <w:webHidden/>
+              </w:rPr>
+              <w:fldChar w:fldCharType="end"/>
+            </w:r>
+          </w:hyperlink>
+        </w:p>
+        <w:p>
+          <w:pPr>
+            <w:pStyle w:val="Verzeichnis2"/>
+            <w:tabs>
+              <w:tab w:val="right" w:leader="dot" w:pos="9062"/>
+            </w:tabs>
+            <w:rPr>
+              <w:rFonts w:eastAsiaTheme="minorEastAsia"/>
+              <w:noProof/>
+              <w:sz w:val="24"/>
+              <w:szCs w:val="24"/>
+              <w:lang w:eastAsia="de-DE"/>
+            </w:rPr>
+          </w:pPr>
+          <w:hyperlink w:anchor="_Toc194767471" w:history="1">
+            <w:r>
+              <w:rPr>
+                <w:rStyle w:val="Hyperlink"/>
+                <w:noProof/>
+              </w:rPr>
+              <w:t>Quellenverzeichnis:</w:t>
+            </w:r>
+            <w:r>
+              <w:rPr>
+                <w:noProof/>
+                <w:webHidden/>
+              </w:rPr>
+              <w:tab/>
+            </w:r>
+            <w:r>
+              <w:rPr>
+                <w:noProof/>
+                <w:webHidden/>
+              </w:rPr>
+              <w:fldChar w:fldCharType="begin"/>
+            </w:r>
+            <w:r>
+              <w:rPr>
+                <w:noProof/>
+                <w:webHidden/>
+              </w:rPr>
+              <w:instrText xml:space="preserve"> PAGEREF _Toc194767471 \h </w:instrText>
+            </w:r>
+            <w:r>
+              <w:rPr>
+                <w:noProof/>
+                <w:webHidden/>
+              </w:rPr>
+            </w:r>
+            <w:r>
+              <w:rPr>
+                <w:noProof/>
+                <w:webHidden/>
+              </w:rPr>
+              <w:fldChar w:fldCharType="separate"/>
+            </w:r>
+            <w:r>
+              <w:rPr>
+                <w:noProof/>
+                <w:webHidden/>
+              </w:rPr>
+              <w:t>I</w:t>
+            </w:r>
+            <w:r>
+              <w:rPr>
+                <w:noProof/>
+                <w:webHidden/>
+              </w:rPr>
+              <w:fldChar w:fldCharType="end"/>
+            </w:r>
+          </w:hyperlink>
+        </w:p>
+        <w:p>
+          <w:pPr>
+            <w:pStyle w:val="Verzeichnis2"/>
+            <w:tabs>
+              <w:tab w:val="right" w:leader="dot" w:pos="9062"/>
+            </w:tabs>
+            <w:rPr>
+              <w:rFonts w:eastAsiaTheme="minorEastAsia"/>
+              <w:noProof/>
+              <w:sz w:val="24"/>
+              <w:szCs w:val="24"/>
+              <w:lang w:eastAsia="de-DE"/>
+            </w:rPr>
+          </w:pPr>
+          <w:hyperlink w:anchor="_Toc194767472" w:history="1">
+            <w:r>
+              <w:rPr>
+                <w:rStyle w:val="Hyperlink"/>
+                <w:noProof/>
+              </w:rPr>
+              <w:t>Buch Quellen</w:t>
+            </w:r>
+            <w:r>
+              <w:rPr>
+                <w:noProof/>
+                <w:webHidden/>
+              </w:rPr>
+              <w:tab/>
+            </w:r>
+            <w:r>
+              <w:rPr>
+                <w:noProof/>
+                <w:webHidden/>
+              </w:rPr>
+              <w:fldChar w:fldCharType="begin"/>
+            </w:r>
+            <w:r>
+              <w:rPr>
+                <w:noProof/>
+                <w:webHidden/>
+              </w:rPr>
+              <w:instrText xml:space="preserve"> PAGEREF _Toc194767472 \h </w:instrText>
+            </w:r>
+            <w:r>
+              <w:rPr>
+                <w:noProof/>
+                <w:webHidden/>
+              </w:rPr>
+            </w:r>
+            <w:r>
+              <w:rPr>
+                <w:noProof/>
+                <w:webHidden/>
+              </w:rPr>
+              <w:fldChar w:fldCharType="separate"/>
+            </w:r>
+            <w:r>
+              <w:rPr>
+                <w:noProof/>
+                <w:webHidden/>
+              </w:rPr>
+              <w:t>I</w:t>
             </w:r>
             <w:r>
               <w:rPr>
@@ -2707,13 +3225,14 @@
               <w:lang w:eastAsia="de-DE"/>
             </w:rPr>
           </w:pPr>
-          <w:hyperlink w:anchor="_Toc194743743" w:history="1">
+          <w:hyperlink w:anchor="_Toc194767473" w:history="1">
             <w:r>
               <w:rPr>
                 <w:rStyle w:val="Hyperlink"/>
                 <w:noProof/>
-              </w:rPr>
-              <w:t>Erfolge</w:t>
+                <w:lang w:val="en-US"/>
+              </w:rPr>
+              <w:t>Sicherheit</w:t>
             </w:r>
             <w:r>
               <w:rPr>
@@ -2734,7 +3253,7 @@
                 <w:noProof/>
                 <w:webHidden/>
               </w:rPr>
-              <w:instrText xml:space="preserve"> PAGEREF _Toc194743743 \h </w:instrText>
+              <w:instrText xml:space="preserve"> PAGEREF _Toc194767473 \h </w:instrText>
             </w:r>
             <w:r>
               <w:rPr>
@@ -2754,7 +3273,7 @@
                 <w:noProof/>
                 <w:webHidden/>
               </w:rPr>
-              <w:t>16</w:t>
+              <w:t>I</w:t>
             </w:r>
             <w:r>
               <w:rPr>
@@ -2779,13 +3298,13 @@
               <w:lang w:eastAsia="de-DE"/>
             </w:rPr>
           </w:pPr>
-          <w:hyperlink w:anchor="_Toc194743744" w:history="1">
+          <w:hyperlink w:anchor="_Toc194767474" w:history="1">
             <w:r>
               <w:rPr>
                 <w:rStyle w:val="Hyperlink"/>
                 <w:noProof/>
               </w:rPr>
-              <w:t>Hindernisse</w:t>
+              <w:t>Code für Uml-Diagramme</w:t>
             </w:r>
             <w:r>
               <w:rPr>
@@ -2806,1188 +3325,7 @@
                 <w:noProof/>
                 <w:webHidden/>
               </w:rPr>
-              <w:instrText xml:space="preserve"> PAGEREF _Toc194743744 \h </w:instrText>
-            </w:r>
-            <w:r>
-              <w:rPr>
-                <w:noProof/>
-                <w:webHidden/>
-              </w:rPr>
-            </w:r>
-            <w:r>
-              <w:rPr>
-                <w:noProof/>
-                <w:webHidden/>
-              </w:rPr>
-              <w:fldChar w:fldCharType="separate"/>
-            </w:r>
-            <w:r>
-              <w:rPr>
-                <w:noProof/>
-                <w:webHidden/>
-              </w:rPr>
-              <w:t>17</w:t>
-            </w:r>
-            <w:r>
-              <w:rPr>
-                <w:noProof/>
-                <w:webHidden/>
-              </w:rPr>
-              <w:fldChar w:fldCharType="end"/>
-            </w:r>
-          </w:hyperlink>
-        </w:p>
-        <w:p>
-          <w:pPr>
-            <w:pStyle w:val="Verzeichnis2"/>
-            <w:tabs>
-              <w:tab w:val="right" w:leader="dot" w:pos="9062"/>
-            </w:tabs>
-            <w:rPr>
-              <w:rFonts w:eastAsiaTheme="minorEastAsia"/>
-              <w:noProof/>
-              <w:sz w:val="24"/>
-              <w:szCs w:val="24"/>
-              <w:lang w:eastAsia="de-DE"/>
-            </w:rPr>
-          </w:pPr>
-          <w:hyperlink w:anchor="_Toc194743745" w:history="1">
-            <w:r>
-              <w:rPr>
-                <w:rStyle w:val="Hyperlink"/>
-                <w:noProof/>
-              </w:rPr>
-              <w:t>Lektionen für die Zukunft</w:t>
-            </w:r>
-            <w:r>
-              <w:rPr>
-                <w:noProof/>
-                <w:webHidden/>
-              </w:rPr>
-              <w:tab/>
-            </w:r>
-            <w:r>
-              <w:rPr>
-                <w:noProof/>
-                <w:webHidden/>
-              </w:rPr>
-              <w:fldChar w:fldCharType="begin"/>
-            </w:r>
-            <w:r>
-              <w:rPr>
-                <w:noProof/>
-                <w:webHidden/>
-              </w:rPr>
-              <w:instrText xml:space="preserve"> PAGEREF _Toc194743745 \h </w:instrText>
-            </w:r>
-            <w:r>
-              <w:rPr>
-                <w:noProof/>
-                <w:webHidden/>
-              </w:rPr>
-            </w:r>
-            <w:r>
-              <w:rPr>
-                <w:noProof/>
-                <w:webHidden/>
-              </w:rPr>
-              <w:fldChar w:fldCharType="separate"/>
-            </w:r>
-            <w:r>
-              <w:rPr>
-                <w:noProof/>
-                <w:webHidden/>
-              </w:rPr>
-              <w:t>17</w:t>
-            </w:r>
-            <w:r>
-              <w:rPr>
-                <w:noProof/>
-                <w:webHidden/>
-              </w:rPr>
-              <w:fldChar w:fldCharType="end"/>
-            </w:r>
-          </w:hyperlink>
-        </w:p>
-        <w:p>
-          <w:pPr>
-            <w:pStyle w:val="Verzeichnis3"/>
-            <w:tabs>
-              <w:tab w:val="right" w:leader="dot" w:pos="9062"/>
-            </w:tabs>
-            <w:rPr>
-              <w:rFonts w:eastAsiaTheme="minorEastAsia"/>
-              <w:noProof/>
-              <w:sz w:val="24"/>
-              <w:szCs w:val="24"/>
-              <w:lang w:eastAsia="de-DE"/>
-            </w:rPr>
-          </w:pPr>
-          <w:hyperlink w:anchor="_Toc194743746" w:history="1">
-            <w:r>
-              <w:rPr>
-                <w:rStyle w:val="Hyperlink"/>
-                <w:noProof/>
-              </w:rPr>
-              <w:t>Tests</w:t>
-            </w:r>
-            <w:r>
-              <w:rPr>
-                <w:noProof/>
-                <w:webHidden/>
-              </w:rPr>
-              <w:tab/>
-            </w:r>
-            <w:r>
-              <w:rPr>
-                <w:noProof/>
-                <w:webHidden/>
-              </w:rPr>
-              <w:fldChar w:fldCharType="begin"/>
-            </w:r>
-            <w:r>
-              <w:rPr>
-                <w:noProof/>
-                <w:webHidden/>
-              </w:rPr>
-              <w:instrText xml:space="preserve"> PAGEREF _Toc194743746 \h </w:instrText>
-            </w:r>
-            <w:r>
-              <w:rPr>
-                <w:noProof/>
-                <w:webHidden/>
-              </w:rPr>
-            </w:r>
-            <w:r>
-              <w:rPr>
-                <w:noProof/>
-                <w:webHidden/>
-              </w:rPr>
-              <w:fldChar w:fldCharType="separate"/>
-            </w:r>
-            <w:r>
-              <w:rPr>
-                <w:noProof/>
-                <w:webHidden/>
-              </w:rPr>
-              <w:t>17</w:t>
-            </w:r>
-            <w:r>
-              <w:rPr>
-                <w:noProof/>
-                <w:webHidden/>
-              </w:rPr>
-              <w:fldChar w:fldCharType="end"/>
-            </w:r>
-          </w:hyperlink>
-        </w:p>
-        <w:p>
-          <w:pPr>
-            <w:pStyle w:val="Verzeichnis3"/>
-            <w:tabs>
-              <w:tab w:val="right" w:leader="dot" w:pos="9062"/>
-            </w:tabs>
-            <w:rPr>
-              <w:rFonts w:eastAsiaTheme="minorEastAsia"/>
-              <w:noProof/>
-              <w:sz w:val="24"/>
-              <w:szCs w:val="24"/>
-              <w:lang w:eastAsia="de-DE"/>
-            </w:rPr>
-          </w:pPr>
-          <w:hyperlink w:anchor="_Toc194743747" w:history="1">
-            <w:r>
-              <w:rPr>
-                <w:rStyle w:val="Hyperlink"/>
-                <w:noProof/>
-              </w:rPr>
-              <w:t>Automatisierte API-Dokumentation</w:t>
-            </w:r>
-            <w:r>
-              <w:rPr>
-                <w:noProof/>
-                <w:webHidden/>
-              </w:rPr>
-              <w:tab/>
-            </w:r>
-            <w:r>
-              <w:rPr>
-                <w:noProof/>
-                <w:webHidden/>
-              </w:rPr>
-              <w:fldChar w:fldCharType="begin"/>
-            </w:r>
-            <w:r>
-              <w:rPr>
-                <w:noProof/>
-                <w:webHidden/>
-              </w:rPr>
-              <w:instrText xml:space="preserve"> PAGEREF _Toc194743747 \h </w:instrText>
-            </w:r>
-            <w:r>
-              <w:rPr>
-                <w:noProof/>
-                <w:webHidden/>
-              </w:rPr>
-            </w:r>
-            <w:r>
-              <w:rPr>
-                <w:noProof/>
-                <w:webHidden/>
-              </w:rPr>
-              <w:fldChar w:fldCharType="separate"/>
-            </w:r>
-            <w:r>
-              <w:rPr>
-                <w:noProof/>
-                <w:webHidden/>
-              </w:rPr>
-              <w:t>18</w:t>
-            </w:r>
-            <w:r>
-              <w:rPr>
-                <w:noProof/>
-                <w:webHidden/>
-              </w:rPr>
-              <w:fldChar w:fldCharType="end"/>
-            </w:r>
-          </w:hyperlink>
-        </w:p>
-        <w:p>
-          <w:pPr>
-            <w:pStyle w:val="Verzeichnis3"/>
-            <w:tabs>
-              <w:tab w:val="right" w:leader="dot" w:pos="9062"/>
-            </w:tabs>
-            <w:rPr>
-              <w:rFonts w:eastAsiaTheme="minorEastAsia"/>
-              <w:noProof/>
-              <w:sz w:val="24"/>
-              <w:szCs w:val="24"/>
-              <w:lang w:eastAsia="de-DE"/>
-            </w:rPr>
-          </w:pPr>
-          <w:hyperlink w:anchor="_Toc194743748" w:history="1">
-            <w:r>
-              <w:rPr>
-                <w:rStyle w:val="Hyperlink"/>
-                <w:noProof/>
-              </w:rPr>
-              <w:t>Portabilität durch relative Pfade</w:t>
-            </w:r>
-            <w:r>
-              <w:rPr>
-                <w:noProof/>
-                <w:webHidden/>
-              </w:rPr>
-              <w:tab/>
-            </w:r>
-            <w:r>
-              <w:rPr>
-                <w:noProof/>
-                <w:webHidden/>
-              </w:rPr>
-              <w:fldChar w:fldCharType="begin"/>
-            </w:r>
-            <w:r>
-              <w:rPr>
-                <w:noProof/>
-                <w:webHidden/>
-              </w:rPr>
-              <w:instrText xml:space="preserve"> PAGEREF _Toc194743748 \h </w:instrText>
-            </w:r>
-            <w:r>
-              <w:rPr>
-                <w:noProof/>
-                <w:webHidden/>
-              </w:rPr>
-            </w:r>
-            <w:r>
-              <w:rPr>
-                <w:noProof/>
-                <w:webHidden/>
-              </w:rPr>
-              <w:fldChar w:fldCharType="separate"/>
-            </w:r>
-            <w:r>
-              <w:rPr>
-                <w:noProof/>
-                <w:webHidden/>
-              </w:rPr>
-              <w:t>18</w:t>
-            </w:r>
-            <w:r>
-              <w:rPr>
-                <w:noProof/>
-                <w:webHidden/>
-              </w:rPr>
-              <w:fldChar w:fldCharType="end"/>
-            </w:r>
-          </w:hyperlink>
-        </w:p>
-        <w:p>
-          <w:pPr>
-            <w:pStyle w:val="Verzeichnis3"/>
-            <w:tabs>
-              <w:tab w:val="right" w:leader="dot" w:pos="9062"/>
-            </w:tabs>
-            <w:rPr>
-              <w:rFonts w:eastAsiaTheme="minorEastAsia"/>
-              <w:noProof/>
-              <w:sz w:val="24"/>
-              <w:szCs w:val="24"/>
-              <w:lang w:eastAsia="de-DE"/>
-            </w:rPr>
-          </w:pPr>
-          <w:hyperlink w:anchor="_Toc194743749" w:history="1">
-            <w:r>
-              <w:rPr>
-                <w:rStyle w:val="Hyperlink"/>
-                <w:noProof/>
-              </w:rPr>
-              <w:t>Code-Duplikation reduzieren</w:t>
-            </w:r>
-            <w:r>
-              <w:rPr>
-                <w:noProof/>
-                <w:webHidden/>
-              </w:rPr>
-              <w:tab/>
-            </w:r>
-            <w:r>
-              <w:rPr>
-                <w:noProof/>
-                <w:webHidden/>
-              </w:rPr>
-              <w:fldChar w:fldCharType="begin"/>
-            </w:r>
-            <w:r>
-              <w:rPr>
-                <w:noProof/>
-                <w:webHidden/>
-              </w:rPr>
-              <w:instrText xml:space="preserve"> PAGEREF _Toc194743749 \h </w:instrText>
-            </w:r>
-            <w:r>
-              <w:rPr>
-                <w:noProof/>
-                <w:webHidden/>
-              </w:rPr>
-            </w:r>
-            <w:r>
-              <w:rPr>
-                <w:noProof/>
-                <w:webHidden/>
-              </w:rPr>
-              <w:fldChar w:fldCharType="separate"/>
-            </w:r>
-            <w:r>
-              <w:rPr>
-                <w:noProof/>
-                <w:webHidden/>
-              </w:rPr>
-              <w:t>18</w:t>
-            </w:r>
-            <w:r>
-              <w:rPr>
-                <w:noProof/>
-                <w:webHidden/>
-              </w:rPr>
-              <w:fldChar w:fldCharType="end"/>
-            </w:r>
-          </w:hyperlink>
-        </w:p>
-        <w:p>
-          <w:pPr>
-            <w:pStyle w:val="Verzeichnis2"/>
-            <w:tabs>
-              <w:tab w:val="right" w:leader="dot" w:pos="9062"/>
-            </w:tabs>
-            <w:rPr>
-              <w:rFonts w:eastAsiaTheme="minorEastAsia"/>
-              <w:noProof/>
-              <w:sz w:val="24"/>
-              <w:szCs w:val="24"/>
-              <w:lang w:eastAsia="de-DE"/>
-            </w:rPr>
-          </w:pPr>
-          <w:hyperlink w:anchor="_Toc194743750" w:history="1">
-            <w:r>
-              <w:rPr>
-                <w:rStyle w:val="Hyperlink"/>
-                <w:noProof/>
-              </w:rPr>
-              <w:t>Meine Ler</w:t>
-            </w:r>
-            <w:r>
-              <w:rPr>
-                <w:rStyle w:val="Hyperlink"/>
-                <w:noProof/>
-              </w:rPr>
-              <w:t>n</w:t>
-            </w:r>
-            <w:r>
-              <w:rPr>
-                <w:rStyle w:val="Hyperlink"/>
-                <w:noProof/>
-              </w:rPr>
-              <w:t>erfahrungen n</w:t>
-            </w:r>
-            <w:r>
-              <w:rPr>
-                <w:rStyle w:val="Hyperlink"/>
-                <w:noProof/>
-              </w:rPr>
-              <w:t>o</w:t>
-            </w:r>
-            <w:r>
-              <w:rPr>
-                <w:rStyle w:val="Hyperlink"/>
-                <w:noProof/>
-              </w:rPr>
-              <w:t>ch anpassen</w:t>
-            </w:r>
-            <w:r>
-              <w:rPr>
-                <w:noProof/>
-                <w:webHidden/>
-              </w:rPr>
-              <w:tab/>
-            </w:r>
-            <w:r>
-              <w:rPr>
-                <w:noProof/>
-                <w:webHidden/>
-              </w:rPr>
-              <w:fldChar w:fldCharType="begin"/>
-            </w:r>
-            <w:r>
-              <w:rPr>
-                <w:noProof/>
-                <w:webHidden/>
-              </w:rPr>
-              <w:instrText xml:space="preserve"> PAGEREF _Toc194743750 \h </w:instrText>
-            </w:r>
-            <w:r>
-              <w:rPr>
-                <w:noProof/>
-                <w:webHidden/>
-              </w:rPr>
-            </w:r>
-            <w:r>
-              <w:rPr>
-                <w:noProof/>
-                <w:webHidden/>
-              </w:rPr>
-              <w:fldChar w:fldCharType="separate"/>
-            </w:r>
-            <w:r>
-              <w:rPr>
-                <w:noProof/>
-                <w:webHidden/>
-              </w:rPr>
-              <w:t>19</w:t>
-            </w:r>
-            <w:r>
-              <w:rPr>
-                <w:noProof/>
-                <w:webHidden/>
-              </w:rPr>
-              <w:fldChar w:fldCharType="end"/>
-            </w:r>
-          </w:hyperlink>
-        </w:p>
-        <w:p>
-          <w:pPr>
-            <w:pStyle w:val="Verzeichnis2"/>
-            <w:tabs>
-              <w:tab w:val="right" w:leader="dot" w:pos="9062"/>
-            </w:tabs>
-            <w:rPr>
-              <w:rFonts w:eastAsiaTheme="minorEastAsia"/>
-              <w:noProof/>
-              <w:sz w:val="24"/>
-              <w:szCs w:val="24"/>
-              <w:lang w:eastAsia="de-DE"/>
-            </w:rPr>
-          </w:pPr>
-          <w:hyperlink w:anchor="_Toc194743751" w:history="1">
-            <w:r>
-              <w:rPr>
-                <w:rStyle w:val="Hyperlink"/>
-                <w:noProof/>
-              </w:rPr>
-              <w:t>Fazit</w:t>
-            </w:r>
-            <w:r>
-              <w:rPr>
-                <w:noProof/>
-                <w:webHidden/>
-              </w:rPr>
-              <w:tab/>
-            </w:r>
-            <w:r>
-              <w:rPr>
-                <w:noProof/>
-                <w:webHidden/>
-              </w:rPr>
-              <w:fldChar w:fldCharType="begin"/>
-            </w:r>
-            <w:r>
-              <w:rPr>
-                <w:noProof/>
-                <w:webHidden/>
-              </w:rPr>
-              <w:instrText xml:space="preserve"> PAGEREF _Toc194743751 \h </w:instrText>
-            </w:r>
-            <w:r>
-              <w:rPr>
-                <w:noProof/>
-                <w:webHidden/>
-              </w:rPr>
-            </w:r>
-            <w:r>
-              <w:rPr>
-                <w:noProof/>
-                <w:webHidden/>
-              </w:rPr>
-              <w:fldChar w:fldCharType="separate"/>
-            </w:r>
-            <w:r>
-              <w:rPr>
-                <w:noProof/>
-                <w:webHidden/>
-              </w:rPr>
-              <w:t>20</w:t>
-            </w:r>
-            <w:r>
-              <w:rPr>
-                <w:noProof/>
-                <w:webHidden/>
-              </w:rPr>
-              <w:fldChar w:fldCharType="end"/>
-            </w:r>
-          </w:hyperlink>
-        </w:p>
-        <w:p>
-          <w:pPr>
-            <w:pStyle w:val="Verzeichnis3"/>
-            <w:tabs>
-              <w:tab w:val="right" w:leader="dot" w:pos="9062"/>
-            </w:tabs>
-            <w:rPr>
-              <w:rFonts w:eastAsiaTheme="minorEastAsia"/>
-              <w:noProof/>
-              <w:sz w:val="24"/>
-              <w:szCs w:val="24"/>
-              <w:lang w:eastAsia="de-DE"/>
-            </w:rPr>
-          </w:pPr>
-          <w:hyperlink w:anchor="_Toc194743752" w:history="1">
-            <w:r>
-              <w:rPr>
-                <w:rStyle w:val="Hyperlink"/>
-                <w:noProof/>
-              </w:rPr>
-              <w:t>Technische Erfolge und Sicherheitsstandards</w:t>
-            </w:r>
-            <w:r>
-              <w:rPr>
-                <w:noProof/>
-                <w:webHidden/>
-              </w:rPr>
-              <w:tab/>
-            </w:r>
-            <w:r>
-              <w:rPr>
-                <w:noProof/>
-                <w:webHidden/>
-              </w:rPr>
-              <w:fldChar w:fldCharType="begin"/>
-            </w:r>
-            <w:r>
-              <w:rPr>
-                <w:noProof/>
-                <w:webHidden/>
-              </w:rPr>
-              <w:instrText xml:space="preserve"> PAGEREF _Toc194743752 \h </w:instrText>
-            </w:r>
-            <w:r>
-              <w:rPr>
-                <w:noProof/>
-                <w:webHidden/>
-              </w:rPr>
-            </w:r>
-            <w:r>
-              <w:rPr>
-                <w:noProof/>
-                <w:webHidden/>
-              </w:rPr>
-              <w:fldChar w:fldCharType="separate"/>
-            </w:r>
-            <w:r>
-              <w:rPr>
-                <w:noProof/>
-                <w:webHidden/>
-              </w:rPr>
-              <w:t>20</w:t>
-            </w:r>
-            <w:r>
-              <w:rPr>
-                <w:noProof/>
-                <w:webHidden/>
-              </w:rPr>
-              <w:fldChar w:fldCharType="end"/>
-            </w:r>
-          </w:hyperlink>
-        </w:p>
-        <w:p>
-          <w:pPr>
-            <w:pStyle w:val="Verzeichnis3"/>
-            <w:tabs>
-              <w:tab w:val="right" w:leader="dot" w:pos="9062"/>
-            </w:tabs>
-            <w:rPr>
-              <w:rFonts w:eastAsiaTheme="minorEastAsia"/>
-              <w:noProof/>
-              <w:sz w:val="24"/>
-              <w:szCs w:val="24"/>
-              <w:lang w:eastAsia="de-DE"/>
-            </w:rPr>
-          </w:pPr>
-          <w:hyperlink w:anchor="_Toc194743753" w:history="1">
-            <w:r>
-              <w:rPr>
-                <w:rStyle w:val="Hyperlink"/>
-                <w:noProof/>
-              </w:rPr>
-              <w:t>Lessons Learned und zukünftige Optimierungen</w:t>
-            </w:r>
-            <w:r>
-              <w:rPr>
-                <w:noProof/>
-                <w:webHidden/>
-              </w:rPr>
-              <w:tab/>
-            </w:r>
-            <w:r>
-              <w:rPr>
-                <w:noProof/>
-                <w:webHidden/>
-              </w:rPr>
-              <w:fldChar w:fldCharType="begin"/>
-            </w:r>
-            <w:r>
-              <w:rPr>
-                <w:noProof/>
-                <w:webHidden/>
-              </w:rPr>
-              <w:instrText xml:space="preserve"> PAGEREF _Toc194743753 \h </w:instrText>
-            </w:r>
-            <w:r>
-              <w:rPr>
-                <w:noProof/>
-                <w:webHidden/>
-              </w:rPr>
-            </w:r>
-            <w:r>
-              <w:rPr>
-                <w:noProof/>
-                <w:webHidden/>
-              </w:rPr>
-              <w:fldChar w:fldCharType="separate"/>
-            </w:r>
-            <w:r>
-              <w:rPr>
-                <w:noProof/>
-                <w:webHidden/>
-              </w:rPr>
-              <w:t>20</w:t>
-            </w:r>
-            <w:r>
-              <w:rPr>
-                <w:noProof/>
-                <w:webHidden/>
-              </w:rPr>
-              <w:fldChar w:fldCharType="end"/>
-            </w:r>
-          </w:hyperlink>
-        </w:p>
-        <w:p>
-          <w:pPr>
-            <w:pStyle w:val="Verzeichnis3"/>
-            <w:tabs>
-              <w:tab w:val="right" w:leader="dot" w:pos="9062"/>
-            </w:tabs>
-            <w:rPr>
-              <w:rFonts w:eastAsiaTheme="minorEastAsia"/>
-              <w:noProof/>
-              <w:sz w:val="24"/>
-              <w:szCs w:val="24"/>
-              <w:lang w:eastAsia="de-DE"/>
-            </w:rPr>
-          </w:pPr>
-          <w:hyperlink w:anchor="_Toc194743754" w:history="1">
-            <w:r>
-              <w:rPr>
-                <w:rStyle w:val="Hyperlink"/>
-                <w:noProof/>
-              </w:rPr>
-              <w:t>Architektonische Reflexion und Ausblick</w:t>
-            </w:r>
-            <w:r>
-              <w:rPr>
-                <w:noProof/>
-                <w:webHidden/>
-              </w:rPr>
-              <w:tab/>
-            </w:r>
-            <w:r>
-              <w:rPr>
-                <w:noProof/>
-                <w:webHidden/>
-              </w:rPr>
-              <w:fldChar w:fldCharType="begin"/>
-            </w:r>
-            <w:r>
-              <w:rPr>
-                <w:noProof/>
-                <w:webHidden/>
-              </w:rPr>
-              <w:instrText xml:space="preserve"> PAGEREF _Toc194743754 \h </w:instrText>
-            </w:r>
-            <w:r>
-              <w:rPr>
-                <w:noProof/>
-                <w:webHidden/>
-              </w:rPr>
-            </w:r>
-            <w:r>
-              <w:rPr>
-                <w:noProof/>
-                <w:webHidden/>
-              </w:rPr>
-              <w:fldChar w:fldCharType="separate"/>
-            </w:r>
-            <w:r>
-              <w:rPr>
-                <w:noProof/>
-                <w:webHidden/>
-              </w:rPr>
-              <w:t>20</w:t>
-            </w:r>
-            <w:r>
-              <w:rPr>
-                <w:noProof/>
-                <w:webHidden/>
-              </w:rPr>
-              <w:fldChar w:fldCharType="end"/>
-            </w:r>
-          </w:hyperlink>
-        </w:p>
-        <w:p>
-          <w:pPr>
-            <w:pStyle w:val="Verzeichnis3"/>
-            <w:tabs>
-              <w:tab w:val="right" w:leader="dot" w:pos="9062"/>
-            </w:tabs>
-            <w:rPr>
-              <w:rFonts w:eastAsiaTheme="minorEastAsia"/>
-              <w:noProof/>
-              <w:sz w:val="24"/>
-              <w:szCs w:val="24"/>
-              <w:lang w:eastAsia="de-DE"/>
-            </w:rPr>
-          </w:pPr>
-          <w:hyperlink w:anchor="_Toc194743755" w:history="1">
-            <w:r>
-              <w:rPr>
-                <w:rStyle w:val="Hyperlink"/>
-                <w:noProof/>
-              </w:rPr>
-              <w:t>Resümee</w:t>
-            </w:r>
-            <w:r>
-              <w:rPr>
-                <w:noProof/>
-                <w:webHidden/>
-              </w:rPr>
-              <w:tab/>
-            </w:r>
-            <w:r>
-              <w:rPr>
-                <w:noProof/>
-                <w:webHidden/>
-              </w:rPr>
-              <w:fldChar w:fldCharType="begin"/>
-            </w:r>
-            <w:r>
-              <w:rPr>
-                <w:noProof/>
-                <w:webHidden/>
-              </w:rPr>
-              <w:instrText xml:space="preserve"> PAGEREF _Toc194743755 \h </w:instrText>
-            </w:r>
-            <w:r>
-              <w:rPr>
-                <w:noProof/>
-                <w:webHidden/>
-              </w:rPr>
-            </w:r>
-            <w:r>
-              <w:rPr>
-                <w:noProof/>
-                <w:webHidden/>
-              </w:rPr>
-              <w:fldChar w:fldCharType="separate"/>
-            </w:r>
-            <w:r>
-              <w:rPr>
-                <w:noProof/>
-                <w:webHidden/>
-              </w:rPr>
-              <w:t>20</w:t>
-            </w:r>
-            <w:r>
-              <w:rPr>
-                <w:noProof/>
-                <w:webHidden/>
-              </w:rPr>
-              <w:fldChar w:fldCharType="end"/>
-            </w:r>
-          </w:hyperlink>
-        </w:p>
-        <w:p>
-          <w:pPr>
-            <w:pStyle w:val="Verzeichnis1"/>
-            <w:tabs>
-              <w:tab w:val="right" w:leader="dot" w:pos="9062"/>
-            </w:tabs>
-            <w:rPr>
-              <w:rFonts w:eastAsiaTheme="minorEastAsia"/>
-              <w:noProof/>
-              <w:sz w:val="24"/>
-              <w:szCs w:val="24"/>
-              <w:lang w:eastAsia="de-DE"/>
-            </w:rPr>
-          </w:pPr>
-          <w:hyperlink w:anchor="_Toc194743756" w:history="1">
-            <w:r>
-              <w:rPr>
-                <w:rStyle w:val="Hyperlink"/>
-                <w:noProof/>
-              </w:rPr>
-              <w:t>Anhang</w:t>
-            </w:r>
-            <w:r>
-              <w:rPr>
-                <w:noProof/>
-                <w:webHidden/>
-              </w:rPr>
-              <w:tab/>
-            </w:r>
-            <w:r>
-              <w:rPr>
-                <w:noProof/>
-                <w:webHidden/>
-              </w:rPr>
-              <w:fldChar w:fldCharType="begin"/>
-            </w:r>
-            <w:r>
-              <w:rPr>
-                <w:noProof/>
-                <w:webHidden/>
-              </w:rPr>
-              <w:instrText xml:space="preserve"> PAGEREF _Toc194743756 \h </w:instrText>
-            </w:r>
-            <w:r>
-              <w:rPr>
-                <w:noProof/>
-                <w:webHidden/>
-              </w:rPr>
-            </w:r>
-            <w:r>
-              <w:rPr>
-                <w:noProof/>
-                <w:webHidden/>
-              </w:rPr>
-              <w:fldChar w:fldCharType="separate"/>
-            </w:r>
-            <w:r>
-              <w:rPr>
-                <w:noProof/>
-                <w:webHidden/>
-              </w:rPr>
-              <w:t>I</w:t>
-            </w:r>
-            <w:r>
-              <w:rPr>
-                <w:noProof/>
-                <w:webHidden/>
-              </w:rPr>
-              <w:fldChar w:fldCharType="end"/>
-            </w:r>
-          </w:hyperlink>
-        </w:p>
-        <w:p>
-          <w:pPr>
-            <w:pStyle w:val="Verzeichnis2"/>
-            <w:tabs>
-              <w:tab w:val="right" w:leader="dot" w:pos="9062"/>
-            </w:tabs>
-            <w:rPr>
-              <w:rFonts w:eastAsiaTheme="minorEastAsia"/>
-              <w:noProof/>
-              <w:sz w:val="24"/>
-              <w:szCs w:val="24"/>
-              <w:lang w:eastAsia="de-DE"/>
-            </w:rPr>
-          </w:pPr>
-          <w:hyperlink w:anchor="_Toc194743757" w:history="1">
-            <w:r>
-              <w:rPr>
-                <w:rStyle w:val="Hyperlink"/>
-                <w:noProof/>
-              </w:rPr>
-              <w:t>Quellenverzeichnis:</w:t>
-            </w:r>
-            <w:r>
-              <w:rPr>
-                <w:noProof/>
-                <w:webHidden/>
-              </w:rPr>
-              <w:tab/>
-            </w:r>
-            <w:r>
-              <w:rPr>
-                <w:noProof/>
-                <w:webHidden/>
-              </w:rPr>
-              <w:fldChar w:fldCharType="begin"/>
-            </w:r>
-            <w:r>
-              <w:rPr>
-                <w:noProof/>
-                <w:webHidden/>
-              </w:rPr>
-              <w:instrText xml:space="preserve"> PAGEREF _Toc194743757 \h </w:instrText>
-            </w:r>
-            <w:r>
-              <w:rPr>
-                <w:noProof/>
-                <w:webHidden/>
-              </w:rPr>
-            </w:r>
-            <w:r>
-              <w:rPr>
-                <w:noProof/>
-                <w:webHidden/>
-              </w:rPr>
-              <w:fldChar w:fldCharType="separate"/>
-            </w:r>
-            <w:r>
-              <w:rPr>
-                <w:noProof/>
-                <w:webHidden/>
-              </w:rPr>
-              <w:t>I</w:t>
-            </w:r>
-            <w:r>
-              <w:rPr>
-                <w:noProof/>
-                <w:webHidden/>
-              </w:rPr>
-              <w:fldChar w:fldCharType="end"/>
-            </w:r>
-          </w:hyperlink>
-        </w:p>
-        <w:p>
-          <w:pPr>
-            <w:pStyle w:val="Verzeichnis2"/>
-            <w:tabs>
-              <w:tab w:val="right" w:leader="dot" w:pos="9062"/>
-            </w:tabs>
-            <w:rPr>
-              <w:rFonts w:eastAsiaTheme="minorEastAsia"/>
-              <w:noProof/>
-              <w:sz w:val="24"/>
-              <w:szCs w:val="24"/>
-              <w:lang w:eastAsia="de-DE"/>
-            </w:rPr>
-          </w:pPr>
-          <w:hyperlink w:anchor="_Toc194743758" w:history="1">
-            <w:r>
-              <w:rPr>
-                <w:rStyle w:val="Hyperlink"/>
-                <w:noProof/>
-              </w:rPr>
-              <w:t>Buch Quellen</w:t>
-            </w:r>
-            <w:r>
-              <w:rPr>
-                <w:noProof/>
-                <w:webHidden/>
-              </w:rPr>
-              <w:tab/>
-            </w:r>
-            <w:r>
-              <w:rPr>
-                <w:noProof/>
-                <w:webHidden/>
-              </w:rPr>
-              <w:fldChar w:fldCharType="begin"/>
-            </w:r>
-            <w:r>
-              <w:rPr>
-                <w:noProof/>
-                <w:webHidden/>
-              </w:rPr>
-              <w:instrText xml:space="preserve"> PAGEREF _Toc194743758 \h </w:instrText>
-            </w:r>
-            <w:r>
-              <w:rPr>
-                <w:noProof/>
-                <w:webHidden/>
-              </w:rPr>
-            </w:r>
-            <w:r>
-              <w:rPr>
-                <w:noProof/>
-                <w:webHidden/>
-              </w:rPr>
-              <w:fldChar w:fldCharType="separate"/>
-            </w:r>
-            <w:r>
-              <w:rPr>
-                <w:noProof/>
-                <w:webHidden/>
-              </w:rPr>
-              <w:t>I</w:t>
-            </w:r>
-            <w:r>
-              <w:rPr>
-                <w:noProof/>
-                <w:webHidden/>
-              </w:rPr>
-              <w:fldChar w:fldCharType="end"/>
-            </w:r>
-          </w:hyperlink>
-        </w:p>
-        <w:p>
-          <w:pPr>
-            <w:pStyle w:val="Verzeichnis3"/>
-            <w:tabs>
-              <w:tab w:val="right" w:leader="dot" w:pos="9062"/>
-            </w:tabs>
-            <w:rPr>
-              <w:rFonts w:eastAsiaTheme="minorEastAsia"/>
-              <w:noProof/>
-              <w:sz w:val="24"/>
-              <w:szCs w:val="24"/>
-              <w:lang w:eastAsia="de-DE"/>
-            </w:rPr>
-          </w:pPr>
-          <w:hyperlink w:anchor="_Toc194743759" w:history="1">
-            <w:r>
-              <w:rPr>
-                <w:rStyle w:val="Hyperlink"/>
-                <w:noProof/>
-                <w:lang w:val="en-US"/>
-              </w:rPr>
-              <w:t>Sicherheit</w:t>
-            </w:r>
-            <w:r>
-              <w:rPr>
-                <w:noProof/>
-                <w:webHidden/>
-              </w:rPr>
-              <w:tab/>
-            </w:r>
-            <w:r>
-              <w:rPr>
-                <w:noProof/>
-                <w:webHidden/>
-              </w:rPr>
-              <w:fldChar w:fldCharType="begin"/>
-            </w:r>
-            <w:r>
-              <w:rPr>
-                <w:noProof/>
-                <w:webHidden/>
-              </w:rPr>
-              <w:instrText xml:space="preserve"> PAGEREF _Toc194743759 \h </w:instrText>
-            </w:r>
-            <w:r>
-              <w:rPr>
-                <w:noProof/>
-                <w:webHidden/>
-              </w:rPr>
-            </w:r>
-            <w:r>
-              <w:rPr>
-                <w:noProof/>
-                <w:webHidden/>
-              </w:rPr>
-              <w:fldChar w:fldCharType="separate"/>
-            </w:r>
-            <w:r>
-              <w:rPr>
-                <w:noProof/>
-                <w:webHidden/>
-              </w:rPr>
-              <w:t>I</w:t>
-            </w:r>
-            <w:r>
-              <w:rPr>
-                <w:noProof/>
-                <w:webHidden/>
-              </w:rPr>
-              <w:fldChar w:fldCharType="end"/>
-            </w:r>
-          </w:hyperlink>
-        </w:p>
-        <w:p>
-          <w:pPr>
-            <w:pStyle w:val="Verzeichnis3"/>
-            <w:tabs>
-              <w:tab w:val="right" w:leader="dot" w:pos="9062"/>
-            </w:tabs>
-            <w:rPr>
-              <w:rFonts w:eastAsiaTheme="minorEastAsia"/>
-              <w:noProof/>
-              <w:sz w:val="24"/>
-              <w:szCs w:val="24"/>
-              <w:lang w:eastAsia="de-DE"/>
-            </w:rPr>
-          </w:pPr>
-          <w:hyperlink w:anchor="_Toc194743760" w:history="1">
-            <w:r>
-              <w:rPr>
-                <w:rStyle w:val="Hyperlink"/>
-                <w:noProof/>
-              </w:rPr>
-              <w:t>Code für Uml-Diagramme</w:t>
-            </w:r>
-            <w:r>
-              <w:rPr>
-                <w:noProof/>
-                <w:webHidden/>
-              </w:rPr>
-              <w:tab/>
-            </w:r>
-            <w:r>
-              <w:rPr>
-                <w:noProof/>
-                <w:webHidden/>
-              </w:rPr>
-              <w:fldChar w:fldCharType="begin"/>
-            </w:r>
-            <w:r>
-              <w:rPr>
-                <w:noProof/>
-                <w:webHidden/>
-              </w:rPr>
-              <w:instrText xml:space="preserve"> PAGEREF _Toc194743760 \h </w:instrText>
+              <w:instrText xml:space="preserve"> PAGEREF _Toc194767474 \h </w:instrText>
             </w:r>
             <w:r>
               <w:rPr>
@@ -4045,7 +3383,7 @@
       <w:pPr>
         <w:pStyle w:val="berschrift1"/>
       </w:pPr>
-      <w:bookmarkStart w:id="0" w:name="_Toc194743708"/>
+      <w:bookmarkStart w:id="0" w:name="_Toc194767431"/>
       <w:r>
         <w:lastRenderedPageBreak/>
         <w:t>Abstrakt</w:t>
@@ -4066,7 +3404,15 @@
       </w:r>
       <w:r>
         <w:br/>
-        <w:t>Webbasierte Anwendung zur Verwaltung von Lernzielen und Themen mittels REST-API. Implementiert mit Flask (Backend) und statischem HTML/CSS-Frontend. Kernfunktionen: Token-basierte Authentifizierung, CRUD-Operationen für Themen/Lernziele, Prioritätsmanagement.</w:t>
+        <w:t xml:space="preserve">Webbasierte Anwendung zur Verwaltung von Lernzielen und Themen mittels REST-API. Implementiert mit </w:t>
+      </w:r>
+      <w:proofErr w:type="spellStart"/>
+      <w:r>
+        <w:t>Flask</w:t>
+      </w:r>
+      <w:proofErr w:type="spellEnd"/>
+      <w:r>
+        <w:t xml:space="preserve"> (Backend) und statischem HTML/CSS-Frontend. Kernfunktionen: Token-basierte Authentifizierung, CRUD-Operationen für Themen/Lernziele, Prioritätsmanagement.</w:t>
       </w:r>
     </w:p>
     <w:p>
@@ -4114,7 +3460,7 @@
       <w:pPr>
         <w:pStyle w:val="berschrift1"/>
       </w:pPr>
-      <w:bookmarkStart w:id="1" w:name="_Toc194743709"/>
+      <w:bookmarkStart w:id="1" w:name="_Toc194767432"/>
       <w:r>
         <w:lastRenderedPageBreak/>
         <w:t>Einführung in</w:t>
@@ -4131,7 +3477,7 @@
       <w:pPr>
         <w:pStyle w:val="berschrift2"/>
       </w:pPr>
-      <w:bookmarkStart w:id="2" w:name="_Toc194743710"/>
+      <w:bookmarkStart w:id="2" w:name="_Toc194767433"/>
       <w:r>
         <w:t>Projektziele</w:t>
       </w:r>
@@ -4189,7 +3535,23 @@
         <w:t xml:space="preserve"> </w:t>
       </w:r>
       <w:r>
-        <w:t>in der Datenbank hadh-pflichtig mit bcrypt gespeichert.</w:t>
+        <w:t xml:space="preserve">in der Datenbank </w:t>
+      </w:r>
+      <w:proofErr w:type="spellStart"/>
+      <w:r>
+        <w:t>hadh</w:t>
+      </w:r>
+      <w:proofErr w:type="spellEnd"/>
+      <w:r>
+        <w:t xml:space="preserve">-pflichtig mit </w:t>
+      </w:r>
+      <w:proofErr w:type="spellStart"/>
+      <w:r>
+        <w:t>bcrypt</w:t>
+      </w:r>
+      <w:proofErr w:type="spellEnd"/>
+      <w:r>
+        <w:t xml:space="preserve"> gespeichert.</w:t>
       </w:r>
     </w:p>
     <w:p>
@@ -4279,13 +3641,45 @@
         <w:t>s</w:t>
       </w:r>
       <w:r>
-        <w:t xml:space="preserve">s durch HttpOnly, Secure und SameSite= Strict, </w:t>
+        <w:t xml:space="preserve">s durch </w:t>
+      </w:r>
+      <w:proofErr w:type="spellStart"/>
+      <w:r>
+        <w:t>HttpOnly</w:t>
+      </w:r>
+      <w:proofErr w:type="spellEnd"/>
+      <w:r>
+        <w:t xml:space="preserve">, Secure und </w:t>
+      </w:r>
+      <w:proofErr w:type="spellStart"/>
+      <w:r>
+        <w:t>SameSite</w:t>
+      </w:r>
+      <w:proofErr w:type="spellEnd"/>
+      <w:r>
+        <w:t xml:space="preserve">= </w:t>
+      </w:r>
+      <w:proofErr w:type="spellStart"/>
+      <w:r>
+        <w:t>Strict</w:t>
+      </w:r>
+      <w:proofErr w:type="spellEnd"/>
+      <w:r>
+        <w:t xml:space="preserve">, </w:t>
       </w:r>
       <w:r>
         <w:t>die</w:t>
       </w:r>
       <w:r>
-        <w:t xml:space="preserve"> Risiken, wie das Auslesen von Nutzerdaten (Cross-Site-Scripting) oder gefälschte Anfragen im Namen des Nutzers (Cross-Site-Request-Forgery) minimiert </w:t>
+        <w:t xml:space="preserve"> Risiken, wie das Auslesen von Nutzerdaten (Cross-Site-Scripting) oder gefälschte Anfragen im Namen des Nutzers (Cross-Site-Request-</w:t>
+      </w:r>
+      <w:proofErr w:type="spellStart"/>
+      <w:r>
+        <w:t>Forgery</w:t>
+      </w:r>
+      <w:proofErr w:type="spellEnd"/>
+      <w:r>
+        <w:t xml:space="preserve">) minimiert </w:t>
       </w:r>
       <w:r>
         <w:t>werden</w:t>
@@ -4316,7 +3710,15 @@
         <w:t>(models.py)</w:t>
       </w:r>
       <w:r>
-        <w:t xml:space="preserve"> wurde auf SQLAlchemy gesetzt. Mithilfe des Mappings konnten eine übersichtliche Struktur für die SQLite-Datenbank erstellt werden.</w:t>
+        <w:t xml:space="preserve"> wurde auf </w:t>
+      </w:r>
+      <w:proofErr w:type="spellStart"/>
+      <w:r>
+        <w:t>SQLAlchemy</w:t>
+      </w:r>
+      <w:proofErr w:type="spellEnd"/>
+      <w:r>
+        <w:t xml:space="preserve"> gesetzt. Mithilfe des Mappings konnten eine übersichtliche Struktur für die SQLite-Datenbank erstellt werden.</w:t>
       </w:r>
       <w:r>
         <w:t>“(</w:t>
@@ -4324,8 +3726,13 @@
       <w:r>
         <w:t xml:space="preserve">vgl. </w:t>
       </w:r>
-      <w:r>
-        <w:t>SQLAlchemy-Dokumentation (</w:t>
+      <w:proofErr w:type="spellStart"/>
+      <w:r>
+        <w:t>SQLAlchemy</w:t>
+      </w:r>
+      <w:proofErr w:type="spellEnd"/>
+      <w:r>
+        <w:t>-Dokumentation (</w:t>
       </w:r>
       <w:r>
         <w:t>Abschnitt: "Datenbank-Migration" und "Systemarchitektur</w:t>
@@ -4380,7 +3787,7 @@
       <w:pPr>
         <w:pStyle w:val="berschrift3"/>
       </w:pPr>
-      <w:bookmarkStart w:id="3" w:name="_Toc194743711"/>
+      <w:bookmarkStart w:id="3" w:name="_Toc194767434"/>
       <w:r>
         <w:t>Umsetzbare vs. nicht umgesetzte Anforderunge</w:t>
       </w:r>
@@ -4841,7 +4248,15 @@
           </w:tcPr>
           <w:p>
             <w:r>
-              <w:t>Pomodoro-Timer: 25 Minuten lernen, 5 Minuten Pause</w:t>
+              <w:t>Pomodoro-</w:t>
+            </w:r>
+            <w:proofErr w:type="spellStart"/>
+            <w:r>
+              <w:t>Timer</w:t>
+            </w:r>
+            <w:proofErr w:type="spellEnd"/>
+            <w:r>
+              <w:t>: 25 Minuten lernen, 5 Minuten Pause</w:t>
             </w:r>
           </w:p>
         </w:tc>
@@ -5454,7 +4869,15 @@
           </w:tcPr>
           <w:p>
             <w:r>
-              <w:t>Visuelle Auswertung: Diagramme zum Lernfortschritt (Balken- &amp; Kreisdiagramme), Entwicklung im Vergleich zu vorherigen Wochen, Heatmap für Lernaktivität</w:t>
+              <w:t xml:space="preserve">Visuelle Auswertung: Diagramme zum Lernfortschritt (Balken- &amp; Kreisdiagramme), Entwicklung im Vergleich zu vorherigen Wochen, </w:t>
+            </w:r>
+            <w:proofErr w:type="spellStart"/>
+            <w:r>
+              <w:t>Heatmap</w:t>
+            </w:r>
+            <w:proofErr w:type="spellEnd"/>
+            <w:r>
+              <w:t xml:space="preserve"> für Lernaktivität</w:t>
             </w:r>
           </w:p>
         </w:tc>
@@ -5906,7 +5329,7 @@
       <w:pPr>
         <w:pStyle w:val="berschrift2"/>
       </w:pPr>
-      <w:bookmarkStart w:id="4" w:name="_Toc194743712"/>
+      <w:bookmarkStart w:id="4" w:name="_Toc194767435"/>
       <w:r>
         <w:lastRenderedPageBreak/>
         <w:t>Architekturdiagramm</w:t>
@@ -5983,7 +5406,7 @@
       <w:pPr>
         <w:pStyle w:val="berschrift2"/>
       </w:pPr>
-      <w:bookmarkStart w:id="5" w:name="_Toc194743713"/>
+      <w:bookmarkStart w:id="5" w:name="_Toc194767436"/>
       <w:r>
         <w:lastRenderedPageBreak/>
         <w:t>UML-Klassendiagramm</w:t>
@@ -6060,7 +5483,7 @@
       <w:pPr>
         <w:pStyle w:val="berschrift1"/>
       </w:pPr>
-      <w:bookmarkStart w:id="6" w:name="_Toc194743714"/>
+      <w:bookmarkStart w:id="6" w:name="_Toc194767437"/>
       <w:r>
         <w:lastRenderedPageBreak/>
         <w:t>API-Design</w:t>
@@ -6107,9 +5530,11 @@
             <w:hideMark/>
           </w:tcPr>
           <w:p>
+            <w:proofErr w:type="spellStart"/>
             <w:r>
               <w:t>Endpoint</w:t>
             </w:r>
+            <w:proofErr w:type="spellEnd"/>
           </w:p>
         </w:tc>
         <w:tc>
@@ -6222,9 +5647,11 @@
             <w:hideMark/>
           </w:tcPr>
           <w:p>
+            <w:proofErr w:type="spellStart"/>
             <w:r>
               <w:t>comments</w:t>
             </w:r>
+            <w:proofErr w:type="spellEnd"/>
           </w:p>
         </w:tc>
       </w:tr>
@@ -6294,8 +5721,13 @@
           </w:tcPr>
           <w:p>
             <w:r>
-              <w:t>/login</w:t>
-            </w:r>
+              <w:t>/</w:t>
+            </w:r>
+            <w:proofErr w:type="spellStart"/>
+            <w:r>
+              <w:t>login</w:t>
+            </w:r>
+            <w:proofErr w:type="spellEnd"/>
           </w:p>
         </w:tc>
         <w:tc>
@@ -6317,7 +5749,47 @@
           </w:tcPr>
           <w:p>
             <w:r>
-              <w:t>{ "username": "{username}", "email": "{email}", "password": "{password}" }</w:t>
+              <w:t>{ "</w:t>
+            </w:r>
+            <w:proofErr w:type="spellStart"/>
+            <w:r>
+              <w:t>username</w:t>
+            </w:r>
+            <w:proofErr w:type="spellEnd"/>
+            <w:r>
+              <w:t>": "{</w:t>
+            </w:r>
+            <w:proofErr w:type="spellStart"/>
+            <w:r>
+              <w:t>username</w:t>
+            </w:r>
+            <w:proofErr w:type="spellEnd"/>
+            <w:r>
+              <w:t>}", "email": "{</w:t>
+            </w:r>
+            <w:proofErr w:type="gramStart"/>
+            <w:r>
+              <w:t>email</w:t>
+            </w:r>
+            <w:proofErr w:type="gramEnd"/>
+            <w:r>
+              <w:t>}", "</w:t>
+            </w:r>
+            <w:proofErr w:type="spellStart"/>
+            <w:r>
+              <w:t>password</w:t>
+            </w:r>
+            <w:proofErr w:type="spellEnd"/>
+            <w:r>
+              <w:t>": "{</w:t>
+            </w:r>
+            <w:proofErr w:type="spellStart"/>
+            <w:r>
+              <w:t>password</w:t>
+            </w:r>
+            <w:proofErr w:type="spellEnd"/>
+            <w:r>
+              <w:t>}" }</w:t>
             </w:r>
           </w:p>
         </w:tc>
@@ -6348,12 +5820,34 @@
               <w:rPr>
                 <w:lang w:val="en-US"/>
               </w:rPr>
-              <w:t>200 { "message": "Login successful", "redirect": "/index" }</w:t>
+              <w:t xml:space="preserve">200 </w:t>
+            </w:r>
+            <w:proofErr w:type="gramStart"/>
+            <w:r>
+              <w:rPr>
+                <w:lang w:val="en-US"/>
+              </w:rPr>
+              <w:t>{ "</w:t>
+            </w:r>
+            <w:proofErr w:type="gramEnd"/>
+            <w:r>
+              <w:rPr>
+                <w:lang w:val="en-US"/>
+              </w:rPr>
+              <w:t>message": "Login successful", "redirect": "/index" }</w:t>
             </w:r>
           </w:p>
           <w:p>
             <w:r>
-              <w:t>401 { "message": "Ungültige Anmeldedaten" }</w:t>
+              <w:t>401 { "</w:t>
+            </w:r>
+            <w:proofErr w:type="spellStart"/>
+            <w:r>
+              <w:t>message</w:t>
+            </w:r>
+            <w:proofErr w:type="spellEnd"/>
+            <w:r>
+              <w:t>": "Ungültige Anmeldedaten" }</w:t>
             </w:r>
           </w:p>
         </w:tc>
@@ -6514,8 +6008,13 @@
           </w:tcPr>
           <w:p>
             <w:r>
-              <w:t>/logout</w:t>
-            </w:r>
+              <w:t>/</w:t>
+            </w:r>
+            <w:proofErr w:type="spellStart"/>
+            <w:r>
+              <w:t>logout</w:t>
+            </w:r>
+            <w:proofErr w:type="spellEnd"/>
           </w:p>
         </w:tc>
         <w:tc>
@@ -6537,8 +6036,13 @@
           </w:tcPr>
           <w:p>
             <w:r>
-              <w:t>Cookie: auth_token</w:t>
-            </w:r>
+              <w:t xml:space="preserve">Cookie: </w:t>
+            </w:r>
+            <w:proofErr w:type="spellStart"/>
+            <w:r>
+              <w:t>auth_token</w:t>
+            </w:r>
+            <w:proofErr w:type="spellEnd"/>
           </w:p>
         </w:tc>
         <w:tc>
@@ -6568,7 +6072,21 @@
               <w:rPr>
                 <w:lang w:val="en-US"/>
               </w:rPr>
-              <w:t>200 { "message": "Logout successful" }</w:t>
+              <w:t xml:space="preserve">200 </w:t>
+            </w:r>
+            <w:proofErr w:type="gramStart"/>
+            <w:r>
+              <w:rPr>
+                <w:lang w:val="en-US"/>
+              </w:rPr>
+              <w:t>{ "</w:t>
+            </w:r>
+            <w:proofErr w:type="gramEnd"/>
+            <w:r>
+              <w:rPr>
+                <w:lang w:val="en-US"/>
+              </w:rPr>
+              <w:t>message": "Logout successful" }</w:t>
             </w:r>
           </w:p>
           <w:p>
@@ -6581,7 +6099,21 @@
               <w:rPr>
                 <w:lang w:val="en-US"/>
               </w:rPr>
-              <w:t>401 { "message": "Unauthorized" }</w:t>
+              <w:t xml:space="preserve">401 </w:t>
+            </w:r>
+            <w:proofErr w:type="gramStart"/>
+            <w:r>
+              <w:rPr>
+                <w:lang w:val="en-US"/>
+              </w:rPr>
+              <w:t>{ "</w:t>
+            </w:r>
+            <w:proofErr w:type="gramEnd"/>
+            <w:r>
+              <w:rPr>
+                <w:lang w:val="en-US"/>
+              </w:rPr>
+              <w:t>message": "Unauthorized" }</w:t>
             </w:r>
           </w:p>
         </w:tc>
@@ -6675,8 +6207,13 @@
           </w:tcPr>
           <w:p>
             <w:r>
-              <w:t>/register</w:t>
-            </w:r>
+              <w:t>/</w:t>
+            </w:r>
+            <w:proofErr w:type="spellStart"/>
+            <w:r>
+              <w:t>register</w:t>
+            </w:r>
+            <w:proofErr w:type="spellEnd"/>
           </w:p>
         </w:tc>
         <w:tc>
@@ -6698,7 +6235,47 @@
           </w:tcPr>
           <w:p>
             <w:r>
-              <w:t>{ "username": "{username}", "email": "{email}", "password": "{password}" }</w:t>
+              <w:t>{ "</w:t>
+            </w:r>
+            <w:proofErr w:type="spellStart"/>
+            <w:r>
+              <w:t>username</w:t>
+            </w:r>
+            <w:proofErr w:type="spellEnd"/>
+            <w:r>
+              <w:t>": "{</w:t>
+            </w:r>
+            <w:proofErr w:type="spellStart"/>
+            <w:r>
+              <w:t>username</w:t>
+            </w:r>
+            <w:proofErr w:type="spellEnd"/>
+            <w:r>
+              <w:t>}", "email": "{</w:t>
+            </w:r>
+            <w:proofErr w:type="gramStart"/>
+            <w:r>
+              <w:t>email</w:t>
+            </w:r>
+            <w:proofErr w:type="gramEnd"/>
+            <w:r>
+              <w:t>}", "</w:t>
+            </w:r>
+            <w:proofErr w:type="spellStart"/>
+            <w:r>
+              <w:t>password</w:t>
+            </w:r>
+            <w:proofErr w:type="spellEnd"/>
+            <w:r>
+              <w:t>": "{</w:t>
+            </w:r>
+            <w:proofErr w:type="spellStart"/>
+            <w:r>
+              <w:t>password</w:t>
+            </w:r>
+            <w:proofErr w:type="spellEnd"/>
+            <w:r>
+              <w:t>}" }</w:t>
             </w:r>
           </w:p>
         </w:tc>
@@ -6721,17 +6298,49 @@
           </w:tcPr>
           <w:p>
             <w:r>
-              <w:t>201 { "message": "Benutzer erfolgreich registriert" }</w:t>
+              <w:t>201 { "</w:t>
+            </w:r>
+            <w:proofErr w:type="spellStart"/>
+            <w:r>
+              <w:t>message</w:t>
+            </w:r>
+            <w:proofErr w:type="spellEnd"/>
+            <w:r>
+              <w:t>": "Benutzer erfolgreich registriert" }</w:t>
             </w:r>
           </w:p>
           <w:p>
             <w:r>
-              <w:t>400 { "message": "Benutzername oder Email existiert bereits" }</w:t>
+              <w:t>400 { "</w:t>
+            </w:r>
+            <w:proofErr w:type="spellStart"/>
+            <w:r>
+              <w:t>message</w:t>
+            </w:r>
+            <w:proofErr w:type="spellEnd"/>
+            <w:r>
+              <w:t xml:space="preserve">": "Benutzername oder </w:t>
+            </w:r>
+            <w:proofErr w:type="gramStart"/>
+            <w:r>
+              <w:t>Email</w:t>
+            </w:r>
+            <w:proofErr w:type="gramEnd"/>
+            <w:r>
+              <w:t xml:space="preserve"> existiert bereits" }</w:t>
             </w:r>
           </w:p>
           <w:p>
             <w:r>
-              <w:t>500 { "message": "Ein Fehler ist aufgetreten" }</w:t>
+              <w:t>500 { "</w:t>
+            </w:r>
+            <w:proofErr w:type="spellStart"/>
+            <w:r>
+              <w:t>message</w:t>
+            </w:r>
+            <w:proofErr w:type="spellEnd"/>
+            <w:r>
+              <w:t>": "Ein Fehler ist aufgetreten" }</w:t>
             </w:r>
           </w:p>
         </w:tc>
@@ -6826,8 +6435,13 @@
           </w:tcPr>
           <w:p>
             <w:r>
-              <w:t>/topics</w:t>
-            </w:r>
+              <w:t>/</w:t>
+            </w:r>
+            <w:proofErr w:type="spellStart"/>
+            <w:r>
+              <w:t>topics</w:t>
+            </w:r>
+            <w:proofErr w:type="spellEnd"/>
           </w:p>
         </w:tc>
         <w:tc>
@@ -6849,8 +6463,13 @@
           </w:tcPr>
           <w:p>
             <w:r>
-              <w:t>Cookie: auth_token</w:t>
-            </w:r>
+              <w:t xml:space="preserve">Cookie: </w:t>
+            </w:r>
+            <w:proofErr w:type="spellStart"/>
+            <w:r>
+              <w:t>auth_token</w:t>
+            </w:r>
+            <w:proofErr w:type="spellEnd"/>
           </w:p>
         </w:tc>
         <w:tc>
@@ -6872,7 +6491,31 @@
           </w:tcPr>
           <w:p>
             <w:r>
-              <w:t>200 [ { "id": 1, "name": "Topic1", "priority": 1 }, {...} ]</w:t>
+              <w:t>200 [ { "</w:t>
+            </w:r>
+            <w:proofErr w:type="spellStart"/>
+            <w:r>
+              <w:t>id</w:t>
+            </w:r>
+            <w:proofErr w:type="spellEnd"/>
+            <w:r>
+              <w:t>": 1, "</w:t>
+            </w:r>
+            <w:proofErr w:type="spellStart"/>
+            <w:r>
+              <w:t>name</w:t>
+            </w:r>
+            <w:proofErr w:type="spellEnd"/>
+            <w:r>
+              <w:t>": "Topic1", "</w:t>
+            </w:r>
+            <w:proofErr w:type="spellStart"/>
+            <w:r>
+              <w:t>priority</w:t>
+            </w:r>
+            <w:proofErr w:type="spellEnd"/>
+            <w:r>
+              <w:t>": 1 }, {...} ]</w:t>
             </w:r>
           </w:p>
         </w:tc>
@@ -6969,8 +6612,13 @@
           </w:tcPr>
           <w:p>
             <w:r>
-              <w:t>/topics</w:t>
-            </w:r>
+              <w:t>/</w:t>
+            </w:r>
+            <w:proofErr w:type="spellStart"/>
+            <w:r>
+              <w:t>topics</w:t>
+            </w:r>
+            <w:proofErr w:type="spellEnd"/>
           </w:p>
         </w:tc>
         <w:tc>
@@ -6992,7 +6640,23 @@
           </w:tcPr>
           <w:p>
             <w:r>
-              <w:t>{ "title": "{title}", "priority": {priority} }</w:t>
+              <w:t>{ "title": "{title}", "</w:t>
+            </w:r>
+            <w:proofErr w:type="spellStart"/>
+            <w:r>
+              <w:t>priority</w:t>
+            </w:r>
+            <w:proofErr w:type="spellEnd"/>
+            <w:r>
+              <w:t>": {</w:t>
+            </w:r>
+            <w:proofErr w:type="spellStart"/>
+            <w:r>
+              <w:t>priority</w:t>
+            </w:r>
+            <w:proofErr w:type="spellEnd"/>
+            <w:r>
+              <w:t>} }</w:t>
             </w:r>
           </w:p>
         </w:tc>
@@ -7015,12 +6679,36 @@
           </w:tcPr>
           <w:p>
             <w:r>
-              <w:t>201 { "message": "Thema erfolgreich erstellt", "topic_id": 1 }</w:t>
+              <w:t>201 { "</w:t>
+            </w:r>
+            <w:proofErr w:type="spellStart"/>
+            <w:r>
+              <w:t>message</w:t>
+            </w:r>
+            <w:proofErr w:type="spellEnd"/>
+            <w:r>
+              <w:t>": "Thema erfolgreich erstellt", "</w:t>
+            </w:r>
+            <w:proofErr w:type="spellStart"/>
+            <w:r>
+              <w:t>topic_id</w:t>
+            </w:r>
+            <w:proofErr w:type="spellEnd"/>
+            <w:r>
+              <w:t>": 1 }</w:t>
             </w:r>
           </w:p>
           <w:p>
             <w:r>
-              <w:t>400 { "error": "Titel ist erforderlich" }</w:t>
+              <w:t>400 { "</w:t>
+            </w:r>
+            <w:proofErr w:type="spellStart"/>
+            <w:r>
+              <w:t>error</w:t>
+            </w:r>
+            <w:proofErr w:type="spellEnd"/>
+            <w:r>
+              <w:t>": "Titel ist erforderlich" }</w:t>
             </w:r>
           </w:p>
         </w:tc>
@@ -7114,8 +6802,13 @@
           </w:tcPr>
           <w:p>
             <w:r>
-              <w:t>/learning_goals</w:t>
-            </w:r>
+              <w:t>/</w:t>
+            </w:r>
+            <w:proofErr w:type="spellStart"/>
+            <w:r>
+              <w:t>learning_goals</w:t>
+            </w:r>
+            <w:proofErr w:type="spellEnd"/>
           </w:p>
         </w:tc>
         <w:tc>
@@ -7137,8 +6830,13 @@
           </w:tcPr>
           <w:p>
             <w:r>
-              <w:t>Cookie: auth_token</w:t>
-            </w:r>
+              <w:t xml:space="preserve">Cookie: </w:t>
+            </w:r>
+            <w:proofErr w:type="spellStart"/>
+            <w:r>
+              <w:t>auth_token</w:t>
+            </w:r>
+            <w:proofErr w:type="spellEnd"/>
           </w:p>
         </w:tc>
         <w:tc>
@@ -7163,7 +6861,49 @@
               <w:rPr>
                 <w:lang w:val="en-US"/>
               </w:rPr>
-              <w:t xml:space="preserve">200 [ { "id": 1, "topic_name": "Math", "description": "Algebra lernen", "deadline": "2025-06-01" }, {...} </w:t>
+              <w:t xml:space="preserve">200 [ </w:t>
+            </w:r>
+            <w:proofErr w:type="gramStart"/>
+            <w:r>
+              <w:rPr>
+                <w:lang w:val="en-US"/>
+              </w:rPr>
+              <w:t>{ "</w:t>
+            </w:r>
+            <w:proofErr w:type="gramEnd"/>
+            <w:r>
+              <w:rPr>
+                <w:lang w:val="en-US"/>
+              </w:rPr>
+              <w:t>id": 1, "</w:t>
+            </w:r>
+            <w:proofErr w:type="spellStart"/>
+            <w:r>
+              <w:rPr>
+                <w:lang w:val="en-US"/>
+              </w:rPr>
+              <w:t>topic_name</w:t>
+            </w:r>
+            <w:proofErr w:type="spellEnd"/>
+            <w:r>
+              <w:rPr>
+                <w:lang w:val="en-US"/>
+              </w:rPr>
+              <w:t xml:space="preserve">": "Math", "description": "Algebra </w:t>
+            </w:r>
+            <w:proofErr w:type="spellStart"/>
+            <w:r>
+              <w:rPr>
+                <w:lang w:val="en-US"/>
+              </w:rPr>
+              <w:t>lernen</w:t>
+            </w:r>
+            <w:proofErr w:type="spellEnd"/>
+            <w:r>
+              <w:rPr>
+                <w:lang w:val="en-US"/>
+              </w:rPr>
+              <w:t xml:space="preserve">", "deadline": "2025-06-01" }, {...} </w:t>
             </w:r>
             <w:r>
               <w:t>]</w:t>
@@ -7263,8 +7003,13 @@
           </w:tcPr>
           <w:p>
             <w:r>
-              <w:t>/learning_goals</w:t>
-            </w:r>
+              <w:t>/</w:t>
+            </w:r>
+            <w:proofErr w:type="spellStart"/>
+            <w:r>
+              <w:t>learning_goals</w:t>
+            </w:r>
+            <w:proofErr w:type="spellEnd"/>
           </w:p>
         </w:tc>
         <w:tc>
@@ -7286,7 +7031,31 @@
           </w:tcPr>
           <w:p>
             <w:r>
-              <w:t>{ "topic_id": 1, "description": "Algebra lernen", "deadline": "2025-06-01" }</w:t>
+              <w:t>{ "</w:t>
+            </w:r>
+            <w:proofErr w:type="spellStart"/>
+            <w:r>
+              <w:t>topic_id</w:t>
+            </w:r>
+            <w:proofErr w:type="spellEnd"/>
+            <w:r>
+              <w:t>": 1, "</w:t>
+            </w:r>
+            <w:proofErr w:type="spellStart"/>
+            <w:r>
+              <w:t>description</w:t>
+            </w:r>
+            <w:proofErr w:type="spellEnd"/>
+            <w:r>
+              <w:t>": "Algebra lernen", "</w:t>
+            </w:r>
+            <w:proofErr w:type="spellStart"/>
+            <w:r>
+              <w:t>deadline</w:t>
+            </w:r>
+            <w:proofErr w:type="spellEnd"/>
+            <w:r>
+              <w:t>": "2025-06-01" }</w:t>
             </w:r>
           </w:p>
         </w:tc>
@@ -7309,17 +7078,73 @@
           </w:tcPr>
           <w:p>
             <w:r>
-              <w:t>201 { "message": "Lernziel erfolgreich erstellt", "learning_goal_id": 1 }</w:t>
+              <w:t>201 { "</w:t>
+            </w:r>
+            <w:proofErr w:type="spellStart"/>
+            <w:r>
+              <w:t>message</w:t>
+            </w:r>
+            <w:proofErr w:type="spellEnd"/>
+            <w:r>
+              <w:t>": "Lernziel erfolgreich erstellt", "</w:t>
+            </w:r>
+            <w:proofErr w:type="spellStart"/>
+            <w:r>
+              <w:t>learning_goal_id</w:t>
+            </w:r>
+            <w:proofErr w:type="spellEnd"/>
+            <w:r>
+              <w:t>": 1 }</w:t>
             </w:r>
           </w:p>
           <w:p>
             <w:r>
-              <w:t>400 { "error": "topic_id, description und deadline sind erforderlich" }</w:t>
+              <w:t>400 { "</w:t>
+            </w:r>
+            <w:proofErr w:type="spellStart"/>
+            <w:r>
+              <w:t>error</w:t>
+            </w:r>
+            <w:proofErr w:type="spellEnd"/>
+            <w:r>
+              <w:t>": "</w:t>
+            </w:r>
+            <w:proofErr w:type="spellStart"/>
+            <w:r>
+              <w:t>topic_id</w:t>
+            </w:r>
+            <w:proofErr w:type="spellEnd"/>
+            <w:r>
+              <w:t xml:space="preserve">, </w:t>
+            </w:r>
+            <w:proofErr w:type="spellStart"/>
+            <w:r>
+              <w:t>description</w:t>
+            </w:r>
+            <w:proofErr w:type="spellEnd"/>
+            <w:r>
+              <w:t xml:space="preserve"> und </w:t>
+            </w:r>
+            <w:proofErr w:type="spellStart"/>
+            <w:r>
+              <w:t>deadline</w:t>
+            </w:r>
+            <w:proofErr w:type="spellEnd"/>
+            <w:r>
+              <w:t xml:space="preserve"> sind erforderlich" }</w:t>
             </w:r>
           </w:p>
           <w:p>
             <w:r>
-              <w:t>404 { "error": "Thema nicht gefunden" }</w:t>
+              <w:t>404 { "</w:t>
+            </w:r>
+            <w:proofErr w:type="spellStart"/>
+            <w:r>
+              <w:t>error</w:t>
+            </w:r>
+            <w:proofErr w:type="spellEnd"/>
+            <w:r>
+              <w:t>": "Thema nicht gefunden" }</w:t>
             </w:r>
           </w:p>
         </w:tc>
@@ -7419,7 +7244,43 @@
               <w:rPr>
                 <w:lang w:val="en-US"/>
               </w:rPr>
-              <w:t>/learning_goals/&lt;int:goal_id&gt;</w:t>
+              <w:t>/</w:t>
+            </w:r>
+            <w:proofErr w:type="spellStart"/>
+            <w:r>
+              <w:rPr>
+                <w:lang w:val="en-US"/>
+              </w:rPr>
+              <w:t>learning_goals</w:t>
+            </w:r>
+            <w:proofErr w:type="spellEnd"/>
+            <w:r>
+              <w:rPr>
+                <w:lang w:val="en-US"/>
+              </w:rPr>
+              <w:t>/&lt;</w:t>
+            </w:r>
+            <w:proofErr w:type="spellStart"/>
+            <w:proofErr w:type="gramStart"/>
+            <w:r>
+              <w:rPr>
+                <w:lang w:val="en-US"/>
+              </w:rPr>
+              <w:t>int:goal</w:t>
+            </w:r>
+            <w:proofErr w:type="gramEnd"/>
+            <w:r>
+              <w:rPr>
+                <w:lang w:val="en-US"/>
+              </w:rPr>
+              <w:t>_id</w:t>
+            </w:r>
+            <w:proofErr w:type="spellEnd"/>
+            <w:r>
+              <w:rPr>
+                <w:lang w:val="en-US"/>
+              </w:rPr>
+              <w:t>&gt;</w:t>
             </w:r>
           </w:p>
         </w:tc>
@@ -7441,8 +7302,13 @@
           </w:tcPr>
           <w:p>
             <w:r>
-              <w:t>Cookie: auth_token</w:t>
-            </w:r>
+              <w:t xml:space="preserve">Cookie: </w:t>
+            </w:r>
+            <w:proofErr w:type="spellStart"/>
+            <w:r>
+              <w:t>auth_token</w:t>
+            </w:r>
+            <w:proofErr w:type="spellEnd"/>
           </w:p>
         </w:tc>
         <w:tc>
@@ -7463,11 +7329,35 @@
           </w:tcPr>
           <w:p>
             <w:r>
-              <w:t>200 { "id": 1, "topic_name": "Math", ... }</w:t>
+              <w:t>200 { "</w:t>
+            </w:r>
+            <w:proofErr w:type="spellStart"/>
+            <w:r>
+              <w:t>id</w:t>
+            </w:r>
+            <w:proofErr w:type="spellEnd"/>
+            <w:r>
+              <w:t>": 1, "</w:t>
+            </w:r>
+            <w:proofErr w:type="spellStart"/>
+            <w:r>
+              <w:t>topic_name</w:t>
+            </w:r>
+            <w:proofErr w:type="spellEnd"/>
+            <w:r>
+              <w:t>": "Math", ... }</w:t>
             </w:r>
             <w:r>
               <w:br/>
-              <w:t>404 { "error": "Lernziel nicht gefunden" }</w:t>
+              <w:t>404 { "</w:t>
+            </w:r>
+            <w:proofErr w:type="spellStart"/>
+            <w:r>
+              <w:t>error</w:t>
+            </w:r>
+            <w:proofErr w:type="spellEnd"/>
+            <w:r>
+              <w:t>": "Lernziel nicht gefunden" }</w:t>
             </w:r>
           </w:p>
         </w:tc>
@@ -7563,8 +7453,13 @@
           </w:tcPr>
           <w:p>
             <w:r>
-              <w:t>/study_methods</w:t>
-            </w:r>
+              <w:t>/</w:t>
+            </w:r>
+            <w:proofErr w:type="spellStart"/>
+            <w:r>
+              <w:t>study_methods</w:t>
+            </w:r>
+            <w:proofErr w:type="spellEnd"/>
           </w:p>
         </w:tc>
         <w:tc>
@@ -7589,11 +7484,41 @@
                 <w:lang w:val="en-US"/>
               </w:rPr>
             </w:pPr>
+            <w:proofErr w:type="gramStart"/>
             <w:r>
               <w:rPr>
                 <w:lang w:val="en-US"/>
               </w:rPr>
-              <w:t>{ "goal_id": 1, "type": "video", "content": "youtube_id" }</w:t>
+              <w:t>{ "</w:t>
+            </w:r>
+            <w:proofErr w:type="spellStart"/>
+            <w:proofErr w:type="gramEnd"/>
+            <w:r>
+              <w:rPr>
+                <w:lang w:val="en-US"/>
+              </w:rPr>
+              <w:t>goal_id</w:t>
+            </w:r>
+            <w:proofErr w:type="spellEnd"/>
+            <w:r>
+              <w:rPr>
+                <w:lang w:val="en-US"/>
+              </w:rPr>
+              <w:t>": 1, "type": "video", "content": "</w:t>
+            </w:r>
+            <w:proofErr w:type="spellStart"/>
+            <w:r>
+              <w:rPr>
+                <w:lang w:val="en-US"/>
+              </w:rPr>
+              <w:t>youtube_id</w:t>
+            </w:r>
+            <w:proofErr w:type="spellEnd"/>
+            <w:r>
+              <w:rPr>
+                <w:lang w:val="en-US"/>
+              </w:rPr>
+              <w:t>" }</w:t>
             </w:r>
           </w:p>
         </w:tc>
@@ -7623,7 +7548,35 @@
               <w:rPr>
                 <w:lang w:val="en-US"/>
               </w:rPr>
-              <w:t>201 { "message": "Methode gespeichert", "method": { ... } }</w:t>
+              <w:t>201 </w:t>
+            </w:r>
+            <w:proofErr w:type="gramStart"/>
+            <w:r>
+              <w:rPr>
+                <w:lang w:val="en-US"/>
+              </w:rPr>
+              <w:t>{ "</w:t>
+            </w:r>
+            <w:proofErr w:type="gramEnd"/>
+            <w:r>
+              <w:rPr>
+                <w:lang w:val="en-US"/>
+              </w:rPr>
+              <w:t xml:space="preserve">message": "Methode </w:t>
+            </w:r>
+            <w:proofErr w:type="spellStart"/>
+            <w:r>
+              <w:rPr>
+                <w:lang w:val="en-US"/>
+              </w:rPr>
+              <w:t>gespeichert</w:t>
+            </w:r>
+            <w:proofErr w:type="spellEnd"/>
+            <w:r>
+              <w:rPr>
+                <w:lang w:val="en-US"/>
+              </w:rPr>
+              <w:t>", "method": { ... } }</w:t>
             </w:r>
             <w:r>
               <w:rPr>
@@ -7728,7 +7681,43 @@
               <w:rPr>
                 <w:lang w:val="en-US"/>
               </w:rPr>
-              <w:t>/study_methods/&lt;int:goal_id&gt;</w:t>
+              <w:t>/</w:t>
+            </w:r>
+            <w:proofErr w:type="spellStart"/>
+            <w:r>
+              <w:rPr>
+                <w:lang w:val="en-US"/>
+              </w:rPr>
+              <w:t>study_methods</w:t>
+            </w:r>
+            <w:proofErr w:type="spellEnd"/>
+            <w:r>
+              <w:rPr>
+                <w:lang w:val="en-US"/>
+              </w:rPr>
+              <w:t>/&lt;</w:t>
+            </w:r>
+            <w:proofErr w:type="spellStart"/>
+            <w:proofErr w:type="gramStart"/>
+            <w:r>
+              <w:rPr>
+                <w:lang w:val="en-US"/>
+              </w:rPr>
+              <w:t>int:goal</w:t>
+            </w:r>
+            <w:proofErr w:type="gramEnd"/>
+            <w:r>
+              <w:rPr>
+                <w:lang w:val="en-US"/>
+              </w:rPr>
+              <w:t>_id</w:t>
+            </w:r>
+            <w:proofErr w:type="spellEnd"/>
+            <w:r>
+              <w:rPr>
+                <w:lang w:val="en-US"/>
+              </w:rPr>
+              <w:t>&gt;</w:t>
             </w:r>
           </w:p>
         </w:tc>
@@ -7750,8 +7739,13 @@
           </w:tcPr>
           <w:p>
             <w:r>
-              <w:t>Cookie: auth_token</w:t>
-            </w:r>
+              <w:t xml:space="preserve">Cookie: </w:t>
+            </w:r>
+            <w:proofErr w:type="spellStart"/>
+            <w:r>
+              <w:t>auth_token</w:t>
+            </w:r>
+            <w:proofErr w:type="spellEnd"/>
           </w:p>
         </w:tc>
         <w:tc>
@@ -7780,7 +7774,35 @@
               <w:rPr>
                 <w:lang w:val="en-US"/>
               </w:rPr>
-              <w:t>200 [ { "id": 1, "method_type": "video", ... }, ... ]</w:t>
+              <w:t xml:space="preserve">200 [ </w:t>
+            </w:r>
+            <w:proofErr w:type="gramStart"/>
+            <w:r>
+              <w:rPr>
+                <w:lang w:val="en-US"/>
+              </w:rPr>
+              <w:t>{ "</w:t>
+            </w:r>
+            <w:proofErr w:type="gramEnd"/>
+            <w:r>
+              <w:rPr>
+                <w:lang w:val="en-US"/>
+              </w:rPr>
+              <w:t>id": 1, "</w:t>
+            </w:r>
+            <w:proofErr w:type="spellStart"/>
+            <w:r>
+              <w:rPr>
+                <w:lang w:val="en-US"/>
+              </w:rPr>
+              <w:t>method_type</w:t>
+            </w:r>
+            <w:proofErr w:type="spellEnd"/>
+            <w:r>
+              <w:rPr>
+                <w:lang w:val="en-US"/>
+              </w:rPr>
+              <w:t>": "video", ... }, ... ]</w:t>
             </w:r>
             <w:r>
               <w:rPr>
@@ -7885,7 +7907,57 @@
               <w:rPr>
                 <w:lang w:val="en-US"/>
               </w:rPr>
-              <w:t>/study_methods/&lt;int:goal_id&gt;/&lt;string:content&gt;</w:t>
+              <w:t>/</w:t>
+            </w:r>
+            <w:proofErr w:type="spellStart"/>
+            <w:r>
+              <w:rPr>
+                <w:lang w:val="en-US"/>
+              </w:rPr>
+              <w:t>study_methods</w:t>
+            </w:r>
+            <w:proofErr w:type="spellEnd"/>
+            <w:r>
+              <w:rPr>
+                <w:lang w:val="en-US"/>
+              </w:rPr>
+              <w:t>/&lt;</w:t>
+            </w:r>
+            <w:proofErr w:type="spellStart"/>
+            <w:proofErr w:type="gramStart"/>
+            <w:r>
+              <w:rPr>
+                <w:lang w:val="en-US"/>
+              </w:rPr>
+              <w:t>int:goal</w:t>
+            </w:r>
+            <w:proofErr w:type="gramEnd"/>
+            <w:r>
+              <w:rPr>
+                <w:lang w:val="en-US"/>
+              </w:rPr>
+              <w:t>_id</w:t>
+            </w:r>
+            <w:proofErr w:type="spellEnd"/>
+            <w:r>
+              <w:rPr>
+                <w:lang w:val="en-US"/>
+              </w:rPr>
+              <w:t>&gt;/&lt;</w:t>
+            </w:r>
+            <w:proofErr w:type="spellStart"/>
+            <w:r>
+              <w:rPr>
+                <w:lang w:val="en-US"/>
+              </w:rPr>
+              <w:t>string:content</w:t>
+            </w:r>
+            <w:proofErr w:type="spellEnd"/>
+            <w:r>
+              <w:rPr>
+                <w:lang w:val="en-US"/>
+              </w:rPr>
+              <w:t>&gt;</w:t>
             </w:r>
           </w:p>
         </w:tc>
@@ -7907,8 +7979,13 @@
           </w:tcPr>
           <w:p>
             <w:r>
-              <w:t>Cookie: auth_token</w:t>
-            </w:r>
+              <w:t xml:space="preserve">Cookie: </w:t>
+            </w:r>
+            <w:proofErr w:type="spellStart"/>
+            <w:r>
+              <w:t>auth_token</w:t>
+            </w:r>
+            <w:proofErr w:type="spellEnd"/>
           </w:p>
         </w:tc>
         <w:tc>
@@ -7929,11 +8006,27 @@
           </w:tcPr>
           <w:p>
             <w:r>
-              <w:t>200 { "message": "Methode erfolgreich gelöscht" }</w:t>
+              <w:t>200 { "</w:t>
+            </w:r>
+            <w:proofErr w:type="spellStart"/>
+            <w:r>
+              <w:t>message</w:t>
+            </w:r>
+            <w:proofErr w:type="spellEnd"/>
+            <w:r>
+              <w:t>": "Methode erfolgreich gelöscht" }</w:t>
             </w:r>
             <w:r>
               <w:br/>
-              <w:t>404 { "error": "Methode nicht gefunden" }</w:t>
+              <w:t>404 { "</w:t>
+            </w:r>
+            <w:proofErr w:type="spellStart"/>
+            <w:r>
+              <w:t>error</w:t>
+            </w:r>
+            <w:proofErr w:type="spellEnd"/>
+            <w:r>
+              <w:t>": "Methode nicht gefunden" }</w:t>
             </w:r>
           </w:p>
         </w:tc>
@@ -7955,7 +8048,15 @@
           </w:tcPr>
           <w:p>
             <w:r>
-              <w:t>Löscht eine Lernmethode anhand der content-ID</w:t>
+              <w:t>Löscht eine Lernmethode anhand der </w:t>
+            </w:r>
+            <w:proofErr w:type="spellStart"/>
+            <w:r>
+              <w:t>content</w:t>
+            </w:r>
+            <w:proofErr w:type="spellEnd"/>
+            <w:r>
+              <w:t>-ID</w:t>
             </w:r>
           </w:p>
         </w:tc>
@@ -8028,8 +8129,13 @@
               </w:rPr>
             </w:pPr>
             <w:r>
-              <w:t>/youtube-search</w:t>
-            </w:r>
+              <w:t>/</w:t>
+            </w:r>
+            <w:proofErr w:type="spellStart"/>
+            <w:r>
+              <w:t>youtube-search</w:t>
+            </w:r>
+            <w:proofErr w:type="spellEnd"/>
           </w:p>
         </w:tc>
         <w:tc>
@@ -8088,7 +8194,29 @@
               <w:rPr>
                 <w:lang w:val="en-US"/>
               </w:rPr>
-              <w:t>200 [ { "videoId": "abc123", "title": "Algebra Basics", ... }, ... ]</w:t>
+              <w:t xml:space="preserve">200 [ </w:t>
+            </w:r>
+            <w:proofErr w:type="gramStart"/>
+            <w:r>
+              <w:rPr>
+                <w:lang w:val="en-US"/>
+              </w:rPr>
+              <w:t>{ "</w:t>
+            </w:r>
+            <w:proofErr w:type="spellStart"/>
+            <w:proofErr w:type="gramEnd"/>
+            <w:r>
+              <w:rPr>
+                <w:lang w:val="en-US"/>
+              </w:rPr>
+              <w:t>videoId</w:t>
+            </w:r>
+            <w:proofErr w:type="spellEnd"/>
+            <w:r>
+              <w:rPr>
+                <w:lang w:val="en-US"/>
+              </w:rPr>
+              <w:t>": "abc123", "title": "Algebra Basics", ... }, ... ]</w:t>
             </w:r>
           </w:p>
         </w:tc>
@@ -8122,7 +8250,7 @@
       <w:pPr>
         <w:pStyle w:val="berschrift1"/>
       </w:pPr>
-      <w:bookmarkStart w:id="7" w:name="_Toc194743715"/>
+      <w:bookmarkStart w:id="7" w:name="_Toc194767438"/>
       <w:r>
         <w:lastRenderedPageBreak/>
         <w:t>Implementierung</w:t>
@@ -8133,7 +8261,7 @@
       <w:pPr>
         <w:pStyle w:val="berschrift2"/>
       </w:pPr>
-      <w:bookmarkStart w:id="8" w:name="_Toc194743716"/>
+      <w:bookmarkStart w:id="8" w:name="_Toc194767439"/>
       <w:r>
         <w:t>Einleitung</w:t>
       </w:r>
@@ -8164,7 +8292,15 @@
     </w:p>
     <w:p>
       <w:r>
-        <w:t xml:space="preserve">In der Planungs- und Designphase entschied ich mich bewusst für einen API-First-Ansatz. Ziel war es, die Schnittstellen frühzeitig klar zu definieren, um die spätere Integration des Frontends möglichst reibungslos und strukturiert gestalten zu können. Diese Entscheidung hat sich im weiteren Verlauf als äußerst hilfreich erwiesen, da sie eine saubere Trennung zwischen Frontend und Backend ermöglichte. </w:t>
+        <w:t xml:space="preserve">In der Planungs- und Designphase entschied ich mich bewusst für einen API-First-Ansatz. Ziel war es, die Schnittstellen frühzeitig klar zu definieren, um die spätere Integration des </w:t>
+      </w:r>
+      <w:proofErr w:type="spellStart"/>
+      <w:r>
+        <w:t>Frontends</w:t>
+      </w:r>
+      <w:proofErr w:type="spellEnd"/>
+      <w:r>
+        <w:t xml:space="preserve"> möglichst reibungslos und strukturiert gestalten zu können. Diese Entscheidung hat sich im weiteren Verlauf als äußerst hilfreich erwiesen, da sie eine saubere Trennung zwischen Frontend und Backend ermöglichte. </w:t>
       </w:r>
     </w:p>
     <w:p>
@@ -8174,12 +8310,28 @@
     </w:p>
     <w:p>
       <w:r>
-        <w:t xml:space="preserve">In der abschließenden Phase der Problemlösung und Adaption lernte ich vor allem aus den Schwierigkeiten, auf die ich gestoßen bin. Die manuelle Verwaltung der Datenbank führte bei Schemaänderungen mehrfach zu Datenverlusten. Diese Erfahrung zeigte mir, wie essenziell der Einsatz von Tools wie Flask-Migrate für eine zuverlässige und nachhaltige Datenbankverwaltung ist ein Werkzeug, das ich in zukünftigen Projekten frühzeitig einbinden werde. </w:t>
-      </w:r>
-    </w:p>
-    <w:p>
-      <w:r>
-        <w:t>Durch diese Projektarbeit konnte ich nicht nur meine technischen Fähigkeiten vertiefen, sondern auch wertvolle Erkenntnisse über meine Arbeitsweise und typische Stolpersteine in der Full-Stack-Entwicklung gewinnen. Die gesammelten Erfahrungen werden meine zukünftige Herangehensweise entscheidend prägen insbesondere in Bezug auf Planung, Tool-Einsatz und sauberen, wartbaren Code.</w:t>
+        <w:t xml:space="preserve">In der abschließenden Phase der Problemlösung und Adaption lernte ich vor allem aus den Schwierigkeiten, auf die ich gestoßen bin. Die manuelle Verwaltung der Datenbank führte bei Schemaänderungen mehrfach zu Datenverlusten. Diese Erfahrung zeigte mir, wie essenziell der Einsatz von Tools wie </w:t>
+      </w:r>
+      <w:proofErr w:type="spellStart"/>
+      <w:r>
+        <w:t>Flask-Migrate</w:t>
+      </w:r>
+      <w:proofErr w:type="spellEnd"/>
+      <w:r>
+        <w:t xml:space="preserve"> für eine zuverlässige und nachhaltige Datenbankverwaltung ist ein Werkzeug, das ich in zukünftigen Projekten frühzeitig einbinden werde. </w:t>
+      </w:r>
+    </w:p>
+    <w:p>
+      <w:r>
+        <w:t xml:space="preserve">Durch diese Projektarbeit konnte ich nicht nur meine technischen Fähigkeiten vertiefen, sondern auch wertvolle Erkenntnisse über meine Arbeitsweise und typische Stolpersteine in der </w:t>
+      </w:r>
+      <w:proofErr w:type="spellStart"/>
+      <w:r>
+        <w:t>Full</w:t>
+      </w:r>
+      <w:proofErr w:type="spellEnd"/>
+      <w:r>
+        <w:t>-Stack-Entwicklung gewinnen. Die gesammelten Erfahrungen werden meine zukünftige Herangehensweise entscheidend prägen insbesondere in Bezug auf Planung, Tool-Einsatz und sauberen, wartbaren Code.</w:t>
       </w:r>
     </w:p>
     <w:p/>
@@ -8187,7 +8339,7 @@
       <w:pPr>
         <w:pStyle w:val="berschrift2"/>
       </w:pPr>
-      <w:bookmarkStart w:id="9" w:name="_Toc194743717"/>
+      <w:bookmarkStart w:id="9" w:name="_Toc194767440"/>
       <w:r>
         <w:t>Systemarchitektur</w:t>
       </w:r>
@@ -8197,7 +8349,7 @@
       <w:pPr>
         <w:pStyle w:val="berschrift2"/>
       </w:pPr>
-      <w:bookmarkStart w:id="10" w:name="_Toc194743718"/>
+      <w:bookmarkStart w:id="10" w:name="_Toc194767441"/>
       <w:r>
         <w:t>Übersicht</w:t>
       </w:r>
@@ -8239,7 +8391,15 @@
         <w:t>Backend</w:t>
       </w:r>
       <w:r>
-        <w:t>: Flask-basierte REST-API zur Datenverarbeitung.</w:t>
+        <w:t xml:space="preserve">: </w:t>
+      </w:r>
+      <w:proofErr w:type="spellStart"/>
+      <w:r>
+        <w:t>Flask</w:t>
+      </w:r>
+      <w:proofErr w:type="spellEnd"/>
+      <w:r>
+        <w:t>-basierte REST-API zur Datenverarbeitung.</w:t>
       </w:r>
     </w:p>
     <w:p>
@@ -8253,14 +8413,22 @@
         <w:t>Datenbank</w:t>
       </w:r>
       <w:r>
-        <w:t>: SQLite (Entwicklung) mit SQLAlchemy als ORM.</w:t>
+        <w:t xml:space="preserve">: SQLite (Entwicklung) mit </w:t>
+      </w:r>
+      <w:proofErr w:type="spellStart"/>
+      <w:r>
+        <w:t>SQLAlchemy</w:t>
+      </w:r>
+      <w:proofErr w:type="spellEnd"/>
+      <w:r>
+        <w:t xml:space="preserve"> als ORM.</w:t>
       </w:r>
     </w:p>
     <w:p>
       <w:pPr>
         <w:pStyle w:val="berschrift3"/>
       </w:pPr>
-      <w:bookmarkStart w:id="11" w:name="_Toc194743719"/>
+      <w:bookmarkStart w:id="11" w:name="_Toc194767442"/>
       <w:r>
         <w:lastRenderedPageBreak/>
         <w:t>Komponentendiagramm</w:t>
@@ -8331,7 +8499,7 @@
       <w:pPr>
         <w:pStyle w:val="berschrift3"/>
       </w:pPr>
-      <w:bookmarkStart w:id="12" w:name="_Toc194743720"/>
+      <w:bookmarkStart w:id="12" w:name="_Toc194767443"/>
       <w:r>
         <w:t>Datenfluss</w:t>
       </w:r>
@@ -8362,8 +8530,13 @@
       <w:r>
         <w:t xml:space="preserve"> Der Request wird durch die </w:t>
       </w:r>
-      <w:r>
-        <w:t>Flask-API validiert</w:t>
+      <w:proofErr w:type="spellStart"/>
+      <w:r>
+        <w:t>Flask</w:t>
+      </w:r>
+      <w:proofErr w:type="spellEnd"/>
+      <w:r>
+        <w:t>-API validiert</w:t>
       </w:r>
       <w:r>
         <w:t xml:space="preserve">. </w:t>
@@ -8431,7 +8604,7 @@
       <w:pPr>
         <w:pStyle w:val="berschrift2"/>
       </w:pPr>
-      <w:bookmarkStart w:id="13" w:name="_Toc194743721"/>
+      <w:bookmarkStart w:id="13" w:name="_Toc194767444"/>
       <w:r>
         <w:t>Token-Management</w:t>
       </w:r>
@@ -8441,7 +8614,7 @@
       <w:pPr>
         <w:pStyle w:val="berschrift3"/>
       </w:pPr>
-      <w:bookmarkStart w:id="14" w:name="_Toc194743722"/>
+      <w:bookmarkStart w:id="14" w:name="_Toc194767445"/>
       <w:r>
         <w:t>Problemstellung</w:t>
       </w:r>
@@ -8587,7 +8760,7 @@
       <w:pPr>
         <w:pStyle w:val="berschrift3"/>
       </w:pPr>
-      <w:bookmarkStart w:id="15" w:name="_Toc194743723"/>
+      <w:bookmarkStart w:id="15" w:name="_Toc194767446"/>
       <w:r>
         <w:t>Lösung</w:t>
       </w:r>
@@ -8621,7 +8794,11 @@
         <w:t xml:space="preserve">Die </w:t>
       </w:r>
       <w:r>
-        <w:t xml:space="preserve">Tokens werden mithilfe </w:t>
+        <w:t xml:space="preserve">Tokens werden </w:t>
+      </w:r>
+      <w:proofErr w:type="gramStart"/>
+      <w:r>
+        <w:t xml:space="preserve">mithilfe </w:t>
       </w:r>
       <w:r>
         <w:t>eines</w:t>
@@ -8639,11 +8816,17 @@
         <w:t>V</w:t>
       </w:r>
       <w:r>
-        <w:t xml:space="preserve">erfahren erstellt. Durch die Funktion </w:t>
-      </w:r>
+        <w:t>erfahren</w:t>
+      </w:r>
+      <w:proofErr w:type="gramEnd"/>
+      <w:r>
+        <w:t xml:space="preserve"> erstellt. Durch die Funktion </w:t>
+      </w:r>
+      <w:proofErr w:type="spellStart"/>
       <w:r>
         <w:t>generate_token</w:t>
       </w:r>
+      <w:proofErr w:type="spellEnd"/>
       <w:r>
         <w:t xml:space="preserve"> wird ein </w:t>
       </w:r>
@@ -8651,7 +8834,15 @@
         <w:t>16</w:t>
       </w:r>
       <w:r>
-        <w:t xml:space="preserve">-stelliger hexadezimal Zufallstoken erstellt. Dies stellt eine sehr hohe Sicherheit gegen Brute-Froce-Angriffe. Ebenso wird so eine hohe Wahrscheinlichkeit auf die </w:t>
+        <w:t>-stelliger hexadezimal Zufallstoken erstellt. Dies stellt eine sehr hohe Sicherheit gegen Brute-</w:t>
+      </w:r>
+      <w:proofErr w:type="spellStart"/>
+      <w:r>
+        <w:t>Froce</w:t>
+      </w:r>
+      <w:proofErr w:type="spellEnd"/>
+      <w:r>
+        <w:t xml:space="preserve">-Angriffe. Ebenso wird so eine hohe Wahrscheinlichkeit auf die </w:t>
       </w:r>
       <w:r>
         <w:t>Einzigartigkeit</w:t>
@@ -8665,19 +8856,71 @@
       <w:r>
         <w:t xml:space="preserve">vgl. </w:t>
       </w:r>
-      <w:r>
-        <w:t>Stouffer, M. (2022): Python API Development Fundamentals (Abschnitte: "Token-Management" und "Robustes Fehlerhandling"))</w:t>
+      <w:proofErr w:type="spellStart"/>
+      <w:r>
+        <w:t>Stouffer</w:t>
+      </w:r>
+      <w:proofErr w:type="spellEnd"/>
+      <w:r>
+        <w:t xml:space="preserve">, M. (2022): Python API Development </w:t>
+      </w:r>
+      <w:proofErr w:type="spellStart"/>
+      <w:r>
+        <w:t>Fundamentals</w:t>
+      </w:r>
+      <w:proofErr w:type="spellEnd"/>
+      <w:r>
+        <w:t xml:space="preserve"> (Abschnitte: "Token-Management" und "Robustes Fehlerhandling"))</w:t>
       </w:r>
       <w:r>
         <w:t xml:space="preserve"> </w:t>
       </w:r>
       <w:r>
         <w:br/>
-        <w:t xml:space="preserve">def generate_token(self):  </w:t>
+      </w:r>
+      <w:proofErr w:type="spellStart"/>
+      <w:r>
+        <w:t>def</w:t>
+      </w:r>
+      <w:proofErr w:type="spellEnd"/>
+      <w:r>
+        <w:t xml:space="preserve"> </w:t>
+      </w:r>
+      <w:proofErr w:type="spellStart"/>
+      <w:r>
+        <w:t>generate_token</w:t>
+      </w:r>
+      <w:proofErr w:type="spellEnd"/>
+      <w:r>
+        <w:t>(</w:t>
+      </w:r>
+      <w:proofErr w:type="spellStart"/>
+      <w:r>
+        <w:t>self</w:t>
+      </w:r>
+      <w:proofErr w:type="spellEnd"/>
+      <w:r>
+        <w:t xml:space="preserve">):  </w:t>
       </w:r>
       <w:r>
         <w:br/>
-        <w:t xml:space="preserve">        return secrets.token_hex(16) </w:t>
+        <w:t xml:space="preserve">        </w:t>
+      </w:r>
+      <w:proofErr w:type="spellStart"/>
+      <w:r>
+        <w:t>return</w:t>
+      </w:r>
+      <w:proofErr w:type="spellEnd"/>
+      <w:r>
+        <w:t xml:space="preserve"> </w:t>
+      </w:r>
+      <w:proofErr w:type="spellStart"/>
+      <w:r>
+        <w:t>secrets.token_hex</w:t>
+      </w:r>
+      <w:proofErr w:type="spellEnd"/>
+      <w:r>
+        <w:t xml:space="preserve">(16) </w:t>
       </w:r>
     </w:p>
     <w:p>
@@ -8697,7 +8940,15 @@
         <w:br/>
       </w:r>
       <w:r>
-        <w:t>Die Funktion is_token_valid prüft</w:t>
+        <w:t xml:space="preserve">Die Funktion </w:t>
+      </w:r>
+      <w:proofErr w:type="spellStart"/>
+      <w:r>
+        <w:t>is_token_valid</w:t>
+      </w:r>
+      <w:proofErr w:type="spellEnd"/>
+      <w:r>
+        <w:t xml:space="preserve"> prüft</w:t>
       </w:r>
       <w:r>
         <w:t>,</w:t>
@@ -8739,7 +8990,35 @@
         <w:rPr>
           <w:lang w:val="en-US"/>
         </w:rPr>
-        <w:t>def is_token_valid(self, token):</w:t>
+        <w:t xml:space="preserve">def </w:t>
+      </w:r>
+      <w:proofErr w:type="spellStart"/>
+      <w:r>
+        <w:rPr>
+          <w:lang w:val="en-US"/>
+        </w:rPr>
+        <w:t>is_token_</w:t>
+      </w:r>
+      <w:proofErr w:type="gramStart"/>
+      <w:r>
+        <w:rPr>
+          <w:lang w:val="en-US"/>
+        </w:rPr>
+        <w:t>valid</w:t>
+      </w:r>
+      <w:proofErr w:type="spellEnd"/>
+      <w:r>
+        <w:rPr>
+          <w:lang w:val="en-US"/>
+        </w:rPr>
+        <w:t>(</w:t>
+      </w:r>
+      <w:proofErr w:type="gramEnd"/>
+      <w:r>
+        <w:rPr>
+          <w:lang w:val="en-US"/>
+        </w:rPr>
+        <w:t>self, token):</w:t>
       </w:r>
       <w:r>
         <w:rPr>
@@ -8750,32 +9029,160 @@
         <w:br/>
         <w:t xml:space="preserve">    </w:t>
       </w:r>
-      <w:r>
-        <w:rPr>
-          <w:lang w:val="en-US"/>
-        </w:rPr>
-        <w:t>token_instance = Token.query.filter_by(token=token).first()</w:t>
+      <w:proofErr w:type="spellStart"/>
+      <w:r>
+        <w:rPr>
+          <w:lang w:val="en-US"/>
+        </w:rPr>
+        <w:t>token_instance</w:t>
+      </w:r>
+      <w:proofErr w:type="spellEnd"/>
+      <w:r>
+        <w:rPr>
+          <w:lang w:val="en-US"/>
+        </w:rPr>
+        <w:t xml:space="preserve"> = </w:t>
+      </w:r>
+      <w:proofErr w:type="spellStart"/>
+      <w:r>
+        <w:rPr>
+          <w:lang w:val="en-US"/>
+        </w:rPr>
+        <w:t>Token.query.filter_by</w:t>
+      </w:r>
+      <w:proofErr w:type="spellEnd"/>
+      <w:r>
+        <w:rPr>
+          <w:lang w:val="en-US"/>
+        </w:rPr>
+        <w:t>(token=token).first()</w:t>
       </w:r>
       <w:r>
         <w:rPr>
           <w:lang w:val="en-US"/>
         </w:rPr>
         <w:br/>
-        <w:t xml:space="preserve">    if token_instance:</w:t>
+        <w:t xml:space="preserve">    if </w:t>
+      </w:r>
+      <w:proofErr w:type="spellStart"/>
+      <w:r>
+        <w:rPr>
+          <w:lang w:val="en-US"/>
+        </w:rPr>
+        <w:t>token_instance</w:t>
+      </w:r>
+      <w:proofErr w:type="spellEnd"/>
+      <w:r>
+        <w:rPr>
+          <w:lang w:val="en-US"/>
+        </w:rPr>
+        <w:t>:</w:t>
       </w:r>
       <w:r>
         <w:rPr>
           <w:lang w:val="en-US"/>
         </w:rPr>
         <w:br/>
-        <w:t xml:space="preserve">        creation_time = datetime.fromtimestamp(token_instance.token_erstelldatum.timestamp())  # Konvertiere zurück</w:t>
-      </w:r>
+        <w:t xml:space="preserve">        </w:t>
+      </w:r>
+      <w:proofErr w:type="spellStart"/>
+      <w:r>
+        <w:rPr>
+          <w:lang w:val="en-US"/>
+        </w:rPr>
+        <w:t>creation_time</w:t>
+      </w:r>
+      <w:proofErr w:type="spellEnd"/>
+      <w:r>
+        <w:rPr>
+          <w:lang w:val="en-US"/>
+        </w:rPr>
+        <w:t xml:space="preserve"> = datetime.fromtimestamp(token_instance.token_erstelldatum.timestamp())  # </w:t>
+      </w:r>
+      <w:proofErr w:type="spellStart"/>
+      <w:r>
+        <w:rPr>
+          <w:lang w:val="en-US"/>
+        </w:rPr>
+        <w:t>Konvertiere</w:t>
+      </w:r>
+      <w:proofErr w:type="spellEnd"/>
+      <w:r>
+        <w:rPr>
+          <w:lang w:val="en-US"/>
+        </w:rPr>
+        <w:t xml:space="preserve"> </w:t>
+      </w:r>
+      <w:proofErr w:type="spellStart"/>
+      <w:r>
+        <w:rPr>
+          <w:lang w:val="en-US"/>
+        </w:rPr>
+        <w:t>zurück</w:t>
+      </w:r>
+      <w:proofErr w:type="spellEnd"/>
       <w:r>
         <w:rPr>
           <w:lang w:val="en-US"/>
         </w:rPr>
         <w:br/>
-        <w:t xml:space="preserve">        if datetime.now() - creation_time &lt; timedelta(seconds=self.token_lifetime):</w:t>
+        <w:t xml:space="preserve">        if </w:t>
+      </w:r>
+      <w:proofErr w:type="spellStart"/>
+      <w:r>
+        <w:rPr>
+          <w:lang w:val="en-US"/>
+        </w:rPr>
+        <w:t>datetime.now</w:t>
+      </w:r>
+      <w:proofErr w:type="spellEnd"/>
+      <w:r>
+        <w:rPr>
+          <w:lang w:val="en-US"/>
+        </w:rPr>
+        <w:t xml:space="preserve">() - </w:t>
+      </w:r>
+      <w:proofErr w:type="spellStart"/>
+      <w:r>
+        <w:rPr>
+          <w:lang w:val="en-US"/>
+        </w:rPr>
+        <w:t>creation_time</w:t>
+      </w:r>
+      <w:proofErr w:type="spellEnd"/>
+      <w:r>
+        <w:rPr>
+          <w:lang w:val="en-US"/>
+        </w:rPr>
+        <w:t xml:space="preserve"> &lt; </w:t>
+      </w:r>
+      <w:proofErr w:type="spellStart"/>
+      <w:r>
+        <w:rPr>
+          <w:lang w:val="en-US"/>
+        </w:rPr>
+        <w:t>timedelta</w:t>
+      </w:r>
+      <w:proofErr w:type="spellEnd"/>
+      <w:r>
+        <w:rPr>
+          <w:lang w:val="en-US"/>
+        </w:rPr>
+        <w:t>(seconds=</w:t>
+      </w:r>
+      <w:proofErr w:type="spellStart"/>
+      <w:r>
+        <w:rPr>
+          <w:lang w:val="en-US"/>
+        </w:rPr>
+        <w:t>self.token_lifetime</w:t>
+      </w:r>
+      <w:proofErr w:type="spellEnd"/>
+      <w:r>
+        <w:rPr>
+          <w:lang w:val="en-US"/>
+        </w:rPr>
+        <w:t>):</w:t>
       </w:r>
       <w:r>
         <w:rPr>
@@ -8806,7 +9213,15 @@
       </w:r>
       <w:r>
         <w:br/>
-        <w:t>Bei jeder Benutzeranmeldung wird der Prozess get_or_create_token </w:t>
+        <w:t>Bei jeder Benutzeranmeldung wird der Prozess </w:t>
+      </w:r>
+      <w:proofErr w:type="spellStart"/>
+      <w:r>
+        <w:t>get_or_create_token</w:t>
+      </w:r>
+      <w:proofErr w:type="spellEnd"/>
+      <w:r>
+        <w:t> </w:t>
       </w:r>
       <w:r>
         <w:t>aufgerufen</w:t>
@@ -8867,7 +9282,35 @@
         <w:rPr>
           <w:lang w:val="en-US"/>
         </w:rPr>
-        <w:t>def get_or_create_token(self, user_id):</w:t>
+        <w:t xml:space="preserve">def </w:t>
+      </w:r>
+      <w:proofErr w:type="spellStart"/>
+      <w:r>
+        <w:rPr>
+          <w:lang w:val="en-US"/>
+        </w:rPr>
+        <w:t>get_or_create_token</w:t>
+      </w:r>
+      <w:proofErr w:type="spellEnd"/>
+      <w:r>
+        <w:rPr>
+          <w:lang w:val="en-US"/>
+        </w:rPr>
+        <w:t xml:space="preserve">(self, </w:t>
+      </w:r>
+      <w:proofErr w:type="spellStart"/>
+      <w:r>
+        <w:rPr>
+          <w:lang w:val="en-US"/>
+        </w:rPr>
+        <w:t>user_id</w:t>
+      </w:r>
+      <w:proofErr w:type="spellEnd"/>
+      <w:r>
+        <w:rPr>
+          <w:lang w:val="en-US"/>
+        </w:rPr>
+        <w:t>):</w:t>
       </w:r>
       <w:r>
         <w:rPr>
@@ -8878,40 +9321,168 @@
         <w:br/>
         <w:t xml:space="preserve">    </w:t>
       </w:r>
-      <w:r>
-        <w:rPr>
-          <w:lang w:val="en-US"/>
-        </w:rPr>
-        <w:t>token_instance = Token.query.filter_by(user_id=user_id).first()</w:t>
+      <w:proofErr w:type="spellStart"/>
+      <w:r>
+        <w:rPr>
+          <w:lang w:val="en-US"/>
+        </w:rPr>
+        <w:t>token_instance</w:t>
+      </w:r>
+      <w:proofErr w:type="spellEnd"/>
+      <w:r>
+        <w:rPr>
+          <w:lang w:val="en-US"/>
+        </w:rPr>
+        <w:t xml:space="preserve"> = </w:t>
+      </w:r>
+      <w:proofErr w:type="spellStart"/>
+      <w:r>
+        <w:rPr>
+          <w:lang w:val="en-US"/>
+        </w:rPr>
+        <w:t>Token.query.filter_by</w:t>
+      </w:r>
+      <w:proofErr w:type="spellEnd"/>
+      <w:r>
+        <w:rPr>
+          <w:lang w:val="en-US"/>
+        </w:rPr>
+        <w:t>(</w:t>
+      </w:r>
+      <w:proofErr w:type="spellStart"/>
+      <w:r>
+        <w:rPr>
+          <w:lang w:val="en-US"/>
+        </w:rPr>
+        <w:t>user_id</w:t>
+      </w:r>
+      <w:proofErr w:type="spellEnd"/>
+      <w:r>
+        <w:rPr>
+          <w:lang w:val="en-US"/>
+        </w:rPr>
+        <w:t>=</w:t>
+      </w:r>
+      <w:proofErr w:type="spellStart"/>
+      <w:r>
+        <w:rPr>
+          <w:lang w:val="en-US"/>
+        </w:rPr>
+        <w:t>user_id</w:t>
+      </w:r>
+      <w:proofErr w:type="spellEnd"/>
+      <w:r>
+        <w:rPr>
+          <w:lang w:val="en-US"/>
+        </w:rPr>
+        <w:t>).first()</w:t>
       </w:r>
       <w:r>
         <w:rPr>
           <w:lang w:val="en-US"/>
         </w:rPr>
         <w:br/>
-        <w:t xml:space="preserve">    if token_instance:</w:t>
+        <w:t xml:space="preserve">    if </w:t>
+      </w:r>
+      <w:proofErr w:type="spellStart"/>
+      <w:r>
+        <w:rPr>
+          <w:lang w:val="en-US"/>
+        </w:rPr>
+        <w:t>token_instance</w:t>
+      </w:r>
+      <w:proofErr w:type="spellEnd"/>
+      <w:r>
+        <w:rPr>
+          <w:lang w:val="en-US"/>
+        </w:rPr>
+        <w:t>:</w:t>
       </w:r>
       <w:r>
         <w:rPr>
           <w:lang w:val="en-US"/>
         </w:rPr>
         <w:br/>
-        <w:t xml:space="preserve">        current_time = datetime.now()</w:t>
+        <w:t xml:space="preserve">        </w:t>
+      </w:r>
+      <w:proofErr w:type="spellStart"/>
+      <w:r>
+        <w:rPr>
+          <w:lang w:val="en-US"/>
+        </w:rPr>
+        <w:t>current_time</w:t>
+      </w:r>
+      <w:proofErr w:type="spellEnd"/>
+      <w:r>
+        <w:rPr>
+          <w:lang w:val="en-US"/>
+        </w:rPr>
+        <w:t xml:space="preserve"> = </w:t>
+      </w:r>
+      <w:proofErr w:type="spellStart"/>
+      <w:r>
+        <w:rPr>
+          <w:lang w:val="en-US"/>
+        </w:rPr>
+        <w:t>datetime.now</w:t>
+      </w:r>
+      <w:proofErr w:type="spellEnd"/>
+      <w:r>
+        <w:rPr>
+          <w:lang w:val="en-US"/>
+        </w:rPr>
+        <w:t>()</w:t>
       </w:r>
       <w:r>
         <w:rPr>
           <w:lang w:val="en-US"/>
         </w:rPr>
         <w:br/>
-        <w:t xml:space="preserve">        if self.is_token_valid(token_instance.token):</w:t>
+        <w:t xml:space="preserve">        if </w:t>
+      </w:r>
+      <w:proofErr w:type="spellStart"/>
+      <w:r>
+        <w:rPr>
+          <w:lang w:val="en-US"/>
+        </w:rPr>
+        <w:t>self.is_token_valid</w:t>
+      </w:r>
+      <w:proofErr w:type="spellEnd"/>
+      <w:r>
+        <w:rPr>
+          <w:lang w:val="en-US"/>
+        </w:rPr>
+        <w:t>(</w:t>
+      </w:r>
+      <w:proofErr w:type="spellStart"/>
+      <w:r>
+        <w:rPr>
+          <w:lang w:val="en-US"/>
+        </w:rPr>
+        <w:t>token_instance.token</w:t>
+      </w:r>
+      <w:proofErr w:type="spellEnd"/>
+      <w:r>
+        <w:rPr>
+          <w:lang w:val="en-US"/>
+        </w:rPr>
+        <w:t>):</w:t>
       </w:r>
       <w:r>
         <w:rPr>
           <w:lang w:val="en-US"/>
         </w:rPr>
         <w:br/>
-        <w:t xml:space="preserve">            return token_instance.token</w:t>
-      </w:r>
+        <w:t xml:space="preserve">            return </w:t>
+      </w:r>
+      <w:proofErr w:type="spellStart"/>
+      <w:r>
+        <w:rPr>
+          <w:lang w:val="en-US"/>
+        </w:rPr>
+        <w:t>token_instance.token</w:t>
+      </w:r>
+      <w:proofErr w:type="spellEnd"/>
       <w:r>
         <w:rPr>
           <w:lang w:val="en-US"/>
@@ -8924,50 +9495,254 @@
           <w:lang w:val="en-US"/>
         </w:rPr>
         <w:br/>
-        <w:t xml:space="preserve">            db.session.delete(token_instance)</w:t>
+        <w:t xml:space="preserve">            </w:t>
+      </w:r>
+      <w:proofErr w:type="spellStart"/>
+      <w:r>
+        <w:rPr>
+          <w:lang w:val="en-US"/>
+        </w:rPr>
+        <w:t>db.session.delete</w:t>
+      </w:r>
+      <w:proofErr w:type="spellEnd"/>
+      <w:r>
+        <w:rPr>
+          <w:lang w:val="en-US"/>
+        </w:rPr>
+        <w:t>(</w:t>
+      </w:r>
+      <w:proofErr w:type="spellStart"/>
+      <w:r>
+        <w:rPr>
+          <w:lang w:val="en-US"/>
+        </w:rPr>
+        <w:t>token_instance</w:t>
+      </w:r>
+      <w:proofErr w:type="spellEnd"/>
+      <w:r>
+        <w:rPr>
+          <w:lang w:val="en-US"/>
+        </w:rPr>
+        <w:t>)</w:t>
       </w:r>
       <w:r>
         <w:rPr>
           <w:lang w:val="en-US"/>
         </w:rPr>
         <w:br/>
-        <w:t xml:space="preserve">            db.session.commit()</w:t>
+        <w:t xml:space="preserve">            </w:t>
+      </w:r>
+      <w:proofErr w:type="spellStart"/>
+      <w:r>
+        <w:rPr>
+          <w:lang w:val="en-US"/>
+        </w:rPr>
+        <w:t>db.session.commit</w:t>
+      </w:r>
+      <w:proofErr w:type="spellEnd"/>
+      <w:r>
+        <w:rPr>
+          <w:lang w:val="en-US"/>
+        </w:rPr>
+        <w:t>()</w:t>
       </w:r>
       <w:r>
         <w:rPr>
           <w:lang w:val="en-US"/>
         </w:rPr>
         <w:br/>
-        <w:t xml:space="preserve">    new_token = self.generate_token()</w:t>
+        <w:t xml:space="preserve">    </w:t>
+      </w:r>
+      <w:proofErr w:type="spellStart"/>
+      <w:r>
+        <w:rPr>
+          <w:lang w:val="en-US"/>
+        </w:rPr>
+        <w:t>new_token</w:t>
+      </w:r>
+      <w:proofErr w:type="spellEnd"/>
+      <w:r>
+        <w:rPr>
+          <w:lang w:val="en-US"/>
+        </w:rPr>
+        <w:t xml:space="preserve"> = </w:t>
+      </w:r>
+      <w:proofErr w:type="spellStart"/>
+      <w:r>
+        <w:rPr>
+          <w:lang w:val="en-US"/>
+        </w:rPr>
+        <w:t>self.generate_token</w:t>
+      </w:r>
+      <w:proofErr w:type="spellEnd"/>
+      <w:r>
+        <w:rPr>
+          <w:lang w:val="en-US"/>
+        </w:rPr>
+        <w:t>()</w:t>
       </w:r>
       <w:r>
         <w:rPr>
           <w:lang w:val="en-US"/>
         </w:rPr>
         <w:br/>
-        <w:t xml:space="preserve">    new_token_instance = Token(token=new_token, token_erstelldatum=datetime.now(), user_id=user_id)</w:t>
+        <w:t xml:space="preserve">    </w:t>
+      </w:r>
+      <w:proofErr w:type="spellStart"/>
+      <w:r>
+        <w:rPr>
+          <w:lang w:val="en-US"/>
+        </w:rPr>
+        <w:t>new_token_instance</w:t>
+      </w:r>
+      <w:proofErr w:type="spellEnd"/>
+      <w:r>
+        <w:rPr>
+          <w:lang w:val="en-US"/>
+        </w:rPr>
+        <w:t xml:space="preserve"> = Token(token=</w:t>
+      </w:r>
+      <w:proofErr w:type="spellStart"/>
+      <w:r>
+        <w:rPr>
+          <w:lang w:val="en-US"/>
+        </w:rPr>
+        <w:t>new_token</w:t>
+      </w:r>
+      <w:proofErr w:type="spellEnd"/>
+      <w:r>
+        <w:rPr>
+          <w:lang w:val="en-US"/>
+        </w:rPr>
+        <w:t xml:space="preserve">, </w:t>
+      </w:r>
+      <w:proofErr w:type="spellStart"/>
+      <w:r>
+        <w:rPr>
+          <w:lang w:val="en-US"/>
+        </w:rPr>
+        <w:t>token_erstelldatum</w:t>
+      </w:r>
+      <w:proofErr w:type="spellEnd"/>
+      <w:r>
+        <w:rPr>
+          <w:lang w:val="en-US"/>
+        </w:rPr>
+        <w:t>=</w:t>
+      </w:r>
+      <w:proofErr w:type="spellStart"/>
+      <w:r>
+        <w:rPr>
+          <w:lang w:val="en-US"/>
+        </w:rPr>
+        <w:t>datetime.now</w:t>
+      </w:r>
+      <w:proofErr w:type="spellEnd"/>
+      <w:r>
+        <w:rPr>
+          <w:lang w:val="en-US"/>
+        </w:rPr>
+        <w:t xml:space="preserve">(), </w:t>
+      </w:r>
+      <w:proofErr w:type="spellStart"/>
+      <w:r>
+        <w:rPr>
+          <w:lang w:val="en-US"/>
+        </w:rPr>
+        <w:t>user_id</w:t>
+      </w:r>
+      <w:proofErr w:type="spellEnd"/>
+      <w:r>
+        <w:rPr>
+          <w:lang w:val="en-US"/>
+        </w:rPr>
+        <w:t>=</w:t>
+      </w:r>
+      <w:proofErr w:type="spellStart"/>
+      <w:r>
+        <w:rPr>
+          <w:lang w:val="en-US"/>
+        </w:rPr>
+        <w:t>user_id</w:t>
+      </w:r>
+      <w:proofErr w:type="spellEnd"/>
+      <w:r>
+        <w:rPr>
+          <w:lang w:val="en-US"/>
+        </w:rPr>
+        <w:t>)</w:t>
       </w:r>
       <w:r>
         <w:rPr>
           <w:lang w:val="en-US"/>
         </w:rPr>
         <w:br/>
-        <w:t xml:space="preserve">    db.session.add(new_token_instance)</w:t>
+        <w:t xml:space="preserve">    </w:t>
+      </w:r>
+      <w:proofErr w:type="spellStart"/>
+      <w:r>
+        <w:rPr>
+          <w:lang w:val="en-US"/>
+        </w:rPr>
+        <w:t>db.session.add</w:t>
+      </w:r>
+      <w:proofErr w:type="spellEnd"/>
+      <w:r>
+        <w:rPr>
+          <w:lang w:val="en-US"/>
+        </w:rPr>
+        <w:t>(</w:t>
+      </w:r>
+      <w:proofErr w:type="spellStart"/>
+      <w:r>
+        <w:rPr>
+          <w:lang w:val="en-US"/>
+        </w:rPr>
+        <w:t>new_token_instance</w:t>
+      </w:r>
+      <w:proofErr w:type="spellEnd"/>
+      <w:r>
+        <w:rPr>
+          <w:lang w:val="en-US"/>
+        </w:rPr>
+        <w:t>)</w:t>
       </w:r>
       <w:r>
         <w:rPr>
           <w:lang w:val="en-US"/>
         </w:rPr>
         <w:br/>
-        <w:t xml:space="preserve">    db.session.commit()</w:t>
+        <w:t xml:space="preserve">    </w:t>
+      </w:r>
+      <w:proofErr w:type="spellStart"/>
+      <w:r>
+        <w:rPr>
+          <w:lang w:val="en-US"/>
+        </w:rPr>
+        <w:t>db.session.commit</w:t>
+      </w:r>
+      <w:proofErr w:type="spellEnd"/>
+      <w:r>
+        <w:rPr>
+          <w:lang w:val="en-US"/>
+        </w:rPr>
+        <w:t>()</w:t>
       </w:r>
       <w:r>
         <w:rPr>
           <w:lang w:val="en-US"/>
         </w:rPr>
         <w:br/>
-        <w:t xml:space="preserve"> return new_token</w:t>
-      </w:r>
+        <w:t xml:space="preserve"> return </w:t>
+      </w:r>
+      <w:proofErr w:type="spellStart"/>
+      <w:r>
+        <w:rPr>
+          <w:lang w:val="en-US"/>
+        </w:rPr>
+        <w:t>new_token</w:t>
+      </w:r>
+      <w:proofErr w:type="spellEnd"/>
       <w:r>
         <w:rPr>
           <w:lang w:val="en-US"/>
@@ -9042,7 +9817,7 @@
       <w:pPr>
         <w:pStyle w:val="berschrift2"/>
       </w:pPr>
-      <w:bookmarkStart w:id="16" w:name="_Toc194743724"/>
+      <w:bookmarkStart w:id="16" w:name="_Toc194767447"/>
       <w:r>
         <w:t>Datenbank-Migration</w:t>
       </w:r>
@@ -9055,7 +9830,7 @@
       <w:pPr>
         <w:pStyle w:val="berschrift3"/>
       </w:pPr>
-      <w:bookmarkStart w:id="17" w:name="_Toc194743725"/>
+      <w:bookmarkStart w:id="17" w:name="_Toc194767448"/>
       <w:r>
         <w:t>Ursprüngliche Herausforderung</w:t>
       </w:r>
@@ -9164,7 +9939,7 @@
       <w:pPr>
         <w:pStyle w:val="berschrift3"/>
       </w:pPr>
-      <w:bookmarkStart w:id="18" w:name="_Toc194743726"/>
+      <w:bookmarkStart w:id="18" w:name="_Toc194767449"/>
       <w:r>
         <w:t>Lösung</w:t>
       </w:r>
@@ -9178,11 +9953,19 @@
         <w:t>e</w:t>
       </w:r>
       <w:r>
-        <w:t xml:space="preserve"> Flask-Migrate oder ähnliche Bibliotheken.</w:t>
-      </w:r>
-      <w:r>
         <w:t xml:space="preserve"> </w:t>
       </w:r>
+      <w:proofErr w:type="spellStart"/>
+      <w:r>
+        <w:t>Flask-Migrate</w:t>
+      </w:r>
+      <w:proofErr w:type="spellEnd"/>
+      <w:r>
+        <w:t> oder ähnliche Bibliotheken.</w:t>
+      </w:r>
+      <w:r>
+        <w:t xml:space="preserve"> </w:t>
+      </w:r>
       <w:r>
         <w:t>(Erklärung folgt)</w:t>
       </w:r>
@@ -9274,26 +10057,76 @@
         <w:t xml:space="preserve">. </w:t>
       </w:r>
       <w:r>
-        <w:t xml:space="preserve">Beim Neustart der Anwendung wurden die Tabellen durch den Befehl db.create_all() automatisch neu erstellt. </w:t>
-      </w:r>
-      <w:r>
-        <w:rPr>
-          <w:lang w:val="en-US"/>
-        </w:rPr>
-        <w:t>(siehe main() in views.py).</w:t>
-      </w:r>
-    </w:p>
-    <w:p>
-      <w:pPr>
-        <w:rPr>
-          <w:lang w:val="en-US"/>
-        </w:rPr>
-      </w:pPr>
-      <w:r>
-        <w:rPr>
-          <w:lang w:val="en-US"/>
-        </w:rPr>
-        <w:t xml:space="preserve">def main():  </w:t>
+        <w:t xml:space="preserve">Beim Neustart der Anwendung wurden die Tabellen durch den Befehl </w:t>
+      </w:r>
+      <w:proofErr w:type="spellStart"/>
+      <w:r>
+        <w:t>db.create_all</w:t>
+      </w:r>
+      <w:proofErr w:type="spellEnd"/>
+      <w:r>
+        <w:t xml:space="preserve">() automatisch neu erstellt. </w:t>
+      </w:r>
+      <w:r>
+        <w:rPr>
+          <w:lang w:val="en-US"/>
+        </w:rPr>
+        <w:t>(</w:t>
+      </w:r>
+      <w:proofErr w:type="spellStart"/>
+      <w:r>
+        <w:rPr>
+          <w:lang w:val="en-US"/>
+        </w:rPr>
+        <w:t>siehe</w:t>
+      </w:r>
+      <w:proofErr w:type="spellEnd"/>
+      <w:r>
+        <w:rPr>
+          <w:lang w:val="en-US"/>
+        </w:rPr>
+        <w:t> </w:t>
+      </w:r>
+      <w:proofErr w:type="gramStart"/>
+      <w:r>
+        <w:rPr>
+          <w:lang w:val="en-US"/>
+        </w:rPr>
+        <w:t>main(</w:t>
+      </w:r>
+      <w:proofErr w:type="gramEnd"/>
+      <w:r>
+        <w:rPr>
+          <w:lang w:val="en-US"/>
+        </w:rPr>
+        <w:t>) in views.py).</w:t>
+      </w:r>
+    </w:p>
+    <w:p>
+      <w:pPr>
+        <w:rPr>
+          <w:lang w:val="en-US"/>
+        </w:rPr>
+      </w:pPr>
+      <w:r>
+        <w:rPr>
+          <w:lang w:val="en-US"/>
+        </w:rPr>
+        <w:t xml:space="preserve">def </w:t>
+      </w:r>
+      <w:proofErr w:type="gramStart"/>
+      <w:r>
+        <w:rPr>
+          <w:lang w:val="en-US"/>
+        </w:rPr>
+        <w:t>main(</w:t>
+      </w:r>
+      <w:proofErr w:type="gramEnd"/>
+      <w:r>
+        <w:rPr>
+          <w:lang w:val="en-US"/>
+        </w:rPr>
+        <w:t xml:space="preserve">):  </w:t>
       </w:r>
     </w:p>
     <w:p>
@@ -9312,20 +10145,84 @@
         <w:rPr>
           <w:lang w:val="en-US"/>
         </w:rPr>
-        <w:t xml:space="preserve">with app.app_context():  </w:t>
-      </w:r>
-    </w:p>
-    <w:p>
-      <w:pPr>
-        <w:rPr>
-          <w:lang w:val="en-US"/>
-        </w:rPr>
-      </w:pPr>
-      <w:r>
-        <w:rPr>
-          <w:lang w:val="en-US"/>
-        </w:rPr>
-        <w:t xml:space="preserve">        if not os.path.exists(Config.INSTANCE_DIR):  </w:t>
+        <w:t xml:space="preserve">with </w:t>
+      </w:r>
+      <w:proofErr w:type="spellStart"/>
+      <w:r>
+        <w:rPr>
+          <w:lang w:val="en-US"/>
+        </w:rPr>
+        <w:t>app.app_</w:t>
+      </w:r>
+      <w:proofErr w:type="gramStart"/>
+      <w:r>
+        <w:rPr>
+          <w:lang w:val="en-US"/>
+        </w:rPr>
+        <w:t>context</w:t>
+      </w:r>
+      <w:proofErr w:type="spellEnd"/>
+      <w:r>
+        <w:rPr>
+          <w:lang w:val="en-US"/>
+        </w:rPr>
+        <w:t>(</w:t>
+      </w:r>
+      <w:proofErr w:type="gramEnd"/>
+      <w:r>
+        <w:rPr>
+          <w:lang w:val="en-US"/>
+        </w:rPr>
+        <w:t xml:space="preserve">):  </w:t>
+      </w:r>
+    </w:p>
+    <w:p>
+      <w:pPr>
+        <w:rPr>
+          <w:lang w:val="en-US"/>
+        </w:rPr>
+      </w:pPr>
+      <w:r>
+        <w:rPr>
+          <w:lang w:val="en-US"/>
+        </w:rPr>
+        <w:t xml:space="preserve">        if not </w:t>
+      </w:r>
+      <w:proofErr w:type="spellStart"/>
+      <w:proofErr w:type="gramStart"/>
+      <w:r>
+        <w:rPr>
+          <w:lang w:val="en-US"/>
+        </w:rPr>
+        <w:t>os.path</w:t>
+      </w:r>
+      <w:proofErr w:type="gramEnd"/>
+      <w:r>
+        <w:rPr>
+          <w:lang w:val="en-US"/>
+        </w:rPr>
+        <w:t>.exists</w:t>
+      </w:r>
+      <w:proofErr w:type="spellEnd"/>
+      <w:r>
+        <w:rPr>
+          <w:lang w:val="en-US"/>
+        </w:rPr>
+        <w:t>(</w:t>
+      </w:r>
+      <w:proofErr w:type="spellStart"/>
+      <w:r>
+        <w:rPr>
+          <w:lang w:val="en-US"/>
+        </w:rPr>
+        <w:t>Config.INSTANCE_DIR</w:t>
+      </w:r>
+      <w:proofErr w:type="spellEnd"/>
+      <w:r>
+        <w:rPr>
+          <w:lang w:val="en-US"/>
+        </w:rPr>
+        <w:t xml:space="preserve">):  </w:t>
       </w:r>
     </w:p>
     <w:p>
@@ -9340,37 +10237,77 @@
         </w:rPr>
         <w:t xml:space="preserve">            </w:t>
       </w:r>
+      <w:proofErr w:type="spellStart"/>
+      <w:proofErr w:type="gramStart"/>
       <w:r>
         <w:rPr>
           <w:lang w:val="fr-FR"/>
         </w:rPr>
-        <w:t xml:space="preserve">os.makedirs(Config.INSTANCE_DIR)  </w:t>
-      </w:r>
-    </w:p>
-    <w:p>
-      <w:pPr>
-        <w:rPr>
-          <w:lang w:val="en-US"/>
-        </w:rPr>
-      </w:pPr>
+        <w:t>os.makedirs</w:t>
+      </w:r>
+      <w:proofErr w:type="spellEnd"/>
+      <w:proofErr w:type="gramEnd"/>
       <w:r>
         <w:rPr>
           <w:lang w:val="fr-FR"/>
         </w:rPr>
+        <w:t>(</w:t>
+      </w:r>
+      <w:proofErr w:type="spellStart"/>
+      <w:r>
+        <w:rPr>
+          <w:lang w:val="fr-FR"/>
+        </w:rPr>
+        <w:t>Config.INSTANCE_DIR</w:t>
+      </w:r>
+      <w:proofErr w:type="spellEnd"/>
+      <w:r>
+        <w:rPr>
+          <w:lang w:val="fr-FR"/>
+        </w:rPr>
+        <w:t xml:space="preserve">)  </w:t>
+      </w:r>
+    </w:p>
+    <w:p>
+      <w:pPr>
+        <w:rPr>
+          <w:lang w:val="en-US"/>
+        </w:rPr>
+      </w:pPr>
+      <w:r>
+        <w:rPr>
+          <w:lang w:val="fr-FR"/>
+        </w:rPr>
         <w:t xml:space="preserve">        </w:t>
       </w:r>
-      <w:r>
-        <w:rPr>
-          <w:lang w:val="en-US"/>
-        </w:rPr>
-        <w:t xml:space="preserve">db.create_all() </w:t>
+      <w:proofErr w:type="spellStart"/>
+      <w:proofErr w:type="gramStart"/>
+      <w:r>
+        <w:rPr>
+          <w:lang w:val="en-US"/>
+        </w:rPr>
+        <w:t>db.create</w:t>
+      </w:r>
+      <w:proofErr w:type="gramEnd"/>
+      <w:r>
+        <w:rPr>
+          <w:lang w:val="en-US"/>
+        </w:rPr>
+        <w:t>_all</w:t>
+      </w:r>
+      <w:proofErr w:type="spellEnd"/>
+      <w:r>
+        <w:rPr>
+          <w:lang w:val="en-US"/>
+        </w:rPr>
+        <w:t xml:space="preserve">() </w:t>
       </w:r>
     </w:p>
     <w:p>
       <w:pPr>
         <w:pStyle w:val="berschrift3"/>
       </w:pPr>
-      <w:bookmarkStart w:id="19" w:name="_Toc194743727"/>
+      <w:bookmarkStart w:id="19" w:name="_Toc194767450"/>
       <w:r>
         <w:t>Konsequenzen</w:t>
       </w:r>
@@ -9394,7 +10331,7 @@
       <w:pPr>
         <w:pStyle w:val="berschrift3"/>
       </w:pPr>
-      <w:bookmarkStart w:id="20" w:name="_Toc194743728"/>
+      <w:bookmarkStart w:id="20" w:name="_Toc194767451"/>
       <w:r>
         <w:t>Empfohlene zukünftige Lösung</w:t>
       </w:r>
@@ -9408,7 +10345,15 @@
         <w:t xml:space="preserve">Die </w:t>
       </w:r>
       <w:r>
-        <w:t xml:space="preserve">Integration von Flask-Migrate ist </w:t>
+        <w:t xml:space="preserve">Integration von </w:t>
+      </w:r>
+      <w:proofErr w:type="spellStart"/>
+      <w:r>
+        <w:t>Flask-Migrate</w:t>
+      </w:r>
+      <w:proofErr w:type="spellEnd"/>
+      <w:r>
+        <w:t xml:space="preserve"> ist </w:t>
       </w:r>
       <w:r>
         <w:t xml:space="preserve">eine Lösung für die </w:t>
@@ -9417,7 +10362,15 @@
         <w:t>V</w:t>
       </w:r>
       <w:r>
-        <w:t>ersionskotrolle von Datenbankmigrationen. Durch die Hilfe von Flask-Migrate können die Datenbankschema</w:t>
+        <w:t xml:space="preserve">ersionskotrolle von Datenbankmigrationen. Durch die Hilfe von </w:t>
+      </w:r>
+      <w:proofErr w:type="spellStart"/>
+      <w:r>
+        <w:t>Flask-Migrate</w:t>
+      </w:r>
+      <w:proofErr w:type="spellEnd"/>
+      <w:r>
+        <w:t xml:space="preserve"> können die Datenbankschema</w:t>
       </w:r>
       <w:r>
         <w:t>ä</w:t>
@@ -9600,7 +10553,15 @@
       </w:r>
       <w:r>
         <w:br/>
-        <w:t xml:space="preserve">Die Integration von Flask-Migrate ergänzt die zuvor implementierte Token-Selbstreinigung, indem sie sicherstellt, </w:t>
+        <w:t xml:space="preserve">Die Integration von </w:t>
+      </w:r>
+      <w:proofErr w:type="spellStart"/>
+      <w:r>
+        <w:t>Flask-Migrate</w:t>
+      </w:r>
+      <w:proofErr w:type="spellEnd"/>
+      <w:r>
+        <w:t xml:space="preserve"> ergänzt die zuvor implementierte Token-Selbstreinigung, indem sie sicherstellt, </w:t>
       </w:r>
       <w:r>
         <w:t>das</w:t>
@@ -9622,7 +10583,15 @@
       </w:r>
       <w:r>
         <w:lastRenderedPageBreak/>
-        <w:t>wie token_erstelldatum) nahtlos in Produktivumgebungen übernommen werde</w:t>
+        <w:t>wie </w:t>
+      </w:r>
+      <w:proofErr w:type="spellStart"/>
+      <w:r>
+        <w:t>token_erstelldatum</w:t>
+      </w:r>
+      <w:proofErr w:type="spellEnd"/>
+      <w:r>
+        <w:t>) nahtlos in Produktivumgebungen übernommen werde</w:t>
       </w:r>
       <w:r>
         <w:t>n</w:t>
@@ -9635,7 +10604,7 @@
       <w:pPr>
         <w:pStyle w:val="berschrift2"/>
       </w:pPr>
-      <w:bookmarkStart w:id="21" w:name="_Toc194743729"/>
+      <w:bookmarkStart w:id="21" w:name="_Toc194767452"/>
       <w:r>
         <w:t>Frontend-Backend-Kommunikation</w:t>
       </w:r>
@@ -9645,7 +10614,7 @@
       <w:pPr>
         <w:pStyle w:val="berschrift3"/>
       </w:pPr>
-      <w:bookmarkStart w:id="22" w:name="_Toc194743730"/>
+      <w:bookmarkStart w:id="22" w:name="_Toc194767453"/>
       <w:r>
         <w:t>Problem: CORS-Fehler</w:t>
       </w:r>
@@ -9687,7 +10656,7 @@
       <w:pPr>
         <w:pStyle w:val="berschrift3"/>
       </w:pPr>
-      <w:bookmarkStart w:id="23" w:name="_Toc194743731"/>
+      <w:bookmarkStart w:id="23" w:name="_Toc194767454"/>
       <w:r>
         <w:t>Lösung (mit Trade-off)</w:t>
       </w:r>
@@ -9719,7 +10688,23 @@
     </w:p>
     <w:p>
       <w:r>
-        <w:t xml:space="preserve">Beispiel: Eine Anfrage an /api/topics muss vom Backend </w:t>
+        <w:t>Beispiel: Eine Anfrage an /</